--- a/note googlespreedsheet.docx
+++ b/note googlespreedsheet.docx
@@ -2,15 +2,361 @@
 <file path=word/document.xml><?xml version="1.0" encoding="utf-8"?>
 <w:document xmlns:wpc="http://schemas.microsoft.com/office/word/2010/wordprocessingCanvas" xmlns:cx="http://schemas.microsoft.com/office/drawing/2014/chartex" xmlns:cx1="http://schemas.microsoft.com/office/drawing/2015/9/8/chartex" xmlns:cx2="http://schemas.microsoft.com/office/drawing/2015/10/21/chartex" xmlns:cx3="http://schemas.microsoft.com/office/drawing/2016/5/9/chartex" xmlns:cx4="http://schemas.microsoft.com/office/drawing/2016/5/10/chartex" xmlns:cx5="http://schemas.microsoft.com/office/drawing/2016/5/11/chartex" xmlns:cx6="http://schemas.microsoft.com/office/drawing/2016/5/12/chartex" xmlns:cx7="http://schemas.microsoft.com/office/drawing/2016/5/13/chartex" xmlns:cx8="http://schemas.microsoft.com/office/drawing/2016/5/14/chartex" xmlns:mc="http://schemas.openxmlformats.org/markup-compatibility/2006" xmlns:aink="http://schemas.microsoft.com/office/drawing/2016/ink" xmlns:am3d="http://schemas.microsoft.com/office/drawing/2017/model3d" xmlns:o="urn:schemas-microsoft-com:office:office" xmlns:oel="http://schemas.microsoft.com/office/2019/extlst" xmlns:r="http://schemas.openxmlformats.org/officeDocument/2006/relationships" xmlns:m="http://schemas.openxmlformats.org/officeDocument/2006/math" xmlns:v="urn:schemas-microsoft-com:vml" xmlns:wp14="http://schemas.microsoft.com/office/word/2010/wordprocessingDrawing" xmlns:wp="http://schemas.openxmlformats.org/drawingml/2006/wordprocessingDrawing" xmlns:w10="urn:schemas-microsoft-com:office:word" xmlns:w="http://schemas.openxmlformats.org/wordprocessingml/2006/main" xmlns:w14="http://schemas.microsoft.com/office/word/2010/wordml" xmlns:w15="http://schemas.microsoft.com/office/word/2012/wordml" xmlns:w16cex="http://schemas.microsoft.com/office/word/2018/wordml/cex" xmlns:w16cid="http://schemas.microsoft.com/office/word/2016/wordml/cid" xmlns:w16="http://schemas.microsoft.com/office/word/2018/wordml" xmlns:w16du="http://schemas.microsoft.com/office/word/2023/wordml/word16du" xmlns:w16sdtdh="http://schemas.microsoft.com/office/word/2020/wordml/sdtdatahash" xmlns:w16sdtfl="http://schemas.microsoft.com/office/word/2024/wordml/sdtformatlock" xmlns:w16se="http://schemas.microsoft.com/office/word/2015/wordml/symex" xmlns:wpg="http://schemas.microsoft.com/office/word/2010/wordprocessingGroup" xmlns:wpi="http://schemas.microsoft.com/office/word/2010/wordprocessingInk" xmlns:wne="http://schemas.microsoft.com/office/word/2006/wordml" xmlns:wps="http://schemas.microsoft.com/office/word/2010/wordprocessingShape" mc:Ignorable="w14 w15 w16se w16cid w16 w16cex w16sdtdh w16sdtfl w16du wp14">
   <w:body>
-    <w:p/>
+    <w:p>
+      <w:pPr>
+        <w:spacing w:after="0" w:line="240" w:lineRule="auto"/>
+        <w:jc w:val="center"/>
+        <w:rPr>
+          <w:rFonts w:ascii="Arial Narrow" w:hAnsi="Arial Narrow"/>
+          <w:sz w:val="24"/>
+          <w:szCs w:val="24"/>
+        </w:rPr>
+      </w:pPr>
+      <w:r>
+        <w:rPr>
+          <w:rFonts w:ascii="Arial Narrow" w:hAnsi="Arial Narrow"/>
+          <w:sz w:val="24"/>
+          <w:szCs w:val="24"/>
+        </w:rPr>
+        <w:t xml:space="preserve">001 - </w:t>
+      </w:r>
+      <w:proofErr w:type="spellStart"/>
+      <w:r>
+        <w:rPr>
+          <w:rFonts w:ascii="Arial Narrow" w:hAnsi="Arial Narrow"/>
+          <w:sz w:val="24"/>
+          <w:szCs w:val="24"/>
+        </w:rPr>
+        <w:t>Belajar</w:t>
+      </w:r>
+      <w:proofErr w:type="spellEnd"/>
+      <w:r>
+        <w:rPr>
+          <w:rFonts w:ascii="Arial Narrow" w:hAnsi="Arial Narrow"/>
+          <w:sz w:val="24"/>
+          <w:szCs w:val="24"/>
+        </w:rPr>
+        <w:t xml:space="preserve"> Google Apps Script </w:t>
+      </w:r>
+      <w:proofErr w:type="spellStart"/>
+      <w:r>
+        <w:rPr>
+          <w:rFonts w:ascii="Arial Narrow" w:hAnsi="Arial Narrow"/>
+          <w:sz w:val="24"/>
+          <w:szCs w:val="24"/>
+        </w:rPr>
+        <w:t>dari</w:t>
+      </w:r>
+      <w:proofErr w:type="spellEnd"/>
+      <w:r>
+        <w:rPr>
+          <w:rFonts w:ascii="Arial Narrow" w:hAnsi="Arial Narrow"/>
+          <w:sz w:val="24"/>
+          <w:szCs w:val="24"/>
+        </w:rPr>
+        <w:t xml:space="preserve"> Nol </w:t>
+      </w:r>
+      <w:proofErr w:type="spellStart"/>
+      <w:r>
+        <w:rPr>
+          <w:rFonts w:ascii="Arial Narrow" w:hAnsi="Arial Narrow"/>
+          <w:sz w:val="24"/>
+          <w:szCs w:val="24"/>
+        </w:rPr>
+        <w:t>untuk</w:t>
+      </w:r>
+      <w:proofErr w:type="spellEnd"/>
+      <w:r>
+        <w:rPr>
+          <w:rFonts w:ascii="Arial Narrow" w:hAnsi="Arial Narrow"/>
+          <w:sz w:val="24"/>
+          <w:szCs w:val="24"/>
+        </w:rPr>
+        <w:t xml:space="preserve"> </w:t>
+      </w:r>
+      <w:proofErr w:type="spellStart"/>
+      <w:r>
+        <w:rPr>
+          <w:rFonts w:ascii="Arial Narrow" w:hAnsi="Arial Narrow"/>
+          <w:sz w:val="24"/>
+          <w:szCs w:val="24"/>
+        </w:rPr>
+        <w:t>Pemula</w:t>
+      </w:r>
+      <w:proofErr w:type="spellEnd"/>
+      <w:r>
+        <w:rPr>
+          <w:rFonts w:ascii="Arial Narrow" w:hAnsi="Arial Narrow"/>
+          <w:sz w:val="24"/>
+          <w:szCs w:val="24"/>
+        </w:rPr>
+        <w:t xml:space="preserve">! </w:t>
+      </w:r>
+      <w:proofErr w:type="spellStart"/>
+      <w:r>
+        <w:rPr>
+          <w:rFonts w:ascii="Arial Narrow" w:hAnsi="Arial Narrow"/>
+          <w:sz w:val="24"/>
+          <w:szCs w:val="24"/>
+        </w:rPr>
+        <w:t>Bangun</w:t>
+      </w:r>
+      <w:proofErr w:type="spellEnd"/>
+      <w:r>
+        <w:rPr>
+          <w:rFonts w:ascii="Arial Narrow" w:hAnsi="Arial Narrow"/>
+          <w:sz w:val="24"/>
+          <w:szCs w:val="24"/>
+        </w:rPr>
+        <w:t xml:space="preserve"> </w:t>
+      </w:r>
+      <w:proofErr w:type="spellStart"/>
+      <w:r>
+        <w:rPr>
+          <w:rFonts w:ascii="Arial Narrow" w:hAnsi="Arial Narrow"/>
+          <w:sz w:val="24"/>
+          <w:szCs w:val="24"/>
+        </w:rPr>
+        <w:t>Berbagai</w:t>
+      </w:r>
+      <w:proofErr w:type="spellEnd"/>
+      <w:r>
+        <w:rPr>
+          <w:rFonts w:ascii="Arial Narrow" w:hAnsi="Arial Narrow"/>
+          <w:sz w:val="24"/>
+          <w:szCs w:val="24"/>
+        </w:rPr>
+        <w:t xml:space="preserve"> Aplikasi, </w:t>
+      </w:r>
+      <w:proofErr w:type="spellStart"/>
+      <w:r>
+        <w:rPr>
+          <w:rFonts w:ascii="Arial Narrow" w:hAnsi="Arial Narrow"/>
+          <w:sz w:val="24"/>
+          <w:szCs w:val="24"/>
+        </w:rPr>
+        <w:t>Otomatisasi</w:t>
+      </w:r>
+      <w:proofErr w:type="spellEnd"/>
+      <w:r>
+        <w:rPr>
+          <w:rFonts w:ascii="Arial Narrow" w:hAnsi="Arial Narrow"/>
+          <w:sz w:val="24"/>
+          <w:szCs w:val="24"/>
+        </w:rPr>
+        <w:t xml:space="preserve"> </w:t>
+      </w:r>
+      <w:proofErr w:type="spellStart"/>
+      <w:r>
+        <w:rPr>
+          <w:rFonts w:ascii="Arial Narrow" w:hAnsi="Arial Narrow"/>
+          <w:sz w:val="24"/>
+          <w:szCs w:val="24"/>
+        </w:rPr>
+        <w:t>Pekerjaanmu</w:t>
+      </w:r>
+      <w:proofErr w:type="spellEnd"/>
+      <w:r>
+        <w:rPr>
+          <w:rFonts w:ascii="Arial Narrow" w:hAnsi="Arial Narrow"/>
+          <w:sz w:val="24"/>
+          <w:szCs w:val="24"/>
+        </w:rPr>
+        <w:t>!</w:t>
+      </w:r>
+    </w:p>
+    <w:p>
+      <w:pPr>
+        <w:spacing w:after="0" w:line="240" w:lineRule="auto"/>
+        <w:rPr>
+          <w:rFonts w:ascii="Arial Narrow" w:hAnsi="Arial Narrow"/>
+          <w:sz w:val="24"/>
+          <w:szCs w:val="24"/>
+        </w:rPr>
+      </w:pPr>
+    </w:p>
+    <w:p>
+      <w:pPr>
+        <w:spacing w:after="0" w:line="240" w:lineRule="auto"/>
+        <w:rPr>
+          <w:rFonts w:ascii="Arial Narrow" w:hAnsi="Arial Narrow"/>
+          <w:sz w:val="24"/>
+          <w:szCs w:val="24"/>
+        </w:rPr>
+      </w:pPr>
+      <w:proofErr w:type="spellStart"/>
+      <w:r>
+        <w:rPr>
+          <w:rFonts w:ascii="Arial Narrow" w:hAnsi="Arial Narrow"/>
+          <w:sz w:val="24"/>
+          <w:szCs w:val="24"/>
+        </w:rPr>
+        <w:t>Zcvzxcvzx</w:t>
+      </w:r>
+      <w:proofErr w:type="spellEnd"/>
+    </w:p>
+    <w:p>
+      <w:pPr>
+        <w:spacing w:after="0" w:line="240" w:lineRule="auto"/>
+        <w:rPr>
+          <w:rFonts w:ascii="Arial Narrow" w:hAnsi="Arial Narrow"/>
+          <w:sz w:val="24"/>
+          <w:szCs w:val="24"/>
+        </w:rPr>
+      </w:pPr>
+      <w:proofErr w:type="spellStart"/>
+      <w:r>
+        <w:rPr>
+          <w:rFonts w:ascii="Arial Narrow" w:hAnsi="Arial Narrow"/>
+          <w:sz w:val="24"/>
+          <w:szCs w:val="24"/>
+        </w:rPr>
+        <w:t>Dassd</w:t>
+      </w:r>
+      <w:proofErr w:type="spellEnd"/>
+    </w:p>
+    <w:p>
+      <w:pPr>
+        <w:spacing w:after="0" w:line="240" w:lineRule="auto"/>
+        <w:rPr>
+          <w:rFonts w:ascii="Arial Narrow" w:hAnsi="Arial Narrow"/>
+          <w:sz w:val="24"/>
+          <w:szCs w:val="24"/>
+        </w:rPr>
+      </w:pPr>
+      <w:proofErr w:type="spellStart"/>
+      <w:r>
+        <w:rPr>
+          <w:rFonts w:ascii="Arial Narrow" w:hAnsi="Arial Narrow"/>
+          <w:sz w:val="24"/>
+          <w:szCs w:val="24"/>
+        </w:rPr>
+        <w:t>Asdgasdg</w:t>
+      </w:r>
+      <w:proofErr w:type="spellEnd"/>
+    </w:p>
+    <w:p>
+      <w:pPr>
+        <w:spacing w:after="0" w:line="240" w:lineRule="auto"/>
+        <w:rPr>
+          <w:rFonts w:ascii="Arial Narrow" w:hAnsi="Arial Narrow"/>
+          <w:sz w:val="24"/>
+          <w:szCs w:val="24"/>
+        </w:rPr>
+      </w:pPr>
+    </w:p>
     <w:sectPr>
+      <w:footerReference w:type="default" r:id="rId6"/>
       <w:pgSz w:w="11906" w:h="16838"/>
-      <w:pgMar w:top="1440" w:right="1440" w:bottom="1440" w:left="1440" w:header="708" w:footer="708" w:gutter="0"/>
+      <w:pgMar w:top="568" w:right="1440" w:bottom="1440" w:left="1440" w:header="708" w:footer="0" w:gutter="0"/>
       <w:cols w:space="708"/>
       <w:docGrid w:linePitch="360"/>
     </w:sectPr>
   </w:body>
 </w:document>
+</file>
+
+<file path=word/endnotes.xml><?xml version="1.0" encoding="utf-8"?>
+<w:endnotes xmlns:wpc="http://schemas.microsoft.com/office/word/2010/wordprocessingCanvas" xmlns:cx="http://schemas.microsoft.com/office/drawing/2014/chartex" xmlns:cx1="http://schemas.microsoft.com/office/drawing/2015/9/8/chartex" xmlns:cx2="http://schemas.microsoft.com/office/drawing/2015/10/21/chartex" xmlns:cx3="http://schemas.microsoft.com/office/drawing/2016/5/9/chartex" xmlns:cx4="http://schemas.microsoft.com/office/drawing/2016/5/10/chartex" xmlns:cx5="http://schemas.microsoft.com/office/drawing/2016/5/11/chartex" xmlns:cx6="http://schemas.microsoft.com/office/drawing/2016/5/12/chartex" xmlns:cx7="http://schemas.microsoft.com/office/drawing/2016/5/13/chartex" xmlns:cx8="http://schemas.microsoft.com/office/drawing/2016/5/14/chartex" xmlns:mc="http://schemas.openxmlformats.org/markup-compatibility/2006" xmlns:aink="http://schemas.microsoft.com/office/drawing/2016/ink" xmlns:am3d="http://schemas.microsoft.com/office/drawing/2017/model3d" xmlns:o="urn:schemas-microsoft-com:office:office" xmlns:oel="http://schemas.microsoft.com/office/2019/extlst" xmlns:r="http://schemas.openxmlformats.org/officeDocument/2006/relationships" xmlns:m="http://schemas.openxmlformats.org/officeDocument/2006/math" xmlns:v="urn:schemas-microsoft-com:vml" xmlns:wp14="http://schemas.microsoft.com/office/word/2010/wordprocessingDrawing" xmlns:wp="http://schemas.openxmlformats.org/drawingml/2006/wordprocessingDrawing" xmlns:w10="urn:schemas-microsoft-com:office:word" xmlns:w="http://schemas.openxmlformats.org/wordprocessingml/2006/main" xmlns:w14="http://schemas.microsoft.com/office/word/2010/wordml" xmlns:w15="http://schemas.microsoft.com/office/word/2012/wordml" xmlns:w16cex="http://schemas.microsoft.com/office/word/2018/wordml/cex" xmlns:w16cid="http://schemas.microsoft.com/office/word/2016/wordml/cid" xmlns:w16="http://schemas.microsoft.com/office/word/2018/wordml" xmlns:w16du="http://schemas.microsoft.com/office/word/2023/wordml/word16du" xmlns:w16sdtdh="http://schemas.microsoft.com/office/word/2020/wordml/sdtdatahash" xmlns:w16sdtfl="http://schemas.microsoft.com/office/word/2024/wordml/sdtformatlock" xmlns:w16se="http://schemas.microsoft.com/office/word/2015/wordml/symex" xmlns:wpg="http://schemas.microsoft.com/office/word/2010/wordprocessingGroup" xmlns:wpi="http://schemas.microsoft.com/office/word/2010/wordprocessingInk" xmlns:wne="http://schemas.microsoft.com/office/word/2006/wordml" xmlns:wps="http://schemas.microsoft.com/office/word/2010/wordprocessingShape" mc:Ignorable="w14 w15 w16se w16cid w16 w16cex w16sdtdh w16sdtfl w16du wp14">
+  <w:endnote w:type="separator" w:id="-1">
+    <w:p>
+      <w:pPr>
+        <w:spacing w:after="0" w:line="240" w:lineRule="auto"/>
+      </w:pPr>
+      <w:r>
+        <w:separator/>
+      </w:r>
+    </w:p>
+  </w:endnote>
+  <w:endnote w:type="continuationSeparator" w:id="0">
+    <w:p>
+      <w:pPr>
+        <w:spacing w:after="0" w:line="240" w:lineRule="auto"/>
+      </w:pPr>
+      <w:r>
+        <w:continuationSeparator/>
+      </w:r>
+    </w:p>
+  </w:endnote>
+</w:endnotes>
+</file>
+
+<file path=word/footer1.xml><?xml version="1.0" encoding="utf-8"?>
+<w:ftr xmlns:wpc="http://schemas.microsoft.com/office/word/2010/wordprocessingCanvas" xmlns:cx="http://schemas.microsoft.com/office/drawing/2014/chartex" xmlns:cx1="http://schemas.microsoft.com/office/drawing/2015/9/8/chartex" xmlns:cx2="http://schemas.microsoft.com/office/drawing/2015/10/21/chartex" xmlns:cx3="http://schemas.microsoft.com/office/drawing/2016/5/9/chartex" xmlns:cx4="http://schemas.microsoft.com/office/drawing/2016/5/10/chartex" xmlns:cx5="http://schemas.microsoft.com/office/drawing/2016/5/11/chartex" xmlns:cx6="http://schemas.microsoft.com/office/drawing/2016/5/12/chartex" xmlns:cx7="http://schemas.microsoft.com/office/drawing/2016/5/13/chartex" xmlns:cx8="http://schemas.microsoft.com/office/drawing/2016/5/14/chartex" xmlns:mc="http://schemas.openxmlformats.org/markup-compatibility/2006" xmlns:aink="http://schemas.microsoft.com/office/drawing/2016/ink" xmlns:am3d="http://schemas.microsoft.com/office/drawing/2017/model3d" xmlns:o="urn:schemas-microsoft-com:office:office" xmlns:oel="http://schemas.microsoft.com/office/2019/extlst" xmlns:r="http://schemas.openxmlformats.org/officeDocument/2006/relationships" xmlns:m="http://schemas.openxmlformats.org/officeDocument/2006/math" xmlns:v="urn:schemas-microsoft-com:vml" xmlns:wp14="http://schemas.microsoft.com/office/word/2010/wordprocessingDrawing" xmlns:wp="http://schemas.openxmlformats.org/drawingml/2006/wordprocessingDrawing" xmlns:w10="urn:schemas-microsoft-com:office:word" xmlns:w="http://schemas.openxmlformats.org/wordprocessingml/2006/main" xmlns:w14="http://schemas.microsoft.com/office/word/2010/wordml" xmlns:w15="http://schemas.microsoft.com/office/word/2012/wordml" xmlns:w16cex="http://schemas.microsoft.com/office/word/2018/wordml/cex" xmlns:w16cid="http://schemas.microsoft.com/office/word/2016/wordml/cid" xmlns:w16="http://schemas.microsoft.com/office/word/2018/wordml" xmlns:w16du="http://schemas.microsoft.com/office/word/2023/wordml/word16du" xmlns:w16sdtdh="http://schemas.microsoft.com/office/word/2020/wordml/sdtdatahash" xmlns:w16sdtfl="http://schemas.microsoft.com/office/word/2024/wordml/sdtformatlock" xmlns:w16se="http://schemas.microsoft.com/office/word/2015/wordml/symex" xmlns:wpg="http://schemas.microsoft.com/office/word/2010/wordprocessingGroup" xmlns:wpi="http://schemas.microsoft.com/office/word/2010/wordprocessingInk" xmlns:wne="http://schemas.microsoft.com/office/word/2006/wordml" xmlns:wps="http://schemas.microsoft.com/office/word/2010/wordprocessingShape" mc:Ignorable="w14 w15 w16se w16cid w16 w16cex w16sdtdh w16sdtfl w16du wp14">
+  <w:sdt>
+    <w:sdtPr>
+      <w:id w:val="-686371940"/>
+      <w:docPartObj>
+        <w:docPartGallery w:val="Page Numbers (Bottom of Page)"/>
+        <w:docPartUnique/>
+      </w:docPartObj>
+    </w:sdtPr>
+    <w:sdtEndPr>
+      <w:rPr>
+        <w:noProof/>
+      </w:rPr>
+    </w:sdtEndPr>
+    <w:sdtContent>
+      <w:p>
+        <w:pPr>
+          <w:pStyle w:val="Footer"/>
+          <w:jc w:val="center"/>
+        </w:pPr>
+        <w:r>
+          <w:fldChar w:fldCharType="begin"/>
+        </w:r>
+        <w:r>
+          <w:instrText xml:space="preserve"> PAGE   \* MERGEFORMAT </w:instrText>
+        </w:r>
+        <w:r>
+          <w:fldChar w:fldCharType="separate"/>
+        </w:r>
+        <w:r>
+          <w:rPr>
+            <w:noProof/>
+          </w:rPr>
+          <w:t>2</w:t>
+        </w:r>
+        <w:r>
+          <w:rPr>
+            <w:noProof/>
+          </w:rPr>
+          <w:fldChar w:fldCharType="end"/>
+        </w:r>
+      </w:p>
+    </w:sdtContent>
+  </w:sdt>
+  <w:p>
+    <w:pPr>
+      <w:pStyle w:val="Footer"/>
+    </w:pPr>
+  </w:p>
+</w:ftr>
+</file>
+
+<file path=word/footnotes.xml><?xml version="1.0" encoding="utf-8"?>
+<w:footnotes xmlns:wpc="http://schemas.microsoft.com/office/word/2010/wordprocessingCanvas" xmlns:cx="http://schemas.microsoft.com/office/drawing/2014/chartex" xmlns:cx1="http://schemas.microsoft.com/office/drawing/2015/9/8/chartex" xmlns:cx2="http://schemas.microsoft.com/office/drawing/2015/10/21/chartex" xmlns:cx3="http://schemas.microsoft.com/office/drawing/2016/5/9/chartex" xmlns:cx4="http://schemas.microsoft.com/office/drawing/2016/5/10/chartex" xmlns:cx5="http://schemas.microsoft.com/office/drawing/2016/5/11/chartex" xmlns:cx6="http://schemas.microsoft.com/office/drawing/2016/5/12/chartex" xmlns:cx7="http://schemas.microsoft.com/office/drawing/2016/5/13/chartex" xmlns:cx8="http://schemas.microsoft.com/office/drawing/2016/5/14/chartex" xmlns:mc="http://schemas.openxmlformats.org/markup-compatibility/2006" xmlns:aink="http://schemas.microsoft.com/office/drawing/2016/ink" xmlns:am3d="http://schemas.microsoft.com/office/drawing/2017/model3d" xmlns:o="urn:schemas-microsoft-com:office:office" xmlns:oel="http://schemas.microsoft.com/office/2019/extlst" xmlns:r="http://schemas.openxmlformats.org/officeDocument/2006/relationships" xmlns:m="http://schemas.openxmlformats.org/officeDocument/2006/math" xmlns:v="urn:schemas-microsoft-com:vml" xmlns:wp14="http://schemas.microsoft.com/office/word/2010/wordprocessingDrawing" xmlns:wp="http://schemas.openxmlformats.org/drawingml/2006/wordprocessingDrawing" xmlns:w10="urn:schemas-microsoft-com:office:word" xmlns:w="http://schemas.openxmlformats.org/wordprocessingml/2006/main" xmlns:w14="http://schemas.microsoft.com/office/word/2010/wordml" xmlns:w15="http://schemas.microsoft.com/office/word/2012/wordml" xmlns:w16cex="http://schemas.microsoft.com/office/word/2018/wordml/cex" xmlns:w16cid="http://schemas.microsoft.com/office/word/2016/wordml/cid" xmlns:w16="http://schemas.microsoft.com/office/word/2018/wordml" xmlns:w16du="http://schemas.microsoft.com/office/word/2023/wordml/word16du" xmlns:w16sdtdh="http://schemas.microsoft.com/office/word/2020/wordml/sdtdatahash" xmlns:w16sdtfl="http://schemas.microsoft.com/office/word/2024/wordml/sdtformatlock" xmlns:w16se="http://schemas.microsoft.com/office/word/2015/wordml/symex" xmlns:wpg="http://schemas.microsoft.com/office/word/2010/wordprocessingGroup" xmlns:wpi="http://schemas.microsoft.com/office/word/2010/wordprocessingInk" xmlns:wne="http://schemas.microsoft.com/office/word/2006/wordml" xmlns:wps="http://schemas.microsoft.com/office/word/2010/wordprocessingShape" mc:Ignorable="w14 w15 w16se w16cid w16 w16cex w16sdtdh w16sdtfl w16du wp14">
+  <w:footnote w:type="separator" w:id="-1">
+    <w:p>
+      <w:pPr>
+        <w:spacing w:after="0" w:line="240" w:lineRule="auto"/>
+      </w:pPr>
+      <w:r>
+        <w:separator/>
+      </w:r>
+    </w:p>
+  </w:footnote>
+  <w:footnote w:type="continuationSeparator" w:id="0">
+    <w:p>
+      <w:pPr>
+        <w:spacing w:after="0" w:line="240" w:lineRule="auto"/>
+      </w:pPr>
+      <w:r>
+        <w:continuationSeparator/>
+      </w:r>
+    </w:p>
+  </w:footnote>
+</w:footnotes>
 </file>
 
 <file path=word/styles.xml><?xml version="1.0" encoding="utf-8"?>
@@ -930,6 +1276,50 @@
       <w:spacing w:val="5"/>
     </w:rPr>
   </w:style>
+  <w:style w:type="paragraph" w:styleId="Header">
+    <w:name w:val="header"/>
+    <w:basedOn w:val="Normal"/>
+    <w:link w:val="HeaderChar"/>
+    <w:uiPriority w:val="99"/>
+    <w:unhideWhenUsed/>
+    <w:rsid w:val="0061476F"/>
+    <w:pPr>
+      <w:tabs>
+        <w:tab w:val="center" w:pos="4513"/>
+        <w:tab w:val="right" w:pos="9026"/>
+      </w:tabs>
+      <w:spacing w:after="0" w:line="240" w:lineRule="auto"/>
+    </w:pPr>
+  </w:style>
+  <w:style w:type="character" w:customStyle="1" w:styleId="HeaderChar">
+    <w:name w:val="Header Char"/>
+    <w:basedOn w:val="DefaultParagraphFont"/>
+    <w:link w:val="Header"/>
+    <w:uiPriority w:val="99"/>
+    <w:rsid w:val="0061476F"/>
+  </w:style>
+  <w:style w:type="paragraph" w:styleId="Footer">
+    <w:name w:val="footer"/>
+    <w:basedOn w:val="Normal"/>
+    <w:link w:val="FooterChar"/>
+    <w:uiPriority w:val="99"/>
+    <w:unhideWhenUsed/>
+    <w:rsid w:val="0061476F"/>
+    <w:pPr>
+      <w:tabs>
+        <w:tab w:val="center" w:pos="4513"/>
+        <w:tab w:val="right" w:pos="9026"/>
+      </w:tabs>
+      <w:spacing w:after="0" w:line="240" w:lineRule="auto"/>
+    </w:pPr>
+  </w:style>
+  <w:style w:type="character" w:customStyle="1" w:styleId="FooterChar">
+    <w:name w:val="Footer Char"/>
+    <w:basedOn w:val="DefaultParagraphFont"/>
+    <w:link w:val="Footer"/>
+    <w:uiPriority w:val="99"/>
+    <w:rsid w:val="0061476F"/>
+  </w:style>
 </w:styles>
 </file>
 

--- a/note googlespreedsheet.docx
+++ b/note googlespreedsheet.docx
@@ -184,16 +184,14 @@
           <w:szCs w:val="24"/>
         </w:rPr>
       </w:pPr>
-      <w:proofErr w:type="spellStart"/>
-      <w:r>
-        <w:rPr>
-          <w:rFonts w:ascii="Arial Narrow" w:hAnsi="Arial Narrow"/>
-          <w:sz w:val="24"/>
-          <w:szCs w:val="24"/>
-        </w:rPr>
-        <w:t>Zcvzxcvzx</w:t>
-      </w:r>
-      <w:proofErr w:type="spellEnd"/>
+      <w:r>
+        <w:rPr>
+          <w:rFonts w:ascii="Arial Narrow" w:hAnsi="Arial Narrow"/>
+          <w:sz w:val="24"/>
+          <w:szCs w:val="24"/>
+        </w:rPr>
+        <w:t>How to open project before start project:</w:t>
+      </w:r>
     </w:p>
     <w:p>
       <w:pPr>
@@ -204,16 +202,14 @@
           <w:szCs w:val="24"/>
         </w:rPr>
       </w:pPr>
-      <w:proofErr w:type="spellStart"/>
-      <w:r>
-        <w:rPr>
-          <w:rFonts w:ascii="Arial Narrow" w:hAnsi="Arial Narrow"/>
-          <w:sz w:val="24"/>
-          <w:szCs w:val="24"/>
-        </w:rPr>
-        <w:t>Dassd</w:t>
-      </w:r>
-      <w:proofErr w:type="spellEnd"/>
+      <w:r>
+        <w:rPr>
+          <w:rFonts w:ascii="Arial Narrow" w:hAnsi="Arial Narrow"/>
+          <w:sz w:val="24"/>
+          <w:szCs w:val="24"/>
+        </w:rPr>
+        <w:t>Sign in google drive:</w:t>
+      </w:r>
     </w:p>
     <w:p>
       <w:pPr>
@@ -224,16 +220,59 @@
           <w:szCs w:val="24"/>
         </w:rPr>
       </w:pPr>
-      <w:proofErr w:type="spellStart"/>
-      <w:r>
-        <w:rPr>
-          <w:rFonts w:ascii="Arial Narrow" w:hAnsi="Arial Narrow"/>
-          <w:sz w:val="24"/>
-          <w:szCs w:val="24"/>
-        </w:rPr>
-        <w:t>Asdgasdg</w:t>
-      </w:r>
-      <w:proofErr w:type="spellEnd"/>
+      <w:r>
+        <w:rPr>
+          <w:noProof/>
+        </w:rPr>
+        <w:drawing>
+          <wp:inline distT="0" distB="0" distL="0" distR="0" wp14:anchorId="0F318828" wp14:editId="65C71193">
+            <wp:extent cx="5731510" cy="1997075"/>
+            <wp:effectExtent l="0" t="0" r="2540" b="3175"/>
+            <wp:docPr id="1318826547" name="Picture 2"/>
+            <wp:cNvGraphicFramePr>
+              <a:graphicFrameLocks xmlns:a="http://schemas.openxmlformats.org/drawingml/2006/main" noChangeAspect="1"/>
+            </wp:cNvGraphicFramePr>
+            <a:graphic xmlns:a="http://schemas.openxmlformats.org/drawingml/2006/main">
+              <a:graphicData uri="http://schemas.openxmlformats.org/drawingml/2006/picture">
+                <pic:pic xmlns:pic="http://schemas.openxmlformats.org/drawingml/2006/picture">
+                  <pic:nvPicPr>
+                    <pic:cNvPr id="0" name="Picture 6"/>
+                    <pic:cNvPicPr>
+                      <a:picLocks noChangeAspect="1" noChangeArrowheads="1"/>
+                    </pic:cNvPicPr>
+                  </pic:nvPicPr>
+                  <pic:blipFill>
+                    <a:blip r:embed="rId7" cstate="print">
+                      <a:extLst>
+                        <a:ext uri="{28A0092B-C50C-407E-A947-70E740481C1C}">
+                          <a14:useLocalDpi xmlns:a14="http://schemas.microsoft.com/office/drawing/2010/main" val="0"/>
+                        </a:ext>
+                      </a:extLst>
+                    </a:blip>
+                    <a:srcRect/>
+                    <a:stretch>
+                      <a:fillRect/>
+                    </a:stretch>
+                  </pic:blipFill>
+                  <pic:spPr bwMode="auto">
+                    <a:xfrm>
+                      <a:off x="0" y="0"/>
+                      <a:ext cx="5731510" cy="1997075"/>
+                    </a:xfrm>
+                    <a:prstGeom prst="rect">
+                      <a:avLst/>
+                    </a:prstGeom>
+                    <a:noFill/>
+                    <a:ln>
+                      <a:noFill/>
+                    </a:ln>
+                  </pic:spPr>
+                </pic:pic>
+              </a:graphicData>
+            </a:graphic>
+          </wp:inline>
+        </w:drawing>
+      </w:r>
     </w:p>
     <w:p>
       <w:pPr>
@@ -245,8 +284,3542 @@
         </w:rPr>
       </w:pPr>
     </w:p>
+    <w:p>
+      <w:pPr>
+        <w:spacing w:after="0" w:line="240" w:lineRule="auto"/>
+        <w:rPr>
+          <w:rFonts w:ascii="Arial Narrow" w:hAnsi="Arial Narrow"/>
+          <w:sz w:val="24"/>
+          <w:szCs w:val="24"/>
+        </w:rPr>
+      </w:pPr>
+      <w:r>
+        <w:rPr>
+          <w:noProof/>
+        </w:rPr>
+        <w:drawing>
+          <wp:inline distT="0" distB="0" distL="0" distR="0" wp14:anchorId="03EC4E1B" wp14:editId="6A44A050">
+            <wp:extent cx="5731510" cy="1471930"/>
+            <wp:effectExtent l="0" t="0" r="2540" b="0"/>
+            <wp:docPr id="1271658481" name="Picture 3"/>
+            <wp:cNvGraphicFramePr>
+              <a:graphicFrameLocks xmlns:a="http://schemas.openxmlformats.org/drawingml/2006/main" noChangeAspect="1"/>
+            </wp:cNvGraphicFramePr>
+            <a:graphic xmlns:a="http://schemas.openxmlformats.org/drawingml/2006/main">
+              <a:graphicData uri="http://schemas.openxmlformats.org/drawingml/2006/picture">
+                <pic:pic xmlns:pic="http://schemas.openxmlformats.org/drawingml/2006/picture">
+                  <pic:nvPicPr>
+                    <pic:cNvPr id="0" name="Picture 8"/>
+                    <pic:cNvPicPr>
+                      <a:picLocks noChangeAspect="1" noChangeArrowheads="1"/>
+                    </pic:cNvPicPr>
+                  </pic:nvPicPr>
+                  <pic:blipFill>
+                    <a:blip r:embed="rId8" cstate="print">
+                      <a:extLst>
+                        <a:ext uri="{28A0092B-C50C-407E-A947-70E740481C1C}">
+                          <a14:useLocalDpi xmlns:a14="http://schemas.microsoft.com/office/drawing/2010/main" val="0"/>
+                        </a:ext>
+                      </a:extLst>
+                    </a:blip>
+                    <a:srcRect/>
+                    <a:stretch>
+                      <a:fillRect/>
+                    </a:stretch>
+                  </pic:blipFill>
+                  <pic:spPr bwMode="auto">
+                    <a:xfrm>
+                      <a:off x="0" y="0"/>
+                      <a:ext cx="5731510" cy="1471930"/>
+                    </a:xfrm>
+                    <a:prstGeom prst="rect">
+                      <a:avLst/>
+                    </a:prstGeom>
+                    <a:noFill/>
+                    <a:ln>
+                      <a:noFill/>
+                    </a:ln>
+                  </pic:spPr>
+                </pic:pic>
+              </a:graphicData>
+            </a:graphic>
+          </wp:inline>
+        </w:drawing>
+      </w:r>
+    </w:p>
+    <w:p>
+      <w:pPr>
+        <w:spacing w:after="0" w:line="240" w:lineRule="auto"/>
+        <w:rPr>
+          <w:rFonts w:ascii="Arial Narrow" w:hAnsi="Arial Narrow"/>
+          <w:sz w:val="24"/>
+          <w:szCs w:val="24"/>
+        </w:rPr>
+      </w:pPr>
+      <w:r>
+        <w:rPr>
+          <w:noProof/>
+        </w:rPr>
+        <w:drawing>
+          <wp:inline distT="0" distB="0" distL="0" distR="0" wp14:anchorId="3A0C3E54" wp14:editId="230999F8">
+            <wp:extent cx="5731510" cy="2048510"/>
+            <wp:effectExtent l="0" t="0" r="2540" b="8890"/>
+            <wp:docPr id="727229" name="Picture 4"/>
+            <wp:cNvGraphicFramePr>
+              <a:graphicFrameLocks xmlns:a="http://schemas.openxmlformats.org/drawingml/2006/main" noChangeAspect="1"/>
+            </wp:cNvGraphicFramePr>
+            <a:graphic xmlns:a="http://schemas.openxmlformats.org/drawingml/2006/main">
+              <a:graphicData uri="http://schemas.openxmlformats.org/drawingml/2006/picture">
+                <pic:pic xmlns:pic="http://schemas.openxmlformats.org/drawingml/2006/picture">
+                  <pic:nvPicPr>
+                    <pic:cNvPr id="0" name="Picture 10"/>
+                    <pic:cNvPicPr>
+                      <a:picLocks noChangeAspect="1" noChangeArrowheads="1"/>
+                    </pic:cNvPicPr>
+                  </pic:nvPicPr>
+                  <pic:blipFill>
+                    <a:blip r:embed="rId9">
+                      <a:extLst>
+                        <a:ext uri="{28A0092B-C50C-407E-A947-70E740481C1C}">
+                          <a14:useLocalDpi xmlns:a14="http://schemas.microsoft.com/office/drawing/2010/main" val="0"/>
+                        </a:ext>
+                      </a:extLst>
+                    </a:blip>
+                    <a:srcRect/>
+                    <a:stretch>
+                      <a:fillRect/>
+                    </a:stretch>
+                  </pic:blipFill>
+                  <pic:spPr bwMode="auto">
+                    <a:xfrm>
+                      <a:off x="0" y="0"/>
+                      <a:ext cx="5731510" cy="2048510"/>
+                    </a:xfrm>
+                    <a:prstGeom prst="rect">
+                      <a:avLst/>
+                    </a:prstGeom>
+                    <a:noFill/>
+                    <a:ln>
+                      <a:noFill/>
+                    </a:ln>
+                  </pic:spPr>
+                </pic:pic>
+              </a:graphicData>
+            </a:graphic>
+          </wp:inline>
+        </w:drawing>
+      </w:r>
+    </w:p>
+    <w:p>
+      <w:pPr>
+        <w:spacing w:after="0" w:line="240" w:lineRule="auto"/>
+        <w:rPr>
+          <w:rFonts w:ascii="Arial Narrow" w:hAnsi="Arial Narrow"/>
+          <w:sz w:val="24"/>
+          <w:szCs w:val="24"/>
+        </w:rPr>
+      </w:pPr>
+    </w:p>
+    <w:p>
+      <w:pPr>
+        <w:spacing w:after="0" w:line="240" w:lineRule="auto"/>
+        <w:rPr>
+          <w:rFonts w:ascii="Arial Narrow" w:hAnsi="Arial Narrow"/>
+          <w:sz w:val="24"/>
+          <w:szCs w:val="24"/>
+        </w:rPr>
+      </w:pPr>
+      <w:r>
+        <w:rPr>
+          <w:noProof/>
+        </w:rPr>
+        <w:drawing>
+          <wp:inline distT="0" distB="0" distL="0" distR="0" wp14:anchorId="70F15D13" wp14:editId="6535C7AD">
+            <wp:extent cx="5731510" cy="2337435"/>
+            <wp:effectExtent l="0" t="0" r="2540" b="5715"/>
+            <wp:docPr id="1172034957" name="Picture 5"/>
+            <wp:cNvGraphicFramePr>
+              <a:graphicFrameLocks xmlns:a="http://schemas.openxmlformats.org/drawingml/2006/main" noChangeAspect="1"/>
+            </wp:cNvGraphicFramePr>
+            <a:graphic xmlns:a="http://schemas.openxmlformats.org/drawingml/2006/main">
+              <a:graphicData uri="http://schemas.openxmlformats.org/drawingml/2006/picture">
+                <pic:pic xmlns:pic="http://schemas.openxmlformats.org/drawingml/2006/picture">
+                  <pic:nvPicPr>
+                    <pic:cNvPr id="0" name="Picture 12"/>
+                    <pic:cNvPicPr>
+                      <a:picLocks noChangeAspect="1" noChangeArrowheads="1"/>
+                    </pic:cNvPicPr>
+                  </pic:nvPicPr>
+                  <pic:blipFill>
+                    <a:blip r:embed="rId10">
+                      <a:extLst>
+                        <a:ext uri="{28A0092B-C50C-407E-A947-70E740481C1C}">
+                          <a14:useLocalDpi xmlns:a14="http://schemas.microsoft.com/office/drawing/2010/main" val="0"/>
+                        </a:ext>
+                      </a:extLst>
+                    </a:blip>
+                    <a:srcRect/>
+                    <a:stretch>
+                      <a:fillRect/>
+                    </a:stretch>
+                  </pic:blipFill>
+                  <pic:spPr bwMode="auto">
+                    <a:xfrm>
+                      <a:off x="0" y="0"/>
+                      <a:ext cx="5731510" cy="2337435"/>
+                    </a:xfrm>
+                    <a:prstGeom prst="rect">
+                      <a:avLst/>
+                    </a:prstGeom>
+                    <a:noFill/>
+                    <a:ln>
+                      <a:noFill/>
+                    </a:ln>
+                  </pic:spPr>
+                </pic:pic>
+              </a:graphicData>
+            </a:graphic>
+          </wp:inline>
+        </w:drawing>
+      </w:r>
+    </w:p>
+    <w:p>
+      <w:pPr>
+        <w:spacing w:after="0" w:line="240" w:lineRule="auto"/>
+        <w:rPr>
+          <w:rFonts w:ascii="Arial Narrow" w:hAnsi="Arial Narrow"/>
+          <w:sz w:val="24"/>
+          <w:szCs w:val="24"/>
+        </w:rPr>
+      </w:pPr>
+    </w:p>
+    <w:p>
+      <w:pPr>
+        <w:spacing w:after="0" w:line="240" w:lineRule="auto"/>
+        <w:rPr>
+          <w:rFonts w:ascii="Arial Narrow" w:hAnsi="Arial Narrow"/>
+          <w:sz w:val="24"/>
+          <w:szCs w:val="24"/>
+        </w:rPr>
+      </w:pPr>
+      <w:r>
+        <w:rPr>
+          <w:noProof/>
+        </w:rPr>
+        <w:lastRenderedPageBreak/>
+        <w:drawing>
+          <wp:inline distT="0" distB="0" distL="0" distR="0" wp14:anchorId="28A48508" wp14:editId="1F9067A5">
+            <wp:extent cx="5731510" cy="1915160"/>
+            <wp:effectExtent l="0" t="0" r="2540" b="8890"/>
+            <wp:docPr id="718893440" name="Picture 6"/>
+            <wp:cNvGraphicFramePr>
+              <a:graphicFrameLocks xmlns:a="http://schemas.openxmlformats.org/drawingml/2006/main" noChangeAspect="1"/>
+            </wp:cNvGraphicFramePr>
+            <a:graphic xmlns:a="http://schemas.openxmlformats.org/drawingml/2006/main">
+              <a:graphicData uri="http://schemas.openxmlformats.org/drawingml/2006/picture">
+                <pic:pic xmlns:pic="http://schemas.openxmlformats.org/drawingml/2006/picture">
+                  <pic:nvPicPr>
+                    <pic:cNvPr id="0" name="Picture 14"/>
+                    <pic:cNvPicPr>
+                      <a:picLocks noChangeAspect="1" noChangeArrowheads="1"/>
+                    </pic:cNvPicPr>
+                  </pic:nvPicPr>
+                  <pic:blipFill>
+                    <a:blip r:embed="rId11">
+                      <a:extLst>
+                        <a:ext uri="{28A0092B-C50C-407E-A947-70E740481C1C}">
+                          <a14:useLocalDpi xmlns:a14="http://schemas.microsoft.com/office/drawing/2010/main" val="0"/>
+                        </a:ext>
+                      </a:extLst>
+                    </a:blip>
+                    <a:srcRect/>
+                    <a:stretch>
+                      <a:fillRect/>
+                    </a:stretch>
+                  </pic:blipFill>
+                  <pic:spPr bwMode="auto">
+                    <a:xfrm>
+                      <a:off x="0" y="0"/>
+                      <a:ext cx="5731510" cy="1915160"/>
+                    </a:xfrm>
+                    <a:prstGeom prst="rect">
+                      <a:avLst/>
+                    </a:prstGeom>
+                    <a:noFill/>
+                    <a:ln>
+                      <a:noFill/>
+                    </a:ln>
+                  </pic:spPr>
+                </pic:pic>
+              </a:graphicData>
+            </a:graphic>
+          </wp:inline>
+        </w:drawing>
+      </w:r>
+    </w:p>
+    <w:p>
+      <w:pPr>
+        <w:pStyle w:val="ListParagraph"/>
+        <w:numPr>
+          <w:ilvl w:val="0"/>
+          <w:numId w:val="1"/>
+        </w:numPr>
+        <w:spacing w:after="0" w:line="240" w:lineRule="auto"/>
+        <w:rPr>
+          <w:rFonts w:ascii="Arial Narrow" w:hAnsi="Arial Narrow"/>
+          <w:sz w:val="24"/>
+          <w:szCs w:val="24"/>
+        </w:rPr>
+      </w:pPr>
+      <w:r>
+        <w:rPr>
+          <w:rFonts w:ascii="Arial Narrow" w:hAnsi="Arial Narrow"/>
+          <w:sz w:val="24"/>
+          <w:szCs w:val="24"/>
+        </w:rPr>
+        <w:t xml:space="preserve">Code </w:t>
+      </w:r>
+      <w:proofErr w:type="spellStart"/>
+      <w:r>
+        <w:rPr>
+          <w:rFonts w:ascii="Arial Narrow" w:hAnsi="Arial Narrow"/>
+          <w:sz w:val="24"/>
+          <w:szCs w:val="24"/>
+        </w:rPr>
+        <w:t>javascript</w:t>
+      </w:r>
+      <w:proofErr w:type="spellEnd"/>
+      <w:r>
+        <w:rPr>
+          <w:rFonts w:ascii="Arial Narrow" w:hAnsi="Arial Narrow"/>
+          <w:sz w:val="24"/>
+          <w:szCs w:val="24"/>
+        </w:rPr>
+        <w:t xml:space="preserve"> yang </w:t>
+      </w:r>
+      <w:proofErr w:type="spellStart"/>
+      <w:r>
+        <w:rPr>
+          <w:rFonts w:ascii="Arial Narrow" w:hAnsi="Arial Narrow"/>
+          <w:sz w:val="24"/>
+          <w:szCs w:val="24"/>
+        </w:rPr>
+        <w:t>dibuat</w:t>
+      </w:r>
+      <w:proofErr w:type="spellEnd"/>
+    </w:p>
+    <w:p>
+      <w:pPr>
+        <w:pStyle w:val="ListParagraph"/>
+        <w:numPr>
+          <w:ilvl w:val="0"/>
+          <w:numId w:val="1"/>
+        </w:numPr>
+        <w:spacing w:after="0" w:line="240" w:lineRule="auto"/>
+        <w:rPr>
+          <w:rFonts w:ascii="Arial Narrow" w:hAnsi="Arial Narrow"/>
+          <w:sz w:val="24"/>
+          <w:szCs w:val="24"/>
+        </w:rPr>
+      </w:pPr>
+      <w:r>
+        <w:rPr>
+          <w:rFonts w:ascii="Arial Narrow" w:hAnsi="Arial Narrow"/>
+          <w:sz w:val="24"/>
+          <w:szCs w:val="24"/>
+        </w:rPr>
+        <w:t xml:space="preserve">Script yang </w:t>
+      </w:r>
+      <w:proofErr w:type="spellStart"/>
+      <w:r>
+        <w:rPr>
+          <w:rFonts w:ascii="Arial Narrow" w:hAnsi="Arial Narrow"/>
+          <w:sz w:val="24"/>
+          <w:szCs w:val="24"/>
+        </w:rPr>
+        <w:t>tersimpan</w:t>
+      </w:r>
+      <w:proofErr w:type="spellEnd"/>
+      <w:r>
+        <w:rPr>
+          <w:rFonts w:ascii="Arial Narrow" w:hAnsi="Arial Narrow"/>
+          <w:sz w:val="24"/>
+          <w:szCs w:val="24"/>
+        </w:rPr>
+        <w:t xml:space="preserve"> </w:t>
+      </w:r>
+      <w:proofErr w:type="spellStart"/>
+      <w:r>
+        <w:rPr>
+          <w:rFonts w:ascii="Arial Narrow" w:hAnsi="Arial Narrow"/>
+          <w:sz w:val="24"/>
+          <w:szCs w:val="24"/>
+        </w:rPr>
+        <w:t>ketika</w:t>
+      </w:r>
+      <w:proofErr w:type="spellEnd"/>
+      <w:r>
+        <w:rPr>
+          <w:rFonts w:ascii="Arial Narrow" w:hAnsi="Arial Narrow"/>
+          <w:sz w:val="24"/>
+          <w:szCs w:val="24"/>
+        </w:rPr>
+        <w:t xml:space="preserve"> </w:t>
+      </w:r>
+      <w:proofErr w:type="spellStart"/>
+      <w:r>
+        <w:rPr>
+          <w:rFonts w:ascii="Arial Narrow" w:hAnsi="Arial Narrow"/>
+          <w:sz w:val="24"/>
+          <w:szCs w:val="24"/>
+        </w:rPr>
+        <w:t>mengaktifkan</w:t>
+      </w:r>
+      <w:proofErr w:type="spellEnd"/>
+      <w:r>
+        <w:rPr>
+          <w:rFonts w:ascii="Arial Narrow" w:hAnsi="Arial Narrow"/>
+          <w:sz w:val="24"/>
+          <w:szCs w:val="24"/>
+        </w:rPr>
+        <w:t xml:space="preserve"> macro </w:t>
+      </w:r>
+      <w:proofErr w:type="spellStart"/>
+      <w:r>
+        <w:rPr>
+          <w:rFonts w:ascii="Arial Narrow" w:hAnsi="Arial Narrow"/>
+          <w:sz w:val="24"/>
+          <w:szCs w:val="24"/>
+        </w:rPr>
+        <w:t>caranya</w:t>
+      </w:r>
+      <w:proofErr w:type="spellEnd"/>
+      <w:r>
+        <w:rPr>
+          <w:rFonts w:ascii="Arial Narrow" w:hAnsi="Arial Narrow"/>
+          <w:sz w:val="24"/>
+          <w:szCs w:val="24"/>
+        </w:rPr>
+        <w:t xml:space="preserve"> </w:t>
+      </w:r>
+      <w:proofErr w:type="spellStart"/>
+      <w:r>
+        <w:rPr>
+          <w:rFonts w:ascii="Arial Narrow" w:hAnsi="Arial Narrow"/>
+          <w:sz w:val="24"/>
+          <w:szCs w:val="24"/>
+        </w:rPr>
+        <w:t>seperti</w:t>
+      </w:r>
+      <w:proofErr w:type="spellEnd"/>
+      <w:r>
+        <w:rPr>
+          <w:rFonts w:ascii="Arial Narrow" w:hAnsi="Arial Narrow"/>
+          <w:sz w:val="24"/>
+          <w:szCs w:val="24"/>
+        </w:rPr>
+        <w:t xml:space="preserve"> </w:t>
+      </w:r>
+      <w:proofErr w:type="spellStart"/>
+      <w:r>
+        <w:rPr>
+          <w:rFonts w:ascii="Arial Narrow" w:hAnsi="Arial Narrow"/>
+          <w:sz w:val="24"/>
+          <w:szCs w:val="24"/>
+        </w:rPr>
+        <w:t>dibawah</w:t>
+      </w:r>
+      <w:proofErr w:type="spellEnd"/>
+      <w:r>
+        <w:rPr>
+          <w:rFonts w:ascii="Arial Narrow" w:hAnsi="Arial Narrow"/>
+          <w:sz w:val="24"/>
+          <w:szCs w:val="24"/>
+        </w:rPr>
+        <w:t>:</w:t>
+      </w:r>
+    </w:p>
+    <w:p>
+      <w:pPr>
+        <w:spacing w:after="0" w:line="240" w:lineRule="auto"/>
+        <w:rPr>
+          <w:rFonts w:ascii="Arial Narrow" w:hAnsi="Arial Narrow"/>
+          <w:sz w:val="24"/>
+          <w:szCs w:val="24"/>
+        </w:rPr>
+      </w:pPr>
+    </w:p>
+    <w:p>
+      <w:pPr>
+        <w:spacing w:after="0" w:line="240" w:lineRule="auto"/>
+        <w:rPr>
+          <w:rFonts w:ascii="Arial Narrow" w:hAnsi="Arial Narrow"/>
+          <w:sz w:val="24"/>
+          <w:szCs w:val="24"/>
+        </w:rPr>
+      </w:pPr>
+      <w:r>
+        <w:rPr>
+          <w:noProof/>
+        </w:rPr>
+        <w:drawing>
+          <wp:inline distT="0" distB="0" distL="0" distR="0" wp14:anchorId="4B4F8D9A" wp14:editId="013F08E3">
+            <wp:extent cx="5731510" cy="1999615"/>
+            <wp:effectExtent l="0" t="0" r="2540" b="635"/>
+            <wp:docPr id="2014668497" name="Picture 8"/>
+            <wp:cNvGraphicFramePr>
+              <a:graphicFrameLocks xmlns:a="http://schemas.openxmlformats.org/drawingml/2006/main" noChangeAspect="1"/>
+            </wp:cNvGraphicFramePr>
+            <a:graphic xmlns:a="http://schemas.openxmlformats.org/drawingml/2006/main">
+              <a:graphicData uri="http://schemas.openxmlformats.org/drawingml/2006/picture">
+                <pic:pic xmlns:pic="http://schemas.openxmlformats.org/drawingml/2006/picture">
+                  <pic:nvPicPr>
+                    <pic:cNvPr id="0" name="Picture 21"/>
+                    <pic:cNvPicPr>
+                      <a:picLocks noChangeAspect="1" noChangeArrowheads="1"/>
+                    </pic:cNvPicPr>
+                  </pic:nvPicPr>
+                  <pic:blipFill>
+                    <a:blip r:embed="rId12">
+                      <a:extLst>
+                        <a:ext uri="{28A0092B-C50C-407E-A947-70E740481C1C}">
+                          <a14:useLocalDpi xmlns:a14="http://schemas.microsoft.com/office/drawing/2010/main" val="0"/>
+                        </a:ext>
+                      </a:extLst>
+                    </a:blip>
+                    <a:srcRect/>
+                    <a:stretch>
+                      <a:fillRect/>
+                    </a:stretch>
+                  </pic:blipFill>
+                  <pic:spPr bwMode="auto">
+                    <a:xfrm>
+                      <a:off x="0" y="0"/>
+                      <a:ext cx="5731510" cy="1999615"/>
+                    </a:xfrm>
+                    <a:prstGeom prst="rect">
+                      <a:avLst/>
+                    </a:prstGeom>
+                    <a:noFill/>
+                    <a:ln>
+                      <a:noFill/>
+                    </a:ln>
+                  </pic:spPr>
+                </pic:pic>
+              </a:graphicData>
+            </a:graphic>
+          </wp:inline>
+        </w:drawing>
+      </w:r>
+    </w:p>
+    <w:p>
+      <w:pPr>
+        <w:spacing w:after="0" w:line="240" w:lineRule="auto"/>
+        <w:rPr>
+          <w:rFonts w:ascii="Arial Narrow" w:hAnsi="Arial Narrow"/>
+          <w:sz w:val="24"/>
+          <w:szCs w:val="24"/>
+        </w:rPr>
+      </w:pPr>
+    </w:p>
+    <w:p>
+      <w:pPr>
+        <w:spacing w:after="0" w:line="240" w:lineRule="auto"/>
+        <w:rPr>
+          <w:rFonts w:ascii="Arial Narrow" w:hAnsi="Arial Narrow"/>
+          <w:sz w:val="24"/>
+          <w:szCs w:val="24"/>
+        </w:rPr>
+      </w:pPr>
+      <w:r>
+        <w:rPr>
+          <w:noProof/>
+        </w:rPr>
+        <w:drawing>
+          <wp:inline distT="0" distB="0" distL="0" distR="0" wp14:anchorId="5B7FDC91" wp14:editId="76232939">
+            <wp:extent cx="5731510" cy="3063875"/>
+            <wp:effectExtent l="0" t="0" r="2540" b="3175"/>
+            <wp:docPr id="2098276788" name="Picture 10"/>
+            <wp:cNvGraphicFramePr>
+              <a:graphicFrameLocks xmlns:a="http://schemas.openxmlformats.org/drawingml/2006/main" noChangeAspect="1"/>
+            </wp:cNvGraphicFramePr>
+            <a:graphic xmlns:a="http://schemas.openxmlformats.org/drawingml/2006/main">
+              <a:graphicData uri="http://schemas.openxmlformats.org/drawingml/2006/picture">
+                <pic:pic xmlns:pic="http://schemas.openxmlformats.org/drawingml/2006/picture">
+                  <pic:nvPicPr>
+                    <pic:cNvPr id="0" name="Picture 25"/>
+                    <pic:cNvPicPr>
+                      <a:picLocks noChangeAspect="1" noChangeArrowheads="1"/>
+                    </pic:cNvPicPr>
+                  </pic:nvPicPr>
+                  <pic:blipFill>
+                    <a:blip r:embed="rId13">
+                      <a:extLst>
+                        <a:ext uri="{28A0092B-C50C-407E-A947-70E740481C1C}">
+                          <a14:useLocalDpi xmlns:a14="http://schemas.microsoft.com/office/drawing/2010/main" val="0"/>
+                        </a:ext>
+                      </a:extLst>
+                    </a:blip>
+                    <a:srcRect/>
+                    <a:stretch>
+                      <a:fillRect/>
+                    </a:stretch>
+                  </pic:blipFill>
+                  <pic:spPr bwMode="auto">
+                    <a:xfrm>
+                      <a:off x="0" y="0"/>
+                      <a:ext cx="5731510" cy="3063875"/>
+                    </a:xfrm>
+                    <a:prstGeom prst="rect">
+                      <a:avLst/>
+                    </a:prstGeom>
+                    <a:noFill/>
+                    <a:ln>
+                      <a:noFill/>
+                    </a:ln>
+                  </pic:spPr>
+                </pic:pic>
+              </a:graphicData>
+            </a:graphic>
+          </wp:inline>
+        </w:drawing>
+      </w:r>
+    </w:p>
+    <w:p>
+      <w:pPr>
+        <w:spacing w:after="0" w:line="240" w:lineRule="auto"/>
+        <w:rPr>
+          <w:rFonts w:ascii="Arial Narrow" w:hAnsi="Arial Narrow"/>
+          <w:sz w:val="24"/>
+          <w:szCs w:val="24"/>
+        </w:rPr>
+      </w:pPr>
+      <w:r>
+        <w:rPr>
+          <w:rFonts w:ascii="Arial Narrow" w:hAnsi="Arial Narrow"/>
+          <w:sz w:val="24"/>
+          <w:szCs w:val="24"/>
+        </w:rPr>
+        <w:lastRenderedPageBreak/>
+        <w:drawing>
+          <wp:inline distT="0" distB="0" distL="0" distR="0" wp14:anchorId="51260039" wp14:editId="39E37747">
+            <wp:extent cx="2347163" cy="2270957"/>
+            <wp:effectExtent l="0" t="0" r="0" b="0"/>
+            <wp:docPr id="747453632" name="Picture 1"/>
+            <wp:cNvGraphicFramePr>
+              <a:graphicFrameLocks xmlns:a="http://schemas.openxmlformats.org/drawingml/2006/main" noChangeAspect="1"/>
+            </wp:cNvGraphicFramePr>
+            <a:graphic xmlns:a="http://schemas.openxmlformats.org/drawingml/2006/main">
+              <a:graphicData uri="http://schemas.openxmlformats.org/drawingml/2006/picture">
+                <pic:pic xmlns:pic="http://schemas.openxmlformats.org/drawingml/2006/picture">
+                  <pic:nvPicPr>
+                    <pic:cNvPr id="747453632" name=""/>
+                    <pic:cNvPicPr/>
+                  </pic:nvPicPr>
+                  <pic:blipFill>
+                    <a:blip r:embed="rId14"/>
+                    <a:stretch>
+                      <a:fillRect/>
+                    </a:stretch>
+                  </pic:blipFill>
+                  <pic:spPr>
+                    <a:xfrm>
+                      <a:off x="0" y="0"/>
+                      <a:ext cx="2347163" cy="2270957"/>
+                    </a:xfrm>
+                    <a:prstGeom prst="rect">
+                      <a:avLst/>
+                    </a:prstGeom>
+                  </pic:spPr>
+                </pic:pic>
+              </a:graphicData>
+            </a:graphic>
+          </wp:inline>
+        </w:drawing>
+      </w:r>
+    </w:p>
+    <w:p>
+      <w:pPr>
+        <w:spacing w:after="0" w:line="240" w:lineRule="auto"/>
+        <w:rPr>
+          <w:rFonts w:ascii="Arial Narrow" w:hAnsi="Arial Narrow"/>
+          <w:sz w:val="24"/>
+          <w:szCs w:val="24"/>
+        </w:rPr>
+      </w:pPr>
+    </w:p>
+    <w:p>
+      <w:pPr>
+        <w:spacing w:after="0" w:line="240" w:lineRule="auto"/>
+        <w:rPr>
+          <w:rFonts w:ascii="Arial Narrow" w:hAnsi="Arial Narrow"/>
+          <w:sz w:val="24"/>
+          <w:szCs w:val="24"/>
+        </w:rPr>
+      </w:pPr>
+      <w:r>
+        <w:rPr>
+          <w:rFonts w:ascii="Arial Narrow" w:hAnsi="Arial Narrow"/>
+          <w:sz w:val="24"/>
+          <w:szCs w:val="24"/>
+        </w:rPr>
+        <w:t xml:space="preserve">Function di </w:t>
+      </w:r>
+      <w:proofErr w:type="spellStart"/>
+      <w:r>
+        <w:rPr>
+          <w:rFonts w:ascii="Arial Narrow" w:hAnsi="Arial Narrow"/>
+          <w:sz w:val="24"/>
+          <w:szCs w:val="24"/>
+        </w:rPr>
+        <w:t>appscript</w:t>
+      </w:r>
+      <w:proofErr w:type="spellEnd"/>
+      <w:r>
+        <w:rPr>
+          <w:rFonts w:ascii="Arial Narrow" w:hAnsi="Arial Narrow"/>
+          <w:sz w:val="24"/>
+          <w:szCs w:val="24"/>
+        </w:rPr>
+        <w:t>:</w:t>
+      </w:r>
+    </w:p>
+    <w:p>
+      <w:pPr>
+        <w:spacing w:after="0" w:line="240" w:lineRule="auto"/>
+        <w:rPr>
+          <w:rFonts w:ascii="Arial Narrow" w:hAnsi="Arial Narrow"/>
+          <w:sz w:val="24"/>
+          <w:szCs w:val="24"/>
+        </w:rPr>
+      </w:pPr>
+      <w:r>
+        <w:rPr>
+          <w:noProof/>
+        </w:rPr>
+        <w:drawing>
+          <wp:inline distT="0" distB="0" distL="0" distR="0" wp14:anchorId="0B79827D" wp14:editId="66CFF46B">
+            <wp:extent cx="5731510" cy="2136140"/>
+            <wp:effectExtent l="0" t="0" r="2540" b="0"/>
+            <wp:docPr id="607899949" name="Picture 9"/>
+            <wp:cNvGraphicFramePr>
+              <a:graphicFrameLocks xmlns:a="http://schemas.openxmlformats.org/drawingml/2006/main" noChangeAspect="1"/>
+            </wp:cNvGraphicFramePr>
+            <a:graphic xmlns:a="http://schemas.openxmlformats.org/drawingml/2006/main">
+              <a:graphicData uri="http://schemas.openxmlformats.org/drawingml/2006/picture">
+                <pic:pic xmlns:pic="http://schemas.openxmlformats.org/drawingml/2006/picture">
+                  <pic:nvPicPr>
+                    <pic:cNvPr id="0" name="Picture 23"/>
+                    <pic:cNvPicPr>
+                      <a:picLocks noChangeAspect="1" noChangeArrowheads="1"/>
+                    </pic:cNvPicPr>
+                  </pic:nvPicPr>
+                  <pic:blipFill>
+                    <a:blip r:embed="rId15">
+                      <a:extLst>
+                        <a:ext uri="{28A0092B-C50C-407E-A947-70E740481C1C}">
+                          <a14:useLocalDpi xmlns:a14="http://schemas.microsoft.com/office/drawing/2010/main" val="0"/>
+                        </a:ext>
+                      </a:extLst>
+                    </a:blip>
+                    <a:srcRect/>
+                    <a:stretch>
+                      <a:fillRect/>
+                    </a:stretch>
+                  </pic:blipFill>
+                  <pic:spPr bwMode="auto">
+                    <a:xfrm>
+                      <a:off x="0" y="0"/>
+                      <a:ext cx="5731510" cy="2136140"/>
+                    </a:xfrm>
+                    <a:prstGeom prst="rect">
+                      <a:avLst/>
+                    </a:prstGeom>
+                    <a:noFill/>
+                    <a:ln>
+                      <a:noFill/>
+                    </a:ln>
+                  </pic:spPr>
+                </pic:pic>
+              </a:graphicData>
+            </a:graphic>
+          </wp:inline>
+        </w:drawing>
+      </w:r>
+    </w:p>
+    <w:p>
+      <w:pPr>
+        <w:spacing w:after="0" w:line="240" w:lineRule="auto"/>
+        <w:rPr>
+          <w:rFonts w:ascii="Arial Narrow" w:hAnsi="Arial Narrow"/>
+          <w:sz w:val="24"/>
+          <w:szCs w:val="24"/>
+        </w:rPr>
+      </w:pPr>
+    </w:p>
+    <w:p>
+      <w:pPr>
+        <w:spacing w:after="0" w:line="240" w:lineRule="auto"/>
+        <w:rPr>
+          <w:rFonts w:ascii="Arial Narrow" w:hAnsi="Arial Narrow"/>
+          <w:sz w:val="24"/>
+          <w:szCs w:val="24"/>
+        </w:rPr>
+      </w:pPr>
+      <w:r>
+        <w:rPr>
+          <w:rFonts w:ascii="Arial Narrow" w:hAnsi="Arial Narrow"/>
+          <w:sz w:val="24"/>
+          <w:szCs w:val="24"/>
+        </w:rPr>
+        <w:drawing>
+          <wp:inline distT="0" distB="0" distL="0" distR="0" wp14:anchorId="0994DCFA" wp14:editId="2EEE1134">
+            <wp:extent cx="5044877" cy="2651990"/>
+            <wp:effectExtent l="0" t="0" r="3810" b="0"/>
+            <wp:docPr id="566244353" name="Picture 1"/>
+            <wp:cNvGraphicFramePr>
+              <a:graphicFrameLocks xmlns:a="http://schemas.openxmlformats.org/drawingml/2006/main" noChangeAspect="1"/>
+            </wp:cNvGraphicFramePr>
+            <a:graphic xmlns:a="http://schemas.openxmlformats.org/drawingml/2006/main">
+              <a:graphicData uri="http://schemas.openxmlformats.org/drawingml/2006/picture">
+                <pic:pic xmlns:pic="http://schemas.openxmlformats.org/drawingml/2006/picture">
+                  <pic:nvPicPr>
+                    <pic:cNvPr id="566244353" name=""/>
+                    <pic:cNvPicPr/>
+                  </pic:nvPicPr>
+                  <pic:blipFill>
+                    <a:blip r:embed="rId16"/>
+                    <a:stretch>
+                      <a:fillRect/>
+                    </a:stretch>
+                  </pic:blipFill>
+                  <pic:spPr>
+                    <a:xfrm>
+                      <a:off x="0" y="0"/>
+                      <a:ext cx="5044877" cy="2651990"/>
+                    </a:xfrm>
+                    <a:prstGeom prst="rect">
+                      <a:avLst/>
+                    </a:prstGeom>
+                  </pic:spPr>
+                </pic:pic>
+              </a:graphicData>
+            </a:graphic>
+          </wp:inline>
+        </w:drawing>
+      </w:r>
+    </w:p>
+    <w:p>
+      <w:pPr>
+        <w:spacing w:after="0" w:line="240" w:lineRule="auto"/>
+        <w:rPr>
+          <w:rFonts w:ascii="Arial Narrow" w:hAnsi="Arial Narrow"/>
+          <w:sz w:val="24"/>
+          <w:szCs w:val="24"/>
+        </w:rPr>
+      </w:pPr>
+      <w:r>
+        <w:rPr>
+          <w:rFonts w:ascii="Arial Narrow" w:hAnsi="Arial Narrow"/>
+          <w:sz w:val="24"/>
+          <w:szCs w:val="24"/>
+        </w:rPr>
+        <w:t>Data in spreadsheet when remove from there, after click run so data appear there in spreadsheet</w:t>
+      </w:r>
+    </w:p>
+    <w:p>
+      <w:pPr>
+        <w:spacing w:after="0" w:line="240" w:lineRule="auto"/>
+        <w:rPr>
+          <w:rFonts w:ascii="Arial Narrow" w:hAnsi="Arial Narrow"/>
+          <w:sz w:val="24"/>
+          <w:szCs w:val="24"/>
+        </w:rPr>
+      </w:pPr>
+      <w:r>
+        <w:rPr>
+          <w:noProof/>
+        </w:rPr>
+        <w:lastRenderedPageBreak/>
+        <w:drawing>
+          <wp:inline distT="0" distB="0" distL="0" distR="0" wp14:anchorId="702A327B" wp14:editId="1F79ECB0">
+            <wp:extent cx="5731510" cy="2356485"/>
+            <wp:effectExtent l="0" t="0" r="2540" b="5715"/>
+            <wp:docPr id="1292731121" name="Picture 11"/>
+            <wp:cNvGraphicFramePr>
+              <a:graphicFrameLocks xmlns:a="http://schemas.openxmlformats.org/drawingml/2006/main" noChangeAspect="1"/>
+            </wp:cNvGraphicFramePr>
+            <a:graphic xmlns:a="http://schemas.openxmlformats.org/drawingml/2006/main">
+              <a:graphicData uri="http://schemas.openxmlformats.org/drawingml/2006/picture">
+                <pic:pic xmlns:pic="http://schemas.openxmlformats.org/drawingml/2006/picture">
+                  <pic:nvPicPr>
+                    <pic:cNvPr id="0" name="Picture 27"/>
+                    <pic:cNvPicPr>
+                      <a:picLocks noChangeAspect="1" noChangeArrowheads="1"/>
+                    </pic:cNvPicPr>
+                  </pic:nvPicPr>
+                  <pic:blipFill>
+                    <a:blip r:embed="rId17">
+                      <a:extLst>
+                        <a:ext uri="{28A0092B-C50C-407E-A947-70E740481C1C}">
+                          <a14:useLocalDpi xmlns:a14="http://schemas.microsoft.com/office/drawing/2010/main" val="0"/>
+                        </a:ext>
+                      </a:extLst>
+                    </a:blip>
+                    <a:srcRect/>
+                    <a:stretch>
+                      <a:fillRect/>
+                    </a:stretch>
+                  </pic:blipFill>
+                  <pic:spPr bwMode="auto">
+                    <a:xfrm>
+                      <a:off x="0" y="0"/>
+                      <a:ext cx="5731510" cy="2356485"/>
+                    </a:xfrm>
+                    <a:prstGeom prst="rect">
+                      <a:avLst/>
+                    </a:prstGeom>
+                    <a:noFill/>
+                    <a:ln>
+                      <a:noFill/>
+                    </a:ln>
+                  </pic:spPr>
+                </pic:pic>
+              </a:graphicData>
+            </a:graphic>
+          </wp:inline>
+        </w:drawing>
+      </w:r>
+    </w:p>
+    <w:p>
+      <w:pPr>
+        <w:spacing w:after="0" w:line="240" w:lineRule="auto"/>
+        <w:rPr>
+          <w:rFonts w:ascii="Arial Narrow" w:hAnsi="Arial Narrow"/>
+          <w:sz w:val="24"/>
+          <w:szCs w:val="24"/>
+        </w:rPr>
+      </w:pPr>
+      <w:r>
+        <w:rPr>
+          <w:rFonts w:ascii="Arial Narrow" w:hAnsi="Arial Narrow"/>
+          <w:sz w:val="24"/>
+          <w:szCs w:val="24"/>
+        </w:rPr>
+        <w:t xml:space="preserve">To see documentation in google apps script: </w:t>
+      </w:r>
+      <w:hyperlink r:id="rId18" w:history="1">
+        <w:r>
+          <w:rPr>
+            <w:rStyle w:val="Hyperlink"/>
+            <w:rFonts w:ascii="Arial Narrow" w:hAnsi="Arial Narrow"/>
+            <w:sz w:val="24"/>
+            <w:szCs w:val="24"/>
+          </w:rPr>
+          <w:t>https://developers.google.com/apps-script/reference?hl=en</w:t>
+        </w:r>
+      </w:hyperlink>
+      <w:r>
+        <w:rPr>
+          <w:rFonts w:ascii="Arial Narrow" w:hAnsi="Arial Narrow"/>
+          <w:sz w:val="24"/>
+          <w:szCs w:val="24"/>
+        </w:rPr>
+        <w:t xml:space="preserve"> </w:t>
+      </w:r>
+    </w:p>
+    <w:p>
+      <w:pPr>
+        <w:spacing w:after="0" w:line="240" w:lineRule="auto"/>
+        <w:rPr>
+          <w:rFonts w:ascii="Arial Narrow" w:hAnsi="Arial Narrow"/>
+          <w:sz w:val="24"/>
+          <w:szCs w:val="24"/>
+        </w:rPr>
+      </w:pPr>
+    </w:p>
+    <w:p>
+      <w:pPr>
+        <w:spacing w:after="0" w:line="240" w:lineRule="auto"/>
+        <w:rPr>
+          <w:rFonts w:ascii="Arial Narrow" w:hAnsi="Arial Narrow"/>
+          <w:sz w:val="24"/>
+          <w:szCs w:val="24"/>
+        </w:rPr>
+      </w:pPr>
+      <w:proofErr w:type="spellStart"/>
+      <w:r>
+        <w:rPr>
+          <w:rFonts w:ascii="Arial Narrow" w:hAnsi="Arial Narrow"/>
+          <w:sz w:val="24"/>
+          <w:szCs w:val="24"/>
+        </w:rPr>
+        <w:t>Penjelasan</w:t>
+      </w:r>
+      <w:proofErr w:type="spellEnd"/>
+      <w:r>
+        <w:rPr>
+          <w:rFonts w:ascii="Arial Narrow" w:hAnsi="Arial Narrow"/>
+          <w:sz w:val="24"/>
+          <w:szCs w:val="24"/>
+        </w:rPr>
+        <w:t xml:space="preserve"> every script:</w:t>
+      </w:r>
+    </w:p>
+    <w:p>
+      <w:pPr>
+        <w:spacing w:after="0" w:line="240" w:lineRule="auto"/>
+        <w:rPr>
+          <w:rFonts w:ascii="Arial Narrow" w:hAnsi="Arial Narrow"/>
+          <w:sz w:val="24"/>
+          <w:szCs w:val="24"/>
+        </w:rPr>
+      </w:pPr>
+      <w:proofErr w:type="spellStart"/>
+      <w:r>
+        <w:rPr>
+          <w:rFonts w:ascii="Arial Narrow" w:hAnsi="Arial Narrow"/>
+          <w:sz w:val="24"/>
+          <w:szCs w:val="24"/>
+        </w:rPr>
+        <w:t>Fungsi</w:t>
+      </w:r>
+      <w:proofErr w:type="spellEnd"/>
+      <w:r>
+        <w:rPr>
+          <w:rFonts w:ascii="Arial Narrow" w:hAnsi="Arial Narrow"/>
+          <w:sz w:val="24"/>
+          <w:szCs w:val="24"/>
+        </w:rPr>
+        <w:t xml:space="preserve"> latihan_1() di </w:t>
+      </w:r>
+      <w:proofErr w:type="spellStart"/>
+      <w:r>
+        <w:rPr>
+          <w:rFonts w:ascii="Arial Narrow" w:hAnsi="Arial Narrow"/>
+          <w:sz w:val="24"/>
+          <w:szCs w:val="24"/>
+        </w:rPr>
+        <w:t>atas</w:t>
+      </w:r>
+      <w:proofErr w:type="spellEnd"/>
+      <w:r>
+        <w:rPr>
+          <w:rFonts w:ascii="Arial Narrow" w:hAnsi="Arial Narrow"/>
+          <w:sz w:val="24"/>
+          <w:szCs w:val="24"/>
+        </w:rPr>
+        <w:t xml:space="preserve"> </w:t>
+      </w:r>
+      <w:proofErr w:type="spellStart"/>
+      <w:r>
+        <w:rPr>
+          <w:rFonts w:ascii="Arial Narrow" w:hAnsi="Arial Narrow"/>
+          <w:sz w:val="24"/>
+          <w:szCs w:val="24"/>
+        </w:rPr>
+        <w:t>adalah</w:t>
+      </w:r>
+      <w:proofErr w:type="spellEnd"/>
+      <w:r>
+        <w:rPr>
+          <w:rFonts w:ascii="Arial Narrow" w:hAnsi="Arial Narrow"/>
+          <w:sz w:val="24"/>
+          <w:szCs w:val="24"/>
+        </w:rPr>
+        <w:t xml:space="preserve"> </w:t>
+      </w:r>
+      <w:proofErr w:type="spellStart"/>
+      <w:r>
+        <w:rPr>
+          <w:rFonts w:ascii="Arial Narrow" w:hAnsi="Arial Narrow"/>
+          <w:sz w:val="24"/>
+          <w:szCs w:val="24"/>
+        </w:rPr>
+        <w:t>skrip</w:t>
+      </w:r>
+      <w:proofErr w:type="spellEnd"/>
+      <w:r>
+        <w:rPr>
+          <w:rFonts w:ascii="Arial Narrow" w:hAnsi="Arial Narrow"/>
+          <w:sz w:val="24"/>
+          <w:szCs w:val="24"/>
+        </w:rPr>
+        <w:t xml:space="preserve"> Google Apps Script yang </w:t>
+      </w:r>
+      <w:proofErr w:type="spellStart"/>
+      <w:r>
+        <w:rPr>
+          <w:rFonts w:ascii="Arial Narrow" w:hAnsi="Arial Narrow"/>
+          <w:sz w:val="24"/>
+          <w:szCs w:val="24"/>
+        </w:rPr>
+        <w:t>berfungsi</w:t>
+      </w:r>
+      <w:proofErr w:type="spellEnd"/>
+      <w:r>
+        <w:rPr>
+          <w:rFonts w:ascii="Arial Narrow" w:hAnsi="Arial Narrow"/>
+          <w:sz w:val="24"/>
+          <w:szCs w:val="24"/>
+        </w:rPr>
+        <w:t xml:space="preserve"> </w:t>
+      </w:r>
+      <w:proofErr w:type="spellStart"/>
+      <w:r>
+        <w:rPr>
+          <w:rFonts w:ascii="Arial Narrow" w:hAnsi="Arial Narrow"/>
+          <w:sz w:val="24"/>
+          <w:szCs w:val="24"/>
+        </w:rPr>
+        <w:t>untuk</w:t>
+      </w:r>
+      <w:proofErr w:type="spellEnd"/>
+      <w:r>
+        <w:rPr>
+          <w:rFonts w:ascii="Arial Narrow" w:hAnsi="Arial Narrow"/>
+          <w:sz w:val="24"/>
+          <w:szCs w:val="24"/>
+        </w:rPr>
+        <w:t xml:space="preserve"> </w:t>
+      </w:r>
+      <w:proofErr w:type="spellStart"/>
+      <w:r>
+        <w:rPr>
+          <w:rFonts w:ascii="Arial Narrow" w:hAnsi="Arial Narrow"/>
+          <w:sz w:val="24"/>
+          <w:szCs w:val="24"/>
+        </w:rPr>
+        <w:t>membuat</w:t>
+      </w:r>
+      <w:proofErr w:type="spellEnd"/>
+      <w:r>
+        <w:rPr>
+          <w:rFonts w:ascii="Arial Narrow" w:hAnsi="Arial Narrow"/>
+          <w:sz w:val="24"/>
+          <w:szCs w:val="24"/>
+        </w:rPr>
+        <w:t xml:space="preserve"> dan </w:t>
+      </w:r>
+      <w:proofErr w:type="spellStart"/>
+      <w:r>
+        <w:rPr>
+          <w:rFonts w:ascii="Arial Narrow" w:hAnsi="Arial Narrow"/>
+          <w:sz w:val="24"/>
+          <w:szCs w:val="24"/>
+        </w:rPr>
+        <w:t>mengisi</w:t>
+      </w:r>
+      <w:proofErr w:type="spellEnd"/>
+      <w:r>
+        <w:rPr>
+          <w:rFonts w:ascii="Arial Narrow" w:hAnsi="Arial Narrow"/>
+          <w:sz w:val="24"/>
+          <w:szCs w:val="24"/>
+        </w:rPr>
+        <w:t xml:space="preserve"> </w:t>
+      </w:r>
+      <w:proofErr w:type="spellStart"/>
+      <w:r>
+        <w:rPr>
+          <w:rFonts w:ascii="Arial Narrow" w:hAnsi="Arial Narrow"/>
+          <w:sz w:val="24"/>
+          <w:szCs w:val="24"/>
+        </w:rPr>
+        <w:t>tabel</w:t>
+      </w:r>
+      <w:proofErr w:type="spellEnd"/>
+      <w:r>
+        <w:rPr>
+          <w:rFonts w:ascii="Arial Narrow" w:hAnsi="Arial Narrow"/>
+          <w:sz w:val="24"/>
+          <w:szCs w:val="24"/>
+        </w:rPr>
+        <w:t xml:space="preserve"> data </w:t>
+      </w:r>
+      <w:proofErr w:type="spellStart"/>
+      <w:r>
+        <w:rPr>
+          <w:rFonts w:ascii="Arial Narrow" w:hAnsi="Arial Narrow"/>
+          <w:sz w:val="24"/>
+          <w:szCs w:val="24"/>
+        </w:rPr>
+        <w:t>absensi</w:t>
+      </w:r>
+      <w:proofErr w:type="spellEnd"/>
+      <w:r>
+        <w:rPr>
+          <w:rFonts w:ascii="Arial Narrow" w:hAnsi="Arial Narrow"/>
+          <w:sz w:val="24"/>
+          <w:szCs w:val="24"/>
+        </w:rPr>
+        <w:t xml:space="preserve"> </w:t>
+      </w:r>
+      <w:proofErr w:type="spellStart"/>
+      <w:r>
+        <w:rPr>
+          <w:rFonts w:ascii="Arial Narrow" w:hAnsi="Arial Narrow"/>
+          <w:sz w:val="24"/>
+          <w:szCs w:val="24"/>
+        </w:rPr>
+        <w:t>secara</w:t>
+      </w:r>
+      <w:proofErr w:type="spellEnd"/>
+      <w:r>
+        <w:rPr>
+          <w:rFonts w:ascii="Arial Narrow" w:hAnsi="Arial Narrow"/>
+          <w:sz w:val="24"/>
+          <w:szCs w:val="24"/>
+        </w:rPr>
+        <w:t xml:space="preserve"> </w:t>
+      </w:r>
+      <w:proofErr w:type="spellStart"/>
+      <w:r>
+        <w:rPr>
+          <w:rFonts w:ascii="Arial Narrow" w:hAnsi="Arial Narrow"/>
+          <w:sz w:val="24"/>
+          <w:szCs w:val="24"/>
+        </w:rPr>
+        <w:t>otomatis</w:t>
+      </w:r>
+      <w:proofErr w:type="spellEnd"/>
+      <w:r>
+        <w:rPr>
+          <w:rFonts w:ascii="Arial Narrow" w:hAnsi="Arial Narrow"/>
+          <w:sz w:val="24"/>
+          <w:szCs w:val="24"/>
+        </w:rPr>
+        <w:t xml:space="preserve"> di </w:t>
+      </w:r>
+      <w:proofErr w:type="spellStart"/>
+      <w:r>
+        <w:rPr>
+          <w:rFonts w:ascii="Arial Narrow" w:hAnsi="Arial Narrow"/>
+          <w:sz w:val="24"/>
+          <w:szCs w:val="24"/>
+        </w:rPr>
+        <w:t>dalam</w:t>
+      </w:r>
+      <w:proofErr w:type="spellEnd"/>
+      <w:r>
+        <w:rPr>
+          <w:rFonts w:ascii="Arial Narrow" w:hAnsi="Arial Narrow"/>
+          <w:sz w:val="24"/>
+          <w:szCs w:val="24"/>
+        </w:rPr>
+        <w:t xml:space="preserve"> </w:t>
+      </w:r>
+      <w:proofErr w:type="spellStart"/>
+      <w:r>
+        <w:rPr>
+          <w:rFonts w:ascii="Arial Narrow" w:hAnsi="Arial Narrow"/>
+          <w:sz w:val="24"/>
+          <w:szCs w:val="24"/>
+        </w:rPr>
+        <w:t>lembar</w:t>
+      </w:r>
+      <w:proofErr w:type="spellEnd"/>
+      <w:r>
+        <w:rPr>
+          <w:rFonts w:ascii="Arial Narrow" w:hAnsi="Arial Narrow"/>
+          <w:sz w:val="24"/>
+          <w:szCs w:val="24"/>
+        </w:rPr>
+        <w:t xml:space="preserve"> </w:t>
+      </w:r>
+      <w:proofErr w:type="spellStart"/>
+      <w:r>
+        <w:rPr>
+          <w:rFonts w:ascii="Arial Narrow" w:hAnsi="Arial Narrow"/>
+          <w:sz w:val="24"/>
+          <w:szCs w:val="24"/>
+        </w:rPr>
+        <w:t>kerja</w:t>
+      </w:r>
+      <w:proofErr w:type="spellEnd"/>
+      <w:r>
+        <w:rPr>
+          <w:rFonts w:ascii="Arial Narrow" w:hAnsi="Arial Narrow"/>
+          <w:sz w:val="24"/>
+          <w:szCs w:val="24"/>
+        </w:rPr>
+        <w:t xml:space="preserve"> (spreadsheet) Google Sheets yang </w:t>
+      </w:r>
+      <w:proofErr w:type="spellStart"/>
+      <w:r>
+        <w:rPr>
+          <w:rFonts w:ascii="Arial Narrow" w:hAnsi="Arial Narrow"/>
+          <w:sz w:val="24"/>
+          <w:szCs w:val="24"/>
+        </w:rPr>
+        <w:t>sedang</w:t>
+      </w:r>
+      <w:proofErr w:type="spellEnd"/>
+      <w:r>
+        <w:rPr>
+          <w:rFonts w:ascii="Arial Narrow" w:hAnsi="Arial Narrow"/>
+          <w:sz w:val="24"/>
+          <w:szCs w:val="24"/>
+        </w:rPr>
+        <w:t xml:space="preserve"> </w:t>
+      </w:r>
+      <w:proofErr w:type="spellStart"/>
+      <w:r>
+        <w:rPr>
+          <w:rFonts w:ascii="Arial Narrow" w:hAnsi="Arial Narrow"/>
+          <w:sz w:val="24"/>
+          <w:szCs w:val="24"/>
+        </w:rPr>
+        <w:t>aktif</w:t>
+      </w:r>
+      <w:proofErr w:type="spellEnd"/>
+      <w:r>
+        <w:rPr>
+          <w:rFonts w:ascii="Arial Narrow" w:hAnsi="Arial Narrow"/>
+          <w:sz w:val="24"/>
+          <w:szCs w:val="24"/>
+        </w:rPr>
+        <w:t>.</w:t>
+      </w:r>
+    </w:p>
+    <w:p>
+      <w:pPr>
+        <w:spacing w:after="0" w:line="240" w:lineRule="auto"/>
+        <w:rPr>
+          <w:rFonts w:ascii="Arial Narrow" w:hAnsi="Arial Narrow"/>
+          <w:sz w:val="24"/>
+          <w:szCs w:val="24"/>
+        </w:rPr>
+      </w:pPr>
+    </w:p>
+    <w:p>
+      <w:pPr>
+        <w:spacing w:after="0" w:line="240" w:lineRule="auto"/>
+        <w:rPr>
+          <w:rFonts w:ascii="Arial Narrow" w:hAnsi="Arial Narrow"/>
+          <w:sz w:val="24"/>
+          <w:szCs w:val="24"/>
+        </w:rPr>
+      </w:pPr>
+      <w:proofErr w:type="spellStart"/>
+      <w:r>
+        <w:rPr>
+          <w:rFonts w:ascii="Arial Narrow" w:hAnsi="Arial Narrow"/>
+          <w:sz w:val="24"/>
+          <w:szCs w:val="24"/>
+        </w:rPr>
+        <w:t>Berikut</w:t>
+      </w:r>
+      <w:proofErr w:type="spellEnd"/>
+      <w:r>
+        <w:rPr>
+          <w:rFonts w:ascii="Arial Narrow" w:hAnsi="Arial Narrow"/>
+          <w:sz w:val="24"/>
+          <w:szCs w:val="24"/>
+        </w:rPr>
+        <w:t xml:space="preserve"> </w:t>
+      </w:r>
+      <w:proofErr w:type="spellStart"/>
+      <w:r>
+        <w:rPr>
+          <w:rFonts w:ascii="Arial Narrow" w:hAnsi="Arial Narrow"/>
+          <w:sz w:val="24"/>
+          <w:szCs w:val="24"/>
+        </w:rPr>
+        <w:t>adalah</w:t>
+      </w:r>
+      <w:proofErr w:type="spellEnd"/>
+      <w:r>
+        <w:rPr>
+          <w:rFonts w:ascii="Arial Narrow" w:hAnsi="Arial Narrow"/>
+          <w:sz w:val="24"/>
+          <w:szCs w:val="24"/>
+        </w:rPr>
+        <w:t xml:space="preserve"> </w:t>
+      </w:r>
+      <w:proofErr w:type="spellStart"/>
+      <w:r>
+        <w:rPr>
+          <w:rFonts w:ascii="Arial Narrow" w:hAnsi="Arial Narrow"/>
+          <w:sz w:val="24"/>
+          <w:szCs w:val="24"/>
+        </w:rPr>
+        <w:t>rincian</w:t>
+      </w:r>
+      <w:proofErr w:type="spellEnd"/>
+      <w:r>
+        <w:rPr>
+          <w:rFonts w:ascii="Arial Narrow" w:hAnsi="Arial Narrow"/>
+          <w:sz w:val="24"/>
+          <w:szCs w:val="24"/>
+        </w:rPr>
+        <w:t xml:space="preserve"> </w:t>
+      </w:r>
+      <w:proofErr w:type="spellStart"/>
+      <w:r>
+        <w:rPr>
+          <w:rFonts w:ascii="Arial Narrow" w:hAnsi="Arial Narrow"/>
+          <w:sz w:val="24"/>
+          <w:szCs w:val="24"/>
+        </w:rPr>
+        <w:t>cara</w:t>
+      </w:r>
+      <w:proofErr w:type="spellEnd"/>
+      <w:r>
+        <w:rPr>
+          <w:rFonts w:ascii="Arial Narrow" w:hAnsi="Arial Narrow"/>
+          <w:sz w:val="24"/>
+          <w:szCs w:val="24"/>
+        </w:rPr>
+        <w:t xml:space="preserve"> </w:t>
+      </w:r>
+      <w:proofErr w:type="spellStart"/>
+      <w:r>
+        <w:rPr>
+          <w:rFonts w:ascii="Arial Narrow" w:hAnsi="Arial Narrow"/>
+          <w:sz w:val="24"/>
+          <w:szCs w:val="24"/>
+        </w:rPr>
+        <w:t>kerja</w:t>
+      </w:r>
+      <w:proofErr w:type="spellEnd"/>
+      <w:r>
+        <w:rPr>
+          <w:rFonts w:ascii="Arial Narrow" w:hAnsi="Arial Narrow"/>
+          <w:sz w:val="24"/>
+          <w:szCs w:val="24"/>
+        </w:rPr>
+        <w:t xml:space="preserve"> dan </w:t>
+      </w:r>
+      <w:proofErr w:type="spellStart"/>
+      <w:r>
+        <w:rPr>
+          <w:rFonts w:ascii="Arial Narrow" w:hAnsi="Arial Narrow"/>
+          <w:sz w:val="24"/>
+          <w:szCs w:val="24"/>
+        </w:rPr>
+        <w:t>penjelasan</w:t>
+      </w:r>
+      <w:proofErr w:type="spellEnd"/>
+      <w:r>
+        <w:rPr>
+          <w:rFonts w:ascii="Arial Narrow" w:hAnsi="Arial Narrow"/>
+          <w:sz w:val="24"/>
+          <w:szCs w:val="24"/>
+        </w:rPr>
+        <w:t xml:space="preserve"> </w:t>
+      </w:r>
+      <w:proofErr w:type="spellStart"/>
+      <w:r>
+        <w:rPr>
+          <w:rFonts w:ascii="Arial Narrow" w:hAnsi="Arial Narrow"/>
+          <w:sz w:val="24"/>
+          <w:szCs w:val="24"/>
+        </w:rPr>
+        <w:t>setiap</w:t>
+      </w:r>
+      <w:proofErr w:type="spellEnd"/>
+      <w:r>
+        <w:rPr>
+          <w:rFonts w:ascii="Arial Narrow" w:hAnsi="Arial Narrow"/>
+          <w:sz w:val="24"/>
+          <w:szCs w:val="24"/>
+        </w:rPr>
+        <w:t xml:space="preserve"> </w:t>
+      </w:r>
+      <w:proofErr w:type="spellStart"/>
+      <w:r>
+        <w:rPr>
+          <w:rFonts w:ascii="Arial Narrow" w:hAnsi="Arial Narrow"/>
+          <w:sz w:val="24"/>
+          <w:szCs w:val="24"/>
+        </w:rPr>
+        <w:t>bagian</w:t>
+      </w:r>
+      <w:proofErr w:type="spellEnd"/>
+      <w:r>
+        <w:rPr>
+          <w:rFonts w:ascii="Arial Narrow" w:hAnsi="Arial Narrow"/>
+          <w:sz w:val="24"/>
+          <w:szCs w:val="24"/>
+        </w:rPr>
+        <w:t xml:space="preserve"> script </w:t>
+      </w:r>
+      <w:proofErr w:type="spellStart"/>
+      <w:r>
+        <w:rPr>
+          <w:rFonts w:ascii="Arial Narrow" w:hAnsi="Arial Narrow"/>
+          <w:sz w:val="24"/>
+          <w:szCs w:val="24"/>
+        </w:rPr>
+        <w:t>tersebut</w:t>
+      </w:r>
+      <w:proofErr w:type="spellEnd"/>
+      <w:r>
+        <w:rPr>
+          <w:rFonts w:ascii="Arial Narrow" w:hAnsi="Arial Narrow"/>
+          <w:sz w:val="24"/>
+          <w:szCs w:val="24"/>
+        </w:rPr>
+        <w:t>:</w:t>
+      </w:r>
+    </w:p>
+    <w:p>
+      <w:pPr>
+        <w:spacing w:after="0" w:line="240" w:lineRule="auto"/>
+        <w:rPr>
+          <w:rFonts w:ascii="Arial Narrow" w:hAnsi="Arial Narrow"/>
+          <w:sz w:val="24"/>
+          <w:szCs w:val="24"/>
+        </w:rPr>
+      </w:pPr>
+      <w:r>
+        <w:rPr>
+          <w:rFonts w:ascii="Arial Narrow" w:hAnsi="Arial Narrow"/>
+          <w:sz w:val="24"/>
+          <w:szCs w:val="24"/>
+        </w:rPr>
+        <w:br/>
+      </w:r>
+    </w:p>
+    <w:p>
+      <w:pPr>
+        <w:numPr>
+          <w:ilvl w:val="0"/>
+          <w:numId w:val="2"/>
+        </w:numPr>
+        <w:spacing w:after="0" w:line="240" w:lineRule="auto"/>
+        <w:rPr>
+          <w:rFonts w:ascii="Arial Narrow" w:hAnsi="Arial Narrow"/>
+          <w:sz w:val="24"/>
+          <w:szCs w:val="24"/>
+        </w:rPr>
+      </w:pPr>
+      <w:proofErr w:type="spellStart"/>
+      <w:r>
+        <w:rPr>
+          <w:rFonts w:ascii="Arial Narrow" w:hAnsi="Arial Narrow"/>
+          <w:b/>
+          <w:bCs/>
+          <w:sz w:val="24"/>
+          <w:szCs w:val="24"/>
+        </w:rPr>
+        <w:t>Pembuatan</w:t>
+      </w:r>
+      <w:proofErr w:type="spellEnd"/>
+      <w:r>
+        <w:rPr>
+          <w:rFonts w:ascii="Arial Narrow" w:hAnsi="Arial Narrow"/>
+          <w:b/>
+          <w:bCs/>
+          <w:sz w:val="24"/>
+          <w:szCs w:val="24"/>
+        </w:rPr>
+        <w:t xml:space="preserve"> </w:t>
+      </w:r>
+      <w:proofErr w:type="spellStart"/>
+      <w:r>
+        <w:rPr>
+          <w:rFonts w:ascii="Arial Narrow" w:hAnsi="Arial Narrow"/>
+          <w:b/>
+          <w:bCs/>
+          <w:sz w:val="24"/>
+          <w:szCs w:val="24"/>
+        </w:rPr>
+        <w:t>Objek</w:t>
+      </w:r>
+      <w:proofErr w:type="spellEnd"/>
+      <w:r>
+        <w:rPr>
+          <w:rFonts w:ascii="Arial Narrow" w:hAnsi="Arial Narrow"/>
+          <w:b/>
+          <w:bCs/>
+          <w:sz w:val="24"/>
+          <w:szCs w:val="24"/>
+        </w:rPr>
+        <w:t xml:space="preserve"> Spreadsheet:</w:t>
+      </w:r>
+      <w:r>
+        <w:rPr>
+          <w:rFonts w:ascii="Arial Narrow" w:hAnsi="Arial Narrow"/>
+          <w:sz w:val="24"/>
+          <w:szCs w:val="24"/>
+        </w:rPr>
+        <w:t xml:space="preserve"> Baris var spreadsheet = </w:t>
+      </w:r>
+      <w:proofErr w:type="spellStart"/>
+      <w:r>
+        <w:rPr>
+          <w:rFonts w:ascii="Arial Narrow" w:hAnsi="Arial Narrow"/>
+          <w:sz w:val="24"/>
+          <w:szCs w:val="24"/>
+        </w:rPr>
+        <w:t>SpreadsheetApp.getActive</w:t>
+      </w:r>
+      <w:proofErr w:type="spellEnd"/>
+      <w:r>
+        <w:rPr>
+          <w:rFonts w:ascii="Arial Narrow" w:hAnsi="Arial Narrow"/>
+          <w:sz w:val="24"/>
+          <w:szCs w:val="24"/>
+        </w:rPr>
+        <w:t xml:space="preserve">(); </w:t>
+      </w:r>
+      <w:proofErr w:type="spellStart"/>
+      <w:r>
+        <w:rPr>
+          <w:rFonts w:ascii="Arial Narrow" w:hAnsi="Arial Narrow"/>
+          <w:sz w:val="24"/>
+          <w:szCs w:val="24"/>
+        </w:rPr>
+        <w:t>berfungsi</w:t>
+      </w:r>
+      <w:proofErr w:type="spellEnd"/>
+      <w:r>
+        <w:rPr>
+          <w:rFonts w:ascii="Arial Narrow" w:hAnsi="Arial Narrow"/>
+          <w:sz w:val="24"/>
+          <w:szCs w:val="24"/>
+        </w:rPr>
+        <w:t xml:space="preserve"> </w:t>
+      </w:r>
+      <w:proofErr w:type="spellStart"/>
+      <w:r>
+        <w:rPr>
+          <w:rFonts w:ascii="Arial Narrow" w:hAnsi="Arial Narrow"/>
+          <w:sz w:val="24"/>
+          <w:szCs w:val="24"/>
+        </w:rPr>
+        <w:t>untuk</w:t>
+      </w:r>
+      <w:proofErr w:type="spellEnd"/>
+      <w:r>
+        <w:rPr>
+          <w:rFonts w:ascii="Arial Narrow" w:hAnsi="Arial Narrow"/>
+          <w:sz w:val="24"/>
+          <w:szCs w:val="24"/>
+        </w:rPr>
+        <w:t xml:space="preserve"> </w:t>
+      </w:r>
+      <w:proofErr w:type="spellStart"/>
+      <w:r>
+        <w:rPr>
+          <w:rFonts w:ascii="Arial Narrow" w:hAnsi="Arial Narrow"/>
+          <w:sz w:val="24"/>
+          <w:szCs w:val="24"/>
+        </w:rPr>
+        <w:t>mengambil</w:t>
+      </w:r>
+      <w:proofErr w:type="spellEnd"/>
+      <w:r>
+        <w:rPr>
+          <w:rFonts w:ascii="Arial Narrow" w:hAnsi="Arial Narrow"/>
+          <w:sz w:val="24"/>
+          <w:szCs w:val="24"/>
+        </w:rPr>
+        <w:t xml:space="preserve"> </w:t>
+      </w:r>
+      <w:proofErr w:type="spellStart"/>
+      <w:r>
+        <w:rPr>
+          <w:rFonts w:ascii="Arial Narrow" w:hAnsi="Arial Narrow"/>
+          <w:sz w:val="24"/>
+          <w:szCs w:val="24"/>
+        </w:rPr>
+        <w:t>atau</w:t>
+      </w:r>
+      <w:proofErr w:type="spellEnd"/>
+      <w:r>
+        <w:rPr>
+          <w:rFonts w:ascii="Arial Narrow" w:hAnsi="Arial Narrow"/>
+          <w:sz w:val="24"/>
+          <w:szCs w:val="24"/>
+        </w:rPr>
+        <w:t xml:space="preserve"> </w:t>
+      </w:r>
+      <w:proofErr w:type="spellStart"/>
+      <w:r>
+        <w:rPr>
+          <w:rFonts w:ascii="Arial Narrow" w:hAnsi="Arial Narrow"/>
+          <w:sz w:val="24"/>
+          <w:szCs w:val="24"/>
+        </w:rPr>
+        <w:t>mengakses</w:t>
+      </w:r>
+      <w:proofErr w:type="spellEnd"/>
+      <w:r>
+        <w:rPr>
+          <w:rFonts w:ascii="Arial Narrow" w:hAnsi="Arial Narrow"/>
+          <w:sz w:val="24"/>
+          <w:szCs w:val="24"/>
+        </w:rPr>
+        <w:t xml:space="preserve"> file Google Spreadsheet yang </w:t>
+      </w:r>
+      <w:proofErr w:type="spellStart"/>
+      <w:r>
+        <w:rPr>
+          <w:rFonts w:ascii="Arial Narrow" w:hAnsi="Arial Narrow"/>
+          <w:sz w:val="24"/>
+          <w:szCs w:val="24"/>
+        </w:rPr>
+        <w:t>sedang</w:t>
+      </w:r>
+      <w:proofErr w:type="spellEnd"/>
+      <w:r>
+        <w:rPr>
+          <w:rFonts w:ascii="Arial Narrow" w:hAnsi="Arial Narrow"/>
+          <w:sz w:val="24"/>
+          <w:szCs w:val="24"/>
+        </w:rPr>
+        <w:t xml:space="preserve"> </w:t>
+      </w:r>
+      <w:proofErr w:type="spellStart"/>
+      <w:r>
+        <w:rPr>
+          <w:rFonts w:ascii="Arial Narrow" w:hAnsi="Arial Narrow"/>
+          <w:sz w:val="24"/>
+          <w:szCs w:val="24"/>
+        </w:rPr>
+        <w:t>dibuka</w:t>
+      </w:r>
+      <w:proofErr w:type="spellEnd"/>
+      <w:r>
+        <w:rPr>
+          <w:rFonts w:ascii="Arial Narrow" w:hAnsi="Arial Narrow"/>
+          <w:sz w:val="24"/>
+          <w:szCs w:val="24"/>
+        </w:rPr>
+        <w:t xml:space="preserve"> oleh </w:t>
+      </w:r>
+      <w:proofErr w:type="spellStart"/>
+      <w:r>
+        <w:rPr>
+          <w:rFonts w:ascii="Arial Narrow" w:hAnsi="Arial Narrow"/>
+          <w:sz w:val="24"/>
+          <w:szCs w:val="24"/>
+        </w:rPr>
+        <w:t>pengguna</w:t>
+      </w:r>
+      <w:proofErr w:type="spellEnd"/>
+      <w:r>
+        <w:rPr>
+          <w:rFonts w:ascii="Arial Narrow" w:hAnsi="Arial Narrow"/>
+          <w:sz w:val="24"/>
+          <w:szCs w:val="24"/>
+        </w:rPr>
+        <w:t>.</w:t>
+      </w:r>
+    </w:p>
+    <w:p>
+      <w:pPr>
+        <w:spacing w:after="0" w:line="240" w:lineRule="auto"/>
+        <w:rPr>
+          <w:rFonts w:ascii="Arial Narrow" w:hAnsi="Arial Narrow"/>
+          <w:sz w:val="24"/>
+          <w:szCs w:val="24"/>
+        </w:rPr>
+      </w:pPr>
+    </w:p>
+    <w:p>
+      <w:pPr>
+        <w:numPr>
+          <w:ilvl w:val="0"/>
+          <w:numId w:val="2"/>
+        </w:numPr>
+        <w:spacing w:after="0" w:line="240" w:lineRule="auto"/>
+        <w:rPr>
+          <w:rFonts w:ascii="Arial Narrow" w:hAnsi="Arial Narrow"/>
+          <w:sz w:val="24"/>
+          <w:szCs w:val="24"/>
+        </w:rPr>
+      </w:pPr>
+      <w:proofErr w:type="spellStart"/>
+      <w:r>
+        <w:rPr>
+          <w:rFonts w:ascii="Arial Narrow" w:hAnsi="Arial Narrow"/>
+          <w:b/>
+          <w:bCs/>
+          <w:sz w:val="24"/>
+          <w:szCs w:val="24"/>
+        </w:rPr>
+        <w:t>Membuat</w:t>
+      </w:r>
+      <w:proofErr w:type="spellEnd"/>
+      <w:r>
+        <w:rPr>
+          <w:rFonts w:ascii="Arial Narrow" w:hAnsi="Arial Narrow"/>
+          <w:b/>
+          <w:bCs/>
+          <w:sz w:val="24"/>
+          <w:szCs w:val="24"/>
+        </w:rPr>
+        <w:t xml:space="preserve"> Header Kolom (Baris 1):</w:t>
+      </w:r>
+      <w:r>
+        <w:rPr>
+          <w:rFonts w:ascii="Arial Narrow" w:hAnsi="Arial Narrow"/>
+          <w:sz w:val="24"/>
+          <w:szCs w:val="24"/>
+        </w:rPr>
+        <w:t xml:space="preserve"> Baris </w:t>
+      </w:r>
+      <w:proofErr w:type="spellStart"/>
+      <w:r>
+        <w:rPr>
+          <w:rFonts w:ascii="Arial Narrow" w:hAnsi="Arial Narrow"/>
+          <w:sz w:val="24"/>
+          <w:szCs w:val="24"/>
+        </w:rPr>
+        <w:t>kode</w:t>
+      </w:r>
+      <w:proofErr w:type="spellEnd"/>
+      <w:r>
+        <w:rPr>
+          <w:rFonts w:ascii="Arial Narrow" w:hAnsi="Arial Narrow"/>
+          <w:sz w:val="24"/>
+          <w:szCs w:val="24"/>
+        </w:rPr>
+        <w:t xml:space="preserve"> yang </w:t>
+      </w:r>
+      <w:proofErr w:type="spellStart"/>
+      <w:r>
+        <w:rPr>
+          <w:rFonts w:ascii="Arial Narrow" w:hAnsi="Arial Narrow"/>
+          <w:sz w:val="24"/>
+          <w:szCs w:val="24"/>
+        </w:rPr>
+        <w:t>menggunakan</w:t>
+      </w:r>
+      <w:proofErr w:type="spellEnd"/>
+      <w:r>
+        <w:rPr>
+          <w:rFonts w:ascii="Arial Narrow" w:hAnsi="Arial Narrow"/>
+          <w:sz w:val="24"/>
+          <w:szCs w:val="24"/>
+        </w:rPr>
+        <w:t xml:space="preserve"> </w:t>
+      </w:r>
+      <w:proofErr w:type="spellStart"/>
+      <w:r>
+        <w:rPr>
+          <w:rFonts w:ascii="Arial Narrow" w:hAnsi="Arial Narrow"/>
+          <w:sz w:val="24"/>
+          <w:szCs w:val="24"/>
+        </w:rPr>
+        <w:t>getRange</w:t>
+      </w:r>
+      <w:proofErr w:type="spellEnd"/>
+      <w:r>
+        <w:rPr>
+          <w:rFonts w:ascii="Arial Narrow" w:hAnsi="Arial Narrow"/>
+          <w:sz w:val="24"/>
+          <w:szCs w:val="24"/>
+        </w:rPr>
+        <w:t>('A1'</w:t>
+      </w:r>
+      <w:proofErr w:type="gramStart"/>
+      <w:r>
+        <w:rPr>
+          <w:rFonts w:ascii="Arial Narrow" w:hAnsi="Arial Narrow"/>
+          <w:sz w:val="24"/>
+          <w:szCs w:val="24"/>
+        </w:rPr>
+        <w:t>).activate</w:t>
+      </w:r>
+      <w:proofErr w:type="gramEnd"/>
+      <w:r>
+        <w:rPr>
+          <w:rFonts w:ascii="Arial Narrow" w:hAnsi="Arial Narrow"/>
+          <w:sz w:val="24"/>
+          <w:szCs w:val="24"/>
+        </w:rPr>
+        <w:t xml:space="preserve">() </w:t>
+      </w:r>
+      <w:proofErr w:type="spellStart"/>
+      <w:r>
+        <w:rPr>
+          <w:rFonts w:ascii="Arial Narrow" w:hAnsi="Arial Narrow"/>
+          <w:sz w:val="24"/>
+          <w:szCs w:val="24"/>
+        </w:rPr>
+        <w:t>hingga</w:t>
+      </w:r>
+      <w:proofErr w:type="spellEnd"/>
+      <w:r>
+        <w:rPr>
+          <w:rFonts w:ascii="Arial Narrow" w:hAnsi="Arial Narrow"/>
+          <w:sz w:val="24"/>
+          <w:szCs w:val="24"/>
+        </w:rPr>
+        <w:t xml:space="preserve"> </w:t>
+      </w:r>
+      <w:proofErr w:type="spellStart"/>
+      <w:r>
+        <w:rPr>
+          <w:rFonts w:ascii="Arial Narrow" w:hAnsi="Arial Narrow"/>
+          <w:sz w:val="24"/>
+          <w:szCs w:val="24"/>
+        </w:rPr>
+        <w:t>getRange</w:t>
+      </w:r>
+      <w:proofErr w:type="spellEnd"/>
+      <w:r>
+        <w:rPr>
+          <w:rFonts w:ascii="Arial Narrow" w:hAnsi="Arial Narrow"/>
+          <w:sz w:val="24"/>
+          <w:szCs w:val="24"/>
+        </w:rPr>
+        <w:t>('D1'</w:t>
+      </w:r>
+      <w:proofErr w:type="gramStart"/>
+      <w:r>
+        <w:rPr>
+          <w:rFonts w:ascii="Arial Narrow" w:hAnsi="Arial Narrow"/>
+          <w:sz w:val="24"/>
+          <w:szCs w:val="24"/>
+        </w:rPr>
+        <w:t>).activate</w:t>
+      </w:r>
+      <w:proofErr w:type="gramEnd"/>
+      <w:r>
+        <w:rPr>
+          <w:rFonts w:ascii="Arial Narrow" w:hAnsi="Arial Narrow"/>
+          <w:sz w:val="24"/>
+          <w:szCs w:val="24"/>
+        </w:rPr>
+        <w:t xml:space="preserve">() </w:t>
+      </w:r>
+      <w:proofErr w:type="spellStart"/>
+      <w:r>
+        <w:rPr>
+          <w:rFonts w:ascii="Arial Narrow" w:hAnsi="Arial Narrow"/>
+          <w:sz w:val="24"/>
+          <w:szCs w:val="24"/>
+        </w:rPr>
+        <w:t>berturut-turut</w:t>
+      </w:r>
+      <w:proofErr w:type="spellEnd"/>
+      <w:r>
+        <w:rPr>
+          <w:rFonts w:ascii="Arial Narrow" w:hAnsi="Arial Narrow"/>
+          <w:sz w:val="24"/>
+          <w:szCs w:val="24"/>
+        </w:rPr>
+        <w:t xml:space="preserve"> </w:t>
+      </w:r>
+      <w:proofErr w:type="spellStart"/>
+      <w:r>
+        <w:rPr>
+          <w:rFonts w:ascii="Arial Narrow" w:hAnsi="Arial Narrow"/>
+          <w:sz w:val="24"/>
+          <w:szCs w:val="24"/>
+        </w:rPr>
+        <w:t>memilih</w:t>
+      </w:r>
+      <w:proofErr w:type="spellEnd"/>
+      <w:r>
+        <w:rPr>
+          <w:rFonts w:ascii="Arial Narrow" w:hAnsi="Arial Narrow"/>
+          <w:sz w:val="24"/>
+          <w:szCs w:val="24"/>
+        </w:rPr>
+        <w:t xml:space="preserve"> </w:t>
+      </w:r>
+      <w:proofErr w:type="spellStart"/>
+      <w:r>
+        <w:rPr>
+          <w:rFonts w:ascii="Arial Narrow" w:hAnsi="Arial Narrow"/>
+          <w:sz w:val="24"/>
+          <w:szCs w:val="24"/>
+        </w:rPr>
+        <w:t>sel</w:t>
+      </w:r>
+      <w:proofErr w:type="spellEnd"/>
+      <w:r>
+        <w:rPr>
+          <w:rFonts w:ascii="Arial Narrow" w:hAnsi="Arial Narrow"/>
+          <w:sz w:val="24"/>
+          <w:szCs w:val="24"/>
+        </w:rPr>
+        <w:t xml:space="preserve"> A1, B1, C1, dan D1, </w:t>
+      </w:r>
+      <w:proofErr w:type="spellStart"/>
+      <w:r>
+        <w:rPr>
+          <w:rFonts w:ascii="Arial Narrow" w:hAnsi="Arial Narrow"/>
+          <w:sz w:val="24"/>
+          <w:szCs w:val="24"/>
+        </w:rPr>
+        <w:t>kemudian</w:t>
+      </w:r>
+      <w:proofErr w:type="spellEnd"/>
+      <w:r>
+        <w:rPr>
+          <w:rFonts w:ascii="Arial Narrow" w:hAnsi="Arial Narrow"/>
+          <w:sz w:val="24"/>
+          <w:szCs w:val="24"/>
+        </w:rPr>
+        <w:t xml:space="preserve"> method </w:t>
+      </w:r>
+      <w:proofErr w:type="spellStart"/>
+      <w:r>
+        <w:rPr>
+          <w:rFonts w:ascii="Arial Narrow" w:hAnsi="Arial Narrow"/>
+          <w:sz w:val="24"/>
+          <w:szCs w:val="24"/>
+        </w:rPr>
+        <w:t>setValue</w:t>
+      </w:r>
+      <w:proofErr w:type="spellEnd"/>
+      <w:r>
+        <w:rPr>
+          <w:rFonts w:ascii="Arial Narrow" w:hAnsi="Arial Narrow"/>
+          <w:sz w:val="24"/>
+          <w:szCs w:val="24"/>
+        </w:rPr>
+        <w:t xml:space="preserve">(...) </w:t>
+      </w:r>
+      <w:proofErr w:type="spellStart"/>
+      <w:r>
+        <w:rPr>
+          <w:rFonts w:ascii="Arial Narrow" w:hAnsi="Arial Narrow"/>
+          <w:sz w:val="24"/>
+          <w:szCs w:val="24"/>
+        </w:rPr>
+        <w:t>mengisinya</w:t>
+      </w:r>
+      <w:proofErr w:type="spellEnd"/>
+      <w:r>
+        <w:rPr>
+          <w:rFonts w:ascii="Arial Narrow" w:hAnsi="Arial Narrow"/>
+          <w:sz w:val="24"/>
+          <w:szCs w:val="24"/>
+        </w:rPr>
+        <w:t xml:space="preserve"> </w:t>
+      </w:r>
+      <w:proofErr w:type="spellStart"/>
+      <w:r>
+        <w:rPr>
+          <w:rFonts w:ascii="Arial Narrow" w:hAnsi="Arial Narrow"/>
+          <w:sz w:val="24"/>
+          <w:szCs w:val="24"/>
+        </w:rPr>
+        <w:t>dengan</w:t>
+      </w:r>
+      <w:proofErr w:type="spellEnd"/>
+      <w:r>
+        <w:rPr>
+          <w:rFonts w:ascii="Arial Narrow" w:hAnsi="Arial Narrow"/>
+          <w:sz w:val="24"/>
+          <w:szCs w:val="24"/>
+        </w:rPr>
+        <w:t xml:space="preserve"> </w:t>
+      </w:r>
+      <w:proofErr w:type="spellStart"/>
+      <w:r>
+        <w:rPr>
+          <w:rFonts w:ascii="Arial Narrow" w:hAnsi="Arial Narrow"/>
+          <w:sz w:val="24"/>
+          <w:szCs w:val="24"/>
+        </w:rPr>
+        <w:t>teks</w:t>
+      </w:r>
+      <w:proofErr w:type="spellEnd"/>
+      <w:r>
+        <w:rPr>
+          <w:rFonts w:ascii="Arial Narrow" w:hAnsi="Arial Narrow"/>
+          <w:sz w:val="24"/>
+          <w:szCs w:val="24"/>
+        </w:rPr>
+        <w:t xml:space="preserve"> </w:t>
+      </w:r>
+      <w:proofErr w:type="spellStart"/>
+      <w:r>
+        <w:rPr>
+          <w:rFonts w:ascii="Arial Narrow" w:hAnsi="Arial Narrow"/>
+          <w:sz w:val="24"/>
+          <w:szCs w:val="24"/>
+        </w:rPr>
+        <w:t>judul</w:t>
+      </w:r>
+      <w:proofErr w:type="spellEnd"/>
+      <w:r>
+        <w:rPr>
+          <w:rFonts w:ascii="Arial Narrow" w:hAnsi="Arial Narrow"/>
+          <w:sz w:val="24"/>
+          <w:szCs w:val="24"/>
+        </w:rPr>
+        <w:t xml:space="preserve"> </w:t>
+      </w:r>
+      <w:proofErr w:type="spellStart"/>
+      <w:r>
+        <w:rPr>
+          <w:rFonts w:ascii="Arial Narrow" w:hAnsi="Arial Narrow"/>
+          <w:sz w:val="24"/>
+          <w:szCs w:val="24"/>
+        </w:rPr>
+        <w:t>kolom</w:t>
+      </w:r>
+      <w:proofErr w:type="spellEnd"/>
+      <w:r>
+        <w:rPr>
+          <w:rFonts w:ascii="Arial Narrow" w:hAnsi="Arial Narrow"/>
+          <w:sz w:val="24"/>
+          <w:szCs w:val="24"/>
+        </w:rPr>
+        <w:t xml:space="preserve">, </w:t>
+      </w:r>
+      <w:proofErr w:type="spellStart"/>
+      <w:r>
+        <w:rPr>
+          <w:rFonts w:ascii="Arial Narrow" w:hAnsi="Arial Narrow"/>
+          <w:sz w:val="24"/>
+          <w:szCs w:val="24"/>
+        </w:rPr>
+        <w:t>yaitu</w:t>
+      </w:r>
+      <w:proofErr w:type="spellEnd"/>
+      <w:r>
+        <w:rPr>
+          <w:rFonts w:ascii="Arial Narrow" w:hAnsi="Arial Narrow"/>
+          <w:sz w:val="24"/>
+          <w:szCs w:val="24"/>
+        </w:rPr>
+        <w:t xml:space="preserve"> 'no', 'nama', '</w:t>
+      </w:r>
+      <w:proofErr w:type="spellStart"/>
+      <w:r>
+        <w:rPr>
+          <w:rFonts w:ascii="Arial Narrow" w:hAnsi="Arial Narrow"/>
+          <w:sz w:val="24"/>
+          <w:szCs w:val="24"/>
+        </w:rPr>
+        <w:t>tanggal</w:t>
+      </w:r>
+      <w:proofErr w:type="spellEnd"/>
+      <w:r>
+        <w:rPr>
+          <w:rFonts w:ascii="Arial Narrow" w:hAnsi="Arial Narrow"/>
+          <w:sz w:val="24"/>
+          <w:szCs w:val="24"/>
+        </w:rPr>
+        <w:t>', dan '</w:t>
+      </w:r>
+      <w:proofErr w:type="spellStart"/>
+      <w:r>
+        <w:rPr>
+          <w:rFonts w:ascii="Arial Narrow" w:hAnsi="Arial Narrow"/>
+          <w:sz w:val="24"/>
+          <w:szCs w:val="24"/>
+        </w:rPr>
+        <w:t>keterangan</w:t>
+      </w:r>
+      <w:proofErr w:type="spellEnd"/>
+      <w:r>
+        <w:rPr>
+          <w:rFonts w:ascii="Arial Narrow" w:hAnsi="Arial Narrow"/>
+          <w:sz w:val="24"/>
+          <w:szCs w:val="24"/>
+        </w:rPr>
+        <w:t>'.</w:t>
+      </w:r>
+    </w:p>
+    <w:p>
+      <w:pPr>
+        <w:spacing w:after="0" w:line="240" w:lineRule="auto"/>
+        <w:rPr>
+          <w:rFonts w:ascii="Arial Narrow" w:hAnsi="Arial Narrow"/>
+          <w:sz w:val="24"/>
+          <w:szCs w:val="24"/>
+        </w:rPr>
+      </w:pPr>
+    </w:p>
+    <w:p>
+      <w:pPr>
+        <w:numPr>
+          <w:ilvl w:val="0"/>
+          <w:numId w:val="2"/>
+        </w:numPr>
+        <w:spacing w:after="0" w:line="240" w:lineRule="auto"/>
+        <w:rPr>
+          <w:rFonts w:ascii="Arial Narrow" w:hAnsi="Arial Narrow"/>
+          <w:sz w:val="24"/>
+          <w:szCs w:val="24"/>
+        </w:rPr>
+      </w:pPr>
+      <w:proofErr w:type="spellStart"/>
+      <w:r>
+        <w:rPr>
+          <w:rFonts w:ascii="Arial Narrow" w:hAnsi="Arial Narrow"/>
+          <w:b/>
+          <w:bCs/>
+          <w:sz w:val="24"/>
+          <w:szCs w:val="24"/>
+        </w:rPr>
+        <w:t>Mengisi</w:t>
+      </w:r>
+      <w:proofErr w:type="spellEnd"/>
+      <w:r>
+        <w:rPr>
+          <w:rFonts w:ascii="Arial Narrow" w:hAnsi="Arial Narrow"/>
+          <w:b/>
+          <w:bCs/>
+          <w:sz w:val="24"/>
+          <w:szCs w:val="24"/>
+        </w:rPr>
+        <w:t xml:space="preserve"> </w:t>
+      </w:r>
+      <w:proofErr w:type="spellStart"/>
+      <w:r>
+        <w:rPr>
+          <w:rFonts w:ascii="Arial Narrow" w:hAnsi="Arial Narrow"/>
+          <w:b/>
+          <w:bCs/>
+          <w:sz w:val="24"/>
+          <w:szCs w:val="24"/>
+        </w:rPr>
+        <w:t>Nomor</w:t>
+      </w:r>
+      <w:proofErr w:type="spellEnd"/>
+      <w:r>
+        <w:rPr>
+          <w:rFonts w:ascii="Arial Narrow" w:hAnsi="Arial Narrow"/>
+          <w:b/>
+          <w:bCs/>
+          <w:sz w:val="24"/>
+          <w:szCs w:val="24"/>
+        </w:rPr>
+        <w:t xml:space="preserve"> </w:t>
+      </w:r>
+      <w:proofErr w:type="spellStart"/>
+      <w:r>
+        <w:rPr>
+          <w:rFonts w:ascii="Arial Narrow" w:hAnsi="Arial Narrow"/>
+          <w:b/>
+          <w:bCs/>
+          <w:sz w:val="24"/>
+          <w:szCs w:val="24"/>
+        </w:rPr>
+        <w:t>Urut</w:t>
+      </w:r>
+      <w:proofErr w:type="spellEnd"/>
+      <w:r>
+        <w:rPr>
+          <w:rFonts w:ascii="Arial Narrow" w:hAnsi="Arial Narrow"/>
+          <w:b/>
+          <w:bCs/>
+          <w:sz w:val="24"/>
+          <w:szCs w:val="24"/>
+        </w:rPr>
+        <w:t xml:space="preserve"> (Kolom A):</w:t>
+      </w:r>
+      <w:r>
+        <w:rPr>
+          <w:rFonts w:ascii="Arial Narrow" w:hAnsi="Arial Narrow"/>
+          <w:sz w:val="24"/>
+          <w:szCs w:val="24"/>
+        </w:rPr>
+        <w:t xml:space="preserve"> Baris </w:t>
+      </w:r>
+      <w:proofErr w:type="spellStart"/>
+      <w:r>
+        <w:rPr>
+          <w:rFonts w:ascii="Arial Narrow" w:hAnsi="Arial Narrow"/>
+          <w:sz w:val="24"/>
+          <w:szCs w:val="24"/>
+        </w:rPr>
+        <w:t>kode</w:t>
+      </w:r>
+      <w:proofErr w:type="spellEnd"/>
+      <w:r>
+        <w:rPr>
+          <w:rFonts w:ascii="Arial Narrow" w:hAnsi="Arial Narrow"/>
+          <w:sz w:val="24"/>
+          <w:szCs w:val="24"/>
+        </w:rPr>
+        <w:t xml:space="preserve"> </w:t>
+      </w:r>
+      <w:proofErr w:type="spellStart"/>
+      <w:r>
+        <w:rPr>
+          <w:rFonts w:ascii="Arial Narrow" w:hAnsi="Arial Narrow"/>
+          <w:sz w:val="24"/>
+          <w:szCs w:val="24"/>
+        </w:rPr>
+        <w:t>getRange</w:t>
+      </w:r>
+      <w:proofErr w:type="spellEnd"/>
+      <w:r>
+        <w:rPr>
+          <w:rFonts w:ascii="Arial Narrow" w:hAnsi="Arial Narrow"/>
+          <w:sz w:val="24"/>
+          <w:szCs w:val="24"/>
+        </w:rPr>
+        <w:t xml:space="preserve">('A2'), A3, dan A4 </w:t>
+      </w:r>
+      <w:proofErr w:type="spellStart"/>
+      <w:r>
+        <w:rPr>
+          <w:rFonts w:ascii="Arial Narrow" w:hAnsi="Arial Narrow"/>
+          <w:sz w:val="24"/>
+          <w:szCs w:val="24"/>
+        </w:rPr>
+        <w:t>diaktifkan</w:t>
+      </w:r>
+      <w:proofErr w:type="spellEnd"/>
+      <w:r>
+        <w:rPr>
+          <w:rFonts w:ascii="Arial Narrow" w:hAnsi="Arial Narrow"/>
+          <w:sz w:val="24"/>
+          <w:szCs w:val="24"/>
+        </w:rPr>
+        <w:t xml:space="preserve"> </w:t>
+      </w:r>
+      <w:proofErr w:type="spellStart"/>
+      <w:r>
+        <w:rPr>
+          <w:rFonts w:ascii="Arial Narrow" w:hAnsi="Arial Narrow"/>
+          <w:sz w:val="24"/>
+          <w:szCs w:val="24"/>
+        </w:rPr>
+        <w:t>secara</w:t>
+      </w:r>
+      <w:proofErr w:type="spellEnd"/>
+      <w:r>
+        <w:rPr>
+          <w:rFonts w:ascii="Arial Narrow" w:hAnsi="Arial Narrow"/>
+          <w:sz w:val="24"/>
+          <w:szCs w:val="24"/>
+        </w:rPr>
+        <w:t xml:space="preserve"> </w:t>
+      </w:r>
+      <w:proofErr w:type="spellStart"/>
+      <w:r>
+        <w:rPr>
+          <w:rFonts w:ascii="Arial Narrow" w:hAnsi="Arial Narrow"/>
+          <w:sz w:val="24"/>
+          <w:szCs w:val="24"/>
+        </w:rPr>
+        <w:t>bergantian</w:t>
+      </w:r>
+      <w:proofErr w:type="spellEnd"/>
+      <w:r>
+        <w:rPr>
+          <w:rFonts w:ascii="Arial Narrow" w:hAnsi="Arial Narrow"/>
+          <w:sz w:val="24"/>
+          <w:szCs w:val="24"/>
+        </w:rPr>
+        <w:t xml:space="preserve"> </w:t>
+      </w:r>
+      <w:proofErr w:type="spellStart"/>
+      <w:r>
+        <w:rPr>
+          <w:rFonts w:ascii="Arial Narrow" w:hAnsi="Arial Narrow"/>
+          <w:sz w:val="24"/>
+          <w:szCs w:val="24"/>
+        </w:rPr>
+        <w:t>untuk</w:t>
+      </w:r>
+      <w:proofErr w:type="spellEnd"/>
+      <w:r>
+        <w:rPr>
+          <w:rFonts w:ascii="Arial Narrow" w:hAnsi="Arial Narrow"/>
+          <w:sz w:val="24"/>
+          <w:szCs w:val="24"/>
+        </w:rPr>
+        <w:t xml:space="preserve"> </w:t>
+      </w:r>
+      <w:proofErr w:type="spellStart"/>
+      <w:r>
+        <w:rPr>
+          <w:rFonts w:ascii="Arial Narrow" w:hAnsi="Arial Narrow"/>
+          <w:sz w:val="24"/>
+          <w:szCs w:val="24"/>
+        </w:rPr>
+        <w:t>memasukkan</w:t>
+      </w:r>
+      <w:proofErr w:type="spellEnd"/>
+      <w:r>
+        <w:rPr>
+          <w:rFonts w:ascii="Arial Narrow" w:hAnsi="Arial Narrow"/>
+          <w:sz w:val="24"/>
+          <w:szCs w:val="24"/>
+        </w:rPr>
+        <w:t xml:space="preserve"> </w:t>
+      </w:r>
+      <w:proofErr w:type="spellStart"/>
+      <w:r>
+        <w:rPr>
+          <w:rFonts w:ascii="Arial Narrow" w:hAnsi="Arial Narrow"/>
+          <w:sz w:val="24"/>
+          <w:szCs w:val="24"/>
+        </w:rPr>
+        <w:t>angka</w:t>
+      </w:r>
+      <w:proofErr w:type="spellEnd"/>
+      <w:r>
+        <w:rPr>
+          <w:rFonts w:ascii="Arial Narrow" w:hAnsi="Arial Narrow"/>
+          <w:sz w:val="24"/>
+          <w:szCs w:val="24"/>
+        </w:rPr>
+        <w:t xml:space="preserve"> </w:t>
+      </w:r>
+      <w:proofErr w:type="spellStart"/>
+      <w:r>
+        <w:rPr>
+          <w:rFonts w:ascii="Arial Narrow" w:hAnsi="Arial Narrow"/>
+          <w:sz w:val="24"/>
+          <w:szCs w:val="24"/>
+        </w:rPr>
+        <w:t>urut</w:t>
+      </w:r>
+      <w:proofErr w:type="spellEnd"/>
+      <w:r>
+        <w:rPr>
+          <w:rFonts w:ascii="Arial Narrow" w:hAnsi="Arial Narrow"/>
+          <w:sz w:val="24"/>
+          <w:szCs w:val="24"/>
+        </w:rPr>
+        <w:t xml:space="preserve"> 1, 2, dan 3 pada </w:t>
+      </w:r>
+      <w:proofErr w:type="spellStart"/>
+      <w:r>
+        <w:rPr>
+          <w:rFonts w:ascii="Arial Narrow" w:hAnsi="Arial Narrow"/>
+          <w:sz w:val="24"/>
+          <w:szCs w:val="24"/>
+        </w:rPr>
+        <w:t>kolom</w:t>
+      </w:r>
+      <w:proofErr w:type="spellEnd"/>
+      <w:r>
+        <w:rPr>
+          <w:rFonts w:ascii="Arial Narrow" w:hAnsi="Arial Narrow"/>
+          <w:sz w:val="24"/>
+          <w:szCs w:val="24"/>
+        </w:rPr>
+        <w:t xml:space="preserve"> A.</w:t>
+      </w:r>
+    </w:p>
+    <w:p>
+      <w:pPr>
+        <w:spacing w:after="0" w:line="240" w:lineRule="auto"/>
+        <w:rPr>
+          <w:rFonts w:ascii="Arial Narrow" w:hAnsi="Arial Narrow"/>
+          <w:sz w:val="24"/>
+          <w:szCs w:val="24"/>
+        </w:rPr>
+      </w:pPr>
+    </w:p>
+    <w:p>
+      <w:pPr>
+        <w:numPr>
+          <w:ilvl w:val="0"/>
+          <w:numId w:val="2"/>
+        </w:numPr>
+        <w:spacing w:after="0" w:line="240" w:lineRule="auto"/>
+        <w:rPr>
+          <w:rFonts w:ascii="Arial Narrow" w:hAnsi="Arial Narrow"/>
+          <w:sz w:val="24"/>
+          <w:szCs w:val="24"/>
+        </w:rPr>
+      </w:pPr>
+      <w:proofErr w:type="spellStart"/>
+      <w:r>
+        <w:rPr>
+          <w:rFonts w:ascii="Arial Narrow" w:hAnsi="Arial Narrow"/>
+          <w:b/>
+          <w:bCs/>
+          <w:sz w:val="24"/>
+          <w:szCs w:val="24"/>
+        </w:rPr>
+        <w:t>Mengisi</w:t>
+      </w:r>
+      <w:proofErr w:type="spellEnd"/>
+      <w:r>
+        <w:rPr>
+          <w:rFonts w:ascii="Arial Narrow" w:hAnsi="Arial Narrow"/>
+          <w:b/>
+          <w:bCs/>
+          <w:sz w:val="24"/>
+          <w:szCs w:val="24"/>
+        </w:rPr>
+        <w:t xml:space="preserve"> Data Nama (Kolom B):</w:t>
+      </w:r>
+      <w:r>
+        <w:rPr>
+          <w:rFonts w:ascii="Arial Narrow" w:hAnsi="Arial Narrow"/>
+          <w:sz w:val="24"/>
+          <w:szCs w:val="24"/>
+        </w:rPr>
+        <w:t xml:space="preserve"> Baris </w:t>
+      </w:r>
+      <w:proofErr w:type="spellStart"/>
+      <w:r>
+        <w:rPr>
+          <w:rFonts w:ascii="Arial Narrow" w:hAnsi="Arial Narrow"/>
+          <w:sz w:val="24"/>
+          <w:szCs w:val="24"/>
+        </w:rPr>
+        <w:t>kode</w:t>
+      </w:r>
+      <w:proofErr w:type="spellEnd"/>
+      <w:r>
+        <w:rPr>
+          <w:rFonts w:ascii="Arial Narrow" w:hAnsi="Arial Narrow"/>
+          <w:sz w:val="24"/>
+          <w:szCs w:val="24"/>
+        </w:rPr>
+        <w:t xml:space="preserve"> </w:t>
+      </w:r>
+      <w:proofErr w:type="spellStart"/>
+      <w:r>
+        <w:rPr>
+          <w:rFonts w:ascii="Arial Narrow" w:hAnsi="Arial Narrow"/>
+          <w:sz w:val="24"/>
+          <w:szCs w:val="24"/>
+        </w:rPr>
+        <w:t>untuk</w:t>
+      </w:r>
+      <w:proofErr w:type="spellEnd"/>
+      <w:r>
+        <w:rPr>
+          <w:rFonts w:ascii="Arial Narrow" w:hAnsi="Arial Narrow"/>
+          <w:sz w:val="24"/>
+          <w:szCs w:val="24"/>
+        </w:rPr>
+        <w:t xml:space="preserve"> </w:t>
+      </w:r>
+      <w:proofErr w:type="spellStart"/>
+      <w:r>
+        <w:rPr>
+          <w:rFonts w:ascii="Arial Narrow" w:hAnsi="Arial Narrow"/>
+          <w:sz w:val="24"/>
+          <w:szCs w:val="24"/>
+        </w:rPr>
+        <w:t>sel</w:t>
+      </w:r>
+      <w:proofErr w:type="spellEnd"/>
+      <w:r>
+        <w:rPr>
+          <w:rFonts w:ascii="Arial Narrow" w:hAnsi="Arial Narrow"/>
+          <w:sz w:val="24"/>
+          <w:szCs w:val="24"/>
+        </w:rPr>
+        <w:t xml:space="preserve"> B2, B3, dan B4 </w:t>
+      </w:r>
+      <w:proofErr w:type="spellStart"/>
+      <w:r>
+        <w:rPr>
+          <w:rFonts w:ascii="Arial Narrow" w:hAnsi="Arial Narrow"/>
+          <w:sz w:val="24"/>
+          <w:szCs w:val="24"/>
+        </w:rPr>
+        <w:t>digunakan</w:t>
+      </w:r>
+      <w:proofErr w:type="spellEnd"/>
+      <w:r>
+        <w:rPr>
+          <w:rFonts w:ascii="Arial Narrow" w:hAnsi="Arial Narrow"/>
+          <w:sz w:val="24"/>
+          <w:szCs w:val="24"/>
+        </w:rPr>
+        <w:t xml:space="preserve"> </w:t>
+      </w:r>
+      <w:proofErr w:type="spellStart"/>
+      <w:r>
+        <w:rPr>
+          <w:rFonts w:ascii="Arial Narrow" w:hAnsi="Arial Narrow"/>
+          <w:sz w:val="24"/>
+          <w:szCs w:val="24"/>
+        </w:rPr>
+        <w:t>untuk</w:t>
+      </w:r>
+      <w:proofErr w:type="spellEnd"/>
+      <w:r>
+        <w:rPr>
+          <w:rFonts w:ascii="Arial Narrow" w:hAnsi="Arial Narrow"/>
+          <w:sz w:val="24"/>
+          <w:szCs w:val="24"/>
+        </w:rPr>
+        <w:t xml:space="preserve"> </w:t>
+      </w:r>
+      <w:proofErr w:type="spellStart"/>
+      <w:r>
+        <w:rPr>
+          <w:rFonts w:ascii="Arial Narrow" w:hAnsi="Arial Narrow"/>
+          <w:sz w:val="24"/>
+          <w:szCs w:val="24"/>
+        </w:rPr>
+        <w:t>memasukkan</w:t>
+      </w:r>
+      <w:proofErr w:type="spellEnd"/>
+      <w:r>
+        <w:rPr>
+          <w:rFonts w:ascii="Arial Narrow" w:hAnsi="Arial Narrow"/>
+          <w:sz w:val="24"/>
+          <w:szCs w:val="24"/>
+        </w:rPr>
+        <w:t xml:space="preserve"> data nama </w:t>
+      </w:r>
+      <w:proofErr w:type="spellStart"/>
+      <w:r>
+        <w:rPr>
+          <w:rFonts w:ascii="Arial Narrow" w:hAnsi="Arial Narrow"/>
+          <w:sz w:val="24"/>
+          <w:szCs w:val="24"/>
+        </w:rPr>
+        <w:t>ke</w:t>
+      </w:r>
+      <w:proofErr w:type="spellEnd"/>
+      <w:r>
+        <w:rPr>
+          <w:rFonts w:ascii="Arial Narrow" w:hAnsi="Arial Narrow"/>
+          <w:sz w:val="24"/>
+          <w:szCs w:val="24"/>
+        </w:rPr>
+        <w:t xml:space="preserve"> </w:t>
+      </w:r>
+      <w:proofErr w:type="spellStart"/>
+      <w:r>
+        <w:rPr>
+          <w:rFonts w:ascii="Arial Narrow" w:hAnsi="Arial Narrow"/>
+          <w:sz w:val="24"/>
+          <w:szCs w:val="24"/>
+        </w:rPr>
+        <w:t>dalam</w:t>
+      </w:r>
+      <w:proofErr w:type="spellEnd"/>
+      <w:r>
+        <w:rPr>
+          <w:rFonts w:ascii="Arial Narrow" w:hAnsi="Arial Narrow"/>
+          <w:sz w:val="24"/>
+          <w:szCs w:val="24"/>
+        </w:rPr>
+        <w:t xml:space="preserve"> </w:t>
+      </w:r>
+      <w:proofErr w:type="spellStart"/>
+      <w:r>
+        <w:rPr>
+          <w:rFonts w:ascii="Arial Narrow" w:hAnsi="Arial Narrow"/>
+          <w:sz w:val="24"/>
+          <w:szCs w:val="24"/>
+        </w:rPr>
+        <w:t>tabel</w:t>
+      </w:r>
+      <w:proofErr w:type="spellEnd"/>
+      <w:r>
+        <w:rPr>
+          <w:rFonts w:ascii="Arial Narrow" w:hAnsi="Arial Narrow"/>
+          <w:sz w:val="24"/>
+          <w:szCs w:val="24"/>
+        </w:rPr>
+        <w:t xml:space="preserve">, masing-masing </w:t>
+      </w:r>
+      <w:proofErr w:type="spellStart"/>
+      <w:r>
+        <w:rPr>
+          <w:rFonts w:ascii="Arial Narrow" w:hAnsi="Arial Narrow"/>
+          <w:sz w:val="24"/>
+          <w:szCs w:val="24"/>
+        </w:rPr>
+        <w:t>dengan</w:t>
+      </w:r>
+      <w:proofErr w:type="spellEnd"/>
+      <w:r>
+        <w:rPr>
+          <w:rFonts w:ascii="Arial Narrow" w:hAnsi="Arial Narrow"/>
+          <w:sz w:val="24"/>
+          <w:szCs w:val="24"/>
+        </w:rPr>
+        <w:t xml:space="preserve"> </w:t>
+      </w:r>
+      <w:proofErr w:type="spellStart"/>
+      <w:r>
+        <w:rPr>
+          <w:rFonts w:ascii="Arial Narrow" w:hAnsi="Arial Narrow"/>
+          <w:sz w:val="24"/>
+          <w:szCs w:val="24"/>
+        </w:rPr>
+        <w:t>nilai</w:t>
+      </w:r>
+      <w:proofErr w:type="spellEnd"/>
+      <w:r>
+        <w:rPr>
+          <w:rFonts w:ascii="Arial Narrow" w:hAnsi="Arial Narrow"/>
+          <w:sz w:val="24"/>
+          <w:szCs w:val="24"/>
+        </w:rPr>
+        <w:t xml:space="preserve"> 'sapik', '</w:t>
+      </w:r>
+      <w:proofErr w:type="spellStart"/>
+      <w:r>
+        <w:rPr>
+          <w:rFonts w:ascii="Arial Narrow" w:hAnsi="Arial Narrow"/>
+          <w:sz w:val="24"/>
+          <w:szCs w:val="24"/>
+        </w:rPr>
+        <w:t>adi</w:t>
+      </w:r>
+      <w:proofErr w:type="spellEnd"/>
+      <w:r>
+        <w:rPr>
+          <w:rFonts w:ascii="Arial Narrow" w:hAnsi="Arial Narrow"/>
+          <w:sz w:val="24"/>
+          <w:szCs w:val="24"/>
+        </w:rPr>
+        <w:t>', dan '</w:t>
+      </w:r>
+      <w:proofErr w:type="spellStart"/>
+      <w:r>
+        <w:rPr>
+          <w:rFonts w:ascii="Arial Narrow" w:hAnsi="Arial Narrow"/>
+          <w:sz w:val="24"/>
+          <w:szCs w:val="24"/>
+        </w:rPr>
+        <w:t>rudi</w:t>
+      </w:r>
+      <w:proofErr w:type="spellEnd"/>
+      <w:r>
+        <w:rPr>
+          <w:rFonts w:ascii="Arial Narrow" w:hAnsi="Arial Narrow"/>
+          <w:sz w:val="24"/>
+          <w:szCs w:val="24"/>
+        </w:rPr>
+        <w:t>'.</w:t>
+      </w:r>
+    </w:p>
+    <w:p>
+      <w:pPr>
+        <w:spacing w:after="0" w:line="240" w:lineRule="auto"/>
+        <w:rPr>
+          <w:rFonts w:ascii="Arial Narrow" w:hAnsi="Arial Narrow"/>
+          <w:sz w:val="24"/>
+          <w:szCs w:val="24"/>
+        </w:rPr>
+      </w:pPr>
+    </w:p>
+    <w:p>
+      <w:pPr>
+        <w:numPr>
+          <w:ilvl w:val="0"/>
+          <w:numId w:val="2"/>
+        </w:numPr>
+        <w:spacing w:after="0" w:line="240" w:lineRule="auto"/>
+        <w:rPr>
+          <w:rFonts w:ascii="Arial Narrow" w:hAnsi="Arial Narrow"/>
+          <w:sz w:val="24"/>
+          <w:szCs w:val="24"/>
+        </w:rPr>
+      </w:pPr>
+      <w:proofErr w:type="spellStart"/>
+      <w:r>
+        <w:rPr>
+          <w:rFonts w:ascii="Arial Narrow" w:hAnsi="Arial Narrow"/>
+          <w:b/>
+          <w:bCs/>
+          <w:sz w:val="24"/>
+          <w:szCs w:val="24"/>
+        </w:rPr>
+        <w:t>Mengisi</w:t>
+      </w:r>
+      <w:proofErr w:type="spellEnd"/>
+      <w:r>
+        <w:rPr>
+          <w:rFonts w:ascii="Arial Narrow" w:hAnsi="Arial Narrow"/>
+          <w:b/>
+          <w:bCs/>
+          <w:sz w:val="24"/>
+          <w:szCs w:val="24"/>
+        </w:rPr>
+        <w:t xml:space="preserve"> Data </w:t>
+      </w:r>
+      <w:proofErr w:type="spellStart"/>
+      <w:r>
+        <w:rPr>
+          <w:rFonts w:ascii="Arial Narrow" w:hAnsi="Arial Narrow"/>
+          <w:b/>
+          <w:bCs/>
+          <w:sz w:val="24"/>
+          <w:szCs w:val="24"/>
+        </w:rPr>
+        <w:t>Tanggal</w:t>
+      </w:r>
+      <w:proofErr w:type="spellEnd"/>
+      <w:r>
+        <w:rPr>
+          <w:rFonts w:ascii="Arial Narrow" w:hAnsi="Arial Narrow"/>
+          <w:b/>
+          <w:bCs/>
+          <w:sz w:val="24"/>
+          <w:szCs w:val="24"/>
+        </w:rPr>
+        <w:t xml:space="preserve"> (Kolom C):</w:t>
+      </w:r>
+      <w:r>
+        <w:rPr>
+          <w:rFonts w:ascii="Arial Narrow" w:hAnsi="Arial Narrow"/>
+          <w:sz w:val="24"/>
+          <w:szCs w:val="24"/>
+        </w:rPr>
+        <w:t xml:space="preserve"> Baris </w:t>
+      </w:r>
+      <w:proofErr w:type="spellStart"/>
+      <w:r>
+        <w:rPr>
+          <w:rFonts w:ascii="Arial Narrow" w:hAnsi="Arial Narrow"/>
+          <w:sz w:val="24"/>
+          <w:szCs w:val="24"/>
+        </w:rPr>
+        <w:t>kode</w:t>
+      </w:r>
+      <w:proofErr w:type="spellEnd"/>
+      <w:r>
+        <w:rPr>
+          <w:rFonts w:ascii="Arial Narrow" w:hAnsi="Arial Narrow"/>
+          <w:sz w:val="24"/>
+          <w:szCs w:val="24"/>
+        </w:rPr>
+        <w:t xml:space="preserve"> </w:t>
+      </w:r>
+      <w:proofErr w:type="spellStart"/>
+      <w:r>
+        <w:rPr>
+          <w:rFonts w:ascii="Arial Narrow" w:hAnsi="Arial Narrow"/>
+          <w:sz w:val="24"/>
+          <w:szCs w:val="24"/>
+        </w:rPr>
+        <w:t>untuk</w:t>
+      </w:r>
+      <w:proofErr w:type="spellEnd"/>
+      <w:r>
+        <w:rPr>
+          <w:rFonts w:ascii="Arial Narrow" w:hAnsi="Arial Narrow"/>
+          <w:sz w:val="24"/>
+          <w:szCs w:val="24"/>
+        </w:rPr>
+        <w:t xml:space="preserve"> </w:t>
+      </w:r>
+      <w:proofErr w:type="spellStart"/>
+      <w:r>
+        <w:rPr>
+          <w:rFonts w:ascii="Arial Narrow" w:hAnsi="Arial Narrow"/>
+          <w:sz w:val="24"/>
+          <w:szCs w:val="24"/>
+        </w:rPr>
+        <w:t>sel</w:t>
+      </w:r>
+      <w:proofErr w:type="spellEnd"/>
+      <w:r>
+        <w:rPr>
+          <w:rFonts w:ascii="Arial Narrow" w:hAnsi="Arial Narrow"/>
+          <w:sz w:val="24"/>
+          <w:szCs w:val="24"/>
+        </w:rPr>
+        <w:t xml:space="preserve"> C2, C3, dan C4 </w:t>
+      </w:r>
+      <w:proofErr w:type="spellStart"/>
+      <w:r>
+        <w:rPr>
+          <w:rFonts w:ascii="Arial Narrow" w:hAnsi="Arial Narrow"/>
+          <w:sz w:val="24"/>
+          <w:szCs w:val="24"/>
+        </w:rPr>
+        <w:t>berfungsi</w:t>
+      </w:r>
+      <w:proofErr w:type="spellEnd"/>
+      <w:r>
+        <w:rPr>
+          <w:rFonts w:ascii="Arial Narrow" w:hAnsi="Arial Narrow"/>
+          <w:sz w:val="24"/>
+          <w:szCs w:val="24"/>
+        </w:rPr>
+        <w:t xml:space="preserve"> </w:t>
+      </w:r>
+      <w:proofErr w:type="spellStart"/>
+      <w:r>
+        <w:rPr>
+          <w:rFonts w:ascii="Arial Narrow" w:hAnsi="Arial Narrow"/>
+          <w:sz w:val="24"/>
+          <w:szCs w:val="24"/>
+        </w:rPr>
+        <w:t>untuk</w:t>
+      </w:r>
+      <w:proofErr w:type="spellEnd"/>
+      <w:r>
+        <w:rPr>
+          <w:rFonts w:ascii="Arial Narrow" w:hAnsi="Arial Narrow"/>
+          <w:sz w:val="24"/>
+          <w:szCs w:val="24"/>
+        </w:rPr>
+        <w:t xml:space="preserve"> </w:t>
+      </w:r>
+      <w:proofErr w:type="spellStart"/>
+      <w:r>
+        <w:rPr>
+          <w:rFonts w:ascii="Arial Narrow" w:hAnsi="Arial Narrow"/>
+          <w:sz w:val="24"/>
+          <w:szCs w:val="24"/>
+        </w:rPr>
+        <w:t>memasukkan</w:t>
+      </w:r>
+      <w:proofErr w:type="spellEnd"/>
+      <w:r>
+        <w:rPr>
+          <w:rFonts w:ascii="Arial Narrow" w:hAnsi="Arial Narrow"/>
+          <w:sz w:val="24"/>
+          <w:szCs w:val="24"/>
+        </w:rPr>
+        <w:t xml:space="preserve"> </w:t>
+      </w:r>
+      <w:proofErr w:type="spellStart"/>
+      <w:r>
+        <w:rPr>
+          <w:rFonts w:ascii="Arial Narrow" w:hAnsi="Arial Narrow"/>
+          <w:sz w:val="24"/>
+          <w:szCs w:val="24"/>
+        </w:rPr>
+        <w:t>informasi</w:t>
+      </w:r>
+      <w:proofErr w:type="spellEnd"/>
+      <w:r>
+        <w:rPr>
+          <w:rFonts w:ascii="Arial Narrow" w:hAnsi="Arial Narrow"/>
+          <w:sz w:val="24"/>
+          <w:szCs w:val="24"/>
+        </w:rPr>
+        <w:t xml:space="preserve"> </w:t>
+      </w:r>
+      <w:proofErr w:type="spellStart"/>
+      <w:r>
+        <w:rPr>
+          <w:rFonts w:ascii="Arial Narrow" w:hAnsi="Arial Narrow"/>
+          <w:sz w:val="24"/>
+          <w:szCs w:val="24"/>
+        </w:rPr>
+        <w:t>tanggal</w:t>
+      </w:r>
+      <w:proofErr w:type="spellEnd"/>
+      <w:r>
+        <w:rPr>
+          <w:rFonts w:ascii="Arial Narrow" w:hAnsi="Arial Narrow"/>
+          <w:sz w:val="24"/>
+          <w:szCs w:val="24"/>
+        </w:rPr>
+        <w:t xml:space="preserve"> </w:t>
+      </w:r>
+      <w:proofErr w:type="spellStart"/>
+      <w:r>
+        <w:rPr>
+          <w:rFonts w:ascii="Arial Narrow" w:hAnsi="Arial Narrow"/>
+          <w:sz w:val="24"/>
+          <w:szCs w:val="24"/>
+        </w:rPr>
+        <w:t>secara</w:t>
+      </w:r>
+      <w:proofErr w:type="spellEnd"/>
+      <w:r>
+        <w:rPr>
+          <w:rFonts w:ascii="Arial Narrow" w:hAnsi="Arial Narrow"/>
+          <w:sz w:val="24"/>
+          <w:szCs w:val="24"/>
+        </w:rPr>
+        <w:t xml:space="preserve"> </w:t>
+      </w:r>
+      <w:proofErr w:type="spellStart"/>
+      <w:r>
+        <w:rPr>
+          <w:rFonts w:ascii="Arial Narrow" w:hAnsi="Arial Narrow"/>
+          <w:sz w:val="24"/>
+          <w:szCs w:val="24"/>
+        </w:rPr>
+        <w:t>berurutan</w:t>
+      </w:r>
+      <w:proofErr w:type="spellEnd"/>
+      <w:r>
+        <w:rPr>
+          <w:rFonts w:ascii="Arial Narrow" w:hAnsi="Arial Narrow"/>
+          <w:sz w:val="24"/>
+          <w:szCs w:val="24"/>
+        </w:rPr>
+        <w:t xml:space="preserve">, </w:t>
+      </w:r>
+      <w:proofErr w:type="spellStart"/>
+      <w:r>
+        <w:rPr>
+          <w:rFonts w:ascii="Arial Narrow" w:hAnsi="Arial Narrow"/>
+          <w:sz w:val="24"/>
+          <w:szCs w:val="24"/>
+        </w:rPr>
+        <w:t>yaitu</w:t>
+      </w:r>
+      <w:proofErr w:type="spellEnd"/>
+      <w:r>
+        <w:rPr>
+          <w:rFonts w:ascii="Arial Narrow" w:hAnsi="Arial Narrow"/>
+          <w:sz w:val="24"/>
+          <w:szCs w:val="24"/>
+        </w:rPr>
+        <w:t xml:space="preserve"> '1/12', '2/12', dan '3/12'.</w:t>
+      </w:r>
+    </w:p>
+    <w:p>
+      <w:pPr>
+        <w:spacing w:after="0" w:line="240" w:lineRule="auto"/>
+        <w:rPr>
+          <w:rFonts w:ascii="Arial Narrow" w:hAnsi="Arial Narrow"/>
+          <w:sz w:val="24"/>
+          <w:szCs w:val="24"/>
+        </w:rPr>
+      </w:pPr>
+    </w:p>
+    <w:p>
+      <w:pPr>
+        <w:numPr>
+          <w:ilvl w:val="0"/>
+          <w:numId w:val="2"/>
+        </w:numPr>
+        <w:spacing w:after="0" w:line="240" w:lineRule="auto"/>
+        <w:rPr>
+          <w:rFonts w:ascii="Arial Narrow" w:hAnsi="Arial Narrow"/>
+          <w:sz w:val="24"/>
+          <w:szCs w:val="24"/>
+        </w:rPr>
+      </w:pPr>
+      <w:proofErr w:type="spellStart"/>
+      <w:r>
+        <w:rPr>
+          <w:rFonts w:ascii="Arial Narrow" w:hAnsi="Arial Narrow"/>
+          <w:b/>
+          <w:bCs/>
+          <w:sz w:val="24"/>
+          <w:szCs w:val="24"/>
+        </w:rPr>
+        <w:t>Mengisi</w:t>
+      </w:r>
+      <w:proofErr w:type="spellEnd"/>
+      <w:r>
+        <w:rPr>
+          <w:rFonts w:ascii="Arial Narrow" w:hAnsi="Arial Narrow"/>
+          <w:b/>
+          <w:bCs/>
+          <w:sz w:val="24"/>
+          <w:szCs w:val="24"/>
+        </w:rPr>
+        <w:t xml:space="preserve"> Data </w:t>
+      </w:r>
+      <w:proofErr w:type="spellStart"/>
+      <w:r>
+        <w:rPr>
+          <w:rFonts w:ascii="Arial Narrow" w:hAnsi="Arial Narrow"/>
+          <w:b/>
+          <w:bCs/>
+          <w:sz w:val="24"/>
+          <w:szCs w:val="24"/>
+        </w:rPr>
+        <w:t>Keterangan</w:t>
+      </w:r>
+      <w:proofErr w:type="spellEnd"/>
+      <w:r>
+        <w:rPr>
+          <w:rFonts w:ascii="Arial Narrow" w:hAnsi="Arial Narrow"/>
+          <w:b/>
+          <w:bCs/>
+          <w:sz w:val="24"/>
+          <w:szCs w:val="24"/>
+        </w:rPr>
+        <w:t xml:space="preserve"> (Kolom D):</w:t>
+      </w:r>
+      <w:r>
+        <w:rPr>
+          <w:rFonts w:ascii="Arial Narrow" w:hAnsi="Arial Narrow"/>
+          <w:sz w:val="24"/>
+          <w:szCs w:val="24"/>
+        </w:rPr>
+        <w:t xml:space="preserve"> Baris </w:t>
+      </w:r>
+      <w:proofErr w:type="spellStart"/>
+      <w:r>
+        <w:rPr>
+          <w:rFonts w:ascii="Arial Narrow" w:hAnsi="Arial Narrow"/>
+          <w:sz w:val="24"/>
+          <w:szCs w:val="24"/>
+        </w:rPr>
+        <w:t>kode</w:t>
+      </w:r>
+      <w:proofErr w:type="spellEnd"/>
+      <w:r>
+        <w:rPr>
+          <w:rFonts w:ascii="Arial Narrow" w:hAnsi="Arial Narrow"/>
+          <w:sz w:val="24"/>
+          <w:szCs w:val="24"/>
+        </w:rPr>
+        <w:t xml:space="preserve"> </w:t>
+      </w:r>
+      <w:proofErr w:type="spellStart"/>
+      <w:r>
+        <w:rPr>
+          <w:rFonts w:ascii="Arial Narrow" w:hAnsi="Arial Narrow"/>
+          <w:sz w:val="24"/>
+          <w:szCs w:val="24"/>
+        </w:rPr>
+        <w:t>untuk</w:t>
+      </w:r>
+      <w:proofErr w:type="spellEnd"/>
+      <w:r>
+        <w:rPr>
+          <w:rFonts w:ascii="Arial Narrow" w:hAnsi="Arial Narrow"/>
+          <w:sz w:val="24"/>
+          <w:szCs w:val="24"/>
+        </w:rPr>
+        <w:t xml:space="preserve"> </w:t>
+      </w:r>
+      <w:proofErr w:type="spellStart"/>
+      <w:r>
+        <w:rPr>
+          <w:rFonts w:ascii="Arial Narrow" w:hAnsi="Arial Narrow"/>
+          <w:sz w:val="24"/>
+          <w:szCs w:val="24"/>
+        </w:rPr>
+        <w:t>sel</w:t>
+      </w:r>
+      <w:proofErr w:type="spellEnd"/>
+      <w:r>
+        <w:rPr>
+          <w:rFonts w:ascii="Arial Narrow" w:hAnsi="Arial Narrow"/>
+          <w:sz w:val="24"/>
+          <w:szCs w:val="24"/>
+        </w:rPr>
+        <w:t xml:space="preserve"> D2, D3, dan D4 masing-masing </w:t>
+      </w:r>
+      <w:proofErr w:type="spellStart"/>
+      <w:r>
+        <w:rPr>
+          <w:rFonts w:ascii="Arial Narrow" w:hAnsi="Arial Narrow"/>
+          <w:sz w:val="24"/>
+          <w:szCs w:val="24"/>
+        </w:rPr>
+        <w:t>diisi</w:t>
+      </w:r>
+      <w:proofErr w:type="spellEnd"/>
+      <w:r>
+        <w:rPr>
+          <w:rFonts w:ascii="Arial Narrow" w:hAnsi="Arial Narrow"/>
+          <w:sz w:val="24"/>
+          <w:szCs w:val="24"/>
+        </w:rPr>
+        <w:t xml:space="preserve"> </w:t>
+      </w:r>
+      <w:proofErr w:type="spellStart"/>
+      <w:r>
+        <w:rPr>
+          <w:rFonts w:ascii="Arial Narrow" w:hAnsi="Arial Narrow"/>
+          <w:sz w:val="24"/>
+          <w:szCs w:val="24"/>
+        </w:rPr>
+        <w:t>dengan</w:t>
+      </w:r>
+      <w:proofErr w:type="spellEnd"/>
+      <w:r>
+        <w:rPr>
+          <w:rFonts w:ascii="Arial Narrow" w:hAnsi="Arial Narrow"/>
+          <w:sz w:val="24"/>
+          <w:szCs w:val="24"/>
+        </w:rPr>
+        <w:t xml:space="preserve"> status </w:t>
+      </w:r>
+      <w:proofErr w:type="spellStart"/>
+      <w:r>
+        <w:rPr>
+          <w:rFonts w:ascii="Arial Narrow" w:hAnsi="Arial Narrow"/>
+          <w:sz w:val="24"/>
+          <w:szCs w:val="24"/>
+        </w:rPr>
+        <w:t>keterangan</w:t>
+      </w:r>
+      <w:proofErr w:type="spellEnd"/>
+      <w:r>
+        <w:rPr>
+          <w:rFonts w:ascii="Arial Narrow" w:hAnsi="Arial Narrow"/>
+          <w:sz w:val="24"/>
+          <w:szCs w:val="24"/>
+        </w:rPr>
+        <w:t xml:space="preserve"> </w:t>
+      </w:r>
+      <w:proofErr w:type="spellStart"/>
+      <w:r>
+        <w:rPr>
+          <w:rFonts w:ascii="Arial Narrow" w:hAnsi="Arial Narrow"/>
+          <w:sz w:val="24"/>
+          <w:szCs w:val="24"/>
+        </w:rPr>
+        <w:t>kehadiran</w:t>
+      </w:r>
+      <w:proofErr w:type="spellEnd"/>
+      <w:r>
+        <w:rPr>
+          <w:rFonts w:ascii="Arial Narrow" w:hAnsi="Arial Narrow"/>
+          <w:sz w:val="24"/>
+          <w:szCs w:val="24"/>
+        </w:rPr>
+        <w:t xml:space="preserve"> </w:t>
+      </w:r>
+      <w:proofErr w:type="spellStart"/>
+      <w:r>
+        <w:rPr>
+          <w:rFonts w:ascii="Arial Narrow" w:hAnsi="Arial Narrow"/>
+          <w:sz w:val="24"/>
+          <w:szCs w:val="24"/>
+        </w:rPr>
+        <w:t>yaitu</w:t>
+      </w:r>
+      <w:proofErr w:type="spellEnd"/>
+      <w:r>
+        <w:rPr>
+          <w:rFonts w:ascii="Arial Narrow" w:hAnsi="Arial Narrow"/>
+          <w:sz w:val="24"/>
+          <w:szCs w:val="24"/>
+        </w:rPr>
+        <w:t xml:space="preserve"> '</w:t>
+      </w:r>
+      <w:proofErr w:type="spellStart"/>
+      <w:r>
+        <w:rPr>
+          <w:rFonts w:ascii="Arial Narrow" w:hAnsi="Arial Narrow"/>
+          <w:sz w:val="24"/>
+          <w:szCs w:val="24"/>
+        </w:rPr>
+        <w:t>hadir</w:t>
+      </w:r>
+      <w:proofErr w:type="spellEnd"/>
+      <w:r>
+        <w:rPr>
+          <w:rFonts w:ascii="Arial Narrow" w:hAnsi="Arial Narrow"/>
+          <w:sz w:val="24"/>
+          <w:szCs w:val="24"/>
+        </w:rPr>
+        <w:t>', '</w:t>
+      </w:r>
+      <w:proofErr w:type="spellStart"/>
+      <w:r>
+        <w:rPr>
+          <w:rFonts w:ascii="Arial Narrow" w:hAnsi="Arial Narrow"/>
+          <w:sz w:val="24"/>
+          <w:szCs w:val="24"/>
+        </w:rPr>
+        <w:t>absen</w:t>
+      </w:r>
+      <w:proofErr w:type="spellEnd"/>
+      <w:r>
+        <w:rPr>
+          <w:rFonts w:ascii="Arial Narrow" w:hAnsi="Arial Narrow"/>
+          <w:sz w:val="24"/>
+          <w:szCs w:val="24"/>
+        </w:rPr>
+        <w:t>', dan '</w:t>
+      </w:r>
+      <w:proofErr w:type="spellStart"/>
+      <w:r>
+        <w:rPr>
+          <w:rFonts w:ascii="Arial Narrow" w:hAnsi="Arial Narrow"/>
+          <w:sz w:val="24"/>
+          <w:szCs w:val="24"/>
+        </w:rPr>
+        <w:t>ijin</w:t>
+      </w:r>
+      <w:proofErr w:type="spellEnd"/>
+      <w:r>
+        <w:rPr>
+          <w:rFonts w:ascii="Arial Narrow" w:hAnsi="Arial Narrow"/>
+          <w:sz w:val="24"/>
+          <w:szCs w:val="24"/>
+        </w:rPr>
+        <w:t xml:space="preserve">', </w:t>
+      </w:r>
+      <w:proofErr w:type="spellStart"/>
+      <w:r>
+        <w:rPr>
+          <w:rFonts w:ascii="Arial Narrow" w:hAnsi="Arial Narrow"/>
+          <w:sz w:val="24"/>
+          <w:szCs w:val="24"/>
+        </w:rPr>
+        <w:t>diikuti</w:t>
+      </w:r>
+      <w:proofErr w:type="spellEnd"/>
+      <w:r>
+        <w:rPr>
+          <w:rFonts w:ascii="Arial Narrow" w:hAnsi="Arial Narrow"/>
+          <w:sz w:val="24"/>
+          <w:szCs w:val="24"/>
+        </w:rPr>
+        <w:t xml:space="preserve"> oleh baris </w:t>
+      </w:r>
+      <w:proofErr w:type="spellStart"/>
+      <w:r>
+        <w:rPr>
+          <w:rFonts w:ascii="Arial Narrow" w:hAnsi="Arial Narrow"/>
+          <w:sz w:val="24"/>
+          <w:szCs w:val="24"/>
+        </w:rPr>
+        <w:t>terakhir</w:t>
+      </w:r>
+      <w:proofErr w:type="spellEnd"/>
+      <w:r>
+        <w:rPr>
+          <w:rFonts w:ascii="Arial Narrow" w:hAnsi="Arial Narrow"/>
+          <w:sz w:val="24"/>
+          <w:szCs w:val="24"/>
+        </w:rPr>
+        <w:t xml:space="preserve"> </w:t>
+      </w:r>
+      <w:proofErr w:type="spellStart"/>
+      <w:proofErr w:type="gramStart"/>
+      <w:r>
+        <w:rPr>
+          <w:rFonts w:ascii="Arial Narrow" w:hAnsi="Arial Narrow"/>
+          <w:sz w:val="24"/>
+          <w:szCs w:val="24"/>
+        </w:rPr>
+        <w:t>spreadsheet.getRange</w:t>
+      </w:r>
+      <w:proofErr w:type="spellEnd"/>
+      <w:proofErr w:type="gramEnd"/>
+      <w:r>
+        <w:rPr>
+          <w:rFonts w:ascii="Arial Narrow" w:hAnsi="Arial Narrow"/>
+          <w:sz w:val="24"/>
+          <w:szCs w:val="24"/>
+        </w:rPr>
+        <w:t>('D5'</w:t>
+      </w:r>
+      <w:proofErr w:type="gramStart"/>
+      <w:r>
+        <w:rPr>
+          <w:rFonts w:ascii="Arial Narrow" w:hAnsi="Arial Narrow"/>
+          <w:sz w:val="24"/>
+          <w:szCs w:val="24"/>
+        </w:rPr>
+        <w:t>).activate</w:t>
+      </w:r>
+      <w:proofErr w:type="gramEnd"/>
+      <w:r>
+        <w:rPr>
+          <w:rFonts w:ascii="Arial Narrow" w:hAnsi="Arial Narrow"/>
+          <w:sz w:val="24"/>
+          <w:szCs w:val="24"/>
+        </w:rPr>
+        <w:t xml:space="preserve">(); yang </w:t>
+      </w:r>
+      <w:proofErr w:type="spellStart"/>
+      <w:r>
+        <w:rPr>
+          <w:rFonts w:ascii="Arial Narrow" w:hAnsi="Arial Narrow"/>
+          <w:sz w:val="24"/>
+          <w:szCs w:val="24"/>
+        </w:rPr>
+        <w:t>mengaktifkan</w:t>
+      </w:r>
+      <w:proofErr w:type="spellEnd"/>
+      <w:r>
+        <w:rPr>
+          <w:rFonts w:ascii="Arial Narrow" w:hAnsi="Arial Narrow"/>
+          <w:sz w:val="24"/>
+          <w:szCs w:val="24"/>
+        </w:rPr>
+        <w:t xml:space="preserve"> </w:t>
+      </w:r>
+      <w:proofErr w:type="spellStart"/>
+      <w:r>
+        <w:rPr>
+          <w:rFonts w:ascii="Arial Narrow" w:hAnsi="Arial Narrow"/>
+          <w:sz w:val="24"/>
+          <w:szCs w:val="24"/>
+        </w:rPr>
+        <w:t>sel</w:t>
+      </w:r>
+      <w:proofErr w:type="spellEnd"/>
+      <w:r>
+        <w:rPr>
+          <w:rFonts w:ascii="Arial Narrow" w:hAnsi="Arial Narrow"/>
+          <w:sz w:val="24"/>
+          <w:szCs w:val="24"/>
+        </w:rPr>
+        <w:t xml:space="preserve"> D5 (</w:t>
+      </w:r>
+      <w:proofErr w:type="spellStart"/>
+      <w:r>
+        <w:rPr>
+          <w:rFonts w:ascii="Arial Narrow" w:hAnsi="Arial Narrow"/>
+          <w:sz w:val="24"/>
+          <w:szCs w:val="24"/>
+        </w:rPr>
+        <w:t>meskipun</w:t>
+      </w:r>
+      <w:proofErr w:type="spellEnd"/>
+      <w:r>
+        <w:rPr>
+          <w:rFonts w:ascii="Arial Narrow" w:hAnsi="Arial Narrow"/>
+          <w:sz w:val="24"/>
+          <w:szCs w:val="24"/>
+        </w:rPr>
+        <w:t xml:space="preserve"> </w:t>
+      </w:r>
+      <w:proofErr w:type="spellStart"/>
+      <w:r>
+        <w:rPr>
+          <w:rFonts w:ascii="Arial Narrow" w:hAnsi="Arial Narrow"/>
+          <w:sz w:val="24"/>
+          <w:szCs w:val="24"/>
+        </w:rPr>
+        <w:t>nilainya</w:t>
+      </w:r>
+      <w:proofErr w:type="spellEnd"/>
+      <w:r>
+        <w:rPr>
+          <w:rFonts w:ascii="Arial Narrow" w:hAnsi="Arial Narrow"/>
+          <w:sz w:val="24"/>
+          <w:szCs w:val="24"/>
+        </w:rPr>
+        <w:t xml:space="preserve"> </w:t>
+      </w:r>
+      <w:proofErr w:type="spellStart"/>
+      <w:r>
+        <w:rPr>
+          <w:rFonts w:ascii="Arial Narrow" w:hAnsi="Arial Narrow"/>
+          <w:sz w:val="24"/>
+          <w:szCs w:val="24"/>
+        </w:rPr>
+        <w:t>tidak</w:t>
+      </w:r>
+      <w:proofErr w:type="spellEnd"/>
+      <w:r>
+        <w:rPr>
+          <w:rFonts w:ascii="Arial Narrow" w:hAnsi="Arial Narrow"/>
+          <w:sz w:val="24"/>
+          <w:szCs w:val="24"/>
+        </w:rPr>
+        <w:t xml:space="preserve"> </w:t>
+      </w:r>
+      <w:proofErr w:type="spellStart"/>
+      <w:r>
+        <w:rPr>
+          <w:rFonts w:ascii="Arial Narrow" w:hAnsi="Arial Narrow"/>
+          <w:sz w:val="24"/>
+          <w:szCs w:val="24"/>
+        </w:rPr>
+        <w:t>diisi</w:t>
+      </w:r>
+      <w:proofErr w:type="spellEnd"/>
+      <w:r>
+        <w:rPr>
+          <w:rFonts w:ascii="Arial Narrow" w:hAnsi="Arial Narrow"/>
+          <w:sz w:val="24"/>
+          <w:szCs w:val="24"/>
+        </w:rPr>
+        <w:t xml:space="preserve"> </w:t>
+      </w:r>
+      <w:proofErr w:type="spellStart"/>
+      <w:r>
+        <w:rPr>
+          <w:rFonts w:ascii="Arial Narrow" w:hAnsi="Arial Narrow"/>
+          <w:sz w:val="24"/>
+          <w:szCs w:val="24"/>
+        </w:rPr>
+        <w:t>setelahnya</w:t>
+      </w:r>
+      <w:proofErr w:type="spellEnd"/>
+      <w:r>
+        <w:rPr>
+          <w:rFonts w:ascii="Arial Narrow" w:hAnsi="Arial Narrow"/>
+          <w:sz w:val="24"/>
+          <w:szCs w:val="24"/>
+        </w:rPr>
+        <w:t>).</w:t>
+      </w:r>
+    </w:p>
+    <w:p>
+      <w:pPr>
+        <w:spacing w:after="0" w:line="240" w:lineRule="auto"/>
+        <w:rPr>
+          <w:rFonts w:ascii="Arial Narrow" w:hAnsi="Arial Narrow"/>
+          <w:sz w:val="24"/>
+          <w:szCs w:val="24"/>
+        </w:rPr>
+      </w:pPr>
+    </w:p>
+    <w:p>
+      <w:pPr>
+        <w:spacing w:after="0" w:line="240" w:lineRule="auto"/>
+        <w:rPr>
+          <w:rFonts w:ascii="Arial Narrow" w:hAnsi="Arial Narrow"/>
+          <w:sz w:val="24"/>
+          <w:szCs w:val="24"/>
+        </w:rPr>
+      </w:pPr>
+      <w:proofErr w:type="spellStart"/>
+      <w:r>
+        <w:rPr>
+          <w:rFonts w:ascii="Arial Narrow" w:hAnsi="Arial Narrow"/>
+          <w:sz w:val="24"/>
+          <w:szCs w:val="24"/>
+        </w:rPr>
+        <w:t>Zcvzxcvzx</w:t>
+      </w:r>
+      <w:proofErr w:type="spellEnd"/>
+    </w:p>
+    <w:p>
+      <w:pPr>
+        <w:spacing w:after="0" w:line="240" w:lineRule="auto"/>
+        <w:rPr>
+          <w:rFonts w:ascii="Arial Narrow" w:hAnsi="Arial Narrow"/>
+          <w:sz w:val="24"/>
+          <w:szCs w:val="24"/>
+        </w:rPr>
+      </w:pPr>
+      <w:proofErr w:type="spellStart"/>
+      <w:r>
+        <w:rPr>
+          <w:rFonts w:ascii="Arial Narrow" w:hAnsi="Arial Narrow"/>
+          <w:sz w:val="24"/>
+          <w:szCs w:val="24"/>
+        </w:rPr>
+        <w:t>Dassd</w:t>
+      </w:r>
+      <w:proofErr w:type="spellEnd"/>
+    </w:p>
+    <w:p>
+      <w:pPr>
+        <w:spacing w:after="0" w:line="240" w:lineRule="auto"/>
+        <w:rPr>
+          <w:rFonts w:ascii="Arial Narrow" w:hAnsi="Arial Narrow"/>
+          <w:sz w:val="24"/>
+          <w:szCs w:val="24"/>
+        </w:rPr>
+      </w:pPr>
+      <w:proofErr w:type="spellStart"/>
+      <w:r>
+        <w:rPr>
+          <w:rFonts w:ascii="Arial Narrow" w:hAnsi="Arial Narrow"/>
+          <w:sz w:val="24"/>
+          <w:szCs w:val="24"/>
+        </w:rPr>
+        <w:t>Asdgasdg</w:t>
+      </w:r>
+      <w:proofErr w:type="spellEnd"/>
+    </w:p>
+    <w:p>
+      <w:pPr>
+        <w:spacing w:after="0" w:line="240" w:lineRule="auto"/>
+        <w:rPr>
+          <w:rFonts w:ascii="Arial Narrow" w:hAnsi="Arial Narrow"/>
+          <w:sz w:val="24"/>
+          <w:szCs w:val="24"/>
+        </w:rPr>
+      </w:pPr>
+    </w:p>
     <w:sectPr>
-      <w:footerReference w:type="default" r:id="rId6"/>
+      <w:footerReference w:type="default" r:id="rId19"/>
       <w:pgSz w:w="11906" w:h="16838"/>
       <w:pgMar w:top="568" w:right="1440" w:bottom="1440" w:left="1440" w:header="708" w:footer="0" w:gutter="0"/>
       <w:cols w:space="708"/>
@@ -357,6 +3930,255 @@
     </w:p>
   </w:footnote>
 </w:footnotes>
+</file>
+
+<file path=word/numbering.xml><?xml version="1.0" encoding="utf-8"?>
+<w:numbering xmlns:wpc="http://schemas.microsoft.com/office/word/2010/wordprocessingCanvas" xmlns:cx="http://schemas.microsoft.com/office/drawing/2014/chartex" xmlns:cx1="http://schemas.microsoft.com/office/drawing/2015/9/8/chartex" xmlns:cx2="http://schemas.microsoft.com/office/drawing/2015/10/21/chartex" xmlns:cx3="http://schemas.microsoft.com/office/drawing/2016/5/9/chartex" xmlns:cx4="http://schemas.microsoft.com/office/drawing/2016/5/10/chartex" xmlns:cx5="http://schemas.microsoft.com/office/drawing/2016/5/11/chartex" xmlns:cx6="http://schemas.microsoft.com/office/drawing/2016/5/12/chartex" xmlns:cx7="http://schemas.microsoft.com/office/drawing/2016/5/13/chartex" xmlns:cx8="http://schemas.microsoft.com/office/drawing/2016/5/14/chartex" xmlns:mc="http://schemas.openxmlformats.org/markup-compatibility/2006" xmlns:aink="http://schemas.microsoft.com/office/drawing/2016/ink" xmlns:am3d="http://schemas.microsoft.com/office/drawing/2017/model3d" xmlns:o="urn:schemas-microsoft-com:office:office" xmlns:oel="http://schemas.microsoft.com/office/2019/extlst" xmlns:r="http://schemas.openxmlformats.org/officeDocument/2006/relationships" xmlns:m="http://schemas.openxmlformats.org/officeDocument/2006/math" xmlns:v="urn:schemas-microsoft-com:vml" xmlns:wp14="http://schemas.microsoft.com/office/word/2010/wordprocessingDrawing" xmlns:wp="http://schemas.openxmlformats.org/drawingml/2006/wordprocessingDrawing" xmlns:w10="urn:schemas-microsoft-com:office:word" xmlns:w="http://schemas.openxmlformats.org/wordprocessingml/2006/main" xmlns:w14="http://schemas.microsoft.com/office/word/2010/wordml" xmlns:w15="http://schemas.microsoft.com/office/word/2012/wordml" xmlns:w16cex="http://schemas.microsoft.com/office/word/2018/wordml/cex" xmlns:w16cid="http://schemas.microsoft.com/office/word/2016/wordml/cid" xmlns:w16="http://schemas.microsoft.com/office/word/2018/wordml" xmlns:w16du="http://schemas.microsoft.com/office/word/2023/wordml/word16du" xmlns:w16sdtdh="http://schemas.microsoft.com/office/word/2020/wordml/sdtdatahash" xmlns:w16sdtfl="http://schemas.microsoft.com/office/word/2024/wordml/sdtformatlock" xmlns:w16se="http://schemas.microsoft.com/office/word/2015/wordml/symex" xmlns:wpg="http://schemas.microsoft.com/office/word/2010/wordprocessingGroup" xmlns:wpi="http://schemas.microsoft.com/office/word/2010/wordprocessingInk" xmlns:wne="http://schemas.microsoft.com/office/word/2006/wordml" xmlns:wps="http://schemas.microsoft.com/office/word/2010/wordprocessingShape" mc:Ignorable="w14 w15 w16se w16cid w16 w16cex w16sdtdh w16sdtfl w16du wp14">
+  <w:abstractNum w:abstractNumId="0" w15:restartNumberingAfterBreak="0">
+    <w:nsid w:val="32287371"/>
+    <w:multiLevelType w:val="hybridMultilevel"/>
+    <w:tmpl w:val="F81AB4B6"/>
+    <w:lvl w:ilvl="0" w:tplc="3809000F">
+      <w:start w:val="1"/>
+      <w:numFmt w:val="decimal"/>
+      <w:lvlText w:val="%1."/>
+      <w:lvlJc w:val="left"/>
+      <w:pPr>
+        <w:ind w:left="360" w:hanging="360"/>
+      </w:pPr>
+      <w:rPr>
+        <w:rFonts w:hint="default"/>
+      </w:rPr>
+    </w:lvl>
+    <w:lvl w:ilvl="1" w:tplc="38090019" w:tentative="1">
+      <w:start w:val="1"/>
+      <w:numFmt w:val="lowerLetter"/>
+      <w:lvlText w:val="%2."/>
+      <w:lvlJc w:val="left"/>
+      <w:pPr>
+        <w:ind w:left="1080" w:hanging="360"/>
+      </w:pPr>
+    </w:lvl>
+    <w:lvl w:ilvl="2" w:tplc="3809001B" w:tentative="1">
+      <w:start w:val="1"/>
+      <w:numFmt w:val="lowerRoman"/>
+      <w:lvlText w:val="%3."/>
+      <w:lvlJc w:val="right"/>
+      <w:pPr>
+        <w:ind w:left="1800" w:hanging="180"/>
+      </w:pPr>
+    </w:lvl>
+    <w:lvl w:ilvl="3" w:tplc="3809000F" w:tentative="1">
+      <w:start w:val="1"/>
+      <w:numFmt w:val="decimal"/>
+      <w:lvlText w:val="%4."/>
+      <w:lvlJc w:val="left"/>
+      <w:pPr>
+        <w:ind w:left="2520" w:hanging="360"/>
+      </w:pPr>
+    </w:lvl>
+    <w:lvl w:ilvl="4" w:tplc="38090019" w:tentative="1">
+      <w:start w:val="1"/>
+      <w:numFmt w:val="lowerLetter"/>
+      <w:lvlText w:val="%5."/>
+      <w:lvlJc w:val="left"/>
+      <w:pPr>
+        <w:ind w:left="3240" w:hanging="360"/>
+      </w:pPr>
+    </w:lvl>
+    <w:lvl w:ilvl="5" w:tplc="3809001B" w:tentative="1">
+      <w:start w:val="1"/>
+      <w:numFmt w:val="lowerRoman"/>
+      <w:lvlText w:val="%6."/>
+      <w:lvlJc w:val="right"/>
+      <w:pPr>
+        <w:ind w:left="3960" w:hanging="180"/>
+      </w:pPr>
+    </w:lvl>
+    <w:lvl w:ilvl="6" w:tplc="3809000F" w:tentative="1">
+      <w:start w:val="1"/>
+      <w:numFmt w:val="decimal"/>
+      <w:lvlText w:val="%7."/>
+      <w:lvlJc w:val="left"/>
+      <w:pPr>
+        <w:ind w:left="4680" w:hanging="360"/>
+      </w:pPr>
+    </w:lvl>
+    <w:lvl w:ilvl="7" w:tplc="38090019" w:tentative="1">
+      <w:start w:val="1"/>
+      <w:numFmt w:val="lowerLetter"/>
+      <w:lvlText w:val="%8."/>
+      <w:lvlJc w:val="left"/>
+      <w:pPr>
+        <w:ind w:left="5400" w:hanging="360"/>
+      </w:pPr>
+    </w:lvl>
+    <w:lvl w:ilvl="8" w:tplc="3809001B" w:tentative="1">
+      <w:start w:val="1"/>
+      <w:numFmt w:val="lowerRoman"/>
+      <w:lvlText w:val="%9."/>
+      <w:lvlJc w:val="right"/>
+      <w:pPr>
+        <w:ind w:left="6120" w:hanging="180"/>
+      </w:pPr>
+    </w:lvl>
+  </w:abstractNum>
+  <w:abstractNum w:abstractNumId="1" w15:restartNumberingAfterBreak="0">
+    <w:nsid w:val="66436C78"/>
+    <w:multiLevelType w:val="multilevel"/>
+    <w:tmpl w:val="F22E6F68"/>
+    <w:lvl w:ilvl="0">
+      <w:start w:val="1"/>
+      <w:numFmt w:val="bullet"/>
+      <w:lvlText w:val=""/>
+      <w:lvlJc w:val="left"/>
+      <w:pPr>
+        <w:tabs>
+          <w:tab w:val="num" w:pos="720"/>
+        </w:tabs>
+        <w:ind w:left="720" w:hanging="360"/>
+      </w:pPr>
+      <w:rPr>
+        <w:rFonts w:ascii="Symbol" w:hAnsi="Symbol" w:hint="default"/>
+        <w:sz w:val="20"/>
+      </w:rPr>
+    </w:lvl>
+    <w:lvl w:ilvl="1" w:tentative="1">
+      <w:start w:val="1"/>
+      <w:numFmt w:val="bullet"/>
+      <w:lvlText w:val="o"/>
+      <w:lvlJc w:val="left"/>
+      <w:pPr>
+        <w:tabs>
+          <w:tab w:val="num" w:pos="1440"/>
+        </w:tabs>
+        <w:ind w:left="1440" w:hanging="360"/>
+      </w:pPr>
+      <w:rPr>
+        <w:rFonts w:ascii="Courier New" w:hAnsi="Courier New" w:hint="default"/>
+        <w:sz w:val="20"/>
+      </w:rPr>
+    </w:lvl>
+    <w:lvl w:ilvl="2" w:tentative="1">
+      <w:start w:val="1"/>
+      <w:numFmt w:val="bullet"/>
+      <w:lvlText w:val=""/>
+      <w:lvlJc w:val="left"/>
+      <w:pPr>
+        <w:tabs>
+          <w:tab w:val="num" w:pos="2160"/>
+        </w:tabs>
+        <w:ind w:left="2160" w:hanging="360"/>
+      </w:pPr>
+      <w:rPr>
+        <w:rFonts w:ascii="Wingdings" w:hAnsi="Wingdings" w:hint="default"/>
+        <w:sz w:val="20"/>
+      </w:rPr>
+    </w:lvl>
+    <w:lvl w:ilvl="3" w:tentative="1">
+      <w:start w:val="1"/>
+      <w:numFmt w:val="bullet"/>
+      <w:lvlText w:val=""/>
+      <w:lvlJc w:val="left"/>
+      <w:pPr>
+        <w:tabs>
+          <w:tab w:val="num" w:pos="2880"/>
+        </w:tabs>
+        <w:ind w:left="2880" w:hanging="360"/>
+      </w:pPr>
+      <w:rPr>
+        <w:rFonts w:ascii="Wingdings" w:hAnsi="Wingdings" w:hint="default"/>
+        <w:sz w:val="20"/>
+      </w:rPr>
+    </w:lvl>
+    <w:lvl w:ilvl="4" w:tentative="1">
+      <w:start w:val="1"/>
+      <w:numFmt w:val="bullet"/>
+      <w:lvlText w:val=""/>
+      <w:lvlJc w:val="left"/>
+      <w:pPr>
+        <w:tabs>
+          <w:tab w:val="num" w:pos="3600"/>
+        </w:tabs>
+        <w:ind w:left="3600" w:hanging="360"/>
+      </w:pPr>
+      <w:rPr>
+        <w:rFonts w:ascii="Wingdings" w:hAnsi="Wingdings" w:hint="default"/>
+        <w:sz w:val="20"/>
+      </w:rPr>
+    </w:lvl>
+    <w:lvl w:ilvl="5" w:tentative="1">
+      <w:start w:val="1"/>
+      <w:numFmt w:val="bullet"/>
+      <w:lvlText w:val=""/>
+      <w:lvlJc w:val="left"/>
+      <w:pPr>
+        <w:tabs>
+          <w:tab w:val="num" w:pos="4320"/>
+        </w:tabs>
+        <w:ind w:left="4320" w:hanging="360"/>
+      </w:pPr>
+      <w:rPr>
+        <w:rFonts w:ascii="Wingdings" w:hAnsi="Wingdings" w:hint="default"/>
+        <w:sz w:val="20"/>
+      </w:rPr>
+    </w:lvl>
+    <w:lvl w:ilvl="6" w:tentative="1">
+      <w:start w:val="1"/>
+      <w:numFmt w:val="bullet"/>
+      <w:lvlText w:val=""/>
+      <w:lvlJc w:val="left"/>
+      <w:pPr>
+        <w:tabs>
+          <w:tab w:val="num" w:pos="5040"/>
+        </w:tabs>
+        <w:ind w:left="5040" w:hanging="360"/>
+      </w:pPr>
+      <w:rPr>
+        <w:rFonts w:ascii="Wingdings" w:hAnsi="Wingdings" w:hint="default"/>
+        <w:sz w:val="20"/>
+      </w:rPr>
+    </w:lvl>
+    <w:lvl w:ilvl="7" w:tentative="1">
+      <w:start w:val="1"/>
+      <w:numFmt w:val="bullet"/>
+      <w:lvlText w:val=""/>
+      <w:lvlJc w:val="left"/>
+      <w:pPr>
+        <w:tabs>
+          <w:tab w:val="num" w:pos="5760"/>
+        </w:tabs>
+        <w:ind w:left="5760" w:hanging="360"/>
+      </w:pPr>
+      <w:rPr>
+        <w:rFonts w:ascii="Wingdings" w:hAnsi="Wingdings" w:hint="default"/>
+        <w:sz w:val="20"/>
+      </w:rPr>
+    </w:lvl>
+    <w:lvl w:ilvl="8" w:tentative="1">
+      <w:start w:val="1"/>
+      <w:numFmt w:val="bullet"/>
+      <w:lvlText w:val=""/>
+      <w:lvlJc w:val="left"/>
+      <w:pPr>
+        <w:tabs>
+          <w:tab w:val="num" w:pos="6480"/>
+        </w:tabs>
+        <w:ind w:left="6480" w:hanging="360"/>
+      </w:pPr>
+      <w:rPr>
+        <w:rFonts w:ascii="Wingdings" w:hAnsi="Wingdings" w:hint="default"/>
+        <w:sz w:val="20"/>
+      </w:rPr>
+    </w:lvl>
+  </w:abstractNum>
+  <w:num w:numId="1" w16cid:durableId="1003358658">
+    <w:abstractNumId w:val="0"/>
+  </w:num>
+  <w:num w:numId="2" w16cid:durableId="1123964854">
+    <w:abstractNumId w:val="1"/>
+  </w:num>
+</w:numbering>
 </file>
 
 <file path=word/styles.xml><?xml version="1.0" encoding="utf-8"?>
@@ -962,7 +4784,6 @@
   <w:style w:type="character" w:default="1" w:styleId="DefaultParagraphFont">
     <w:name w:val="Default Paragraph Font"/>
     <w:uiPriority w:val="1"/>
-    <w:semiHidden/>
     <w:unhideWhenUsed/>
   </w:style>
   <w:style w:type="table" w:default="1" w:styleId="TableNormal">
@@ -1320,6 +5141,29 @@
     <w:uiPriority w:val="99"/>
     <w:rsid w:val="0061476F"/>
   </w:style>
+  <w:style w:type="character" w:styleId="Hyperlink">
+    <w:name w:val="Hyperlink"/>
+    <w:basedOn w:val="DefaultParagraphFont"/>
+    <w:uiPriority w:val="99"/>
+    <w:unhideWhenUsed/>
+    <w:rsid w:val="007F722D"/>
+    <w:rPr>
+      <w:color w:val="0563C1" w:themeColor="hyperlink"/>
+      <w:u w:val="single"/>
+    </w:rPr>
+  </w:style>
+  <w:style w:type="character" w:styleId="UnresolvedMention">
+    <w:name w:val="Unresolved Mention"/>
+    <w:basedOn w:val="DefaultParagraphFont"/>
+    <w:uiPriority w:val="99"/>
+    <w:semiHidden/>
+    <w:unhideWhenUsed/>
+    <w:rsid w:val="007F722D"/>
+    <w:rPr>
+      <w:color w:val="605E5C"/>
+      <w:shd w:val="clear" w:color="auto" w:fill="E1DFDD"/>
+    </w:rPr>
+  </w:style>
 </w:styles>
 </file>
 

--- a/note googlespreedsheet.docx
+++ b/note googlespreedsheet.docx
@@ -18,151 +18,7 @@
           <w:sz w:val="24"/>
           <w:szCs w:val="24"/>
         </w:rPr>
-        <w:t xml:space="preserve">001 - </w:t>
-      </w:r>
-      <w:proofErr w:type="spellStart"/>
-      <w:r>
-        <w:rPr>
-          <w:rFonts w:ascii="Arial Narrow" w:hAnsi="Arial Narrow"/>
-          <w:sz w:val="24"/>
-          <w:szCs w:val="24"/>
-        </w:rPr>
-        <w:t>Belajar</w:t>
-      </w:r>
-      <w:proofErr w:type="spellEnd"/>
-      <w:r>
-        <w:rPr>
-          <w:rFonts w:ascii="Arial Narrow" w:hAnsi="Arial Narrow"/>
-          <w:sz w:val="24"/>
-          <w:szCs w:val="24"/>
-        </w:rPr>
-        <w:t xml:space="preserve"> Google Apps Script </w:t>
-      </w:r>
-      <w:proofErr w:type="spellStart"/>
-      <w:r>
-        <w:rPr>
-          <w:rFonts w:ascii="Arial Narrow" w:hAnsi="Arial Narrow"/>
-          <w:sz w:val="24"/>
-          <w:szCs w:val="24"/>
-        </w:rPr>
-        <w:t>dari</w:t>
-      </w:r>
-      <w:proofErr w:type="spellEnd"/>
-      <w:r>
-        <w:rPr>
-          <w:rFonts w:ascii="Arial Narrow" w:hAnsi="Arial Narrow"/>
-          <w:sz w:val="24"/>
-          <w:szCs w:val="24"/>
-        </w:rPr>
-        <w:t xml:space="preserve"> Nol </w:t>
-      </w:r>
-      <w:proofErr w:type="spellStart"/>
-      <w:r>
-        <w:rPr>
-          <w:rFonts w:ascii="Arial Narrow" w:hAnsi="Arial Narrow"/>
-          <w:sz w:val="24"/>
-          <w:szCs w:val="24"/>
-        </w:rPr>
-        <w:t>untuk</w:t>
-      </w:r>
-      <w:proofErr w:type="spellEnd"/>
-      <w:r>
-        <w:rPr>
-          <w:rFonts w:ascii="Arial Narrow" w:hAnsi="Arial Narrow"/>
-          <w:sz w:val="24"/>
-          <w:szCs w:val="24"/>
-        </w:rPr>
-        <w:t xml:space="preserve"> </w:t>
-      </w:r>
-      <w:proofErr w:type="spellStart"/>
-      <w:r>
-        <w:rPr>
-          <w:rFonts w:ascii="Arial Narrow" w:hAnsi="Arial Narrow"/>
-          <w:sz w:val="24"/>
-          <w:szCs w:val="24"/>
-        </w:rPr>
-        <w:t>Pemula</w:t>
-      </w:r>
-      <w:proofErr w:type="spellEnd"/>
-      <w:r>
-        <w:rPr>
-          <w:rFonts w:ascii="Arial Narrow" w:hAnsi="Arial Narrow"/>
-          <w:sz w:val="24"/>
-          <w:szCs w:val="24"/>
-        </w:rPr>
-        <w:t xml:space="preserve">! </w:t>
-      </w:r>
-      <w:proofErr w:type="spellStart"/>
-      <w:r>
-        <w:rPr>
-          <w:rFonts w:ascii="Arial Narrow" w:hAnsi="Arial Narrow"/>
-          <w:sz w:val="24"/>
-          <w:szCs w:val="24"/>
-        </w:rPr>
-        <w:t>Bangun</w:t>
-      </w:r>
-      <w:proofErr w:type="spellEnd"/>
-      <w:r>
-        <w:rPr>
-          <w:rFonts w:ascii="Arial Narrow" w:hAnsi="Arial Narrow"/>
-          <w:sz w:val="24"/>
-          <w:szCs w:val="24"/>
-        </w:rPr>
-        <w:t xml:space="preserve"> </w:t>
-      </w:r>
-      <w:proofErr w:type="spellStart"/>
-      <w:r>
-        <w:rPr>
-          <w:rFonts w:ascii="Arial Narrow" w:hAnsi="Arial Narrow"/>
-          <w:sz w:val="24"/>
-          <w:szCs w:val="24"/>
-        </w:rPr>
-        <w:t>Berbagai</w:t>
-      </w:r>
-      <w:proofErr w:type="spellEnd"/>
-      <w:r>
-        <w:rPr>
-          <w:rFonts w:ascii="Arial Narrow" w:hAnsi="Arial Narrow"/>
-          <w:sz w:val="24"/>
-          <w:szCs w:val="24"/>
-        </w:rPr>
-        <w:t xml:space="preserve"> Aplikasi, </w:t>
-      </w:r>
-      <w:proofErr w:type="spellStart"/>
-      <w:r>
-        <w:rPr>
-          <w:rFonts w:ascii="Arial Narrow" w:hAnsi="Arial Narrow"/>
-          <w:sz w:val="24"/>
-          <w:szCs w:val="24"/>
-        </w:rPr>
-        <w:t>Otomatisasi</w:t>
-      </w:r>
-      <w:proofErr w:type="spellEnd"/>
-      <w:r>
-        <w:rPr>
-          <w:rFonts w:ascii="Arial Narrow" w:hAnsi="Arial Narrow"/>
-          <w:sz w:val="24"/>
-          <w:szCs w:val="24"/>
-        </w:rPr>
-        <w:t xml:space="preserve"> </w:t>
-      </w:r>
-      <w:proofErr w:type="spellStart"/>
-      <w:r>
-        <w:rPr>
-          <w:rFonts w:ascii="Arial Narrow" w:hAnsi="Arial Narrow"/>
-          <w:sz w:val="24"/>
-          <w:szCs w:val="24"/>
-        </w:rPr>
-        <w:t>Pekerjaanmu</w:t>
-      </w:r>
-      <w:proofErr w:type="spellEnd"/>
-      <w:r>
-        <w:rPr>
-          <w:rFonts w:ascii="Arial Narrow" w:hAnsi="Arial Narrow"/>
-          <w:sz w:val="24"/>
-          <w:szCs w:val="24"/>
-        </w:rPr>
-        <w:t>!</w:t>
+        <w:t>001 - Belajar Google Apps Script dari Nol untuk Pemula! Bangun Berbagai Aplikasi, Otomatisasi Pekerjaanmu!</w:t>
       </w:r>
     </w:p>
     <w:p>
@@ -298,7 +154,7 @@
           <w:noProof/>
         </w:rPr>
         <w:drawing>
-          <wp:inline distT="0" distB="0" distL="0" distR="0" wp14:anchorId="03EC4E1B" wp14:editId="6A44A050">
+          <wp:inline distT="0" distB="0" distL="0" distR="0" wp14:anchorId="03EC4E1B" wp14:editId="39EFE320">
             <wp:extent cx="5731510" cy="1471930"/>
             <wp:effectExtent l="0" t="0" r="2540" b="0"/>
             <wp:docPr id="1271658481" name="Picture 3"/>
@@ -577,36 +433,8 @@
           <w:sz w:val="24"/>
           <w:szCs w:val="24"/>
         </w:rPr>
-        <w:t xml:space="preserve">Code </w:t>
-      </w:r>
-      <w:proofErr w:type="spellStart"/>
-      <w:r>
-        <w:rPr>
-          <w:rFonts w:ascii="Arial Narrow" w:hAnsi="Arial Narrow"/>
-          <w:sz w:val="24"/>
-          <w:szCs w:val="24"/>
-        </w:rPr>
-        <w:t>javascript</w:t>
-      </w:r>
-      <w:proofErr w:type="spellEnd"/>
-      <w:r>
-        <w:rPr>
-          <w:rFonts w:ascii="Arial Narrow" w:hAnsi="Arial Narrow"/>
-          <w:sz w:val="24"/>
-          <w:szCs w:val="24"/>
-        </w:rPr>
-        <w:t xml:space="preserve"> yang </w:t>
-      </w:r>
-      <w:proofErr w:type="spellStart"/>
-      <w:r>
-        <w:rPr>
-          <w:rFonts w:ascii="Arial Narrow" w:hAnsi="Arial Narrow"/>
-          <w:sz w:val="24"/>
-          <w:szCs w:val="24"/>
-        </w:rPr>
-        <w:t>dibuat</w:t>
-      </w:r>
-      <w:proofErr w:type="spellEnd"/>
+        <w:t>Code javascript yang dibuat</w:t>
+      </w:r>
     </w:p>
     <w:p>
       <w:pPr>
@@ -628,115 +456,7 @@
           <w:sz w:val="24"/>
           <w:szCs w:val="24"/>
         </w:rPr>
-        <w:t xml:space="preserve">Script yang </w:t>
-      </w:r>
-      <w:proofErr w:type="spellStart"/>
-      <w:r>
-        <w:rPr>
-          <w:rFonts w:ascii="Arial Narrow" w:hAnsi="Arial Narrow"/>
-          <w:sz w:val="24"/>
-          <w:szCs w:val="24"/>
-        </w:rPr>
-        <w:t>tersimpan</w:t>
-      </w:r>
-      <w:proofErr w:type="spellEnd"/>
-      <w:r>
-        <w:rPr>
-          <w:rFonts w:ascii="Arial Narrow" w:hAnsi="Arial Narrow"/>
-          <w:sz w:val="24"/>
-          <w:szCs w:val="24"/>
-        </w:rPr>
-        <w:t xml:space="preserve"> </w:t>
-      </w:r>
-      <w:proofErr w:type="spellStart"/>
-      <w:r>
-        <w:rPr>
-          <w:rFonts w:ascii="Arial Narrow" w:hAnsi="Arial Narrow"/>
-          <w:sz w:val="24"/>
-          <w:szCs w:val="24"/>
-        </w:rPr>
-        <w:t>ketika</w:t>
-      </w:r>
-      <w:proofErr w:type="spellEnd"/>
-      <w:r>
-        <w:rPr>
-          <w:rFonts w:ascii="Arial Narrow" w:hAnsi="Arial Narrow"/>
-          <w:sz w:val="24"/>
-          <w:szCs w:val="24"/>
-        </w:rPr>
-        <w:t xml:space="preserve"> </w:t>
-      </w:r>
-      <w:proofErr w:type="spellStart"/>
-      <w:r>
-        <w:rPr>
-          <w:rFonts w:ascii="Arial Narrow" w:hAnsi="Arial Narrow"/>
-          <w:sz w:val="24"/>
-          <w:szCs w:val="24"/>
-        </w:rPr>
-        <w:t>mengaktifkan</w:t>
-      </w:r>
-      <w:proofErr w:type="spellEnd"/>
-      <w:r>
-        <w:rPr>
-          <w:rFonts w:ascii="Arial Narrow" w:hAnsi="Arial Narrow"/>
-          <w:sz w:val="24"/>
-          <w:szCs w:val="24"/>
-        </w:rPr>
-        <w:t xml:space="preserve"> macro </w:t>
-      </w:r>
-      <w:proofErr w:type="spellStart"/>
-      <w:r>
-        <w:rPr>
-          <w:rFonts w:ascii="Arial Narrow" w:hAnsi="Arial Narrow"/>
-          <w:sz w:val="24"/>
-          <w:szCs w:val="24"/>
-        </w:rPr>
-        <w:t>caranya</w:t>
-      </w:r>
-      <w:proofErr w:type="spellEnd"/>
-      <w:r>
-        <w:rPr>
-          <w:rFonts w:ascii="Arial Narrow" w:hAnsi="Arial Narrow"/>
-          <w:sz w:val="24"/>
-          <w:szCs w:val="24"/>
-        </w:rPr>
-        <w:t xml:space="preserve"> </w:t>
-      </w:r>
-      <w:proofErr w:type="spellStart"/>
-      <w:r>
-        <w:rPr>
-          <w:rFonts w:ascii="Arial Narrow" w:hAnsi="Arial Narrow"/>
-          <w:sz w:val="24"/>
-          <w:szCs w:val="24"/>
-        </w:rPr>
-        <w:t>seperti</w:t>
-      </w:r>
-      <w:proofErr w:type="spellEnd"/>
-      <w:r>
-        <w:rPr>
-          <w:rFonts w:ascii="Arial Narrow" w:hAnsi="Arial Narrow"/>
-          <w:sz w:val="24"/>
-          <w:szCs w:val="24"/>
-        </w:rPr>
-        <w:t xml:space="preserve"> </w:t>
-      </w:r>
-      <w:proofErr w:type="spellStart"/>
-      <w:r>
-        <w:rPr>
-          <w:rFonts w:ascii="Arial Narrow" w:hAnsi="Arial Narrow"/>
-          <w:sz w:val="24"/>
-          <w:szCs w:val="24"/>
-        </w:rPr>
-        <w:t>dibawah</w:t>
-      </w:r>
-      <w:proofErr w:type="spellEnd"/>
-      <w:r>
-        <w:rPr>
-          <w:rFonts w:ascii="Arial Narrow" w:hAnsi="Arial Narrow"/>
-          <w:sz w:val="24"/>
-          <w:szCs w:val="24"/>
-        </w:rPr>
-        <w:t>:</w:t>
+        <w:t>Script yang tersimpan ketika mengaktifkan macro caranya seperti dibawah:</w:t>
       </w:r>
     </w:p>
     <w:p>
@@ -897,6 +617,7 @@
       <w:r>
         <w:rPr>
           <w:rFonts w:ascii="Arial Narrow" w:hAnsi="Arial Narrow"/>
+          <w:noProof/>
           <w:sz w:val="24"/>
           <w:szCs w:val="24"/>
         </w:rPr>
@@ -963,25 +684,7 @@
           <w:sz w:val="24"/>
           <w:szCs w:val="24"/>
         </w:rPr>
-        <w:t xml:space="preserve">Function di </w:t>
-      </w:r>
-      <w:proofErr w:type="spellStart"/>
-      <w:r>
-        <w:rPr>
-          <w:rFonts w:ascii="Arial Narrow" w:hAnsi="Arial Narrow"/>
-          <w:sz w:val="24"/>
-          <w:szCs w:val="24"/>
-        </w:rPr>
-        <w:t>appscript</w:t>
-      </w:r>
-      <w:proofErr w:type="spellEnd"/>
-      <w:r>
-        <w:rPr>
-          <w:rFonts w:ascii="Arial Narrow" w:hAnsi="Arial Narrow"/>
-          <w:sz w:val="24"/>
-          <w:szCs w:val="24"/>
-        </w:rPr>
-        <w:t>:</w:t>
+        <w:t>Function di appscript:</w:t>
       </w:r>
     </w:p>
     <w:p>
@@ -1069,6 +772,7 @@
       <w:r>
         <w:rPr>
           <w:rFonts w:ascii="Arial Narrow" w:hAnsi="Arial Narrow"/>
+          <w:noProof/>
           <w:sz w:val="24"/>
           <w:szCs w:val="24"/>
         </w:rPr>
@@ -1247,521 +951,59 @@
           <w:szCs w:val="24"/>
         </w:rPr>
       </w:pPr>
-      <w:proofErr w:type="spellStart"/>
-      <w:r>
-        <w:rPr>
-          <w:rFonts w:ascii="Arial Narrow" w:hAnsi="Arial Narrow"/>
-          <w:sz w:val="24"/>
-          <w:szCs w:val="24"/>
-        </w:rPr>
-        <w:t>Penjelasan</w:t>
-      </w:r>
-      <w:proofErr w:type="spellEnd"/>
-      <w:r>
-        <w:rPr>
-          <w:rFonts w:ascii="Arial Narrow" w:hAnsi="Arial Narrow"/>
-          <w:sz w:val="24"/>
-          <w:szCs w:val="24"/>
-        </w:rPr>
-        <w:t xml:space="preserve"> every script:</w:t>
-      </w:r>
-    </w:p>
-    <w:p>
-      <w:pPr>
-        <w:spacing w:after="0" w:line="240" w:lineRule="auto"/>
-        <w:rPr>
-          <w:rFonts w:ascii="Arial Narrow" w:hAnsi="Arial Narrow"/>
-          <w:sz w:val="24"/>
-          <w:szCs w:val="24"/>
-        </w:rPr>
-      </w:pPr>
-      <w:proofErr w:type="spellStart"/>
-      <w:r>
-        <w:rPr>
-          <w:rFonts w:ascii="Arial Narrow" w:hAnsi="Arial Narrow"/>
-          <w:sz w:val="24"/>
-          <w:szCs w:val="24"/>
-        </w:rPr>
-        <w:t>Fungsi</w:t>
-      </w:r>
-      <w:proofErr w:type="spellEnd"/>
-      <w:r>
-        <w:rPr>
-          <w:rFonts w:ascii="Arial Narrow" w:hAnsi="Arial Narrow"/>
-          <w:sz w:val="24"/>
-          <w:szCs w:val="24"/>
-        </w:rPr>
-        <w:t xml:space="preserve"> latihan_1() di </w:t>
-      </w:r>
-      <w:proofErr w:type="spellStart"/>
-      <w:r>
-        <w:rPr>
-          <w:rFonts w:ascii="Arial Narrow" w:hAnsi="Arial Narrow"/>
-          <w:sz w:val="24"/>
-          <w:szCs w:val="24"/>
-        </w:rPr>
-        <w:t>atas</w:t>
-      </w:r>
-      <w:proofErr w:type="spellEnd"/>
-      <w:r>
-        <w:rPr>
-          <w:rFonts w:ascii="Arial Narrow" w:hAnsi="Arial Narrow"/>
-          <w:sz w:val="24"/>
-          <w:szCs w:val="24"/>
-        </w:rPr>
-        <w:t xml:space="preserve"> </w:t>
-      </w:r>
-      <w:proofErr w:type="spellStart"/>
-      <w:r>
-        <w:rPr>
-          <w:rFonts w:ascii="Arial Narrow" w:hAnsi="Arial Narrow"/>
-          <w:sz w:val="24"/>
-          <w:szCs w:val="24"/>
-        </w:rPr>
-        <w:t>adalah</w:t>
-      </w:r>
-      <w:proofErr w:type="spellEnd"/>
-      <w:r>
-        <w:rPr>
-          <w:rFonts w:ascii="Arial Narrow" w:hAnsi="Arial Narrow"/>
-          <w:sz w:val="24"/>
-          <w:szCs w:val="24"/>
-        </w:rPr>
-        <w:t xml:space="preserve"> </w:t>
-      </w:r>
-      <w:proofErr w:type="spellStart"/>
-      <w:r>
-        <w:rPr>
-          <w:rFonts w:ascii="Arial Narrow" w:hAnsi="Arial Narrow"/>
-          <w:sz w:val="24"/>
-          <w:szCs w:val="24"/>
-        </w:rPr>
-        <w:t>skrip</w:t>
-      </w:r>
-      <w:proofErr w:type="spellEnd"/>
-      <w:r>
-        <w:rPr>
-          <w:rFonts w:ascii="Arial Narrow" w:hAnsi="Arial Narrow"/>
-          <w:sz w:val="24"/>
-          <w:szCs w:val="24"/>
-        </w:rPr>
-        <w:t xml:space="preserve"> Google Apps Script yang </w:t>
-      </w:r>
-      <w:proofErr w:type="spellStart"/>
-      <w:r>
-        <w:rPr>
-          <w:rFonts w:ascii="Arial Narrow" w:hAnsi="Arial Narrow"/>
-          <w:sz w:val="24"/>
-          <w:szCs w:val="24"/>
-        </w:rPr>
-        <w:t>berfungsi</w:t>
-      </w:r>
-      <w:proofErr w:type="spellEnd"/>
-      <w:r>
-        <w:rPr>
-          <w:rFonts w:ascii="Arial Narrow" w:hAnsi="Arial Narrow"/>
-          <w:sz w:val="24"/>
-          <w:szCs w:val="24"/>
-        </w:rPr>
-        <w:t xml:space="preserve"> </w:t>
-      </w:r>
-      <w:proofErr w:type="spellStart"/>
-      <w:r>
-        <w:rPr>
-          <w:rFonts w:ascii="Arial Narrow" w:hAnsi="Arial Narrow"/>
-          <w:sz w:val="24"/>
-          <w:szCs w:val="24"/>
-        </w:rPr>
-        <w:t>untuk</w:t>
-      </w:r>
-      <w:proofErr w:type="spellEnd"/>
-      <w:r>
-        <w:rPr>
-          <w:rFonts w:ascii="Arial Narrow" w:hAnsi="Arial Narrow"/>
-          <w:sz w:val="24"/>
-          <w:szCs w:val="24"/>
-        </w:rPr>
-        <w:t xml:space="preserve"> </w:t>
-      </w:r>
-      <w:proofErr w:type="spellStart"/>
-      <w:r>
-        <w:rPr>
-          <w:rFonts w:ascii="Arial Narrow" w:hAnsi="Arial Narrow"/>
-          <w:sz w:val="24"/>
-          <w:szCs w:val="24"/>
-        </w:rPr>
-        <w:t>membuat</w:t>
-      </w:r>
-      <w:proofErr w:type="spellEnd"/>
-      <w:r>
-        <w:rPr>
-          <w:rFonts w:ascii="Arial Narrow" w:hAnsi="Arial Narrow"/>
-          <w:sz w:val="24"/>
-          <w:szCs w:val="24"/>
-        </w:rPr>
-        <w:t xml:space="preserve"> dan </w:t>
-      </w:r>
-      <w:proofErr w:type="spellStart"/>
-      <w:r>
-        <w:rPr>
-          <w:rFonts w:ascii="Arial Narrow" w:hAnsi="Arial Narrow"/>
-          <w:sz w:val="24"/>
-          <w:szCs w:val="24"/>
-        </w:rPr>
-        <w:t>mengisi</w:t>
-      </w:r>
-      <w:proofErr w:type="spellEnd"/>
-      <w:r>
-        <w:rPr>
-          <w:rFonts w:ascii="Arial Narrow" w:hAnsi="Arial Narrow"/>
-          <w:sz w:val="24"/>
-          <w:szCs w:val="24"/>
-        </w:rPr>
-        <w:t xml:space="preserve"> </w:t>
-      </w:r>
-      <w:proofErr w:type="spellStart"/>
-      <w:r>
-        <w:rPr>
-          <w:rFonts w:ascii="Arial Narrow" w:hAnsi="Arial Narrow"/>
-          <w:sz w:val="24"/>
-          <w:szCs w:val="24"/>
-        </w:rPr>
-        <w:t>tabel</w:t>
-      </w:r>
-      <w:proofErr w:type="spellEnd"/>
-      <w:r>
-        <w:rPr>
-          <w:rFonts w:ascii="Arial Narrow" w:hAnsi="Arial Narrow"/>
-          <w:sz w:val="24"/>
-          <w:szCs w:val="24"/>
-        </w:rPr>
-        <w:t xml:space="preserve"> data </w:t>
-      </w:r>
-      <w:proofErr w:type="spellStart"/>
-      <w:r>
-        <w:rPr>
-          <w:rFonts w:ascii="Arial Narrow" w:hAnsi="Arial Narrow"/>
-          <w:sz w:val="24"/>
-          <w:szCs w:val="24"/>
-        </w:rPr>
-        <w:t>absensi</w:t>
-      </w:r>
-      <w:proofErr w:type="spellEnd"/>
-      <w:r>
-        <w:rPr>
-          <w:rFonts w:ascii="Arial Narrow" w:hAnsi="Arial Narrow"/>
-          <w:sz w:val="24"/>
-          <w:szCs w:val="24"/>
-        </w:rPr>
-        <w:t xml:space="preserve"> </w:t>
-      </w:r>
-      <w:proofErr w:type="spellStart"/>
-      <w:r>
-        <w:rPr>
-          <w:rFonts w:ascii="Arial Narrow" w:hAnsi="Arial Narrow"/>
-          <w:sz w:val="24"/>
-          <w:szCs w:val="24"/>
-        </w:rPr>
-        <w:t>secara</w:t>
-      </w:r>
-      <w:proofErr w:type="spellEnd"/>
-      <w:r>
-        <w:rPr>
-          <w:rFonts w:ascii="Arial Narrow" w:hAnsi="Arial Narrow"/>
-          <w:sz w:val="24"/>
-          <w:szCs w:val="24"/>
-        </w:rPr>
-        <w:t xml:space="preserve"> </w:t>
-      </w:r>
-      <w:proofErr w:type="spellStart"/>
-      <w:r>
-        <w:rPr>
-          <w:rFonts w:ascii="Arial Narrow" w:hAnsi="Arial Narrow"/>
-          <w:sz w:val="24"/>
-          <w:szCs w:val="24"/>
-        </w:rPr>
-        <w:t>otomatis</w:t>
-      </w:r>
-      <w:proofErr w:type="spellEnd"/>
-      <w:r>
-        <w:rPr>
-          <w:rFonts w:ascii="Arial Narrow" w:hAnsi="Arial Narrow"/>
-          <w:sz w:val="24"/>
-          <w:szCs w:val="24"/>
-        </w:rPr>
-        <w:t xml:space="preserve"> di </w:t>
-      </w:r>
-      <w:proofErr w:type="spellStart"/>
-      <w:r>
-        <w:rPr>
-          <w:rFonts w:ascii="Arial Narrow" w:hAnsi="Arial Narrow"/>
-          <w:sz w:val="24"/>
-          <w:szCs w:val="24"/>
-        </w:rPr>
-        <w:t>dalam</w:t>
-      </w:r>
-      <w:proofErr w:type="spellEnd"/>
-      <w:r>
-        <w:rPr>
-          <w:rFonts w:ascii="Arial Narrow" w:hAnsi="Arial Narrow"/>
-          <w:sz w:val="24"/>
-          <w:szCs w:val="24"/>
-        </w:rPr>
-        <w:t xml:space="preserve"> </w:t>
-      </w:r>
-      <w:proofErr w:type="spellStart"/>
-      <w:r>
-        <w:rPr>
-          <w:rFonts w:ascii="Arial Narrow" w:hAnsi="Arial Narrow"/>
-          <w:sz w:val="24"/>
-          <w:szCs w:val="24"/>
-        </w:rPr>
-        <w:t>lembar</w:t>
-      </w:r>
-      <w:proofErr w:type="spellEnd"/>
-      <w:r>
-        <w:rPr>
-          <w:rFonts w:ascii="Arial Narrow" w:hAnsi="Arial Narrow"/>
-          <w:sz w:val="24"/>
-          <w:szCs w:val="24"/>
-        </w:rPr>
-        <w:t xml:space="preserve"> </w:t>
-      </w:r>
-      <w:proofErr w:type="spellStart"/>
-      <w:r>
-        <w:rPr>
-          <w:rFonts w:ascii="Arial Narrow" w:hAnsi="Arial Narrow"/>
-          <w:sz w:val="24"/>
-          <w:szCs w:val="24"/>
-        </w:rPr>
-        <w:t>kerja</w:t>
-      </w:r>
-      <w:proofErr w:type="spellEnd"/>
-      <w:r>
-        <w:rPr>
-          <w:rFonts w:ascii="Arial Narrow" w:hAnsi="Arial Narrow"/>
-          <w:sz w:val="24"/>
-          <w:szCs w:val="24"/>
-        </w:rPr>
-        <w:t xml:space="preserve"> (spreadsheet) Google Sheets yang </w:t>
-      </w:r>
-      <w:proofErr w:type="spellStart"/>
-      <w:r>
-        <w:rPr>
-          <w:rFonts w:ascii="Arial Narrow" w:hAnsi="Arial Narrow"/>
-          <w:sz w:val="24"/>
-          <w:szCs w:val="24"/>
-        </w:rPr>
-        <w:t>sedang</w:t>
-      </w:r>
-      <w:proofErr w:type="spellEnd"/>
-      <w:r>
-        <w:rPr>
-          <w:rFonts w:ascii="Arial Narrow" w:hAnsi="Arial Narrow"/>
-          <w:sz w:val="24"/>
-          <w:szCs w:val="24"/>
-        </w:rPr>
-        <w:t xml:space="preserve"> </w:t>
-      </w:r>
-      <w:proofErr w:type="spellStart"/>
-      <w:r>
-        <w:rPr>
-          <w:rFonts w:ascii="Arial Narrow" w:hAnsi="Arial Narrow"/>
-          <w:sz w:val="24"/>
-          <w:szCs w:val="24"/>
-        </w:rPr>
-        <w:t>aktif</w:t>
-      </w:r>
-      <w:proofErr w:type="spellEnd"/>
-      <w:r>
-        <w:rPr>
-          <w:rFonts w:ascii="Arial Narrow" w:hAnsi="Arial Narrow"/>
-          <w:sz w:val="24"/>
-          <w:szCs w:val="24"/>
-        </w:rPr>
-        <w:t>.</w:t>
-      </w:r>
-    </w:p>
-    <w:p>
-      <w:pPr>
-        <w:spacing w:after="0" w:line="240" w:lineRule="auto"/>
-        <w:rPr>
-          <w:rFonts w:ascii="Arial Narrow" w:hAnsi="Arial Narrow"/>
-          <w:sz w:val="24"/>
-          <w:szCs w:val="24"/>
-        </w:rPr>
-      </w:pPr>
-    </w:p>
-    <w:p>
-      <w:pPr>
-        <w:spacing w:after="0" w:line="240" w:lineRule="auto"/>
-        <w:rPr>
-          <w:rFonts w:ascii="Arial Narrow" w:hAnsi="Arial Narrow"/>
-          <w:sz w:val="24"/>
-          <w:szCs w:val="24"/>
-        </w:rPr>
-      </w:pPr>
-      <w:proofErr w:type="spellStart"/>
-      <w:r>
-        <w:rPr>
-          <w:rFonts w:ascii="Arial Narrow" w:hAnsi="Arial Narrow"/>
-          <w:sz w:val="24"/>
-          <w:szCs w:val="24"/>
-        </w:rPr>
-        <w:t>Berikut</w:t>
-      </w:r>
-      <w:proofErr w:type="spellEnd"/>
-      <w:r>
-        <w:rPr>
-          <w:rFonts w:ascii="Arial Narrow" w:hAnsi="Arial Narrow"/>
-          <w:sz w:val="24"/>
-          <w:szCs w:val="24"/>
-        </w:rPr>
-        <w:t xml:space="preserve"> </w:t>
-      </w:r>
-      <w:proofErr w:type="spellStart"/>
-      <w:r>
-        <w:rPr>
-          <w:rFonts w:ascii="Arial Narrow" w:hAnsi="Arial Narrow"/>
-          <w:sz w:val="24"/>
-          <w:szCs w:val="24"/>
-        </w:rPr>
-        <w:t>adalah</w:t>
-      </w:r>
-      <w:proofErr w:type="spellEnd"/>
-      <w:r>
-        <w:rPr>
-          <w:rFonts w:ascii="Arial Narrow" w:hAnsi="Arial Narrow"/>
-          <w:sz w:val="24"/>
-          <w:szCs w:val="24"/>
-        </w:rPr>
-        <w:t xml:space="preserve"> </w:t>
-      </w:r>
-      <w:proofErr w:type="spellStart"/>
-      <w:r>
-        <w:rPr>
-          <w:rFonts w:ascii="Arial Narrow" w:hAnsi="Arial Narrow"/>
-          <w:sz w:val="24"/>
-          <w:szCs w:val="24"/>
-        </w:rPr>
-        <w:t>rincian</w:t>
-      </w:r>
-      <w:proofErr w:type="spellEnd"/>
-      <w:r>
-        <w:rPr>
-          <w:rFonts w:ascii="Arial Narrow" w:hAnsi="Arial Narrow"/>
-          <w:sz w:val="24"/>
-          <w:szCs w:val="24"/>
-        </w:rPr>
-        <w:t xml:space="preserve"> </w:t>
-      </w:r>
-      <w:proofErr w:type="spellStart"/>
-      <w:r>
-        <w:rPr>
-          <w:rFonts w:ascii="Arial Narrow" w:hAnsi="Arial Narrow"/>
-          <w:sz w:val="24"/>
-          <w:szCs w:val="24"/>
-        </w:rPr>
-        <w:t>cara</w:t>
-      </w:r>
-      <w:proofErr w:type="spellEnd"/>
-      <w:r>
-        <w:rPr>
-          <w:rFonts w:ascii="Arial Narrow" w:hAnsi="Arial Narrow"/>
-          <w:sz w:val="24"/>
-          <w:szCs w:val="24"/>
-        </w:rPr>
-        <w:t xml:space="preserve"> </w:t>
-      </w:r>
-      <w:proofErr w:type="spellStart"/>
-      <w:r>
-        <w:rPr>
-          <w:rFonts w:ascii="Arial Narrow" w:hAnsi="Arial Narrow"/>
-          <w:sz w:val="24"/>
-          <w:szCs w:val="24"/>
-        </w:rPr>
-        <w:t>kerja</w:t>
-      </w:r>
-      <w:proofErr w:type="spellEnd"/>
-      <w:r>
-        <w:rPr>
-          <w:rFonts w:ascii="Arial Narrow" w:hAnsi="Arial Narrow"/>
-          <w:sz w:val="24"/>
-          <w:szCs w:val="24"/>
-        </w:rPr>
-        <w:t xml:space="preserve"> dan </w:t>
-      </w:r>
-      <w:proofErr w:type="spellStart"/>
-      <w:r>
-        <w:rPr>
-          <w:rFonts w:ascii="Arial Narrow" w:hAnsi="Arial Narrow"/>
-          <w:sz w:val="24"/>
-          <w:szCs w:val="24"/>
-        </w:rPr>
-        <w:t>penjelasan</w:t>
-      </w:r>
-      <w:proofErr w:type="spellEnd"/>
-      <w:r>
-        <w:rPr>
-          <w:rFonts w:ascii="Arial Narrow" w:hAnsi="Arial Narrow"/>
-          <w:sz w:val="24"/>
-          <w:szCs w:val="24"/>
-        </w:rPr>
-        <w:t xml:space="preserve"> </w:t>
-      </w:r>
-      <w:proofErr w:type="spellStart"/>
-      <w:r>
-        <w:rPr>
-          <w:rFonts w:ascii="Arial Narrow" w:hAnsi="Arial Narrow"/>
-          <w:sz w:val="24"/>
-          <w:szCs w:val="24"/>
-        </w:rPr>
-        <w:t>setiap</w:t>
-      </w:r>
-      <w:proofErr w:type="spellEnd"/>
-      <w:r>
-        <w:rPr>
-          <w:rFonts w:ascii="Arial Narrow" w:hAnsi="Arial Narrow"/>
-          <w:sz w:val="24"/>
-          <w:szCs w:val="24"/>
-        </w:rPr>
-        <w:t xml:space="preserve"> </w:t>
-      </w:r>
-      <w:proofErr w:type="spellStart"/>
-      <w:r>
-        <w:rPr>
-          <w:rFonts w:ascii="Arial Narrow" w:hAnsi="Arial Narrow"/>
-          <w:sz w:val="24"/>
-          <w:szCs w:val="24"/>
-        </w:rPr>
-        <w:t>bagian</w:t>
-      </w:r>
-      <w:proofErr w:type="spellEnd"/>
-      <w:r>
-        <w:rPr>
-          <w:rFonts w:ascii="Arial Narrow" w:hAnsi="Arial Narrow"/>
-          <w:sz w:val="24"/>
-          <w:szCs w:val="24"/>
-        </w:rPr>
-        <w:t xml:space="preserve"> script </w:t>
-      </w:r>
-      <w:proofErr w:type="spellStart"/>
-      <w:r>
-        <w:rPr>
-          <w:rFonts w:ascii="Arial Narrow" w:hAnsi="Arial Narrow"/>
-          <w:sz w:val="24"/>
-          <w:szCs w:val="24"/>
-        </w:rPr>
-        <w:t>tersebut</w:t>
-      </w:r>
-      <w:proofErr w:type="spellEnd"/>
-      <w:r>
-        <w:rPr>
-          <w:rFonts w:ascii="Arial Narrow" w:hAnsi="Arial Narrow"/>
-          <w:sz w:val="24"/>
-          <w:szCs w:val="24"/>
-        </w:rPr>
-        <w:t>:</w:t>
+      <w:r>
+        <w:rPr>
+          <w:rFonts w:ascii="Arial Narrow" w:hAnsi="Arial Narrow"/>
+          <w:sz w:val="24"/>
+          <w:szCs w:val="24"/>
+        </w:rPr>
+        <w:t>Penjelasan every script:</w:t>
+      </w:r>
+    </w:p>
+    <w:p>
+      <w:pPr>
+        <w:spacing w:after="0" w:line="240" w:lineRule="auto"/>
+        <w:rPr>
+          <w:rFonts w:ascii="Arial Narrow" w:hAnsi="Arial Narrow"/>
+          <w:sz w:val="24"/>
+          <w:szCs w:val="24"/>
+        </w:rPr>
+      </w:pPr>
+      <w:r>
+        <w:rPr>
+          <w:rFonts w:ascii="Arial Narrow" w:hAnsi="Arial Narrow"/>
+          <w:sz w:val="24"/>
+          <w:szCs w:val="24"/>
+        </w:rPr>
+        <w:t>Fungsi latihan_1() di atas adalah skrip Google Apps Script yang berfungsi untuk membuat dan mengisi tabel data absensi secara otomatis di dalam lembar kerja (spreadsheet) Google Sheets yang sedang aktif.</w:t>
+      </w:r>
+    </w:p>
+    <w:p>
+      <w:pPr>
+        <w:spacing w:after="0" w:line="240" w:lineRule="auto"/>
+        <w:rPr>
+          <w:rFonts w:ascii="Arial Narrow" w:hAnsi="Arial Narrow"/>
+          <w:sz w:val="24"/>
+          <w:szCs w:val="24"/>
+        </w:rPr>
+      </w:pPr>
+    </w:p>
+    <w:p>
+      <w:pPr>
+        <w:spacing w:after="0" w:line="240" w:lineRule="auto"/>
+        <w:rPr>
+          <w:rFonts w:ascii="Arial Narrow" w:hAnsi="Arial Narrow"/>
+          <w:sz w:val="24"/>
+          <w:szCs w:val="24"/>
+        </w:rPr>
+      </w:pPr>
+      <w:r>
+        <w:rPr>
+          <w:rFonts w:ascii="Arial Narrow" w:hAnsi="Arial Narrow"/>
+          <w:sz w:val="24"/>
+          <w:szCs w:val="24"/>
+        </w:rPr>
+        <w:t>Berikut adalah rincian cara kerja dan penjelasan setiap bagian script tersebut:</w:t>
       </w:r>
     </w:p>
     <w:p>
@@ -1795,7 +1037,6 @@
           <w:szCs w:val="24"/>
         </w:rPr>
       </w:pPr>
-      <w:proofErr w:type="spellStart"/>
       <w:r>
         <w:rPr>
           <w:rFonts w:ascii="Arial Narrow" w:hAnsi="Arial Narrow"/>
@@ -1804,210 +1045,15 @@
           <w:sz w:val="24"/>
           <w:szCs w:val="24"/>
         </w:rPr>
-        <w:t>Pembuatan</w:t>
-      </w:r>
-      <w:proofErr w:type="spellEnd"/>
-      <w:r>
-        <w:rPr>
-          <w:rFonts w:ascii="Arial Narrow" w:hAnsi="Arial Narrow"/>
-          <w:b/>
-          <w:bCs/>
-          <w:sz w:val="24"/>
-          <w:szCs w:val="24"/>
-        </w:rPr>
-        <w:t xml:space="preserve"> </w:t>
-      </w:r>
-      <w:proofErr w:type="spellStart"/>
-      <w:r>
-        <w:rPr>
-          <w:rFonts w:ascii="Arial Narrow" w:hAnsi="Arial Narrow"/>
-          <w:b/>
-          <w:bCs/>
-          <w:sz w:val="24"/>
-          <w:szCs w:val="24"/>
-        </w:rPr>
-        <w:t>Objek</w:t>
-      </w:r>
-      <w:proofErr w:type="spellEnd"/>
-      <w:r>
-        <w:rPr>
-          <w:rFonts w:ascii="Arial Narrow" w:hAnsi="Arial Narrow"/>
-          <w:b/>
-          <w:bCs/>
-          <w:sz w:val="24"/>
-          <w:szCs w:val="24"/>
-        </w:rPr>
-        <w:t xml:space="preserve"> Spreadsheet:</w:t>
-      </w:r>
-      <w:r>
-        <w:rPr>
-          <w:rFonts w:ascii="Arial Narrow" w:hAnsi="Arial Narrow"/>
-          <w:sz w:val="24"/>
-          <w:szCs w:val="24"/>
-        </w:rPr>
-        <w:t xml:space="preserve"> Baris var spreadsheet = </w:t>
-      </w:r>
-      <w:proofErr w:type="spellStart"/>
-      <w:r>
-        <w:rPr>
-          <w:rFonts w:ascii="Arial Narrow" w:hAnsi="Arial Narrow"/>
-          <w:sz w:val="24"/>
-          <w:szCs w:val="24"/>
-        </w:rPr>
-        <w:t>SpreadsheetApp.getActive</w:t>
-      </w:r>
-      <w:proofErr w:type="spellEnd"/>
-      <w:r>
-        <w:rPr>
-          <w:rFonts w:ascii="Arial Narrow" w:hAnsi="Arial Narrow"/>
-          <w:sz w:val="24"/>
-          <w:szCs w:val="24"/>
-        </w:rPr>
-        <w:t xml:space="preserve">(); </w:t>
-      </w:r>
-      <w:proofErr w:type="spellStart"/>
-      <w:r>
-        <w:rPr>
-          <w:rFonts w:ascii="Arial Narrow" w:hAnsi="Arial Narrow"/>
-          <w:sz w:val="24"/>
-          <w:szCs w:val="24"/>
-        </w:rPr>
-        <w:t>berfungsi</w:t>
-      </w:r>
-      <w:proofErr w:type="spellEnd"/>
-      <w:r>
-        <w:rPr>
-          <w:rFonts w:ascii="Arial Narrow" w:hAnsi="Arial Narrow"/>
-          <w:sz w:val="24"/>
-          <w:szCs w:val="24"/>
-        </w:rPr>
-        <w:t xml:space="preserve"> </w:t>
-      </w:r>
-      <w:proofErr w:type="spellStart"/>
-      <w:r>
-        <w:rPr>
-          <w:rFonts w:ascii="Arial Narrow" w:hAnsi="Arial Narrow"/>
-          <w:sz w:val="24"/>
-          <w:szCs w:val="24"/>
-        </w:rPr>
-        <w:t>untuk</w:t>
-      </w:r>
-      <w:proofErr w:type="spellEnd"/>
-      <w:r>
-        <w:rPr>
-          <w:rFonts w:ascii="Arial Narrow" w:hAnsi="Arial Narrow"/>
-          <w:sz w:val="24"/>
-          <w:szCs w:val="24"/>
-        </w:rPr>
-        <w:t xml:space="preserve"> </w:t>
-      </w:r>
-      <w:proofErr w:type="spellStart"/>
-      <w:r>
-        <w:rPr>
-          <w:rFonts w:ascii="Arial Narrow" w:hAnsi="Arial Narrow"/>
-          <w:sz w:val="24"/>
-          <w:szCs w:val="24"/>
-        </w:rPr>
-        <w:t>mengambil</w:t>
-      </w:r>
-      <w:proofErr w:type="spellEnd"/>
-      <w:r>
-        <w:rPr>
-          <w:rFonts w:ascii="Arial Narrow" w:hAnsi="Arial Narrow"/>
-          <w:sz w:val="24"/>
-          <w:szCs w:val="24"/>
-        </w:rPr>
-        <w:t xml:space="preserve"> </w:t>
-      </w:r>
-      <w:proofErr w:type="spellStart"/>
-      <w:r>
-        <w:rPr>
-          <w:rFonts w:ascii="Arial Narrow" w:hAnsi="Arial Narrow"/>
-          <w:sz w:val="24"/>
-          <w:szCs w:val="24"/>
-        </w:rPr>
-        <w:t>atau</w:t>
-      </w:r>
-      <w:proofErr w:type="spellEnd"/>
-      <w:r>
-        <w:rPr>
-          <w:rFonts w:ascii="Arial Narrow" w:hAnsi="Arial Narrow"/>
-          <w:sz w:val="24"/>
-          <w:szCs w:val="24"/>
-        </w:rPr>
-        <w:t xml:space="preserve"> </w:t>
-      </w:r>
-      <w:proofErr w:type="spellStart"/>
-      <w:r>
-        <w:rPr>
-          <w:rFonts w:ascii="Arial Narrow" w:hAnsi="Arial Narrow"/>
-          <w:sz w:val="24"/>
-          <w:szCs w:val="24"/>
-        </w:rPr>
-        <w:t>mengakses</w:t>
-      </w:r>
-      <w:proofErr w:type="spellEnd"/>
-      <w:r>
-        <w:rPr>
-          <w:rFonts w:ascii="Arial Narrow" w:hAnsi="Arial Narrow"/>
-          <w:sz w:val="24"/>
-          <w:szCs w:val="24"/>
-        </w:rPr>
-        <w:t xml:space="preserve"> file Google Spreadsheet yang </w:t>
-      </w:r>
-      <w:proofErr w:type="spellStart"/>
-      <w:r>
-        <w:rPr>
-          <w:rFonts w:ascii="Arial Narrow" w:hAnsi="Arial Narrow"/>
-          <w:sz w:val="24"/>
-          <w:szCs w:val="24"/>
-        </w:rPr>
-        <w:t>sedang</w:t>
-      </w:r>
-      <w:proofErr w:type="spellEnd"/>
-      <w:r>
-        <w:rPr>
-          <w:rFonts w:ascii="Arial Narrow" w:hAnsi="Arial Narrow"/>
-          <w:sz w:val="24"/>
-          <w:szCs w:val="24"/>
-        </w:rPr>
-        <w:t xml:space="preserve"> </w:t>
-      </w:r>
-      <w:proofErr w:type="spellStart"/>
-      <w:r>
-        <w:rPr>
-          <w:rFonts w:ascii="Arial Narrow" w:hAnsi="Arial Narrow"/>
-          <w:sz w:val="24"/>
-          <w:szCs w:val="24"/>
-        </w:rPr>
-        <w:t>dibuka</w:t>
-      </w:r>
-      <w:proofErr w:type="spellEnd"/>
-      <w:r>
-        <w:rPr>
-          <w:rFonts w:ascii="Arial Narrow" w:hAnsi="Arial Narrow"/>
-          <w:sz w:val="24"/>
-          <w:szCs w:val="24"/>
-        </w:rPr>
-        <w:t xml:space="preserve"> oleh </w:t>
-      </w:r>
-      <w:proofErr w:type="spellStart"/>
-      <w:r>
-        <w:rPr>
-          <w:rFonts w:ascii="Arial Narrow" w:hAnsi="Arial Narrow"/>
-          <w:sz w:val="24"/>
-          <w:szCs w:val="24"/>
-        </w:rPr>
-        <w:t>pengguna</w:t>
-      </w:r>
-      <w:proofErr w:type="spellEnd"/>
-      <w:r>
-        <w:rPr>
-          <w:rFonts w:ascii="Arial Narrow" w:hAnsi="Arial Narrow"/>
-          <w:sz w:val="24"/>
-          <w:szCs w:val="24"/>
-        </w:rPr>
-        <w:t>.</w:t>
+        <w:t>Pembuatan Objek Spreadsheet:</w:t>
+      </w:r>
+      <w:r>
+        <w:rPr>
+          <w:rFonts w:ascii="Arial Narrow" w:hAnsi="Arial Narrow"/>
+          <w:sz w:val="24"/>
+          <w:szCs w:val="24"/>
+        </w:rPr>
+        <w:t xml:space="preserve"> Baris var spreadsheet = SpreadsheetApp.getActive(); berfungsi untuk mengambil atau mengakses file Google Spreadsheet yang sedang dibuka oleh pengguna.</w:t>
       </w:r>
     </w:p>
     <w:p>
@@ -2033,7 +1079,6 @@
           <w:szCs w:val="24"/>
         </w:rPr>
       </w:pPr>
-      <w:proofErr w:type="spellStart"/>
       <w:r>
         <w:rPr>
           <w:rFonts w:ascii="Arial Narrow" w:hAnsi="Arial Narrow"/>
@@ -2042,386 +1087,15 @@
           <w:sz w:val="24"/>
           <w:szCs w:val="24"/>
         </w:rPr>
-        <w:t>Membuat</w:t>
-      </w:r>
-      <w:proofErr w:type="spellEnd"/>
-      <w:r>
-        <w:rPr>
-          <w:rFonts w:ascii="Arial Narrow" w:hAnsi="Arial Narrow"/>
-          <w:b/>
-          <w:bCs/>
-          <w:sz w:val="24"/>
-          <w:szCs w:val="24"/>
-        </w:rPr>
-        <w:t xml:space="preserve"> Header Kolom (Baris 1):</w:t>
-      </w:r>
-      <w:r>
-        <w:rPr>
-          <w:rFonts w:ascii="Arial Narrow" w:hAnsi="Arial Narrow"/>
-          <w:sz w:val="24"/>
-          <w:szCs w:val="24"/>
-        </w:rPr>
-        <w:t xml:space="preserve"> Baris </w:t>
-      </w:r>
-      <w:proofErr w:type="spellStart"/>
-      <w:r>
-        <w:rPr>
-          <w:rFonts w:ascii="Arial Narrow" w:hAnsi="Arial Narrow"/>
-          <w:sz w:val="24"/>
-          <w:szCs w:val="24"/>
-        </w:rPr>
-        <w:t>kode</w:t>
-      </w:r>
-      <w:proofErr w:type="spellEnd"/>
-      <w:r>
-        <w:rPr>
-          <w:rFonts w:ascii="Arial Narrow" w:hAnsi="Arial Narrow"/>
-          <w:sz w:val="24"/>
-          <w:szCs w:val="24"/>
-        </w:rPr>
-        <w:t xml:space="preserve"> yang </w:t>
-      </w:r>
-      <w:proofErr w:type="spellStart"/>
-      <w:r>
-        <w:rPr>
-          <w:rFonts w:ascii="Arial Narrow" w:hAnsi="Arial Narrow"/>
-          <w:sz w:val="24"/>
-          <w:szCs w:val="24"/>
-        </w:rPr>
-        <w:t>menggunakan</w:t>
-      </w:r>
-      <w:proofErr w:type="spellEnd"/>
-      <w:r>
-        <w:rPr>
-          <w:rFonts w:ascii="Arial Narrow" w:hAnsi="Arial Narrow"/>
-          <w:sz w:val="24"/>
-          <w:szCs w:val="24"/>
-        </w:rPr>
-        <w:t xml:space="preserve"> </w:t>
-      </w:r>
-      <w:proofErr w:type="spellStart"/>
-      <w:r>
-        <w:rPr>
-          <w:rFonts w:ascii="Arial Narrow" w:hAnsi="Arial Narrow"/>
-          <w:sz w:val="24"/>
-          <w:szCs w:val="24"/>
-        </w:rPr>
-        <w:t>getRange</w:t>
-      </w:r>
-      <w:proofErr w:type="spellEnd"/>
-      <w:r>
-        <w:rPr>
-          <w:rFonts w:ascii="Arial Narrow" w:hAnsi="Arial Narrow"/>
-          <w:sz w:val="24"/>
-          <w:szCs w:val="24"/>
-        </w:rPr>
-        <w:t>('A1'</w:t>
-      </w:r>
-      <w:proofErr w:type="gramStart"/>
-      <w:r>
-        <w:rPr>
-          <w:rFonts w:ascii="Arial Narrow" w:hAnsi="Arial Narrow"/>
-          <w:sz w:val="24"/>
-          <w:szCs w:val="24"/>
-        </w:rPr>
-        <w:t>).activate</w:t>
-      </w:r>
-      <w:proofErr w:type="gramEnd"/>
-      <w:r>
-        <w:rPr>
-          <w:rFonts w:ascii="Arial Narrow" w:hAnsi="Arial Narrow"/>
-          <w:sz w:val="24"/>
-          <w:szCs w:val="24"/>
-        </w:rPr>
-        <w:t xml:space="preserve">() </w:t>
-      </w:r>
-      <w:proofErr w:type="spellStart"/>
-      <w:r>
-        <w:rPr>
-          <w:rFonts w:ascii="Arial Narrow" w:hAnsi="Arial Narrow"/>
-          <w:sz w:val="24"/>
-          <w:szCs w:val="24"/>
-        </w:rPr>
-        <w:t>hingga</w:t>
-      </w:r>
-      <w:proofErr w:type="spellEnd"/>
-      <w:r>
-        <w:rPr>
-          <w:rFonts w:ascii="Arial Narrow" w:hAnsi="Arial Narrow"/>
-          <w:sz w:val="24"/>
-          <w:szCs w:val="24"/>
-        </w:rPr>
-        <w:t xml:space="preserve"> </w:t>
-      </w:r>
-      <w:proofErr w:type="spellStart"/>
-      <w:r>
-        <w:rPr>
-          <w:rFonts w:ascii="Arial Narrow" w:hAnsi="Arial Narrow"/>
-          <w:sz w:val="24"/>
-          <w:szCs w:val="24"/>
-        </w:rPr>
-        <w:t>getRange</w:t>
-      </w:r>
-      <w:proofErr w:type="spellEnd"/>
-      <w:r>
-        <w:rPr>
-          <w:rFonts w:ascii="Arial Narrow" w:hAnsi="Arial Narrow"/>
-          <w:sz w:val="24"/>
-          <w:szCs w:val="24"/>
-        </w:rPr>
-        <w:t>('D1'</w:t>
-      </w:r>
-      <w:proofErr w:type="gramStart"/>
-      <w:r>
-        <w:rPr>
-          <w:rFonts w:ascii="Arial Narrow" w:hAnsi="Arial Narrow"/>
-          <w:sz w:val="24"/>
-          <w:szCs w:val="24"/>
-        </w:rPr>
-        <w:t>).activate</w:t>
-      </w:r>
-      <w:proofErr w:type="gramEnd"/>
-      <w:r>
-        <w:rPr>
-          <w:rFonts w:ascii="Arial Narrow" w:hAnsi="Arial Narrow"/>
-          <w:sz w:val="24"/>
-          <w:szCs w:val="24"/>
-        </w:rPr>
-        <w:t xml:space="preserve">() </w:t>
-      </w:r>
-      <w:proofErr w:type="spellStart"/>
-      <w:r>
-        <w:rPr>
-          <w:rFonts w:ascii="Arial Narrow" w:hAnsi="Arial Narrow"/>
-          <w:sz w:val="24"/>
-          <w:szCs w:val="24"/>
-        </w:rPr>
-        <w:t>berturut-turut</w:t>
-      </w:r>
-      <w:proofErr w:type="spellEnd"/>
-      <w:r>
-        <w:rPr>
-          <w:rFonts w:ascii="Arial Narrow" w:hAnsi="Arial Narrow"/>
-          <w:sz w:val="24"/>
-          <w:szCs w:val="24"/>
-        </w:rPr>
-        <w:t xml:space="preserve"> </w:t>
-      </w:r>
-      <w:proofErr w:type="spellStart"/>
-      <w:r>
-        <w:rPr>
-          <w:rFonts w:ascii="Arial Narrow" w:hAnsi="Arial Narrow"/>
-          <w:sz w:val="24"/>
-          <w:szCs w:val="24"/>
-        </w:rPr>
-        <w:t>memilih</w:t>
-      </w:r>
-      <w:proofErr w:type="spellEnd"/>
-      <w:r>
-        <w:rPr>
-          <w:rFonts w:ascii="Arial Narrow" w:hAnsi="Arial Narrow"/>
-          <w:sz w:val="24"/>
-          <w:szCs w:val="24"/>
-        </w:rPr>
-        <w:t xml:space="preserve"> </w:t>
-      </w:r>
-      <w:proofErr w:type="spellStart"/>
-      <w:r>
-        <w:rPr>
-          <w:rFonts w:ascii="Arial Narrow" w:hAnsi="Arial Narrow"/>
-          <w:sz w:val="24"/>
-          <w:szCs w:val="24"/>
-        </w:rPr>
-        <w:t>sel</w:t>
-      </w:r>
-      <w:proofErr w:type="spellEnd"/>
-      <w:r>
-        <w:rPr>
-          <w:rFonts w:ascii="Arial Narrow" w:hAnsi="Arial Narrow"/>
-          <w:sz w:val="24"/>
-          <w:szCs w:val="24"/>
-        </w:rPr>
-        <w:t xml:space="preserve"> A1, B1, C1, dan D1, </w:t>
-      </w:r>
-      <w:proofErr w:type="spellStart"/>
-      <w:r>
-        <w:rPr>
-          <w:rFonts w:ascii="Arial Narrow" w:hAnsi="Arial Narrow"/>
-          <w:sz w:val="24"/>
-          <w:szCs w:val="24"/>
-        </w:rPr>
-        <w:t>kemudian</w:t>
-      </w:r>
-      <w:proofErr w:type="spellEnd"/>
-      <w:r>
-        <w:rPr>
-          <w:rFonts w:ascii="Arial Narrow" w:hAnsi="Arial Narrow"/>
-          <w:sz w:val="24"/>
-          <w:szCs w:val="24"/>
-        </w:rPr>
-        <w:t xml:space="preserve"> method </w:t>
-      </w:r>
-      <w:proofErr w:type="spellStart"/>
-      <w:r>
-        <w:rPr>
-          <w:rFonts w:ascii="Arial Narrow" w:hAnsi="Arial Narrow"/>
-          <w:sz w:val="24"/>
-          <w:szCs w:val="24"/>
-        </w:rPr>
-        <w:t>setValue</w:t>
-      </w:r>
-      <w:proofErr w:type="spellEnd"/>
-      <w:r>
-        <w:rPr>
-          <w:rFonts w:ascii="Arial Narrow" w:hAnsi="Arial Narrow"/>
-          <w:sz w:val="24"/>
-          <w:szCs w:val="24"/>
-        </w:rPr>
-        <w:t xml:space="preserve">(...) </w:t>
-      </w:r>
-      <w:proofErr w:type="spellStart"/>
-      <w:r>
-        <w:rPr>
-          <w:rFonts w:ascii="Arial Narrow" w:hAnsi="Arial Narrow"/>
-          <w:sz w:val="24"/>
-          <w:szCs w:val="24"/>
-        </w:rPr>
-        <w:t>mengisinya</w:t>
-      </w:r>
-      <w:proofErr w:type="spellEnd"/>
-      <w:r>
-        <w:rPr>
-          <w:rFonts w:ascii="Arial Narrow" w:hAnsi="Arial Narrow"/>
-          <w:sz w:val="24"/>
-          <w:szCs w:val="24"/>
-        </w:rPr>
-        <w:t xml:space="preserve"> </w:t>
-      </w:r>
-      <w:proofErr w:type="spellStart"/>
-      <w:r>
-        <w:rPr>
-          <w:rFonts w:ascii="Arial Narrow" w:hAnsi="Arial Narrow"/>
-          <w:sz w:val="24"/>
-          <w:szCs w:val="24"/>
-        </w:rPr>
-        <w:t>dengan</w:t>
-      </w:r>
-      <w:proofErr w:type="spellEnd"/>
-      <w:r>
-        <w:rPr>
-          <w:rFonts w:ascii="Arial Narrow" w:hAnsi="Arial Narrow"/>
-          <w:sz w:val="24"/>
-          <w:szCs w:val="24"/>
-        </w:rPr>
-        <w:t xml:space="preserve"> </w:t>
-      </w:r>
-      <w:proofErr w:type="spellStart"/>
-      <w:r>
-        <w:rPr>
-          <w:rFonts w:ascii="Arial Narrow" w:hAnsi="Arial Narrow"/>
-          <w:sz w:val="24"/>
-          <w:szCs w:val="24"/>
-        </w:rPr>
-        <w:t>teks</w:t>
-      </w:r>
-      <w:proofErr w:type="spellEnd"/>
-      <w:r>
-        <w:rPr>
-          <w:rFonts w:ascii="Arial Narrow" w:hAnsi="Arial Narrow"/>
-          <w:sz w:val="24"/>
-          <w:szCs w:val="24"/>
-        </w:rPr>
-        <w:t xml:space="preserve"> </w:t>
-      </w:r>
-      <w:proofErr w:type="spellStart"/>
-      <w:r>
-        <w:rPr>
-          <w:rFonts w:ascii="Arial Narrow" w:hAnsi="Arial Narrow"/>
-          <w:sz w:val="24"/>
-          <w:szCs w:val="24"/>
-        </w:rPr>
-        <w:t>judul</w:t>
-      </w:r>
-      <w:proofErr w:type="spellEnd"/>
-      <w:r>
-        <w:rPr>
-          <w:rFonts w:ascii="Arial Narrow" w:hAnsi="Arial Narrow"/>
-          <w:sz w:val="24"/>
-          <w:szCs w:val="24"/>
-        </w:rPr>
-        <w:t xml:space="preserve"> </w:t>
-      </w:r>
-      <w:proofErr w:type="spellStart"/>
-      <w:r>
-        <w:rPr>
-          <w:rFonts w:ascii="Arial Narrow" w:hAnsi="Arial Narrow"/>
-          <w:sz w:val="24"/>
-          <w:szCs w:val="24"/>
-        </w:rPr>
-        <w:t>kolom</w:t>
-      </w:r>
-      <w:proofErr w:type="spellEnd"/>
-      <w:r>
-        <w:rPr>
-          <w:rFonts w:ascii="Arial Narrow" w:hAnsi="Arial Narrow"/>
-          <w:sz w:val="24"/>
-          <w:szCs w:val="24"/>
-        </w:rPr>
-        <w:t xml:space="preserve">, </w:t>
-      </w:r>
-      <w:proofErr w:type="spellStart"/>
-      <w:r>
-        <w:rPr>
-          <w:rFonts w:ascii="Arial Narrow" w:hAnsi="Arial Narrow"/>
-          <w:sz w:val="24"/>
-          <w:szCs w:val="24"/>
-        </w:rPr>
-        <w:t>yaitu</w:t>
-      </w:r>
-      <w:proofErr w:type="spellEnd"/>
-      <w:r>
-        <w:rPr>
-          <w:rFonts w:ascii="Arial Narrow" w:hAnsi="Arial Narrow"/>
-          <w:sz w:val="24"/>
-          <w:szCs w:val="24"/>
-        </w:rPr>
-        <w:t xml:space="preserve"> 'no', 'nama', '</w:t>
-      </w:r>
-      <w:proofErr w:type="spellStart"/>
-      <w:r>
-        <w:rPr>
-          <w:rFonts w:ascii="Arial Narrow" w:hAnsi="Arial Narrow"/>
-          <w:sz w:val="24"/>
-          <w:szCs w:val="24"/>
-        </w:rPr>
-        <w:t>tanggal</w:t>
-      </w:r>
-      <w:proofErr w:type="spellEnd"/>
-      <w:r>
-        <w:rPr>
-          <w:rFonts w:ascii="Arial Narrow" w:hAnsi="Arial Narrow"/>
-          <w:sz w:val="24"/>
-          <w:szCs w:val="24"/>
-        </w:rPr>
-        <w:t>', dan '</w:t>
-      </w:r>
-      <w:proofErr w:type="spellStart"/>
-      <w:r>
-        <w:rPr>
-          <w:rFonts w:ascii="Arial Narrow" w:hAnsi="Arial Narrow"/>
-          <w:sz w:val="24"/>
-          <w:szCs w:val="24"/>
-        </w:rPr>
-        <w:t>keterangan</w:t>
-      </w:r>
-      <w:proofErr w:type="spellEnd"/>
-      <w:r>
-        <w:rPr>
-          <w:rFonts w:ascii="Arial Narrow" w:hAnsi="Arial Narrow"/>
-          <w:sz w:val="24"/>
-          <w:szCs w:val="24"/>
-        </w:rPr>
-        <w:t>'.</w:t>
+        <w:t>Membuat Header Kolom (Baris 1):</w:t>
+      </w:r>
+      <w:r>
+        <w:rPr>
+          <w:rFonts w:ascii="Arial Narrow" w:hAnsi="Arial Narrow"/>
+          <w:sz w:val="24"/>
+          <w:szCs w:val="24"/>
+        </w:rPr>
+        <w:t xml:space="preserve"> Baris kode yang menggunakan getRange('A1').activate() hingga getRange('D1').activate() berturut-turut memilih sel A1, B1, C1, dan D1, kemudian method setValue(...) mengisinya dengan teks judul kolom, yaitu 'no', 'nama', 'tanggal', dan 'keterangan'.</w:t>
       </w:r>
     </w:p>
     <w:p>
@@ -2447,7 +1121,6 @@
           <w:szCs w:val="24"/>
         </w:rPr>
       </w:pPr>
-      <w:proofErr w:type="spellStart"/>
       <w:r>
         <w:rPr>
           <w:rFonts w:ascii="Arial Narrow" w:hAnsi="Arial Narrow"/>
@@ -2456,250 +1129,15 @@
           <w:sz w:val="24"/>
           <w:szCs w:val="24"/>
         </w:rPr>
-        <w:t>Mengisi</w:t>
-      </w:r>
-      <w:proofErr w:type="spellEnd"/>
-      <w:r>
-        <w:rPr>
-          <w:rFonts w:ascii="Arial Narrow" w:hAnsi="Arial Narrow"/>
-          <w:b/>
-          <w:bCs/>
-          <w:sz w:val="24"/>
-          <w:szCs w:val="24"/>
-        </w:rPr>
-        <w:t xml:space="preserve"> </w:t>
-      </w:r>
-      <w:proofErr w:type="spellStart"/>
-      <w:r>
-        <w:rPr>
-          <w:rFonts w:ascii="Arial Narrow" w:hAnsi="Arial Narrow"/>
-          <w:b/>
-          <w:bCs/>
-          <w:sz w:val="24"/>
-          <w:szCs w:val="24"/>
-        </w:rPr>
-        <w:t>Nomor</w:t>
-      </w:r>
-      <w:proofErr w:type="spellEnd"/>
-      <w:r>
-        <w:rPr>
-          <w:rFonts w:ascii="Arial Narrow" w:hAnsi="Arial Narrow"/>
-          <w:b/>
-          <w:bCs/>
-          <w:sz w:val="24"/>
-          <w:szCs w:val="24"/>
-        </w:rPr>
-        <w:t xml:space="preserve"> </w:t>
-      </w:r>
-      <w:proofErr w:type="spellStart"/>
-      <w:r>
-        <w:rPr>
-          <w:rFonts w:ascii="Arial Narrow" w:hAnsi="Arial Narrow"/>
-          <w:b/>
-          <w:bCs/>
-          <w:sz w:val="24"/>
-          <w:szCs w:val="24"/>
-        </w:rPr>
-        <w:t>Urut</w:t>
-      </w:r>
-      <w:proofErr w:type="spellEnd"/>
-      <w:r>
-        <w:rPr>
-          <w:rFonts w:ascii="Arial Narrow" w:hAnsi="Arial Narrow"/>
-          <w:b/>
-          <w:bCs/>
-          <w:sz w:val="24"/>
-          <w:szCs w:val="24"/>
-        </w:rPr>
-        <w:t xml:space="preserve"> (Kolom A):</w:t>
-      </w:r>
-      <w:r>
-        <w:rPr>
-          <w:rFonts w:ascii="Arial Narrow" w:hAnsi="Arial Narrow"/>
-          <w:sz w:val="24"/>
-          <w:szCs w:val="24"/>
-        </w:rPr>
-        <w:t xml:space="preserve"> Baris </w:t>
-      </w:r>
-      <w:proofErr w:type="spellStart"/>
-      <w:r>
-        <w:rPr>
-          <w:rFonts w:ascii="Arial Narrow" w:hAnsi="Arial Narrow"/>
-          <w:sz w:val="24"/>
-          <w:szCs w:val="24"/>
-        </w:rPr>
-        <w:t>kode</w:t>
-      </w:r>
-      <w:proofErr w:type="spellEnd"/>
-      <w:r>
-        <w:rPr>
-          <w:rFonts w:ascii="Arial Narrow" w:hAnsi="Arial Narrow"/>
-          <w:sz w:val="24"/>
-          <w:szCs w:val="24"/>
-        </w:rPr>
-        <w:t xml:space="preserve"> </w:t>
-      </w:r>
-      <w:proofErr w:type="spellStart"/>
-      <w:r>
-        <w:rPr>
-          <w:rFonts w:ascii="Arial Narrow" w:hAnsi="Arial Narrow"/>
-          <w:sz w:val="24"/>
-          <w:szCs w:val="24"/>
-        </w:rPr>
-        <w:t>getRange</w:t>
-      </w:r>
-      <w:proofErr w:type="spellEnd"/>
-      <w:r>
-        <w:rPr>
-          <w:rFonts w:ascii="Arial Narrow" w:hAnsi="Arial Narrow"/>
-          <w:sz w:val="24"/>
-          <w:szCs w:val="24"/>
-        </w:rPr>
-        <w:t xml:space="preserve">('A2'), A3, dan A4 </w:t>
-      </w:r>
-      <w:proofErr w:type="spellStart"/>
-      <w:r>
-        <w:rPr>
-          <w:rFonts w:ascii="Arial Narrow" w:hAnsi="Arial Narrow"/>
-          <w:sz w:val="24"/>
-          <w:szCs w:val="24"/>
-        </w:rPr>
-        <w:t>diaktifkan</w:t>
-      </w:r>
-      <w:proofErr w:type="spellEnd"/>
-      <w:r>
-        <w:rPr>
-          <w:rFonts w:ascii="Arial Narrow" w:hAnsi="Arial Narrow"/>
-          <w:sz w:val="24"/>
-          <w:szCs w:val="24"/>
-        </w:rPr>
-        <w:t xml:space="preserve"> </w:t>
-      </w:r>
-      <w:proofErr w:type="spellStart"/>
-      <w:r>
-        <w:rPr>
-          <w:rFonts w:ascii="Arial Narrow" w:hAnsi="Arial Narrow"/>
-          <w:sz w:val="24"/>
-          <w:szCs w:val="24"/>
-        </w:rPr>
-        <w:t>secara</w:t>
-      </w:r>
-      <w:proofErr w:type="spellEnd"/>
-      <w:r>
-        <w:rPr>
-          <w:rFonts w:ascii="Arial Narrow" w:hAnsi="Arial Narrow"/>
-          <w:sz w:val="24"/>
-          <w:szCs w:val="24"/>
-        </w:rPr>
-        <w:t xml:space="preserve"> </w:t>
-      </w:r>
-      <w:proofErr w:type="spellStart"/>
-      <w:r>
-        <w:rPr>
-          <w:rFonts w:ascii="Arial Narrow" w:hAnsi="Arial Narrow"/>
-          <w:sz w:val="24"/>
-          <w:szCs w:val="24"/>
-        </w:rPr>
-        <w:t>bergantian</w:t>
-      </w:r>
-      <w:proofErr w:type="spellEnd"/>
-      <w:r>
-        <w:rPr>
-          <w:rFonts w:ascii="Arial Narrow" w:hAnsi="Arial Narrow"/>
-          <w:sz w:val="24"/>
-          <w:szCs w:val="24"/>
-        </w:rPr>
-        <w:t xml:space="preserve"> </w:t>
-      </w:r>
-      <w:proofErr w:type="spellStart"/>
-      <w:r>
-        <w:rPr>
-          <w:rFonts w:ascii="Arial Narrow" w:hAnsi="Arial Narrow"/>
-          <w:sz w:val="24"/>
-          <w:szCs w:val="24"/>
-        </w:rPr>
-        <w:t>untuk</w:t>
-      </w:r>
-      <w:proofErr w:type="spellEnd"/>
-      <w:r>
-        <w:rPr>
-          <w:rFonts w:ascii="Arial Narrow" w:hAnsi="Arial Narrow"/>
-          <w:sz w:val="24"/>
-          <w:szCs w:val="24"/>
-        </w:rPr>
-        <w:t xml:space="preserve"> </w:t>
-      </w:r>
-      <w:proofErr w:type="spellStart"/>
-      <w:r>
-        <w:rPr>
-          <w:rFonts w:ascii="Arial Narrow" w:hAnsi="Arial Narrow"/>
-          <w:sz w:val="24"/>
-          <w:szCs w:val="24"/>
-        </w:rPr>
-        <w:t>memasukkan</w:t>
-      </w:r>
-      <w:proofErr w:type="spellEnd"/>
-      <w:r>
-        <w:rPr>
-          <w:rFonts w:ascii="Arial Narrow" w:hAnsi="Arial Narrow"/>
-          <w:sz w:val="24"/>
-          <w:szCs w:val="24"/>
-        </w:rPr>
-        <w:t xml:space="preserve"> </w:t>
-      </w:r>
-      <w:proofErr w:type="spellStart"/>
-      <w:r>
-        <w:rPr>
-          <w:rFonts w:ascii="Arial Narrow" w:hAnsi="Arial Narrow"/>
-          <w:sz w:val="24"/>
-          <w:szCs w:val="24"/>
-        </w:rPr>
-        <w:t>angka</w:t>
-      </w:r>
-      <w:proofErr w:type="spellEnd"/>
-      <w:r>
-        <w:rPr>
-          <w:rFonts w:ascii="Arial Narrow" w:hAnsi="Arial Narrow"/>
-          <w:sz w:val="24"/>
-          <w:szCs w:val="24"/>
-        </w:rPr>
-        <w:t xml:space="preserve"> </w:t>
-      </w:r>
-      <w:proofErr w:type="spellStart"/>
-      <w:r>
-        <w:rPr>
-          <w:rFonts w:ascii="Arial Narrow" w:hAnsi="Arial Narrow"/>
-          <w:sz w:val="24"/>
-          <w:szCs w:val="24"/>
-        </w:rPr>
-        <w:t>urut</w:t>
-      </w:r>
-      <w:proofErr w:type="spellEnd"/>
-      <w:r>
-        <w:rPr>
-          <w:rFonts w:ascii="Arial Narrow" w:hAnsi="Arial Narrow"/>
-          <w:sz w:val="24"/>
-          <w:szCs w:val="24"/>
-        </w:rPr>
-        <w:t xml:space="preserve"> 1, 2, dan 3 pada </w:t>
-      </w:r>
-      <w:proofErr w:type="spellStart"/>
-      <w:r>
-        <w:rPr>
-          <w:rFonts w:ascii="Arial Narrow" w:hAnsi="Arial Narrow"/>
-          <w:sz w:val="24"/>
-          <w:szCs w:val="24"/>
-        </w:rPr>
-        <w:t>kolom</w:t>
-      </w:r>
-      <w:proofErr w:type="spellEnd"/>
-      <w:r>
-        <w:rPr>
-          <w:rFonts w:ascii="Arial Narrow" w:hAnsi="Arial Narrow"/>
-          <w:sz w:val="24"/>
-          <w:szCs w:val="24"/>
-        </w:rPr>
-        <w:t xml:space="preserve"> A.</w:t>
+        <w:t>Mengisi Nomor Urut (Kolom A):</w:t>
+      </w:r>
+      <w:r>
+        <w:rPr>
+          <w:rFonts w:ascii="Arial Narrow" w:hAnsi="Arial Narrow"/>
+          <w:sz w:val="24"/>
+          <w:szCs w:val="24"/>
+        </w:rPr>
+        <w:t xml:space="preserve"> Baris kode getRange('A2'), A3, dan A4 diaktifkan secara bergantian untuk memasukkan angka urut 1, 2, dan 3 pada kolom A.</w:t>
       </w:r>
     </w:p>
     <w:p>
@@ -2725,7 +1163,6 @@
           <w:szCs w:val="24"/>
         </w:rPr>
       </w:pPr>
-      <w:proofErr w:type="spellStart"/>
       <w:r>
         <w:rPr>
           <w:rFonts w:ascii="Arial Narrow" w:hAnsi="Arial Narrow"/>
@@ -2734,260 +1171,15 @@
           <w:sz w:val="24"/>
           <w:szCs w:val="24"/>
         </w:rPr>
-        <w:t>Mengisi</w:t>
-      </w:r>
-      <w:proofErr w:type="spellEnd"/>
-      <w:r>
-        <w:rPr>
-          <w:rFonts w:ascii="Arial Narrow" w:hAnsi="Arial Narrow"/>
-          <w:b/>
-          <w:bCs/>
-          <w:sz w:val="24"/>
-          <w:szCs w:val="24"/>
-        </w:rPr>
-        <w:t xml:space="preserve"> Data Nama (Kolom B):</w:t>
-      </w:r>
-      <w:r>
-        <w:rPr>
-          <w:rFonts w:ascii="Arial Narrow" w:hAnsi="Arial Narrow"/>
-          <w:sz w:val="24"/>
-          <w:szCs w:val="24"/>
-        </w:rPr>
-        <w:t xml:space="preserve"> Baris </w:t>
-      </w:r>
-      <w:proofErr w:type="spellStart"/>
-      <w:r>
-        <w:rPr>
-          <w:rFonts w:ascii="Arial Narrow" w:hAnsi="Arial Narrow"/>
-          <w:sz w:val="24"/>
-          <w:szCs w:val="24"/>
-        </w:rPr>
-        <w:t>kode</w:t>
-      </w:r>
-      <w:proofErr w:type="spellEnd"/>
-      <w:r>
-        <w:rPr>
-          <w:rFonts w:ascii="Arial Narrow" w:hAnsi="Arial Narrow"/>
-          <w:sz w:val="24"/>
-          <w:szCs w:val="24"/>
-        </w:rPr>
-        <w:t xml:space="preserve"> </w:t>
-      </w:r>
-      <w:proofErr w:type="spellStart"/>
-      <w:r>
-        <w:rPr>
-          <w:rFonts w:ascii="Arial Narrow" w:hAnsi="Arial Narrow"/>
-          <w:sz w:val="24"/>
-          <w:szCs w:val="24"/>
-        </w:rPr>
-        <w:t>untuk</w:t>
-      </w:r>
-      <w:proofErr w:type="spellEnd"/>
-      <w:r>
-        <w:rPr>
-          <w:rFonts w:ascii="Arial Narrow" w:hAnsi="Arial Narrow"/>
-          <w:sz w:val="24"/>
-          <w:szCs w:val="24"/>
-        </w:rPr>
-        <w:t xml:space="preserve"> </w:t>
-      </w:r>
-      <w:proofErr w:type="spellStart"/>
-      <w:r>
-        <w:rPr>
-          <w:rFonts w:ascii="Arial Narrow" w:hAnsi="Arial Narrow"/>
-          <w:sz w:val="24"/>
-          <w:szCs w:val="24"/>
-        </w:rPr>
-        <w:t>sel</w:t>
-      </w:r>
-      <w:proofErr w:type="spellEnd"/>
-      <w:r>
-        <w:rPr>
-          <w:rFonts w:ascii="Arial Narrow" w:hAnsi="Arial Narrow"/>
-          <w:sz w:val="24"/>
-          <w:szCs w:val="24"/>
-        </w:rPr>
-        <w:t xml:space="preserve"> B2, B3, dan B4 </w:t>
-      </w:r>
-      <w:proofErr w:type="spellStart"/>
-      <w:r>
-        <w:rPr>
-          <w:rFonts w:ascii="Arial Narrow" w:hAnsi="Arial Narrow"/>
-          <w:sz w:val="24"/>
-          <w:szCs w:val="24"/>
-        </w:rPr>
-        <w:t>digunakan</w:t>
-      </w:r>
-      <w:proofErr w:type="spellEnd"/>
-      <w:r>
-        <w:rPr>
-          <w:rFonts w:ascii="Arial Narrow" w:hAnsi="Arial Narrow"/>
-          <w:sz w:val="24"/>
-          <w:szCs w:val="24"/>
-        </w:rPr>
-        <w:t xml:space="preserve"> </w:t>
-      </w:r>
-      <w:proofErr w:type="spellStart"/>
-      <w:r>
-        <w:rPr>
-          <w:rFonts w:ascii="Arial Narrow" w:hAnsi="Arial Narrow"/>
-          <w:sz w:val="24"/>
-          <w:szCs w:val="24"/>
-        </w:rPr>
-        <w:t>untuk</w:t>
-      </w:r>
-      <w:proofErr w:type="spellEnd"/>
-      <w:r>
-        <w:rPr>
-          <w:rFonts w:ascii="Arial Narrow" w:hAnsi="Arial Narrow"/>
-          <w:sz w:val="24"/>
-          <w:szCs w:val="24"/>
-        </w:rPr>
-        <w:t xml:space="preserve"> </w:t>
-      </w:r>
-      <w:proofErr w:type="spellStart"/>
-      <w:r>
-        <w:rPr>
-          <w:rFonts w:ascii="Arial Narrow" w:hAnsi="Arial Narrow"/>
-          <w:sz w:val="24"/>
-          <w:szCs w:val="24"/>
-        </w:rPr>
-        <w:t>memasukkan</w:t>
-      </w:r>
-      <w:proofErr w:type="spellEnd"/>
-      <w:r>
-        <w:rPr>
-          <w:rFonts w:ascii="Arial Narrow" w:hAnsi="Arial Narrow"/>
-          <w:sz w:val="24"/>
-          <w:szCs w:val="24"/>
-        </w:rPr>
-        <w:t xml:space="preserve"> data nama </w:t>
-      </w:r>
-      <w:proofErr w:type="spellStart"/>
-      <w:r>
-        <w:rPr>
-          <w:rFonts w:ascii="Arial Narrow" w:hAnsi="Arial Narrow"/>
-          <w:sz w:val="24"/>
-          <w:szCs w:val="24"/>
-        </w:rPr>
-        <w:t>ke</w:t>
-      </w:r>
-      <w:proofErr w:type="spellEnd"/>
-      <w:r>
-        <w:rPr>
-          <w:rFonts w:ascii="Arial Narrow" w:hAnsi="Arial Narrow"/>
-          <w:sz w:val="24"/>
-          <w:szCs w:val="24"/>
-        </w:rPr>
-        <w:t xml:space="preserve"> </w:t>
-      </w:r>
-      <w:proofErr w:type="spellStart"/>
-      <w:r>
-        <w:rPr>
-          <w:rFonts w:ascii="Arial Narrow" w:hAnsi="Arial Narrow"/>
-          <w:sz w:val="24"/>
-          <w:szCs w:val="24"/>
-        </w:rPr>
-        <w:t>dalam</w:t>
-      </w:r>
-      <w:proofErr w:type="spellEnd"/>
-      <w:r>
-        <w:rPr>
-          <w:rFonts w:ascii="Arial Narrow" w:hAnsi="Arial Narrow"/>
-          <w:sz w:val="24"/>
-          <w:szCs w:val="24"/>
-        </w:rPr>
-        <w:t xml:space="preserve"> </w:t>
-      </w:r>
-      <w:proofErr w:type="spellStart"/>
-      <w:r>
-        <w:rPr>
-          <w:rFonts w:ascii="Arial Narrow" w:hAnsi="Arial Narrow"/>
-          <w:sz w:val="24"/>
-          <w:szCs w:val="24"/>
-        </w:rPr>
-        <w:t>tabel</w:t>
-      </w:r>
-      <w:proofErr w:type="spellEnd"/>
-      <w:r>
-        <w:rPr>
-          <w:rFonts w:ascii="Arial Narrow" w:hAnsi="Arial Narrow"/>
-          <w:sz w:val="24"/>
-          <w:szCs w:val="24"/>
-        </w:rPr>
-        <w:t xml:space="preserve">, masing-masing </w:t>
-      </w:r>
-      <w:proofErr w:type="spellStart"/>
-      <w:r>
-        <w:rPr>
-          <w:rFonts w:ascii="Arial Narrow" w:hAnsi="Arial Narrow"/>
-          <w:sz w:val="24"/>
-          <w:szCs w:val="24"/>
-        </w:rPr>
-        <w:t>dengan</w:t>
-      </w:r>
-      <w:proofErr w:type="spellEnd"/>
-      <w:r>
-        <w:rPr>
-          <w:rFonts w:ascii="Arial Narrow" w:hAnsi="Arial Narrow"/>
-          <w:sz w:val="24"/>
-          <w:szCs w:val="24"/>
-        </w:rPr>
-        <w:t xml:space="preserve"> </w:t>
-      </w:r>
-      <w:proofErr w:type="spellStart"/>
-      <w:r>
-        <w:rPr>
-          <w:rFonts w:ascii="Arial Narrow" w:hAnsi="Arial Narrow"/>
-          <w:sz w:val="24"/>
-          <w:szCs w:val="24"/>
-        </w:rPr>
-        <w:t>nilai</w:t>
-      </w:r>
-      <w:proofErr w:type="spellEnd"/>
-      <w:r>
-        <w:rPr>
-          <w:rFonts w:ascii="Arial Narrow" w:hAnsi="Arial Narrow"/>
-          <w:sz w:val="24"/>
-          <w:szCs w:val="24"/>
-        </w:rPr>
-        <w:t xml:space="preserve"> 'sapik', '</w:t>
-      </w:r>
-      <w:proofErr w:type="spellStart"/>
-      <w:r>
-        <w:rPr>
-          <w:rFonts w:ascii="Arial Narrow" w:hAnsi="Arial Narrow"/>
-          <w:sz w:val="24"/>
-          <w:szCs w:val="24"/>
-        </w:rPr>
-        <w:t>adi</w:t>
-      </w:r>
-      <w:proofErr w:type="spellEnd"/>
-      <w:r>
-        <w:rPr>
-          <w:rFonts w:ascii="Arial Narrow" w:hAnsi="Arial Narrow"/>
-          <w:sz w:val="24"/>
-          <w:szCs w:val="24"/>
-        </w:rPr>
-        <w:t>', dan '</w:t>
-      </w:r>
-      <w:proofErr w:type="spellStart"/>
-      <w:r>
-        <w:rPr>
-          <w:rFonts w:ascii="Arial Narrow" w:hAnsi="Arial Narrow"/>
-          <w:sz w:val="24"/>
-          <w:szCs w:val="24"/>
-        </w:rPr>
-        <w:t>rudi</w:t>
-      </w:r>
-      <w:proofErr w:type="spellEnd"/>
-      <w:r>
-        <w:rPr>
-          <w:rFonts w:ascii="Arial Narrow" w:hAnsi="Arial Narrow"/>
-          <w:sz w:val="24"/>
-          <w:szCs w:val="24"/>
-        </w:rPr>
-        <w:t>'.</w:t>
+        <w:t>Mengisi Data Nama (Kolom B):</w:t>
+      </w:r>
+      <w:r>
+        <w:rPr>
+          <w:rFonts w:ascii="Arial Narrow" w:hAnsi="Arial Narrow"/>
+          <w:sz w:val="24"/>
+          <w:szCs w:val="24"/>
+        </w:rPr>
+        <w:t xml:space="preserve"> Baris kode untuk sel B2, B3, dan B4 digunakan untuk memasukkan data nama ke dalam tabel, masing-masing dengan nilai 'sapik', 'adi', dan 'rudi'.</w:t>
       </w:r>
     </w:p>
     <w:p>
@@ -3013,7 +1205,6 @@
           <w:szCs w:val="24"/>
         </w:rPr>
       </w:pPr>
-      <w:proofErr w:type="spellStart"/>
       <w:r>
         <w:rPr>
           <w:rFonts w:ascii="Arial Narrow" w:hAnsi="Arial Narrow"/>
@@ -3022,246 +1213,15 @@
           <w:sz w:val="24"/>
           <w:szCs w:val="24"/>
         </w:rPr>
-        <w:t>Mengisi</w:t>
-      </w:r>
-      <w:proofErr w:type="spellEnd"/>
-      <w:r>
-        <w:rPr>
-          <w:rFonts w:ascii="Arial Narrow" w:hAnsi="Arial Narrow"/>
-          <w:b/>
-          <w:bCs/>
-          <w:sz w:val="24"/>
-          <w:szCs w:val="24"/>
-        </w:rPr>
-        <w:t xml:space="preserve"> Data </w:t>
-      </w:r>
-      <w:proofErr w:type="spellStart"/>
-      <w:r>
-        <w:rPr>
-          <w:rFonts w:ascii="Arial Narrow" w:hAnsi="Arial Narrow"/>
-          <w:b/>
-          <w:bCs/>
-          <w:sz w:val="24"/>
-          <w:szCs w:val="24"/>
-        </w:rPr>
-        <w:t>Tanggal</w:t>
-      </w:r>
-      <w:proofErr w:type="spellEnd"/>
-      <w:r>
-        <w:rPr>
-          <w:rFonts w:ascii="Arial Narrow" w:hAnsi="Arial Narrow"/>
-          <w:b/>
-          <w:bCs/>
-          <w:sz w:val="24"/>
-          <w:szCs w:val="24"/>
-        </w:rPr>
-        <w:t xml:space="preserve"> (Kolom C):</w:t>
-      </w:r>
-      <w:r>
-        <w:rPr>
-          <w:rFonts w:ascii="Arial Narrow" w:hAnsi="Arial Narrow"/>
-          <w:sz w:val="24"/>
-          <w:szCs w:val="24"/>
-        </w:rPr>
-        <w:t xml:space="preserve"> Baris </w:t>
-      </w:r>
-      <w:proofErr w:type="spellStart"/>
-      <w:r>
-        <w:rPr>
-          <w:rFonts w:ascii="Arial Narrow" w:hAnsi="Arial Narrow"/>
-          <w:sz w:val="24"/>
-          <w:szCs w:val="24"/>
-        </w:rPr>
-        <w:t>kode</w:t>
-      </w:r>
-      <w:proofErr w:type="spellEnd"/>
-      <w:r>
-        <w:rPr>
-          <w:rFonts w:ascii="Arial Narrow" w:hAnsi="Arial Narrow"/>
-          <w:sz w:val="24"/>
-          <w:szCs w:val="24"/>
-        </w:rPr>
-        <w:t xml:space="preserve"> </w:t>
-      </w:r>
-      <w:proofErr w:type="spellStart"/>
-      <w:r>
-        <w:rPr>
-          <w:rFonts w:ascii="Arial Narrow" w:hAnsi="Arial Narrow"/>
-          <w:sz w:val="24"/>
-          <w:szCs w:val="24"/>
-        </w:rPr>
-        <w:t>untuk</w:t>
-      </w:r>
-      <w:proofErr w:type="spellEnd"/>
-      <w:r>
-        <w:rPr>
-          <w:rFonts w:ascii="Arial Narrow" w:hAnsi="Arial Narrow"/>
-          <w:sz w:val="24"/>
-          <w:szCs w:val="24"/>
-        </w:rPr>
-        <w:t xml:space="preserve"> </w:t>
-      </w:r>
-      <w:proofErr w:type="spellStart"/>
-      <w:r>
-        <w:rPr>
-          <w:rFonts w:ascii="Arial Narrow" w:hAnsi="Arial Narrow"/>
-          <w:sz w:val="24"/>
-          <w:szCs w:val="24"/>
-        </w:rPr>
-        <w:t>sel</w:t>
-      </w:r>
-      <w:proofErr w:type="spellEnd"/>
-      <w:r>
-        <w:rPr>
-          <w:rFonts w:ascii="Arial Narrow" w:hAnsi="Arial Narrow"/>
-          <w:sz w:val="24"/>
-          <w:szCs w:val="24"/>
-        </w:rPr>
-        <w:t xml:space="preserve"> C2, C3, dan C4 </w:t>
-      </w:r>
-      <w:proofErr w:type="spellStart"/>
-      <w:r>
-        <w:rPr>
-          <w:rFonts w:ascii="Arial Narrow" w:hAnsi="Arial Narrow"/>
-          <w:sz w:val="24"/>
-          <w:szCs w:val="24"/>
-        </w:rPr>
-        <w:t>berfungsi</w:t>
-      </w:r>
-      <w:proofErr w:type="spellEnd"/>
-      <w:r>
-        <w:rPr>
-          <w:rFonts w:ascii="Arial Narrow" w:hAnsi="Arial Narrow"/>
-          <w:sz w:val="24"/>
-          <w:szCs w:val="24"/>
-        </w:rPr>
-        <w:t xml:space="preserve"> </w:t>
-      </w:r>
-      <w:proofErr w:type="spellStart"/>
-      <w:r>
-        <w:rPr>
-          <w:rFonts w:ascii="Arial Narrow" w:hAnsi="Arial Narrow"/>
-          <w:sz w:val="24"/>
-          <w:szCs w:val="24"/>
-        </w:rPr>
-        <w:t>untuk</w:t>
-      </w:r>
-      <w:proofErr w:type="spellEnd"/>
-      <w:r>
-        <w:rPr>
-          <w:rFonts w:ascii="Arial Narrow" w:hAnsi="Arial Narrow"/>
-          <w:sz w:val="24"/>
-          <w:szCs w:val="24"/>
-        </w:rPr>
-        <w:t xml:space="preserve"> </w:t>
-      </w:r>
-      <w:proofErr w:type="spellStart"/>
-      <w:r>
-        <w:rPr>
-          <w:rFonts w:ascii="Arial Narrow" w:hAnsi="Arial Narrow"/>
-          <w:sz w:val="24"/>
-          <w:szCs w:val="24"/>
-        </w:rPr>
-        <w:t>memasukkan</w:t>
-      </w:r>
-      <w:proofErr w:type="spellEnd"/>
-      <w:r>
-        <w:rPr>
-          <w:rFonts w:ascii="Arial Narrow" w:hAnsi="Arial Narrow"/>
-          <w:sz w:val="24"/>
-          <w:szCs w:val="24"/>
-        </w:rPr>
-        <w:t xml:space="preserve"> </w:t>
-      </w:r>
-      <w:proofErr w:type="spellStart"/>
-      <w:r>
-        <w:rPr>
-          <w:rFonts w:ascii="Arial Narrow" w:hAnsi="Arial Narrow"/>
-          <w:sz w:val="24"/>
-          <w:szCs w:val="24"/>
-        </w:rPr>
-        <w:t>informasi</w:t>
-      </w:r>
-      <w:proofErr w:type="spellEnd"/>
-      <w:r>
-        <w:rPr>
-          <w:rFonts w:ascii="Arial Narrow" w:hAnsi="Arial Narrow"/>
-          <w:sz w:val="24"/>
-          <w:szCs w:val="24"/>
-        </w:rPr>
-        <w:t xml:space="preserve"> </w:t>
-      </w:r>
-      <w:proofErr w:type="spellStart"/>
-      <w:r>
-        <w:rPr>
-          <w:rFonts w:ascii="Arial Narrow" w:hAnsi="Arial Narrow"/>
-          <w:sz w:val="24"/>
-          <w:szCs w:val="24"/>
-        </w:rPr>
-        <w:t>tanggal</w:t>
-      </w:r>
-      <w:proofErr w:type="spellEnd"/>
-      <w:r>
-        <w:rPr>
-          <w:rFonts w:ascii="Arial Narrow" w:hAnsi="Arial Narrow"/>
-          <w:sz w:val="24"/>
-          <w:szCs w:val="24"/>
-        </w:rPr>
-        <w:t xml:space="preserve"> </w:t>
-      </w:r>
-      <w:proofErr w:type="spellStart"/>
-      <w:r>
-        <w:rPr>
-          <w:rFonts w:ascii="Arial Narrow" w:hAnsi="Arial Narrow"/>
-          <w:sz w:val="24"/>
-          <w:szCs w:val="24"/>
-        </w:rPr>
-        <w:t>secara</w:t>
-      </w:r>
-      <w:proofErr w:type="spellEnd"/>
-      <w:r>
-        <w:rPr>
-          <w:rFonts w:ascii="Arial Narrow" w:hAnsi="Arial Narrow"/>
-          <w:sz w:val="24"/>
-          <w:szCs w:val="24"/>
-        </w:rPr>
-        <w:t xml:space="preserve"> </w:t>
-      </w:r>
-      <w:proofErr w:type="spellStart"/>
-      <w:r>
-        <w:rPr>
-          <w:rFonts w:ascii="Arial Narrow" w:hAnsi="Arial Narrow"/>
-          <w:sz w:val="24"/>
-          <w:szCs w:val="24"/>
-        </w:rPr>
-        <w:t>berurutan</w:t>
-      </w:r>
-      <w:proofErr w:type="spellEnd"/>
-      <w:r>
-        <w:rPr>
-          <w:rFonts w:ascii="Arial Narrow" w:hAnsi="Arial Narrow"/>
-          <w:sz w:val="24"/>
-          <w:szCs w:val="24"/>
-        </w:rPr>
-        <w:t xml:space="preserve">, </w:t>
-      </w:r>
-      <w:proofErr w:type="spellStart"/>
-      <w:r>
-        <w:rPr>
-          <w:rFonts w:ascii="Arial Narrow" w:hAnsi="Arial Narrow"/>
-          <w:sz w:val="24"/>
-          <w:szCs w:val="24"/>
-        </w:rPr>
-        <w:t>yaitu</w:t>
-      </w:r>
-      <w:proofErr w:type="spellEnd"/>
-      <w:r>
-        <w:rPr>
-          <w:rFonts w:ascii="Arial Narrow" w:hAnsi="Arial Narrow"/>
-          <w:sz w:val="24"/>
-          <w:szCs w:val="24"/>
-        </w:rPr>
-        <w:t xml:space="preserve"> '1/12', '2/12', dan '3/12'.</w:t>
+        <w:t>Mengisi Data Tanggal (Kolom C):</w:t>
+      </w:r>
+      <w:r>
+        <w:rPr>
+          <w:rFonts w:ascii="Arial Narrow" w:hAnsi="Arial Narrow"/>
+          <w:sz w:val="24"/>
+          <w:szCs w:val="24"/>
+        </w:rPr>
+        <w:t xml:space="preserve"> Baris kode untuk sel C2, C3, dan C4 berfungsi untuk memasukkan informasi tanggal secara berurutan, yaitu '1/12', '2/12', dan '3/12'.</w:t>
       </w:r>
     </w:p>
     <w:p>
@@ -3287,7 +1247,6 @@
           <w:szCs w:val="24"/>
         </w:rPr>
       </w:pPr>
-      <w:proofErr w:type="spellStart"/>
       <w:r>
         <w:rPr>
           <w:rFonts w:ascii="Arial Narrow" w:hAnsi="Arial Narrow"/>
@@ -3296,59 +1255,75 @@
           <w:sz w:val="24"/>
           <w:szCs w:val="24"/>
         </w:rPr>
-        <w:t>Mengisi</w:t>
-      </w:r>
-      <w:proofErr w:type="spellEnd"/>
-      <w:r>
-        <w:rPr>
-          <w:rFonts w:ascii="Arial Narrow" w:hAnsi="Arial Narrow"/>
-          <w:b/>
-          <w:bCs/>
-          <w:sz w:val="24"/>
-          <w:szCs w:val="24"/>
-        </w:rPr>
-        <w:t xml:space="preserve"> Data </w:t>
-      </w:r>
-      <w:proofErr w:type="spellStart"/>
-      <w:r>
-        <w:rPr>
-          <w:rFonts w:ascii="Arial Narrow" w:hAnsi="Arial Narrow"/>
-          <w:b/>
-          <w:bCs/>
-          <w:sz w:val="24"/>
-          <w:szCs w:val="24"/>
-        </w:rPr>
-        <w:t>Keterangan</w:t>
-      </w:r>
-      <w:proofErr w:type="spellEnd"/>
-      <w:r>
-        <w:rPr>
-          <w:rFonts w:ascii="Arial Narrow" w:hAnsi="Arial Narrow"/>
-          <w:b/>
-          <w:bCs/>
-          <w:sz w:val="24"/>
-          <w:szCs w:val="24"/>
-        </w:rPr>
-        <w:t xml:space="preserve"> (Kolom D):</w:t>
-      </w:r>
-      <w:r>
-        <w:rPr>
-          <w:rFonts w:ascii="Arial Narrow" w:hAnsi="Arial Narrow"/>
-          <w:sz w:val="24"/>
-          <w:szCs w:val="24"/>
-        </w:rPr>
-        <w:t xml:space="preserve"> Baris </w:t>
-      </w:r>
-      <w:proofErr w:type="spellStart"/>
-      <w:r>
-        <w:rPr>
-          <w:rFonts w:ascii="Arial Narrow" w:hAnsi="Arial Narrow"/>
-          <w:sz w:val="24"/>
-          <w:szCs w:val="24"/>
-        </w:rPr>
-        <w:t>kode</w:t>
-      </w:r>
-      <w:proofErr w:type="spellEnd"/>
+        <w:t>Mengisi Data Keterangan (Kolom D):</w:t>
+      </w:r>
+      <w:r>
+        <w:rPr>
+          <w:rFonts w:ascii="Arial Narrow" w:hAnsi="Arial Narrow"/>
+          <w:sz w:val="24"/>
+          <w:szCs w:val="24"/>
+        </w:rPr>
+        <w:t xml:space="preserve"> Baris kode untuk sel D2, D3, dan D4 masing-masing diisi dengan status keterangan kehadiran yaitu 'hadir', 'absen', dan 'ijin', diikuti oleh baris terakhir spreadsheet.getRange('D5').activate(); yang mengaktifkan sel D5 (meskipun nilainya tidak diisi setelahnya).</w:t>
+      </w:r>
+    </w:p>
+    <w:p>
+      <w:pPr>
+        <w:pStyle w:val="ListParagraph"/>
+        <w:rPr>
+          <w:rFonts w:ascii="Arial Narrow" w:hAnsi="Arial Narrow"/>
+          <w:sz w:val="24"/>
+          <w:szCs w:val="24"/>
+        </w:rPr>
+      </w:pPr>
+    </w:p>
+    <w:p>
+      <w:pPr>
+        <w:spacing w:after="0" w:line="240" w:lineRule="auto"/>
+        <w:rPr>
+          <w:rFonts w:ascii="Arial Narrow" w:hAnsi="Arial Narrow"/>
+          <w:sz w:val="24"/>
+          <w:szCs w:val="24"/>
+        </w:rPr>
+      </w:pPr>
+    </w:p>
+    <w:p>
+      <w:pPr>
+        <w:spacing w:after="0" w:line="240" w:lineRule="auto"/>
+        <w:rPr>
+          <w:rFonts w:ascii="Arial Narrow" w:hAnsi="Arial Narrow"/>
+          <w:sz w:val="24"/>
+          <w:szCs w:val="24"/>
+        </w:rPr>
+      </w:pPr>
+    </w:p>
+    <w:p>
+      <w:pPr>
+        <w:spacing w:after="0" w:line="240" w:lineRule="auto"/>
+        <w:rPr>
+          <w:rFonts w:ascii="Arial Narrow" w:hAnsi="Arial Narrow"/>
+          <w:sz w:val="24"/>
+          <w:szCs w:val="24"/>
+        </w:rPr>
+      </w:pPr>
+    </w:p>
+    <w:p>
+      <w:pPr>
+        <w:spacing w:after="0" w:line="240" w:lineRule="auto"/>
+        <w:jc w:val="center"/>
+        <w:rPr>
+          <w:rFonts w:ascii="Arial Narrow" w:hAnsi="Arial Narrow"/>
+          <w:sz w:val="24"/>
+          <w:szCs w:val="24"/>
+        </w:rPr>
+      </w:pPr>
+      <w:r>
+        <w:rPr>
+          <w:rFonts w:ascii="Arial Narrow" w:hAnsi="Arial Narrow"/>
+          <w:sz w:val="24"/>
+          <w:szCs w:val="24"/>
+        </w:rPr>
+        <w:t>002 - Mendapatkan nilai dari Google Sheets dengan Google</w:t>
+      </w:r>
       <w:r>
         <w:rPr>
           <w:rFonts w:ascii="Arial Narrow" w:hAnsi="Arial Narrow"/>
@@ -3357,407 +1332,786 @@
         </w:rPr>
         <w:t xml:space="preserve"> </w:t>
       </w:r>
-      <w:proofErr w:type="spellStart"/>
-      <w:r>
-        <w:rPr>
-          <w:rFonts w:ascii="Arial Narrow" w:hAnsi="Arial Narrow"/>
-          <w:sz w:val="24"/>
-          <w:szCs w:val="24"/>
-        </w:rPr>
-        <w:t>untuk</w:t>
-      </w:r>
-      <w:proofErr w:type="spellEnd"/>
-      <w:r>
-        <w:rPr>
-          <w:rFonts w:ascii="Arial Narrow" w:hAnsi="Arial Narrow"/>
-          <w:sz w:val="24"/>
-          <w:szCs w:val="24"/>
-        </w:rPr>
-        <w:t xml:space="preserve"> </w:t>
-      </w:r>
-      <w:proofErr w:type="spellStart"/>
-      <w:r>
-        <w:rPr>
-          <w:rFonts w:ascii="Arial Narrow" w:hAnsi="Arial Narrow"/>
-          <w:sz w:val="24"/>
-          <w:szCs w:val="24"/>
-        </w:rPr>
-        <w:t>sel</w:t>
-      </w:r>
-      <w:proofErr w:type="spellEnd"/>
-      <w:r>
-        <w:rPr>
-          <w:rFonts w:ascii="Arial Narrow" w:hAnsi="Arial Narrow"/>
-          <w:sz w:val="24"/>
-          <w:szCs w:val="24"/>
-        </w:rPr>
-        <w:t xml:space="preserve"> D2, D3, dan D4 masing-masing </w:t>
-      </w:r>
-      <w:proofErr w:type="spellStart"/>
-      <w:r>
-        <w:rPr>
-          <w:rFonts w:ascii="Arial Narrow" w:hAnsi="Arial Narrow"/>
-          <w:sz w:val="24"/>
-          <w:szCs w:val="24"/>
-        </w:rPr>
-        <w:t>diisi</w:t>
-      </w:r>
-      <w:proofErr w:type="spellEnd"/>
-      <w:r>
-        <w:rPr>
-          <w:rFonts w:ascii="Arial Narrow" w:hAnsi="Arial Narrow"/>
-          <w:sz w:val="24"/>
-          <w:szCs w:val="24"/>
-        </w:rPr>
-        <w:t xml:space="preserve"> </w:t>
-      </w:r>
-      <w:proofErr w:type="spellStart"/>
-      <w:r>
-        <w:rPr>
-          <w:rFonts w:ascii="Arial Narrow" w:hAnsi="Arial Narrow"/>
-          <w:sz w:val="24"/>
-          <w:szCs w:val="24"/>
-        </w:rPr>
-        <w:t>dengan</w:t>
-      </w:r>
-      <w:proofErr w:type="spellEnd"/>
-      <w:r>
-        <w:rPr>
-          <w:rFonts w:ascii="Arial Narrow" w:hAnsi="Arial Narrow"/>
-          <w:sz w:val="24"/>
-          <w:szCs w:val="24"/>
-        </w:rPr>
-        <w:t xml:space="preserve"> status </w:t>
-      </w:r>
-      <w:proofErr w:type="spellStart"/>
-      <w:r>
-        <w:rPr>
-          <w:rFonts w:ascii="Arial Narrow" w:hAnsi="Arial Narrow"/>
-          <w:sz w:val="24"/>
-          <w:szCs w:val="24"/>
-        </w:rPr>
-        <w:t>keterangan</w:t>
-      </w:r>
-      <w:proofErr w:type="spellEnd"/>
-      <w:r>
-        <w:rPr>
-          <w:rFonts w:ascii="Arial Narrow" w:hAnsi="Arial Narrow"/>
-          <w:sz w:val="24"/>
-          <w:szCs w:val="24"/>
-        </w:rPr>
-        <w:t xml:space="preserve"> </w:t>
-      </w:r>
-      <w:proofErr w:type="spellStart"/>
-      <w:r>
-        <w:rPr>
-          <w:rFonts w:ascii="Arial Narrow" w:hAnsi="Arial Narrow"/>
-          <w:sz w:val="24"/>
-          <w:szCs w:val="24"/>
-        </w:rPr>
-        <w:t>kehadiran</w:t>
-      </w:r>
-      <w:proofErr w:type="spellEnd"/>
-      <w:r>
-        <w:rPr>
-          <w:rFonts w:ascii="Arial Narrow" w:hAnsi="Arial Narrow"/>
-          <w:sz w:val="24"/>
-          <w:szCs w:val="24"/>
-        </w:rPr>
-        <w:t xml:space="preserve"> </w:t>
-      </w:r>
-      <w:proofErr w:type="spellStart"/>
-      <w:r>
-        <w:rPr>
-          <w:rFonts w:ascii="Arial Narrow" w:hAnsi="Arial Narrow"/>
-          <w:sz w:val="24"/>
-          <w:szCs w:val="24"/>
-        </w:rPr>
-        <w:t>yaitu</w:t>
-      </w:r>
-      <w:proofErr w:type="spellEnd"/>
-      <w:r>
-        <w:rPr>
-          <w:rFonts w:ascii="Arial Narrow" w:hAnsi="Arial Narrow"/>
-          <w:sz w:val="24"/>
-          <w:szCs w:val="24"/>
-        </w:rPr>
-        <w:t xml:space="preserve"> '</w:t>
-      </w:r>
-      <w:proofErr w:type="spellStart"/>
-      <w:r>
-        <w:rPr>
-          <w:rFonts w:ascii="Arial Narrow" w:hAnsi="Arial Narrow"/>
-          <w:sz w:val="24"/>
-          <w:szCs w:val="24"/>
-        </w:rPr>
-        <w:t>hadir</w:t>
-      </w:r>
-      <w:proofErr w:type="spellEnd"/>
-      <w:r>
-        <w:rPr>
-          <w:rFonts w:ascii="Arial Narrow" w:hAnsi="Arial Narrow"/>
-          <w:sz w:val="24"/>
-          <w:szCs w:val="24"/>
-        </w:rPr>
-        <w:t>', '</w:t>
-      </w:r>
-      <w:proofErr w:type="spellStart"/>
-      <w:r>
-        <w:rPr>
-          <w:rFonts w:ascii="Arial Narrow" w:hAnsi="Arial Narrow"/>
-          <w:sz w:val="24"/>
-          <w:szCs w:val="24"/>
-        </w:rPr>
-        <w:t>absen</w:t>
-      </w:r>
-      <w:proofErr w:type="spellEnd"/>
-      <w:r>
-        <w:rPr>
-          <w:rFonts w:ascii="Arial Narrow" w:hAnsi="Arial Narrow"/>
-          <w:sz w:val="24"/>
-          <w:szCs w:val="24"/>
-        </w:rPr>
-        <w:t>', dan '</w:t>
-      </w:r>
-      <w:proofErr w:type="spellStart"/>
-      <w:r>
-        <w:rPr>
-          <w:rFonts w:ascii="Arial Narrow" w:hAnsi="Arial Narrow"/>
-          <w:sz w:val="24"/>
-          <w:szCs w:val="24"/>
-        </w:rPr>
-        <w:t>ijin</w:t>
-      </w:r>
-      <w:proofErr w:type="spellEnd"/>
-      <w:r>
-        <w:rPr>
-          <w:rFonts w:ascii="Arial Narrow" w:hAnsi="Arial Narrow"/>
-          <w:sz w:val="24"/>
-          <w:szCs w:val="24"/>
-        </w:rPr>
-        <w:t xml:space="preserve">', </w:t>
-      </w:r>
-      <w:proofErr w:type="spellStart"/>
-      <w:r>
-        <w:rPr>
-          <w:rFonts w:ascii="Arial Narrow" w:hAnsi="Arial Narrow"/>
-          <w:sz w:val="24"/>
-          <w:szCs w:val="24"/>
-        </w:rPr>
-        <w:t>diikuti</w:t>
-      </w:r>
-      <w:proofErr w:type="spellEnd"/>
-      <w:r>
-        <w:rPr>
-          <w:rFonts w:ascii="Arial Narrow" w:hAnsi="Arial Narrow"/>
-          <w:sz w:val="24"/>
-          <w:szCs w:val="24"/>
-        </w:rPr>
-        <w:t xml:space="preserve"> oleh baris </w:t>
-      </w:r>
-      <w:proofErr w:type="spellStart"/>
-      <w:r>
-        <w:rPr>
-          <w:rFonts w:ascii="Arial Narrow" w:hAnsi="Arial Narrow"/>
-          <w:sz w:val="24"/>
-          <w:szCs w:val="24"/>
-        </w:rPr>
-        <w:t>terakhir</w:t>
-      </w:r>
-      <w:proofErr w:type="spellEnd"/>
-      <w:r>
-        <w:rPr>
-          <w:rFonts w:ascii="Arial Narrow" w:hAnsi="Arial Narrow"/>
-          <w:sz w:val="24"/>
-          <w:szCs w:val="24"/>
-        </w:rPr>
-        <w:t xml:space="preserve"> </w:t>
-      </w:r>
-      <w:proofErr w:type="spellStart"/>
-      <w:proofErr w:type="gramStart"/>
-      <w:r>
-        <w:rPr>
-          <w:rFonts w:ascii="Arial Narrow" w:hAnsi="Arial Narrow"/>
-          <w:sz w:val="24"/>
-          <w:szCs w:val="24"/>
-        </w:rPr>
-        <w:t>spreadsheet.getRange</w:t>
-      </w:r>
-      <w:proofErr w:type="spellEnd"/>
-      <w:proofErr w:type="gramEnd"/>
-      <w:r>
-        <w:rPr>
-          <w:rFonts w:ascii="Arial Narrow" w:hAnsi="Arial Narrow"/>
-          <w:sz w:val="24"/>
-          <w:szCs w:val="24"/>
-        </w:rPr>
-        <w:t>('D5'</w:t>
-      </w:r>
-      <w:proofErr w:type="gramStart"/>
-      <w:r>
-        <w:rPr>
-          <w:rFonts w:ascii="Arial Narrow" w:hAnsi="Arial Narrow"/>
-          <w:sz w:val="24"/>
-          <w:szCs w:val="24"/>
-        </w:rPr>
-        <w:t>).activate</w:t>
-      </w:r>
-      <w:proofErr w:type="gramEnd"/>
-      <w:r>
-        <w:rPr>
-          <w:rFonts w:ascii="Arial Narrow" w:hAnsi="Arial Narrow"/>
-          <w:sz w:val="24"/>
-          <w:szCs w:val="24"/>
-        </w:rPr>
-        <w:t xml:space="preserve">(); yang </w:t>
-      </w:r>
-      <w:proofErr w:type="spellStart"/>
-      <w:r>
-        <w:rPr>
-          <w:rFonts w:ascii="Arial Narrow" w:hAnsi="Arial Narrow"/>
-          <w:sz w:val="24"/>
-          <w:szCs w:val="24"/>
-        </w:rPr>
-        <w:t>mengaktifkan</w:t>
-      </w:r>
-      <w:proofErr w:type="spellEnd"/>
-      <w:r>
-        <w:rPr>
-          <w:rFonts w:ascii="Arial Narrow" w:hAnsi="Arial Narrow"/>
-          <w:sz w:val="24"/>
-          <w:szCs w:val="24"/>
-        </w:rPr>
-        <w:t xml:space="preserve"> </w:t>
-      </w:r>
-      <w:proofErr w:type="spellStart"/>
-      <w:r>
-        <w:rPr>
-          <w:rFonts w:ascii="Arial Narrow" w:hAnsi="Arial Narrow"/>
-          <w:sz w:val="24"/>
-          <w:szCs w:val="24"/>
-        </w:rPr>
-        <w:t>sel</w:t>
-      </w:r>
-      <w:proofErr w:type="spellEnd"/>
-      <w:r>
-        <w:rPr>
-          <w:rFonts w:ascii="Arial Narrow" w:hAnsi="Arial Narrow"/>
-          <w:sz w:val="24"/>
-          <w:szCs w:val="24"/>
-        </w:rPr>
-        <w:t xml:space="preserve"> D5 (</w:t>
-      </w:r>
-      <w:proofErr w:type="spellStart"/>
-      <w:r>
-        <w:rPr>
-          <w:rFonts w:ascii="Arial Narrow" w:hAnsi="Arial Narrow"/>
-          <w:sz w:val="24"/>
-          <w:szCs w:val="24"/>
-        </w:rPr>
-        <w:t>meskipun</w:t>
-      </w:r>
-      <w:proofErr w:type="spellEnd"/>
-      <w:r>
-        <w:rPr>
-          <w:rFonts w:ascii="Arial Narrow" w:hAnsi="Arial Narrow"/>
-          <w:sz w:val="24"/>
-          <w:szCs w:val="24"/>
-        </w:rPr>
-        <w:t xml:space="preserve"> </w:t>
-      </w:r>
-      <w:proofErr w:type="spellStart"/>
-      <w:r>
-        <w:rPr>
-          <w:rFonts w:ascii="Arial Narrow" w:hAnsi="Arial Narrow"/>
-          <w:sz w:val="24"/>
-          <w:szCs w:val="24"/>
-        </w:rPr>
-        <w:t>nilainya</w:t>
-      </w:r>
-      <w:proofErr w:type="spellEnd"/>
-      <w:r>
-        <w:rPr>
-          <w:rFonts w:ascii="Arial Narrow" w:hAnsi="Arial Narrow"/>
-          <w:sz w:val="24"/>
-          <w:szCs w:val="24"/>
-        </w:rPr>
-        <w:t xml:space="preserve"> </w:t>
-      </w:r>
-      <w:proofErr w:type="spellStart"/>
-      <w:r>
-        <w:rPr>
-          <w:rFonts w:ascii="Arial Narrow" w:hAnsi="Arial Narrow"/>
-          <w:sz w:val="24"/>
-          <w:szCs w:val="24"/>
-        </w:rPr>
-        <w:t>tidak</w:t>
-      </w:r>
-      <w:proofErr w:type="spellEnd"/>
-      <w:r>
-        <w:rPr>
-          <w:rFonts w:ascii="Arial Narrow" w:hAnsi="Arial Narrow"/>
-          <w:sz w:val="24"/>
-          <w:szCs w:val="24"/>
-        </w:rPr>
-        <w:t xml:space="preserve"> </w:t>
-      </w:r>
-      <w:proofErr w:type="spellStart"/>
-      <w:r>
-        <w:rPr>
-          <w:rFonts w:ascii="Arial Narrow" w:hAnsi="Arial Narrow"/>
-          <w:sz w:val="24"/>
-          <w:szCs w:val="24"/>
-        </w:rPr>
-        <w:t>diisi</w:t>
-      </w:r>
-      <w:proofErr w:type="spellEnd"/>
-      <w:r>
-        <w:rPr>
-          <w:rFonts w:ascii="Arial Narrow" w:hAnsi="Arial Narrow"/>
-          <w:sz w:val="24"/>
-          <w:szCs w:val="24"/>
-        </w:rPr>
-        <w:t xml:space="preserve"> </w:t>
-      </w:r>
-      <w:proofErr w:type="spellStart"/>
-      <w:r>
-        <w:rPr>
-          <w:rFonts w:ascii="Arial Narrow" w:hAnsi="Arial Narrow"/>
-          <w:sz w:val="24"/>
-          <w:szCs w:val="24"/>
-        </w:rPr>
-        <w:t>setelahnya</w:t>
-      </w:r>
-      <w:proofErr w:type="spellEnd"/>
-      <w:r>
-        <w:rPr>
-          <w:rFonts w:ascii="Arial Narrow" w:hAnsi="Arial Narrow"/>
-          <w:sz w:val="24"/>
-          <w:szCs w:val="24"/>
-        </w:rPr>
-        <w:t>).</w:t>
-      </w:r>
-    </w:p>
-    <w:p>
-      <w:pPr>
-        <w:spacing w:after="0" w:line="240" w:lineRule="auto"/>
-        <w:rPr>
-          <w:rFonts w:ascii="Arial Narrow" w:hAnsi="Arial Narrow"/>
-          <w:sz w:val="24"/>
-          <w:szCs w:val="24"/>
-        </w:rPr>
-      </w:pPr>
-    </w:p>
-    <w:p>
-      <w:pPr>
-        <w:spacing w:after="0" w:line="240" w:lineRule="auto"/>
-        <w:rPr>
-          <w:rFonts w:ascii="Arial Narrow" w:hAnsi="Arial Narrow"/>
-          <w:sz w:val="24"/>
-          <w:szCs w:val="24"/>
-        </w:rPr>
-      </w:pPr>
-      <w:proofErr w:type="spellStart"/>
+      <w:r>
+        <w:rPr>
+          <w:rFonts w:ascii="Arial Narrow" w:hAnsi="Arial Narrow"/>
+          <w:sz w:val="24"/>
+          <w:szCs w:val="24"/>
+        </w:rPr>
+        <w:t>Apps Script</w:t>
+      </w:r>
+    </w:p>
+    <w:p>
+      <w:pPr>
+        <w:spacing w:after="0" w:line="240" w:lineRule="auto"/>
+        <w:rPr>
+          <w:rFonts w:ascii="Arial Narrow" w:hAnsi="Arial Narrow"/>
+          <w:sz w:val="24"/>
+          <w:szCs w:val="24"/>
+        </w:rPr>
+      </w:pPr>
+      <w:r>
+        <w:rPr>
+          <w:rFonts w:ascii="Arial Narrow" w:hAnsi="Arial Narrow"/>
+          <w:sz w:val="24"/>
+          <w:szCs w:val="24"/>
+        </w:rPr>
+        <w:lastRenderedPageBreak/>
+        <w:drawing>
+          <wp:inline distT="0" distB="0" distL="0" distR="0" wp14:anchorId="32027C13" wp14:editId="45772456">
+            <wp:extent cx="5731510" cy="2266315"/>
+            <wp:effectExtent l="0" t="0" r="2540" b="635"/>
+            <wp:docPr id="2018070963" name="Picture 1"/>
+            <wp:cNvGraphicFramePr>
+              <a:graphicFrameLocks xmlns:a="http://schemas.openxmlformats.org/drawingml/2006/main" noChangeAspect="1"/>
+            </wp:cNvGraphicFramePr>
+            <a:graphic xmlns:a="http://schemas.openxmlformats.org/drawingml/2006/main">
+              <a:graphicData uri="http://schemas.openxmlformats.org/drawingml/2006/picture">
+                <pic:pic xmlns:pic="http://schemas.openxmlformats.org/drawingml/2006/picture">
+                  <pic:nvPicPr>
+                    <pic:cNvPr id="2018070963" name=""/>
+                    <pic:cNvPicPr/>
+                  </pic:nvPicPr>
+                  <pic:blipFill>
+                    <a:blip r:embed="rId19"/>
+                    <a:stretch>
+                      <a:fillRect/>
+                    </a:stretch>
+                  </pic:blipFill>
+                  <pic:spPr>
+                    <a:xfrm>
+                      <a:off x="0" y="0"/>
+                      <a:ext cx="5731510" cy="2266315"/>
+                    </a:xfrm>
+                    <a:prstGeom prst="rect">
+                      <a:avLst/>
+                    </a:prstGeom>
+                  </pic:spPr>
+                </pic:pic>
+              </a:graphicData>
+            </a:graphic>
+          </wp:inline>
+        </w:drawing>
+      </w:r>
+    </w:p>
+    <w:p>
+      <w:pPr>
+        <w:spacing w:after="0" w:line="240" w:lineRule="auto"/>
+        <w:rPr>
+          <w:rFonts w:ascii="Arial Narrow" w:hAnsi="Arial Narrow"/>
+          <w:sz w:val="24"/>
+          <w:szCs w:val="24"/>
+        </w:rPr>
+      </w:pPr>
+      <w:r>
+        <w:rPr>
+          <w:rFonts w:ascii="Arial Narrow" w:hAnsi="Arial Narrow"/>
+          <w:sz w:val="24"/>
+          <w:szCs w:val="24"/>
+        </w:rPr>
+        <w:t xml:space="preserve">Take value </w:t>
+      </w:r>
+      <w:r>
+        <w:rPr>
+          <w:rFonts w:ascii="Arial Narrow" w:hAnsi="Arial Narrow"/>
+          <w:sz w:val="24"/>
+          <w:szCs w:val="24"/>
+        </w:rPr>
+        <w:t>row and coloum</w:t>
+      </w:r>
+      <w:r>
+        <w:rPr>
+          <w:rFonts w:ascii="Arial Narrow" w:hAnsi="Arial Narrow"/>
+          <w:sz w:val="24"/>
+          <w:szCs w:val="24"/>
+        </w:rPr>
+        <w:t xml:space="preserve"> many method:</w:t>
+      </w:r>
+    </w:p>
+    <w:p>
+      <w:pPr>
+        <w:spacing w:after="0" w:line="240" w:lineRule="auto"/>
+        <w:rPr>
+          <w:rFonts w:ascii="Arial Narrow" w:hAnsi="Arial Narrow"/>
+          <w:sz w:val="24"/>
+          <w:szCs w:val="24"/>
+        </w:rPr>
+      </w:pPr>
+      <w:r>
+        <w:rPr>
+          <w:rFonts w:ascii="Arial Narrow" w:hAnsi="Arial Narrow"/>
+          <w:sz w:val="24"/>
+          <w:szCs w:val="24"/>
+        </w:rPr>
+        <w:t>function ambil_data(){</w:t>
+      </w:r>
+    </w:p>
+    <w:p>
+      <w:pPr>
+        <w:spacing w:after="0" w:line="240" w:lineRule="auto"/>
+        <w:rPr>
+          <w:rFonts w:ascii="Arial Narrow" w:hAnsi="Arial Narrow"/>
+          <w:sz w:val="24"/>
+          <w:szCs w:val="24"/>
+        </w:rPr>
+      </w:pPr>
+      <w:r>
+        <w:rPr>
+          <w:rFonts w:ascii="Arial Narrow" w:hAnsi="Arial Narrow"/>
+          <w:sz w:val="24"/>
+          <w:szCs w:val="24"/>
+        </w:rPr>
+        <w:t>  // take sheet by id</w:t>
+      </w:r>
+    </w:p>
+    <w:p>
+      <w:pPr>
+        <w:spacing w:after="0" w:line="240" w:lineRule="auto"/>
+        <w:rPr>
+          <w:rFonts w:ascii="Arial Narrow" w:hAnsi="Arial Narrow"/>
+          <w:sz w:val="24"/>
+          <w:szCs w:val="24"/>
+        </w:rPr>
+      </w:pPr>
+      <w:r>
+        <w:rPr>
+          <w:rFonts w:ascii="Arial Narrow" w:hAnsi="Arial Narrow"/>
+          <w:sz w:val="24"/>
+          <w:szCs w:val="24"/>
+        </w:rPr>
+        <w:t>  var sheet = SpreadsheetApp.openById('18Ny9pOAcu-9J4d5_CTLpKR_o2pwOdpQudkg4S1OPDEM');</w:t>
+      </w:r>
+    </w:p>
+    <w:p>
+      <w:pPr>
+        <w:spacing w:after="0" w:line="240" w:lineRule="auto"/>
+        <w:rPr>
+          <w:rFonts w:ascii="Arial Narrow" w:hAnsi="Arial Narrow"/>
+          <w:sz w:val="24"/>
+          <w:szCs w:val="24"/>
+        </w:rPr>
+      </w:pPr>
+    </w:p>
+    <w:p>
+      <w:pPr>
+        <w:spacing w:after="0" w:line="240" w:lineRule="auto"/>
+        <w:rPr>
+          <w:rFonts w:ascii="Arial Narrow" w:hAnsi="Arial Narrow"/>
+          <w:sz w:val="24"/>
+          <w:szCs w:val="24"/>
+        </w:rPr>
+      </w:pPr>
+      <w:r>
+        <w:rPr>
+          <w:rFonts w:ascii="Arial Narrow" w:hAnsi="Arial Narrow"/>
+          <w:sz w:val="24"/>
+          <w:szCs w:val="24"/>
+        </w:rPr>
+        <w:t>  // active sheet</w:t>
+      </w:r>
+    </w:p>
+    <w:p>
+      <w:pPr>
+        <w:spacing w:after="0" w:line="240" w:lineRule="auto"/>
+        <w:rPr>
+          <w:rFonts w:ascii="Arial Narrow" w:hAnsi="Arial Narrow"/>
+          <w:sz w:val="24"/>
+          <w:szCs w:val="24"/>
+        </w:rPr>
+      </w:pPr>
+      <w:r>
+        <w:rPr>
+          <w:rFonts w:ascii="Arial Narrow" w:hAnsi="Arial Narrow"/>
+          <w:sz w:val="24"/>
+          <w:szCs w:val="24"/>
+        </w:rPr>
+        <w:t>  var nama_sheet = sheet.getSheetByName('Sheet1');</w:t>
+      </w:r>
+    </w:p>
+    <w:p>
+      <w:pPr>
+        <w:spacing w:after="0" w:line="240" w:lineRule="auto"/>
+        <w:rPr>
+          <w:rFonts w:ascii="Arial Narrow" w:hAnsi="Arial Narrow"/>
+          <w:sz w:val="24"/>
+          <w:szCs w:val="24"/>
+        </w:rPr>
+      </w:pPr>
+    </w:p>
+    <w:p>
+      <w:pPr>
+        <w:spacing w:after="0" w:line="240" w:lineRule="auto"/>
+        <w:rPr>
+          <w:rFonts w:ascii="Arial Narrow" w:hAnsi="Arial Narrow"/>
+          <w:sz w:val="24"/>
+          <w:szCs w:val="24"/>
+        </w:rPr>
+      </w:pPr>
+      <w:r>
+        <w:rPr>
+          <w:rFonts w:ascii="Arial Narrow" w:hAnsi="Arial Narrow"/>
+          <w:sz w:val="24"/>
+          <w:szCs w:val="24"/>
+        </w:rPr>
+        <w:t>  // range colom as suspect with take value</w:t>
+      </w:r>
+    </w:p>
+    <w:p>
+      <w:pPr>
+        <w:spacing w:after="0" w:line="240" w:lineRule="auto"/>
+        <w:rPr>
+          <w:rFonts w:ascii="Arial Narrow" w:hAnsi="Arial Narrow"/>
+          <w:sz w:val="24"/>
+          <w:szCs w:val="24"/>
+        </w:rPr>
+      </w:pPr>
+      <w:r>
+        <w:rPr>
+          <w:rFonts w:ascii="Arial Narrow" w:hAnsi="Arial Narrow"/>
+          <w:sz w:val="24"/>
+          <w:szCs w:val="24"/>
+        </w:rPr>
+        <w:t>  var isi1 = nama_sheet.getRange('A1').getValue();</w:t>
+      </w:r>
+    </w:p>
+    <w:p>
+      <w:pPr>
+        <w:spacing w:after="0" w:line="240" w:lineRule="auto"/>
+        <w:rPr>
+          <w:rFonts w:ascii="Arial Narrow" w:hAnsi="Arial Narrow"/>
+          <w:sz w:val="24"/>
+          <w:szCs w:val="24"/>
+        </w:rPr>
+      </w:pPr>
+    </w:p>
+    <w:p>
+      <w:pPr>
+        <w:spacing w:after="0" w:line="240" w:lineRule="auto"/>
+        <w:rPr>
+          <w:rFonts w:ascii="Arial Narrow" w:hAnsi="Arial Narrow"/>
+          <w:sz w:val="24"/>
+          <w:szCs w:val="24"/>
+        </w:rPr>
+      </w:pPr>
+      <w:r>
+        <w:rPr>
+          <w:rFonts w:ascii="Arial Narrow" w:hAnsi="Arial Narrow"/>
+          <w:sz w:val="24"/>
+          <w:szCs w:val="24"/>
+        </w:rPr>
+        <w:t>  // take by range</w:t>
+      </w:r>
+    </w:p>
+    <w:p>
+      <w:pPr>
+        <w:spacing w:after="0" w:line="240" w:lineRule="auto"/>
+        <w:rPr>
+          <w:rFonts w:ascii="Arial Narrow" w:hAnsi="Arial Narrow"/>
+          <w:sz w:val="24"/>
+          <w:szCs w:val="24"/>
+        </w:rPr>
+      </w:pPr>
+      <w:r>
+        <w:rPr>
+          <w:rFonts w:ascii="Arial Narrow" w:hAnsi="Arial Narrow"/>
+          <w:sz w:val="24"/>
+          <w:szCs w:val="24"/>
+        </w:rPr>
+        <w:t xml:space="preserve">  var isi2 = nama_sheet.getRange('A2:E2').getValue(); </w:t>
+      </w:r>
+    </w:p>
+    <w:p>
+      <w:pPr>
+        <w:spacing w:after="0" w:line="240" w:lineRule="auto"/>
+        <w:rPr>
+          <w:rFonts w:ascii="Arial Narrow" w:hAnsi="Arial Narrow"/>
+          <w:sz w:val="24"/>
+          <w:szCs w:val="24"/>
+        </w:rPr>
+      </w:pPr>
+    </w:p>
+    <w:p>
+      <w:pPr>
+        <w:spacing w:after="0" w:line="240" w:lineRule="auto"/>
+        <w:rPr>
+          <w:rFonts w:ascii="Arial Narrow" w:hAnsi="Arial Narrow"/>
+          <w:sz w:val="24"/>
+          <w:szCs w:val="24"/>
+        </w:rPr>
+      </w:pPr>
+      <w:r>
+        <w:rPr>
+          <w:rFonts w:ascii="Arial Narrow" w:hAnsi="Arial Narrow"/>
+          <w:sz w:val="24"/>
+          <w:szCs w:val="24"/>
+        </w:rPr>
+        <w:t>  // take by row and colum</w:t>
+      </w:r>
+    </w:p>
+    <w:p>
+      <w:pPr>
+        <w:spacing w:after="0" w:line="240" w:lineRule="auto"/>
+        <w:rPr>
+          <w:rFonts w:ascii="Arial Narrow" w:hAnsi="Arial Narrow"/>
+          <w:sz w:val="24"/>
+          <w:szCs w:val="24"/>
+        </w:rPr>
+      </w:pPr>
+      <w:r>
+        <w:rPr>
+          <w:rFonts w:ascii="Arial Narrow" w:hAnsi="Arial Narrow"/>
+          <w:sz w:val="24"/>
+          <w:szCs w:val="24"/>
+        </w:rPr>
+        <w:t>  var isi3 = nama_sheet.getRange(2,1).getValue();</w:t>
+      </w:r>
+    </w:p>
+    <w:p>
+      <w:pPr>
+        <w:spacing w:after="0" w:line="240" w:lineRule="auto"/>
+        <w:rPr>
+          <w:rFonts w:ascii="Arial Narrow" w:hAnsi="Arial Narrow"/>
+          <w:sz w:val="24"/>
+          <w:szCs w:val="24"/>
+        </w:rPr>
+      </w:pPr>
+    </w:p>
+    <w:p>
+      <w:pPr>
+        <w:spacing w:after="0" w:line="240" w:lineRule="auto"/>
+        <w:rPr>
+          <w:rFonts w:ascii="Arial Narrow" w:hAnsi="Arial Narrow"/>
+          <w:sz w:val="24"/>
+          <w:szCs w:val="24"/>
+        </w:rPr>
+      </w:pPr>
+      <w:r>
+        <w:rPr>
+          <w:rFonts w:ascii="Arial Narrow" w:hAnsi="Arial Narrow"/>
+          <w:sz w:val="24"/>
+          <w:szCs w:val="24"/>
+        </w:rPr>
+        <w:t>  // take by row from A2 until 3 row botom</w:t>
+      </w:r>
+    </w:p>
+    <w:p>
+      <w:pPr>
+        <w:spacing w:after="0" w:line="240" w:lineRule="auto"/>
+        <w:rPr>
+          <w:rFonts w:ascii="Arial Narrow" w:hAnsi="Arial Narrow"/>
+          <w:sz w:val="24"/>
+          <w:szCs w:val="24"/>
+        </w:rPr>
+      </w:pPr>
+      <w:r>
+        <w:rPr>
+          <w:rFonts w:ascii="Arial Narrow" w:hAnsi="Arial Narrow"/>
+          <w:sz w:val="24"/>
+          <w:szCs w:val="24"/>
+        </w:rPr>
+        <w:t>  var isi4 = nama_sheet.getRange(2,1,3).getValues();</w:t>
+      </w:r>
+    </w:p>
+    <w:p>
+      <w:pPr>
+        <w:spacing w:after="0" w:line="240" w:lineRule="auto"/>
+        <w:rPr>
+          <w:rFonts w:ascii="Arial Narrow" w:hAnsi="Arial Narrow"/>
+          <w:sz w:val="24"/>
+          <w:szCs w:val="24"/>
+        </w:rPr>
+      </w:pPr>
+    </w:p>
+    <w:p>
+      <w:pPr>
+        <w:spacing w:after="0" w:line="240" w:lineRule="auto"/>
+        <w:rPr>
+          <w:rFonts w:ascii="Arial Narrow" w:hAnsi="Arial Narrow"/>
+          <w:sz w:val="24"/>
+          <w:szCs w:val="24"/>
+        </w:rPr>
+      </w:pPr>
+      <w:r>
+        <w:rPr>
+          <w:rFonts w:ascii="Arial Narrow" w:hAnsi="Arial Narrow"/>
+          <w:sz w:val="24"/>
+          <w:szCs w:val="24"/>
+        </w:rPr>
+        <w:t>  // take by row from A2 until 3 row botom and colom</w:t>
+      </w:r>
+    </w:p>
+    <w:p>
+      <w:pPr>
+        <w:spacing w:after="0" w:line="240" w:lineRule="auto"/>
+        <w:rPr>
+          <w:rFonts w:ascii="Arial Narrow" w:hAnsi="Arial Narrow"/>
+          <w:sz w:val="24"/>
+          <w:szCs w:val="24"/>
+        </w:rPr>
+      </w:pPr>
+      <w:r>
+        <w:rPr>
+          <w:rFonts w:ascii="Arial Narrow" w:hAnsi="Arial Narrow"/>
+          <w:sz w:val="24"/>
+          <w:szCs w:val="24"/>
+        </w:rPr>
+        <w:t>  var isi5 = nama_sheet.getRange(2,1,3,3).getValues();</w:t>
+      </w:r>
+    </w:p>
+    <w:p>
+      <w:pPr>
+        <w:spacing w:after="0" w:line="240" w:lineRule="auto"/>
+        <w:rPr>
+          <w:rFonts w:ascii="Arial Narrow" w:hAnsi="Arial Narrow"/>
+          <w:sz w:val="24"/>
+          <w:szCs w:val="24"/>
+        </w:rPr>
+      </w:pPr>
+    </w:p>
+    <w:p>
+      <w:pPr>
+        <w:spacing w:after="0" w:line="240" w:lineRule="auto"/>
+        <w:rPr>
+          <w:rFonts w:ascii="Arial Narrow" w:hAnsi="Arial Narrow"/>
+          <w:sz w:val="24"/>
+          <w:szCs w:val="24"/>
+        </w:rPr>
+      </w:pPr>
+      <w:r>
+        <w:rPr>
+          <w:rFonts w:ascii="Arial Narrow" w:hAnsi="Arial Narrow"/>
+          <w:sz w:val="24"/>
+          <w:szCs w:val="24"/>
+        </w:rPr>
+        <w:t>  // take value base on orinal data</w:t>
+      </w:r>
+    </w:p>
+    <w:p>
+      <w:pPr>
+        <w:spacing w:after="0" w:line="240" w:lineRule="auto"/>
+        <w:rPr>
+          <w:rFonts w:ascii="Arial Narrow" w:hAnsi="Arial Narrow"/>
+          <w:sz w:val="24"/>
+          <w:szCs w:val="24"/>
+        </w:rPr>
+      </w:pPr>
+      <w:r>
+        <w:rPr>
+          <w:rFonts w:ascii="Arial Narrow" w:hAnsi="Arial Narrow"/>
+          <w:sz w:val="24"/>
+          <w:szCs w:val="24"/>
+        </w:rPr>
+        <w:t>  var isi6 = nama_sheet.getRange('C2').getValue();</w:t>
+      </w:r>
+    </w:p>
+    <w:p>
+      <w:pPr>
+        <w:spacing w:after="0" w:line="240" w:lineRule="auto"/>
+        <w:rPr>
+          <w:rFonts w:ascii="Arial Narrow" w:hAnsi="Arial Narrow"/>
+          <w:sz w:val="24"/>
+          <w:szCs w:val="24"/>
+        </w:rPr>
+      </w:pPr>
+    </w:p>
+    <w:p>
+      <w:pPr>
+        <w:spacing w:after="0" w:line="240" w:lineRule="auto"/>
+        <w:rPr>
+          <w:rFonts w:ascii="Arial Narrow" w:hAnsi="Arial Narrow"/>
+          <w:sz w:val="24"/>
+          <w:szCs w:val="24"/>
+        </w:rPr>
+      </w:pPr>
+      <w:r>
+        <w:rPr>
+          <w:rFonts w:ascii="Arial Narrow" w:hAnsi="Arial Narrow"/>
+          <w:sz w:val="24"/>
+          <w:szCs w:val="24"/>
+        </w:rPr>
+        <w:t>  // take value reverto coloum exis in spreadsheet</w:t>
+      </w:r>
+    </w:p>
+    <w:p>
+      <w:pPr>
+        <w:spacing w:after="0" w:line="240" w:lineRule="auto"/>
+        <w:rPr>
+          <w:rFonts w:ascii="Arial Narrow" w:hAnsi="Arial Narrow"/>
+          <w:sz w:val="24"/>
+          <w:szCs w:val="24"/>
+        </w:rPr>
+      </w:pPr>
+      <w:r>
+        <w:rPr>
+          <w:rFonts w:ascii="Arial Narrow" w:hAnsi="Arial Narrow"/>
+          <w:sz w:val="24"/>
+          <w:szCs w:val="24"/>
+        </w:rPr>
+        <w:t>  var isi7 = nama_sheet.getRange('C2').getDisplayValues();</w:t>
+      </w:r>
+    </w:p>
+    <w:p>
+      <w:pPr>
+        <w:spacing w:after="0" w:line="240" w:lineRule="auto"/>
+        <w:rPr>
+          <w:rFonts w:ascii="Arial Narrow" w:hAnsi="Arial Narrow"/>
+          <w:sz w:val="24"/>
+          <w:szCs w:val="24"/>
+        </w:rPr>
+      </w:pPr>
+    </w:p>
+    <w:p>
+      <w:pPr>
+        <w:spacing w:after="0" w:line="240" w:lineRule="auto"/>
+        <w:rPr>
+          <w:rFonts w:ascii="Arial Narrow" w:hAnsi="Arial Narrow"/>
+          <w:sz w:val="24"/>
+          <w:szCs w:val="24"/>
+        </w:rPr>
+      </w:pPr>
+      <w:r>
+        <w:rPr>
+          <w:rFonts w:ascii="Arial Narrow" w:hAnsi="Arial Narrow"/>
+          <w:sz w:val="24"/>
+          <w:szCs w:val="24"/>
+        </w:rPr>
+        <w:t>  //console log function</w:t>
+      </w:r>
+    </w:p>
+    <w:p>
+      <w:pPr>
+        <w:spacing w:after="0" w:line="240" w:lineRule="auto"/>
+        <w:rPr>
+          <w:rFonts w:ascii="Arial Narrow" w:hAnsi="Arial Narrow"/>
+          <w:sz w:val="24"/>
+          <w:szCs w:val="24"/>
+        </w:rPr>
+      </w:pPr>
+      <w:r>
+        <w:rPr>
+          <w:rFonts w:ascii="Arial Narrow" w:hAnsi="Arial Narrow"/>
+          <w:sz w:val="24"/>
+          <w:szCs w:val="24"/>
+        </w:rPr>
+        <w:t>  Logger.log('isi1: '+isi1);</w:t>
+      </w:r>
+    </w:p>
+    <w:p>
+      <w:pPr>
+        <w:spacing w:after="0" w:line="240" w:lineRule="auto"/>
+        <w:rPr>
+          <w:rFonts w:ascii="Arial Narrow" w:hAnsi="Arial Narrow"/>
+          <w:sz w:val="24"/>
+          <w:szCs w:val="24"/>
+        </w:rPr>
+      </w:pPr>
+      <w:r>
+        <w:rPr>
+          <w:rFonts w:ascii="Arial Narrow" w:hAnsi="Arial Narrow"/>
+          <w:sz w:val="24"/>
+          <w:szCs w:val="24"/>
+        </w:rPr>
+        <w:t>  Logger.log('isi2: '+isi2);</w:t>
+      </w:r>
+    </w:p>
+    <w:p>
+      <w:pPr>
+        <w:spacing w:after="0" w:line="240" w:lineRule="auto"/>
+        <w:rPr>
+          <w:rFonts w:ascii="Arial Narrow" w:hAnsi="Arial Narrow"/>
+          <w:sz w:val="24"/>
+          <w:szCs w:val="24"/>
+        </w:rPr>
+      </w:pPr>
+      <w:r>
+        <w:rPr>
+          <w:rFonts w:ascii="Arial Narrow" w:hAnsi="Arial Narrow"/>
+          <w:sz w:val="24"/>
+          <w:szCs w:val="24"/>
+        </w:rPr>
+        <w:t>  Logger.log('isi3: '+isi3);</w:t>
+      </w:r>
+    </w:p>
+    <w:p>
+      <w:pPr>
+        <w:spacing w:after="0" w:line="240" w:lineRule="auto"/>
+        <w:rPr>
+          <w:rFonts w:ascii="Arial Narrow" w:hAnsi="Arial Narrow"/>
+          <w:sz w:val="24"/>
+          <w:szCs w:val="24"/>
+        </w:rPr>
+      </w:pPr>
+      <w:r>
+        <w:rPr>
+          <w:rFonts w:ascii="Arial Narrow" w:hAnsi="Arial Narrow"/>
+          <w:sz w:val="24"/>
+          <w:szCs w:val="24"/>
+        </w:rPr>
+        <w:t>  Logger.log('isi4: '+isi4);</w:t>
+      </w:r>
+    </w:p>
+    <w:p>
+      <w:pPr>
+        <w:spacing w:after="0" w:line="240" w:lineRule="auto"/>
+        <w:rPr>
+          <w:rFonts w:ascii="Arial Narrow" w:hAnsi="Arial Narrow"/>
+          <w:sz w:val="24"/>
+          <w:szCs w:val="24"/>
+        </w:rPr>
+      </w:pPr>
+      <w:r>
+        <w:rPr>
+          <w:rFonts w:ascii="Arial Narrow" w:hAnsi="Arial Narrow"/>
+          <w:sz w:val="24"/>
+          <w:szCs w:val="24"/>
+        </w:rPr>
+        <w:t>  Logger.log('isi5: '+isi5);</w:t>
+      </w:r>
+    </w:p>
+    <w:p>
+      <w:pPr>
+        <w:spacing w:after="0" w:line="240" w:lineRule="auto"/>
+        <w:rPr>
+          <w:rFonts w:ascii="Arial Narrow" w:hAnsi="Arial Narrow"/>
+          <w:sz w:val="24"/>
+          <w:szCs w:val="24"/>
+        </w:rPr>
+      </w:pPr>
+      <w:r>
+        <w:rPr>
+          <w:rFonts w:ascii="Arial Narrow" w:hAnsi="Arial Narrow"/>
+          <w:sz w:val="24"/>
+          <w:szCs w:val="24"/>
+        </w:rPr>
+        <w:t>  Logger.log(isi5);</w:t>
+      </w:r>
+    </w:p>
+    <w:p>
+      <w:pPr>
+        <w:spacing w:after="0" w:line="240" w:lineRule="auto"/>
+        <w:rPr>
+          <w:rFonts w:ascii="Arial Narrow" w:hAnsi="Arial Narrow"/>
+          <w:sz w:val="24"/>
+          <w:szCs w:val="24"/>
+        </w:rPr>
+      </w:pPr>
+      <w:r>
+        <w:rPr>
+          <w:rFonts w:ascii="Arial Narrow" w:hAnsi="Arial Narrow"/>
+          <w:sz w:val="24"/>
+          <w:szCs w:val="24"/>
+        </w:rPr>
+        <w:t>  Logger.log('isi6: '+isi6);</w:t>
+      </w:r>
+    </w:p>
+    <w:p>
+      <w:pPr>
+        <w:spacing w:after="0" w:line="240" w:lineRule="auto"/>
+        <w:rPr>
+          <w:rFonts w:ascii="Arial Narrow" w:hAnsi="Arial Narrow"/>
+          <w:sz w:val="24"/>
+          <w:szCs w:val="24"/>
+        </w:rPr>
+      </w:pPr>
+      <w:r>
+        <w:rPr>
+          <w:rFonts w:ascii="Arial Narrow" w:hAnsi="Arial Narrow"/>
+          <w:sz w:val="24"/>
+          <w:szCs w:val="24"/>
+        </w:rPr>
+        <w:t>  Logger.log('isi7: '+isi7);</w:t>
+      </w:r>
+    </w:p>
+    <w:p>
+      <w:pPr>
+        <w:spacing w:after="0" w:line="240" w:lineRule="auto"/>
+        <w:rPr>
+          <w:rFonts w:ascii="Arial Narrow" w:hAnsi="Arial Narrow"/>
+          <w:sz w:val="24"/>
+          <w:szCs w:val="24"/>
+        </w:rPr>
+      </w:pPr>
+      <w:r>
+        <w:rPr>
+          <w:rFonts w:ascii="Arial Narrow" w:hAnsi="Arial Narrow"/>
+          <w:sz w:val="24"/>
+          <w:szCs w:val="24"/>
+        </w:rPr>
+        <w:t>}</w:t>
+      </w:r>
+    </w:p>
+    <w:p>
+      <w:pPr>
+        <w:spacing w:after="0" w:line="240" w:lineRule="auto"/>
+        <w:rPr>
+          <w:rFonts w:ascii="Arial Narrow" w:hAnsi="Arial Narrow"/>
+          <w:sz w:val="24"/>
+          <w:szCs w:val="24"/>
+        </w:rPr>
+      </w:pPr>
+      <w:r>
+        <w:rPr>
+          <w:rFonts w:ascii="Arial Narrow" w:hAnsi="Arial Narrow"/>
+          <w:sz w:val="24"/>
+          <w:szCs w:val="24"/>
+        </w:rPr>
+        <w:lastRenderedPageBreak/>
+        <w:drawing>
+          <wp:inline distT="0" distB="0" distL="0" distR="0" wp14:anchorId="2BC7844B" wp14:editId="17494162">
+            <wp:extent cx="5731510" cy="1826895"/>
+            <wp:effectExtent l="0" t="0" r="2540" b="1905"/>
+            <wp:docPr id="353643360" name="Picture 1"/>
+            <wp:cNvGraphicFramePr>
+              <a:graphicFrameLocks xmlns:a="http://schemas.openxmlformats.org/drawingml/2006/main" noChangeAspect="1"/>
+            </wp:cNvGraphicFramePr>
+            <a:graphic xmlns:a="http://schemas.openxmlformats.org/drawingml/2006/main">
+              <a:graphicData uri="http://schemas.openxmlformats.org/drawingml/2006/picture">
+                <pic:pic xmlns:pic="http://schemas.openxmlformats.org/drawingml/2006/picture">
+                  <pic:nvPicPr>
+                    <pic:cNvPr id="353643360" name=""/>
+                    <pic:cNvPicPr/>
+                  </pic:nvPicPr>
+                  <pic:blipFill>
+                    <a:blip r:embed="rId20"/>
+                    <a:stretch>
+                      <a:fillRect/>
+                    </a:stretch>
+                  </pic:blipFill>
+                  <pic:spPr>
+                    <a:xfrm>
+                      <a:off x="0" y="0"/>
+                      <a:ext cx="5731510" cy="1826895"/>
+                    </a:xfrm>
+                    <a:prstGeom prst="rect">
+                      <a:avLst/>
+                    </a:prstGeom>
+                  </pic:spPr>
+                </pic:pic>
+              </a:graphicData>
+            </a:graphic>
+          </wp:inline>
+        </w:drawing>
+      </w:r>
+    </w:p>
+    <w:p>
+      <w:pPr>
+        <w:spacing w:after="0" w:line="240" w:lineRule="auto"/>
+        <w:rPr>
+          <w:rFonts w:ascii="Arial Narrow" w:hAnsi="Arial Narrow"/>
+          <w:sz w:val="24"/>
+          <w:szCs w:val="24"/>
+        </w:rPr>
+      </w:pPr>
+    </w:p>
+    <w:p>
+      <w:pPr>
+        <w:spacing w:after="0" w:line="240" w:lineRule="auto"/>
+        <w:rPr>
+          <w:rFonts w:ascii="Arial Narrow" w:hAnsi="Arial Narrow"/>
+          <w:sz w:val="24"/>
+          <w:szCs w:val="24"/>
+        </w:rPr>
+      </w:pPr>
       <w:r>
         <w:rPr>
           <w:rFonts w:ascii="Arial Narrow" w:hAnsi="Arial Narrow"/>
@@ -3766,18 +2120,16 @@
         </w:rPr>
         <w:t>Zcvzxcvzx</w:t>
       </w:r>
-      <w:proofErr w:type="spellEnd"/>
-    </w:p>
-    <w:p>
-      <w:pPr>
-        <w:spacing w:after="0" w:line="240" w:lineRule="auto"/>
-        <w:rPr>
-          <w:rFonts w:ascii="Arial Narrow" w:hAnsi="Arial Narrow"/>
-          <w:sz w:val="24"/>
-          <w:szCs w:val="24"/>
-        </w:rPr>
-      </w:pPr>
-      <w:proofErr w:type="spellStart"/>
+    </w:p>
+    <w:p>
+      <w:pPr>
+        <w:spacing w:after="0" w:line="240" w:lineRule="auto"/>
+        <w:rPr>
+          <w:rFonts w:ascii="Arial Narrow" w:hAnsi="Arial Narrow"/>
+          <w:sz w:val="24"/>
+          <w:szCs w:val="24"/>
+        </w:rPr>
+      </w:pPr>
       <w:r>
         <w:rPr>
           <w:rFonts w:ascii="Arial Narrow" w:hAnsi="Arial Narrow"/>
@@ -3786,18 +2138,16 @@
         </w:rPr>
         <w:t>Dassd</w:t>
       </w:r>
-      <w:proofErr w:type="spellEnd"/>
-    </w:p>
-    <w:p>
-      <w:pPr>
-        <w:spacing w:after="0" w:line="240" w:lineRule="auto"/>
-        <w:rPr>
-          <w:rFonts w:ascii="Arial Narrow" w:hAnsi="Arial Narrow"/>
-          <w:sz w:val="24"/>
-          <w:szCs w:val="24"/>
-        </w:rPr>
-      </w:pPr>
-      <w:proofErr w:type="spellStart"/>
+    </w:p>
+    <w:p>
+      <w:pPr>
+        <w:spacing w:after="0" w:line="240" w:lineRule="auto"/>
+        <w:rPr>
+          <w:rFonts w:ascii="Arial Narrow" w:hAnsi="Arial Narrow"/>
+          <w:sz w:val="24"/>
+          <w:szCs w:val="24"/>
+        </w:rPr>
+      </w:pPr>
       <w:r>
         <w:rPr>
           <w:rFonts w:ascii="Arial Narrow" w:hAnsi="Arial Narrow"/>
@@ -3806,7 +2156,6 @@
         </w:rPr>
         <w:t>Asdgasdg</w:t>
       </w:r>
-      <w:proofErr w:type="spellEnd"/>
     </w:p>
     <w:p>
       <w:pPr>
@@ -3819,7 +2168,7 @@
       </w:pPr>
     </w:p>
     <w:sectPr>
-      <w:footerReference w:type="default" r:id="rId19"/>
+      <w:footerReference w:type="default" r:id="rId21"/>
       <w:pgSz w:w="11906" w:h="16838"/>
       <w:pgMar w:top="568" w:right="1440" w:bottom="1440" w:left="1440" w:header="708" w:footer="0" w:gutter="0"/>
       <w:cols w:space="708"/>

--- a/note googlespreedsheet.docx
+++ b/note googlespreedsheet.docx
@@ -18,7 +18,151 @@
           <w:sz w:val="24"/>
           <w:szCs w:val="24"/>
         </w:rPr>
-        <w:t>001 - Belajar Google Apps Script dari Nol untuk Pemula! Bangun Berbagai Aplikasi, Otomatisasi Pekerjaanmu!</w:t>
+        <w:t xml:space="preserve">001 - </w:t>
+      </w:r>
+      <w:proofErr w:type="spellStart"/>
+      <w:r>
+        <w:rPr>
+          <w:rFonts w:ascii="Arial Narrow" w:hAnsi="Arial Narrow"/>
+          <w:sz w:val="24"/>
+          <w:szCs w:val="24"/>
+        </w:rPr>
+        <w:t>Belajar</w:t>
+      </w:r>
+      <w:proofErr w:type="spellEnd"/>
+      <w:r>
+        <w:rPr>
+          <w:rFonts w:ascii="Arial Narrow" w:hAnsi="Arial Narrow"/>
+          <w:sz w:val="24"/>
+          <w:szCs w:val="24"/>
+        </w:rPr>
+        <w:t xml:space="preserve"> Google Apps Script </w:t>
+      </w:r>
+      <w:proofErr w:type="spellStart"/>
+      <w:r>
+        <w:rPr>
+          <w:rFonts w:ascii="Arial Narrow" w:hAnsi="Arial Narrow"/>
+          <w:sz w:val="24"/>
+          <w:szCs w:val="24"/>
+        </w:rPr>
+        <w:t>dari</w:t>
+      </w:r>
+      <w:proofErr w:type="spellEnd"/>
+      <w:r>
+        <w:rPr>
+          <w:rFonts w:ascii="Arial Narrow" w:hAnsi="Arial Narrow"/>
+          <w:sz w:val="24"/>
+          <w:szCs w:val="24"/>
+        </w:rPr>
+        <w:t xml:space="preserve"> Nol </w:t>
+      </w:r>
+      <w:proofErr w:type="spellStart"/>
+      <w:r>
+        <w:rPr>
+          <w:rFonts w:ascii="Arial Narrow" w:hAnsi="Arial Narrow"/>
+          <w:sz w:val="24"/>
+          <w:szCs w:val="24"/>
+        </w:rPr>
+        <w:t>untuk</w:t>
+      </w:r>
+      <w:proofErr w:type="spellEnd"/>
+      <w:r>
+        <w:rPr>
+          <w:rFonts w:ascii="Arial Narrow" w:hAnsi="Arial Narrow"/>
+          <w:sz w:val="24"/>
+          <w:szCs w:val="24"/>
+        </w:rPr>
+        <w:t xml:space="preserve"> </w:t>
+      </w:r>
+      <w:proofErr w:type="spellStart"/>
+      <w:r>
+        <w:rPr>
+          <w:rFonts w:ascii="Arial Narrow" w:hAnsi="Arial Narrow"/>
+          <w:sz w:val="24"/>
+          <w:szCs w:val="24"/>
+        </w:rPr>
+        <w:t>Pemula</w:t>
+      </w:r>
+      <w:proofErr w:type="spellEnd"/>
+      <w:r>
+        <w:rPr>
+          <w:rFonts w:ascii="Arial Narrow" w:hAnsi="Arial Narrow"/>
+          <w:sz w:val="24"/>
+          <w:szCs w:val="24"/>
+        </w:rPr>
+        <w:t xml:space="preserve">! </w:t>
+      </w:r>
+      <w:proofErr w:type="spellStart"/>
+      <w:r>
+        <w:rPr>
+          <w:rFonts w:ascii="Arial Narrow" w:hAnsi="Arial Narrow"/>
+          <w:sz w:val="24"/>
+          <w:szCs w:val="24"/>
+        </w:rPr>
+        <w:t>Bangun</w:t>
+      </w:r>
+      <w:proofErr w:type="spellEnd"/>
+      <w:r>
+        <w:rPr>
+          <w:rFonts w:ascii="Arial Narrow" w:hAnsi="Arial Narrow"/>
+          <w:sz w:val="24"/>
+          <w:szCs w:val="24"/>
+        </w:rPr>
+        <w:t xml:space="preserve"> </w:t>
+      </w:r>
+      <w:proofErr w:type="spellStart"/>
+      <w:r>
+        <w:rPr>
+          <w:rFonts w:ascii="Arial Narrow" w:hAnsi="Arial Narrow"/>
+          <w:sz w:val="24"/>
+          <w:szCs w:val="24"/>
+        </w:rPr>
+        <w:t>Berbagai</w:t>
+      </w:r>
+      <w:proofErr w:type="spellEnd"/>
+      <w:r>
+        <w:rPr>
+          <w:rFonts w:ascii="Arial Narrow" w:hAnsi="Arial Narrow"/>
+          <w:sz w:val="24"/>
+          <w:szCs w:val="24"/>
+        </w:rPr>
+        <w:t xml:space="preserve"> Aplikasi, </w:t>
+      </w:r>
+      <w:proofErr w:type="spellStart"/>
+      <w:r>
+        <w:rPr>
+          <w:rFonts w:ascii="Arial Narrow" w:hAnsi="Arial Narrow"/>
+          <w:sz w:val="24"/>
+          <w:szCs w:val="24"/>
+        </w:rPr>
+        <w:t>Otomatisasi</w:t>
+      </w:r>
+      <w:proofErr w:type="spellEnd"/>
+      <w:r>
+        <w:rPr>
+          <w:rFonts w:ascii="Arial Narrow" w:hAnsi="Arial Narrow"/>
+          <w:sz w:val="24"/>
+          <w:szCs w:val="24"/>
+        </w:rPr>
+        <w:t xml:space="preserve"> </w:t>
+      </w:r>
+      <w:proofErr w:type="spellStart"/>
+      <w:r>
+        <w:rPr>
+          <w:rFonts w:ascii="Arial Narrow" w:hAnsi="Arial Narrow"/>
+          <w:sz w:val="24"/>
+          <w:szCs w:val="24"/>
+        </w:rPr>
+        <w:t>Pekerjaanmu</w:t>
+      </w:r>
+      <w:proofErr w:type="spellEnd"/>
+      <w:r>
+        <w:rPr>
+          <w:rFonts w:ascii="Arial Narrow" w:hAnsi="Arial Narrow"/>
+          <w:sz w:val="24"/>
+          <w:szCs w:val="24"/>
+        </w:rPr>
+        <w:t>!</w:t>
       </w:r>
     </w:p>
     <w:p>
@@ -154,7 +298,7 @@
           <w:noProof/>
         </w:rPr>
         <w:drawing>
-          <wp:inline distT="0" distB="0" distL="0" distR="0" wp14:anchorId="03EC4E1B" wp14:editId="39EFE320">
+          <wp:inline distT="0" distB="0" distL="0" distR="0" wp14:anchorId="03EC4E1B" wp14:editId="3B85DAF6">
             <wp:extent cx="5731510" cy="1471930"/>
             <wp:effectExtent l="0" t="0" r="2540" b="0"/>
             <wp:docPr id="1271658481" name="Picture 3"/>
@@ -433,8 +577,36 @@
           <w:sz w:val="24"/>
           <w:szCs w:val="24"/>
         </w:rPr>
-        <w:t>Code javascript yang dibuat</w:t>
-      </w:r>
+        <w:t xml:space="preserve">Code </w:t>
+      </w:r>
+      <w:proofErr w:type="spellStart"/>
+      <w:r>
+        <w:rPr>
+          <w:rFonts w:ascii="Arial Narrow" w:hAnsi="Arial Narrow"/>
+          <w:sz w:val="24"/>
+          <w:szCs w:val="24"/>
+        </w:rPr>
+        <w:t>javascript</w:t>
+      </w:r>
+      <w:proofErr w:type="spellEnd"/>
+      <w:r>
+        <w:rPr>
+          <w:rFonts w:ascii="Arial Narrow" w:hAnsi="Arial Narrow"/>
+          <w:sz w:val="24"/>
+          <w:szCs w:val="24"/>
+        </w:rPr>
+        <w:t xml:space="preserve"> yang </w:t>
+      </w:r>
+      <w:proofErr w:type="spellStart"/>
+      <w:r>
+        <w:rPr>
+          <w:rFonts w:ascii="Arial Narrow" w:hAnsi="Arial Narrow"/>
+          <w:sz w:val="24"/>
+          <w:szCs w:val="24"/>
+        </w:rPr>
+        <w:t>dibuat</w:t>
+      </w:r>
+      <w:proofErr w:type="spellEnd"/>
     </w:p>
     <w:p>
       <w:pPr>
@@ -456,7 +628,115 @@
           <w:sz w:val="24"/>
           <w:szCs w:val="24"/>
         </w:rPr>
-        <w:t>Script yang tersimpan ketika mengaktifkan macro caranya seperti dibawah:</w:t>
+        <w:t xml:space="preserve">Script yang </w:t>
+      </w:r>
+      <w:proofErr w:type="spellStart"/>
+      <w:r>
+        <w:rPr>
+          <w:rFonts w:ascii="Arial Narrow" w:hAnsi="Arial Narrow"/>
+          <w:sz w:val="24"/>
+          <w:szCs w:val="24"/>
+        </w:rPr>
+        <w:t>tersimpan</w:t>
+      </w:r>
+      <w:proofErr w:type="spellEnd"/>
+      <w:r>
+        <w:rPr>
+          <w:rFonts w:ascii="Arial Narrow" w:hAnsi="Arial Narrow"/>
+          <w:sz w:val="24"/>
+          <w:szCs w:val="24"/>
+        </w:rPr>
+        <w:t xml:space="preserve"> </w:t>
+      </w:r>
+      <w:proofErr w:type="spellStart"/>
+      <w:r>
+        <w:rPr>
+          <w:rFonts w:ascii="Arial Narrow" w:hAnsi="Arial Narrow"/>
+          <w:sz w:val="24"/>
+          <w:szCs w:val="24"/>
+        </w:rPr>
+        <w:t>ketika</w:t>
+      </w:r>
+      <w:proofErr w:type="spellEnd"/>
+      <w:r>
+        <w:rPr>
+          <w:rFonts w:ascii="Arial Narrow" w:hAnsi="Arial Narrow"/>
+          <w:sz w:val="24"/>
+          <w:szCs w:val="24"/>
+        </w:rPr>
+        <w:t xml:space="preserve"> </w:t>
+      </w:r>
+      <w:proofErr w:type="spellStart"/>
+      <w:r>
+        <w:rPr>
+          <w:rFonts w:ascii="Arial Narrow" w:hAnsi="Arial Narrow"/>
+          <w:sz w:val="24"/>
+          <w:szCs w:val="24"/>
+        </w:rPr>
+        <w:t>mengaktifkan</w:t>
+      </w:r>
+      <w:proofErr w:type="spellEnd"/>
+      <w:r>
+        <w:rPr>
+          <w:rFonts w:ascii="Arial Narrow" w:hAnsi="Arial Narrow"/>
+          <w:sz w:val="24"/>
+          <w:szCs w:val="24"/>
+        </w:rPr>
+        <w:t xml:space="preserve"> macro </w:t>
+      </w:r>
+      <w:proofErr w:type="spellStart"/>
+      <w:r>
+        <w:rPr>
+          <w:rFonts w:ascii="Arial Narrow" w:hAnsi="Arial Narrow"/>
+          <w:sz w:val="24"/>
+          <w:szCs w:val="24"/>
+        </w:rPr>
+        <w:t>caranya</w:t>
+      </w:r>
+      <w:proofErr w:type="spellEnd"/>
+      <w:r>
+        <w:rPr>
+          <w:rFonts w:ascii="Arial Narrow" w:hAnsi="Arial Narrow"/>
+          <w:sz w:val="24"/>
+          <w:szCs w:val="24"/>
+        </w:rPr>
+        <w:t xml:space="preserve"> </w:t>
+      </w:r>
+      <w:proofErr w:type="spellStart"/>
+      <w:r>
+        <w:rPr>
+          <w:rFonts w:ascii="Arial Narrow" w:hAnsi="Arial Narrow"/>
+          <w:sz w:val="24"/>
+          <w:szCs w:val="24"/>
+        </w:rPr>
+        <w:t>seperti</w:t>
+      </w:r>
+      <w:proofErr w:type="spellEnd"/>
+      <w:r>
+        <w:rPr>
+          <w:rFonts w:ascii="Arial Narrow" w:hAnsi="Arial Narrow"/>
+          <w:sz w:val="24"/>
+          <w:szCs w:val="24"/>
+        </w:rPr>
+        <w:t xml:space="preserve"> </w:t>
+      </w:r>
+      <w:proofErr w:type="spellStart"/>
+      <w:r>
+        <w:rPr>
+          <w:rFonts w:ascii="Arial Narrow" w:hAnsi="Arial Narrow"/>
+          <w:sz w:val="24"/>
+          <w:szCs w:val="24"/>
+        </w:rPr>
+        <w:t>dibawah</w:t>
+      </w:r>
+      <w:proofErr w:type="spellEnd"/>
+      <w:r>
+        <w:rPr>
+          <w:rFonts w:ascii="Arial Narrow" w:hAnsi="Arial Narrow"/>
+          <w:sz w:val="24"/>
+          <w:szCs w:val="24"/>
+        </w:rPr>
+        <w:t>:</w:t>
       </w:r>
     </w:p>
     <w:p>
@@ -684,7 +964,25 @@
           <w:sz w:val="24"/>
           <w:szCs w:val="24"/>
         </w:rPr>
-        <w:t>Function di appscript:</w:t>
+        <w:t xml:space="preserve">Function di </w:t>
+      </w:r>
+      <w:proofErr w:type="spellStart"/>
+      <w:r>
+        <w:rPr>
+          <w:rFonts w:ascii="Arial Narrow" w:hAnsi="Arial Narrow"/>
+          <w:sz w:val="24"/>
+          <w:szCs w:val="24"/>
+        </w:rPr>
+        <w:t>appscript</w:t>
+      </w:r>
+      <w:proofErr w:type="spellEnd"/>
+      <w:r>
+        <w:rPr>
+          <w:rFonts w:ascii="Arial Narrow" w:hAnsi="Arial Narrow"/>
+          <w:sz w:val="24"/>
+          <w:szCs w:val="24"/>
+        </w:rPr>
+        <w:t>:</w:t>
       </w:r>
     </w:p>
     <w:p>
@@ -951,59 +1249,521 @@
           <w:szCs w:val="24"/>
         </w:rPr>
       </w:pPr>
-      <w:r>
-        <w:rPr>
-          <w:rFonts w:ascii="Arial Narrow" w:hAnsi="Arial Narrow"/>
-          <w:sz w:val="24"/>
-          <w:szCs w:val="24"/>
-        </w:rPr>
-        <w:t>Penjelasan every script:</w:t>
-      </w:r>
-    </w:p>
-    <w:p>
-      <w:pPr>
-        <w:spacing w:after="0" w:line="240" w:lineRule="auto"/>
-        <w:rPr>
-          <w:rFonts w:ascii="Arial Narrow" w:hAnsi="Arial Narrow"/>
-          <w:sz w:val="24"/>
-          <w:szCs w:val="24"/>
-        </w:rPr>
-      </w:pPr>
-      <w:r>
-        <w:rPr>
-          <w:rFonts w:ascii="Arial Narrow" w:hAnsi="Arial Narrow"/>
-          <w:sz w:val="24"/>
-          <w:szCs w:val="24"/>
-        </w:rPr>
-        <w:t>Fungsi latihan_1() di atas adalah skrip Google Apps Script yang berfungsi untuk membuat dan mengisi tabel data absensi secara otomatis di dalam lembar kerja (spreadsheet) Google Sheets yang sedang aktif.</w:t>
-      </w:r>
-    </w:p>
-    <w:p>
-      <w:pPr>
-        <w:spacing w:after="0" w:line="240" w:lineRule="auto"/>
-        <w:rPr>
-          <w:rFonts w:ascii="Arial Narrow" w:hAnsi="Arial Narrow"/>
-          <w:sz w:val="24"/>
-          <w:szCs w:val="24"/>
-        </w:rPr>
-      </w:pPr>
-    </w:p>
-    <w:p>
-      <w:pPr>
-        <w:spacing w:after="0" w:line="240" w:lineRule="auto"/>
-        <w:rPr>
-          <w:rFonts w:ascii="Arial Narrow" w:hAnsi="Arial Narrow"/>
-          <w:sz w:val="24"/>
-          <w:szCs w:val="24"/>
-        </w:rPr>
-      </w:pPr>
-      <w:r>
-        <w:rPr>
-          <w:rFonts w:ascii="Arial Narrow" w:hAnsi="Arial Narrow"/>
-          <w:sz w:val="24"/>
-          <w:szCs w:val="24"/>
-        </w:rPr>
-        <w:t>Berikut adalah rincian cara kerja dan penjelasan setiap bagian script tersebut:</w:t>
+      <w:proofErr w:type="spellStart"/>
+      <w:r>
+        <w:rPr>
+          <w:rFonts w:ascii="Arial Narrow" w:hAnsi="Arial Narrow"/>
+          <w:sz w:val="24"/>
+          <w:szCs w:val="24"/>
+        </w:rPr>
+        <w:t>Penjelasan</w:t>
+      </w:r>
+      <w:proofErr w:type="spellEnd"/>
+      <w:r>
+        <w:rPr>
+          <w:rFonts w:ascii="Arial Narrow" w:hAnsi="Arial Narrow"/>
+          <w:sz w:val="24"/>
+          <w:szCs w:val="24"/>
+        </w:rPr>
+        <w:t xml:space="preserve"> every script:</w:t>
+      </w:r>
+    </w:p>
+    <w:p>
+      <w:pPr>
+        <w:spacing w:after="0" w:line="240" w:lineRule="auto"/>
+        <w:rPr>
+          <w:rFonts w:ascii="Arial Narrow" w:hAnsi="Arial Narrow"/>
+          <w:sz w:val="24"/>
+          <w:szCs w:val="24"/>
+        </w:rPr>
+      </w:pPr>
+      <w:proofErr w:type="spellStart"/>
+      <w:r>
+        <w:rPr>
+          <w:rFonts w:ascii="Arial Narrow" w:hAnsi="Arial Narrow"/>
+          <w:sz w:val="24"/>
+          <w:szCs w:val="24"/>
+        </w:rPr>
+        <w:t>Fungsi</w:t>
+      </w:r>
+      <w:proofErr w:type="spellEnd"/>
+      <w:r>
+        <w:rPr>
+          <w:rFonts w:ascii="Arial Narrow" w:hAnsi="Arial Narrow"/>
+          <w:sz w:val="24"/>
+          <w:szCs w:val="24"/>
+        </w:rPr>
+        <w:t xml:space="preserve"> latihan_1() di </w:t>
+      </w:r>
+      <w:proofErr w:type="spellStart"/>
+      <w:r>
+        <w:rPr>
+          <w:rFonts w:ascii="Arial Narrow" w:hAnsi="Arial Narrow"/>
+          <w:sz w:val="24"/>
+          <w:szCs w:val="24"/>
+        </w:rPr>
+        <w:t>atas</w:t>
+      </w:r>
+      <w:proofErr w:type="spellEnd"/>
+      <w:r>
+        <w:rPr>
+          <w:rFonts w:ascii="Arial Narrow" w:hAnsi="Arial Narrow"/>
+          <w:sz w:val="24"/>
+          <w:szCs w:val="24"/>
+        </w:rPr>
+        <w:t xml:space="preserve"> </w:t>
+      </w:r>
+      <w:proofErr w:type="spellStart"/>
+      <w:r>
+        <w:rPr>
+          <w:rFonts w:ascii="Arial Narrow" w:hAnsi="Arial Narrow"/>
+          <w:sz w:val="24"/>
+          <w:szCs w:val="24"/>
+        </w:rPr>
+        <w:t>adalah</w:t>
+      </w:r>
+      <w:proofErr w:type="spellEnd"/>
+      <w:r>
+        <w:rPr>
+          <w:rFonts w:ascii="Arial Narrow" w:hAnsi="Arial Narrow"/>
+          <w:sz w:val="24"/>
+          <w:szCs w:val="24"/>
+        </w:rPr>
+        <w:t xml:space="preserve"> </w:t>
+      </w:r>
+      <w:proofErr w:type="spellStart"/>
+      <w:r>
+        <w:rPr>
+          <w:rFonts w:ascii="Arial Narrow" w:hAnsi="Arial Narrow"/>
+          <w:sz w:val="24"/>
+          <w:szCs w:val="24"/>
+        </w:rPr>
+        <w:t>skrip</w:t>
+      </w:r>
+      <w:proofErr w:type="spellEnd"/>
+      <w:r>
+        <w:rPr>
+          <w:rFonts w:ascii="Arial Narrow" w:hAnsi="Arial Narrow"/>
+          <w:sz w:val="24"/>
+          <w:szCs w:val="24"/>
+        </w:rPr>
+        <w:t xml:space="preserve"> Google Apps Script yang </w:t>
+      </w:r>
+      <w:proofErr w:type="spellStart"/>
+      <w:r>
+        <w:rPr>
+          <w:rFonts w:ascii="Arial Narrow" w:hAnsi="Arial Narrow"/>
+          <w:sz w:val="24"/>
+          <w:szCs w:val="24"/>
+        </w:rPr>
+        <w:t>berfungsi</w:t>
+      </w:r>
+      <w:proofErr w:type="spellEnd"/>
+      <w:r>
+        <w:rPr>
+          <w:rFonts w:ascii="Arial Narrow" w:hAnsi="Arial Narrow"/>
+          <w:sz w:val="24"/>
+          <w:szCs w:val="24"/>
+        </w:rPr>
+        <w:t xml:space="preserve"> </w:t>
+      </w:r>
+      <w:proofErr w:type="spellStart"/>
+      <w:r>
+        <w:rPr>
+          <w:rFonts w:ascii="Arial Narrow" w:hAnsi="Arial Narrow"/>
+          <w:sz w:val="24"/>
+          <w:szCs w:val="24"/>
+        </w:rPr>
+        <w:t>untuk</w:t>
+      </w:r>
+      <w:proofErr w:type="spellEnd"/>
+      <w:r>
+        <w:rPr>
+          <w:rFonts w:ascii="Arial Narrow" w:hAnsi="Arial Narrow"/>
+          <w:sz w:val="24"/>
+          <w:szCs w:val="24"/>
+        </w:rPr>
+        <w:t xml:space="preserve"> </w:t>
+      </w:r>
+      <w:proofErr w:type="spellStart"/>
+      <w:r>
+        <w:rPr>
+          <w:rFonts w:ascii="Arial Narrow" w:hAnsi="Arial Narrow"/>
+          <w:sz w:val="24"/>
+          <w:szCs w:val="24"/>
+        </w:rPr>
+        <w:t>membuat</w:t>
+      </w:r>
+      <w:proofErr w:type="spellEnd"/>
+      <w:r>
+        <w:rPr>
+          <w:rFonts w:ascii="Arial Narrow" w:hAnsi="Arial Narrow"/>
+          <w:sz w:val="24"/>
+          <w:szCs w:val="24"/>
+        </w:rPr>
+        <w:t xml:space="preserve"> dan </w:t>
+      </w:r>
+      <w:proofErr w:type="spellStart"/>
+      <w:r>
+        <w:rPr>
+          <w:rFonts w:ascii="Arial Narrow" w:hAnsi="Arial Narrow"/>
+          <w:sz w:val="24"/>
+          <w:szCs w:val="24"/>
+        </w:rPr>
+        <w:t>mengisi</w:t>
+      </w:r>
+      <w:proofErr w:type="spellEnd"/>
+      <w:r>
+        <w:rPr>
+          <w:rFonts w:ascii="Arial Narrow" w:hAnsi="Arial Narrow"/>
+          <w:sz w:val="24"/>
+          <w:szCs w:val="24"/>
+        </w:rPr>
+        <w:t xml:space="preserve"> </w:t>
+      </w:r>
+      <w:proofErr w:type="spellStart"/>
+      <w:r>
+        <w:rPr>
+          <w:rFonts w:ascii="Arial Narrow" w:hAnsi="Arial Narrow"/>
+          <w:sz w:val="24"/>
+          <w:szCs w:val="24"/>
+        </w:rPr>
+        <w:t>tabel</w:t>
+      </w:r>
+      <w:proofErr w:type="spellEnd"/>
+      <w:r>
+        <w:rPr>
+          <w:rFonts w:ascii="Arial Narrow" w:hAnsi="Arial Narrow"/>
+          <w:sz w:val="24"/>
+          <w:szCs w:val="24"/>
+        </w:rPr>
+        <w:t xml:space="preserve"> data </w:t>
+      </w:r>
+      <w:proofErr w:type="spellStart"/>
+      <w:r>
+        <w:rPr>
+          <w:rFonts w:ascii="Arial Narrow" w:hAnsi="Arial Narrow"/>
+          <w:sz w:val="24"/>
+          <w:szCs w:val="24"/>
+        </w:rPr>
+        <w:t>absensi</w:t>
+      </w:r>
+      <w:proofErr w:type="spellEnd"/>
+      <w:r>
+        <w:rPr>
+          <w:rFonts w:ascii="Arial Narrow" w:hAnsi="Arial Narrow"/>
+          <w:sz w:val="24"/>
+          <w:szCs w:val="24"/>
+        </w:rPr>
+        <w:t xml:space="preserve"> </w:t>
+      </w:r>
+      <w:proofErr w:type="spellStart"/>
+      <w:r>
+        <w:rPr>
+          <w:rFonts w:ascii="Arial Narrow" w:hAnsi="Arial Narrow"/>
+          <w:sz w:val="24"/>
+          <w:szCs w:val="24"/>
+        </w:rPr>
+        <w:t>secara</w:t>
+      </w:r>
+      <w:proofErr w:type="spellEnd"/>
+      <w:r>
+        <w:rPr>
+          <w:rFonts w:ascii="Arial Narrow" w:hAnsi="Arial Narrow"/>
+          <w:sz w:val="24"/>
+          <w:szCs w:val="24"/>
+        </w:rPr>
+        <w:t xml:space="preserve"> </w:t>
+      </w:r>
+      <w:proofErr w:type="spellStart"/>
+      <w:r>
+        <w:rPr>
+          <w:rFonts w:ascii="Arial Narrow" w:hAnsi="Arial Narrow"/>
+          <w:sz w:val="24"/>
+          <w:szCs w:val="24"/>
+        </w:rPr>
+        <w:t>otomatis</w:t>
+      </w:r>
+      <w:proofErr w:type="spellEnd"/>
+      <w:r>
+        <w:rPr>
+          <w:rFonts w:ascii="Arial Narrow" w:hAnsi="Arial Narrow"/>
+          <w:sz w:val="24"/>
+          <w:szCs w:val="24"/>
+        </w:rPr>
+        <w:t xml:space="preserve"> di </w:t>
+      </w:r>
+      <w:proofErr w:type="spellStart"/>
+      <w:r>
+        <w:rPr>
+          <w:rFonts w:ascii="Arial Narrow" w:hAnsi="Arial Narrow"/>
+          <w:sz w:val="24"/>
+          <w:szCs w:val="24"/>
+        </w:rPr>
+        <w:t>dalam</w:t>
+      </w:r>
+      <w:proofErr w:type="spellEnd"/>
+      <w:r>
+        <w:rPr>
+          <w:rFonts w:ascii="Arial Narrow" w:hAnsi="Arial Narrow"/>
+          <w:sz w:val="24"/>
+          <w:szCs w:val="24"/>
+        </w:rPr>
+        <w:t xml:space="preserve"> </w:t>
+      </w:r>
+      <w:proofErr w:type="spellStart"/>
+      <w:r>
+        <w:rPr>
+          <w:rFonts w:ascii="Arial Narrow" w:hAnsi="Arial Narrow"/>
+          <w:sz w:val="24"/>
+          <w:szCs w:val="24"/>
+        </w:rPr>
+        <w:t>lembar</w:t>
+      </w:r>
+      <w:proofErr w:type="spellEnd"/>
+      <w:r>
+        <w:rPr>
+          <w:rFonts w:ascii="Arial Narrow" w:hAnsi="Arial Narrow"/>
+          <w:sz w:val="24"/>
+          <w:szCs w:val="24"/>
+        </w:rPr>
+        <w:t xml:space="preserve"> </w:t>
+      </w:r>
+      <w:proofErr w:type="spellStart"/>
+      <w:r>
+        <w:rPr>
+          <w:rFonts w:ascii="Arial Narrow" w:hAnsi="Arial Narrow"/>
+          <w:sz w:val="24"/>
+          <w:szCs w:val="24"/>
+        </w:rPr>
+        <w:t>kerja</w:t>
+      </w:r>
+      <w:proofErr w:type="spellEnd"/>
+      <w:r>
+        <w:rPr>
+          <w:rFonts w:ascii="Arial Narrow" w:hAnsi="Arial Narrow"/>
+          <w:sz w:val="24"/>
+          <w:szCs w:val="24"/>
+        </w:rPr>
+        <w:t xml:space="preserve"> (spreadsheet) Google Sheets yang </w:t>
+      </w:r>
+      <w:proofErr w:type="spellStart"/>
+      <w:r>
+        <w:rPr>
+          <w:rFonts w:ascii="Arial Narrow" w:hAnsi="Arial Narrow"/>
+          <w:sz w:val="24"/>
+          <w:szCs w:val="24"/>
+        </w:rPr>
+        <w:t>sedang</w:t>
+      </w:r>
+      <w:proofErr w:type="spellEnd"/>
+      <w:r>
+        <w:rPr>
+          <w:rFonts w:ascii="Arial Narrow" w:hAnsi="Arial Narrow"/>
+          <w:sz w:val="24"/>
+          <w:szCs w:val="24"/>
+        </w:rPr>
+        <w:t xml:space="preserve"> </w:t>
+      </w:r>
+      <w:proofErr w:type="spellStart"/>
+      <w:r>
+        <w:rPr>
+          <w:rFonts w:ascii="Arial Narrow" w:hAnsi="Arial Narrow"/>
+          <w:sz w:val="24"/>
+          <w:szCs w:val="24"/>
+        </w:rPr>
+        <w:t>aktif</w:t>
+      </w:r>
+      <w:proofErr w:type="spellEnd"/>
+      <w:r>
+        <w:rPr>
+          <w:rFonts w:ascii="Arial Narrow" w:hAnsi="Arial Narrow"/>
+          <w:sz w:val="24"/>
+          <w:szCs w:val="24"/>
+        </w:rPr>
+        <w:t>.</w:t>
+      </w:r>
+    </w:p>
+    <w:p>
+      <w:pPr>
+        <w:spacing w:after="0" w:line="240" w:lineRule="auto"/>
+        <w:rPr>
+          <w:rFonts w:ascii="Arial Narrow" w:hAnsi="Arial Narrow"/>
+          <w:sz w:val="24"/>
+          <w:szCs w:val="24"/>
+        </w:rPr>
+      </w:pPr>
+    </w:p>
+    <w:p>
+      <w:pPr>
+        <w:spacing w:after="0" w:line="240" w:lineRule="auto"/>
+        <w:rPr>
+          <w:rFonts w:ascii="Arial Narrow" w:hAnsi="Arial Narrow"/>
+          <w:sz w:val="24"/>
+          <w:szCs w:val="24"/>
+        </w:rPr>
+      </w:pPr>
+      <w:proofErr w:type="spellStart"/>
+      <w:r>
+        <w:rPr>
+          <w:rFonts w:ascii="Arial Narrow" w:hAnsi="Arial Narrow"/>
+          <w:sz w:val="24"/>
+          <w:szCs w:val="24"/>
+        </w:rPr>
+        <w:t>Berikut</w:t>
+      </w:r>
+      <w:proofErr w:type="spellEnd"/>
+      <w:r>
+        <w:rPr>
+          <w:rFonts w:ascii="Arial Narrow" w:hAnsi="Arial Narrow"/>
+          <w:sz w:val="24"/>
+          <w:szCs w:val="24"/>
+        </w:rPr>
+        <w:t xml:space="preserve"> </w:t>
+      </w:r>
+      <w:proofErr w:type="spellStart"/>
+      <w:r>
+        <w:rPr>
+          <w:rFonts w:ascii="Arial Narrow" w:hAnsi="Arial Narrow"/>
+          <w:sz w:val="24"/>
+          <w:szCs w:val="24"/>
+        </w:rPr>
+        <w:t>adalah</w:t>
+      </w:r>
+      <w:proofErr w:type="spellEnd"/>
+      <w:r>
+        <w:rPr>
+          <w:rFonts w:ascii="Arial Narrow" w:hAnsi="Arial Narrow"/>
+          <w:sz w:val="24"/>
+          <w:szCs w:val="24"/>
+        </w:rPr>
+        <w:t xml:space="preserve"> </w:t>
+      </w:r>
+      <w:proofErr w:type="spellStart"/>
+      <w:r>
+        <w:rPr>
+          <w:rFonts w:ascii="Arial Narrow" w:hAnsi="Arial Narrow"/>
+          <w:sz w:val="24"/>
+          <w:szCs w:val="24"/>
+        </w:rPr>
+        <w:t>rincian</w:t>
+      </w:r>
+      <w:proofErr w:type="spellEnd"/>
+      <w:r>
+        <w:rPr>
+          <w:rFonts w:ascii="Arial Narrow" w:hAnsi="Arial Narrow"/>
+          <w:sz w:val="24"/>
+          <w:szCs w:val="24"/>
+        </w:rPr>
+        <w:t xml:space="preserve"> </w:t>
+      </w:r>
+      <w:proofErr w:type="spellStart"/>
+      <w:r>
+        <w:rPr>
+          <w:rFonts w:ascii="Arial Narrow" w:hAnsi="Arial Narrow"/>
+          <w:sz w:val="24"/>
+          <w:szCs w:val="24"/>
+        </w:rPr>
+        <w:t>cara</w:t>
+      </w:r>
+      <w:proofErr w:type="spellEnd"/>
+      <w:r>
+        <w:rPr>
+          <w:rFonts w:ascii="Arial Narrow" w:hAnsi="Arial Narrow"/>
+          <w:sz w:val="24"/>
+          <w:szCs w:val="24"/>
+        </w:rPr>
+        <w:t xml:space="preserve"> </w:t>
+      </w:r>
+      <w:proofErr w:type="spellStart"/>
+      <w:r>
+        <w:rPr>
+          <w:rFonts w:ascii="Arial Narrow" w:hAnsi="Arial Narrow"/>
+          <w:sz w:val="24"/>
+          <w:szCs w:val="24"/>
+        </w:rPr>
+        <w:t>kerja</w:t>
+      </w:r>
+      <w:proofErr w:type="spellEnd"/>
+      <w:r>
+        <w:rPr>
+          <w:rFonts w:ascii="Arial Narrow" w:hAnsi="Arial Narrow"/>
+          <w:sz w:val="24"/>
+          <w:szCs w:val="24"/>
+        </w:rPr>
+        <w:t xml:space="preserve"> dan </w:t>
+      </w:r>
+      <w:proofErr w:type="spellStart"/>
+      <w:r>
+        <w:rPr>
+          <w:rFonts w:ascii="Arial Narrow" w:hAnsi="Arial Narrow"/>
+          <w:sz w:val="24"/>
+          <w:szCs w:val="24"/>
+        </w:rPr>
+        <w:t>penjelasan</w:t>
+      </w:r>
+      <w:proofErr w:type="spellEnd"/>
+      <w:r>
+        <w:rPr>
+          <w:rFonts w:ascii="Arial Narrow" w:hAnsi="Arial Narrow"/>
+          <w:sz w:val="24"/>
+          <w:szCs w:val="24"/>
+        </w:rPr>
+        <w:t xml:space="preserve"> </w:t>
+      </w:r>
+      <w:proofErr w:type="spellStart"/>
+      <w:r>
+        <w:rPr>
+          <w:rFonts w:ascii="Arial Narrow" w:hAnsi="Arial Narrow"/>
+          <w:sz w:val="24"/>
+          <w:szCs w:val="24"/>
+        </w:rPr>
+        <w:t>setiap</w:t>
+      </w:r>
+      <w:proofErr w:type="spellEnd"/>
+      <w:r>
+        <w:rPr>
+          <w:rFonts w:ascii="Arial Narrow" w:hAnsi="Arial Narrow"/>
+          <w:sz w:val="24"/>
+          <w:szCs w:val="24"/>
+        </w:rPr>
+        <w:t xml:space="preserve"> </w:t>
+      </w:r>
+      <w:proofErr w:type="spellStart"/>
+      <w:r>
+        <w:rPr>
+          <w:rFonts w:ascii="Arial Narrow" w:hAnsi="Arial Narrow"/>
+          <w:sz w:val="24"/>
+          <w:szCs w:val="24"/>
+        </w:rPr>
+        <w:t>bagian</w:t>
+      </w:r>
+      <w:proofErr w:type="spellEnd"/>
+      <w:r>
+        <w:rPr>
+          <w:rFonts w:ascii="Arial Narrow" w:hAnsi="Arial Narrow"/>
+          <w:sz w:val="24"/>
+          <w:szCs w:val="24"/>
+        </w:rPr>
+        <w:t xml:space="preserve"> script </w:t>
+      </w:r>
+      <w:proofErr w:type="spellStart"/>
+      <w:r>
+        <w:rPr>
+          <w:rFonts w:ascii="Arial Narrow" w:hAnsi="Arial Narrow"/>
+          <w:sz w:val="24"/>
+          <w:szCs w:val="24"/>
+        </w:rPr>
+        <w:t>tersebut</w:t>
+      </w:r>
+      <w:proofErr w:type="spellEnd"/>
+      <w:r>
+        <w:rPr>
+          <w:rFonts w:ascii="Arial Narrow" w:hAnsi="Arial Narrow"/>
+          <w:sz w:val="24"/>
+          <w:szCs w:val="24"/>
+        </w:rPr>
+        <w:t>:</w:t>
       </w:r>
     </w:p>
     <w:p>
@@ -1037,6 +1797,7 @@
           <w:szCs w:val="24"/>
         </w:rPr>
       </w:pPr>
+      <w:proofErr w:type="spellStart"/>
       <w:r>
         <w:rPr>
           <w:rFonts w:ascii="Arial Narrow" w:hAnsi="Arial Narrow"/>
@@ -1045,15 +1806,210 @@
           <w:sz w:val="24"/>
           <w:szCs w:val="24"/>
         </w:rPr>
-        <w:t>Pembuatan Objek Spreadsheet:</w:t>
-      </w:r>
-      <w:r>
-        <w:rPr>
-          <w:rFonts w:ascii="Arial Narrow" w:hAnsi="Arial Narrow"/>
-          <w:sz w:val="24"/>
-          <w:szCs w:val="24"/>
-        </w:rPr>
-        <w:t xml:space="preserve"> Baris var spreadsheet = SpreadsheetApp.getActive(); berfungsi untuk mengambil atau mengakses file Google Spreadsheet yang sedang dibuka oleh pengguna.</w:t>
+        <w:t>Pembuatan</w:t>
+      </w:r>
+      <w:proofErr w:type="spellEnd"/>
+      <w:r>
+        <w:rPr>
+          <w:rFonts w:ascii="Arial Narrow" w:hAnsi="Arial Narrow"/>
+          <w:b/>
+          <w:bCs/>
+          <w:sz w:val="24"/>
+          <w:szCs w:val="24"/>
+        </w:rPr>
+        <w:t xml:space="preserve"> </w:t>
+      </w:r>
+      <w:proofErr w:type="spellStart"/>
+      <w:r>
+        <w:rPr>
+          <w:rFonts w:ascii="Arial Narrow" w:hAnsi="Arial Narrow"/>
+          <w:b/>
+          <w:bCs/>
+          <w:sz w:val="24"/>
+          <w:szCs w:val="24"/>
+        </w:rPr>
+        <w:t>Objek</w:t>
+      </w:r>
+      <w:proofErr w:type="spellEnd"/>
+      <w:r>
+        <w:rPr>
+          <w:rFonts w:ascii="Arial Narrow" w:hAnsi="Arial Narrow"/>
+          <w:b/>
+          <w:bCs/>
+          <w:sz w:val="24"/>
+          <w:szCs w:val="24"/>
+        </w:rPr>
+        <w:t xml:space="preserve"> Spreadsheet:</w:t>
+      </w:r>
+      <w:r>
+        <w:rPr>
+          <w:rFonts w:ascii="Arial Narrow" w:hAnsi="Arial Narrow"/>
+          <w:sz w:val="24"/>
+          <w:szCs w:val="24"/>
+        </w:rPr>
+        <w:t xml:space="preserve"> Baris var spreadsheet = </w:t>
+      </w:r>
+      <w:proofErr w:type="spellStart"/>
+      <w:r>
+        <w:rPr>
+          <w:rFonts w:ascii="Arial Narrow" w:hAnsi="Arial Narrow"/>
+          <w:sz w:val="24"/>
+          <w:szCs w:val="24"/>
+        </w:rPr>
+        <w:t>SpreadsheetApp.getActive</w:t>
+      </w:r>
+      <w:proofErr w:type="spellEnd"/>
+      <w:r>
+        <w:rPr>
+          <w:rFonts w:ascii="Arial Narrow" w:hAnsi="Arial Narrow"/>
+          <w:sz w:val="24"/>
+          <w:szCs w:val="24"/>
+        </w:rPr>
+        <w:t xml:space="preserve">(); </w:t>
+      </w:r>
+      <w:proofErr w:type="spellStart"/>
+      <w:r>
+        <w:rPr>
+          <w:rFonts w:ascii="Arial Narrow" w:hAnsi="Arial Narrow"/>
+          <w:sz w:val="24"/>
+          <w:szCs w:val="24"/>
+        </w:rPr>
+        <w:t>berfungsi</w:t>
+      </w:r>
+      <w:proofErr w:type="spellEnd"/>
+      <w:r>
+        <w:rPr>
+          <w:rFonts w:ascii="Arial Narrow" w:hAnsi="Arial Narrow"/>
+          <w:sz w:val="24"/>
+          <w:szCs w:val="24"/>
+        </w:rPr>
+        <w:t xml:space="preserve"> </w:t>
+      </w:r>
+      <w:proofErr w:type="spellStart"/>
+      <w:r>
+        <w:rPr>
+          <w:rFonts w:ascii="Arial Narrow" w:hAnsi="Arial Narrow"/>
+          <w:sz w:val="24"/>
+          <w:szCs w:val="24"/>
+        </w:rPr>
+        <w:t>untuk</w:t>
+      </w:r>
+      <w:proofErr w:type="spellEnd"/>
+      <w:r>
+        <w:rPr>
+          <w:rFonts w:ascii="Arial Narrow" w:hAnsi="Arial Narrow"/>
+          <w:sz w:val="24"/>
+          <w:szCs w:val="24"/>
+        </w:rPr>
+        <w:t xml:space="preserve"> </w:t>
+      </w:r>
+      <w:proofErr w:type="spellStart"/>
+      <w:r>
+        <w:rPr>
+          <w:rFonts w:ascii="Arial Narrow" w:hAnsi="Arial Narrow"/>
+          <w:sz w:val="24"/>
+          <w:szCs w:val="24"/>
+        </w:rPr>
+        <w:t>mengambil</w:t>
+      </w:r>
+      <w:proofErr w:type="spellEnd"/>
+      <w:r>
+        <w:rPr>
+          <w:rFonts w:ascii="Arial Narrow" w:hAnsi="Arial Narrow"/>
+          <w:sz w:val="24"/>
+          <w:szCs w:val="24"/>
+        </w:rPr>
+        <w:t xml:space="preserve"> </w:t>
+      </w:r>
+      <w:proofErr w:type="spellStart"/>
+      <w:r>
+        <w:rPr>
+          <w:rFonts w:ascii="Arial Narrow" w:hAnsi="Arial Narrow"/>
+          <w:sz w:val="24"/>
+          <w:szCs w:val="24"/>
+        </w:rPr>
+        <w:t>atau</w:t>
+      </w:r>
+      <w:proofErr w:type="spellEnd"/>
+      <w:r>
+        <w:rPr>
+          <w:rFonts w:ascii="Arial Narrow" w:hAnsi="Arial Narrow"/>
+          <w:sz w:val="24"/>
+          <w:szCs w:val="24"/>
+        </w:rPr>
+        <w:t xml:space="preserve"> </w:t>
+      </w:r>
+      <w:proofErr w:type="spellStart"/>
+      <w:r>
+        <w:rPr>
+          <w:rFonts w:ascii="Arial Narrow" w:hAnsi="Arial Narrow"/>
+          <w:sz w:val="24"/>
+          <w:szCs w:val="24"/>
+        </w:rPr>
+        <w:t>mengakses</w:t>
+      </w:r>
+      <w:proofErr w:type="spellEnd"/>
+      <w:r>
+        <w:rPr>
+          <w:rFonts w:ascii="Arial Narrow" w:hAnsi="Arial Narrow"/>
+          <w:sz w:val="24"/>
+          <w:szCs w:val="24"/>
+        </w:rPr>
+        <w:t xml:space="preserve"> file Google Spreadsheet yang </w:t>
+      </w:r>
+      <w:proofErr w:type="spellStart"/>
+      <w:r>
+        <w:rPr>
+          <w:rFonts w:ascii="Arial Narrow" w:hAnsi="Arial Narrow"/>
+          <w:sz w:val="24"/>
+          <w:szCs w:val="24"/>
+        </w:rPr>
+        <w:t>sedang</w:t>
+      </w:r>
+      <w:proofErr w:type="spellEnd"/>
+      <w:r>
+        <w:rPr>
+          <w:rFonts w:ascii="Arial Narrow" w:hAnsi="Arial Narrow"/>
+          <w:sz w:val="24"/>
+          <w:szCs w:val="24"/>
+        </w:rPr>
+        <w:t xml:space="preserve"> </w:t>
+      </w:r>
+      <w:proofErr w:type="spellStart"/>
+      <w:r>
+        <w:rPr>
+          <w:rFonts w:ascii="Arial Narrow" w:hAnsi="Arial Narrow"/>
+          <w:sz w:val="24"/>
+          <w:szCs w:val="24"/>
+        </w:rPr>
+        <w:t>dibuka</w:t>
+      </w:r>
+      <w:proofErr w:type="spellEnd"/>
+      <w:r>
+        <w:rPr>
+          <w:rFonts w:ascii="Arial Narrow" w:hAnsi="Arial Narrow"/>
+          <w:sz w:val="24"/>
+          <w:szCs w:val="24"/>
+        </w:rPr>
+        <w:t xml:space="preserve"> oleh </w:t>
+      </w:r>
+      <w:proofErr w:type="spellStart"/>
+      <w:r>
+        <w:rPr>
+          <w:rFonts w:ascii="Arial Narrow" w:hAnsi="Arial Narrow"/>
+          <w:sz w:val="24"/>
+          <w:szCs w:val="24"/>
+        </w:rPr>
+        <w:t>pengguna</w:t>
+      </w:r>
+      <w:proofErr w:type="spellEnd"/>
+      <w:r>
+        <w:rPr>
+          <w:rFonts w:ascii="Arial Narrow" w:hAnsi="Arial Narrow"/>
+          <w:sz w:val="24"/>
+          <w:szCs w:val="24"/>
+        </w:rPr>
+        <w:t>.</w:t>
       </w:r>
     </w:p>
     <w:p>
@@ -1079,6 +2035,7 @@
           <w:szCs w:val="24"/>
         </w:rPr>
       </w:pPr>
+      <w:proofErr w:type="spellStart"/>
       <w:r>
         <w:rPr>
           <w:rFonts w:ascii="Arial Narrow" w:hAnsi="Arial Narrow"/>
@@ -1087,15 +2044,386 @@
           <w:sz w:val="24"/>
           <w:szCs w:val="24"/>
         </w:rPr>
-        <w:t>Membuat Header Kolom (Baris 1):</w:t>
-      </w:r>
-      <w:r>
-        <w:rPr>
-          <w:rFonts w:ascii="Arial Narrow" w:hAnsi="Arial Narrow"/>
-          <w:sz w:val="24"/>
-          <w:szCs w:val="24"/>
-        </w:rPr>
-        <w:t xml:space="preserve"> Baris kode yang menggunakan getRange('A1').activate() hingga getRange('D1').activate() berturut-turut memilih sel A1, B1, C1, dan D1, kemudian method setValue(...) mengisinya dengan teks judul kolom, yaitu 'no', 'nama', 'tanggal', dan 'keterangan'.</w:t>
+        <w:t>Membuat</w:t>
+      </w:r>
+      <w:proofErr w:type="spellEnd"/>
+      <w:r>
+        <w:rPr>
+          <w:rFonts w:ascii="Arial Narrow" w:hAnsi="Arial Narrow"/>
+          <w:b/>
+          <w:bCs/>
+          <w:sz w:val="24"/>
+          <w:szCs w:val="24"/>
+        </w:rPr>
+        <w:t xml:space="preserve"> Header Kolom (Baris 1):</w:t>
+      </w:r>
+      <w:r>
+        <w:rPr>
+          <w:rFonts w:ascii="Arial Narrow" w:hAnsi="Arial Narrow"/>
+          <w:sz w:val="24"/>
+          <w:szCs w:val="24"/>
+        </w:rPr>
+        <w:t xml:space="preserve"> Baris </w:t>
+      </w:r>
+      <w:proofErr w:type="spellStart"/>
+      <w:r>
+        <w:rPr>
+          <w:rFonts w:ascii="Arial Narrow" w:hAnsi="Arial Narrow"/>
+          <w:sz w:val="24"/>
+          <w:szCs w:val="24"/>
+        </w:rPr>
+        <w:t>kode</w:t>
+      </w:r>
+      <w:proofErr w:type="spellEnd"/>
+      <w:r>
+        <w:rPr>
+          <w:rFonts w:ascii="Arial Narrow" w:hAnsi="Arial Narrow"/>
+          <w:sz w:val="24"/>
+          <w:szCs w:val="24"/>
+        </w:rPr>
+        <w:t xml:space="preserve"> yang </w:t>
+      </w:r>
+      <w:proofErr w:type="spellStart"/>
+      <w:r>
+        <w:rPr>
+          <w:rFonts w:ascii="Arial Narrow" w:hAnsi="Arial Narrow"/>
+          <w:sz w:val="24"/>
+          <w:szCs w:val="24"/>
+        </w:rPr>
+        <w:t>menggunakan</w:t>
+      </w:r>
+      <w:proofErr w:type="spellEnd"/>
+      <w:r>
+        <w:rPr>
+          <w:rFonts w:ascii="Arial Narrow" w:hAnsi="Arial Narrow"/>
+          <w:sz w:val="24"/>
+          <w:szCs w:val="24"/>
+        </w:rPr>
+        <w:t xml:space="preserve"> </w:t>
+      </w:r>
+      <w:proofErr w:type="spellStart"/>
+      <w:r>
+        <w:rPr>
+          <w:rFonts w:ascii="Arial Narrow" w:hAnsi="Arial Narrow"/>
+          <w:sz w:val="24"/>
+          <w:szCs w:val="24"/>
+        </w:rPr>
+        <w:t>getRange</w:t>
+      </w:r>
+      <w:proofErr w:type="spellEnd"/>
+      <w:r>
+        <w:rPr>
+          <w:rFonts w:ascii="Arial Narrow" w:hAnsi="Arial Narrow"/>
+          <w:sz w:val="24"/>
+          <w:szCs w:val="24"/>
+        </w:rPr>
+        <w:t>('A1'</w:t>
+      </w:r>
+      <w:proofErr w:type="gramStart"/>
+      <w:r>
+        <w:rPr>
+          <w:rFonts w:ascii="Arial Narrow" w:hAnsi="Arial Narrow"/>
+          <w:sz w:val="24"/>
+          <w:szCs w:val="24"/>
+        </w:rPr>
+        <w:t>).activate</w:t>
+      </w:r>
+      <w:proofErr w:type="gramEnd"/>
+      <w:r>
+        <w:rPr>
+          <w:rFonts w:ascii="Arial Narrow" w:hAnsi="Arial Narrow"/>
+          <w:sz w:val="24"/>
+          <w:szCs w:val="24"/>
+        </w:rPr>
+        <w:t xml:space="preserve">() </w:t>
+      </w:r>
+      <w:proofErr w:type="spellStart"/>
+      <w:r>
+        <w:rPr>
+          <w:rFonts w:ascii="Arial Narrow" w:hAnsi="Arial Narrow"/>
+          <w:sz w:val="24"/>
+          <w:szCs w:val="24"/>
+        </w:rPr>
+        <w:t>hingga</w:t>
+      </w:r>
+      <w:proofErr w:type="spellEnd"/>
+      <w:r>
+        <w:rPr>
+          <w:rFonts w:ascii="Arial Narrow" w:hAnsi="Arial Narrow"/>
+          <w:sz w:val="24"/>
+          <w:szCs w:val="24"/>
+        </w:rPr>
+        <w:t xml:space="preserve"> </w:t>
+      </w:r>
+      <w:proofErr w:type="spellStart"/>
+      <w:r>
+        <w:rPr>
+          <w:rFonts w:ascii="Arial Narrow" w:hAnsi="Arial Narrow"/>
+          <w:sz w:val="24"/>
+          <w:szCs w:val="24"/>
+        </w:rPr>
+        <w:t>getRange</w:t>
+      </w:r>
+      <w:proofErr w:type="spellEnd"/>
+      <w:r>
+        <w:rPr>
+          <w:rFonts w:ascii="Arial Narrow" w:hAnsi="Arial Narrow"/>
+          <w:sz w:val="24"/>
+          <w:szCs w:val="24"/>
+        </w:rPr>
+        <w:t>('D1'</w:t>
+      </w:r>
+      <w:proofErr w:type="gramStart"/>
+      <w:r>
+        <w:rPr>
+          <w:rFonts w:ascii="Arial Narrow" w:hAnsi="Arial Narrow"/>
+          <w:sz w:val="24"/>
+          <w:szCs w:val="24"/>
+        </w:rPr>
+        <w:t>).activate</w:t>
+      </w:r>
+      <w:proofErr w:type="gramEnd"/>
+      <w:r>
+        <w:rPr>
+          <w:rFonts w:ascii="Arial Narrow" w:hAnsi="Arial Narrow"/>
+          <w:sz w:val="24"/>
+          <w:szCs w:val="24"/>
+        </w:rPr>
+        <w:t xml:space="preserve">() </w:t>
+      </w:r>
+      <w:proofErr w:type="spellStart"/>
+      <w:r>
+        <w:rPr>
+          <w:rFonts w:ascii="Arial Narrow" w:hAnsi="Arial Narrow"/>
+          <w:sz w:val="24"/>
+          <w:szCs w:val="24"/>
+        </w:rPr>
+        <w:t>berturut-turut</w:t>
+      </w:r>
+      <w:proofErr w:type="spellEnd"/>
+      <w:r>
+        <w:rPr>
+          <w:rFonts w:ascii="Arial Narrow" w:hAnsi="Arial Narrow"/>
+          <w:sz w:val="24"/>
+          <w:szCs w:val="24"/>
+        </w:rPr>
+        <w:t xml:space="preserve"> </w:t>
+      </w:r>
+      <w:proofErr w:type="spellStart"/>
+      <w:r>
+        <w:rPr>
+          <w:rFonts w:ascii="Arial Narrow" w:hAnsi="Arial Narrow"/>
+          <w:sz w:val="24"/>
+          <w:szCs w:val="24"/>
+        </w:rPr>
+        <w:t>memilih</w:t>
+      </w:r>
+      <w:proofErr w:type="spellEnd"/>
+      <w:r>
+        <w:rPr>
+          <w:rFonts w:ascii="Arial Narrow" w:hAnsi="Arial Narrow"/>
+          <w:sz w:val="24"/>
+          <w:szCs w:val="24"/>
+        </w:rPr>
+        <w:t xml:space="preserve"> </w:t>
+      </w:r>
+      <w:proofErr w:type="spellStart"/>
+      <w:r>
+        <w:rPr>
+          <w:rFonts w:ascii="Arial Narrow" w:hAnsi="Arial Narrow"/>
+          <w:sz w:val="24"/>
+          <w:szCs w:val="24"/>
+        </w:rPr>
+        <w:t>sel</w:t>
+      </w:r>
+      <w:proofErr w:type="spellEnd"/>
+      <w:r>
+        <w:rPr>
+          <w:rFonts w:ascii="Arial Narrow" w:hAnsi="Arial Narrow"/>
+          <w:sz w:val="24"/>
+          <w:szCs w:val="24"/>
+        </w:rPr>
+        <w:t xml:space="preserve"> A1, B1, C1, dan D1, </w:t>
+      </w:r>
+      <w:proofErr w:type="spellStart"/>
+      <w:r>
+        <w:rPr>
+          <w:rFonts w:ascii="Arial Narrow" w:hAnsi="Arial Narrow"/>
+          <w:sz w:val="24"/>
+          <w:szCs w:val="24"/>
+        </w:rPr>
+        <w:t>kemudian</w:t>
+      </w:r>
+      <w:proofErr w:type="spellEnd"/>
+      <w:r>
+        <w:rPr>
+          <w:rFonts w:ascii="Arial Narrow" w:hAnsi="Arial Narrow"/>
+          <w:sz w:val="24"/>
+          <w:szCs w:val="24"/>
+        </w:rPr>
+        <w:t xml:space="preserve"> method </w:t>
+      </w:r>
+      <w:proofErr w:type="spellStart"/>
+      <w:r>
+        <w:rPr>
+          <w:rFonts w:ascii="Arial Narrow" w:hAnsi="Arial Narrow"/>
+          <w:sz w:val="24"/>
+          <w:szCs w:val="24"/>
+        </w:rPr>
+        <w:t>setValue</w:t>
+      </w:r>
+      <w:proofErr w:type="spellEnd"/>
+      <w:r>
+        <w:rPr>
+          <w:rFonts w:ascii="Arial Narrow" w:hAnsi="Arial Narrow"/>
+          <w:sz w:val="24"/>
+          <w:szCs w:val="24"/>
+        </w:rPr>
+        <w:t xml:space="preserve">(...) </w:t>
+      </w:r>
+      <w:proofErr w:type="spellStart"/>
+      <w:r>
+        <w:rPr>
+          <w:rFonts w:ascii="Arial Narrow" w:hAnsi="Arial Narrow"/>
+          <w:sz w:val="24"/>
+          <w:szCs w:val="24"/>
+        </w:rPr>
+        <w:t>mengisinya</w:t>
+      </w:r>
+      <w:proofErr w:type="spellEnd"/>
+      <w:r>
+        <w:rPr>
+          <w:rFonts w:ascii="Arial Narrow" w:hAnsi="Arial Narrow"/>
+          <w:sz w:val="24"/>
+          <w:szCs w:val="24"/>
+        </w:rPr>
+        <w:t xml:space="preserve"> </w:t>
+      </w:r>
+      <w:proofErr w:type="spellStart"/>
+      <w:r>
+        <w:rPr>
+          <w:rFonts w:ascii="Arial Narrow" w:hAnsi="Arial Narrow"/>
+          <w:sz w:val="24"/>
+          <w:szCs w:val="24"/>
+        </w:rPr>
+        <w:t>dengan</w:t>
+      </w:r>
+      <w:proofErr w:type="spellEnd"/>
+      <w:r>
+        <w:rPr>
+          <w:rFonts w:ascii="Arial Narrow" w:hAnsi="Arial Narrow"/>
+          <w:sz w:val="24"/>
+          <w:szCs w:val="24"/>
+        </w:rPr>
+        <w:t xml:space="preserve"> </w:t>
+      </w:r>
+      <w:proofErr w:type="spellStart"/>
+      <w:r>
+        <w:rPr>
+          <w:rFonts w:ascii="Arial Narrow" w:hAnsi="Arial Narrow"/>
+          <w:sz w:val="24"/>
+          <w:szCs w:val="24"/>
+        </w:rPr>
+        <w:t>teks</w:t>
+      </w:r>
+      <w:proofErr w:type="spellEnd"/>
+      <w:r>
+        <w:rPr>
+          <w:rFonts w:ascii="Arial Narrow" w:hAnsi="Arial Narrow"/>
+          <w:sz w:val="24"/>
+          <w:szCs w:val="24"/>
+        </w:rPr>
+        <w:t xml:space="preserve"> </w:t>
+      </w:r>
+      <w:proofErr w:type="spellStart"/>
+      <w:r>
+        <w:rPr>
+          <w:rFonts w:ascii="Arial Narrow" w:hAnsi="Arial Narrow"/>
+          <w:sz w:val="24"/>
+          <w:szCs w:val="24"/>
+        </w:rPr>
+        <w:t>judul</w:t>
+      </w:r>
+      <w:proofErr w:type="spellEnd"/>
+      <w:r>
+        <w:rPr>
+          <w:rFonts w:ascii="Arial Narrow" w:hAnsi="Arial Narrow"/>
+          <w:sz w:val="24"/>
+          <w:szCs w:val="24"/>
+        </w:rPr>
+        <w:t xml:space="preserve"> </w:t>
+      </w:r>
+      <w:proofErr w:type="spellStart"/>
+      <w:r>
+        <w:rPr>
+          <w:rFonts w:ascii="Arial Narrow" w:hAnsi="Arial Narrow"/>
+          <w:sz w:val="24"/>
+          <w:szCs w:val="24"/>
+        </w:rPr>
+        <w:t>kolom</w:t>
+      </w:r>
+      <w:proofErr w:type="spellEnd"/>
+      <w:r>
+        <w:rPr>
+          <w:rFonts w:ascii="Arial Narrow" w:hAnsi="Arial Narrow"/>
+          <w:sz w:val="24"/>
+          <w:szCs w:val="24"/>
+        </w:rPr>
+        <w:t xml:space="preserve">, </w:t>
+      </w:r>
+      <w:proofErr w:type="spellStart"/>
+      <w:r>
+        <w:rPr>
+          <w:rFonts w:ascii="Arial Narrow" w:hAnsi="Arial Narrow"/>
+          <w:sz w:val="24"/>
+          <w:szCs w:val="24"/>
+        </w:rPr>
+        <w:t>yaitu</w:t>
+      </w:r>
+      <w:proofErr w:type="spellEnd"/>
+      <w:r>
+        <w:rPr>
+          <w:rFonts w:ascii="Arial Narrow" w:hAnsi="Arial Narrow"/>
+          <w:sz w:val="24"/>
+          <w:szCs w:val="24"/>
+        </w:rPr>
+        <w:t xml:space="preserve"> 'no', 'nama', '</w:t>
+      </w:r>
+      <w:proofErr w:type="spellStart"/>
+      <w:r>
+        <w:rPr>
+          <w:rFonts w:ascii="Arial Narrow" w:hAnsi="Arial Narrow"/>
+          <w:sz w:val="24"/>
+          <w:szCs w:val="24"/>
+        </w:rPr>
+        <w:t>tanggal</w:t>
+      </w:r>
+      <w:proofErr w:type="spellEnd"/>
+      <w:r>
+        <w:rPr>
+          <w:rFonts w:ascii="Arial Narrow" w:hAnsi="Arial Narrow"/>
+          <w:sz w:val="24"/>
+          <w:szCs w:val="24"/>
+        </w:rPr>
+        <w:t>', dan '</w:t>
+      </w:r>
+      <w:proofErr w:type="spellStart"/>
+      <w:r>
+        <w:rPr>
+          <w:rFonts w:ascii="Arial Narrow" w:hAnsi="Arial Narrow"/>
+          <w:sz w:val="24"/>
+          <w:szCs w:val="24"/>
+        </w:rPr>
+        <w:t>keterangan</w:t>
+      </w:r>
+      <w:proofErr w:type="spellEnd"/>
+      <w:r>
+        <w:rPr>
+          <w:rFonts w:ascii="Arial Narrow" w:hAnsi="Arial Narrow"/>
+          <w:sz w:val="24"/>
+          <w:szCs w:val="24"/>
+        </w:rPr>
+        <w:t>'.</w:t>
       </w:r>
     </w:p>
     <w:p>
@@ -1121,6 +2449,7 @@
           <w:szCs w:val="24"/>
         </w:rPr>
       </w:pPr>
+      <w:proofErr w:type="spellStart"/>
       <w:r>
         <w:rPr>
           <w:rFonts w:ascii="Arial Narrow" w:hAnsi="Arial Narrow"/>
@@ -1129,15 +2458,250 @@
           <w:sz w:val="24"/>
           <w:szCs w:val="24"/>
         </w:rPr>
-        <w:t>Mengisi Nomor Urut (Kolom A):</w:t>
-      </w:r>
-      <w:r>
-        <w:rPr>
-          <w:rFonts w:ascii="Arial Narrow" w:hAnsi="Arial Narrow"/>
-          <w:sz w:val="24"/>
-          <w:szCs w:val="24"/>
-        </w:rPr>
-        <w:t xml:space="preserve"> Baris kode getRange('A2'), A3, dan A4 diaktifkan secara bergantian untuk memasukkan angka urut 1, 2, dan 3 pada kolom A.</w:t>
+        <w:t>Mengisi</w:t>
+      </w:r>
+      <w:proofErr w:type="spellEnd"/>
+      <w:r>
+        <w:rPr>
+          <w:rFonts w:ascii="Arial Narrow" w:hAnsi="Arial Narrow"/>
+          <w:b/>
+          <w:bCs/>
+          <w:sz w:val="24"/>
+          <w:szCs w:val="24"/>
+        </w:rPr>
+        <w:t xml:space="preserve"> </w:t>
+      </w:r>
+      <w:proofErr w:type="spellStart"/>
+      <w:r>
+        <w:rPr>
+          <w:rFonts w:ascii="Arial Narrow" w:hAnsi="Arial Narrow"/>
+          <w:b/>
+          <w:bCs/>
+          <w:sz w:val="24"/>
+          <w:szCs w:val="24"/>
+        </w:rPr>
+        <w:t>Nomor</w:t>
+      </w:r>
+      <w:proofErr w:type="spellEnd"/>
+      <w:r>
+        <w:rPr>
+          <w:rFonts w:ascii="Arial Narrow" w:hAnsi="Arial Narrow"/>
+          <w:b/>
+          <w:bCs/>
+          <w:sz w:val="24"/>
+          <w:szCs w:val="24"/>
+        </w:rPr>
+        <w:t xml:space="preserve"> </w:t>
+      </w:r>
+      <w:proofErr w:type="spellStart"/>
+      <w:r>
+        <w:rPr>
+          <w:rFonts w:ascii="Arial Narrow" w:hAnsi="Arial Narrow"/>
+          <w:b/>
+          <w:bCs/>
+          <w:sz w:val="24"/>
+          <w:szCs w:val="24"/>
+        </w:rPr>
+        <w:t>Urut</w:t>
+      </w:r>
+      <w:proofErr w:type="spellEnd"/>
+      <w:r>
+        <w:rPr>
+          <w:rFonts w:ascii="Arial Narrow" w:hAnsi="Arial Narrow"/>
+          <w:b/>
+          <w:bCs/>
+          <w:sz w:val="24"/>
+          <w:szCs w:val="24"/>
+        </w:rPr>
+        <w:t xml:space="preserve"> (Kolom A):</w:t>
+      </w:r>
+      <w:r>
+        <w:rPr>
+          <w:rFonts w:ascii="Arial Narrow" w:hAnsi="Arial Narrow"/>
+          <w:sz w:val="24"/>
+          <w:szCs w:val="24"/>
+        </w:rPr>
+        <w:t xml:space="preserve"> Baris </w:t>
+      </w:r>
+      <w:proofErr w:type="spellStart"/>
+      <w:r>
+        <w:rPr>
+          <w:rFonts w:ascii="Arial Narrow" w:hAnsi="Arial Narrow"/>
+          <w:sz w:val="24"/>
+          <w:szCs w:val="24"/>
+        </w:rPr>
+        <w:t>kode</w:t>
+      </w:r>
+      <w:proofErr w:type="spellEnd"/>
+      <w:r>
+        <w:rPr>
+          <w:rFonts w:ascii="Arial Narrow" w:hAnsi="Arial Narrow"/>
+          <w:sz w:val="24"/>
+          <w:szCs w:val="24"/>
+        </w:rPr>
+        <w:t xml:space="preserve"> </w:t>
+      </w:r>
+      <w:proofErr w:type="spellStart"/>
+      <w:r>
+        <w:rPr>
+          <w:rFonts w:ascii="Arial Narrow" w:hAnsi="Arial Narrow"/>
+          <w:sz w:val="24"/>
+          <w:szCs w:val="24"/>
+        </w:rPr>
+        <w:t>getRange</w:t>
+      </w:r>
+      <w:proofErr w:type="spellEnd"/>
+      <w:r>
+        <w:rPr>
+          <w:rFonts w:ascii="Arial Narrow" w:hAnsi="Arial Narrow"/>
+          <w:sz w:val="24"/>
+          <w:szCs w:val="24"/>
+        </w:rPr>
+        <w:t xml:space="preserve">('A2'), A3, dan A4 </w:t>
+      </w:r>
+      <w:proofErr w:type="spellStart"/>
+      <w:r>
+        <w:rPr>
+          <w:rFonts w:ascii="Arial Narrow" w:hAnsi="Arial Narrow"/>
+          <w:sz w:val="24"/>
+          <w:szCs w:val="24"/>
+        </w:rPr>
+        <w:t>diaktifkan</w:t>
+      </w:r>
+      <w:proofErr w:type="spellEnd"/>
+      <w:r>
+        <w:rPr>
+          <w:rFonts w:ascii="Arial Narrow" w:hAnsi="Arial Narrow"/>
+          <w:sz w:val="24"/>
+          <w:szCs w:val="24"/>
+        </w:rPr>
+        <w:t xml:space="preserve"> </w:t>
+      </w:r>
+      <w:proofErr w:type="spellStart"/>
+      <w:r>
+        <w:rPr>
+          <w:rFonts w:ascii="Arial Narrow" w:hAnsi="Arial Narrow"/>
+          <w:sz w:val="24"/>
+          <w:szCs w:val="24"/>
+        </w:rPr>
+        <w:t>secara</w:t>
+      </w:r>
+      <w:proofErr w:type="spellEnd"/>
+      <w:r>
+        <w:rPr>
+          <w:rFonts w:ascii="Arial Narrow" w:hAnsi="Arial Narrow"/>
+          <w:sz w:val="24"/>
+          <w:szCs w:val="24"/>
+        </w:rPr>
+        <w:t xml:space="preserve"> </w:t>
+      </w:r>
+      <w:proofErr w:type="spellStart"/>
+      <w:r>
+        <w:rPr>
+          <w:rFonts w:ascii="Arial Narrow" w:hAnsi="Arial Narrow"/>
+          <w:sz w:val="24"/>
+          <w:szCs w:val="24"/>
+        </w:rPr>
+        <w:t>bergantian</w:t>
+      </w:r>
+      <w:proofErr w:type="spellEnd"/>
+      <w:r>
+        <w:rPr>
+          <w:rFonts w:ascii="Arial Narrow" w:hAnsi="Arial Narrow"/>
+          <w:sz w:val="24"/>
+          <w:szCs w:val="24"/>
+        </w:rPr>
+        <w:t xml:space="preserve"> </w:t>
+      </w:r>
+      <w:proofErr w:type="spellStart"/>
+      <w:r>
+        <w:rPr>
+          <w:rFonts w:ascii="Arial Narrow" w:hAnsi="Arial Narrow"/>
+          <w:sz w:val="24"/>
+          <w:szCs w:val="24"/>
+        </w:rPr>
+        <w:t>untuk</w:t>
+      </w:r>
+      <w:proofErr w:type="spellEnd"/>
+      <w:r>
+        <w:rPr>
+          <w:rFonts w:ascii="Arial Narrow" w:hAnsi="Arial Narrow"/>
+          <w:sz w:val="24"/>
+          <w:szCs w:val="24"/>
+        </w:rPr>
+        <w:t xml:space="preserve"> </w:t>
+      </w:r>
+      <w:proofErr w:type="spellStart"/>
+      <w:r>
+        <w:rPr>
+          <w:rFonts w:ascii="Arial Narrow" w:hAnsi="Arial Narrow"/>
+          <w:sz w:val="24"/>
+          <w:szCs w:val="24"/>
+        </w:rPr>
+        <w:t>memasukkan</w:t>
+      </w:r>
+      <w:proofErr w:type="spellEnd"/>
+      <w:r>
+        <w:rPr>
+          <w:rFonts w:ascii="Arial Narrow" w:hAnsi="Arial Narrow"/>
+          <w:sz w:val="24"/>
+          <w:szCs w:val="24"/>
+        </w:rPr>
+        <w:t xml:space="preserve"> </w:t>
+      </w:r>
+      <w:proofErr w:type="spellStart"/>
+      <w:r>
+        <w:rPr>
+          <w:rFonts w:ascii="Arial Narrow" w:hAnsi="Arial Narrow"/>
+          <w:sz w:val="24"/>
+          <w:szCs w:val="24"/>
+        </w:rPr>
+        <w:t>angka</w:t>
+      </w:r>
+      <w:proofErr w:type="spellEnd"/>
+      <w:r>
+        <w:rPr>
+          <w:rFonts w:ascii="Arial Narrow" w:hAnsi="Arial Narrow"/>
+          <w:sz w:val="24"/>
+          <w:szCs w:val="24"/>
+        </w:rPr>
+        <w:t xml:space="preserve"> </w:t>
+      </w:r>
+      <w:proofErr w:type="spellStart"/>
+      <w:r>
+        <w:rPr>
+          <w:rFonts w:ascii="Arial Narrow" w:hAnsi="Arial Narrow"/>
+          <w:sz w:val="24"/>
+          <w:szCs w:val="24"/>
+        </w:rPr>
+        <w:t>urut</w:t>
+      </w:r>
+      <w:proofErr w:type="spellEnd"/>
+      <w:r>
+        <w:rPr>
+          <w:rFonts w:ascii="Arial Narrow" w:hAnsi="Arial Narrow"/>
+          <w:sz w:val="24"/>
+          <w:szCs w:val="24"/>
+        </w:rPr>
+        <w:t xml:space="preserve"> 1, 2, dan 3 pada </w:t>
+      </w:r>
+      <w:proofErr w:type="spellStart"/>
+      <w:r>
+        <w:rPr>
+          <w:rFonts w:ascii="Arial Narrow" w:hAnsi="Arial Narrow"/>
+          <w:sz w:val="24"/>
+          <w:szCs w:val="24"/>
+        </w:rPr>
+        <w:t>kolom</w:t>
+      </w:r>
+      <w:proofErr w:type="spellEnd"/>
+      <w:r>
+        <w:rPr>
+          <w:rFonts w:ascii="Arial Narrow" w:hAnsi="Arial Narrow"/>
+          <w:sz w:val="24"/>
+          <w:szCs w:val="24"/>
+        </w:rPr>
+        <w:t xml:space="preserve"> A.</w:t>
       </w:r>
     </w:p>
     <w:p>
@@ -1163,6 +2727,7 @@
           <w:szCs w:val="24"/>
         </w:rPr>
       </w:pPr>
+      <w:proofErr w:type="spellStart"/>
       <w:r>
         <w:rPr>
           <w:rFonts w:ascii="Arial Narrow" w:hAnsi="Arial Narrow"/>
@@ -1171,15 +2736,278 @@
           <w:sz w:val="24"/>
           <w:szCs w:val="24"/>
         </w:rPr>
-        <w:t>Mengisi Data Nama (Kolom B):</w:t>
-      </w:r>
-      <w:r>
-        <w:rPr>
-          <w:rFonts w:ascii="Arial Narrow" w:hAnsi="Arial Narrow"/>
-          <w:sz w:val="24"/>
-          <w:szCs w:val="24"/>
-        </w:rPr>
-        <w:t xml:space="preserve"> Baris kode untuk sel B2, B3, dan B4 digunakan untuk memasukkan data nama ke dalam tabel, masing-masing dengan nilai 'sapik', 'adi', dan 'rudi'.</w:t>
+        <w:t>Mengisi</w:t>
+      </w:r>
+      <w:proofErr w:type="spellEnd"/>
+      <w:r>
+        <w:rPr>
+          <w:rFonts w:ascii="Arial Narrow" w:hAnsi="Arial Narrow"/>
+          <w:b/>
+          <w:bCs/>
+          <w:sz w:val="24"/>
+          <w:szCs w:val="24"/>
+        </w:rPr>
+        <w:t xml:space="preserve"> Data Nama (Kolom B):</w:t>
+      </w:r>
+      <w:r>
+        <w:rPr>
+          <w:rFonts w:ascii="Arial Narrow" w:hAnsi="Arial Narrow"/>
+          <w:sz w:val="24"/>
+          <w:szCs w:val="24"/>
+        </w:rPr>
+        <w:t xml:space="preserve"> Baris </w:t>
+      </w:r>
+      <w:proofErr w:type="spellStart"/>
+      <w:r>
+        <w:rPr>
+          <w:rFonts w:ascii="Arial Narrow" w:hAnsi="Arial Narrow"/>
+          <w:sz w:val="24"/>
+          <w:szCs w:val="24"/>
+        </w:rPr>
+        <w:t>kode</w:t>
+      </w:r>
+      <w:proofErr w:type="spellEnd"/>
+      <w:r>
+        <w:rPr>
+          <w:rFonts w:ascii="Arial Narrow" w:hAnsi="Arial Narrow"/>
+          <w:sz w:val="24"/>
+          <w:szCs w:val="24"/>
+        </w:rPr>
+        <w:t xml:space="preserve"> </w:t>
+      </w:r>
+      <w:proofErr w:type="spellStart"/>
+      <w:r>
+        <w:rPr>
+          <w:rFonts w:ascii="Arial Narrow" w:hAnsi="Arial Narrow"/>
+          <w:sz w:val="24"/>
+          <w:szCs w:val="24"/>
+        </w:rPr>
+        <w:t>untuk</w:t>
+      </w:r>
+      <w:proofErr w:type="spellEnd"/>
+      <w:r>
+        <w:rPr>
+          <w:rFonts w:ascii="Arial Narrow" w:hAnsi="Arial Narrow"/>
+          <w:sz w:val="24"/>
+          <w:szCs w:val="24"/>
+        </w:rPr>
+        <w:t xml:space="preserve"> </w:t>
+      </w:r>
+      <w:proofErr w:type="spellStart"/>
+      <w:r>
+        <w:rPr>
+          <w:rFonts w:ascii="Arial Narrow" w:hAnsi="Arial Narrow"/>
+          <w:sz w:val="24"/>
+          <w:szCs w:val="24"/>
+        </w:rPr>
+        <w:t>sel</w:t>
+      </w:r>
+      <w:proofErr w:type="spellEnd"/>
+      <w:r>
+        <w:rPr>
+          <w:rFonts w:ascii="Arial Narrow" w:hAnsi="Arial Narrow"/>
+          <w:sz w:val="24"/>
+          <w:szCs w:val="24"/>
+        </w:rPr>
+        <w:t xml:space="preserve"> B2, B3, dan B4 </w:t>
+      </w:r>
+      <w:proofErr w:type="spellStart"/>
+      <w:r>
+        <w:rPr>
+          <w:rFonts w:ascii="Arial Narrow" w:hAnsi="Arial Narrow"/>
+          <w:sz w:val="24"/>
+          <w:szCs w:val="24"/>
+        </w:rPr>
+        <w:t>digunakan</w:t>
+      </w:r>
+      <w:proofErr w:type="spellEnd"/>
+      <w:r>
+        <w:rPr>
+          <w:rFonts w:ascii="Arial Narrow" w:hAnsi="Arial Narrow"/>
+          <w:sz w:val="24"/>
+          <w:szCs w:val="24"/>
+        </w:rPr>
+        <w:t xml:space="preserve"> </w:t>
+      </w:r>
+      <w:proofErr w:type="spellStart"/>
+      <w:r>
+        <w:rPr>
+          <w:rFonts w:ascii="Arial Narrow" w:hAnsi="Arial Narrow"/>
+          <w:sz w:val="24"/>
+          <w:szCs w:val="24"/>
+        </w:rPr>
+        <w:t>untuk</w:t>
+      </w:r>
+      <w:proofErr w:type="spellEnd"/>
+      <w:r>
+        <w:rPr>
+          <w:rFonts w:ascii="Arial Narrow" w:hAnsi="Arial Narrow"/>
+          <w:sz w:val="24"/>
+          <w:szCs w:val="24"/>
+        </w:rPr>
+        <w:t xml:space="preserve"> </w:t>
+      </w:r>
+      <w:proofErr w:type="spellStart"/>
+      <w:r>
+        <w:rPr>
+          <w:rFonts w:ascii="Arial Narrow" w:hAnsi="Arial Narrow"/>
+          <w:sz w:val="24"/>
+          <w:szCs w:val="24"/>
+        </w:rPr>
+        <w:t>memasukkan</w:t>
+      </w:r>
+      <w:proofErr w:type="spellEnd"/>
+      <w:r>
+        <w:rPr>
+          <w:rFonts w:ascii="Arial Narrow" w:hAnsi="Arial Narrow"/>
+          <w:sz w:val="24"/>
+          <w:szCs w:val="24"/>
+        </w:rPr>
+        <w:t xml:space="preserve"> data nama </w:t>
+      </w:r>
+      <w:proofErr w:type="spellStart"/>
+      <w:r>
+        <w:rPr>
+          <w:rFonts w:ascii="Arial Narrow" w:hAnsi="Arial Narrow"/>
+          <w:sz w:val="24"/>
+          <w:szCs w:val="24"/>
+        </w:rPr>
+        <w:t>ke</w:t>
+      </w:r>
+      <w:proofErr w:type="spellEnd"/>
+      <w:r>
+        <w:rPr>
+          <w:rFonts w:ascii="Arial Narrow" w:hAnsi="Arial Narrow"/>
+          <w:sz w:val="24"/>
+          <w:szCs w:val="24"/>
+        </w:rPr>
+        <w:t xml:space="preserve"> </w:t>
+      </w:r>
+      <w:proofErr w:type="spellStart"/>
+      <w:r>
+        <w:rPr>
+          <w:rFonts w:ascii="Arial Narrow" w:hAnsi="Arial Narrow"/>
+          <w:sz w:val="24"/>
+          <w:szCs w:val="24"/>
+        </w:rPr>
+        <w:t>dalam</w:t>
+      </w:r>
+      <w:proofErr w:type="spellEnd"/>
+      <w:r>
+        <w:rPr>
+          <w:rFonts w:ascii="Arial Narrow" w:hAnsi="Arial Narrow"/>
+          <w:sz w:val="24"/>
+          <w:szCs w:val="24"/>
+        </w:rPr>
+        <w:t xml:space="preserve"> </w:t>
+      </w:r>
+      <w:proofErr w:type="spellStart"/>
+      <w:r>
+        <w:rPr>
+          <w:rFonts w:ascii="Arial Narrow" w:hAnsi="Arial Narrow"/>
+          <w:sz w:val="24"/>
+          <w:szCs w:val="24"/>
+        </w:rPr>
+        <w:t>tabel</w:t>
+      </w:r>
+      <w:proofErr w:type="spellEnd"/>
+      <w:r>
+        <w:rPr>
+          <w:rFonts w:ascii="Arial Narrow" w:hAnsi="Arial Narrow"/>
+          <w:sz w:val="24"/>
+          <w:szCs w:val="24"/>
+        </w:rPr>
+        <w:t xml:space="preserve">, masing-masing </w:t>
+      </w:r>
+      <w:proofErr w:type="spellStart"/>
+      <w:r>
+        <w:rPr>
+          <w:rFonts w:ascii="Arial Narrow" w:hAnsi="Arial Narrow"/>
+          <w:sz w:val="24"/>
+          <w:szCs w:val="24"/>
+        </w:rPr>
+        <w:t>dengan</w:t>
+      </w:r>
+      <w:proofErr w:type="spellEnd"/>
+      <w:r>
+        <w:rPr>
+          <w:rFonts w:ascii="Arial Narrow" w:hAnsi="Arial Narrow"/>
+          <w:sz w:val="24"/>
+          <w:szCs w:val="24"/>
+        </w:rPr>
+        <w:t xml:space="preserve"> </w:t>
+      </w:r>
+      <w:proofErr w:type="spellStart"/>
+      <w:r>
+        <w:rPr>
+          <w:rFonts w:ascii="Arial Narrow" w:hAnsi="Arial Narrow"/>
+          <w:sz w:val="24"/>
+          <w:szCs w:val="24"/>
+        </w:rPr>
+        <w:t>nilai</w:t>
+      </w:r>
+      <w:proofErr w:type="spellEnd"/>
+      <w:r>
+        <w:rPr>
+          <w:rFonts w:ascii="Arial Narrow" w:hAnsi="Arial Narrow"/>
+          <w:sz w:val="24"/>
+          <w:szCs w:val="24"/>
+        </w:rPr>
+        <w:t xml:space="preserve"> '</w:t>
+      </w:r>
+      <w:proofErr w:type="spellStart"/>
+      <w:r>
+        <w:rPr>
+          <w:rFonts w:ascii="Arial Narrow" w:hAnsi="Arial Narrow"/>
+          <w:sz w:val="24"/>
+          <w:szCs w:val="24"/>
+        </w:rPr>
+        <w:t>sapik</w:t>
+      </w:r>
+      <w:proofErr w:type="spellEnd"/>
+      <w:r>
+        <w:rPr>
+          <w:rFonts w:ascii="Arial Narrow" w:hAnsi="Arial Narrow"/>
+          <w:sz w:val="24"/>
+          <w:szCs w:val="24"/>
+        </w:rPr>
+        <w:t>', '</w:t>
+      </w:r>
+      <w:proofErr w:type="spellStart"/>
+      <w:r>
+        <w:rPr>
+          <w:rFonts w:ascii="Arial Narrow" w:hAnsi="Arial Narrow"/>
+          <w:sz w:val="24"/>
+          <w:szCs w:val="24"/>
+        </w:rPr>
+        <w:t>adi</w:t>
+      </w:r>
+      <w:proofErr w:type="spellEnd"/>
+      <w:r>
+        <w:rPr>
+          <w:rFonts w:ascii="Arial Narrow" w:hAnsi="Arial Narrow"/>
+          <w:sz w:val="24"/>
+          <w:szCs w:val="24"/>
+        </w:rPr>
+        <w:t>', dan '</w:t>
+      </w:r>
+      <w:proofErr w:type="spellStart"/>
+      <w:r>
+        <w:rPr>
+          <w:rFonts w:ascii="Arial Narrow" w:hAnsi="Arial Narrow"/>
+          <w:sz w:val="24"/>
+          <w:szCs w:val="24"/>
+        </w:rPr>
+        <w:t>rudi</w:t>
+      </w:r>
+      <w:proofErr w:type="spellEnd"/>
+      <w:r>
+        <w:rPr>
+          <w:rFonts w:ascii="Arial Narrow" w:hAnsi="Arial Narrow"/>
+          <w:sz w:val="24"/>
+          <w:szCs w:val="24"/>
+        </w:rPr>
+        <w:t>'.</w:t>
       </w:r>
     </w:p>
     <w:p>
@@ -1205,6 +3033,7 @@
           <w:szCs w:val="24"/>
         </w:rPr>
       </w:pPr>
+      <w:proofErr w:type="spellStart"/>
       <w:r>
         <w:rPr>
           <w:rFonts w:ascii="Arial Narrow" w:hAnsi="Arial Narrow"/>
@@ -1213,15 +3042,246 @@
           <w:sz w:val="24"/>
           <w:szCs w:val="24"/>
         </w:rPr>
-        <w:t>Mengisi Data Tanggal (Kolom C):</w:t>
-      </w:r>
-      <w:r>
-        <w:rPr>
-          <w:rFonts w:ascii="Arial Narrow" w:hAnsi="Arial Narrow"/>
-          <w:sz w:val="24"/>
-          <w:szCs w:val="24"/>
-        </w:rPr>
-        <w:t xml:space="preserve"> Baris kode untuk sel C2, C3, dan C4 berfungsi untuk memasukkan informasi tanggal secara berurutan, yaitu '1/12', '2/12', dan '3/12'.</w:t>
+        <w:t>Mengisi</w:t>
+      </w:r>
+      <w:proofErr w:type="spellEnd"/>
+      <w:r>
+        <w:rPr>
+          <w:rFonts w:ascii="Arial Narrow" w:hAnsi="Arial Narrow"/>
+          <w:b/>
+          <w:bCs/>
+          <w:sz w:val="24"/>
+          <w:szCs w:val="24"/>
+        </w:rPr>
+        <w:t xml:space="preserve"> Data </w:t>
+      </w:r>
+      <w:proofErr w:type="spellStart"/>
+      <w:r>
+        <w:rPr>
+          <w:rFonts w:ascii="Arial Narrow" w:hAnsi="Arial Narrow"/>
+          <w:b/>
+          <w:bCs/>
+          <w:sz w:val="24"/>
+          <w:szCs w:val="24"/>
+        </w:rPr>
+        <w:t>Tanggal</w:t>
+      </w:r>
+      <w:proofErr w:type="spellEnd"/>
+      <w:r>
+        <w:rPr>
+          <w:rFonts w:ascii="Arial Narrow" w:hAnsi="Arial Narrow"/>
+          <w:b/>
+          <w:bCs/>
+          <w:sz w:val="24"/>
+          <w:szCs w:val="24"/>
+        </w:rPr>
+        <w:t xml:space="preserve"> (Kolom C):</w:t>
+      </w:r>
+      <w:r>
+        <w:rPr>
+          <w:rFonts w:ascii="Arial Narrow" w:hAnsi="Arial Narrow"/>
+          <w:sz w:val="24"/>
+          <w:szCs w:val="24"/>
+        </w:rPr>
+        <w:t xml:space="preserve"> Baris </w:t>
+      </w:r>
+      <w:proofErr w:type="spellStart"/>
+      <w:r>
+        <w:rPr>
+          <w:rFonts w:ascii="Arial Narrow" w:hAnsi="Arial Narrow"/>
+          <w:sz w:val="24"/>
+          <w:szCs w:val="24"/>
+        </w:rPr>
+        <w:t>kode</w:t>
+      </w:r>
+      <w:proofErr w:type="spellEnd"/>
+      <w:r>
+        <w:rPr>
+          <w:rFonts w:ascii="Arial Narrow" w:hAnsi="Arial Narrow"/>
+          <w:sz w:val="24"/>
+          <w:szCs w:val="24"/>
+        </w:rPr>
+        <w:t xml:space="preserve"> </w:t>
+      </w:r>
+      <w:proofErr w:type="spellStart"/>
+      <w:r>
+        <w:rPr>
+          <w:rFonts w:ascii="Arial Narrow" w:hAnsi="Arial Narrow"/>
+          <w:sz w:val="24"/>
+          <w:szCs w:val="24"/>
+        </w:rPr>
+        <w:t>untuk</w:t>
+      </w:r>
+      <w:proofErr w:type="spellEnd"/>
+      <w:r>
+        <w:rPr>
+          <w:rFonts w:ascii="Arial Narrow" w:hAnsi="Arial Narrow"/>
+          <w:sz w:val="24"/>
+          <w:szCs w:val="24"/>
+        </w:rPr>
+        <w:t xml:space="preserve"> </w:t>
+      </w:r>
+      <w:proofErr w:type="spellStart"/>
+      <w:r>
+        <w:rPr>
+          <w:rFonts w:ascii="Arial Narrow" w:hAnsi="Arial Narrow"/>
+          <w:sz w:val="24"/>
+          <w:szCs w:val="24"/>
+        </w:rPr>
+        <w:t>sel</w:t>
+      </w:r>
+      <w:proofErr w:type="spellEnd"/>
+      <w:r>
+        <w:rPr>
+          <w:rFonts w:ascii="Arial Narrow" w:hAnsi="Arial Narrow"/>
+          <w:sz w:val="24"/>
+          <w:szCs w:val="24"/>
+        </w:rPr>
+        <w:t xml:space="preserve"> C2, C3, dan C4 </w:t>
+      </w:r>
+      <w:proofErr w:type="spellStart"/>
+      <w:r>
+        <w:rPr>
+          <w:rFonts w:ascii="Arial Narrow" w:hAnsi="Arial Narrow"/>
+          <w:sz w:val="24"/>
+          <w:szCs w:val="24"/>
+        </w:rPr>
+        <w:t>berfungsi</w:t>
+      </w:r>
+      <w:proofErr w:type="spellEnd"/>
+      <w:r>
+        <w:rPr>
+          <w:rFonts w:ascii="Arial Narrow" w:hAnsi="Arial Narrow"/>
+          <w:sz w:val="24"/>
+          <w:szCs w:val="24"/>
+        </w:rPr>
+        <w:t xml:space="preserve"> </w:t>
+      </w:r>
+      <w:proofErr w:type="spellStart"/>
+      <w:r>
+        <w:rPr>
+          <w:rFonts w:ascii="Arial Narrow" w:hAnsi="Arial Narrow"/>
+          <w:sz w:val="24"/>
+          <w:szCs w:val="24"/>
+        </w:rPr>
+        <w:t>untuk</w:t>
+      </w:r>
+      <w:proofErr w:type="spellEnd"/>
+      <w:r>
+        <w:rPr>
+          <w:rFonts w:ascii="Arial Narrow" w:hAnsi="Arial Narrow"/>
+          <w:sz w:val="24"/>
+          <w:szCs w:val="24"/>
+        </w:rPr>
+        <w:t xml:space="preserve"> </w:t>
+      </w:r>
+      <w:proofErr w:type="spellStart"/>
+      <w:r>
+        <w:rPr>
+          <w:rFonts w:ascii="Arial Narrow" w:hAnsi="Arial Narrow"/>
+          <w:sz w:val="24"/>
+          <w:szCs w:val="24"/>
+        </w:rPr>
+        <w:t>memasukkan</w:t>
+      </w:r>
+      <w:proofErr w:type="spellEnd"/>
+      <w:r>
+        <w:rPr>
+          <w:rFonts w:ascii="Arial Narrow" w:hAnsi="Arial Narrow"/>
+          <w:sz w:val="24"/>
+          <w:szCs w:val="24"/>
+        </w:rPr>
+        <w:t xml:space="preserve"> </w:t>
+      </w:r>
+      <w:proofErr w:type="spellStart"/>
+      <w:r>
+        <w:rPr>
+          <w:rFonts w:ascii="Arial Narrow" w:hAnsi="Arial Narrow"/>
+          <w:sz w:val="24"/>
+          <w:szCs w:val="24"/>
+        </w:rPr>
+        <w:t>informasi</w:t>
+      </w:r>
+      <w:proofErr w:type="spellEnd"/>
+      <w:r>
+        <w:rPr>
+          <w:rFonts w:ascii="Arial Narrow" w:hAnsi="Arial Narrow"/>
+          <w:sz w:val="24"/>
+          <w:szCs w:val="24"/>
+        </w:rPr>
+        <w:t xml:space="preserve"> </w:t>
+      </w:r>
+      <w:proofErr w:type="spellStart"/>
+      <w:r>
+        <w:rPr>
+          <w:rFonts w:ascii="Arial Narrow" w:hAnsi="Arial Narrow"/>
+          <w:sz w:val="24"/>
+          <w:szCs w:val="24"/>
+        </w:rPr>
+        <w:t>tanggal</w:t>
+      </w:r>
+      <w:proofErr w:type="spellEnd"/>
+      <w:r>
+        <w:rPr>
+          <w:rFonts w:ascii="Arial Narrow" w:hAnsi="Arial Narrow"/>
+          <w:sz w:val="24"/>
+          <w:szCs w:val="24"/>
+        </w:rPr>
+        <w:t xml:space="preserve"> </w:t>
+      </w:r>
+      <w:proofErr w:type="spellStart"/>
+      <w:r>
+        <w:rPr>
+          <w:rFonts w:ascii="Arial Narrow" w:hAnsi="Arial Narrow"/>
+          <w:sz w:val="24"/>
+          <w:szCs w:val="24"/>
+        </w:rPr>
+        <w:t>secara</w:t>
+      </w:r>
+      <w:proofErr w:type="spellEnd"/>
+      <w:r>
+        <w:rPr>
+          <w:rFonts w:ascii="Arial Narrow" w:hAnsi="Arial Narrow"/>
+          <w:sz w:val="24"/>
+          <w:szCs w:val="24"/>
+        </w:rPr>
+        <w:t xml:space="preserve"> </w:t>
+      </w:r>
+      <w:proofErr w:type="spellStart"/>
+      <w:r>
+        <w:rPr>
+          <w:rFonts w:ascii="Arial Narrow" w:hAnsi="Arial Narrow"/>
+          <w:sz w:val="24"/>
+          <w:szCs w:val="24"/>
+        </w:rPr>
+        <w:t>berurutan</w:t>
+      </w:r>
+      <w:proofErr w:type="spellEnd"/>
+      <w:r>
+        <w:rPr>
+          <w:rFonts w:ascii="Arial Narrow" w:hAnsi="Arial Narrow"/>
+          <w:sz w:val="24"/>
+          <w:szCs w:val="24"/>
+        </w:rPr>
+        <w:t xml:space="preserve">, </w:t>
+      </w:r>
+      <w:proofErr w:type="spellStart"/>
+      <w:r>
+        <w:rPr>
+          <w:rFonts w:ascii="Arial Narrow" w:hAnsi="Arial Narrow"/>
+          <w:sz w:val="24"/>
+          <w:szCs w:val="24"/>
+        </w:rPr>
+        <w:t>yaitu</w:t>
+      </w:r>
+      <w:proofErr w:type="spellEnd"/>
+      <w:r>
+        <w:rPr>
+          <w:rFonts w:ascii="Arial Narrow" w:hAnsi="Arial Narrow"/>
+          <w:sz w:val="24"/>
+          <w:szCs w:val="24"/>
+        </w:rPr>
+        <w:t xml:space="preserve"> '1/12', '2/12', dan '3/12'.</w:t>
       </w:r>
     </w:p>
     <w:p>
@@ -1247,6 +3307,7 @@
           <w:szCs w:val="24"/>
         </w:rPr>
       </w:pPr>
+      <w:proofErr w:type="spellStart"/>
       <w:r>
         <w:rPr>
           <w:rFonts w:ascii="Arial Narrow" w:hAnsi="Arial Narrow"/>
@@ -1255,15 +3316,446 @@
           <w:sz w:val="24"/>
           <w:szCs w:val="24"/>
         </w:rPr>
-        <w:t>Mengisi Data Keterangan (Kolom D):</w:t>
-      </w:r>
-      <w:r>
-        <w:rPr>
-          <w:rFonts w:ascii="Arial Narrow" w:hAnsi="Arial Narrow"/>
-          <w:sz w:val="24"/>
-          <w:szCs w:val="24"/>
-        </w:rPr>
-        <w:t xml:space="preserve"> Baris kode untuk sel D2, D3, dan D4 masing-masing diisi dengan status keterangan kehadiran yaitu 'hadir', 'absen', dan 'ijin', diikuti oleh baris terakhir spreadsheet.getRange('D5').activate(); yang mengaktifkan sel D5 (meskipun nilainya tidak diisi setelahnya).</w:t>
+        <w:t>Mengisi</w:t>
+      </w:r>
+      <w:proofErr w:type="spellEnd"/>
+      <w:r>
+        <w:rPr>
+          <w:rFonts w:ascii="Arial Narrow" w:hAnsi="Arial Narrow"/>
+          <w:b/>
+          <w:bCs/>
+          <w:sz w:val="24"/>
+          <w:szCs w:val="24"/>
+        </w:rPr>
+        <w:t xml:space="preserve"> Data </w:t>
+      </w:r>
+      <w:proofErr w:type="spellStart"/>
+      <w:r>
+        <w:rPr>
+          <w:rFonts w:ascii="Arial Narrow" w:hAnsi="Arial Narrow"/>
+          <w:b/>
+          <w:bCs/>
+          <w:sz w:val="24"/>
+          <w:szCs w:val="24"/>
+        </w:rPr>
+        <w:t>Keterangan</w:t>
+      </w:r>
+      <w:proofErr w:type="spellEnd"/>
+      <w:r>
+        <w:rPr>
+          <w:rFonts w:ascii="Arial Narrow" w:hAnsi="Arial Narrow"/>
+          <w:b/>
+          <w:bCs/>
+          <w:sz w:val="24"/>
+          <w:szCs w:val="24"/>
+        </w:rPr>
+        <w:t xml:space="preserve"> (Kolom D):</w:t>
+      </w:r>
+      <w:r>
+        <w:rPr>
+          <w:rFonts w:ascii="Arial Narrow" w:hAnsi="Arial Narrow"/>
+          <w:sz w:val="24"/>
+          <w:szCs w:val="24"/>
+        </w:rPr>
+        <w:t xml:space="preserve"> Baris </w:t>
+      </w:r>
+      <w:proofErr w:type="spellStart"/>
+      <w:r>
+        <w:rPr>
+          <w:rFonts w:ascii="Arial Narrow" w:hAnsi="Arial Narrow"/>
+          <w:sz w:val="24"/>
+          <w:szCs w:val="24"/>
+        </w:rPr>
+        <w:t>kode</w:t>
+      </w:r>
+      <w:proofErr w:type="spellEnd"/>
+      <w:r>
+        <w:rPr>
+          <w:rFonts w:ascii="Arial Narrow" w:hAnsi="Arial Narrow"/>
+          <w:sz w:val="24"/>
+          <w:szCs w:val="24"/>
+        </w:rPr>
+        <w:t xml:space="preserve"> </w:t>
+      </w:r>
+      <w:proofErr w:type="spellStart"/>
+      <w:r>
+        <w:rPr>
+          <w:rFonts w:ascii="Arial Narrow" w:hAnsi="Arial Narrow"/>
+          <w:sz w:val="24"/>
+          <w:szCs w:val="24"/>
+        </w:rPr>
+        <w:t>untuk</w:t>
+      </w:r>
+      <w:proofErr w:type="spellEnd"/>
+      <w:r>
+        <w:rPr>
+          <w:rFonts w:ascii="Arial Narrow" w:hAnsi="Arial Narrow"/>
+          <w:sz w:val="24"/>
+          <w:szCs w:val="24"/>
+        </w:rPr>
+        <w:t xml:space="preserve"> </w:t>
+      </w:r>
+      <w:proofErr w:type="spellStart"/>
+      <w:r>
+        <w:rPr>
+          <w:rFonts w:ascii="Arial Narrow" w:hAnsi="Arial Narrow"/>
+          <w:sz w:val="24"/>
+          <w:szCs w:val="24"/>
+        </w:rPr>
+        <w:t>sel</w:t>
+      </w:r>
+      <w:proofErr w:type="spellEnd"/>
+      <w:r>
+        <w:rPr>
+          <w:rFonts w:ascii="Arial Narrow" w:hAnsi="Arial Narrow"/>
+          <w:sz w:val="24"/>
+          <w:szCs w:val="24"/>
+        </w:rPr>
+        <w:t xml:space="preserve"> D2, D3, dan D4 masing-masing </w:t>
+      </w:r>
+      <w:proofErr w:type="spellStart"/>
+      <w:r>
+        <w:rPr>
+          <w:rFonts w:ascii="Arial Narrow" w:hAnsi="Arial Narrow"/>
+          <w:sz w:val="24"/>
+          <w:szCs w:val="24"/>
+        </w:rPr>
+        <w:t>diisi</w:t>
+      </w:r>
+      <w:proofErr w:type="spellEnd"/>
+      <w:r>
+        <w:rPr>
+          <w:rFonts w:ascii="Arial Narrow" w:hAnsi="Arial Narrow"/>
+          <w:sz w:val="24"/>
+          <w:szCs w:val="24"/>
+        </w:rPr>
+        <w:t xml:space="preserve"> </w:t>
+      </w:r>
+      <w:proofErr w:type="spellStart"/>
+      <w:r>
+        <w:rPr>
+          <w:rFonts w:ascii="Arial Narrow" w:hAnsi="Arial Narrow"/>
+          <w:sz w:val="24"/>
+          <w:szCs w:val="24"/>
+        </w:rPr>
+        <w:t>dengan</w:t>
+      </w:r>
+      <w:proofErr w:type="spellEnd"/>
+      <w:r>
+        <w:rPr>
+          <w:rFonts w:ascii="Arial Narrow" w:hAnsi="Arial Narrow"/>
+          <w:sz w:val="24"/>
+          <w:szCs w:val="24"/>
+        </w:rPr>
+        <w:t xml:space="preserve"> status </w:t>
+      </w:r>
+      <w:proofErr w:type="spellStart"/>
+      <w:r>
+        <w:rPr>
+          <w:rFonts w:ascii="Arial Narrow" w:hAnsi="Arial Narrow"/>
+          <w:sz w:val="24"/>
+          <w:szCs w:val="24"/>
+        </w:rPr>
+        <w:t>keterangan</w:t>
+      </w:r>
+      <w:proofErr w:type="spellEnd"/>
+      <w:r>
+        <w:rPr>
+          <w:rFonts w:ascii="Arial Narrow" w:hAnsi="Arial Narrow"/>
+          <w:sz w:val="24"/>
+          <w:szCs w:val="24"/>
+        </w:rPr>
+        <w:t xml:space="preserve"> </w:t>
+      </w:r>
+      <w:proofErr w:type="spellStart"/>
+      <w:r>
+        <w:rPr>
+          <w:rFonts w:ascii="Arial Narrow" w:hAnsi="Arial Narrow"/>
+          <w:sz w:val="24"/>
+          <w:szCs w:val="24"/>
+        </w:rPr>
+        <w:t>kehadiran</w:t>
+      </w:r>
+      <w:proofErr w:type="spellEnd"/>
+      <w:r>
+        <w:rPr>
+          <w:rFonts w:ascii="Arial Narrow" w:hAnsi="Arial Narrow"/>
+          <w:sz w:val="24"/>
+          <w:szCs w:val="24"/>
+        </w:rPr>
+        <w:t xml:space="preserve"> </w:t>
+      </w:r>
+      <w:proofErr w:type="spellStart"/>
+      <w:r>
+        <w:rPr>
+          <w:rFonts w:ascii="Arial Narrow" w:hAnsi="Arial Narrow"/>
+          <w:sz w:val="24"/>
+          <w:szCs w:val="24"/>
+        </w:rPr>
+        <w:t>yaitu</w:t>
+      </w:r>
+      <w:proofErr w:type="spellEnd"/>
+      <w:r>
+        <w:rPr>
+          <w:rFonts w:ascii="Arial Narrow" w:hAnsi="Arial Narrow"/>
+          <w:sz w:val="24"/>
+          <w:szCs w:val="24"/>
+        </w:rPr>
+        <w:t xml:space="preserve"> '</w:t>
+      </w:r>
+      <w:proofErr w:type="spellStart"/>
+      <w:r>
+        <w:rPr>
+          <w:rFonts w:ascii="Arial Narrow" w:hAnsi="Arial Narrow"/>
+          <w:sz w:val="24"/>
+          <w:szCs w:val="24"/>
+        </w:rPr>
+        <w:t>hadir</w:t>
+      </w:r>
+      <w:proofErr w:type="spellEnd"/>
+      <w:r>
+        <w:rPr>
+          <w:rFonts w:ascii="Arial Narrow" w:hAnsi="Arial Narrow"/>
+          <w:sz w:val="24"/>
+          <w:szCs w:val="24"/>
+        </w:rPr>
+        <w:t>', '</w:t>
+      </w:r>
+      <w:proofErr w:type="spellStart"/>
+      <w:r>
+        <w:rPr>
+          <w:rFonts w:ascii="Arial Narrow" w:hAnsi="Arial Narrow"/>
+          <w:sz w:val="24"/>
+          <w:szCs w:val="24"/>
+        </w:rPr>
+        <w:t>absen</w:t>
+      </w:r>
+      <w:proofErr w:type="spellEnd"/>
+      <w:r>
+        <w:rPr>
+          <w:rFonts w:ascii="Arial Narrow" w:hAnsi="Arial Narrow"/>
+          <w:sz w:val="24"/>
+          <w:szCs w:val="24"/>
+        </w:rPr>
+        <w:t>', dan '</w:t>
+      </w:r>
+      <w:proofErr w:type="spellStart"/>
+      <w:r>
+        <w:rPr>
+          <w:rFonts w:ascii="Arial Narrow" w:hAnsi="Arial Narrow"/>
+          <w:sz w:val="24"/>
+          <w:szCs w:val="24"/>
+        </w:rPr>
+        <w:t>ijin</w:t>
+      </w:r>
+      <w:proofErr w:type="spellEnd"/>
+      <w:r>
+        <w:rPr>
+          <w:rFonts w:ascii="Arial Narrow" w:hAnsi="Arial Narrow"/>
+          <w:sz w:val="24"/>
+          <w:szCs w:val="24"/>
+        </w:rPr>
+        <w:t xml:space="preserve">', </w:t>
+      </w:r>
+      <w:proofErr w:type="spellStart"/>
+      <w:r>
+        <w:rPr>
+          <w:rFonts w:ascii="Arial Narrow" w:hAnsi="Arial Narrow"/>
+          <w:sz w:val="24"/>
+          <w:szCs w:val="24"/>
+        </w:rPr>
+        <w:t>diikuti</w:t>
+      </w:r>
+      <w:proofErr w:type="spellEnd"/>
+      <w:r>
+        <w:rPr>
+          <w:rFonts w:ascii="Arial Narrow" w:hAnsi="Arial Narrow"/>
+          <w:sz w:val="24"/>
+          <w:szCs w:val="24"/>
+        </w:rPr>
+        <w:t xml:space="preserve"> oleh baris </w:t>
+      </w:r>
+      <w:proofErr w:type="spellStart"/>
+      <w:r>
+        <w:rPr>
+          <w:rFonts w:ascii="Arial Narrow" w:hAnsi="Arial Narrow"/>
+          <w:sz w:val="24"/>
+          <w:szCs w:val="24"/>
+        </w:rPr>
+        <w:t>terakhir</w:t>
+      </w:r>
+      <w:proofErr w:type="spellEnd"/>
+      <w:r>
+        <w:rPr>
+          <w:rFonts w:ascii="Arial Narrow" w:hAnsi="Arial Narrow"/>
+          <w:sz w:val="24"/>
+          <w:szCs w:val="24"/>
+        </w:rPr>
+        <w:t xml:space="preserve"> </w:t>
+      </w:r>
+      <w:proofErr w:type="spellStart"/>
+      <w:proofErr w:type="gramStart"/>
+      <w:r>
+        <w:rPr>
+          <w:rFonts w:ascii="Arial Narrow" w:hAnsi="Arial Narrow"/>
+          <w:sz w:val="24"/>
+          <w:szCs w:val="24"/>
+        </w:rPr>
+        <w:t>spreadsheet.getRange</w:t>
+      </w:r>
+      <w:proofErr w:type="spellEnd"/>
+      <w:proofErr w:type="gramEnd"/>
+      <w:r>
+        <w:rPr>
+          <w:rFonts w:ascii="Arial Narrow" w:hAnsi="Arial Narrow"/>
+          <w:sz w:val="24"/>
+          <w:szCs w:val="24"/>
+        </w:rPr>
+        <w:t>('D5'</w:t>
+      </w:r>
+      <w:proofErr w:type="gramStart"/>
+      <w:r>
+        <w:rPr>
+          <w:rFonts w:ascii="Arial Narrow" w:hAnsi="Arial Narrow"/>
+          <w:sz w:val="24"/>
+          <w:szCs w:val="24"/>
+        </w:rPr>
+        <w:t>).activate</w:t>
+      </w:r>
+      <w:proofErr w:type="gramEnd"/>
+      <w:r>
+        <w:rPr>
+          <w:rFonts w:ascii="Arial Narrow" w:hAnsi="Arial Narrow"/>
+          <w:sz w:val="24"/>
+          <w:szCs w:val="24"/>
+        </w:rPr>
+        <w:t xml:space="preserve">(); yang </w:t>
+      </w:r>
+      <w:proofErr w:type="spellStart"/>
+      <w:r>
+        <w:rPr>
+          <w:rFonts w:ascii="Arial Narrow" w:hAnsi="Arial Narrow"/>
+          <w:sz w:val="24"/>
+          <w:szCs w:val="24"/>
+        </w:rPr>
+        <w:t>mengaktifkan</w:t>
+      </w:r>
+      <w:proofErr w:type="spellEnd"/>
+      <w:r>
+        <w:rPr>
+          <w:rFonts w:ascii="Arial Narrow" w:hAnsi="Arial Narrow"/>
+          <w:sz w:val="24"/>
+          <w:szCs w:val="24"/>
+        </w:rPr>
+        <w:t xml:space="preserve"> </w:t>
+      </w:r>
+      <w:proofErr w:type="spellStart"/>
+      <w:r>
+        <w:rPr>
+          <w:rFonts w:ascii="Arial Narrow" w:hAnsi="Arial Narrow"/>
+          <w:sz w:val="24"/>
+          <w:szCs w:val="24"/>
+        </w:rPr>
+        <w:t>sel</w:t>
+      </w:r>
+      <w:proofErr w:type="spellEnd"/>
+      <w:r>
+        <w:rPr>
+          <w:rFonts w:ascii="Arial Narrow" w:hAnsi="Arial Narrow"/>
+          <w:sz w:val="24"/>
+          <w:szCs w:val="24"/>
+        </w:rPr>
+        <w:t xml:space="preserve"> D5 (</w:t>
+      </w:r>
+      <w:proofErr w:type="spellStart"/>
+      <w:r>
+        <w:rPr>
+          <w:rFonts w:ascii="Arial Narrow" w:hAnsi="Arial Narrow"/>
+          <w:sz w:val="24"/>
+          <w:szCs w:val="24"/>
+        </w:rPr>
+        <w:t>meskipun</w:t>
+      </w:r>
+      <w:proofErr w:type="spellEnd"/>
+      <w:r>
+        <w:rPr>
+          <w:rFonts w:ascii="Arial Narrow" w:hAnsi="Arial Narrow"/>
+          <w:sz w:val="24"/>
+          <w:szCs w:val="24"/>
+        </w:rPr>
+        <w:t xml:space="preserve"> </w:t>
+      </w:r>
+      <w:proofErr w:type="spellStart"/>
+      <w:r>
+        <w:rPr>
+          <w:rFonts w:ascii="Arial Narrow" w:hAnsi="Arial Narrow"/>
+          <w:sz w:val="24"/>
+          <w:szCs w:val="24"/>
+        </w:rPr>
+        <w:t>nilainya</w:t>
+      </w:r>
+      <w:proofErr w:type="spellEnd"/>
+      <w:r>
+        <w:rPr>
+          <w:rFonts w:ascii="Arial Narrow" w:hAnsi="Arial Narrow"/>
+          <w:sz w:val="24"/>
+          <w:szCs w:val="24"/>
+        </w:rPr>
+        <w:t xml:space="preserve"> </w:t>
+      </w:r>
+      <w:proofErr w:type="spellStart"/>
+      <w:r>
+        <w:rPr>
+          <w:rFonts w:ascii="Arial Narrow" w:hAnsi="Arial Narrow"/>
+          <w:sz w:val="24"/>
+          <w:szCs w:val="24"/>
+        </w:rPr>
+        <w:t>tidak</w:t>
+      </w:r>
+      <w:proofErr w:type="spellEnd"/>
+      <w:r>
+        <w:rPr>
+          <w:rFonts w:ascii="Arial Narrow" w:hAnsi="Arial Narrow"/>
+          <w:sz w:val="24"/>
+          <w:szCs w:val="24"/>
+        </w:rPr>
+        <w:t xml:space="preserve"> </w:t>
+      </w:r>
+      <w:proofErr w:type="spellStart"/>
+      <w:r>
+        <w:rPr>
+          <w:rFonts w:ascii="Arial Narrow" w:hAnsi="Arial Narrow"/>
+          <w:sz w:val="24"/>
+          <w:szCs w:val="24"/>
+        </w:rPr>
+        <w:t>diisi</w:t>
+      </w:r>
+      <w:proofErr w:type="spellEnd"/>
+      <w:r>
+        <w:rPr>
+          <w:rFonts w:ascii="Arial Narrow" w:hAnsi="Arial Narrow"/>
+          <w:sz w:val="24"/>
+          <w:szCs w:val="24"/>
+        </w:rPr>
+        <w:t xml:space="preserve"> </w:t>
+      </w:r>
+      <w:proofErr w:type="spellStart"/>
+      <w:r>
+        <w:rPr>
+          <w:rFonts w:ascii="Arial Narrow" w:hAnsi="Arial Narrow"/>
+          <w:sz w:val="24"/>
+          <w:szCs w:val="24"/>
+        </w:rPr>
+        <w:t>setelahnya</w:t>
+      </w:r>
+      <w:proofErr w:type="spellEnd"/>
+      <w:r>
+        <w:rPr>
+          <w:rFonts w:ascii="Arial Narrow" w:hAnsi="Arial Narrow"/>
+          <w:sz w:val="24"/>
+          <w:szCs w:val="24"/>
+        </w:rPr>
+        <w:t>).</w:t>
       </w:r>
     </w:p>
     <w:p>
@@ -1322,7 +3814,79 @@
           <w:sz w:val="24"/>
           <w:szCs w:val="24"/>
         </w:rPr>
-        <w:t>002 - Mendapatkan nilai dari Google Sheets dengan Google</w:t>
+        <w:t xml:space="preserve">002 - </w:t>
+      </w:r>
+      <w:proofErr w:type="spellStart"/>
+      <w:r>
+        <w:rPr>
+          <w:rFonts w:ascii="Arial Narrow" w:hAnsi="Arial Narrow"/>
+          <w:sz w:val="24"/>
+          <w:szCs w:val="24"/>
+        </w:rPr>
+        <w:t>Mendapatkan</w:t>
+      </w:r>
+      <w:proofErr w:type="spellEnd"/>
+      <w:r>
+        <w:rPr>
+          <w:rFonts w:ascii="Arial Narrow" w:hAnsi="Arial Narrow"/>
+          <w:sz w:val="24"/>
+          <w:szCs w:val="24"/>
+        </w:rPr>
+        <w:t xml:space="preserve"> </w:t>
+      </w:r>
+      <w:proofErr w:type="spellStart"/>
+      <w:r>
+        <w:rPr>
+          <w:rFonts w:ascii="Arial Narrow" w:hAnsi="Arial Narrow"/>
+          <w:sz w:val="24"/>
+          <w:szCs w:val="24"/>
+        </w:rPr>
+        <w:t>nilai</w:t>
+      </w:r>
+      <w:proofErr w:type="spellEnd"/>
+      <w:r>
+        <w:rPr>
+          <w:rFonts w:ascii="Arial Narrow" w:hAnsi="Arial Narrow"/>
+          <w:sz w:val="24"/>
+          <w:szCs w:val="24"/>
+        </w:rPr>
+        <w:t xml:space="preserve"> </w:t>
+      </w:r>
+      <w:proofErr w:type="spellStart"/>
+      <w:r>
+        <w:rPr>
+          <w:rFonts w:ascii="Arial Narrow" w:hAnsi="Arial Narrow"/>
+          <w:sz w:val="24"/>
+          <w:szCs w:val="24"/>
+        </w:rPr>
+        <w:t>dari</w:t>
+      </w:r>
+      <w:proofErr w:type="spellEnd"/>
+      <w:r>
+        <w:rPr>
+          <w:rFonts w:ascii="Arial Narrow" w:hAnsi="Arial Narrow"/>
+          <w:sz w:val="24"/>
+          <w:szCs w:val="24"/>
+        </w:rPr>
+        <w:t xml:space="preserve"> Google Sheets </w:t>
+      </w:r>
+      <w:proofErr w:type="spellStart"/>
+      <w:r>
+        <w:rPr>
+          <w:rFonts w:ascii="Arial Narrow" w:hAnsi="Arial Narrow"/>
+          <w:sz w:val="24"/>
+          <w:szCs w:val="24"/>
+        </w:rPr>
+        <w:t>dengan</w:t>
+      </w:r>
+      <w:proofErr w:type="spellEnd"/>
+      <w:r>
+        <w:rPr>
+          <w:rFonts w:ascii="Arial Narrow" w:hAnsi="Arial Narrow"/>
+          <w:sz w:val="24"/>
+          <w:szCs w:val="24"/>
+        </w:rPr>
+        <w:t xml:space="preserve"> Google</w:t>
       </w:r>
       <w:r>
         <w:rPr>
@@ -1353,6 +3917,7 @@
       <w:r>
         <w:rPr>
           <w:rFonts w:ascii="Arial Narrow" w:hAnsi="Arial Narrow"/>
+          <w:noProof/>
           <w:sz w:val="24"/>
           <w:szCs w:val="24"/>
         </w:rPr>
@@ -1417,34 +3982,90 @@
           <w:sz w:val="24"/>
           <w:szCs w:val="24"/>
         </w:rPr>
-        <w:t>row and coloum</w:t>
-      </w:r>
-      <w:r>
-        <w:rPr>
-          <w:rFonts w:ascii="Arial Narrow" w:hAnsi="Arial Narrow"/>
-          <w:sz w:val="24"/>
-          <w:szCs w:val="24"/>
-        </w:rPr>
-        <w:t xml:space="preserve"> many method:</w:t>
-      </w:r>
-    </w:p>
-    <w:p>
-      <w:pPr>
-        <w:spacing w:after="0" w:line="240" w:lineRule="auto"/>
-        <w:rPr>
-          <w:rFonts w:ascii="Arial Narrow" w:hAnsi="Arial Narrow"/>
-          <w:sz w:val="24"/>
-          <w:szCs w:val="24"/>
-        </w:rPr>
-      </w:pPr>
-      <w:r>
-        <w:rPr>
-          <w:rFonts w:ascii="Arial Narrow" w:hAnsi="Arial Narrow"/>
-          <w:sz w:val="24"/>
-          <w:szCs w:val="24"/>
-        </w:rPr>
-        <w:t>function ambil_data(){</w:t>
-      </w:r>
+        <w:t xml:space="preserve">row and </w:t>
+      </w:r>
+      <w:proofErr w:type="spellStart"/>
+      <w:r>
+        <w:rPr>
+          <w:rFonts w:ascii="Arial Narrow" w:hAnsi="Arial Narrow"/>
+          <w:sz w:val="24"/>
+          <w:szCs w:val="24"/>
+        </w:rPr>
+        <w:t>coloum</w:t>
+      </w:r>
+      <w:proofErr w:type="spellEnd"/>
+      <w:r>
+        <w:rPr>
+          <w:rFonts w:ascii="Arial Narrow" w:hAnsi="Arial Narrow"/>
+          <w:sz w:val="24"/>
+          <w:szCs w:val="24"/>
+        </w:rPr>
+        <w:t xml:space="preserve"> many </w:t>
+      </w:r>
+      <w:proofErr w:type="gramStart"/>
+      <w:r>
+        <w:rPr>
+          <w:rFonts w:ascii="Arial Narrow" w:hAnsi="Arial Narrow"/>
+          <w:sz w:val="24"/>
+          <w:szCs w:val="24"/>
+        </w:rPr>
+        <w:t>method</w:t>
+      </w:r>
+      <w:proofErr w:type="gramEnd"/>
+      <w:r>
+        <w:rPr>
+          <w:rFonts w:ascii="Arial Narrow" w:hAnsi="Arial Narrow"/>
+          <w:sz w:val="24"/>
+          <w:szCs w:val="24"/>
+        </w:rPr>
+        <w:t>:</w:t>
+      </w:r>
+    </w:p>
+    <w:p>
+      <w:pPr>
+        <w:spacing w:after="0" w:line="240" w:lineRule="auto"/>
+        <w:rPr>
+          <w:rFonts w:ascii="Arial Narrow" w:hAnsi="Arial Narrow"/>
+          <w:sz w:val="24"/>
+          <w:szCs w:val="24"/>
+        </w:rPr>
+      </w:pPr>
+      <w:r>
+        <w:rPr>
+          <w:rFonts w:ascii="Arial Narrow" w:hAnsi="Arial Narrow"/>
+          <w:sz w:val="24"/>
+          <w:szCs w:val="24"/>
+        </w:rPr>
+        <w:t xml:space="preserve">function </w:t>
+      </w:r>
+      <w:proofErr w:type="spellStart"/>
+      <w:r>
+        <w:rPr>
+          <w:rFonts w:ascii="Arial Narrow" w:hAnsi="Arial Narrow"/>
+          <w:sz w:val="24"/>
+          <w:szCs w:val="24"/>
+        </w:rPr>
+        <w:t>ambil_</w:t>
+      </w:r>
+      <w:proofErr w:type="gramStart"/>
+      <w:r>
+        <w:rPr>
+          <w:rFonts w:ascii="Arial Narrow" w:hAnsi="Arial Narrow"/>
+          <w:sz w:val="24"/>
+          <w:szCs w:val="24"/>
+        </w:rPr>
+        <w:t>data</w:t>
+      </w:r>
+      <w:proofErr w:type="spellEnd"/>
+      <w:r>
+        <w:rPr>
+          <w:rFonts w:ascii="Arial Narrow" w:hAnsi="Arial Narrow"/>
+          <w:sz w:val="24"/>
+          <w:szCs w:val="24"/>
+        </w:rPr>
+        <w:t>(){</w:t>
+      </w:r>
+      <w:proofErr w:type="gramEnd"/>
     </w:p>
     <w:p>
       <w:pPr>
@@ -1525,53 +4146,165 @@
           <w:sz w:val="24"/>
           <w:szCs w:val="24"/>
         </w:rPr>
-        <w:t>  var nama_sheet = sheet.getSheetByName('Sheet1');</w:t>
-      </w:r>
-    </w:p>
-    <w:p>
-      <w:pPr>
-        <w:spacing w:after="0" w:line="240" w:lineRule="auto"/>
-        <w:rPr>
-          <w:rFonts w:ascii="Arial Narrow" w:hAnsi="Arial Narrow"/>
-          <w:sz w:val="24"/>
-          <w:szCs w:val="24"/>
-        </w:rPr>
-      </w:pPr>
-    </w:p>
-    <w:p>
-      <w:pPr>
-        <w:spacing w:after="0" w:line="240" w:lineRule="auto"/>
-        <w:rPr>
-          <w:rFonts w:ascii="Arial Narrow" w:hAnsi="Arial Narrow"/>
-          <w:sz w:val="24"/>
-          <w:szCs w:val="24"/>
-        </w:rPr>
-      </w:pPr>
-      <w:r>
-        <w:rPr>
-          <w:rFonts w:ascii="Arial Narrow" w:hAnsi="Arial Narrow"/>
-          <w:sz w:val="24"/>
-          <w:szCs w:val="24"/>
-        </w:rPr>
-        <w:t>  // range colom as suspect with take value</w:t>
-      </w:r>
-    </w:p>
-    <w:p>
-      <w:pPr>
-        <w:spacing w:after="0" w:line="240" w:lineRule="auto"/>
-        <w:rPr>
-          <w:rFonts w:ascii="Arial Narrow" w:hAnsi="Arial Narrow"/>
-          <w:sz w:val="24"/>
-          <w:szCs w:val="24"/>
-        </w:rPr>
-      </w:pPr>
-      <w:r>
-        <w:rPr>
-          <w:rFonts w:ascii="Arial Narrow" w:hAnsi="Arial Narrow"/>
-          <w:sz w:val="24"/>
-          <w:szCs w:val="24"/>
-        </w:rPr>
-        <w:t>  var isi1 = nama_sheet.getRange('A1').getValue();</w:t>
+        <w:t xml:space="preserve">  var </w:t>
+      </w:r>
+      <w:proofErr w:type="spellStart"/>
+      <w:r>
+        <w:rPr>
+          <w:rFonts w:ascii="Arial Narrow" w:hAnsi="Arial Narrow"/>
+          <w:sz w:val="24"/>
+          <w:szCs w:val="24"/>
+        </w:rPr>
+        <w:t>nama_sheet</w:t>
+      </w:r>
+      <w:proofErr w:type="spellEnd"/>
+      <w:r>
+        <w:rPr>
+          <w:rFonts w:ascii="Arial Narrow" w:hAnsi="Arial Narrow"/>
+          <w:sz w:val="24"/>
+          <w:szCs w:val="24"/>
+        </w:rPr>
+        <w:t xml:space="preserve"> = </w:t>
+      </w:r>
+      <w:proofErr w:type="spellStart"/>
+      <w:proofErr w:type="gramStart"/>
+      <w:r>
+        <w:rPr>
+          <w:rFonts w:ascii="Arial Narrow" w:hAnsi="Arial Narrow"/>
+          <w:sz w:val="24"/>
+          <w:szCs w:val="24"/>
+        </w:rPr>
+        <w:t>sheet.getSheetByName</w:t>
+      </w:r>
+      <w:proofErr w:type="spellEnd"/>
+      <w:proofErr w:type="gramEnd"/>
+      <w:r>
+        <w:rPr>
+          <w:rFonts w:ascii="Arial Narrow" w:hAnsi="Arial Narrow"/>
+          <w:sz w:val="24"/>
+          <w:szCs w:val="24"/>
+        </w:rPr>
+        <w:t>('Sheet1');</w:t>
+      </w:r>
+    </w:p>
+    <w:p>
+      <w:pPr>
+        <w:spacing w:after="0" w:line="240" w:lineRule="auto"/>
+        <w:rPr>
+          <w:rFonts w:ascii="Arial Narrow" w:hAnsi="Arial Narrow"/>
+          <w:sz w:val="24"/>
+          <w:szCs w:val="24"/>
+        </w:rPr>
+      </w:pPr>
+    </w:p>
+    <w:p>
+      <w:pPr>
+        <w:spacing w:after="0" w:line="240" w:lineRule="auto"/>
+        <w:rPr>
+          <w:rFonts w:ascii="Arial Narrow" w:hAnsi="Arial Narrow"/>
+          <w:sz w:val="24"/>
+          <w:szCs w:val="24"/>
+        </w:rPr>
+      </w:pPr>
+      <w:r>
+        <w:rPr>
+          <w:rFonts w:ascii="Arial Narrow" w:hAnsi="Arial Narrow"/>
+          <w:sz w:val="24"/>
+          <w:szCs w:val="24"/>
+        </w:rPr>
+        <w:t xml:space="preserve">  // range </w:t>
+      </w:r>
+      <w:proofErr w:type="spellStart"/>
+      <w:r>
+        <w:rPr>
+          <w:rFonts w:ascii="Arial Narrow" w:hAnsi="Arial Narrow"/>
+          <w:sz w:val="24"/>
+          <w:szCs w:val="24"/>
+        </w:rPr>
+        <w:t>colom</w:t>
+      </w:r>
+      <w:proofErr w:type="spellEnd"/>
+      <w:r>
+        <w:rPr>
+          <w:rFonts w:ascii="Arial Narrow" w:hAnsi="Arial Narrow"/>
+          <w:sz w:val="24"/>
+          <w:szCs w:val="24"/>
+        </w:rPr>
+        <w:t xml:space="preserve"> as suspect with take value</w:t>
+      </w:r>
+    </w:p>
+    <w:p>
+      <w:pPr>
+        <w:spacing w:after="0" w:line="240" w:lineRule="auto"/>
+        <w:rPr>
+          <w:rFonts w:ascii="Arial Narrow" w:hAnsi="Arial Narrow"/>
+          <w:sz w:val="24"/>
+          <w:szCs w:val="24"/>
+        </w:rPr>
+      </w:pPr>
+      <w:r>
+        <w:rPr>
+          <w:rFonts w:ascii="Arial Narrow" w:hAnsi="Arial Narrow"/>
+          <w:sz w:val="24"/>
+          <w:szCs w:val="24"/>
+        </w:rPr>
+        <w:t xml:space="preserve">  var isi1 = </w:t>
+      </w:r>
+      <w:proofErr w:type="spellStart"/>
+      <w:r>
+        <w:rPr>
+          <w:rFonts w:ascii="Arial Narrow" w:hAnsi="Arial Narrow"/>
+          <w:sz w:val="24"/>
+          <w:szCs w:val="24"/>
+        </w:rPr>
+        <w:t>nama_</w:t>
+      </w:r>
+      <w:proofErr w:type="gramStart"/>
+      <w:r>
+        <w:rPr>
+          <w:rFonts w:ascii="Arial Narrow" w:hAnsi="Arial Narrow"/>
+          <w:sz w:val="24"/>
+          <w:szCs w:val="24"/>
+        </w:rPr>
+        <w:t>sheet.getRange</w:t>
+      </w:r>
+      <w:proofErr w:type="spellEnd"/>
+      <w:proofErr w:type="gramEnd"/>
+      <w:r>
+        <w:rPr>
+          <w:rFonts w:ascii="Arial Narrow" w:hAnsi="Arial Narrow"/>
+          <w:sz w:val="24"/>
+          <w:szCs w:val="24"/>
+        </w:rPr>
+        <w:t>('A1'</w:t>
+      </w:r>
+      <w:proofErr w:type="gramStart"/>
+      <w:r>
+        <w:rPr>
+          <w:rFonts w:ascii="Arial Narrow" w:hAnsi="Arial Narrow"/>
+          <w:sz w:val="24"/>
+          <w:szCs w:val="24"/>
+        </w:rPr>
+        <w:t>).</w:t>
+      </w:r>
+      <w:proofErr w:type="spellStart"/>
+      <w:r>
+        <w:rPr>
+          <w:rFonts w:ascii="Arial Narrow" w:hAnsi="Arial Narrow"/>
+          <w:sz w:val="24"/>
+          <w:szCs w:val="24"/>
+        </w:rPr>
+        <w:t>getValue</w:t>
+      </w:r>
+      <w:proofErr w:type="spellEnd"/>
+      <w:proofErr w:type="gramEnd"/>
+      <w:r>
+        <w:rPr>
+          <w:rFonts w:ascii="Arial Narrow" w:hAnsi="Arial Narrow"/>
+          <w:sz w:val="24"/>
+          <w:szCs w:val="24"/>
+        </w:rPr>
+        <w:t>();</w:t>
       </w:r>
     </w:p>
     <w:p>
@@ -1617,237 +4350,693 @@
           <w:sz w:val="24"/>
           <w:szCs w:val="24"/>
         </w:rPr>
-        <w:t xml:space="preserve">  var isi2 = nama_sheet.getRange('A2:E2').getValue(); </w:t>
-      </w:r>
-    </w:p>
-    <w:p>
-      <w:pPr>
-        <w:spacing w:after="0" w:line="240" w:lineRule="auto"/>
-        <w:rPr>
-          <w:rFonts w:ascii="Arial Narrow" w:hAnsi="Arial Narrow"/>
-          <w:sz w:val="24"/>
-          <w:szCs w:val="24"/>
-        </w:rPr>
-      </w:pPr>
-    </w:p>
-    <w:p>
-      <w:pPr>
-        <w:spacing w:after="0" w:line="240" w:lineRule="auto"/>
-        <w:rPr>
-          <w:rFonts w:ascii="Arial Narrow" w:hAnsi="Arial Narrow"/>
-          <w:sz w:val="24"/>
-          <w:szCs w:val="24"/>
-        </w:rPr>
-      </w:pPr>
-      <w:r>
-        <w:rPr>
-          <w:rFonts w:ascii="Arial Narrow" w:hAnsi="Arial Narrow"/>
-          <w:sz w:val="24"/>
-          <w:szCs w:val="24"/>
-        </w:rPr>
-        <w:t>  // take by row and colum</w:t>
-      </w:r>
-    </w:p>
-    <w:p>
-      <w:pPr>
-        <w:spacing w:after="0" w:line="240" w:lineRule="auto"/>
-        <w:rPr>
-          <w:rFonts w:ascii="Arial Narrow" w:hAnsi="Arial Narrow"/>
-          <w:sz w:val="24"/>
-          <w:szCs w:val="24"/>
-        </w:rPr>
-      </w:pPr>
-      <w:r>
-        <w:rPr>
-          <w:rFonts w:ascii="Arial Narrow" w:hAnsi="Arial Narrow"/>
-          <w:sz w:val="24"/>
-          <w:szCs w:val="24"/>
-        </w:rPr>
-        <w:t>  var isi3 = nama_sheet.getRange(2,1).getValue();</w:t>
-      </w:r>
-    </w:p>
-    <w:p>
-      <w:pPr>
-        <w:spacing w:after="0" w:line="240" w:lineRule="auto"/>
-        <w:rPr>
-          <w:rFonts w:ascii="Arial Narrow" w:hAnsi="Arial Narrow"/>
-          <w:sz w:val="24"/>
-          <w:szCs w:val="24"/>
-        </w:rPr>
-      </w:pPr>
-    </w:p>
-    <w:p>
-      <w:pPr>
-        <w:spacing w:after="0" w:line="240" w:lineRule="auto"/>
-        <w:rPr>
-          <w:rFonts w:ascii="Arial Narrow" w:hAnsi="Arial Narrow"/>
-          <w:sz w:val="24"/>
-          <w:szCs w:val="24"/>
-        </w:rPr>
-      </w:pPr>
-      <w:r>
-        <w:rPr>
-          <w:rFonts w:ascii="Arial Narrow" w:hAnsi="Arial Narrow"/>
-          <w:sz w:val="24"/>
-          <w:szCs w:val="24"/>
-        </w:rPr>
-        <w:t>  // take by row from A2 until 3 row botom</w:t>
-      </w:r>
-    </w:p>
-    <w:p>
-      <w:pPr>
-        <w:spacing w:after="0" w:line="240" w:lineRule="auto"/>
-        <w:rPr>
-          <w:rFonts w:ascii="Arial Narrow" w:hAnsi="Arial Narrow"/>
-          <w:sz w:val="24"/>
-          <w:szCs w:val="24"/>
-        </w:rPr>
-      </w:pPr>
-      <w:r>
-        <w:rPr>
-          <w:rFonts w:ascii="Arial Narrow" w:hAnsi="Arial Narrow"/>
-          <w:sz w:val="24"/>
-          <w:szCs w:val="24"/>
-        </w:rPr>
-        <w:t>  var isi4 = nama_sheet.getRange(2,1,3).getValues();</w:t>
-      </w:r>
-    </w:p>
-    <w:p>
-      <w:pPr>
-        <w:spacing w:after="0" w:line="240" w:lineRule="auto"/>
-        <w:rPr>
-          <w:rFonts w:ascii="Arial Narrow" w:hAnsi="Arial Narrow"/>
-          <w:sz w:val="24"/>
-          <w:szCs w:val="24"/>
-        </w:rPr>
-      </w:pPr>
-    </w:p>
-    <w:p>
-      <w:pPr>
-        <w:spacing w:after="0" w:line="240" w:lineRule="auto"/>
-        <w:rPr>
-          <w:rFonts w:ascii="Arial Narrow" w:hAnsi="Arial Narrow"/>
-          <w:sz w:val="24"/>
-          <w:szCs w:val="24"/>
-        </w:rPr>
-      </w:pPr>
-      <w:r>
-        <w:rPr>
-          <w:rFonts w:ascii="Arial Narrow" w:hAnsi="Arial Narrow"/>
-          <w:sz w:val="24"/>
-          <w:szCs w:val="24"/>
-        </w:rPr>
-        <w:t>  // take by row from A2 until 3 row botom and colom</w:t>
-      </w:r>
-    </w:p>
-    <w:p>
-      <w:pPr>
-        <w:spacing w:after="0" w:line="240" w:lineRule="auto"/>
-        <w:rPr>
-          <w:rFonts w:ascii="Arial Narrow" w:hAnsi="Arial Narrow"/>
-          <w:sz w:val="24"/>
-          <w:szCs w:val="24"/>
-        </w:rPr>
-      </w:pPr>
-      <w:r>
-        <w:rPr>
-          <w:rFonts w:ascii="Arial Narrow" w:hAnsi="Arial Narrow"/>
-          <w:sz w:val="24"/>
-          <w:szCs w:val="24"/>
-        </w:rPr>
-        <w:t>  var isi5 = nama_sheet.getRange(2,1,3,3).getValues();</w:t>
-      </w:r>
-    </w:p>
-    <w:p>
-      <w:pPr>
-        <w:spacing w:after="0" w:line="240" w:lineRule="auto"/>
-        <w:rPr>
-          <w:rFonts w:ascii="Arial Narrow" w:hAnsi="Arial Narrow"/>
-          <w:sz w:val="24"/>
-          <w:szCs w:val="24"/>
-        </w:rPr>
-      </w:pPr>
-    </w:p>
-    <w:p>
-      <w:pPr>
-        <w:spacing w:after="0" w:line="240" w:lineRule="auto"/>
-        <w:rPr>
-          <w:rFonts w:ascii="Arial Narrow" w:hAnsi="Arial Narrow"/>
-          <w:sz w:val="24"/>
-          <w:szCs w:val="24"/>
-        </w:rPr>
-      </w:pPr>
-      <w:r>
-        <w:rPr>
-          <w:rFonts w:ascii="Arial Narrow" w:hAnsi="Arial Narrow"/>
-          <w:sz w:val="24"/>
-          <w:szCs w:val="24"/>
-        </w:rPr>
-        <w:t>  // take value base on orinal data</w:t>
-      </w:r>
-    </w:p>
-    <w:p>
-      <w:pPr>
-        <w:spacing w:after="0" w:line="240" w:lineRule="auto"/>
-        <w:rPr>
-          <w:rFonts w:ascii="Arial Narrow" w:hAnsi="Arial Narrow"/>
-          <w:sz w:val="24"/>
-          <w:szCs w:val="24"/>
-        </w:rPr>
-      </w:pPr>
-      <w:r>
-        <w:rPr>
-          <w:rFonts w:ascii="Arial Narrow" w:hAnsi="Arial Narrow"/>
-          <w:sz w:val="24"/>
-          <w:szCs w:val="24"/>
-        </w:rPr>
-        <w:t>  var isi6 = nama_sheet.getRange('C2').getValue();</w:t>
-      </w:r>
-    </w:p>
-    <w:p>
-      <w:pPr>
-        <w:spacing w:after="0" w:line="240" w:lineRule="auto"/>
-        <w:rPr>
-          <w:rFonts w:ascii="Arial Narrow" w:hAnsi="Arial Narrow"/>
-          <w:sz w:val="24"/>
-          <w:szCs w:val="24"/>
-        </w:rPr>
-      </w:pPr>
-    </w:p>
-    <w:p>
-      <w:pPr>
-        <w:spacing w:after="0" w:line="240" w:lineRule="auto"/>
-        <w:rPr>
-          <w:rFonts w:ascii="Arial Narrow" w:hAnsi="Arial Narrow"/>
-          <w:sz w:val="24"/>
-          <w:szCs w:val="24"/>
-        </w:rPr>
-      </w:pPr>
-      <w:r>
-        <w:rPr>
-          <w:rFonts w:ascii="Arial Narrow" w:hAnsi="Arial Narrow"/>
-          <w:sz w:val="24"/>
-          <w:szCs w:val="24"/>
-        </w:rPr>
-        <w:t>  // take value reverto coloum exis in spreadsheet</w:t>
-      </w:r>
-    </w:p>
-    <w:p>
-      <w:pPr>
-        <w:spacing w:after="0" w:line="240" w:lineRule="auto"/>
-        <w:rPr>
-          <w:rFonts w:ascii="Arial Narrow" w:hAnsi="Arial Narrow"/>
-          <w:sz w:val="24"/>
-          <w:szCs w:val="24"/>
-        </w:rPr>
-      </w:pPr>
-      <w:r>
-        <w:rPr>
-          <w:rFonts w:ascii="Arial Narrow" w:hAnsi="Arial Narrow"/>
-          <w:sz w:val="24"/>
-          <w:szCs w:val="24"/>
-        </w:rPr>
-        <w:t>  var isi7 = nama_sheet.getRange('C2').getDisplayValues();</w:t>
+        <w:t xml:space="preserve">  var isi2 = </w:t>
+      </w:r>
+      <w:proofErr w:type="spellStart"/>
+      <w:r>
+        <w:rPr>
+          <w:rFonts w:ascii="Arial Narrow" w:hAnsi="Arial Narrow"/>
+          <w:sz w:val="24"/>
+          <w:szCs w:val="24"/>
+        </w:rPr>
+        <w:t>nama_</w:t>
+      </w:r>
+      <w:proofErr w:type="gramStart"/>
+      <w:r>
+        <w:rPr>
+          <w:rFonts w:ascii="Arial Narrow" w:hAnsi="Arial Narrow"/>
+          <w:sz w:val="24"/>
+          <w:szCs w:val="24"/>
+        </w:rPr>
+        <w:t>sheet.getRange</w:t>
+      </w:r>
+      <w:proofErr w:type="spellEnd"/>
+      <w:proofErr w:type="gramEnd"/>
+      <w:r>
+        <w:rPr>
+          <w:rFonts w:ascii="Arial Narrow" w:hAnsi="Arial Narrow"/>
+          <w:sz w:val="24"/>
+          <w:szCs w:val="24"/>
+        </w:rPr>
+        <w:t>('A2:E2'</w:t>
+      </w:r>
+      <w:proofErr w:type="gramStart"/>
+      <w:r>
+        <w:rPr>
+          <w:rFonts w:ascii="Arial Narrow" w:hAnsi="Arial Narrow"/>
+          <w:sz w:val="24"/>
+          <w:szCs w:val="24"/>
+        </w:rPr>
+        <w:t>).</w:t>
+      </w:r>
+      <w:proofErr w:type="spellStart"/>
+      <w:r>
+        <w:rPr>
+          <w:rFonts w:ascii="Arial Narrow" w:hAnsi="Arial Narrow"/>
+          <w:sz w:val="24"/>
+          <w:szCs w:val="24"/>
+        </w:rPr>
+        <w:t>getValue</w:t>
+      </w:r>
+      <w:proofErr w:type="spellEnd"/>
+      <w:proofErr w:type="gramEnd"/>
+      <w:r>
+        <w:rPr>
+          <w:rFonts w:ascii="Arial Narrow" w:hAnsi="Arial Narrow"/>
+          <w:sz w:val="24"/>
+          <w:szCs w:val="24"/>
+        </w:rPr>
+        <w:t xml:space="preserve">(); </w:t>
+      </w:r>
+    </w:p>
+    <w:p>
+      <w:pPr>
+        <w:spacing w:after="0" w:line="240" w:lineRule="auto"/>
+        <w:rPr>
+          <w:rFonts w:ascii="Arial Narrow" w:hAnsi="Arial Narrow"/>
+          <w:sz w:val="24"/>
+          <w:szCs w:val="24"/>
+        </w:rPr>
+      </w:pPr>
+    </w:p>
+    <w:p>
+      <w:pPr>
+        <w:spacing w:after="0" w:line="240" w:lineRule="auto"/>
+        <w:rPr>
+          <w:rFonts w:ascii="Arial Narrow" w:hAnsi="Arial Narrow"/>
+          <w:sz w:val="24"/>
+          <w:szCs w:val="24"/>
+        </w:rPr>
+      </w:pPr>
+      <w:r>
+        <w:rPr>
+          <w:rFonts w:ascii="Arial Narrow" w:hAnsi="Arial Narrow"/>
+          <w:sz w:val="24"/>
+          <w:szCs w:val="24"/>
+        </w:rPr>
+        <w:t xml:space="preserve">  // take by row and </w:t>
+      </w:r>
+      <w:proofErr w:type="spellStart"/>
+      <w:r>
+        <w:rPr>
+          <w:rFonts w:ascii="Arial Narrow" w:hAnsi="Arial Narrow"/>
+          <w:sz w:val="24"/>
+          <w:szCs w:val="24"/>
+        </w:rPr>
+        <w:t>colum</w:t>
+      </w:r>
+      <w:proofErr w:type="spellEnd"/>
+    </w:p>
+    <w:p>
+      <w:pPr>
+        <w:spacing w:after="0" w:line="240" w:lineRule="auto"/>
+        <w:rPr>
+          <w:rFonts w:ascii="Arial Narrow" w:hAnsi="Arial Narrow"/>
+          <w:sz w:val="24"/>
+          <w:szCs w:val="24"/>
+        </w:rPr>
+      </w:pPr>
+      <w:r>
+        <w:rPr>
+          <w:rFonts w:ascii="Arial Narrow" w:hAnsi="Arial Narrow"/>
+          <w:sz w:val="24"/>
+          <w:szCs w:val="24"/>
+        </w:rPr>
+        <w:t xml:space="preserve">  var isi3 = </w:t>
+      </w:r>
+      <w:proofErr w:type="spellStart"/>
+      <w:r>
+        <w:rPr>
+          <w:rFonts w:ascii="Arial Narrow" w:hAnsi="Arial Narrow"/>
+          <w:sz w:val="24"/>
+          <w:szCs w:val="24"/>
+        </w:rPr>
+        <w:t>nama_</w:t>
+      </w:r>
+      <w:proofErr w:type="gramStart"/>
+      <w:r>
+        <w:rPr>
+          <w:rFonts w:ascii="Arial Narrow" w:hAnsi="Arial Narrow"/>
+          <w:sz w:val="24"/>
+          <w:szCs w:val="24"/>
+        </w:rPr>
+        <w:t>sheet.getRange</w:t>
+      </w:r>
+      <w:proofErr w:type="spellEnd"/>
+      <w:proofErr w:type="gramEnd"/>
+      <w:r>
+        <w:rPr>
+          <w:rFonts w:ascii="Arial Narrow" w:hAnsi="Arial Narrow"/>
+          <w:sz w:val="24"/>
+          <w:szCs w:val="24"/>
+        </w:rPr>
+        <w:t>(2,1</w:t>
+      </w:r>
+      <w:proofErr w:type="gramStart"/>
+      <w:r>
+        <w:rPr>
+          <w:rFonts w:ascii="Arial Narrow" w:hAnsi="Arial Narrow"/>
+          <w:sz w:val="24"/>
+          <w:szCs w:val="24"/>
+        </w:rPr>
+        <w:t>).</w:t>
+      </w:r>
+      <w:proofErr w:type="spellStart"/>
+      <w:r>
+        <w:rPr>
+          <w:rFonts w:ascii="Arial Narrow" w:hAnsi="Arial Narrow"/>
+          <w:sz w:val="24"/>
+          <w:szCs w:val="24"/>
+        </w:rPr>
+        <w:t>getValue</w:t>
+      </w:r>
+      <w:proofErr w:type="spellEnd"/>
+      <w:proofErr w:type="gramEnd"/>
+      <w:r>
+        <w:rPr>
+          <w:rFonts w:ascii="Arial Narrow" w:hAnsi="Arial Narrow"/>
+          <w:sz w:val="24"/>
+          <w:szCs w:val="24"/>
+        </w:rPr>
+        <w:t>();</w:t>
+      </w:r>
+    </w:p>
+    <w:p>
+      <w:pPr>
+        <w:spacing w:after="0" w:line="240" w:lineRule="auto"/>
+        <w:rPr>
+          <w:rFonts w:ascii="Arial Narrow" w:hAnsi="Arial Narrow"/>
+          <w:sz w:val="24"/>
+          <w:szCs w:val="24"/>
+        </w:rPr>
+      </w:pPr>
+    </w:p>
+    <w:p>
+      <w:pPr>
+        <w:spacing w:after="0" w:line="240" w:lineRule="auto"/>
+        <w:rPr>
+          <w:rFonts w:ascii="Arial Narrow" w:hAnsi="Arial Narrow"/>
+          <w:sz w:val="24"/>
+          <w:szCs w:val="24"/>
+        </w:rPr>
+      </w:pPr>
+      <w:r>
+        <w:rPr>
+          <w:rFonts w:ascii="Arial Narrow" w:hAnsi="Arial Narrow"/>
+          <w:sz w:val="24"/>
+          <w:szCs w:val="24"/>
+        </w:rPr>
+        <w:t xml:space="preserve">  // take by row from A2 until 3 row </w:t>
+      </w:r>
+      <w:proofErr w:type="spellStart"/>
+      <w:r>
+        <w:rPr>
+          <w:rFonts w:ascii="Arial Narrow" w:hAnsi="Arial Narrow"/>
+          <w:sz w:val="24"/>
+          <w:szCs w:val="24"/>
+        </w:rPr>
+        <w:t>botom</w:t>
+      </w:r>
+      <w:proofErr w:type="spellEnd"/>
+    </w:p>
+    <w:p>
+      <w:pPr>
+        <w:spacing w:after="0" w:line="240" w:lineRule="auto"/>
+        <w:rPr>
+          <w:rFonts w:ascii="Arial Narrow" w:hAnsi="Arial Narrow"/>
+          <w:sz w:val="24"/>
+          <w:szCs w:val="24"/>
+        </w:rPr>
+      </w:pPr>
+      <w:r>
+        <w:rPr>
+          <w:rFonts w:ascii="Arial Narrow" w:hAnsi="Arial Narrow"/>
+          <w:sz w:val="24"/>
+          <w:szCs w:val="24"/>
+        </w:rPr>
+        <w:t xml:space="preserve">  var isi4 = </w:t>
+      </w:r>
+      <w:proofErr w:type="spellStart"/>
+      <w:r>
+        <w:rPr>
+          <w:rFonts w:ascii="Arial Narrow" w:hAnsi="Arial Narrow"/>
+          <w:sz w:val="24"/>
+          <w:szCs w:val="24"/>
+        </w:rPr>
+        <w:t>nama_</w:t>
+      </w:r>
+      <w:proofErr w:type="gramStart"/>
+      <w:r>
+        <w:rPr>
+          <w:rFonts w:ascii="Arial Narrow" w:hAnsi="Arial Narrow"/>
+          <w:sz w:val="24"/>
+          <w:szCs w:val="24"/>
+        </w:rPr>
+        <w:t>sheet.getRange</w:t>
+      </w:r>
+      <w:proofErr w:type="spellEnd"/>
+      <w:proofErr w:type="gramEnd"/>
+      <w:r>
+        <w:rPr>
+          <w:rFonts w:ascii="Arial Narrow" w:hAnsi="Arial Narrow"/>
+          <w:sz w:val="24"/>
+          <w:szCs w:val="24"/>
+        </w:rPr>
+        <w:t>(2,1,3</w:t>
+      </w:r>
+      <w:proofErr w:type="gramStart"/>
+      <w:r>
+        <w:rPr>
+          <w:rFonts w:ascii="Arial Narrow" w:hAnsi="Arial Narrow"/>
+          <w:sz w:val="24"/>
+          <w:szCs w:val="24"/>
+        </w:rPr>
+        <w:t>).</w:t>
+      </w:r>
+      <w:proofErr w:type="spellStart"/>
+      <w:r>
+        <w:rPr>
+          <w:rFonts w:ascii="Arial Narrow" w:hAnsi="Arial Narrow"/>
+          <w:sz w:val="24"/>
+          <w:szCs w:val="24"/>
+        </w:rPr>
+        <w:t>getValues</w:t>
+      </w:r>
+      <w:proofErr w:type="spellEnd"/>
+      <w:proofErr w:type="gramEnd"/>
+      <w:r>
+        <w:rPr>
+          <w:rFonts w:ascii="Arial Narrow" w:hAnsi="Arial Narrow"/>
+          <w:sz w:val="24"/>
+          <w:szCs w:val="24"/>
+        </w:rPr>
+        <w:t>();</w:t>
+      </w:r>
+    </w:p>
+    <w:p>
+      <w:pPr>
+        <w:spacing w:after="0" w:line="240" w:lineRule="auto"/>
+        <w:rPr>
+          <w:rFonts w:ascii="Arial Narrow" w:hAnsi="Arial Narrow"/>
+          <w:sz w:val="24"/>
+          <w:szCs w:val="24"/>
+        </w:rPr>
+      </w:pPr>
+    </w:p>
+    <w:p>
+      <w:pPr>
+        <w:spacing w:after="0" w:line="240" w:lineRule="auto"/>
+        <w:rPr>
+          <w:rFonts w:ascii="Arial Narrow" w:hAnsi="Arial Narrow"/>
+          <w:sz w:val="24"/>
+          <w:szCs w:val="24"/>
+        </w:rPr>
+      </w:pPr>
+      <w:r>
+        <w:rPr>
+          <w:rFonts w:ascii="Arial Narrow" w:hAnsi="Arial Narrow"/>
+          <w:sz w:val="24"/>
+          <w:szCs w:val="24"/>
+        </w:rPr>
+        <w:t xml:space="preserve">  // take by row from A2 until 3 row </w:t>
+      </w:r>
+      <w:proofErr w:type="spellStart"/>
+      <w:r>
+        <w:rPr>
+          <w:rFonts w:ascii="Arial Narrow" w:hAnsi="Arial Narrow"/>
+          <w:sz w:val="24"/>
+          <w:szCs w:val="24"/>
+        </w:rPr>
+        <w:t>botom</w:t>
+      </w:r>
+      <w:proofErr w:type="spellEnd"/>
+      <w:r>
+        <w:rPr>
+          <w:rFonts w:ascii="Arial Narrow" w:hAnsi="Arial Narrow"/>
+          <w:sz w:val="24"/>
+          <w:szCs w:val="24"/>
+        </w:rPr>
+        <w:t xml:space="preserve"> and </w:t>
+      </w:r>
+      <w:proofErr w:type="spellStart"/>
+      <w:r>
+        <w:rPr>
+          <w:rFonts w:ascii="Arial Narrow" w:hAnsi="Arial Narrow"/>
+          <w:sz w:val="24"/>
+          <w:szCs w:val="24"/>
+        </w:rPr>
+        <w:t>colom</w:t>
+      </w:r>
+      <w:proofErr w:type="spellEnd"/>
+    </w:p>
+    <w:p>
+      <w:pPr>
+        <w:spacing w:after="0" w:line="240" w:lineRule="auto"/>
+        <w:rPr>
+          <w:rFonts w:ascii="Arial Narrow" w:hAnsi="Arial Narrow"/>
+          <w:sz w:val="24"/>
+          <w:szCs w:val="24"/>
+        </w:rPr>
+      </w:pPr>
+      <w:r>
+        <w:rPr>
+          <w:rFonts w:ascii="Arial Narrow" w:hAnsi="Arial Narrow"/>
+          <w:sz w:val="24"/>
+          <w:szCs w:val="24"/>
+        </w:rPr>
+        <w:t xml:space="preserve">  var isi5 = </w:t>
+      </w:r>
+      <w:proofErr w:type="spellStart"/>
+      <w:r>
+        <w:rPr>
+          <w:rFonts w:ascii="Arial Narrow" w:hAnsi="Arial Narrow"/>
+          <w:sz w:val="24"/>
+          <w:szCs w:val="24"/>
+        </w:rPr>
+        <w:t>nama_</w:t>
+      </w:r>
+      <w:proofErr w:type="gramStart"/>
+      <w:r>
+        <w:rPr>
+          <w:rFonts w:ascii="Arial Narrow" w:hAnsi="Arial Narrow"/>
+          <w:sz w:val="24"/>
+          <w:szCs w:val="24"/>
+        </w:rPr>
+        <w:t>sheet.getRange</w:t>
+      </w:r>
+      <w:proofErr w:type="spellEnd"/>
+      <w:proofErr w:type="gramEnd"/>
+      <w:r>
+        <w:rPr>
+          <w:rFonts w:ascii="Arial Narrow" w:hAnsi="Arial Narrow"/>
+          <w:sz w:val="24"/>
+          <w:szCs w:val="24"/>
+        </w:rPr>
+        <w:t>(2,1,3,3</w:t>
+      </w:r>
+      <w:proofErr w:type="gramStart"/>
+      <w:r>
+        <w:rPr>
+          <w:rFonts w:ascii="Arial Narrow" w:hAnsi="Arial Narrow"/>
+          <w:sz w:val="24"/>
+          <w:szCs w:val="24"/>
+        </w:rPr>
+        <w:t>).</w:t>
+      </w:r>
+      <w:proofErr w:type="spellStart"/>
+      <w:r>
+        <w:rPr>
+          <w:rFonts w:ascii="Arial Narrow" w:hAnsi="Arial Narrow"/>
+          <w:sz w:val="24"/>
+          <w:szCs w:val="24"/>
+        </w:rPr>
+        <w:t>getValues</w:t>
+      </w:r>
+      <w:proofErr w:type="spellEnd"/>
+      <w:proofErr w:type="gramEnd"/>
+      <w:r>
+        <w:rPr>
+          <w:rFonts w:ascii="Arial Narrow" w:hAnsi="Arial Narrow"/>
+          <w:sz w:val="24"/>
+          <w:szCs w:val="24"/>
+        </w:rPr>
+        <w:t>();</w:t>
+      </w:r>
+    </w:p>
+    <w:p>
+      <w:pPr>
+        <w:spacing w:after="0" w:line="240" w:lineRule="auto"/>
+        <w:rPr>
+          <w:rFonts w:ascii="Arial Narrow" w:hAnsi="Arial Narrow"/>
+          <w:sz w:val="24"/>
+          <w:szCs w:val="24"/>
+        </w:rPr>
+      </w:pPr>
+    </w:p>
+    <w:p>
+      <w:pPr>
+        <w:spacing w:after="0" w:line="240" w:lineRule="auto"/>
+        <w:rPr>
+          <w:rFonts w:ascii="Arial Narrow" w:hAnsi="Arial Narrow"/>
+          <w:sz w:val="24"/>
+          <w:szCs w:val="24"/>
+        </w:rPr>
+      </w:pPr>
+      <w:r>
+        <w:rPr>
+          <w:rFonts w:ascii="Arial Narrow" w:hAnsi="Arial Narrow"/>
+          <w:sz w:val="24"/>
+          <w:szCs w:val="24"/>
+        </w:rPr>
+        <w:t xml:space="preserve">  // take value base on </w:t>
+      </w:r>
+      <w:proofErr w:type="spellStart"/>
+      <w:r>
+        <w:rPr>
+          <w:rFonts w:ascii="Arial Narrow" w:hAnsi="Arial Narrow"/>
+          <w:sz w:val="24"/>
+          <w:szCs w:val="24"/>
+        </w:rPr>
+        <w:t>orinal</w:t>
+      </w:r>
+      <w:proofErr w:type="spellEnd"/>
+      <w:r>
+        <w:rPr>
+          <w:rFonts w:ascii="Arial Narrow" w:hAnsi="Arial Narrow"/>
+          <w:sz w:val="24"/>
+          <w:szCs w:val="24"/>
+        </w:rPr>
+        <w:t xml:space="preserve"> data</w:t>
+      </w:r>
+    </w:p>
+    <w:p>
+      <w:pPr>
+        <w:spacing w:after="0" w:line="240" w:lineRule="auto"/>
+        <w:rPr>
+          <w:rFonts w:ascii="Arial Narrow" w:hAnsi="Arial Narrow"/>
+          <w:sz w:val="24"/>
+          <w:szCs w:val="24"/>
+        </w:rPr>
+      </w:pPr>
+      <w:r>
+        <w:rPr>
+          <w:rFonts w:ascii="Arial Narrow" w:hAnsi="Arial Narrow"/>
+          <w:sz w:val="24"/>
+          <w:szCs w:val="24"/>
+        </w:rPr>
+        <w:t xml:space="preserve">  var isi6 = </w:t>
+      </w:r>
+      <w:proofErr w:type="spellStart"/>
+      <w:r>
+        <w:rPr>
+          <w:rFonts w:ascii="Arial Narrow" w:hAnsi="Arial Narrow"/>
+          <w:sz w:val="24"/>
+          <w:szCs w:val="24"/>
+        </w:rPr>
+        <w:t>nama_</w:t>
+      </w:r>
+      <w:proofErr w:type="gramStart"/>
+      <w:r>
+        <w:rPr>
+          <w:rFonts w:ascii="Arial Narrow" w:hAnsi="Arial Narrow"/>
+          <w:sz w:val="24"/>
+          <w:szCs w:val="24"/>
+        </w:rPr>
+        <w:t>sheet.getRange</w:t>
+      </w:r>
+      <w:proofErr w:type="spellEnd"/>
+      <w:proofErr w:type="gramEnd"/>
+      <w:r>
+        <w:rPr>
+          <w:rFonts w:ascii="Arial Narrow" w:hAnsi="Arial Narrow"/>
+          <w:sz w:val="24"/>
+          <w:szCs w:val="24"/>
+        </w:rPr>
+        <w:t>('C2'</w:t>
+      </w:r>
+      <w:proofErr w:type="gramStart"/>
+      <w:r>
+        <w:rPr>
+          <w:rFonts w:ascii="Arial Narrow" w:hAnsi="Arial Narrow"/>
+          <w:sz w:val="24"/>
+          <w:szCs w:val="24"/>
+        </w:rPr>
+        <w:t>).</w:t>
+      </w:r>
+      <w:proofErr w:type="spellStart"/>
+      <w:r>
+        <w:rPr>
+          <w:rFonts w:ascii="Arial Narrow" w:hAnsi="Arial Narrow"/>
+          <w:sz w:val="24"/>
+          <w:szCs w:val="24"/>
+        </w:rPr>
+        <w:t>getValue</w:t>
+      </w:r>
+      <w:proofErr w:type="spellEnd"/>
+      <w:proofErr w:type="gramEnd"/>
+      <w:r>
+        <w:rPr>
+          <w:rFonts w:ascii="Arial Narrow" w:hAnsi="Arial Narrow"/>
+          <w:sz w:val="24"/>
+          <w:szCs w:val="24"/>
+        </w:rPr>
+        <w:t>();</w:t>
+      </w:r>
+    </w:p>
+    <w:p>
+      <w:pPr>
+        <w:spacing w:after="0" w:line="240" w:lineRule="auto"/>
+        <w:rPr>
+          <w:rFonts w:ascii="Arial Narrow" w:hAnsi="Arial Narrow"/>
+          <w:sz w:val="24"/>
+          <w:szCs w:val="24"/>
+        </w:rPr>
+      </w:pPr>
+    </w:p>
+    <w:p>
+      <w:pPr>
+        <w:spacing w:after="0" w:line="240" w:lineRule="auto"/>
+        <w:rPr>
+          <w:rFonts w:ascii="Arial Narrow" w:hAnsi="Arial Narrow"/>
+          <w:sz w:val="24"/>
+          <w:szCs w:val="24"/>
+        </w:rPr>
+      </w:pPr>
+      <w:r>
+        <w:rPr>
+          <w:rFonts w:ascii="Arial Narrow" w:hAnsi="Arial Narrow"/>
+          <w:sz w:val="24"/>
+          <w:szCs w:val="24"/>
+        </w:rPr>
+        <w:t xml:space="preserve">  // take value </w:t>
+      </w:r>
+      <w:proofErr w:type="spellStart"/>
+      <w:r>
+        <w:rPr>
+          <w:rFonts w:ascii="Arial Narrow" w:hAnsi="Arial Narrow"/>
+          <w:sz w:val="24"/>
+          <w:szCs w:val="24"/>
+        </w:rPr>
+        <w:t>reverto</w:t>
+      </w:r>
+      <w:proofErr w:type="spellEnd"/>
+      <w:r>
+        <w:rPr>
+          <w:rFonts w:ascii="Arial Narrow" w:hAnsi="Arial Narrow"/>
+          <w:sz w:val="24"/>
+          <w:szCs w:val="24"/>
+        </w:rPr>
+        <w:t xml:space="preserve"> </w:t>
+      </w:r>
+      <w:proofErr w:type="spellStart"/>
+      <w:r>
+        <w:rPr>
+          <w:rFonts w:ascii="Arial Narrow" w:hAnsi="Arial Narrow"/>
+          <w:sz w:val="24"/>
+          <w:szCs w:val="24"/>
+        </w:rPr>
+        <w:t>coloum</w:t>
+      </w:r>
+      <w:proofErr w:type="spellEnd"/>
+      <w:r>
+        <w:rPr>
+          <w:rFonts w:ascii="Arial Narrow" w:hAnsi="Arial Narrow"/>
+          <w:sz w:val="24"/>
+          <w:szCs w:val="24"/>
+        </w:rPr>
+        <w:t xml:space="preserve"> </w:t>
+      </w:r>
+      <w:proofErr w:type="spellStart"/>
+      <w:r>
+        <w:rPr>
+          <w:rFonts w:ascii="Arial Narrow" w:hAnsi="Arial Narrow"/>
+          <w:sz w:val="24"/>
+          <w:szCs w:val="24"/>
+        </w:rPr>
+        <w:t>exis</w:t>
+      </w:r>
+      <w:proofErr w:type="spellEnd"/>
+      <w:r>
+        <w:rPr>
+          <w:rFonts w:ascii="Arial Narrow" w:hAnsi="Arial Narrow"/>
+          <w:sz w:val="24"/>
+          <w:szCs w:val="24"/>
+        </w:rPr>
+        <w:t xml:space="preserve"> in spreadsheet</w:t>
+      </w:r>
+    </w:p>
+    <w:p>
+      <w:pPr>
+        <w:spacing w:after="0" w:line="240" w:lineRule="auto"/>
+        <w:rPr>
+          <w:rFonts w:ascii="Arial Narrow" w:hAnsi="Arial Narrow"/>
+          <w:sz w:val="24"/>
+          <w:szCs w:val="24"/>
+        </w:rPr>
+      </w:pPr>
+      <w:r>
+        <w:rPr>
+          <w:rFonts w:ascii="Arial Narrow" w:hAnsi="Arial Narrow"/>
+          <w:sz w:val="24"/>
+          <w:szCs w:val="24"/>
+        </w:rPr>
+        <w:t xml:space="preserve">  var isi7 = </w:t>
+      </w:r>
+      <w:proofErr w:type="spellStart"/>
+      <w:r>
+        <w:rPr>
+          <w:rFonts w:ascii="Arial Narrow" w:hAnsi="Arial Narrow"/>
+          <w:sz w:val="24"/>
+          <w:szCs w:val="24"/>
+        </w:rPr>
+        <w:t>nama_</w:t>
+      </w:r>
+      <w:proofErr w:type="gramStart"/>
+      <w:r>
+        <w:rPr>
+          <w:rFonts w:ascii="Arial Narrow" w:hAnsi="Arial Narrow"/>
+          <w:sz w:val="24"/>
+          <w:szCs w:val="24"/>
+        </w:rPr>
+        <w:t>sheet.getRange</w:t>
+      </w:r>
+      <w:proofErr w:type="spellEnd"/>
+      <w:proofErr w:type="gramEnd"/>
+      <w:r>
+        <w:rPr>
+          <w:rFonts w:ascii="Arial Narrow" w:hAnsi="Arial Narrow"/>
+          <w:sz w:val="24"/>
+          <w:szCs w:val="24"/>
+        </w:rPr>
+        <w:t>('C2'</w:t>
+      </w:r>
+      <w:proofErr w:type="gramStart"/>
+      <w:r>
+        <w:rPr>
+          <w:rFonts w:ascii="Arial Narrow" w:hAnsi="Arial Narrow"/>
+          <w:sz w:val="24"/>
+          <w:szCs w:val="24"/>
+        </w:rPr>
+        <w:t>).</w:t>
+      </w:r>
+      <w:proofErr w:type="spellStart"/>
+      <w:r>
+        <w:rPr>
+          <w:rFonts w:ascii="Arial Narrow" w:hAnsi="Arial Narrow"/>
+          <w:sz w:val="24"/>
+          <w:szCs w:val="24"/>
+        </w:rPr>
+        <w:t>getDisplayValues</w:t>
+      </w:r>
+      <w:proofErr w:type="spellEnd"/>
+      <w:proofErr w:type="gramEnd"/>
+      <w:r>
+        <w:rPr>
+          <w:rFonts w:ascii="Arial Narrow" w:hAnsi="Arial Narrow"/>
+          <w:sz w:val="24"/>
+          <w:szCs w:val="24"/>
+        </w:rPr>
+        <w:t>();</w:t>
       </w:r>
     </w:p>
     <w:p>
@@ -1893,79 +5082,169 @@
           <w:sz w:val="24"/>
           <w:szCs w:val="24"/>
         </w:rPr>
-        <w:t>  Logger.log('isi1: '+isi1);</w:t>
-      </w:r>
-    </w:p>
-    <w:p>
-      <w:pPr>
-        <w:spacing w:after="0" w:line="240" w:lineRule="auto"/>
-        <w:rPr>
-          <w:rFonts w:ascii="Arial Narrow" w:hAnsi="Arial Narrow"/>
-          <w:sz w:val="24"/>
-          <w:szCs w:val="24"/>
-        </w:rPr>
-      </w:pPr>
-      <w:r>
-        <w:rPr>
-          <w:rFonts w:ascii="Arial Narrow" w:hAnsi="Arial Narrow"/>
-          <w:sz w:val="24"/>
-          <w:szCs w:val="24"/>
-        </w:rPr>
-        <w:t>  Logger.log('isi2: '+isi2);</w:t>
-      </w:r>
-    </w:p>
-    <w:p>
-      <w:pPr>
-        <w:spacing w:after="0" w:line="240" w:lineRule="auto"/>
-        <w:rPr>
-          <w:rFonts w:ascii="Arial Narrow" w:hAnsi="Arial Narrow"/>
-          <w:sz w:val="24"/>
-          <w:szCs w:val="24"/>
-        </w:rPr>
-      </w:pPr>
-      <w:r>
-        <w:rPr>
-          <w:rFonts w:ascii="Arial Narrow" w:hAnsi="Arial Narrow"/>
-          <w:sz w:val="24"/>
-          <w:szCs w:val="24"/>
-        </w:rPr>
-        <w:t>  Logger.log('isi3: '+isi3);</w:t>
-      </w:r>
-    </w:p>
-    <w:p>
-      <w:pPr>
-        <w:spacing w:after="0" w:line="240" w:lineRule="auto"/>
-        <w:rPr>
-          <w:rFonts w:ascii="Arial Narrow" w:hAnsi="Arial Narrow"/>
-          <w:sz w:val="24"/>
-          <w:szCs w:val="24"/>
-        </w:rPr>
-      </w:pPr>
-      <w:r>
-        <w:rPr>
-          <w:rFonts w:ascii="Arial Narrow" w:hAnsi="Arial Narrow"/>
-          <w:sz w:val="24"/>
-          <w:szCs w:val="24"/>
-        </w:rPr>
-        <w:t>  Logger.log('isi4: '+isi4);</w:t>
-      </w:r>
-    </w:p>
-    <w:p>
-      <w:pPr>
-        <w:spacing w:after="0" w:line="240" w:lineRule="auto"/>
-        <w:rPr>
-          <w:rFonts w:ascii="Arial Narrow" w:hAnsi="Arial Narrow"/>
-          <w:sz w:val="24"/>
-          <w:szCs w:val="24"/>
-        </w:rPr>
-      </w:pPr>
-      <w:r>
-        <w:rPr>
-          <w:rFonts w:ascii="Arial Narrow" w:hAnsi="Arial Narrow"/>
-          <w:sz w:val="24"/>
-          <w:szCs w:val="24"/>
-        </w:rPr>
-        <w:t>  Logger.log('isi5: '+isi5);</w:t>
+        <w:t xml:space="preserve">  </w:t>
+      </w:r>
+      <w:proofErr w:type="gramStart"/>
+      <w:r>
+        <w:rPr>
+          <w:rFonts w:ascii="Arial Narrow" w:hAnsi="Arial Narrow"/>
+          <w:sz w:val="24"/>
+          <w:szCs w:val="24"/>
+        </w:rPr>
+        <w:t>Logger.log(</w:t>
+      </w:r>
+      <w:proofErr w:type="gramEnd"/>
+      <w:r>
+        <w:rPr>
+          <w:rFonts w:ascii="Arial Narrow" w:hAnsi="Arial Narrow"/>
+          <w:sz w:val="24"/>
+          <w:szCs w:val="24"/>
+        </w:rPr>
+        <w:t>'isi1: '+isi1);</w:t>
+      </w:r>
+    </w:p>
+    <w:p>
+      <w:pPr>
+        <w:spacing w:after="0" w:line="240" w:lineRule="auto"/>
+        <w:rPr>
+          <w:rFonts w:ascii="Arial Narrow" w:hAnsi="Arial Narrow"/>
+          <w:sz w:val="24"/>
+          <w:szCs w:val="24"/>
+        </w:rPr>
+      </w:pPr>
+      <w:r>
+        <w:rPr>
+          <w:rFonts w:ascii="Arial Narrow" w:hAnsi="Arial Narrow"/>
+          <w:sz w:val="24"/>
+          <w:szCs w:val="24"/>
+        </w:rPr>
+        <w:t xml:space="preserve">  </w:t>
+      </w:r>
+      <w:proofErr w:type="gramStart"/>
+      <w:r>
+        <w:rPr>
+          <w:rFonts w:ascii="Arial Narrow" w:hAnsi="Arial Narrow"/>
+          <w:sz w:val="24"/>
+          <w:szCs w:val="24"/>
+        </w:rPr>
+        <w:t>Logger.log(</w:t>
+      </w:r>
+      <w:proofErr w:type="gramEnd"/>
+      <w:r>
+        <w:rPr>
+          <w:rFonts w:ascii="Arial Narrow" w:hAnsi="Arial Narrow"/>
+          <w:sz w:val="24"/>
+          <w:szCs w:val="24"/>
+        </w:rPr>
+        <w:t>'isi2: '+isi2);</w:t>
+      </w:r>
+    </w:p>
+    <w:p>
+      <w:pPr>
+        <w:spacing w:after="0" w:line="240" w:lineRule="auto"/>
+        <w:rPr>
+          <w:rFonts w:ascii="Arial Narrow" w:hAnsi="Arial Narrow"/>
+          <w:sz w:val="24"/>
+          <w:szCs w:val="24"/>
+        </w:rPr>
+      </w:pPr>
+      <w:r>
+        <w:rPr>
+          <w:rFonts w:ascii="Arial Narrow" w:hAnsi="Arial Narrow"/>
+          <w:sz w:val="24"/>
+          <w:szCs w:val="24"/>
+        </w:rPr>
+        <w:t xml:space="preserve">  </w:t>
+      </w:r>
+      <w:proofErr w:type="gramStart"/>
+      <w:r>
+        <w:rPr>
+          <w:rFonts w:ascii="Arial Narrow" w:hAnsi="Arial Narrow"/>
+          <w:sz w:val="24"/>
+          <w:szCs w:val="24"/>
+        </w:rPr>
+        <w:t>Logger.log(</w:t>
+      </w:r>
+      <w:proofErr w:type="gramEnd"/>
+      <w:r>
+        <w:rPr>
+          <w:rFonts w:ascii="Arial Narrow" w:hAnsi="Arial Narrow"/>
+          <w:sz w:val="24"/>
+          <w:szCs w:val="24"/>
+        </w:rPr>
+        <w:t>'isi3: '+isi3);</w:t>
+      </w:r>
+    </w:p>
+    <w:p>
+      <w:pPr>
+        <w:spacing w:after="0" w:line="240" w:lineRule="auto"/>
+        <w:rPr>
+          <w:rFonts w:ascii="Arial Narrow" w:hAnsi="Arial Narrow"/>
+          <w:sz w:val="24"/>
+          <w:szCs w:val="24"/>
+        </w:rPr>
+      </w:pPr>
+      <w:r>
+        <w:rPr>
+          <w:rFonts w:ascii="Arial Narrow" w:hAnsi="Arial Narrow"/>
+          <w:sz w:val="24"/>
+          <w:szCs w:val="24"/>
+        </w:rPr>
+        <w:t xml:space="preserve">  </w:t>
+      </w:r>
+      <w:proofErr w:type="gramStart"/>
+      <w:r>
+        <w:rPr>
+          <w:rFonts w:ascii="Arial Narrow" w:hAnsi="Arial Narrow"/>
+          <w:sz w:val="24"/>
+          <w:szCs w:val="24"/>
+        </w:rPr>
+        <w:t>Logger.log(</w:t>
+      </w:r>
+      <w:proofErr w:type="gramEnd"/>
+      <w:r>
+        <w:rPr>
+          <w:rFonts w:ascii="Arial Narrow" w:hAnsi="Arial Narrow"/>
+          <w:sz w:val="24"/>
+          <w:szCs w:val="24"/>
+        </w:rPr>
+        <w:t>'isi4: '+isi4);</w:t>
+      </w:r>
+    </w:p>
+    <w:p>
+      <w:pPr>
+        <w:spacing w:after="0" w:line="240" w:lineRule="auto"/>
+        <w:rPr>
+          <w:rFonts w:ascii="Arial Narrow" w:hAnsi="Arial Narrow"/>
+          <w:sz w:val="24"/>
+          <w:szCs w:val="24"/>
+        </w:rPr>
+      </w:pPr>
+      <w:r>
+        <w:rPr>
+          <w:rFonts w:ascii="Arial Narrow" w:hAnsi="Arial Narrow"/>
+          <w:sz w:val="24"/>
+          <w:szCs w:val="24"/>
+        </w:rPr>
+        <w:t xml:space="preserve">  </w:t>
+      </w:r>
+      <w:proofErr w:type="gramStart"/>
+      <w:r>
+        <w:rPr>
+          <w:rFonts w:ascii="Arial Narrow" w:hAnsi="Arial Narrow"/>
+          <w:sz w:val="24"/>
+          <w:szCs w:val="24"/>
+        </w:rPr>
+        <w:t>Logger.log(</w:t>
+      </w:r>
+      <w:proofErr w:type="gramEnd"/>
+      <w:r>
+        <w:rPr>
+          <w:rFonts w:ascii="Arial Narrow" w:hAnsi="Arial Narrow"/>
+          <w:sz w:val="24"/>
+          <w:szCs w:val="24"/>
+        </w:rPr>
+        <w:t>'isi5: '+isi5);</w:t>
       </w:r>
     </w:p>
     <w:p>
@@ -2001,25 +5280,61 @@
           <w:sz w:val="24"/>
           <w:szCs w:val="24"/>
         </w:rPr>
-        <w:t>  Logger.log('isi6: '+isi6);</w:t>
-      </w:r>
-    </w:p>
-    <w:p>
-      <w:pPr>
-        <w:spacing w:after="0" w:line="240" w:lineRule="auto"/>
-        <w:rPr>
-          <w:rFonts w:ascii="Arial Narrow" w:hAnsi="Arial Narrow"/>
-          <w:sz w:val="24"/>
-          <w:szCs w:val="24"/>
-        </w:rPr>
-      </w:pPr>
-      <w:r>
-        <w:rPr>
-          <w:rFonts w:ascii="Arial Narrow" w:hAnsi="Arial Narrow"/>
-          <w:sz w:val="24"/>
-          <w:szCs w:val="24"/>
-        </w:rPr>
-        <w:t>  Logger.log('isi7: '+isi7);</w:t>
+        <w:t xml:space="preserve">  </w:t>
+      </w:r>
+      <w:proofErr w:type="gramStart"/>
+      <w:r>
+        <w:rPr>
+          <w:rFonts w:ascii="Arial Narrow" w:hAnsi="Arial Narrow"/>
+          <w:sz w:val="24"/>
+          <w:szCs w:val="24"/>
+        </w:rPr>
+        <w:t>Logger.log(</w:t>
+      </w:r>
+      <w:proofErr w:type="gramEnd"/>
+      <w:r>
+        <w:rPr>
+          <w:rFonts w:ascii="Arial Narrow" w:hAnsi="Arial Narrow"/>
+          <w:sz w:val="24"/>
+          <w:szCs w:val="24"/>
+        </w:rPr>
+        <w:t>'isi6: '+isi6);</w:t>
+      </w:r>
+    </w:p>
+    <w:p>
+      <w:pPr>
+        <w:spacing w:after="0" w:line="240" w:lineRule="auto"/>
+        <w:rPr>
+          <w:rFonts w:ascii="Arial Narrow" w:hAnsi="Arial Narrow"/>
+          <w:sz w:val="24"/>
+          <w:szCs w:val="24"/>
+        </w:rPr>
+      </w:pPr>
+      <w:r>
+        <w:rPr>
+          <w:rFonts w:ascii="Arial Narrow" w:hAnsi="Arial Narrow"/>
+          <w:sz w:val="24"/>
+          <w:szCs w:val="24"/>
+        </w:rPr>
+        <w:t xml:space="preserve">  </w:t>
+      </w:r>
+      <w:proofErr w:type="gramStart"/>
+      <w:r>
+        <w:rPr>
+          <w:rFonts w:ascii="Arial Narrow" w:hAnsi="Arial Narrow"/>
+          <w:sz w:val="24"/>
+          <w:szCs w:val="24"/>
+        </w:rPr>
+        <w:t>Logger.log(</w:t>
+      </w:r>
+      <w:proofErr w:type="gramEnd"/>
+      <w:r>
+        <w:rPr>
+          <w:rFonts w:ascii="Arial Narrow" w:hAnsi="Arial Narrow"/>
+          <w:sz w:val="24"/>
+          <w:szCs w:val="24"/>
+        </w:rPr>
+        <w:t>'isi7: '+isi7);</w:t>
       </w:r>
     </w:p>
     <w:p>
@@ -2052,6 +5367,7 @@
       <w:r>
         <w:rPr>
           <w:rFonts w:ascii="Arial Narrow" w:hAnsi="Arial Narrow"/>
+          <w:noProof/>
           <w:sz w:val="24"/>
           <w:szCs w:val="24"/>
         </w:rPr>
@@ -2106,12 +5422,60 @@
     <w:p>
       <w:pPr>
         <w:spacing w:after="0" w:line="240" w:lineRule="auto"/>
-        <w:rPr>
-          <w:rFonts w:ascii="Arial Narrow" w:hAnsi="Arial Narrow"/>
-          <w:sz w:val="24"/>
-          <w:szCs w:val="24"/>
-        </w:rPr>
-      </w:pPr>
+        <w:jc w:val="center"/>
+        <w:rPr>
+          <w:rFonts w:ascii="Arial Narrow" w:hAnsi="Arial Narrow"/>
+          <w:sz w:val="24"/>
+          <w:szCs w:val="24"/>
+        </w:rPr>
+      </w:pPr>
+      <w:r>
+        <w:rPr>
+          <w:rFonts w:ascii="Arial Narrow" w:hAnsi="Arial Narrow"/>
+          <w:sz w:val="24"/>
+          <w:szCs w:val="24"/>
+        </w:rPr>
+        <w:t>003_Menginput_nilai_ke_Google_Sheets_dengan</w:t>
+      </w:r>
+      <w:r>
+        <w:rPr>
+          <w:rFonts w:ascii="Arial Narrow" w:hAnsi="Arial Narrow"/>
+          <w:sz w:val="24"/>
+          <w:szCs w:val="24"/>
+        </w:rPr>
+        <w:t xml:space="preserve"> </w:t>
+      </w:r>
+      <w:proofErr w:type="spellStart"/>
+      <w:r>
+        <w:rPr>
+          <w:rFonts w:ascii="Arial Narrow" w:hAnsi="Arial Narrow"/>
+          <w:sz w:val="24"/>
+          <w:szCs w:val="24"/>
+        </w:rPr>
+        <w:t>Google_Apps_Script</w:t>
+      </w:r>
+      <w:proofErr w:type="spellEnd"/>
+    </w:p>
+    <w:p>
+      <w:pPr>
+        <w:spacing w:after="0" w:line="240" w:lineRule="auto"/>
+        <w:rPr>
+          <w:rFonts w:ascii="Arial Narrow" w:hAnsi="Arial Narrow"/>
+          <w:sz w:val="24"/>
+          <w:szCs w:val="24"/>
+        </w:rPr>
+      </w:pPr>
+    </w:p>
+    <w:p>
+      <w:pPr>
+        <w:spacing w:after="0" w:line="240" w:lineRule="auto"/>
+        <w:rPr>
+          <w:rFonts w:ascii="Arial Narrow" w:hAnsi="Arial Narrow"/>
+          <w:sz w:val="24"/>
+          <w:szCs w:val="24"/>
+        </w:rPr>
+      </w:pPr>
+      <w:proofErr w:type="spellStart"/>
       <w:r>
         <w:rPr>
           <w:rFonts w:ascii="Arial Narrow" w:hAnsi="Arial Narrow"/>
@@ -2120,16 +5484,18 @@
         </w:rPr>
         <w:t>Zcvzxcvzx</w:t>
       </w:r>
-    </w:p>
-    <w:p>
-      <w:pPr>
-        <w:spacing w:after="0" w:line="240" w:lineRule="auto"/>
-        <w:rPr>
-          <w:rFonts w:ascii="Arial Narrow" w:hAnsi="Arial Narrow"/>
-          <w:sz w:val="24"/>
-          <w:szCs w:val="24"/>
-        </w:rPr>
-      </w:pPr>
+      <w:proofErr w:type="spellEnd"/>
+    </w:p>
+    <w:p>
+      <w:pPr>
+        <w:spacing w:after="0" w:line="240" w:lineRule="auto"/>
+        <w:rPr>
+          <w:rFonts w:ascii="Arial Narrow" w:hAnsi="Arial Narrow"/>
+          <w:sz w:val="24"/>
+          <w:szCs w:val="24"/>
+        </w:rPr>
+      </w:pPr>
+      <w:proofErr w:type="spellStart"/>
       <w:r>
         <w:rPr>
           <w:rFonts w:ascii="Arial Narrow" w:hAnsi="Arial Narrow"/>
@@ -2138,16 +5504,18 @@
         </w:rPr>
         <w:t>Dassd</w:t>
       </w:r>
-    </w:p>
-    <w:p>
-      <w:pPr>
-        <w:spacing w:after="0" w:line="240" w:lineRule="auto"/>
-        <w:rPr>
-          <w:rFonts w:ascii="Arial Narrow" w:hAnsi="Arial Narrow"/>
-          <w:sz w:val="24"/>
-          <w:szCs w:val="24"/>
-        </w:rPr>
-      </w:pPr>
+      <w:proofErr w:type="spellEnd"/>
+    </w:p>
+    <w:p>
+      <w:pPr>
+        <w:spacing w:after="0" w:line="240" w:lineRule="auto"/>
+        <w:rPr>
+          <w:rFonts w:ascii="Arial Narrow" w:hAnsi="Arial Narrow"/>
+          <w:sz w:val="24"/>
+          <w:szCs w:val="24"/>
+        </w:rPr>
+      </w:pPr>
+      <w:proofErr w:type="spellStart"/>
       <w:r>
         <w:rPr>
           <w:rFonts w:ascii="Arial Narrow" w:hAnsi="Arial Narrow"/>
@@ -2156,6 +5524,7 @@
         </w:rPr>
         <w:t>Asdgasdg</w:t>
       </w:r>
+      <w:proofErr w:type="spellEnd"/>
     </w:p>
     <w:p>
       <w:pPr>
@@ -3133,6 +6502,7 @@
   <w:style w:type="character" w:default="1" w:styleId="DefaultParagraphFont">
     <w:name w:val="Default Paragraph Font"/>
     <w:uiPriority w:val="1"/>
+    <w:semiHidden/>
     <w:unhideWhenUsed/>
   </w:style>
   <w:style w:type="table" w:default="1" w:styleId="TableNormal">

--- a/note googlespreedsheet.docx
+++ b/note googlespreedsheet.docx
@@ -298,7 +298,7 @@
           <w:noProof/>
         </w:rPr>
         <w:drawing>
-          <wp:inline distT="0" distB="0" distL="0" distR="0" wp14:anchorId="03EC4E1B" wp14:editId="3B85DAF6">
+          <wp:inline distT="0" distB="0" distL="0" distR="0" wp14:anchorId="03EC4E1B" wp14:editId="471852EC">
             <wp:extent cx="5731510" cy="1471930"/>
             <wp:effectExtent l="0" t="0" r="2540" b="0"/>
             <wp:docPr id="1271658481" name="Picture 3"/>
@@ -2117,25 +2117,7 @@
           <w:sz w:val="24"/>
           <w:szCs w:val="24"/>
         </w:rPr>
-        <w:t>('A1'</w:t>
-      </w:r>
-      <w:proofErr w:type="gramStart"/>
-      <w:r>
-        <w:rPr>
-          <w:rFonts w:ascii="Arial Narrow" w:hAnsi="Arial Narrow"/>
-          <w:sz w:val="24"/>
-          <w:szCs w:val="24"/>
-        </w:rPr>
-        <w:t>).activate</w:t>
-      </w:r>
-      <w:proofErr w:type="gramEnd"/>
-      <w:r>
-        <w:rPr>
-          <w:rFonts w:ascii="Arial Narrow" w:hAnsi="Arial Narrow"/>
-          <w:sz w:val="24"/>
-          <w:szCs w:val="24"/>
-        </w:rPr>
-        <w:t xml:space="preserve">() </w:t>
+        <w:t xml:space="preserve">('A1').activate() </w:t>
       </w:r>
       <w:proofErr w:type="spellStart"/>
       <w:r>
@@ -2171,25 +2153,7 @@
           <w:sz w:val="24"/>
           <w:szCs w:val="24"/>
         </w:rPr>
-        <w:t>('D1'</w:t>
-      </w:r>
-      <w:proofErr w:type="gramStart"/>
-      <w:r>
-        <w:rPr>
-          <w:rFonts w:ascii="Arial Narrow" w:hAnsi="Arial Narrow"/>
-          <w:sz w:val="24"/>
-          <w:szCs w:val="24"/>
-        </w:rPr>
-        <w:t>).activate</w:t>
-      </w:r>
-      <w:proofErr w:type="gramEnd"/>
-      <w:r>
-        <w:rPr>
-          <w:rFonts w:ascii="Arial Narrow" w:hAnsi="Arial Narrow"/>
-          <w:sz w:val="24"/>
-          <w:szCs w:val="24"/>
-        </w:rPr>
-        <w:t xml:space="preserve">() </w:t>
+        <w:t xml:space="preserve">('D1').activate() </w:t>
       </w:r>
       <w:proofErr w:type="spellStart"/>
       <w:r>
@@ -3594,7 +3558,6 @@
         <w:t xml:space="preserve"> </w:t>
       </w:r>
       <w:proofErr w:type="spellStart"/>
-      <w:proofErr w:type="gramStart"/>
       <w:r>
         <w:rPr>
           <w:rFonts w:ascii="Arial Narrow" w:hAnsi="Arial Narrow"/>
@@ -3604,32 +3567,13 @@
         <w:t>spreadsheet.getRange</w:t>
       </w:r>
       <w:proofErr w:type="spellEnd"/>
-      <w:proofErr w:type="gramEnd"/>
-      <w:r>
-        <w:rPr>
-          <w:rFonts w:ascii="Arial Narrow" w:hAnsi="Arial Narrow"/>
-          <w:sz w:val="24"/>
-          <w:szCs w:val="24"/>
-        </w:rPr>
-        <w:t>('D5'</w:t>
-      </w:r>
-      <w:proofErr w:type="gramStart"/>
-      <w:r>
-        <w:rPr>
-          <w:rFonts w:ascii="Arial Narrow" w:hAnsi="Arial Narrow"/>
-          <w:sz w:val="24"/>
-          <w:szCs w:val="24"/>
-        </w:rPr>
-        <w:t>).activate</w:t>
-      </w:r>
-      <w:proofErr w:type="gramEnd"/>
-      <w:r>
-        <w:rPr>
-          <w:rFonts w:ascii="Arial Narrow" w:hAnsi="Arial Narrow"/>
-          <w:sz w:val="24"/>
-          <w:szCs w:val="24"/>
-        </w:rPr>
-        <w:t xml:space="preserve">(); yang </w:t>
+      <w:r>
+        <w:rPr>
+          <w:rFonts w:ascii="Arial Narrow" w:hAnsi="Arial Narrow"/>
+          <w:sz w:val="24"/>
+          <w:szCs w:val="24"/>
+        </w:rPr>
+        <w:t xml:space="preserve">('D5').activate(); yang </w:t>
       </w:r>
       <w:proofErr w:type="spellStart"/>
       <w:r>
@@ -4000,25 +3944,7 @@
           <w:sz w:val="24"/>
           <w:szCs w:val="24"/>
         </w:rPr>
-        <w:t xml:space="preserve"> many </w:t>
-      </w:r>
-      <w:proofErr w:type="gramStart"/>
-      <w:r>
-        <w:rPr>
-          <w:rFonts w:ascii="Arial Narrow" w:hAnsi="Arial Narrow"/>
-          <w:sz w:val="24"/>
-          <w:szCs w:val="24"/>
-        </w:rPr>
-        <w:t>method</w:t>
-      </w:r>
-      <w:proofErr w:type="gramEnd"/>
-      <w:r>
-        <w:rPr>
-          <w:rFonts w:ascii="Arial Narrow" w:hAnsi="Arial Narrow"/>
-          <w:sz w:val="24"/>
-          <w:szCs w:val="24"/>
-        </w:rPr>
-        <w:t>:</w:t>
+        <w:t xml:space="preserve"> many method:</w:t>
       </w:r>
     </w:p>
     <w:p>
@@ -4045,16 +3971,7 @@
           <w:sz w:val="24"/>
           <w:szCs w:val="24"/>
         </w:rPr>
-        <w:t>ambil_</w:t>
-      </w:r>
-      <w:proofErr w:type="gramStart"/>
-      <w:r>
-        <w:rPr>
-          <w:rFonts w:ascii="Arial Narrow" w:hAnsi="Arial Narrow"/>
-          <w:sz w:val="24"/>
-          <w:szCs w:val="24"/>
-        </w:rPr>
-        <w:t>data</w:t>
+        <w:t>ambil_data</w:t>
       </w:r>
       <w:proofErr w:type="spellEnd"/>
       <w:r>
@@ -4065,7 +3982,6 @@
         </w:rPr>
         <w:t>(){</w:t>
       </w:r>
-      <w:proofErr w:type="gramEnd"/>
     </w:p>
     <w:p>
       <w:pPr>
@@ -4167,7 +4083,6 @@
         <w:t xml:space="preserve"> = </w:t>
       </w:r>
       <w:proofErr w:type="spellStart"/>
-      <w:proofErr w:type="gramStart"/>
       <w:r>
         <w:rPr>
           <w:rFonts w:ascii="Arial Narrow" w:hAnsi="Arial Narrow"/>
@@ -4177,7 +4092,6 @@
         <w:t>sheet.getSheetByName</w:t>
       </w:r>
       <w:proofErr w:type="spellEnd"/>
-      <w:proofErr w:type="gramEnd"/>
       <w:r>
         <w:rPr>
           <w:rFonts w:ascii="Arial Narrow" w:hAnsi="Arial Narrow"/>
@@ -4257,35 +4171,16 @@
           <w:sz w:val="24"/>
           <w:szCs w:val="24"/>
         </w:rPr>
-        <w:t>nama_</w:t>
-      </w:r>
-      <w:proofErr w:type="gramStart"/>
-      <w:r>
-        <w:rPr>
-          <w:rFonts w:ascii="Arial Narrow" w:hAnsi="Arial Narrow"/>
-          <w:sz w:val="24"/>
-          <w:szCs w:val="24"/>
-        </w:rPr>
-        <w:t>sheet.getRange</w:t>
-      </w:r>
-      <w:proofErr w:type="spellEnd"/>
-      <w:proofErr w:type="gramEnd"/>
-      <w:r>
-        <w:rPr>
-          <w:rFonts w:ascii="Arial Narrow" w:hAnsi="Arial Narrow"/>
-          <w:sz w:val="24"/>
-          <w:szCs w:val="24"/>
-        </w:rPr>
-        <w:t>('A1'</w:t>
-      </w:r>
-      <w:proofErr w:type="gramStart"/>
-      <w:r>
-        <w:rPr>
-          <w:rFonts w:ascii="Arial Narrow" w:hAnsi="Arial Narrow"/>
-          <w:sz w:val="24"/>
-          <w:szCs w:val="24"/>
-        </w:rPr>
-        <w:t>).</w:t>
+        <w:t>nama_sheet.getRange</w:t>
+      </w:r>
+      <w:proofErr w:type="spellEnd"/>
+      <w:r>
+        <w:rPr>
+          <w:rFonts w:ascii="Arial Narrow" w:hAnsi="Arial Narrow"/>
+          <w:sz w:val="24"/>
+          <w:szCs w:val="24"/>
+        </w:rPr>
+        <w:t>('A1').</w:t>
       </w:r>
       <w:proofErr w:type="spellStart"/>
       <w:r>
@@ -4297,7 +4192,6 @@
         <w:t>getValue</w:t>
       </w:r>
       <w:proofErr w:type="spellEnd"/>
-      <w:proofErr w:type="gramEnd"/>
       <w:r>
         <w:rPr>
           <w:rFonts w:ascii="Arial Narrow" w:hAnsi="Arial Narrow"/>
@@ -4359,35 +4253,16 @@
           <w:sz w:val="24"/>
           <w:szCs w:val="24"/>
         </w:rPr>
-        <w:t>nama_</w:t>
-      </w:r>
-      <w:proofErr w:type="gramStart"/>
-      <w:r>
-        <w:rPr>
-          <w:rFonts w:ascii="Arial Narrow" w:hAnsi="Arial Narrow"/>
-          <w:sz w:val="24"/>
-          <w:szCs w:val="24"/>
-        </w:rPr>
-        <w:t>sheet.getRange</w:t>
-      </w:r>
-      <w:proofErr w:type="spellEnd"/>
-      <w:proofErr w:type="gramEnd"/>
-      <w:r>
-        <w:rPr>
-          <w:rFonts w:ascii="Arial Narrow" w:hAnsi="Arial Narrow"/>
-          <w:sz w:val="24"/>
-          <w:szCs w:val="24"/>
-        </w:rPr>
-        <w:t>('A2:E2'</w:t>
-      </w:r>
-      <w:proofErr w:type="gramStart"/>
-      <w:r>
-        <w:rPr>
-          <w:rFonts w:ascii="Arial Narrow" w:hAnsi="Arial Narrow"/>
-          <w:sz w:val="24"/>
-          <w:szCs w:val="24"/>
-        </w:rPr>
-        <w:t>).</w:t>
+        <w:t>nama_sheet.getRange</w:t>
+      </w:r>
+      <w:proofErr w:type="spellEnd"/>
+      <w:r>
+        <w:rPr>
+          <w:rFonts w:ascii="Arial Narrow" w:hAnsi="Arial Narrow"/>
+          <w:sz w:val="24"/>
+          <w:szCs w:val="24"/>
+        </w:rPr>
+        <w:t>('A2:E2').</w:t>
       </w:r>
       <w:proofErr w:type="spellStart"/>
       <w:r>
@@ -4399,7 +4274,6 @@
         <w:t>getValue</w:t>
       </w:r>
       <w:proofErr w:type="spellEnd"/>
-      <w:proofErr w:type="gramEnd"/>
       <w:r>
         <w:rPr>
           <w:rFonts w:ascii="Arial Narrow" w:hAnsi="Arial Narrow"/>
@@ -4471,35 +4345,16 @@
           <w:sz w:val="24"/>
           <w:szCs w:val="24"/>
         </w:rPr>
-        <w:t>nama_</w:t>
-      </w:r>
-      <w:proofErr w:type="gramStart"/>
-      <w:r>
-        <w:rPr>
-          <w:rFonts w:ascii="Arial Narrow" w:hAnsi="Arial Narrow"/>
-          <w:sz w:val="24"/>
-          <w:szCs w:val="24"/>
-        </w:rPr>
-        <w:t>sheet.getRange</w:t>
-      </w:r>
-      <w:proofErr w:type="spellEnd"/>
-      <w:proofErr w:type="gramEnd"/>
-      <w:r>
-        <w:rPr>
-          <w:rFonts w:ascii="Arial Narrow" w:hAnsi="Arial Narrow"/>
-          <w:sz w:val="24"/>
-          <w:szCs w:val="24"/>
-        </w:rPr>
-        <w:t>(2,1</w:t>
-      </w:r>
-      <w:proofErr w:type="gramStart"/>
-      <w:r>
-        <w:rPr>
-          <w:rFonts w:ascii="Arial Narrow" w:hAnsi="Arial Narrow"/>
-          <w:sz w:val="24"/>
-          <w:szCs w:val="24"/>
-        </w:rPr>
-        <w:t>).</w:t>
+        <w:t>nama_sheet.getRange</w:t>
+      </w:r>
+      <w:proofErr w:type="spellEnd"/>
+      <w:r>
+        <w:rPr>
+          <w:rFonts w:ascii="Arial Narrow" w:hAnsi="Arial Narrow"/>
+          <w:sz w:val="24"/>
+          <w:szCs w:val="24"/>
+        </w:rPr>
+        <w:t>(2,1).</w:t>
       </w:r>
       <w:proofErr w:type="spellStart"/>
       <w:r>
@@ -4511,7 +4366,6 @@
         <w:t>getValue</w:t>
       </w:r>
       <w:proofErr w:type="spellEnd"/>
-      <w:proofErr w:type="gramEnd"/>
       <w:r>
         <w:rPr>
           <w:rFonts w:ascii="Arial Narrow" w:hAnsi="Arial Narrow"/>
@@ -4583,35 +4437,16 @@
           <w:sz w:val="24"/>
           <w:szCs w:val="24"/>
         </w:rPr>
-        <w:t>nama_</w:t>
-      </w:r>
-      <w:proofErr w:type="gramStart"/>
-      <w:r>
-        <w:rPr>
-          <w:rFonts w:ascii="Arial Narrow" w:hAnsi="Arial Narrow"/>
-          <w:sz w:val="24"/>
-          <w:szCs w:val="24"/>
-        </w:rPr>
-        <w:t>sheet.getRange</w:t>
-      </w:r>
-      <w:proofErr w:type="spellEnd"/>
-      <w:proofErr w:type="gramEnd"/>
-      <w:r>
-        <w:rPr>
-          <w:rFonts w:ascii="Arial Narrow" w:hAnsi="Arial Narrow"/>
-          <w:sz w:val="24"/>
-          <w:szCs w:val="24"/>
-        </w:rPr>
-        <w:t>(2,1,3</w:t>
-      </w:r>
-      <w:proofErr w:type="gramStart"/>
-      <w:r>
-        <w:rPr>
-          <w:rFonts w:ascii="Arial Narrow" w:hAnsi="Arial Narrow"/>
-          <w:sz w:val="24"/>
-          <w:szCs w:val="24"/>
-        </w:rPr>
-        <w:t>).</w:t>
+        <w:t>nama_sheet.getRange</w:t>
+      </w:r>
+      <w:proofErr w:type="spellEnd"/>
+      <w:r>
+        <w:rPr>
+          <w:rFonts w:ascii="Arial Narrow" w:hAnsi="Arial Narrow"/>
+          <w:sz w:val="24"/>
+          <w:szCs w:val="24"/>
+        </w:rPr>
+        <w:t>(2,1,3).</w:t>
       </w:r>
       <w:proofErr w:type="spellStart"/>
       <w:r>
@@ -4623,7 +4458,6 @@
         <w:t>getValues</w:t>
       </w:r>
       <w:proofErr w:type="spellEnd"/>
-      <w:proofErr w:type="gramEnd"/>
       <w:r>
         <w:rPr>
           <w:rFonts w:ascii="Arial Narrow" w:hAnsi="Arial Narrow"/>
@@ -4713,35 +4547,16 @@
           <w:sz w:val="24"/>
           <w:szCs w:val="24"/>
         </w:rPr>
-        <w:t>nama_</w:t>
-      </w:r>
-      <w:proofErr w:type="gramStart"/>
-      <w:r>
-        <w:rPr>
-          <w:rFonts w:ascii="Arial Narrow" w:hAnsi="Arial Narrow"/>
-          <w:sz w:val="24"/>
-          <w:szCs w:val="24"/>
-        </w:rPr>
-        <w:t>sheet.getRange</w:t>
-      </w:r>
-      <w:proofErr w:type="spellEnd"/>
-      <w:proofErr w:type="gramEnd"/>
-      <w:r>
-        <w:rPr>
-          <w:rFonts w:ascii="Arial Narrow" w:hAnsi="Arial Narrow"/>
-          <w:sz w:val="24"/>
-          <w:szCs w:val="24"/>
-        </w:rPr>
-        <w:t>(2,1,3,3</w:t>
-      </w:r>
-      <w:proofErr w:type="gramStart"/>
-      <w:r>
-        <w:rPr>
-          <w:rFonts w:ascii="Arial Narrow" w:hAnsi="Arial Narrow"/>
-          <w:sz w:val="24"/>
-          <w:szCs w:val="24"/>
-        </w:rPr>
-        <w:t>).</w:t>
+        <w:t>nama_sheet.getRange</w:t>
+      </w:r>
+      <w:proofErr w:type="spellEnd"/>
+      <w:r>
+        <w:rPr>
+          <w:rFonts w:ascii="Arial Narrow" w:hAnsi="Arial Narrow"/>
+          <w:sz w:val="24"/>
+          <w:szCs w:val="24"/>
+        </w:rPr>
+        <w:t>(2,1,3,3).</w:t>
       </w:r>
       <w:proofErr w:type="spellStart"/>
       <w:r>
@@ -4753,7 +4568,6 @@
         <w:t>getValues</w:t>
       </w:r>
       <w:proofErr w:type="spellEnd"/>
-      <w:proofErr w:type="gramEnd"/>
       <w:r>
         <w:rPr>
           <w:rFonts w:ascii="Arial Narrow" w:hAnsi="Arial Narrow"/>
@@ -4833,35 +4647,16 @@
           <w:sz w:val="24"/>
           <w:szCs w:val="24"/>
         </w:rPr>
-        <w:t>nama_</w:t>
-      </w:r>
-      <w:proofErr w:type="gramStart"/>
-      <w:r>
-        <w:rPr>
-          <w:rFonts w:ascii="Arial Narrow" w:hAnsi="Arial Narrow"/>
-          <w:sz w:val="24"/>
-          <w:szCs w:val="24"/>
-        </w:rPr>
-        <w:t>sheet.getRange</w:t>
-      </w:r>
-      <w:proofErr w:type="spellEnd"/>
-      <w:proofErr w:type="gramEnd"/>
-      <w:r>
-        <w:rPr>
-          <w:rFonts w:ascii="Arial Narrow" w:hAnsi="Arial Narrow"/>
-          <w:sz w:val="24"/>
-          <w:szCs w:val="24"/>
-        </w:rPr>
-        <w:t>('C2'</w:t>
-      </w:r>
-      <w:proofErr w:type="gramStart"/>
-      <w:r>
-        <w:rPr>
-          <w:rFonts w:ascii="Arial Narrow" w:hAnsi="Arial Narrow"/>
-          <w:sz w:val="24"/>
-          <w:szCs w:val="24"/>
-        </w:rPr>
-        <w:t>).</w:t>
+        <w:t>nama_sheet.getRange</w:t>
+      </w:r>
+      <w:proofErr w:type="spellEnd"/>
+      <w:r>
+        <w:rPr>
+          <w:rFonts w:ascii="Arial Narrow" w:hAnsi="Arial Narrow"/>
+          <w:sz w:val="24"/>
+          <w:szCs w:val="24"/>
+        </w:rPr>
+        <w:t>('C2').</w:t>
       </w:r>
       <w:proofErr w:type="spellStart"/>
       <w:r>
@@ -4873,7 +4668,6 @@
         <w:t>getValue</w:t>
       </w:r>
       <w:proofErr w:type="spellEnd"/>
-      <w:proofErr w:type="gramEnd"/>
       <w:r>
         <w:rPr>
           <w:rFonts w:ascii="Arial Narrow" w:hAnsi="Arial Narrow"/>
@@ -4989,35 +4783,16 @@
           <w:sz w:val="24"/>
           <w:szCs w:val="24"/>
         </w:rPr>
-        <w:t>nama_</w:t>
-      </w:r>
-      <w:proofErr w:type="gramStart"/>
-      <w:r>
-        <w:rPr>
-          <w:rFonts w:ascii="Arial Narrow" w:hAnsi="Arial Narrow"/>
-          <w:sz w:val="24"/>
-          <w:szCs w:val="24"/>
-        </w:rPr>
-        <w:t>sheet.getRange</w:t>
-      </w:r>
-      <w:proofErr w:type="spellEnd"/>
-      <w:proofErr w:type="gramEnd"/>
-      <w:r>
-        <w:rPr>
-          <w:rFonts w:ascii="Arial Narrow" w:hAnsi="Arial Narrow"/>
-          <w:sz w:val="24"/>
-          <w:szCs w:val="24"/>
-        </w:rPr>
-        <w:t>('C2'</w:t>
-      </w:r>
-      <w:proofErr w:type="gramStart"/>
-      <w:r>
-        <w:rPr>
-          <w:rFonts w:ascii="Arial Narrow" w:hAnsi="Arial Narrow"/>
-          <w:sz w:val="24"/>
-          <w:szCs w:val="24"/>
-        </w:rPr>
-        <w:t>).</w:t>
+        <w:t>nama_sheet.getRange</w:t>
+      </w:r>
+      <w:proofErr w:type="spellEnd"/>
+      <w:r>
+        <w:rPr>
+          <w:rFonts w:ascii="Arial Narrow" w:hAnsi="Arial Narrow"/>
+          <w:sz w:val="24"/>
+          <w:szCs w:val="24"/>
+        </w:rPr>
+        <w:t>('C2').</w:t>
       </w:r>
       <w:proofErr w:type="spellStart"/>
       <w:r>
@@ -5029,7 +4804,6 @@
         <w:t>getDisplayValues</w:t>
       </w:r>
       <w:proofErr w:type="spellEnd"/>
-      <w:proofErr w:type="gramEnd"/>
       <w:r>
         <w:rPr>
           <w:rFonts w:ascii="Arial Narrow" w:hAnsi="Arial Narrow"/>
@@ -5082,169 +4856,79 @@
           <w:sz w:val="24"/>
           <w:szCs w:val="24"/>
         </w:rPr>
-        <w:t xml:space="preserve">  </w:t>
-      </w:r>
-      <w:proofErr w:type="gramStart"/>
-      <w:r>
-        <w:rPr>
-          <w:rFonts w:ascii="Arial Narrow" w:hAnsi="Arial Narrow"/>
-          <w:sz w:val="24"/>
-          <w:szCs w:val="24"/>
-        </w:rPr>
-        <w:t>Logger.log(</w:t>
-      </w:r>
-      <w:proofErr w:type="gramEnd"/>
-      <w:r>
-        <w:rPr>
-          <w:rFonts w:ascii="Arial Narrow" w:hAnsi="Arial Narrow"/>
-          <w:sz w:val="24"/>
-          <w:szCs w:val="24"/>
-        </w:rPr>
-        <w:t>'isi1: '+isi1);</w:t>
-      </w:r>
-    </w:p>
-    <w:p>
-      <w:pPr>
-        <w:spacing w:after="0" w:line="240" w:lineRule="auto"/>
-        <w:rPr>
-          <w:rFonts w:ascii="Arial Narrow" w:hAnsi="Arial Narrow"/>
-          <w:sz w:val="24"/>
-          <w:szCs w:val="24"/>
-        </w:rPr>
-      </w:pPr>
-      <w:r>
-        <w:rPr>
-          <w:rFonts w:ascii="Arial Narrow" w:hAnsi="Arial Narrow"/>
-          <w:sz w:val="24"/>
-          <w:szCs w:val="24"/>
-        </w:rPr>
-        <w:t xml:space="preserve">  </w:t>
-      </w:r>
-      <w:proofErr w:type="gramStart"/>
-      <w:r>
-        <w:rPr>
-          <w:rFonts w:ascii="Arial Narrow" w:hAnsi="Arial Narrow"/>
-          <w:sz w:val="24"/>
-          <w:szCs w:val="24"/>
-        </w:rPr>
-        <w:t>Logger.log(</w:t>
-      </w:r>
-      <w:proofErr w:type="gramEnd"/>
-      <w:r>
-        <w:rPr>
-          <w:rFonts w:ascii="Arial Narrow" w:hAnsi="Arial Narrow"/>
-          <w:sz w:val="24"/>
-          <w:szCs w:val="24"/>
-        </w:rPr>
-        <w:t>'isi2: '+isi2);</w:t>
-      </w:r>
-    </w:p>
-    <w:p>
-      <w:pPr>
-        <w:spacing w:after="0" w:line="240" w:lineRule="auto"/>
-        <w:rPr>
-          <w:rFonts w:ascii="Arial Narrow" w:hAnsi="Arial Narrow"/>
-          <w:sz w:val="24"/>
-          <w:szCs w:val="24"/>
-        </w:rPr>
-      </w:pPr>
-      <w:r>
-        <w:rPr>
-          <w:rFonts w:ascii="Arial Narrow" w:hAnsi="Arial Narrow"/>
-          <w:sz w:val="24"/>
-          <w:szCs w:val="24"/>
-        </w:rPr>
-        <w:t xml:space="preserve">  </w:t>
-      </w:r>
-      <w:proofErr w:type="gramStart"/>
-      <w:r>
-        <w:rPr>
-          <w:rFonts w:ascii="Arial Narrow" w:hAnsi="Arial Narrow"/>
-          <w:sz w:val="24"/>
-          <w:szCs w:val="24"/>
-        </w:rPr>
-        <w:t>Logger.log(</w:t>
-      </w:r>
-      <w:proofErr w:type="gramEnd"/>
-      <w:r>
-        <w:rPr>
-          <w:rFonts w:ascii="Arial Narrow" w:hAnsi="Arial Narrow"/>
-          <w:sz w:val="24"/>
-          <w:szCs w:val="24"/>
-        </w:rPr>
-        <w:t>'isi3: '+isi3);</w:t>
-      </w:r>
-    </w:p>
-    <w:p>
-      <w:pPr>
-        <w:spacing w:after="0" w:line="240" w:lineRule="auto"/>
-        <w:rPr>
-          <w:rFonts w:ascii="Arial Narrow" w:hAnsi="Arial Narrow"/>
-          <w:sz w:val="24"/>
-          <w:szCs w:val="24"/>
-        </w:rPr>
-      </w:pPr>
-      <w:r>
-        <w:rPr>
-          <w:rFonts w:ascii="Arial Narrow" w:hAnsi="Arial Narrow"/>
-          <w:sz w:val="24"/>
-          <w:szCs w:val="24"/>
-        </w:rPr>
-        <w:t xml:space="preserve">  </w:t>
-      </w:r>
-      <w:proofErr w:type="gramStart"/>
-      <w:r>
-        <w:rPr>
-          <w:rFonts w:ascii="Arial Narrow" w:hAnsi="Arial Narrow"/>
-          <w:sz w:val="24"/>
-          <w:szCs w:val="24"/>
-        </w:rPr>
-        <w:t>Logger.log(</w:t>
-      </w:r>
-      <w:proofErr w:type="gramEnd"/>
-      <w:r>
-        <w:rPr>
-          <w:rFonts w:ascii="Arial Narrow" w:hAnsi="Arial Narrow"/>
-          <w:sz w:val="24"/>
-          <w:szCs w:val="24"/>
-        </w:rPr>
-        <w:t>'isi4: '+isi4);</w:t>
-      </w:r>
-    </w:p>
-    <w:p>
-      <w:pPr>
-        <w:spacing w:after="0" w:line="240" w:lineRule="auto"/>
-        <w:rPr>
-          <w:rFonts w:ascii="Arial Narrow" w:hAnsi="Arial Narrow"/>
-          <w:sz w:val="24"/>
-          <w:szCs w:val="24"/>
-        </w:rPr>
-      </w:pPr>
-      <w:r>
-        <w:rPr>
-          <w:rFonts w:ascii="Arial Narrow" w:hAnsi="Arial Narrow"/>
-          <w:sz w:val="24"/>
-          <w:szCs w:val="24"/>
-        </w:rPr>
-        <w:t xml:space="preserve">  </w:t>
-      </w:r>
-      <w:proofErr w:type="gramStart"/>
-      <w:r>
-        <w:rPr>
-          <w:rFonts w:ascii="Arial Narrow" w:hAnsi="Arial Narrow"/>
-          <w:sz w:val="24"/>
-          <w:szCs w:val="24"/>
-        </w:rPr>
-        <w:t>Logger.log(</w:t>
-      </w:r>
-      <w:proofErr w:type="gramEnd"/>
-      <w:r>
-        <w:rPr>
-          <w:rFonts w:ascii="Arial Narrow" w:hAnsi="Arial Narrow"/>
-          <w:sz w:val="24"/>
-          <w:szCs w:val="24"/>
-        </w:rPr>
-        <w:t>'isi5: '+isi5);</w:t>
+        <w:t>  Logger.log('isi1: '+isi1);</w:t>
+      </w:r>
+    </w:p>
+    <w:p>
+      <w:pPr>
+        <w:spacing w:after="0" w:line="240" w:lineRule="auto"/>
+        <w:rPr>
+          <w:rFonts w:ascii="Arial Narrow" w:hAnsi="Arial Narrow"/>
+          <w:sz w:val="24"/>
+          <w:szCs w:val="24"/>
+        </w:rPr>
+      </w:pPr>
+      <w:r>
+        <w:rPr>
+          <w:rFonts w:ascii="Arial Narrow" w:hAnsi="Arial Narrow"/>
+          <w:sz w:val="24"/>
+          <w:szCs w:val="24"/>
+        </w:rPr>
+        <w:t>  Logger.log('isi2: '+isi2);</w:t>
+      </w:r>
+    </w:p>
+    <w:p>
+      <w:pPr>
+        <w:spacing w:after="0" w:line="240" w:lineRule="auto"/>
+        <w:rPr>
+          <w:rFonts w:ascii="Arial Narrow" w:hAnsi="Arial Narrow"/>
+          <w:sz w:val="24"/>
+          <w:szCs w:val="24"/>
+        </w:rPr>
+      </w:pPr>
+      <w:r>
+        <w:rPr>
+          <w:rFonts w:ascii="Arial Narrow" w:hAnsi="Arial Narrow"/>
+          <w:sz w:val="24"/>
+          <w:szCs w:val="24"/>
+        </w:rPr>
+        <w:t>  Logger.log('isi3: '+isi3);</w:t>
+      </w:r>
+    </w:p>
+    <w:p>
+      <w:pPr>
+        <w:spacing w:after="0" w:line="240" w:lineRule="auto"/>
+        <w:rPr>
+          <w:rFonts w:ascii="Arial Narrow" w:hAnsi="Arial Narrow"/>
+          <w:sz w:val="24"/>
+          <w:szCs w:val="24"/>
+        </w:rPr>
+      </w:pPr>
+      <w:r>
+        <w:rPr>
+          <w:rFonts w:ascii="Arial Narrow" w:hAnsi="Arial Narrow"/>
+          <w:sz w:val="24"/>
+          <w:szCs w:val="24"/>
+        </w:rPr>
+        <w:t>  Logger.log('isi4: '+isi4);</w:t>
+      </w:r>
+    </w:p>
+    <w:p>
+      <w:pPr>
+        <w:spacing w:after="0" w:line="240" w:lineRule="auto"/>
+        <w:rPr>
+          <w:rFonts w:ascii="Arial Narrow" w:hAnsi="Arial Narrow"/>
+          <w:sz w:val="24"/>
+          <w:szCs w:val="24"/>
+        </w:rPr>
+      </w:pPr>
+      <w:r>
+        <w:rPr>
+          <w:rFonts w:ascii="Arial Narrow" w:hAnsi="Arial Narrow"/>
+          <w:sz w:val="24"/>
+          <w:szCs w:val="24"/>
+        </w:rPr>
+        <w:t>  Logger.log('isi5: '+isi5);</w:t>
       </w:r>
     </w:p>
     <w:p>
@@ -5280,61 +4964,25 @@
           <w:sz w:val="24"/>
           <w:szCs w:val="24"/>
         </w:rPr>
-        <w:t xml:space="preserve">  </w:t>
-      </w:r>
-      <w:proofErr w:type="gramStart"/>
-      <w:r>
-        <w:rPr>
-          <w:rFonts w:ascii="Arial Narrow" w:hAnsi="Arial Narrow"/>
-          <w:sz w:val="24"/>
-          <w:szCs w:val="24"/>
-        </w:rPr>
-        <w:t>Logger.log(</w:t>
-      </w:r>
-      <w:proofErr w:type="gramEnd"/>
-      <w:r>
-        <w:rPr>
-          <w:rFonts w:ascii="Arial Narrow" w:hAnsi="Arial Narrow"/>
-          <w:sz w:val="24"/>
-          <w:szCs w:val="24"/>
-        </w:rPr>
-        <w:t>'isi6: '+isi6);</w:t>
-      </w:r>
-    </w:p>
-    <w:p>
-      <w:pPr>
-        <w:spacing w:after="0" w:line="240" w:lineRule="auto"/>
-        <w:rPr>
-          <w:rFonts w:ascii="Arial Narrow" w:hAnsi="Arial Narrow"/>
-          <w:sz w:val="24"/>
-          <w:szCs w:val="24"/>
-        </w:rPr>
-      </w:pPr>
-      <w:r>
-        <w:rPr>
-          <w:rFonts w:ascii="Arial Narrow" w:hAnsi="Arial Narrow"/>
-          <w:sz w:val="24"/>
-          <w:szCs w:val="24"/>
-        </w:rPr>
-        <w:t xml:space="preserve">  </w:t>
-      </w:r>
-      <w:proofErr w:type="gramStart"/>
-      <w:r>
-        <w:rPr>
-          <w:rFonts w:ascii="Arial Narrow" w:hAnsi="Arial Narrow"/>
-          <w:sz w:val="24"/>
-          <w:szCs w:val="24"/>
-        </w:rPr>
-        <w:t>Logger.log(</w:t>
-      </w:r>
-      <w:proofErr w:type="gramEnd"/>
-      <w:r>
-        <w:rPr>
-          <w:rFonts w:ascii="Arial Narrow" w:hAnsi="Arial Narrow"/>
-          <w:sz w:val="24"/>
-          <w:szCs w:val="24"/>
-        </w:rPr>
-        <w:t>'isi7: '+isi7);</w:t>
+        <w:t>  Logger.log('isi6: '+isi6);</w:t>
+      </w:r>
+    </w:p>
+    <w:p>
+      <w:pPr>
+        <w:spacing w:after="0" w:line="240" w:lineRule="auto"/>
+        <w:rPr>
+          <w:rFonts w:ascii="Arial Narrow" w:hAnsi="Arial Narrow"/>
+          <w:sz w:val="24"/>
+          <w:szCs w:val="24"/>
+        </w:rPr>
+      </w:pPr>
+      <w:r>
+        <w:rPr>
+          <w:rFonts w:ascii="Arial Narrow" w:hAnsi="Arial Narrow"/>
+          <w:sz w:val="24"/>
+          <w:szCs w:val="24"/>
+        </w:rPr>
+        <w:t>  Logger.log('isi7: '+isi7);</w:t>
       </w:r>
     </w:p>
     <w:p>
@@ -5475,6 +5123,1612 @@
           <w:szCs w:val="24"/>
         </w:rPr>
       </w:pPr>
+      <w:r>
+        <w:rPr>
+          <w:rFonts w:ascii="Arial Narrow" w:hAnsi="Arial Narrow"/>
+          <w:sz w:val="24"/>
+          <w:szCs w:val="24"/>
+        </w:rPr>
+        <w:drawing>
+          <wp:inline distT="0" distB="0" distL="0" distR="0" wp14:anchorId="40E91E7D" wp14:editId="4A437F12">
+            <wp:extent cx="4915153" cy="1409772"/>
+            <wp:effectExtent l="0" t="0" r="0" b="0"/>
+            <wp:docPr id="1851106127" name="Picture 1"/>
+            <wp:cNvGraphicFramePr>
+              <a:graphicFrameLocks xmlns:a="http://schemas.openxmlformats.org/drawingml/2006/main" noChangeAspect="1"/>
+            </wp:cNvGraphicFramePr>
+            <a:graphic xmlns:a="http://schemas.openxmlformats.org/drawingml/2006/main">
+              <a:graphicData uri="http://schemas.openxmlformats.org/drawingml/2006/picture">
+                <pic:pic xmlns:pic="http://schemas.openxmlformats.org/drawingml/2006/picture">
+                  <pic:nvPicPr>
+                    <pic:cNvPr id="1851106127" name=""/>
+                    <pic:cNvPicPr/>
+                  </pic:nvPicPr>
+                  <pic:blipFill>
+                    <a:blip r:embed="rId21"/>
+                    <a:stretch>
+                      <a:fillRect/>
+                    </a:stretch>
+                  </pic:blipFill>
+                  <pic:spPr>
+                    <a:xfrm>
+                      <a:off x="0" y="0"/>
+                      <a:ext cx="4915153" cy="1409772"/>
+                    </a:xfrm>
+                    <a:prstGeom prst="rect">
+                      <a:avLst/>
+                    </a:prstGeom>
+                  </pic:spPr>
+                </pic:pic>
+              </a:graphicData>
+            </a:graphic>
+          </wp:inline>
+        </w:drawing>
+      </w:r>
+    </w:p>
+    <w:p>
+      <w:pPr>
+        <w:spacing w:after="0" w:line="240" w:lineRule="auto"/>
+        <w:rPr>
+          <w:rFonts w:ascii="Arial Narrow" w:hAnsi="Arial Narrow"/>
+          <w:sz w:val="24"/>
+          <w:szCs w:val="24"/>
+        </w:rPr>
+      </w:pPr>
+      <w:r>
+        <w:rPr>
+          <w:rFonts w:ascii="Arial Narrow" w:hAnsi="Arial Narrow"/>
+          <w:sz w:val="24"/>
+          <w:szCs w:val="24"/>
+        </w:rPr>
+        <w:t>// global variable</w:t>
+      </w:r>
+    </w:p>
+    <w:p>
+      <w:pPr>
+        <w:spacing w:after="0" w:line="240" w:lineRule="auto"/>
+        <w:rPr>
+          <w:rFonts w:ascii="Arial Narrow" w:hAnsi="Arial Narrow"/>
+          <w:sz w:val="24"/>
+          <w:szCs w:val="24"/>
+        </w:rPr>
+      </w:pPr>
+      <w:r>
+        <w:rPr>
+          <w:rFonts w:ascii="Arial Narrow" w:hAnsi="Arial Narrow"/>
+          <w:sz w:val="24"/>
+          <w:szCs w:val="24"/>
+        </w:rPr>
+        <w:t>var id ='18Ny9pOAcu-9J4d5_CTLpKR_o2pwOdpQudkg4S1OPDEM';</w:t>
+      </w:r>
+    </w:p>
+    <w:p>
+      <w:pPr>
+        <w:spacing w:after="0" w:line="240" w:lineRule="auto"/>
+        <w:rPr>
+          <w:rFonts w:ascii="Arial Narrow" w:hAnsi="Arial Narrow"/>
+          <w:sz w:val="24"/>
+          <w:szCs w:val="24"/>
+        </w:rPr>
+      </w:pPr>
+      <w:r>
+        <w:rPr>
+          <w:rFonts w:ascii="Arial Narrow" w:hAnsi="Arial Narrow"/>
+          <w:sz w:val="24"/>
+          <w:szCs w:val="24"/>
+        </w:rPr>
+        <w:t>var sheet = 'Sheet2';</w:t>
+      </w:r>
+    </w:p>
+    <w:p>
+      <w:pPr>
+        <w:spacing w:after="0" w:line="240" w:lineRule="auto"/>
+        <w:rPr>
+          <w:rFonts w:ascii="Arial Narrow" w:hAnsi="Arial Narrow"/>
+          <w:sz w:val="24"/>
+          <w:szCs w:val="24"/>
+        </w:rPr>
+      </w:pPr>
+      <w:r>
+        <w:rPr>
+          <w:rFonts w:ascii="Arial Narrow" w:hAnsi="Arial Narrow"/>
+          <w:sz w:val="24"/>
+          <w:szCs w:val="24"/>
+        </w:rPr>
+        <w:t>// Logger.log(sheet)</w:t>
+      </w:r>
+    </w:p>
+    <w:p>
+      <w:pPr>
+        <w:spacing w:after="0" w:line="240" w:lineRule="auto"/>
+        <w:rPr>
+          <w:rFonts w:ascii="Arial Narrow" w:hAnsi="Arial Narrow"/>
+          <w:sz w:val="24"/>
+          <w:szCs w:val="24"/>
+        </w:rPr>
+      </w:pPr>
+    </w:p>
+    <w:p>
+      <w:pPr>
+        <w:spacing w:after="0" w:line="240" w:lineRule="auto"/>
+        <w:rPr>
+          <w:rFonts w:ascii="Arial Narrow" w:hAnsi="Arial Narrow"/>
+          <w:sz w:val="24"/>
+          <w:szCs w:val="24"/>
+        </w:rPr>
+      </w:pPr>
+      <w:r>
+        <w:rPr>
+          <w:rFonts w:ascii="Arial Narrow" w:hAnsi="Arial Narrow"/>
+          <w:sz w:val="24"/>
+          <w:szCs w:val="24"/>
+        </w:rPr>
+        <w:t>function header(){</w:t>
+      </w:r>
+    </w:p>
+    <w:p>
+      <w:pPr>
+        <w:spacing w:after="0" w:line="240" w:lineRule="auto"/>
+        <w:rPr>
+          <w:rFonts w:ascii="Arial Narrow" w:hAnsi="Arial Narrow"/>
+          <w:sz w:val="24"/>
+          <w:szCs w:val="24"/>
+        </w:rPr>
+      </w:pPr>
+      <w:r>
+        <w:rPr>
+          <w:rFonts w:ascii="Arial Narrow" w:hAnsi="Arial Narrow"/>
+          <w:sz w:val="24"/>
+          <w:szCs w:val="24"/>
+        </w:rPr>
+        <w:t>  // No.</w:t>
+      </w:r>
+    </w:p>
+    <w:p>
+      <w:pPr>
+        <w:spacing w:after="0" w:line="240" w:lineRule="auto"/>
+        <w:rPr>
+          <w:rFonts w:ascii="Arial Narrow" w:hAnsi="Arial Narrow"/>
+          <w:sz w:val="24"/>
+          <w:szCs w:val="24"/>
+        </w:rPr>
+      </w:pPr>
+      <w:r>
+        <w:rPr>
+          <w:rFonts w:ascii="Arial Narrow" w:hAnsi="Arial Narrow"/>
+          <w:sz w:val="24"/>
+          <w:szCs w:val="24"/>
+        </w:rPr>
+        <w:t xml:space="preserve">  var </w:t>
+      </w:r>
+      <w:proofErr w:type="spellStart"/>
+      <w:r>
+        <w:rPr>
+          <w:rFonts w:ascii="Arial Narrow" w:hAnsi="Arial Narrow"/>
+          <w:sz w:val="24"/>
+          <w:szCs w:val="24"/>
+        </w:rPr>
+        <w:t>id_sheet</w:t>
+      </w:r>
+      <w:proofErr w:type="spellEnd"/>
+      <w:r>
+        <w:rPr>
+          <w:rFonts w:ascii="Arial Narrow" w:hAnsi="Arial Narrow"/>
+          <w:sz w:val="24"/>
+          <w:szCs w:val="24"/>
+        </w:rPr>
+        <w:t xml:space="preserve"> = </w:t>
+      </w:r>
+      <w:proofErr w:type="spellStart"/>
+      <w:r>
+        <w:rPr>
+          <w:rFonts w:ascii="Arial Narrow" w:hAnsi="Arial Narrow"/>
+          <w:sz w:val="24"/>
+          <w:szCs w:val="24"/>
+        </w:rPr>
+        <w:t>SpreadsheetApp.openById</w:t>
+      </w:r>
+      <w:proofErr w:type="spellEnd"/>
+      <w:r>
+        <w:rPr>
+          <w:rFonts w:ascii="Arial Narrow" w:hAnsi="Arial Narrow"/>
+          <w:sz w:val="24"/>
+          <w:szCs w:val="24"/>
+        </w:rPr>
+        <w:t>(id);</w:t>
+      </w:r>
+    </w:p>
+    <w:p>
+      <w:pPr>
+        <w:spacing w:after="0" w:line="240" w:lineRule="auto"/>
+        <w:rPr>
+          <w:rFonts w:ascii="Arial Narrow" w:hAnsi="Arial Narrow"/>
+          <w:sz w:val="24"/>
+          <w:szCs w:val="24"/>
+        </w:rPr>
+      </w:pPr>
+      <w:r>
+        <w:rPr>
+          <w:rFonts w:ascii="Arial Narrow" w:hAnsi="Arial Narrow"/>
+          <w:sz w:val="24"/>
+          <w:szCs w:val="24"/>
+        </w:rPr>
+        <w:t xml:space="preserve">  var </w:t>
+      </w:r>
+      <w:proofErr w:type="spellStart"/>
+      <w:r>
+        <w:rPr>
+          <w:rFonts w:ascii="Arial Narrow" w:hAnsi="Arial Narrow"/>
+          <w:sz w:val="24"/>
+          <w:szCs w:val="24"/>
+        </w:rPr>
+        <w:t>sheet_nama</w:t>
+      </w:r>
+      <w:proofErr w:type="spellEnd"/>
+      <w:r>
+        <w:rPr>
+          <w:rFonts w:ascii="Arial Narrow" w:hAnsi="Arial Narrow"/>
+          <w:sz w:val="24"/>
+          <w:szCs w:val="24"/>
+        </w:rPr>
+        <w:t xml:space="preserve"> = </w:t>
+      </w:r>
+      <w:proofErr w:type="spellStart"/>
+      <w:r>
+        <w:rPr>
+          <w:rFonts w:ascii="Arial Narrow" w:hAnsi="Arial Narrow"/>
+          <w:sz w:val="24"/>
+          <w:szCs w:val="24"/>
+        </w:rPr>
+        <w:t>id_sheet.getSheetByName</w:t>
+      </w:r>
+      <w:proofErr w:type="spellEnd"/>
+      <w:r>
+        <w:rPr>
+          <w:rFonts w:ascii="Arial Narrow" w:hAnsi="Arial Narrow"/>
+          <w:sz w:val="24"/>
+          <w:szCs w:val="24"/>
+        </w:rPr>
+        <w:t>(sheet);</w:t>
+      </w:r>
+    </w:p>
+    <w:p>
+      <w:pPr>
+        <w:spacing w:after="0" w:line="240" w:lineRule="auto"/>
+        <w:rPr>
+          <w:rFonts w:ascii="Arial Narrow" w:hAnsi="Arial Narrow"/>
+          <w:sz w:val="24"/>
+          <w:szCs w:val="24"/>
+        </w:rPr>
+      </w:pPr>
+    </w:p>
+    <w:p>
+      <w:pPr>
+        <w:spacing w:after="0" w:line="240" w:lineRule="auto"/>
+        <w:rPr>
+          <w:rFonts w:ascii="Arial Narrow" w:hAnsi="Arial Narrow"/>
+          <w:sz w:val="24"/>
+          <w:szCs w:val="24"/>
+        </w:rPr>
+      </w:pPr>
+      <w:r>
+        <w:rPr>
+          <w:rFonts w:ascii="Arial Narrow" w:hAnsi="Arial Narrow"/>
+          <w:sz w:val="24"/>
+          <w:szCs w:val="24"/>
+        </w:rPr>
+        <w:t>  // No.</w:t>
+      </w:r>
+    </w:p>
+    <w:p>
+      <w:pPr>
+        <w:spacing w:after="0" w:line="240" w:lineRule="auto"/>
+        <w:rPr>
+          <w:rFonts w:ascii="Arial Narrow" w:hAnsi="Arial Narrow"/>
+          <w:sz w:val="24"/>
+          <w:szCs w:val="24"/>
+        </w:rPr>
+      </w:pPr>
+      <w:r>
+        <w:rPr>
+          <w:rFonts w:ascii="Arial Narrow" w:hAnsi="Arial Narrow"/>
+          <w:sz w:val="24"/>
+          <w:szCs w:val="24"/>
+        </w:rPr>
+        <w:t xml:space="preserve">  var get_colom_A1 = </w:t>
+      </w:r>
+      <w:proofErr w:type="spellStart"/>
+      <w:r>
+        <w:rPr>
+          <w:rFonts w:ascii="Arial Narrow" w:hAnsi="Arial Narrow"/>
+          <w:sz w:val="24"/>
+          <w:szCs w:val="24"/>
+        </w:rPr>
+        <w:t>sheet_nama.getRange</w:t>
+      </w:r>
+      <w:proofErr w:type="spellEnd"/>
+      <w:r>
+        <w:rPr>
+          <w:rFonts w:ascii="Arial Narrow" w:hAnsi="Arial Narrow"/>
+          <w:sz w:val="24"/>
+          <w:szCs w:val="24"/>
+        </w:rPr>
+        <w:t>('A1');</w:t>
+      </w:r>
+    </w:p>
+    <w:p>
+      <w:pPr>
+        <w:spacing w:after="0" w:line="240" w:lineRule="auto"/>
+        <w:rPr>
+          <w:rFonts w:ascii="Arial Narrow" w:hAnsi="Arial Narrow"/>
+          <w:sz w:val="24"/>
+          <w:szCs w:val="24"/>
+        </w:rPr>
+      </w:pPr>
+      <w:r>
+        <w:rPr>
+          <w:rFonts w:ascii="Arial Narrow" w:hAnsi="Arial Narrow"/>
+          <w:sz w:val="24"/>
+          <w:szCs w:val="24"/>
+        </w:rPr>
+        <w:t>  get_colom_A1.setValue('No.');</w:t>
+      </w:r>
+    </w:p>
+    <w:p>
+      <w:pPr>
+        <w:spacing w:after="0" w:line="240" w:lineRule="auto"/>
+        <w:rPr>
+          <w:rFonts w:ascii="Arial Narrow" w:hAnsi="Arial Narrow"/>
+          <w:sz w:val="24"/>
+          <w:szCs w:val="24"/>
+        </w:rPr>
+      </w:pPr>
+      <w:r>
+        <w:rPr>
+          <w:rFonts w:ascii="Arial Narrow" w:hAnsi="Arial Narrow"/>
+          <w:sz w:val="24"/>
+          <w:szCs w:val="24"/>
+        </w:rPr>
+        <w:t xml:space="preserve">  var </w:t>
+      </w:r>
+      <w:proofErr w:type="spellStart"/>
+      <w:r>
+        <w:rPr>
+          <w:rFonts w:ascii="Arial Narrow" w:hAnsi="Arial Narrow"/>
+          <w:sz w:val="24"/>
+          <w:szCs w:val="24"/>
+        </w:rPr>
+        <w:t>get_no</w:t>
+      </w:r>
+      <w:proofErr w:type="spellEnd"/>
+      <w:r>
+        <w:rPr>
+          <w:rFonts w:ascii="Arial Narrow" w:hAnsi="Arial Narrow"/>
+          <w:sz w:val="24"/>
+          <w:szCs w:val="24"/>
+        </w:rPr>
+        <w:t xml:space="preserve"> = </w:t>
+      </w:r>
+      <w:proofErr w:type="spellStart"/>
+      <w:r>
+        <w:rPr>
+          <w:rFonts w:ascii="Arial Narrow" w:hAnsi="Arial Narrow"/>
+          <w:sz w:val="24"/>
+          <w:szCs w:val="24"/>
+        </w:rPr>
+        <w:t>sheet_nama.getRange</w:t>
+      </w:r>
+      <w:proofErr w:type="spellEnd"/>
+      <w:r>
+        <w:rPr>
+          <w:rFonts w:ascii="Arial Narrow" w:hAnsi="Arial Narrow"/>
+          <w:sz w:val="24"/>
+          <w:szCs w:val="24"/>
+        </w:rPr>
+        <w:t>('A1').</w:t>
+      </w:r>
+      <w:proofErr w:type="spellStart"/>
+      <w:r>
+        <w:rPr>
+          <w:rFonts w:ascii="Arial Narrow" w:hAnsi="Arial Narrow"/>
+          <w:sz w:val="24"/>
+          <w:szCs w:val="24"/>
+        </w:rPr>
+        <w:t>getDisplayValue</w:t>
+      </w:r>
+      <w:proofErr w:type="spellEnd"/>
+      <w:r>
+        <w:rPr>
+          <w:rFonts w:ascii="Arial Narrow" w:hAnsi="Arial Narrow"/>
+          <w:sz w:val="24"/>
+          <w:szCs w:val="24"/>
+        </w:rPr>
+        <w:t>();</w:t>
+      </w:r>
+    </w:p>
+    <w:p>
+      <w:pPr>
+        <w:spacing w:after="0" w:line="240" w:lineRule="auto"/>
+        <w:rPr>
+          <w:rFonts w:ascii="Arial Narrow" w:hAnsi="Arial Narrow"/>
+          <w:sz w:val="24"/>
+          <w:szCs w:val="24"/>
+        </w:rPr>
+      </w:pPr>
+    </w:p>
+    <w:p>
+      <w:pPr>
+        <w:spacing w:after="0" w:line="240" w:lineRule="auto"/>
+        <w:rPr>
+          <w:rFonts w:ascii="Arial Narrow" w:hAnsi="Arial Narrow"/>
+          <w:sz w:val="24"/>
+          <w:szCs w:val="24"/>
+        </w:rPr>
+      </w:pPr>
+      <w:r>
+        <w:rPr>
+          <w:rFonts w:ascii="Arial Narrow" w:hAnsi="Arial Narrow"/>
+          <w:sz w:val="24"/>
+          <w:szCs w:val="24"/>
+        </w:rPr>
+        <w:t xml:space="preserve">  // </w:t>
+      </w:r>
+      <w:proofErr w:type="spellStart"/>
+      <w:r>
+        <w:rPr>
+          <w:rFonts w:ascii="Arial Narrow" w:hAnsi="Arial Narrow"/>
+          <w:sz w:val="24"/>
+          <w:szCs w:val="24"/>
+        </w:rPr>
+        <w:t>Tanggal</w:t>
+      </w:r>
+      <w:proofErr w:type="spellEnd"/>
+    </w:p>
+    <w:p>
+      <w:pPr>
+        <w:spacing w:after="0" w:line="240" w:lineRule="auto"/>
+        <w:rPr>
+          <w:rFonts w:ascii="Arial Narrow" w:hAnsi="Arial Narrow"/>
+          <w:sz w:val="24"/>
+          <w:szCs w:val="24"/>
+        </w:rPr>
+      </w:pPr>
+      <w:r>
+        <w:rPr>
+          <w:rFonts w:ascii="Arial Narrow" w:hAnsi="Arial Narrow"/>
+          <w:sz w:val="24"/>
+          <w:szCs w:val="24"/>
+        </w:rPr>
+        <w:t xml:space="preserve">  var get_colom_B1 = </w:t>
+      </w:r>
+      <w:proofErr w:type="spellStart"/>
+      <w:r>
+        <w:rPr>
+          <w:rFonts w:ascii="Arial Narrow" w:hAnsi="Arial Narrow"/>
+          <w:sz w:val="24"/>
+          <w:szCs w:val="24"/>
+        </w:rPr>
+        <w:t>sheet_nama.getRange</w:t>
+      </w:r>
+      <w:proofErr w:type="spellEnd"/>
+      <w:r>
+        <w:rPr>
+          <w:rFonts w:ascii="Arial Narrow" w:hAnsi="Arial Narrow"/>
+          <w:sz w:val="24"/>
+          <w:szCs w:val="24"/>
+        </w:rPr>
+        <w:t>('B1');</w:t>
+      </w:r>
+    </w:p>
+    <w:p>
+      <w:pPr>
+        <w:spacing w:after="0" w:line="240" w:lineRule="auto"/>
+        <w:rPr>
+          <w:rFonts w:ascii="Arial Narrow" w:hAnsi="Arial Narrow"/>
+          <w:sz w:val="24"/>
+          <w:szCs w:val="24"/>
+        </w:rPr>
+      </w:pPr>
+      <w:r>
+        <w:rPr>
+          <w:rFonts w:ascii="Arial Narrow" w:hAnsi="Arial Narrow"/>
+          <w:sz w:val="24"/>
+          <w:szCs w:val="24"/>
+        </w:rPr>
+        <w:t>  get_colom_B1.setValue('</w:t>
+      </w:r>
+      <w:proofErr w:type="spellStart"/>
+      <w:r>
+        <w:rPr>
+          <w:rFonts w:ascii="Arial Narrow" w:hAnsi="Arial Narrow"/>
+          <w:sz w:val="24"/>
+          <w:szCs w:val="24"/>
+        </w:rPr>
+        <w:t>Tanggal</w:t>
+      </w:r>
+      <w:proofErr w:type="spellEnd"/>
+      <w:r>
+        <w:rPr>
+          <w:rFonts w:ascii="Arial Narrow" w:hAnsi="Arial Narrow"/>
+          <w:sz w:val="24"/>
+          <w:szCs w:val="24"/>
+        </w:rPr>
+        <w:t>');</w:t>
+      </w:r>
+    </w:p>
+    <w:p>
+      <w:pPr>
+        <w:spacing w:after="0" w:line="240" w:lineRule="auto"/>
+        <w:rPr>
+          <w:rFonts w:ascii="Arial Narrow" w:hAnsi="Arial Narrow"/>
+          <w:sz w:val="24"/>
+          <w:szCs w:val="24"/>
+        </w:rPr>
+      </w:pPr>
+      <w:r>
+        <w:rPr>
+          <w:rFonts w:ascii="Arial Narrow" w:hAnsi="Arial Narrow"/>
+          <w:sz w:val="24"/>
+          <w:szCs w:val="24"/>
+        </w:rPr>
+        <w:t xml:space="preserve">  var </w:t>
+      </w:r>
+      <w:proofErr w:type="spellStart"/>
+      <w:r>
+        <w:rPr>
+          <w:rFonts w:ascii="Arial Narrow" w:hAnsi="Arial Narrow"/>
+          <w:sz w:val="24"/>
+          <w:szCs w:val="24"/>
+        </w:rPr>
+        <w:t>get_tanggal</w:t>
+      </w:r>
+      <w:proofErr w:type="spellEnd"/>
+      <w:r>
+        <w:rPr>
+          <w:rFonts w:ascii="Arial Narrow" w:hAnsi="Arial Narrow"/>
+          <w:sz w:val="24"/>
+          <w:szCs w:val="24"/>
+        </w:rPr>
+        <w:t xml:space="preserve"> = </w:t>
+      </w:r>
+      <w:proofErr w:type="spellStart"/>
+      <w:r>
+        <w:rPr>
+          <w:rFonts w:ascii="Arial Narrow" w:hAnsi="Arial Narrow"/>
+          <w:sz w:val="24"/>
+          <w:szCs w:val="24"/>
+        </w:rPr>
+        <w:t>sheet_nama.getRange</w:t>
+      </w:r>
+      <w:proofErr w:type="spellEnd"/>
+      <w:r>
+        <w:rPr>
+          <w:rFonts w:ascii="Arial Narrow" w:hAnsi="Arial Narrow"/>
+          <w:sz w:val="24"/>
+          <w:szCs w:val="24"/>
+        </w:rPr>
+        <w:t>('B1').</w:t>
+      </w:r>
+      <w:proofErr w:type="spellStart"/>
+      <w:r>
+        <w:rPr>
+          <w:rFonts w:ascii="Arial Narrow" w:hAnsi="Arial Narrow"/>
+          <w:sz w:val="24"/>
+          <w:szCs w:val="24"/>
+        </w:rPr>
+        <w:t>getDisplayValue</w:t>
+      </w:r>
+      <w:proofErr w:type="spellEnd"/>
+      <w:r>
+        <w:rPr>
+          <w:rFonts w:ascii="Arial Narrow" w:hAnsi="Arial Narrow"/>
+          <w:sz w:val="24"/>
+          <w:szCs w:val="24"/>
+        </w:rPr>
+        <w:t>();</w:t>
+      </w:r>
+    </w:p>
+    <w:p>
+      <w:pPr>
+        <w:spacing w:after="0" w:line="240" w:lineRule="auto"/>
+        <w:rPr>
+          <w:rFonts w:ascii="Arial Narrow" w:hAnsi="Arial Narrow"/>
+          <w:sz w:val="24"/>
+          <w:szCs w:val="24"/>
+        </w:rPr>
+      </w:pPr>
+    </w:p>
+    <w:p>
+      <w:pPr>
+        <w:spacing w:after="0" w:line="240" w:lineRule="auto"/>
+        <w:rPr>
+          <w:rFonts w:ascii="Arial Narrow" w:hAnsi="Arial Narrow"/>
+          <w:sz w:val="24"/>
+          <w:szCs w:val="24"/>
+        </w:rPr>
+      </w:pPr>
+      <w:r>
+        <w:rPr>
+          <w:rFonts w:ascii="Arial Narrow" w:hAnsi="Arial Narrow"/>
+          <w:sz w:val="24"/>
+          <w:szCs w:val="24"/>
+        </w:rPr>
+        <w:t>  // Nama</w:t>
+      </w:r>
+    </w:p>
+    <w:p>
+      <w:pPr>
+        <w:spacing w:after="0" w:line="240" w:lineRule="auto"/>
+        <w:rPr>
+          <w:rFonts w:ascii="Arial Narrow" w:hAnsi="Arial Narrow"/>
+          <w:sz w:val="24"/>
+          <w:szCs w:val="24"/>
+        </w:rPr>
+      </w:pPr>
+      <w:r>
+        <w:rPr>
+          <w:rFonts w:ascii="Arial Narrow" w:hAnsi="Arial Narrow"/>
+          <w:sz w:val="24"/>
+          <w:szCs w:val="24"/>
+        </w:rPr>
+        <w:t xml:space="preserve">  var get_colom_C1 = </w:t>
+      </w:r>
+      <w:proofErr w:type="spellStart"/>
+      <w:r>
+        <w:rPr>
+          <w:rFonts w:ascii="Arial Narrow" w:hAnsi="Arial Narrow"/>
+          <w:sz w:val="24"/>
+          <w:szCs w:val="24"/>
+        </w:rPr>
+        <w:t>sheet_nama.getRange</w:t>
+      </w:r>
+      <w:proofErr w:type="spellEnd"/>
+      <w:r>
+        <w:rPr>
+          <w:rFonts w:ascii="Arial Narrow" w:hAnsi="Arial Narrow"/>
+          <w:sz w:val="24"/>
+          <w:szCs w:val="24"/>
+        </w:rPr>
+        <w:t>('C1');</w:t>
+      </w:r>
+    </w:p>
+    <w:p>
+      <w:pPr>
+        <w:spacing w:after="0" w:line="240" w:lineRule="auto"/>
+        <w:rPr>
+          <w:rFonts w:ascii="Arial Narrow" w:hAnsi="Arial Narrow"/>
+          <w:sz w:val="24"/>
+          <w:szCs w:val="24"/>
+        </w:rPr>
+      </w:pPr>
+      <w:r>
+        <w:rPr>
+          <w:rFonts w:ascii="Arial Narrow" w:hAnsi="Arial Narrow"/>
+          <w:sz w:val="24"/>
+          <w:szCs w:val="24"/>
+        </w:rPr>
+        <w:t>  get_colom_C1.setValue('Nama');</w:t>
+      </w:r>
+    </w:p>
+    <w:p>
+      <w:pPr>
+        <w:spacing w:after="0" w:line="240" w:lineRule="auto"/>
+        <w:rPr>
+          <w:rFonts w:ascii="Arial Narrow" w:hAnsi="Arial Narrow"/>
+          <w:sz w:val="24"/>
+          <w:szCs w:val="24"/>
+        </w:rPr>
+      </w:pPr>
+    </w:p>
+    <w:p>
+      <w:pPr>
+        <w:spacing w:after="0" w:line="240" w:lineRule="auto"/>
+        <w:rPr>
+          <w:rFonts w:ascii="Arial Narrow" w:hAnsi="Arial Narrow"/>
+          <w:sz w:val="24"/>
+          <w:szCs w:val="24"/>
+        </w:rPr>
+      </w:pPr>
+      <w:r>
+        <w:rPr>
+          <w:rFonts w:ascii="Arial Narrow" w:hAnsi="Arial Narrow"/>
+          <w:sz w:val="24"/>
+          <w:szCs w:val="24"/>
+        </w:rPr>
+        <w:t xml:space="preserve">  // </w:t>
+      </w:r>
+      <w:proofErr w:type="spellStart"/>
+      <w:r>
+        <w:rPr>
+          <w:rFonts w:ascii="Arial Narrow" w:hAnsi="Arial Narrow"/>
+          <w:sz w:val="24"/>
+          <w:szCs w:val="24"/>
+        </w:rPr>
+        <w:t>Donasi</w:t>
+      </w:r>
+      <w:proofErr w:type="spellEnd"/>
+    </w:p>
+    <w:p>
+      <w:pPr>
+        <w:spacing w:after="0" w:line="240" w:lineRule="auto"/>
+        <w:rPr>
+          <w:rFonts w:ascii="Arial Narrow" w:hAnsi="Arial Narrow"/>
+          <w:sz w:val="24"/>
+          <w:szCs w:val="24"/>
+        </w:rPr>
+      </w:pPr>
+      <w:r>
+        <w:rPr>
+          <w:rFonts w:ascii="Arial Narrow" w:hAnsi="Arial Narrow"/>
+          <w:sz w:val="24"/>
+          <w:szCs w:val="24"/>
+        </w:rPr>
+        <w:t xml:space="preserve">  var get_colom_D1 = </w:t>
+      </w:r>
+      <w:proofErr w:type="spellStart"/>
+      <w:r>
+        <w:rPr>
+          <w:rFonts w:ascii="Arial Narrow" w:hAnsi="Arial Narrow"/>
+          <w:sz w:val="24"/>
+          <w:szCs w:val="24"/>
+        </w:rPr>
+        <w:t>sheet_nama.getRange</w:t>
+      </w:r>
+      <w:proofErr w:type="spellEnd"/>
+      <w:r>
+        <w:rPr>
+          <w:rFonts w:ascii="Arial Narrow" w:hAnsi="Arial Narrow"/>
+          <w:sz w:val="24"/>
+          <w:szCs w:val="24"/>
+        </w:rPr>
+        <w:t>('D1');</w:t>
+      </w:r>
+    </w:p>
+    <w:p>
+      <w:pPr>
+        <w:spacing w:after="0" w:line="240" w:lineRule="auto"/>
+        <w:rPr>
+          <w:rFonts w:ascii="Arial Narrow" w:hAnsi="Arial Narrow"/>
+          <w:sz w:val="24"/>
+          <w:szCs w:val="24"/>
+        </w:rPr>
+      </w:pPr>
+      <w:r>
+        <w:rPr>
+          <w:rFonts w:ascii="Arial Narrow" w:hAnsi="Arial Narrow"/>
+          <w:sz w:val="24"/>
+          <w:szCs w:val="24"/>
+        </w:rPr>
+        <w:t>  get_colom_D1.setValue('</w:t>
+      </w:r>
+      <w:proofErr w:type="spellStart"/>
+      <w:r>
+        <w:rPr>
+          <w:rFonts w:ascii="Arial Narrow" w:hAnsi="Arial Narrow"/>
+          <w:sz w:val="24"/>
+          <w:szCs w:val="24"/>
+        </w:rPr>
+        <w:t>Donasi</w:t>
+      </w:r>
+      <w:proofErr w:type="spellEnd"/>
+      <w:r>
+        <w:rPr>
+          <w:rFonts w:ascii="Arial Narrow" w:hAnsi="Arial Narrow"/>
+          <w:sz w:val="24"/>
+          <w:szCs w:val="24"/>
+        </w:rPr>
+        <w:t>');</w:t>
+      </w:r>
+    </w:p>
+    <w:p>
+      <w:pPr>
+        <w:spacing w:after="0" w:line="240" w:lineRule="auto"/>
+        <w:rPr>
+          <w:rFonts w:ascii="Arial Narrow" w:hAnsi="Arial Narrow"/>
+          <w:sz w:val="24"/>
+          <w:szCs w:val="24"/>
+        </w:rPr>
+      </w:pPr>
+    </w:p>
+    <w:p>
+      <w:pPr>
+        <w:spacing w:after="0" w:line="240" w:lineRule="auto"/>
+        <w:rPr>
+          <w:rFonts w:ascii="Arial Narrow" w:hAnsi="Arial Narrow"/>
+          <w:sz w:val="24"/>
+          <w:szCs w:val="24"/>
+        </w:rPr>
+      </w:pPr>
+      <w:r>
+        <w:rPr>
+          <w:rFonts w:ascii="Arial Narrow" w:hAnsi="Arial Narrow"/>
+          <w:sz w:val="24"/>
+          <w:szCs w:val="24"/>
+        </w:rPr>
+        <w:t>  sheet_nama.getRange('A1:D1').setVerticalAlignment('middle').setHorizontalAlignment('center').setFontWeight('bold');</w:t>
+      </w:r>
+    </w:p>
+    <w:p>
+      <w:pPr>
+        <w:spacing w:after="0" w:line="240" w:lineRule="auto"/>
+        <w:rPr>
+          <w:rFonts w:ascii="Arial Narrow" w:hAnsi="Arial Narrow"/>
+          <w:sz w:val="24"/>
+          <w:szCs w:val="24"/>
+        </w:rPr>
+      </w:pPr>
+      <w:r>
+        <w:rPr>
+          <w:rFonts w:ascii="Arial Narrow" w:hAnsi="Arial Narrow"/>
+          <w:sz w:val="24"/>
+          <w:szCs w:val="24"/>
+        </w:rPr>
+        <w:t xml:space="preserve">  // </w:t>
+      </w:r>
+      <w:proofErr w:type="spellStart"/>
+      <w:r>
+        <w:rPr>
+          <w:rFonts w:ascii="Arial Narrow" w:hAnsi="Arial Narrow"/>
+          <w:sz w:val="24"/>
+          <w:szCs w:val="24"/>
+        </w:rPr>
+        <w:t>sheet_nama.getRange</w:t>
+      </w:r>
+      <w:proofErr w:type="spellEnd"/>
+      <w:r>
+        <w:rPr>
+          <w:rFonts w:ascii="Arial Narrow" w:hAnsi="Arial Narrow"/>
+          <w:sz w:val="24"/>
+          <w:szCs w:val="24"/>
+        </w:rPr>
+        <w:t>('B2:B').</w:t>
+      </w:r>
+      <w:proofErr w:type="spellStart"/>
+      <w:r>
+        <w:rPr>
+          <w:rFonts w:ascii="Arial Narrow" w:hAnsi="Arial Narrow"/>
+          <w:sz w:val="24"/>
+          <w:szCs w:val="24"/>
+        </w:rPr>
+        <w:t>setNumberFormat</w:t>
+      </w:r>
+      <w:proofErr w:type="spellEnd"/>
+      <w:r>
+        <w:rPr>
+          <w:rFonts w:ascii="Arial Narrow" w:hAnsi="Arial Narrow"/>
+          <w:sz w:val="24"/>
+          <w:szCs w:val="24"/>
+        </w:rPr>
+        <w:t>('</w:t>
+      </w:r>
+      <w:proofErr w:type="spellStart"/>
+      <w:r>
+        <w:rPr>
+          <w:rFonts w:ascii="Arial Narrow" w:hAnsi="Arial Narrow"/>
+          <w:sz w:val="24"/>
+          <w:szCs w:val="24"/>
+        </w:rPr>
+        <w:t>dddd</w:t>
+      </w:r>
+      <w:proofErr w:type="spellEnd"/>
+      <w:r>
+        <w:rPr>
+          <w:rFonts w:ascii="Arial Narrow" w:hAnsi="Arial Narrow"/>
+          <w:sz w:val="24"/>
+          <w:szCs w:val="24"/>
+        </w:rPr>
+        <w:t>","dd" "mmm" "</w:t>
+      </w:r>
+      <w:proofErr w:type="spellStart"/>
+      <w:r>
+        <w:rPr>
+          <w:rFonts w:ascii="Arial Narrow" w:hAnsi="Arial Narrow"/>
+          <w:sz w:val="24"/>
+          <w:szCs w:val="24"/>
+        </w:rPr>
+        <w:t>yyyy</w:t>
+      </w:r>
+      <w:proofErr w:type="spellEnd"/>
+      <w:r>
+        <w:rPr>
+          <w:rFonts w:ascii="Arial Narrow" w:hAnsi="Arial Narrow"/>
+          <w:sz w:val="24"/>
+          <w:szCs w:val="24"/>
+        </w:rPr>
+        <w:t>');</w:t>
+      </w:r>
+    </w:p>
+    <w:p>
+      <w:pPr>
+        <w:spacing w:after="0" w:line="240" w:lineRule="auto"/>
+        <w:rPr>
+          <w:rFonts w:ascii="Arial Narrow" w:hAnsi="Arial Narrow"/>
+          <w:sz w:val="24"/>
+          <w:szCs w:val="24"/>
+        </w:rPr>
+      </w:pPr>
+      <w:r>
+        <w:rPr>
+          <w:rFonts w:ascii="Arial Narrow" w:hAnsi="Arial Narrow"/>
+          <w:sz w:val="24"/>
+          <w:szCs w:val="24"/>
+        </w:rPr>
+        <w:t xml:space="preserve">  </w:t>
+      </w:r>
+      <w:proofErr w:type="spellStart"/>
+      <w:r>
+        <w:rPr>
+          <w:rFonts w:ascii="Arial Narrow" w:hAnsi="Arial Narrow"/>
+          <w:sz w:val="24"/>
+          <w:szCs w:val="24"/>
+        </w:rPr>
+        <w:t>sheet_nama.getRange</w:t>
+      </w:r>
+      <w:proofErr w:type="spellEnd"/>
+      <w:r>
+        <w:rPr>
+          <w:rFonts w:ascii="Arial Narrow" w:hAnsi="Arial Narrow"/>
+          <w:sz w:val="24"/>
+          <w:szCs w:val="24"/>
+        </w:rPr>
+        <w:t>('B2:B').</w:t>
+      </w:r>
+      <w:proofErr w:type="spellStart"/>
+      <w:r>
+        <w:rPr>
+          <w:rFonts w:ascii="Arial Narrow" w:hAnsi="Arial Narrow"/>
+          <w:sz w:val="24"/>
+          <w:szCs w:val="24"/>
+        </w:rPr>
+        <w:t>setNumberFormat</w:t>
+      </w:r>
+      <w:proofErr w:type="spellEnd"/>
+      <w:r>
+        <w:rPr>
+          <w:rFonts w:ascii="Arial Narrow" w:hAnsi="Arial Narrow"/>
+          <w:sz w:val="24"/>
+          <w:szCs w:val="24"/>
+        </w:rPr>
+        <w:t>('dd" "mmm" "</w:t>
+      </w:r>
+      <w:proofErr w:type="spellStart"/>
+      <w:r>
+        <w:rPr>
+          <w:rFonts w:ascii="Arial Narrow" w:hAnsi="Arial Narrow"/>
+          <w:sz w:val="24"/>
+          <w:szCs w:val="24"/>
+        </w:rPr>
+        <w:t>yyyy</w:t>
+      </w:r>
+      <w:proofErr w:type="spellEnd"/>
+      <w:r>
+        <w:rPr>
+          <w:rFonts w:ascii="Arial Narrow" w:hAnsi="Arial Narrow"/>
+          <w:sz w:val="24"/>
+          <w:szCs w:val="24"/>
+        </w:rPr>
+        <w:t>');</w:t>
+      </w:r>
+    </w:p>
+    <w:p>
+      <w:pPr>
+        <w:spacing w:after="0" w:line="240" w:lineRule="auto"/>
+        <w:rPr>
+          <w:rFonts w:ascii="Arial Narrow" w:hAnsi="Arial Narrow"/>
+          <w:sz w:val="24"/>
+          <w:szCs w:val="24"/>
+        </w:rPr>
+      </w:pPr>
+    </w:p>
+    <w:p>
+      <w:pPr>
+        <w:spacing w:after="0" w:line="240" w:lineRule="auto"/>
+        <w:rPr>
+          <w:rFonts w:ascii="Arial Narrow" w:hAnsi="Arial Narrow"/>
+          <w:sz w:val="24"/>
+          <w:szCs w:val="24"/>
+        </w:rPr>
+      </w:pPr>
+      <w:r>
+        <w:rPr>
+          <w:rFonts w:ascii="Arial Narrow" w:hAnsi="Arial Narrow"/>
+          <w:sz w:val="24"/>
+          <w:szCs w:val="24"/>
+        </w:rPr>
+        <w:t xml:space="preserve">  </w:t>
+      </w:r>
+      <w:proofErr w:type="spellStart"/>
+      <w:r>
+        <w:rPr>
+          <w:rFonts w:ascii="Arial Narrow" w:hAnsi="Arial Narrow"/>
+          <w:sz w:val="24"/>
+          <w:szCs w:val="24"/>
+        </w:rPr>
+        <w:t>sheet_nama.getRange</w:t>
+      </w:r>
+      <w:proofErr w:type="spellEnd"/>
+      <w:r>
+        <w:rPr>
+          <w:rFonts w:ascii="Arial Narrow" w:hAnsi="Arial Narrow"/>
+          <w:sz w:val="24"/>
+          <w:szCs w:val="24"/>
+        </w:rPr>
+        <w:t>('D2:D').</w:t>
+      </w:r>
+      <w:proofErr w:type="spellStart"/>
+      <w:r>
+        <w:rPr>
+          <w:rFonts w:ascii="Arial Narrow" w:hAnsi="Arial Narrow"/>
+          <w:sz w:val="24"/>
+          <w:szCs w:val="24"/>
+        </w:rPr>
+        <w:t>setNumberFormat</w:t>
+      </w:r>
+      <w:proofErr w:type="spellEnd"/>
+      <w:r>
+        <w:rPr>
+          <w:rFonts w:ascii="Arial Narrow" w:hAnsi="Arial Narrow"/>
+          <w:sz w:val="24"/>
+          <w:szCs w:val="24"/>
+        </w:rPr>
+        <w:t>('[$Rp. -421]#,##.00');</w:t>
+      </w:r>
+    </w:p>
+    <w:p>
+      <w:pPr>
+        <w:spacing w:after="0" w:line="240" w:lineRule="auto"/>
+        <w:rPr>
+          <w:rFonts w:ascii="Arial Narrow" w:hAnsi="Arial Narrow"/>
+          <w:sz w:val="24"/>
+          <w:szCs w:val="24"/>
+        </w:rPr>
+      </w:pPr>
+      <w:r>
+        <w:rPr>
+          <w:rFonts w:ascii="Arial Narrow" w:hAnsi="Arial Narrow"/>
+          <w:sz w:val="24"/>
+          <w:szCs w:val="24"/>
+        </w:rPr>
+        <w:t>  // Logger.log(</w:t>
+      </w:r>
+      <w:proofErr w:type="spellStart"/>
+      <w:r>
+        <w:rPr>
+          <w:rFonts w:ascii="Arial Narrow" w:hAnsi="Arial Narrow"/>
+          <w:sz w:val="24"/>
+          <w:szCs w:val="24"/>
+        </w:rPr>
+        <w:t>get_no</w:t>
+      </w:r>
+      <w:proofErr w:type="spellEnd"/>
+      <w:r>
+        <w:rPr>
+          <w:rFonts w:ascii="Arial Narrow" w:hAnsi="Arial Narrow"/>
+          <w:sz w:val="24"/>
+          <w:szCs w:val="24"/>
+        </w:rPr>
+        <w:t>);</w:t>
+      </w:r>
+    </w:p>
+    <w:p>
+      <w:pPr>
+        <w:spacing w:after="0" w:line="240" w:lineRule="auto"/>
+        <w:rPr>
+          <w:rFonts w:ascii="Arial Narrow" w:hAnsi="Arial Narrow"/>
+          <w:sz w:val="24"/>
+          <w:szCs w:val="24"/>
+        </w:rPr>
+      </w:pPr>
+      <w:r>
+        <w:rPr>
+          <w:rFonts w:ascii="Arial Narrow" w:hAnsi="Arial Narrow"/>
+          <w:sz w:val="24"/>
+          <w:szCs w:val="24"/>
+        </w:rPr>
+        <w:t>  // Logger.log(</w:t>
+      </w:r>
+      <w:proofErr w:type="spellStart"/>
+      <w:r>
+        <w:rPr>
+          <w:rFonts w:ascii="Arial Narrow" w:hAnsi="Arial Narrow"/>
+          <w:sz w:val="24"/>
+          <w:szCs w:val="24"/>
+        </w:rPr>
+        <w:t>get_tanggal</w:t>
+      </w:r>
+      <w:proofErr w:type="spellEnd"/>
+      <w:r>
+        <w:rPr>
+          <w:rFonts w:ascii="Arial Narrow" w:hAnsi="Arial Narrow"/>
+          <w:sz w:val="24"/>
+          <w:szCs w:val="24"/>
+        </w:rPr>
+        <w:t>);</w:t>
+      </w:r>
+    </w:p>
+    <w:p>
+      <w:pPr>
+        <w:spacing w:after="0" w:line="240" w:lineRule="auto"/>
+        <w:rPr>
+          <w:rFonts w:ascii="Arial Narrow" w:hAnsi="Arial Narrow"/>
+          <w:sz w:val="24"/>
+          <w:szCs w:val="24"/>
+        </w:rPr>
+      </w:pPr>
+      <w:r>
+        <w:rPr>
+          <w:rFonts w:ascii="Arial Narrow" w:hAnsi="Arial Narrow"/>
+          <w:sz w:val="24"/>
+          <w:szCs w:val="24"/>
+        </w:rPr>
+        <w:t>}</w:t>
+      </w:r>
+    </w:p>
+    <w:p>
+      <w:pPr>
+        <w:spacing w:after="0" w:line="240" w:lineRule="auto"/>
+        <w:rPr>
+          <w:rFonts w:ascii="Arial Narrow" w:hAnsi="Arial Narrow"/>
+          <w:sz w:val="24"/>
+          <w:szCs w:val="24"/>
+        </w:rPr>
+      </w:pPr>
+    </w:p>
+    <w:p>
+      <w:pPr>
+        <w:spacing w:after="0" w:line="240" w:lineRule="auto"/>
+        <w:rPr>
+          <w:rFonts w:ascii="Arial Narrow" w:hAnsi="Arial Narrow"/>
+          <w:sz w:val="24"/>
+          <w:szCs w:val="24"/>
+        </w:rPr>
+      </w:pPr>
+      <w:r>
+        <w:rPr>
+          <w:rFonts w:ascii="Arial Narrow" w:hAnsi="Arial Narrow"/>
+          <w:sz w:val="24"/>
+          <w:szCs w:val="24"/>
+        </w:rPr>
+        <w:t xml:space="preserve">function </w:t>
+      </w:r>
+      <w:proofErr w:type="spellStart"/>
+      <w:r>
+        <w:rPr>
+          <w:rFonts w:ascii="Arial Narrow" w:hAnsi="Arial Narrow"/>
+          <w:sz w:val="24"/>
+          <w:szCs w:val="24"/>
+        </w:rPr>
+        <w:t>ambil_data</w:t>
+      </w:r>
+      <w:proofErr w:type="spellEnd"/>
+      <w:r>
+        <w:rPr>
+          <w:rFonts w:ascii="Arial Narrow" w:hAnsi="Arial Narrow"/>
+          <w:sz w:val="24"/>
+          <w:szCs w:val="24"/>
+        </w:rPr>
+        <w:t>(){</w:t>
+      </w:r>
+    </w:p>
+    <w:p>
+      <w:pPr>
+        <w:spacing w:after="0" w:line="240" w:lineRule="auto"/>
+        <w:rPr>
+          <w:rFonts w:ascii="Arial Narrow" w:hAnsi="Arial Narrow"/>
+          <w:sz w:val="24"/>
+          <w:szCs w:val="24"/>
+        </w:rPr>
+      </w:pPr>
+      <w:r>
+        <w:rPr>
+          <w:rFonts w:ascii="Arial Narrow" w:hAnsi="Arial Narrow"/>
+          <w:sz w:val="24"/>
+          <w:szCs w:val="24"/>
+        </w:rPr>
+        <w:t>  header();</w:t>
+      </w:r>
+    </w:p>
+    <w:p>
+      <w:pPr>
+        <w:spacing w:after="0" w:line="240" w:lineRule="auto"/>
+        <w:rPr>
+          <w:rFonts w:ascii="Arial Narrow" w:hAnsi="Arial Narrow"/>
+          <w:sz w:val="24"/>
+          <w:szCs w:val="24"/>
+        </w:rPr>
+      </w:pPr>
+    </w:p>
+    <w:p>
+      <w:pPr>
+        <w:spacing w:after="0" w:line="240" w:lineRule="auto"/>
+        <w:rPr>
+          <w:rFonts w:ascii="Arial Narrow" w:hAnsi="Arial Narrow"/>
+          <w:sz w:val="24"/>
+          <w:szCs w:val="24"/>
+        </w:rPr>
+      </w:pPr>
+      <w:r>
+        <w:rPr>
+          <w:rFonts w:ascii="Arial Narrow" w:hAnsi="Arial Narrow"/>
+          <w:sz w:val="24"/>
+          <w:szCs w:val="24"/>
+        </w:rPr>
+        <w:t xml:space="preserve">  var </w:t>
+      </w:r>
+      <w:proofErr w:type="spellStart"/>
+      <w:r>
+        <w:rPr>
+          <w:rFonts w:ascii="Arial Narrow" w:hAnsi="Arial Narrow"/>
+          <w:sz w:val="24"/>
+          <w:szCs w:val="24"/>
+        </w:rPr>
+        <w:t>id_sheet</w:t>
+      </w:r>
+      <w:proofErr w:type="spellEnd"/>
+      <w:r>
+        <w:rPr>
+          <w:rFonts w:ascii="Arial Narrow" w:hAnsi="Arial Narrow"/>
+          <w:sz w:val="24"/>
+          <w:szCs w:val="24"/>
+        </w:rPr>
+        <w:t xml:space="preserve"> = </w:t>
+      </w:r>
+      <w:proofErr w:type="spellStart"/>
+      <w:r>
+        <w:rPr>
+          <w:rFonts w:ascii="Arial Narrow" w:hAnsi="Arial Narrow"/>
+          <w:sz w:val="24"/>
+          <w:szCs w:val="24"/>
+        </w:rPr>
+        <w:t>SpreadsheetApp.openById</w:t>
+      </w:r>
+      <w:proofErr w:type="spellEnd"/>
+      <w:r>
+        <w:rPr>
+          <w:rFonts w:ascii="Arial Narrow" w:hAnsi="Arial Narrow"/>
+          <w:sz w:val="24"/>
+          <w:szCs w:val="24"/>
+        </w:rPr>
+        <w:t>(id);</w:t>
+      </w:r>
+    </w:p>
+    <w:p>
+      <w:pPr>
+        <w:spacing w:after="0" w:line="240" w:lineRule="auto"/>
+        <w:rPr>
+          <w:rFonts w:ascii="Arial Narrow" w:hAnsi="Arial Narrow"/>
+          <w:sz w:val="24"/>
+          <w:szCs w:val="24"/>
+        </w:rPr>
+      </w:pPr>
+      <w:r>
+        <w:rPr>
+          <w:rFonts w:ascii="Arial Narrow" w:hAnsi="Arial Narrow"/>
+          <w:sz w:val="24"/>
+          <w:szCs w:val="24"/>
+        </w:rPr>
+        <w:t xml:space="preserve">  var </w:t>
+      </w:r>
+      <w:proofErr w:type="spellStart"/>
+      <w:r>
+        <w:rPr>
+          <w:rFonts w:ascii="Arial Narrow" w:hAnsi="Arial Narrow"/>
+          <w:sz w:val="24"/>
+          <w:szCs w:val="24"/>
+        </w:rPr>
+        <w:t>sheet_nama</w:t>
+      </w:r>
+      <w:proofErr w:type="spellEnd"/>
+      <w:r>
+        <w:rPr>
+          <w:rFonts w:ascii="Arial Narrow" w:hAnsi="Arial Narrow"/>
+          <w:sz w:val="24"/>
+          <w:szCs w:val="24"/>
+        </w:rPr>
+        <w:t xml:space="preserve"> = </w:t>
+      </w:r>
+      <w:proofErr w:type="spellStart"/>
+      <w:r>
+        <w:rPr>
+          <w:rFonts w:ascii="Arial Narrow" w:hAnsi="Arial Narrow"/>
+          <w:sz w:val="24"/>
+          <w:szCs w:val="24"/>
+        </w:rPr>
+        <w:t>id_sheet.getSheetByName</w:t>
+      </w:r>
+      <w:proofErr w:type="spellEnd"/>
+      <w:r>
+        <w:rPr>
+          <w:rFonts w:ascii="Arial Narrow" w:hAnsi="Arial Narrow"/>
+          <w:sz w:val="24"/>
+          <w:szCs w:val="24"/>
+        </w:rPr>
+        <w:t>(sheet);</w:t>
+      </w:r>
+    </w:p>
+    <w:p>
+      <w:pPr>
+        <w:spacing w:after="0" w:line="240" w:lineRule="auto"/>
+        <w:rPr>
+          <w:rFonts w:ascii="Arial Narrow" w:hAnsi="Arial Narrow"/>
+          <w:sz w:val="24"/>
+          <w:szCs w:val="24"/>
+        </w:rPr>
+      </w:pPr>
+    </w:p>
+    <w:p>
+      <w:pPr>
+        <w:spacing w:after="0" w:line="240" w:lineRule="auto"/>
+        <w:rPr>
+          <w:rFonts w:ascii="Arial Narrow" w:hAnsi="Arial Narrow"/>
+          <w:sz w:val="24"/>
+          <w:szCs w:val="24"/>
+        </w:rPr>
+      </w:pPr>
+      <w:r>
+        <w:rPr>
+          <w:rFonts w:ascii="Arial Narrow" w:hAnsi="Arial Narrow"/>
+          <w:sz w:val="24"/>
+          <w:szCs w:val="24"/>
+        </w:rPr>
+        <w:t>  // only 1 row</w:t>
+      </w:r>
+    </w:p>
+    <w:p>
+      <w:pPr>
+        <w:spacing w:after="0" w:line="240" w:lineRule="auto"/>
+        <w:rPr>
+          <w:rFonts w:ascii="Arial Narrow" w:hAnsi="Arial Narrow"/>
+          <w:sz w:val="24"/>
+          <w:szCs w:val="24"/>
+        </w:rPr>
+      </w:pPr>
+      <w:r>
+        <w:rPr>
+          <w:rFonts w:ascii="Arial Narrow" w:hAnsi="Arial Narrow"/>
+          <w:sz w:val="24"/>
+          <w:szCs w:val="24"/>
+        </w:rPr>
+        <w:t>  // sheet_nama.getRange('A2:D2').setValues([[1,'15/1/2026','Andi','1000']]);</w:t>
+      </w:r>
+    </w:p>
+    <w:p>
+      <w:pPr>
+        <w:spacing w:after="0" w:line="240" w:lineRule="auto"/>
+        <w:rPr>
+          <w:rFonts w:ascii="Arial Narrow" w:hAnsi="Arial Narrow"/>
+          <w:sz w:val="24"/>
+          <w:szCs w:val="24"/>
+        </w:rPr>
+      </w:pPr>
+    </w:p>
+    <w:p>
+      <w:pPr>
+        <w:spacing w:after="0" w:line="240" w:lineRule="auto"/>
+        <w:rPr>
+          <w:rFonts w:ascii="Arial Narrow" w:hAnsi="Arial Narrow"/>
+          <w:sz w:val="24"/>
+          <w:szCs w:val="24"/>
+        </w:rPr>
+      </w:pPr>
+      <w:r>
+        <w:rPr>
+          <w:rFonts w:ascii="Arial Narrow" w:hAnsi="Arial Narrow"/>
+          <w:sz w:val="24"/>
+          <w:szCs w:val="24"/>
+        </w:rPr>
+        <w:t>  // more than 1</w:t>
+      </w:r>
+    </w:p>
+    <w:p>
+      <w:pPr>
+        <w:spacing w:after="0" w:line="240" w:lineRule="auto"/>
+        <w:rPr>
+          <w:rFonts w:ascii="Arial Narrow" w:hAnsi="Arial Narrow"/>
+          <w:sz w:val="24"/>
+          <w:szCs w:val="24"/>
+        </w:rPr>
+      </w:pPr>
+      <w:r>
+        <w:rPr>
+          <w:rFonts w:ascii="Arial Narrow" w:hAnsi="Arial Narrow"/>
+          <w:sz w:val="24"/>
+          <w:szCs w:val="24"/>
+        </w:rPr>
+        <w:t xml:space="preserve">  </w:t>
+      </w:r>
+      <w:proofErr w:type="spellStart"/>
+      <w:r>
+        <w:rPr>
+          <w:rFonts w:ascii="Arial Narrow" w:hAnsi="Arial Narrow"/>
+          <w:sz w:val="24"/>
+          <w:szCs w:val="24"/>
+        </w:rPr>
+        <w:t>sheet_nama.getRange</w:t>
+      </w:r>
+      <w:proofErr w:type="spellEnd"/>
+      <w:r>
+        <w:rPr>
+          <w:rFonts w:ascii="Arial Narrow" w:hAnsi="Arial Narrow"/>
+          <w:sz w:val="24"/>
+          <w:szCs w:val="24"/>
+        </w:rPr>
+        <w:t>('A2:D4').</w:t>
+      </w:r>
+      <w:proofErr w:type="spellStart"/>
+      <w:r>
+        <w:rPr>
+          <w:rFonts w:ascii="Arial Narrow" w:hAnsi="Arial Narrow"/>
+          <w:sz w:val="24"/>
+          <w:szCs w:val="24"/>
+        </w:rPr>
+        <w:t>setValues</w:t>
+      </w:r>
+      <w:proofErr w:type="spellEnd"/>
+      <w:r>
+        <w:rPr>
+          <w:rFonts w:ascii="Arial Narrow" w:hAnsi="Arial Narrow"/>
+          <w:sz w:val="24"/>
+          <w:szCs w:val="24"/>
+        </w:rPr>
+        <w:t>([</w:t>
+      </w:r>
+    </w:p>
+    <w:p>
+      <w:pPr>
+        <w:spacing w:after="0" w:line="240" w:lineRule="auto"/>
+        <w:rPr>
+          <w:rFonts w:ascii="Arial Narrow" w:hAnsi="Arial Narrow"/>
+          <w:sz w:val="24"/>
+          <w:szCs w:val="24"/>
+        </w:rPr>
+      </w:pPr>
+      <w:r>
+        <w:rPr>
+          <w:rFonts w:ascii="Arial Narrow" w:hAnsi="Arial Narrow"/>
+          <w:sz w:val="24"/>
+          <w:szCs w:val="24"/>
+        </w:rPr>
+        <w:t>    [1, new Date(2025,2,15),'Andi','1000'],</w:t>
+      </w:r>
+    </w:p>
+    <w:p>
+      <w:pPr>
+        <w:spacing w:after="0" w:line="240" w:lineRule="auto"/>
+        <w:rPr>
+          <w:rFonts w:ascii="Arial Narrow" w:hAnsi="Arial Narrow"/>
+          <w:sz w:val="24"/>
+          <w:szCs w:val="24"/>
+        </w:rPr>
+      </w:pPr>
+      <w:r>
+        <w:rPr>
+          <w:rFonts w:ascii="Arial Narrow" w:hAnsi="Arial Narrow"/>
+          <w:sz w:val="24"/>
+          <w:szCs w:val="24"/>
+        </w:rPr>
+        <w:t>    [2,new Date(2026,1,15),'Joko','2000'],</w:t>
+      </w:r>
+    </w:p>
+    <w:p>
+      <w:pPr>
+        <w:spacing w:after="0" w:line="240" w:lineRule="auto"/>
+        <w:rPr>
+          <w:rFonts w:ascii="Arial Narrow" w:hAnsi="Arial Narrow"/>
+          <w:sz w:val="24"/>
+          <w:szCs w:val="24"/>
+        </w:rPr>
+      </w:pPr>
+      <w:r>
+        <w:rPr>
+          <w:rFonts w:ascii="Arial Narrow" w:hAnsi="Arial Narrow"/>
+          <w:sz w:val="24"/>
+          <w:szCs w:val="24"/>
+        </w:rPr>
+        <w:t>    [3,new Date(2026,4,11),'Budi','7000']</w:t>
+      </w:r>
+    </w:p>
+    <w:p>
+      <w:pPr>
+        <w:spacing w:after="0" w:line="240" w:lineRule="auto"/>
+        <w:rPr>
+          <w:rFonts w:ascii="Arial Narrow" w:hAnsi="Arial Narrow"/>
+          <w:sz w:val="24"/>
+          <w:szCs w:val="24"/>
+        </w:rPr>
+      </w:pPr>
+      <w:r>
+        <w:rPr>
+          <w:rFonts w:ascii="Arial Narrow" w:hAnsi="Arial Narrow"/>
+          <w:sz w:val="24"/>
+          <w:szCs w:val="24"/>
+        </w:rPr>
+        <w:t>  ]);</w:t>
+      </w:r>
+    </w:p>
+    <w:p>
+      <w:pPr>
+        <w:spacing w:after="0" w:line="240" w:lineRule="auto"/>
+        <w:rPr>
+          <w:rFonts w:ascii="Arial Narrow" w:hAnsi="Arial Narrow"/>
+          <w:sz w:val="24"/>
+          <w:szCs w:val="24"/>
+        </w:rPr>
+      </w:pPr>
+    </w:p>
+    <w:p>
+      <w:pPr>
+        <w:spacing w:after="0" w:line="240" w:lineRule="auto"/>
+        <w:rPr>
+          <w:rFonts w:ascii="Arial Narrow" w:hAnsi="Arial Narrow"/>
+          <w:sz w:val="24"/>
+          <w:szCs w:val="24"/>
+        </w:rPr>
+      </w:pPr>
+      <w:r>
+        <w:rPr>
+          <w:rFonts w:ascii="Arial Narrow" w:hAnsi="Arial Narrow"/>
+          <w:sz w:val="24"/>
+          <w:szCs w:val="24"/>
+        </w:rPr>
+        <w:t>  // Logger.log(</w:t>
+      </w:r>
+      <w:proofErr w:type="spellStart"/>
+      <w:r>
+        <w:rPr>
+          <w:rFonts w:ascii="Arial Narrow" w:hAnsi="Arial Narrow"/>
+          <w:sz w:val="24"/>
+          <w:szCs w:val="24"/>
+        </w:rPr>
+        <w:t>sheet_nama</w:t>
+      </w:r>
+      <w:proofErr w:type="spellEnd"/>
+      <w:r>
+        <w:rPr>
+          <w:rFonts w:ascii="Arial Narrow" w:hAnsi="Arial Narrow"/>
+          <w:sz w:val="24"/>
+          <w:szCs w:val="24"/>
+        </w:rPr>
+        <w:t>);</w:t>
+      </w:r>
+    </w:p>
+    <w:p>
+      <w:pPr>
+        <w:spacing w:after="0" w:line="240" w:lineRule="auto"/>
+        <w:rPr>
+          <w:rFonts w:ascii="Arial Narrow" w:hAnsi="Arial Narrow"/>
+          <w:sz w:val="24"/>
+          <w:szCs w:val="24"/>
+        </w:rPr>
+      </w:pPr>
+      <w:r>
+        <w:rPr>
+          <w:rFonts w:ascii="Arial Narrow" w:hAnsi="Arial Narrow"/>
+          <w:sz w:val="24"/>
+          <w:szCs w:val="24"/>
+        </w:rPr>
+        <w:t>}</w:t>
+      </w:r>
+    </w:p>
+    <w:p>
+      <w:pPr>
+        <w:spacing w:after="0" w:line="240" w:lineRule="auto"/>
+        <w:rPr>
+          <w:rFonts w:ascii="Arial Narrow" w:hAnsi="Arial Narrow"/>
+          <w:sz w:val="24"/>
+          <w:szCs w:val="24"/>
+        </w:rPr>
+      </w:pPr>
+    </w:p>
+    <w:p>
+      <w:pPr>
+        <w:spacing w:after="0" w:line="240" w:lineRule="auto"/>
+        <w:rPr>
+          <w:rFonts w:ascii="Arial Narrow" w:hAnsi="Arial Narrow"/>
+          <w:sz w:val="24"/>
+          <w:szCs w:val="24"/>
+        </w:rPr>
+      </w:pPr>
       <w:proofErr w:type="spellStart"/>
       <w:r>
         <w:rPr>
@@ -5537,7 +6791,7 @@
       </w:pPr>
     </w:p>
     <w:sectPr>
-      <w:footerReference w:type="default" r:id="rId21"/>
+      <w:footerReference w:type="default" r:id="rId22"/>
       <w:pgSz w:w="11906" w:h="16838"/>
       <w:pgMar w:top="568" w:right="1440" w:bottom="1440" w:left="1440" w:header="708" w:footer="0" w:gutter="0"/>
       <w:cols w:space="708"/>
@@ -6502,7 +7756,6 @@
   <w:style w:type="character" w:default="1" w:styleId="DefaultParagraphFont">
     <w:name w:val="Default Paragraph Font"/>
     <w:uiPriority w:val="1"/>
-    <w:semiHidden/>
     <w:unhideWhenUsed/>
   </w:style>
   <w:style w:type="table" w:default="1" w:styleId="TableNormal">

--- a/note googlespreedsheet.docx
+++ b/note googlespreedsheet.docx
@@ -298,7 +298,7 @@
           <w:noProof/>
         </w:rPr>
         <w:drawing>
-          <wp:inline distT="0" distB="0" distL="0" distR="0" wp14:anchorId="03EC4E1B" wp14:editId="471852EC">
+          <wp:inline distT="0" distB="0" distL="0" distR="0" wp14:anchorId="03EC4E1B" wp14:editId="12F6F6B6">
             <wp:extent cx="5731510" cy="1471930"/>
             <wp:effectExtent l="0" t="0" r="2540" b="0"/>
             <wp:docPr id="1271658481" name="Picture 3"/>
@@ -2117,7 +2117,25 @@
           <w:sz w:val="24"/>
           <w:szCs w:val="24"/>
         </w:rPr>
-        <w:t xml:space="preserve">('A1').activate() </w:t>
+        <w:t>('A1'</w:t>
+      </w:r>
+      <w:proofErr w:type="gramStart"/>
+      <w:r>
+        <w:rPr>
+          <w:rFonts w:ascii="Arial Narrow" w:hAnsi="Arial Narrow"/>
+          <w:sz w:val="24"/>
+          <w:szCs w:val="24"/>
+        </w:rPr>
+        <w:t>).activate</w:t>
+      </w:r>
+      <w:proofErr w:type="gramEnd"/>
+      <w:r>
+        <w:rPr>
+          <w:rFonts w:ascii="Arial Narrow" w:hAnsi="Arial Narrow"/>
+          <w:sz w:val="24"/>
+          <w:szCs w:val="24"/>
+        </w:rPr>
+        <w:t xml:space="preserve">() </w:t>
       </w:r>
       <w:proofErr w:type="spellStart"/>
       <w:r>
@@ -2153,7 +2171,25 @@
           <w:sz w:val="24"/>
           <w:szCs w:val="24"/>
         </w:rPr>
-        <w:t xml:space="preserve">('D1').activate() </w:t>
+        <w:t>('D1'</w:t>
+      </w:r>
+      <w:proofErr w:type="gramStart"/>
+      <w:r>
+        <w:rPr>
+          <w:rFonts w:ascii="Arial Narrow" w:hAnsi="Arial Narrow"/>
+          <w:sz w:val="24"/>
+          <w:szCs w:val="24"/>
+        </w:rPr>
+        <w:t>).activate</w:t>
+      </w:r>
+      <w:proofErr w:type="gramEnd"/>
+      <w:r>
+        <w:rPr>
+          <w:rFonts w:ascii="Arial Narrow" w:hAnsi="Arial Narrow"/>
+          <w:sz w:val="24"/>
+          <w:szCs w:val="24"/>
+        </w:rPr>
+        <w:t xml:space="preserve">() </w:t>
       </w:r>
       <w:proofErr w:type="spellStart"/>
       <w:r>
@@ -3558,6 +3594,7 @@
         <w:t xml:space="preserve"> </w:t>
       </w:r>
       <w:proofErr w:type="spellStart"/>
+      <w:proofErr w:type="gramStart"/>
       <w:r>
         <w:rPr>
           <w:rFonts w:ascii="Arial Narrow" w:hAnsi="Arial Narrow"/>
@@ -3567,13 +3604,32 @@
         <w:t>spreadsheet.getRange</w:t>
       </w:r>
       <w:proofErr w:type="spellEnd"/>
-      <w:r>
-        <w:rPr>
-          <w:rFonts w:ascii="Arial Narrow" w:hAnsi="Arial Narrow"/>
-          <w:sz w:val="24"/>
-          <w:szCs w:val="24"/>
-        </w:rPr>
-        <w:t xml:space="preserve">('D5').activate(); yang </w:t>
+      <w:proofErr w:type="gramEnd"/>
+      <w:r>
+        <w:rPr>
+          <w:rFonts w:ascii="Arial Narrow" w:hAnsi="Arial Narrow"/>
+          <w:sz w:val="24"/>
+          <w:szCs w:val="24"/>
+        </w:rPr>
+        <w:t>('D5'</w:t>
+      </w:r>
+      <w:proofErr w:type="gramStart"/>
+      <w:r>
+        <w:rPr>
+          <w:rFonts w:ascii="Arial Narrow" w:hAnsi="Arial Narrow"/>
+          <w:sz w:val="24"/>
+          <w:szCs w:val="24"/>
+        </w:rPr>
+        <w:t>).activate</w:t>
+      </w:r>
+      <w:proofErr w:type="gramEnd"/>
+      <w:r>
+        <w:rPr>
+          <w:rFonts w:ascii="Arial Narrow" w:hAnsi="Arial Narrow"/>
+          <w:sz w:val="24"/>
+          <w:szCs w:val="24"/>
+        </w:rPr>
+        <w:t xml:space="preserve">(); yang </w:t>
       </w:r>
       <w:proofErr w:type="spellStart"/>
       <w:r>
@@ -3944,7 +4000,25 @@
           <w:sz w:val="24"/>
           <w:szCs w:val="24"/>
         </w:rPr>
-        <w:t xml:space="preserve"> many method:</w:t>
+        <w:t xml:space="preserve"> many </w:t>
+      </w:r>
+      <w:proofErr w:type="gramStart"/>
+      <w:r>
+        <w:rPr>
+          <w:rFonts w:ascii="Arial Narrow" w:hAnsi="Arial Narrow"/>
+          <w:sz w:val="24"/>
+          <w:szCs w:val="24"/>
+        </w:rPr>
+        <w:t>method</w:t>
+      </w:r>
+      <w:proofErr w:type="gramEnd"/>
+      <w:r>
+        <w:rPr>
+          <w:rFonts w:ascii="Arial Narrow" w:hAnsi="Arial Narrow"/>
+          <w:sz w:val="24"/>
+          <w:szCs w:val="24"/>
+        </w:rPr>
+        <w:t>:</w:t>
       </w:r>
     </w:p>
     <w:p>
@@ -3971,7 +4045,16 @@
           <w:sz w:val="24"/>
           <w:szCs w:val="24"/>
         </w:rPr>
-        <w:t>ambil_data</w:t>
+        <w:t>ambil_</w:t>
+      </w:r>
+      <w:proofErr w:type="gramStart"/>
+      <w:r>
+        <w:rPr>
+          <w:rFonts w:ascii="Arial Narrow" w:hAnsi="Arial Narrow"/>
+          <w:sz w:val="24"/>
+          <w:szCs w:val="24"/>
+        </w:rPr>
+        <w:t>data</w:t>
       </w:r>
       <w:proofErr w:type="spellEnd"/>
       <w:r>
@@ -3982,6 +4065,7 @@
         </w:rPr>
         <w:t>(){</w:t>
       </w:r>
+      <w:proofErr w:type="gramEnd"/>
     </w:p>
     <w:p>
       <w:pPr>
@@ -4083,6 +4167,7 @@
         <w:t xml:space="preserve"> = </w:t>
       </w:r>
       <w:proofErr w:type="spellStart"/>
+      <w:proofErr w:type="gramStart"/>
       <w:r>
         <w:rPr>
           <w:rFonts w:ascii="Arial Narrow" w:hAnsi="Arial Narrow"/>
@@ -4092,6 +4177,7 @@
         <w:t>sheet.getSheetByName</w:t>
       </w:r>
       <w:proofErr w:type="spellEnd"/>
+      <w:proofErr w:type="gramEnd"/>
       <w:r>
         <w:rPr>
           <w:rFonts w:ascii="Arial Narrow" w:hAnsi="Arial Narrow"/>
@@ -4171,16 +4257,35 @@
           <w:sz w:val="24"/>
           <w:szCs w:val="24"/>
         </w:rPr>
-        <w:t>nama_sheet.getRange</w:t>
-      </w:r>
-      <w:proofErr w:type="spellEnd"/>
-      <w:r>
-        <w:rPr>
-          <w:rFonts w:ascii="Arial Narrow" w:hAnsi="Arial Narrow"/>
-          <w:sz w:val="24"/>
-          <w:szCs w:val="24"/>
-        </w:rPr>
-        <w:t>('A1').</w:t>
+        <w:t>nama_</w:t>
+      </w:r>
+      <w:proofErr w:type="gramStart"/>
+      <w:r>
+        <w:rPr>
+          <w:rFonts w:ascii="Arial Narrow" w:hAnsi="Arial Narrow"/>
+          <w:sz w:val="24"/>
+          <w:szCs w:val="24"/>
+        </w:rPr>
+        <w:t>sheet.getRange</w:t>
+      </w:r>
+      <w:proofErr w:type="spellEnd"/>
+      <w:proofErr w:type="gramEnd"/>
+      <w:r>
+        <w:rPr>
+          <w:rFonts w:ascii="Arial Narrow" w:hAnsi="Arial Narrow"/>
+          <w:sz w:val="24"/>
+          <w:szCs w:val="24"/>
+        </w:rPr>
+        <w:t>('A1'</w:t>
+      </w:r>
+      <w:proofErr w:type="gramStart"/>
+      <w:r>
+        <w:rPr>
+          <w:rFonts w:ascii="Arial Narrow" w:hAnsi="Arial Narrow"/>
+          <w:sz w:val="24"/>
+          <w:szCs w:val="24"/>
+        </w:rPr>
+        <w:t>).</w:t>
       </w:r>
       <w:proofErr w:type="spellStart"/>
       <w:r>
@@ -4192,6 +4297,7 @@
         <w:t>getValue</w:t>
       </w:r>
       <w:proofErr w:type="spellEnd"/>
+      <w:proofErr w:type="gramEnd"/>
       <w:r>
         <w:rPr>
           <w:rFonts w:ascii="Arial Narrow" w:hAnsi="Arial Narrow"/>
@@ -4253,16 +4359,35 @@
           <w:sz w:val="24"/>
           <w:szCs w:val="24"/>
         </w:rPr>
-        <w:t>nama_sheet.getRange</w:t>
-      </w:r>
-      <w:proofErr w:type="spellEnd"/>
-      <w:r>
-        <w:rPr>
-          <w:rFonts w:ascii="Arial Narrow" w:hAnsi="Arial Narrow"/>
-          <w:sz w:val="24"/>
-          <w:szCs w:val="24"/>
-        </w:rPr>
-        <w:t>('A2:E2').</w:t>
+        <w:t>nama_</w:t>
+      </w:r>
+      <w:proofErr w:type="gramStart"/>
+      <w:r>
+        <w:rPr>
+          <w:rFonts w:ascii="Arial Narrow" w:hAnsi="Arial Narrow"/>
+          <w:sz w:val="24"/>
+          <w:szCs w:val="24"/>
+        </w:rPr>
+        <w:t>sheet.getRange</w:t>
+      </w:r>
+      <w:proofErr w:type="spellEnd"/>
+      <w:proofErr w:type="gramEnd"/>
+      <w:r>
+        <w:rPr>
+          <w:rFonts w:ascii="Arial Narrow" w:hAnsi="Arial Narrow"/>
+          <w:sz w:val="24"/>
+          <w:szCs w:val="24"/>
+        </w:rPr>
+        <w:t>('A2:E2'</w:t>
+      </w:r>
+      <w:proofErr w:type="gramStart"/>
+      <w:r>
+        <w:rPr>
+          <w:rFonts w:ascii="Arial Narrow" w:hAnsi="Arial Narrow"/>
+          <w:sz w:val="24"/>
+          <w:szCs w:val="24"/>
+        </w:rPr>
+        <w:t>).</w:t>
       </w:r>
       <w:proofErr w:type="spellStart"/>
       <w:r>
@@ -4274,6 +4399,7 @@
         <w:t>getValue</w:t>
       </w:r>
       <w:proofErr w:type="spellEnd"/>
+      <w:proofErr w:type="gramEnd"/>
       <w:r>
         <w:rPr>
           <w:rFonts w:ascii="Arial Narrow" w:hAnsi="Arial Narrow"/>
@@ -4345,16 +4471,35 @@
           <w:sz w:val="24"/>
           <w:szCs w:val="24"/>
         </w:rPr>
-        <w:t>nama_sheet.getRange</w:t>
-      </w:r>
-      <w:proofErr w:type="spellEnd"/>
-      <w:r>
-        <w:rPr>
-          <w:rFonts w:ascii="Arial Narrow" w:hAnsi="Arial Narrow"/>
-          <w:sz w:val="24"/>
-          <w:szCs w:val="24"/>
-        </w:rPr>
-        <w:t>(2,1).</w:t>
+        <w:t>nama_</w:t>
+      </w:r>
+      <w:proofErr w:type="gramStart"/>
+      <w:r>
+        <w:rPr>
+          <w:rFonts w:ascii="Arial Narrow" w:hAnsi="Arial Narrow"/>
+          <w:sz w:val="24"/>
+          <w:szCs w:val="24"/>
+        </w:rPr>
+        <w:t>sheet.getRange</w:t>
+      </w:r>
+      <w:proofErr w:type="spellEnd"/>
+      <w:proofErr w:type="gramEnd"/>
+      <w:r>
+        <w:rPr>
+          <w:rFonts w:ascii="Arial Narrow" w:hAnsi="Arial Narrow"/>
+          <w:sz w:val="24"/>
+          <w:szCs w:val="24"/>
+        </w:rPr>
+        <w:t>(2,1</w:t>
+      </w:r>
+      <w:proofErr w:type="gramStart"/>
+      <w:r>
+        <w:rPr>
+          <w:rFonts w:ascii="Arial Narrow" w:hAnsi="Arial Narrow"/>
+          <w:sz w:val="24"/>
+          <w:szCs w:val="24"/>
+        </w:rPr>
+        <w:t>).</w:t>
       </w:r>
       <w:proofErr w:type="spellStart"/>
       <w:r>
@@ -4366,6 +4511,7 @@
         <w:t>getValue</w:t>
       </w:r>
       <w:proofErr w:type="spellEnd"/>
+      <w:proofErr w:type="gramEnd"/>
       <w:r>
         <w:rPr>
           <w:rFonts w:ascii="Arial Narrow" w:hAnsi="Arial Narrow"/>
@@ -4437,16 +4583,35 @@
           <w:sz w:val="24"/>
           <w:szCs w:val="24"/>
         </w:rPr>
-        <w:t>nama_sheet.getRange</w:t>
-      </w:r>
-      <w:proofErr w:type="spellEnd"/>
-      <w:r>
-        <w:rPr>
-          <w:rFonts w:ascii="Arial Narrow" w:hAnsi="Arial Narrow"/>
-          <w:sz w:val="24"/>
-          <w:szCs w:val="24"/>
-        </w:rPr>
-        <w:t>(2,1,3).</w:t>
+        <w:t>nama_</w:t>
+      </w:r>
+      <w:proofErr w:type="gramStart"/>
+      <w:r>
+        <w:rPr>
+          <w:rFonts w:ascii="Arial Narrow" w:hAnsi="Arial Narrow"/>
+          <w:sz w:val="24"/>
+          <w:szCs w:val="24"/>
+        </w:rPr>
+        <w:t>sheet.getRange</w:t>
+      </w:r>
+      <w:proofErr w:type="spellEnd"/>
+      <w:proofErr w:type="gramEnd"/>
+      <w:r>
+        <w:rPr>
+          <w:rFonts w:ascii="Arial Narrow" w:hAnsi="Arial Narrow"/>
+          <w:sz w:val="24"/>
+          <w:szCs w:val="24"/>
+        </w:rPr>
+        <w:t>(2,1,3</w:t>
+      </w:r>
+      <w:proofErr w:type="gramStart"/>
+      <w:r>
+        <w:rPr>
+          <w:rFonts w:ascii="Arial Narrow" w:hAnsi="Arial Narrow"/>
+          <w:sz w:val="24"/>
+          <w:szCs w:val="24"/>
+        </w:rPr>
+        <w:t>).</w:t>
       </w:r>
       <w:proofErr w:type="spellStart"/>
       <w:r>
@@ -4458,6 +4623,7 @@
         <w:t>getValues</w:t>
       </w:r>
       <w:proofErr w:type="spellEnd"/>
+      <w:proofErr w:type="gramEnd"/>
       <w:r>
         <w:rPr>
           <w:rFonts w:ascii="Arial Narrow" w:hAnsi="Arial Narrow"/>
@@ -4547,16 +4713,35 @@
           <w:sz w:val="24"/>
           <w:szCs w:val="24"/>
         </w:rPr>
-        <w:t>nama_sheet.getRange</w:t>
-      </w:r>
-      <w:proofErr w:type="spellEnd"/>
-      <w:r>
-        <w:rPr>
-          <w:rFonts w:ascii="Arial Narrow" w:hAnsi="Arial Narrow"/>
-          <w:sz w:val="24"/>
-          <w:szCs w:val="24"/>
-        </w:rPr>
-        <w:t>(2,1,3,3).</w:t>
+        <w:t>nama_</w:t>
+      </w:r>
+      <w:proofErr w:type="gramStart"/>
+      <w:r>
+        <w:rPr>
+          <w:rFonts w:ascii="Arial Narrow" w:hAnsi="Arial Narrow"/>
+          <w:sz w:val="24"/>
+          <w:szCs w:val="24"/>
+        </w:rPr>
+        <w:t>sheet.getRange</w:t>
+      </w:r>
+      <w:proofErr w:type="spellEnd"/>
+      <w:proofErr w:type="gramEnd"/>
+      <w:r>
+        <w:rPr>
+          <w:rFonts w:ascii="Arial Narrow" w:hAnsi="Arial Narrow"/>
+          <w:sz w:val="24"/>
+          <w:szCs w:val="24"/>
+        </w:rPr>
+        <w:t>(2,1,3,3</w:t>
+      </w:r>
+      <w:proofErr w:type="gramStart"/>
+      <w:r>
+        <w:rPr>
+          <w:rFonts w:ascii="Arial Narrow" w:hAnsi="Arial Narrow"/>
+          <w:sz w:val="24"/>
+          <w:szCs w:val="24"/>
+        </w:rPr>
+        <w:t>).</w:t>
       </w:r>
       <w:proofErr w:type="spellStart"/>
       <w:r>
@@ -4568,6 +4753,7 @@
         <w:t>getValues</w:t>
       </w:r>
       <w:proofErr w:type="spellEnd"/>
+      <w:proofErr w:type="gramEnd"/>
       <w:r>
         <w:rPr>
           <w:rFonts w:ascii="Arial Narrow" w:hAnsi="Arial Narrow"/>
@@ -4647,16 +4833,35 @@
           <w:sz w:val="24"/>
           <w:szCs w:val="24"/>
         </w:rPr>
-        <w:t>nama_sheet.getRange</w:t>
-      </w:r>
-      <w:proofErr w:type="spellEnd"/>
-      <w:r>
-        <w:rPr>
-          <w:rFonts w:ascii="Arial Narrow" w:hAnsi="Arial Narrow"/>
-          <w:sz w:val="24"/>
-          <w:szCs w:val="24"/>
-        </w:rPr>
-        <w:t>('C2').</w:t>
+        <w:t>nama_</w:t>
+      </w:r>
+      <w:proofErr w:type="gramStart"/>
+      <w:r>
+        <w:rPr>
+          <w:rFonts w:ascii="Arial Narrow" w:hAnsi="Arial Narrow"/>
+          <w:sz w:val="24"/>
+          <w:szCs w:val="24"/>
+        </w:rPr>
+        <w:t>sheet.getRange</w:t>
+      </w:r>
+      <w:proofErr w:type="spellEnd"/>
+      <w:proofErr w:type="gramEnd"/>
+      <w:r>
+        <w:rPr>
+          <w:rFonts w:ascii="Arial Narrow" w:hAnsi="Arial Narrow"/>
+          <w:sz w:val="24"/>
+          <w:szCs w:val="24"/>
+        </w:rPr>
+        <w:t>('C2'</w:t>
+      </w:r>
+      <w:proofErr w:type="gramStart"/>
+      <w:r>
+        <w:rPr>
+          <w:rFonts w:ascii="Arial Narrow" w:hAnsi="Arial Narrow"/>
+          <w:sz w:val="24"/>
+          <w:szCs w:val="24"/>
+        </w:rPr>
+        <w:t>).</w:t>
       </w:r>
       <w:proofErr w:type="spellStart"/>
       <w:r>
@@ -4668,6 +4873,7 @@
         <w:t>getValue</w:t>
       </w:r>
       <w:proofErr w:type="spellEnd"/>
+      <w:proofErr w:type="gramEnd"/>
       <w:r>
         <w:rPr>
           <w:rFonts w:ascii="Arial Narrow" w:hAnsi="Arial Narrow"/>
@@ -4783,16 +4989,35 @@
           <w:sz w:val="24"/>
           <w:szCs w:val="24"/>
         </w:rPr>
-        <w:t>nama_sheet.getRange</w:t>
-      </w:r>
-      <w:proofErr w:type="spellEnd"/>
-      <w:r>
-        <w:rPr>
-          <w:rFonts w:ascii="Arial Narrow" w:hAnsi="Arial Narrow"/>
-          <w:sz w:val="24"/>
-          <w:szCs w:val="24"/>
-        </w:rPr>
-        <w:t>('C2').</w:t>
+        <w:t>nama_</w:t>
+      </w:r>
+      <w:proofErr w:type="gramStart"/>
+      <w:r>
+        <w:rPr>
+          <w:rFonts w:ascii="Arial Narrow" w:hAnsi="Arial Narrow"/>
+          <w:sz w:val="24"/>
+          <w:szCs w:val="24"/>
+        </w:rPr>
+        <w:t>sheet.getRange</w:t>
+      </w:r>
+      <w:proofErr w:type="spellEnd"/>
+      <w:proofErr w:type="gramEnd"/>
+      <w:r>
+        <w:rPr>
+          <w:rFonts w:ascii="Arial Narrow" w:hAnsi="Arial Narrow"/>
+          <w:sz w:val="24"/>
+          <w:szCs w:val="24"/>
+        </w:rPr>
+        <w:t>('C2'</w:t>
+      </w:r>
+      <w:proofErr w:type="gramStart"/>
+      <w:r>
+        <w:rPr>
+          <w:rFonts w:ascii="Arial Narrow" w:hAnsi="Arial Narrow"/>
+          <w:sz w:val="24"/>
+          <w:szCs w:val="24"/>
+        </w:rPr>
+        <w:t>).</w:t>
       </w:r>
       <w:proofErr w:type="spellStart"/>
       <w:r>
@@ -4804,6 +5029,7 @@
         <w:t>getDisplayValues</w:t>
       </w:r>
       <w:proofErr w:type="spellEnd"/>
+      <w:proofErr w:type="gramEnd"/>
       <w:r>
         <w:rPr>
           <w:rFonts w:ascii="Arial Narrow" w:hAnsi="Arial Narrow"/>
@@ -4856,79 +5082,169 @@
           <w:sz w:val="24"/>
           <w:szCs w:val="24"/>
         </w:rPr>
-        <w:t>  Logger.log('isi1: '+isi1);</w:t>
-      </w:r>
-    </w:p>
-    <w:p>
-      <w:pPr>
-        <w:spacing w:after="0" w:line="240" w:lineRule="auto"/>
-        <w:rPr>
-          <w:rFonts w:ascii="Arial Narrow" w:hAnsi="Arial Narrow"/>
-          <w:sz w:val="24"/>
-          <w:szCs w:val="24"/>
-        </w:rPr>
-      </w:pPr>
-      <w:r>
-        <w:rPr>
-          <w:rFonts w:ascii="Arial Narrow" w:hAnsi="Arial Narrow"/>
-          <w:sz w:val="24"/>
-          <w:szCs w:val="24"/>
-        </w:rPr>
-        <w:t>  Logger.log('isi2: '+isi2);</w:t>
-      </w:r>
-    </w:p>
-    <w:p>
-      <w:pPr>
-        <w:spacing w:after="0" w:line="240" w:lineRule="auto"/>
-        <w:rPr>
-          <w:rFonts w:ascii="Arial Narrow" w:hAnsi="Arial Narrow"/>
-          <w:sz w:val="24"/>
-          <w:szCs w:val="24"/>
-        </w:rPr>
-      </w:pPr>
-      <w:r>
-        <w:rPr>
-          <w:rFonts w:ascii="Arial Narrow" w:hAnsi="Arial Narrow"/>
-          <w:sz w:val="24"/>
-          <w:szCs w:val="24"/>
-        </w:rPr>
-        <w:t>  Logger.log('isi3: '+isi3);</w:t>
-      </w:r>
-    </w:p>
-    <w:p>
-      <w:pPr>
-        <w:spacing w:after="0" w:line="240" w:lineRule="auto"/>
-        <w:rPr>
-          <w:rFonts w:ascii="Arial Narrow" w:hAnsi="Arial Narrow"/>
-          <w:sz w:val="24"/>
-          <w:szCs w:val="24"/>
-        </w:rPr>
-      </w:pPr>
-      <w:r>
-        <w:rPr>
-          <w:rFonts w:ascii="Arial Narrow" w:hAnsi="Arial Narrow"/>
-          <w:sz w:val="24"/>
-          <w:szCs w:val="24"/>
-        </w:rPr>
-        <w:t>  Logger.log('isi4: '+isi4);</w:t>
-      </w:r>
-    </w:p>
-    <w:p>
-      <w:pPr>
-        <w:spacing w:after="0" w:line="240" w:lineRule="auto"/>
-        <w:rPr>
-          <w:rFonts w:ascii="Arial Narrow" w:hAnsi="Arial Narrow"/>
-          <w:sz w:val="24"/>
-          <w:szCs w:val="24"/>
-        </w:rPr>
-      </w:pPr>
-      <w:r>
-        <w:rPr>
-          <w:rFonts w:ascii="Arial Narrow" w:hAnsi="Arial Narrow"/>
-          <w:sz w:val="24"/>
-          <w:szCs w:val="24"/>
-        </w:rPr>
-        <w:t>  Logger.log('isi5: '+isi5);</w:t>
+        <w:t xml:space="preserve">  </w:t>
+      </w:r>
+      <w:proofErr w:type="gramStart"/>
+      <w:r>
+        <w:rPr>
+          <w:rFonts w:ascii="Arial Narrow" w:hAnsi="Arial Narrow"/>
+          <w:sz w:val="24"/>
+          <w:szCs w:val="24"/>
+        </w:rPr>
+        <w:t>Logger.log(</w:t>
+      </w:r>
+      <w:proofErr w:type="gramEnd"/>
+      <w:r>
+        <w:rPr>
+          <w:rFonts w:ascii="Arial Narrow" w:hAnsi="Arial Narrow"/>
+          <w:sz w:val="24"/>
+          <w:szCs w:val="24"/>
+        </w:rPr>
+        <w:t>'isi1: '+isi1);</w:t>
+      </w:r>
+    </w:p>
+    <w:p>
+      <w:pPr>
+        <w:spacing w:after="0" w:line="240" w:lineRule="auto"/>
+        <w:rPr>
+          <w:rFonts w:ascii="Arial Narrow" w:hAnsi="Arial Narrow"/>
+          <w:sz w:val="24"/>
+          <w:szCs w:val="24"/>
+        </w:rPr>
+      </w:pPr>
+      <w:r>
+        <w:rPr>
+          <w:rFonts w:ascii="Arial Narrow" w:hAnsi="Arial Narrow"/>
+          <w:sz w:val="24"/>
+          <w:szCs w:val="24"/>
+        </w:rPr>
+        <w:t xml:space="preserve">  </w:t>
+      </w:r>
+      <w:proofErr w:type="gramStart"/>
+      <w:r>
+        <w:rPr>
+          <w:rFonts w:ascii="Arial Narrow" w:hAnsi="Arial Narrow"/>
+          <w:sz w:val="24"/>
+          <w:szCs w:val="24"/>
+        </w:rPr>
+        <w:t>Logger.log(</w:t>
+      </w:r>
+      <w:proofErr w:type="gramEnd"/>
+      <w:r>
+        <w:rPr>
+          <w:rFonts w:ascii="Arial Narrow" w:hAnsi="Arial Narrow"/>
+          <w:sz w:val="24"/>
+          <w:szCs w:val="24"/>
+        </w:rPr>
+        <w:t>'isi2: '+isi2);</w:t>
+      </w:r>
+    </w:p>
+    <w:p>
+      <w:pPr>
+        <w:spacing w:after="0" w:line="240" w:lineRule="auto"/>
+        <w:rPr>
+          <w:rFonts w:ascii="Arial Narrow" w:hAnsi="Arial Narrow"/>
+          <w:sz w:val="24"/>
+          <w:szCs w:val="24"/>
+        </w:rPr>
+      </w:pPr>
+      <w:r>
+        <w:rPr>
+          <w:rFonts w:ascii="Arial Narrow" w:hAnsi="Arial Narrow"/>
+          <w:sz w:val="24"/>
+          <w:szCs w:val="24"/>
+        </w:rPr>
+        <w:t xml:space="preserve">  </w:t>
+      </w:r>
+      <w:proofErr w:type="gramStart"/>
+      <w:r>
+        <w:rPr>
+          <w:rFonts w:ascii="Arial Narrow" w:hAnsi="Arial Narrow"/>
+          <w:sz w:val="24"/>
+          <w:szCs w:val="24"/>
+        </w:rPr>
+        <w:t>Logger.log(</w:t>
+      </w:r>
+      <w:proofErr w:type="gramEnd"/>
+      <w:r>
+        <w:rPr>
+          <w:rFonts w:ascii="Arial Narrow" w:hAnsi="Arial Narrow"/>
+          <w:sz w:val="24"/>
+          <w:szCs w:val="24"/>
+        </w:rPr>
+        <w:t>'isi3: '+isi3);</w:t>
+      </w:r>
+    </w:p>
+    <w:p>
+      <w:pPr>
+        <w:spacing w:after="0" w:line="240" w:lineRule="auto"/>
+        <w:rPr>
+          <w:rFonts w:ascii="Arial Narrow" w:hAnsi="Arial Narrow"/>
+          <w:sz w:val="24"/>
+          <w:szCs w:val="24"/>
+        </w:rPr>
+      </w:pPr>
+      <w:r>
+        <w:rPr>
+          <w:rFonts w:ascii="Arial Narrow" w:hAnsi="Arial Narrow"/>
+          <w:sz w:val="24"/>
+          <w:szCs w:val="24"/>
+        </w:rPr>
+        <w:t xml:space="preserve">  </w:t>
+      </w:r>
+      <w:proofErr w:type="gramStart"/>
+      <w:r>
+        <w:rPr>
+          <w:rFonts w:ascii="Arial Narrow" w:hAnsi="Arial Narrow"/>
+          <w:sz w:val="24"/>
+          <w:szCs w:val="24"/>
+        </w:rPr>
+        <w:t>Logger.log(</w:t>
+      </w:r>
+      <w:proofErr w:type="gramEnd"/>
+      <w:r>
+        <w:rPr>
+          <w:rFonts w:ascii="Arial Narrow" w:hAnsi="Arial Narrow"/>
+          <w:sz w:val="24"/>
+          <w:szCs w:val="24"/>
+        </w:rPr>
+        <w:t>'isi4: '+isi4);</w:t>
+      </w:r>
+    </w:p>
+    <w:p>
+      <w:pPr>
+        <w:spacing w:after="0" w:line="240" w:lineRule="auto"/>
+        <w:rPr>
+          <w:rFonts w:ascii="Arial Narrow" w:hAnsi="Arial Narrow"/>
+          <w:sz w:val="24"/>
+          <w:szCs w:val="24"/>
+        </w:rPr>
+      </w:pPr>
+      <w:r>
+        <w:rPr>
+          <w:rFonts w:ascii="Arial Narrow" w:hAnsi="Arial Narrow"/>
+          <w:sz w:val="24"/>
+          <w:szCs w:val="24"/>
+        </w:rPr>
+        <w:t xml:space="preserve">  </w:t>
+      </w:r>
+      <w:proofErr w:type="gramStart"/>
+      <w:r>
+        <w:rPr>
+          <w:rFonts w:ascii="Arial Narrow" w:hAnsi="Arial Narrow"/>
+          <w:sz w:val="24"/>
+          <w:szCs w:val="24"/>
+        </w:rPr>
+        <w:t>Logger.log(</w:t>
+      </w:r>
+      <w:proofErr w:type="gramEnd"/>
+      <w:r>
+        <w:rPr>
+          <w:rFonts w:ascii="Arial Narrow" w:hAnsi="Arial Narrow"/>
+          <w:sz w:val="24"/>
+          <w:szCs w:val="24"/>
+        </w:rPr>
+        <w:t>'isi5: '+isi5);</w:t>
       </w:r>
     </w:p>
     <w:p>
@@ -4964,25 +5280,61 @@
           <w:sz w:val="24"/>
           <w:szCs w:val="24"/>
         </w:rPr>
-        <w:t>  Logger.log('isi6: '+isi6);</w:t>
-      </w:r>
-    </w:p>
-    <w:p>
-      <w:pPr>
-        <w:spacing w:after="0" w:line="240" w:lineRule="auto"/>
-        <w:rPr>
-          <w:rFonts w:ascii="Arial Narrow" w:hAnsi="Arial Narrow"/>
-          <w:sz w:val="24"/>
-          <w:szCs w:val="24"/>
-        </w:rPr>
-      </w:pPr>
-      <w:r>
-        <w:rPr>
-          <w:rFonts w:ascii="Arial Narrow" w:hAnsi="Arial Narrow"/>
-          <w:sz w:val="24"/>
-          <w:szCs w:val="24"/>
-        </w:rPr>
-        <w:t>  Logger.log('isi7: '+isi7);</w:t>
+        <w:t xml:space="preserve">  </w:t>
+      </w:r>
+      <w:proofErr w:type="gramStart"/>
+      <w:r>
+        <w:rPr>
+          <w:rFonts w:ascii="Arial Narrow" w:hAnsi="Arial Narrow"/>
+          <w:sz w:val="24"/>
+          <w:szCs w:val="24"/>
+        </w:rPr>
+        <w:t>Logger.log(</w:t>
+      </w:r>
+      <w:proofErr w:type="gramEnd"/>
+      <w:r>
+        <w:rPr>
+          <w:rFonts w:ascii="Arial Narrow" w:hAnsi="Arial Narrow"/>
+          <w:sz w:val="24"/>
+          <w:szCs w:val="24"/>
+        </w:rPr>
+        <w:t>'isi6: '+isi6);</w:t>
+      </w:r>
+    </w:p>
+    <w:p>
+      <w:pPr>
+        <w:spacing w:after="0" w:line="240" w:lineRule="auto"/>
+        <w:rPr>
+          <w:rFonts w:ascii="Arial Narrow" w:hAnsi="Arial Narrow"/>
+          <w:sz w:val="24"/>
+          <w:szCs w:val="24"/>
+        </w:rPr>
+      </w:pPr>
+      <w:r>
+        <w:rPr>
+          <w:rFonts w:ascii="Arial Narrow" w:hAnsi="Arial Narrow"/>
+          <w:sz w:val="24"/>
+          <w:szCs w:val="24"/>
+        </w:rPr>
+        <w:t xml:space="preserve">  </w:t>
+      </w:r>
+      <w:proofErr w:type="gramStart"/>
+      <w:r>
+        <w:rPr>
+          <w:rFonts w:ascii="Arial Narrow" w:hAnsi="Arial Narrow"/>
+          <w:sz w:val="24"/>
+          <w:szCs w:val="24"/>
+        </w:rPr>
+        <w:t>Logger.log(</w:t>
+      </w:r>
+      <w:proofErr w:type="gramEnd"/>
+      <w:r>
+        <w:rPr>
+          <w:rFonts w:ascii="Arial Narrow" w:hAnsi="Arial Narrow"/>
+          <w:sz w:val="24"/>
+          <w:szCs w:val="24"/>
+        </w:rPr>
+        <w:t>'isi7: '+isi7);</w:t>
       </w:r>
     </w:p>
     <w:p>
@@ -5126,6 +5478,7 @@
       <w:r>
         <w:rPr>
           <w:rFonts w:ascii="Arial Narrow" w:hAnsi="Arial Narrow"/>
+          <w:noProof/>
           <w:sz w:val="24"/>
           <w:szCs w:val="24"/>
         </w:rPr>
@@ -5263,8 +5616,18 @@
           <w:sz w:val="24"/>
           <w:szCs w:val="24"/>
         </w:rPr>
-        <w:t>function header(){</w:t>
-      </w:r>
+        <w:t xml:space="preserve">function </w:t>
+      </w:r>
+      <w:proofErr w:type="gramStart"/>
+      <w:r>
+        <w:rPr>
+          <w:rFonts w:ascii="Arial Narrow" w:hAnsi="Arial Narrow"/>
+          <w:sz w:val="24"/>
+          <w:szCs w:val="24"/>
+        </w:rPr>
+        <w:t>header(){</w:t>
+      </w:r>
+      <w:proofErr w:type="gramEnd"/>
     </w:p>
     <w:p>
       <w:pPr>
@@ -5380,9 +5743,19 @@
           <w:sz w:val="24"/>
           <w:szCs w:val="24"/>
         </w:rPr>
-        <w:t>id_sheet.getSheetByName</w:t>
-      </w:r>
-      <w:proofErr w:type="spellEnd"/>
+        <w:t>id_</w:t>
+      </w:r>
+      <w:proofErr w:type="gramStart"/>
+      <w:r>
+        <w:rPr>
+          <w:rFonts w:ascii="Arial Narrow" w:hAnsi="Arial Narrow"/>
+          <w:sz w:val="24"/>
+          <w:szCs w:val="24"/>
+        </w:rPr>
+        <w:t>sheet.getSheetByName</w:t>
+      </w:r>
+      <w:proofErr w:type="spellEnd"/>
+      <w:proofErr w:type="gramEnd"/>
       <w:r>
         <w:rPr>
           <w:rFonts w:ascii="Arial Narrow" w:hAnsi="Arial Narrow"/>
@@ -5444,9 +5817,19 @@
           <w:sz w:val="24"/>
           <w:szCs w:val="24"/>
         </w:rPr>
-        <w:t>sheet_nama.getRange</w:t>
-      </w:r>
-      <w:proofErr w:type="spellEnd"/>
+        <w:t>sheet_</w:t>
+      </w:r>
+      <w:proofErr w:type="gramStart"/>
+      <w:r>
+        <w:rPr>
+          <w:rFonts w:ascii="Arial Narrow" w:hAnsi="Arial Narrow"/>
+          <w:sz w:val="24"/>
+          <w:szCs w:val="24"/>
+        </w:rPr>
+        <w:t>nama.getRange</w:t>
+      </w:r>
+      <w:proofErr w:type="spellEnd"/>
+      <w:proofErr w:type="gramEnd"/>
       <w:r>
         <w:rPr>
           <w:rFonts w:ascii="Arial Narrow" w:hAnsi="Arial Narrow"/>
@@ -5471,7 +5854,25 @@
           <w:sz w:val="24"/>
           <w:szCs w:val="24"/>
         </w:rPr>
-        <w:t>  get_colom_A1.setValue('No.');</w:t>
+        <w:t>  get_colom_A</w:t>
+      </w:r>
+      <w:proofErr w:type="gramStart"/>
+      <w:r>
+        <w:rPr>
+          <w:rFonts w:ascii="Arial Narrow" w:hAnsi="Arial Narrow"/>
+          <w:sz w:val="24"/>
+          <w:szCs w:val="24"/>
+        </w:rPr>
+        <w:t>1.setValue</w:t>
+      </w:r>
+      <w:proofErr w:type="gramEnd"/>
+      <w:r>
+        <w:rPr>
+          <w:rFonts w:ascii="Arial Narrow" w:hAnsi="Arial Narrow"/>
+          <w:sz w:val="24"/>
+          <w:szCs w:val="24"/>
+        </w:rPr>
+        <w:t>('No.');</w:t>
       </w:r>
     </w:p>
     <w:p>
@@ -5516,16 +5917,35 @@
           <w:sz w:val="24"/>
           <w:szCs w:val="24"/>
         </w:rPr>
-        <w:t>sheet_nama.getRange</w:t>
-      </w:r>
-      <w:proofErr w:type="spellEnd"/>
-      <w:r>
-        <w:rPr>
-          <w:rFonts w:ascii="Arial Narrow" w:hAnsi="Arial Narrow"/>
-          <w:sz w:val="24"/>
-          <w:szCs w:val="24"/>
-        </w:rPr>
-        <w:t>('A1').</w:t>
+        <w:t>sheet_</w:t>
+      </w:r>
+      <w:proofErr w:type="gramStart"/>
+      <w:r>
+        <w:rPr>
+          <w:rFonts w:ascii="Arial Narrow" w:hAnsi="Arial Narrow"/>
+          <w:sz w:val="24"/>
+          <w:szCs w:val="24"/>
+        </w:rPr>
+        <w:t>nama.getRange</w:t>
+      </w:r>
+      <w:proofErr w:type="spellEnd"/>
+      <w:proofErr w:type="gramEnd"/>
+      <w:r>
+        <w:rPr>
+          <w:rFonts w:ascii="Arial Narrow" w:hAnsi="Arial Narrow"/>
+          <w:sz w:val="24"/>
+          <w:szCs w:val="24"/>
+        </w:rPr>
+        <w:t>('A1'</w:t>
+      </w:r>
+      <w:proofErr w:type="gramStart"/>
+      <w:r>
+        <w:rPr>
+          <w:rFonts w:ascii="Arial Narrow" w:hAnsi="Arial Narrow"/>
+          <w:sz w:val="24"/>
+          <w:szCs w:val="24"/>
+        </w:rPr>
+        <w:t>).</w:t>
       </w:r>
       <w:proofErr w:type="spellStart"/>
       <w:r>
@@ -5537,6 +5957,7 @@
         <w:t>getDisplayValue</w:t>
       </w:r>
       <w:proofErr w:type="spellEnd"/>
+      <w:proofErr w:type="gramEnd"/>
       <w:r>
         <w:rPr>
           <w:rFonts w:ascii="Arial Narrow" w:hAnsi="Arial Narrow"/>
@@ -5608,9 +6029,19 @@
           <w:sz w:val="24"/>
           <w:szCs w:val="24"/>
         </w:rPr>
-        <w:t>sheet_nama.getRange</w:t>
-      </w:r>
-      <w:proofErr w:type="spellEnd"/>
+        <w:t>sheet_</w:t>
+      </w:r>
+      <w:proofErr w:type="gramStart"/>
+      <w:r>
+        <w:rPr>
+          <w:rFonts w:ascii="Arial Narrow" w:hAnsi="Arial Narrow"/>
+          <w:sz w:val="24"/>
+          <w:szCs w:val="24"/>
+        </w:rPr>
+        <w:t>nama.getRange</w:t>
+      </w:r>
+      <w:proofErr w:type="spellEnd"/>
+      <w:proofErr w:type="gramEnd"/>
       <w:r>
         <w:rPr>
           <w:rFonts w:ascii="Arial Narrow" w:hAnsi="Arial Narrow"/>
@@ -5635,7 +6066,25 @@
           <w:sz w:val="24"/>
           <w:szCs w:val="24"/>
         </w:rPr>
-        <w:t>  get_colom_B1.setValue('</w:t>
+        <w:t>  get_colom_B</w:t>
+      </w:r>
+      <w:proofErr w:type="gramStart"/>
+      <w:r>
+        <w:rPr>
+          <w:rFonts w:ascii="Arial Narrow" w:hAnsi="Arial Narrow"/>
+          <w:sz w:val="24"/>
+          <w:szCs w:val="24"/>
+        </w:rPr>
+        <w:t>1.setValue</w:t>
+      </w:r>
+      <w:proofErr w:type="gramEnd"/>
+      <w:r>
+        <w:rPr>
+          <w:rFonts w:ascii="Arial Narrow" w:hAnsi="Arial Narrow"/>
+          <w:sz w:val="24"/>
+          <w:szCs w:val="24"/>
+        </w:rPr>
+        <w:t>('</w:t>
       </w:r>
       <w:proofErr w:type="spellStart"/>
       <w:r>
@@ -5698,16 +6147,35 @@
           <w:sz w:val="24"/>
           <w:szCs w:val="24"/>
         </w:rPr>
-        <w:t>sheet_nama.getRange</w:t>
-      </w:r>
-      <w:proofErr w:type="spellEnd"/>
-      <w:r>
-        <w:rPr>
-          <w:rFonts w:ascii="Arial Narrow" w:hAnsi="Arial Narrow"/>
-          <w:sz w:val="24"/>
-          <w:szCs w:val="24"/>
-        </w:rPr>
-        <w:t>('B1').</w:t>
+        <w:t>sheet_</w:t>
+      </w:r>
+      <w:proofErr w:type="gramStart"/>
+      <w:r>
+        <w:rPr>
+          <w:rFonts w:ascii="Arial Narrow" w:hAnsi="Arial Narrow"/>
+          <w:sz w:val="24"/>
+          <w:szCs w:val="24"/>
+        </w:rPr>
+        <w:t>nama.getRange</w:t>
+      </w:r>
+      <w:proofErr w:type="spellEnd"/>
+      <w:proofErr w:type="gramEnd"/>
+      <w:r>
+        <w:rPr>
+          <w:rFonts w:ascii="Arial Narrow" w:hAnsi="Arial Narrow"/>
+          <w:sz w:val="24"/>
+          <w:szCs w:val="24"/>
+        </w:rPr>
+        <w:t>('B1'</w:t>
+      </w:r>
+      <w:proofErr w:type="gramStart"/>
+      <w:r>
+        <w:rPr>
+          <w:rFonts w:ascii="Arial Narrow" w:hAnsi="Arial Narrow"/>
+          <w:sz w:val="24"/>
+          <w:szCs w:val="24"/>
+        </w:rPr>
+        <w:t>).</w:t>
       </w:r>
       <w:proofErr w:type="spellStart"/>
       <w:r>
@@ -5719,6 +6187,7 @@
         <w:t>getDisplayValue</w:t>
       </w:r>
       <w:proofErr w:type="spellEnd"/>
+      <w:proofErr w:type="gramEnd"/>
       <w:r>
         <w:rPr>
           <w:rFonts w:ascii="Arial Narrow" w:hAnsi="Arial Narrow"/>
@@ -5780,9 +6249,19 @@
           <w:sz w:val="24"/>
           <w:szCs w:val="24"/>
         </w:rPr>
-        <w:t>sheet_nama.getRange</w:t>
-      </w:r>
-      <w:proofErr w:type="spellEnd"/>
+        <w:t>sheet_</w:t>
+      </w:r>
+      <w:proofErr w:type="gramStart"/>
+      <w:r>
+        <w:rPr>
+          <w:rFonts w:ascii="Arial Narrow" w:hAnsi="Arial Narrow"/>
+          <w:sz w:val="24"/>
+          <w:szCs w:val="24"/>
+        </w:rPr>
+        <w:t>nama.getRange</w:t>
+      </w:r>
+      <w:proofErr w:type="spellEnd"/>
+      <w:proofErr w:type="gramEnd"/>
       <w:r>
         <w:rPr>
           <w:rFonts w:ascii="Arial Narrow" w:hAnsi="Arial Narrow"/>
@@ -5807,7 +6286,25 @@
           <w:sz w:val="24"/>
           <w:szCs w:val="24"/>
         </w:rPr>
-        <w:t>  get_colom_C1.setValue('Nama');</w:t>
+        <w:t>  get_colom_C</w:t>
+      </w:r>
+      <w:proofErr w:type="gramStart"/>
+      <w:r>
+        <w:rPr>
+          <w:rFonts w:ascii="Arial Narrow" w:hAnsi="Arial Narrow"/>
+          <w:sz w:val="24"/>
+          <w:szCs w:val="24"/>
+        </w:rPr>
+        <w:t>1.setValue</w:t>
+      </w:r>
+      <w:proofErr w:type="gramEnd"/>
+      <w:r>
+        <w:rPr>
+          <w:rFonts w:ascii="Arial Narrow" w:hAnsi="Arial Narrow"/>
+          <w:sz w:val="24"/>
+          <w:szCs w:val="24"/>
+        </w:rPr>
+        <w:t>('Nama');</w:t>
       </w:r>
     </w:p>
     <w:p>
@@ -5872,9 +6369,19 @@
           <w:sz w:val="24"/>
           <w:szCs w:val="24"/>
         </w:rPr>
-        <w:t>sheet_nama.getRange</w:t>
-      </w:r>
-      <w:proofErr w:type="spellEnd"/>
+        <w:t>sheet_</w:t>
+      </w:r>
+      <w:proofErr w:type="gramStart"/>
+      <w:r>
+        <w:rPr>
+          <w:rFonts w:ascii="Arial Narrow" w:hAnsi="Arial Narrow"/>
+          <w:sz w:val="24"/>
+          <w:szCs w:val="24"/>
+        </w:rPr>
+        <w:t>nama.getRange</w:t>
+      </w:r>
+      <w:proofErr w:type="spellEnd"/>
+      <w:proofErr w:type="gramEnd"/>
       <w:r>
         <w:rPr>
           <w:rFonts w:ascii="Arial Narrow" w:hAnsi="Arial Narrow"/>
@@ -5899,7 +6406,25 @@
           <w:sz w:val="24"/>
           <w:szCs w:val="24"/>
         </w:rPr>
-        <w:t>  get_colom_D1.setValue('</w:t>
+        <w:t>  get_colom_D</w:t>
+      </w:r>
+      <w:proofErr w:type="gramStart"/>
+      <w:r>
+        <w:rPr>
+          <w:rFonts w:ascii="Arial Narrow" w:hAnsi="Arial Narrow"/>
+          <w:sz w:val="24"/>
+          <w:szCs w:val="24"/>
+        </w:rPr>
+        <w:t>1.setValue</w:t>
+      </w:r>
+      <w:proofErr w:type="gramEnd"/>
+      <w:r>
+        <w:rPr>
+          <w:rFonts w:ascii="Arial Narrow" w:hAnsi="Arial Narrow"/>
+          <w:sz w:val="24"/>
+          <w:szCs w:val="24"/>
+        </w:rPr>
+        <w:t>('</w:t>
       </w:r>
       <w:proofErr w:type="spellStart"/>
       <w:r>
@@ -5945,7 +6470,79 @@
           <w:sz w:val="24"/>
           <w:szCs w:val="24"/>
         </w:rPr>
-        <w:t>  sheet_nama.getRange('A1:D1').setVerticalAlignment('middle').setHorizontalAlignment('center').setFontWeight('bold');</w:t>
+        <w:t>  sheet_</w:t>
+      </w:r>
+      <w:proofErr w:type="gramStart"/>
+      <w:r>
+        <w:rPr>
+          <w:rFonts w:ascii="Arial Narrow" w:hAnsi="Arial Narrow"/>
+          <w:sz w:val="24"/>
+          <w:szCs w:val="24"/>
+        </w:rPr>
+        <w:t>nama.getRange</w:t>
+      </w:r>
+      <w:proofErr w:type="gramEnd"/>
+      <w:r>
+        <w:rPr>
+          <w:rFonts w:ascii="Arial Narrow" w:hAnsi="Arial Narrow"/>
+          <w:sz w:val="24"/>
+          <w:szCs w:val="24"/>
+        </w:rPr>
+        <w:t>('A1:D1'</w:t>
+      </w:r>
+      <w:proofErr w:type="gramStart"/>
+      <w:r>
+        <w:rPr>
+          <w:rFonts w:ascii="Arial Narrow" w:hAnsi="Arial Narrow"/>
+          <w:sz w:val="24"/>
+          <w:szCs w:val="24"/>
+        </w:rPr>
+        <w:t>).setVerticalAlignment</w:t>
+      </w:r>
+      <w:proofErr w:type="gramEnd"/>
+      <w:r>
+        <w:rPr>
+          <w:rFonts w:ascii="Arial Narrow" w:hAnsi="Arial Narrow"/>
+          <w:sz w:val="24"/>
+          <w:szCs w:val="24"/>
+        </w:rPr>
+        <w:t>('middle'</w:t>
+      </w:r>
+      <w:proofErr w:type="gramStart"/>
+      <w:r>
+        <w:rPr>
+          <w:rFonts w:ascii="Arial Narrow" w:hAnsi="Arial Narrow"/>
+          <w:sz w:val="24"/>
+          <w:szCs w:val="24"/>
+        </w:rPr>
+        <w:t>).setHorizontalAlignment</w:t>
+      </w:r>
+      <w:proofErr w:type="gramEnd"/>
+      <w:r>
+        <w:rPr>
+          <w:rFonts w:ascii="Arial Narrow" w:hAnsi="Arial Narrow"/>
+          <w:sz w:val="24"/>
+          <w:szCs w:val="24"/>
+        </w:rPr>
+        <w:t>('center'</w:t>
+      </w:r>
+      <w:proofErr w:type="gramStart"/>
+      <w:r>
+        <w:rPr>
+          <w:rFonts w:ascii="Arial Narrow" w:hAnsi="Arial Narrow"/>
+          <w:sz w:val="24"/>
+          <w:szCs w:val="24"/>
+        </w:rPr>
+        <w:t>).setFontWeight</w:t>
+      </w:r>
+      <w:proofErr w:type="gramEnd"/>
+      <w:r>
+        <w:rPr>
+          <w:rFonts w:ascii="Arial Narrow" w:hAnsi="Arial Narrow"/>
+          <w:sz w:val="24"/>
+          <w:szCs w:val="24"/>
+        </w:rPr>
+        <w:t>('bold');</w:t>
       </w:r>
     </w:p>
     <w:p>
@@ -5972,16 +6569,53 @@
           <w:sz w:val="24"/>
           <w:szCs w:val="24"/>
         </w:rPr>
-        <w:t>sheet_nama.getRange</w:t>
-      </w:r>
-      <w:proofErr w:type="spellEnd"/>
-      <w:r>
-        <w:rPr>
-          <w:rFonts w:ascii="Arial Narrow" w:hAnsi="Arial Narrow"/>
-          <w:sz w:val="24"/>
-          <w:szCs w:val="24"/>
-        </w:rPr>
-        <w:t>('B2:B').</w:t>
+        <w:t>sheet_</w:t>
+      </w:r>
+      <w:proofErr w:type="gramStart"/>
+      <w:r>
+        <w:rPr>
+          <w:rFonts w:ascii="Arial Narrow" w:hAnsi="Arial Narrow"/>
+          <w:sz w:val="24"/>
+          <w:szCs w:val="24"/>
+        </w:rPr>
+        <w:t>nama.getRange</w:t>
+      </w:r>
+      <w:proofErr w:type="spellEnd"/>
+      <w:proofErr w:type="gramEnd"/>
+      <w:r>
+        <w:rPr>
+          <w:rFonts w:ascii="Arial Narrow" w:hAnsi="Arial Narrow"/>
+          <w:sz w:val="24"/>
+          <w:szCs w:val="24"/>
+        </w:rPr>
+        <w:t>('B</w:t>
+      </w:r>
+      <w:proofErr w:type="gramStart"/>
+      <w:r>
+        <w:rPr>
+          <w:rFonts w:ascii="Arial Narrow" w:hAnsi="Arial Narrow"/>
+          <w:sz w:val="24"/>
+          <w:szCs w:val="24"/>
+        </w:rPr>
+        <w:t>2:B</w:t>
+      </w:r>
+      <w:proofErr w:type="gramEnd"/>
+      <w:r>
+        <w:rPr>
+          <w:rFonts w:ascii="Arial Narrow" w:hAnsi="Arial Narrow"/>
+          <w:sz w:val="24"/>
+          <w:szCs w:val="24"/>
+        </w:rPr>
+        <w:t>'</w:t>
+      </w:r>
+      <w:proofErr w:type="gramStart"/>
+      <w:r>
+        <w:rPr>
+          <w:rFonts w:ascii="Arial Narrow" w:hAnsi="Arial Narrow"/>
+          <w:sz w:val="24"/>
+          <w:szCs w:val="24"/>
+        </w:rPr>
+        <w:t>).</w:t>
       </w:r>
       <w:proofErr w:type="spellStart"/>
       <w:r>
@@ -5993,6 +6627,7 @@
         <w:t>setNumberFormat</w:t>
       </w:r>
       <w:proofErr w:type="spellEnd"/>
+      <w:proofErr w:type="gramEnd"/>
       <w:r>
         <w:rPr>
           <w:rFonts w:ascii="Arial Narrow" w:hAnsi="Arial Narrow"/>
@@ -6062,16 +6697,53 @@
           <w:sz w:val="24"/>
           <w:szCs w:val="24"/>
         </w:rPr>
-        <w:t>sheet_nama.getRange</w:t>
-      </w:r>
-      <w:proofErr w:type="spellEnd"/>
-      <w:r>
-        <w:rPr>
-          <w:rFonts w:ascii="Arial Narrow" w:hAnsi="Arial Narrow"/>
-          <w:sz w:val="24"/>
-          <w:szCs w:val="24"/>
-        </w:rPr>
-        <w:t>('B2:B').</w:t>
+        <w:t>sheet_</w:t>
+      </w:r>
+      <w:proofErr w:type="gramStart"/>
+      <w:r>
+        <w:rPr>
+          <w:rFonts w:ascii="Arial Narrow" w:hAnsi="Arial Narrow"/>
+          <w:sz w:val="24"/>
+          <w:szCs w:val="24"/>
+        </w:rPr>
+        <w:t>nama.getRange</w:t>
+      </w:r>
+      <w:proofErr w:type="spellEnd"/>
+      <w:proofErr w:type="gramEnd"/>
+      <w:r>
+        <w:rPr>
+          <w:rFonts w:ascii="Arial Narrow" w:hAnsi="Arial Narrow"/>
+          <w:sz w:val="24"/>
+          <w:szCs w:val="24"/>
+        </w:rPr>
+        <w:t>('B</w:t>
+      </w:r>
+      <w:proofErr w:type="gramStart"/>
+      <w:r>
+        <w:rPr>
+          <w:rFonts w:ascii="Arial Narrow" w:hAnsi="Arial Narrow"/>
+          <w:sz w:val="24"/>
+          <w:szCs w:val="24"/>
+        </w:rPr>
+        <w:t>2:B</w:t>
+      </w:r>
+      <w:proofErr w:type="gramEnd"/>
+      <w:r>
+        <w:rPr>
+          <w:rFonts w:ascii="Arial Narrow" w:hAnsi="Arial Narrow"/>
+          <w:sz w:val="24"/>
+          <w:szCs w:val="24"/>
+        </w:rPr>
+        <w:t>'</w:t>
+      </w:r>
+      <w:proofErr w:type="gramStart"/>
+      <w:r>
+        <w:rPr>
+          <w:rFonts w:ascii="Arial Narrow" w:hAnsi="Arial Narrow"/>
+          <w:sz w:val="24"/>
+          <w:szCs w:val="24"/>
+        </w:rPr>
+        <w:t>).</w:t>
       </w:r>
       <w:proofErr w:type="spellStart"/>
       <w:r>
@@ -6083,6 +6755,7 @@
         <w:t>setNumberFormat</w:t>
       </w:r>
       <w:proofErr w:type="spellEnd"/>
+      <w:proofErr w:type="gramEnd"/>
       <w:r>
         <w:rPr>
           <w:rFonts w:ascii="Arial Narrow" w:hAnsi="Arial Narrow"/>
@@ -6144,16 +6817,35 @@
           <w:sz w:val="24"/>
           <w:szCs w:val="24"/>
         </w:rPr>
-        <w:t>sheet_nama.getRange</w:t>
-      </w:r>
-      <w:proofErr w:type="spellEnd"/>
-      <w:r>
-        <w:rPr>
-          <w:rFonts w:ascii="Arial Narrow" w:hAnsi="Arial Narrow"/>
-          <w:sz w:val="24"/>
-          <w:szCs w:val="24"/>
-        </w:rPr>
-        <w:t>('D2:D').</w:t>
+        <w:t>sheet_</w:t>
+      </w:r>
+      <w:proofErr w:type="gramStart"/>
+      <w:r>
+        <w:rPr>
+          <w:rFonts w:ascii="Arial Narrow" w:hAnsi="Arial Narrow"/>
+          <w:sz w:val="24"/>
+          <w:szCs w:val="24"/>
+        </w:rPr>
+        <w:t>nama.getRange</w:t>
+      </w:r>
+      <w:proofErr w:type="spellEnd"/>
+      <w:proofErr w:type="gramEnd"/>
+      <w:r>
+        <w:rPr>
+          <w:rFonts w:ascii="Arial Narrow" w:hAnsi="Arial Narrow"/>
+          <w:sz w:val="24"/>
+          <w:szCs w:val="24"/>
+        </w:rPr>
+        <w:t>('D2:D'</w:t>
+      </w:r>
+      <w:proofErr w:type="gramStart"/>
+      <w:r>
+        <w:rPr>
+          <w:rFonts w:ascii="Arial Narrow" w:hAnsi="Arial Narrow"/>
+          <w:sz w:val="24"/>
+          <w:szCs w:val="24"/>
+        </w:rPr>
+        <w:t>).</w:t>
       </w:r>
       <w:proofErr w:type="spellStart"/>
       <w:r>
@@ -6165,13 +6857,32 @@
         <w:t>setNumberFormat</w:t>
       </w:r>
       <w:proofErr w:type="spellEnd"/>
-      <w:r>
-        <w:rPr>
-          <w:rFonts w:ascii="Arial Narrow" w:hAnsi="Arial Narrow"/>
-          <w:sz w:val="24"/>
-          <w:szCs w:val="24"/>
-        </w:rPr>
-        <w:t>('[$Rp. -421]#,##.00');</w:t>
+      <w:proofErr w:type="gramEnd"/>
+      <w:r>
+        <w:rPr>
+          <w:rFonts w:ascii="Arial Narrow" w:hAnsi="Arial Narrow"/>
+          <w:sz w:val="24"/>
+          <w:szCs w:val="24"/>
+        </w:rPr>
+        <w:t>('[$Rp. -</w:t>
+      </w:r>
+      <w:proofErr w:type="gramStart"/>
+      <w:r>
+        <w:rPr>
+          <w:rFonts w:ascii="Arial Narrow" w:hAnsi="Arial Narrow"/>
+          <w:sz w:val="24"/>
+          <w:szCs w:val="24"/>
+        </w:rPr>
+        <w:t>421]#</w:t>
+      </w:r>
+      <w:proofErr w:type="gramEnd"/>
+      <w:r>
+        <w:rPr>
+          <w:rFonts w:ascii="Arial Narrow" w:hAnsi="Arial Narrow"/>
+          <w:sz w:val="24"/>
+          <w:szCs w:val="24"/>
+        </w:rPr>
+        <w:t>,##.00');</w:t>
       </w:r>
     </w:p>
     <w:p>
@@ -6298,7 +7009,16 @@
           <w:sz w:val="24"/>
           <w:szCs w:val="24"/>
         </w:rPr>
-        <w:t>ambil_data</w:t>
+        <w:t>ambil_</w:t>
+      </w:r>
+      <w:proofErr w:type="gramStart"/>
+      <w:r>
+        <w:rPr>
+          <w:rFonts w:ascii="Arial Narrow" w:hAnsi="Arial Narrow"/>
+          <w:sz w:val="24"/>
+          <w:szCs w:val="24"/>
+        </w:rPr>
+        <w:t>data</w:t>
       </w:r>
       <w:proofErr w:type="spellEnd"/>
       <w:r>
@@ -6309,23 +7029,42 @@
         </w:rPr>
         <w:t>(){</w:t>
       </w:r>
-    </w:p>
-    <w:p>
-      <w:pPr>
-        <w:spacing w:after="0" w:line="240" w:lineRule="auto"/>
-        <w:rPr>
-          <w:rFonts w:ascii="Arial Narrow" w:hAnsi="Arial Narrow"/>
-          <w:sz w:val="24"/>
-          <w:szCs w:val="24"/>
-        </w:rPr>
-      </w:pPr>
-      <w:r>
-        <w:rPr>
-          <w:rFonts w:ascii="Arial Narrow" w:hAnsi="Arial Narrow"/>
-          <w:sz w:val="24"/>
-          <w:szCs w:val="24"/>
-        </w:rPr>
-        <w:t>  header();</w:t>
+      <w:proofErr w:type="gramEnd"/>
+    </w:p>
+    <w:p>
+      <w:pPr>
+        <w:spacing w:after="0" w:line="240" w:lineRule="auto"/>
+        <w:rPr>
+          <w:rFonts w:ascii="Arial Narrow" w:hAnsi="Arial Narrow"/>
+          <w:sz w:val="24"/>
+          <w:szCs w:val="24"/>
+        </w:rPr>
+      </w:pPr>
+      <w:r>
+        <w:rPr>
+          <w:rFonts w:ascii="Arial Narrow" w:hAnsi="Arial Narrow"/>
+          <w:sz w:val="24"/>
+          <w:szCs w:val="24"/>
+        </w:rPr>
+        <w:t xml:space="preserve">  </w:t>
+      </w:r>
+      <w:proofErr w:type="gramStart"/>
+      <w:r>
+        <w:rPr>
+          <w:rFonts w:ascii="Arial Narrow" w:hAnsi="Arial Narrow"/>
+          <w:sz w:val="24"/>
+          <w:szCs w:val="24"/>
+        </w:rPr>
+        <w:t>header(</w:t>
+      </w:r>
+      <w:proofErr w:type="gramEnd"/>
+      <w:r>
+        <w:rPr>
+          <w:rFonts w:ascii="Arial Narrow" w:hAnsi="Arial Narrow"/>
+          <w:sz w:val="24"/>
+          <w:szCs w:val="24"/>
+        </w:rPr>
+        <w:t>);</w:t>
       </w:r>
     </w:p>
     <w:p>
@@ -6434,9 +7173,19 @@
           <w:sz w:val="24"/>
           <w:szCs w:val="24"/>
         </w:rPr>
-        <w:t>id_sheet.getSheetByName</w:t>
-      </w:r>
-      <w:proofErr w:type="spellEnd"/>
+        <w:t>id_</w:t>
+      </w:r>
+      <w:proofErr w:type="gramStart"/>
+      <w:r>
+        <w:rPr>
+          <w:rFonts w:ascii="Arial Narrow" w:hAnsi="Arial Narrow"/>
+          <w:sz w:val="24"/>
+          <w:szCs w:val="24"/>
+        </w:rPr>
+        <w:t>sheet.getSheetByName</w:t>
+      </w:r>
+      <w:proofErr w:type="spellEnd"/>
+      <w:proofErr w:type="gramEnd"/>
       <w:r>
         <w:rPr>
           <w:rFonts w:ascii="Arial Narrow" w:hAnsi="Arial Narrow"/>
@@ -6489,7 +7238,43 @@
           <w:sz w:val="24"/>
           <w:szCs w:val="24"/>
         </w:rPr>
-        <w:t>  // sheet_nama.getRange('A2:D2').setValues([[1,'15/1/2026','Andi','1000']]);</w:t>
+        <w:t>  // sheet_</w:t>
+      </w:r>
+      <w:proofErr w:type="gramStart"/>
+      <w:r>
+        <w:rPr>
+          <w:rFonts w:ascii="Arial Narrow" w:hAnsi="Arial Narrow"/>
+          <w:sz w:val="24"/>
+          <w:szCs w:val="24"/>
+        </w:rPr>
+        <w:t>nama.getRange</w:t>
+      </w:r>
+      <w:proofErr w:type="gramEnd"/>
+      <w:r>
+        <w:rPr>
+          <w:rFonts w:ascii="Arial Narrow" w:hAnsi="Arial Narrow"/>
+          <w:sz w:val="24"/>
+          <w:szCs w:val="24"/>
+        </w:rPr>
+        <w:t>('A2:D2'</w:t>
+      </w:r>
+      <w:proofErr w:type="gramStart"/>
+      <w:r>
+        <w:rPr>
+          <w:rFonts w:ascii="Arial Narrow" w:hAnsi="Arial Narrow"/>
+          <w:sz w:val="24"/>
+          <w:szCs w:val="24"/>
+        </w:rPr>
+        <w:t>).setValues</w:t>
+      </w:r>
+      <w:proofErr w:type="gramEnd"/>
+      <w:r>
+        <w:rPr>
+          <w:rFonts w:ascii="Arial Narrow" w:hAnsi="Arial Narrow"/>
+          <w:sz w:val="24"/>
+          <w:szCs w:val="24"/>
+        </w:rPr>
+        <w:t>([[1,'15/1/2026','Andi','1000']]);</w:t>
       </w:r>
     </w:p>
     <w:p>
@@ -6544,16 +7329,35 @@
           <w:sz w:val="24"/>
           <w:szCs w:val="24"/>
         </w:rPr>
-        <w:t>sheet_nama.getRange</w:t>
-      </w:r>
-      <w:proofErr w:type="spellEnd"/>
-      <w:r>
-        <w:rPr>
-          <w:rFonts w:ascii="Arial Narrow" w:hAnsi="Arial Narrow"/>
-          <w:sz w:val="24"/>
-          <w:szCs w:val="24"/>
-        </w:rPr>
-        <w:t>('A2:D4').</w:t>
+        <w:t>sheet_</w:t>
+      </w:r>
+      <w:proofErr w:type="gramStart"/>
+      <w:r>
+        <w:rPr>
+          <w:rFonts w:ascii="Arial Narrow" w:hAnsi="Arial Narrow"/>
+          <w:sz w:val="24"/>
+          <w:szCs w:val="24"/>
+        </w:rPr>
+        <w:t>nama.getRange</w:t>
+      </w:r>
+      <w:proofErr w:type="spellEnd"/>
+      <w:proofErr w:type="gramEnd"/>
+      <w:r>
+        <w:rPr>
+          <w:rFonts w:ascii="Arial Narrow" w:hAnsi="Arial Narrow"/>
+          <w:sz w:val="24"/>
+          <w:szCs w:val="24"/>
+        </w:rPr>
+        <w:t>('A2:D4'</w:t>
+      </w:r>
+      <w:proofErr w:type="gramStart"/>
+      <w:r>
+        <w:rPr>
+          <w:rFonts w:ascii="Arial Narrow" w:hAnsi="Arial Narrow"/>
+          <w:sz w:val="24"/>
+          <w:szCs w:val="24"/>
+        </w:rPr>
+        <w:t>).</w:t>
       </w:r>
       <w:proofErr w:type="spellStart"/>
       <w:r>
@@ -6565,6 +7369,7 @@
         <w:t>setValues</w:t>
       </w:r>
       <w:proofErr w:type="spellEnd"/>
+      <w:proofErr w:type="gramEnd"/>
       <w:r>
         <w:rPr>
           <w:rFonts w:ascii="Arial Narrow" w:hAnsi="Arial Narrow"/>
@@ -6607,25 +7412,61 @@
           <w:sz w:val="24"/>
           <w:szCs w:val="24"/>
         </w:rPr>
-        <w:t>    [2,new Date(2026,1,15),'Joko','2000'],</w:t>
-      </w:r>
-    </w:p>
-    <w:p>
-      <w:pPr>
-        <w:spacing w:after="0" w:line="240" w:lineRule="auto"/>
-        <w:rPr>
-          <w:rFonts w:ascii="Arial Narrow" w:hAnsi="Arial Narrow"/>
-          <w:sz w:val="24"/>
-          <w:szCs w:val="24"/>
-        </w:rPr>
-      </w:pPr>
-      <w:r>
-        <w:rPr>
-          <w:rFonts w:ascii="Arial Narrow" w:hAnsi="Arial Narrow"/>
-          <w:sz w:val="24"/>
-          <w:szCs w:val="24"/>
-        </w:rPr>
-        <w:t>    [3,new Date(2026,4,11),'Budi','7000']</w:t>
+        <w:t>    [</w:t>
+      </w:r>
+      <w:proofErr w:type="gramStart"/>
+      <w:r>
+        <w:rPr>
+          <w:rFonts w:ascii="Arial Narrow" w:hAnsi="Arial Narrow"/>
+          <w:sz w:val="24"/>
+          <w:szCs w:val="24"/>
+        </w:rPr>
+        <w:t>2,new</w:t>
+      </w:r>
+      <w:proofErr w:type="gramEnd"/>
+      <w:r>
+        <w:rPr>
+          <w:rFonts w:ascii="Arial Narrow" w:hAnsi="Arial Narrow"/>
+          <w:sz w:val="24"/>
+          <w:szCs w:val="24"/>
+        </w:rPr>
+        <w:t xml:space="preserve"> Date(2026,1,15),'Joko','2000'],</w:t>
+      </w:r>
+    </w:p>
+    <w:p>
+      <w:pPr>
+        <w:spacing w:after="0" w:line="240" w:lineRule="auto"/>
+        <w:rPr>
+          <w:rFonts w:ascii="Arial Narrow" w:hAnsi="Arial Narrow"/>
+          <w:sz w:val="24"/>
+          <w:szCs w:val="24"/>
+        </w:rPr>
+      </w:pPr>
+      <w:r>
+        <w:rPr>
+          <w:rFonts w:ascii="Arial Narrow" w:hAnsi="Arial Narrow"/>
+          <w:sz w:val="24"/>
+          <w:szCs w:val="24"/>
+        </w:rPr>
+        <w:t>    [</w:t>
+      </w:r>
+      <w:proofErr w:type="gramStart"/>
+      <w:r>
+        <w:rPr>
+          <w:rFonts w:ascii="Arial Narrow" w:hAnsi="Arial Narrow"/>
+          <w:sz w:val="24"/>
+          <w:szCs w:val="24"/>
+        </w:rPr>
+        <w:t>3,new</w:t>
+      </w:r>
+      <w:proofErr w:type="gramEnd"/>
+      <w:r>
+        <w:rPr>
+          <w:rFonts w:ascii="Arial Narrow" w:hAnsi="Arial Narrow"/>
+          <w:sz w:val="24"/>
+          <w:szCs w:val="24"/>
+        </w:rPr>
+        <w:t xml:space="preserve"> Date(2026,4,11),'Budi','7000']</w:t>
       </w:r>
     </w:p>
     <w:p>
@@ -6729,6 +7570,854 @@
           <w:szCs w:val="24"/>
         </w:rPr>
       </w:pPr>
+    </w:p>
+    <w:p>
+      <w:pPr>
+        <w:spacing w:after="0" w:line="240" w:lineRule="auto"/>
+        <w:jc w:val="center"/>
+        <w:rPr>
+          <w:rFonts w:ascii="Arial Narrow" w:hAnsi="Arial Narrow"/>
+          <w:sz w:val="24"/>
+          <w:szCs w:val="24"/>
+        </w:rPr>
+      </w:pPr>
+      <w:r>
+        <w:rPr>
+          <w:rFonts w:ascii="Arial Narrow" w:hAnsi="Arial Narrow"/>
+          <w:sz w:val="24"/>
+          <w:szCs w:val="24"/>
+        </w:rPr>
+        <w:t>004_Menambahkan_data_di_Google_Sheets_berdasarkan_baris_terakhir</w:t>
+      </w:r>
+    </w:p>
+    <w:p>
+      <w:pPr>
+        <w:spacing w:after="0" w:line="240" w:lineRule="auto"/>
+        <w:rPr>
+          <w:rFonts w:ascii="Arial Narrow" w:hAnsi="Arial Narrow"/>
+          <w:sz w:val="24"/>
+          <w:szCs w:val="24"/>
+        </w:rPr>
+      </w:pPr>
+      <w:r>
+        <w:rPr>
+          <w:noProof/>
+        </w:rPr>
+        <w:drawing>
+          <wp:inline distT="0" distB="0" distL="0" distR="0" wp14:anchorId="560B7E16" wp14:editId="4E71AB90">
+            <wp:extent cx="5121910" cy="1950085"/>
+            <wp:effectExtent l="0" t="0" r="2540" b="0"/>
+            <wp:docPr id="128932893" name="Picture 2"/>
+            <wp:cNvGraphicFramePr>
+              <a:graphicFrameLocks xmlns:a="http://schemas.openxmlformats.org/drawingml/2006/main" noChangeAspect="1"/>
+            </wp:cNvGraphicFramePr>
+            <a:graphic xmlns:a="http://schemas.openxmlformats.org/drawingml/2006/main">
+              <a:graphicData uri="http://schemas.openxmlformats.org/drawingml/2006/picture">
+                <pic:pic xmlns:pic="http://schemas.openxmlformats.org/drawingml/2006/picture">
+                  <pic:nvPicPr>
+                    <pic:cNvPr id="0" name="Picture 6"/>
+                    <pic:cNvPicPr>
+                      <a:picLocks noChangeAspect="1" noChangeArrowheads="1"/>
+                    </pic:cNvPicPr>
+                  </pic:nvPicPr>
+                  <pic:blipFill>
+                    <a:blip r:embed="rId22">
+                      <a:extLst>
+                        <a:ext uri="{28A0092B-C50C-407E-A947-70E740481C1C}">
+                          <a14:useLocalDpi xmlns:a14="http://schemas.microsoft.com/office/drawing/2010/main" val="0"/>
+                        </a:ext>
+                      </a:extLst>
+                    </a:blip>
+                    <a:srcRect/>
+                    <a:stretch>
+                      <a:fillRect/>
+                    </a:stretch>
+                  </pic:blipFill>
+                  <pic:spPr bwMode="auto">
+                    <a:xfrm>
+                      <a:off x="0" y="0"/>
+                      <a:ext cx="5121910" cy="1950085"/>
+                    </a:xfrm>
+                    <a:prstGeom prst="rect">
+                      <a:avLst/>
+                    </a:prstGeom>
+                    <a:noFill/>
+                    <a:ln>
+                      <a:noFill/>
+                    </a:ln>
+                  </pic:spPr>
+                </pic:pic>
+              </a:graphicData>
+            </a:graphic>
+          </wp:inline>
+        </w:drawing>
+      </w:r>
+    </w:p>
+    <w:p>
+      <w:pPr>
+        <w:spacing w:after="0" w:line="240" w:lineRule="auto"/>
+        <w:rPr>
+          <w:rFonts w:ascii="Arial Narrow" w:hAnsi="Arial Narrow"/>
+          <w:sz w:val="24"/>
+          <w:szCs w:val="24"/>
+        </w:rPr>
+      </w:pPr>
+    </w:p>
+    <w:p>
+      <w:pPr>
+        <w:spacing w:after="0" w:line="240" w:lineRule="auto"/>
+        <w:rPr>
+          <w:rFonts w:ascii="Arial Narrow" w:hAnsi="Arial Narrow"/>
+          <w:sz w:val="24"/>
+          <w:szCs w:val="24"/>
+        </w:rPr>
+      </w:pPr>
+      <w:r>
+        <w:rPr>
+          <w:rFonts w:ascii="Arial Narrow" w:hAnsi="Arial Narrow"/>
+          <w:sz w:val="24"/>
+          <w:szCs w:val="24"/>
+        </w:rPr>
+        <w:t xml:space="preserve">// </w:t>
+      </w:r>
+      <w:proofErr w:type="spellStart"/>
+      <w:r>
+        <w:rPr>
+          <w:rFonts w:ascii="Arial Narrow" w:hAnsi="Arial Narrow"/>
+          <w:sz w:val="24"/>
+          <w:szCs w:val="24"/>
+        </w:rPr>
+        <w:t>appendRow</w:t>
+      </w:r>
+      <w:proofErr w:type="spellEnd"/>
+      <w:r>
+        <w:rPr>
+          <w:rFonts w:ascii="Arial Narrow" w:hAnsi="Arial Narrow"/>
+          <w:sz w:val="24"/>
+          <w:szCs w:val="24"/>
+        </w:rPr>
+        <w:t xml:space="preserve"> for add row </w:t>
+      </w:r>
+    </w:p>
+    <w:p>
+      <w:pPr>
+        <w:spacing w:after="0" w:line="240" w:lineRule="auto"/>
+        <w:rPr>
+          <w:rFonts w:ascii="Arial Narrow" w:hAnsi="Arial Narrow"/>
+          <w:sz w:val="24"/>
+          <w:szCs w:val="24"/>
+        </w:rPr>
+      </w:pPr>
+      <w:r>
+        <w:rPr>
+          <w:rFonts w:ascii="Arial Narrow" w:hAnsi="Arial Narrow"/>
+          <w:sz w:val="24"/>
+          <w:szCs w:val="24"/>
+        </w:rPr>
+        <w:t>function atur_data2</w:t>
+      </w:r>
+      <w:proofErr w:type="gramStart"/>
+      <w:r>
+        <w:rPr>
+          <w:rFonts w:ascii="Arial Narrow" w:hAnsi="Arial Narrow"/>
+          <w:sz w:val="24"/>
+          <w:szCs w:val="24"/>
+        </w:rPr>
+        <w:t>(){</w:t>
+      </w:r>
+      <w:proofErr w:type="gramEnd"/>
+    </w:p>
+    <w:p>
+      <w:pPr>
+        <w:spacing w:after="0" w:line="240" w:lineRule="auto"/>
+        <w:rPr>
+          <w:rFonts w:ascii="Arial Narrow" w:hAnsi="Arial Narrow"/>
+          <w:sz w:val="24"/>
+          <w:szCs w:val="24"/>
+        </w:rPr>
+      </w:pPr>
+      <w:r>
+        <w:rPr>
+          <w:rFonts w:ascii="Arial Narrow" w:hAnsi="Arial Narrow"/>
+          <w:sz w:val="24"/>
+          <w:szCs w:val="24"/>
+        </w:rPr>
+        <w:t xml:space="preserve">  var </w:t>
+      </w:r>
+      <w:proofErr w:type="spellStart"/>
+      <w:r>
+        <w:rPr>
+          <w:rFonts w:ascii="Arial Narrow" w:hAnsi="Arial Narrow"/>
+          <w:sz w:val="24"/>
+          <w:szCs w:val="24"/>
+        </w:rPr>
+        <w:t>id_sheet</w:t>
+      </w:r>
+      <w:proofErr w:type="spellEnd"/>
+      <w:r>
+        <w:rPr>
+          <w:rFonts w:ascii="Arial Narrow" w:hAnsi="Arial Narrow"/>
+          <w:sz w:val="24"/>
+          <w:szCs w:val="24"/>
+        </w:rPr>
+        <w:t xml:space="preserve"> = </w:t>
+      </w:r>
+      <w:proofErr w:type="spellStart"/>
+      <w:r>
+        <w:rPr>
+          <w:rFonts w:ascii="Arial Narrow" w:hAnsi="Arial Narrow"/>
+          <w:sz w:val="24"/>
+          <w:szCs w:val="24"/>
+        </w:rPr>
+        <w:t>SpreadsheetApp.openById</w:t>
+      </w:r>
+      <w:proofErr w:type="spellEnd"/>
+      <w:r>
+        <w:rPr>
+          <w:rFonts w:ascii="Arial Narrow" w:hAnsi="Arial Narrow"/>
+          <w:sz w:val="24"/>
+          <w:szCs w:val="24"/>
+        </w:rPr>
+        <w:t>(id);</w:t>
+      </w:r>
+    </w:p>
+    <w:p>
+      <w:pPr>
+        <w:spacing w:after="0" w:line="240" w:lineRule="auto"/>
+        <w:rPr>
+          <w:rFonts w:ascii="Arial Narrow" w:hAnsi="Arial Narrow"/>
+          <w:sz w:val="24"/>
+          <w:szCs w:val="24"/>
+        </w:rPr>
+      </w:pPr>
+      <w:r>
+        <w:rPr>
+          <w:rFonts w:ascii="Arial Narrow" w:hAnsi="Arial Narrow"/>
+          <w:sz w:val="24"/>
+          <w:szCs w:val="24"/>
+        </w:rPr>
+        <w:t xml:space="preserve">  var </w:t>
+      </w:r>
+      <w:proofErr w:type="spellStart"/>
+      <w:r>
+        <w:rPr>
+          <w:rFonts w:ascii="Arial Narrow" w:hAnsi="Arial Narrow"/>
+          <w:sz w:val="24"/>
+          <w:szCs w:val="24"/>
+        </w:rPr>
+        <w:t>sheet_nama</w:t>
+      </w:r>
+      <w:proofErr w:type="spellEnd"/>
+      <w:r>
+        <w:rPr>
+          <w:rFonts w:ascii="Arial Narrow" w:hAnsi="Arial Narrow"/>
+          <w:sz w:val="24"/>
+          <w:szCs w:val="24"/>
+        </w:rPr>
+        <w:t xml:space="preserve"> = </w:t>
+      </w:r>
+      <w:proofErr w:type="spellStart"/>
+      <w:r>
+        <w:rPr>
+          <w:rFonts w:ascii="Arial Narrow" w:hAnsi="Arial Narrow"/>
+          <w:sz w:val="24"/>
+          <w:szCs w:val="24"/>
+        </w:rPr>
+        <w:t>id_</w:t>
+      </w:r>
+      <w:proofErr w:type="gramStart"/>
+      <w:r>
+        <w:rPr>
+          <w:rFonts w:ascii="Arial Narrow" w:hAnsi="Arial Narrow"/>
+          <w:sz w:val="24"/>
+          <w:szCs w:val="24"/>
+        </w:rPr>
+        <w:t>sheet.getSheetByName</w:t>
+      </w:r>
+      <w:proofErr w:type="spellEnd"/>
+      <w:proofErr w:type="gramEnd"/>
+      <w:r>
+        <w:rPr>
+          <w:rFonts w:ascii="Arial Narrow" w:hAnsi="Arial Narrow"/>
+          <w:sz w:val="24"/>
+          <w:szCs w:val="24"/>
+        </w:rPr>
+        <w:t>(sheet);</w:t>
+      </w:r>
+    </w:p>
+    <w:p>
+      <w:pPr>
+        <w:spacing w:after="0" w:line="240" w:lineRule="auto"/>
+        <w:rPr>
+          <w:rFonts w:ascii="Arial Narrow" w:hAnsi="Arial Narrow"/>
+          <w:sz w:val="24"/>
+          <w:szCs w:val="24"/>
+        </w:rPr>
+      </w:pPr>
+      <w:r>
+        <w:rPr>
+          <w:rFonts w:ascii="Arial Narrow" w:hAnsi="Arial Narrow"/>
+          <w:sz w:val="24"/>
+          <w:szCs w:val="24"/>
+        </w:rPr>
+        <w:t xml:space="preserve">  var sheet_nama2 = </w:t>
+      </w:r>
+      <w:proofErr w:type="spellStart"/>
+      <w:r>
+        <w:rPr>
+          <w:rFonts w:ascii="Arial Narrow" w:hAnsi="Arial Narrow"/>
+          <w:sz w:val="24"/>
+          <w:szCs w:val="24"/>
+        </w:rPr>
+        <w:t>id_</w:t>
+      </w:r>
+      <w:proofErr w:type="gramStart"/>
+      <w:r>
+        <w:rPr>
+          <w:rFonts w:ascii="Arial Narrow" w:hAnsi="Arial Narrow"/>
+          <w:sz w:val="24"/>
+          <w:szCs w:val="24"/>
+        </w:rPr>
+        <w:t>sheet.getSheetByName</w:t>
+      </w:r>
+      <w:proofErr w:type="spellEnd"/>
+      <w:proofErr w:type="gramEnd"/>
+      <w:r>
+        <w:rPr>
+          <w:rFonts w:ascii="Arial Narrow" w:hAnsi="Arial Narrow"/>
+          <w:sz w:val="24"/>
+          <w:szCs w:val="24"/>
+        </w:rPr>
+        <w:t>(sheet2);</w:t>
+      </w:r>
+    </w:p>
+    <w:p>
+      <w:pPr>
+        <w:spacing w:after="0" w:line="240" w:lineRule="auto"/>
+        <w:rPr>
+          <w:rFonts w:ascii="Arial Narrow" w:hAnsi="Arial Narrow"/>
+          <w:sz w:val="24"/>
+          <w:szCs w:val="24"/>
+        </w:rPr>
+      </w:pPr>
+    </w:p>
+    <w:p>
+      <w:pPr>
+        <w:spacing w:after="0" w:line="240" w:lineRule="auto"/>
+        <w:rPr>
+          <w:rFonts w:ascii="Arial Narrow" w:hAnsi="Arial Narrow"/>
+          <w:sz w:val="24"/>
+          <w:szCs w:val="24"/>
+        </w:rPr>
+      </w:pPr>
+      <w:r>
+        <w:rPr>
+          <w:rFonts w:ascii="Arial Narrow" w:hAnsi="Arial Narrow"/>
+          <w:sz w:val="24"/>
+          <w:szCs w:val="24"/>
+        </w:rPr>
+        <w:t>  // add number automatic</w:t>
+      </w:r>
+    </w:p>
+    <w:p>
+      <w:pPr>
+        <w:spacing w:after="0" w:line="240" w:lineRule="auto"/>
+        <w:rPr>
+          <w:rFonts w:ascii="Arial Narrow" w:hAnsi="Arial Narrow"/>
+          <w:sz w:val="24"/>
+          <w:szCs w:val="24"/>
+        </w:rPr>
+      </w:pPr>
+      <w:r>
+        <w:rPr>
+          <w:rFonts w:ascii="Arial Narrow" w:hAnsi="Arial Narrow"/>
+          <w:sz w:val="24"/>
+          <w:szCs w:val="24"/>
+        </w:rPr>
+        <w:t xml:space="preserve">  var </w:t>
+      </w:r>
+      <w:proofErr w:type="spellStart"/>
+      <w:r>
+        <w:rPr>
+          <w:rFonts w:ascii="Arial Narrow" w:hAnsi="Arial Narrow"/>
+          <w:sz w:val="24"/>
+          <w:szCs w:val="24"/>
+        </w:rPr>
+        <w:t>lr</w:t>
+      </w:r>
+      <w:proofErr w:type="spellEnd"/>
+      <w:r>
+        <w:rPr>
+          <w:rFonts w:ascii="Arial Narrow" w:hAnsi="Arial Narrow"/>
+          <w:sz w:val="24"/>
+          <w:szCs w:val="24"/>
+        </w:rPr>
+        <w:t xml:space="preserve"> = sheet_nama2.getLastRow();</w:t>
+      </w:r>
+    </w:p>
+    <w:p>
+      <w:pPr>
+        <w:spacing w:after="0" w:line="240" w:lineRule="auto"/>
+        <w:rPr>
+          <w:rFonts w:ascii="Arial Narrow" w:hAnsi="Arial Narrow"/>
+          <w:sz w:val="24"/>
+          <w:szCs w:val="24"/>
+        </w:rPr>
+      </w:pPr>
+      <w:r>
+        <w:rPr>
+          <w:rFonts w:ascii="Arial Narrow" w:hAnsi="Arial Narrow"/>
+          <w:sz w:val="24"/>
+          <w:szCs w:val="24"/>
+        </w:rPr>
+        <w:t>  Logger.log(</w:t>
+      </w:r>
+      <w:proofErr w:type="spellStart"/>
+      <w:r>
+        <w:rPr>
+          <w:rFonts w:ascii="Arial Narrow" w:hAnsi="Arial Narrow"/>
+          <w:sz w:val="24"/>
+          <w:szCs w:val="24"/>
+        </w:rPr>
+        <w:t>lr</w:t>
+      </w:r>
+      <w:proofErr w:type="spellEnd"/>
+      <w:r>
+        <w:rPr>
+          <w:rFonts w:ascii="Arial Narrow" w:hAnsi="Arial Narrow"/>
+          <w:sz w:val="24"/>
+          <w:szCs w:val="24"/>
+        </w:rPr>
+        <w:t>)</w:t>
+      </w:r>
+    </w:p>
+    <w:p>
+      <w:pPr>
+        <w:spacing w:after="0" w:line="240" w:lineRule="auto"/>
+        <w:rPr>
+          <w:rFonts w:ascii="Arial Narrow" w:hAnsi="Arial Narrow"/>
+          <w:sz w:val="24"/>
+          <w:szCs w:val="24"/>
+        </w:rPr>
+      </w:pPr>
+    </w:p>
+    <w:p>
+      <w:pPr>
+        <w:spacing w:after="0" w:line="240" w:lineRule="auto"/>
+        <w:rPr>
+          <w:rFonts w:ascii="Arial Narrow" w:hAnsi="Arial Narrow"/>
+          <w:sz w:val="24"/>
+          <w:szCs w:val="24"/>
+        </w:rPr>
+      </w:pPr>
+      <w:r>
+        <w:rPr>
+          <w:rFonts w:ascii="Arial Narrow" w:hAnsi="Arial Narrow"/>
+          <w:sz w:val="24"/>
+          <w:szCs w:val="24"/>
+        </w:rPr>
+        <w:t xml:space="preserve">  var </w:t>
+      </w:r>
+      <w:proofErr w:type="spellStart"/>
+      <w:r>
+        <w:rPr>
+          <w:rFonts w:ascii="Arial Narrow" w:hAnsi="Arial Narrow"/>
+          <w:sz w:val="24"/>
+          <w:szCs w:val="24"/>
+        </w:rPr>
+        <w:t>tanggal</w:t>
+      </w:r>
+      <w:proofErr w:type="spellEnd"/>
+      <w:r>
+        <w:rPr>
+          <w:rFonts w:ascii="Arial Narrow" w:hAnsi="Arial Narrow"/>
+          <w:sz w:val="24"/>
+          <w:szCs w:val="24"/>
+        </w:rPr>
+        <w:t xml:space="preserve"> = </w:t>
+      </w:r>
+      <w:proofErr w:type="spellStart"/>
+      <w:r>
+        <w:rPr>
+          <w:rFonts w:ascii="Arial Narrow" w:hAnsi="Arial Narrow"/>
+          <w:sz w:val="24"/>
+          <w:szCs w:val="24"/>
+        </w:rPr>
+        <w:t>sheet_</w:t>
+      </w:r>
+      <w:proofErr w:type="gramStart"/>
+      <w:r>
+        <w:rPr>
+          <w:rFonts w:ascii="Arial Narrow" w:hAnsi="Arial Narrow"/>
+          <w:sz w:val="24"/>
+          <w:szCs w:val="24"/>
+        </w:rPr>
+        <w:t>nama.getRange</w:t>
+      </w:r>
+      <w:proofErr w:type="spellEnd"/>
+      <w:proofErr w:type="gramEnd"/>
+      <w:r>
+        <w:rPr>
+          <w:rFonts w:ascii="Arial Narrow" w:hAnsi="Arial Narrow"/>
+          <w:sz w:val="24"/>
+          <w:szCs w:val="24"/>
+        </w:rPr>
+        <w:t>('C2'</w:t>
+      </w:r>
+      <w:proofErr w:type="gramStart"/>
+      <w:r>
+        <w:rPr>
+          <w:rFonts w:ascii="Arial Narrow" w:hAnsi="Arial Narrow"/>
+          <w:sz w:val="24"/>
+          <w:szCs w:val="24"/>
+        </w:rPr>
+        <w:t>).</w:t>
+      </w:r>
+      <w:proofErr w:type="spellStart"/>
+      <w:r>
+        <w:rPr>
+          <w:rFonts w:ascii="Arial Narrow" w:hAnsi="Arial Narrow"/>
+          <w:sz w:val="24"/>
+          <w:szCs w:val="24"/>
+        </w:rPr>
+        <w:t>getValue</w:t>
+      </w:r>
+      <w:proofErr w:type="spellEnd"/>
+      <w:proofErr w:type="gramEnd"/>
+      <w:r>
+        <w:rPr>
+          <w:rFonts w:ascii="Arial Narrow" w:hAnsi="Arial Narrow"/>
+          <w:sz w:val="24"/>
+          <w:szCs w:val="24"/>
+        </w:rPr>
+        <w:t>();</w:t>
+      </w:r>
+    </w:p>
+    <w:p>
+      <w:pPr>
+        <w:spacing w:after="0" w:line="240" w:lineRule="auto"/>
+        <w:rPr>
+          <w:rFonts w:ascii="Arial Narrow" w:hAnsi="Arial Narrow"/>
+          <w:sz w:val="24"/>
+          <w:szCs w:val="24"/>
+        </w:rPr>
+      </w:pPr>
+      <w:r>
+        <w:rPr>
+          <w:rFonts w:ascii="Arial Narrow" w:hAnsi="Arial Narrow"/>
+          <w:sz w:val="24"/>
+          <w:szCs w:val="24"/>
+        </w:rPr>
+        <w:t xml:space="preserve">  var nama = </w:t>
+      </w:r>
+      <w:proofErr w:type="spellStart"/>
+      <w:r>
+        <w:rPr>
+          <w:rFonts w:ascii="Arial Narrow" w:hAnsi="Arial Narrow"/>
+          <w:sz w:val="24"/>
+          <w:szCs w:val="24"/>
+        </w:rPr>
+        <w:t>sheet_</w:t>
+      </w:r>
+      <w:proofErr w:type="gramStart"/>
+      <w:r>
+        <w:rPr>
+          <w:rFonts w:ascii="Arial Narrow" w:hAnsi="Arial Narrow"/>
+          <w:sz w:val="24"/>
+          <w:szCs w:val="24"/>
+        </w:rPr>
+        <w:t>nama.getRange</w:t>
+      </w:r>
+      <w:proofErr w:type="spellEnd"/>
+      <w:proofErr w:type="gramEnd"/>
+      <w:r>
+        <w:rPr>
+          <w:rFonts w:ascii="Arial Narrow" w:hAnsi="Arial Narrow"/>
+          <w:sz w:val="24"/>
+          <w:szCs w:val="24"/>
+        </w:rPr>
+        <w:t>('B2'</w:t>
+      </w:r>
+      <w:proofErr w:type="gramStart"/>
+      <w:r>
+        <w:rPr>
+          <w:rFonts w:ascii="Arial Narrow" w:hAnsi="Arial Narrow"/>
+          <w:sz w:val="24"/>
+          <w:szCs w:val="24"/>
+        </w:rPr>
+        <w:t>).</w:t>
+      </w:r>
+      <w:proofErr w:type="spellStart"/>
+      <w:r>
+        <w:rPr>
+          <w:rFonts w:ascii="Arial Narrow" w:hAnsi="Arial Narrow"/>
+          <w:sz w:val="24"/>
+          <w:szCs w:val="24"/>
+        </w:rPr>
+        <w:t>getValue</w:t>
+      </w:r>
+      <w:proofErr w:type="spellEnd"/>
+      <w:proofErr w:type="gramEnd"/>
+      <w:r>
+        <w:rPr>
+          <w:rFonts w:ascii="Arial Narrow" w:hAnsi="Arial Narrow"/>
+          <w:sz w:val="24"/>
+          <w:szCs w:val="24"/>
+        </w:rPr>
+        <w:t>();</w:t>
+      </w:r>
+    </w:p>
+    <w:p>
+      <w:pPr>
+        <w:spacing w:after="0" w:line="240" w:lineRule="auto"/>
+        <w:rPr>
+          <w:rFonts w:ascii="Arial Narrow" w:hAnsi="Arial Narrow"/>
+          <w:sz w:val="24"/>
+          <w:szCs w:val="24"/>
+        </w:rPr>
+      </w:pPr>
+      <w:r>
+        <w:rPr>
+          <w:rFonts w:ascii="Arial Narrow" w:hAnsi="Arial Narrow"/>
+          <w:sz w:val="24"/>
+          <w:szCs w:val="24"/>
+        </w:rPr>
+        <w:t xml:space="preserve">  var </w:t>
+      </w:r>
+      <w:proofErr w:type="spellStart"/>
+      <w:r>
+        <w:rPr>
+          <w:rFonts w:ascii="Arial Narrow" w:hAnsi="Arial Narrow"/>
+          <w:sz w:val="24"/>
+          <w:szCs w:val="24"/>
+        </w:rPr>
+        <w:t>donasi</w:t>
+      </w:r>
+      <w:proofErr w:type="spellEnd"/>
+      <w:r>
+        <w:rPr>
+          <w:rFonts w:ascii="Arial Narrow" w:hAnsi="Arial Narrow"/>
+          <w:sz w:val="24"/>
+          <w:szCs w:val="24"/>
+        </w:rPr>
+        <w:t xml:space="preserve"> = </w:t>
+      </w:r>
+      <w:proofErr w:type="spellStart"/>
+      <w:r>
+        <w:rPr>
+          <w:rFonts w:ascii="Arial Narrow" w:hAnsi="Arial Narrow"/>
+          <w:sz w:val="24"/>
+          <w:szCs w:val="24"/>
+        </w:rPr>
+        <w:t>sheet_</w:t>
+      </w:r>
+      <w:proofErr w:type="gramStart"/>
+      <w:r>
+        <w:rPr>
+          <w:rFonts w:ascii="Arial Narrow" w:hAnsi="Arial Narrow"/>
+          <w:sz w:val="24"/>
+          <w:szCs w:val="24"/>
+        </w:rPr>
+        <w:t>nama.getRange</w:t>
+      </w:r>
+      <w:proofErr w:type="spellEnd"/>
+      <w:proofErr w:type="gramEnd"/>
+      <w:r>
+        <w:rPr>
+          <w:rFonts w:ascii="Arial Narrow" w:hAnsi="Arial Narrow"/>
+          <w:sz w:val="24"/>
+          <w:szCs w:val="24"/>
+        </w:rPr>
+        <w:t>('E2'</w:t>
+      </w:r>
+      <w:proofErr w:type="gramStart"/>
+      <w:r>
+        <w:rPr>
+          <w:rFonts w:ascii="Arial Narrow" w:hAnsi="Arial Narrow"/>
+          <w:sz w:val="24"/>
+          <w:szCs w:val="24"/>
+        </w:rPr>
+        <w:t>).</w:t>
+      </w:r>
+      <w:proofErr w:type="spellStart"/>
+      <w:r>
+        <w:rPr>
+          <w:rFonts w:ascii="Arial Narrow" w:hAnsi="Arial Narrow"/>
+          <w:sz w:val="24"/>
+          <w:szCs w:val="24"/>
+        </w:rPr>
+        <w:t>getValue</w:t>
+      </w:r>
+      <w:proofErr w:type="spellEnd"/>
+      <w:proofErr w:type="gramEnd"/>
+      <w:r>
+        <w:rPr>
+          <w:rFonts w:ascii="Arial Narrow" w:hAnsi="Arial Narrow"/>
+          <w:sz w:val="24"/>
+          <w:szCs w:val="24"/>
+        </w:rPr>
+        <w:t>();</w:t>
+      </w:r>
+    </w:p>
+    <w:p>
+      <w:pPr>
+        <w:spacing w:after="0" w:line="240" w:lineRule="auto"/>
+        <w:rPr>
+          <w:rFonts w:ascii="Arial Narrow" w:hAnsi="Arial Narrow"/>
+          <w:sz w:val="24"/>
+          <w:szCs w:val="24"/>
+        </w:rPr>
+      </w:pPr>
+    </w:p>
+    <w:p>
+      <w:pPr>
+        <w:spacing w:after="0" w:line="240" w:lineRule="auto"/>
+        <w:rPr>
+          <w:rFonts w:ascii="Arial Narrow" w:hAnsi="Arial Narrow"/>
+          <w:sz w:val="24"/>
+          <w:szCs w:val="24"/>
+        </w:rPr>
+      </w:pPr>
+      <w:r>
+        <w:rPr>
+          <w:rFonts w:ascii="Arial Narrow" w:hAnsi="Arial Narrow"/>
+          <w:sz w:val="24"/>
+          <w:szCs w:val="24"/>
+        </w:rPr>
+        <w:lastRenderedPageBreak/>
+        <w:t>  sheet_nama2.appendRow([</w:t>
+      </w:r>
+      <w:proofErr w:type="spellStart"/>
+      <w:r>
+        <w:rPr>
+          <w:rFonts w:ascii="Arial Narrow" w:hAnsi="Arial Narrow"/>
+          <w:sz w:val="24"/>
+          <w:szCs w:val="24"/>
+        </w:rPr>
+        <w:t>lr</w:t>
+      </w:r>
+      <w:proofErr w:type="spellEnd"/>
+      <w:r>
+        <w:rPr>
+          <w:rFonts w:ascii="Arial Narrow" w:hAnsi="Arial Narrow"/>
+          <w:sz w:val="24"/>
+          <w:szCs w:val="24"/>
+        </w:rPr>
+        <w:t xml:space="preserve">, </w:t>
+      </w:r>
+      <w:proofErr w:type="spellStart"/>
+      <w:r>
+        <w:rPr>
+          <w:rFonts w:ascii="Arial Narrow" w:hAnsi="Arial Narrow"/>
+          <w:sz w:val="24"/>
+          <w:szCs w:val="24"/>
+        </w:rPr>
+        <w:t>tanggal</w:t>
+      </w:r>
+      <w:proofErr w:type="spellEnd"/>
+      <w:r>
+        <w:rPr>
+          <w:rFonts w:ascii="Arial Narrow" w:hAnsi="Arial Narrow"/>
+          <w:sz w:val="24"/>
+          <w:szCs w:val="24"/>
+        </w:rPr>
+        <w:t xml:space="preserve">, nama, </w:t>
+      </w:r>
+      <w:proofErr w:type="spellStart"/>
+      <w:r>
+        <w:rPr>
+          <w:rFonts w:ascii="Arial Narrow" w:hAnsi="Arial Narrow"/>
+          <w:sz w:val="24"/>
+          <w:szCs w:val="24"/>
+        </w:rPr>
+        <w:t>donasi</w:t>
+      </w:r>
+      <w:proofErr w:type="spellEnd"/>
+      <w:r>
+        <w:rPr>
+          <w:rFonts w:ascii="Arial Narrow" w:hAnsi="Arial Narrow"/>
+          <w:sz w:val="24"/>
+          <w:szCs w:val="24"/>
+        </w:rPr>
+        <w:t>]);</w:t>
+      </w:r>
+    </w:p>
+    <w:p>
+      <w:pPr>
+        <w:spacing w:after="0" w:line="240" w:lineRule="auto"/>
+        <w:rPr>
+          <w:rFonts w:ascii="Arial Narrow" w:hAnsi="Arial Narrow"/>
+          <w:sz w:val="24"/>
+          <w:szCs w:val="24"/>
+        </w:rPr>
+      </w:pPr>
+    </w:p>
+    <w:p>
+      <w:pPr>
+        <w:spacing w:after="0" w:line="240" w:lineRule="auto"/>
+        <w:jc w:val="center"/>
+        <w:rPr>
+          <w:rFonts w:ascii="Arial Narrow" w:hAnsi="Arial Narrow"/>
+          <w:sz w:val="24"/>
+          <w:szCs w:val="24"/>
+        </w:rPr>
+      </w:pPr>
+      <w:r>
+        <w:rPr>
+          <w:rFonts w:ascii="Arial Narrow" w:hAnsi="Arial Narrow"/>
+          <w:sz w:val="24"/>
+          <w:szCs w:val="24"/>
+        </w:rPr>
+        <w:t xml:space="preserve">005 - </w:t>
+      </w:r>
+      <w:proofErr w:type="spellStart"/>
+      <w:r>
+        <w:rPr>
+          <w:rFonts w:ascii="Arial Narrow" w:hAnsi="Arial Narrow"/>
+          <w:sz w:val="24"/>
+          <w:szCs w:val="24"/>
+        </w:rPr>
+        <w:t>Mengenal</w:t>
+      </w:r>
+      <w:proofErr w:type="spellEnd"/>
+      <w:r>
+        <w:rPr>
+          <w:rFonts w:ascii="Arial Narrow" w:hAnsi="Arial Narrow"/>
+          <w:sz w:val="24"/>
+          <w:szCs w:val="24"/>
+        </w:rPr>
+        <w:t xml:space="preserve"> Operator pada Google Apps Script</w:t>
+      </w:r>
+    </w:p>
+    <w:p>
+      <w:pPr>
+        <w:spacing w:after="0" w:line="240" w:lineRule="auto"/>
+        <w:rPr>
+          <w:rFonts w:ascii="Arial Narrow" w:hAnsi="Arial Narrow"/>
+          <w:sz w:val="24"/>
+          <w:szCs w:val="24"/>
+        </w:rPr>
+      </w:pPr>
+      <w:proofErr w:type="spellStart"/>
+      <w:r>
+        <w:rPr>
+          <w:rFonts w:ascii="Arial Narrow" w:hAnsi="Arial Narrow"/>
+          <w:sz w:val="24"/>
+          <w:szCs w:val="24"/>
+        </w:rPr>
+        <w:t>asaas</w:t>
+      </w:r>
+      <w:proofErr w:type="spellEnd"/>
+    </w:p>
+    <w:p>
+      <w:pPr>
+        <w:spacing w:after="0" w:line="240" w:lineRule="auto"/>
+        <w:rPr>
+          <w:rFonts w:ascii="Arial Narrow" w:hAnsi="Arial Narrow"/>
+          <w:sz w:val="24"/>
+          <w:szCs w:val="24"/>
+        </w:rPr>
+      </w:pPr>
       <w:proofErr w:type="spellStart"/>
       <w:r>
         <w:rPr>
@@ -6791,7 +8480,7 @@
       </w:pPr>
     </w:p>
     <w:sectPr>
-      <w:footerReference w:type="default" r:id="rId22"/>
+      <w:footerReference w:type="default" r:id="rId23"/>
       <w:pgSz w:w="11906" w:h="16838"/>
       <w:pgMar w:top="568" w:right="1440" w:bottom="1440" w:left="1440" w:header="708" w:footer="0" w:gutter="0"/>
       <w:cols w:space="708"/>

--- a/note googlespreedsheet.docx
+++ b/note googlespreedsheet.docx
@@ -154,7 +154,7 @@
           <w:noProof/>
         </w:rPr>
         <w:drawing>
-          <wp:inline distT="0" distB="0" distL="0" distR="0" wp14:anchorId="03EC4E1B" wp14:editId="7C4F0FDD">
+          <wp:inline distT="0" distB="0" distL="0" distR="0" wp14:anchorId="03EC4E1B" wp14:editId="4A22080D">
             <wp:extent cx="5731510" cy="1471930"/>
             <wp:effectExtent l="0" t="0" r="2540" b="0"/>
             <wp:docPr id="1271658481" name="Picture 3"/>
@@ -3496,6 +3496,7 @@
       <w:r>
         <w:rPr>
           <w:rFonts w:ascii="Arial Narrow" w:hAnsi="Arial Narrow"/>
+          <w:noProof/>
           <w:sz w:val="24"/>
           <w:szCs w:val="24"/>
         </w:rPr>
@@ -3548,6 +3549,7 @@
       <w:r>
         <w:rPr>
           <w:rFonts w:ascii="Arial Narrow" w:hAnsi="Arial Narrow"/>
+          <w:noProof/>
           <w:sz w:val="24"/>
           <w:szCs w:val="24"/>
         </w:rPr>
@@ -3600,6 +3602,7 @@
       <w:r>
         <w:rPr>
           <w:rFonts w:ascii="Arial Narrow" w:hAnsi="Arial Narrow"/>
+          <w:noProof/>
           <w:sz w:val="24"/>
           <w:szCs w:val="24"/>
         </w:rPr>
@@ -3652,6 +3655,7 @@
       <w:r>
         <w:rPr>
           <w:rFonts w:ascii="Arial Narrow" w:hAnsi="Arial Narrow"/>
+          <w:noProof/>
           <w:sz w:val="24"/>
           <w:szCs w:val="24"/>
         </w:rPr>
@@ -3704,6 +3708,7 @@
       <w:r>
         <w:rPr>
           <w:rFonts w:ascii="Arial Narrow" w:hAnsi="Arial Narrow"/>
+          <w:noProof/>
           <w:sz w:val="24"/>
           <w:szCs w:val="24"/>
         </w:rPr>
@@ -3757,6 +3762,7 @@
       <w:r>
         <w:rPr>
           <w:rFonts w:ascii="Arial Narrow" w:hAnsi="Arial Narrow"/>
+          <w:noProof/>
           <w:sz w:val="24"/>
           <w:szCs w:val="24"/>
         </w:rPr>
@@ -3795,6 +3801,35 @@
             </a:graphic>
           </wp:inline>
         </w:drawing>
+      </w:r>
+    </w:p>
+    <w:p>
+      <w:pPr>
+        <w:spacing w:after="0" w:line="240" w:lineRule="auto"/>
+        <w:rPr>
+          <w:rFonts w:ascii="Arial Narrow" w:hAnsi="Arial Narrow"/>
+          <w:sz w:val="24"/>
+          <w:szCs w:val="24"/>
+        </w:rPr>
+      </w:pPr>
+    </w:p>
+    <w:p>
+      <w:pPr>
+        <w:spacing w:after="0" w:line="240" w:lineRule="auto"/>
+        <w:jc w:val="center"/>
+        <w:rPr>
+          <w:rFonts w:ascii="Arial Narrow" w:hAnsi="Arial Narrow"/>
+          <w:sz w:val="24"/>
+          <w:szCs w:val="24"/>
+        </w:rPr>
+      </w:pPr>
+      <w:r>
+        <w:rPr>
+          <w:rFonts w:ascii="Arial Narrow" w:hAnsi="Arial Narrow"/>
+          <w:sz w:val="24"/>
+          <w:szCs w:val="24"/>
+        </w:rPr>
+        <w:t>006 - Operator Logika pada Google Apps Script</w:t>
       </w:r>
     </w:p>
     <w:p>

--- a/note googlespreedsheet.docx
+++ b/note googlespreedsheet.docx
@@ -18,7 +18,151 @@
           <w:sz w:val="24"/>
           <w:szCs w:val="24"/>
         </w:rPr>
-        <w:t>001 - Belajar Google Apps Script dari Nol untuk Pemula! Bangun Berbagai Aplikasi, Otomatisasi Pekerjaanmu!</w:t>
+        <w:t xml:space="preserve">001 - </w:t>
+      </w:r>
+      <w:proofErr w:type="spellStart"/>
+      <w:r>
+        <w:rPr>
+          <w:rFonts w:ascii="Arial Narrow" w:hAnsi="Arial Narrow"/>
+          <w:sz w:val="24"/>
+          <w:szCs w:val="24"/>
+        </w:rPr>
+        <w:t>Belajar</w:t>
+      </w:r>
+      <w:proofErr w:type="spellEnd"/>
+      <w:r>
+        <w:rPr>
+          <w:rFonts w:ascii="Arial Narrow" w:hAnsi="Arial Narrow"/>
+          <w:sz w:val="24"/>
+          <w:szCs w:val="24"/>
+        </w:rPr>
+        <w:t xml:space="preserve"> Google Apps Script </w:t>
+      </w:r>
+      <w:proofErr w:type="spellStart"/>
+      <w:r>
+        <w:rPr>
+          <w:rFonts w:ascii="Arial Narrow" w:hAnsi="Arial Narrow"/>
+          <w:sz w:val="24"/>
+          <w:szCs w:val="24"/>
+        </w:rPr>
+        <w:t>dari</w:t>
+      </w:r>
+      <w:proofErr w:type="spellEnd"/>
+      <w:r>
+        <w:rPr>
+          <w:rFonts w:ascii="Arial Narrow" w:hAnsi="Arial Narrow"/>
+          <w:sz w:val="24"/>
+          <w:szCs w:val="24"/>
+        </w:rPr>
+        <w:t xml:space="preserve"> Nol </w:t>
+      </w:r>
+      <w:proofErr w:type="spellStart"/>
+      <w:r>
+        <w:rPr>
+          <w:rFonts w:ascii="Arial Narrow" w:hAnsi="Arial Narrow"/>
+          <w:sz w:val="24"/>
+          <w:szCs w:val="24"/>
+        </w:rPr>
+        <w:t>untuk</w:t>
+      </w:r>
+      <w:proofErr w:type="spellEnd"/>
+      <w:r>
+        <w:rPr>
+          <w:rFonts w:ascii="Arial Narrow" w:hAnsi="Arial Narrow"/>
+          <w:sz w:val="24"/>
+          <w:szCs w:val="24"/>
+        </w:rPr>
+        <w:t xml:space="preserve"> </w:t>
+      </w:r>
+      <w:proofErr w:type="spellStart"/>
+      <w:r>
+        <w:rPr>
+          <w:rFonts w:ascii="Arial Narrow" w:hAnsi="Arial Narrow"/>
+          <w:sz w:val="24"/>
+          <w:szCs w:val="24"/>
+        </w:rPr>
+        <w:t>Pemula</w:t>
+      </w:r>
+      <w:proofErr w:type="spellEnd"/>
+      <w:r>
+        <w:rPr>
+          <w:rFonts w:ascii="Arial Narrow" w:hAnsi="Arial Narrow"/>
+          <w:sz w:val="24"/>
+          <w:szCs w:val="24"/>
+        </w:rPr>
+        <w:t xml:space="preserve">! </w:t>
+      </w:r>
+      <w:proofErr w:type="spellStart"/>
+      <w:r>
+        <w:rPr>
+          <w:rFonts w:ascii="Arial Narrow" w:hAnsi="Arial Narrow"/>
+          <w:sz w:val="24"/>
+          <w:szCs w:val="24"/>
+        </w:rPr>
+        <w:t>Bangun</w:t>
+      </w:r>
+      <w:proofErr w:type="spellEnd"/>
+      <w:r>
+        <w:rPr>
+          <w:rFonts w:ascii="Arial Narrow" w:hAnsi="Arial Narrow"/>
+          <w:sz w:val="24"/>
+          <w:szCs w:val="24"/>
+        </w:rPr>
+        <w:t xml:space="preserve"> </w:t>
+      </w:r>
+      <w:proofErr w:type="spellStart"/>
+      <w:r>
+        <w:rPr>
+          <w:rFonts w:ascii="Arial Narrow" w:hAnsi="Arial Narrow"/>
+          <w:sz w:val="24"/>
+          <w:szCs w:val="24"/>
+        </w:rPr>
+        <w:t>Berbagai</w:t>
+      </w:r>
+      <w:proofErr w:type="spellEnd"/>
+      <w:r>
+        <w:rPr>
+          <w:rFonts w:ascii="Arial Narrow" w:hAnsi="Arial Narrow"/>
+          <w:sz w:val="24"/>
+          <w:szCs w:val="24"/>
+        </w:rPr>
+        <w:t xml:space="preserve"> Aplikasi, </w:t>
+      </w:r>
+      <w:proofErr w:type="spellStart"/>
+      <w:r>
+        <w:rPr>
+          <w:rFonts w:ascii="Arial Narrow" w:hAnsi="Arial Narrow"/>
+          <w:sz w:val="24"/>
+          <w:szCs w:val="24"/>
+        </w:rPr>
+        <w:t>Otomatisasi</w:t>
+      </w:r>
+      <w:proofErr w:type="spellEnd"/>
+      <w:r>
+        <w:rPr>
+          <w:rFonts w:ascii="Arial Narrow" w:hAnsi="Arial Narrow"/>
+          <w:sz w:val="24"/>
+          <w:szCs w:val="24"/>
+        </w:rPr>
+        <w:t xml:space="preserve"> </w:t>
+      </w:r>
+      <w:proofErr w:type="spellStart"/>
+      <w:r>
+        <w:rPr>
+          <w:rFonts w:ascii="Arial Narrow" w:hAnsi="Arial Narrow"/>
+          <w:sz w:val="24"/>
+          <w:szCs w:val="24"/>
+        </w:rPr>
+        <w:t>Pekerjaanmu</w:t>
+      </w:r>
+      <w:proofErr w:type="spellEnd"/>
+      <w:r>
+        <w:rPr>
+          <w:rFonts w:ascii="Arial Narrow" w:hAnsi="Arial Narrow"/>
+          <w:sz w:val="24"/>
+          <w:szCs w:val="24"/>
+        </w:rPr>
+        <w:t>!</w:t>
       </w:r>
     </w:p>
     <w:p>
@@ -154,7 +298,7 @@
           <w:noProof/>
         </w:rPr>
         <w:drawing>
-          <wp:inline distT="0" distB="0" distL="0" distR="0" wp14:anchorId="03EC4E1B" wp14:editId="4A22080D">
+          <wp:inline distT="0" distB="0" distL="0" distR="0" wp14:anchorId="03EC4E1B" wp14:editId="1A81C002">
             <wp:extent cx="5731510" cy="1471930"/>
             <wp:effectExtent l="0" t="0" r="2540" b="0"/>
             <wp:docPr id="1271658481" name="Picture 3"/>
@@ -433,8 +577,36 @@
           <w:sz w:val="24"/>
           <w:szCs w:val="24"/>
         </w:rPr>
-        <w:t>Code javascript yang dibuat</w:t>
-      </w:r>
+        <w:t xml:space="preserve">Code </w:t>
+      </w:r>
+      <w:proofErr w:type="spellStart"/>
+      <w:r>
+        <w:rPr>
+          <w:rFonts w:ascii="Arial Narrow" w:hAnsi="Arial Narrow"/>
+          <w:sz w:val="24"/>
+          <w:szCs w:val="24"/>
+        </w:rPr>
+        <w:t>javascript</w:t>
+      </w:r>
+      <w:proofErr w:type="spellEnd"/>
+      <w:r>
+        <w:rPr>
+          <w:rFonts w:ascii="Arial Narrow" w:hAnsi="Arial Narrow"/>
+          <w:sz w:val="24"/>
+          <w:szCs w:val="24"/>
+        </w:rPr>
+        <w:t xml:space="preserve"> yang </w:t>
+      </w:r>
+      <w:proofErr w:type="spellStart"/>
+      <w:r>
+        <w:rPr>
+          <w:rFonts w:ascii="Arial Narrow" w:hAnsi="Arial Narrow"/>
+          <w:sz w:val="24"/>
+          <w:szCs w:val="24"/>
+        </w:rPr>
+        <w:t>dibuat</w:t>
+      </w:r>
+      <w:proofErr w:type="spellEnd"/>
     </w:p>
     <w:p>
       <w:pPr>
@@ -456,7 +628,115 @@
           <w:sz w:val="24"/>
           <w:szCs w:val="24"/>
         </w:rPr>
-        <w:t>Script yang tersimpan ketika mengaktifkan macro caranya seperti dibawah:</w:t>
+        <w:t xml:space="preserve">Script yang </w:t>
+      </w:r>
+      <w:proofErr w:type="spellStart"/>
+      <w:r>
+        <w:rPr>
+          <w:rFonts w:ascii="Arial Narrow" w:hAnsi="Arial Narrow"/>
+          <w:sz w:val="24"/>
+          <w:szCs w:val="24"/>
+        </w:rPr>
+        <w:t>tersimpan</w:t>
+      </w:r>
+      <w:proofErr w:type="spellEnd"/>
+      <w:r>
+        <w:rPr>
+          <w:rFonts w:ascii="Arial Narrow" w:hAnsi="Arial Narrow"/>
+          <w:sz w:val="24"/>
+          <w:szCs w:val="24"/>
+        </w:rPr>
+        <w:t xml:space="preserve"> </w:t>
+      </w:r>
+      <w:proofErr w:type="spellStart"/>
+      <w:r>
+        <w:rPr>
+          <w:rFonts w:ascii="Arial Narrow" w:hAnsi="Arial Narrow"/>
+          <w:sz w:val="24"/>
+          <w:szCs w:val="24"/>
+        </w:rPr>
+        <w:t>ketika</w:t>
+      </w:r>
+      <w:proofErr w:type="spellEnd"/>
+      <w:r>
+        <w:rPr>
+          <w:rFonts w:ascii="Arial Narrow" w:hAnsi="Arial Narrow"/>
+          <w:sz w:val="24"/>
+          <w:szCs w:val="24"/>
+        </w:rPr>
+        <w:t xml:space="preserve"> </w:t>
+      </w:r>
+      <w:proofErr w:type="spellStart"/>
+      <w:r>
+        <w:rPr>
+          <w:rFonts w:ascii="Arial Narrow" w:hAnsi="Arial Narrow"/>
+          <w:sz w:val="24"/>
+          <w:szCs w:val="24"/>
+        </w:rPr>
+        <w:t>mengaktifkan</w:t>
+      </w:r>
+      <w:proofErr w:type="spellEnd"/>
+      <w:r>
+        <w:rPr>
+          <w:rFonts w:ascii="Arial Narrow" w:hAnsi="Arial Narrow"/>
+          <w:sz w:val="24"/>
+          <w:szCs w:val="24"/>
+        </w:rPr>
+        <w:t xml:space="preserve"> macro </w:t>
+      </w:r>
+      <w:proofErr w:type="spellStart"/>
+      <w:r>
+        <w:rPr>
+          <w:rFonts w:ascii="Arial Narrow" w:hAnsi="Arial Narrow"/>
+          <w:sz w:val="24"/>
+          <w:szCs w:val="24"/>
+        </w:rPr>
+        <w:t>caranya</w:t>
+      </w:r>
+      <w:proofErr w:type="spellEnd"/>
+      <w:r>
+        <w:rPr>
+          <w:rFonts w:ascii="Arial Narrow" w:hAnsi="Arial Narrow"/>
+          <w:sz w:val="24"/>
+          <w:szCs w:val="24"/>
+        </w:rPr>
+        <w:t xml:space="preserve"> </w:t>
+      </w:r>
+      <w:proofErr w:type="spellStart"/>
+      <w:r>
+        <w:rPr>
+          <w:rFonts w:ascii="Arial Narrow" w:hAnsi="Arial Narrow"/>
+          <w:sz w:val="24"/>
+          <w:szCs w:val="24"/>
+        </w:rPr>
+        <w:t>seperti</w:t>
+      </w:r>
+      <w:proofErr w:type="spellEnd"/>
+      <w:r>
+        <w:rPr>
+          <w:rFonts w:ascii="Arial Narrow" w:hAnsi="Arial Narrow"/>
+          <w:sz w:val="24"/>
+          <w:szCs w:val="24"/>
+        </w:rPr>
+        <w:t xml:space="preserve"> </w:t>
+      </w:r>
+      <w:proofErr w:type="spellStart"/>
+      <w:r>
+        <w:rPr>
+          <w:rFonts w:ascii="Arial Narrow" w:hAnsi="Arial Narrow"/>
+          <w:sz w:val="24"/>
+          <w:szCs w:val="24"/>
+        </w:rPr>
+        <w:t>dibawah</w:t>
+      </w:r>
+      <w:proofErr w:type="spellEnd"/>
+      <w:r>
+        <w:rPr>
+          <w:rFonts w:ascii="Arial Narrow" w:hAnsi="Arial Narrow"/>
+          <w:sz w:val="24"/>
+          <w:szCs w:val="24"/>
+        </w:rPr>
+        <w:t>:</w:t>
       </w:r>
     </w:p>
     <w:p>
@@ -684,7 +964,25 @@
           <w:sz w:val="24"/>
           <w:szCs w:val="24"/>
         </w:rPr>
-        <w:t>Function di appscript:</w:t>
+        <w:t xml:space="preserve">Function di </w:t>
+      </w:r>
+      <w:proofErr w:type="spellStart"/>
+      <w:r>
+        <w:rPr>
+          <w:rFonts w:ascii="Arial Narrow" w:hAnsi="Arial Narrow"/>
+          <w:sz w:val="24"/>
+          <w:szCs w:val="24"/>
+        </w:rPr>
+        <w:t>appscript</w:t>
+      </w:r>
+      <w:proofErr w:type="spellEnd"/>
+      <w:r>
+        <w:rPr>
+          <w:rFonts w:ascii="Arial Narrow" w:hAnsi="Arial Narrow"/>
+          <w:sz w:val="24"/>
+          <w:szCs w:val="24"/>
+        </w:rPr>
+        <w:t>:</w:t>
       </w:r>
     </w:p>
     <w:p>
@@ -951,59 +1249,521 @@
           <w:szCs w:val="24"/>
         </w:rPr>
       </w:pPr>
-      <w:r>
-        <w:rPr>
-          <w:rFonts w:ascii="Arial Narrow" w:hAnsi="Arial Narrow"/>
-          <w:sz w:val="24"/>
-          <w:szCs w:val="24"/>
-        </w:rPr>
-        <w:t>Penjelasan every script:</w:t>
-      </w:r>
-    </w:p>
-    <w:p>
-      <w:pPr>
-        <w:spacing w:after="0" w:line="240" w:lineRule="auto"/>
-        <w:rPr>
-          <w:rFonts w:ascii="Arial Narrow" w:hAnsi="Arial Narrow"/>
-          <w:sz w:val="24"/>
-          <w:szCs w:val="24"/>
-        </w:rPr>
-      </w:pPr>
-      <w:r>
-        <w:rPr>
-          <w:rFonts w:ascii="Arial Narrow" w:hAnsi="Arial Narrow"/>
-          <w:sz w:val="24"/>
-          <w:szCs w:val="24"/>
-        </w:rPr>
-        <w:t>Fungsi latihan_1() di atas adalah skrip Google Apps Script yang berfungsi untuk membuat dan mengisi tabel data absensi secara otomatis di dalam lembar kerja (spreadsheet) Google Sheets yang sedang aktif.</w:t>
-      </w:r>
-    </w:p>
-    <w:p>
-      <w:pPr>
-        <w:spacing w:after="0" w:line="240" w:lineRule="auto"/>
-        <w:rPr>
-          <w:rFonts w:ascii="Arial Narrow" w:hAnsi="Arial Narrow"/>
-          <w:sz w:val="24"/>
-          <w:szCs w:val="24"/>
-        </w:rPr>
-      </w:pPr>
-    </w:p>
-    <w:p>
-      <w:pPr>
-        <w:spacing w:after="0" w:line="240" w:lineRule="auto"/>
-        <w:rPr>
-          <w:rFonts w:ascii="Arial Narrow" w:hAnsi="Arial Narrow"/>
-          <w:sz w:val="24"/>
-          <w:szCs w:val="24"/>
-        </w:rPr>
-      </w:pPr>
-      <w:r>
-        <w:rPr>
-          <w:rFonts w:ascii="Arial Narrow" w:hAnsi="Arial Narrow"/>
-          <w:sz w:val="24"/>
-          <w:szCs w:val="24"/>
-        </w:rPr>
-        <w:t>Berikut adalah rincian cara kerja dan penjelasan setiap bagian script tersebut:</w:t>
+      <w:proofErr w:type="spellStart"/>
+      <w:r>
+        <w:rPr>
+          <w:rFonts w:ascii="Arial Narrow" w:hAnsi="Arial Narrow"/>
+          <w:sz w:val="24"/>
+          <w:szCs w:val="24"/>
+        </w:rPr>
+        <w:t>Penjelasan</w:t>
+      </w:r>
+      <w:proofErr w:type="spellEnd"/>
+      <w:r>
+        <w:rPr>
+          <w:rFonts w:ascii="Arial Narrow" w:hAnsi="Arial Narrow"/>
+          <w:sz w:val="24"/>
+          <w:szCs w:val="24"/>
+        </w:rPr>
+        <w:t xml:space="preserve"> every script:</w:t>
+      </w:r>
+    </w:p>
+    <w:p>
+      <w:pPr>
+        <w:spacing w:after="0" w:line="240" w:lineRule="auto"/>
+        <w:rPr>
+          <w:rFonts w:ascii="Arial Narrow" w:hAnsi="Arial Narrow"/>
+          <w:sz w:val="24"/>
+          <w:szCs w:val="24"/>
+        </w:rPr>
+      </w:pPr>
+      <w:proofErr w:type="spellStart"/>
+      <w:r>
+        <w:rPr>
+          <w:rFonts w:ascii="Arial Narrow" w:hAnsi="Arial Narrow"/>
+          <w:sz w:val="24"/>
+          <w:szCs w:val="24"/>
+        </w:rPr>
+        <w:t>Fungsi</w:t>
+      </w:r>
+      <w:proofErr w:type="spellEnd"/>
+      <w:r>
+        <w:rPr>
+          <w:rFonts w:ascii="Arial Narrow" w:hAnsi="Arial Narrow"/>
+          <w:sz w:val="24"/>
+          <w:szCs w:val="24"/>
+        </w:rPr>
+        <w:t xml:space="preserve"> latihan_1() di </w:t>
+      </w:r>
+      <w:proofErr w:type="spellStart"/>
+      <w:r>
+        <w:rPr>
+          <w:rFonts w:ascii="Arial Narrow" w:hAnsi="Arial Narrow"/>
+          <w:sz w:val="24"/>
+          <w:szCs w:val="24"/>
+        </w:rPr>
+        <w:t>atas</w:t>
+      </w:r>
+      <w:proofErr w:type="spellEnd"/>
+      <w:r>
+        <w:rPr>
+          <w:rFonts w:ascii="Arial Narrow" w:hAnsi="Arial Narrow"/>
+          <w:sz w:val="24"/>
+          <w:szCs w:val="24"/>
+        </w:rPr>
+        <w:t xml:space="preserve"> </w:t>
+      </w:r>
+      <w:proofErr w:type="spellStart"/>
+      <w:r>
+        <w:rPr>
+          <w:rFonts w:ascii="Arial Narrow" w:hAnsi="Arial Narrow"/>
+          <w:sz w:val="24"/>
+          <w:szCs w:val="24"/>
+        </w:rPr>
+        <w:t>adalah</w:t>
+      </w:r>
+      <w:proofErr w:type="spellEnd"/>
+      <w:r>
+        <w:rPr>
+          <w:rFonts w:ascii="Arial Narrow" w:hAnsi="Arial Narrow"/>
+          <w:sz w:val="24"/>
+          <w:szCs w:val="24"/>
+        </w:rPr>
+        <w:t xml:space="preserve"> </w:t>
+      </w:r>
+      <w:proofErr w:type="spellStart"/>
+      <w:r>
+        <w:rPr>
+          <w:rFonts w:ascii="Arial Narrow" w:hAnsi="Arial Narrow"/>
+          <w:sz w:val="24"/>
+          <w:szCs w:val="24"/>
+        </w:rPr>
+        <w:t>skrip</w:t>
+      </w:r>
+      <w:proofErr w:type="spellEnd"/>
+      <w:r>
+        <w:rPr>
+          <w:rFonts w:ascii="Arial Narrow" w:hAnsi="Arial Narrow"/>
+          <w:sz w:val="24"/>
+          <w:szCs w:val="24"/>
+        </w:rPr>
+        <w:t xml:space="preserve"> Google Apps Script yang </w:t>
+      </w:r>
+      <w:proofErr w:type="spellStart"/>
+      <w:r>
+        <w:rPr>
+          <w:rFonts w:ascii="Arial Narrow" w:hAnsi="Arial Narrow"/>
+          <w:sz w:val="24"/>
+          <w:szCs w:val="24"/>
+        </w:rPr>
+        <w:t>berfungsi</w:t>
+      </w:r>
+      <w:proofErr w:type="spellEnd"/>
+      <w:r>
+        <w:rPr>
+          <w:rFonts w:ascii="Arial Narrow" w:hAnsi="Arial Narrow"/>
+          <w:sz w:val="24"/>
+          <w:szCs w:val="24"/>
+        </w:rPr>
+        <w:t xml:space="preserve"> </w:t>
+      </w:r>
+      <w:proofErr w:type="spellStart"/>
+      <w:r>
+        <w:rPr>
+          <w:rFonts w:ascii="Arial Narrow" w:hAnsi="Arial Narrow"/>
+          <w:sz w:val="24"/>
+          <w:szCs w:val="24"/>
+        </w:rPr>
+        <w:t>untuk</w:t>
+      </w:r>
+      <w:proofErr w:type="spellEnd"/>
+      <w:r>
+        <w:rPr>
+          <w:rFonts w:ascii="Arial Narrow" w:hAnsi="Arial Narrow"/>
+          <w:sz w:val="24"/>
+          <w:szCs w:val="24"/>
+        </w:rPr>
+        <w:t xml:space="preserve"> </w:t>
+      </w:r>
+      <w:proofErr w:type="spellStart"/>
+      <w:r>
+        <w:rPr>
+          <w:rFonts w:ascii="Arial Narrow" w:hAnsi="Arial Narrow"/>
+          <w:sz w:val="24"/>
+          <w:szCs w:val="24"/>
+        </w:rPr>
+        <w:t>membuat</w:t>
+      </w:r>
+      <w:proofErr w:type="spellEnd"/>
+      <w:r>
+        <w:rPr>
+          <w:rFonts w:ascii="Arial Narrow" w:hAnsi="Arial Narrow"/>
+          <w:sz w:val="24"/>
+          <w:szCs w:val="24"/>
+        </w:rPr>
+        <w:t xml:space="preserve"> dan </w:t>
+      </w:r>
+      <w:proofErr w:type="spellStart"/>
+      <w:r>
+        <w:rPr>
+          <w:rFonts w:ascii="Arial Narrow" w:hAnsi="Arial Narrow"/>
+          <w:sz w:val="24"/>
+          <w:szCs w:val="24"/>
+        </w:rPr>
+        <w:t>mengisi</w:t>
+      </w:r>
+      <w:proofErr w:type="spellEnd"/>
+      <w:r>
+        <w:rPr>
+          <w:rFonts w:ascii="Arial Narrow" w:hAnsi="Arial Narrow"/>
+          <w:sz w:val="24"/>
+          <w:szCs w:val="24"/>
+        </w:rPr>
+        <w:t xml:space="preserve"> </w:t>
+      </w:r>
+      <w:proofErr w:type="spellStart"/>
+      <w:r>
+        <w:rPr>
+          <w:rFonts w:ascii="Arial Narrow" w:hAnsi="Arial Narrow"/>
+          <w:sz w:val="24"/>
+          <w:szCs w:val="24"/>
+        </w:rPr>
+        <w:t>tabel</w:t>
+      </w:r>
+      <w:proofErr w:type="spellEnd"/>
+      <w:r>
+        <w:rPr>
+          <w:rFonts w:ascii="Arial Narrow" w:hAnsi="Arial Narrow"/>
+          <w:sz w:val="24"/>
+          <w:szCs w:val="24"/>
+        </w:rPr>
+        <w:t xml:space="preserve"> data </w:t>
+      </w:r>
+      <w:proofErr w:type="spellStart"/>
+      <w:r>
+        <w:rPr>
+          <w:rFonts w:ascii="Arial Narrow" w:hAnsi="Arial Narrow"/>
+          <w:sz w:val="24"/>
+          <w:szCs w:val="24"/>
+        </w:rPr>
+        <w:t>absensi</w:t>
+      </w:r>
+      <w:proofErr w:type="spellEnd"/>
+      <w:r>
+        <w:rPr>
+          <w:rFonts w:ascii="Arial Narrow" w:hAnsi="Arial Narrow"/>
+          <w:sz w:val="24"/>
+          <w:szCs w:val="24"/>
+        </w:rPr>
+        <w:t xml:space="preserve"> </w:t>
+      </w:r>
+      <w:proofErr w:type="spellStart"/>
+      <w:r>
+        <w:rPr>
+          <w:rFonts w:ascii="Arial Narrow" w:hAnsi="Arial Narrow"/>
+          <w:sz w:val="24"/>
+          <w:szCs w:val="24"/>
+        </w:rPr>
+        <w:t>secara</w:t>
+      </w:r>
+      <w:proofErr w:type="spellEnd"/>
+      <w:r>
+        <w:rPr>
+          <w:rFonts w:ascii="Arial Narrow" w:hAnsi="Arial Narrow"/>
+          <w:sz w:val="24"/>
+          <w:szCs w:val="24"/>
+        </w:rPr>
+        <w:t xml:space="preserve"> </w:t>
+      </w:r>
+      <w:proofErr w:type="spellStart"/>
+      <w:r>
+        <w:rPr>
+          <w:rFonts w:ascii="Arial Narrow" w:hAnsi="Arial Narrow"/>
+          <w:sz w:val="24"/>
+          <w:szCs w:val="24"/>
+        </w:rPr>
+        <w:t>otomatis</w:t>
+      </w:r>
+      <w:proofErr w:type="spellEnd"/>
+      <w:r>
+        <w:rPr>
+          <w:rFonts w:ascii="Arial Narrow" w:hAnsi="Arial Narrow"/>
+          <w:sz w:val="24"/>
+          <w:szCs w:val="24"/>
+        </w:rPr>
+        <w:t xml:space="preserve"> di </w:t>
+      </w:r>
+      <w:proofErr w:type="spellStart"/>
+      <w:r>
+        <w:rPr>
+          <w:rFonts w:ascii="Arial Narrow" w:hAnsi="Arial Narrow"/>
+          <w:sz w:val="24"/>
+          <w:szCs w:val="24"/>
+        </w:rPr>
+        <w:t>dalam</w:t>
+      </w:r>
+      <w:proofErr w:type="spellEnd"/>
+      <w:r>
+        <w:rPr>
+          <w:rFonts w:ascii="Arial Narrow" w:hAnsi="Arial Narrow"/>
+          <w:sz w:val="24"/>
+          <w:szCs w:val="24"/>
+        </w:rPr>
+        <w:t xml:space="preserve"> </w:t>
+      </w:r>
+      <w:proofErr w:type="spellStart"/>
+      <w:r>
+        <w:rPr>
+          <w:rFonts w:ascii="Arial Narrow" w:hAnsi="Arial Narrow"/>
+          <w:sz w:val="24"/>
+          <w:szCs w:val="24"/>
+        </w:rPr>
+        <w:t>lembar</w:t>
+      </w:r>
+      <w:proofErr w:type="spellEnd"/>
+      <w:r>
+        <w:rPr>
+          <w:rFonts w:ascii="Arial Narrow" w:hAnsi="Arial Narrow"/>
+          <w:sz w:val="24"/>
+          <w:szCs w:val="24"/>
+        </w:rPr>
+        <w:t xml:space="preserve"> </w:t>
+      </w:r>
+      <w:proofErr w:type="spellStart"/>
+      <w:r>
+        <w:rPr>
+          <w:rFonts w:ascii="Arial Narrow" w:hAnsi="Arial Narrow"/>
+          <w:sz w:val="24"/>
+          <w:szCs w:val="24"/>
+        </w:rPr>
+        <w:t>kerja</w:t>
+      </w:r>
+      <w:proofErr w:type="spellEnd"/>
+      <w:r>
+        <w:rPr>
+          <w:rFonts w:ascii="Arial Narrow" w:hAnsi="Arial Narrow"/>
+          <w:sz w:val="24"/>
+          <w:szCs w:val="24"/>
+        </w:rPr>
+        <w:t xml:space="preserve"> (spreadsheet) Google Sheets yang </w:t>
+      </w:r>
+      <w:proofErr w:type="spellStart"/>
+      <w:r>
+        <w:rPr>
+          <w:rFonts w:ascii="Arial Narrow" w:hAnsi="Arial Narrow"/>
+          <w:sz w:val="24"/>
+          <w:szCs w:val="24"/>
+        </w:rPr>
+        <w:t>sedang</w:t>
+      </w:r>
+      <w:proofErr w:type="spellEnd"/>
+      <w:r>
+        <w:rPr>
+          <w:rFonts w:ascii="Arial Narrow" w:hAnsi="Arial Narrow"/>
+          <w:sz w:val="24"/>
+          <w:szCs w:val="24"/>
+        </w:rPr>
+        <w:t xml:space="preserve"> </w:t>
+      </w:r>
+      <w:proofErr w:type="spellStart"/>
+      <w:r>
+        <w:rPr>
+          <w:rFonts w:ascii="Arial Narrow" w:hAnsi="Arial Narrow"/>
+          <w:sz w:val="24"/>
+          <w:szCs w:val="24"/>
+        </w:rPr>
+        <w:t>aktif</w:t>
+      </w:r>
+      <w:proofErr w:type="spellEnd"/>
+      <w:r>
+        <w:rPr>
+          <w:rFonts w:ascii="Arial Narrow" w:hAnsi="Arial Narrow"/>
+          <w:sz w:val="24"/>
+          <w:szCs w:val="24"/>
+        </w:rPr>
+        <w:t>.</w:t>
+      </w:r>
+    </w:p>
+    <w:p>
+      <w:pPr>
+        <w:spacing w:after="0" w:line="240" w:lineRule="auto"/>
+        <w:rPr>
+          <w:rFonts w:ascii="Arial Narrow" w:hAnsi="Arial Narrow"/>
+          <w:sz w:val="24"/>
+          <w:szCs w:val="24"/>
+        </w:rPr>
+      </w:pPr>
+    </w:p>
+    <w:p>
+      <w:pPr>
+        <w:spacing w:after="0" w:line="240" w:lineRule="auto"/>
+        <w:rPr>
+          <w:rFonts w:ascii="Arial Narrow" w:hAnsi="Arial Narrow"/>
+          <w:sz w:val="24"/>
+          <w:szCs w:val="24"/>
+        </w:rPr>
+      </w:pPr>
+      <w:proofErr w:type="spellStart"/>
+      <w:r>
+        <w:rPr>
+          <w:rFonts w:ascii="Arial Narrow" w:hAnsi="Arial Narrow"/>
+          <w:sz w:val="24"/>
+          <w:szCs w:val="24"/>
+        </w:rPr>
+        <w:t>Berikut</w:t>
+      </w:r>
+      <w:proofErr w:type="spellEnd"/>
+      <w:r>
+        <w:rPr>
+          <w:rFonts w:ascii="Arial Narrow" w:hAnsi="Arial Narrow"/>
+          <w:sz w:val="24"/>
+          <w:szCs w:val="24"/>
+        </w:rPr>
+        <w:t xml:space="preserve"> </w:t>
+      </w:r>
+      <w:proofErr w:type="spellStart"/>
+      <w:r>
+        <w:rPr>
+          <w:rFonts w:ascii="Arial Narrow" w:hAnsi="Arial Narrow"/>
+          <w:sz w:val="24"/>
+          <w:szCs w:val="24"/>
+        </w:rPr>
+        <w:t>adalah</w:t>
+      </w:r>
+      <w:proofErr w:type="spellEnd"/>
+      <w:r>
+        <w:rPr>
+          <w:rFonts w:ascii="Arial Narrow" w:hAnsi="Arial Narrow"/>
+          <w:sz w:val="24"/>
+          <w:szCs w:val="24"/>
+        </w:rPr>
+        <w:t xml:space="preserve"> </w:t>
+      </w:r>
+      <w:proofErr w:type="spellStart"/>
+      <w:r>
+        <w:rPr>
+          <w:rFonts w:ascii="Arial Narrow" w:hAnsi="Arial Narrow"/>
+          <w:sz w:val="24"/>
+          <w:szCs w:val="24"/>
+        </w:rPr>
+        <w:t>rincian</w:t>
+      </w:r>
+      <w:proofErr w:type="spellEnd"/>
+      <w:r>
+        <w:rPr>
+          <w:rFonts w:ascii="Arial Narrow" w:hAnsi="Arial Narrow"/>
+          <w:sz w:val="24"/>
+          <w:szCs w:val="24"/>
+        </w:rPr>
+        <w:t xml:space="preserve"> </w:t>
+      </w:r>
+      <w:proofErr w:type="spellStart"/>
+      <w:r>
+        <w:rPr>
+          <w:rFonts w:ascii="Arial Narrow" w:hAnsi="Arial Narrow"/>
+          <w:sz w:val="24"/>
+          <w:szCs w:val="24"/>
+        </w:rPr>
+        <w:t>cara</w:t>
+      </w:r>
+      <w:proofErr w:type="spellEnd"/>
+      <w:r>
+        <w:rPr>
+          <w:rFonts w:ascii="Arial Narrow" w:hAnsi="Arial Narrow"/>
+          <w:sz w:val="24"/>
+          <w:szCs w:val="24"/>
+        </w:rPr>
+        <w:t xml:space="preserve"> </w:t>
+      </w:r>
+      <w:proofErr w:type="spellStart"/>
+      <w:r>
+        <w:rPr>
+          <w:rFonts w:ascii="Arial Narrow" w:hAnsi="Arial Narrow"/>
+          <w:sz w:val="24"/>
+          <w:szCs w:val="24"/>
+        </w:rPr>
+        <w:t>kerja</w:t>
+      </w:r>
+      <w:proofErr w:type="spellEnd"/>
+      <w:r>
+        <w:rPr>
+          <w:rFonts w:ascii="Arial Narrow" w:hAnsi="Arial Narrow"/>
+          <w:sz w:val="24"/>
+          <w:szCs w:val="24"/>
+        </w:rPr>
+        <w:t xml:space="preserve"> dan </w:t>
+      </w:r>
+      <w:proofErr w:type="spellStart"/>
+      <w:r>
+        <w:rPr>
+          <w:rFonts w:ascii="Arial Narrow" w:hAnsi="Arial Narrow"/>
+          <w:sz w:val="24"/>
+          <w:szCs w:val="24"/>
+        </w:rPr>
+        <w:t>penjelasan</w:t>
+      </w:r>
+      <w:proofErr w:type="spellEnd"/>
+      <w:r>
+        <w:rPr>
+          <w:rFonts w:ascii="Arial Narrow" w:hAnsi="Arial Narrow"/>
+          <w:sz w:val="24"/>
+          <w:szCs w:val="24"/>
+        </w:rPr>
+        <w:t xml:space="preserve"> </w:t>
+      </w:r>
+      <w:proofErr w:type="spellStart"/>
+      <w:r>
+        <w:rPr>
+          <w:rFonts w:ascii="Arial Narrow" w:hAnsi="Arial Narrow"/>
+          <w:sz w:val="24"/>
+          <w:szCs w:val="24"/>
+        </w:rPr>
+        <w:t>setiap</w:t>
+      </w:r>
+      <w:proofErr w:type="spellEnd"/>
+      <w:r>
+        <w:rPr>
+          <w:rFonts w:ascii="Arial Narrow" w:hAnsi="Arial Narrow"/>
+          <w:sz w:val="24"/>
+          <w:szCs w:val="24"/>
+        </w:rPr>
+        <w:t xml:space="preserve"> </w:t>
+      </w:r>
+      <w:proofErr w:type="spellStart"/>
+      <w:r>
+        <w:rPr>
+          <w:rFonts w:ascii="Arial Narrow" w:hAnsi="Arial Narrow"/>
+          <w:sz w:val="24"/>
+          <w:szCs w:val="24"/>
+        </w:rPr>
+        <w:t>bagian</w:t>
+      </w:r>
+      <w:proofErr w:type="spellEnd"/>
+      <w:r>
+        <w:rPr>
+          <w:rFonts w:ascii="Arial Narrow" w:hAnsi="Arial Narrow"/>
+          <w:sz w:val="24"/>
+          <w:szCs w:val="24"/>
+        </w:rPr>
+        <w:t xml:space="preserve"> script </w:t>
+      </w:r>
+      <w:proofErr w:type="spellStart"/>
+      <w:r>
+        <w:rPr>
+          <w:rFonts w:ascii="Arial Narrow" w:hAnsi="Arial Narrow"/>
+          <w:sz w:val="24"/>
+          <w:szCs w:val="24"/>
+        </w:rPr>
+        <w:t>tersebut</w:t>
+      </w:r>
+      <w:proofErr w:type="spellEnd"/>
+      <w:r>
+        <w:rPr>
+          <w:rFonts w:ascii="Arial Narrow" w:hAnsi="Arial Narrow"/>
+          <w:sz w:val="24"/>
+          <w:szCs w:val="24"/>
+        </w:rPr>
+        <w:t>:</w:t>
       </w:r>
     </w:p>
     <w:p>
@@ -1037,6 +1797,7 @@
           <w:szCs w:val="24"/>
         </w:rPr>
       </w:pPr>
+      <w:proofErr w:type="spellStart"/>
       <w:r>
         <w:rPr>
           <w:rFonts w:ascii="Arial Narrow" w:hAnsi="Arial Narrow"/>
@@ -1045,15 +1806,210 @@
           <w:sz w:val="24"/>
           <w:szCs w:val="24"/>
         </w:rPr>
-        <w:t>Pembuatan Objek Spreadsheet:</w:t>
-      </w:r>
-      <w:r>
-        <w:rPr>
-          <w:rFonts w:ascii="Arial Narrow" w:hAnsi="Arial Narrow"/>
-          <w:sz w:val="24"/>
-          <w:szCs w:val="24"/>
-        </w:rPr>
-        <w:t xml:space="preserve"> Baris var spreadsheet = SpreadsheetApp.getActive(); berfungsi untuk mengambil atau mengakses file Google Spreadsheet yang sedang dibuka oleh pengguna.</w:t>
+        <w:t>Pembuatan</w:t>
+      </w:r>
+      <w:proofErr w:type="spellEnd"/>
+      <w:r>
+        <w:rPr>
+          <w:rFonts w:ascii="Arial Narrow" w:hAnsi="Arial Narrow"/>
+          <w:b/>
+          <w:bCs/>
+          <w:sz w:val="24"/>
+          <w:szCs w:val="24"/>
+        </w:rPr>
+        <w:t xml:space="preserve"> </w:t>
+      </w:r>
+      <w:proofErr w:type="spellStart"/>
+      <w:r>
+        <w:rPr>
+          <w:rFonts w:ascii="Arial Narrow" w:hAnsi="Arial Narrow"/>
+          <w:b/>
+          <w:bCs/>
+          <w:sz w:val="24"/>
+          <w:szCs w:val="24"/>
+        </w:rPr>
+        <w:t>Objek</w:t>
+      </w:r>
+      <w:proofErr w:type="spellEnd"/>
+      <w:r>
+        <w:rPr>
+          <w:rFonts w:ascii="Arial Narrow" w:hAnsi="Arial Narrow"/>
+          <w:b/>
+          <w:bCs/>
+          <w:sz w:val="24"/>
+          <w:szCs w:val="24"/>
+        </w:rPr>
+        <w:t xml:space="preserve"> Spreadsheet:</w:t>
+      </w:r>
+      <w:r>
+        <w:rPr>
+          <w:rFonts w:ascii="Arial Narrow" w:hAnsi="Arial Narrow"/>
+          <w:sz w:val="24"/>
+          <w:szCs w:val="24"/>
+        </w:rPr>
+        <w:t xml:space="preserve"> Baris var spreadsheet = </w:t>
+      </w:r>
+      <w:proofErr w:type="spellStart"/>
+      <w:r>
+        <w:rPr>
+          <w:rFonts w:ascii="Arial Narrow" w:hAnsi="Arial Narrow"/>
+          <w:sz w:val="24"/>
+          <w:szCs w:val="24"/>
+        </w:rPr>
+        <w:t>SpreadsheetApp.getActive</w:t>
+      </w:r>
+      <w:proofErr w:type="spellEnd"/>
+      <w:r>
+        <w:rPr>
+          <w:rFonts w:ascii="Arial Narrow" w:hAnsi="Arial Narrow"/>
+          <w:sz w:val="24"/>
+          <w:szCs w:val="24"/>
+        </w:rPr>
+        <w:t xml:space="preserve">(); </w:t>
+      </w:r>
+      <w:proofErr w:type="spellStart"/>
+      <w:r>
+        <w:rPr>
+          <w:rFonts w:ascii="Arial Narrow" w:hAnsi="Arial Narrow"/>
+          <w:sz w:val="24"/>
+          <w:szCs w:val="24"/>
+        </w:rPr>
+        <w:t>berfungsi</w:t>
+      </w:r>
+      <w:proofErr w:type="spellEnd"/>
+      <w:r>
+        <w:rPr>
+          <w:rFonts w:ascii="Arial Narrow" w:hAnsi="Arial Narrow"/>
+          <w:sz w:val="24"/>
+          <w:szCs w:val="24"/>
+        </w:rPr>
+        <w:t xml:space="preserve"> </w:t>
+      </w:r>
+      <w:proofErr w:type="spellStart"/>
+      <w:r>
+        <w:rPr>
+          <w:rFonts w:ascii="Arial Narrow" w:hAnsi="Arial Narrow"/>
+          <w:sz w:val="24"/>
+          <w:szCs w:val="24"/>
+        </w:rPr>
+        <w:t>untuk</w:t>
+      </w:r>
+      <w:proofErr w:type="spellEnd"/>
+      <w:r>
+        <w:rPr>
+          <w:rFonts w:ascii="Arial Narrow" w:hAnsi="Arial Narrow"/>
+          <w:sz w:val="24"/>
+          <w:szCs w:val="24"/>
+        </w:rPr>
+        <w:t xml:space="preserve"> </w:t>
+      </w:r>
+      <w:proofErr w:type="spellStart"/>
+      <w:r>
+        <w:rPr>
+          <w:rFonts w:ascii="Arial Narrow" w:hAnsi="Arial Narrow"/>
+          <w:sz w:val="24"/>
+          <w:szCs w:val="24"/>
+        </w:rPr>
+        <w:t>mengambil</w:t>
+      </w:r>
+      <w:proofErr w:type="spellEnd"/>
+      <w:r>
+        <w:rPr>
+          <w:rFonts w:ascii="Arial Narrow" w:hAnsi="Arial Narrow"/>
+          <w:sz w:val="24"/>
+          <w:szCs w:val="24"/>
+        </w:rPr>
+        <w:t xml:space="preserve"> </w:t>
+      </w:r>
+      <w:proofErr w:type="spellStart"/>
+      <w:r>
+        <w:rPr>
+          <w:rFonts w:ascii="Arial Narrow" w:hAnsi="Arial Narrow"/>
+          <w:sz w:val="24"/>
+          <w:szCs w:val="24"/>
+        </w:rPr>
+        <w:t>atau</w:t>
+      </w:r>
+      <w:proofErr w:type="spellEnd"/>
+      <w:r>
+        <w:rPr>
+          <w:rFonts w:ascii="Arial Narrow" w:hAnsi="Arial Narrow"/>
+          <w:sz w:val="24"/>
+          <w:szCs w:val="24"/>
+        </w:rPr>
+        <w:t xml:space="preserve"> </w:t>
+      </w:r>
+      <w:proofErr w:type="spellStart"/>
+      <w:r>
+        <w:rPr>
+          <w:rFonts w:ascii="Arial Narrow" w:hAnsi="Arial Narrow"/>
+          <w:sz w:val="24"/>
+          <w:szCs w:val="24"/>
+        </w:rPr>
+        <w:t>mengakses</w:t>
+      </w:r>
+      <w:proofErr w:type="spellEnd"/>
+      <w:r>
+        <w:rPr>
+          <w:rFonts w:ascii="Arial Narrow" w:hAnsi="Arial Narrow"/>
+          <w:sz w:val="24"/>
+          <w:szCs w:val="24"/>
+        </w:rPr>
+        <w:t xml:space="preserve"> file Google Spreadsheet yang </w:t>
+      </w:r>
+      <w:proofErr w:type="spellStart"/>
+      <w:r>
+        <w:rPr>
+          <w:rFonts w:ascii="Arial Narrow" w:hAnsi="Arial Narrow"/>
+          <w:sz w:val="24"/>
+          <w:szCs w:val="24"/>
+        </w:rPr>
+        <w:t>sedang</w:t>
+      </w:r>
+      <w:proofErr w:type="spellEnd"/>
+      <w:r>
+        <w:rPr>
+          <w:rFonts w:ascii="Arial Narrow" w:hAnsi="Arial Narrow"/>
+          <w:sz w:val="24"/>
+          <w:szCs w:val="24"/>
+        </w:rPr>
+        <w:t xml:space="preserve"> </w:t>
+      </w:r>
+      <w:proofErr w:type="spellStart"/>
+      <w:r>
+        <w:rPr>
+          <w:rFonts w:ascii="Arial Narrow" w:hAnsi="Arial Narrow"/>
+          <w:sz w:val="24"/>
+          <w:szCs w:val="24"/>
+        </w:rPr>
+        <w:t>dibuka</w:t>
+      </w:r>
+      <w:proofErr w:type="spellEnd"/>
+      <w:r>
+        <w:rPr>
+          <w:rFonts w:ascii="Arial Narrow" w:hAnsi="Arial Narrow"/>
+          <w:sz w:val="24"/>
+          <w:szCs w:val="24"/>
+        </w:rPr>
+        <w:t xml:space="preserve"> oleh </w:t>
+      </w:r>
+      <w:proofErr w:type="spellStart"/>
+      <w:r>
+        <w:rPr>
+          <w:rFonts w:ascii="Arial Narrow" w:hAnsi="Arial Narrow"/>
+          <w:sz w:val="24"/>
+          <w:szCs w:val="24"/>
+        </w:rPr>
+        <w:t>pengguna</w:t>
+      </w:r>
+      <w:proofErr w:type="spellEnd"/>
+      <w:r>
+        <w:rPr>
+          <w:rFonts w:ascii="Arial Narrow" w:hAnsi="Arial Narrow"/>
+          <w:sz w:val="24"/>
+          <w:szCs w:val="24"/>
+        </w:rPr>
+        <w:t>.</w:t>
       </w:r>
     </w:p>
     <w:p>
@@ -1079,6 +2035,7 @@
           <w:szCs w:val="24"/>
         </w:rPr>
       </w:pPr>
+      <w:proofErr w:type="spellStart"/>
       <w:r>
         <w:rPr>
           <w:rFonts w:ascii="Arial Narrow" w:hAnsi="Arial Narrow"/>
@@ -1087,15 +2044,386 @@
           <w:sz w:val="24"/>
           <w:szCs w:val="24"/>
         </w:rPr>
-        <w:t>Membuat Header Kolom (Baris 1):</w:t>
-      </w:r>
-      <w:r>
-        <w:rPr>
-          <w:rFonts w:ascii="Arial Narrow" w:hAnsi="Arial Narrow"/>
-          <w:sz w:val="24"/>
-          <w:szCs w:val="24"/>
-        </w:rPr>
-        <w:t xml:space="preserve"> Baris kode yang menggunakan getRange('A1').activate() hingga getRange('D1').activate() berturut-turut memilih sel A1, B1, C1, dan D1, kemudian method setValue(...) mengisinya dengan teks judul kolom, yaitu 'no', 'nama', 'tanggal', dan 'keterangan'.</w:t>
+        <w:t>Membuat</w:t>
+      </w:r>
+      <w:proofErr w:type="spellEnd"/>
+      <w:r>
+        <w:rPr>
+          <w:rFonts w:ascii="Arial Narrow" w:hAnsi="Arial Narrow"/>
+          <w:b/>
+          <w:bCs/>
+          <w:sz w:val="24"/>
+          <w:szCs w:val="24"/>
+        </w:rPr>
+        <w:t xml:space="preserve"> Header Kolom (Baris 1):</w:t>
+      </w:r>
+      <w:r>
+        <w:rPr>
+          <w:rFonts w:ascii="Arial Narrow" w:hAnsi="Arial Narrow"/>
+          <w:sz w:val="24"/>
+          <w:szCs w:val="24"/>
+        </w:rPr>
+        <w:t xml:space="preserve"> Baris </w:t>
+      </w:r>
+      <w:proofErr w:type="spellStart"/>
+      <w:r>
+        <w:rPr>
+          <w:rFonts w:ascii="Arial Narrow" w:hAnsi="Arial Narrow"/>
+          <w:sz w:val="24"/>
+          <w:szCs w:val="24"/>
+        </w:rPr>
+        <w:t>kode</w:t>
+      </w:r>
+      <w:proofErr w:type="spellEnd"/>
+      <w:r>
+        <w:rPr>
+          <w:rFonts w:ascii="Arial Narrow" w:hAnsi="Arial Narrow"/>
+          <w:sz w:val="24"/>
+          <w:szCs w:val="24"/>
+        </w:rPr>
+        <w:t xml:space="preserve"> yang </w:t>
+      </w:r>
+      <w:proofErr w:type="spellStart"/>
+      <w:r>
+        <w:rPr>
+          <w:rFonts w:ascii="Arial Narrow" w:hAnsi="Arial Narrow"/>
+          <w:sz w:val="24"/>
+          <w:szCs w:val="24"/>
+        </w:rPr>
+        <w:t>menggunakan</w:t>
+      </w:r>
+      <w:proofErr w:type="spellEnd"/>
+      <w:r>
+        <w:rPr>
+          <w:rFonts w:ascii="Arial Narrow" w:hAnsi="Arial Narrow"/>
+          <w:sz w:val="24"/>
+          <w:szCs w:val="24"/>
+        </w:rPr>
+        <w:t xml:space="preserve"> </w:t>
+      </w:r>
+      <w:proofErr w:type="spellStart"/>
+      <w:r>
+        <w:rPr>
+          <w:rFonts w:ascii="Arial Narrow" w:hAnsi="Arial Narrow"/>
+          <w:sz w:val="24"/>
+          <w:szCs w:val="24"/>
+        </w:rPr>
+        <w:t>getRange</w:t>
+      </w:r>
+      <w:proofErr w:type="spellEnd"/>
+      <w:r>
+        <w:rPr>
+          <w:rFonts w:ascii="Arial Narrow" w:hAnsi="Arial Narrow"/>
+          <w:sz w:val="24"/>
+          <w:szCs w:val="24"/>
+        </w:rPr>
+        <w:t>('A1'</w:t>
+      </w:r>
+      <w:proofErr w:type="gramStart"/>
+      <w:r>
+        <w:rPr>
+          <w:rFonts w:ascii="Arial Narrow" w:hAnsi="Arial Narrow"/>
+          <w:sz w:val="24"/>
+          <w:szCs w:val="24"/>
+        </w:rPr>
+        <w:t>).activate</w:t>
+      </w:r>
+      <w:proofErr w:type="gramEnd"/>
+      <w:r>
+        <w:rPr>
+          <w:rFonts w:ascii="Arial Narrow" w:hAnsi="Arial Narrow"/>
+          <w:sz w:val="24"/>
+          <w:szCs w:val="24"/>
+        </w:rPr>
+        <w:t xml:space="preserve">() </w:t>
+      </w:r>
+      <w:proofErr w:type="spellStart"/>
+      <w:r>
+        <w:rPr>
+          <w:rFonts w:ascii="Arial Narrow" w:hAnsi="Arial Narrow"/>
+          <w:sz w:val="24"/>
+          <w:szCs w:val="24"/>
+        </w:rPr>
+        <w:t>hingga</w:t>
+      </w:r>
+      <w:proofErr w:type="spellEnd"/>
+      <w:r>
+        <w:rPr>
+          <w:rFonts w:ascii="Arial Narrow" w:hAnsi="Arial Narrow"/>
+          <w:sz w:val="24"/>
+          <w:szCs w:val="24"/>
+        </w:rPr>
+        <w:t xml:space="preserve"> </w:t>
+      </w:r>
+      <w:proofErr w:type="spellStart"/>
+      <w:r>
+        <w:rPr>
+          <w:rFonts w:ascii="Arial Narrow" w:hAnsi="Arial Narrow"/>
+          <w:sz w:val="24"/>
+          <w:szCs w:val="24"/>
+        </w:rPr>
+        <w:t>getRange</w:t>
+      </w:r>
+      <w:proofErr w:type="spellEnd"/>
+      <w:r>
+        <w:rPr>
+          <w:rFonts w:ascii="Arial Narrow" w:hAnsi="Arial Narrow"/>
+          <w:sz w:val="24"/>
+          <w:szCs w:val="24"/>
+        </w:rPr>
+        <w:t>('D1'</w:t>
+      </w:r>
+      <w:proofErr w:type="gramStart"/>
+      <w:r>
+        <w:rPr>
+          <w:rFonts w:ascii="Arial Narrow" w:hAnsi="Arial Narrow"/>
+          <w:sz w:val="24"/>
+          <w:szCs w:val="24"/>
+        </w:rPr>
+        <w:t>).activate</w:t>
+      </w:r>
+      <w:proofErr w:type="gramEnd"/>
+      <w:r>
+        <w:rPr>
+          <w:rFonts w:ascii="Arial Narrow" w:hAnsi="Arial Narrow"/>
+          <w:sz w:val="24"/>
+          <w:szCs w:val="24"/>
+        </w:rPr>
+        <w:t xml:space="preserve">() </w:t>
+      </w:r>
+      <w:proofErr w:type="spellStart"/>
+      <w:r>
+        <w:rPr>
+          <w:rFonts w:ascii="Arial Narrow" w:hAnsi="Arial Narrow"/>
+          <w:sz w:val="24"/>
+          <w:szCs w:val="24"/>
+        </w:rPr>
+        <w:t>berturut-turut</w:t>
+      </w:r>
+      <w:proofErr w:type="spellEnd"/>
+      <w:r>
+        <w:rPr>
+          <w:rFonts w:ascii="Arial Narrow" w:hAnsi="Arial Narrow"/>
+          <w:sz w:val="24"/>
+          <w:szCs w:val="24"/>
+        </w:rPr>
+        <w:t xml:space="preserve"> </w:t>
+      </w:r>
+      <w:proofErr w:type="spellStart"/>
+      <w:r>
+        <w:rPr>
+          <w:rFonts w:ascii="Arial Narrow" w:hAnsi="Arial Narrow"/>
+          <w:sz w:val="24"/>
+          <w:szCs w:val="24"/>
+        </w:rPr>
+        <w:t>memilih</w:t>
+      </w:r>
+      <w:proofErr w:type="spellEnd"/>
+      <w:r>
+        <w:rPr>
+          <w:rFonts w:ascii="Arial Narrow" w:hAnsi="Arial Narrow"/>
+          <w:sz w:val="24"/>
+          <w:szCs w:val="24"/>
+        </w:rPr>
+        <w:t xml:space="preserve"> </w:t>
+      </w:r>
+      <w:proofErr w:type="spellStart"/>
+      <w:r>
+        <w:rPr>
+          <w:rFonts w:ascii="Arial Narrow" w:hAnsi="Arial Narrow"/>
+          <w:sz w:val="24"/>
+          <w:szCs w:val="24"/>
+        </w:rPr>
+        <w:t>sel</w:t>
+      </w:r>
+      <w:proofErr w:type="spellEnd"/>
+      <w:r>
+        <w:rPr>
+          <w:rFonts w:ascii="Arial Narrow" w:hAnsi="Arial Narrow"/>
+          <w:sz w:val="24"/>
+          <w:szCs w:val="24"/>
+        </w:rPr>
+        <w:t xml:space="preserve"> A1, B1, C1, dan D1, </w:t>
+      </w:r>
+      <w:proofErr w:type="spellStart"/>
+      <w:r>
+        <w:rPr>
+          <w:rFonts w:ascii="Arial Narrow" w:hAnsi="Arial Narrow"/>
+          <w:sz w:val="24"/>
+          <w:szCs w:val="24"/>
+        </w:rPr>
+        <w:t>kemudian</w:t>
+      </w:r>
+      <w:proofErr w:type="spellEnd"/>
+      <w:r>
+        <w:rPr>
+          <w:rFonts w:ascii="Arial Narrow" w:hAnsi="Arial Narrow"/>
+          <w:sz w:val="24"/>
+          <w:szCs w:val="24"/>
+        </w:rPr>
+        <w:t xml:space="preserve"> method </w:t>
+      </w:r>
+      <w:proofErr w:type="spellStart"/>
+      <w:r>
+        <w:rPr>
+          <w:rFonts w:ascii="Arial Narrow" w:hAnsi="Arial Narrow"/>
+          <w:sz w:val="24"/>
+          <w:szCs w:val="24"/>
+        </w:rPr>
+        <w:t>setValue</w:t>
+      </w:r>
+      <w:proofErr w:type="spellEnd"/>
+      <w:r>
+        <w:rPr>
+          <w:rFonts w:ascii="Arial Narrow" w:hAnsi="Arial Narrow"/>
+          <w:sz w:val="24"/>
+          <w:szCs w:val="24"/>
+        </w:rPr>
+        <w:t xml:space="preserve">(...) </w:t>
+      </w:r>
+      <w:proofErr w:type="spellStart"/>
+      <w:r>
+        <w:rPr>
+          <w:rFonts w:ascii="Arial Narrow" w:hAnsi="Arial Narrow"/>
+          <w:sz w:val="24"/>
+          <w:szCs w:val="24"/>
+        </w:rPr>
+        <w:t>mengisinya</w:t>
+      </w:r>
+      <w:proofErr w:type="spellEnd"/>
+      <w:r>
+        <w:rPr>
+          <w:rFonts w:ascii="Arial Narrow" w:hAnsi="Arial Narrow"/>
+          <w:sz w:val="24"/>
+          <w:szCs w:val="24"/>
+        </w:rPr>
+        <w:t xml:space="preserve"> </w:t>
+      </w:r>
+      <w:proofErr w:type="spellStart"/>
+      <w:r>
+        <w:rPr>
+          <w:rFonts w:ascii="Arial Narrow" w:hAnsi="Arial Narrow"/>
+          <w:sz w:val="24"/>
+          <w:szCs w:val="24"/>
+        </w:rPr>
+        <w:t>dengan</w:t>
+      </w:r>
+      <w:proofErr w:type="spellEnd"/>
+      <w:r>
+        <w:rPr>
+          <w:rFonts w:ascii="Arial Narrow" w:hAnsi="Arial Narrow"/>
+          <w:sz w:val="24"/>
+          <w:szCs w:val="24"/>
+        </w:rPr>
+        <w:t xml:space="preserve"> </w:t>
+      </w:r>
+      <w:proofErr w:type="spellStart"/>
+      <w:r>
+        <w:rPr>
+          <w:rFonts w:ascii="Arial Narrow" w:hAnsi="Arial Narrow"/>
+          <w:sz w:val="24"/>
+          <w:szCs w:val="24"/>
+        </w:rPr>
+        <w:t>teks</w:t>
+      </w:r>
+      <w:proofErr w:type="spellEnd"/>
+      <w:r>
+        <w:rPr>
+          <w:rFonts w:ascii="Arial Narrow" w:hAnsi="Arial Narrow"/>
+          <w:sz w:val="24"/>
+          <w:szCs w:val="24"/>
+        </w:rPr>
+        <w:t xml:space="preserve"> </w:t>
+      </w:r>
+      <w:proofErr w:type="spellStart"/>
+      <w:r>
+        <w:rPr>
+          <w:rFonts w:ascii="Arial Narrow" w:hAnsi="Arial Narrow"/>
+          <w:sz w:val="24"/>
+          <w:szCs w:val="24"/>
+        </w:rPr>
+        <w:t>judul</w:t>
+      </w:r>
+      <w:proofErr w:type="spellEnd"/>
+      <w:r>
+        <w:rPr>
+          <w:rFonts w:ascii="Arial Narrow" w:hAnsi="Arial Narrow"/>
+          <w:sz w:val="24"/>
+          <w:szCs w:val="24"/>
+        </w:rPr>
+        <w:t xml:space="preserve"> </w:t>
+      </w:r>
+      <w:proofErr w:type="spellStart"/>
+      <w:r>
+        <w:rPr>
+          <w:rFonts w:ascii="Arial Narrow" w:hAnsi="Arial Narrow"/>
+          <w:sz w:val="24"/>
+          <w:szCs w:val="24"/>
+        </w:rPr>
+        <w:t>kolom</w:t>
+      </w:r>
+      <w:proofErr w:type="spellEnd"/>
+      <w:r>
+        <w:rPr>
+          <w:rFonts w:ascii="Arial Narrow" w:hAnsi="Arial Narrow"/>
+          <w:sz w:val="24"/>
+          <w:szCs w:val="24"/>
+        </w:rPr>
+        <w:t xml:space="preserve">, </w:t>
+      </w:r>
+      <w:proofErr w:type="spellStart"/>
+      <w:r>
+        <w:rPr>
+          <w:rFonts w:ascii="Arial Narrow" w:hAnsi="Arial Narrow"/>
+          <w:sz w:val="24"/>
+          <w:szCs w:val="24"/>
+        </w:rPr>
+        <w:t>yaitu</w:t>
+      </w:r>
+      <w:proofErr w:type="spellEnd"/>
+      <w:r>
+        <w:rPr>
+          <w:rFonts w:ascii="Arial Narrow" w:hAnsi="Arial Narrow"/>
+          <w:sz w:val="24"/>
+          <w:szCs w:val="24"/>
+        </w:rPr>
+        <w:t xml:space="preserve"> 'no', 'nama', '</w:t>
+      </w:r>
+      <w:proofErr w:type="spellStart"/>
+      <w:r>
+        <w:rPr>
+          <w:rFonts w:ascii="Arial Narrow" w:hAnsi="Arial Narrow"/>
+          <w:sz w:val="24"/>
+          <w:szCs w:val="24"/>
+        </w:rPr>
+        <w:t>tanggal</w:t>
+      </w:r>
+      <w:proofErr w:type="spellEnd"/>
+      <w:r>
+        <w:rPr>
+          <w:rFonts w:ascii="Arial Narrow" w:hAnsi="Arial Narrow"/>
+          <w:sz w:val="24"/>
+          <w:szCs w:val="24"/>
+        </w:rPr>
+        <w:t>', dan '</w:t>
+      </w:r>
+      <w:proofErr w:type="spellStart"/>
+      <w:r>
+        <w:rPr>
+          <w:rFonts w:ascii="Arial Narrow" w:hAnsi="Arial Narrow"/>
+          <w:sz w:val="24"/>
+          <w:szCs w:val="24"/>
+        </w:rPr>
+        <w:t>keterangan</w:t>
+      </w:r>
+      <w:proofErr w:type="spellEnd"/>
+      <w:r>
+        <w:rPr>
+          <w:rFonts w:ascii="Arial Narrow" w:hAnsi="Arial Narrow"/>
+          <w:sz w:val="24"/>
+          <w:szCs w:val="24"/>
+        </w:rPr>
+        <w:t>'.</w:t>
       </w:r>
     </w:p>
     <w:p>
@@ -1121,6 +2449,7 @@
           <w:szCs w:val="24"/>
         </w:rPr>
       </w:pPr>
+      <w:proofErr w:type="spellStart"/>
       <w:r>
         <w:rPr>
           <w:rFonts w:ascii="Arial Narrow" w:hAnsi="Arial Narrow"/>
@@ -1129,15 +2458,250 @@
           <w:sz w:val="24"/>
           <w:szCs w:val="24"/>
         </w:rPr>
-        <w:t>Mengisi Nomor Urut (Kolom A):</w:t>
-      </w:r>
-      <w:r>
-        <w:rPr>
-          <w:rFonts w:ascii="Arial Narrow" w:hAnsi="Arial Narrow"/>
-          <w:sz w:val="24"/>
-          <w:szCs w:val="24"/>
-        </w:rPr>
-        <w:t xml:space="preserve"> Baris kode getRange('A2'), A3, dan A4 diaktifkan secara bergantian untuk memasukkan angka urut 1, 2, dan 3 pada kolom A.</w:t>
+        <w:t>Mengisi</w:t>
+      </w:r>
+      <w:proofErr w:type="spellEnd"/>
+      <w:r>
+        <w:rPr>
+          <w:rFonts w:ascii="Arial Narrow" w:hAnsi="Arial Narrow"/>
+          <w:b/>
+          <w:bCs/>
+          <w:sz w:val="24"/>
+          <w:szCs w:val="24"/>
+        </w:rPr>
+        <w:t xml:space="preserve"> </w:t>
+      </w:r>
+      <w:proofErr w:type="spellStart"/>
+      <w:r>
+        <w:rPr>
+          <w:rFonts w:ascii="Arial Narrow" w:hAnsi="Arial Narrow"/>
+          <w:b/>
+          <w:bCs/>
+          <w:sz w:val="24"/>
+          <w:szCs w:val="24"/>
+        </w:rPr>
+        <w:t>Nomor</w:t>
+      </w:r>
+      <w:proofErr w:type="spellEnd"/>
+      <w:r>
+        <w:rPr>
+          <w:rFonts w:ascii="Arial Narrow" w:hAnsi="Arial Narrow"/>
+          <w:b/>
+          <w:bCs/>
+          <w:sz w:val="24"/>
+          <w:szCs w:val="24"/>
+        </w:rPr>
+        <w:t xml:space="preserve"> </w:t>
+      </w:r>
+      <w:proofErr w:type="spellStart"/>
+      <w:r>
+        <w:rPr>
+          <w:rFonts w:ascii="Arial Narrow" w:hAnsi="Arial Narrow"/>
+          <w:b/>
+          <w:bCs/>
+          <w:sz w:val="24"/>
+          <w:szCs w:val="24"/>
+        </w:rPr>
+        <w:t>Urut</w:t>
+      </w:r>
+      <w:proofErr w:type="spellEnd"/>
+      <w:r>
+        <w:rPr>
+          <w:rFonts w:ascii="Arial Narrow" w:hAnsi="Arial Narrow"/>
+          <w:b/>
+          <w:bCs/>
+          <w:sz w:val="24"/>
+          <w:szCs w:val="24"/>
+        </w:rPr>
+        <w:t xml:space="preserve"> (Kolom A):</w:t>
+      </w:r>
+      <w:r>
+        <w:rPr>
+          <w:rFonts w:ascii="Arial Narrow" w:hAnsi="Arial Narrow"/>
+          <w:sz w:val="24"/>
+          <w:szCs w:val="24"/>
+        </w:rPr>
+        <w:t xml:space="preserve"> Baris </w:t>
+      </w:r>
+      <w:proofErr w:type="spellStart"/>
+      <w:r>
+        <w:rPr>
+          <w:rFonts w:ascii="Arial Narrow" w:hAnsi="Arial Narrow"/>
+          <w:sz w:val="24"/>
+          <w:szCs w:val="24"/>
+        </w:rPr>
+        <w:t>kode</w:t>
+      </w:r>
+      <w:proofErr w:type="spellEnd"/>
+      <w:r>
+        <w:rPr>
+          <w:rFonts w:ascii="Arial Narrow" w:hAnsi="Arial Narrow"/>
+          <w:sz w:val="24"/>
+          <w:szCs w:val="24"/>
+        </w:rPr>
+        <w:t xml:space="preserve"> </w:t>
+      </w:r>
+      <w:proofErr w:type="spellStart"/>
+      <w:r>
+        <w:rPr>
+          <w:rFonts w:ascii="Arial Narrow" w:hAnsi="Arial Narrow"/>
+          <w:sz w:val="24"/>
+          <w:szCs w:val="24"/>
+        </w:rPr>
+        <w:t>getRange</w:t>
+      </w:r>
+      <w:proofErr w:type="spellEnd"/>
+      <w:r>
+        <w:rPr>
+          <w:rFonts w:ascii="Arial Narrow" w:hAnsi="Arial Narrow"/>
+          <w:sz w:val="24"/>
+          <w:szCs w:val="24"/>
+        </w:rPr>
+        <w:t xml:space="preserve">('A2'), A3, dan A4 </w:t>
+      </w:r>
+      <w:proofErr w:type="spellStart"/>
+      <w:r>
+        <w:rPr>
+          <w:rFonts w:ascii="Arial Narrow" w:hAnsi="Arial Narrow"/>
+          <w:sz w:val="24"/>
+          <w:szCs w:val="24"/>
+        </w:rPr>
+        <w:t>diaktifkan</w:t>
+      </w:r>
+      <w:proofErr w:type="spellEnd"/>
+      <w:r>
+        <w:rPr>
+          <w:rFonts w:ascii="Arial Narrow" w:hAnsi="Arial Narrow"/>
+          <w:sz w:val="24"/>
+          <w:szCs w:val="24"/>
+        </w:rPr>
+        <w:t xml:space="preserve"> </w:t>
+      </w:r>
+      <w:proofErr w:type="spellStart"/>
+      <w:r>
+        <w:rPr>
+          <w:rFonts w:ascii="Arial Narrow" w:hAnsi="Arial Narrow"/>
+          <w:sz w:val="24"/>
+          <w:szCs w:val="24"/>
+        </w:rPr>
+        <w:t>secara</w:t>
+      </w:r>
+      <w:proofErr w:type="spellEnd"/>
+      <w:r>
+        <w:rPr>
+          <w:rFonts w:ascii="Arial Narrow" w:hAnsi="Arial Narrow"/>
+          <w:sz w:val="24"/>
+          <w:szCs w:val="24"/>
+        </w:rPr>
+        <w:t xml:space="preserve"> </w:t>
+      </w:r>
+      <w:proofErr w:type="spellStart"/>
+      <w:r>
+        <w:rPr>
+          <w:rFonts w:ascii="Arial Narrow" w:hAnsi="Arial Narrow"/>
+          <w:sz w:val="24"/>
+          <w:szCs w:val="24"/>
+        </w:rPr>
+        <w:t>bergantian</w:t>
+      </w:r>
+      <w:proofErr w:type="spellEnd"/>
+      <w:r>
+        <w:rPr>
+          <w:rFonts w:ascii="Arial Narrow" w:hAnsi="Arial Narrow"/>
+          <w:sz w:val="24"/>
+          <w:szCs w:val="24"/>
+        </w:rPr>
+        <w:t xml:space="preserve"> </w:t>
+      </w:r>
+      <w:proofErr w:type="spellStart"/>
+      <w:r>
+        <w:rPr>
+          <w:rFonts w:ascii="Arial Narrow" w:hAnsi="Arial Narrow"/>
+          <w:sz w:val="24"/>
+          <w:szCs w:val="24"/>
+        </w:rPr>
+        <w:t>untuk</w:t>
+      </w:r>
+      <w:proofErr w:type="spellEnd"/>
+      <w:r>
+        <w:rPr>
+          <w:rFonts w:ascii="Arial Narrow" w:hAnsi="Arial Narrow"/>
+          <w:sz w:val="24"/>
+          <w:szCs w:val="24"/>
+        </w:rPr>
+        <w:t xml:space="preserve"> </w:t>
+      </w:r>
+      <w:proofErr w:type="spellStart"/>
+      <w:r>
+        <w:rPr>
+          <w:rFonts w:ascii="Arial Narrow" w:hAnsi="Arial Narrow"/>
+          <w:sz w:val="24"/>
+          <w:szCs w:val="24"/>
+        </w:rPr>
+        <w:t>memasukkan</w:t>
+      </w:r>
+      <w:proofErr w:type="spellEnd"/>
+      <w:r>
+        <w:rPr>
+          <w:rFonts w:ascii="Arial Narrow" w:hAnsi="Arial Narrow"/>
+          <w:sz w:val="24"/>
+          <w:szCs w:val="24"/>
+        </w:rPr>
+        <w:t xml:space="preserve"> </w:t>
+      </w:r>
+      <w:proofErr w:type="spellStart"/>
+      <w:r>
+        <w:rPr>
+          <w:rFonts w:ascii="Arial Narrow" w:hAnsi="Arial Narrow"/>
+          <w:sz w:val="24"/>
+          <w:szCs w:val="24"/>
+        </w:rPr>
+        <w:t>angka</w:t>
+      </w:r>
+      <w:proofErr w:type="spellEnd"/>
+      <w:r>
+        <w:rPr>
+          <w:rFonts w:ascii="Arial Narrow" w:hAnsi="Arial Narrow"/>
+          <w:sz w:val="24"/>
+          <w:szCs w:val="24"/>
+        </w:rPr>
+        <w:t xml:space="preserve"> </w:t>
+      </w:r>
+      <w:proofErr w:type="spellStart"/>
+      <w:r>
+        <w:rPr>
+          <w:rFonts w:ascii="Arial Narrow" w:hAnsi="Arial Narrow"/>
+          <w:sz w:val="24"/>
+          <w:szCs w:val="24"/>
+        </w:rPr>
+        <w:t>urut</w:t>
+      </w:r>
+      <w:proofErr w:type="spellEnd"/>
+      <w:r>
+        <w:rPr>
+          <w:rFonts w:ascii="Arial Narrow" w:hAnsi="Arial Narrow"/>
+          <w:sz w:val="24"/>
+          <w:szCs w:val="24"/>
+        </w:rPr>
+        <w:t xml:space="preserve"> 1, 2, dan 3 pada </w:t>
+      </w:r>
+      <w:proofErr w:type="spellStart"/>
+      <w:r>
+        <w:rPr>
+          <w:rFonts w:ascii="Arial Narrow" w:hAnsi="Arial Narrow"/>
+          <w:sz w:val="24"/>
+          <w:szCs w:val="24"/>
+        </w:rPr>
+        <w:t>kolom</w:t>
+      </w:r>
+      <w:proofErr w:type="spellEnd"/>
+      <w:r>
+        <w:rPr>
+          <w:rFonts w:ascii="Arial Narrow" w:hAnsi="Arial Narrow"/>
+          <w:sz w:val="24"/>
+          <w:szCs w:val="24"/>
+        </w:rPr>
+        <w:t xml:space="preserve"> A.</w:t>
       </w:r>
     </w:p>
     <w:p>
@@ -1163,6 +2727,7 @@
           <w:szCs w:val="24"/>
         </w:rPr>
       </w:pPr>
+      <w:proofErr w:type="spellStart"/>
       <w:r>
         <w:rPr>
           <w:rFonts w:ascii="Arial Narrow" w:hAnsi="Arial Narrow"/>
@@ -1171,15 +2736,278 @@
           <w:sz w:val="24"/>
           <w:szCs w:val="24"/>
         </w:rPr>
-        <w:t>Mengisi Data Nama (Kolom B):</w:t>
-      </w:r>
-      <w:r>
-        <w:rPr>
-          <w:rFonts w:ascii="Arial Narrow" w:hAnsi="Arial Narrow"/>
-          <w:sz w:val="24"/>
-          <w:szCs w:val="24"/>
-        </w:rPr>
-        <w:t xml:space="preserve"> Baris kode untuk sel B2, B3, dan B4 digunakan untuk memasukkan data nama ke dalam tabel, masing-masing dengan nilai 'sapik', 'adi', dan 'rudi'.</w:t>
+        <w:t>Mengisi</w:t>
+      </w:r>
+      <w:proofErr w:type="spellEnd"/>
+      <w:r>
+        <w:rPr>
+          <w:rFonts w:ascii="Arial Narrow" w:hAnsi="Arial Narrow"/>
+          <w:b/>
+          <w:bCs/>
+          <w:sz w:val="24"/>
+          <w:szCs w:val="24"/>
+        </w:rPr>
+        <w:t xml:space="preserve"> Data Nama (Kolom B):</w:t>
+      </w:r>
+      <w:r>
+        <w:rPr>
+          <w:rFonts w:ascii="Arial Narrow" w:hAnsi="Arial Narrow"/>
+          <w:sz w:val="24"/>
+          <w:szCs w:val="24"/>
+        </w:rPr>
+        <w:t xml:space="preserve"> Baris </w:t>
+      </w:r>
+      <w:proofErr w:type="spellStart"/>
+      <w:r>
+        <w:rPr>
+          <w:rFonts w:ascii="Arial Narrow" w:hAnsi="Arial Narrow"/>
+          <w:sz w:val="24"/>
+          <w:szCs w:val="24"/>
+        </w:rPr>
+        <w:t>kode</w:t>
+      </w:r>
+      <w:proofErr w:type="spellEnd"/>
+      <w:r>
+        <w:rPr>
+          <w:rFonts w:ascii="Arial Narrow" w:hAnsi="Arial Narrow"/>
+          <w:sz w:val="24"/>
+          <w:szCs w:val="24"/>
+        </w:rPr>
+        <w:t xml:space="preserve"> </w:t>
+      </w:r>
+      <w:proofErr w:type="spellStart"/>
+      <w:r>
+        <w:rPr>
+          <w:rFonts w:ascii="Arial Narrow" w:hAnsi="Arial Narrow"/>
+          <w:sz w:val="24"/>
+          <w:szCs w:val="24"/>
+        </w:rPr>
+        <w:t>untuk</w:t>
+      </w:r>
+      <w:proofErr w:type="spellEnd"/>
+      <w:r>
+        <w:rPr>
+          <w:rFonts w:ascii="Arial Narrow" w:hAnsi="Arial Narrow"/>
+          <w:sz w:val="24"/>
+          <w:szCs w:val="24"/>
+        </w:rPr>
+        <w:t xml:space="preserve"> </w:t>
+      </w:r>
+      <w:proofErr w:type="spellStart"/>
+      <w:r>
+        <w:rPr>
+          <w:rFonts w:ascii="Arial Narrow" w:hAnsi="Arial Narrow"/>
+          <w:sz w:val="24"/>
+          <w:szCs w:val="24"/>
+        </w:rPr>
+        <w:t>sel</w:t>
+      </w:r>
+      <w:proofErr w:type="spellEnd"/>
+      <w:r>
+        <w:rPr>
+          <w:rFonts w:ascii="Arial Narrow" w:hAnsi="Arial Narrow"/>
+          <w:sz w:val="24"/>
+          <w:szCs w:val="24"/>
+        </w:rPr>
+        <w:t xml:space="preserve"> B2, B3, dan B4 </w:t>
+      </w:r>
+      <w:proofErr w:type="spellStart"/>
+      <w:r>
+        <w:rPr>
+          <w:rFonts w:ascii="Arial Narrow" w:hAnsi="Arial Narrow"/>
+          <w:sz w:val="24"/>
+          <w:szCs w:val="24"/>
+        </w:rPr>
+        <w:t>digunakan</w:t>
+      </w:r>
+      <w:proofErr w:type="spellEnd"/>
+      <w:r>
+        <w:rPr>
+          <w:rFonts w:ascii="Arial Narrow" w:hAnsi="Arial Narrow"/>
+          <w:sz w:val="24"/>
+          <w:szCs w:val="24"/>
+        </w:rPr>
+        <w:t xml:space="preserve"> </w:t>
+      </w:r>
+      <w:proofErr w:type="spellStart"/>
+      <w:r>
+        <w:rPr>
+          <w:rFonts w:ascii="Arial Narrow" w:hAnsi="Arial Narrow"/>
+          <w:sz w:val="24"/>
+          <w:szCs w:val="24"/>
+        </w:rPr>
+        <w:t>untuk</w:t>
+      </w:r>
+      <w:proofErr w:type="spellEnd"/>
+      <w:r>
+        <w:rPr>
+          <w:rFonts w:ascii="Arial Narrow" w:hAnsi="Arial Narrow"/>
+          <w:sz w:val="24"/>
+          <w:szCs w:val="24"/>
+        </w:rPr>
+        <w:t xml:space="preserve"> </w:t>
+      </w:r>
+      <w:proofErr w:type="spellStart"/>
+      <w:r>
+        <w:rPr>
+          <w:rFonts w:ascii="Arial Narrow" w:hAnsi="Arial Narrow"/>
+          <w:sz w:val="24"/>
+          <w:szCs w:val="24"/>
+        </w:rPr>
+        <w:t>memasukkan</w:t>
+      </w:r>
+      <w:proofErr w:type="spellEnd"/>
+      <w:r>
+        <w:rPr>
+          <w:rFonts w:ascii="Arial Narrow" w:hAnsi="Arial Narrow"/>
+          <w:sz w:val="24"/>
+          <w:szCs w:val="24"/>
+        </w:rPr>
+        <w:t xml:space="preserve"> data nama </w:t>
+      </w:r>
+      <w:proofErr w:type="spellStart"/>
+      <w:r>
+        <w:rPr>
+          <w:rFonts w:ascii="Arial Narrow" w:hAnsi="Arial Narrow"/>
+          <w:sz w:val="24"/>
+          <w:szCs w:val="24"/>
+        </w:rPr>
+        <w:t>ke</w:t>
+      </w:r>
+      <w:proofErr w:type="spellEnd"/>
+      <w:r>
+        <w:rPr>
+          <w:rFonts w:ascii="Arial Narrow" w:hAnsi="Arial Narrow"/>
+          <w:sz w:val="24"/>
+          <w:szCs w:val="24"/>
+        </w:rPr>
+        <w:t xml:space="preserve"> </w:t>
+      </w:r>
+      <w:proofErr w:type="spellStart"/>
+      <w:r>
+        <w:rPr>
+          <w:rFonts w:ascii="Arial Narrow" w:hAnsi="Arial Narrow"/>
+          <w:sz w:val="24"/>
+          <w:szCs w:val="24"/>
+        </w:rPr>
+        <w:t>dalam</w:t>
+      </w:r>
+      <w:proofErr w:type="spellEnd"/>
+      <w:r>
+        <w:rPr>
+          <w:rFonts w:ascii="Arial Narrow" w:hAnsi="Arial Narrow"/>
+          <w:sz w:val="24"/>
+          <w:szCs w:val="24"/>
+        </w:rPr>
+        <w:t xml:space="preserve"> </w:t>
+      </w:r>
+      <w:proofErr w:type="spellStart"/>
+      <w:r>
+        <w:rPr>
+          <w:rFonts w:ascii="Arial Narrow" w:hAnsi="Arial Narrow"/>
+          <w:sz w:val="24"/>
+          <w:szCs w:val="24"/>
+        </w:rPr>
+        <w:t>tabel</w:t>
+      </w:r>
+      <w:proofErr w:type="spellEnd"/>
+      <w:r>
+        <w:rPr>
+          <w:rFonts w:ascii="Arial Narrow" w:hAnsi="Arial Narrow"/>
+          <w:sz w:val="24"/>
+          <w:szCs w:val="24"/>
+        </w:rPr>
+        <w:t xml:space="preserve">, masing-masing </w:t>
+      </w:r>
+      <w:proofErr w:type="spellStart"/>
+      <w:r>
+        <w:rPr>
+          <w:rFonts w:ascii="Arial Narrow" w:hAnsi="Arial Narrow"/>
+          <w:sz w:val="24"/>
+          <w:szCs w:val="24"/>
+        </w:rPr>
+        <w:t>dengan</w:t>
+      </w:r>
+      <w:proofErr w:type="spellEnd"/>
+      <w:r>
+        <w:rPr>
+          <w:rFonts w:ascii="Arial Narrow" w:hAnsi="Arial Narrow"/>
+          <w:sz w:val="24"/>
+          <w:szCs w:val="24"/>
+        </w:rPr>
+        <w:t xml:space="preserve"> </w:t>
+      </w:r>
+      <w:proofErr w:type="spellStart"/>
+      <w:r>
+        <w:rPr>
+          <w:rFonts w:ascii="Arial Narrow" w:hAnsi="Arial Narrow"/>
+          <w:sz w:val="24"/>
+          <w:szCs w:val="24"/>
+        </w:rPr>
+        <w:t>nilai</w:t>
+      </w:r>
+      <w:proofErr w:type="spellEnd"/>
+      <w:r>
+        <w:rPr>
+          <w:rFonts w:ascii="Arial Narrow" w:hAnsi="Arial Narrow"/>
+          <w:sz w:val="24"/>
+          <w:szCs w:val="24"/>
+        </w:rPr>
+        <w:t xml:space="preserve"> '</w:t>
+      </w:r>
+      <w:proofErr w:type="spellStart"/>
+      <w:r>
+        <w:rPr>
+          <w:rFonts w:ascii="Arial Narrow" w:hAnsi="Arial Narrow"/>
+          <w:sz w:val="24"/>
+          <w:szCs w:val="24"/>
+        </w:rPr>
+        <w:t>sapik</w:t>
+      </w:r>
+      <w:proofErr w:type="spellEnd"/>
+      <w:r>
+        <w:rPr>
+          <w:rFonts w:ascii="Arial Narrow" w:hAnsi="Arial Narrow"/>
+          <w:sz w:val="24"/>
+          <w:szCs w:val="24"/>
+        </w:rPr>
+        <w:t>', '</w:t>
+      </w:r>
+      <w:proofErr w:type="spellStart"/>
+      <w:r>
+        <w:rPr>
+          <w:rFonts w:ascii="Arial Narrow" w:hAnsi="Arial Narrow"/>
+          <w:sz w:val="24"/>
+          <w:szCs w:val="24"/>
+        </w:rPr>
+        <w:t>adi</w:t>
+      </w:r>
+      <w:proofErr w:type="spellEnd"/>
+      <w:r>
+        <w:rPr>
+          <w:rFonts w:ascii="Arial Narrow" w:hAnsi="Arial Narrow"/>
+          <w:sz w:val="24"/>
+          <w:szCs w:val="24"/>
+        </w:rPr>
+        <w:t>', dan '</w:t>
+      </w:r>
+      <w:proofErr w:type="spellStart"/>
+      <w:r>
+        <w:rPr>
+          <w:rFonts w:ascii="Arial Narrow" w:hAnsi="Arial Narrow"/>
+          <w:sz w:val="24"/>
+          <w:szCs w:val="24"/>
+        </w:rPr>
+        <w:t>rudi</w:t>
+      </w:r>
+      <w:proofErr w:type="spellEnd"/>
+      <w:r>
+        <w:rPr>
+          <w:rFonts w:ascii="Arial Narrow" w:hAnsi="Arial Narrow"/>
+          <w:sz w:val="24"/>
+          <w:szCs w:val="24"/>
+        </w:rPr>
+        <w:t>'.</w:t>
       </w:r>
     </w:p>
     <w:p>
@@ -1205,6 +3033,7 @@
           <w:szCs w:val="24"/>
         </w:rPr>
       </w:pPr>
+      <w:proofErr w:type="spellStart"/>
       <w:r>
         <w:rPr>
           <w:rFonts w:ascii="Arial Narrow" w:hAnsi="Arial Narrow"/>
@@ -1213,15 +3042,246 @@
           <w:sz w:val="24"/>
           <w:szCs w:val="24"/>
         </w:rPr>
-        <w:t>Mengisi Data Tanggal (Kolom C):</w:t>
-      </w:r>
-      <w:r>
-        <w:rPr>
-          <w:rFonts w:ascii="Arial Narrow" w:hAnsi="Arial Narrow"/>
-          <w:sz w:val="24"/>
-          <w:szCs w:val="24"/>
-        </w:rPr>
-        <w:t xml:space="preserve"> Baris kode untuk sel C2, C3, dan C4 berfungsi untuk memasukkan informasi tanggal secara berurutan, yaitu '1/12', '2/12', dan '3/12'.</w:t>
+        <w:t>Mengisi</w:t>
+      </w:r>
+      <w:proofErr w:type="spellEnd"/>
+      <w:r>
+        <w:rPr>
+          <w:rFonts w:ascii="Arial Narrow" w:hAnsi="Arial Narrow"/>
+          <w:b/>
+          <w:bCs/>
+          <w:sz w:val="24"/>
+          <w:szCs w:val="24"/>
+        </w:rPr>
+        <w:t xml:space="preserve"> Data </w:t>
+      </w:r>
+      <w:proofErr w:type="spellStart"/>
+      <w:r>
+        <w:rPr>
+          <w:rFonts w:ascii="Arial Narrow" w:hAnsi="Arial Narrow"/>
+          <w:b/>
+          <w:bCs/>
+          <w:sz w:val="24"/>
+          <w:szCs w:val="24"/>
+        </w:rPr>
+        <w:t>Tanggal</w:t>
+      </w:r>
+      <w:proofErr w:type="spellEnd"/>
+      <w:r>
+        <w:rPr>
+          <w:rFonts w:ascii="Arial Narrow" w:hAnsi="Arial Narrow"/>
+          <w:b/>
+          <w:bCs/>
+          <w:sz w:val="24"/>
+          <w:szCs w:val="24"/>
+        </w:rPr>
+        <w:t xml:space="preserve"> (Kolom C):</w:t>
+      </w:r>
+      <w:r>
+        <w:rPr>
+          <w:rFonts w:ascii="Arial Narrow" w:hAnsi="Arial Narrow"/>
+          <w:sz w:val="24"/>
+          <w:szCs w:val="24"/>
+        </w:rPr>
+        <w:t xml:space="preserve"> Baris </w:t>
+      </w:r>
+      <w:proofErr w:type="spellStart"/>
+      <w:r>
+        <w:rPr>
+          <w:rFonts w:ascii="Arial Narrow" w:hAnsi="Arial Narrow"/>
+          <w:sz w:val="24"/>
+          <w:szCs w:val="24"/>
+        </w:rPr>
+        <w:t>kode</w:t>
+      </w:r>
+      <w:proofErr w:type="spellEnd"/>
+      <w:r>
+        <w:rPr>
+          <w:rFonts w:ascii="Arial Narrow" w:hAnsi="Arial Narrow"/>
+          <w:sz w:val="24"/>
+          <w:szCs w:val="24"/>
+        </w:rPr>
+        <w:t xml:space="preserve"> </w:t>
+      </w:r>
+      <w:proofErr w:type="spellStart"/>
+      <w:r>
+        <w:rPr>
+          <w:rFonts w:ascii="Arial Narrow" w:hAnsi="Arial Narrow"/>
+          <w:sz w:val="24"/>
+          <w:szCs w:val="24"/>
+        </w:rPr>
+        <w:t>untuk</w:t>
+      </w:r>
+      <w:proofErr w:type="spellEnd"/>
+      <w:r>
+        <w:rPr>
+          <w:rFonts w:ascii="Arial Narrow" w:hAnsi="Arial Narrow"/>
+          <w:sz w:val="24"/>
+          <w:szCs w:val="24"/>
+        </w:rPr>
+        <w:t xml:space="preserve"> </w:t>
+      </w:r>
+      <w:proofErr w:type="spellStart"/>
+      <w:r>
+        <w:rPr>
+          <w:rFonts w:ascii="Arial Narrow" w:hAnsi="Arial Narrow"/>
+          <w:sz w:val="24"/>
+          <w:szCs w:val="24"/>
+        </w:rPr>
+        <w:t>sel</w:t>
+      </w:r>
+      <w:proofErr w:type="spellEnd"/>
+      <w:r>
+        <w:rPr>
+          <w:rFonts w:ascii="Arial Narrow" w:hAnsi="Arial Narrow"/>
+          <w:sz w:val="24"/>
+          <w:szCs w:val="24"/>
+        </w:rPr>
+        <w:t xml:space="preserve"> C2, C3, dan C4 </w:t>
+      </w:r>
+      <w:proofErr w:type="spellStart"/>
+      <w:r>
+        <w:rPr>
+          <w:rFonts w:ascii="Arial Narrow" w:hAnsi="Arial Narrow"/>
+          <w:sz w:val="24"/>
+          <w:szCs w:val="24"/>
+        </w:rPr>
+        <w:t>berfungsi</w:t>
+      </w:r>
+      <w:proofErr w:type="spellEnd"/>
+      <w:r>
+        <w:rPr>
+          <w:rFonts w:ascii="Arial Narrow" w:hAnsi="Arial Narrow"/>
+          <w:sz w:val="24"/>
+          <w:szCs w:val="24"/>
+        </w:rPr>
+        <w:t xml:space="preserve"> </w:t>
+      </w:r>
+      <w:proofErr w:type="spellStart"/>
+      <w:r>
+        <w:rPr>
+          <w:rFonts w:ascii="Arial Narrow" w:hAnsi="Arial Narrow"/>
+          <w:sz w:val="24"/>
+          <w:szCs w:val="24"/>
+        </w:rPr>
+        <w:t>untuk</w:t>
+      </w:r>
+      <w:proofErr w:type="spellEnd"/>
+      <w:r>
+        <w:rPr>
+          <w:rFonts w:ascii="Arial Narrow" w:hAnsi="Arial Narrow"/>
+          <w:sz w:val="24"/>
+          <w:szCs w:val="24"/>
+        </w:rPr>
+        <w:t xml:space="preserve"> </w:t>
+      </w:r>
+      <w:proofErr w:type="spellStart"/>
+      <w:r>
+        <w:rPr>
+          <w:rFonts w:ascii="Arial Narrow" w:hAnsi="Arial Narrow"/>
+          <w:sz w:val="24"/>
+          <w:szCs w:val="24"/>
+        </w:rPr>
+        <w:t>memasukkan</w:t>
+      </w:r>
+      <w:proofErr w:type="spellEnd"/>
+      <w:r>
+        <w:rPr>
+          <w:rFonts w:ascii="Arial Narrow" w:hAnsi="Arial Narrow"/>
+          <w:sz w:val="24"/>
+          <w:szCs w:val="24"/>
+        </w:rPr>
+        <w:t xml:space="preserve"> </w:t>
+      </w:r>
+      <w:proofErr w:type="spellStart"/>
+      <w:r>
+        <w:rPr>
+          <w:rFonts w:ascii="Arial Narrow" w:hAnsi="Arial Narrow"/>
+          <w:sz w:val="24"/>
+          <w:szCs w:val="24"/>
+        </w:rPr>
+        <w:t>informasi</w:t>
+      </w:r>
+      <w:proofErr w:type="spellEnd"/>
+      <w:r>
+        <w:rPr>
+          <w:rFonts w:ascii="Arial Narrow" w:hAnsi="Arial Narrow"/>
+          <w:sz w:val="24"/>
+          <w:szCs w:val="24"/>
+        </w:rPr>
+        <w:t xml:space="preserve"> </w:t>
+      </w:r>
+      <w:proofErr w:type="spellStart"/>
+      <w:r>
+        <w:rPr>
+          <w:rFonts w:ascii="Arial Narrow" w:hAnsi="Arial Narrow"/>
+          <w:sz w:val="24"/>
+          <w:szCs w:val="24"/>
+        </w:rPr>
+        <w:t>tanggal</w:t>
+      </w:r>
+      <w:proofErr w:type="spellEnd"/>
+      <w:r>
+        <w:rPr>
+          <w:rFonts w:ascii="Arial Narrow" w:hAnsi="Arial Narrow"/>
+          <w:sz w:val="24"/>
+          <w:szCs w:val="24"/>
+        </w:rPr>
+        <w:t xml:space="preserve"> </w:t>
+      </w:r>
+      <w:proofErr w:type="spellStart"/>
+      <w:r>
+        <w:rPr>
+          <w:rFonts w:ascii="Arial Narrow" w:hAnsi="Arial Narrow"/>
+          <w:sz w:val="24"/>
+          <w:szCs w:val="24"/>
+        </w:rPr>
+        <w:t>secara</w:t>
+      </w:r>
+      <w:proofErr w:type="spellEnd"/>
+      <w:r>
+        <w:rPr>
+          <w:rFonts w:ascii="Arial Narrow" w:hAnsi="Arial Narrow"/>
+          <w:sz w:val="24"/>
+          <w:szCs w:val="24"/>
+        </w:rPr>
+        <w:t xml:space="preserve"> </w:t>
+      </w:r>
+      <w:proofErr w:type="spellStart"/>
+      <w:r>
+        <w:rPr>
+          <w:rFonts w:ascii="Arial Narrow" w:hAnsi="Arial Narrow"/>
+          <w:sz w:val="24"/>
+          <w:szCs w:val="24"/>
+        </w:rPr>
+        <w:t>berurutan</w:t>
+      </w:r>
+      <w:proofErr w:type="spellEnd"/>
+      <w:r>
+        <w:rPr>
+          <w:rFonts w:ascii="Arial Narrow" w:hAnsi="Arial Narrow"/>
+          <w:sz w:val="24"/>
+          <w:szCs w:val="24"/>
+        </w:rPr>
+        <w:t xml:space="preserve">, </w:t>
+      </w:r>
+      <w:proofErr w:type="spellStart"/>
+      <w:r>
+        <w:rPr>
+          <w:rFonts w:ascii="Arial Narrow" w:hAnsi="Arial Narrow"/>
+          <w:sz w:val="24"/>
+          <w:szCs w:val="24"/>
+        </w:rPr>
+        <w:t>yaitu</w:t>
+      </w:r>
+      <w:proofErr w:type="spellEnd"/>
+      <w:r>
+        <w:rPr>
+          <w:rFonts w:ascii="Arial Narrow" w:hAnsi="Arial Narrow"/>
+          <w:sz w:val="24"/>
+          <w:szCs w:val="24"/>
+        </w:rPr>
+        <w:t xml:space="preserve"> '1/12', '2/12', dan '3/12'.</w:t>
       </w:r>
     </w:p>
     <w:p>
@@ -1247,6 +3307,7 @@
           <w:szCs w:val="24"/>
         </w:rPr>
       </w:pPr>
+      <w:proofErr w:type="spellStart"/>
       <w:r>
         <w:rPr>
           <w:rFonts w:ascii="Arial Narrow" w:hAnsi="Arial Narrow"/>
@@ -1255,15 +3316,446 @@
           <w:sz w:val="24"/>
           <w:szCs w:val="24"/>
         </w:rPr>
-        <w:t>Mengisi Data Keterangan (Kolom D):</w:t>
-      </w:r>
-      <w:r>
-        <w:rPr>
-          <w:rFonts w:ascii="Arial Narrow" w:hAnsi="Arial Narrow"/>
-          <w:sz w:val="24"/>
-          <w:szCs w:val="24"/>
-        </w:rPr>
-        <w:t xml:space="preserve"> Baris kode untuk sel D2, D3, dan D4 masing-masing diisi dengan status keterangan kehadiran yaitu 'hadir', 'absen', dan 'ijin', diikuti oleh baris terakhir spreadsheet.getRange('D5').activate(); yang mengaktifkan sel D5 (meskipun nilainya tidak diisi setelahnya).</w:t>
+        <w:t>Mengisi</w:t>
+      </w:r>
+      <w:proofErr w:type="spellEnd"/>
+      <w:r>
+        <w:rPr>
+          <w:rFonts w:ascii="Arial Narrow" w:hAnsi="Arial Narrow"/>
+          <w:b/>
+          <w:bCs/>
+          <w:sz w:val="24"/>
+          <w:szCs w:val="24"/>
+        </w:rPr>
+        <w:t xml:space="preserve"> Data </w:t>
+      </w:r>
+      <w:proofErr w:type="spellStart"/>
+      <w:r>
+        <w:rPr>
+          <w:rFonts w:ascii="Arial Narrow" w:hAnsi="Arial Narrow"/>
+          <w:b/>
+          <w:bCs/>
+          <w:sz w:val="24"/>
+          <w:szCs w:val="24"/>
+        </w:rPr>
+        <w:t>Keterangan</w:t>
+      </w:r>
+      <w:proofErr w:type="spellEnd"/>
+      <w:r>
+        <w:rPr>
+          <w:rFonts w:ascii="Arial Narrow" w:hAnsi="Arial Narrow"/>
+          <w:b/>
+          <w:bCs/>
+          <w:sz w:val="24"/>
+          <w:szCs w:val="24"/>
+        </w:rPr>
+        <w:t xml:space="preserve"> (Kolom D):</w:t>
+      </w:r>
+      <w:r>
+        <w:rPr>
+          <w:rFonts w:ascii="Arial Narrow" w:hAnsi="Arial Narrow"/>
+          <w:sz w:val="24"/>
+          <w:szCs w:val="24"/>
+        </w:rPr>
+        <w:t xml:space="preserve"> Baris </w:t>
+      </w:r>
+      <w:proofErr w:type="spellStart"/>
+      <w:r>
+        <w:rPr>
+          <w:rFonts w:ascii="Arial Narrow" w:hAnsi="Arial Narrow"/>
+          <w:sz w:val="24"/>
+          <w:szCs w:val="24"/>
+        </w:rPr>
+        <w:t>kode</w:t>
+      </w:r>
+      <w:proofErr w:type="spellEnd"/>
+      <w:r>
+        <w:rPr>
+          <w:rFonts w:ascii="Arial Narrow" w:hAnsi="Arial Narrow"/>
+          <w:sz w:val="24"/>
+          <w:szCs w:val="24"/>
+        </w:rPr>
+        <w:t xml:space="preserve"> </w:t>
+      </w:r>
+      <w:proofErr w:type="spellStart"/>
+      <w:r>
+        <w:rPr>
+          <w:rFonts w:ascii="Arial Narrow" w:hAnsi="Arial Narrow"/>
+          <w:sz w:val="24"/>
+          <w:szCs w:val="24"/>
+        </w:rPr>
+        <w:t>untuk</w:t>
+      </w:r>
+      <w:proofErr w:type="spellEnd"/>
+      <w:r>
+        <w:rPr>
+          <w:rFonts w:ascii="Arial Narrow" w:hAnsi="Arial Narrow"/>
+          <w:sz w:val="24"/>
+          <w:szCs w:val="24"/>
+        </w:rPr>
+        <w:t xml:space="preserve"> </w:t>
+      </w:r>
+      <w:proofErr w:type="spellStart"/>
+      <w:r>
+        <w:rPr>
+          <w:rFonts w:ascii="Arial Narrow" w:hAnsi="Arial Narrow"/>
+          <w:sz w:val="24"/>
+          <w:szCs w:val="24"/>
+        </w:rPr>
+        <w:t>sel</w:t>
+      </w:r>
+      <w:proofErr w:type="spellEnd"/>
+      <w:r>
+        <w:rPr>
+          <w:rFonts w:ascii="Arial Narrow" w:hAnsi="Arial Narrow"/>
+          <w:sz w:val="24"/>
+          <w:szCs w:val="24"/>
+        </w:rPr>
+        <w:t xml:space="preserve"> D2, D3, dan D4 masing-masing </w:t>
+      </w:r>
+      <w:proofErr w:type="spellStart"/>
+      <w:r>
+        <w:rPr>
+          <w:rFonts w:ascii="Arial Narrow" w:hAnsi="Arial Narrow"/>
+          <w:sz w:val="24"/>
+          <w:szCs w:val="24"/>
+        </w:rPr>
+        <w:t>diisi</w:t>
+      </w:r>
+      <w:proofErr w:type="spellEnd"/>
+      <w:r>
+        <w:rPr>
+          <w:rFonts w:ascii="Arial Narrow" w:hAnsi="Arial Narrow"/>
+          <w:sz w:val="24"/>
+          <w:szCs w:val="24"/>
+        </w:rPr>
+        <w:t xml:space="preserve"> </w:t>
+      </w:r>
+      <w:proofErr w:type="spellStart"/>
+      <w:r>
+        <w:rPr>
+          <w:rFonts w:ascii="Arial Narrow" w:hAnsi="Arial Narrow"/>
+          <w:sz w:val="24"/>
+          <w:szCs w:val="24"/>
+        </w:rPr>
+        <w:t>dengan</w:t>
+      </w:r>
+      <w:proofErr w:type="spellEnd"/>
+      <w:r>
+        <w:rPr>
+          <w:rFonts w:ascii="Arial Narrow" w:hAnsi="Arial Narrow"/>
+          <w:sz w:val="24"/>
+          <w:szCs w:val="24"/>
+        </w:rPr>
+        <w:t xml:space="preserve"> status </w:t>
+      </w:r>
+      <w:proofErr w:type="spellStart"/>
+      <w:r>
+        <w:rPr>
+          <w:rFonts w:ascii="Arial Narrow" w:hAnsi="Arial Narrow"/>
+          <w:sz w:val="24"/>
+          <w:szCs w:val="24"/>
+        </w:rPr>
+        <w:t>keterangan</w:t>
+      </w:r>
+      <w:proofErr w:type="spellEnd"/>
+      <w:r>
+        <w:rPr>
+          <w:rFonts w:ascii="Arial Narrow" w:hAnsi="Arial Narrow"/>
+          <w:sz w:val="24"/>
+          <w:szCs w:val="24"/>
+        </w:rPr>
+        <w:t xml:space="preserve"> </w:t>
+      </w:r>
+      <w:proofErr w:type="spellStart"/>
+      <w:r>
+        <w:rPr>
+          <w:rFonts w:ascii="Arial Narrow" w:hAnsi="Arial Narrow"/>
+          <w:sz w:val="24"/>
+          <w:szCs w:val="24"/>
+        </w:rPr>
+        <w:t>kehadiran</w:t>
+      </w:r>
+      <w:proofErr w:type="spellEnd"/>
+      <w:r>
+        <w:rPr>
+          <w:rFonts w:ascii="Arial Narrow" w:hAnsi="Arial Narrow"/>
+          <w:sz w:val="24"/>
+          <w:szCs w:val="24"/>
+        </w:rPr>
+        <w:t xml:space="preserve"> </w:t>
+      </w:r>
+      <w:proofErr w:type="spellStart"/>
+      <w:r>
+        <w:rPr>
+          <w:rFonts w:ascii="Arial Narrow" w:hAnsi="Arial Narrow"/>
+          <w:sz w:val="24"/>
+          <w:szCs w:val="24"/>
+        </w:rPr>
+        <w:t>yaitu</w:t>
+      </w:r>
+      <w:proofErr w:type="spellEnd"/>
+      <w:r>
+        <w:rPr>
+          <w:rFonts w:ascii="Arial Narrow" w:hAnsi="Arial Narrow"/>
+          <w:sz w:val="24"/>
+          <w:szCs w:val="24"/>
+        </w:rPr>
+        <w:t xml:space="preserve"> '</w:t>
+      </w:r>
+      <w:proofErr w:type="spellStart"/>
+      <w:r>
+        <w:rPr>
+          <w:rFonts w:ascii="Arial Narrow" w:hAnsi="Arial Narrow"/>
+          <w:sz w:val="24"/>
+          <w:szCs w:val="24"/>
+        </w:rPr>
+        <w:t>hadir</w:t>
+      </w:r>
+      <w:proofErr w:type="spellEnd"/>
+      <w:r>
+        <w:rPr>
+          <w:rFonts w:ascii="Arial Narrow" w:hAnsi="Arial Narrow"/>
+          <w:sz w:val="24"/>
+          <w:szCs w:val="24"/>
+        </w:rPr>
+        <w:t>', '</w:t>
+      </w:r>
+      <w:proofErr w:type="spellStart"/>
+      <w:r>
+        <w:rPr>
+          <w:rFonts w:ascii="Arial Narrow" w:hAnsi="Arial Narrow"/>
+          <w:sz w:val="24"/>
+          <w:szCs w:val="24"/>
+        </w:rPr>
+        <w:t>absen</w:t>
+      </w:r>
+      <w:proofErr w:type="spellEnd"/>
+      <w:r>
+        <w:rPr>
+          <w:rFonts w:ascii="Arial Narrow" w:hAnsi="Arial Narrow"/>
+          <w:sz w:val="24"/>
+          <w:szCs w:val="24"/>
+        </w:rPr>
+        <w:t>', dan '</w:t>
+      </w:r>
+      <w:proofErr w:type="spellStart"/>
+      <w:r>
+        <w:rPr>
+          <w:rFonts w:ascii="Arial Narrow" w:hAnsi="Arial Narrow"/>
+          <w:sz w:val="24"/>
+          <w:szCs w:val="24"/>
+        </w:rPr>
+        <w:t>ijin</w:t>
+      </w:r>
+      <w:proofErr w:type="spellEnd"/>
+      <w:r>
+        <w:rPr>
+          <w:rFonts w:ascii="Arial Narrow" w:hAnsi="Arial Narrow"/>
+          <w:sz w:val="24"/>
+          <w:szCs w:val="24"/>
+        </w:rPr>
+        <w:t xml:space="preserve">', </w:t>
+      </w:r>
+      <w:proofErr w:type="spellStart"/>
+      <w:r>
+        <w:rPr>
+          <w:rFonts w:ascii="Arial Narrow" w:hAnsi="Arial Narrow"/>
+          <w:sz w:val="24"/>
+          <w:szCs w:val="24"/>
+        </w:rPr>
+        <w:t>diikuti</w:t>
+      </w:r>
+      <w:proofErr w:type="spellEnd"/>
+      <w:r>
+        <w:rPr>
+          <w:rFonts w:ascii="Arial Narrow" w:hAnsi="Arial Narrow"/>
+          <w:sz w:val="24"/>
+          <w:szCs w:val="24"/>
+        </w:rPr>
+        <w:t xml:space="preserve"> oleh baris </w:t>
+      </w:r>
+      <w:proofErr w:type="spellStart"/>
+      <w:r>
+        <w:rPr>
+          <w:rFonts w:ascii="Arial Narrow" w:hAnsi="Arial Narrow"/>
+          <w:sz w:val="24"/>
+          <w:szCs w:val="24"/>
+        </w:rPr>
+        <w:t>terakhir</w:t>
+      </w:r>
+      <w:proofErr w:type="spellEnd"/>
+      <w:r>
+        <w:rPr>
+          <w:rFonts w:ascii="Arial Narrow" w:hAnsi="Arial Narrow"/>
+          <w:sz w:val="24"/>
+          <w:szCs w:val="24"/>
+        </w:rPr>
+        <w:t xml:space="preserve"> </w:t>
+      </w:r>
+      <w:proofErr w:type="spellStart"/>
+      <w:proofErr w:type="gramStart"/>
+      <w:r>
+        <w:rPr>
+          <w:rFonts w:ascii="Arial Narrow" w:hAnsi="Arial Narrow"/>
+          <w:sz w:val="24"/>
+          <w:szCs w:val="24"/>
+        </w:rPr>
+        <w:t>spreadsheet.getRange</w:t>
+      </w:r>
+      <w:proofErr w:type="spellEnd"/>
+      <w:proofErr w:type="gramEnd"/>
+      <w:r>
+        <w:rPr>
+          <w:rFonts w:ascii="Arial Narrow" w:hAnsi="Arial Narrow"/>
+          <w:sz w:val="24"/>
+          <w:szCs w:val="24"/>
+        </w:rPr>
+        <w:t>('D5'</w:t>
+      </w:r>
+      <w:proofErr w:type="gramStart"/>
+      <w:r>
+        <w:rPr>
+          <w:rFonts w:ascii="Arial Narrow" w:hAnsi="Arial Narrow"/>
+          <w:sz w:val="24"/>
+          <w:szCs w:val="24"/>
+        </w:rPr>
+        <w:t>).activate</w:t>
+      </w:r>
+      <w:proofErr w:type="gramEnd"/>
+      <w:r>
+        <w:rPr>
+          <w:rFonts w:ascii="Arial Narrow" w:hAnsi="Arial Narrow"/>
+          <w:sz w:val="24"/>
+          <w:szCs w:val="24"/>
+        </w:rPr>
+        <w:t xml:space="preserve">(); yang </w:t>
+      </w:r>
+      <w:proofErr w:type="spellStart"/>
+      <w:r>
+        <w:rPr>
+          <w:rFonts w:ascii="Arial Narrow" w:hAnsi="Arial Narrow"/>
+          <w:sz w:val="24"/>
+          <w:szCs w:val="24"/>
+        </w:rPr>
+        <w:t>mengaktifkan</w:t>
+      </w:r>
+      <w:proofErr w:type="spellEnd"/>
+      <w:r>
+        <w:rPr>
+          <w:rFonts w:ascii="Arial Narrow" w:hAnsi="Arial Narrow"/>
+          <w:sz w:val="24"/>
+          <w:szCs w:val="24"/>
+        </w:rPr>
+        <w:t xml:space="preserve"> </w:t>
+      </w:r>
+      <w:proofErr w:type="spellStart"/>
+      <w:r>
+        <w:rPr>
+          <w:rFonts w:ascii="Arial Narrow" w:hAnsi="Arial Narrow"/>
+          <w:sz w:val="24"/>
+          <w:szCs w:val="24"/>
+        </w:rPr>
+        <w:t>sel</w:t>
+      </w:r>
+      <w:proofErr w:type="spellEnd"/>
+      <w:r>
+        <w:rPr>
+          <w:rFonts w:ascii="Arial Narrow" w:hAnsi="Arial Narrow"/>
+          <w:sz w:val="24"/>
+          <w:szCs w:val="24"/>
+        </w:rPr>
+        <w:t xml:space="preserve"> D5 (</w:t>
+      </w:r>
+      <w:proofErr w:type="spellStart"/>
+      <w:r>
+        <w:rPr>
+          <w:rFonts w:ascii="Arial Narrow" w:hAnsi="Arial Narrow"/>
+          <w:sz w:val="24"/>
+          <w:szCs w:val="24"/>
+        </w:rPr>
+        <w:t>meskipun</w:t>
+      </w:r>
+      <w:proofErr w:type="spellEnd"/>
+      <w:r>
+        <w:rPr>
+          <w:rFonts w:ascii="Arial Narrow" w:hAnsi="Arial Narrow"/>
+          <w:sz w:val="24"/>
+          <w:szCs w:val="24"/>
+        </w:rPr>
+        <w:t xml:space="preserve"> </w:t>
+      </w:r>
+      <w:proofErr w:type="spellStart"/>
+      <w:r>
+        <w:rPr>
+          <w:rFonts w:ascii="Arial Narrow" w:hAnsi="Arial Narrow"/>
+          <w:sz w:val="24"/>
+          <w:szCs w:val="24"/>
+        </w:rPr>
+        <w:t>nilainya</w:t>
+      </w:r>
+      <w:proofErr w:type="spellEnd"/>
+      <w:r>
+        <w:rPr>
+          <w:rFonts w:ascii="Arial Narrow" w:hAnsi="Arial Narrow"/>
+          <w:sz w:val="24"/>
+          <w:szCs w:val="24"/>
+        </w:rPr>
+        <w:t xml:space="preserve"> </w:t>
+      </w:r>
+      <w:proofErr w:type="spellStart"/>
+      <w:r>
+        <w:rPr>
+          <w:rFonts w:ascii="Arial Narrow" w:hAnsi="Arial Narrow"/>
+          <w:sz w:val="24"/>
+          <w:szCs w:val="24"/>
+        </w:rPr>
+        <w:t>tidak</w:t>
+      </w:r>
+      <w:proofErr w:type="spellEnd"/>
+      <w:r>
+        <w:rPr>
+          <w:rFonts w:ascii="Arial Narrow" w:hAnsi="Arial Narrow"/>
+          <w:sz w:val="24"/>
+          <w:szCs w:val="24"/>
+        </w:rPr>
+        <w:t xml:space="preserve"> </w:t>
+      </w:r>
+      <w:proofErr w:type="spellStart"/>
+      <w:r>
+        <w:rPr>
+          <w:rFonts w:ascii="Arial Narrow" w:hAnsi="Arial Narrow"/>
+          <w:sz w:val="24"/>
+          <w:szCs w:val="24"/>
+        </w:rPr>
+        <w:t>diisi</w:t>
+      </w:r>
+      <w:proofErr w:type="spellEnd"/>
+      <w:r>
+        <w:rPr>
+          <w:rFonts w:ascii="Arial Narrow" w:hAnsi="Arial Narrow"/>
+          <w:sz w:val="24"/>
+          <w:szCs w:val="24"/>
+        </w:rPr>
+        <w:t xml:space="preserve"> </w:t>
+      </w:r>
+      <w:proofErr w:type="spellStart"/>
+      <w:r>
+        <w:rPr>
+          <w:rFonts w:ascii="Arial Narrow" w:hAnsi="Arial Narrow"/>
+          <w:sz w:val="24"/>
+          <w:szCs w:val="24"/>
+        </w:rPr>
+        <w:t>setelahnya</w:t>
+      </w:r>
+      <w:proofErr w:type="spellEnd"/>
+      <w:r>
+        <w:rPr>
+          <w:rFonts w:ascii="Arial Narrow" w:hAnsi="Arial Narrow"/>
+          <w:sz w:val="24"/>
+          <w:szCs w:val="24"/>
+        </w:rPr>
+        <w:t>).</w:t>
       </w:r>
     </w:p>
     <w:p>
@@ -1322,7 +3814,79 @@
           <w:sz w:val="24"/>
           <w:szCs w:val="24"/>
         </w:rPr>
-        <w:t>002 - Mendapatkan nilai dari Google Sheets dengan Google</w:t>
+        <w:t xml:space="preserve">002 - </w:t>
+      </w:r>
+      <w:proofErr w:type="spellStart"/>
+      <w:r>
+        <w:rPr>
+          <w:rFonts w:ascii="Arial Narrow" w:hAnsi="Arial Narrow"/>
+          <w:sz w:val="24"/>
+          <w:szCs w:val="24"/>
+        </w:rPr>
+        <w:t>Mendapatkan</w:t>
+      </w:r>
+      <w:proofErr w:type="spellEnd"/>
+      <w:r>
+        <w:rPr>
+          <w:rFonts w:ascii="Arial Narrow" w:hAnsi="Arial Narrow"/>
+          <w:sz w:val="24"/>
+          <w:szCs w:val="24"/>
+        </w:rPr>
+        <w:t xml:space="preserve"> </w:t>
+      </w:r>
+      <w:proofErr w:type="spellStart"/>
+      <w:r>
+        <w:rPr>
+          <w:rFonts w:ascii="Arial Narrow" w:hAnsi="Arial Narrow"/>
+          <w:sz w:val="24"/>
+          <w:szCs w:val="24"/>
+        </w:rPr>
+        <w:t>nilai</w:t>
+      </w:r>
+      <w:proofErr w:type="spellEnd"/>
+      <w:r>
+        <w:rPr>
+          <w:rFonts w:ascii="Arial Narrow" w:hAnsi="Arial Narrow"/>
+          <w:sz w:val="24"/>
+          <w:szCs w:val="24"/>
+        </w:rPr>
+        <w:t xml:space="preserve"> </w:t>
+      </w:r>
+      <w:proofErr w:type="spellStart"/>
+      <w:r>
+        <w:rPr>
+          <w:rFonts w:ascii="Arial Narrow" w:hAnsi="Arial Narrow"/>
+          <w:sz w:val="24"/>
+          <w:szCs w:val="24"/>
+        </w:rPr>
+        <w:t>dari</w:t>
+      </w:r>
+      <w:proofErr w:type="spellEnd"/>
+      <w:r>
+        <w:rPr>
+          <w:rFonts w:ascii="Arial Narrow" w:hAnsi="Arial Narrow"/>
+          <w:sz w:val="24"/>
+          <w:szCs w:val="24"/>
+        </w:rPr>
+        <w:t xml:space="preserve"> Google Sheets </w:t>
+      </w:r>
+      <w:proofErr w:type="spellStart"/>
+      <w:r>
+        <w:rPr>
+          <w:rFonts w:ascii="Arial Narrow" w:hAnsi="Arial Narrow"/>
+          <w:sz w:val="24"/>
+          <w:szCs w:val="24"/>
+        </w:rPr>
+        <w:t>dengan</w:t>
+      </w:r>
+      <w:proofErr w:type="spellEnd"/>
+      <w:r>
+        <w:rPr>
+          <w:rFonts w:ascii="Arial Narrow" w:hAnsi="Arial Narrow"/>
+          <w:sz w:val="24"/>
+          <w:szCs w:val="24"/>
+        </w:rPr>
+        <w:t xml:space="preserve"> Google</w:t>
       </w:r>
       <w:r>
         <w:rPr>
@@ -1418,34 +3982,90 @@
           <w:sz w:val="24"/>
           <w:szCs w:val="24"/>
         </w:rPr>
-        <w:t>row and coloum</w:t>
-      </w:r>
-      <w:r>
-        <w:rPr>
-          <w:rFonts w:ascii="Arial Narrow" w:hAnsi="Arial Narrow"/>
-          <w:sz w:val="24"/>
-          <w:szCs w:val="24"/>
-        </w:rPr>
-        <w:t xml:space="preserve"> many method:</w:t>
-      </w:r>
-    </w:p>
-    <w:p>
-      <w:pPr>
-        <w:spacing w:after="0" w:line="240" w:lineRule="auto"/>
-        <w:rPr>
-          <w:rFonts w:ascii="Arial Narrow" w:hAnsi="Arial Narrow"/>
-          <w:sz w:val="24"/>
-          <w:szCs w:val="24"/>
-        </w:rPr>
-      </w:pPr>
-      <w:r>
-        <w:rPr>
-          <w:rFonts w:ascii="Arial Narrow" w:hAnsi="Arial Narrow"/>
-          <w:sz w:val="24"/>
-          <w:szCs w:val="24"/>
-        </w:rPr>
-        <w:t>function ambil_data(){</w:t>
-      </w:r>
+        <w:t xml:space="preserve">row and </w:t>
+      </w:r>
+      <w:proofErr w:type="spellStart"/>
+      <w:r>
+        <w:rPr>
+          <w:rFonts w:ascii="Arial Narrow" w:hAnsi="Arial Narrow"/>
+          <w:sz w:val="24"/>
+          <w:szCs w:val="24"/>
+        </w:rPr>
+        <w:t>coloum</w:t>
+      </w:r>
+      <w:proofErr w:type="spellEnd"/>
+      <w:r>
+        <w:rPr>
+          <w:rFonts w:ascii="Arial Narrow" w:hAnsi="Arial Narrow"/>
+          <w:sz w:val="24"/>
+          <w:szCs w:val="24"/>
+        </w:rPr>
+        <w:t xml:space="preserve"> many </w:t>
+      </w:r>
+      <w:proofErr w:type="gramStart"/>
+      <w:r>
+        <w:rPr>
+          <w:rFonts w:ascii="Arial Narrow" w:hAnsi="Arial Narrow"/>
+          <w:sz w:val="24"/>
+          <w:szCs w:val="24"/>
+        </w:rPr>
+        <w:t>method</w:t>
+      </w:r>
+      <w:proofErr w:type="gramEnd"/>
+      <w:r>
+        <w:rPr>
+          <w:rFonts w:ascii="Arial Narrow" w:hAnsi="Arial Narrow"/>
+          <w:sz w:val="24"/>
+          <w:szCs w:val="24"/>
+        </w:rPr>
+        <w:t>:</w:t>
+      </w:r>
+    </w:p>
+    <w:p>
+      <w:pPr>
+        <w:spacing w:after="0" w:line="240" w:lineRule="auto"/>
+        <w:rPr>
+          <w:rFonts w:ascii="Arial Narrow" w:hAnsi="Arial Narrow"/>
+          <w:sz w:val="24"/>
+          <w:szCs w:val="24"/>
+        </w:rPr>
+      </w:pPr>
+      <w:r>
+        <w:rPr>
+          <w:rFonts w:ascii="Arial Narrow" w:hAnsi="Arial Narrow"/>
+          <w:sz w:val="24"/>
+          <w:szCs w:val="24"/>
+        </w:rPr>
+        <w:t xml:space="preserve">function </w:t>
+      </w:r>
+      <w:proofErr w:type="spellStart"/>
+      <w:r>
+        <w:rPr>
+          <w:rFonts w:ascii="Arial Narrow" w:hAnsi="Arial Narrow"/>
+          <w:sz w:val="24"/>
+          <w:szCs w:val="24"/>
+        </w:rPr>
+        <w:t>ambil_</w:t>
+      </w:r>
+      <w:proofErr w:type="gramStart"/>
+      <w:r>
+        <w:rPr>
+          <w:rFonts w:ascii="Arial Narrow" w:hAnsi="Arial Narrow"/>
+          <w:sz w:val="24"/>
+          <w:szCs w:val="24"/>
+        </w:rPr>
+        <w:t>data</w:t>
+      </w:r>
+      <w:proofErr w:type="spellEnd"/>
+      <w:r>
+        <w:rPr>
+          <w:rFonts w:ascii="Arial Narrow" w:hAnsi="Arial Narrow"/>
+          <w:sz w:val="24"/>
+          <w:szCs w:val="24"/>
+        </w:rPr>
+        <w:t>(){</w:t>
+      </w:r>
+      <w:proofErr w:type="gramEnd"/>
     </w:p>
     <w:p>
       <w:pPr>
@@ -1526,53 +4146,165 @@
           <w:sz w:val="24"/>
           <w:szCs w:val="24"/>
         </w:rPr>
-        <w:t>  var nama_sheet = sheet.getSheetByName('Sheet1');</w:t>
-      </w:r>
-    </w:p>
-    <w:p>
-      <w:pPr>
-        <w:spacing w:after="0" w:line="240" w:lineRule="auto"/>
-        <w:rPr>
-          <w:rFonts w:ascii="Arial Narrow" w:hAnsi="Arial Narrow"/>
-          <w:sz w:val="24"/>
-          <w:szCs w:val="24"/>
-        </w:rPr>
-      </w:pPr>
-    </w:p>
-    <w:p>
-      <w:pPr>
-        <w:spacing w:after="0" w:line="240" w:lineRule="auto"/>
-        <w:rPr>
-          <w:rFonts w:ascii="Arial Narrow" w:hAnsi="Arial Narrow"/>
-          <w:sz w:val="24"/>
-          <w:szCs w:val="24"/>
-        </w:rPr>
-      </w:pPr>
-      <w:r>
-        <w:rPr>
-          <w:rFonts w:ascii="Arial Narrow" w:hAnsi="Arial Narrow"/>
-          <w:sz w:val="24"/>
-          <w:szCs w:val="24"/>
-        </w:rPr>
-        <w:t>  // range colom as suspect with take value</w:t>
-      </w:r>
-    </w:p>
-    <w:p>
-      <w:pPr>
-        <w:spacing w:after="0" w:line="240" w:lineRule="auto"/>
-        <w:rPr>
-          <w:rFonts w:ascii="Arial Narrow" w:hAnsi="Arial Narrow"/>
-          <w:sz w:val="24"/>
-          <w:szCs w:val="24"/>
-        </w:rPr>
-      </w:pPr>
-      <w:r>
-        <w:rPr>
-          <w:rFonts w:ascii="Arial Narrow" w:hAnsi="Arial Narrow"/>
-          <w:sz w:val="24"/>
-          <w:szCs w:val="24"/>
-        </w:rPr>
-        <w:t>  var isi1 = nama_sheet.getRange('A1').getValue();</w:t>
+        <w:t xml:space="preserve">  var </w:t>
+      </w:r>
+      <w:proofErr w:type="spellStart"/>
+      <w:r>
+        <w:rPr>
+          <w:rFonts w:ascii="Arial Narrow" w:hAnsi="Arial Narrow"/>
+          <w:sz w:val="24"/>
+          <w:szCs w:val="24"/>
+        </w:rPr>
+        <w:t>nama_sheet</w:t>
+      </w:r>
+      <w:proofErr w:type="spellEnd"/>
+      <w:r>
+        <w:rPr>
+          <w:rFonts w:ascii="Arial Narrow" w:hAnsi="Arial Narrow"/>
+          <w:sz w:val="24"/>
+          <w:szCs w:val="24"/>
+        </w:rPr>
+        <w:t xml:space="preserve"> = </w:t>
+      </w:r>
+      <w:proofErr w:type="spellStart"/>
+      <w:proofErr w:type="gramStart"/>
+      <w:r>
+        <w:rPr>
+          <w:rFonts w:ascii="Arial Narrow" w:hAnsi="Arial Narrow"/>
+          <w:sz w:val="24"/>
+          <w:szCs w:val="24"/>
+        </w:rPr>
+        <w:t>sheet.getSheetByName</w:t>
+      </w:r>
+      <w:proofErr w:type="spellEnd"/>
+      <w:proofErr w:type="gramEnd"/>
+      <w:r>
+        <w:rPr>
+          <w:rFonts w:ascii="Arial Narrow" w:hAnsi="Arial Narrow"/>
+          <w:sz w:val="24"/>
+          <w:szCs w:val="24"/>
+        </w:rPr>
+        <w:t>('Sheet1');</w:t>
+      </w:r>
+    </w:p>
+    <w:p>
+      <w:pPr>
+        <w:spacing w:after="0" w:line="240" w:lineRule="auto"/>
+        <w:rPr>
+          <w:rFonts w:ascii="Arial Narrow" w:hAnsi="Arial Narrow"/>
+          <w:sz w:val="24"/>
+          <w:szCs w:val="24"/>
+        </w:rPr>
+      </w:pPr>
+    </w:p>
+    <w:p>
+      <w:pPr>
+        <w:spacing w:after="0" w:line="240" w:lineRule="auto"/>
+        <w:rPr>
+          <w:rFonts w:ascii="Arial Narrow" w:hAnsi="Arial Narrow"/>
+          <w:sz w:val="24"/>
+          <w:szCs w:val="24"/>
+        </w:rPr>
+      </w:pPr>
+      <w:r>
+        <w:rPr>
+          <w:rFonts w:ascii="Arial Narrow" w:hAnsi="Arial Narrow"/>
+          <w:sz w:val="24"/>
+          <w:szCs w:val="24"/>
+        </w:rPr>
+        <w:t xml:space="preserve">  // range </w:t>
+      </w:r>
+      <w:proofErr w:type="spellStart"/>
+      <w:r>
+        <w:rPr>
+          <w:rFonts w:ascii="Arial Narrow" w:hAnsi="Arial Narrow"/>
+          <w:sz w:val="24"/>
+          <w:szCs w:val="24"/>
+        </w:rPr>
+        <w:t>colom</w:t>
+      </w:r>
+      <w:proofErr w:type="spellEnd"/>
+      <w:r>
+        <w:rPr>
+          <w:rFonts w:ascii="Arial Narrow" w:hAnsi="Arial Narrow"/>
+          <w:sz w:val="24"/>
+          <w:szCs w:val="24"/>
+        </w:rPr>
+        <w:t xml:space="preserve"> as suspect with take value</w:t>
+      </w:r>
+    </w:p>
+    <w:p>
+      <w:pPr>
+        <w:spacing w:after="0" w:line="240" w:lineRule="auto"/>
+        <w:rPr>
+          <w:rFonts w:ascii="Arial Narrow" w:hAnsi="Arial Narrow"/>
+          <w:sz w:val="24"/>
+          <w:szCs w:val="24"/>
+        </w:rPr>
+      </w:pPr>
+      <w:r>
+        <w:rPr>
+          <w:rFonts w:ascii="Arial Narrow" w:hAnsi="Arial Narrow"/>
+          <w:sz w:val="24"/>
+          <w:szCs w:val="24"/>
+        </w:rPr>
+        <w:t xml:space="preserve">  var isi1 = </w:t>
+      </w:r>
+      <w:proofErr w:type="spellStart"/>
+      <w:r>
+        <w:rPr>
+          <w:rFonts w:ascii="Arial Narrow" w:hAnsi="Arial Narrow"/>
+          <w:sz w:val="24"/>
+          <w:szCs w:val="24"/>
+        </w:rPr>
+        <w:t>nama_</w:t>
+      </w:r>
+      <w:proofErr w:type="gramStart"/>
+      <w:r>
+        <w:rPr>
+          <w:rFonts w:ascii="Arial Narrow" w:hAnsi="Arial Narrow"/>
+          <w:sz w:val="24"/>
+          <w:szCs w:val="24"/>
+        </w:rPr>
+        <w:t>sheet.getRange</w:t>
+      </w:r>
+      <w:proofErr w:type="spellEnd"/>
+      <w:proofErr w:type="gramEnd"/>
+      <w:r>
+        <w:rPr>
+          <w:rFonts w:ascii="Arial Narrow" w:hAnsi="Arial Narrow"/>
+          <w:sz w:val="24"/>
+          <w:szCs w:val="24"/>
+        </w:rPr>
+        <w:t>('A1'</w:t>
+      </w:r>
+      <w:proofErr w:type="gramStart"/>
+      <w:r>
+        <w:rPr>
+          <w:rFonts w:ascii="Arial Narrow" w:hAnsi="Arial Narrow"/>
+          <w:sz w:val="24"/>
+          <w:szCs w:val="24"/>
+        </w:rPr>
+        <w:t>).</w:t>
+      </w:r>
+      <w:proofErr w:type="spellStart"/>
+      <w:r>
+        <w:rPr>
+          <w:rFonts w:ascii="Arial Narrow" w:hAnsi="Arial Narrow"/>
+          <w:sz w:val="24"/>
+          <w:szCs w:val="24"/>
+        </w:rPr>
+        <w:t>getValue</w:t>
+      </w:r>
+      <w:proofErr w:type="spellEnd"/>
+      <w:proofErr w:type="gramEnd"/>
+      <w:r>
+        <w:rPr>
+          <w:rFonts w:ascii="Arial Narrow" w:hAnsi="Arial Narrow"/>
+          <w:sz w:val="24"/>
+          <w:szCs w:val="24"/>
+        </w:rPr>
+        <w:t>();</w:t>
       </w:r>
     </w:p>
     <w:p>
@@ -1618,237 +4350,693 @@
           <w:sz w:val="24"/>
           <w:szCs w:val="24"/>
         </w:rPr>
-        <w:t xml:space="preserve">  var isi2 = nama_sheet.getRange('A2:E2').getValue(); </w:t>
-      </w:r>
-    </w:p>
-    <w:p>
-      <w:pPr>
-        <w:spacing w:after="0" w:line="240" w:lineRule="auto"/>
-        <w:rPr>
-          <w:rFonts w:ascii="Arial Narrow" w:hAnsi="Arial Narrow"/>
-          <w:sz w:val="24"/>
-          <w:szCs w:val="24"/>
-        </w:rPr>
-      </w:pPr>
-    </w:p>
-    <w:p>
-      <w:pPr>
-        <w:spacing w:after="0" w:line="240" w:lineRule="auto"/>
-        <w:rPr>
-          <w:rFonts w:ascii="Arial Narrow" w:hAnsi="Arial Narrow"/>
-          <w:sz w:val="24"/>
-          <w:szCs w:val="24"/>
-        </w:rPr>
-      </w:pPr>
-      <w:r>
-        <w:rPr>
-          <w:rFonts w:ascii="Arial Narrow" w:hAnsi="Arial Narrow"/>
-          <w:sz w:val="24"/>
-          <w:szCs w:val="24"/>
-        </w:rPr>
-        <w:t>  // take by row and colum</w:t>
-      </w:r>
-    </w:p>
-    <w:p>
-      <w:pPr>
-        <w:spacing w:after="0" w:line="240" w:lineRule="auto"/>
-        <w:rPr>
-          <w:rFonts w:ascii="Arial Narrow" w:hAnsi="Arial Narrow"/>
-          <w:sz w:val="24"/>
-          <w:szCs w:val="24"/>
-        </w:rPr>
-      </w:pPr>
-      <w:r>
-        <w:rPr>
-          <w:rFonts w:ascii="Arial Narrow" w:hAnsi="Arial Narrow"/>
-          <w:sz w:val="24"/>
-          <w:szCs w:val="24"/>
-        </w:rPr>
-        <w:t>  var isi3 = nama_sheet.getRange(2,1).getValue();</w:t>
-      </w:r>
-    </w:p>
-    <w:p>
-      <w:pPr>
-        <w:spacing w:after="0" w:line="240" w:lineRule="auto"/>
-        <w:rPr>
-          <w:rFonts w:ascii="Arial Narrow" w:hAnsi="Arial Narrow"/>
-          <w:sz w:val="24"/>
-          <w:szCs w:val="24"/>
-        </w:rPr>
-      </w:pPr>
-    </w:p>
-    <w:p>
-      <w:pPr>
-        <w:spacing w:after="0" w:line="240" w:lineRule="auto"/>
-        <w:rPr>
-          <w:rFonts w:ascii="Arial Narrow" w:hAnsi="Arial Narrow"/>
-          <w:sz w:val="24"/>
-          <w:szCs w:val="24"/>
-        </w:rPr>
-      </w:pPr>
-      <w:r>
-        <w:rPr>
-          <w:rFonts w:ascii="Arial Narrow" w:hAnsi="Arial Narrow"/>
-          <w:sz w:val="24"/>
-          <w:szCs w:val="24"/>
-        </w:rPr>
-        <w:t>  // take by row from A2 until 3 row botom</w:t>
-      </w:r>
-    </w:p>
-    <w:p>
-      <w:pPr>
-        <w:spacing w:after="0" w:line="240" w:lineRule="auto"/>
-        <w:rPr>
-          <w:rFonts w:ascii="Arial Narrow" w:hAnsi="Arial Narrow"/>
-          <w:sz w:val="24"/>
-          <w:szCs w:val="24"/>
-        </w:rPr>
-      </w:pPr>
-      <w:r>
-        <w:rPr>
-          <w:rFonts w:ascii="Arial Narrow" w:hAnsi="Arial Narrow"/>
-          <w:sz w:val="24"/>
-          <w:szCs w:val="24"/>
-        </w:rPr>
-        <w:t>  var isi4 = nama_sheet.getRange(2,1,3).getValues();</w:t>
-      </w:r>
-    </w:p>
-    <w:p>
-      <w:pPr>
-        <w:spacing w:after="0" w:line="240" w:lineRule="auto"/>
-        <w:rPr>
-          <w:rFonts w:ascii="Arial Narrow" w:hAnsi="Arial Narrow"/>
-          <w:sz w:val="24"/>
-          <w:szCs w:val="24"/>
-        </w:rPr>
-      </w:pPr>
-    </w:p>
-    <w:p>
-      <w:pPr>
-        <w:spacing w:after="0" w:line="240" w:lineRule="auto"/>
-        <w:rPr>
-          <w:rFonts w:ascii="Arial Narrow" w:hAnsi="Arial Narrow"/>
-          <w:sz w:val="24"/>
-          <w:szCs w:val="24"/>
-        </w:rPr>
-      </w:pPr>
-      <w:r>
-        <w:rPr>
-          <w:rFonts w:ascii="Arial Narrow" w:hAnsi="Arial Narrow"/>
-          <w:sz w:val="24"/>
-          <w:szCs w:val="24"/>
-        </w:rPr>
-        <w:t>  // take by row from A2 until 3 row botom and colom</w:t>
-      </w:r>
-    </w:p>
-    <w:p>
-      <w:pPr>
-        <w:spacing w:after="0" w:line="240" w:lineRule="auto"/>
-        <w:rPr>
-          <w:rFonts w:ascii="Arial Narrow" w:hAnsi="Arial Narrow"/>
-          <w:sz w:val="24"/>
-          <w:szCs w:val="24"/>
-        </w:rPr>
-      </w:pPr>
-      <w:r>
-        <w:rPr>
-          <w:rFonts w:ascii="Arial Narrow" w:hAnsi="Arial Narrow"/>
-          <w:sz w:val="24"/>
-          <w:szCs w:val="24"/>
-        </w:rPr>
-        <w:t>  var isi5 = nama_sheet.getRange(2,1,3,3).getValues();</w:t>
-      </w:r>
-    </w:p>
-    <w:p>
-      <w:pPr>
-        <w:spacing w:after="0" w:line="240" w:lineRule="auto"/>
-        <w:rPr>
-          <w:rFonts w:ascii="Arial Narrow" w:hAnsi="Arial Narrow"/>
-          <w:sz w:val="24"/>
-          <w:szCs w:val="24"/>
-        </w:rPr>
-      </w:pPr>
-    </w:p>
-    <w:p>
-      <w:pPr>
-        <w:spacing w:after="0" w:line="240" w:lineRule="auto"/>
-        <w:rPr>
-          <w:rFonts w:ascii="Arial Narrow" w:hAnsi="Arial Narrow"/>
-          <w:sz w:val="24"/>
-          <w:szCs w:val="24"/>
-        </w:rPr>
-      </w:pPr>
-      <w:r>
-        <w:rPr>
-          <w:rFonts w:ascii="Arial Narrow" w:hAnsi="Arial Narrow"/>
-          <w:sz w:val="24"/>
-          <w:szCs w:val="24"/>
-        </w:rPr>
-        <w:t>  // take value base on orinal data</w:t>
-      </w:r>
-    </w:p>
-    <w:p>
-      <w:pPr>
-        <w:spacing w:after="0" w:line="240" w:lineRule="auto"/>
-        <w:rPr>
-          <w:rFonts w:ascii="Arial Narrow" w:hAnsi="Arial Narrow"/>
-          <w:sz w:val="24"/>
-          <w:szCs w:val="24"/>
-        </w:rPr>
-      </w:pPr>
-      <w:r>
-        <w:rPr>
-          <w:rFonts w:ascii="Arial Narrow" w:hAnsi="Arial Narrow"/>
-          <w:sz w:val="24"/>
-          <w:szCs w:val="24"/>
-        </w:rPr>
-        <w:t>  var isi6 = nama_sheet.getRange('C2').getValue();</w:t>
-      </w:r>
-    </w:p>
-    <w:p>
-      <w:pPr>
-        <w:spacing w:after="0" w:line="240" w:lineRule="auto"/>
-        <w:rPr>
-          <w:rFonts w:ascii="Arial Narrow" w:hAnsi="Arial Narrow"/>
-          <w:sz w:val="24"/>
-          <w:szCs w:val="24"/>
-        </w:rPr>
-      </w:pPr>
-    </w:p>
-    <w:p>
-      <w:pPr>
-        <w:spacing w:after="0" w:line="240" w:lineRule="auto"/>
-        <w:rPr>
-          <w:rFonts w:ascii="Arial Narrow" w:hAnsi="Arial Narrow"/>
-          <w:sz w:val="24"/>
-          <w:szCs w:val="24"/>
-        </w:rPr>
-      </w:pPr>
-      <w:r>
-        <w:rPr>
-          <w:rFonts w:ascii="Arial Narrow" w:hAnsi="Arial Narrow"/>
-          <w:sz w:val="24"/>
-          <w:szCs w:val="24"/>
-        </w:rPr>
-        <w:t>  // take value reverto coloum exis in spreadsheet</w:t>
-      </w:r>
-    </w:p>
-    <w:p>
-      <w:pPr>
-        <w:spacing w:after="0" w:line="240" w:lineRule="auto"/>
-        <w:rPr>
-          <w:rFonts w:ascii="Arial Narrow" w:hAnsi="Arial Narrow"/>
-          <w:sz w:val="24"/>
-          <w:szCs w:val="24"/>
-        </w:rPr>
-      </w:pPr>
-      <w:r>
-        <w:rPr>
-          <w:rFonts w:ascii="Arial Narrow" w:hAnsi="Arial Narrow"/>
-          <w:sz w:val="24"/>
-          <w:szCs w:val="24"/>
-        </w:rPr>
-        <w:t>  var isi7 = nama_sheet.getRange('C2').getDisplayValues();</w:t>
+        <w:t xml:space="preserve">  var isi2 = </w:t>
+      </w:r>
+      <w:proofErr w:type="spellStart"/>
+      <w:r>
+        <w:rPr>
+          <w:rFonts w:ascii="Arial Narrow" w:hAnsi="Arial Narrow"/>
+          <w:sz w:val="24"/>
+          <w:szCs w:val="24"/>
+        </w:rPr>
+        <w:t>nama_</w:t>
+      </w:r>
+      <w:proofErr w:type="gramStart"/>
+      <w:r>
+        <w:rPr>
+          <w:rFonts w:ascii="Arial Narrow" w:hAnsi="Arial Narrow"/>
+          <w:sz w:val="24"/>
+          <w:szCs w:val="24"/>
+        </w:rPr>
+        <w:t>sheet.getRange</w:t>
+      </w:r>
+      <w:proofErr w:type="spellEnd"/>
+      <w:proofErr w:type="gramEnd"/>
+      <w:r>
+        <w:rPr>
+          <w:rFonts w:ascii="Arial Narrow" w:hAnsi="Arial Narrow"/>
+          <w:sz w:val="24"/>
+          <w:szCs w:val="24"/>
+        </w:rPr>
+        <w:t>('A2:E2'</w:t>
+      </w:r>
+      <w:proofErr w:type="gramStart"/>
+      <w:r>
+        <w:rPr>
+          <w:rFonts w:ascii="Arial Narrow" w:hAnsi="Arial Narrow"/>
+          <w:sz w:val="24"/>
+          <w:szCs w:val="24"/>
+        </w:rPr>
+        <w:t>).</w:t>
+      </w:r>
+      <w:proofErr w:type="spellStart"/>
+      <w:r>
+        <w:rPr>
+          <w:rFonts w:ascii="Arial Narrow" w:hAnsi="Arial Narrow"/>
+          <w:sz w:val="24"/>
+          <w:szCs w:val="24"/>
+        </w:rPr>
+        <w:t>getValue</w:t>
+      </w:r>
+      <w:proofErr w:type="spellEnd"/>
+      <w:proofErr w:type="gramEnd"/>
+      <w:r>
+        <w:rPr>
+          <w:rFonts w:ascii="Arial Narrow" w:hAnsi="Arial Narrow"/>
+          <w:sz w:val="24"/>
+          <w:szCs w:val="24"/>
+        </w:rPr>
+        <w:t xml:space="preserve">(); </w:t>
+      </w:r>
+    </w:p>
+    <w:p>
+      <w:pPr>
+        <w:spacing w:after="0" w:line="240" w:lineRule="auto"/>
+        <w:rPr>
+          <w:rFonts w:ascii="Arial Narrow" w:hAnsi="Arial Narrow"/>
+          <w:sz w:val="24"/>
+          <w:szCs w:val="24"/>
+        </w:rPr>
+      </w:pPr>
+    </w:p>
+    <w:p>
+      <w:pPr>
+        <w:spacing w:after="0" w:line="240" w:lineRule="auto"/>
+        <w:rPr>
+          <w:rFonts w:ascii="Arial Narrow" w:hAnsi="Arial Narrow"/>
+          <w:sz w:val="24"/>
+          <w:szCs w:val="24"/>
+        </w:rPr>
+      </w:pPr>
+      <w:r>
+        <w:rPr>
+          <w:rFonts w:ascii="Arial Narrow" w:hAnsi="Arial Narrow"/>
+          <w:sz w:val="24"/>
+          <w:szCs w:val="24"/>
+        </w:rPr>
+        <w:t xml:space="preserve">  // take by row and </w:t>
+      </w:r>
+      <w:proofErr w:type="spellStart"/>
+      <w:r>
+        <w:rPr>
+          <w:rFonts w:ascii="Arial Narrow" w:hAnsi="Arial Narrow"/>
+          <w:sz w:val="24"/>
+          <w:szCs w:val="24"/>
+        </w:rPr>
+        <w:t>colum</w:t>
+      </w:r>
+      <w:proofErr w:type="spellEnd"/>
+    </w:p>
+    <w:p>
+      <w:pPr>
+        <w:spacing w:after="0" w:line="240" w:lineRule="auto"/>
+        <w:rPr>
+          <w:rFonts w:ascii="Arial Narrow" w:hAnsi="Arial Narrow"/>
+          <w:sz w:val="24"/>
+          <w:szCs w:val="24"/>
+        </w:rPr>
+      </w:pPr>
+      <w:r>
+        <w:rPr>
+          <w:rFonts w:ascii="Arial Narrow" w:hAnsi="Arial Narrow"/>
+          <w:sz w:val="24"/>
+          <w:szCs w:val="24"/>
+        </w:rPr>
+        <w:t xml:space="preserve">  var isi3 = </w:t>
+      </w:r>
+      <w:proofErr w:type="spellStart"/>
+      <w:r>
+        <w:rPr>
+          <w:rFonts w:ascii="Arial Narrow" w:hAnsi="Arial Narrow"/>
+          <w:sz w:val="24"/>
+          <w:szCs w:val="24"/>
+        </w:rPr>
+        <w:t>nama_</w:t>
+      </w:r>
+      <w:proofErr w:type="gramStart"/>
+      <w:r>
+        <w:rPr>
+          <w:rFonts w:ascii="Arial Narrow" w:hAnsi="Arial Narrow"/>
+          <w:sz w:val="24"/>
+          <w:szCs w:val="24"/>
+        </w:rPr>
+        <w:t>sheet.getRange</w:t>
+      </w:r>
+      <w:proofErr w:type="spellEnd"/>
+      <w:proofErr w:type="gramEnd"/>
+      <w:r>
+        <w:rPr>
+          <w:rFonts w:ascii="Arial Narrow" w:hAnsi="Arial Narrow"/>
+          <w:sz w:val="24"/>
+          <w:szCs w:val="24"/>
+        </w:rPr>
+        <w:t>(2,1</w:t>
+      </w:r>
+      <w:proofErr w:type="gramStart"/>
+      <w:r>
+        <w:rPr>
+          <w:rFonts w:ascii="Arial Narrow" w:hAnsi="Arial Narrow"/>
+          <w:sz w:val="24"/>
+          <w:szCs w:val="24"/>
+        </w:rPr>
+        <w:t>).</w:t>
+      </w:r>
+      <w:proofErr w:type="spellStart"/>
+      <w:r>
+        <w:rPr>
+          <w:rFonts w:ascii="Arial Narrow" w:hAnsi="Arial Narrow"/>
+          <w:sz w:val="24"/>
+          <w:szCs w:val="24"/>
+        </w:rPr>
+        <w:t>getValue</w:t>
+      </w:r>
+      <w:proofErr w:type="spellEnd"/>
+      <w:proofErr w:type="gramEnd"/>
+      <w:r>
+        <w:rPr>
+          <w:rFonts w:ascii="Arial Narrow" w:hAnsi="Arial Narrow"/>
+          <w:sz w:val="24"/>
+          <w:szCs w:val="24"/>
+        </w:rPr>
+        <w:t>();</w:t>
+      </w:r>
+    </w:p>
+    <w:p>
+      <w:pPr>
+        <w:spacing w:after="0" w:line="240" w:lineRule="auto"/>
+        <w:rPr>
+          <w:rFonts w:ascii="Arial Narrow" w:hAnsi="Arial Narrow"/>
+          <w:sz w:val="24"/>
+          <w:szCs w:val="24"/>
+        </w:rPr>
+      </w:pPr>
+    </w:p>
+    <w:p>
+      <w:pPr>
+        <w:spacing w:after="0" w:line="240" w:lineRule="auto"/>
+        <w:rPr>
+          <w:rFonts w:ascii="Arial Narrow" w:hAnsi="Arial Narrow"/>
+          <w:sz w:val="24"/>
+          <w:szCs w:val="24"/>
+        </w:rPr>
+      </w:pPr>
+      <w:r>
+        <w:rPr>
+          <w:rFonts w:ascii="Arial Narrow" w:hAnsi="Arial Narrow"/>
+          <w:sz w:val="24"/>
+          <w:szCs w:val="24"/>
+        </w:rPr>
+        <w:t xml:space="preserve">  // take by row from A2 until 3 row </w:t>
+      </w:r>
+      <w:proofErr w:type="spellStart"/>
+      <w:r>
+        <w:rPr>
+          <w:rFonts w:ascii="Arial Narrow" w:hAnsi="Arial Narrow"/>
+          <w:sz w:val="24"/>
+          <w:szCs w:val="24"/>
+        </w:rPr>
+        <w:t>botom</w:t>
+      </w:r>
+      <w:proofErr w:type="spellEnd"/>
+    </w:p>
+    <w:p>
+      <w:pPr>
+        <w:spacing w:after="0" w:line="240" w:lineRule="auto"/>
+        <w:rPr>
+          <w:rFonts w:ascii="Arial Narrow" w:hAnsi="Arial Narrow"/>
+          <w:sz w:val="24"/>
+          <w:szCs w:val="24"/>
+        </w:rPr>
+      </w:pPr>
+      <w:r>
+        <w:rPr>
+          <w:rFonts w:ascii="Arial Narrow" w:hAnsi="Arial Narrow"/>
+          <w:sz w:val="24"/>
+          <w:szCs w:val="24"/>
+        </w:rPr>
+        <w:t xml:space="preserve">  var isi4 = </w:t>
+      </w:r>
+      <w:proofErr w:type="spellStart"/>
+      <w:r>
+        <w:rPr>
+          <w:rFonts w:ascii="Arial Narrow" w:hAnsi="Arial Narrow"/>
+          <w:sz w:val="24"/>
+          <w:szCs w:val="24"/>
+        </w:rPr>
+        <w:t>nama_</w:t>
+      </w:r>
+      <w:proofErr w:type="gramStart"/>
+      <w:r>
+        <w:rPr>
+          <w:rFonts w:ascii="Arial Narrow" w:hAnsi="Arial Narrow"/>
+          <w:sz w:val="24"/>
+          <w:szCs w:val="24"/>
+        </w:rPr>
+        <w:t>sheet.getRange</w:t>
+      </w:r>
+      <w:proofErr w:type="spellEnd"/>
+      <w:proofErr w:type="gramEnd"/>
+      <w:r>
+        <w:rPr>
+          <w:rFonts w:ascii="Arial Narrow" w:hAnsi="Arial Narrow"/>
+          <w:sz w:val="24"/>
+          <w:szCs w:val="24"/>
+        </w:rPr>
+        <w:t>(2,1,3</w:t>
+      </w:r>
+      <w:proofErr w:type="gramStart"/>
+      <w:r>
+        <w:rPr>
+          <w:rFonts w:ascii="Arial Narrow" w:hAnsi="Arial Narrow"/>
+          <w:sz w:val="24"/>
+          <w:szCs w:val="24"/>
+        </w:rPr>
+        <w:t>).</w:t>
+      </w:r>
+      <w:proofErr w:type="spellStart"/>
+      <w:r>
+        <w:rPr>
+          <w:rFonts w:ascii="Arial Narrow" w:hAnsi="Arial Narrow"/>
+          <w:sz w:val="24"/>
+          <w:szCs w:val="24"/>
+        </w:rPr>
+        <w:t>getValues</w:t>
+      </w:r>
+      <w:proofErr w:type="spellEnd"/>
+      <w:proofErr w:type="gramEnd"/>
+      <w:r>
+        <w:rPr>
+          <w:rFonts w:ascii="Arial Narrow" w:hAnsi="Arial Narrow"/>
+          <w:sz w:val="24"/>
+          <w:szCs w:val="24"/>
+        </w:rPr>
+        <w:t>();</w:t>
+      </w:r>
+    </w:p>
+    <w:p>
+      <w:pPr>
+        <w:spacing w:after="0" w:line="240" w:lineRule="auto"/>
+        <w:rPr>
+          <w:rFonts w:ascii="Arial Narrow" w:hAnsi="Arial Narrow"/>
+          <w:sz w:val="24"/>
+          <w:szCs w:val="24"/>
+        </w:rPr>
+      </w:pPr>
+    </w:p>
+    <w:p>
+      <w:pPr>
+        <w:spacing w:after="0" w:line="240" w:lineRule="auto"/>
+        <w:rPr>
+          <w:rFonts w:ascii="Arial Narrow" w:hAnsi="Arial Narrow"/>
+          <w:sz w:val="24"/>
+          <w:szCs w:val="24"/>
+        </w:rPr>
+      </w:pPr>
+      <w:r>
+        <w:rPr>
+          <w:rFonts w:ascii="Arial Narrow" w:hAnsi="Arial Narrow"/>
+          <w:sz w:val="24"/>
+          <w:szCs w:val="24"/>
+        </w:rPr>
+        <w:t xml:space="preserve">  // take by row from A2 until 3 row </w:t>
+      </w:r>
+      <w:proofErr w:type="spellStart"/>
+      <w:r>
+        <w:rPr>
+          <w:rFonts w:ascii="Arial Narrow" w:hAnsi="Arial Narrow"/>
+          <w:sz w:val="24"/>
+          <w:szCs w:val="24"/>
+        </w:rPr>
+        <w:t>botom</w:t>
+      </w:r>
+      <w:proofErr w:type="spellEnd"/>
+      <w:r>
+        <w:rPr>
+          <w:rFonts w:ascii="Arial Narrow" w:hAnsi="Arial Narrow"/>
+          <w:sz w:val="24"/>
+          <w:szCs w:val="24"/>
+        </w:rPr>
+        <w:t xml:space="preserve"> and </w:t>
+      </w:r>
+      <w:proofErr w:type="spellStart"/>
+      <w:r>
+        <w:rPr>
+          <w:rFonts w:ascii="Arial Narrow" w:hAnsi="Arial Narrow"/>
+          <w:sz w:val="24"/>
+          <w:szCs w:val="24"/>
+        </w:rPr>
+        <w:t>colom</w:t>
+      </w:r>
+      <w:proofErr w:type="spellEnd"/>
+    </w:p>
+    <w:p>
+      <w:pPr>
+        <w:spacing w:after="0" w:line="240" w:lineRule="auto"/>
+        <w:rPr>
+          <w:rFonts w:ascii="Arial Narrow" w:hAnsi="Arial Narrow"/>
+          <w:sz w:val="24"/>
+          <w:szCs w:val="24"/>
+        </w:rPr>
+      </w:pPr>
+      <w:r>
+        <w:rPr>
+          <w:rFonts w:ascii="Arial Narrow" w:hAnsi="Arial Narrow"/>
+          <w:sz w:val="24"/>
+          <w:szCs w:val="24"/>
+        </w:rPr>
+        <w:t xml:space="preserve">  var isi5 = </w:t>
+      </w:r>
+      <w:proofErr w:type="spellStart"/>
+      <w:r>
+        <w:rPr>
+          <w:rFonts w:ascii="Arial Narrow" w:hAnsi="Arial Narrow"/>
+          <w:sz w:val="24"/>
+          <w:szCs w:val="24"/>
+        </w:rPr>
+        <w:t>nama_</w:t>
+      </w:r>
+      <w:proofErr w:type="gramStart"/>
+      <w:r>
+        <w:rPr>
+          <w:rFonts w:ascii="Arial Narrow" w:hAnsi="Arial Narrow"/>
+          <w:sz w:val="24"/>
+          <w:szCs w:val="24"/>
+        </w:rPr>
+        <w:t>sheet.getRange</w:t>
+      </w:r>
+      <w:proofErr w:type="spellEnd"/>
+      <w:proofErr w:type="gramEnd"/>
+      <w:r>
+        <w:rPr>
+          <w:rFonts w:ascii="Arial Narrow" w:hAnsi="Arial Narrow"/>
+          <w:sz w:val="24"/>
+          <w:szCs w:val="24"/>
+        </w:rPr>
+        <w:t>(2,1,3,3</w:t>
+      </w:r>
+      <w:proofErr w:type="gramStart"/>
+      <w:r>
+        <w:rPr>
+          <w:rFonts w:ascii="Arial Narrow" w:hAnsi="Arial Narrow"/>
+          <w:sz w:val="24"/>
+          <w:szCs w:val="24"/>
+        </w:rPr>
+        <w:t>).</w:t>
+      </w:r>
+      <w:proofErr w:type="spellStart"/>
+      <w:r>
+        <w:rPr>
+          <w:rFonts w:ascii="Arial Narrow" w:hAnsi="Arial Narrow"/>
+          <w:sz w:val="24"/>
+          <w:szCs w:val="24"/>
+        </w:rPr>
+        <w:t>getValues</w:t>
+      </w:r>
+      <w:proofErr w:type="spellEnd"/>
+      <w:proofErr w:type="gramEnd"/>
+      <w:r>
+        <w:rPr>
+          <w:rFonts w:ascii="Arial Narrow" w:hAnsi="Arial Narrow"/>
+          <w:sz w:val="24"/>
+          <w:szCs w:val="24"/>
+        </w:rPr>
+        <w:t>();</w:t>
+      </w:r>
+    </w:p>
+    <w:p>
+      <w:pPr>
+        <w:spacing w:after="0" w:line="240" w:lineRule="auto"/>
+        <w:rPr>
+          <w:rFonts w:ascii="Arial Narrow" w:hAnsi="Arial Narrow"/>
+          <w:sz w:val="24"/>
+          <w:szCs w:val="24"/>
+        </w:rPr>
+      </w:pPr>
+    </w:p>
+    <w:p>
+      <w:pPr>
+        <w:spacing w:after="0" w:line="240" w:lineRule="auto"/>
+        <w:rPr>
+          <w:rFonts w:ascii="Arial Narrow" w:hAnsi="Arial Narrow"/>
+          <w:sz w:val="24"/>
+          <w:szCs w:val="24"/>
+        </w:rPr>
+      </w:pPr>
+      <w:r>
+        <w:rPr>
+          <w:rFonts w:ascii="Arial Narrow" w:hAnsi="Arial Narrow"/>
+          <w:sz w:val="24"/>
+          <w:szCs w:val="24"/>
+        </w:rPr>
+        <w:t xml:space="preserve">  // take value base on </w:t>
+      </w:r>
+      <w:proofErr w:type="spellStart"/>
+      <w:r>
+        <w:rPr>
+          <w:rFonts w:ascii="Arial Narrow" w:hAnsi="Arial Narrow"/>
+          <w:sz w:val="24"/>
+          <w:szCs w:val="24"/>
+        </w:rPr>
+        <w:t>orinal</w:t>
+      </w:r>
+      <w:proofErr w:type="spellEnd"/>
+      <w:r>
+        <w:rPr>
+          <w:rFonts w:ascii="Arial Narrow" w:hAnsi="Arial Narrow"/>
+          <w:sz w:val="24"/>
+          <w:szCs w:val="24"/>
+        </w:rPr>
+        <w:t xml:space="preserve"> data</w:t>
+      </w:r>
+    </w:p>
+    <w:p>
+      <w:pPr>
+        <w:spacing w:after="0" w:line="240" w:lineRule="auto"/>
+        <w:rPr>
+          <w:rFonts w:ascii="Arial Narrow" w:hAnsi="Arial Narrow"/>
+          <w:sz w:val="24"/>
+          <w:szCs w:val="24"/>
+        </w:rPr>
+      </w:pPr>
+      <w:r>
+        <w:rPr>
+          <w:rFonts w:ascii="Arial Narrow" w:hAnsi="Arial Narrow"/>
+          <w:sz w:val="24"/>
+          <w:szCs w:val="24"/>
+        </w:rPr>
+        <w:t xml:space="preserve">  var isi6 = </w:t>
+      </w:r>
+      <w:proofErr w:type="spellStart"/>
+      <w:r>
+        <w:rPr>
+          <w:rFonts w:ascii="Arial Narrow" w:hAnsi="Arial Narrow"/>
+          <w:sz w:val="24"/>
+          <w:szCs w:val="24"/>
+        </w:rPr>
+        <w:t>nama_</w:t>
+      </w:r>
+      <w:proofErr w:type="gramStart"/>
+      <w:r>
+        <w:rPr>
+          <w:rFonts w:ascii="Arial Narrow" w:hAnsi="Arial Narrow"/>
+          <w:sz w:val="24"/>
+          <w:szCs w:val="24"/>
+        </w:rPr>
+        <w:t>sheet.getRange</w:t>
+      </w:r>
+      <w:proofErr w:type="spellEnd"/>
+      <w:proofErr w:type="gramEnd"/>
+      <w:r>
+        <w:rPr>
+          <w:rFonts w:ascii="Arial Narrow" w:hAnsi="Arial Narrow"/>
+          <w:sz w:val="24"/>
+          <w:szCs w:val="24"/>
+        </w:rPr>
+        <w:t>('C2'</w:t>
+      </w:r>
+      <w:proofErr w:type="gramStart"/>
+      <w:r>
+        <w:rPr>
+          <w:rFonts w:ascii="Arial Narrow" w:hAnsi="Arial Narrow"/>
+          <w:sz w:val="24"/>
+          <w:szCs w:val="24"/>
+        </w:rPr>
+        <w:t>).</w:t>
+      </w:r>
+      <w:proofErr w:type="spellStart"/>
+      <w:r>
+        <w:rPr>
+          <w:rFonts w:ascii="Arial Narrow" w:hAnsi="Arial Narrow"/>
+          <w:sz w:val="24"/>
+          <w:szCs w:val="24"/>
+        </w:rPr>
+        <w:t>getValue</w:t>
+      </w:r>
+      <w:proofErr w:type="spellEnd"/>
+      <w:proofErr w:type="gramEnd"/>
+      <w:r>
+        <w:rPr>
+          <w:rFonts w:ascii="Arial Narrow" w:hAnsi="Arial Narrow"/>
+          <w:sz w:val="24"/>
+          <w:szCs w:val="24"/>
+        </w:rPr>
+        <w:t>();</w:t>
+      </w:r>
+    </w:p>
+    <w:p>
+      <w:pPr>
+        <w:spacing w:after="0" w:line="240" w:lineRule="auto"/>
+        <w:rPr>
+          <w:rFonts w:ascii="Arial Narrow" w:hAnsi="Arial Narrow"/>
+          <w:sz w:val="24"/>
+          <w:szCs w:val="24"/>
+        </w:rPr>
+      </w:pPr>
+    </w:p>
+    <w:p>
+      <w:pPr>
+        <w:spacing w:after="0" w:line="240" w:lineRule="auto"/>
+        <w:rPr>
+          <w:rFonts w:ascii="Arial Narrow" w:hAnsi="Arial Narrow"/>
+          <w:sz w:val="24"/>
+          <w:szCs w:val="24"/>
+        </w:rPr>
+      </w:pPr>
+      <w:r>
+        <w:rPr>
+          <w:rFonts w:ascii="Arial Narrow" w:hAnsi="Arial Narrow"/>
+          <w:sz w:val="24"/>
+          <w:szCs w:val="24"/>
+        </w:rPr>
+        <w:t xml:space="preserve">  // take value </w:t>
+      </w:r>
+      <w:proofErr w:type="spellStart"/>
+      <w:r>
+        <w:rPr>
+          <w:rFonts w:ascii="Arial Narrow" w:hAnsi="Arial Narrow"/>
+          <w:sz w:val="24"/>
+          <w:szCs w:val="24"/>
+        </w:rPr>
+        <w:t>reverto</w:t>
+      </w:r>
+      <w:proofErr w:type="spellEnd"/>
+      <w:r>
+        <w:rPr>
+          <w:rFonts w:ascii="Arial Narrow" w:hAnsi="Arial Narrow"/>
+          <w:sz w:val="24"/>
+          <w:szCs w:val="24"/>
+        </w:rPr>
+        <w:t xml:space="preserve"> </w:t>
+      </w:r>
+      <w:proofErr w:type="spellStart"/>
+      <w:r>
+        <w:rPr>
+          <w:rFonts w:ascii="Arial Narrow" w:hAnsi="Arial Narrow"/>
+          <w:sz w:val="24"/>
+          <w:szCs w:val="24"/>
+        </w:rPr>
+        <w:t>coloum</w:t>
+      </w:r>
+      <w:proofErr w:type="spellEnd"/>
+      <w:r>
+        <w:rPr>
+          <w:rFonts w:ascii="Arial Narrow" w:hAnsi="Arial Narrow"/>
+          <w:sz w:val="24"/>
+          <w:szCs w:val="24"/>
+        </w:rPr>
+        <w:t xml:space="preserve"> </w:t>
+      </w:r>
+      <w:proofErr w:type="spellStart"/>
+      <w:r>
+        <w:rPr>
+          <w:rFonts w:ascii="Arial Narrow" w:hAnsi="Arial Narrow"/>
+          <w:sz w:val="24"/>
+          <w:szCs w:val="24"/>
+        </w:rPr>
+        <w:t>exis</w:t>
+      </w:r>
+      <w:proofErr w:type="spellEnd"/>
+      <w:r>
+        <w:rPr>
+          <w:rFonts w:ascii="Arial Narrow" w:hAnsi="Arial Narrow"/>
+          <w:sz w:val="24"/>
+          <w:szCs w:val="24"/>
+        </w:rPr>
+        <w:t xml:space="preserve"> in spreadsheet</w:t>
+      </w:r>
+    </w:p>
+    <w:p>
+      <w:pPr>
+        <w:spacing w:after="0" w:line="240" w:lineRule="auto"/>
+        <w:rPr>
+          <w:rFonts w:ascii="Arial Narrow" w:hAnsi="Arial Narrow"/>
+          <w:sz w:val="24"/>
+          <w:szCs w:val="24"/>
+        </w:rPr>
+      </w:pPr>
+      <w:r>
+        <w:rPr>
+          <w:rFonts w:ascii="Arial Narrow" w:hAnsi="Arial Narrow"/>
+          <w:sz w:val="24"/>
+          <w:szCs w:val="24"/>
+        </w:rPr>
+        <w:t xml:space="preserve">  var isi7 = </w:t>
+      </w:r>
+      <w:proofErr w:type="spellStart"/>
+      <w:r>
+        <w:rPr>
+          <w:rFonts w:ascii="Arial Narrow" w:hAnsi="Arial Narrow"/>
+          <w:sz w:val="24"/>
+          <w:szCs w:val="24"/>
+        </w:rPr>
+        <w:t>nama_</w:t>
+      </w:r>
+      <w:proofErr w:type="gramStart"/>
+      <w:r>
+        <w:rPr>
+          <w:rFonts w:ascii="Arial Narrow" w:hAnsi="Arial Narrow"/>
+          <w:sz w:val="24"/>
+          <w:szCs w:val="24"/>
+        </w:rPr>
+        <w:t>sheet.getRange</w:t>
+      </w:r>
+      <w:proofErr w:type="spellEnd"/>
+      <w:proofErr w:type="gramEnd"/>
+      <w:r>
+        <w:rPr>
+          <w:rFonts w:ascii="Arial Narrow" w:hAnsi="Arial Narrow"/>
+          <w:sz w:val="24"/>
+          <w:szCs w:val="24"/>
+        </w:rPr>
+        <w:t>('C2'</w:t>
+      </w:r>
+      <w:proofErr w:type="gramStart"/>
+      <w:r>
+        <w:rPr>
+          <w:rFonts w:ascii="Arial Narrow" w:hAnsi="Arial Narrow"/>
+          <w:sz w:val="24"/>
+          <w:szCs w:val="24"/>
+        </w:rPr>
+        <w:t>).</w:t>
+      </w:r>
+      <w:proofErr w:type="spellStart"/>
+      <w:r>
+        <w:rPr>
+          <w:rFonts w:ascii="Arial Narrow" w:hAnsi="Arial Narrow"/>
+          <w:sz w:val="24"/>
+          <w:szCs w:val="24"/>
+        </w:rPr>
+        <w:t>getDisplayValues</w:t>
+      </w:r>
+      <w:proofErr w:type="spellEnd"/>
+      <w:proofErr w:type="gramEnd"/>
+      <w:r>
+        <w:rPr>
+          <w:rFonts w:ascii="Arial Narrow" w:hAnsi="Arial Narrow"/>
+          <w:sz w:val="24"/>
+          <w:szCs w:val="24"/>
+        </w:rPr>
+        <w:t>();</w:t>
       </w:r>
     </w:p>
     <w:p>
@@ -1894,79 +5082,169 @@
           <w:sz w:val="24"/>
           <w:szCs w:val="24"/>
         </w:rPr>
-        <w:t>  Logger.log('isi1: '+isi1);</w:t>
-      </w:r>
-    </w:p>
-    <w:p>
-      <w:pPr>
-        <w:spacing w:after="0" w:line="240" w:lineRule="auto"/>
-        <w:rPr>
-          <w:rFonts w:ascii="Arial Narrow" w:hAnsi="Arial Narrow"/>
-          <w:sz w:val="24"/>
-          <w:szCs w:val="24"/>
-        </w:rPr>
-      </w:pPr>
-      <w:r>
-        <w:rPr>
-          <w:rFonts w:ascii="Arial Narrow" w:hAnsi="Arial Narrow"/>
-          <w:sz w:val="24"/>
-          <w:szCs w:val="24"/>
-        </w:rPr>
-        <w:t>  Logger.log('isi2: '+isi2);</w:t>
-      </w:r>
-    </w:p>
-    <w:p>
-      <w:pPr>
-        <w:spacing w:after="0" w:line="240" w:lineRule="auto"/>
-        <w:rPr>
-          <w:rFonts w:ascii="Arial Narrow" w:hAnsi="Arial Narrow"/>
-          <w:sz w:val="24"/>
-          <w:szCs w:val="24"/>
-        </w:rPr>
-      </w:pPr>
-      <w:r>
-        <w:rPr>
-          <w:rFonts w:ascii="Arial Narrow" w:hAnsi="Arial Narrow"/>
-          <w:sz w:val="24"/>
-          <w:szCs w:val="24"/>
-        </w:rPr>
-        <w:t>  Logger.log('isi3: '+isi3);</w:t>
-      </w:r>
-    </w:p>
-    <w:p>
-      <w:pPr>
-        <w:spacing w:after="0" w:line="240" w:lineRule="auto"/>
-        <w:rPr>
-          <w:rFonts w:ascii="Arial Narrow" w:hAnsi="Arial Narrow"/>
-          <w:sz w:val="24"/>
-          <w:szCs w:val="24"/>
-        </w:rPr>
-      </w:pPr>
-      <w:r>
-        <w:rPr>
-          <w:rFonts w:ascii="Arial Narrow" w:hAnsi="Arial Narrow"/>
-          <w:sz w:val="24"/>
-          <w:szCs w:val="24"/>
-        </w:rPr>
-        <w:t>  Logger.log('isi4: '+isi4);</w:t>
-      </w:r>
-    </w:p>
-    <w:p>
-      <w:pPr>
-        <w:spacing w:after="0" w:line="240" w:lineRule="auto"/>
-        <w:rPr>
-          <w:rFonts w:ascii="Arial Narrow" w:hAnsi="Arial Narrow"/>
-          <w:sz w:val="24"/>
-          <w:szCs w:val="24"/>
-        </w:rPr>
-      </w:pPr>
-      <w:r>
-        <w:rPr>
-          <w:rFonts w:ascii="Arial Narrow" w:hAnsi="Arial Narrow"/>
-          <w:sz w:val="24"/>
-          <w:szCs w:val="24"/>
-        </w:rPr>
-        <w:t>  Logger.log('isi5: '+isi5);</w:t>
+        <w:t xml:space="preserve">  </w:t>
+      </w:r>
+      <w:proofErr w:type="gramStart"/>
+      <w:r>
+        <w:rPr>
+          <w:rFonts w:ascii="Arial Narrow" w:hAnsi="Arial Narrow"/>
+          <w:sz w:val="24"/>
+          <w:szCs w:val="24"/>
+        </w:rPr>
+        <w:t>Logger.log(</w:t>
+      </w:r>
+      <w:proofErr w:type="gramEnd"/>
+      <w:r>
+        <w:rPr>
+          <w:rFonts w:ascii="Arial Narrow" w:hAnsi="Arial Narrow"/>
+          <w:sz w:val="24"/>
+          <w:szCs w:val="24"/>
+        </w:rPr>
+        <w:t>'isi1: '+isi1);</w:t>
+      </w:r>
+    </w:p>
+    <w:p>
+      <w:pPr>
+        <w:spacing w:after="0" w:line="240" w:lineRule="auto"/>
+        <w:rPr>
+          <w:rFonts w:ascii="Arial Narrow" w:hAnsi="Arial Narrow"/>
+          <w:sz w:val="24"/>
+          <w:szCs w:val="24"/>
+        </w:rPr>
+      </w:pPr>
+      <w:r>
+        <w:rPr>
+          <w:rFonts w:ascii="Arial Narrow" w:hAnsi="Arial Narrow"/>
+          <w:sz w:val="24"/>
+          <w:szCs w:val="24"/>
+        </w:rPr>
+        <w:t xml:space="preserve">  </w:t>
+      </w:r>
+      <w:proofErr w:type="gramStart"/>
+      <w:r>
+        <w:rPr>
+          <w:rFonts w:ascii="Arial Narrow" w:hAnsi="Arial Narrow"/>
+          <w:sz w:val="24"/>
+          <w:szCs w:val="24"/>
+        </w:rPr>
+        <w:t>Logger.log(</w:t>
+      </w:r>
+      <w:proofErr w:type="gramEnd"/>
+      <w:r>
+        <w:rPr>
+          <w:rFonts w:ascii="Arial Narrow" w:hAnsi="Arial Narrow"/>
+          <w:sz w:val="24"/>
+          <w:szCs w:val="24"/>
+        </w:rPr>
+        <w:t>'isi2: '+isi2);</w:t>
+      </w:r>
+    </w:p>
+    <w:p>
+      <w:pPr>
+        <w:spacing w:after="0" w:line="240" w:lineRule="auto"/>
+        <w:rPr>
+          <w:rFonts w:ascii="Arial Narrow" w:hAnsi="Arial Narrow"/>
+          <w:sz w:val="24"/>
+          <w:szCs w:val="24"/>
+        </w:rPr>
+      </w:pPr>
+      <w:r>
+        <w:rPr>
+          <w:rFonts w:ascii="Arial Narrow" w:hAnsi="Arial Narrow"/>
+          <w:sz w:val="24"/>
+          <w:szCs w:val="24"/>
+        </w:rPr>
+        <w:t xml:space="preserve">  </w:t>
+      </w:r>
+      <w:proofErr w:type="gramStart"/>
+      <w:r>
+        <w:rPr>
+          <w:rFonts w:ascii="Arial Narrow" w:hAnsi="Arial Narrow"/>
+          <w:sz w:val="24"/>
+          <w:szCs w:val="24"/>
+        </w:rPr>
+        <w:t>Logger.log(</w:t>
+      </w:r>
+      <w:proofErr w:type="gramEnd"/>
+      <w:r>
+        <w:rPr>
+          <w:rFonts w:ascii="Arial Narrow" w:hAnsi="Arial Narrow"/>
+          <w:sz w:val="24"/>
+          <w:szCs w:val="24"/>
+        </w:rPr>
+        <w:t>'isi3: '+isi3);</w:t>
+      </w:r>
+    </w:p>
+    <w:p>
+      <w:pPr>
+        <w:spacing w:after="0" w:line="240" w:lineRule="auto"/>
+        <w:rPr>
+          <w:rFonts w:ascii="Arial Narrow" w:hAnsi="Arial Narrow"/>
+          <w:sz w:val="24"/>
+          <w:szCs w:val="24"/>
+        </w:rPr>
+      </w:pPr>
+      <w:r>
+        <w:rPr>
+          <w:rFonts w:ascii="Arial Narrow" w:hAnsi="Arial Narrow"/>
+          <w:sz w:val="24"/>
+          <w:szCs w:val="24"/>
+        </w:rPr>
+        <w:t xml:space="preserve">  </w:t>
+      </w:r>
+      <w:proofErr w:type="gramStart"/>
+      <w:r>
+        <w:rPr>
+          <w:rFonts w:ascii="Arial Narrow" w:hAnsi="Arial Narrow"/>
+          <w:sz w:val="24"/>
+          <w:szCs w:val="24"/>
+        </w:rPr>
+        <w:t>Logger.log(</w:t>
+      </w:r>
+      <w:proofErr w:type="gramEnd"/>
+      <w:r>
+        <w:rPr>
+          <w:rFonts w:ascii="Arial Narrow" w:hAnsi="Arial Narrow"/>
+          <w:sz w:val="24"/>
+          <w:szCs w:val="24"/>
+        </w:rPr>
+        <w:t>'isi4: '+isi4);</w:t>
+      </w:r>
+    </w:p>
+    <w:p>
+      <w:pPr>
+        <w:spacing w:after="0" w:line="240" w:lineRule="auto"/>
+        <w:rPr>
+          <w:rFonts w:ascii="Arial Narrow" w:hAnsi="Arial Narrow"/>
+          <w:sz w:val="24"/>
+          <w:szCs w:val="24"/>
+        </w:rPr>
+      </w:pPr>
+      <w:r>
+        <w:rPr>
+          <w:rFonts w:ascii="Arial Narrow" w:hAnsi="Arial Narrow"/>
+          <w:sz w:val="24"/>
+          <w:szCs w:val="24"/>
+        </w:rPr>
+        <w:t xml:space="preserve">  </w:t>
+      </w:r>
+      <w:proofErr w:type="gramStart"/>
+      <w:r>
+        <w:rPr>
+          <w:rFonts w:ascii="Arial Narrow" w:hAnsi="Arial Narrow"/>
+          <w:sz w:val="24"/>
+          <w:szCs w:val="24"/>
+        </w:rPr>
+        <w:t>Logger.log(</w:t>
+      </w:r>
+      <w:proofErr w:type="gramEnd"/>
+      <w:r>
+        <w:rPr>
+          <w:rFonts w:ascii="Arial Narrow" w:hAnsi="Arial Narrow"/>
+          <w:sz w:val="24"/>
+          <w:szCs w:val="24"/>
+        </w:rPr>
+        <w:t>'isi5: '+isi5);</w:t>
       </w:r>
     </w:p>
     <w:p>
@@ -2002,25 +5280,61 @@
           <w:sz w:val="24"/>
           <w:szCs w:val="24"/>
         </w:rPr>
-        <w:t>  Logger.log('isi6: '+isi6);</w:t>
-      </w:r>
-    </w:p>
-    <w:p>
-      <w:pPr>
-        <w:spacing w:after="0" w:line="240" w:lineRule="auto"/>
-        <w:rPr>
-          <w:rFonts w:ascii="Arial Narrow" w:hAnsi="Arial Narrow"/>
-          <w:sz w:val="24"/>
-          <w:szCs w:val="24"/>
-        </w:rPr>
-      </w:pPr>
-      <w:r>
-        <w:rPr>
-          <w:rFonts w:ascii="Arial Narrow" w:hAnsi="Arial Narrow"/>
-          <w:sz w:val="24"/>
-          <w:szCs w:val="24"/>
-        </w:rPr>
-        <w:t>  Logger.log('isi7: '+isi7);</w:t>
+        <w:t xml:space="preserve">  </w:t>
+      </w:r>
+      <w:proofErr w:type="gramStart"/>
+      <w:r>
+        <w:rPr>
+          <w:rFonts w:ascii="Arial Narrow" w:hAnsi="Arial Narrow"/>
+          <w:sz w:val="24"/>
+          <w:szCs w:val="24"/>
+        </w:rPr>
+        <w:t>Logger.log(</w:t>
+      </w:r>
+      <w:proofErr w:type="gramEnd"/>
+      <w:r>
+        <w:rPr>
+          <w:rFonts w:ascii="Arial Narrow" w:hAnsi="Arial Narrow"/>
+          <w:sz w:val="24"/>
+          <w:szCs w:val="24"/>
+        </w:rPr>
+        <w:t>'isi6: '+isi6);</w:t>
+      </w:r>
+    </w:p>
+    <w:p>
+      <w:pPr>
+        <w:spacing w:after="0" w:line="240" w:lineRule="auto"/>
+        <w:rPr>
+          <w:rFonts w:ascii="Arial Narrow" w:hAnsi="Arial Narrow"/>
+          <w:sz w:val="24"/>
+          <w:szCs w:val="24"/>
+        </w:rPr>
+      </w:pPr>
+      <w:r>
+        <w:rPr>
+          <w:rFonts w:ascii="Arial Narrow" w:hAnsi="Arial Narrow"/>
+          <w:sz w:val="24"/>
+          <w:szCs w:val="24"/>
+        </w:rPr>
+        <w:t xml:space="preserve">  </w:t>
+      </w:r>
+      <w:proofErr w:type="gramStart"/>
+      <w:r>
+        <w:rPr>
+          <w:rFonts w:ascii="Arial Narrow" w:hAnsi="Arial Narrow"/>
+          <w:sz w:val="24"/>
+          <w:szCs w:val="24"/>
+        </w:rPr>
+        <w:t>Logger.log(</w:t>
+      </w:r>
+      <w:proofErr w:type="gramEnd"/>
+      <w:r>
+        <w:rPr>
+          <w:rFonts w:ascii="Arial Narrow" w:hAnsi="Arial Narrow"/>
+          <w:sz w:val="24"/>
+          <w:szCs w:val="24"/>
+        </w:rPr>
+        <w:t>'isi7: '+isi7);</w:t>
       </w:r>
     </w:p>
     <w:p>
@@ -2131,6 +5445,7 @@
         </w:rPr>
         <w:t xml:space="preserve"> </w:t>
       </w:r>
+      <w:proofErr w:type="spellStart"/>
       <w:r>
         <w:rPr>
           <w:rFonts w:ascii="Arial Narrow" w:hAnsi="Arial Narrow"/>
@@ -2139,6 +5454,7 @@
         </w:rPr>
         <w:t>Google_Apps_Script</w:t>
       </w:r>
+      <w:proofErr w:type="spellEnd"/>
     </w:p>
     <w:p>
       <w:pPr>
@@ -2300,8 +5616,18 @@
           <w:sz w:val="24"/>
           <w:szCs w:val="24"/>
         </w:rPr>
-        <w:t>function header(){</w:t>
-      </w:r>
+        <w:t xml:space="preserve">function </w:t>
+      </w:r>
+      <w:proofErr w:type="gramStart"/>
+      <w:r>
+        <w:rPr>
+          <w:rFonts w:ascii="Arial Narrow" w:hAnsi="Arial Narrow"/>
+          <w:sz w:val="24"/>
+          <w:szCs w:val="24"/>
+        </w:rPr>
+        <w:t>header(){</w:t>
+      </w:r>
+      <w:proofErr w:type="gramEnd"/>
     </w:p>
     <w:p>
       <w:pPr>
@@ -2336,25 +5662,107 @@
           <w:sz w:val="24"/>
           <w:szCs w:val="24"/>
         </w:rPr>
-        <w:t>  var id_sheet = SpreadsheetApp.openById(id);</w:t>
-      </w:r>
-    </w:p>
-    <w:p>
-      <w:pPr>
-        <w:spacing w:after="0" w:line="240" w:lineRule="auto"/>
-        <w:rPr>
-          <w:rFonts w:ascii="Arial Narrow" w:hAnsi="Arial Narrow"/>
-          <w:sz w:val="24"/>
-          <w:szCs w:val="24"/>
-        </w:rPr>
-      </w:pPr>
-      <w:r>
-        <w:rPr>
-          <w:rFonts w:ascii="Arial Narrow" w:hAnsi="Arial Narrow"/>
-          <w:sz w:val="24"/>
-          <w:szCs w:val="24"/>
-        </w:rPr>
-        <w:t>  var sheet_nama = id_sheet.getSheetByName(sheet);</w:t>
+        <w:t xml:space="preserve">  var </w:t>
+      </w:r>
+      <w:proofErr w:type="spellStart"/>
+      <w:r>
+        <w:rPr>
+          <w:rFonts w:ascii="Arial Narrow" w:hAnsi="Arial Narrow"/>
+          <w:sz w:val="24"/>
+          <w:szCs w:val="24"/>
+        </w:rPr>
+        <w:t>id_sheet</w:t>
+      </w:r>
+      <w:proofErr w:type="spellEnd"/>
+      <w:r>
+        <w:rPr>
+          <w:rFonts w:ascii="Arial Narrow" w:hAnsi="Arial Narrow"/>
+          <w:sz w:val="24"/>
+          <w:szCs w:val="24"/>
+        </w:rPr>
+        <w:t xml:space="preserve"> = </w:t>
+      </w:r>
+      <w:proofErr w:type="spellStart"/>
+      <w:r>
+        <w:rPr>
+          <w:rFonts w:ascii="Arial Narrow" w:hAnsi="Arial Narrow"/>
+          <w:sz w:val="24"/>
+          <w:szCs w:val="24"/>
+        </w:rPr>
+        <w:t>SpreadsheetApp.openById</w:t>
+      </w:r>
+      <w:proofErr w:type="spellEnd"/>
+      <w:r>
+        <w:rPr>
+          <w:rFonts w:ascii="Arial Narrow" w:hAnsi="Arial Narrow"/>
+          <w:sz w:val="24"/>
+          <w:szCs w:val="24"/>
+        </w:rPr>
+        <w:t>(id);</w:t>
+      </w:r>
+    </w:p>
+    <w:p>
+      <w:pPr>
+        <w:spacing w:after="0" w:line="240" w:lineRule="auto"/>
+        <w:rPr>
+          <w:rFonts w:ascii="Arial Narrow" w:hAnsi="Arial Narrow"/>
+          <w:sz w:val="24"/>
+          <w:szCs w:val="24"/>
+        </w:rPr>
+      </w:pPr>
+      <w:r>
+        <w:rPr>
+          <w:rFonts w:ascii="Arial Narrow" w:hAnsi="Arial Narrow"/>
+          <w:sz w:val="24"/>
+          <w:szCs w:val="24"/>
+        </w:rPr>
+        <w:t xml:space="preserve">  var </w:t>
+      </w:r>
+      <w:proofErr w:type="spellStart"/>
+      <w:r>
+        <w:rPr>
+          <w:rFonts w:ascii="Arial Narrow" w:hAnsi="Arial Narrow"/>
+          <w:sz w:val="24"/>
+          <w:szCs w:val="24"/>
+        </w:rPr>
+        <w:t>sheet_nama</w:t>
+      </w:r>
+      <w:proofErr w:type="spellEnd"/>
+      <w:r>
+        <w:rPr>
+          <w:rFonts w:ascii="Arial Narrow" w:hAnsi="Arial Narrow"/>
+          <w:sz w:val="24"/>
+          <w:szCs w:val="24"/>
+        </w:rPr>
+        <w:t xml:space="preserve"> = </w:t>
+      </w:r>
+      <w:proofErr w:type="spellStart"/>
+      <w:r>
+        <w:rPr>
+          <w:rFonts w:ascii="Arial Narrow" w:hAnsi="Arial Narrow"/>
+          <w:sz w:val="24"/>
+          <w:szCs w:val="24"/>
+        </w:rPr>
+        <w:t>id_</w:t>
+      </w:r>
+      <w:proofErr w:type="gramStart"/>
+      <w:r>
+        <w:rPr>
+          <w:rFonts w:ascii="Arial Narrow" w:hAnsi="Arial Narrow"/>
+          <w:sz w:val="24"/>
+          <w:szCs w:val="24"/>
+        </w:rPr>
+        <w:t>sheet.getSheetByName</w:t>
+      </w:r>
+      <w:proofErr w:type="spellEnd"/>
+      <w:proofErr w:type="gramEnd"/>
+      <w:r>
+        <w:rPr>
+          <w:rFonts w:ascii="Arial Narrow" w:hAnsi="Arial Narrow"/>
+          <w:sz w:val="24"/>
+          <w:szCs w:val="24"/>
+        </w:rPr>
+        <w:t>(sheet);</w:t>
       </w:r>
     </w:p>
     <w:p>
@@ -2400,125 +5808,393 @@
           <w:sz w:val="24"/>
           <w:szCs w:val="24"/>
         </w:rPr>
-        <w:t>  var get_colom_A1 = sheet_nama.getRange('A1');</w:t>
-      </w:r>
-    </w:p>
-    <w:p>
-      <w:pPr>
-        <w:spacing w:after="0" w:line="240" w:lineRule="auto"/>
-        <w:rPr>
-          <w:rFonts w:ascii="Arial Narrow" w:hAnsi="Arial Narrow"/>
-          <w:sz w:val="24"/>
-          <w:szCs w:val="24"/>
-        </w:rPr>
-      </w:pPr>
-      <w:r>
-        <w:rPr>
-          <w:rFonts w:ascii="Arial Narrow" w:hAnsi="Arial Narrow"/>
-          <w:sz w:val="24"/>
-          <w:szCs w:val="24"/>
-        </w:rPr>
-        <w:t>  get_colom_A1.setValue('No.');</w:t>
-      </w:r>
-    </w:p>
-    <w:p>
-      <w:pPr>
-        <w:spacing w:after="0" w:line="240" w:lineRule="auto"/>
-        <w:rPr>
-          <w:rFonts w:ascii="Arial Narrow" w:hAnsi="Arial Narrow"/>
-          <w:sz w:val="24"/>
-          <w:szCs w:val="24"/>
-        </w:rPr>
-      </w:pPr>
-      <w:r>
-        <w:rPr>
-          <w:rFonts w:ascii="Arial Narrow" w:hAnsi="Arial Narrow"/>
-          <w:sz w:val="24"/>
-          <w:szCs w:val="24"/>
-        </w:rPr>
-        <w:t>  var get_no = sheet_nama.getRange('A1').getDisplayValue();</w:t>
-      </w:r>
-    </w:p>
-    <w:p>
-      <w:pPr>
-        <w:spacing w:after="0" w:line="240" w:lineRule="auto"/>
-        <w:rPr>
-          <w:rFonts w:ascii="Arial Narrow" w:hAnsi="Arial Narrow"/>
-          <w:sz w:val="24"/>
-          <w:szCs w:val="24"/>
-        </w:rPr>
-      </w:pPr>
-    </w:p>
-    <w:p>
-      <w:pPr>
-        <w:spacing w:after="0" w:line="240" w:lineRule="auto"/>
-        <w:rPr>
-          <w:rFonts w:ascii="Arial Narrow" w:hAnsi="Arial Narrow"/>
-          <w:sz w:val="24"/>
-          <w:szCs w:val="24"/>
-        </w:rPr>
-      </w:pPr>
-      <w:r>
-        <w:rPr>
-          <w:rFonts w:ascii="Arial Narrow" w:hAnsi="Arial Narrow"/>
-          <w:sz w:val="24"/>
-          <w:szCs w:val="24"/>
-        </w:rPr>
-        <w:t>  // Tanggal</w:t>
-      </w:r>
-    </w:p>
-    <w:p>
-      <w:pPr>
-        <w:spacing w:after="0" w:line="240" w:lineRule="auto"/>
-        <w:rPr>
-          <w:rFonts w:ascii="Arial Narrow" w:hAnsi="Arial Narrow"/>
-          <w:sz w:val="24"/>
-          <w:szCs w:val="24"/>
-        </w:rPr>
-      </w:pPr>
-      <w:r>
-        <w:rPr>
-          <w:rFonts w:ascii="Arial Narrow" w:hAnsi="Arial Narrow"/>
-          <w:sz w:val="24"/>
-          <w:szCs w:val="24"/>
-        </w:rPr>
-        <w:t>  var get_colom_B1 = sheet_nama.getRange('B1');</w:t>
-      </w:r>
-    </w:p>
-    <w:p>
-      <w:pPr>
-        <w:spacing w:after="0" w:line="240" w:lineRule="auto"/>
-        <w:rPr>
-          <w:rFonts w:ascii="Arial Narrow" w:hAnsi="Arial Narrow"/>
-          <w:sz w:val="24"/>
-          <w:szCs w:val="24"/>
-        </w:rPr>
-      </w:pPr>
-      <w:r>
-        <w:rPr>
-          <w:rFonts w:ascii="Arial Narrow" w:hAnsi="Arial Narrow"/>
-          <w:sz w:val="24"/>
-          <w:szCs w:val="24"/>
-        </w:rPr>
-        <w:t>  get_colom_B1.setValue('Tanggal');</w:t>
-      </w:r>
-    </w:p>
-    <w:p>
-      <w:pPr>
-        <w:spacing w:after="0" w:line="240" w:lineRule="auto"/>
-        <w:rPr>
-          <w:rFonts w:ascii="Arial Narrow" w:hAnsi="Arial Narrow"/>
-          <w:sz w:val="24"/>
-          <w:szCs w:val="24"/>
-        </w:rPr>
-      </w:pPr>
-      <w:r>
-        <w:rPr>
-          <w:rFonts w:ascii="Arial Narrow" w:hAnsi="Arial Narrow"/>
-          <w:sz w:val="24"/>
-          <w:szCs w:val="24"/>
-        </w:rPr>
-        <w:t>  var get_tanggal = sheet_nama.getRange('B1').getDisplayValue();</w:t>
+        <w:t xml:space="preserve">  var get_colom_A1 = </w:t>
+      </w:r>
+      <w:proofErr w:type="spellStart"/>
+      <w:r>
+        <w:rPr>
+          <w:rFonts w:ascii="Arial Narrow" w:hAnsi="Arial Narrow"/>
+          <w:sz w:val="24"/>
+          <w:szCs w:val="24"/>
+        </w:rPr>
+        <w:t>sheet_</w:t>
+      </w:r>
+      <w:proofErr w:type="gramStart"/>
+      <w:r>
+        <w:rPr>
+          <w:rFonts w:ascii="Arial Narrow" w:hAnsi="Arial Narrow"/>
+          <w:sz w:val="24"/>
+          <w:szCs w:val="24"/>
+        </w:rPr>
+        <w:t>nama.getRange</w:t>
+      </w:r>
+      <w:proofErr w:type="spellEnd"/>
+      <w:proofErr w:type="gramEnd"/>
+      <w:r>
+        <w:rPr>
+          <w:rFonts w:ascii="Arial Narrow" w:hAnsi="Arial Narrow"/>
+          <w:sz w:val="24"/>
+          <w:szCs w:val="24"/>
+        </w:rPr>
+        <w:t>('A1');</w:t>
+      </w:r>
+    </w:p>
+    <w:p>
+      <w:pPr>
+        <w:spacing w:after="0" w:line="240" w:lineRule="auto"/>
+        <w:rPr>
+          <w:rFonts w:ascii="Arial Narrow" w:hAnsi="Arial Narrow"/>
+          <w:sz w:val="24"/>
+          <w:szCs w:val="24"/>
+        </w:rPr>
+      </w:pPr>
+      <w:r>
+        <w:rPr>
+          <w:rFonts w:ascii="Arial Narrow" w:hAnsi="Arial Narrow"/>
+          <w:sz w:val="24"/>
+          <w:szCs w:val="24"/>
+        </w:rPr>
+        <w:t>  get_colom_A</w:t>
+      </w:r>
+      <w:proofErr w:type="gramStart"/>
+      <w:r>
+        <w:rPr>
+          <w:rFonts w:ascii="Arial Narrow" w:hAnsi="Arial Narrow"/>
+          <w:sz w:val="24"/>
+          <w:szCs w:val="24"/>
+        </w:rPr>
+        <w:t>1.setValue</w:t>
+      </w:r>
+      <w:proofErr w:type="gramEnd"/>
+      <w:r>
+        <w:rPr>
+          <w:rFonts w:ascii="Arial Narrow" w:hAnsi="Arial Narrow"/>
+          <w:sz w:val="24"/>
+          <w:szCs w:val="24"/>
+        </w:rPr>
+        <w:t>('No.');</w:t>
+      </w:r>
+    </w:p>
+    <w:p>
+      <w:pPr>
+        <w:spacing w:after="0" w:line="240" w:lineRule="auto"/>
+        <w:rPr>
+          <w:rFonts w:ascii="Arial Narrow" w:hAnsi="Arial Narrow"/>
+          <w:sz w:val="24"/>
+          <w:szCs w:val="24"/>
+        </w:rPr>
+      </w:pPr>
+      <w:r>
+        <w:rPr>
+          <w:rFonts w:ascii="Arial Narrow" w:hAnsi="Arial Narrow"/>
+          <w:sz w:val="24"/>
+          <w:szCs w:val="24"/>
+        </w:rPr>
+        <w:t xml:space="preserve">  var </w:t>
+      </w:r>
+      <w:proofErr w:type="spellStart"/>
+      <w:r>
+        <w:rPr>
+          <w:rFonts w:ascii="Arial Narrow" w:hAnsi="Arial Narrow"/>
+          <w:sz w:val="24"/>
+          <w:szCs w:val="24"/>
+        </w:rPr>
+        <w:t>get_no</w:t>
+      </w:r>
+      <w:proofErr w:type="spellEnd"/>
+      <w:r>
+        <w:rPr>
+          <w:rFonts w:ascii="Arial Narrow" w:hAnsi="Arial Narrow"/>
+          <w:sz w:val="24"/>
+          <w:szCs w:val="24"/>
+        </w:rPr>
+        <w:t xml:space="preserve"> = </w:t>
+      </w:r>
+      <w:proofErr w:type="spellStart"/>
+      <w:r>
+        <w:rPr>
+          <w:rFonts w:ascii="Arial Narrow" w:hAnsi="Arial Narrow"/>
+          <w:sz w:val="24"/>
+          <w:szCs w:val="24"/>
+        </w:rPr>
+        <w:t>sheet_</w:t>
+      </w:r>
+      <w:proofErr w:type="gramStart"/>
+      <w:r>
+        <w:rPr>
+          <w:rFonts w:ascii="Arial Narrow" w:hAnsi="Arial Narrow"/>
+          <w:sz w:val="24"/>
+          <w:szCs w:val="24"/>
+        </w:rPr>
+        <w:t>nama.getRange</w:t>
+      </w:r>
+      <w:proofErr w:type="spellEnd"/>
+      <w:proofErr w:type="gramEnd"/>
+      <w:r>
+        <w:rPr>
+          <w:rFonts w:ascii="Arial Narrow" w:hAnsi="Arial Narrow"/>
+          <w:sz w:val="24"/>
+          <w:szCs w:val="24"/>
+        </w:rPr>
+        <w:t>('A1'</w:t>
+      </w:r>
+      <w:proofErr w:type="gramStart"/>
+      <w:r>
+        <w:rPr>
+          <w:rFonts w:ascii="Arial Narrow" w:hAnsi="Arial Narrow"/>
+          <w:sz w:val="24"/>
+          <w:szCs w:val="24"/>
+        </w:rPr>
+        <w:t>).</w:t>
+      </w:r>
+      <w:proofErr w:type="spellStart"/>
+      <w:r>
+        <w:rPr>
+          <w:rFonts w:ascii="Arial Narrow" w:hAnsi="Arial Narrow"/>
+          <w:sz w:val="24"/>
+          <w:szCs w:val="24"/>
+        </w:rPr>
+        <w:t>getDisplayValue</w:t>
+      </w:r>
+      <w:proofErr w:type="spellEnd"/>
+      <w:proofErr w:type="gramEnd"/>
+      <w:r>
+        <w:rPr>
+          <w:rFonts w:ascii="Arial Narrow" w:hAnsi="Arial Narrow"/>
+          <w:sz w:val="24"/>
+          <w:szCs w:val="24"/>
+        </w:rPr>
+        <w:t>();</w:t>
+      </w:r>
+    </w:p>
+    <w:p>
+      <w:pPr>
+        <w:spacing w:after="0" w:line="240" w:lineRule="auto"/>
+        <w:rPr>
+          <w:rFonts w:ascii="Arial Narrow" w:hAnsi="Arial Narrow"/>
+          <w:sz w:val="24"/>
+          <w:szCs w:val="24"/>
+        </w:rPr>
+      </w:pPr>
+    </w:p>
+    <w:p>
+      <w:pPr>
+        <w:spacing w:after="0" w:line="240" w:lineRule="auto"/>
+        <w:rPr>
+          <w:rFonts w:ascii="Arial Narrow" w:hAnsi="Arial Narrow"/>
+          <w:sz w:val="24"/>
+          <w:szCs w:val="24"/>
+        </w:rPr>
+      </w:pPr>
+      <w:r>
+        <w:rPr>
+          <w:rFonts w:ascii="Arial Narrow" w:hAnsi="Arial Narrow"/>
+          <w:sz w:val="24"/>
+          <w:szCs w:val="24"/>
+        </w:rPr>
+        <w:t xml:space="preserve">  // </w:t>
+      </w:r>
+      <w:proofErr w:type="spellStart"/>
+      <w:r>
+        <w:rPr>
+          <w:rFonts w:ascii="Arial Narrow" w:hAnsi="Arial Narrow"/>
+          <w:sz w:val="24"/>
+          <w:szCs w:val="24"/>
+        </w:rPr>
+        <w:t>Tanggal</w:t>
+      </w:r>
+      <w:proofErr w:type="spellEnd"/>
+    </w:p>
+    <w:p>
+      <w:pPr>
+        <w:spacing w:after="0" w:line="240" w:lineRule="auto"/>
+        <w:rPr>
+          <w:rFonts w:ascii="Arial Narrow" w:hAnsi="Arial Narrow"/>
+          <w:sz w:val="24"/>
+          <w:szCs w:val="24"/>
+        </w:rPr>
+      </w:pPr>
+      <w:r>
+        <w:rPr>
+          <w:rFonts w:ascii="Arial Narrow" w:hAnsi="Arial Narrow"/>
+          <w:sz w:val="24"/>
+          <w:szCs w:val="24"/>
+        </w:rPr>
+        <w:t xml:space="preserve">  var get_colom_B1 = </w:t>
+      </w:r>
+      <w:proofErr w:type="spellStart"/>
+      <w:r>
+        <w:rPr>
+          <w:rFonts w:ascii="Arial Narrow" w:hAnsi="Arial Narrow"/>
+          <w:sz w:val="24"/>
+          <w:szCs w:val="24"/>
+        </w:rPr>
+        <w:t>sheet_</w:t>
+      </w:r>
+      <w:proofErr w:type="gramStart"/>
+      <w:r>
+        <w:rPr>
+          <w:rFonts w:ascii="Arial Narrow" w:hAnsi="Arial Narrow"/>
+          <w:sz w:val="24"/>
+          <w:szCs w:val="24"/>
+        </w:rPr>
+        <w:t>nama.getRange</w:t>
+      </w:r>
+      <w:proofErr w:type="spellEnd"/>
+      <w:proofErr w:type="gramEnd"/>
+      <w:r>
+        <w:rPr>
+          <w:rFonts w:ascii="Arial Narrow" w:hAnsi="Arial Narrow"/>
+          <w:sz w:val="24"/>
+          <w:szCs w:val="24"/>
+        </w:rPr>
+        <w:t>('B1');</w:t>
+      </w:r>
+    </w:p>
+    <w:p>
+      <w:pPr>
+        <w:spacing w:after="0" w:line="240" w:lineRule="auto"/>
+        <w:rPr>
+          <w:rFonts w:ascii="Arial Narrow" w:hAnsi="Arial Narrow"/>
+          <w:sz w:val="24"/>
+          <w:szCs w:val="24"/>
+        </w:rPr>
+      </w:pPr>
+      <w:r>
+        <w:rPr>
+          <w:rFonts w:ascii="Arial Narrow" w:hAnsi="Arial Narrow"/>
+          <w:sz w:val="24"/>
+          <w:szCs w:val="24"/>
+        </w:rPr>
+        <w:t>  get_colom_B</w:t>
+      </w:r>
+      <w:proofErr w:type="gramStart"/>
+      <w:r>
+        <w:rPr>
+          <w:rFonts w:ascii="Arial Narrow" w:hAnsi="Arial Narrow"/>
+          <w:sz w:val="24"/>
+          <w:szCs w:val="24"/>
+        </w:rPr>
+        <w:t>1.setValue</w:t>
+      </w:r>
+      <w:proofErr w:type="gramEnd"/>
+      <w:r>
+        <w:rPr>
+          <w:rFonts w:ascii="Arial Narrow" w:hAnsi="Arial Narrow"/>
+          <w:sz w:val="24"/>
+          <w:szCs w:val="24"/>
+        </w:rPr>
+        <w:t>('</w:t>
+      </w:r>
+      <w:proofErr w:type="spellStart"/>
+      <w:r>
+        <w:rPr>
+          <w:rFonts w:ascii="Arial Narrow" w:hAnsi="Arial Narrow"/>
+          <w:sz w:val="24"/>
+          <w:szCs w:val="24"/>
+        </w:rPr>
+        <w:t>Tanggal</w:t>
+      </w:r>
+      <w:proofErr w:type="spellEnd"/>
+      <w:r>
+        <w:rPr>
+          <w:rFonts w:ascii="Arial Narrow" w:hAnsi="Arial Narrow"/>
+          <w:sz w:val="24"/>
+          <w:szCs w:val="24"/>
+        </w:rPr>
+        <w:t>');</w:t>
+      </w:r>
+    </w:p>
+    <w:p>
+      <w:pPr>
+        <w:spacing w:after="0" w:line="240" w:lineRule="auto"/>
+        <w:rPr>
+          <w:rFonts w:ascii="Arial Narrow" w:hAnsi="Arial Narrow"/>
+          <w:sz w:val="24"/>
+          <w:szCs w:val="24"/>
+        </w:rPr>
+      </w:pPr>
+      <w:r>
+        <w:rPr>
+          <w:rFonts w:ascii="Arial Narrow" w:hAnsi="Arial Narrow"/>
+          <w:sz w:val="24"/>
+          <w:szCs w:val="24"/>
+        </w:rPr>
+        <w:t xml:space="preserve">  var </w:t>
+      </w:r>
+      <w:proofErr w:type="spellStart"/>
+      <w:r>
+        <w:rPr>
+          <w:rFonts w:ascii="Arial Narrow" w:hAnsi="Arial Narrow"/>
+          <w:sz w:val="24"/>
+          <w:szCs w:val="24"/>
+        </w:rPr>
+        <w:t>get_tanggal</w:t>
+      </w:r>
+      <w:proofErr w:type="spellEnd"/>
+      <w:r>
+        <w:rPr>
+          <w:rFonts w:ascii="Arial Narrow" w:hAnsi="Arial Narrow"/>
+          <w:sz w:val="24"/>
+          <w:szCs w:val="24"/>
+        </w:rPr>
+        <w:t xml:space="preserve"> = </w:t>
+      </w:r>
+      <w:proofErr w:type="spellStart"/>
+      <w:r>
+        <w:rPr>
+          <w:rFonts w:ascii="Arial Narrow" w:hAnsi="Arial Narrow"/>
+          <w:sz w:val="24"/>
+          <w:szCs w:val="24"/>
+        </w:rPr>
+        <w:t>sheet_</w:t>
+      </w:r>
+      <w:proofErr w:type="gramStart"/>
+      <w:r>
+        <w:rPr>
+          <w:rFonts w:ascii="Arial Narrow" w:hAnsi="Arial Narrow"/>
+          <w:sz w:val="24"/>
+          <w:szCs w:val="24"/>
+        </w:rPr>
+        <w:t>nama.getRange</w:t>
+      </w:r>
+      <w:proofErr w:type="spellEnd"/>
+      <w:proofErr w:type="gramEnd"/>
+      <w:r>
+        <w:rPr>
+          <w:rFonts w:ascii="Arial Narrow" w:hAnsi="Arial Narrow"/>
+          <w:sz w:val="24"/>
+          <w:szCs w:val="24"/>
+        </w:rPr>
+        <w:t>('B1'</w:t>
+      </w:r>
+      <w:proofErr w:type="gramStart"/>
+      <w:r>
+        <w:rPr>
+          <w:rFonts w:ascii="Arial Narrow" w:hAnsi="Arial Narrow"/>
+          <w:sz w:val="24"/>
+          <w:szCs w:val="24"/>
+        </w:rPr>
+        <w:t>).</w:t>
+      </w:r>
+      <w:proofErr w:type="spellStart"/>
+      <w:r>
+        <w:rPr>
+          <w:rFonts w:ascii="Arial Narrow" w:hAnsi="Arial Narrow"/>
+          <w:sz w:val="24"/>
+          <w:szCs w:val="24"/>
+        </w:rPr>
+        <w:t>getDisplayValue</w:t>
+      </w:r>
+      <w:proofErr w:type="spellEnd"/>
+      <w:proofErr w:type="gramEnd"/>
+      <w:r>
+        <w:rPr>
+          <w:rFonts w:ascii="Arial Narrow" w:hAnsi="Arial Narrow"/>
+          <w:sz w:val="24"/>
+          <w:szCs w:val="24"/>
+        </w:rPr>
+        <w:t>();</w:t>
       </w:r>
     </w:p>
     <w:p>
@@ -2564,217 +6240,721 @@
           <w:sz w:val="24"/>
           <w:szCs w:val="24"/>
         </w:rPr>
-        <w:t>  var get_colom_C1 = sheet_nama.getRange('C1');</w:t>
-      </w:r>
-    </w:p>
-    <w:p>
-      <w:pPr>
-        <w:spacing w:after="0" w:line="240" w:lineRule="auto"/>
-        <w:rPr>
-          <w:rFonts w:ascii="Arial Narrow" w:hAnsi="Arial Narrow"/>
-          <w:sz w:val="24"/>
-          <w:szCs w:val="24"/>
-        </w:rPr>
-      </w:pPr>
-      <w:r>
-        <w:rPr>
-          <w:rFonts w:ascii="Arial Narrow" w:hAnsi="Arial Narrow"/>
-          <w:sz w:val="24"/>
-          <w:szCs w:val="24"/>
-        </w:rPr>
-        <w:t>  get_colom_C1.setValue('Nama');</w:t>
-      </w:r>
-    </w:p>
-    <w:p>
-      <w:pPr>
-        <w:spacing w:after="0" w:line="240" w:lineRule="auto"/>
-        <w:rPr>
-          <w:rFonts w:ascii="Arial Narrow" w:hAnsi="Arial Narrow"/>
-          <w:sz w:val="24"/>
-          <w:szCs w:val="24"/>
-        </w:rPr>
-      </w:pPr>
-    </w:p>
-    <w:p>
-      <w:pPr>
-        <w:spacing w:after="0" w:line="240" w:lineRule="auto"/>
-        <w:rPr>
-          <w:rFonts w:ascii="Arial Narrow" w:hAnsi="Arial Narrow"/>
-          <w:sz w:val="24"/>
-          <w:szCs w:val="24"/>
-        </w:rPr>
-      </w:pPr>
-      <w:r>
-        <w:rPr>
-          <w:rFonts w:ascii="Arial Narrow" w:hAnsi="Arial Narrow"/>
-          <w:sz w:val="24"/>
-          <w:szCs w:val="24"/>
-        </w:rPr>
-        <w:t>  // Donasi</w:t>
-      </w:r>
-    </w:p>
-    <w:p>
-      <w:pPr>
-        <w:spacing w:after="0" w:line="240" w:lineRule="auto"/>
-        <w:rPr>
-          <w:rFonts w:ascii="Arial Narrow" w:hAnsi="Arial Narrow"/>
-          <w:sz w:val="24"/>
-          <w:szCs w:val="24"/>
-        </w:rPr>
-      </w:pPr>
-      <w:r>
-        <w:rPr>
-          <w:rFonts w:ascii="Arial Narrow" w:hAnsi="Arial Narrow"/>
-          <w:sz w:val="24"/>
-          <w:szCs w:val="24"/>
-        </w:rPr>
-        <w:t>  var get_colom_D1 = sheet_nama.getRange('D1');</w:t>
-      </w:r>
-    </w:p>
-    <w:p>
-      <w:pPr>
-        <w:spacing w:after="0" w:line="240" w:lineRule="auto"/>
-        <w:rPr>
-          <w:rFonts w:ascii="Arial Narrow" w:hAnsi="Arial Narrow"/>
-          <w:sz w:val="24"/>
-          <w:szCs w:val="24"/>
-        </w:rPr>
-      </w:pPr>
-      <w:r>
-        <w:rPr>
-          <w:rFonts w:ascii="Arial Narrow" w:hAnsi="Arial Narrow"/>
-          <w:sz w:val="24"/>
-          <w:szCs w:val="24"/>
-        </w:rPr>
-        <w:t>  get_colom_D1.setValue('Donasi');</w:t>
-      </w:r>
-    </w:p>
-    <w:p>
-      <w:pPr>
-        <w:spacing w:after="0" w:line="240" w:lineRule="auto"/>
-        <w:rPr>
-          <w:rFonts w:ascii="Arial Narrow" w:hAnsi="Arial Narrow"/>
-          <w:sz w:val="24"/>
-          <w:szCs w:val="24"/>
-        </w:rPr>
-      </w:pPr>
-    </w:p>
-    <w:p>
-      <w:pPr>
-        <w:spacing w:after="0" w:line="240" w:lineRule="auto"/>
-        <w:rPr>
-          <w:rFonts w:ascii="Arial Narrow" w:hAnsi="Arial Narrow"/>
-          <w:sz w:val="24"/>
-          <w:szCs w:val="24"/>
-        </w:rPr>
-      </w:pPr>
-      <w:r>
-        <w:rPr>
-          <w:rFonts w:ascii="Arial Narrow" w:hAnsi="Arial Narrow"/>
-          <w:sz w:val="24"/>
-          <w:szCs w:val="24"/>
-        </w:rPr>
-        <w:t>  sheet_nama.getRange('A1:D1').setVerticalAlignment('middle').setHorizontalAlignment('center').setFontWeight('bold');</w:t>
-      </w:r>
-    </w:p>
-    <w:p>
-      <w:pPr>
-        <w:spacing w:after="0" w:line="240" w:lineRule="auto"/>
-        <w:rPr>
-          <w:rFonts w:ascii="Arial Narrow" w:hAnsi="Arial Narrow"/>
-          <w:sz w:val="24"/>
-          <w:szCs w:val="24"/>
-        </w:rPr>
-      </w:pPr>
-      <w:r>
-        <w:rPr>
-          <w:rFonts w:ascii="Arial Narrow" w:hAnsi="Arial Narrow"/>
-          <w:sz w:val="24"/>
-          <w:szCs w:val="24"/>
-        </w:rPr>
-        <w:t>  // sheet_nama.getRange('B2:B').setNumberFormat('dddd","dd" "mmm" "yyyy');</w:t>
-      </w:r>
-    </w:p>
-    <w:p>
-      <w:pPr>
-        <w:spacing w:after="0" w:line="240" w:lineRule="auto"/>
-        <w:rPr>
-          <w:rFonts w:ascii="Arial Narrow" w:hAnsi="Arial Narrow"/>
-          <w:sz w:val="24"/>
-          <w:szCs w:val="24"/>
-        </w:rPr>
-      </w:pPr>
-      <w:r>
-        <w:rPr>
-          <w:rFonts w:ascii="Arial Narrow" w:hAnsi="Arial Narrow"/>
-          <w:sz w:val="24"/>
-          <w:szCs w:val="24"/>
-        </w:rPr>
-        <w:t>  sheet_nama.getRange('B2:B').setNumberFormat('dd" "mmm" "yyyy');</w:t>
-      </w:r>
-    </w:p>
-    <w:p>
-      <w:pPr>
-        <w:spacing w:after="0" w:line="240" w:lineRule="auto"/>
-        <w:rPr>
-          <w:rFonts w:ascii="Arial Narrow" w:hAnsi="Arial Narrow"/>
-          <w:sz w:val="24"/>
-          <w:szCs w:val="24"/>
-        </w:rPr>
-      </w:pPr>
-    </w:p>
-    <w:p>
-      <w:pPr>
-        <w:spacing w:after="0" w:line="240" w:lineRule="auto"/>
-        <w:rPr>
-          <w:rFonts w:ascii="Arial Narrow" w:hAnsi="Arial Narrow"/>
-          <w:sz w:val="24"/>
-          <w:szCs w:val="24"/>
-        </w:rPr>
-      </w:pPr>
-      <w:r>
-        <w:rPr>
-          <w:rFonts w:ascii="Arial Narrow" w:hAnsi="Arial Narrow"/>
-          <w:sz w:val="24"/>
-          <w:szCs w:val="24"/>
-        </w:rPr>
-        <w:t>  sheet_nama.getRange('D2:D').setNumberFormat('[$Rp. -421]#,##.00');</w:t>
-      </w:r>
-    </w:p>
-    <w:p>
-      <w:pPr>
-        <w:spacing w:after="0" w:line="240" w:lineRule="auto"/>
-        <w:rPr>
-          <w:rFonts w:ascii="Arial Narrow" w:hAnsi="Arial Narrow"/>
-          <w:sz w:val="24"/>
-          <w:szCs w:val="24"/>
-        </w:rPr>
-      </w:pPr>
-      <w:r>
-        <w:rPr>
-          <w:rFonts w:ascii="Arial Narrow" w:hAnsi="Arial Narrow"/>
-          <w:sz w:val="24"/>
-          <w:szCs w:val="24"/>
-        </w:rPr>
-        <w:t>  // Logger.log(get_no);</w:t>
-      </w:r>
-    </w:p>
-    <w:p>
-      <w:pPr>
-        <w:spacing w:after="0" w:line="240" w:lineRule="auto"/>
-        <w:rPr>
-          <w:rFonts w:ascii="Arial Narrow" w:hAnsi="Arial Narrow"/>
-          <w:sz w:val="24"/>
-          <w:szCs w:val="24"/>
-        </w:rPr>
-      </w:pPr>
-      <w:r>
-        <w:rPr>
-          <w:rFonts w:ascii="Arial Narrow" w:hAnsi="Arial Narrow"/>
-          <w:sz w:val="24"/>
-          <w:szCs w:val="24"/>
-        </w:rPr>
-        <w:t>  // Logger.log(get_tanggal);</w:t>
+        <w:t xml:space="preserve">  var get_colom_C1 = </w:t>
+      </w:r>
+      <w:proofErr w:type="spellStart"/>
+      <w:r>
+        <w:rPr>
+          <w:rFonts w:ascii="Arial Narrow" w:hAnsi="Arial Narrow"/>
+          <w:sz w:val="24"/>
+          <w:szCs w:val="24"/>
+        </w:rPr>
+        <w:t>sheet_</w:t>
+      </w:r>
+      <w:proofErr w:type="gramStart"/>
+      <w:r>
+        <w:rPr>
+          <w:rFonts w:ascii="Arial Narrow" w:hAnsi="Arial Narrow"/>
+          <w:sz w:val="24"/>
+          <w:szCs w:val="24"/>
+        </w:rPr>
+        <w:t>nama.getRange</w:t>
+      </w:r>
+      <w:proofErr w:type="spellEnd"/>
+      <w:proofErr w:type="gramEnd"/>
+      <w:r>
+        <w:rPr>
+          <w:rFonts w:ascii="Arial Narrow" w:hAnsi="Arial Narrow"/>
+          <w:sz w:val="24"/>
+          <w:szCs w:val="24"/>
+        </w:rPr>
+        <w:t>('C1');</w:t>
+      </w:r>
+    </w:p>
+    <w:p>
+      <w:pPr>
+        <w:spacing w:after="0" w:line="240" w:lineRule="auto"/>
+        <w:rPr>
+          <w:rFonts w:ascii="Arial Narrow" w:hAnsi="Arial Narrow"/>
+          <w:sz w:val="24"/>
+          <w:szCs w:val="24"/>
+        </w:rPr>
+      </w:pPr>
+      <w:r>
+        <w:rPr>
+          <w:rFonts w:ascii="Arial Narrow" w:hAnsi="Arial Narrow"/>
+          <w:sz w:val="24"/>
+          <w:szCs w:val="24"/>
+        </w:rPr>
+        <w:t>  get_colom_C</w:t>
+      </w:r>
+      <w:proofErr w:type="gramStart"/>
+      <w:r>
+        <w:rPr>
+          <w:rFonts w:ascii="Arial Narrow" w:hAnsi="Arial Narrow"/>
+          <w:sz w:val="24"/>
+          <w:szCs w:val="24"/>
+        </w:rPr>
+        <w:t>1.setValue</w:t>
+      </w:r>
+      <w:proofErr w:type="gramEnd"/>
+      <w:r>
+        <w:rPr>
+          <w:rFonts w:ascii="Arial Narrow" w:hAnsi="Arial Narrow"/>
+          <w:sz w:val="24"/>
+          <w:szCs w:val="24"/>
+        </w:rPr>
+        <w:t>('Nama');</w:t>
+      </w:r>
+    </w:p>
+    <w:p>
+      <w:pPr>
+        <w:spacing w:after="0" w:line="240" w:lineRule="auto"/>
+        <w:rPr>
+          <w:rFonts w:ascii="Arial Narrow" w:hAnsi="Arial Narrow"/>
+          <w:sz w:val="24"/>
+          <w:szCs w:val="24"/>
+        </w:rPr>
+      </w:pPr>
+    </w:p>
+    <w:p>
+      <w:pPr>
+        <w:spacing w:after="0" w:line="240" w:lineRule="auto"/>
+        <w:rPr>
+          <w:rFonts w:ascii="Arial Narrow" w:hAnsi="Arial Narrow"/>
+          <w:sz w:val="24"/>
+          <w:szCs w:val="24"/>
+        </w:rPr>
+      </w:pPr>
+      <w:r>
+        <w:rPr>
+          <w:rFonts w:ascii="Arial Narrow" w:hAnsi="Arial Narrow"/>
+          <w:sz w:val="24"/>
+          <w:szCs w:val="24"/>
+        </w:rPr>
+        <w:t xml:space="preserve">  // </w:t>
+      </w:r>
+      <w:proofErr w:type="spellStart"/>
+      <w:r>
+        <w:rPr>
+          <w:rFonts w:ascii="Arial Narrow" w:hAnsi="Arial Narrow"/>
+          <w:sz w:val="24"/>
+          <w:szCs w:val="24"/>
+        </w:rPr>
+        <w:t>Donasi</w:t>
+      </w:r>
+      <w:proofErr w:type="spellEnd"/>
+    </w:p>
+    <w:p>
+      <w:pPr>
+        <w:spacing w:after="0" w:line="240" w:lineRule="auto"/>
+        <w:rPr>
+          <w:rFonts w:ascii="Arial Narrow" w:hAnsi="Arial Narrow"/>
+          <w:sz w:val="24"/>
+          <w:szCs w:val="24"/>
+        </w:rPr>
+      </w:pPr>
+      <w:r>
+        <w:rPr>
+          <w:rFonts w:ascii="Arial Narrow" w:hAnsi="Arial Narrow"/>
+          <w:sz w:val="24"/>
+          <w:szCs w:val="24"/>
+        </w:rPr>
+        <w:t xml:space="preserve">  var get_colom_D1 = </w:t>
+      </w:r>
+      <w:proofErr w:type="spellStart"/>
+      <w:r>
+        <w:rPr>
+          <w:rFonts w:ascii="Arial Narrow" w:hAnsi="Arial Narrow"/>
+          <w:sz w:val="24"/>
+          <w:szCs w:val="24"/>
+        </w:rPr>
+        <w:t>sheet_</w:t>
+      </w:r>
+      <w:proofErr w:type="gramStart"/>
+      <w:r>
+        <w:rPr>
+          <w:rFonts w:ascii="Arial Narrow" w:hAnsi="Arial Narrow"/>
+          <w:sz w:val="24"/>
+          <w:szCs w:val="24"/>
+        </w:rPr>
+        <w:t>nama.getRange</w:t>
+      </w:r>
+      <w:proofErr w:type="spellEnd"/>
+      <w:proofErr w:type="gramEnd"/>
+      <w:r>
+        <w:rPr>
+          <w:rFonts w:ascii="Arial Narrow" w:hAnsi="Arial Narrow"/>
+          <w:sz w:val="24"/>
+          <w:szCs w:val="24"/>
+        </w:rPr>
+        <w:t>('D1');</w:t>
+      </w:r>
+    </w:p>
+    <w:p>
+      <w:pPr>
+        <w:spacing w:after="0" w:line="240" w:lineRule="auto"/>
+        <w:rPr>
+          <w:rFonts w:ascii="Arial Narrow" w:hAnsi="Arial Narrow"/>
+          <w:sz w:val="24"/>
+          <w:szCs w:val="24"/>
+        </w:rPr>
+      </w:pPr>
+      <w:r>
+        <w:rPr>
+          <w:rFonts w:ascii="Arial Narrow" w:hAnsi="Arial Narrow"/>
+          <w:sz w:val="24"/>
+          <w:szCs w:val="24"/>
+        </w:rPr>
+        <w:t>  get_colom_D</w:t>
+      </w:r>
+      <w:proofErr w:type="gramStart"/>
+      <w:r>
+        <w:rPr>
+          <w:rFonts w:ascii="Arial Narrow" w:hAnsi="Arial Narrow"/>
+          <w:sz w:val="24"/>
+          <w:szCs w:val="24"/>
+        </w:rPr>
+        <w:t>1.setValue</w:t>
+      </w:r>
+      <w:proofErr w:type="gramEnd"/>
+      <w:r>
+        <w:rPr>
+          <w:rFonts w:ascii="Arial Narrow" w:hAnsi="Arial Narrow"/>
+          <w:sz w:val="24"/>
+          <w:szCs w:val="24"/>
+        </w:rPr>
+        <w:t>('</w:t>
+      </w:r>
+      <w:proofErr w:type="spellStart"/>
+      <w:r>
+        <w:rPr>
+          <w:rFonts w:ascii="Arial Narrow" w:hAnsi="Arial Narrow"/>
+          <w:sz w:val="24"/>
+          <w:szCs w:val="24"/>
+        </w:rPr>
+        <w:t>Donasi</w:t>
+      </w:r>
+      <w:proofErr w:type="spellEnd"/>
+      <w:r>
+        <w:rPr>
+          <w:rFonts w:ascii="Arial Narrow" w:hAnsi="Arial Narrow"/>
+          <w:sz w:val="24"/>
+          <w:szCs w:val="24"/>
+        </w:rPr>
+        <w:t>');</w:t>
+      </w:r>
+    </w:p>
+    <w:p>
+      <w:pPr>
+        <w:spacing w:after="0" w:line="240" w:lineRule="auto"/>
+        <w:rPr>
+          <w:rFonts w:ascii="Arial Narrow" w:hAnsi="Arial Narrow"/>
+          <w:sz w:val="24"/>
+          <w:szCs w:val="24"/>
+        </w:rPr>
+      </w:pPr>
+    </w:p>
+    <w:p>
+      <w:pPr>
+        <w:spacing w:after="0" w:line="240" w:lineRule="auto"/>
+        <w:rPr>
+          <w:rFonts w:ascii="Arial Narrow" w:hAnsi="Arial Narrow"/>
+          <w:sz w:val="24"/>
+          <w:szCs w:val="24"/>
+        </w:rPr>
+      </w:pPr>
+      <w:r>
+        <w:rPr>
+          <w:rFonts w:ascii="Arial Narrow" w:hAnsi="Arial Narrow"/>
+          <w:sz w:val="24"/>
+          <w:szCs w:val="24"/>
+        </w:rPr>
+        <w:t>  sheet_</w:t>
+      </w:r>
+      <w:proofErr w:type="gramStart"/>
+      <w:r>
+        <w:rPr>
+          <w:rFonts w:ascii="Arial Narrow" w:hAnsi="Arial Narrow"/>
+          <w:sz w:val="24"/>
+          <w:szCs w:val="24"/>
+        </w:rPr>
+        <w:t>nama.getRange</w:t>
+      </w:r>
+      <w:proofErr w:type="gramEnd"/>
+      <w:r>
+        <w:rPr>
+          <w:rFonts w:ascii="Arial Narrow" w:hAnsi="Arial Narrow"/>
+          <w:sz w:val="24"/>
+          <w:szCs w:val="24"/>
+        </w:rPr>
+        <w:t>('A1:D1'</w:t>
+      </w:r>
+      <w:proofErr w:type="gramStart"/>
+      <w:r>
+        <w:rPr>
+          <w:rFonts w:ascii="Arial Narrow" w:hAnsi="Arial Narrow"/>
+          <w:sz w:val="24"/>
+          <w:szCs w:val="24"/>
+        </w:rPr>
+        <w:t>).setVerticalAlignment</w:t>
+      </w:r>
+      <w:proofErr w:type="gramEnd"/>
+      <w:r>
+        <w:rPr>
+          <w:rFonts w:ascii="Arial Narrow" w:hAnsi="Arial Narrow"/>
+          <w:sz w:val="24"/>
+          <w:szCs w:val="24"/>
+        </w:rPr>
+        <w:t>('middle'</w:t>
+      </w:r>
+      <w:proofErr w:type="gramStart"/>
+      <w:r>
+        <w:rPr>
+          <w:rFonts w:ascii="Arial Narrow" w:hAnsi="Arial Narrow"/>
+          <w:sz w:val="24"/>
+          <w:szCs w:val="24"/>
+        </w:rPr>
+        <w:t>).setHorizontalAlignment</w:t>
+      </w:r>
+      <w:proofErr w:type="gramEnd"/>
+      <w:r>
+        <w:rPr>
+          <w:rFonts w:ascii="Arial Narrow" w:hAnsi="Arial Narrow"/>
+          <w:sz w:val="24"/>
+          <w:szCs w:val="24"/>
+        </w:rPr>
+        <w:t>('center'</w:t>
+      </w:r>
+      <w:proofErr w:type="gramStart"/>
+      <w:r>
+        <w:rPr>
+          <w:rFonts w:ascii="Arial Narrow" w:hAnsi="Arial Narrow"/>
+          <w:sz w:val="24"/>
+          <w:szCs w:val="24"/>
+        </w:rPr>
+        <w:t>).setFontWeight</w:t>
+      </w:r>
+      <w:proofErr w:type="gramEnd"/>
+      <w:r>
+        <w:rPr>
+          <w:rFonts w:ascii="Arial Narrow" w:hAnsi="Arial Narrow"/>
+          <w:sz w:val="24"/>
+          <w:szCs w:val="24"/>
+        </w:rPr>
+        <w:t>('bold');</w:t>
+      </w:r>
+    </w:p>
+    <w:p>
+      <w:pPr>
+        <w:spacing w:after="0" w:line="240" w:lineRule="auto"/>
+        <w:rPr>
+          <w:rFonts w:ascii="Arial Narrow" w:hAnsi="Arial Narrow"/>
+          <w:sz w:val="24"/>
+          <w:szCs w:val="24"/>
+        </w:rPr>
+      </w:pPr>
+      <w:r>
+        <w:rPr>
+          <w:rFonts w:ascii="Arial Narrow" w:hAnsi="Arial Narrow"/>
+          <w:sz w:val="24"/>
+          <w:szCs w:val="24"/>
+        </w:rPr>
+        <w:t xml:space="preserve">  // </w:t>
+      </w:r>
+      <w:proofErr w:type="spellStart"/>
+      <w:r>
+        <w:rPr>
+          <w:rFonts w:ascii="Arial Narrow" w:hAnsi="Arial Narrow"/>
+          <w:sz w:val="24"/>
+          <w:szCs w:val="24"/>
+        </w:rPr>
+        <w:t>sheet_</w:t>
+      </w:r>
+      <w:proofErr w:type="gramStart"/>
+      <w:r>
+        <w:rPr>
+          <w:rFonts w:ascii="Arial Narrow" w:hAnsi="Arial Narrow"/>
+          <w:sz w:val="24"/>
+          <w:szCs w:val="24"/>
+        </w:rPr>
+        <w:t>nama.getRange</w:t>
+      </w:r>
+      <w:proofErr w:type="spellEnd"/>
+      <w:proofErr w:type="gramEnd"/>
+      <w:r>
+        <w:rPr>
+          <w:rFonts w:ascii="Arial Narrow" w:hAnsi="Arial Narrow"/>
+          <w:sz w:val="24"/>
+          <w:szCs w:val="24"/>
+        </w:rPr>
+        <w:t>('B</w:t>
+      </w:r>
+      <w:proofErr w:type="gramStart"/>
+      <w:r>
+        <w:rPr>
+          <w:rFonts w:ascii="Arial Narrow" w:hAnsi="Arial Narrow"/>
+          <w:sz w:val="24"/>
+          <w:szCs w:val="24"/>
+        </w:rPr>
+        <w:t>2:B</w:t>
+      </w:r>
+      <w:proofErr w:type="gramEnd"/>
+      <w:r>
+        <w:rPr>
+          <w:rFonts w:ascii="Arial Narrow" w:hAnsi="Arial Narrow"/>
+          <w:sz w:val="24"/>
+          <w:szCs w:val="24"/>
+        </w:rPr>
+        <w:t>'</w:t>
+      </w:r>
+      <w:proofErr w:type="gramStart"/>
+      <w:r>
+        <w:rPr>
+          <w:rFonts w:ascii="Arial Narrow" w:hAnsi="Arial Narrow"/>
+          <w:sz w:val="24"/>
+          <w:szCs w:val="24"/>
+        </w:rPr>
+        <w:t>).</w:t>
+      </w:r>
+      <w:proofErr w:type="spellStart"/>
+      <w:r>
+        <w:rPr>
+          <w:rFonts w:ascii="Arial Narrow" w:hAnsi="Arial Narrow"/>
+          <w:sz w:val="24"/>
+          <w:szCs w:val="24"/>
+        </w:rPr>
+        <w:t>setNumberFormat</w:t>
+      </w:r>
+      <w:proofErr w:type="spellEnd"/>
+      <w:proofErr w:type="gramEnd"/>
+      <w:r>
+        <w:rPr>
+          <w:rFonts w:ascii="Arial Narrow" w:hAnsi="Arial Narrow"/>
+          <w:sz w:val="24"/>
+          <w:szCs w:val="24"/>
+        </w:rPr>
+        <w:t>('</w:t>
+      </w:r>
+      <w:proofErr w:type="spellStart"/>
+      <w:r>
+        <w:rPr>
+          <w:rFonts w:ascii="Arial Narrow" w:hAnsi="Arial Narrow"/>
+          <w:sz w:val="24"/>
+          <w:szCs w:val="24"/>
+        </w:rPr>
+        <w:t>dddd</w:t>
+      </w:r>
+      <w:proofErr w:type="spellEnd"/>
+      <w:r>
+        <w:rPr>
+          <w:rFonts w:ascii="Arial Narrow" w:hAnsi="Arial Narrow"/>
+          <w:sz w:val="24"/>
+          <w:szCs w:val="24"/>
+        </w:rPr>
+        <w:t>","dd" "mmm" "</w:t>
+      </w:r>
+      <w:proofErr w:type="spellStart"/>
+      <w:r>
+        <w:rPr>
+          <w:rFonts w:ascii="Arial Narrow" w:hAnsi="Arial Narrow"/>
+          <w:sz w:val="24"/>
+          <w:szCs w:val="24"/>
+        </w:rPr>
+        <w:t>yyyy</w:t>
+      </w:r>
+      <w:proofErr w:type="spellEnd"/>
+      <w:r>
+        <w:rPr>
+          <w:rFonts w:ascii="Arial Narrow" w:hAnsi="Arial Narrow"/>
+          <w:sz w:val="24"/>
+          <w:szCs w:val="24"/>
+        </w:rPr>
+        <w:t>');</w:t>
+      </w:r>
+    </w:p>
+    <w:p>
+      <w:pPr>
+        <w:spacing w:after="0" w:line="240" w:lineRule="auto"/>
+        <w:rPr>
+          <w:rFonts w:ascii="Arial Narrow" w:hAnsi="Arial Narrow"/>
+          <w:sz w:val="24"/>
+          <w:szCs w:val="24"/>
+        </w:rPr>
+      </w:pPr>
+      <w:r>
+        <w:rPr>
+          <w:rFonts w:ascii="Arial Narrow" w:hAnsi="Arial Narrow"/>
+          <w:sz w:val="24"/>
+          <w:szCs w:val="24"/>
+        </w:rPr>
+        <w:t xml:space="preserve">  </w:t>
+      </w:r>
+      <w:proofErr w:type="spellStart"/>
+      <w:r>
+        <w:rPr>
+          <w:rFonts w:ascii="Arial Narrow" w:hAnsi="Arial Narrow"/>
+          <w:sz w:val="24"/>
+          <w:szCs w:val="24"/>
+        </w:rPr>
+        <w:t>sheet_</w:t>
+      </w:r>
+      <w:proofErr w:type="gramStart"/>
+      <w:r>
+        <w:rPr>
+          <w:rFonts w:ascii="Arial Narrow" w:hAnsi="Arial Narrow"/>
+          <w:sz w:val="24"/>
+          <w:szCs w:val="24"/>
+        </w:rPr>
+        <w:t>nama.getRange</w:t>
+      </w:r>
+      <w:proofErr w:type="spellEnd"/>
+      <w:proofErr w:type="gramEnd"/>
+      <w:r>
+        <w:rPr>
+          <w:rFonts w:ascii="Arial Narrow" w:hAnsi="Arial Narrow"/>
+          <w:sz w:val="24"/>
+          <w:szCs w:val="24"/>
+        </w:rPr>
+        <w:t>('B</w:t>
+      </w:r>
+      <w:proofErr w:type="gramStart"/>
+      <w:r>
+        <w:rPr>
+          <w:rFonts w:ascii="Arial Narrow" w:hAnsi="Arial Narrow"/>
+          <w:sz w:val="24"/>
+          <w:szCs w:val="24"/>
+        </w:rPr>
+        <w:t>2:B</w:t>
+      </w:r>
+      <w:proofErr w:type="gramEnd"/>
+      <w:r>
+        <w:rPr>
+          <w:rFonts w:ascii="Arial Narrow" w:hAnsi="Arial Narrow"/>
+          <w:sz w:val="24"/>
+          <w:szCs w:val="24"/>
+        </w:rPr>
+        <w:t>'</w:t>
+      </w:r>
+      <w:proofErr w:type="gramStart"/>
+      <w:r>
+        <w:rPr>
+          <w:rFonts w:ascii="Arial Narrow" w:hAnsi="Arial Narrow"/>
+          <w:sz w:val="24"/>
+          <w:szCs w:val="24"/>
+        </w:rPr>
+        <w:t>).</w:t>
+      </w:r>
+      <w:proofErr w:type="spellStart"/>
+      <w:r>
+        <w:rPr>
+          <w:rFonts w:ascii="Arial Narrow" w:hAnsi="Arial Narrow"/>
+          <w:sz w:val="24"/>
+          <w:szCs w:val="24"/>
+        </w:rPr>
+        <w:t>setNumberFormat</w:t>
+      </w:r>
+      <w:proofErr w:type="spellEnd"/>
+      <w:proofErr w:type="gramEnd"/>
+      <w:r>
+        <w:rPr>
+          <w:rFonts w:ascii="Arial Narrow" w:hAnsi="Arial Narrow"/>
+          <w:sz w:val="24"/>
+          <w:szCs w:val="24"/>
+        </w:rPr>
+        <w:t>('dd" "mmm" "</w:t>
+      </w:r>
+      <w:proofErr w:type="spellStart"/>
+      <w:r>
+        <w:rPr>
+          <w:rFonts w:ascii="Arial Narrow" w:hAnsi="Arial Narrow"/>
+          <w:sz w:val="24"/>
+          <w:szCs w:val="24"/>
+        </w:rPr>
+        <w:t>yyyy</w:t>
+      </w:r>
+      <w:proofErr w:type="spellEnd"/>
+      <w:r>
+        <w:rPr>
+          <w:rFonts w:ascii="Arial Narrow" w:hAnsi="Arial Narrow"/>
+          <w:sz w:val="24"/>
+          <w:szCs w:val="24"/>
+        </w:rPr>
+        <w:t>');</w:t>
+      </w:r>
+    </w:p>
+    <w:p>
+      <w:pPr>
+        <w:spacing w:after="0" w:line="240" w:lineRule="auto"/>
+        <w:rPr>
+          <w:rFonts w:ascii="Arial Narrow" w:hAnsi="Arial Narrow"/>
+          <w:sz w:val="24"/>
+          <w:szCs w:val="24"/>
+        </w:rPr>
+      </w:pPr>
+    </w:p>
+    <w:p>
+      <w:pPr>
+        <w:spacing w:after="0" w:line="240" w:lineRule="auto"/>
+        <w:rPr>
+          <w:rFonts w:ascii="Arial Narrow" w:hAnsi="Arial Narrow"/>
+          <w:sz w:val="24"/>
+          <w:szCs w:val="24"/>
+        </w:rPr>
+      </w:pPr>
+      <w:r>
+        <w:rPr>
+          <w:rFonts w:ascii="Arial Narrow" w:hAnsi="Arial Narrow"/>
+          <w:sz w:val="24"/>
+          <w:szCs w:val="24"/>
+        </w:rPr>
+        <w:t xml:space="preserve">  </w:t>
+      </w:r>
+      <w:proofErr w:type="spellStart"/>
+      <w:r>
+        <w:rPr>
+          <w:rFonts w:ascii="Arial Narrow" w:hAnsi="Arial Narrow"/>
+          <w:sz w:val="24"/>
+          <w:szCs w:val="24"/>
+        </w:rPr>
+        <w:t>sheet_</w:t>
+      </w:r>
+      <w:proofErr w:type="gramStart"/>
+      <w:r>
+        <w:rPr>
+          <w:rFonts w:ascii="Arial Narrow" w:hAnsi="Arial Narrow"/>
+          <w:sz w:val="24"/>
+          <w:szCs w:val="24"/>
+        </w:rPr>
+        <w:t>nama.getRange</w:t>
+      </w:r>
+      <w:proofErr w:type="spellEnd"/>
+      <w:proofErr w:type="gramEnd"/>
+      <w:r>
+        <w:rPr>
+          <w:rFonts w:ascii="Arial Narrow" w:hAnsi="Arial Narrow"/>
+          <w:sz w:val="24"/>
+          <w:szCs w:val="24"/>
+        </w:rPr>
+        <w:t>('D2:D'</w:t>
+      </w:r>
+      <w:proofErr w:type="gramStart"/>
+      <w:r>
+        <w:rPr>
+          <w:rFonts w:ascii="Arial Narrow" w:hAnsi="Arial Narrow"/>
+          <w:sz w:val="24"/>
+          <w:szCs w:val="24"/>
+        </w:rPr>
+        <w:t>).</w:t>
+      </w:r>
+      <w:proofErr w:type="spellStart"/>
+      <w:r>
+        <w:rPr>
+          <w:rFonts w:ascii="Arial Narrow" w:hAnsi="Arial Narrow"/>
+          <w:sz w:val="24"/>
+          <w:szCs w:val="24"/>
+        </w:rPr>
+        <w:t>setNumberFormat</w:t>
+      </w:r>
+      <w:proofErr w:type="spellEnd"/>
+      <w:proofErr w:type="gramEnd"/>
+      <w:r>
+        <w:rPr>
+          <w:rFonts w:ascii="Arial Narrow" w:hAnsi="Arial Narrow"/>
+          <w:sz w:val="24"/>
+          <w:szCs w:val="24"/>
+        </w:rPr>
+        <w:t>('[$Rp. -</w:t>
+      </w:r>
+      <w:proofErr w:type="gramStart"/>
+      <w:r>
+        <w:rPr>
+          <w:rFonts w:ascii="Arial Narrow" w:hAnsi="Arial Narrow"/>
+          <w:sz w:val="24"/>
+          <w:szCs w:val="24"/>
+        </w:rPr>
+        <w:t>421]#</w:t>
+      </w:r>
+      <w:proofErr w:type="gramEnd"/>
+      <w:r>
+        <w:rPr>
+          <w:rFonts w:ascii="Arial Narrow" w:hAnsi="Arial Narrow"/>
+          <w:sz w:val="24"/>
+          <w:szCs w:val="24"/>
+        </w:rPr>
+        <w:t>,##.00');</w:t>
+      </w:r>
+    </w:p>
+    <w:p>
+      <w:pPr>
+        <w:spacing w:after="0" w:line="240" w:lineRule="auto"/>
+        <w:rPr>
+          <w:rFonts w:ascii="Arial Narrow" w:hAnsi="Arial Narrow"/>
+          <w:sz w:val="24"/>
+          <w:szCs w:val="24"/>
+        </w:rPr>
+      </w:pPr>
+      <w:r>
+        <w:rPr>
+          <w:rFonts w:ascii="Arial Narrow" w:hAnsi="Arial Narrow"/>
+          <w:sz w:val="24"/>
+          <w:szCs w:val="24"/>
+        </w:rPr>
+        <w:t>  // Logger.log(</w:t>
+      </w:r>
+      <w:proofErr w:type="spellStart"/>
+      <w:r>
+        <w:rPr>
+          <w:rFonts w:ascii="Arial Narrow" w:hAnsi="Arial Narrow"/>
+          <w:sz w:val="24"/>
+          <w:szCs w:val="24"/>
+        </w:rPr>
+        <w:t>get_no</w:t>
+      </w:r>
+      <w:proofErr w:type="spellEnd"/>
+      <w:r>
+        <w:rPr>
+          <w:rFonts w:ascii="Arial Narrow" w:hAnsi="Arial Narrow"/>
+          <w:sz w:val="24"/>
+          <w:szCs w:val="24"/>
+        </w:rPr>
+        <w:t>);</w:t>
+      </w:r>
+    </w:p>
+    <w:p>
+      <w:pPr>
+        <w:spacing w:after="0" w:line="240" w:lineRule="auto"/>
+        <w:rPr>
+          <w:rFonts w:ascii="Arial Narrow" w:hAnsi="Arial Narrow"/>
+          <w:sz w:val="24"/>
+          <w:szCs w:val="24"/>
+        </w:rPr>
+      </w:pPr>
+      <w:r>
+        <w:rPr>
+          <w:rFonts w:ascii="Arial Narrow" w:hAnsi="Arial Narrow"/>
+          <w:sz w:val="24"/>
+          <w:szCs w:val="24"/>
+        </w:rPr>
+        <w:t>  // Logger.log(</w:t>
+      </w:r>
+      <w:proofErr w:type="spellStart"/>
+      <w:r>
+        <w:rPr>
+          <w:rFonts w:ascii="Arial Narrow" w:hAnsi="Arial Narrow"/>
+          <w:sz w:val="24"/>
+          <w:szCs w:val="24"/>
+        </w:rPr>
+        <w:t>get_tanggal</w:t>
+      </w:r>
+      <w:proofErr w:type="spellEnd"/>
+      <w:r>
+        <w:rPr>
+          <w:rFonts w:ascii="Arial Narrow" w:hAnsi="Arial Narrow"/>
+          <w:sz w:val="24"/>
+          <w:szCs w:val="24"/>
+        </w:rPr>
+        <w:t>);</w:t>
       </w:r>
     </w:p>
     <w:p>
@@ -2820,71 +7000,199 @@
           <w:sz w:val="24"/>
           <w:szCs w:val="24"/>
         </w:rPr>
-        <w:t>function ambil_data(){</w:t>
-      </w:r>
-    </w:p>
-    <w:p>
-      <w:pPr>
-        <w:spacing w:after="0" w:line="240" w:lineRule="auto"/>
-        <w:rPr>
-          <w:rFonts w:ascii="Arial Narrow" w:hAnsi="Arial Narrow"/>
-          <w:sz w:val="24"/>
-          <w:szCs w:val="24"/>
-        </w:rPr>
-      </w:pPr>
-      <w:r>
-        <w:rPr>
-          <w:rFonts w:ascii="Arial Narrow" w:hAnsi="Arial Narrow"/>
-          <w:sz w:val="24"/>
-          <w:szCs w:val="24"/>
-        </w:rPr>
-        <w:t>  header();</w:t>
-      </w:r>
-    </w:p>
-    <w:p>
-      <w:pPr>
-        <w:spacing w:after="0" w:line="240" w:lineRule="auto"/>
-        <w:rPr>
-          <w:rFonts w:ascii="Arial Narrow" w:hAnsi="Arial Narrow"/>
-          <w:sz w:val="24"/>
-          <w:szCs w:val="24"/>
-        </w:rPr>
-      </w:pPr>
-    </w:p>
-    <w:p>
-      <w:pPr>
-        <w:spacing w:after="0" w:line="240" w:lineRule="auto"/>
-        <w:rPr>
-          <w:rFonts w:ascii="Arial Narrow" w:hAnsi="Arial Narrow"/>
-          <w:sz w:val="24"/>
-          <w:szCs w:val="24"/>
-        </w:rPr>
-      </w:pPr>
-      <w:r>
-        <w:rPr>
-          <w:rFonts w:ascii="Arial Narrow" w:hAnsi="Arial Narrow"/>
-          <w:sz w:val="24"/>
-          <w:szCs w:val="24"/>
-        </w:rPr>
-        <w:t>  var id_sheet = SpreadsheetApp.openById(id);</w:t>
-      </w:r>
-    </w:p>
-    <w:p>
-      <w:pPr>
-        <w:spacing w:after="0" w:line="240" w:lineRule="auto"/>
-        <w:rPr>
-          <w:rFonts w:ascii="Arial Narrow" w:hAnsi="Arial Narrow"/>
-          <w:sz w:val="24"/>
-          <w:szCs w:val="24"/>
-        </w:rPr>
-      </w:pPr>
-      <w:r>
-        <w:rPr>
-          <w:rFonts w:ascii="Arial Narrow" w:hAnsi="Arial Narrow"/>
-          <w:sz w:val="24"/>
-          <w:szCs w:val="24"/>
-        </w:rPr>
-        <w:t>  var sheet_nama = id_sheet.getSheetByName(sheet);</w:t>
+        <w:t xml:space="preserve">function </w:t>
+      </w:r>
+      <w:proofErr w:type="spellStart"/>
+      <w:r>
+        <w:rPr>
+          <w:rFonts w:ascii="Arial Narrow" w:hAnsi="Arial Narrow"/>
+          <w:sz w:val="24"/>
+          <w:szCs w:val="24"/>
+        </w:rPr>
+        <w:t>ambil_</w:t>
+      </w:r>
+      <w:proofErr w:type="gramStart"/>
+      <w:r>
+        <w:rPr>
+          <w:rFonts w:ascii="Arial Narrow" w:hAnsi="Arial Narrow"/>
+          <w:sz w:val="24"/>
+          <w:szCs w:val="24"/>
+        </w:rPr>
+        <w:t>data</w:t>
+      </w:r>
+      <w:proofErr w:type="spellEnd"/>
+      <w:r>
+        <w:rPr>
+          <w:rFonts w:ascii="Arial Narrow" w:hAnsi="Arial Narrow"/>
+          <w:sz w:val="24"/>
+          <w:szCs w:val="24"/>
+        </w:rPr>
+        <w:t>(){</w:t>
+      </w:r>
+      <w:proofErr w:type="gramEnd"/>
+    </w:p>
+    <w:p>
+      <w:pPr>
+        <w:spacing w:after="0" w:line="240" w:lineRule="auto"/>
+        <w:rPr>
+          <w:rFonts w:ascii="Arial Narrow" w:hAnsi="Arial Narrow"/>
+          <w:sz w:val="24"/>
+          <w:szCs w:val="24"/>
+        </w:rPr>
+      </w:pPr>
+      <w:r>
+        <w:rPr>
+          <w:rFonts w:ascii="Arial Narrow" w:hAnsi="Arial Narrow"/>
+          <w:sz w:val="24"/>
+          <w:szCs w:val="24"/>
+        </w:rPr>
+        <w:t xml:space="preserve">  </w:t>
+      </w:r>
+      <w:proofErr w:type="gramStart"/>
+      <w:r>
+        <w:rPr>
+          <w:rFonts w:ascii="Arial Narrow" w:hAnsi="Arial Narrow"/>
+          <w:sz w:val="24"/>
+          <w:szCs w:val="24"/>
+        </w:rPr>
+        <w:t>header(</w:t>
+      </w:r>
+      <w:proofErr w:type="gramEnd"/>
+      <w:r>
+        <w:rPr>
+          <w:rFonts w:ascii="Arial Narrow" w:hAnsi="Arial Narrow"/>
+          <w:sz w:val="24"/>
+          <w:szCs w:val="24"/>
+        </w:rPr>
+        <w:t>);</w:t>
+      </w:r>
+    </w:p>
+    <w:p>
+      <w:pPr>
+        <w:spacing w:after="0" w:line="240" w:lineRule="auto"/>
+        <w:rPr>
+          <w:rFonts w:ascii="Arial Narrow" w:hAnsi="Arial Narrow"/>
+          <w:sz w:val="24"/>
+          <w:szCs w:val="24"/>
+        </w:rPr>
+      </w:pPr>
+    </w:p>
+    <w:p>
+      <w:pPr>
+        <w:spacing w:after="0" w:line="240" w:lineRule="auto"/>
+        <w:rPr>
+          <w:rFonts w:ascii="Arial Narrow" w:hAnsi="Arial Narrow"/>
+          <w:sz w:val="24"/>
+          <w:szCs w:val="24"/>
+        </w:rPr>
+      </w:pPr>
+      <w:r>
+        <w:rPr>
+          <w:rFonts w:ascii="Arial Narrow" w:hAnsi="Arial Narrow"/>
+          <w:sz w:val="24"/>
+          <w:szCs w:val="24"/>
+        </w:rPr>
+        <w:t xml:space="preserve">  var </w:t>
+      </w:r>
+      <w:proofErr w:type="spellStart"/>
+      <w:r>
+        <w:rPr>
+          <w:rFonts w:ascii="Arial Narrow" w:hAnsi="Arial Narrow"/>
+          <w:sz w:val="24"/>
+          <w:szCs w:val="24"/>
+        </w:rPr>
+        <w:t>id_sheet</w:t>
+      </w:r>
+      <w:proofErr w:type="spellEnd"/>
+      <w:r>
+        <w:rPr>
+          <w:rFonts w:ascii="Arial Narrow" w:hAnsi="Arial Narrow"/>
+          <w:sz w:val="24"/>
+          <w:szCs w:val="24"/>
+        </w:rPr>
+        <w:t xml:space="preserve"> = </w:t>
+      </w:r>
+      <w:proofErr w:type="spellStart"/>
+      <w:r>
+        <w:rPr>
+          <w:rFonts w:ascii="Arial Narrow" w:hAnsi="Arial Narrow"/>
+          <w:sz w:val="24"/>
+          <w:szCs w:val="24"/>
+        </w:rPr>
+        <w:t>SpreadsheetApp.openById</w:t>
+      </w:r>
+      <w:proofErr w:type="spellEnd"/>
+      <w:r>
+        <w:rPr>
+          <w:rFonts w:ascii="Arial Narrow" w:hAnsi="Arial Narrow"/>
+          <w:sz w:val="24"/>
+          <w:szCs w:val="24"/>
+        </w:rPr>
+        <w:t>(id);</w:t>
+      </w:r>
+    </w:p>
+    <w:p>
+      <w:pPr>
+        <w:spacing w:after="0" w:line="240" w:lineRule="auto"/>
+        <w:rPr>
+          <w:rFonts w:ascii="Arial Narrow" w:hAnsi="Arial Narrow"/>
+          <w:sz w:val="24"/>
+          <w:szCs w:val="24"/>
+        </w:rPr>
+      </w:pPr>
+      <w:r>
+        <w:rPr>
+          <w:rFonts w:ascii="Arial Narrow" w:hAnsi="Arial Narrow"/>
+          <w:sz w:val="24"/>
+          <w:szCs w:val="24"/>
+        </w:rPr>
+        <w:t xml:space="preserve">  var </w:t>
+      </w:r>
+      <w:proofErr w:type="spellStart"/>
+      <w:r>
+        <w:rPr>
+          <w:rFonts w:ascii="Arial Narrow" w:hAnsi="Arial Narrow"/>
+          <w:sz w:val="24"/>
+          <w:szCs w:val="24"/>
+        </w:rPr>
+        <w:t>sheet_nama</w:t>
+      </w:r>
+      <w:proofErr w:type="spellEnd"/>
+      <w:r>
+        <w:rPr>
+          <w:rFonts w:ascii="Arial Narrow" w:hAnsi="Arial Narrow"/>
+          <w:sz w:val="24"/>
+          <w:szCs w:val="24"/>
+        </w:rPr>
+        <w:t xml:space="preserve"> = </w:t>
+      </w:r>
+      <w:proofErr w:type="spellStart"/>
+      <w:r>
+        <w:rPr>
+          <w:rFonts w:ascii="Arial Narrow" w:hAnsi="Arial Narrow"/>
+          <w:sz w:val="24"/>
+          <w:szCs w:val="24"/>
+        </w:rPr>
+        <w:t>id_</w:t>
+      </w:r>
+      <w:proofErr w:type="gramStart"/>
+      <w:r>
+        <w:rPr>
+          <w:rFonts w:ascii="Arial Narrow" w:hAnsi="Arial Narrow"/>
+          <w:sz w:val="24"/>
+          <w:szCs w:val="24"/>
+        </w:rPr>
+        <w:t>sheet.getSheetByName</w:t>
+      </w:r>
+      <w:proofErr w:type="spellEnd"/>
+      <w:proofErr w:type="gramEnd"/>
+      <w:r>
+        <w:rPr>
+          <w:rFonts w:ascii="Arial Narrow" w:hAnsi="Arial Narrow"/>
+          <w:sz w:val="24"/>
+          <w:szCs w:val="24"/>
+        </w:rPr>
+        <w:t>(sheet);</w:t>
       </w:r>
     </w:p>
     <w:p>
@@ -2930,7 +7238,43 @@
           <w:sz w:val="24"/>
           <w:szCs w:val="24"/>
         </w:rPr>
-        <w:t>  // sheet_nama.getRange('A2:D2').setValues([[1,'15/1/2026','Andi','1000']]);</w:t>
+        <w:t>  // sheet_</w:t>
+      </w:r>
+      <w:proofErr w:type="gramStart"/>
+      <w:r>
+        <w:rPr>
+          <w:rFonts w:ascii="Arial Narrow" w:hAnsi="Arial Narrow"/>
+          <w:sz w:val="24"/>
+          <w:szCs w:val="24"/>
+        </w:rPr>
+        <w:t>nama.getRange</w:t>
+      </w:r>
+      <w:proofErr w:type="gramEnd"/>
+      <w:r>
+        <w:rPr>
+          <w:rFonts w:ascii="Arial Narrow" w:hAnsi="Arial Narrow"/>
+          <w:sz w:val="24"/>
+          <w:szCs w:val="24"/>
+        </w:rPr>
+        <w:t>('A2:D2'</w:t>
+      </w:r>
+      <w:proofErr w:type="gramStart"/>
+      <w:r>
+        <w:rPr>
+          <w:rFonts w:ascii="Arial Narrow" w:hAnsi="Arial Narrow"/>
+          <w:sz w:val="24"/>
+          <w:szCs w:val="24"/>
+        </w:rPr>
+        <w:t>).setValues</w:t>
+      </w:r>
+      <w:proofErr w:type="gramEnd"/>
+      <w:r>
+        <w:rPr>
+          <w:rFonts w:ascii="Arial Narrow" w:hAnsi="Arial Narrow"/>
+          <w:sz w:val="24"/>
+          <w:szCs w:val="24"/>
+        </w:rPr>
+        <w:t>([[1,'15/1/2026','Andi','1000']]);</w:t>
       </w:r>
     </w:p>
     <w:p>
@@ -2976,7 +7320,63 @@
           <w:sz w:val="24"/>
           <w:szCs w:val="24"/>
         </w:rPr>
-        <w:t>  sheet_nama.getRange('A2:D4').setValues([</w:t>
+        <w:t xml:space="preserve">  </w:t>
+      </w:r>
+      <w:proofErr w:type="spellStart"/>
+      <w:r>
+        <w:rPr>
+          <w:rFonts w:ascii="Arial Narrow" w:hAnsi="Arial Narrow"/>
+          <w:sz w:val="24"/>
+          <w:szCs w:val="24"/>
+        </w:rPr>
+        <w:t>sheet_</w:t>
+      </w:r>
+      <w:proofErr w:type="gramStart"/>
+      <w:r>
+        <w:rPr>
+          <w:rFonts w:ascii="Arial Narrow" w:hAnsi="Arial Narrow"/>
+          <w:sz w:val="24"/>
+          <w:szCs w:val="24"/>
+        </w:rPr>
+        <w:t>nama.getRange</w:t>
+      </w:r>
+      <w:proofErr w:type="spellEnd"/>
+      <w:proofErr w:type="gramEnd"/>
+      <w:r>
+        <w:rPr>
+          <w:rFonts w:ascii="Arial Narrow" w:hAnsi="Arial Narrow"/>
+          <w:sz w:val="24"/>
+          <w:szCs w:val="24"/>
+        </w:rPr>
+        <w:t>('A2:D4'</w:t>
+      </w:r>
+      <w:proofErr w:type="gramStart"/>
+      <w:r>
+        <w:rPr>
+          <w:rFonts w:ascii="Arial Narrow" w:hAnsi="Arial Narrow"/>
+          <w:sz w:val="24"/>
+          <w:szCs w:val="24"/>
+        </w:rPr>
+        <w:t>).</w:t>
+      </w:r>
+      <w:proofErr w:type="spellStart"/>
+      <w:r>
+        <w:rPr>
+          <w:rFonts w:ascii="Arial Narrow" w:hAnsi="Arial Narrow"/>
+          <w:sz w:val="24"/>
+          <w:szCs w:val="24"/>
+        </w:rPr>
+        <w:t>setValues</w:t>
+      </w:r>
+      <w:proofErr w:type="spellEnd"/>
+      <w:proofErr w:type="gramEnd"/>
+      <w:r>
+        <w:rPr>
+          <w:rFonts w:ascii="Arial Narrow" w:hAnsi="Arial Narrow"/>
+          <w:sz w:val="24"/>
+          <w:szCs w:val="24"/>
+        </w:rPr>
+        <w:t>([</w:t>
       </w:r>
     </w:p>
     <w:p>
@@ -3012,25 +7412,61 @@
           <w:sz w:val="24"/>
           <w:szCs w:val="24"/>
         </w:rPr>
-        <w:t>    [2,new Date(2026,1,15),'Joko','2000'],</w:t>
-      </w:r>
-    </w:p>
-    <w:p>
-      <w:pPr>
-        <w:spacing w:after="0" w:line="240" w:lineRule="auto"/>
-        <w:rPr>
-          <w:rFonts w:ascii="Arial Narrow" w:hAnsi="Arial Narrow"/>
-          <w:sz w:val="24"/>
-          <w:szCs w:val="24"/>
-        </w:rPr>
-      </w:pPr>
-      <w:r>
-        <w:rPr>
-          <w:rFonts w:ascii="Arial Narrow" w:hAnsi="Arial Narrow"/>
-          <w:sz w:val="24"/>
-          <w:szCs w:val="24"/>
-        </w:rPr>
-        <w:t>    [3,new Date(2026,4,11),'Budi','7000']</w:t>
+        <w:t>    [</w:t>
+      </w:r>
+      <w:proofErr w:type="gramStart"/>
+      <w:r>
+        <w:rPr>
+          <w:rFonts w:ascii="Arial Narrow" w:hAnsi="Arial Narrow"/>
+          <w:sz w:val="24"/>
+          <w:szCs w:val="24"/>
+        </w:rPr>
+        <w:t>2,new</w:t>
+      </w:r>
+      <w:proofErr w:type="gramEnd"/>
+      <w:r>
+        <w:rPr>
+          <w:rFonts w:ascii="Arial Narrow" w:hAnsi="Arial Narrow"/>
+          <w:sz w:val="24"/>
+          <w:szCs w:val="24"/>
+        </w:rPr>
+        <w:t xml:space="preserve"> Date(2026,1,15),'Joko','2000'],</w:t>
+      </w:r>
+    </w:p>
+    <w:p>
+      <w:pPr>
+        <w:spacing w:after="0" w:line="240" w:lineRule="auto"/>
+        <w:rPr>
+          <w:rFonts w:ascii="Arial Narrow" w:hAnsi="Arial Narrow"/>
+          <w:sz w:val="24"/>
+          <w:szCs w:val="24"/>
+        </w:rPr>
+      </w:pPr>
+      <w:r>
+        <w:rPr>
+          <w:rFonts w:ascii="Arial Narrow" w:hAnsi="Arial Narrow"/>
+          <w:sz w:val="24"/>
+          <w:szCs w:val="24"/>
+        </w:rPr>
+        <w:t>    [</w:t>
+      </w:r>
+      <w:proofErr w:type="gramStart"/>
+      <w:r>
+        <w:rPr>
+          <w:rFonts w:ascii="Arial Narrow" w:hAnsi="Arial Narrow"/>
+          <w:sz w:val="24"/>
+          <w:szCs w:val="24"/>
+        </w:rPr>
+        <w:t>3,new</w:t>
+      </w:r>
+      <w:proofErr w:type="gramEnd"/>
+      <w:r>
+        <w:rPr>
+          <w:rFonts w:ascii="Arial Narrow" w:hAnsi="Arial Narrow"/>
+          <w:sz w:val="24"/>
+          <w:szCs w:val="24"/>
+        </w:rPr>
+        <w:t xml:space="preserve"> Date(2026,4,11),'Budi','7000']</w:t>
       </w:r>
     </w:p>
     <w:p>
@@ -3076,7 +7512,25 @@
           <w:sz w:val="24"/>
           <w:szCs w:val="24"/>
         </w:rPr>
-        <w:t>  // Logger.log(sheet_nama);</w:t>
+        <w:t>  // Logger.log(</w:t>
+      </w:r>
+      <w:proofErr w:type="spellStart"/>
+      <w:r>
+        <w:rPr>
+          <w:rFonts w:ascii="Arial Narrow" w:hAnsi="Arial Narrow"/>
+          <w:sz w:val="24"/>
+          <w:szCs w:val="24"/>
+        </w:rPr>
+        <w:t>sheet_nama</w:t>
+      </w:r>
+      <w:proofErr w:type="spellEnd"/>
+      <w:r>
+        <w:rPr>
+          <w:rFonts w:ascii="Arial Narrow" w:hAnsi="Arial Narrow"/>
+          <w:sz w:val="24"/>
+          <w:szCs w:val="24"/>
+        </w:rPr>
+        <w:t>);</w:t>
       </w:r>
     </w:p>
     <w:p>
@@ -3224,79 +7678,217 @@
           <w:sz w:val="24"/>
           <w:szCs w:val="24"/>
         </w:rPr>
-        <w:t xml:space="preserve">// appendRow for add row </w:t>
-      </w:r>
-    </w:p>
-    <w:p>
-      <w:pPr>
-        <w:spacing w:after="0" w:line="240" w:lineRule="auto"/>
-        <w:rPr>
-          <w:rFonts w:ascii="Arial Narrow" w:hAnsi="Arial Narrow"/>
-          <w:sz w:val="24"/>
-          <w:szCs w:val="24"/>
-        </w:rPr>
-      </w:pPr>
-      <w:r>
-        <w:rPr>
-          <w:rFonts w:ascii="Arial Narrow" w:hAnsi="Arial Narrow"/>
-          <w:sz w:val="24"/>
-          <w:szCs w:val="24"/>
-        </w:rPr>
-        <w:t>function atur_data2(){</w:t>
-      </w:r>
-    </w:p>
-    <w:p>
-      <w:pPr>
-        <w:spacing w:after="0" w:line="240" w:lineRule="auto"/>
-        <w:rPr>
-          <w:rFonts w:ascii="Arial Narrow" w:hAnsi="Arial Narrow"/>
-          <w:sz w:val="24"/>
-          <w:szCs w:val="24"/>
-        </w:rPr>
-      </w:pPr>
-      <w:r>
-        <w:rPr>
-          <w:rFonts w:ascii="Arial Narrow" w:hAnsi="Arial Narrow"/>
-          <w:sz w:val="24"/>
-          <w:szCs w:val="24"/>
-        </w:rPr>
-        <w:t>  var id_sheet = SpreadsheetApp.openById(id);</w:t>
-      </w:r>
-    </w:p>
-    <w:p>
-      <w:pPr>
-        <w:spacing w:after="0" w:line="240" w:lineRule="auto"/>
-        <w:rPr>
-          <w:rFonts w:ascii="Arial Narrow" w:hAnsi="Arial Narrow"/>
-          <w:sz w:val="24"/>
-          <w:szCs w:val="24"/>
-        </w:rPr>
-      </w:pPr>
-      <w:r>
-        <w:rPr>
-          <w:rFonts w:ascii="Arial Narrow" w:hAnsi="Arial Narrow"/>
-          <w:sz w:val="24"/>
-          <w:szCs w:val="24"/>
-        </w:rPr>
-        <w:t>  var sheet_nama = id_sheet.getSheetByName(sheet);</w:t>
-      </w:r>
-    </w:p>
-    <w:p>
-      <w:pPr>
-        <w:spacing w:after="0" w:line="240" w:lineRule="auto"/>
-        <w:rPr>
-          <w:rFonts w:ascii="Arial Narrow" w:hAnsi="Arial Narrow"/>
-          <w:sz w:val="24"/>
-          <w:szCs w:val="24"/>
-        </w:rPr>
-      </w:pPr>
-      <w:r>
-        <w:rPr>
-          <w:rFonts w:ascii="Arial Narrow" w:hAnsi="Arial Narrow"/>
-          <w:sz w:val="24"/>
-          <w:szCs w:val="24"/>
-        </w:rPr>
-        <w:t>  var sheet_nama2 = id_sheet.getSheetByName(sheet2);</w:t>
+        <w:t xml:space="preserve">// </w:t>
+      </w:r>
+      <w:proofErr w:type="spellStart"/>
+      <w:r>
+        <w:rPr>
+          <w:rFonts w:ascii="Arial Narrow" w:hAnsi="Arial Narrow"/>
+          <w:sz w:val="24"/>
+          <w:szCs w:val="24"/>
+        </w:rPr>
+        <w:t>appendRow</w:t>
+      </w:r>
+      <w:proofErr w:type="spellEnd"/>
+      <w:r>
+        <w:rPr>
+          <w:rFonts w:ascii="Arial Narrow" w:hAnsi="Arial Narrow"/>
+          <w:sz w:val="24"/>
+          <w:szCs w:val="24"/>
+        </w:rPr>
+        <w:t xml:space="preserve"> for add row </w:t>
+      </w:r>
+    </w:p>
+    <w:p>
+      <w:pPr>
+        <w:spacing w:after="0" w:line="240" w:lineRule="auto"/>
+        <w:rPr>
+          <w:rFonts w:ascii="Arial Narrow" w:hAnsi="Arial Narrow"/>
+          <w:sz w:val="24"/>
+          <w:szCs w:val="24"/>
+        </w:rPr>
+      </w:pPr>
+      <w:r>
+        <w:rPr>
+          <w:rFonts w:ascii="Arial Narrow" w:hAnsi="Arial Narrow"/>
+          <w:sz w:val="24"/>
+          <w:szCs w:val="24"/>
+        </w:rPr>
+        <w:t>function atur_data2</w:t>
+      </w:r>
+      <w:proofErr w:type="gramStart"/>
+      <w:r>
+        <w:rPr>
+          <w:rFonts w:ascii="Arial Narrow" w:hAnsi="Arial Narrow"/>
+          <w:sz w:val="24"/>
+          <w:szCs w:val="24"/>
+        </w:rPr>
+        <w:t>(){</w:t>
+      </w:r>
+      <w:proofErr w:type="gramEnd"/>
+    </w:p>
+    <w:p>
+      <w:pPr>
+        <w:spacing w:after="0" w:line="240" w:lineRule="auto"/>
+        <w:rPr>
+          <w:rFonts w:ascii="Arial Narrow" w:hAnsi="Arial Narrow"/>
+          <w:sz w:val="24"/>
+          <w:szCs w:val="24"/>
+        </w:rPr>
+      </w:pPr>
+      <w:r>
+        <w:rPr>
+          <w:rFonts w:ascii="Arial Narrow" w:hAnsi="Arial Narrow"/>
+          <w:sz w:val="24"/>
+          <w:szCs w:val="24"/>
+        </w:rPr>
+        <w:t xml:space="preserve">  var </w:t>
+      </w:r>
+      <w:proofErr w:type="spellStart"/>
+      <w:r>
+        <w:rPr>
+          <w:rFonts w:ascii="Arial Narrow" w:hAnsi="Arial Narrow"/>
+          <w:sz w:val="24"/>
+          <w:szCs w:val="24"/>
+        </w:rPr>
+        <w:t>id_sheet</w:t>
+      </w:r>
+      <w:proofErr w:type="spellEnd"/>
+      <w:r>
+        <w:rPr>
+          <w:rFonts w:ascii="Arial Narrow" w:hAnsi="Arial Narrow"/>
+          <w:sz w:val="24"/>
+          <w:szCs w:val="24"/>
+        </w:rPr>
+        <w:t xml:space="preserve"> = </w:t>
+      </w:r>
+      <w:proofErr w:type="spellStart"/>
+      <w:r>
+        <w:rPr>
+          <w:rFonts w:ascii="Arial Narrow" w:hAnsi="Arial Narrow"/>
+          <w:sz w:val="24"/>
+          <w:szCs w:val="24"/>
+        </w:rPr>
+        <w:t>SpreadsheetApp.openById</w:t>
+      </w:r>
+      <w:proofErr w:type="spellEnd"/>
+      <w:r>
+        <w:rPr>
+          <w:rFonts w:ascii="Arial Narrow" w:hAnsi="Arial Narrow"/>
+          <w:sz w:val="24"/>
+          <w:szCs w:val="24"/>
+        </w:rPr>
+        <w:t>(id);</w:t>
+      </w:r>
+    </w:p>
+    <w:p>
+      <w:pPr>
+        <w:spacing w:after="0" w:line="240" w:lineRule="auto"/>
+        <w:rPr>
+          <w:rFonts w:ascii="Arial Narrow" w:hAnsi="Arial Narrow"/>
+          <w:sz w:val="24"/>
+          <w:szCs w:val="24"/>
+        </w:rPr>
+      </w:pPr>
+      <w:r>
+        <w:rPr>
+          <w:rFonts w:ascii="Arial Narrow" w:hAnsi="Arial Narrow"/>
+          <w:sz w:val="24"/>
+          <w:szCs w:val="24"/>
+        </w:rPr>
+        <w:t xml:space="preserve">  var </w:t>
+      </w:r>
+      <w:proofErr w:type="spellStart"/>
+      <w:r>
+        <w:rPr>
+          <w:rFonts w:ascii="Arial Narrow" w:hAnsi="Arial Narrow"/>
+          <w:sz w:val="24"/>
+          <w:szCs w:val="24"/>
+        </w:rPr>
+        <w:t>sheet_nama</w:t>
+      </w:r>
+      <w:proofErr w:type="spellEnd"/>
+      <w:r>
+        <w:rPr>
+          <w:rFonts w:ascii="Arial Narrow" w:hAnsi="Arial Narrow"/>
+          <w:sz w:val="24"/>
+          <w:szCs w:val="24"/>
+        </w:rPr>
+        <w:t xml:space="preserve"> = </w:t>
+      </w:r>
+      <w:proofErr w:type="spellStart"/>
+      <w:r>
+        <w:rPr>
+          <w:rFonts w:ascii="Arial Narrow" w:hAnsi="Arial Narrow"/>
+          <w:sz w:val="24"/>
+          <w:szCs w:val="24"/>
+        </w:rPr>
+        <w:t>id_</w:t>
+      </w:r>
+      <w:proofErr w:type="gramStart"/>
+      <w:r>
+        <w:rPr>
+          <w:rFonts w:ascii="Arial Narrow" w:hAnsi="Arial Narrow"/>
+          <w:sz w:val="24"/>
+          <w:szCs w:val="24"/>
+        </w:rPr>
+        <w:t>sheet.getSheetByName</w:t>
+      </w:r>
+      <w:proofErr w:type="spellEnd"/>
+      <w:proofErr w:type="gramEnd"/>
+      <w:r>
+        <w:rPr>
+          <w:rFonts w:ascii="Arial Narrow" w:hAnsi="Arial Narrow"/>
+          <w:sz w:val="24"/>
+          <w:szCs w:val="24"/>
+        </w:rPr>
+        <w:t>(sheet);</w:t>
+      </w:r>
+    </w:p>
+    <w:p>
+      <w:pPr>
+        <w:spacing w:after="0" w:line="240" w:lineRule="auto"/>
+        <w:rPr>
+          <w:rFonts w:ascii="Arial Narrow" w:hAnsi="Arial Narrow"/>
+          <w:sz w:val="24"/>
+          <w:szCs w:val="24"/>
+        </w:rPr>
+      </w:pPr>
+      <w:r>
+        <w:rPr>
+          <w:rFonts w:ascii="Arial Narrow" w:hAnsi="Arial Narrow"/>
+          <w:sz w:val="24"/>
+          <w:szCs w:val="24"/>
+        </w:rPr>
+        <w:t xml:space="preserve">  var sheet_nama2 = </w:t>
+      </w:r>
+      <w:proofErr w:type="spellStart"/>
+      <w:r>
+        <w:rPr>
+          <w:rFonts w:ascii="Arial Narrow" w:hAnsi="Arial Narrow"/>
+          <w:sz w:val="24"/>
+          <w:szCs w:val="24"/>
+        </w:rPr>
+        <w:t>id_</w:t>
+      </w:r>
+      <w:proofErr w:type="gramStart"/>
+      <w:r>
+        <w:rPr>
+          <w:rFonts w:ascii="Arial Narrow" w:hAnsi="Arial Narrow"/>
+          <w:sz w:val="24"/>
+          <w:szCs w:val="24"/>
+        </w:rPr>
+        <w:t>sheet.getSheetByName</w:t>
+      </w:r>
+      <w:proofErr w:type="spellEnd"/>
+      <w:proofErr w:type="gramEnd"/>
+      <w:r>
+        <w:rPr>
+          <w:rFonts w:ascii="Arial Narrow" w:hAnsi="Arial Narrow"/>
+          <w:sz w:val="24"/>
+          <w:szCs w:val="24"/>
+        </w:rPr>
+        <w:t>(sheet2);</w:t>
       </w:r>
     </w:p>
     <w:p>
@@ -3342,117 +7934,412 @@
           <w:sz w:val="24"/>
           <w:szCs w:val="24"/>
         </w:rPr>
-        <w:t>  var lr = sheet_nama2.getLastRow();</w:t>
-      </w:r>
-    </w:p>
-    <w:p>
-      <w:pPr>
-        <w:spacing w:after="0" w:line="240" w:lineRule="auto"/>
-        <w:rPr>
-          <w:rFonts w:ascii="Arial Narrow" w:hAnsi="Arial Narrow"/>
-          <w:sz w:val="24"/>
-          <w:szCs w:val="24"/>
-        </w:rPr>
-      </w:pPr>
-      <w:r>
-        <w:rPr>
-          <w:rFonts w:ascii="Arial Narrow" w:hAnsi="Arial Narrow"/>
-          <w:sz w:val="24"/>
-          <w:szCs w:val="24"/>
-        </w:rPr>
-        <w:t>  Logger.log(lr)</w:t>
-      </w:r>
-    </w:p>
-    <w:p>
-      <w:pPr>
-        <w:spacing w:after="0" w:line="240" w:lineRule="auto"/>
-        <w:rPr>
-          <w:rFonts w:ascii="Arial Narrow" w:hAnsi="Arial Narrow"/>
-          <w:sz w:val="24"/>
-          <w:szCs w:val="24"/>
-        </w:rPr>
-      </w:pPr>
-    </w:p>
-    <w:p>
-      <w:pPr>
-        <w:spacing w:after="0" w:line="240" w:lineRule="auto"/>
-        <w:rPr>
-          <w:rFonts w:ascii="Arial Narrow" w:hAnsi="Arial Narrow"/>
-          <w:sz w:val="24"/>
-          <w:szCs w:val="24"/>
-        </w:rPr>
-      </w:pPr>
-      <w:r>
-        <w:rPr>
-          <w:rFonts w:ascii="Arial Narrow" w:hAnsi="Arial Narrow"/>
-          <w:sz w:val="24"/>
-          <w:szCs w:val="24"/>
-        </w:rPr>
-        <w:t>  var tanggal = sheet_nama.getRange('C2').getValue();</w:t>
-      </w:r>
-    </w:p>
-    <w:p>
-      <w:pPr>
-        <w:spacing w:after="0" w:line="240" w:lineRule="auto"/>
-        <w:rPr>
-          <w:rFonts w:ascii="Arial Narrow" w:hAnsi="Arial Narrow"/>
-          <w:sz w:val="24"/>
-          <w:szCs w:val="24"/>
-        </w:rPr>
-      </w:pPr>
-      <w:r>
-        <w:rPr>
-          <w:rFonts w:ascii="Arial Narrow" w:hAnsi="Arial Narrow"/>
-          <w:sz w:val="24"/>
-          <w:szCs w:val="24"/>
-        </w:rPr>
-        <w:t>  var nama = sheet_nama.getRange('B2').getValue();</w:t>
-      </w:r>
-    </w:p>
-    <w:p>
-      <w:pPr>
-        <w:spacing w:after="0" w:line="240" w:lineRule="auto"/>
-        <w:rPr>
-          <w:rFonts w:ascii="Arial Narrow" w:hAnsi="Arial Narrow"/>
-          <w:sz w:val="24"/>
-          <w:szCs w:val="24"/>
-        </w:rPr>
-      </w:pPr>
-      <w:r>
-        <w:rPr>
-          <w:rFonts w:ascii="Arial Narrow" w:hAnsi="Arial Narrow"/>
-          <w:sz w:val="24"/>
-          <w:szCs w:val="24"/>
-        </w:rPr>
-        <w:t>  var donasi = sheet_nama.getRange('E2').getValue();</w:t>
-      </w:r>
-    </w:p>
-    <w:p>
-      <w:pPr>
-        <w:spacing w:after="0" w:line="240" w:lineRule="auto"/>
-        <w:rPr>
-          <w:rFonts w:ascii="Arial Narrow" w:hAnsi="Arial Narrow"/>
-          <w:sz w:val="24"/>
-          <w:szCs w:val="24"/>
-        </w:rPr>
-      </w:pPr>
-    </w:p>
-    <w:p>
-      <w:pPr>
-        <w:spacing w:after="0" w:line="240" w:lineRule="auto"/>
-        <w:rPr>
-          <w:rFonts w:ascii="Arial Narrow" w:hAnsi="Arial Narrow"/>
-          <w:sz w:val="24"/>
-          <w:szCs w:val="24"/>
-        </w:rPr>
-      </w:pPr>
-      <w:r>
-        <w:rPr>
-          <w:rFonts w:ascii="Arial Narrow" w:hAnsi="Arial Narrow"/>
-          <w:sz w:val="24"/>
-          <w:szCs w:val="24"/>
-        </w:rPr>
-        <w:t>  sheet_nama2.appendRow([lr, tanggal, nama, donasi]);</w:t>
+        <w:t xml:space="preserve">  var </w:t>
+      </w:r>
+      <w:proofErr w:type="spellStart"/>
+      <w:r>
+        <w:rPr>
+          <w:rFonts w:ascii="Arial Narrow" w:hAnsi="Arial Narrow"/>
+          <w:sz w:val="24"/>
+          <w:szCs w:val="24"/>
+        </w:rPr>
+        <w:t>lr</w:t>
+      </w:r>
+      <w:proofErr w:type="spellEnd"/>
+      <w:r>
+        <w:rPr>
+          <w:rFonts w:ascii="Arial Narrow" w:hAnsi="Arial Narrow"/>
+          <w:sz w:val="24"/>
+          <w:szCs w:val="24"/>
+        </w:rPr>
+        <w:t xml:space="preserve"> = sheet_nama2.getLastRow();</w:t>
+      </w:r>
+    </w:p>
+    <w:p>
+      <w:pPr>
+        <w:spacing w:after="0" w:line="240" w:lineRule="auto"/>
+        <w:rPr>
+          <w:rFonts w:ascii="Arial Narrow" w:hAnsi="Arial Narrow"/>
+          <w:sz w:val="24"/>
+          <w:szCs w:val="24"/>
+        </w:rPr>
+      </w:pPr>
+      <w:r>
+        <w:rPr>
+          <w:rFonts w:ascii="Arial Narrow" w:hAnsi="Arial Narrow"/>
+          <w:sz w:val="24"/>
+          <w:szCs w:val="24"/>
+        </w:rPr>
+        <w:t>  Logger.log(</w:t>
+      </w:r>
+      <w:proofErr w:type="spellStart"/>
+      <w:r>
+        <w:rPr>
+          <w:rFonts w:ascii="Arial Narrow" w:hAnsi="Arial Narrow"/>
+          <w:sz w:val="24"/>
+          <w:szCs w:val="24"/>
+        </w:rPr>
+        <w:t>lr</w:t>
+      </w:r>
+      <w:proofErr w:type="spellEnd"/>
+      <w:r>
+        <w:rPr>
+          <w:rFonts w:ascii="Arial Narrow" w:hAnsi="Arial Narrow"/>
+          <w:sz w:val="24"/>
+          <w:szCs w:val="24"/>
+        </w:rPr>
+        <w:t>)</w:t>
+      </w:r>
+    </w:p>
+    <w:p>
+      <w:pPr>
+        <w:spacing w:after="0" w:line="240" w:lineRule="auto"/>
+        <w:rPr>
+          <w:rFonts w:ascii="Arial Narrow" w:hAnsi="Arial Narrow"/>
+          <w:sz w:val="24"/>
+          <w:szCs w:val="24"/>
+        </w:rPr>
+      </w:pPr>
+    </w:p>
+    <w:p>
+      <w:pPr>
+        <w:spacing w:after="0" w:line="240" w:lineRule="auto"/>
+        <w:rPr>
+          <w:rFonts w:ascii="Arial Narrow" w:hAnsi="Arial Narrow"/>
+          <w:sz w:val="24"/>
+          <w:szCs w:val="24"/>
+        </w:rPr>
+      </w:pPr>
+      <w:r>
+        <w:rPr>
+          <w:rFonts w:ascii="Arial Narrow" w:hAnsi="Arial Narrow"/>
+          <w:sz w:val="24"/>
+          <w:szCs w:val="24"/>
+        </w:rPr>
+        <w:t xml:space="preserve">  var </w:t>
+      </w:r>
+      <w:proofErr w:type="spellStart"/>
+      <w:r>
+        <w:rPr>
+          <w:rFonts w:ascii="Arial Narrow" w:hAnsi="Arial Narrow"/>
+          <w:sz w:val="24"/>
+          <w:szCs w:val="24"/>
+        </w:rPr>
+        <w:t>tanggal</w:t>
+      </w:r>
+      <w:proofErr w:type="spellEnd"/>
+      <w:r>
+        <w:rPr>
+          <w:rFonts w:ascii="Arial Narrow" w:hAnsi="Arial Narrow"/>
+          <w:sz w:val="24"/>
+          <w:szCs w:val="24"/>
+        </w:rPr>
+        <w:t xml:space="preserve"> = </w:t>
+      </w:r>
+      <w:proofErr w:type="spellStart"/>
+      <w:r>
+        <w:rPr>
+          <w:rFonts w:ascii="Arial Narrow" w:hAnsi="Arial Narrow"/>
+          <w:sz w:val="24"/>
+          <w:szCs w:val="24"/>
+        </w:rPr>
+        <w:t>sheet_</w:t>
+      </w:r>
+      <w:proofErr w:type="gramStart"/>
+      <w:r>
+        <w:rPr>
+          <w:rFonts w:ascii="Arial Narrow" w:hAnsi="Arial Narrow"/>
+          <w:sz w:val="24"/>
+          <w:szCs w:val="24"/>
+        </w:rPr>
+        <w:t>nama.getRange</w:t>
+      </w:r>
+      <w:proofErr w:type="spellEnd"/>
+      <w:proofErr w:type="gramEnd"/>
+      <w:r>
+        <w:rPr>
+          <w:rFonts w:ascii="Arial Narrow" w:hAnsi="Arial Narrow"/>
+          <w:sz w:val="24"/>
+          <w:szCs w:val="24"/>
+        </w:rPr>
+        <w:t>('C2'</w:t>
+      </w:r>
+      <w:proofErr w:type="gramStart"/>
+      <w:r>
+        <w:rPr>
+          <w:rFonts w:ascii="Arial Narrow" w:hAnsi="Arial Narrow"/>
+          <w:sz w:val="24"/>
+          <w:szCs w:val="24"/>
+        </w:rPr>
+        <w:t>).</w:t>
+      </w:r>
+      <w:proofErr w:type="spellStart"/>
+      <w:r>
+        <w:rPr>
+          <w:rFonts w:ascii="Arial Narrow" w:hAnsi="Arial Narrow"/>
+          <w:sz w:val="24"/>
+          <w:szCs w:val="24"/>
+        </w:rPr>
+        <w:t>getValue</w:t>
+      </w:r>
+      <w:proofErr w:type="spellEnd"/>
+      <w:proofErr w:type="gramEnd"/>
+      <w:r>
+        <w:rPr>
+          <w:rFonts w:ascii="Arial Narrow" w:hAnsi="Arial Narrow"/>
+          <w:sz w:val="24"/>
+          <w:szCs w:val="24"/>
+        </w:rPr>
+        <w:t>();</w:t>
+      </w:r>
+    </w:p>
+    <w:p>
+      <w:pPr>
+        <w:spacing w:after="0" w:line="240" w:lineRule="auto"/>
+        <w:rPr>
+          <w:rFonts w:ascii="Arial Narrow" w:hAnsi="Arial Narrow"/>
+          <w:sz w:val="24"/>
+          <w:szCs w:val="24"/>
+        </w:rPr>
+      </w:pPr>
+      <w:r>
+        <w:rPr>
+          <w:rFonts w:ascii="Arial Narrow" w:hAnsi="Arial Narrow"/>
+          <w:sz w:val="24"/>
+          <w:szCs w:val="24"/>
+        </w:rPr>
+        <w:t xml:space="preserve">  var nama = </w:t>
+      </w:r>
+      <w:proofErr w:type="spellStart"/>
+      <w:r>
+        <w:rPr>
+          <w:rFonts w:ascii="Arial Narrow" w:hAnsi="Arial Narrow"/>
+          <w:sz w:val="24"/>
+          <w:szCs w:val="24"/>
+        </w:rPr>
+        <w:t>sheet_</w:t>
+      </w:r>
+      <w:proofErr w:type="gramStart"/>
+      <w:r>
+        <w:rPr>
+          <w:rFonts w:ascii="Arial Narrow" w:hAnsi="Arial Narrow"/>
+          <w:sz w:val="24"/>
+          <w:szCs w:val="24"/>
+        </w:rPr>
+        <w:t>nama.getRange</w:t>
+      </w:r>
+      <w:proofErr w:type="spellEnd"/>
+      <w:proofErr w:type="gramEnd"/>
+      <w:r>
+        <w:rPr>
+          <w:rFonts w:ascii="Arial Narrow" w:hAnsi="Arial Narrow"/>
+          <w:sz w:val="24"/>
+          <w:szCs w:val="24"/>
+        </w:rPr>
+        <w:t>('B2'</w:t>
+      </w:r>
+      <w:proofErr w:type="gramStart"/>
+      <w:r>
+        <w:rPr>
+          <w:rFonts w:ascii="Arial Narrow" w:hAnsi="Arial Narrow"/>
+          <w:sz w:val="24"/>
+          <w:szCs w:val="24"/>
+        </w:rPr>
+        <w:t>).</w:t>
+      </w:r>
+      <w:proofErr w:type="spellStart"/>
+      <w:r>
+        <w:rPr>
+          <w:rFonts w:ascii="Arial Narrow" w:hAnsi="Arial Narrow"/>
+          <w:sz w:val="24"/>
+          <w:szCs w:val="24"/>
+        </w:rPr>
+        <w:t>getValue</w:t>
+      </w:r>
+      <w:proofErr w:type="spellEnd"/>
+      <w:proofErr w:type="gramEnd"/>
+      <w:r>
+        <w:rPr>
+          <w:rFonts w:ascii="Arial Narrow" w:hAnsi="Arial Narrow"/>
+          <w:sz w:val="24"/>
+          <w:szCs w:val="24"/>
+        </w:rPr>
+        <w:t>();</w:t>
+      </w:r>
+    </w:p>
+    <w:p>
+      <w:pPr>
+        <w:spacing w:after="0" w:line="240" w:lineRule="auto"/>
+        <w:rPr>
+          <w:rFonts w:ascii="Arial Narrow" w:hAnsi="Arial Narrow"/>
+          <w:sz w:val="24"/>
+          <w:szCs w:val="24"/>
+        </w:rPr>
+      </w:pPr>
+      <w:r>
+        <w:rPr>
+          <w:rFonts w:ascii="Arial Narrow" w:hAnsi="Arial Narrow"/>
+          <w:sz w:val="24"/>
+          <w:szCs w:val="24"/>
+        </w:rPr>
+        <w:t xml:space="preserve">  var </w:t>
+      </w:r>
+      <w:proofErr w:type="spellStart"/>
+      <w:r>
+        <w:rPr>
+          <w:rFonts w:ascii="Arial Narrow" w:hAnsi="Arial Narrow"/>
+          <w:sz w:val="24"/>
+          <w:szCs w:val="24"/>
+        </w:rPr>
+        <w:t>donasi</w:t>
+      </w:r>
+      <w:proofErr w:type="spellEnd"/>
+      <w:r>
+        <w:rPr>
+          <w:rFonts w:ascii="Arial Narrow" w:hAnsi="Arial Narrow"/>
+          <w:sz w:val="24"/>
+          <w:szCs w:val="24"/>
+        </w:rPr>
+        <w:t xml:space="preserve"> = </w:t>
+      </w:r>
+      <w:proofErr w:type="spellStart"/>
+      <w:r>
+        <w:rPr>
+          <w:rFonts w:ascii="Arial Narrow" w:hAnsi="Arial Narrow"/>
+          <w:sz w:val="24"/>
+          <w:szCs w:val="24"/>
+        </w:rPr>
+        <w:t>sheet_</w:t>
+      </w:r>
+      <w:proofErr w:type="gramStart"/>
+      <w:r>
+        <w:rPr>
+          <w:rFonts w:ascii="Arial Narrow" w:hAnsi="Arial Narrow"/>
+          <w:sz w:val="24"/>
+          <w:szCs w:val="24"/>
+        </w:rPr>
+        <w:t>nama.getRange</w:t>
+      </w:r>
+      <w:proofErr w:type="spellEnd"/>
+      <w:proofErr w:type="gramEnd"/>
+      <w:r>
+        <w:rPr>
+          <w:rFonts w:ascii="Arial Narrow" w:hAnsi="Arial Narrow"/>
+          <w:sz w:val="24"/>
+          <w:szCs w:val="24"/>
+        </w:rPr>
+        <w:t>('E2'</w:t>
+      </w:r>
+      <w:proofErr w:type="gramStart"/>
+      <w:r>
+        <w:rPr>
+          <w:rFonts w:ascii="Arial Narrow" w:hAnsi="Arial Narrow"/>
+          <w:sz w:val="24"/>
+          <w:szCs w:val="24"/>
+        </w:rPr>
+        <w:t>).</w:t>
+      </w:r>
+      <w:proofErr w:type="spellStart"/>
+      <w:r>
+        <w:rPr>
+          <w:rFonts w:ascii="Arial Narrow" w:hAnsi="Arial Narrow"/>
+          <w:sz w:val="24"/>
+          <w:szCs w:val="24"/>
+        </w:rPr>
+        <w:t>getValue</w:t>
+      </w:r>
+      <w:proofErr w:type="spellEnd"/>
+      <w:proofErr w:type="gramEnd"/>
+      <w:r>
+        <w:rPr>
+          <w:rFonts w:ascii="Arial Narrow" w:hAnsi="Arial Narrow"/>
+          <w:sz w:val="24"/>
+          <w:szCs w:val="24"/>
+        </w:rPr>
+        <w:t>();</w:t>
+      </w:r>
+    </w:p>
+    <w:p>
+      <w:pPr>
+        <w:spacing w:after="0" w:line="240" w:lineRule="auto"/>
+        <w:rPr>
+          <w:rFonts w:ascii="Arial Narrow" w:hAnsi="Arial Narrow"/>
+          <w:sz w:val="24"/>
+          <w:szCs w:val="24"/>
+        </w:rPr>
+      </w:pPr>
+    </w:p>
+    <w:p>
+      <w:pPr>
+        <w:spacing w:after="0" w:line="240" w:lineRule="auto"/>
+        <w:rPr>
+          <w:rFonts w:ascii="Arial Narrow" w:hAnsi="Arial Narrow"/>
+          <w:sz w:val="24"/>
+          <w:szCs w:val="24"/>
+        </w:rPr>
+      </w:pPr>
+      <w:r>
+        <w:rPr>
+          <w:rFonts w:ascii="Arial Narrow" w:hAnsi="Arial Narrow"/>
+          <w:sz w:val="24"/>
+          <w:szCs w:val="24"/>
+        </w:rPr>
+        <w:lastRenderedPageBreak/>
+        <w:t>  sheet_nama2.appendRow([</w:t>
+      </w:r>
+      <w:proofErr w:type="spellStart"/>
+      <w:r>
+        <w:rPr>
+          <w:rFonts w:ascii="Arial Narrow" w:hAnsi="Arial Narrow"/>
+          <w:sz w:val="24"/>
+          <w:szCs w:val="24"/>
+        </w:rPr>
+        <w:t>lr</w:t>
+      </w:r>
+      <w:proofErr w:type="spellEnd"/>
+      <w:r>
+        <w:rPr>
+          <w:rFonts w:ascii="Arial Narrow" w:hAnsi="Arial Narrow"/>
+          <w:sz w:val="24"/>
+          <w:szCs w:val="24"/>
+        </w:rPr>
+        <w:t xml:space="preserve">, </w:t>
+      </w:r>
+      <w:proofErr w:type="spellStart"/>
+      <w:r>
+        <w:rPr>
+          <w:rFonts w:ascii="Arial Narrow" w:hAnsi="Arial Narrow"/>
+          <w:sz w:val="24"/>
+          <w:szCs w:val="24"/>
+        </w:rPr>
+        <w:t>tanggal</w:t>
+      </w:r>
+      <w:proofErr w:type="spellEnd"/>
+      <w:r>
+        <w:rPr>
+          <w:rFonts w:ascii="Arial Narrow" w:hAnsi="Arial Narrow"/>
+          <w:sz w:val="24"/>
+          <w:szCs w:val="24"/>
+        </w:rPr>
+        <w:t xml:space="preserve">, nama, </w:t>
+      </w:r>
+      <w:proofErr w:type="spellStart"/>
+      <w:r>
+        <w:rPr>
+          <w:rFonts w:ascii="Arial Narrow" w:hAnsi="Arial Narrow"/>
+          <w:sz w:val="24"/>
+          <w:szCs w:val="24"/>
+        </w:rPr>
+        <w:t>donasi</w:t>
+      </w:r>
+      <w:proofErr w:type="spellEnd"/>
+      <w:r>
+        <w:rPr>
+          <w:rFonts w:ascii="Arial Narrow" w:hAnsi="Arial Narrow"/>
+          <w:sz w:val="24"/>
+          <w:szCs w:val="24"/>
+        </w:rPr>
+        <w:t>]);</w:t>
       </w:r>
     </w:p>
     <w:p>
@@ -3481,7 +8368,25 @@
           <w:sz w:val="24"/>
           <w:szCs w:val="24"/>
         </w:rPr>
-        <w:t>005 - Mengenal Operator pada Google Apps Script</w:t>
+        <w:t xml:space="preserve">005 - </w:t>
+      </w:r>
+      <w:proofErr w:type="spellStart"/>
+      <w:r>
+        <w:rPr>
+          <w:rFonts w:ascii="Arial Narrow" w:hAnsi="Arial Narrow"/>
+          <w:sz w:val="24"/>
+          <w:szCs w:val="24"/>
+        </w:rPr>
+        <w:t>Mengenal</w:t>
+      </w:r>
+      <w:proofErr w:type="spellEnd"/>
+      <w:r>
+        <w:rPr>
+          <w:rFonts w:ascii="Arial Narrow" w:hAnsi="Arial Narrow"/>
+          <w:sz w:val="24"/>
+          <w:szCs w:val="24"/>
+        </w:rPr>
+        <w:t xml:space="preserve"> Operator pada Google Apps Script</w:t>
       </w:r>
     </w:p>
     <w:p>
@@ -3841,6 +8746,570 @@
           <w:szCs w:val="24"/>
         </w:rPr>
       </w:pPr>
+    </w:p>
+    <w:p>
+      <w:pPr>
+        <w:spacing w:after="0" w:line="240" w:lineRule="auto"/>
+        <w:rPr>
+          <w:rFonts w:ascii="Arial Narrow" w:hAnsi="Arial Narrow"/>
+          <w:sz w:val="24"/>
+          <w:szCs w:val="24"/>
+        </w:rPr>
+      </w:pPr>
+      <w:r>
+        <w:rPr>
+          <w:rFonts w:ascii="Arial Narrow" w:hAnsi="Arial Narrow"/>
+          <w:sz w:val="24"/>
+          <w:szCs w:val="24"/>
+        </w:rPr>
+        <w:t xml:space="preserve">function </w:t>
+      </w:r>
+      <w:proofErr w:type="gramStart"/>
+      <w:r>
+        <w:rPr>
+          <w:rFonts w:ascii="Arial Narrow" w:hAnsi="Arial Narrow"/>
+          <w:sz w:val="24"/>
+          <w:szCs w:val="24"/>
+        </w:rPr>
+        <w:t>operator(){</w:t>
+      </w:r>
+      <w:proofErr w:type="gramEnd"/>
+    </w:p>
+    <w:p>
+      <w:pPr>
+        <w:spacing w:after="0" w:line="240" w:lineRule="auto"/>
+        <w:rPr>
+          <w:rFonts w:ascii="Arial Narrow" w:hAnsi="Arial Narrow"/>
+          <w:sz w:val="24"/>
+          <w:szCs w:val="24"/>
+        </w:rPr>
+      </w:pPr>
+      <w:r>
+        <w:rPr>
+          <w:rFonts w:ascii="Arial Narrow" w:hAnsi="Arial Narrow"/>
+          <w:sz w:val="24"/>
+          <w:szCs w:val="24"/>
+        </w:rPr>
+        <w:t>  var x = 8;</w:t>
+      </w:r>
+    </w:p>
+    <w:p>
+      <w:pPr>
+        <w:spacing w:after="0" w:line="240" w:lineRule="auto"/>
+        <w:rPr>
+          <w:rFonts w:ascii="Arial Narrow" w:hAnsi="Arial Narrow"/>
+          <w:sz w:val="24"/>
+          <w:szCs w:val="24"/>
+        </w:rPr>
+      </w:pPr>
+      <w:r>
+        <w:rPr>
+          <w:rFonts w:ascii="Arial Narrow" w:hAnsi="Arial Narrow"/>
+          <w:sz w:val="24"/>
+          <w:szCs w:val="24"/>
+        </w:rPr>
+        <w:t>  var y = 5;</w:t>
+      </w:r>
+    </w:p>
+    <w:p>
+      <w:pPr>
+        <w:spacing w:after="0" w:line="240" w:lineRule="auto"/>
+        <w:rPr>
+          <w:rFonts w:ascii="Arial Narrow" w:hAnsi="Arial Narrow"/>
+          <w:sz w:val="24"/>
+          <w:szCs w:val="24"/>
+        </w:rPr>
+      </w:pPr>
+      <w:r>
+        <w:rPr>
+          <w:rFonts w:ascii="Arial Narrow" w:hAnsi="Arial Narrow"/>
+          <w:sz w:val="24"/>
+          <w:szCs w:val="24"/>
+        </w:rPr>
+        <w:t>  var z = 2;</w:t>
+      </w:r>
+    </w:p>
+    <w:p>
+      <w:pPr>
+        <w:spacing w:after="0" w:line="240" w:lineRule="auto"/>
+        <w:rPr>
+          <w:rFonts w:ascii="Arial Narrow" w:hAnsi="Arial Narrow"/>
+          <w:sz w:val="24"/>
+          <w:szCs w:val="24"/>
+        </w:rPr>
+      </w:pPr>
+    </w:p>
+    <w:p>
+      <w:pPr>
+        <w:spacing w:after="0" w:line="240" w:lineRule="auto"/>
+        <w:rPr>
+          <w:rFonts w:ascii="Arial Narrow" w:hAnsi="Arial Narrow"/>
+          <w:sz w:val="24"/>
+          <w:szCs w:val="24"/>
+        </w:rPr>
+      </w:pPr>
+      <w:r>
+        <w:rPr>
+          <w:rFonts w:ascii="Arial Narrow" w:hAnsi="Arial Narrow"/>
+          <w:sz w:val="24"/>
+          <w:szCs w:val="24"/>
+        </w:rPr>
+        <w:t xml:space="preserve">  var a = </w:t>
+      </w:r>
+      <w:proofErr w:type="spellStart"/>
+      <w:r>
+        <w:rPr>
+          <w:rFonts w:ascii="Arial Narrow" w:hAnsi="Arial Narrow"/>
+          <w:sz w:val="24"/>
+          <w:szCs w:val="24"/>
+        </w:rPr>
+        <w:t>x+y</w:t>
+      </w:r>
+      <w:proofErr w:type="spellEnd"/>
+      <w:r>
+        <w:rPr>
+          <w:rFonts w:ascii="Arial Narrow" w:hAnsi="Arial Narrow"/>
+          <w:sz w:val="24"/>
+          <w:szCs w:val="24"/>
+        </w:rPr>
+        <w:t>; //</w:t>
+      </w:r>
+    </w:p>
+    <w:p>
+      <w:pPr>
+        <w:spacing w:after="0" w:line="240" w:lineRule="auto"/>
+        <w:rPr>
+          <w:rFonts w:ascii="Arial Narrow" w:hAnsi="Arial Narrow"/>
+          <w:sz w:val="24"/>
+          <w:szCs w:val="24"/>
+        </w:rPr>
+      </w:pPr>
+      <w:r>
+        <w:rPr>
+          <w:rFonts w:ascii="Arial Narrow" w:hAnsi="Arial Narrow"/>
+          <w:sz w:val="24"/>
+          <w:szCs w:val="24"/>
+        </w:rPr>
+        <w:t>  var a2 = x&gt;y; // true</w:t>
+      </w:r>
+    </w:p>
+    <w:p>
+      <w:pPr>
+        <w:spacing w:after="0" w:line="240" w:lineRule="auto"/>
+        <w:rPr>
+          <w:rFonts w:ascii="Arial Narrow" w:hAnsi="Arial Narrow"/>
+          <w:sz w:val="24"/>
+          <w:szCs w:val="24"/>
+        </w:rPr>
+      </w:pPr>
+      <w:r>
+        <w:rPr>
+          <w:rFonts w:ascii="Arial Narrow" w:hAnsi="Arial Narrow"/>
+          <w:sz w:val="24"/>
+          <w:szCs w:val="24"/>
+        </w:rPr>
+        <w:t>  var a3 = z&gt;x; // false</w:t>
+      </w:r>
+    </w:p>
+    <w:p>
+      <w:pPr>
+        <w:spacing w:after="0" w:line="240" w:lineRule="auto"/>
+        <w:rPr>
+          <w:rFonts w:ascii="Arial Narrow" w:hAnsi="Arial Narrow"/>
+          <w:sz w:val="24"/>
+          <w:szCs w:val="24"/>
+        </w:rPr>
+      </w:pPr>
+      <w:r>
+        <w:rPr>
+          <w:rFonts w:ascii="Arial Narrow" w:hAnsi="Arial Narrow"/>
+          <w:sz w:val="24"/>
+          <w:szCs w:val="24"/>
+        </w:rPr>
+        <w:t>  // Logger.log(a);</w:t>
+      </w:r>
+    </w:p>
+    <w:p>
+      <w:pPr>
+        <w:spacing w:after="0" w:line="240" w:lineRule="auto"/>
+        <w:rPr>
+          <w:rFonts w:ascii="Arial Narrow" w:hAnsi="Arial Narrow"/>
+          <w:sz w:val="24"/>
+          <w:szCs w:val="24"/>
+        </w:rPr>
+      </w:pPr>
+      <w:r>
+        <w:rPr>
+          <w:rFonts w:ascii="Arial Narrow" w:hAnsi="Arial Narrow"/>
+          <w:sz w:val="24"/>
+          <w:szCs w:val="24"/>
+        </w:rPr>
+        <w:t>  var a4 = x&gt;y?"</w:t>
+      </w:r>
+      <w:proofErr w:type="spellStart"/>
+      <w:r>
+        <w:rPr>
+          <w:rFonts w:ascii="Arial Narrow" w:hAnsi="Arial Narrow"/>
+          <w:sz w:val="24"/>
+          <w:szCs w:val="24"/>
+        </w:rPr>
+        <w:t>Benar</w:t>
+      </w:r>
+      <w:proofErr w:type="spellEnd"/>
+      <w:r>
+        <w:rPr>
+          <w:rFonts w:ascii="Arial Narrow" w:hAnsi="Arial Narrow"/>
+          <w:sz w:val="24"/>
+          <w:szCs w:val="24"/>
+        </w:rPr>
+        <w:t>":"Salah";</w:t>
+      </w:r>
+    </w:p>
+    <w:p>
+      <w:pPr>
+        <w:spacing w:after="0" w:line="240" w:lineRule="auto"/>
+        <w:rPr>
+          <w:rFonts w:ascii="Arial Narrow" w:hAnsi="Arial Narrow"/>
+          <w:sz w:val="24"/>
+          <w:szCs w:val="24"/>
+        </w:rPr>
+      </w:pPr>
+    </w:p>
+    <w:p>
+      <w:pPr>
+        <w:spacing w:after="0" w:line="240" w:lineRule="auto"/>
+        <w:rPr>
+          <w:rFonts w:ascii="Arial Narrow" w:hAnsi="Arial Narrow"/>
+          <w:sz w:val="24"/>
+          <w:szCs w:val="24"/>
+        </w:rPr>
+      </w:pPr>
+      <w:r>
+        <w:rPr>
+          <w:rFonts w:ascii="Arial Narrow" w:hAnsi="Arial Narrow"/>
+          <w:sz w:val="24"/>
+          <w:szCs w:val="24"/>
+        </w:rPr>
+        <w:t xml:space="preserve">  // operator </w:t>
+      </w:r>
+      <w:proofErr w:type="spellStart"/>
+      <w:r>
+        <w:rPr>
+          <w:rFonts w:ascii="Arial Narrow" w:hAnsi="Arial Narrow"/>
+          <w:sz w:val="24"/>
+          <w:szCs w:val="24"/>
+        </w:rPr>
+        <w:t>negasi</w:t>
+      </w:r>
+      <w:proofErr w:type="spellEnd"/>
+      <w:r>
+        <w:rPr>
+          <w:rFonts w:ascii="Arial Narrow" w:hAnsi="Arial Narrow"/>
+          <w:sz w:val="24"/>
+          <w:szCs w:val="24"/>
+        </w:rPr>
+        <w:t xml:space="preserve">/ </w:t>
+      </w:r>
+      <w:proofErr w:type="spellStart"/>
+      <w:r>
+        <w:rPr>
+          <w:rFonts w:ascii="Arial Narrow" w:hAnsi="Arial Narrow"/>
+          <w:sz w:val="24"/>
+          <w:szCs w:val="24"/>
+        </w:rPr>
+        <w:t>kebalikan</w:t>
+      </w:r>
+      <w:proofErr w:type="spellEnd"/>
+      <w:r>
+        <w:rPr>
+          <w:rFonts w:ascii="Arial Narrow" w:hAnsi="Arial Narrow"/>
+          <w:sz w:val="24"/>
+          <w:szCs w:val="24"/>
+        </w:rPr>
+        <w:t xml:space="preserve"> </w:t>
+      </w:r>
+    </w:p>
+    <w:p>
+      <w:pPr>
+        <w:spacing w:after="0" w:line="240" w:lineRule="auto"/>
+        <w:rPr>
+          <w:rFonts w:ascii="Arial Narrow" w:hAnsi="Arial Narrow"/>
+          <w:sz w:val="24"/>
+          <w:szCs w:val="24"/>
+        </w:rPr>
+      </w:pPr>
+      <w:r>
+        <w:rPr>
+          <w:rFonts w:ascii="Arial Narrow" w:hAnsi="Arial Narrow"/>
+          <w:sz w:val="24"/>
+          <w:szCs w:val="24"/>
+        </w:rPr>
+        <w:t>  Logger.log</w:t>
+      </w:r>
+      <w:proofErr w:type="gramStart"/>
+      <w:r>
+        <w:rPr>
+          <w:rFonts w:ascii="Arial Narrow" w:hAnsi="Arial Narrow"/>
+          <w:sz w:val="24"/>
+          <w:szCs w:val="24"/>
+        </w:rPr>
+        <w:t>(!a</w:t>
+      </w:r>
+      <w:proofErr w:type="gramEnd"/>
+      <w:r>
+        <w:rPr>
+          <w:rFonts w:ascii="Arial Narrow" w:hAnsi="Arial Narrow"/>
+          <w:sz w:val="24"/>
+          <w:szCs w:val="24"/>
+        </w:rPr>
+        <w:t>2);</w:t>
+      </w:r>
+    </w:p>
+    <w:p>
+      <w:pPr>
+        <w:spacing w:after="0" w:line="240" w:lineRule="auto"/>
+        <w:rPr>
+          <w:rFonts w:ascii="Arial Narrow" w:hAnsi="Arial Narrow"/>
+          <w:sz w:val="24"/>
+          <w:szCs w:val="24"/>
+        </w:rPr>
+      </w:pPr>
+      <w:r>
+        <w:rPr>
+          <w:rFonts w:ascii="Arial Narrow" w:hAnsi="Arial Narrow"/>
+          <w:sz w:val="24"/>
+          <w:szCs w:val="24"/>
+        </w:rPr>
+        <w:t xml:space="preserve">  </w:t>
+      </w:r>
+    </w:p>
+    <w:p>
+      <w:pPr>
+        <w:spacing w:after="0" w:line="240" w:lineRule="auto"/>
+        <w:rPr>
+          <w:rFonts w:ascii="Arial Narrow" w:hAnsi="Arial Narrow"/>
+          <w:sz w:val="24"/>
+          <w:szCs w:val="24"/>
+        </w:rPr>
+      </w:pPr>
+      <w:r>
+        <w:rPr>
+          <w:rFonts w:ascii="Arial Narrow" w:hAnsi="Arial Narrow"/>
+          <w:sz w:val="24"/>
+          <w:szCs w:val="24"/>
+        </w:rPr>
+        <w:t>  // Logger.log(a2);</w:t>
+      </w:r>
+    </w:p>
+    <w:p>
+      <w:pPr>
+        <w:spacing w:after="0" w:line="240" w:lineRule="auto"/>
+        <w:rPr>
+          <w:rFonts w:ascii="Arial Narrow" w:hAnsi="Arial Narrow"/>
+          <w:sz w:val="24"/>
+          <w:szCs w:val="24"/>
+        </w:rPr>
+      </w:pPr>
+      <w:r>
+        <w:rPr>
+          <w:rFonts w:ascii="Arial Narrow" w:hAnsi="Arial Narrow"/>
+          <w:sz w:val="24"/>
+          <w:szCs w:val="24"/>
+        </w:rPr>
+        <w:t xml:space="preserve">  </w:t>
+      </w:r>
+      <w:proofErr w:type="gramStart"/>
+      <w:r>
+        <w:rPr>
+          <w:rFonts w:ascii="Arial Narrow" w:hAnsi="Arial Narrow"/>
+          <w:sz w:val="24"/>
+          <w:szCs w:val="24"/>
+        </w:rPr>
+        <w:t>Logger.log(</w:t>
+      </w:r>
+      <w:proofErr w:type="gramEnd"/>
+      <w:r>
+        <w:rPr>
+          <w:rFonts w:ascii="Arial Narrow" w:hAnsi="Arial Narrow"/>
+          <w:sz w:val="24"/>
+          <w:szCs w:val="24"/>
+        </w:rPr>
+        <w:t>a2 &amp;&amp; a3);</w:t>
+      </w:r>
+    </w:p>
+    <w:p>
+      <w:pPr>
+        <w:spacing w:after="0" w:line="240" w:lineRule="auto"/>
+        <w:rPr>
+          <w:rFonts w:ascii="Arial Narrow" w:hAnsi="Arial Narrow"/>
+          <w:sz w:val="24"/>
+          <w:szCs w:val="24"/>
+        </w:rPr>
+      </w:pPr>
+      <w:r>
+        <w:rPr>
+          <w:rFonts w:ascii="Arial Narrow" w:hAnsi="Arial Narrow"/>
+          <w:sz w:val="24"/>
+          <w:szCs w:val="24"/>
+        </w:rPr>
+        <w:t>}</w:t>
+      </w:r>
+    </w:p>
+    <w:p>
+      <w:pPr>
+        <w:spacing w:after="0" w:line="240" w:lineRule="auto"/>
+        <w:rPr>
+          <w:rFonts w:ascii="Arial Narrow" w:hAnsi="Arial Narrow"/>
+          <w:sz w:val="24"/>
+          <w:szCs w:val="24"/>
+        </w:rPr>
+      </w:pPr>
+    </w:p>
+    <w:p>
+      <w:pPr>
+        <w:spacing w:after="0" w:line="240" w:lineRule="auto"/>
+        <w:rPr>
+          <w:rFonts w:ascii="Arial Narrow" w:hAnsi="Arial Narrow"/>
+          <w:sz w:val="24"/>
+          <w:szCs w:val="24"/>
+        </w:rPr>
+      </w:pPr>
+      <w:r>
+        <w:rPr>
+          <w:rFonts w:ascii="Arial Narrow" w:hAnsi="Arial Narrow"/>
+          <w:sz w:val="24"/>
+          <w:szCs w:val="24"/>
+        </w:rPr>
+        <w:t xml:space="preserve">function </w:t>
+      </w:r>
+      <w:proofErr w:type="gramStart"/>
+      <w:r>
+        <w:rPr>
+          <w:rFonts w:ascii="Arial Narrow" w:hAnsi="Arial Narrow"/>
+          <w:sz w:val="24"/>
+          <w:szCs w:val="24"/>
+        </w:rPr>
+        <w:t>run(){</w:t>
+      </w:r>
+      <w:proofErr w:type="gramEnd"/>
+    </w:p>
+    <w:p>
+      <w:pPr>
+        <w:spacing w:after="0" w:line="240" w:lineRule="auto"/>
+        <w:rPr>
+          <w:rFonts w:ascii="Arial Narrow" w:hAnsi="Arial Narrow"/>
+          <w:sz w:val="24"/>
+          <w:szCs w:val="24"/>
+        </w:rPr>
+      </w:pPr>
+      <w:r>
+        <w:rPr>
+          <w:rFonts w:ascii="Arial Narrow" w:hAnsi="Arial Narrow"/>
+          <w:sz w:val="24"/>
+          <w:szCs w:val="24"/>
+        </w:rPr>
+        <w:t xml:space="preserve">  </w:t>
+      </w:r>
+      <w:proofErr w:type="gramStart"/>
+      <w:r>
+        <w:rPr>
+          <w:rFonts w:ascii="Arial Narrow" w:hAnsi="Arial Narrow"/>
+          <w:sz w:val="24"/>
+          <w:szCs w:val="24"/>
+        </w:rPr>
+        <w:t>operator(</w:t>
+      </w:r>
+      <w:proofErr w:type="gramEnd"/>
+      <w:r>
+        <w:rPr>
+          <w:rFonts w:ascii="Arial Narrow" w:hAnsi="Arial Narrow"/>
+          <w:sz w:val="24"/>
+          <w:szCs w:val="24"/>
+        </w:rPr>
+        <w:t>);</w:t>
+      </w:r>
+    </w:p>
+    <w:p>
+      <w:pPr>
+        <w:spacing w:after="0" w:line="240" w:lineRule="auto"/>
+        <w:rPr>
+          <w:rFonts w:ascii="Arial Narrow" w:hAnsi="Arial Narrow"/>
+          <w:sz w:val="24"/>
+          <w:szCs w:val="24"/>
+        </w:rPr>
+      </w:pPr>
+      <w:r>
+        <w:rPr>
+          <w:rFonts w:ascii="Arial Narrow" w:hAnsi="Arial Narrow"/>
+          <w:sz w:val="24"/>
+          <w:szCs w:val="24"/>
+        </w:rPr>
+        <w:t>}</w:t>
+      </w:r>
+    </w:p>
+    <w:p>
+      <w:pPr>
+        <w:spacing w:after="0" w:line="240" w:lineRule="auto"/>
+        <w:rPr>
+          <w:rFonts w:ascii="Arial Narrow" w:hAnsi="Arial Narrow"/>
+          <w:sz w:val="24"/>
+          <w:szCs w:val="24"/>
+        </w:rPr>
+      </w:pPr>
+      <w:r>
+        <w:rPr>
+          <w:rFonts w:ascii="Arial Narrow" w:hAnsi="Arial Narrow"/>
+          <w:sz w:val="24"/>
+          <w:szCs w:val="24"/>
+        </w:rPr>
+        <w:lastRenderedPageBreak/>
+        <w:drawing>
+          <wp:inline distT="0" distB="0" distL="0" distR="0" wp14:anchorId="24BCDFA1" wp14:editId="7CDBE233">
+            <wp:extent cx="3391074" cy="1752690"/>
+            <wp:effectExtent l="0" t="0" r="0" b="0"/>
+            <wp:docPr id="1602029233" name="Picture 1"/>
+            <wp:cNvGraphicFramePr>
+              <a:graphicFrameLocks xmlns:a="http://schemas.openxmlformats.org/drawingml/2006/main" noChangeAspect="1"/>
+            </wp:cNvGraphicFramePr>
+            <a:graphic xmlns:a="http://schemas.openxmlformats.org/drawingml/2006/main">
+              <a:graphicData uri="http://schemas.openxmlformats.org/drawingml/2006/picture">
+                <pic:pic xmlns:pic="http://schemas.openxmlformats.org/drawingml/2006/picture">
+                  <pic:nvPicPr>
+                    <pic:cNvPr id="1602029233" name=""/>
+                    <pic:cNvPicPr/>
+                  </pic:nvPicPr>
+                  <pic:blipFill>
+                    <a:blip r:embed="rId29"/>
+                    <a:stretch>
+                      <a:fillRect/>
+                    </a:stretch>
+                  </pic:blipFill>
+                  <pic:spPr>
+                    <a:xfrm>
+                      <a:off x="0" y="0"/>
+                      <a:ext cx="3391074" cy="1752690"/>
+                    </a:xfrm>
+                    <a:prstGeom prst="rect">
+                      <a:avLst/>
+                    </a:prstGeom>
+                  </pic:spPr>
+                </pic:pic>
+              </a:graphicData>
+            </a:graphic>
+          </wp:inline>
+        </w:drawing>
+      </w:r>
+    </w:p>
+    <w:p>
+      <w:pPr>
+        <w:spacing w:after="0" w:line="240" w:lineRule="auto"/>
+        <w:rPr>
+          <w:rFonts w:ascii="Arial Narrow" w:hAnsi="Arial Narrow"/>
+          <w:sz w:val="24"/>
+          <w:szCs w:val="24"/>
+        </w:rPr>
+      </w:pPr>
+      <w:proofErr w:type="spellStart"/>
       <w:r>
         <w:rPr>
           <w:rFonts w:ascii="Arial Narrow" w:hAnsi="Arial Narrow"/>
@@ -3849,16 +9318,18 @@
         </w:rPr>
         <w:t>asaas</w:t>
       </w:r>
-    </w:p>
-    <w:p>
-      <w:pPr>
-        <w:spacing w:after="0" w:line="240" w:lineRule="auto"/>
-        <w:rPr>
-          <w:rFonts w:ascii="Arial Narrow" w:hAnsi="Arial Narrow"/>
-          <w:sz w:val="24"/>
-          <w:szCs w:val="24"/>
-        </w:rPr>
-      </w:pPr>
+      <w:proofErr w:type="spellEnd"/>
+    </w:p>
+    <w:p>
+      <w:pPr>
+        <w:spacing w:after="0" w:line="240" w:lineRule="auto"/>
+        <w:rPr>
+          <w:rFonts w:ascii="Arial Narrow" w:hAnsi="Arial Narrow"/>
+          <w:sz w:val="24"/>
+          <w:szCs w:val="24"/>
+        </w:rPr>
+      </w:pPr>
+      <w:proofErr w:type="spellStart"/>
       <w:r>
         <w:rPr>
           <w:rFonts w:ascii="Arial Narrow" w:hAnsi="Arial Narrow"/>
@@ -3867,16 +9338,18 @@
         </w:rPr>
         <w:t>Zcvzxcvzx</w:t>
       </w:r>
-    </w:p>
-    <w:p>
-      <w:pPr>
-        <w:spacing w:after="0" w:line="240" w:lineRule="auto"/>
-        <w:rPr>
-          <w:rFonts w:ascii="Arial Narrow" w:hAnsi="Arial Narrow"/>
-          <w:sz w:val="24"/>
-          <w:szCs w:val="24"/>
-        </w:rPr>
-      </w:pPr>
+      <w:proofErr w:type="spellEnd"/>
+    </w:p>
+    <w:p>
+      <w:pPr>
+        <w:spacing w:after="0" w:line="240" w:lineRule="auto"/>
+        <w:rPr>
+          <w:rFonts w:ascii="Arial Narrow" w:hAnsi="Arial Narrow"/>
+          <w:sz w:val="24"/>
+          <w:szCs w:val="24"/>
+        </w:rPr>
+      </w:pPr>
+      <w:proofErr w:type="spellStart"/>
       <w:r>
         <w:rPr>
           <w:rFonts w:ascii="Arial Narrow" w:hAnsi="Arial Narrow"/>
@@ -3885,16 +9358,18 @@
         </w:rPr>
         <w:t>Dassd</w:t>
       </w:r>
-    </w:p>
-    <w:p>
-      <w:pPr>
-        <w:spacing w:after="0" w:line="240" w:lineRule="auto"/>
-        <w:rPr>
-          <w:rFonts w:ascii="Arial Narrow" w:hAnsi="Arial Narrow"/>
-          <w:sz w:val="24"/>
-          <w:szCs w:val="24"/>
-        </w:rPr>
-      </w:pPr>
+      <w:proofErr w:type="spellEnd"/>
+    </w:p>
+    <w:p>
+      <w:pPr>
+        <w:spacing w:after="0" w:line="240" w:lineRule="auto"/>
+        <w:rPr>
+          <w:rFonts w:ascii="Arial Narrow" w:hAnsi="Arial Narrow"/>
+          <w:sz w:val="24"/>
+          <w:szCs w:val="24"/>
+        </w:rPr>
+      </w:pPr>
+      <w:proofErr w:type="spellStart"/>
       <w:r>
         <w:rPr>
           <w:rFonts w:ascii="Arial Narrow" w:hAnsi="Arial Narrow"/>
@@ -3903,6 +9378,7 @@
         </w:rPr>
         <w:t>Asdgasdg</w:t>
       </w:r>
+      <w:proofErr w:type="spellEnd"/>
     </w:p>
     <w:p>
       <w:pPr>
@@ -3915,7 +9391,7 @@
       </w:pPr>
     </w:p>
     <w:sectPr>
-      <w:footerReference w:type="default" r:id="rId29"/>
+      <w:footerReference w:type="default" r:id="rId30"/>
       <w:pgSz w:w="11906" w:h="16838"/>
       <w:pgMar w:top="568" w:right="1440" w:bottom="1440" w:left="1440" w:header="708" w:footer="0" w:gutter="0"/>
       <w:cols w:space="708"/>
@@ -4880,7 +10356,6 @@
   <w:style w:type="character" w:default="1" w:styleId="DefaultParagraphFont">
     <w:name w:val="Default Paragraph Font"/>
     <w:uiPriority w:val="1"/>
-    <w:semiHidden/>
     <w:unhideWhenUsed/>
   </w:style>
   <w:style w:type="table" w:default="1" w:styleId="TableNormal">

--- a/note googlespreedsheet.docx
+++ b/note googlespreedsheet.docx
@@ -298,7 +298,7 @@
           <w:noProof/>
         </w:rPr>
         <w:drawing>
-          <wp:inline distT="0" distB="0" distL="0" distR="0" wp14:anchorId="03EC4E1B" wp14:editId="1A81C002">
+          <wp:inline distT="0" distB="0" distL="0" distR="0" wp14:anchorId="03EC4E1B" wp14:editId="2CCF20CE">
             <wp:extent cx="5731510" cy="1471930"/>
             <wp:effectExtent l="0" t="0" r="2540" b="0"/>
             <wp:docPr id="1271658481" name="Picture 3"/>
@@ -9259,6 +9259,7 @@
       <w:r>
         <w:rPr>
           <w:rFonts w:ascii="Arial Narrow" w:hAnsi="Arial Narrow"/>
+          <w:noProof/>
           <w:sz w:val="24"/>
           <w:szCs w:val="24"/>
         </w:rPr>
@@ -9309,6 +9310,456 @@
           <w:szCs w:val="24"/>
         </w:rPr>
       </w:pPr>
+    </w:p>
+    <w:p>
+      <w:pPr>
+        <w:spacing w:after="0" w:line="240" w:lineRule="auto"/>
+        <w:jc w:val="center"/>
+        <w:rPr>
+          <w:rFonts w:ascii="Arial Narrow" w:hAnsi="Arial Narrow"/>
+          <w:sz w:val="24"/>
+          <w:szCs w:val="24"/>
+        </w:rPr>
+      </w:pPr>
+      <w:r>
+        <w:rPr>
+          <w:rFonts w:ascii="Arial Narrow" w:hAnsi="Arial Narrow"/>
+          <w:sz w:val="24"/>
+          <w:szCs w:val="24"/>
+        </w:rPr>
+        <w:t>007_Memanggil_Fungsi_Lain_dalam_Fungsi_yang_Berjalan_Google_Apps</w:t>
+      </w:r>
+    </w:p>
+    <w:p>
+      <w:pPr>
+        <w:spacing w:after="0" w:line="240" w:lineRule="auto"/>
+        <w:rPr>
+          <w:rFonts w:ascii="Arial Narrow" w:hAnsi="Arial Narrow"/>
+          <w:sz w:val="24"/>
+          <w:szCs w:val="24"/>
+        </w:rPr>
+      </w:pPr>
+    </w:p>
+    <w:p>
+      <w:pPr>
+        <w:spacing w:after="0" w:line="240" w:lineRule="auto"/>
+        <w:rPr>
+          <w:rFonts w:ascii="Arial Narrow" w:hAnsi="Arial Narrow"/>
+          <w:sz w:val="24"/>
+          <w:szCs w:val="24"/>
+        </w:rPr>
+      </w:pPr>
+      <w:r>
+        <w:rPr>
+          <w:rFonts w:ascii="Arial Narrow" w:hAnsi="Arial Narrow"/>
+          <w:sz w:val="24"/>
+          <w:szCs w:val="24"/>
+        </w:rPr>
+        <w:t xml:space="preserve">function </w:t>
+      </w:r>
+      <w:proofErr w:type="spellStart"/>
+      <w:r>
+        <w:rPr>
+          <w:rFonts w:ascii="Arial Narrow" w:hAnsi="Arial Narrow"/>
+          <w:sz w:val="24"/>
+          <w:szCs w:val="24"/>
+        </w:rPr>
+        <w:t>coba</w:t>
+      </w:r>
+      <w:proofErr w:type="spellEnd"/>
+      <w:r>
+        <w:rPr>
+          <w:rFonts w:ascii="Arial Narrow" w:hAnsi="Arial Narrow"/>
+          <w:sz w:val="24"/>
+          <w:szCs w:val="24"/>
+        </w:rPr>
+        <w:t>(</w:t>
+      </w:r>
+      <w:proofErr w:type="spellStart"/>
+      <w:proofErr w:type="gramStart"/>
+      <w:r>
+        <w:rPr>
+          <w:rFonts w:ascii="Arial Narrow" w:hAnsi="Arial Narrow"/>
+          <w:sz w:val="24"/>
+          <w:szCs w:val="24"/>
+        </w:rPr>
+        <w:t>x,y</w:t>
+      </w:r>
+      <w:proofErr w:type="spellEnd"/>
+      <w:r>
+        <w:rPr>
+          <w:rFonts w:ascii="Arial Narrow" w:hAnsi="Arial Narrow"/>
+          <w:sz w:val="24"/>
+          <w:szCs w:val="24"/>
+        </w:rPr>
+        <w:t>){</w:t>
+      </w:r>
+      <w:proofErr w:type="gramEnd"/>
+    </w:p>
+    <w:p>
+      <w:pPr>
+        <w:spacing w:after="0" w:line="240" w:lineRule="auto"/>
+        <w:rPr>
+          <w:rFonts w:ascii="Arial Narrow" w:hAnsi="Arial Narrow"/>
+          <w:sz w:val="24"/>
+          <w:szCs w:val="24"/>
+        </w:rPr>
+      </w:pPr>
+      <w:r>
+        <w:rPr>
+          <w:rFonts w:ascii="Arial Narrow" w:hAnsi="Arial Narrow"/>
+          <w:sz w:val="24"/>
+          <w:szCs w:val="24"/>
+        </w:rPr>
+        <w:t>  var a = x*y;</w:t>
+      </w:r>
+    </w:p>
+    <w:p>
+      <w:pPr>
+        <w:spacing w:after="0" w:line="240" w:lineRule="auto"/>
+        <w:rPr>
+          <w:rFonts w:ascii="Arial Narrow" w:hAnsi="Arial Narrow"/>
+          <w:sz w:val="24"/>
+          <w:szCs w:val="24"/>
+        </w:rPr>
+      </w:pPr>
+      <w:r>
+        <w:rPr>
+          <w:rFonts w:ascii="Arial Narrow" w:hAnsi="Arial Narrow"/>
+          <w:sz w:val="24"/>
+          <w:szCs w:val="24"/>
+        </w:rPr>
+        <w:t>  Logger.log(a);</w:t>
+      </w:r>
+    </w:p>
+    <w:p>
+      <w:pPr>
+        <w:spacing w:after="0" w:line="240" w:lineRule="auto"/>
+        <w:rPr>
+          <w:rFonts w:ascii="Arial Narrow" w:hAnsi="Arial Narrow"/>
+          <w:sz w:val="24"/>
+          <w:szCs w:val="24"/>
+        </w:rPr>
+      </w:pPr>
+      <w:r>
+        <w:rPr>
+          <w:rFonts w:ascii="Arial Narrow" w:hAnsi="Arial Narrow"/>
+          <w:sz w:val="24"/>
+          <w:szCs w:val="24"/>
+        </w:rPr>
+        <w:t>}</w:t>
+      </w:r>
+    </w:p>
+    <w:p>
+      <w:pPr>
+        <w:spacing w:after="0" w:line="240" w:lineRule="auto"/>
+        <w:rPr>
+          <w:rFonts w:ascii="Arial Narrow" w:hAnsi="Arial Narrow"/>
+          <w:sz w:val="24"/>
+          <w:szCs w:val="24"/>
+        </w:rPr>
+      </w:pPr>
+    </w:p>
+    <w:p>
+      <w:pPr>
+        <w:spacing w:after="0" w:line="240" w:lineRule="auto"/>
+        <w:rPr>
+          <w:rFonts w:ascii="Arial Narrow" w:hAnsi="Arial Narrow"/>
+          <w:sz w:val="24"/>
+          <w:szCs w:val="24"/>
+        </w:rPr>
+      </w:pPr>
+      <w:r>
+        <w:rPr>
+          <w:rFonts w:ascii="Arial Narrow" w:hAnsi="Arial Narrow"/>
+          <w:sz w:val="24"/>
+          <w:szCs w:val="24"/>
+        </w:rPr>
+        <w:t xml:space="preserve">function </w:t>
+      </w:r>
+      <w:proofErr w:type="gramStart"/>
+      <w:r>
+        <w:rPr>
+          <w:rFonts w:ascii="Arial Narrow" w:hAnsi="Arial Narrow"/>
+          <w:sz w:val="24"/>
+          <w:szCs w:val="24"/>
+        </w:rPr>
+        <w:t>run(){</w:t>
+      </w:r>
+      <w:proofErr w:type="gramEnd"/>
+    </w:p>
+    <w:p>
+      <w:pPr>
+        <w:spacing w:after="0" w:line="240" w:lineRule="auto"/>
+        <w:rPr>
+          <w:rFonts w:ascii="Arial Narrow" w:hAnsi="Arial Narrow"/>
+          <w:sz w:val="24"/>
+          <w:szCs w:val="24"/>
+        </w:rPr>
+      </w:pPr>
+      <w:r>
+        <w:rPr>
+          <w:rFonts w:ascii="Arial Narrow" w:hAnsi="Arial Narrow"/>
+          <w:sz w:val="24"/>
+          <w:szCs w:val="24"/>
+        </w:rPr>
+        <w:t xml:space="preserve">  var </w:t>
+      </w:r>
+      <w:proofErr w:type="spellStart"/>
+      <w:r>
+        <w:rPr>
+          <w:rFonts w:ascii="Arial Narrow" w:hAnsi="Arial Narrow"/>
+          <w:sz w:val="24"/>
+          <w:szCs w:val="24"/>
+        </w:rPr>
+        <w:t>i</w:t>
+      </w:r>
+      <w:proofErr w:type="spellEnd"/>
+      <w:r>
+        <w:rPr>
+          <w:rFonts w:ascii="Arial Narrow" w:hAnsi="Arial Narrow"/>
+          <w:sz w:val="24"/>
+          <w:szCs w:val="24"/>
+        </w:rPr>
+        <w:t xml:space="preserve"> = 15;</w:t>
+      </w:r>
+    </w:p>
+    <w:p>
+      <w:pPr>
+        <w:spacing w:after="0" w:line="240" w:lineRule="auto"/>
+        <w:rPr>
+          <w:rFonts w:ascii="Arial Narrow" w:hAnsi="Arial Narrow"/>
+          <w:sz w:val="24"/>
+          <w:szCs w:val="24"/>
+        </w:rPr>
+      </w:pPr>
+      <w:r>
+        <w:rPr>
+          <w:rFonts w:ascii="Arial Narrow" w:hAnsi="Arial Narrow"/>
+          <w:sz w:val="24"/>
+          <w:szCs w:val="24"/>
+        </w:rPr>
+        <w:t xml:space="preserve">  </w:t>
+      </w:r>
+      <w:proofErr w:type="spellStart"/>
+      <w:proofErr w:type="gramStart"/>
+      <w:r>
+        <w:rPr>
+          <w:rFonts w:ascii="Arial Narrow" w:hAnsi="Arial Narrow"/>
+          <w:sz w:val="24"/>
+          <w:szCs w:val="24"/>
+        </w:rPr>
+        <w:t>coba</w:t>
+      </w:r>
+      <w:proofErr w:type="spellEnd"/>
+      <w:r>
+        <w:rPr>
+          <w:rFonts w:ascii="Arial Narrow" w:hAnsi="Arial Narrow"/>
+          <w:sz w:val="24"/>
+          <w:szCs w:val="24"/>
+        </w:rPr>
+        <w:t>(</w:t>
+      </w:r>
+      <w:proofErr w:type="gramEnd"/>
+      <w:r>
+        <w:rPr>
+          <w:rFonts w:ascii="Arial Narrow" w:hAnsi="Arial Narrow"/>
+          <w:sz w:val="24"/>
+          <w:szCs w:val="24"/>
+        </w:rPr>
+        <w:t>3,4);</w:t>
+      </w:r>
+    </w:p>
+    <w:p>
+      <w:pPr>
+        <w:spacing w:after="0" w:line="240" w:lineRule="auto"/>
+        <w:rPr>
+          <w:rFonts w:ascii="Arial Narrow" w:hAnsi="Arial Narrow"/>
+          <w:sz w:val="24"/>
+          <w:szCs w:val="24"/>
+        </w:rPr>
+      </w:pPr>
+      <w:r>
+        <w:rPr>
+          <w:rFonts w:ascii="Arial Narrow" w:hAnsi="Arial Narrow"/>
+          <w:sz w:val="24"/>
+          <w:szCs w:val="24"/>
+        </w:rPr>
+        <w:t xml:space="preserve">  </w:t>
+      </w:r>
+      <w:proofErr w:type="spellStart"/>
+      <w:r>
+        <w:rPr>
+          <w:rFonts w:ascii="Arial Narrow" w:hAnsi="Arial Narrow"/>
+          <w:sz w:val="24"/>
+          <w:szCs w:val="24"/>
+        </w:rPr>
+        <w:t>coba</w:t>
+      </w:r>
+      <w:proofErr w:type="spellEnd"/>
+      <w:r>
+        <w:rPr>
+          <w:rFonts w:ascii="Arial Narrow" w:hAnsi="Arial Narrow"/>
+          <w:sz w:val="24"/>
+          <w:szCs w:val="24"/>
+        </w:rPr>
+        <w:t>(i,4);</w:t>
+      </w:r>
+    </w:p>
+    <w:p>
+      <w:pPr>
+        <w:spacing w:after="0" w:line="240" w:lineRule="auto"/>
+        <w:rPr>
+          <w:rFonts w:ascii="Arial Narrow" w:hAnsi="Arial Narrow"/>
+          <w:sz w:val="24"/>
+          <w:szCs w:val="24"/>
+        </w:rPr>
+      </w:pPr>
+      <w:r>
+        <w:rPr>
+          <w:rFonts w:ascii="Arial Narrow" w:hAnsi="Arial Narrow"/>
+          <w:sz w:val="24"/>
+          <w:szCs w:val="24"/>
+        </w:rPr>
+        <w:t xml:space="preserve">  // </w:t>
+      </w:r>
+      <w:proofErr w:type="gramStart"/>
+      <w:r>
+        <w:rPr>
+          <w:rFonts w:ascii="Arial Narrow" w:hAnsi="Arial Narrow"/>
+          <w:sz w:val="24"/>
+          <w:szCs w:val="24"/>
+        </w:rPr>
+        <w:t>operator(</w:t>
+      </w:r>
+      <w:proofErr w:type="gramEnd"/>
+      <w:r>
+        <w:rPr>
+          <w:rFonts w:ascii="Arial Narrow" w:hAnsi="Arial Narrow"/>
+          <w:sz w:val="24"/>
+          <w:szCs w:val="24"/>
+        </w:rPr>
+        <w:t>);</w:t>
+      </w:r>
+    </w:p>
+    <w:p>
+      <w:pPr>
+        <w:spacing w:after="0" w:line="240" w:lineRule="auto"/>
+        <w:rPr>
+          <w:rFonts w:ascii="Arial Narrow" w:hAnsi="Arial Narrow"/>
+          <w:sz w:val="24"/>
+          <w:szCs w:val="24"/>
+        </w:rPr>
+      </w:pPr>
+      <w:r>
+        <w:rPr>
+          <w:rFonts w:ascii="Arial Narrow" w:hAnsi="Arial Narrow"/>
+          <w:sz w:val="24"/>
+          <w:szCs w:val="24"/>
+        </w:rPr>
+        <w:t>}</w:t>
+      </w:r>
+    </w:p>
+    <w:p>
+      <w:pPr>
+        <w:spacing w:after="0" w:line="240" w:lineRule="auto"/>
+        <w:rPr>
+          <w:rFonts w:ascii="Arial Narrow" w:hAnsi="Arial Narrow"/>
+          <w:sz w:val="24"/>
+          <w:szCs w:val="24"/>
+        </w:rPr>
+      </w:pPr>
+      <w:r>
+        <w:rPr>
+          <w:rFonts w:ascii="Arial Narrow" w:hAnsi="Arial Narrow"/>
+          <w:sz w:val="24"/>
+          <w:szCs w:val="24"/>
+        </w:rPr>
+        <w:drawing>
+          <wp:inline distT="0" distB="0" distL="0" distR="0" wp14:anchorId="2F8BCF84" wp14:editId="21A4D2D9">
+            <wp:extent cx="3429176" cy="1701887"/>
+            <wp:effectExtent l="0" t="0" r="0" b="0"/>
+            <wp:docPr id="2023938134" name="Picture 1"/>
+            <wp:cNvGraphicFramePr>
+              <a:graphicFrameLocks xmlns:a="http://schemas.openxmlformats.org/drawingml/2006/main" noChangeAspect="1"/>
+            </wp:cNvGraphicFramePr>
+            <a:graphic xmlns:a="http://schemas.openxmlformats.org/drawingml/2006/main">
+              <a:graphicData uri="http://schemas.openxmlformats.org/drawingml/2006/picture">
+                <pic:pic xmlns:pic="http://schemas.openxmlformats.org/drawingml/2006/picture">
+                  <pic:nvPicPr>
+                    <pic:cNvPr id="2023938134" name=""/>
+                    <pic:cNvPicPr/>
+                  </pic:nvPicPr>
+                  <pic:blipFill>
+                    <a:blip r:embed="rId30"/>
+                    <a:stretch>
+                      <a:fillRect/>
+                    </a:stretch>
+                  </pic:blipFill>
+                  <pic:spPr>
+                    <a:xfrm>
+                      <a:off x="0" y="0"/>
+                      <a:ext cx="3429176" cy="1701887"/>
+                    </a:xfrm>
+                    <a:prstGeom prst="rect">
+                      <a:avLst/>
+                    </a:prstGeom>
+                  </pic:spPr>
+                </pic:pic>
+              </a:graphicData>
+            </a:graphic>
+          </wp:inline>
+        </w:drawing>
+      </w:r>
+    </w:p>
+    <w:p>
+      <w:pPr>
+        <w:spacing w:after="0" w:line="240" w:lineRule="auto"/>
+        <w:rPr>
+          <w:rFonts w:ascii="Arial Narrow" w:hAnsi="Arial Narrow"/>
+          <w:sz w:val="24"/>
+          <w:szCs w:val="24"/>
+        </w:rPr>
+      </w:pPr>
+    </w:p>
+    <w:p>
+      <w:pPr>
+        <w:spacing w:after="0" w:line="240" w:lineRule="auto"/>
+        <w:jc w:val="center"/>
+        <w:rPr>
+          <w:rFonts w:ascii="Arial Narrow" w:hAnsi="Arial Narrow"/>
+          <w:sz w:val="24"/>
+          <w:szCs w:val="24"/>
+        </w:rPr>
+      </w:pPr>
+      <w:r>
+        <w:rPr>
+          <w:rFonts w:ascii="Arial Narrow" w:hAnsi="Arial Narrow"/>
+          <w:sz w:val="24"/>
+          <w:szCs w:val="24"/>
+        </w:rPr>
+        <w:t>008_Pengondisian_Conditional_Statements_pada_Google_Apps_Script</w:t>
+      </w:r>
+    </w:p>
+    <w:p>
+      <w:pPr>
+        <w:spacing w:after="0" w:line="240" w:lineRule="auto"/>
+        <w:rPr>
+          <w:rFonts w:ascii="Arial Narrow" w:hAnsi="Arial Narrow"/>
+          <w:sz w:val="24"/>
+          <w:szCs w:val="24"/>
+        </w:rPr>
+      </w:pPr>
+    </w:p>
+    <w:p>
+      <w:pPr>
+        <w:spacing w:after="0" w:line="240" w:lineRule="auto"/>
+        <w:rPr>
+          <w:rFonts w:ascii="Arial Narrow" w:hAnsi="Arial Narrow"/>
+          <w:sz w:val="24"/>
+          <w:szCs w:val="24"/>
+        </w:rPr>
+      </w:pPr>
       <w:proofErr w:type="spellStart"/>
       <w:r>
         <w:rPr>
@@ -9391,7 +9842,7 @@
       </w:pPr>
     </w:p>
     <w:sectPr>
-      <w:footerReference w:type="default" r:id="rId30"/>
+      <w:footerReference w:type="default" r:id="rId31"/>
       <w:pgSz w:w="11906" w:h="16838"/>
       <w:pgMar w:top="568" w:right="1440" w:bottom="1440" w:left="1440" w:header="708" w:footer="0" w:gutter="0"/>
       <w:cols w:space="708"/>

--- a/note googlespreedsheet.docx
+++ b/note googlespreedsheet.docx
@@ -298,7 +298,7 @@
           <w:noProof/>
         </w:rPr>
         <w:drawing>
-          <wp:inline distT="0" distB="0" distL="0" distR="0" wp14:anchorId="03EC4E1B" wp14:editId="2CCF20CE">
+          <wp:inline distT="0" distB="0" distL="0" distR="0" wp14:anchorId="03EC4E1B" wp14:editId="6D26CF48">
             <wp:extent cx="5731510" cy="1471930"/>
             <wp:effectExtent l="0" t="0" r="2540" b="0"/>
             <wp:docPr id="1271658481" name="Picture 3"/>
@@ -2117,25 +2117,7 @@
           <w:sz w:val="24"/>
           <w:szCs w:val="24"/>
         </w:rPr>
-        <w:t>('A1'</w:t>
-      </w:r>
-      <w:proofErr w:type="gramStart"/>
-      <w:r>
-        <w:rPr>
-          <w:rFonts w:ascii="Arial Narrow" w:hAnsi="Arial Narrow"/>
-          <w:sz w:val="24"/>
-          <w:szCs w:val="24"/>
-        </w:rPr>
-        <w:t>).activate</w:t>
-      </w:r>
-      <w:proofErr w:type="gramEnd"/>
-      <w:r>
-        <w:rPr>
-          <w:rFonts w:ascii="Arial Narrow" w:hAnsi="Arial Narrow"/>
-          <w:sz w:val="24"/>
-          <w:szCs w:val="24"/>
-        </w:rPr>
-        <w:t xml:space="preserve">() </w:t>
+        <w:t xml:space="preserve">('A1').activate() </w:t>
       </w:r>
       <w:proofErr w:type="spellStart"/>
       <w:r>
@@ -2171,25 +2153,7 @@
           <w:sz w:val="24"/>
           <w:szCs w:val="24"/>
         </w:rPr>
-        <w:t>('D1'</w:t>
-      </w:r>
-      <w:proofErr w:type="gramStart"/>
-      <w:r>
-        <w:rPr>
-          <w:rFonts w:ascii="Arial Narrow" w:hAnsi="Arial Narrow"/>
-          <w:sz w:val="24"/>
-          <w:szCs w:val="24"/>
-        </w:rPr>
-        <w:t>).activate</w:t>
-      </w:r>
-      <w:proofErr w:type="gramEnd"/>
-      <w:r>
-        <w:rPr>
-          <w:rFonts w:ascii="Arial Narrow" w:hAnsi="Arial Narrow"/>
-          <w:sz w:val="24"/>
-          <w:szCs w:val="24"/>
-        </w:rPr>
-        <w:t xml:space="preserve">() </w:t>
+        <w:t xml:space="preserve">('D1').activate() </w:t>
       </w:r>
       <w:proofErr w:type="spellStart"/>
       <w:r>
@@ -3594,7 +3558,6 @@
         <w:t xml:space="preserve"> </w:t>
       </w:r>
       <w:proofErr w:type="spellStart"/>
-      <w:proofErr w:type="gramStart"/>
       <w:r>
         <w:rPr>
           <w:rFonts w:ascii="Arial Narrow" w:hAnsi="Arial Narrow"/>
@@ -3604,32 +3567,13 @@
         <w:t>spreadsheet.getRange</w:t>
       </w:r>
       <w:proofErr w:type="spellEnd"/>
-      <w:proofErr w:type="gramEnd"/>
-      <w:r>
-        <w:rPr>
-          <w:rFonts w:ascii="Arial Narrow" w:hAnsi="Arial Narrow"/>
-          <w:sz w:val="24"/>
-          <w:szCs w:val="24"/>
-        </w:rPr>
-        <w:t>('D5'</w:t>
-      </w:r>
-      <w:proofErr w:type="gramStart"/>
-      <w:r>
-        <w:rPr>
-          <w:rFonts w:ascii="Arial Narrow" w:hAnsi="Arial Narrow"/>
-          <w:sz w:val="24"/>
-          <w:szCs w:val="24"/>
-        </w:rPr>
-        <w:t>).activate</w:t>
-      </w:r>
-      <w:proofErr w:type="gramEnd"/>
-      <w:r>
-        <w:rPr>
-          <w:rFonts w:ascii="Arial Narrow" w:hAnsi="Arial Narrow"/>
-          <w:sz w:val="24"/>
-          <w:szCs w:val="24"/>
-        </w:rPr>
-        <w:t xml:space="preserve">(); yang </w:t>
+      <w:r>
+        <w:rPr>
+          <w:rFonts w:ascii="Arial Narrow" w:hAnsi="Arial Narrow"/>
+          <w:sz w:val="24"/>
+          <w:szCs w:val="24"/>
+        </w:rPr>
+        <w:t xml:space="preserve">('D5').activate(); yang </w:t>
       </w:r>
       <w:proofErr w:type="spellStart"/>
       <w:r>
@@ -4000,25 +3944,7 @@
           <w:sz w:val="24"/>
           <w:szCs w:val="24"/>
         </w:rPr>
-        <w:t xml:space="preserve"> many </w:t>
-      </w:r>
-      <w:proofErr w:type="gramStart"/>
-      <w:r>
-        <w:rPr>
-          <w:rFonts w:ascii="Arial Narrow" w:hAnsi="Arial Narrow"/>
-          <w:sz w:val="24"/>
-          <w:szCs w:val="24"/>
-        </w:rPr>
-        <w:t>method</w:t>
-      </w:r>
-      <w:proofErr w:type="gramEnd"/>
-      <w:r>
-        <w:rPr>
-          <w:rFonts w:ascii="Arial Narrow" w:hAnsi="Arial Narrow"/>
-          <w:sz w:val="24"/>
-          <w:szCs w:val="24"/>
-        </w:rPr>
-        <w:t>:</w:t>
+        <w:t xml:space="preserve"> many method:</w:t>
       </w:r>
     </w:p>
     <w:p>
@@ -4045,16 +3971,7 @@
           <w:sz w:val="24"/>
           <w:szCs w:val="24"/>
         </w:rPr>
-        <w:t>ambil_</w:t>
-      </w:r>
-      <w:proofErr w:type="gramStart"/>
-      <w:r>
-        <w:rPr>
-          <w:rFonts w:ascii="Arial Narrow" w:hAnsi="Arial Narrow"/>
-          <w:sz w:val="24"/>
-          <w:szCs w:val="24"/>
-        </w:rPr>
-        <w:t>data</w:t>
+        <w:t>ambil_data</w:t>
       </w:r>
       <w:proofErr w:type="spellEnd"/>
       <w:r>
@@ -4065,7 +3982,6 @@
         </w:rPr>
         <w:t>(){</w:t>
       </w:r>
-      <w:proofErr w:type="gramEnd"/>
     </w:p>
     <w:p>
       <w:pPr>
@@ -4167,7 +4083,6 @@
         <w:t xml:space="preserve"> = </w:t>
       </w:r>
       <w:proofErr w:type="spellStart"/>
-      <w:proofErr w:type="gramStart"/>
       <w:r>
         <w:rPr>
           <w:rFonts w:ascii="Arial Narrow" w:hAnsi="Arial Narrow"/>
@@ -4177,7 +4092,6 @@
         <w:t>sheet.getSheetByName</w:t>
       </w:r>
       <w:proofErr w:type="spellEnd"/>
-      <w:proofErr w:type="gramEnd"/>
       <w:r>
         <w:rPr>
           <w:rFonts w:ascii="Arial Narrow" w:hAnsi="Arial Narrow"/>
@@ -4257,35 +4171,16 @@
           <w:sz w:val="24"/>
           <w:szCs w:val="24"/>
         </w:rPr>
-        <w:t>nama_</w:t>
-      </w:r>
-      <w:proofErr w:type="gramStart"/>
-      <w:r>
-        <w:rPr>
-          <w:rFonts w:ascii="Arial Narrow" w:hAnsi="Arial Narrow"/>
-          <w:sz w:val="24"/>
-          <w:szCs w:val="24"/>
-        </w:rPr>
-        <w:t>sheet.getRange</w:t>
-      </w:r>
-      <w:proofErr w:type="spellEnd"/>
-      <w:proofErr w:type="gramEnd"/>
-      <w:r>
-        <w:rPr>
-          <w:rFonts w:ascii="Arial Narrow" w:hAnsi="Arial Narrow"/>
-          <w:sz w:val="24"/>
-          <w:szCs w:val="24"/>
-        </w:rPr>
-        <w:t>('A1'</w:t>
-      </w:r>
-      <w:proofErr w:type="gramStart"/>
-      <w:r>
-        <w:rPr>
-          <w:rFonts w:ascii="Arial Narrow" w:hAnsi="Arial Narrow"/>
-          <w:sz w:val="24"/>
-          <w:szCs w:val="24"/>
-        </w:rPr>
-        <w:t>).</w:t>
+        <w:t>nama_sheet.getRange</w:t>
+      </w:r>
+      <w:proofErr w:type="spellEnd"/>
+      <w:r>
+        <w:rPr>
+          <w:rFonts w:ascii="Arial Narrow" w:hAnsi="Arial Narrow"/>
+          <w:sz w:val="24"/>
+          <w:szCs w:val="24"/>
+        </w:rPr>
+        <w:t>('A1').</w:t>
       </w:r>
       <w:proofErr w:type="spellStart"/>
       <w:r>
@@ -4297,7 +4192,6 @@
         <w:t>getValue</w:t>
       </w:r>
       <w:proofErr w:type="spellEnd"/>
-      <w:proofErr w:type="gramEnd"/>
       <w:r>
         <w:rPr>
           <w:rFonts w:ascii="Arial Narrow" w:hAnsi="Arial Narrow"/>
@@ -4359,35 +4253,16 @@
           <w:sz w:val="24"/>
           <w:szCs w:val="24"/>
         </w:rPr>
-        <w:t>nama_</w:t>
-      </w:r>
-      <w:proofErr w:type="gramStart"/>
-      <w:r>
-        <w:rPr>
-          <w:rFonts w:ascii="Arial Narrow" w:hAnsi="Arial Narrow"/>
-          <w:sz w:val="24"/>
-          <w:szCs w:val="24"/>
-        </w:rPr>
-        <w:t>sheet.getRange</w:t>
-      </w:r>
-      <w:proofErr w:type="spellEnd"/>
-      <w:proofErr w:type="gramEnd"/>
-      <w:r>
-        <w:rPr>
-          <w:rFonts w:ascii="Arial Narrow" w:hAnsi="Arial Narrow"/>
-          <w:sz w:val="24"/>
-          <w:szCs w:val="24"/>
-        </w:rPr>
-        <w:t>('A2:E2'</w:t>
-      </w:r>
-      <w:proofErr w:type="gramStart"/>
-      <w:r>
-        <w:rPr>
-          <w:rFonts w:ascii="Arial Narrow" w:hAnsi="Arial Narrow"/>
-          <w:sz w:val="24"/>
-          <w:szCs w:val="24"/>
-        </w:rPr>
-        <w:t>).</w:t>
+        <w:t>nama_sheet.getRange</w:t>
+      </w:r>
+      <w:proofErr w:type="spellEnd"/>
+      <w:r>
+        <w:rPr>
+          <w:rFonts w:ascii="Arial Narrow" w:hAnsi="Arial Narrow"/>
+          <w:sz w:val="24"/>
+          <w:szCs w:val="24"/>
+        </w:rPr>
+        <w:t>('A2:E2').</w:t>
       </w:r>
       <w:proofErr w:type="spellStart"/>
       <w:r>
@@ -4399,7 +4274,6 @@
         <w:t>getValue</w:t>
       </w:r>
       <w:proofErr w:type="spellEnd"/>
-      <w:proofErr w:type="gramEnd"/>
       <w:r>
         <w:rPr>
           <w:rFonts w:ascii="Arial Narrow" w:hAnsi="Arial Narrow"/>
@@ -4471,35 +4345,16 @@
           <w:sz w:val="24"/>
           <w:szCs w:val="24"/>
         </w:rPr>
-        <w:t>nama_</w:t>
-      </w:r>
-      <w:proofErr w:type="gramStart"/>
-      <w:r>
-        <w:rPr>
-          <w:rFonts w:ascii="Arial Narrow" w:hAnsi="Arial Narrow"/>
-          <w:sz w:val="24"/>
-          <w:szCs w:val="24"/>
-        </w:rPr>
-        <w:t>sheet.getRange</w:t>
-      </w:r>
-      <w:proofErr w:type="spellEnd"/>
-      <w:proofErr w:type="gramEnd"/>
-      <w:r>
-        <w:rPr>
-          <w:rFonts w:ascii="Arial Narrow" w:hAnsi="Arial Narrow"/>
-          <w:sz w:val="24"/>
-          <w:szCs w:val="24"/>
-        </w:rPr>
-        <w:t>(2,1</w:t>
-      </w:r>
-      <w:proofErr w:type="gramStart"/>
-      <w:r>
-        <w:rPr>
-          <w:rFonts w:ascii="Arial Narrow" w:hAnsi="Arial Narrow"/>
-          <w:sz w:val="24"/>
-          <w:szCs w:val="24"/>
-        </w:rPr>
-        <w:t>).</w:t>
+        <w:t>nama_sheet.getRange</w:t>
+      </w:r>
+      <w:proofErr w:type="spellEnd"/>
+      <w:r>
+        <w:rPr>
+          <w:rFonts w:ascii="Arial Narrow" w:hAnsi="Arial Narrow"/>
+          <w:sz w:val="24"/>
+          <w:szCs w:val="24"/>
+        </w:rPr>
+        <w:t>(2,1).</w:t>
       </w:r>
       <w:proofErr w:type="spellStart"/>
       <w:r>
@@ -4511,7 +4366,6 @@
         <w:t>getValue</w:t>
       </w:r>
       <w:proofErr w:type="spellEnd"/>
-      <w:proofErr w:type="gramEnd"/>
       <w:r>
         <w:rPr>
           <w:rFonts w:ascii="Arial Narrow" w:hAnsi="Arial Narrow"/>
@@ -4583,35 +4437,16 @@
           <w:sz w:val="24"/>
           <w:szCs w:val="24"/>
         </w:rPr>
-        <w:t>nama_</w:t>
-      </w:r>
-      <w:proofErr w:type="gramStart"/>
-      <w:r>
-        <w:rPr>
-          <w:rFonts w:ascii="Arial Narrow" w:hAnsi="Arial Narrow"/>
-          <w:sz w:val="24"/>
-          <w:szCs w:val="24"/>
-        </w:rPr>
-        <w:t>sheet.getRange</w:t>
-      </w:r>
-      <w:proofErr w:type="spellEnd"/>
-      <w:proofErr w:type="gramEnd"/>
-      <w:r>
-        <w:rPr>
-          <w:rFonts w:ascii="Arial Narrow" w:hAnsi="Arial Narrow"/>
-          <w:sz w:val="24"/>
-          <w:szCs w:val="24"/>
-        </w:rPr>
-        <w:t>(2,1,3</w:t>
-      </w:r>
-      <w:proofErr w:type="gramStart"/>
-      <w:r>
-        <w:rPr>
-          <w:rFonts w:ascii="Arial Narrow" w:hAnsi="Arial Narrow"/>
-          <w:sz w:val="24"/>
-          <w:szCs w:val="24"/>
-        </w:rPr>
-        <w:t>).</w:t>
+        <w:t>nama_sheet.getRange</w:t>
+      </w:r>
+      <w:proofErr w:type="spellEnd"/>
+      <w:r>
+        <w:rPr>
+          <w:rFonts w:ascii="Arial Narrow" w:hAnsi="Arial Narrow"/>
+          <w:sz w:val="24"/>
+          <w:szCs w:val="24"/>
+        </w:rPr>
+        <w:t>(2,1,3).</w:t>
       </w:r>
       <w:proofErr w:type="spellStart"/>
       <w:r>
@@ -4623,7 +4458,6 @@
         <w:t>getValues</w:t>
       </w:r>
       <w:proofErr w:type="spellEnd"/>
-      <w:proofErr w:type="gramEnd"/>
       <w:r>
         <w:rPr>
           <w:rFonts w:ascii="Arial Narrow" w:hAnsi="Arial Narrow"/>
@@ -4713,35 +4547,16 @@
           <w:sz w:val="24"/>
           <w:szCs w:val="24"/>
         </w:rPr>
-        <w:t>nama_</w:t>
-      </w:r>
-      <w:proofErr w:type="gramStart"/>
-      <w:r>
-        <w:rPr>
-          <w:rFonts w:ascii="Arial Narrow" w:hAnsi="Arial Narrow"/>
-          <w:sz w:val="24"/>
-          <w:szCs w:val="24"/>
-        </w:rPr>
-        <w:t>sheet.getRange</w:t>
-      </w:r>
-      <w:proofErr w:type="spellEnd"/>
-      <w:proofErr w:type="gramEnd"/>
-      <w:r>
-        <w:rPr>
-          <w:rFonts w:ascii="Arial Narrow" w:hAnsi="Arial Narrow"/>
-          <w:sz w:val="24"/>
-          <w:szCs w:val="24"/>
-        </w:rPr>
-        <w:t>(2,1,3,3</w:t>
-      </w:r>
-      <w:proofErr w:type="gramStart"/>
-      <w:r>
-        <w:rPr>
-          <w:rFonts w:ascii="Arial Narrow" w:hAnsi="Arial Narrow"/>
-          <w:sz w:val="24"/>
-          <w:szCs w:val="24"/>
-        </w:rPr>
-        <w:t>).</w:t>
+        <w:t>nama_sheet.getRange</w:t>
+      </w:r>
+      <w:proofErr w:type="spellEnd"/>
+      <w:r>
+        <w:rPr>
+          <w:rFonts w:ascii="Arial Narrow" w:hAnsi="Arial Narrow"/>
+          <w:sz w:val="24"/>
+          <w:szCs w:val="24"/>
+        </w:rPr>
+        <w:t>(2,1,3,3).</w:t>
       </w:r>
       <w:proofErr w:type="spellStart"/>
       <w:r>
@@ -4753,7 +4568,6 @@
         <w:t>getValues</w:t>
       </w:r>
       <w:proofErr w:type="spellEnd"/>
-      <w:proofErr w:type="gramEnd"/>
       <w:r>
         <w:rPr>
           <w:rFonts w:ascii="Arial Narrow" w:hAnsi="Arial Narrow"/>
@@ -4833,35 +4647,16 @@
           <w:sz w:val="24"/>
           <w:szCs w:val="24"/>
         </w:rPr>
-        <w:t>nama_</w:t>
-      </w:r>
-      <w:proofErr w:type="gramStart"/>
-      <w:r>
-        <w:rPr>
-          <w:rFonts w:ascii="Arial Narrow" w:hAnsi="Arial Narrow"/>
-          <w:sz w:val="24"/>
-          <w:szCs w:val="24"/>
-        </w:rPr>
-        <w:t>sheet.getRange</w:t>
-      </w:r>
-      <w:proofErr w:type="spellEnd"/>
-      <w:proofErr w:type="gramEnd"/>
-      <w:r>
-        <w:rPr>
-          <w:rFonts w:ascii="Arial Narrow" w:hAnsi="Arial Narrow"/>
-          <w:sz w:val="24"/>
-          <w:szCs w:val="24"/>
-        </w:rPr>
-        <w:t>('C2'</w:t>
-      </w:r>
-      <w:proofErr w:type="gramStart"/>
-      <w:r>
-        <w:rPr>
-          <w:rFonts w:ascii="Arial Narrow" w:hAnsi="Arial Narrow"/>
-          <w:sz w:val="24"/>
-          <w:szCs w:val="24"/>
-        </w:rPr>
-        <w:t>).</w:t>
+        <w:t>nama_sheet.getRange</w:t>
+      </w:r>
+      <w:proofErr w:type="spellEnd"/>
+      <w:r>
+        <w:rPr>
+          <w:rFonts w:ascii="Arial Narrow" w:hAnsi="Arial Narrow"/>
+          <w:sz w:val="24"/>
+          <w:szCs w:val="24"/>
+        </w:rPr>
+        <w:t>('C2').</w:t>
       </w:r>
       <w:proofErr w:type="spellStart"/>
       <w:r>
@@ -4873,7 +4668,6 @@
         <w:t>getValue</w:t>
       </w:r>
       <w:proofErr w:type="spellEnd"/>
-      <w:proofErr w:type="gramEnd"/>
       <w:r>
         <w:rPr>
           <w:rFonts w:ascii="Arial Narrow" w:hAnsi="Arial Narrow"/>
@@ -4989,35 +4783,16 @@
           <w:sz w:val="24"/>
           <w:szCs w:val="24"/>
         </w:rPr>
-        <w:t>nama_</w:t>
-      </w:r>
-      <w:proofErr w:type="gramStart"/>
-      <w:r>
-        <w:rPr>
-          <w:rFonts w:ascii="Arial Narrow" w:hAnsi="Arial Narrow"/>
-          <w:sz w:val="24"/>
-          <w:szCs w:val="24"/>
-        </w:rPr>
-        <w:t>sheet.getRange</w:t>
-      </w:r>
-      <w:proofErr w:type="spellEnd"/>
-      <w:proofErr w:type="gramEnd"/>
-      <w:r>
-        <w:rPr>
-          <w:rFonts w:ascii="Arial Narrow" w:hAnsi="Arial Narrow"/>
-          <w:sz w:val="24"/>
-          <w:szCs w:val="24"/>
-        </w:rPr>
-        <w:t>('C2'</w:t>
-      </w:r>
-      <w:proofErr w:type="gramStart"/>
-      <w:r>
-        <w:rPr>
-          <w:rFonts w:ascii="Arial Narrow" w:hAnsi="Arial Narrow"/>
-          <w:sz w:val="24"/>
-          <w:szCs w:val="24"/>
-        </w:rPr>
-        <w:t>).</w:t>
+        <w:t>nama_sheet.getRange</w:t>
+      </w:r>
+      <w:proofErr w:type="spellEnd"/>
+      <w:r>
+        <w:rPr>
+          <w:rFonts w:ascii="Arial Narrow" w:hAnsi="Arial Narrow"/>
+          <w:sz w:val="24"/>
+          <w:szCs w:val="24"/>
+        </w:rPr>
+        <w:t>('C2').</w:t>
       </w:r>
       <w:proofErr w:type="spellStart"/>
       <w:r>
@@ -5029,7 +4804,6 @@
         <w:t>getDisplayValues</w:t>
       </w:r>
       <w:proofErr w:type="spellEnd"/>
-      <w:proofErr w:type="gramEnd"/>
       <w:r>
         <w:rPr>
           <w:rFonts w:ascii="Arial Narrow" w:hAnsi="Arial Narrow"/>
@@ -5082,169 +4856,79 @@
           <w:sz w:val="24"/>
           <w:szCs w:val="24"/>
         </w:rPr>
-        <w:t xml:space="preserve">  </w:t>
-      </w:r>
-      <w:proofErr w:type="gramStart"/>
-      <w:r>
-        <w:rPr>
-          <w:rFonts w:ascii="Arial Narrow" w:hAnsi="Arial Narrow"/>
-          <w:sz w:val="24"/>
-          <w:szCs w:val="24"/>
-        </w:rPr>
-        <w:t>Logger.log(</w:t>
-      </w:r>
-      <w:proofErr w:type="gramEnd"/>
-      <w:r>
-        <w:rPr>
-          <w:rFonts w:ascii="Arial Narrow" w:hAnsi="Arial Narrow"/>
-          <w:sz w:val="24"/>
-          <w:szCs w:val="24"/>
-        </w:rPr>
-        <w:t>'isi1: '+isi1);</w:t>
-      </w:r>
-    </w:p>
-    <w:p>
-      <w:pPr>
-        <w:spacing w:after="0" w:line="240" w:lineRule="auto"/>
-        <w:rPr>
-          <w:rFonts w:ascii="Arial Narrow" w:hAnsi="Arial Narrow"/>
-          <w:sz w:val="24"/>
-          <w:szCs w:val="24"/>
-        </w:rPr>
-      </w:pPr>
-      <w:r>
-        <w:rPr>
-          <w:rFonts w:ascii="Arial Narrow" w:hAnsi="Arial Narrow"/>
-          <w:sz w:val="24"/>
-          <w:szCs w:val="24"/>
-        </w:rPr>
-        <w:t xml:space="preserve">  </w:t>
-      </w:r>
-      <w:proofErr w:type="gramStart"/>
-      <w:r>
-        <w:rPr>
-          <w:rFonts w:ascii="Arial Narrow" w:hAnsi="Arial Narrow"/>
-          <w:sz w:val="24"/>
-          <w:szCs w:val="24"/>
-        </w:rPr>
-        <w:t>Logger.log(</w:t>
-      </w:r>
-      <w:proofErr w:type="gramEnd"/>
-      <w:r>
-        <w:rPr>
-          <w:rFonts w:ascii="Arial Narrow" w:hAnsi="Arial Narrow"/>
-          <w:sz w:val="24"/>
-          <w:szCs w:val="24"/>
-        </w:rPr>
-        <w:t>'isi2: '+isi2);</w:t>
-      </w:r>
-    </w:p>
-    <w:p>
-      <w:pPr>
-        <w:spacing w:after="0" w:line="240" w:lineRule="auto"/>
-        <w:rPr>
-          <w:rFonts w:ascii="Arial Narrow" w:hAnsi="Arial Narrow"/>
-          <w:sz w:val="24"/>
-          <w:szCs w:val="24"/>
-        </w:rPr>
-      </w:pPr>
-      <w:r>
-        <w:rPr>
-          <w:rFonts w:ascii="Arial Narrow" w:hAnsi="Arial Narrow"/>
-          <w:sz w:val="24"/>
-          <w:szCs w:val="24"/>
-        </w:rPr>
-        <w:t xml:space="preserve">  </w:t>
-      </w:r>
-      <w:proofErr w:type="gramStart"/>
-      <w:r>
-        <w:rPr>
-          <w:rFonts w:ascii="Arial Narrow" w:hAnsi="Arial Narrow"/>
-          <w:sz w:val="24"/>
-          <w:szCs w:val="24"/>
-        </w:rPr>
-        <w:t>Logger.log(</w:t>
-      </w:r>
-      <w:proofErr w:type="gramEnd"/>
-      <w:r>
-        <w:rPr>
-          <w:rFonts w:ascii="Arial Narrow" w:hAnsi="Arial Narrow"/>
-          <w:sz w:val="24"/>
-          <w:szCs w:val="24"/>
-        </w:rPr>
-        <w:t>'isi3: '+isi3);</w:t>
-      </w:r>
-    </w:p>
-    <w:p>
-      <w:pPr>
-        <w:spacing w:after="0" w:line="240" w:lineRule="auto"/>
-        <w:rPr>
-          <w:rFonts w:ascii="Arial Narrow" w:hAnsi="Arial Narrow"/>
-          <w:sz w:val="24"/>
-          <w:szCs w:val="24"/>
-        </w:rPr>
-      </w:pPr>
-      <w:r>
-        <w:rPr>
-          <w:rFonts w:ascii="Arial Narrow" w:hAnsi="Arial Narrow"/>
-          <w:sz w:val="24"/>
-          <w:szCs w:val="24"/>
-        </w:rPr>
-        <w:t xml:space="preserve">  </w:t>
-      </w:r>
-      <w:proofErr w:type="gramStart"/>
-      <w:r>
-        <w:rPr>
-          <w:rFonts w:ascii="Arial Narrow" w:hAnsi="Arial Narrow"/>
-          <w:sz w:val="24"/>
-          <w:szCs w:val="24"/>
-        </w:rPr>
-        <w:t>Logger.log(</w:t>
-      </w:r>
-      <w:proofErr w:type="gramEnd"/>
-      <w:r>
-        <w:rPr>
-          <w:rFonts w:ascii="Arial Narrow" w:hAnsi="Arial Narrow"/>
-          <w:sz w:val="24"/>
-          <w:szCs w:val="24"/>
-        </w:rPr>
-        <w:t>'isi4: '+isi4);</w:t>
-      </w:r>
-    </w:p>
-    <w:p>
-      <w:pPr>
-        <w:spacing w:after="0" w:line="240" w:lineRule="auto"/>
-        <w:rPr>
-          <w:rFonts w:ascii="Arial Narrow" w:hAnsi="Arial Narrow"/>
-          <w:sz w:val="24"/>
-          <w:szCs w:val="24"/>
-        </w:rPr>
-      </w:pPr>
-      <w:r>
-        <w:rPr>
-          <w:rFonts w:ascii="Arial Narrow" w:hAnsi="Arial Narrow"/>
-          <w:sz w:val="24"/>
-          <w:szCs w:val="24"/>
-        </w:rPr>
-        <w:t xml:space="preserve">  </w:t>
-      </w:r>
-      <w:proofErr w:type="gramStart"/>
-      <w:r>
-        <w:rPr>
-          <w:rFonts w:ascii="Arial Narrow" w:hAnsi="Arial Narrow"/>
-          <w:sz w:val="24"/>
-          <w:szCs w:val="24"/>
-        </w:rPr>
-        <w:t>Logger.log(</w:t>
-      </w:r>
-      <w:proofErr w:type="gramEnd"/>
-      <w:r>
-        <w:rPr>
-          <w:rFonts w:ascii="Arial Narrow" w:hAnsi="Arial Narrow"/>
-          <w:sz w:val="24"/>
-          <w:szCs w:val="24"/>
-        </w:rPr>
-        <w:t>'isi5: '+isi5);</w:t>
+        <w:t>  Logger.log('isi1: '+isi1);</w:t>
+      </w:r>
+    </w:p>
+    <w:p>
+      <w:pPr>
+        <w:spacing w:after="0" w:line="240" w:lineRule="auto"/>
+        <w:rPr>
+          <w:rFonts w:ascii="Arial Narrow" w:hAnsi="Arial Narrow"/>
+          <w:sz w:val="24"/>
+          <w:szCs w:val="24"/>
+        </w:rPr>
+      </w:pPr>
+      <w:r>
+        <w:rPr>
+          <w:rFonts w:ascii="Arial Narrow" w:hAnsi="Arial Narrow"/>
+          <w:sz w:val="24"/>
+          <w:szCs w:val="24"/>
+        </w:rPr>
+        <w:t>  Logger.log('isi2: '+isi2);</w:t>
+      </w:r>
+    </w:p>
+    <w:p>
+      <w:pPr>
+        <w:spacing w:after="0" w:line="240" w:lineRule="auto"/>
+        <w:rPr>
+          <w:rFonts w:ascii="Arial Narrow" w:hAnsi="Arial Narrow"/>
+          <w:sz w:val="24"/>
+          <w:szCs w:val="24"/>
+        </w:rPr>
+      </w:pPr>
+      <w:r>
+        <w:rPr>
+          <w:rFonts w:ascii="Arial Narrow" w:hAnsi="Arial Narrow"/>
+          <w:sz w:val="24"/>
+          <w:szCs w:val="24"/>
+        </w:rPr>
+        <w:t>  Logger.log('isi3: '+isi3);</w:t>
+      </w:r>
+    </w:p>
+    <w:p>
+      <w:pPr>
+        <w:spacing w:after="0" w:line="240" w:lineRule="auto"/>
+        <w:rPr>
+          <w:rFonts w:ascii="Arial Narrow" w:hAnsi="Arial Narrow"/>
+          <w:sz w:val="24"/>
+          <w:szCs w:val="24"/>
+        </w:rPr>
+      </w:pPr>
+      <w:r>
+        <w:rPr>
+          <w:rFonts w:ascii="Arial Narrow" w:hAnsi="Arial Narrow"/>
+          <w:sz w:val="24"/>
+          <w:szCs w:val="24"/>
+        </w:rPr>
+        <w:t>  Logger.log('isi4: '+isi4);</w:t>
+      </w:r>
+    </w:p>
+    <w:p>
+      <w:pPr>
+        <w:spacing w:after="0" w:line="240" w:lineRule="auto"/>
+        <w:rPr>
+          <w:rFonts w:ascii="Arial Narrow" w:hAnsi="Arial Narrow"/>
+          <w:sz w:val="24"/>
+          <w:szCs w:val="24"/>
+        </w:rPr>
+      </w:pPr>
+      <w:r>
+        <w:rPr>
+          <w:rFonts w:ascii="Arial Narrow" w:hAnsi="Arial Narrow"/>
+          <w:sz w:val="24"/>
+          <w:szCs w:val="24"/>
+        </w:rPr>
+        <w:t>  Logger.log('isi5: '+isi5);</w:t>
       </w:r>
     </w:p>
     <w:p>
@@ -5280,61 +4964,25 @@
           <w:sz w:val="24"/>
           <w:szCs w:val="24"/>
         </w:rPr>
-        <w:t xml:space="preserve">  </w:t>
-      </w:r>
-      <w:proofErr w:type="gramStart"/>
-      <w:r>
-        <w:rPr>
-          <w:rFonts w:ascii="Arial Narrow" w:hAnsi="Arial Narrow"/>
-          <w:sz w:val="24"/>
-          <w:szCs w:val="24"/>
-        </w:rPr>
-        <w:t>Logger.log(</w:t>
-      </w:r>
-      <w:proofErr w:type="gramEnd"/>
-      <w:r>
-        <w:rPr>
-          <w:rFonts w:ascii="Arial Narrow" w:hAnsi="Arial Narrow"/>
-          <w:sz w:val="24"/>
-          <w:szCs w:val="24"/>
-        </w:rPr>
-        <w:t>'isi6: '+isi6);</w:t>
-      </w:r>
-    </w:p>
-    <w:p>
-      <w:pPr>
-        <w:spacing w:after="0" w:line="240" w:lineRule="auto"/>
-        <w:rPr>
-          <w:rFonts w:ascii="Arial Narrow" w:hAnsi="Arial Narrow"/>
-          <w:sz w:val="24"/>
-          <w:szCs w:val="24"/>
-        </w:rPr>
-      </w:pPr>
-      <w:r>
-        <w:rPr>
-          <w:rFonts w:ascii="Arial Narrow" w:hAnsi="Arial Narrow"/>
-          <w:sz w:val="24"/>
-          <w:szCs w:val="24"/>
-        </w:rPr>
-        <w:t xml:space="preserve">  </w:t>
-      </w:r>
-      <w:proofErr w:type="gramStart"/>
-      <w:r>
-        <w:rPr>
-          <w:rFonts w:ascii="Arial Narrow" w:hAnsi="Arial Narrow"/>
-          <w:sz w:val="24"/>
-          <w:szCs w:val="24"/>
-        </w:rPr>
-        <w:t>Logger.log(</w:t>
-      </w:r>
-      <w:proofErr w:type="gramEnd"/>
-      <w:r>
-        <w:rPr>
-          <w:rFonts w:ascii="Arial Narrow" w:hAnsi="Arial Narrow"/>
-          <w:sz w:val="24"/>
-          <w:szCs w:val="24"/>
-        </w:rPr>
-        <w:t>'isi7: '+isi7);</w:t>
+        <w:t>  Logger.log('isi6: '+isi6);</w:t>
+      </w:r>
+    </w:p>
+    <w:p>
+      <w:pPr>
+        <w:spacing w:after="0" w:line="240" w:lineRule="auto"/>
+        <w:rPr>
+          <w:rFonts w:ascii="Arial Narrow" w:hAnsi="Arial Narrow"/>
+          <w:sz w:val="24"/>
+          <w:szCs w:val="24"/>
+        </w:rPr>
+      </w:pPr>
+      <w:r>
+        <w:rPr>
+          <w:rFonts w:ascii="Arial Narrow" w:hAnsi="Arial Narrow"/>
+          <w:sz w:val="24"/>
+          <w:szCs w:val="24"/>
+        </w:rPr>
+        <w:t>  Logger.log('isi7: '+isi7);</w:t>
       </w:r>
     </w:p>
     <w:p>
@@ -5616,36 +5264,1080 @@
           <w:sz w:val="24"/>
           <w:szCs w:val="24"/>
         </w:rPr>
+        <w:t>function header(){</w:t>
+      </w:r>
+    </w:p>
+    <w:p>
+      <w:pPr>
+        <w:spacing w:after="0" w:line="240" w:lineRule="auto"/>
+        <w:rPr>
+          <w:rFonts w:ascii="Arial Narrow" w:hAnsi="Arial Narrow"/>
+          <w:sz w:val="24"/>
+          <w:szCs w:val="24"/>
+        </w:rPr>
+      </w:pPr>
+      <w:r>
+        <w:rPr>
+          <w:rFonts w:ascii="Arial Narrow" w:hAnsi="Arial Narrow"/>
+          <w:sz w:val="24"/>
+          <w:szCs w:val="24"/>
+        </w:rPr>
+        <w:t>  // No.</w:t>
+      </w:r>
+    </w:p>
+    <w:p>
+      <w:pPr>
+        <w:spacing w:after="0" w:line="240" w:lineRule="auto"/>
+        <w:rPr>
+          <w:rFonts w:ascii="Arial Narrow" w:hAnsi="Arial Narrow"/>
+          <w:sz w:val="24"/>
+          <w:szCs w:val="24"/>
+        </w:rPr>
+      </w:pPr>
+      <w:r>
+        <w:rPr>
+          <w:rFonts w:ascii="Arial Narrow" w:hAnsi="Arial Narrow"/>
+          <w:sz w:val="24"/>
+          <w:szCs w:val="24"/>
+        </w:rPr>
+        <w:t xml:space="preserve">  var </w:t>
+      </w:r>
+      <w:proofErr w:type="spellStart"/>
+      <w:r>
+        <w:rPr>
+          <w:rFonts w:ascii="Arial Narrow" w:hAnsi="Arial Narrow"/>
+          <w:sz w:val="24"/>
+          <w:szCs w:val="24"/>
+        </w:rPr>
+        <w:t>id_sheet</w:t>
+      </w:r>
+      <w:proofErr w:type="spellEnd"/>
+      <w:r>
+        <w:rPr>
+          <w:rFonts w:ascii="Arial Narrow" w:hAnsi="Arial Narrow"/>
+          <w:sz w:val="24"/>
+          <w:szCs w:val="24"/>
+        </w:rPr>
+        <w:t xml:space="preserve"> = </w:t>
+      </w:r>
+      <w:proofErr w:type="spellStart"/>
+      <w:r>
+        <w:rPr>
+          <w:rFonts w:ascii="Arial Narrow" w:hAnsi="Arial Narrow"/>
+          <w:sz w:val="24"/>
+          <w:szCs w:val="24"/>
+        </w:rPr>
+        <w:t>SpreadsheetApp.openById</w:t>
+      </w:r>
+      <w:proofErr w:type="spellEnd"/>
+      <w:r>
+        <w:rPr>
+          <w:rFonts w:ascii="Arial Narrow" w:hAnsi="Arial Narrow"/>
+          <w:sz w:val="24"/>
+          <w:szCs w:val="24"/>
+        </w:rPr>
+        <w:t>(id);</w:t>
+      </w:r>
+    </w:p>
+    <w:p>
+      <w:pPr>
+        <w:spacing w:after="0" w:line="240" w:lineRule="auto"/>
+        <w:rPr>
+          <w:rFonts w:ascii="Arial Narrow" w:hAnsi="Arial Narrow"/>
+          <w:sz w:val="24"/>
+          <w:szCs w:val="24"/>
+        </w:rPr>
+      </w:pPr>
+      <w:r>
+        <w:rPr>
+          <w:rFonts w:ascii="Arial Narrow" w:hAnsi="Arial Narrow"/>
+          <w:sz w:val="24"/>
+          <w:szCs w:val="24"/>
+        </w:rPr>
+        <w:t xml:space="preserve">  var </w:t>
+      </w:r>
+      <w:proofErr w:type="spellStart"/>
+      <w:r>
+        <w:rPr>
+          <w:rFonts w:ascii="Arial Narrow" w:hAnsi="Arial Narrow"/>
+          <w:sz w:val="24"/>
+          <w:szCs w:val="24"/>
+        </w:rPr>
+        <w:t>sheet_nama</w:t>
+      </w:r>
+      <w:proofErr w:type="spellEnd"/>
+      <w:r>
+        <w:rPr>
+          <w:rFonts w:ascii="Arial Narrow" w:hAnsi="Arial Narrow"/>
+          <w:sz w:val="24"/>
+          <w:szCs w:val="24"/>
+        </w:rPr>
+        <w:t xml:space="preserve"> = </w:t>
+      </w:r>
+      <w:proofErr w:type="spellStart"/>
+      <w:r>
+        <w:rPr>
+          <w:rFonts w:ascii="Arial Narrow" w:hAnsi="Arial Narrow"/>
+          <w:sz w:val="24"/>
+          <w:szCs w:val="24"/>
+        </w:rPr>
+        <w:t>id_sheet.getSheetByName</w:t>
+      </w:r>
+      <w:proofErr w:type="spellEnd"/>
+      <w:r>
+        <w:rPr>
+          <w:rFonts w:ascii="Arial Narrow" w:hAnsi="Arial Narrow"/>
+          <w:sz w:val="24"/>
+          <w:szCs w:val="24"/>
+        </w:rPr>
+        <w:t>(sheet);</w:t>
+      </w:r>
+    </w:p>
+    <w:p>
+      <w:pPr>
+        <w:spacing w:after="0" w:line="240" w:lineRule="auto"/>
+        <w:rPr>
+          <w:rFonts w:ascii="Arial Narrow" w:hAnsi="Arial Narrow"/>
+          <w:sz w:val="24"/>
+          <w:szCs w:val="24"/>
+        </w:rPr>
+      </w:pPr>
+    </w:p>
+    <w:p>
+      <w:pPr>
+        <w:spacing w:after="0" w:line="240" w:lineRule="auto"/>
+        <w:rPr>
+          <w:rFonts w:ascii="Arial Narrow" w:hAnsi="Arial Narrow"/>
+          <w:sz w:val="24"/>
+          <w:szCs w:val="24"/>
+        </w:rPr>
+      </w:pPr>
+      <w:r>
+        <w:rPr>
+          <w:rFonts w:ascii="Arial Narrow" w:hAnsi="Arial Narrow"/>
+          <w:sz w:val="24"/>
+          <w:szCs w:val="24"/>
+        </w:rPr>
+        <w:t>  // No.</w:t>
+      </w:r>
+    </w:p>
+    <w:p>
+      <w:pPr>
+        <w:spacing w:after="0" w:line="240" w:lineRule="auto"/>
+        <w:rPr>
+          <w:rFonts w:ascii="Arial Narrow" w:hAnsi="Arial Narrow"/>
+          <w:sz w:val="24"/>
+          <w:szCs w:val="24"/>
+        </w:rPr>
+      </w:pPr>
+      <w:r>
+        <w:rPr>
+          <w:rFonts w:ascii="Arial Narrow" w:hAnsi="Arial Narrow"/>
+          <w:sz w:val="24"/>
+          <w:szCs w:val="24"/>
+        </w:rPr>
+        <w:t xml:space="preserve">  var get_colom_A1 = </w:t>
+      </w:r>
+      <w:proofErr w:type="spellStart"/>
+      <w:r>
+        <w:rPr>
+          <w:rFonts w:ascii="Arial Narrow" w:hAnsi="Arial Narrow"/>
+          <w:sz w:val="24"/>
+          <w:szCs w:val="24"/>
+        </w:rPr>
+        <w:t>sheet_nama.getRange</w:t>
+      </w:r>
+      <w:proofErr w:type="spellEnd"/>
+      <w:r>
+        <w:rPr>
+          <w:rFonts w:ascii="Arial Narrow" w:hAnsi="Arial Narrow"/>
+          <w:sz w:val="24"/>
+          <w:szCs w:val="24"/>
+        </w:rPr>
+        <w:t>('A1');</w:t>
+      </w:r>
+    </w:p>
+    <w:p>
+      <w:pPr>
+        <w:spacing w:after="0" w:line="240" w:lineRule="auto"/>
+        <w:rPr>
+          <w:rFonts w:ascii="Arial Narrow" w:hAnsi="Arial Narrow"/>
+          <w:sz w:val="24"/>
+          <w:szCs w:val="24"/>
+        </w:rPr>
+      </w:pPr>
+      <w:r>
+        <w:rPr>
+          <w:rFonts w:ascii="Arial Narrow" w:hAnsi="Arial Narrow"/>
+          <w:sz w:val="24"/>
+          <w:szCs w:val="24"/>
+        </w:rPr>
+        <w:t>  get_colom_A1.setValue('No.');</w:t>
+      </w:r>
+    </w:p>
+    <w:p>
+      <w:pPr>
+        <w:spacing w:after="0" w:line="240" w:lineRule="auto"/>
+        <w:rPr>
+          <w:rFonts w:ascii="Arial Narrow" w:hAnsi="Arial Narrow"/>
+          <w:sz w:val="24"/>
+          <w:szCs w:val="24"/>
+        </w:rPr>
+      </w:pPr>
+      <w:r>
+        <w:rPr>
+          <w:rFonts w:ascii="Arial Narrow" w:hAnsi="Arial Narrow"/>
+          <w:sz w:val="24"/>
+          <w:szCs w:val="24"/>
+        </w:rPr>
+        <w:t xml:space="preserve">  var </w:t>
+      </w:r>
+      <w:proofErr w:type="spellStart"/>
+      <w:r>
+        <w:rPr>
+          <w:rFonts w:ascii="Arial Narrow" w:hAnsi="Arial Narrow"/>
+          <w:sz w:val="24"/>
+          <w:szCs w:val="24"/>
+        </w:rPr>
+        <w:t>get_no</w:t>
+      </w:r>
+      <w:proofErr w:type="spellEnd"/>
+      <w:r>
+        <w:rPr>
+          <w:rFonts w:ascii="Arial Narrow" w:hAnsi="Arial Narrow"/>
+          <w:sz w:val="24"/>
+          <w:szCs w:val="24"/>
+        </w:rPr>
+        <w:t xml:space="preserve"> = </w:t>
+      </w:r>
+      <w:proofErr w:type="spellStart"/>
+      <w:r>
+        <w:rPr>
+          <w:rFonts w:ascii="Arial Narrow" w:hAnsi="Arial Narrow"/>
+          <w:sz w:val="24"/>
+          <w:szCs w:val="24"/>
+        </w:rPr>
+        <w:t>sheet_nama.getRange</w:t>
+      </w:r>
+      <w:proofErr w:type="spellEnd"/>
+      <w:r>
+        <w:rPr>
+          <w:rFonts w:ascii="Arial Narrow" w:hAnsi="Arial Narrow"/>
+          <w:sz w:val="24"/>
+          <w:szCs w:val="24"/>
+        </w:rPr>
+        <w:t>('A1').</w:t>
+      </w:r>
+      <w:proofErr w:type="spellStart"/>
+      <w:r>
+        <w:rPr>
+          <w:rFonts w:ascii="Arial Narrow" w:hAnsi="Arial Narrow"/>
+          <w:sz w:val="24"/>
+          <w:szCs w:val="24"/>
+        </w:rPr>
+        <w:t>getDisplayValue</w:t>
+      </w:r>
+      <w:proofErr w:type="spellEnd"/>
+      <w:r>
+        <w:rPr>
+          <w:rFonts w:ascii="Arial Narrow" w:hAnsi="Arial Narrow"/>
+          <w:sz w:val="24"/>
+          <w:szCs w:val="24"/>
+        </w:rPr>
+        <w:t>();</w:t>
+      </w:r>
+    </w:p>
+    <w:p>
+      <w:pPr>
+        <w:spacing w:after="0" w:line="240" w:lineRule="auto"/>
+        <w:rPr>
+          <w:rFonts w:ascii="Arial Narrow" w:hAnsi="Arial Narrow"/>
+          <w:sz w:val="24"/>
+          <w:szCs w:val="24"/>
+        </w:rPr>
+      </w:pPr>
+    </w:p>
+    <w:p>
+      <w:pPr>
+        <w:spacing w:after="0" w:line="240" w:lineRule="auto"/>
+        <w:rPr>
+          <w:rFonts w:ascii="Arial Narrow" w:hAnsi="Arial Narrow"/>
+          <w:sz w:val="24"/>
+          <w:szCs w:val="24"/>
+        </w:rPr>
+      </w:pPr>
+      <w:r>
+        <w:rPr>
+          <w:rFonts w:ascii="Arial Narrow" w:hAnsi="Arial Narrow"/>
+          <w:sz w:val="24"/>
+          <w:szCs w:val="24"/>
+        </w:rPr>
+        <w:t xml:space="preserve">  // </w:t>
+      </w:r>
+      <w:proofErr w:type="spellStart"/>
+      <w:r>
+        <w:rPr>
+          <w:rFonts w:ascii="Arial Narrow" w:hAnsi="Arial Narrow"/>
+          <w:sz w:val="24"/>
+          <w:szCs w:val="24"/>
+        </w:rPr>
+        <w:t>Tanggal</w:t>
+      </w:r>
+      <w:proofErr w:type="spellEnd"/>
+    </w:p>
+    <w:p>
+      <w:pPr>
+        <w:spacing w:after="0" w:line="240" w:lineRule="auto"/>
+        <w:rPr>
+          <w:rFonts w:ascii="Arial Narrow" w:hAnsi="Arial Narrow"/>
+          <w:sz w:val="24"/>
+          <w:szCs w:val="24"/>
+        </w:rPr>
+      </w:pPr>
+      <w:r>
+        <w:rPr>
+          <w:rFonts w:ascii="Arial Narrow" w:hAnsi="Arial Narrow"/>
+          <w:sz w:val="24"/>
+          <w:szCs w:val="24"/>
+        </w:rPr>
+        <w:t xml:space="preserve">  var get_colom_B1 = </w:t>
+      </w:r>
+      <w:proofErr w:type="spellStart"/>
+      <w:r>
+        <w:rPr>
+          <w:rFonts w:ascii="Arial Narrow" w:hAnsi="Arial Narrow"/>
+          <w:sz w:val="24"/>
+          <w:szCs w:val="24"/>
+        </w:rPr>
+        <w:t>sheet_nama.getRange</w:t>
+      </w:r>
+      <w:proofErr w:type="spellEnd"/>
+      <w:r>
+        <w:rPr>
+          <w:rFonts w:ascii="Arial Narrow" w:hAnsi="Arial Narrow"/>
+          <w:sz w:val="24"/>
+          <w:szCs w:val="24"/>
+        </w:rPr>
+        <w:t>('B1');</w:t>
+      </w:r>
+    </w:p>
+    <w:p>
+      <w:pPr>
+        <w:spacing w:after="0" w:line="240" w:lineRule="auto"/>
+        <w:rPr>
+          <w:rFonts w:ascii="Arial Narrow" w:hAnsi="Arial Narrow"/>
+          <w:sz w:val="24"/>
+          <w:szCs w:val="24"/>
+        </w:rPr>
+      </w:pPr>
+      <w:r>
+        <w:rPr>
+          <w:rFonts w:ascii="Arial Narrow" w:hAnsi="Arial Narrow"/>
+          <w:sz w:val="24"/>
+          <w:szCs w:val="24"/>
+        </w:rPr>
+        <w:t>  get_colom_B1.setValue('</w:t>
+      </w:r>
+      <w:proofErr w:type="spellStart"/>
+      <w:r>
+        <w:rPr>
+          <w:rFonts w:ascii="Arial Narrow" w:hAnsi="Arial Narrow"/>
+          <w:sz w:val="24"/>
+          <w:szCs w:val="24"/>
+        </w:rPr>
+        <w:t>Tanggal</w:t>
+      </w:r>
+      <w:proofErr w:type="spellEnd"/>
+      <w:r>
+        <w:rPr>
+          <w:rFonts w:ascii="Arial Narrow" w:hAnsi="Arial Narrow"/>
+          <w:sz w:val="24"/>
+          <w:szCs w:val="24"/>
+        </w:rPr>
+        <w:t>');</w:t>
+      </w:r>
+    </w:p>
+    <w:p>
+      <w:pPr>
+        <w:spacing w:after="0" w:line="240" w:lineRule="auto"/>
+        <w:rPr>
+          <w:rFonts w:ascii="Arial Narrow" w:hAnsi="Arial Narrow"/>
+          <w:sz w:val="24"/>
+          <w:szCs w:val="24"/>
+        </w:rPr>
+      </w:pPr>
+      <w:r>
+        <w:rPr>
+          <w:rFonts w:ascii="Arial Narrow" w:hAnsi="Arial Narrow"/>
+          <w:sz w:val="24"/>
+          <w:szCs w:val="24"/>
+        </w:rPr>
+        <w:t xml:space="preserve">  var </w:t>
+      </w:r>
+      <w:proofErr w:type="spellStart"/>
+      <w:r>
+        <w:rPr>
+          <w:rFonts w:ascii="Arial Narrow" w:hAnsi="Arial Narrow"/>
+          <w:sz w:val="24"/>
+          <w:szCs w:val="24"/>
+        </w:rPr>
+        <w:t>get_tanggal</w:t>
+      </w:r>
+      <w:proofErr w:type="spellEnd"/>
+      <w:r>
+        <w:rPr>
+          <w:rFonts w:ascii="Arial Narrow" w:hAnsi="Arial Narrow"/>
+          <w:sz w:val="24"/>
+          <w:szCs w:val="24"/>
+        </w:rPr>
+        <w:t xml:space="preserve"> = </w:t>
+      </w:r>
+      <w:proofErr w:type="spellStart"/>
+      <w:r>
+        <w:rPr>
+          <w:rFonts w:ascii="Arial Narrow" w:hAnsi="Arial Narrow"/>
+          <w:sz w:val="24"/>
+          <w:szCs w:val="24"/>
+        </w:rPr>
+        <w:t>sheet_nama.getRange</w:t>
+      </w:r>
+      <w:proofErr w:type="spellEnd"/>
+      <w:r>
+        <w:rPr>
+          <w:rFonts w:ascii="Arial Narrow" w:hAnsi="Arial Narrow"/>
+          <w:sz w:val="24"/>
+          <w:szCs w:val="24"/>
+        </w:rPr>
+        <w:t>('B1').</w:t>
+      </w:r>
+      <w:proofErr w:type="spellStart"/>
+      <w:r>
+        <w:rPr>
+          <w:rFonts w:ascii="Arial Narrow" w:hAnsi="Arial Narrow"/>
+          <w:sz w:val="24"/>
+          <w:szCs w:val="24"/>
+        </w:rPr>
+        <w:t>getDisplayValue</w:t>
+      </w:r>
+      <w:proofErr w:type="spellEnd"/>
+      <w:r>
+        <w:rPr>
+          <w:rFonts w:ascii="Arial Narrow" w:hAnsi="Arial Narrow"/>
+          <w:sz w:val="24"/>
+          <w:szCs w:val="24"/>
+        </w:rPr>
+        <w:t>();</w:t>
+      </w:r>
+    </w:p>
+    <w:p>
+      <w:pPr>
+        <w:spacing w:after="0" w:line="240" w:lineRule="auto"/>
+        <w:rPr>
+          <w:rFonts w:ascii="Arial Narrow" w:hAnsi="Arial Narrow"/>
+          <w:sz w:val="24"/>
+          <w:szCs w:val="24"/>
+        </w:rPr>
+      </w:pPr>
+    </w:p>
+    <w:p>
+      <w:pPr>
+        <w:spacing w:after="0" w:line="240" w:lineRule="auto"/>
+        <w:rPr>
+          <w:rFonts w:ascii="Arial Narrow" w:hAnsi="Arial Narrow"/>
+          <w:sz w:val="24"/>
+          <w:szCs w:val="24"/>
+        </w:rPr>
+      </w:pPr>
+      <w:r>
+        <w:rPr>
+          <w:rFonts w:ascii="Arial Narrow" w:hAnsi="Arial Narrow"/>
+          <w:sz w:val="24"/>
+          <w:szCs w:val="24"/>
+        </w:rPr>
+        <w:t>  // Nama</w:t>
+      </w:r>
+    </w:p>
+    <w:p>
+      <w:pPr>
+        <w:spacing w:after="0" w:line="240" w:lineRule="auto"/>
+        <w:rPr>
+          <w:rFonts w:ascii="Arial Narrow" w:hAnsi="Arial Narrow"/>
+          <w:sz w:val="24"/>
+          <w:szCs w:val="24"/>
+        </w:rPr>
+      </w:pPr>
+      <w:r>
+        <w:rPr>
+          <w:rFonts w:ascii="Arial Narrow" w:hAnsi="Arial Narrow"/>
+          <w:sz w:val="24"/>
+          <w:szCs w:val="24"/>
+        </w:rPr>
+        <w:t xml:space="preserve">  var get_colom_C1 = </w:t>
+      </w:r>
+      <w:proofErr w:type="spellStart"/>
+      <w:r>
+        <w:rPr>
+          <w:rFonts w:ascii="Arial Narrow" w:hAnsi="Arial Narrow"/>
+          <w:sz w:val="24"/>
+          <w:szCs w:val="24"/>
+        </w:rPr>
+        <w:t>sheet_nama.getRange</w:t>
+      </w:r>
+      <w:proofErr w:type="spellEnd"/>
+      <w:r>
+        <w:rPr>
+          <w:rFonts w:ascii="Arial Narrow" w:hAnsi="Arial Narrow"/>
+          <w:sz w:val="24"/>
+          <w:szCs w:val="24"/>
+        </w:rPr>
+        <w:t>('C1');</w:t>
+      </w:r>
+    </w:p>
+    <w:p>
+      <w:pPr>
+        <w:spacing w:after="0" w:line="240" w:lineRule="auto"/>
+        <w:rPr>
+          <w:rFonts w:ascii="Arial Narrow" w:hAnsi="Arial Narrow"/>
+          <w:sz w:val="24"/>
+          <w:szCs w:val="24"/>
+        </w:rPr>
+      </w:pPr>
+      <w:r>
+        <w:rPr>
+          <w:rFonts w:ascii="Arial Narrow" w:hAnsi="Arial Narrow"/>
+          <w:sz w:val="24"/>
+          <w:szCs w:val="24"/>
+        </w:rPr>
+        <w:t>  get_colom_C1.setValue('Nama');</w:t>
+      </w:r>
+    </w:p>
+    <w:p>
+      <w:pPr>
+        <w:spacing w:after="0" w:line="240" w:lineRule="auto"/>
+        <w:rPr>
+          <w:rFonts w:ascii="Arial Narrow" w:hAnsi="Arial Narrow"/>
+          <w:sz w:val="24"/>
+          <w:szCs w:val="24"/>
+        </w:rPr>
+      </w:pPr>
+    </w:p>
+    <w:p>
+      <w:pPr>
+        <w:spacing w:after="0" w:line="240" w:lineRule="auto"/>
+        <w:rPr>
+          <w:rFonts w:ascii="Arial Narrow" w:hAnsi="Arial Narrow"/>
+          <w:sz w:val="24"/>
+          <w:szCs w:val="24"/>
+        </w:rPr>
+      </w:pPr>
+      <w:r>
+        <w:rPr>
+          <w:rFonts w:ascii="Arial Narrow" w:hAnsi="Arial Narrow"/>
+          <w:sz w:val="24"/>
+          <w:szCs w:val="24"/>
+        </w:rPr>
+        <w:t xml:space="preserve">  // </w:t>
+      </w:r>
+      <w:proofErr w:type="spellStart"/>
+      <w:r>
+        <w:rPr>
+          <w:rFonts w:ascii="Arial Narrow" w:hAnsi="Arial Narrow"/>
+          <w:sz w:val="24"/>
+          <w:szCs w:val="24"/>
+        </w:rPr>
+        <w:t>Donasi</w:t>
+      </w:r>
+      <w:proofErr w:type="spellEnd"/>
+    </w:p>
+    <w:p>
+      <w:pPr>
+        <w:spacing w:after="0" w:line="240" w:lineRule="auto"/>
+        <w:rPr>
+          <w:rFonts w:ascii="Arial Narrow" w:hAnsi="Arial Narrow"/>
+          <w:sz w:val="24"/>
+          <w:szCs w:val="24"/>
+        </w:rPr>
+      </w:pPr>
+      <w:r>
+        <w:rPr>
+          <w:rFonts w:ascii="Arial Narrow" w:hAnsi="Arial Narrow"/>
+          <w:sz w:val="24"/>
+          <w:szCs w:val="24"/>
+        </w:rPr>
+        <w:t xml:space="preserve">  var get_colom_D1 = </w:t>
+      </w:r>
+      <w:proofErr w:type="spellStart"/>
+      <w:r>
+        <w:rPr>
+          <w:rFonts w:ascii="Arial Narrow" w:hAnsi="Arial Narrow"/>
+          <w:sz w:val="24"/>
+          <w:szCs w:val="24"/>
+        </w:rPr>
+        <w:t>sheet_nama.getRange</w:t>
+      </w:r>
+      <w:proofErr w:type="spellEnd"/>
+      <w:r>
+        <w:rPr>
+          <w:rFonts w:ascii="Arial Narrow" w:hAnsi="Arial Narrow"/>
+          <w:sz w:val="24"/>
+          <w:szCs w:val="24"/>
+        </w:rPr>
+        <w:t>('D1');</w:t>
+      </w:r>
+    </w:p>
+    <w:p>
+      <w:pPr>
+        <w:spacing w:after="0" w:line="240" w:lineRule="auto"/>
+        <w:rPr>
+          <w:rFonts w:ascii="Arial Narrow" w:hAnsi="Arial Narrow"/>
+          <w:sz w:val="24"/>
+          <w:szCs w:val="24"/>
+        </w:rPr>
+      </w:pPr>
+      <w:r>
+        <w:rPr>
+          <w:rFonts w:ascii="Arial Narrow" w:hAnsi="Arial Narrow"/>
+          <w:sz w:val="24"/>
+          <w:szCs w:val="24"/>
+        </w:rPr>
+        <w:t>  get_colom_D1.setValue('</w:t>
+      </w:r>
+      <w:proofErr w:type="spellStart"/>
+      <w:r>
+        <w:rPr>
+          <w:rFonts w:ascii="Arial Narrow" w:hAnsi="Arial Narrow"/>
+          <w:sz w:val="24"/>
+          <w:szCs w:val="24"/>
+        </w:rPr>
+        <w:t>Donasi</w:t>
+      </w:r>
+      <w:proofErr w:type="spellEnd"/>
+      <w:r>
+        <w:rPr>
+          <w:rFonts w:ascii="Arial Narrow" w:hAnsi="Arial Narrow"/>
+          <w:sz w:val="24"/>
+          <w:szCs w:val="24"/>
+        </w:rPr>
+        <w:t>');</w:t>
+      </w:r>
+    </w:p>
+    <w:p>
+      <w:pPr>
+        <w:spacing w:after="0" w:line="240" w:lineRule="auto"/>
+        <w:rPr>
+          <w:rFonts w:ascii="Arial Narrow" w:hAnsi="Arial Narrow"/>
+          <w:sz w:val="24"/>
+          <w:szCs w:val="24"/>
+        </w:rPr>
+      </w:pPr>
+    </w:p>
+    <w:p>
+      <w:pPr>
+        <w:spacing w:after="0" w:line="240" w:lineRule="auto"/>
+        <w:rPr>
+          <w:rFonts w:ascii="Arial Narrow" w:hAnsi="Arial Narrow"/>
+          <w:sz w:val="24"/>
+          <w:szCs w:val="24"/>
+        </w:rPr>
+      </w:pPr>
+      <w:r>
+        <w:rPr>
+          <w:rFonts w:ascii="Arial Narrow" w:hAnsi="Arial Narrow"/>
+          <w:sz w:val="24"/>
+          <w:szCs w:val="24"/>
+        </w:rPr>
+        <w:t>  sheet_nama.getRange('A1:D1').setVerticalAlignment('middle').setHorizontalAlignment('center').setFontWeight('bold');</w:t>
+      </w:r>
+    </w:p>
+    <w:p>
+      <w:pPr>
+        <w:spacing w:after="0" w:line="240" w:lineRule="auto"/>
+        <w:rPr>
+          <w:rFonts w:ascii="Arial Narrow" w:hAnsi="Arial Narrow"/>
+          <w:sz w:val="24"/>
+          <w:szCs w:val="24"/>
+        </w:rPr>
+      </w:pPr>
+      <w:r>
+        <w:rPr>
+          <w:rFonts w:ascii="Arial Narrow" w:hAnsi="Arial Narrow"/>
+          <w:sz w:val="24"/>
+          <w:szCs w:val="24"/>
+        </w:rPr>
+        <w:t xml:space="preserve">  // </w:t>
+      </w:r>
+      <w:proofErr w:type="spellStart"/>
+      <w:r>
+        <w:rPr>
+          <w:rFonts w:ascii="Arial Narrow" w:hAnsi="Arial Narrow"/>
+          <w:sz w:val="24"/>
+          <w:szCs w:val="24"/>
+        </w:rPr>
+        <w:t>sheet_nama.getRange</w:t>
+      </w:r>
+      <w:proofErr w:type="spellEnd"/>
+      <w:r>
+        <w:rPr>
+          <w:rFonts w:ascii="Arial Narrow" w:hAnsi="Arial Narrow"/>
+          <w:sz w:val="24"/>
+          <w:szCs w:val="24"/>
+        </w:rPr>
+        <w:t>('B2:B').</w:t>
+      </w:r>
+      <w:proofErr w:type="spellStart"/>
+      <w:r>
+        <w:rPr>
+          <w:rFonts w:ascii="Arial Narrow" w:hAnsi="Arial Narrow"/>
+          <w:sz w:val="24"/>
+          <w:szCs w:val="24"/>
+        </w:rPr>
+        <w:t>setNumberFormat</w:t>
+      </w:r>
+      <w:proofErr w:type="spellEnd"/>
+      <w:r>
+        <w:rPr>
+          <w:rFonts w:ascii="Arial Narrow" w:hAnsi="Arial Narrow"/>
+          <w:sz w:val="24"/>
+          <w:szCs w:val="24"/>
+        </w:rPr>
+        <w:t>('</w:t>
+      </w:r>
+      <w:proofErr w:type="spellStart"/>
+      <w:r>
+        <w:rPr>
+          <w:rFonts w:ascii="Arial Narrow" w:hAnsi="Arial Narrow"/>
+          <w:sz w:val="24"/>
+          <w:szCs w:val="24"/>
+        </w:rPr>
+        <w:t>dddd</w:t>
+      </w:r>
+      <w:proofErr w:type="spellEnd"/>
+      <w:r>
+        <w:rPr>
+          <w:rFonts w:ascii="Arial Narrow" w:hAnsi="Arial Narrow"/>
+          <w:sz w:val="24"/>
+          <w:szCs w:val="24"/>
+        </w:rPr>
+        <w:t>","dd" "mmm" "</w:t>
+      </w:r>
+      <w:proofErr w:type="spellStart"/>
+      <w:r>
+        <w:rPr>
+          <w:rFonts w:ascii="Arial Narrow" w:hAnsi="Arial Narrow"/>
+          <w:sz w:val="24"/>
+          <w:szCs w:val="24"/>
+        </w:rPr>
+        <w:t>yyyy</w:t>
+      </w:r>
+      <w:proofErr w:type="spellEnd"/>
+      <w:r>
+        <w:rPr>
+          <w:rFonts w:ascii="Arial Narrow" w:hAnsi="Arial Narrow"/>
+          <w:sz w:val="24"/>
+          <w:szCs w:val="24"/>
+        </w:rPr>
+        <w:t>');</w:t>
+      </w:r>
+    </w:p>
+    <w:p>
+      <w:pPr>
+        <w:spacing w:after="0" w:line="240" w:lineRule="auto"/>
+        <w:rPr>
+          <w:rFonts w:ascii="Arial Narrow" w:hAnsi="Arial Narrow"/>
+          <w:sz w:val="24"/>
+          <w:szCs w:val="24"/>
+        </w:rPr>
+      </w:pPr>
+      <w:r>
+        <w:rPr>
+          <w:rFonts w:ascii="Arial Narrow" w:hAnsi="Arial Narrow"/>
+          <w:sz w:val="24"/>
+          <w:szCs w:val="24"/>
+        </w:rPr>
+        <w:t xml:space="preserve">  </w:t>
+      </w:r>
+      <w:proofErr w:type="spellStart"/>
+      <w:r>
+        <w:rPr>
+          <w:rFonts w:ascii="Arial Narrow" w:hAnsi="Arial Narrow"/>
+          <w:sz w:val="24"/>
+          <w:szCs w:val="24"/>
+        </w:rPr>
+        <w:t>sheet_nama.getRange</w:t>
+      </w:r>
+      <w:proofErr w:type="spellEnd"/>
+      <w:r>
+        <w:rPr>
+          <w:rFonts w:ascii="Arial Narrow" w:hAnsi="Arial Narrow"/>
+          <w:sz w:val="24"/>
+          <w:szCs w:val="24"/>
+        </w:rPr>
+        <w:t>('B2:B').</w:t>
+      </w:r>
+      <w:proofErr w:type="spellStart"/>
+      <w:r>
+        <w:rPr>
+          <w:rFonts w:ascii="Arial Narrow" w:hAnsi="Arial Narrow"/>
+          <w:sz w:val="24"/>
+          <w:szCs w:val="24"/>
+        </w:rPr>
+        <w:t>setNumberFormat</w:t>
+      </w:r>
+      <w:proofErr w:type="spellEnd"/>
+      <w:r>
+        <w:rPr>
+          <w:rFonts w:ascii="Arial Narrow" w:hAnsi="Arial Narrow"/>
+          <w:sz w:val="24"/>
+          <w:szCs w:val="24"/>
+        </w:rPr>
+        <w:t>('dd" "mmm" "</w:t>
+      </w:r>
+      <w:proofErr w:type="spellStart"/>
+      <w:r>
+        <w:rPr>
+          <w:rFonts w:ascii="Arial Narrow" w:hAnsi="Arial Narrow"/>
+          <w:sz w:val="24"/>
+          <w:szCs w:val="24"/>
+        </w:rPr>
+        <w:t>yyyy</w:t>
+      </w:r>
+      <w:proofErr w:type="spellEnd"/>
+      <w:r>
+        <w:rPr>
+          <w:rFonts w:ascii="Arial Narrow" w:hAnsi="Arial Narrow"/>
+          <w:sz w:val="24"/>
+          <w:szCs w:val="24"/>
+        </w:rPr>
+        <w:t>');</w:t>
+      </w:r>
+    </w:p>
+    <w:p>
+      <w:pPr>
+        <w:spacing w:after="0" w:line="240" w:lineRule="auto"/>
+        <w:rPr>
+          <w:rFonts w:ascii="Arial Narrow" w:hAnsi="Arial Narrow"/>
+          <w:sz w:val="24"/>
+          <w:szCs w:val="24"/>
+        </w:rPr>
+      </w:pPr>
+    </w:p>
+    <w:p>
+      <w:pPr>
+        <w:spacing w:after="0" w:line="240" w:lineRule="auto"/>
+        <w:rPr>
+          <w:rFonts w:ascii="Arial Narrow" w:hAnsi="Arial Narrow"/>
+          <w:sz w:val="24"/>
+          <w:szCs w:val="24"/>
+        </w:rPr>
+      </w:pPr>
+      <w:r>
+        <w:rPr>
+          <w:rFonts w:ascii="Arial Narrow" w:hAnsi="Arial Narrow"/>
+          <w:sz w:val="24"/>
+          <w:szCs w:val="24"/>
+        </w:rPr>
+        <w:t xml:space="preserve">  </w:t>
+      </w:r>
+      <w:proofErr w:type="spellStart"/>
+      <w:r>
+        <w:rPr>
+          <w:rFonts w:ascii="Arial Narrow" w:hAnsi="Arial Narrow"/>
+          <w:sz w:val="24"/>
+          <w:szCs w:val="24"/>
+        </w:rPr>
+        <w:t>sheet_nama.getRange</w:t>
+      </w:r>
+      <w:proofErr w:type="spellEnd"/>
+      <w:r>
+        <w:rPr>
+          <w:rFonts w:ascii="Arial Narrow" w:hAnsi="Arial Narrow"/>
+          <w:sz w:val="24"/>
+          <w:szCs w:val="24"/>
+        </w:rPr>
+        <w:t>('D2:D').</w:t>
+      </w:r>
+      <w:proofErr w:type="spellStart"/>
+      <w:r>
+        <w:rPr>
+          <w:rFonts w:ascii="Arial Narrow" w:hAnsi="Arial Narrow"/>
+          <w:sz w:val="24"/>
+          <w:szCs w:val="24"/>
+        </w:rPr>
+        <w:t>setNumberFormat</w:t>
+      </w:r>
+      <w:proofErr w:type="spellEnd"/>
+      <w:r>
+        <w:rPr>
+          <w:rFonts w:ascii="Arial Narrow" w:hAnsi="Arial Narrow"/>
+          <w:sz w:val="24"/>
+          <w:szCs w:val="24"/>
+        </w:rPr>
+        <w:t>('[$Rp. -421]#,##.00');</w:t>
+      </w:r>
+    </w:p>
+    <w:p>
+      <w:pPr>
+        <w:spacing w:after="0" w:line="240" w:lineRule="auto"/>
+        <w:rPr>
+          <w:rFonts w:ascii="Arial Narrow" w:hAnsi="Arial Narrow"/>
+          <w:sz w:val="24"/>
+          <w:szCs w:val="24"/>
+        </w:rPr>
+      </w:pPr>
+      <w:r>
+        <w:rPr>
+          <w:rFonts w:ascii="Arial Narrow" w:hAnsi="Arial Narrow"/>
+          <w:sz w:val="24"/>
+          <w:szCs w:val="24"/>
+        </w:rPr>
+        <w:t>  // Logger.log(</w:t>
+      </w:r>
+      <w:proofErr w:type="spellStart"/>
+      <w:r>
+        <w:rPr>
+          <w:rFonts w:ascii="Arial Narrow" w:hAnsi="Arial Narrow"/>
+          <w:sz w:val="24"/>
+          <w:szCs w:val="24"/>
+        </w:rPr>
+        <w:t>get_no</w:t>
+      </w:r>
+      <w:proofErr w:type="spellEnd"/>
+      <w:r>
+        <w:rPr>
+          <w:rFonts w:ascii="Arial Narrow" w:hAnsi="Arial Narrow"/>
+          <w:sz w:val="24"/>
+          <w:szCs w:val="24"/>
+        </w:rPr>
+        <w:t>);</w:t>
+      </w:r>
+    </w:p>
+    <w:p>
+      <w:pPr>
+        <w:spacing w:after="0" w:line="240" w:lineRule="auto"/>
+        <w:rPr>
+          <w:rFonts w:ascii="Arial Narrow" w:hAnsi="Arial Narrow"/>
+          <w:sz w:val="24"/>
+          <w:szCs w:val="24"/>
+        </w:rPr>
+      </w:pPr>
+      <w:r>
+        <w:rPr>
+          <w:rFonts w:ascii="Arial Narrow" w:hAnsi="Arial Narrow"/>
+          <w:sz w:val="24"/>
+          <w:szCs w:val="24"/>
+        </w:rPr>
+        <w:t>  // Logger.log(</w:t>
+      </w:r>
+      <w:proofErr w:type="spellStart"/>
+      <w:r>
+        <w:rPr>
+          <w:rFonts w:ascii="Arial Narrow" w:hAnsi="Arial Narrow"/>
+          <w:sz w:val="24"/>
+          <w:szCs w:val="24"/>
+        </w:rPr>
+        <w:t>get_tanggal</w:t>
+      </w:r>
+      <w:proofErr w:type="spellEnd"/>
+      <w:r>
+        <w:rPr>
+          <w:rFonts w:ascii="Arial Narrow" w:hAnsi="Arial Narrow"/>
+          <w:sz w:val="24"/>
+          <w:szCs w:val="24"/>
+        </w:rPr>
+        <w:t>);</w:t>
+      </w:r>
+    </w:p>
+    <w:p>
+      <w:pPr>
+        <w:spacing w:after="0" w:line="240" w:lineRule="auto"/>
+        <w:rPr>
+          <w:rFonts w:ascii="Arial Narrow" w:hAnsi="Arial Narrow"/>
+          <w:sz w:val="24"/>
+          <w:szCs w:val="24"/>
+        </w:rPr>
+      </w:pPr>
+      <w:r>
+        <w:rPr>
+          <w:rFonts w:ascii="Arial Narrow" w:hAnsi="Arial Narrow"/>
+          <w:sz w:val="24"/>
+          <w:szCs w:val="24"/>
+        </w:rPr>
+        <w:t>}</w:t>
+      </w:r>
+    </w:p>
+    <w:p>
+      <w:pPr>
+        <w:spacing w:after="0" w:line="240" w:lineRule="auto"/>
+        <w:rPr>
+          <w:rFonts w:ascii="Arial Narrow" w:hAnsi="Arial Narrow"/>
+          <w:sz w:val="24"/>
+          <w:szCs w:val="24"/>
+        </w:rPr>
+      </w:pPr>
+    </w:p>
+    <w:p>
+      <w:pPr>
+        <w:spacing w:after="0" w:line="240" w:lineRule="auto"/>
+        <w:rPr>
+          <w:rFonts w:ascii="Arial Narrow" w:hAnsi="Arial Narrow"/>
+          <w:sz w:val="24"/>
+          <w:szCs w:val="24"/>
+        </w:rPr>
+      </w:pPr>
+      <w:r>
+        <w:rPr>
+          <w:rFonts w:ascii="Arial Narrow" w:hAnsi="Arial Narrow"/>
+          <w:sz w:val="24"/>
+          <w:szCs w:val="24"/>
+        </w:rPr>
         <w:t xml:space="preserve">function </w:t>
       </w:r>
-      <w:proofErr w:type="gramStart"/>
-      <w:r>
-        <w:rPr>
-          <w:rFonts w:ascii="Arial Narrow" w:hAnsi="Arial Narrow"/>
-          <w:sz w:val="24"/>
-          <w:szCs w:val="24"/>
-        </w:rPr>
-        <w:t>header(){</w:t>
-      </w:r>
-      <w:proofErr w:type="gramEnd"/>
-    </w:p>
-    <w:p>
-      <w:pPr>
-        <w:spacing w:after="0" w:line="240" w:lineRule="auto"/>
-        <w:rPr>
-          <w:rFonts w:ascii="Arial Narrow" w:hAnsi="Arial Narrow"/>
-          <w:sz w:val="24"/>
-          <w:szCs w:val="24"/>
-        </w:rPr>
-      </w:pPr>
-      <w:r>
-        <w:rPr>
-          <w:rFonts w:ascii="Arial Narrow" w:hAnsi="Arial Narrow"/>
-          <w:sz w:val="24"/>
-          <w:szCs w:val="24"/>
-        </w:rPr>
-        <w:t>  // No.</w:t>
-      </w:r>
+      <w:proofErr w:type="spellStart"/>
+      <w:r>
+        <w:rPr>
+          <w:rFonts w:ascii="Arial Narrow" w:hAnsi="Arial Narrow"/>
+          <w:sz w:val="24"/>
+          <w:szCs w:val="24"/>
+        </w:rPr>
+        <w:t>ambil_data</w:t>
+      </w:r>
+      <w:proofErr w:type="spellEnd"/>
+      <w:r>
+        <w:rPr>
+          <w:rFonts w:ascii="Arial Narrow" w:hAnsi="Arial Narrow"/>
+          <w:sz w:val="24"/>
+          <w:szCs w:val="24"/>
+        </w:rPr>
+        <w:t>(){</w:t>
+      </w:r>
+    </w:p>
+    <w:p>
+      <w:pPr>
+        <w:spacing w:after="0" w:line="240" w:lineRule="auto"/>
+        <w:rPr>
+          <w:rFonts w:ascii="Arial Narrow" w:hAnsi="Arial Narrow"/>
+          <w:sz w:val="24"/>
+          <w:szCs w:val="24"/>
+        </w:rPr>
+      </w:pPr>
+      <w:r>
+        <w:rPr>
+          <w:rFonts w:ascii="Arial Narrow" w:hAnsi="Arial Narrow"/>
+          <w:sz w:val="24"/>
+          <w:szCs w:val="24"/>
+        </w:rPr>
+        <w:t>  header();</w:t>
+      </w:r>
+    </w:p>
+    <w:p>
+      <w:pPr>
+        <w:spacing w:after="0" w:line="240" w:lineRule="auto"/>
+        <w:rPr>
+          <w:rFonts w:ascii="Arial Narrow" w:hAnsi="Arial Narrow"/>
+          <w:sz w:val="24"/>
+          <w:szCs w:val="24"/>
+        </w:rPr>
+      </w:pPr>
     </w:p>
     <w:p>
       <w:pPr>
@@ -5743,19 +6435,9 @@
           <w:sz w:val="24"/>
           <w:szCs w:val="24"/>
         </w:rPr>
-        <w:t>id_</w:t>
-      </w:r>
-      <w:proofErr w:type="gramStart"/>
-      <w:r>
-        <w:rPr>
-          <w:rFonts w:ascii="Arial Narrow" w:hAnsi="Arial Narrow"/>
-          <w:sz w:val="24"/>
-          <w:szCs w:val="24"/>
-        </w:rPr>
-        <w:t>sheet.getSheetByName</w:t>
-      </w:r>
-      <w:proofErr w:type="spellEnd"/>
-      <w:proofErr w:type="gramEnd"/>
+        <w:t>id_sheet.getSheetByName</w:t>
+      </w:r>
+      <w:proofErr w:type="spellEnd"/>
       <w:r>
         <w:rPr>
           <w:rFonts w:ascii="Arial Narrow" w:hAnsi="Arial Narrow"/>
@@ -5790,887 +6472,53 @@
           <w:sz w:val="24"/>
           <w:szCs w:val="24"/>
         </w:rPr>
-        <w:t>  // No.</w:t>
-      </w:r>
-    </w:p>
-    <w:p>
-      <w:pPr>
-        <w:spacing w:after="0" w:line="240" w:lineRule="auto"/>
-        <w:rPr>
-          <w:rFonts w:ascii="Arial Narrow" w:hAnsi="Arial Narrow"/>
-          <w:sz w:val="24"/>
-          <w:szCs w:val="24"/>
-        </w:rPr>
-      </w:pPr>
-      <w:r>
-        <w:rPr>
-          <w:rFonts w:ascii="Arial Narrow" w:hAnsi="Arial Narrow"/>
-          <w:sz w:val="24"/>
-          <w:szCs w:val="24"/>
-        </w:rPr>
-        <w:t xml:space="preserve">  var get_colom_A1 = </w:t>
-      </w:r>
-      <w:proofErr w:type="spellStart"/>
-      <w:r>
-        <w:rPr>
-          <w:rFonts w:ascii="Arial Narrow" w:hAnsi="Arial Narrow"/>
-          <w:sz w:val="24"/>
-          <w:szCs w:val="24"/>
-        </w:rPr>
-        <w:t>sheet_</w:t>
-      </w:r>
-      <w:proofErr w:type="gramStart"/>
-      <w:r>
-        <w:rPr>
-          <w:rFonts w:ascii="Arial Narrow" w:hAnsi="Arial Narrow"/>
-          <w:sz w:val="24"/>
-          <w:szCs w:val="24"/>
-        </w:rPr>
-        <w:t>nama.getRange</w:t>
-      </w:r>
-      <w:proofErr w:type="spellEnd"/>
-      <w:proofErr w:type="gramEnd"/>
-      <w:r>
-        <w:rPr>
-          <w:rFonts w:ascii="Arial Narrow" w:hAnsi="Arial Narrow"/>
-          <w:sz w:val="24"/>
-          <w:szCs w:val="24"/>
-        </w:rPr>
-        <w:t>('A1');</w:t>
-      </w:r>
-    </w:p>
-    <w:p>
-      <w:pPr>
-        <w:spacing w:after="0" w:line="240" w:lineRule="auto"/>
-        <w:rPr>
-          <w:rFonts w:ascii="Arial Narrow" w:hAnsi="Arial Narrow"/>
-          <w:sz w:val="24"/>
-          <w:szCs w:val="24"/>
-        </w:rPr>
-      </w:pPr>
-      <w:r>
-        <w:rPr>
-          <w:rFonts w:ascii="Arial Narrow" w:hAnsi="Arial Narrow"/>
-          <w:sz w:val="24"/>
-          <w:szCs w:val="24"/>
-        </w:rPr>
-        <w:t>  get_colom_A</w:t>
-      </w:r>
-      <w:proofErr w:type="gramStart"/>
-      <w:r>
-        <w:rPr>
-          <w:rFonts w:ascii="Arial Narrow" w:hAnsi="Arial Narrow"/>
-          <w:sz w:val="24"/>
-          <w:szCs w:val="24"/>
-        </w:rPr>
-        <w:t>1.setValue</w:t>
-      </w:r>
-      <w:proofErr w:type="gramEnd"/>
-      <w:r>
-        <w:rPr>
-          <w:rFonts w:ascii="Arial Narrow" w:hAnsi="Arial Narrow"/>
-          <w:sz w:val="24"/>
-          <w:szCs w:val="24"/>
-        </w:rPr>
-        <w:t>('No.');</w:t>
-      </w:r>
-    </w:p>
-    <w:p>
-      <w:pPr>
-        <w:spacing w:after="0" w:line="240" w:lineRule="auto"/>
-        <w:rPr>
-          <w:rFonts w:ascii="Arial Narrow" w:hAnsi="Arial Narrow"/>
-          <w:sz w:val="24"/>
-          <w:szCs w:val="24"/>
-        </w:rPr>
-      </w:pPr>
-      <w:r>
-        <w:rPr>
-          <w:rFonts w:ascii="Arial Narrow" w:hAnsi="Arial Narrow"/>
-          <w:sz w:val="24"/>
-          <w:szCs w:val="24"/>
-        </w:rPr>
-        <w:t xml:space="preserve">  var </w:t>
-      </w:r>
-      <w:proofErr w:type="spellStart"/>
-      <w:r>
-        <w:rPr>
-          <w:rFonts w:ascii="Arial Narrow" w:hAnsi="Arial Narrow"/>
-          <w:sz w:val="24"/>
-          <w:szCs w:val="24"/>
-        </w:rPr>
-        <w:t>get_no</w:t>
-      </w:r>
-      <w:proofErr w:type="spellEnd"/>
-      <w:r>
-        <w:rPr>
-          <w:rFonts w:ascii="Arial Narrow" w:hAnsi="Arial Narrow"/>
-          <w:sz w:val="24"/>
-          <w:szCs w:val="24"/>
-        </w:rPr>
-        <w:t xml:space="preserve"> = </w:t>
-      </w:r>
-      <w:proofErr w:type="spellStart"/>
-      <w:r>
-        <w:rPr>
-          <w:rFonts w:ascii="Arial Narrow" w:hAnsi="Arial Narrow"/>
-          <w:sz w:val="24"/>
-          <w:szCs w:val="24"/>
-        </w:rPr>
-        <w:t>sheet_</w:t>
-      </w:r>
-      <w:proofErr w:type="gramStart"/>
-      <w:r>
-        <w:rPr>
-          <w:rFonts w:ascii="Arial Narrow" w:hAnsi="Arial Narrow"/>
-          <w:sz w:val="24"/>
-          <w:szCs w:val="24"/>
-        </w:rPr>
-        <w:t>nama.getRange</w:t>
-      </w:r>
-      <w:proofErr w:type="spellEnd"/>
-      <w:proofErr w:type="gramEnd"/>
-      <w:r>
-        <w:rPr>
-          <w:rFonts w:ascii="Arial Narrow" w:hAnsi="Arial Narrow"/>
-          <w:sz w:val="24"/>
-          <w:szCs w:val="24"/>
-        </w:rPr>
-        <w:t>('A1'</w:t>
-      </w:r>
-      <w:proofErr w:type="gramStart"/>
-      <w:r>
-        <w:rPr>
-          <w:rFonts w:ascii="Arial Narrow" w:hAnsi="Arial Narrow"/>
-          <w:sz w:val="24"/>
-          <w:szCs w:val="24"/>
-        </w:rPr>
-        <w:t>).</w:t>
-      </w:r>
-      <w:proofErr w:type="spellStart"/>
-      <w:r>
-        <w:rPr>
-          <w:rFonts w:ascii="Arial Narrow" w:hAnsi="Arial Narrow"/>
-          <w:sz w:val="24"/>
-          <w:szCs w:val="24"/>
-        </w:rPr>
-        <w:t>getDisplayValue</w:t>
-      </w:r>
-      <w:proofErr w:type="spellEnd"/>
-      <w:proofErr w:type="gramEnd"/>
-      <w:r>
-        <w:rPr>
-          <w:rFonts w:ascii="Arial Narrow" w:hAnsi="Arial Narrow"/>
-          <w:sz w:val="24"/>
-          <w:szCs w:val="24"/>
-        </w:rPr>
-        <w:t>();</w:t>
-      </w:r>
-    </w:p>
-    <w:p>
-      <w:pPr>
-        <w:spacing w:after="0" w:line="240" w:lineRule="auto"/>
-        <w:rPr>
-          <w:rFonts w:ascii="Arial Narrow" w:hAnsi="Arial Narrow"/>
-          <w:sz w:val="24"/>
-          <w:szCs w:val="24"/>
-        </w:rPr>
-      </w:pPr>
-    </w:p>
-    <w:p>
-      <w:pPr>
-        <w:spacing w:after="0" w:line="240" w:lineRule="auto"/>
-        <w:rPr>
-          <w:rFonts w:ascii="Arial Narrow" w:hAnsi="Arial Narrow"/>
-          <w:sz w:val="24"/>
-          <w:szCs w:val="24"/>
-        </w:rPr>
-      </w:pPr>
-      <w:r>
-        <w:rPr>
-          <w:rFonts w:ascii="Arial Narrow" w:hAnsi="Arial Narrow"/>
-          <w:sz w:val="24"/>
-          <w:szCs w:val="24"/>
-        </w:rPr>
-        <w:t xml:space="preserve">  // </w:t>
-      </w:r>
-      <w:proofErr w:type="spellStart"/>
-      <w:r>
-        <w:rPr>
-          <w:rFonts w:ascii="Arial Narrow" w:hAnsi="Arial Narrow"/>
-          <w:sz w:val="24"/>
-          <w:szCs w:val="24"/>
-        </w:rPr>
-        <w:t>Tanggal</w:t>
-      </w:r>
-      <w:proofErr w:type="spellEnd"/>
-    </w:p>
-    <w:p>
-      <w:pPr>
-        <w:spacing w:after="0" w:line="240" w:lineRule="auto"/>
-        <w:rPr>
-          <w:rFonts w:ascii="Arial Narrow" w:hAnsi="Arial Narrow"/>
-          <w:sz w:val="24"/>
-          <w:szCs w:val="24"/>
-        </w:rPr>
-      </w:pPr>
-      <w:r>
-        <w:rPr>
-          <w:rFonts w:ascii="Arial Narrow" w:hAnsi="Arial Narrow"/>
-          <w:sz w:val="24"/>
-          <w:szCs w:val="24"/>
-        </w:rPr>
-        <w:t xml:space="preserve">  var get_colom_B1 = </w:t>
-      </w:r>
-      <w:proofErr w:type="spellStart"/>
-      <w:r>
-        <w:rPr>
-          <w:rFonts w:ascii="Arial Narrow" w:hAnsi="Arial Narrow"/>
-          <w:sz w:val="24"/>
-          <w:szCs w:val="24"/>
-        </w:rPr>
-        <w:t>sheet_</w:t>
-      </w:r>
-      <w:proofErr w:type="gramStart"/>
-      <w:r>
-        <w:rPr>
-          <w:rFonts w:ascii="Arial Narrow" w:hAnsi="Arial Narrow"/>
-          <w:sz w:val="24"/>
-          <w:szCs w:val="24"/>
-        </w:rPr>
-        <w:t>nama.getRange</w:t>
-      </w:r>
-      <w:proofErr w:type="spellEnd"/>
-      <w:proofErr w:type="gramEnd"/>
-      <w:r>
-        <w:rPr>
-          <w:rFonts w:ascii="Arial Narrow" w:hAnsi="Arial Narrow"/>
-          <w:sz w:val="24"/>
-          <w:szCs w:val="24"/>
-        </w:rPr>
-        <w:t>('B1');</w:t>
-      </w:r>
-    </w:p>
-    <w:p>
-      <w:pPr>
-        <w:spacing w:after="0" w:line="240" w:lineRule="auto"/>
-        <w:rPr>
-          <w:rFonts w:ascii="Arial Narrow" w:hAnsi="Arial Narrow"/>
-          <w:sz w:val="24"/>
-          <w:szCs w:val="24"/>
-        </w:rPr>
-      </w:pPr>
-      <w:r>
-        <w:rPr>
-          <w:rFonts w:ascii="Arial Narrow" w:hAnsi="Arial Narrow"/>
-          <w:sz w:val="24"/>
-          <w:szCs w:val="24"/>
-        </w:rPr>
-        <w:t>  get_colom_B</w:t>
-      </w:r>
-      <w:proofErr w:type="gramStart"/>
-      <w:r>
-        <w:rPr>
-          <w:rFonts w:ascii="Arial Narrow" w:hAnsi="Arial Narrow"/>
-          <w:sz w:val="24"/>
-          <w:szCs w:val="24"/>
-        </w:rPr>
-        <w:t>1.setValue</w:t>
-      </w:r>
-      <w:proofErr w:type="gramEnd"/>
-      <w:r>
-        <w:rPr>
-          <w:rFonts w:ascii="Arial Narrow" w:hAnsi="Arial Narrow"/>
-          <w:sz w:val="24"/>
-          <w:szCs w:val="24"/>
-        </w:rPr>
-        <w:t>('</w:t>
-      </w:r>
-      <w:proofErr w:type="spellStart"/>
-      <w:r>
-        <w:rPr>
-          <w:rFonts w:ascii="Arial Narrow" w:hAnsi="Arial Narrow"/>
-          <w:sz w:val="24"/>
-          <w:szCs w:val="24"/>
-        </w:rPr>
-        <w:t>Tanggal</w:t>
-      </w:r>
-      <w:proofErr w:type="spellEnd"/>
-      <w:r>
-        <w:rPr>
-          <w:rFonts w:ascii="Arial Narrow" w:hAnsi="Arial Narrow"/>
-          <w:sz w:val="24"/>
-          <w:szCs w:val="24"/>
-        </w:rPr>
-        <w:t>');</w:t>
-      </w:r>
-    </w:p>
-    <w:p>
-      <w:pPr>
-        <w:spacing w:after="0" w:line="240" w:lineRule="auto"/>
-        <w:rPr>
-          <w:rFonts w:ascii="Arial Narrow" w:hAnsi="Arial Narrow"/>
-          <w:sz w:val="24"/>
-          <w:szCs w:val="24"/>
-        </w:rPr>
-      </w:pPr>
-      <w:r>
-        <w:rPr>
-          <w:rFonts w:ascii="Arial Narrow" w:hAnsi="Arial Narrow"/>
-          <w:sz w:val="24"/>
-          <w:szCs w:val="24"/>
-        </w:rPr>
-        <w:t xml:space="preserve">  var </w:t>
-      </w:r>
-      <w:proofErr w:type="spellStart"/>
-      <w:r>
-        <w:rPr>
-          <w:rFonts w:ascii="Arial Narrow" w:hAnsi="Arial Narrow"/>
-          <w:sz w:val="24"/>
-          <w:szCs w:val="24"/>
-        </w:rPr>
-        <w:t>get_tanggal</w:t>
-      </w:r>
-      <w:proofErr w:type="spellEnd"/>
-      <w:r>
-        <w:rPr>
-          <w:rFonts w:ascii="Arial Narrow" w:hAnsi="Arial Narrow"/>
-          <w:sz w:val="24"/>
-          <w:szCs w:val="24"/>
-        </w:rPr>
-        <w:t xml:space="preserve"> = </w:t>
-      </w:r>
-      <w:proofErr w:type="spellStart"/>
-      <w:r>
-        <w:rPr>
-          <w:rFonts w:ascii="Arial Narrow" w:hAnsi="Arial Narrow"/>
-          <w:sz w:val="24"/>
-          <w:szCs w:val="24"/>
-        </w:rPr>
-        <w:t>sheet_</w:t>
-      </w:r>
-      <w:proofErr w:type="gramStart"/>
-      <w:r>
-        <w:rPr>
-          <w:rFonts w:ascii="Arial Narrow" w:hAnsi="Arial Narrow"/>
-          <w:sz w:val="24"/>
-          <w:szCs w:val="24"/>
-        </w:rPr>
-        <w:t>nama.getRange</w:t>
-      </w:r>
-      <w:proofErr w:type="spellEnd"/>
-      <w:proofErr w:type="gramEnd"/>
-      <w:r>
-        <w:rPr>
-          <w:rFonts w:ascii="Arial Narrow" w:hAnsi="Arial Narrow"/>
-          <w:sz w:val="24"/>
-          <w:szCs w:val="24"/>
-        </w:rPr>
-        <w:t>('B1'</w:t>
-      </w:r>
-      <w:proofErr w:type="gramStart"/>
-      <w:r>
-        <w:rPr>
-          <w:rFonts w:ascii="Arial Narrow" w:hAnsi="Arial Narrow"/>
-          <w:sz w:val="24"/>
-          <w:szCs w:val="24"/>
-        </w:rPr>
-        <w:t>).</w:t>
-      </w:r>
-      <w:proofErr w:type="spellStart"/>
-      <w:r>
-        <w:rPr>
-          <w:rFonts w:ascii="Arial Narrow" w:hAnsi="Arial Narrow"/>
-          <w:sz w:val="24"/>
-          <w:szCs w:val="24"/>
-        </w:rPr>
-        <w:t>getDisplayValue</w:t>
-      </w:r>
-      <w:proofErr w:type="spellEnd"/>
-      <w:proofErr w:type="gramEnd"/>
-      <w:r>
-        <w:rPr>
-          <w:rFonts w:ascii="Arial Narrow" w:hAnsi="Arial Narrow"/>
-          <w:sz w:val="24"/>
-          <w:szCs w:val="24"/>
-        </w:rPr>
-        <w:t>();</w:t>
-      </w:r>
-    </w:p>
-    <w:p>
-      <w:pPr>
-        <w:spacing w:after="0" w:line="240" w:lineRule="auto"/>
-        <w:rPr>
-          <w:rFonts w:ascii="Arial Narrow" w:hAnsi="Arial Narrow"/>
-          <w:sz w:val="24"/>
-          <w:szCs w:val="24"/>
-        </w:rPr>
-      </w:pPr>
-    </w:p>
-    <w:p>
-      <w:pPr>
-        <w:spacing w:after="0" w:line="240" w:lineRule="auto"/>
-        <w:rPr>
-          <w:rFonts w:ascii="Arial Narrow" w:hAnsi="Arial Narrow"/>
-          <w:sz w:val="24"/>
-          <w:szCs w:val="24"/>
-        </w:rPr>
-      </w:pPr>
-      <w:r>
-        <w:rPr>
-          <w:rFonts w:ascii="Arial Narrow" w:hAnsi="Arial Narrow"/>
-          <w:sz w:val="24"/>
-          <w:szCs w:val="24"/>
-        </w:rPr>
-        <w:t>  // Nama</w:t>
-      </w:r>
-    </w:p>
-    <w:p>
-      <w:pPr>
-        <w:spacing w:after="0" w:line="240" w:lineRule="auto"/>
-        <w:rPr>
-          <w:rFonts w:ascii="Arial Narrow" w:hAnsi="Arial Narrow"/>
-          <w:sz w:val="24"/>
-          <w:szCs w:val="24"/>
-        </w:rPr>
-      </w:pPr>
-      <w:r>
-        <w:rPr>
-          <w:rFonts w:ascii="Arial Narrow" w:hAnsi="Arial Narrow"/>
-          <w:sz w:val="24"/>
-          <w:szCs w:val="24"/>
-        </w:rPr>
-        <w:t xml:space="preserve">  var get_colom_C1 = </w:t>
-      </w:r>
-      <w:proofErr w:type="spellStart"/>
-      <w:r>
-        <w:rPr>
-          <w:rFonts w:ascii="Arial Narrow" w:hAnsi="Arial Narrow"/>
-          <w:sz w:val="24"/>
-          <w:szCs w:val="24"/>
-        </w:rPr>
-        <w:t>sheet_</w:t>
-      </w:r>
-      <w:proofErr w:type="gramStart"/>
-      <w:r>
-        <w:rPr>
-          <w:rFonts w:ascii="Arial Narrow" w:hAnsi="Arial Narrow"/>
-          <w:sz w:val="24"/>
-          <w:szCs w:val="24"/>
-        </w:rPr>
-        <w:t>nama.getRange</w:t>
-      </w:r>
-      <w:proofErr w:type="spellEnd"/>
-      <w:proofErr w:type="gramEnd"/>
-      <w:r>
-        <w:rPr>
-          <w:rFonts w:ascii="Arial Narrow" w:hAnsi="Arial Narrow"/>
-          <w:sz w:val="24"/>
-          <w:szCs w:val="24"/>
-        </w:rPr>
-        <w:t>('C1');</w:t>
-      </w:r>
-    </w:p>
-    <w:p>
-      <w:pPr>
-        <w:spacing w:after="0" w:line="240" w:lineRule="auto"/>
-        <w:rPr>
-          <w:rFonts w:ascii="Arial Narrow" w:hAnsi="Arial Narrow"/>
-          <w:sz w:val="24"/>
-          <w:szCs w:val="24"/>
-        </w:rPr>
-      </w:pPr>
-      <w:r>
-        <w:rPr>
-          <w:rFonts w:ascii="Arial Narrow" w:hAnsi="Arial Narrow"/>
-          <w:sz w:val="24"/>
-          <w:szCs w:val="24"/>
-        </w:rPr>
-        <w:t>  get_colom_C</w:t>
-      </w:r>
-      <w:proofErr w:type="gramStart"/>
-      <w:r>
-        <w:rPr>
-          <w:rFonts w:ascii="Arial Narrow" w:hAnsi="Arial Narrow"/>
-          <w:sz w:val="24"/>
-          <w:szCs w:val="24"/>
-        </w:rPr>
-        <w:t>1.setValue</w:t>
-      </w:r>
-      <w:proofErr w:type="gramEnd"/>
-      <w:r>
-        <w:rPr>
-          <w:rFonts w:ascii="Arial Narrow" w:hAnsi="Arial Narrow"/>
-          <w:sz w:val="24"/>
-          <w:szCs w:val="24"/>
-        </w:rPr>
-        <w:t>('Nama');</w:t>
-      </w:r>
-    </w:p>
-    <w:p>
-      <w:pPr>
-        <w:spacing w:after="0" w:line="240" w:lineRule="auto"/>
-        <w:rPr>
-          <w:rFonts w:ascii="Arial Narrow" w:hAnsi="Arial Narrow"/>
-          <w:sz w:val="24"/>
-          <w:szCs w:val="24"/>
-        </w:rPr>
-      </w:pPr>
-    </w:p>
-    <w:p>
-      <w:pPr>
-        <w:spacing w:after="0" w:line="240" w:lineRule="auto"/>
-        <w:rPr>
-          <w:rFonts w:ascii="Arial Narrow" w:hAnsi="Arial Narrow"/>
-          <w:sz w:val="24"/>
-          <w:szCs w:val="24"/>
-        </w:rPr>
-      </w:pPr>
-      <w:r>
-        <w:rPr>
-          <w:rFonts w:ascii="Arial Narrow" w:hAnsi="Arial Narrow"/>
-          <w:sz w:val="24"/>
-          <w:szCs w:val="24"/>
-        </w:rPr>
-        <w:t xml:space="preserve">  // </w:t>
-      </w:r>
-      <w:proofErr w:type="spellStart"/>
-      <w:r>
-        <w:rPr>
-          <w:rFonts w:ascii="Arial Narrow" w:hAnsi="Arial Narrow"/>
-          <w:sz w:val="24"/>
-          <w:szCs w:val="24"/>
-        </w:rPr>
-        <w:t>Donasi</w:t>
-      </w:r>
-      <w:proofErr w:type="spellEnd"/>
-    </w:p>
-    <w:p>
-      <w:pPr>
-        <w:spacing w:after="0" w:line="240" w:lineRule="auto"/>
-        <w:rPr>
-          <w:rFonts w:ascii="Arial Narrow" w:hAnsi="Arial Narrow"/>
-          <w:sz w:val="24"/>
-          <w:szCs w:val="24"/>
-        </w:rPr>
-      </w:pPr>
-      <w:r>
-        <w:rPr>
-          <w:rFonts w:ascii="Arial Narrow" w:hAnsi="Arial Narrow"/>
-          <w:sz w:val="24"/>
-          <w:szCs w:val="24"/>
-        </w:rPr>
-        <w:t xml:space="preserve">  var get_colom_D1 = </w:t>
-      </w:r>
-      <w:proofErr w:type="spellStart"/>
-      <w:r>
-        <w:rPr>
-          <w:rFonts w:ascii="Arial Narrow" w:hAnsi="Arial Narrow"/>
-          <w:sz w:val="24"/>
-          <w:szCs w:val="24"/>
-        </w:rPr>
-        <w:t>sheet_</w:t>
-      </w:r>
-      <w:proofErr w:type="gramStart"/>
-      <w:r>
-        <w:rPr>
-          <w:rFonts w:ascii="Arial Narrow" w:hAnsi="Arial Narrow"/>
-          <w:sz w:val="24"/>
-          <w:szCs w:val="24"/>
-        </w:rPr>
-        <w:t>nama.getRange</w:t>
-      </w:r>
-      <w:proofErr w:type="spellEnd"/>
-      <w:proofErr w:type="gramEnd"/>
-      <w:r>
-        <w:rPr>
-          <w:rFonts w:ascii="Arial Narrow" w:hAnsi="Arial Narrow"/>
-          <w:sz w:val="24"/>
-          <w:szCs w:val="24"/>
-        </w:rPr>
-        <w:t>('D1');</w:t>
-      </w:r>
-    </w:p>
-    <w:p>
-      <w:pPr>
-        <w:spacing w:after="0" w:line="240" w:lineRule="auto"/>
-        <w:rPr>
-          <w:rFonts w:ascii="Arial Narrow" w:hAnsi="Arial Narrow"/>
-          <w:sz w:val="24"/>
-          <w:szCs w:val="24"/>
-        </w:rPr>
-      </w:pPr>
-      <w:r>
-        <w:rPr>
-          <w:rFonts w:ascii="Arial Narrow" w:hAnsi="Arial Narrow"/>
-          <w:sz w:val="24"/>
-          <w:szCs w:val="24"/>
-        </w:rPr>
-        <w:t>  get_colom_D</w:t>
-      </w:r>
-      <w:proofErr w:type="gramStart"/>
-      <w:r>
-        <w:rPr>
-          <w:rFonts w:ascii="Arial Narrow" w:hAnsi="Arial Narrow"/>
-          <w:sz w:val="24"/>
-          <w:szCs w:val="24"/>
-        </w:rPr>
-        <w:t>1.setValue</w:t>
-      </w:r>
-      <w:proofErr w:type="gramEnd"/>
-      <w:r>
-        <w:rPr>
-          <w:rFonts w:ascii="Arial Narrow" w:hAnsi="Arial Narrow"/>
-          <w:sz w:val="24"/>
-          <w:szCs w:val="24"/>
-        </w:rPr>
-        <w:t>('</w:t>
-      </w:r>
-      <w:proofErr w:type="spellStart"/>
-      <w:r>
-        <w:rPr>
-          <w:rFonts w:ascii="Arial Narrow" w:hAnsi="Arial Narrow"/>
-          <w:sz w:val="24"/>
-          <w:szCs w:val="24"/>
-        </w:rPr>
-        <w:t>Donasi</w:t>
-      </w:r>
-      <w:proofErr w:type="spellEnd"/>
-      <w:r>
-        <w:rPr>
-          <w:rFonts w:ascii="Arial Narrow" w:hAnsi="Arial Narrow"/>
-          <w:sz w:val="24"/>
-          <w:szCs w:val="24"/>
-        </w:rPr>
-        <w:t>');</w:t>
-      </w:r>
-    </w:p>
-    <w:p>
-      <w:pPr>
-        <w:spacing w:after="0" w:line="240" w:lineRule="auto"/>
-        <w:rPr>
-          <w:rFonts w:ascii="Arial Narrow" w:hAnsi="Arial Narrow"/>
-          <w:sz w:val="24"/>
-          <w:szCs w:val="24"/>
-        </w:rPr>
-      </w:pPr>
-    </w:p>
-    <w:p>
-      <w:pPr>
-        <w:spacing w:after="0" w:line="240" w:lineRule="auto"/>
-        <w:rPr>
-          <w:rFonts w:ascii="Arial Narrow" w:hAnsi="Arial Narrow"/>
-          <w:sz w:val="24"/>
-          <w:szCs w:val="24"/>
-        </w:rPr>
-      </w:pPr>
-      <w:r>
-        <w:rPr>
-          <w:rFonts w:ascii="Arial Narrow" w:hAnsi="Arial Narrow"/>
-          <w:sz w:val="24"/>
-          <w:szCs w:val="24"/>
-        </w:rPr>
-        <w:t>  sheet_</w:t>
-      </w:r>
-      <w:proofErr w:type="gramStart"/>
-      <w:r>
-        <w:rPr>
-          <w:rFonts w:ascii="Arial Narrow" w:hAnsi="Arial Narrow"/>
-          <w:sz w:val="24"/>
-          <w:szCs w:val="24"/>
-        </w:rPr>
-        <w:t>nama.getRange</w:t>
-      </w:r>
-      <w:proofErr w:type="gramEnd"/>
-      <w:r>
-        <w:rPr>
-          <w:rFonts w:ascii="Arial Narrow" w:hAnsi="Arial Narrow"/>
-          <w:sz w:val="24"/>
-          <w:szCs w:val="24"/>
-        </w:rPr>
-        <w:t>('A1:D1'</w:t>
-      </w:r>
-      <w:proofErr w:type="gramStart"/>
-      <w:r>
-        <w:rPr>
-          <w:rFonts w:ascii="Arial Narrow" w:hAnsi="Arial Narrow"/>
-          <w:sz w:val="24"/>
-          <w:szCs w:val="24"/>
-        </w:rPr>
-        <w:t>).setVerticalAlignment</w:t>
-      </w:r>
-      <w:proofErr w:type="gramEnd"/>
-      <w:r>
-        <w:rPr>
-          <w:rFonts w:ascii="Arial Narrow" w:hAnsi="Arial Narrow"/>
-          <w:sz w:val="24"/>
-          <w:szCs w:val="24"/>
-        </w:rPr>
-        <w:t>('middle'</w:t>
-      </w:r>
-      <w:proofErr w:type="gramStart"/>
-      <w:r>
-        <w:rPr>
-          <w:rFonts w:ascii="Arial Narrow" w:hAnsi="Arial Narrow"/>
-          <w:sz w:val="24"/>
-          <w:szCs w:val="24"/>
-        </w:rPr>
-        <w:t>).setHorizontalAlignment</w:t>
-      </w:r>
-      <w:proofErr w:type="gramEnd"/>
-      <w:r>
-        <w:rPr>
-          <w:rFonts w:ascii="Arial Narrow" w:hAnsi="Arial Narrow"/>
-          <w:sz w:val="24"/>
-          <w:szCs w:val="24"/>
-        </w:rPr>
-        <w:t>('center'</w:t>
-      </w:r>
-      <w:proofErr w:type="gramStart"/>
-      <w:r>
-        <w:rPr>
-          <w:rFonts w:ascii="Arial Narrow" w:hAnsi="Arial Narrow"/>
-          <w:sz w:val="24"/>
-          <w:szCs w:val="24"/>
-        </w:rPr>
-        <w:t>).setFontWeight</w:t>
-      </w:r>
-      <w:proofErr w:type="gramEnd"/>
-      <w:r>
-        <w:rPr>
-          <w:rFonts w:ascii="Arial Narrow" w:hAnsi="Arial Narrow"/>
-          <w:sz w:val="24"/>
-          <w:szCs w:val="24"/>
-        </w:rPr>
-        <w:t>('bold');</w:t>
-      </w:r>
-    </w:p>
-    <w:p>
-      <w:pPr>
-        <w:spacing w:after="0" w:line="240" w:lineRule="auto"/>
-        <w:rPr>
-          <w:rFonts w:ascii="Arial Narrow" w:hAnsi="Arial Narrow"/>
-          <w:sz w:val="24"/>
-          <w:szCs w:val="24"/>
-        </w:rPr>
-      </w:pPr>
-      <w:r>
-        <w:rPr>
-          <w:rFonts w:ascii="Arial Narrow" w:hAnsi="Arial Narrow"/>
-          <w:sz w:val="24"/>
-          <w:szCs w:val="24"/>
-        </w:rPr>
-        <w:t xml:space="preserve">  // </w:t>
-      </w:r>
-      <w:proofErr w:type="spellStart"/>
-      <w:r>
-        <w:rPr>
-          <w:rFonts w:ascii="Arial Narrow" w:hAnsi="Arial Narrow"/>
-          <w:sz w:val="24"/>
-          <w:szCs w:val="24"/>
-        </w:rPr>
-        <w:t>sheet_</w:t>
-      </w:r>
-      <w:proofErr w:type="gramStart"/>
-      <w:r>
-        <w:rPr>
-          <w:rFonts w:ascii="Arial Narrow" w:hAnsi="Arial Narrow"/>
-          <w:sz w:val="24"/>
-          <w:szCs w:val="24"/>
-        </w:rPr>
-        <w:t>nama.getRange</w:t>
-      </w:r>
-      <w:proofErr w:type="spellEnd"/>
-      <w:proofErr w:type="gramEnd"/>
-      <w:r>
-        <w:rPr>
-          <w:rFonts w:ascii="Arial Narrow" w:hAnsi="Arial Narrow"/>
-          <w:sz w:val="24"/>
-          <w:szCs w:val="24"/>
-        </w:rPr>
-        <w:t>('B</w:t>
-      </w:r>
-      <w:proofErr w:type="gramStart"/>
-      <w:r>
-        <w:rPr>
-          <w:rFonts w:ascii="Arial Narrow" w:hAnsi="Arial Narrow"/>
-          <w:sz w:val="24"/>
-          <w:szCs w:val="24"/>
-        </w:rPr>
-        <w:t>2:B</w:t>
-      </w:r>
-      <w:proofErr w:type="gramEnd"/>
-      <w:r>
-        <w:rPr>
-          <w:rFonts w:ascii="Arial Narrow" w:hAnsi="Arial Narrow"/>
-          <w:sz w:val="24"/>
-          <w:szCs w:val="24"/>
-        </w:rPr>
-        <w:t>'</w:t>
-      </w:r>
-      <w:proofErr w:type="gramStart"/>
-      <w:r>
-        <w:rPr>
-          <w:rFonts w:ascii="Arial Narrow" w:hAnsi="Arial Narrow"/>
-          <w:sz w:val="24"/>
-          <w:szCs w:val="24"/>
-        </w:rPr>
-        <w:t>).</w:t>
-      </w:r>
-      <w:proofErr w:type="spellStart"/>
-      <w:r>
-        <w:rPr>
-          <w:rFonts w:ascii="Arial Narrow" w:hAnsi="Arial Narrow"/>
-          <w:sz w:val="24"/>
-          <w:szCs w:val="24"/>
-        </w:rPr>
-        <w:t>setNumberFormat</w:t>
-      </w:r>
-      <w:proofErr w:type="spellEnd"/>
-      <w:proofErr w:type="gramEnd"/>
-      <w:r>
-        <w:rPr>
-          <w:rFonts w:ascii="Arial Narrow" w:hAnsi="Arial Narrow"/>
-          <w:sz w:val="24"/>
-          <w:szCs w:val="24"/>
-        </w:rPr>
-        <w:t>('</w:t>
-      </w:r>
-      <w:proofErr w:type="spellStart"/>
-      <w:r>
-        <w:rPr>
-          <w:rFonts w:ascii="Arial Narrow" w:hAnsi="Arial Narrow"/>
-          <w:sz w:val="24"/>
-          <w:szCs w:val="24"/>
-        </w:rPr>
-        <w:t>dddd</w:t>
-      </w:r>
-      <w:proofErr w:type="spellEnd"/>
-      <w:r>
-        <w:rPr>
-          <w:rFonts w:ascii="Arial Narrow" w:hAnsi="Arial Narrow"/>
-          <w:sz w:val="24"/>
-          <w:szCs w:val="24"/>
-        </w:rPr>
-        <w:t>","dd" "mmm" "</w:t>
-      </w:r>
-      <w:proofErr w:type="spellStart"/>
-      <w:r>
-        <w:rPr>
-          <w:rFonts w:ascii="Arial Narrow" w:hAnsi="Arial Narrow"/>
-          <w:sz w:val="24"/>
-          <w:szCs w:val="24"/>
-        </w:rPr>
-        <w:t>yyyy</w:t>
-      </w:r>
-      <w:proofErr w:type="spellEnd"/>
-      <w:r>
-        <w:rPr>
-          <w:rFonts w:ascii="Arial Narrow" w:hAnsi="Arial Narrow"/>
-          <w:sz w:val="24"/>
-          <w:szCs w:val="24"/>
-        </w:rPr>
-        <w:t>');</w:t>
+        <w:t>  // only 1 row</w:t>
+      </w:r>
+    </w:p>
+    <w:p>
+      <w:pPr>
+        <w:spacing w:after="0" w:line="240" w:lineRule="auto"/>
+        <w:rPr>
+          <w:rFonts w:ascii="Arial Narrow" w:hAnsi="Arial Narrow"/>
+          <w:sz w:val="24"/>
+          <w:szCs w:val="24"/>
+        </w:rPr>
+      </w:pPr>
+      <w:r>
+        <w:rPr>
+          <w:rFonts w:ascii="Arial Narrow" w:hAnsi="Arial Narrow"/>
+          <w:sz w:val="24"/>
+          <w:szCs w:val="24"/>
+        </w:rPr>
+        <w:t>  // sheet_nama.getRange('A2:D2').setValues([[1,'15/1/2026','Andi','1000']]);</w:t>
+      </w:r>
+    </w:p>
+    <w:p>
+      <w:pPr>
+        <w:spacing w:after="0" w:line="240" w:lineRule="auto"/>
+        <w:rPr>
+          <w:rFonts w:ascii="Arial Narrow" w:hAnsi="Arial Narrow"/>
+          <w:sz w:val="24"/>
+          <w:szCs w:val="24"/>
+        </w:rPr>
+      </w:pPr>
+    </w:p>
+    <w:p>
+      <w:pPr>
+        <w:spacing w:after="0" w:line="240" w:lineRule="auto"/>
+        <w:rPr>
+          <w:rFonts w:ascii="Arial Narrow" w:hAnsi="Arial Narrow"/>
+          <w:sz w:val="24"/>
+          <w:szCs w:val="24"/>
+        </w:rPr>
+      </w:pPr>
+      <w:r>
+        <w:rPr>
+          <w:rFonts w:ascii="Arial Narrow" w:hAnsi="Arial Narrow"/>
+          <w:sz w:val="24"/>
+          <w:szCs w:val="24"/>
+        </w:rPr>
+        <w:t>  // more than 1</w:t>
       </w:r>
     </w:p>
     <w:p>
@@ -6697,667 +6545,16 @@
           <w:sz w:val="24"/>
           <w:szCs w:val="24"/>
         </w:rPr>
-        <w:t>sheet_</w:t>
-      </w:r>
-      <w:proofErr w:type="gramStart"/>
-      <w:r>
-        <w:rPr>
-          <w:rFonts w:ascii="Arial Narrow" w:hAnsi="Arial Narrow"/>
-          <w:sz w:val="24"/>
-          <w:szCs w:val="24"/>
-        </w:rPr>
-        <w:t>nama.getRange</w:t>
-      </w:r>
-      <w:proofErr w:type="spellEnd"/>
-      <w:proofErr w:type="gramEnd"/>
-      <w:r>
-        <w:rPr>
-          <w:rFonts w:ascii="Arial Narrow" w:hAnsi="Arial Narrow"/>
-          <w:sz w:val="24"/>
-          <w:szCs w:val="24"/>
-        </w:rPr>
-        <w:t>('B</w:t>
-      </w:r>
-      <w:proofErr w:type="gramStart"/>
-      <w:r>
-        <w:rPr>
-          <w:rFonts w:ascii="Arial Narrow" w:hAnsi="Arial Narrow"/>
-          <w:sz w:val="24"/>
-          <w:szCs w:val="24"/>
-        </w:rPr>
-        <w:t>2:B</w:t>
-      </w:r>
-      <w:proofErr w:type="gramEnd"/>
-      <w:r>
-        <w:rPr>
-          <w:rFonts w:ascii="Arial Narrow" w:hAnsi="Arial Narrow"/>
-          <w:sz w:val="24"/>
-          <w:szCs w:val="24"/>
-        </w:rPr>
-        <w:t>'</w:t>
-      </w:r>
-      <w:proofErr w:type="gramStart"/>
-      <w:r>
-        <w:rPr>
-          <w:rFonts w:ascii="Arial Narrow" w:hAnsi="Arial Narrow"/>
-          <w:sz w:val="24"/>
-          <w:szCs w:val="24"/>
-        </w:rPr>
-        <w:t>).</w:t>
-      </w:r>
-      <w:proofErr w:type="spellStart"/>
-      <w:r>
-        <w:rPr>
-          <w:rFonts w:ascii="Arial Narrow" w:hAnsi="Arial Narrow"/>
-          <w:sz w:val="24"/>
-          <w:szCs w:val="24"/>
-        </w:rPr>
-        <w:t>setNumberFormat</w:t>
-      </w:r>
-      <w:proofErr w:type="spellEnd"/>
-      <w:proofErr w:type="gramEnd"/>
-      <w:r>
-        <w:rPr>
-          <w:rFonts w:ascii="Arial Narrow" w:hAnsi="Arial Narrow"/>
-          <w:sz w:val="24"/>
-          <w:szCs w:val="24"/>
-        </w:rPr>
-        <w:t>('dd" "mmm" "</w:t>
-      </w:r>
-      <w:proofErr w:type="spellStart"/>
-      <w:r>
-        <w:rPr>
-          <w:rFonts w:ascii="Arial Narrow" w:hAnsi="Arial Narrow"/>
-          <w:sz w:val="24"/>
-          <w:szCs w:val="24"/>
-        </w:rPr>
-        <w:t>yyyy</w:t>
-      </w:r>
-      <w:proofErr w:type="spellEnd"/>
-      <w:r>
-        <w:rPr>
-          <w:rFonts w:ascii="Arial Narrow" w:hAnsi="Arial Narrow"/>
-          <w:sz w:val="24"/>
-          <w:szCs w:val="24"/>
-        </w:rPr>
-        <w:t>');</w:t>
-      </w:r>
-    </w:p>
-    <w:p>
-      <w:pPr>
-        <w:spacing w:after="0" w:line="240" w:lineRule="auto"/>
-        <w:rPr>
-          <w:rFonts w:ascii="Arial Narrow" w:hAnsi="Arial Narrow"/>
-          <w:sz w:val="24"/>
-          <w:szCs w:val="24"/>
-        </w:rPr>
-      </w:pPr>
-    </w:p>
-    <w:p>
-      <w:pPr>
-        <w:spacing w:after="0" w:line="240" w:lineRule="auto"/>
-        <w:rPr>
-          <w:rFonts w:ascii="Arial Narrow" w:hAnsi="Arial Narrow"/>
-          <w:sz w:val="24"/>
-          <w:szCs w:val="24"/>
-        </w:rPr>
-      </w:pPr>
-      <w:r>
-        <w:rPr>
-          <w:rFonts w:ascii="Arial Narrow" w:hAnsi="Arial Narrow"/>
-          <w:sz w:val="24"/>
-          <w:szCs w:val="24"/>
-        </w:rPr>
-        <w:t xml:space="preserve">  </w:t>
-      </w:r>
-      <w:proofErr w:type="spellStart"/>
-      <w:r>
-        <w:rPr>
-          <w:rFonts w:ascii="Arial Narrow" w:hAnsi="Arial Narrow"/>
-          <w:sz w:val="24"/>
-          <w:szCs w:val="24"/>
-        </w:rPr>
-        <w:t>sheet_</w:t>
-      </w:r>
-      <w:proofErr w:type="gramStart"/>
-      <w:r>
-        <w:rPr>
-          <w:rFonts w:ascii="Arial Narrow" w:hAnsi="Arial Narrow"/>
-          <w:sz w:val="24"/>
-          <w:szCs w:val="24"/>
-        </w:rPr>
-        <w:t>nama.getRange</w:t>
-      </w:r>
-      <w:proofErr w:type="spellEnd"/>
-      <w:proofErr w:type="gramEnd"/>
-      <w:r>
-        <w:rPr>
-          <w:rFonts w:ascii="Arial Narrow" w:hAnsi="Arial Narrow"/>
-          <w:sz w:val="24"/>
-          <w:szCs w:val="24"/>
-        </w:rPr>
-        <w:t>('D2:D'</w:t>
-      </w:r>
-      <w:proofErr w:type="gramStart"/>
-      <w:r>
-        <w:rPr>
-          <w:rFonts w:ascii="Arial Narrow" w:hAnsi="Arial Narrow"/>
-          <w:sz w:val="24"/>
-          <w:szCs w:val="24"/>
-        </w:rPr>
-        <w:t>).</w:t>
-      </w:r>
-      <w:proofErr w:type="spellStart"/>
-      <w:r>
-        <w:rPr>
-          <w:rFonts w:ascii="Arial Narrow" w:hAnsi="Arial Narrow"/>
-          <w:sz w:val="24"/>
-          <w:szCs w:val="24"/>
-        </w:rPr>
-        <w:t>setNumberFormat</w:t>
-      </w:r>
-      <w:proofErr w:type="spellEnd"/>
-      <w:proofErr w:type="gramEnd"/>
-      <w:r>
-        <w:rPr>
-          <w:rFonts w:ascii="Arial Narrow" w:hAnsi="Arial Narrow"/>
-          <w:sz w:val="24"/>
-          <w:szCs w:val="24"/>
-        </w:rPr>
-        <w:t>('[$Rp. -</w:t>
-      </w:r>
-      <w:proofErr w:type="gramStart"/>
-      <w:r>
-        <w:rPr>
-          <w:rFonts w:ascii="Arial Narrow" w:hAnsi="Arial Narrow"/>
-          <w:sz w:val="24"/>
-          <w:szCs w:val="24"/>
-        </w:rPr>
-        <w:t>421]#</w:t>
-      </w:r>
-      <w:proofErr w:type="gramEnd"/>
-      <w:r>
-        <w:rPr>
-          <w:rFonts w:ascii="Arial Narrow" w:hAnsi="Arial Narrow"/>
-          <w:sz w:val="24"/>
-          <w:szCs w:val="24"/>
-        </w:rPr>
-        <w:t>,##.00');</w:t>
-      </w:r>
-    </w:p>
-    <w:p>
-      <w:pPr>
-        <w:spacing w:after="0" w:line="240" w:lineRule="auto"/>
-        <w:rPr>
-          <w:rFonts w:ascii="Arial Narrow" w:hAnsi="Arial Narrow"/>
-          <w:sz w:val="24"/>
-          <w:szCs w:val="24"/>
-        </w:rPr>
-      </w:pPr>
-      <w:r>
-        <w:rPr>
-          <w:rFonts w:ascii="Arial Narrow" w:hAnsi="Arial Narrow"/>
-          <w:sz w:val="24"/>
-          <w:szCs w:val="24"/>
-        </w:rPr>
-        <w:t>  // Logger.log(</w:t>
-      </w:r>
-      <w:proofErr w:type="spellStart"/>
-      <w:r>
-        <w:rPr>
-          <w:rFonts w:ascii="Arial Narrow" w:hAnsi="Arial Narrow"/>
-          <w:sz w:val="24"/>
-          <w:szCs w:val="24"/>
-        </w:rPr>
-        <w:t>get_no</w:t>
-      </w:r>
-      <w:proofErr w:type="spellEnd"/>
-      <w:r>
-        <w:rPr>
-          <w:rFonts w:ascii="Arial Narrow" w:hAnsi="Arial Narrow"/>
-          <w:sz w:val="24"/>
-          <w:szCs w:val="24"/>
-        </w:rPr>
-        <w:t>);</w:t>
-      </w:r>
-    </w:p>
-    <w:p>
-      <w:pPr>
-        <w:spacing w:after="0" w:line="240" w:lineRule="auto"/>
-        <w:rPr>
-          <w:rFonts w:ascii="Arial Narrow" w:hAnsi="Arial Narrow"/>
-          <w:sz w:val="24"/>
-          <w:szCs w:val="24"/>
-        </w:rPr>
-      </w:pPr>
-      <w:r>
-        <w:rPr>
-          <w:rFonts w:ascii="Arial Narrow" w:hAnsi="Arial Narrow"/>
-          <w:sz w:val="24"/>
-          <w:szCs w:val="24"/>
-        </w:rPr>
-        <w:t>  // Logger.log(</w:t>
-      </w:r>
-      <w:proofErr w:type="spellStart"/>
-      <w:r>
-        <w:rPr>
-          <w:rFonts w:ascii="Arial Narrow" w:hAnsi="Arial Narrow"/>
-          <w:sz w:val="24"/>
-          <w:szCs w:val="24"/>
-        </w:rPr>
-        <w:t>get_tanggal</w:t>
-      </w:r>
-      <w:proofErr w:type="spellEnd"/>
-      <w:r>
-        <w:rPr>
-          <w:rFonts w:ascii="Arial Narrow" w:hAnsi="Arial Narrow"/>
-          <w:sz w:val="24"/>
-          <w:szCs w:val="24"/>
-        </w:rPr>
-        <w:t>);</w:t>
-      </w:r>
-    </w:p>
-    <w:p>
-      <w:pPr>
-        <w:spacing w:after="0" w:line="240" w:lineRule="auto"/>
-        <w:rPr>
-          <w:rFonts w:ascii="Arial Narrow" w:hAnsi="Arial Narrow"/>
-          <w:sz w:val="24"/>
-          <w:szCs w:val="24"/>
-        </w:rPr>
-      </w:pPr>
-      <w:r>
-        <w:rPr>
-          <w:rFonts w:ascii="Arial Narrow" w:hAnsi="Arial Narrow"/>
-          <w:sz w:val="24"/>
-          <w:szCs w:val="24"/>
-        </w:rPr>
-        <w:t>}</w:t>
-      </w:r>
-    </w:p>
-    <w:p>
-      <w:pPr>
-        <w:spacing w:after="0" w:line="240" w:lineRule="auto"/>
-        <w:rPr>
-          <w:rFonts w:ascii="Arial Narrow" w:hAnsi="Arial Narrow"/>
-          <w:sz w:val="24"/>
-          <w:szCs w:val="24"/>
-        </w:rPr>
-      </w:pPr>
-    </w:p>
-    <w:p>
-      <w:pPr>
-        <w:spacing w:after="0" w:line="240" w:lineRule="auto"/>
-        <w:rPr>
-          <w:rFonts w:ascii="Arial Narrow" w:hAnsi="Arial Narrow"/>
-          <w:sz w:val="24"/>
-          <w:szCs w:val="24"/>
-        </w:rPr>
-      </w:pPr>
-      <w:r>
-        <w:rPr>
-          <w:rFonts w:ascii="Arial Narrow" w:hAnsi="Arial Narrow"/>
-          <w:sz w:val="24"/>
-          <w:szCs w:val="24"/>
-        </w:rPr>
-        <w:t xml:space="preserve">function </w:t>
-      </w:r>
-      <w:proofErr w:type="spellStart"/>
-      <w:r>
-        <w:rPr>
-          <w:rFonts w:ascii="Arial Narrow" w:hAnsi="Arial Narrow"/>
-          <w:sz w:val="24"/>
-          <w:szCs w:val="24"/>
-        </w:rPr>
-        <w:t>ambil_</w:t>
-      </w:r>
-      <w:proofErr w:type="gramStart"/>
-      <w:r>
-        <w:rPr>
-          <w:rFonts w:ascii="Arial Narrow" w:hAnsi="Arial Narrow"/>
-          <w:sz w:val="24"/>
-          <w:szCs w:val="24"/>
-        </w:rPr>
-        <w:t>data</w:t>
-      </w:r>
-      <w:proofErr w:type="spellEnd"/>
-      <w:r>
-        <w:rPr>
-          <w:rFonts w:ascii="Arial Narrow" w:hAnsi="Arial Narrow"/>
-          <w:sz w:val="24"/>
-          <w:szCs w:val="24"/>
-        </w:rPr>
-        <w:t>(){</w:t>
-      </w:r>
-      <w:proofErr w:type="gramEnd"/>
-    </w:p>
-    <w:p>
-      <w:pPr>
-        <w:spacing w:after="0" w:line="240" w:lineRule="auto"/>
-        <w:rPr>
-          <w:rFonts w:ascii="Arial Narrow" w:hAnsi="Arial Narrow"/>
-          <w:sz w:val="24"/>
-          <w:szCs w:val="24"/>
-        </w:rPr>
-      </w:pPr>
-      <w:r>
-        <w:rPr>
-          <w:rFonts w:ascii="Arial Narrow" w:hAnsi="Arial Narrow"/>
-          <w:sz w:val="24"/>
-          <w:szCs w:val="24"/>
-        </w:rPr>
-        <w:t xml:space="preserve">  </w:t>
-      </w:r>
-      <w:proofErr w:type="gramStart"/>
-      <w:r>
-        <w:rPr>
-          <w:rFonts w:ascii="Arial Narrow" w:hAnsi="Arial Narrow"/>
-          <w:sz w:val="24"/>
-          <w:szCs w:val="24"/>
-        </w:rPr>
-        <w:t>header(</w:t>
-      </w:r>
-      <w:proofErr w:type="gramEnd"/>
-      <w:r>
-        <w:rPr>
-          <w:rFonts w:ascii="Arial Narrow" w:hAnsi="Arial Narrow"/>
-          <w:sz w:val="24"/>
-          <w:szCs w:val="24"/>
-        </w:rPr>
-        <w:t>);</w:t>
-      </w:r>
-    </w:p>
-    <w:p>
-      <w:pPr>
-        <w:spacing w:after="0" w:line="240" w:lineRule="auto"/>
-        <w:rPr>
-          <w:rFonts w:ascii="Arial Narrow" w:hAnsi="Arial Narrow"/>
-          <w:sz w:val="24"/>
-          <w:szCs w:val="24"/>
-        </w:rPr>
-      </w:pPr>
-    </w:p>
-    <w:p>
-      <w:pPr>
-        <w:spacing w:after="0" w:line="240" w:lineRule="auto"/>
-        <w:rPr>
-          <w:rFonts w:ascii="Arial Narrow" w:hAnsi="Arial Narrow"/>
-          <w:sz w:val="24"/>
-          <w:szCs w:val="24"/>
-        </w:rPr>
-      </w:pPr>
-      <w:r>
-        <w:rPr>
-          <w:rFonts w:ascii="Arial Narrow" w:hAnsi="Arial Narrow"/>
-          <w:sz w:val="24"/>
-          <w:szCs w:val="24"/>
-        </w:rPr>
-        <w:t xml:space="preserve">  var </w:t>
-      </w:r>
-      <w:proofErr w:type="spellStart"/>
-      <w:r>
-        <w:rPr>
-          <w:rFonts w:ascii="Arial Narrow" w:hAnsi="Arial Narrow"/>
-          <w:sz w:val="24"/>
-          <w:szCs w:val="24"/>
-        </w:rPr>
-        <w:t>id_sheet</w:t>
-      </w:r>
-      <w:proofErr w:type="spellEnd"/>
-      <w:r>
-        <w:rPr>
-          <w:rFonts w:ascii="Arial Narrow" w:hAnsi="Arial Narrow"/>
-          <w:sz w:val="24"/>
-          <w:szCs w:val="24"/>
-        </w:rPr>
-        <w:t xml:space="preserve"> = </w:t>
-      </w:r>
-      <w:proofErr w:type="spellStart"/>
-      <w:r>
-        <w:rPr>
-          <w:rFonts w:ascii="Arial Narrow" w:hAnsi="Arial Narrow"/>
-          <w:sz w:val="24"/>
-          <w:szCs w:val="24"/>
-        </w:rPr>
-        <w:t>SpreadsheetApp.openById</w:t>
-      </w:r>
-      <w:proofErr w:type="spellEnd"/>
-      <w:r>
-        <w:rPr>
-          <w:rFonts w:ascii="Arial Narrow" w:hAnsi="Arial Narrow"/>
-          <w:sz w:val="24"/>
-          <w:szCs w:val="24"/>
-        </w:rPr>
-        <w:t>(id);</w:t>
-      </w:r>
-    </w:p>
-    <w:p>
-      <w:pPr>
-        <w:spacing w:after="0" w:line="240" w:lineRule="auto"/>
-        <w:rPr>
-          <w:rFonts w:ascii="Arial Narrow" w:hAnsi="Arial Narrow"/>
-          <w:sz w:val="24"/>
-          <w:szCs w:val="24"/>
-        </w:rPr>
-      </w:pPr>
-      <w:r>
-        <w:rPr>
-          <w:rFonts w:ascii="Arial Narrow" w:hAnsi="Arial Narrow"/>
-          <w:sz w:val="24"/>
-          <w:szCs w:val="24"/>
-        </w:rPr>
-        <w:t xml:space="preserve">  var </w:t>
-      </w:r>
-      <w:proofErr w:type="spellStart"/>
-      <w:r>
-        <w:rPr>
-          <w:rFonts w:ascii="Arial Narrow" w:hAnsi="Arial Narrow"/>
-          <w:sz w:val="24"/>
-          <w:szCs w:val="24"/>
-        </w:rPr>
-        <w:t>sheet_nama</w:t>
-      </w:r>
-      <w:proofErr w:type="spellEnd"/>
-      <w:r>
-        <w:rPr>
-          <w:rFonts w:ascii="Arial Narrow" w:hAnsi="Arial Narrow"/>
-          <w:sz w:val="24"/>
-          <w:szCs w:val="24"/>
-        </w:rPr>
-        <w:t xml:space="preserve"> = </w:t>
-      </w:r>
-      <w:proofErr w:type="spellStart"/>
-      <w:r>
-        <w:rPr>
-          <w:rFonts w:ascii="Arial Narrow" w:hAnsi="Arial Narrow"/>
-          <w:sz w:val="24"/>
-          <w:szCs w:val="24"/>
-        </w:rPr>
-        <w:t>id_</w:t>
-      </w:r>
-      <w:proofErr w:type="gramStart"/>
-      <w:r>
-        <w:rPr>
-          <w:rFonts w:ascii="Arial Narrow" w:hAnsi="Arial Narrow"/>
-          <w:sz w:val="24"/>
-          <w:szCs w:val="24"/>
-        </w:rPr>
-        <w:t>sheet.getSheetByName</w:t>
-      </w:r>
-      <w:proofErr w:type="spellEnd"/>
-      <w:proofErr w:type="gramEnd"/>
-      <w:r>
-        <w:rPr>
-          <w:rFonts w:ascii="Arial Narrow" w:hAnsi="Arial Narrow"/>
-          <w:sz w:val="24"/>
-          <w:szCs w:val="24"/>
-        </w:rPr>
-        <w:t>(sheet);</w:t>
-      </w:r>
-    </w:p>
-    <w:p>
-      <w:pPr>
-        <w:spacing w:after="0" w:line="240" w:lineRule="auto"/>
-        <w:rPr>
-          <w:rFonts w:ascii="Arial Narrow" w:hAnsi="Arial Narrow"/>
-          <w:sz w:val="24"/>
-          <w:szCs w:val="24"/>
-        </w:rPr>
-      </w:pPr>
-    </w:p>
-    <w:p>
-      <w:pPr>
-        <w:spacing w:after="0" w:line="240" w:lineRule="auto"/>
-        <w:rPr>
-          <w:rFonts w:ascii="Arial Narrow" w:hAnsi="Arial Narrow"/>
-          <w:sz w:val="24"/>
-          <w:szCs w:val="24"/>
-        </w:rPr>
-      </w:pPr>
-      <w:r>
-        <w:rPr>
-          <w:rFonts w:ascii="Arial Narrow" w:hAnsi="Arial Narrow"/>
-          <w:sz w:val="24"/>
-          <w:szCs w:val="24"/>
-        </w:rPr>
-        <w:t>  // only 1 row</w:t>
-      </w:r>
-    </w:p>
-    <w:p>
-      <w:pPr>
-        <w:spacing w:after="0" w:line="240" w:lineRule="auto"/>
-        <w:rPr>
-          <w:rFonts w:ascii="Arial Narrow" w:hAnsi="Arial Narrow"/>
-          <w:sz w:val="24"/>
-          <w:szCs w:val="24"/>
-        </w:rPr>
-      </w:pPr>
-      <w:r>
-        <w:rPr>
-          <w:rFonts w:ascii="Arial Narrow" w:hAnsi="Arial Narrow"/>
-          <w:sz w:val="24"/>
-          <w:szCs w:val="24"/>
-        </w:rPr>
-        <w:t>  // sheet_</w:t>
-      </w:r>
-      <w:proofErr w:type="gramStart"/>
-      <w:r>
-        <w:rPr>
-          <w:rFonts w:ascii="Arial Narrow" w:hAnsi="Arial Narrow"/>
-          <w:sz w:val="24"/>
-          <w:szCs w:val="24"/>
-        </w:rPr>
-        <w:t>nama.getRange</w:t>
-      </w:r>
-      <w:proofErr w:type="gramEnd"/>
-      <w:r>
-        <w:rPr>
-          <w:rFonts w:ascii="Arial Narrow" w:hAnsi="Arial Narrow"/>
-          <w:sz w:val="24"/>
-          <w:szCs w:val="24"/>
-        </w:rPr>
-        <w:t>('A2:D2'</w:t>
-      </w:r>
-      <w:proofErr w:type="gramStart"/>
-      <w:r>
-        <w:rPr>
-          <w:rFonts w:ascii="Arial Narrow" w:hAnsi="Arial Narrow"/>
-          <w:sz w:val="24"/>
-          <w:szCs w:val="24"/>
-        </w:rPr>
-        <w:t>).setValues</w:t>
-      </w:r>
-      <w:proofErr w:type="gramEnd"/>
-      <w:r>
-        <w:rPr>
-          <w:rFonts w:ascii="Arial Narrow" w:hAnsi="Arial Narrow"/>
-          <w:sz w:val="24"/>
-          <w:szCs w:val="24"/>
-        </w:rPr>
-        <w:t>([[1,'15/1/2026','Andi','1000']]);</w:t>
-      </w:r>
-    </w:p>
-    <w:p>
-      <w:pPr>
-        <w:spacing w:after="0" w:line="240" w:lineRule="auto"/>
-        <w:rPr>
-          <w:rFonts w:ascii="Arial Narrow" w:hAnsi="Arial Narrow"/>
-          <w:sz w:val="24"/>
-          <w:szCs w:val="24"/>
-        </w:rPr>
-      </w:pPr>
-    </w:p>
-    <w:p>
-      <w:pPr>
-        <w:spacing w:after="0" w:line="240" w:lineRule="auto"/>
-        <w:rPr>
-          <w:rFonts w:ascii="Arial Narrow" w:hAnsi="Arial Narrow"/>
-          <w:sz w:val="24"/>
-          <w:szCs w:val="24"/>
-        </w:rPr>
-      </w:pPr>
-      <w:r>
-        <w:rPr>
-          <w:rFonts w:ascii="Arial Narrow" w:hAnsi="Arial Narrow"/>
-          <w:sz w:val="24"/>
-          <w:szCs w:val="24"/>
-        </w:rPr>
-        <w:t>  // more than 1</w:t>
-      </w:r>
-    </w:p>
-    <w:p>
-      <w:pPr>
-        <w:spacing w:after="0" w:line="240" w:lineRule="auto"/>
-        <w:rPr>
-          <w:rFonts w:ascii="Arial Narrow" w:hAnsi="Arial Narrow"/>
-          <w:sz w:val="24"/>
-          <w:szCs w:val="24"/>
-        </w:rPr>
-      </w:pPr>
-      <w:r>
-        <w:rPr>
-          <w:rFonts w:ascii="Arial Narrow" w:hAnsi="Arial Narrow"/>
-          <w:sz w:val="24"/>
-          <w:szCs w:val="24"/>
-        </w:rPr>
-        <w:t xml:space="preserve">  </w:t>
-      </w:r>
-      <w:proofErr w:type="spellStart"/>
-      <w:r>
-        <w:rPr>
-          <w:rFonts w:ascii="Arial Narrow" w:hAnsi="Arial Narrow"/>
-          <w:sz w:val="24"/>
-          <w:szCs w:val="24"/>
-        </w:rPr>
-        <w:t>sheet_</w:t>
-      </w:r>
-      <w:proofErr w:type="gramStart"/>
-      <w:r>
-        <w:rPr>
-          <w:rFonts w:ascii="Arial Narrow" w:hAnsi="Arial Narrow"/>
-          <w:sz w:val="24"/>
-          <w:szCs w:val="24"/>
-        </w:rPr>
-        <w:t>nama.getRange</w:t>
-      </w:r>
-      <w:proofErr w:type="spellEnd"/>
-      <w:proofErr w:type="gramEnd"/>
-      <w:r>
-        <w:rPr>
-          <w:rFonts w:ascii="Arial Narrow" w:hAnsi="Arial Narrow"/>
-          <w:sz w:val="24"/>
-          <w:szCs w:val="24"/>
-        </w:rPr>
-        <w:t>('A2:D4'</w:t>
-      </w:r>
-      <w:proofErr w:type="gramStart"/>
-      <w:r>
-        <w:rPr>
-          <w:rFonts w:ascii="Arial Narrow" w:hAnsi="Arial Narrow"/>
-          <w:sz w:val="24"/>
-          <w:szCs w:val="24"/>
-        </w:rPr>
-        <w:t>).</w:t>
+        <w:t>sheet_nama.getRange</w:t>
+      </w:r>
+      <w:proofErr w:type="spellEnd"/>
+      <w:r>
+        <w:rPr>
+          <w:rFonts w:ascii="Arial Narrow" w:hAnsi="Arial Narrow"/>
+          <w:sz w:val="24"/>
+          <w:szCs w:val="24"/>
+        </w:rPr>
+        <w:t>('A2:D4').</w:t>
       </w:r>
       <w:proofErr w:type="spellStart"/>
       <w:r>
@@ -7369,7 +6566,6 @@
         <w:t>setValues</w:t>
       </w:r>
       <w:proofErr w:type="spellEnd"/>
-      <w:proofErr w:type="gramEnd"/>
       <w:r>
         <w:rPr>
           <w:rFonts w:ascii="Arial Narrow" w:hAnsi="Arial Narrow"/>
@@ -7412,61 +6608,25 @@
           <w:sz w:val="24"/>
           <w:szCs w:val="24"/>
         </w:rPr>
-        <w:t>    [</w:t>
-      </w:r>
-      <w:proofErr w:type="gramStart"/>
-      <w:r>
-        <w:rPr>
-          <w:rFonts w:ascii="Arial Narrow" w:hAnsi="Arial Narrow"/>
-          <w:sz w:val="24"/>
-          <w:szCs w:val="24"/>
-        </w:rPr>
-        <w:t>2,new</w:t>
-      </w:r>
-      <w:proofErr w:type="gramEnd"/>
-      <w:r>
-        <w:rPr>
-          <w:rFonts w:ascii="Arial Narrow" w:hAnsi="Arial Narrow"/>
-          <w:sz w:val="24"/>
-          <w:szCs w:val="24"/>
-        </w:rPr>
-        <w:t xml:space="preserve"> Date(2026,1,15),'Joko','2000'],</w:t>
-      </w:r>
-    </w:p>
-    <w:p>
-      <w:pPr>
-        <w:spacing w:after="0" w:line="240" w:lineRule="auto"/>
-        <w:rPr>
-          <w:rFonts w:ascii="Arial Narrow" w:hAnsi="Arial Narrow"/>
-          <w:sz w:val="24"/>
-          <w:szCs w:val="24"/>
-        </w:rPr>
-      </w:pPr>
-      <w:r>
-        <w:rPr>
-          <w:rFonts w:ascii="Arial Narrow" w:hAnsi="Arial Narrow"/>
-          <w:sz w:val="24"/>
-          <w:szCs w:val="24"/>
-        </w:rPr>
-        <w:t>    [</w:t>
-      </w:r>
-      <w:proofErr w:type="gramStart"/>
-      <w:r>
-        <w:rPr>
-          <w:rFonts w:ascii="Arial Narrow" w:hAnsi="Arial Narrow"/>
-          <w:sz w:val="24"/>
-          <w:szCs w:val="24"/>
-        </w:rPr>
-        <w:t>3,new</w:t>
-      </w:r>
-      <w:proofErr w:type="gramEnd"/>
-      <w:r>
-        <w:rPr>
-          <w:rFonts w:ascii="Arial Narrow" w:hAnsi="Arial Narrow"/>
-          <w:sz w:val="24"/>
-          <w:szCs w:val="24"/>
-        </w:rPr>
-        <w:t xml:space="preserve"> Date(2026,4,11),'Budi','7000']</w:t>
+        <w:t>    [2,new Date(2026,1,15),'Joko','2000'],</w:t>
+      </w:r>
+    </w:p>
+    <w:p>
+      <w:pPr>
+        <w:spacing w:after="0" w:line="240" w:lineRule="auto"/>
+        <w:rPr>
+          <w:rFonts w:ascii="Arial Narrow" w:hAnsi="Arial Narrow"/>
+          <w:sz w:val="24"/>
+          <w:szCs w:val="24"/>
+        </w:rPr>
+      </w:pPr>
+      <w:r>
+        <w:rPr>
+          <w:rFonts w:ascii="Arial Narrow" w:hAnsi="Arial Narrow"/>
+          <w:sz w:val="24"/>
+          <w:szCs w:val="24"/>
+        </w:rPr>
+        <w:t>    [3,new Date(2026,4,11),'Budi','7000']</w:t>
       </w:r>
     </w:p>
     <w:p>
@@ -7714,18 +6874,8 @@
           <w:sz w:val="24"/>
           <w:szCs w:val="24"/>
         </w:rPr>
-        <w:t>function atur_data2</w:t>
-      </w:r>
-      <w:proofErr w:type="gramStart"/>
-      <w:r>
-        <w:rPr>
-          <w:rFonts w:ascii="Arial Narrow" w:hAnsi="Arial Narrow"/>
-          <w:sz w:val="24"/>
-          <w:szCs w:val="24"/>
-        </w:rPr>
-        <w:t>(){</w:t>
-      </w:r>
-      <w:proofErr w:type="gramEnd"/>
+        <w:t>function atur_data2(){</w:t>
+      </w:r>
     </w:p>
     <w:p>
       <w:pPr>
@@ -7823,19 +6973,9 @@
           <w:sz w:val="24"/>
           <w:szCs w:val="24"/>
         </w:rPr>
-        <w:t>id_</w:t>
-      </w:r>
-      <w:proofErr w:type="gramStart"/>
-      <w:r>
-        <w:rPr>
-          <w:rFonts w:ascii="Arial Narrow" w:hAnsi="Arial Narrow"/>
-          <w:sz w:val="24"/>
-          <w:szCs w:val="24"/>
-        </w:rPr>
-        <w:t>sheet.getSheetByName</w:t>
-      </w:r>
-      <w:proofErr w:type="spellEnd"/>
-      <w:proofErr w:type="gramEnd"/>
+        <w:t>id_sheet.getSheetByName</w:t>
+      </w:r>
+      <w:proofErr w:type="spellEnd"/>
       <w:r>
         <w:rPr>
           <w:rFonts w:ascii="Arial Narrow" w:hAnsi="Arial Narrow"/>
@@ -7869,19 +7009,9 @@
           <w:sz w:val="24"/>
           <w:szCs w:val="24"/>
         </w:rPr>
-        <w:t>id_</w:t>
-      </w:r>
-      <w:proofErr w:type="gramStart"/>
-      <w:r>
-        <w:rPr>
-          <w:rFonts w:ascii="Arial Narrow" w:hAnsi="Arial Narrow"/>
-          <w:sz w:val="24"/>
-          <w:szCs w:val="24"/>
-        </w:rPr>
-        <w:t>sheet.getSheetByName</w:t>
-      </w:r>
-      <w:proofErr w:type="spellEnd"/>
-      <w:proofErr w:type="gramEnd"/>
+        <w:t>id_sheet.getSheetByName</w:t>
+      </w:r>
+      <w:proofErr w:type="spellEnd"/>
       <w:r>
         <w:rPr>
           <w:rFonts w:ascii="Arial Narrow" w:hAnsi="Arial Narrow"/>
@@ -8043,35 +7173,16 @@
           <w:sz w:val="24"/>
           <w:szCs w:val="24"/>
         </w:rPr>
-        <w:t>sheet_</w:t>
-      </w:r>
-      <w:proofErr w:type="gramStart"/>
-      <w:r>
-        <w:rPr>
-          <w:rFonts w:ascii="Arial Narrow" w:hAnsi="Arial Narrow"/>
-          <w:sz w:val="24"/>
-          <w:szCs w:val="24"/>
-        </w:rPr>
-        <w:t>nama.getRange</w:t>
-      </w:r>
-      <w:proofErr w:type="spellEnd"/>
-      <w:proofErr w:type="gramEnd"/>
-      <w:r>
-        <w:rPr>
-          <w:rFonts w:ascii="Arial Narrow" w:hAnsi="Arial Narrow"/>
-          <w:sz w:val="24"/>
-          <w:szCs w:val="24"/>
-        </w:rPr>
-        <w:t>('C2'</w:t>
-      </w:r>
-      <w:proofErr w:type="gramStart"/>
-      <w:r>
-        <w:rPr>
-          <w:rFonts w:ascii="Arial Narrow" w:hAnsi="Arial Narrow"/>
-          <w:sz w:val="24"/>
-          <w:szCs w:val="24"/>
-        </w:rPr>
-        <w:t>).</w:t>
+        <w:t>sheet_nama.getRange</w:t>
+      </w:r>
+      <w:proofErr w:type="spellEnd"/>
+      <w:r>
+        <w:rPr>
+          <w:rFonts w:ascii="Arial Narrow" w:hAnsi="Arial Narrow"/>
+          <w:sz w:val="24"/>
+          <w:szCs w:val="24"/>
+        </w:rPr>
+        <w:t>('C2').</w:t>
       </w:r>
       <w:proofErr w:type="spellStart"/>
       <w:r>
@@ -8083,7 +7194,6 @@
         <w:t>getValue</w:t>
       </w:r>
       <w:proofErr w:type="spellEnd"/>
-      <w:proofErr w:type="gramEnd"/>
       <w:r>
         <w:rPr>
           <w:rFonts w:ascii="Arial Narrow" w:hAnsi="Arial Narrow"/>
@@ -8117,35 +7227,16 @@
           <w:sz w:val="24"/>
           <w:szCs w:val="24"/>
         </w:rPr>
-        <w:t>sheet_</w:t>
-      </w:r>
-      <w:proofErr w:type="gramStart"/>
-      <w:r>
-        <w:rPr>
-          <w:rFonts w:ascii="Arial Narrow" w:hAnsi="Arial Narrow"/>
-          <w:sz w:val="24"/>
-          <w:szCs w:val="24"/>
-        </w:rPr>
-        <w:t>nama.getRange</w:t>
-      </w:r>
-      <w:proofErr w:type="spellEnd"/>
-      <w:proofErr w:type="gramEnd"/>
-      <w:r>
-        <w:rPr>
-          <w:rFonts w:ascii="Arial Narrow" w:hAnsi="Arial Narrow"/>
-          <w:sz w:val="24"/>
-          <w:szCs w:val="24"/>
-        </w:rPr>
-        <w:t>('B2'</w:t>
-      </w:r>
-      <w:proofErr w:type="gramStart"/>
-      <w:r>
-        <w:rPr>
-          <w:rFonts w:ascii="Arial Narrow" w:hAnsi="Arial Narrow"/>
-          <w:sz w:val="24"/>
-          <w:szCs w:val="24"/>
-        </w:rPr>
-        <w:t>).</w:t>
+        <w:t>sheet_nama.getRange</w:t>
+      </w:r>
+      <w:proofErr w:type="spellEnd"/>
+      <w:r>
+        <w:rPr>
+          <w:rFonts w:ascii="Arial Narrow" w:hAnsi="Arial Narrow"/>
+          <w:sz w:val="24"/>
+          <w:szCs w:val="24"/>
+        </w:rPr>
+        <w:t>('B2').</w:t>
       </w:r>
       <w:proofErr w:type="spellStart"/>
       <w:r>
@@ -8157,7 +7248,6 @@
         <w:t>getValue</w:t>
       </w:r>
       <w:proofErr w:type="spellEnd"/>
-      <w:proofErr w:type="gramEnd"/>
       <w:r>
         <w:rPr>
           <w:rFonts w:ascii="Arial Narrow" w:hAnsi="Arial Narrow"/>
@@ -8209,35 +7299,16 @@
           <w:sz w:val="24"/>
           <w:szCs w:val="24"/>
         </w:rPr>
-        <w:t>sheet_</w:t>
-      </w:r>
-      <w:proofErr w:type="gramStart"/>
-      <w:r>
-        <w:rPr>
-          <w:rFonts w:ascii="Arial Narrow" w:hAnsi="Arial Narrow"/>
-          <w:sz w:val="24"/>
-          <w:szCs w:val="24"/>
-        </w:rPr>
-        <w:t>nama.getRange</w:t>
-      </w:r>
-      <w:proofErr w:type="spellEnd"/>
-      <w:proofErr w:type="gramEnd"/>
-      <w:r>
-        <w:rPr>
-          <w:rFonts w:ascii="Arial Narrow" w:hAnsi="Arial Narrow"/>
-          <w:sz w:val="24"/>
-          <w:szCs w:val="24"/>
-        </w:rPr>
-        <w:t>('E2'</w:t>
-      </w:r>
-      <w:proofErr w:type="gramStart"/>
-      <w:r>
-        <w:rPr>
-          <w:rFonts w:ascii="Arial Narrow" w:hAnsi="Arial Narrow"/>
-          <w:sz w:val="24"/>
-          <w:szCs w:val="24"/>
-        </w:rPr>
-        <w:t>).</w:t>
+        <w:t>sheet_nama.getRange</w:t>
+      </w:r>
+      <w:proofErr w:type="spellEnd"/>
+      <w:r>
+        <w:rPr>
+          <w:rFonts w:ascii="Arial Narrow" w:hAnsi="Arial Narrow"/>
+          <w:sz w:val="24"/>
+          <w:szCs w:val="24"/>
+        </w:rPr>
+        <w:t>('E2').</w:t>
       </w:r>
       <w:proofErr w:type="spellStart"/>
       <w:r>
@@ -8249,7 +7320,6 @@
         <w:t>getValue</w:t>
       </w:r>
       <w:proofErr w:type="spellEnd"/>
-      <w:proofErr w:type="gramEnd"/>
       <w:r>
         <w:rPr>
           <w:rFonts w:ascii="Arial Narrow" w:hAnsi="Arial Narrow"/>
@@ -8762,18 +7832,8 @@
           <w:sz w:val="24"/>
           <w:szCs w:val="24"/>
         </w:rPr>
-        <w:t xml:space="preserve">function </w:t>
-      </w:r>
-      <w:proofErr w:type="gramStart"/>
-      <w:r>
-        <w:rPr>
-          <w:rFonts w:ascii="Arial Narrow" w:hAnsi="Arial Narrow"/>
-          <w:sz w:val="24"/>
-          <w:szCs w:val="24"/>
-        </w:rPr>
-        <w:t>operator(){</w:t>
-      </w:r>
-      <w:proofErr w:type="gramEnd"/>
+        <w:t>function operator(){</w:t>
+      </w:r>
     </w:p>
     <w:p>
       <w:pPr>
@@ -9044,25 +8104,7 @@
           <w:sz w:val="24"/>
           <w:szCs w:val="24"/>
         </w:rPr>
-        <w:t>  Logger.log</w:t>
-      </w:r>
-      <w:proofErr w:type="gramStart"/>
-      <w:r>
-        <w:rPr>
-          <w:rFonts w:ascii="Arial Narrow" w:hAnsi="Arial Narrow"/>
-          <w:sz w:val="24"/>
-          <w:szCs w:val="24"/>
-        </w:rPr>
-        <w:t>(!a</w:t>
-      </w:r>
-      <w:proofErr w:type="gramEnd"/>
-      <w:r>
-        <w:rPr>
-          <w:rFonts w:ascii="Arial Narrow" w:hAnsi="Arial Narrow"/>
-          <w:sz w:val="24"/>
-          <w:szCs w:val="24"/>
-        </w:rPr>
-        <w:t>2);</w:t>
+        <w:t>  Logger.log(!a2);</w:t>
       </w:r>
     </w:p>
     <w:p>
@@ -9116,25 +8158,7 @@
           <w:sz w:val="24"/>
           <w:szCs w:val="24"/>
         </w:rPr>
-        <w:t xml:space="preserve">  </w:t>
-      </w:r>
-      <w:proofErr w:type="gramStart"/>
-      <w:r>
-        <w:rPr>
-          <w:rFonts w:ascii="Arial Narrow" w:hAnsi="Arial Narrow"/>
-          <w:sz w:val="24"/>
-          <w:szCs w:val="24"/>
-        </w:rPr>
-        <w:t>Logger.log(</w:t>
-      </w:r>
-      <w:proofErr w:type="gramEnd"/>
-      <w:r>
-        <w:rPr>
-          <w:rFonts w:ascii="Arial Narrow" w:hAnsi="Arial Narrow"/>
-          <w:sz w:val="24"/>
-          <w:szCs w:val="24"/>
-        </w:rPr>
-        <w:t>a2 &amp;&amp; a3);</w:t>
+        <w:t>  Logger.log(a2 &amp;&amp; a3);</w:t>
       </w:r>
     </w:p>
     <w:p>
@@ -9180,53 +8204,25 @@
           <w:sz w:val="24"/>
           <w:szCs w:val="24"/>
         </w:rPr>
-        <w:t xml:space="preserve">function </w:t>
-      </w:r>
-      <w:proofErr w:type="gramStart"/>
-      <w:r>
-        <w:rPr>
-          <w:rFonts w:ascii="Arial Narrow" w:hAnsi="Arial Narrow"/>
-          <w:sz w:val="24"/>
-          <w:szCs w:val="24"/>
-        </w:rPr>
-        <w:t>run(){</w:t>
-      </w:r>
-      <w:proofErr w:type="gramEnd"/>
-    </w:p>
-    <w:p>
-      <w:pPr>
-        <w:spacing w:after="0" w:line="240" w:lineRule="auto"/>
-        <w:rPr>
-          <w:rFonts w:ascii="Arial Narrow" w:hAnsi="Arial Narrow"/>
-          <w:sz w:val="24"/>
-          <w:szCs w:val="24"/>
-        </w:rPr>
-      </w:pPr>
-      <w:r>
-        <w:rPr>
-          <w:rFonts w:ascii="Arial Narrow" w:hAnsi="Arial Narrow"/>
-          <w:sz w:val="24"/>
-          <w:szCs w:val="24"/>
-        </w:rPr>
-        <w:t xml:space="preserve">  </w:t>
-      </w:r>
-      <w:proofErr w:type="gramStart"/>
-      <w:r>
-        <w:rPr>
-          <w:rFonts w:ascii="Arial Narrow" w:hAnsi="Arial Narrow"/>
-          <w:sz w:val="24"/>
-          <w:szCs w:val="24"/>
-        </w:rPr>
-        <w:t>operator(</w:t>
-      </w:r>
-      <w:proofErr w:type="gramEnd"/>
-      <w:r>
-        <w:rPr>
-          <w:rFonts w:ascii="Arial Narrow" w:hAnsi="Arial Narrow"/>
-          <w:sz w:val="24"/>
-          <w:szCs w:val="24"/>
-        </w:rPr>
-        <w:t>);</w:t>
+        <w:t>function run(){</w:t>
+      </w:r>
+    </w:p>
+    <w:p>
+      <w:pPr>
+        <w:spacing w:after="0" w:line="240" w:lineRule="auto"/>
+        <w:rPr>
+          <w:rFonts w:ascii="Arial Narrow" w:hAnsi="Arial Narrow"/>
+          <w:sz w:val="24"/>
+          <w:szCs w:val="24"/>
+        </w:rPr>
+      </w:pPr>
+      <w:r>
+        <w:rPr>
+          <w:rFonts w:ascii="Arial Narrow" w:hAnsi="Arial Narrow"/>
+          <w:sz w:val="24"/>
+          <w:szCs w:val="24"/>
+        </w:rPr>
+        <w:t>  operator();</w:t>
       </w:r>
     </w:p>
     <w:p>
@@ -9376,7 +8372,6 @@
         <w:t>(</w:t>
       </w:r>
       <w:proofErr w:type="spellStart"/>
-      <w:proofErr w:type="gramStart"/>
       <w:r>
         <w:rPr>
           <w:rFonts w:ascii="Arial Narrow" w:hAnsi="Arial Narrow"/>
@@ -9394,7 +8389,6 @@
         </w:rPr>
         <w:t>){</w:t>
       </w:r>
-      <w:proofErr w:type="gramEnd"/>
     </w:p>
     <w:p>
       <w:pPr>
@@ -9475,18 +8469,8 @@
           <w:sz w:val="24"/>
           <w:szCs w:val="24"/>
         </w:rPr>
-        <w:t xml:space="preserve">function </w:t>
-      </w:r>
-      <w:proofErr w:type="gramStart"/>
-      <w:r>
-        <w:rPr>
-          <w:rFonts w:ascii="Arial Narrow" w:hAnsi="Arial Narrow"/>
-          <w:sz w:val="24"/>
-          <w:szCs w:val="24"/>
-        </w:rPr>
-        <w:t>run(){</w:t>
-      </w:r>
-      <w:proofErr w:type="gramEnd"/>
+        <w:t>function run(){</w:t>
+      </w:r>
     </w:p>
     <w:p>
       <w:pPr>
@@ -9542,7 +8526,6 @@
         <w:t xml:space="preserve">  </w:t>
       </w:r>
       <w:proofErr w:type="spellStart"/>
-      <w:proofErr w:type="gramStart"/>
       <w:r>
         <w:rPr>
           <w:rFonts w:ascii="Arial Narrow" w:hAnsi="Arial Narrow"/>
@@ -9558,16 +8541,7 @@
           <w:sz w:val="24"/>
           <w:szCs w:val="24"/>
         </w:rPr>
-        <w:t>(</w:t>
-      </w:r>
-      <w:proofErr w:type="gramEnd"/>
-      <w:r>
-        <w:rPr>
-          <w:rFonts w:ascii="Arial Narrow" w:hAnsi="Arial Narrow"/>
-          <w:sz w:val="24"/>
-          <w:szCs w:val="24"/>
-        </w:rPr>
-        <w:t>3,4);</w:t>
+        <w:t>(3,4);</w:t>
       </w:r>
     </w:p>
     <w:p>
@@ -9621,25 +8595,7 @@
           <w:sz w:val="24"/>
           <w:szCs w:val="24"/>
         </w:rPr>
-        <w:t xml:space="preserve">  // </w:t>
-      </w:r>
-      <w:proofErr w:type="gramStart"/>
-      <w:r>
-        <w:rPr>
-          <w:rFonts w:ascii="Arial Narrow" w:hAnsi="Arial Narrow"/>
-          <w:sz w:val="24"/>
-          <w:szCs w:val="24"/>
-        </w:rPr>
-        <w:t>operator(</w:t>
-      </w:r>
-      <w:proofErr w:type="gramEnd"/>
-      <w:r>
-        <w:rPr>
-          <w:rFonts w:ascii="Arial Narrow" w:hAnsi="Arial Narrow"/>
-          <w:sz w:val="24"/>
-          <w:szCs w:val="24"/>
-        </w:rPr>
-        <w:t>);</w:t>
+        <w:t>  // operator();</w:t>
       </w:r>
     </w:p>
     <w:p>
@@ -9672,6 +8628,7 @@
       <w:r>
         <w:rPr>
           <w:rFonts w:ascii="Arial Narrow" w:hAnsi="Arial Narrow"/>
+          <w:noProof/>
           <w:sz w:val="24"/>
           <w:szCs w:val="24"/>
         </w:rPr>
@@ -9760,6 +8717,702 @@
           <w:szCs w:val="24"/>
         </w:rPr>
       </w:pPr>
+      <w:r>
+        <w:rPr>
+          <w:rFonts w:ascii="Arial Narrow" w:hAnsi="Arial Narrow"/>
+          <w:sz w:val="24"/>
+          <w:szCs w:val="24"/>
+        </w:rPr>
+        <w:t xml:space="preserve">function </w:t>
+      </w:r>
+      <w:proofErr w:type="spellStart"/>
+      <w:r>
+        <w:rPr>
+          <w:rFonts w:ascii="Arial Narrow" w:hAnsi="Arial Narrow"/>
+          <w:sz w:val="24"/>
+          <w:szCs w:val="24"/>
+        </w:rPr>
+        <w:t>coba</w:t>
+      </w:r>
+      <w:proofErr w:type="spellEnd"/>
+      <w:r>
+        <w:rPr>
+          <w:rFonts w:ascii="Arial Narrow" w:hAnsi="Arial Narrow"/>
+          <w:sz w:val="24"/>
+          <w:szCs w:val="24"/>
+        </w:rPr>
+        <w:t>(</w:t>
+      </w:r>
+      <w:proofErr w:type="spellStart"/>
+      <w:r>
+        <w:rPr>
+          <w:rFonts w:ascii="Arial Narrow" w:hAnsi="Arial Narrow"/>
+          <w:sz w:val="24"/>
+          <w:szCs w:val="24"/>
+        </w:rPr>
+        <w:t>x,y,z,o,n,m</w:t>
+      </w:r>
+      <w:proofErr w:type="spellEnd"/>
+      <w:r>
+        <w:rPr>
+          <w:rFonts w:ascii="Arial Narrow" w:hAnsi="Arial Narrow"/>
+          <w:sz w:val="24"/>
+          <w:szCs w:val="24"/>
+        </w:rPr>
+        <w:t>){</w:t>
+      </w:r>
+    </w:p>
+    <w:p>
+      <w:pPr>
+        <w:spacing w:after="0" w:line="240" w:lineRule="auto"/>
+        <w:rPr>
+          <w:rFonts w:ascii="Arial Narrow" w:hAnsi="Arial Narrow"/>
+          <w:sz w:val="24"/>
+          <w:szCs w:val="24"/>
+        </w:rPr>
+      </w:pPr>
+      <w:r>
+        <w:rPr>
+          <w:rFonts w:ascii="Arial Narrow" w:hAnsi="Arial Narrow"/>
+          <w:sz w:val="24"/>
+          <w:szCs w:val="24"/>
+        </w:rPr>
+        <w:t>  var a = x*y;</w:t>
+      </w:r>
+    </w:p>
+    <w:p>
+      <w:pPr>
+        <w:spacing w:after="0" w:line="240" w:lineRule="auto"/>
+        <w:rPr>
+          <w:rFonts w:ascii="Arial Narrow" w:hAnsi="Arial Narrow"/>
+          <w:sz w:val="24"/>
+          <w:szCs w:val="24"/>
+        </w:rPr>
+      </w:pPr>
+      <w:r>
+        <w:rPr>
+          <w:rFonts w:ascii="Arial Narrow" w:hAnsi="Arial Narrow"/>
+          <w:sz w:val="24"/>
+          <w:szCs w:val="24"/>
+        </w:rPr>
+        <w:t xml:space="preserve">  var b = </w:t>
+      </w:r>
+      <w:proofErr w:type="spellStart"/>
+      <w:r>
+        <w:rPr>
+          <w:rFonts w:ascii="Arial Narrow" w:hAnsi="Arial Narrow"/>
+          <w:sz w:val="24"/>
+          <w:szCs w:val="24"/>
+        </w:rPr>
+        <w:t>z+o</w:t>
+      </w:r>
+      <w:proofErr w:type="spellEnd"/>
+      <w:r>
+        <w:rPr>
+          <w:rFonts w:ascii="Arial Narrow" w:hAnsi="Arial Narrow"/>
+          <w:sz w:val="24"/>
+          <w:szCs w:val="24"/>
+        </w:rPr>
+        <w:t>;</w:t>
+      </w:r>
+    </w:p>
+    <w:p>
+      <w:pPr>
+        <w:spacing w:after="0" w:line="240" w:lineRule="auto"/>
+        <w:rPr>
+          <w:rFonts w:ascii="Arial Narrow" w:hAnsi="Arial Narrow"/>
+          <w:sz w:val="24"/>
+          <w:szCs w:val="24"/>
+        </w:rPr>
+      </w:pPr>
+      <w:r>
+        <w:rPr>
+          <w:rFonts w:ascii="Arial Narrow" w:hAnsi="Arial Narrow"/>
+          <w:sz w:val="24"/>
+          <w:szCs w:val="24"/>
+        </w:rPr>
+        <w:t>  Logger.log(a);</w:t>
+      </w:r>
+    </w:p>
+    <w:p>
+      <w:pPr>
+        <w:spacing w:after="0" w:line="240" w:lineRule="auto"/>
+        <w:rPr>
+          <w:rFonts w:ascii="Arial Narrow" w:hAnsi="Arial Narrow"/>
+          <w:sz w:val="24"/>
+          <w:szCs w:val="24"/>
+        </w:rPr>
+      </w:pPr>
+      <w:r>
+        <w:rPr>
+          <w:rFonts w:ascii="Arial Narrow" w:hAnsi="Arial Narrow"/>
+          <w:sz w:val="24"/>
+          <w:szCs w:val="24"/>
+        </w:rPr>
+        <w:t>  Logger.log(b);</w:t>
+      </w:r>
+    </w:p>
+    <w:p>
+      <w:pPr>
+        <w:spacing w:after="0" w:line="240" w:lineRule="auto"/>
+        <w:rPr>
+          <w:rFonts w:ascii="Arial Narrow" w:hAnsi="Arial Narrow"/>
+          <w:sz w:val="24"/>
+          <w:szCs w:val="24"/>
+        </w:rPr>
+      </w:pPr>
+      <w:r>
+        <w:rPr>
+          <w:rFonts w:ascii="Arial Narrow" w:hAnsi="Arial Narrow"/>
+          <w:sz w:val="24"/>
+          <w:szCs w:val="24"/>
+        </w:rPr>
+        <w:t>}</w:t>
+      </w:r>
+    </w:p>
+    <w:p>
+      <w:pPr>
+        <w:spacing w:after="0" w:line="240" w:lineRule="auto"/>
+        <w:rPr>
+          <w:rFonts w:ascii="Arial Narrow" w:hAnsi="Arial Narrow"/>
+          <w:sz w:val="24"/>
+          <w:szCs w:val="24"/>
+        </w:rPr>
+      </w:pPr>
+    </w:p>
+    <w:p>
+      <w:pPr>
+        <w:spacing w:after="0" w:line="240" w:lineRule="auto"/>
+        <w:rPr>
+          <w:rFonts w:ascii="Arial Narrow" w:hAnsi="Arial Narrow"/>
+          <w:sz w:val="24"/>
+          <w:szCs w:val="24"/>
+        </w:rPr>
+      </w:pPr>
+      <w:r>
+        <w:rPr>
+          <w:rFonts w:ascii="Arial Narrow" w:hAnsi="Arial Narrow"/>
+          <w:sz w:val="24"/>
+          <w:szCs w:val="24"/>
+        </w:rPr>
+        <w:t xml:space="preserve">function </w:t>
+      </w:r>
+      <w:proofErr w:type="spellStart"/>
+      <w:r>
+        <w:rPr>
+          <w:rFonts w:ascii="Arial Narrow" w:hAnsi="Arial Narrow"/>
+          <w:sz w:val="24"/>
+          <w:szCs w:val="24"/>
+        </w:rPr>
+        <w:t>kondisi</w:t>
+      </w:r>
+      <w:proofErr w:type="spellEnd"/>
+      <w:r>
+        <w:rPr>
+          <w:rFonts w:ascii="Arial Narrow" w:hAnsi="Arial Narrow"/>
+          <w:sz w:val="24"/>
+          <w:szCs w:val="24"/>
+        </w:rPr>
+        <w:t>(){</w:t>
+      </w:r>
+    </w:p>
+    <w:p>
+      <w:pPr>
+        <w:spacing w:after="0" w:line="240" w:lineRule="auto"/>
+        <w:rPr>
+          <w:rFonts w:ascii="Arial Narrow" w:hAnsi="Arial Narrow"/>
+          <w:sz w:val="24"/>
+          <w:szCs w:val="24"/>
+        </w:rPr>
+      </w:pPr>
+      <w:r>
+        <w:rPr>
+          <w:rFonts w:ascii="Arial Narrow" w:hAnsi="Arial Narrow"/>
+          <w:sz w:val="24"/>
+          <w:szCs w:val="24"/>
+        </w:rPr>
+        <w:t xml:space="preserve">  var </w:t>
+      </w:r>
+      <w:proofErr w:type="spellStart"/>
+      <w:r>
+        <w:rPr>
+          <w:rFonts w:ascii="Arial Narrow" w:hAnsi="Arial Narrow"/>
+          <w:sz w:val="24"/>
+          <w:szCs w:val="24"/>
+        </w:rPr>
+        <w:t>i</w:t>
+      </w:r>
+      <w:proofErr w:type="spellEnd"/>
+      <w:r>
+        <w:rPr>
+          <w:rFonts w:ascii="Arial Narrow" w:hAnsi="Arial Narrow"/>
+          <w:sz w:val="24"/>
+          <w:szCs w:val="24"/>
+        </w:rPr>
+        <w:t xml:space="preserve"> = 15;</w:t>
+      </w:r>
+    </w:p>
+    <w:p>
+      <w:pPr>
+        <w:spacing w:after="0" w:line="240" w:lineRule="auto"/>
+        <w:rPr>
+          <w:rFonts w:ascii="Arial Narrow" w:hAnsi="Arial Narrow"/>
+          <w:sz w:val="24"/>
+          <w:szCs w:val="24"/>
+        </w:rPr>
+      </w:pPr>
+      <w:r>
+        <w:rPr>
+          <w:rFonts w:ascii="Arial Narrow" w:hAnsi="Arial Narrow"/>
+          <w:sz w:val="24"/>
+          <w:szCs w:val="24"/>
+        </w:rPr>
+        <w:t>  var a = 10;</w:t>
+      </w:r>
+    </w:p>
+    <w:p>
+      <w:pPr>
+        <w:spacing w:after="0" w:line="240" w:lineRule="auto"/>
+        <w:rPr>
+          <w:rFonts w:ascii="Arial Narrow" w:hAnsi="Arial Narrow"/>
+          <w:sz w:val="24"/>
+          <w:szCs w:val="24"/>
+        </w:rPr>
+      </w:pPr>
+      <w:r>
+        <w:rPr>
+          <w:rFonts w:ascii="Arial Narrow" w:hAnsi="Arial Narrow"/>
+          <w:sz w:val="24"/>
+          <w:szCs w:val="24"/>
+        </w:rPr>
+        <w:t>  var b = 9;</w:t>
+      </w:r>
+    </w:p>
+    <w:p>
+      <w:pPr>
+        <w:spacing w:after="0" w:line="240" w:lineRule="auto"/>
+        <w:rPr>
+          <w:rFonts w:ascii="Arial Narrow" w:hAnsi="Arial Narrow"/>
+          <w:sz w:val="24"/>
+          <w:szCs w:val="24"/>
+        </w:rPr>
+      </w:pPr>
+    </w:p>
+    <w:p>
+      <w:pPr>
+        <w:spacing w:after="0" w:line="240" w:lineRule="auto"/>
+        <w:rPr>
+          <w:rFonts w:ascii="Arial Narrow" w:hAnsi="Arial Narrow"/>
+          <w:sz w:val="24"/>
+          <w:szCs w:val="24"/>
+        </w:rPr>
+      </w:pPr>
+      <w:r>
+        <w:rPr>
+          <w:rFonts w:ascii="Arial Narrow" w:hAnsi="Arial Narrow"/>
+          <w:sz w:val="24"/>
+          <w:szCs w:val="24"/>
+        </w:rPr>
+        <w:t>  if(</w:t>
+      </w:r>
+      <w:proofErr w:type="spellStart"/>
+      <w:r>
+        <w:rPr>
+          <w:rFonts w:ascii="Arial Narrow" w:hAnsi="Arial Narrow"/>
+          <w:sz w:val="24"/>
+          <w:szCs w:val="24"/>
+        </w:rPr>
+        <w:t>i</w:t>
+      </w:r>
+      <w:proofErr w:type="spellEnd"/>
+      <w:r>
+        <w:rPr>
+          <w:rFonts w:ascii="Arial Narrow" w:hAnsi="Arial Narrow"/>
+          <w:sz w:val="24"/>
+          <w:szCs w:val="24"/>
+        </w:rPr>
+        <w:t>&lt;a){</w:t>
+      </w:r>
+    </w:p>
+    <w:p>
+      <w:pPr>
+        <w:spacing w:after="0" w:line="240" w:lineRule="auto"/>
+        <w:rPr>
+          <w:rFonts w:ascii="Arial Narrow" w:hAnsi="Arial Narrow"/>
+          <w:sz w:val="24"/>
+          <w:szCs w:val="24"/>
+        </w:rPr>
+      </w:pPr>
+      <w:r>
+        <w:rPr>
+          <w:rFonts w:ascii="Arial Narrow" w:hAnsi="Arial Narrow"/>
+          <w:sz w:val="24"/>
+          <w:szCs w:val="24"/>
+        </w:rPr>
+        <w:t>    var q = b*a;</w:t>
+      </w:r>
+    </w:p>
+    <w:p>
+      <w:pPr>
+        <w:spacing w:after="0" w:line="240" w:lineRule="auto"/>
+        <w:rPr>
+          <w:rFonts w:ascii="Arial Narrow" w:hAnsi="Arial Narrow"/>
+          <w:sz w:val="24"/>
+          <w:szCs w:val="24"/>
+        </w:rPr>
+      </w:pPr>
+      <w:r>
+        <w:rPr>
+          <w:rFonts w:ascii="Arial Narrow" w:hAnsi="Arial Narrow"/>
+          <w:sz w:val="24"/>
+          <w:szCs w:val="24"/>
+        </w:rPr>
+        <w:t>    Logger.log("Hasil kali q: "+q);</w:t>
+      </w:r>
+    </w:p>
+    <w:p>
+      <w:pPr>
+        <w:spacing w:after="0" w:line="240" w:lineRule="auto"/>
+        <w:rPr>
+          <w:rFonts w:ascii="Arial Narrow" w:hAnsi="Arial Narrow"/>
+          <w:sz w:val="24"/>
+          <w:szCs w:val="24"/>
+        </w:rPr>
+      </w:pPr>
+      <w:r>
+        <w:rPr>
+          <w:rFonts w:ascii="Arial Narrow" w:hAnsi="Arial Narrow"/>
+          <w:sz w:val="24"/>
+          <w:szCs w:val="24"/>
+        </w:rPr>
+        <w:t>  }else if(</w:t>
+      </w:r>
+      <w:proofErr w:type="spellStart"/>
+      <w:r>
+        <w:rPr>
+          <w:rFonts w:ascii="Arial Narrow" w:hAnsi="Arial Narrow"/>
+          <w:sz w:val="24"/>
+          <w:szCs w:val="24"/>
+        </w:rPr>
+        <w:t>i</w:t>
+      </w:r>
+      <w:proofErr w:type="spellEnd"/>
+      <w:r>
+        <w:rPr>
+          <w:rFonts w:ascii="Arial Narrow" w:hAnsi="Arial Narrow"/>
+          <w:sz w:val="24"/>
+          <w:szCs w:val="24"/>
+        </w:rPr>
+        <w:t xml:space="preserve"> == a){</w:t>
+      </w:r>
+    </w:p>
+    <w:p>
+      <w:pPr>
+        <w:spacing w:after="0" w:line="240" w:lineRule="auto"/>
+        <w:rPr>
+          <w:rFonts w:ascii="Arial Narrow" w:hAnsi="Arial Narrow"/>
+          <w:sz w:val="24"/>
+          <w:szCs w:val="24"/>
+        </w:rPr>
+      </w:pPr>
+      <w:r>
+        <w:rPr>
+          <w:rFonts w:ascii="Arial Narrow" w:hAnsi="Arial Narrow"/>
+          <w:sz w:val="24"/>
+          <w:szCs w:val="24"/>
+        </w:rPr>
+        <w:t xml:space="preserve">    var s = </w:t>
+      </w:r>
+      <w:proofErr w:type="spellStart"/>
+      <w:r>
+        <w:rPr>
+          <w:rFonts w:ascii="Arial Narrow" w:hAnsi="Arial Narrow"/>
+          <w:sz w:val="24"/>
+          <w:szCs w:val="24"/>
+        </w:rPr>
+        <w:t>i+b</w:t>
+      </w:r>
+      <w:proofErr w:type="spellEnd"/>
+      <w:r>
+        <w:rPr>
+          <w:rFonts w:ascii="Arial Narrow" w:hAnsi="Arial Narrow"/>
+          <w:sz w:val="24"/>
+          <w:szCs w:val="24"/>
+        </w:rPr>
+        <w:t>;</w:t>
+      </w:r>
+    </w:p>
+    <w:p>
+      <w:pPr>
+        <w:spacing w:after="0" w:line="240" w:lineRule="auto"/>
+        <w:rPr>
+          <w:rFonts w:ascii="Arial Narrow" w:hAnsi="Arial Narrow"/>
+          <w:sz w:val="24"/>
+          <w:szCs w:val="24"/>
+        </w:rPr>
+      </w:pPr>
+      <w:r>
+        <w:rPr>
+          <w:rFonts w:ascii="Arial Narrow" w:hAnsi="Arial Narrow"/>
+          <w:sz w:val="24"/>
+          <w:szCs w:val="24"/>
+        </w:rPr>
+        <w:lastRenderedPageBreak/>
+        <w:t>    Logger.log(s);</w:t>
+      </w:r>
+    </w:p>
+    <w:p>
+      <w:pPr>
+        <w:spacing w:after="0" w:line="240" w:lineRule="auto"/>
+        <w:rPr>
+          <w:rFonts w:ascii="Arial Narrow" w:hAnsi="Arial Narrow"/>
+          <w:sz w:val="24"/>
+          <w:szCs w:val="24"/>
+        </w:rPr>
+      </w:pPr>
+      <w:r>
+        <w:rPr>
+          <w:rFonts w:ascii="Arial Narrow" w:hAnsi="Arial Narrow"/>
+          <w:sz w:val="24"/>
+          <w:szCs w:val="24"/>
+        </w:rPr>
+        <w:t>  }else{</w:t>
+      </w:r>
+    </w:p>
+    <w:p>
+      <w:pPr>
+        <w:spacing w:after="0" w:line="240" w:lineRule="auto"/>
+        <w:rPr>
+          <w:rFonts w:ascii="Arial Narrow" w:hAnsi="Arial Narrow"/>
+          <w:sz w:val="24"/>
+          <w:szCs w:val="24"/>
+        </w:rPr>
+      </w:pPr>
+      <w:r>
+        <w:rPr>
+          <w:rFonts w:ascii="Arial Narrow" w:hAnsi="Arial Narrow"/>
+          <w:sz w:val="24"/>
+          <w:szCs w:val="24"/>
+        </w:rPr>
+        <w:t>    var g = b -1;</w:t>
+      </w:r>
+    </w:p>
+    <w:p>
+      <w:pPr>
+        <w:spacing w:after="0" w:line="240" w:lineRule="auto"/>
+        <w:rPr>
+          <w:rFonts w:ascii="Arial Narrow" w:hAnsi="Arial Narrow"/>
+          <w:sz w:val="24"/>
+          <w:szCs w:val="24"/>
+        </w:rPr>
+      </w:pPr>
+      <w:r>
+        <w:rPr>
+          <w:rFonts w:ascii="Arial Narrow" w:hAnsi="Arial Narrow"/>
+          <w:sz w:val="24"/>
+          <w:szCs w:val="24"/>
+        </w:rPr>
+        <w:t>    Logger.log('</w:t>
+      </w:r>
+      <w:proofErr w:type="spellStart"/>
+      <w:r>
+        <w:rPr>
+          <w:rFonts w:ascii="Arial Narrow" w:hAnsi="Arial Narrow"/>
+          <w:sz w:val="24"/>
+          <w:szCs w:val="24"/>
+        </w:rPr>
+        <w:t>hasil</w:t>
+      </w:r>
+      <w:proofErr w:type="spellEnd"/>
+      <w:r>
+        <w:rPr>
+          <w:rFonts w:ascii="Arial Narrow" w:hAnsi="Arial Narrow"/>
+          <w:sz w:val="24"/>
+          <w:szCs w:val="24"/>
+        </w:rPr>
+        <w:t xml:space="preserve"> g : '+g);</w:t>
+      </w:r>
+    </w:p>
+    <w:p>
+      <w:pPr>
+        <w:spacing w:after="0" w:line="240" w:lineRule="auto"/>
+        <w:rPr>
+          <w:rFonts w:ascii="Arial Narrow" w:hAnsi="Arial Narrow"/>
+          <w:sz w:val="24"/>
+          <w:szCs w:val="24"/>
+        </w:rPr>
+      </w:pPr>
+      <w:r>
+        <w:rPr>
+          <w:rFonts w:ascii="Arial Narrow" w:hAnsi="Arial Narrow"/>
+          <w:sz w:val="24"/>
+          <w:szCs w:val="24"/>
+        </w:rPr>
+        <w:t xml:space="preserve">    </w:t>
+      </w:r>
+      <w:proofErr w:type="spellStart"/>
+      <w:r>
+        <w:rPr>
+          <w:rFonts w:ascii="Arial Narrow" w:hAnsi="Arial Narrow"/>
+          <w:sz w:val="24"/>
+          <w:szCs w:val="24"/>
+        </w:rPr>
+        <w:t>coba</w:t>
+      </w:r>
+      <w:proofErr w:type="spellEnd"/>
+      <w:r>
+        <w:rPr>
+          <w:rFonts w:ascii="Arial Narrow" w:hAnsi="Arial Narrow"/>
+          <w:sz w:val="24"/>
+          <w:szCs w:val="24"/>
+        </w:rPr>
+        <w:t>(</w:t>
+      </w:r>
+      <w:proofErr w:type="spellStart"/>
+      <w:r>
+        <w:rPr>
+          <w:rFonts w:ascii="Arial Narrow" w:hAnsi="Arial Narrow"/>
+          <w:sz w:val="24"/>
+          <w:szCs w:val="24"/>
+        </w:rPr>
+        <w:t>i,a,b,b</w:t>
+      </w:r>
+      <w:proofErr w:type="spellEnd"/>
+      <w:r>
+        <w:rPr>
+          <w:rFonts w:ascii="Arial Narrow" w:hAnsi="Arial Narrow"/>
+          <w:sz w:val="24"/>
+          <w:szCs w:val="24"/>
+        </w:rPr>
+        <w:t>);</w:t>
+      </w:r>
+    </w:p>
+    <w:p>
+      <w:pPr>
+        <w:spacing w:after="0" w:line="240" w:lineRule="auto"/>
+        <w:rPr>
+          <w:rFonts w:ascii="Arial Narrow" w:hAnsi="Arial Narrow"/>
+          <w:sz w:val="24"/>
+          <w:szCs w:val="24"/>
+        </w:rPr>
+      </w:pPr>
+      <w:r>
+        <w:rPr>
+          <w:rFonts w:ascii="Arial Narrow" w:hAnsi="Arial Narrow"/>
+          <w:sz w:val="24"/>
+          <w:szCs w:val="24"/>
+        </w:rPr>
+        <w:t>  }</w:t>
+      </w:r>
+    </w:p>
+    <w:p>
+      <w:pPr>
+        <w:spacing w:after="0" w:line="240" w:lineRule="auto"/>
+        <w:rPr>
+          <w:rFonts w:ascii="Arial Narrow" w:hAnsi="Arial Narrow"/>
+          <w:sz w:val="24"/>
+          <w:szCs w:val="24"/>
+        </w:rPr>
+      </w:pPr>
+      <w:r>
+        <w:rPr>
+          <w:rFonts w:ascii="Arial Narrow" w:hAnsi="Arial Narrow"/>
+          <w:sz w:val="24"/>
+          <w:szCs w:val="24"/>
+        </w:rPr>
+        <w:t>}</w:t>
+      </w:r>
+    </w:p>
+    <w:p>
+      <w:pPr>
+        <w:spacing w:after="0" w:line="240" w:lineRule="auto"/>
+        <w:rPr>
+          <w:rFonts w:ascii="Arial Narrow" w:hAnsi="Arial Narrow"/>
+          <w:sz w:val="24"/>
+          <w:szCs w:val="24"/>
+        </w:rPr>
+      </w:pPr>
+      <w:r>
+        <w:rPr>
+          <w:rFonts w:ascii="Arial Narrow" w:hAnsi="Arial Narrow"/>
+          <w:sz w:val="24"/>
+          <w:szCs w:val="24"/>
+        </w:rPr>
+        <w:drawing>
+          <wp:inline distT="0" distB="0" distL="0" distR="0" wp14:anchorId="54B2B046" wp14:editId="66214984">
+            <wp:extent cx="3321221" cy="1911448"/>
+            <wp:effectExtent l="0" t="0" r="0" b="0"/>
+            <wp:docPr id="1642668213" name="Picture 1"/>
+            <wp:cNvGraphicFramePr>
+              <a:graphicFrameLocks xmlns:a="http://schemas.openxmlformats.org/drawingml/2006/main" noChangeAspect="1"/>
+            </wp:cNvGraphicFramePr>
+            <a:graphic xmlns:a="http://schemas.openxmlformats.org/drawingml/2006/main">
+              <a:graphicData uri="http://schemas.openxmlformats.org/drawingml/2006/picture">
+                <pic:pic xmlns:pic="http://schemas.openxmlformats.org/drawingml/2006/picture">
+                  <pic:nvPicPr>
+                    <pic:cNvPr id="1642668213" name=""/>
+                    <pic:cNvPicPr/>
+                  </pic:nvPicPr>
+                  <pic:blipFill>
+                    <a:blip r:embed="rId31"/>
+                    <a:stretch>
+                      <a:fillRect/>
+                    </a:stretch>
+                  </pic:blipFill>
+                  <pic:spPr>
+                    <a:xfrm>
+                      <a:off x="0" y="0"/>
+                      <a:ext cx="3321221" cy="1911448"/>
+                    </a:xfrm>
+                    <a:prstGeom prst="rect">
+                      <a:avLst/>
+                    </a:prstGeom>
+                  </pic:spPr>
+                </pic:pic>
+              </a:graphicData>
+            </a:graphic>
+          </wp:inline>
+        </w:drawing>
+      </w:r>
+    </w:p>
+    <w:p>
+      <w:pPr>
+        <w:spacing w:after="0" w:line="240" w:lineRule="auto"/>
+        <w:rPr>
+          <w:rFonts w:ascii="Arial Narrow" w:hAnsi="Arial Narrow"/>
+          <w:sz w:val="24"/>
+          <w:szCs w:val="24"/>
+        </w:rPr>
+      </w:pPr>
+    </w:p>
+    <w:p>
+      <w:pPr>
+        <w:spacing w:after="0" w:line="240" w:lineRule="auto"/>
+        <w:jc w:val="center"/>
+        <w:rPr>
+          <w:rFonts w:ascii="Arial Narrow" w:hAnsi="Arial Narrow"/>
+          <w:sz w:val="24"/>
+          <w:szCs w:val="24"/>
+        </w:rPr>
+      </w:pPr>
+      <w:r>
+        <w:rPr>
+          <w:rFonts w:ascii="Arial Narrow" w:hAnsi="Arial Narrow"/>
+          <w:sz w:val="24"/>
+          <w:szCs w:val="24"/>
+        </w:rPr>
+        <w:t>009_Pengulangan_Looping_Menggunakan_FOR_dan_WHILE_pada_Google_Apps</w:t>
+      </w:r>
+    </w:p>
+    <w:p>
+      <w:pPr>
+        <w:spacing w:after="0" w:line="240" w:lineRule="auto"/>
+        <w:rPr>
+          <w:rFonts w:ascii="Arial Narrow" w:hAnsi="Arial Narrow"/>
+          <w:sz w:val="24"/>
+          <w:szCs w:val="24"/>
+        </w:rPr>
+      </w:pPr>
       <w:proofErr w:type="spellStart"/>
       <w:r>
         <w:rPr>
@@ -9842,7 +9495,7 @@
       </w:pPr>
     </w:p>
     <w:sectPr>
-      <w:footerReference w:type="default" r:id="rId31"/>
+      <w:footerReference w:type="default" r:id="rId32"/>
       <w:pgSz w:w="11906" w:h="16838"/>
       <w:pgMar w:top="568" w:right="1440" w:bottom="1440" w:left="1440" w:header="708" w:footer="0" w:gutter="0"/>
       <w:cols w:space="708"/>

--- a/note googlespreedsheet.docx
+++ b/note googlespreedsheet.docx
@@ -298,7 +298,7 @@
           <w:noProof/>
         </w:rPr>
         <w:drawing>
-          <wp:inline distT="0" distB="0" distL="0" distR="0" wp14:anchorId="03EC4E1B" wp14:editId="6D26CF48">
+          <wp:inline distT="0" distB="0" distL="0" distR="0" wp14:anchorId="03EC4E1B" wp14:editId="0B42FCA4">
             <wp:extent cx="5731510" cy="1471930"/>
             <wp:effectExtent l="0" t="0" r="2540" b="0"/>
             <wp:docPr id="1271658481" name="Picture 3"/>
@@ -2117,7 +2117,25 @@
           <w:sz w:val="24"/>
           <w:szCs w:val="24"/>
         </w:rPr>
-        <w:t xml:space="preserve">('A1').activate() </w:t>
+        <w:t>('A1'</w:t>
+      </w:r>
+      <w:proofErr w:type="gramStart"/>
+      <w:r>
+        <w:rPr>
+          <w:rFonts w:ascii="Arial Narrow" w:hAnsi="Arial Narrow"/>
+          <w:sz w:val="24"/>
+          <w:szCs w:val="24"/>
+        </w:rPr>
+        <w:t>).activate</w:t>
+      </w:r>
+      <w:proofErr w:type="gramEnd"/>
+      <w:r>
+        <w:rPr>
+          <w:rFonts w:ascii="Arial Narrow" w:hAnsi="Arial Narrow"/>
+          <w:sz w:val="24"/>
+          <w:szCs w:val="24"/>
+        </w:rPr>
+        <w:t xml:space="preserve">() </w:t>
       </w:r>
       <w:proofErr w:type="spellStart"/>
       <w:r>
@@ -2153,7 +2171,25 @@
           <w:sz w:val="24"/>
           <w:szCs w:val="24"/>
         </w:rPr>
-        <w:t xml:space="preserve">('D1').activate() </w:t>
+        <w:t>('D1'</w:t>
+      </w:r>
+      <w:proofErr w:type="gramStart"/>
+      <w:r>
+        <w:rPr>
+          <w:rFonts w:ascii="Arial Narrow" w:hAnsi="Arial Narrow"/>
+          <w:sz w:val="24"/>
+          <w:szCs w:val="24"/>
+        </w:rPr>
+        <w:t>).activate</w:t>
+      </w:r>
+      <w:proofErr w:type="gramEnd"/>
+      <w:r>
+        <w:rPr>
+          <w:rFonts w:ascii="Arial Narrow" w:hAnsi="Arial Narrow"/>
+          <w:sz w:val="24"/>
+          <w:szCs w:val="24"/>
+        </w:rPr>
+        <w:t xml:space="preserve">() </w:t>
       </w:r>
       <w:proofErr w:type="spellStart"/>
       <w:r>
@@ -3558,6 +3594,7 @@
         <w:t xml:space="preserve"> </w:t>
       </w:r>
       <w:proofErr w:type="spellStart"/>
+      <w:proofErr w:type="gramStart"/>
       <w:r>
         <w:rPr>
           <w:rFonts w:ascii="Arial Narrow" w:hAnsi="Arial Narrow"/>
@@ -3567,13 +3604,32 @@
         <w:t>spreadsheet.getRange</w:t>
       </w:r>
       <w:proofErr w:type="spellEnd"/>
-      <w:r>
-        <w:rPr>
-          <w:rFonts w:ascii="Arial Narrow" w:hAnsi="Arial Narrow"/>
-          <w:sz w:val="24"/>
-          <w:szCs w:val="24"/>
-        </w:rPr>
-        <w:t xml:space="preserve">('D5').activate(); yang </w:t>
+      <w:proofErr w:type="gramEnd"/>
+      <w:r>
+        <w:rPr>
+          <w:rFonts w:ascii="Arial Narrow" w:hAnsi="Arial Narrow"/>
+          <w:sz w:val="24"/>
+          <w:szCs w:val="24"/>
+        </w:rPr>
+        <w:t>('D5'</w:t>
+      </w:r>
+      <w:proofErr w:type="gramStart"/>
+      <w:r>
+        <w:rPr>
+          <w:rFonts w:ascii="Arial Narrow" w:hAnsi="Arial Narrow"/>
+          <w:sz w:val="24"/>
+          <w:szCs w:val="24"/>
+        </w:rPr>
+        <w:t>).activate</w:t>
+      </w:r>
+      <w:proofErr w:type="gramEnd"/>
+      <w:r>
+        <w:rPr>
+          <w:rFonts w:ascii="Arial Narrow" w:hAnsi="Arial Narrow"/>
+          <w:sz w:val="24"/>
+          <w:szCs w:val="24"/>
+        </w:rPr>
+        <w:t xml:space="preserve">(); yang </w:t>
       </w:r>
       <w:proofErr w:type="spellStart"/>
       <w:r>
@@ -3944,7 +4000,25 @@
           <w:sz w:val="24"/>
           <w:szCs w:val="24"/>
         </w:rPr>
-        <w:t xml:space="preserve"> many method:</w:t>
+        <w:t xml:space="preserve"> many </w:t>
+      </w:r>
+      <w:proofErr w:type="gramStart"/>
+      <w:r>
+        <w:rPr>
+          <w:rFonts w:ascii="Arial Narrow" w:hAnsi="Arial Narrow"/>
+          <w:sz w:val="24"/>
+          <w:szCs w:val="24"/>
+        </w:rPr>
+        <w:t>method</w:t>
+      </w:r>
+      <w:proofErr w:type="gramEnd"/>
+      <w:r>
+        <w:rPr>
+          <w:rFonts w:ascii="Arial Narrow" w:hAnsi="Arial Narrow"/>
+          <w:sz w:val="24"/>
+          <w:szCs w:val="24"/>
+        </w:rPr>
+        <w:t>:</w:t>
       </w:r>
     </w:p>
     <w:p>
@@ -3971,7 +4045,16 @@
           <w:sz w:val="24"/>
           <w:szCs w:val="24"/>
         </w:rPr>
-        <w:t>ambil_data</w:t>
+        <w:t>ambil_</w:t>
+      </w:r>
+      <w:proofErr w:type="gramStart"/>
+      <w:r>
+        <w:rPr>
+          <w:rFonts w:ascii="Arial Narrow" w:hAnsi="Arial Narrow"/>
+          <w:sz w:val="24"/>
+          <w:szCs w:val="24"/>
+        </w:rPr>
+        <w:t>data</w:t>
       </w:r>
       <w:proofErr w:type="spellEnd"/>
       <w:r>
@@ -3982,6 +4065,7 @@
         </w:rPr>
         <w:t>(){</w:t>
       </w:r>
+      <w:proofErr w:type="gramEnd"/>
     </w:p>
     <w:p>
       <w:pPr>
@@ -4083,6 +4167,7 @@
         <w:t xml:space="preserve"> = </w:t>
       </w:r>
       <w:proofErr w:type="spellStart"/>
+      <w:proofErr w:type="gramStart"/>
       <w:r>
         <w:rPr>
           <w:rFonts w:ascii="Arial Narrow" w:hAnsi="Arial Narrow"/>
@@ -4092,6 +4177,7 @@
         <w:t>sheet.getSheetByName</w:t>
       </w:r>
       <w:proofErr w:type="spellEnd"/>
+      <w:proofErr w:type="gramEnd"/>
       <w:r>
         <w:rPr>
           <w:rFonts w:ascii="Arial Narrow" w:hAnsi="Arial Narrow"/>
@@ -4171,16 +4257,35 @@
           <w:sz w:val="24"/>
           <w:szCs w:val="24"/>
         </w:rPr>
-        <w:t>nama_sheet.getRange</w:t>
-      </w:r>
-      <w:proofErr w:type="spellEnd"/>
-      <w:r>
-        <w:rPr>
-          <w:rFonts w:ascii="Arial Narrow" w:hAnsi="Arial Narrow"/>
-          <w:sz w:val="24"/>
-          <w:szCs w:val="24"/>
-        </w:rPr>
-        <w:t>('A1').</w:t>
+        <w:t>nama_</w:t>
+      </w:r>
+      <w:proofErr w:type="gramStart"/>
+      <w:r>
+        <w:rPr>
+          <w:rFonts w:ascii="Arial Narrow" w:hAnsi="Arial Narrow"/>
+          <w:sz w:val="24"/>
+          <w:szCs w:val="24"/>
+        </w:rPr>
+        <w:t>sheet.getRange</w:t>
+      </w:r>
+      <w:proofErr w:type="spellEnd"/>
+      <w:proofErr w:type="gramEnd"/>
+      <w:r>
+        <w:rPr>
+          <w:rFonts w:ascii="Arial Narrow" w:hAnsi="Arial Narrow"/>
+          <w:sz w:val="24"/>
+          <w:szCs w:val="24"/>
+        </w:rPr>
+        <w:t>('A1'</w:t>
+      </w:r>
+      <w:proofErr w:type="gramStart"/>
+      <w:r>
+        <w:rPr>
+          <w:rFonts w:ascii="Arial Narrow" w:hAnsi="Arial Narrow"/>
+          <w:sz w:val="24"/>
+          <w:szCs w:val="24"/>
+        </w:rPr>
+        <w:t>).</w:t>
       </w:r>
       <w:proofErr w:type="spellStart"/>
       <w:r>
@@ -4192,6 +4297,7 @@
         <w:t>getValue</w:t>
       </w:r>
       <w:proofErr w:type="spellEnd"/>
+      <w:proofErr w:type="gramEnd"/>
       <w:r>
         <w:rPr>
           <w:rFonts w:ascii="Arial Narrow" w:hAnsi="Arial Narrow"/>
@@ -4253,16 +4359,35 @@
           <w:sz w:val="24"/>
           <w:szCs w:val="24"/>
         </w:rPr>
-        <w:t>nama_sheet.getRange</w:t>
-      </w:r>
-      <w:proofErr w:type="spellEnd"/>
-      <w:r>
-        <w:rPr>
-          <w:rFonts w:ascii="Arial Narrow" w:hAnsi="Arial Narrow"/>
-          <w:sz w:val="24"/>
-          <w:szCs w:val="24"/>
-        </w:rPr>
-        <w:t>('A2:E2').</w:t>
+        <w:t>nama_</w:t>
+      </w:r>
+      <w:proofErr w:type="gramStart"/>
+      <w:r>
+        <w:rPr>
+          <w:rFonts w:ascii="Arial Narrow" w:hAnsi="Arial Narrow"/>
+          <w:sz w:val="24"/>
+          <w:szCs w:val="24"/>
+        </w:rPr>
+        <w:t>sheet.getRange</w:t>
+      </w:r>
+      <w:proofErr w:type="spellEnd"/>
+      <w:proofErr w:type="gramEnd"/>
+      <w:r>
+        <w:rPr>
+          <w:rFonts w:ascii="Arial Narrow" w:hAnsi="Arial Narrow"/>
+          <w:sz w:val="24"/>
+          <w:szCs w:val="24"/>
+        </w:rPr>
+        <w:t>('A2:E2'</w:t>
+      </w:r>
+      <w:proofErr w:type="gramStart"/>
+      <w:r>
+        <w:rPr>
+          <w:rFonts w:ascii="Arial Narrow" w:hAnsi="Arial Narrow"/>
+          <w:sz w:val="24"/>
+          <w:szCs w:val="24"/>
+        </w:rPr>
+        <w:t>).</w:t>
       </w:r>
       <w:proofErr w:type="spellStart"/>
       <w:r>
@@ -4274,6 +4399,7 @@
         <w:t>getValue</w:t>
       </w:r>
       <w:proofErr w:type="spellEnd"/>
+      <w:proofErr w:type="gramEnd"/>
       <w:r>
         <w:rPr>
           <w:rFonts w:ascii="Arial Narrow" w:hAnsi="Arial Narrow"/>
@@ -4345,16 +4471,35 @@
           <w:sz w:val="24"/>
           <w:szCs w:val="24"/>
         </w:rPr>
-        <w:t>nama_sheet.getRange</w:t>
-      </w:r>
-      <w:proofErr w:type="spellEnd"/>
-      <w:r>
-        <w:rPr>
-          <w:rFonts w:ascii="Arial Narrow" w:hAnsi="Arial Narrow"/>
-          <w:sz w:val="24"/>
-          <w:szCs w:val="24"/>
-        </w:rPr>
-        <w:t>(2,1).</w:t>
+        <w:t>nama_</w:t>
+      </w:r>
+      <w:proofErr w:type="gramStart"/>
+      <w:r>
+        <w:rPr>
+          <w:rFonts w:ascii="Arial Narrow" w:hAnsi="Arial Narrow"/>
+          <w:sz w:val="24"/>
+          <w:szCs w:val="24"/>
+        </w:rPr>
+        <w:t>sheet.getRange</w:t>
+      </w:r>
+      <w:proofErr w:type="spellEnd"/>
+      <w:proofErr w:type="gramEnd"/>
+      <w:r>
+        <w:rPr>
+          <w:rFonts w:ascii="Arial Narrow" w:hAnsi="Arial Narrow"/>
+          <w:sz w:val="24"/>
+          <w:szCs w:val="24"/>
+        </w:rPr>
+        <w:t>(2,1</w:t>
+      </w:r>
+      <w:proofErr w:type="gramStart"/>
+      <w:r>
+        <w:rPr>
+          <w:rFonts w:ascii="Arial Narrow" w:hAnsi="Arial Narrow"/>
+          <w:sz w:val="24"/>
+          <w:szCs w:val="24"/>
+        </w:rPr>
+        <w:t>).</w:t>
       </w:r>
       <w:proofErr w:type="spellStart"/>
       <w:r>
@@ -4366,6 +4511,7 @@
         <w:t>getValue</w:t>
       </w:r>
       <w:proofErr w:type="spellEnd"/>
+      <w:proofErr w:type="gramEnd"/>
       <w:r>
         <w:rPr>
           <w:rFonts w:ascii="Arial Narrow" w:hAnsi="Arial Narrow"/>
@@ -4437,16 +4583,35 @@
           <w:sz w:val="24"/>
           <w:szCs w:val="24"/>
         </w:rPr>
-        <w:t>nama_sheet.getRange</w:t>
-      </w:r>
-      <w:proofErr w:type="spellEnd"/>
-      <w:r>
-        <w:rPr>
-          <w:rFonts w:ascii="Arial Narrow" w:hAnsi="Arial Narrow"/>
-          <w:sz w:val="24"/>
-          <w:szCs w:val="24"/>
-        </w:rPr>
-        <w:t>(2,1,3).</w:t>
+        <w:t>nama_</w:t>
+      </w:r>
+      <w:proofErr w:type="gramStart"/>
+      <w:r>
+        <w:rPr>
+          <w:rFonts w:ascii="Arial Narrow" w:hAnsi="Arial Narrow"/>
+          <w:sz w:val="24"/>
+          <w:szCs w:val="24"/>
+        </w:rPr>
+        <w:t>sheet.getRange</w:t>
+      </w:r>
+      <w:proofErr w:type="spellEnd"/>
+      <w:proofErr w:type="gramEnd"/>
+      <w:r>
+        <w:rPr>
+          <w:rFonts w:ascii="Arial Narrow" w:hAnsi="Arial Narrow"/>
+          <w:sz w:val="24"/>
+          <w:szCs w:val="24"/>
+        </w:rPr>
+        <w:t>(2,1,3</w:t>
+      </w:r>
+      <w:proofErr w:type="gramStart"/>
+      <w:r>
+        <w:rPr>
+          <w:rFonts w:ascii="Arial Narrow" w:hAnsi="Arial Narrow"/>
+          <w:sz w:val="24"/>
+          <w:szCs w:val="24"/>
+        </w:rPr>
+        <w:t>).</w:t>
       </w:r>
       <w:proofErr w:type="spellStart"/>
       <w:r>
@@ -4458,6 +4623,7 @@
         <w:t>getValues</w:t>
       </w:r>
       <w:proofErr w:type="spellEnd"/>
+      <w:proofErr w:type="gramEnd"/>
       <w:r>
         <w:rPr>
           <w:rFonts w:ascii="Arial Narrow" w:hAnsi="Arial Narrow"/>
@@ -4547,16 +4713,35 @@
           <w:sz w:val="24"/>
           <w:szCs w:val="24"/>
         </w:rPr>
-        <w:t>nama_sheet.getRange</w:t>
-      </w:r>
-      <w:proofErr w:type="spellEnd"/>
-      <w:r>
-        <w:rPr>
-          <w:rFonts w:ascii="Arial Narrow" w:hAnsi="Arial Narrow"/>
-          <w:sz w:val="24"/>
-          <w:szCs w:val="24"/>
-        </w:rPr>
-        <w:t>(2,1,3,3).</w:t>
+        <w:t>nama_</w:t>
+      </w:r>
+      <w:proofErr w:type="gramStart"/>
+      <w:r>
+        <w:rPr>
+          <w:rFonts w:ascii="Arial Narrow" w:hAnsi="Arial Narrow"/>
+          <w:sz w:val="24"/>
+          <w:szCs w:val="24"/>
+        </w:rPr>
+        <w:t>sheet.getRange</w:t>
+      </w:r>
+      <w:proofErr w:type="spellEnd"/>
+      <w:proofErr w:type="gramEnd"/>
+      <w:r>
+        <w:rPr>
+          <w:rFonts w:ascii="Arial Narrow" w:hAnsi="Arial Narrow"/>
+          <w:sz w:val="24"/>
+          <w:szCs w:val="24"/>
+        </w:rPr>
+        <w:t>(2,1,3,3</w:t>
+      </w:r>
+      <w:proofErr w:type="gramStart"/>
+      <w:r>
+        <w:rPr>
+          <w:rFonts w:ascii="Arial Narrow" w:hAnsi="Arial Narrow"/>
+          <w:sz w:val="24"/>
+          <w:szCs w:val="24"/>
+        </w:rPr>
+        <w:t>).</w:t>
       </w:r>
       <w:proofErr w:type="spellStart"/>
       <w:r>
@@ -4568,6 +4753,7 @@
         <w:t>getValues</w:t>
       </w:r>
       <w:proofErr w:type="spellEnd"/>
+      <w:proofErr w:type="gramEnd"/>
       <w:r>
         <w:rPr>
           <w:rFonts w:ascii="Arial Narrow" w:hAnsi="Arial Narrow"/>
@@ -4647,16 +4833,35 @@
           <w:sz w:val="24"/>
           <w:szCs w:val="24"/>
         </w:rPr>
-        <w:t>nama_sheet.getRange</w:t>
-      </w:r>
-      <w:proofErr w:type="spellEnd"/>
-      <w:r>
-        <w:rPr>
-          <w:rFonts w:ascii="Arial Narrow" w:hAnsi="Arial Narrow"/>
-          <w:sz w:val="24"/>
-          <w:szCs w:val="24"/>
-        </w:rPr>
-        <w:t>('C2').</w:t>
+        <w:t>nama_</w:t>
+      </w:r>
+      <w:proofErr w:type="gramStart"/>
+      <w:r>
+        <w:rPr>
+          <w:rFonts w:ascii="Arial Narrow" w:hAnsi="Arial Narrow"/>
+          <w:sz w:val="24"/>
+          <w:szCs w:val="24"/>
+        </w:rPr>
+        <w:t>sheet.getRange</w:t>
+      </w:r>
+      <w:proofErr w:type="spellEnd"/>
+      <w:proofErr w:type="gramEnd"/>
+      <w:r>
+        <w:rPr>
+          <w:rFonts w:ascii="Arial Narrow" w:hAnsi="Arial Narrow"/>
+          <w:sz w:val="24"/>
+          <w:szCs w:val="24"/>
+        </w:rPr>
+        <w:t>('C2'</w:t>
+      </w:r>
+      <w:proofErr w:type="gramStart"/>
+      <w:r>
+        <w:rPr>
+          <w:rFonts w:ascii="Arial Narrow" w:hAnsi="Arial Narrow"/>
+          <w:sz w:val="24"/>
+          <w:szCs w:val="24"/>
+        </w:rPr>
+        <w:t>).</w:t>
       </w:r>
       <w:proofErr w:type="spellStart"/>
       <w:r>
@@ -4668,6 +4873,7 @@
         <w:t>getValue</w:t>
       </w:r>
       <w:proofErr w:type="spellEnd"/>
+      <w:proofErr w:type="gramEnd"/>
       <w:r>
         <w:rPr>
           <w:rFonts w:ascii="Arial Narrow" w:hAnsi="Arial Narrow"/>
@@ -4783,16 +4989,35 @@
           <w:sz w:val="24"/>
           <w:szCs w:val="24"/>
         </w:rPr>
-        <w:t>nama_sheet.getRange</w:t>
-      </w:r>
-      <w:proofErr w:type="spellEnd"/>
-      <w:r>
-        <w:rPr>
-          <w:rFonts w:ascii="Arial Narrow" w:hAnsi="Arial Narrow"/>
-          <w:sz w:val="24"/>
-          <w:szCs w:val="24"/>
-        </w:rPr>
-        <w:t>('C2').</w:t>
+        <w:t>nama_</w:t>
+      </w:r>
+      <w:proofErr w:type="gramStart"/>
+      <w:r>
+        <w:rPr>
+          <w:rFonts w:ascii="Arial Narrow" w:hAnsi="Arial Narrow"/>
+          <w:sz w:val="24"/>
+          <w:szCs w:val="24"/>
+        </w:rPr>
+        <w:t>sheet.getRange</w:t>
+      </w:r>
+      <w:proofErr w:type="spellEnd"/>
+      <w:proofErr w:type="gramEnd"/>
+      <w:r>
+        <w:rPr>
+          <w:rFonts w:ascii="Arial Narrow" w:hAnsi="Arial Narrow"/>
+          <w:sz w:val="24"/>
+          <w:szCs w:val="24"/>
+        </w:rPr>
+        <w:t>('C2'</w:t>
+      </w:r>
+      <w:proofErr w:type="gramStart"/>
+      <w:r>
+        <w:rPr>
+          <w:rFonts w:ascii="Arial Narrow" w:hAnsi="Arial Narrow"/>
+          <w:sz w:val="24"/>
+          <w:szCs w:val="24"/>
+        </w:rPr>
+        <w:t>).</w:t>
       </w:r>
       <w:proofErr w:type="spellStart"/>
       <w:r>
@@ -4804,6 +5029,7 @@
         <w:t>getDisplayValues</w:t>
       </w:r>
       <w:proofErr w:type="spellEnd"/>
+      <w:proofErr w:type="gramEnd"/>
       <w:r>
         <w:rPr>
           <w:rFonts w:ascii="Arial Narrow" w:hAnsi="Arial Narrow"/>
@@ -4856,79 +5082,169 @@
           <w:sz w:val="24"/>
           <w:szCs w:val="24"/>
         </w:rPr>
-        <w:t>  Logger.log('isi1: '+isi1);</w:t>
-      </w:r>
-    </w:p>
-    <w:p>
-      <w:pPr>
-        <w:spacing w:after="0" w:line="240" w:lineRule="auto"/>
-        <w:rPr>
-          <w:rFonts w:ascii="Arial Narrow" w:hAnsi="Arial Narrow"/>
-          <w:sz w:val="24"/>
-          <w:szCs w:val="24"/>
-        </w:rPr>
-      </w:pPr>
-      <w:r>
-        <w:rPr>
-          <w:rFonts w:ascii="Arial Narrow" w:hAnsi="Arial Narrow"/>
-          <w:sz w:val="24"/>
-          <w:szCs w:val="24"/>
-        </w:rPr>
-        <w:t>  Logger.log('isi2: '+isi2);</w:t>
-      </w:r>
-    </w:p>
-    <w:p>
-      <w:pPr>
-        <w:spacing w:after="0" w:line="240" w:lineRule="auto"/>
-        <w:rPr>
-          <w:rFonts w:ascii="Arial Narrow" w:hAnsi="Arial Narrow"/>
-          <w:sz w:val="24"/>
-          <w:szCs w:val="24"/>
-        </w:rPr>
-      </w:pPr>
-      <w:r>
-        <w:rPr>
-          <w:rFonts w:ascii="Arial Narrow" w:hAnsi="Arial Narrow"/>
-          <w:sz w:val="24"/>
-          <w:szCs w:val="24"/>
-        </w:rPr>
-        <w:t>  Logger.log('isi3: '+isi3);</w:t>
-      </w:r>
-    </w:p>
-    <w:p>
-      <w:pPr>
-        <w:spacing w:after="0" w:line="240" w:lineRule="auto"/>
-        <w:rPr>
-          <w:rFonts w:ascii="Arial Narrow" w:hAnsi="Arial Narrow"/>
-          <w:sz w:val="24"/>
-          <w:szCs w:val="24"/>
-        </w:rPr>
-      </w:pPr>
-      <w:r>
-        <w:rPr>
-          <w:rFonts w:ascii="Arial Narrow" w:hAnsi="Arial Narrow"/>
-          <w:sz w:val="24"/>
-          <w:szCs w:val="24"/>
-        </w:rPr>
-        <w:t>  Logger.log('isi4: '+isi4);</w:t>
-      </w:r>
-    </w:p>
-    <w:p>
-      <w:pPr>
-        <w:spacing w:after="0" w:line="240" w:lineRule="auto"/>
-        <w:rPr>
-          <w:rFonts w:ascii="Arial Narrow" w:hAnsi="Arial Narrow"/>
-          <w:sz w:val="24"/>
-          <w:szCs w:val="24"/>
-        </w:rPr>
-      </w:pPr>
-      <w:r>
-        <w:rPr>
-          <w:rFonts w:ascii="Arial Narrow" w:hAnsi="Arial Narrow"/>
-          <w:sz w:val="24"/>
-          <w:szCs w:val="24"/>
-        </w:rPr>
-        <w:t>  Logger.log('isi5: '+isi5);</w:t>
+        <w:t xml:space="preserve">  </w:t>
+      </w:r>
+      <w:proofErr w:type="gramStart"/>
+      <w:r>
+        <w:rPr>
+          <w:rFonts w:ascii="Arial Narrow" w:hAnsi="Arial Narrow"/>
+          <w:sz w:val="24"/>
+          <w:szCs w:val="24"/>
+        </w:rPr>
+        <w:t>Logger.log(</w:t>
+      </w:r>
+      <w:proofErr w:type="gramEnd"/>
+      <w:r>
+        <w:rPr>
+          <w:rFonts w:ascii="Arial Narrow" w:hAnsi="Arial Narrow"/>
+          <w:sz w:val="24"/>
+          <w:szCs w:val="24"/>
+        </w:rPr>
+        <w:t>'isi1: '+isi1);</w:t>
+      </w:r>
+    </w:p>
+    <w:p>
+      <w:pPr>
+        <w:spacing w:after="0" w:line="240" w:lineRule="auto"/>
+        <w:rPr>
+          <w:rFonts w:ascii="Arial Narrow" w:hAnsi="Arial Narrow"/>
+          <w:sz w:val="24"/>
+          <w:szCs w:val="24"/>
+        </w:rPr>
+      </w:pPr>
+      <w:r>
+        <w:rPr>
+          <w:rFonts w:ascii="Arial Narrow" w:hAnsi="Arial Narrow"/>
+          <w:sz w:val="24"/>
+          <w:szCs w:val="24"/>
+        </w:rPr>
+        <w:t xml:space="preserve">  </w:t>
+      </w:r>
+      <w:proofErr w:type="gramStart"/>
+      <w:r>
+        <w:rPr>
+          <w:rFonts w:ascii="Arial Narrow" w:hAnsi="Arial Narrow"/>
+          <w:sz w:val="24"/>
+          <w:szCs w:val="24"/>
+        </w:rPr>
+        <w:t>Logger.log(</w:t>
+      </w:r>
+      <w:proofErr w:type="gramEnd"/>
+      <w:r>
+        <w:rPr>
+          <w:rFonts w:ascii="Arial Narrow" w:hAnsi="Arial Narrow"/>
+          <w:sz w:val="24"/>
+          <w:szCs w:val="24"/>
+        </w:rPr>
+        <w:t>'isi2: '+isi2);</w:t>
+      </w:r>
+    </w:p>
+    <w:p>
+      <w:pPr>
+        <w:spacing w:after="0" w:line="240" w:lineRule="auto"/>
+        <w:rPr>
+          <w:rFonts w:ascii="Arial Narrow" w:hAnsi="Arial Narrow"/>
+          <w:sz w:val="24"/>
+          <w:szCs w:val="24"/>
+        </w:rPr>
+      </w:pPr>
+      <w:r>
+        <w:rPr>
+          <w:rFonts w:ascii="Arial Narrow" w:hAnsi="Arial Narrow"/>
+          <w:sz w:val="24"/>
+          <w:szCs w:val="24"/>
+        </w:rPr>
+        <w:t xml:space="preserve">  </w:t>
+      </w:r>
+      <w:proofErr w:type="gramStart"/>
+      <w:r>
+        <w:rPr>
+          <w:rFonts w:ascii="Arial Narrow" w:hAnsi="Arial Narrow"/>
+          <w:sz w:val="24"/>
+          <w:szCs w:val="24"/>
+        </w:rPr>
+        <w:t>Logger.log(</w:t>
+      </w:r>
+      <w:proofErr w:type="gramEnd"/>
+      <w:r>
+        <w:rPr>
+          <w:rFonts w:ascii="Arial Narrow" w:hAnsi="Arial Narrow"/>
+          <w:sz w:val="24"/>
+          <w:szCs w:val="24"/>
+        </w:rPr>
+        <w:t>'isi3: '+isi3);</w:t>
+      </w:r>
+    </w:p>
+    <w:p>
+      <w:pPr>
+        <w:spacing w:after="0" w:line="240" w:lineRule="auto"/>
+        <w:rPr>
+          <w:rFonts w:ascii="Arial Narrow" w:hAnsi="Arial Narrow"/>
+          <w:sz w:val="24"/>
+          <w:szCs w:val="24"/>
+        </w:rPr>
+      </w:pPr>
+      <w:r>
+        <w:rPr>
+          <w:rFonts w:ascii="Arial Narrow" w:hAnsi="Arial Narrow"/>
+          <w:sz w:val="24"/>
+          <w:szCs w:val="24"/>
+        </w:rPr>
+        <w:t xml:space="preserve">  </w:t>
+      </w:r>
+      <w:proofErr w:type="gramStart"/>
+      <w:r>
+        <w:rPr>
+          <w:rFonts w:ascii="Arial Narrow" w:hAnsi="Arial Narrow"/>
+          <w:sz w:val="24"/>
+          <w:szCs w:val="24"/>
+        </w:rPr>
+        <w:t>Logger.log(</w:t>
+      </w:r>
+      <w:proofErr w:type="gramEnd"/>
+      <w:r>
+        <w:rPr>
+          <w:rFonts w:ascii="Arial Narrow" w:hAnsi="Arial Narrow"/>
+          <w:sz w:val="24"/>
+          <w:szCs w:val="24"/>
+        </w:rPr>
+        <w:t>'isi4: '+isi4);</w:t>
+      </w:r>
+    </w:p>
+    <w:p>
+      <w:pPr>
+        <w:spacing w:after="0" w:line="240" w:lineRule="auto"/>
+        <w:rPr>
+          <w:rFonts w:ascii="Arial Narrow" w:hAnsi="Arial Narrow"/>
+          <w:sz w:val="24"/>
+          <w:szCs w:val="24"/>
+        </w:rPr>
+      </w:pPr>
+      <w:r>
+        <w:rPr>
+          <w:rFonts w:ascii="Arial Narrow" w:hAnsi="Arial Narrow"/>
+          <w:sz w:val="24"/>
+          <w:szCs w:val="24"/>
+        </w:rPr>
+        <w:t xml:space="preserve">  </w:t>
+      </w:r>
+      <w:proofErr w:type="gramStart"/>
+      <w:r>
+        <w:rPr>
+          <w:rFonts w:ascii="Arial Narrow" w:hAnsi="Arial Narrow"/>
+          <w:sz w:val="24"/>
+          <w:szCs w:val="24"/>
+        </w:rPr>
+        <w:t>Logger.log(</w:t>
+      </w:r>
+      <w:proofErr w:type="gramEnd"/>
+      <w:r>
+        <w:rPr>
+          <w:rFonts w:ascii="Arial Narrow" w:hAnsi="Arial Narrow"/>
+          <w:sz w:val="24"/>
+          <w:szCs w:val="24"/>
+        </w:rPr>
+        <w:t>'isi5: '+isi5);</w:t>
       </w:r>
     </w:p>
     <w:p>
@@ -4964,25 +5280,61 @@
           <w:sz w:val="24"/>
           <w:szCs w:val="24"/>
         </w:rPr>
-        <w:t>  Logger.log('isi6: '+isi6);</w:t>
-      </w:r>
-    </w:p>
-    <w:p>
-      <w:pPr>
-        <w:spacing w:after="0" w:line="240" w:lineRule="auto"/>
-        <w:rPr>
-          <w:rFonts w:ascii="Arial Narrow" w:hAnsi="Arial Narrow"/>
-          <w:sz w:val="24"/>
-          <w:szCs w:val="24"/>
-        </w:rPr>
-      </w:pPr>
-      <w:r>
-        <w:rPr>
-          <w:rFonts w:ascii="Arial Narrow" w:hAnsi="Arial Narrow"/>
-          <w:sz w:val="24"/>
-          <w:szCs w:val="24"/>
-        </w:rPr>
-        <w:t>  Logger.log('isi7: '+isi7);</w:t>
+        <w:t xml:space="preserve">  </w:t>
+      </w:r>
+      <w:proofErr w:type="gramStart"/>
+      <w:r>
+        <w:rPr>
+          <w:rFonts w:ascii="Arial Narrow" w:hAnsi="Arial Narrow"/>
+          <w:sz w:val="24"/>
+          <w:szCs w:val="24"/>
+        </w:rPr>
+        <w:t>Logger.log(</w:t>
+      </w:r>
+      <w:proofErr w:type="gramEnd"/>
+      <w:r>
+        <w:rPr>
+          <w:rFonts w:ascii="Arial Narrow" w:hAnsi="Arial Narrow"/>
+          <w:sz w:val="24"/>
+          <w:szCs w:val="24"/>
+        </w:rPr>
+        <w:t>'isi6: '+isi6);</w:t>
+      </w:r>
+    </w:p>
+    <w:p>
+      <w:pPr>
+        <w:spacing w:after="0" w:line="240" w:lineRule="auto"/>
+        <w:rPr>
+          <w:rFonts w:ascii="Arial Narrow" w:hAnsi="Arial Narrow"/>
+          <w:sz w:val="24"/>
+          <w:szCs w:val="24"/>
+        </w:rPr>
+      </w:pPr>
+      <w:r>
+        <w:rPr>
+          <w:rFonts w:ascii="Arial Narrow" w:hAnsi="Arial Narrow"/>
+          <w:sz w:val="24"/>
+          <w:szCs w:val="24"/>
+        </w:rPr>
+        <w:t xml:space="preserve">  </w:t>
+      </w:r>
+      <w:proofErr w:type="gramStart"/>
+      <w:r>
+        <w:rPr>
+          <w:rFonts w:ascii="Arial Narrow" w:hAnsi="Arial Narrow"/>
+          <w:sz w:val="24"/>
+          <w:szCs w:val="24"/>
+        </w:rPr>
+        <w:t>Logger.log(</w:t>
+      </w:r>
+      <w:proofErr w:type="gramEnd"/>
+      <w:r>
+        <w:rPr>
+          <w:rFonts w:ascii="Arial Narrow" w:hAnsi="Arial Narrow"/>
+          <w:sz w:val="24"/>
+          <w:szCs w:val="24"/>
+        </w:rPr>
+        <w:t>'isi7: '+isi7);</w:t>
       </w:r>
     </w:p>
     <w:p>
@@ -5264,8 +5616,18 @@
           <w:sz w:val="24"/>
           <w:szCs w:val="24"/>
         </w:rPr>
-        <w:t>function header(){</w:t>
-      </w:r>
+        <w:t xml:space="preserve">function </w:t>
+      </w:r>
+      <w:proofErr w:type="gramStart"/>
+      <w:r>
+        <w:rPr>
+          <w:rFonts w:ascii="Arial Narrow" w:hAnsi="Arial Narrow"/>
+          <w:sz w:val="24"/>
+          <w:szCs w:val="24"/>
+        </w:rPr>
+        <w:t>header(){</w:t>
+      </w:r>
+      <w:proofErr w:type="gramEnd"/>
     </w:p>
     <w:p>
       <w:pPr>
@@ -5381,9 +5743,19 @@
           <w:sz w:val="24"/>
           <w:szCs w:val="24"/>
         </w:rPr>
-        <w:t>id_sheet.getSheetByName</w:t>
-      </w:r>
-      <w:proofErr w:type="spellEnd"/>
+        <w:t>id_</w:t>
+      </w:r>
+      <w:proofErr w:type="gramStart"/>
+      <w:r>
+        <w:rPr>
+          <w:rFonts w:ascii="Arial Narrow" w:hAnsi="Arial Narrow"/>
+          <w:sz w:val="24"/>
+          <w:szCs w:val="24"/>
+        </w:rPr>
+        <w:t>sheet.getSheetByName</w:t>
+      </w:r>
+      <w:proofErr w:type="spellEnd"/>
+      <w:proofErr w:type="gramEnd"/>
       <w:r>
         <w:rPr>
           <w:rFonts w:ascii="Arial Narrow" w:hAnsi="Arial Narrow"/>
@@ -5445,9 +5817,19 @@
           <w:sz w:val="24"/>
           <w:szCs w:val="24"/>
         </w:rPr>
-        <w:t>sheet_nama.getRange</w:t>
-      </w:r>
-      <w:proofErr w:type="spellEnd"/>
+        <w:t>sheet_</w:t>
+      </w:r>
+      <w:proofErr w:type="gramStart"/>
+      <w:r>
+        <w:rPr>
+          <w:rFonts w:ascii="Arial Narrow" w:hAnsi="Arial Narrow"/>
+          <w:sz w:val="24"/>
+          <w:szCs w:val="24"/>
+        </w:rPr>
+        <w:t>nama.getRange</w:t>
+      </w:r>
+      <w:proofErr w:type="spellEnd"/>
+      <w:proofErr w:type="gramEnd"/>
       <w:r>
         <w:rPr>
           <w:rFonts w:ascii="Arial Narrow" w:hAnsi="Arial Narrow"/>
@@ -5472,7 +5854,25 @@
           <w:sz w:val="24"/>
           <w:szCs w:val="24"/>
         </w:rPr>
-        <w:t>  get_colom_A1.setValue('No.');</w:t>
+        <w:t>  get_colom_A</w:t>
+      </w:r>
+      <w:proofErr w:type="gramStart"/>
+      <w:r>
+        <w:rPr>
+          <w:rFonts w:ascii="Arial Narrow" w:hAnsi="Arial Narrow"/>
+          <w:sz w:val="24"/>
+          <w:szCs w:val="24"/>
+        </w:rPr>
+        <w:t>1.setValue</w:t>
+      </w:r>
+      <w:proofErr w:type="gramEnd"/>
+      <w:r>
+        <w:rPr>
+          <w:rFonts w:ascii="Arial Narrow" w:hAnsi="Arial Narrow"/>
+          <w:sz w:val="24"/>
+          <w:szCs w:val="24"/>
+        </w:rPr>
+        <w:t>('No.');</w:t>
       </w:r>
     </w:p>
     <w:p>
@@ -5517,16 +5917,35 @@
           <w:sz w:val="24"/>
           <w:szCs w:val="24"/>
         </w:rPr>
-        <w:t>sheet_nama.getRange</w:t>
-      </w:r>
-      <w:proofErr w:type="spellEnd"/>
-      <w:r>
-        <w:rPr>
-          <w:rFonts w:ascii="Arial Narrow" w:hAnsi="Arial Narrow"/>
-          <w:sz w:val="24"/>
-          <w:szCs w:val="24"/>
-        </w:rPr>
-        <w:t>('A1').</w:t>
+        <w:t>sheet_</w:t>
+      </w:r>
+      <w:proofErr w:type="gramStart"/>
+      <w:r>
+        <w:rPr>
+          <w:rFonts w:ascii="Arial Narrow" w:hAnsi="Arial Narrow"/>
+          <w:sz w:val="24"/>
+          <w:szCs w:val="24"/>
+        </w:rPr>
+        <w:t>nama.getRange</w:t>
+      </w:r>
+      <w:proofErr w:type="spellEnd"/>
+      <w:proofErr w:type="gramEnd"/>
+      <w:r>
+        <w:rPr>
+          <w:rFonts w:ascii="Arial Narrow" w:hAnsi="Arial Narrow"/>
+          <w:sz w:val="24"/>
+          <w:szCs w:val="24"/>
+        </w:rPr>
+        <w:t>('A1'</w:t>
+      </w:r>
+      <w:proofErr w:type="gramStart"/>
+      <w:r>
+        <w:rPr>
+          <w:rFonts w:ascii="Arial Narrow" w:hAnsi="Arial Narrow"/>
+          <w:sz w:val="24"/>
+          <w:szCs w:val="24"/>
+        </w:rPr>
+        <w:t>).</w:t>
       </w:r>
       <w:proofErr w:type="spellStart"/>
       <w:r>
@@ -5538,6 +5957,7 @@
         <w:t>getDisplayValue</w:t>
       </w:r>
       <w:proofErr w:type="spellEnd"/>
+      <w:proofErr w:type="gramEnd"/>
       <w:r>
         <w:rPr>
           <w:rFonts w:ascii="Arial Narrow" w:hAnsi="Arial Narrow"/>
@@ -5609,9 +6029,19 @@
           <w:sz w:val="24"/>
           <w:szCs w:val="24"/>
         </w:rPr>
-        <w:t>sheet_nama.getRange</w:t>
-      </w:r>
-      <w:proofErr w:type="spellEnd"/>
+        <w:t>sheet_</w:t>
+      </w:r>
+      <w:proofErr w:type="gramStart"/>
+      <w:r>
+        <w:rPr>
+          <w:rFonts w:ascii="Arial Narrow" w:hAnsi="Arial Narrow"/>
+          <w:sz w:val="24"/>
+          <w:szCs w:val="24"/>
+        </w:rPr>
+        <w:t>nama.getRange</w:t>
+      </w:r>
+      <w:proofErr w:type="spellEnd"/>
+      <w:proofErr w:type="gramEnd"/>
       <w:r>
         <w:rPr>
           <w:rFonts w:ascii="Arial Narrow" w:hAnsi="Arial Narrow"/>
@@ -5636,7 +6066,25 @@
           <w:sz w:val="24"/>
           <w:szCs w:val="24"/>
         </w:rPr>
-        <w:t>  get_colom_B1.setValue('</w:t>
+        <w:t>  get_colom_B</w:t>
+      </w:r>
+      <w:proofErr w:type="gramStart"/>
+      <w:r>
+        <w:rPr>
+          <w:rFonts w:ascii="Arial Narrow" w:hAnsi="Arial Narrow"/>
+          <w:sz w:val="24"/>
+          <w:szCs w:val="24"/>
+        </w:rPr>
+        <w:t>1.setValue</w:t>
+      </w:r>
+      <w:proofErr w:type="gramEnd"/>
+      <w:r>
+        <w:rPr>
+          <w:rFonts w:ascii="Arial Narrow" w:hAnsi="Arial Narrow"/>
+          <w:sz w:val="24"/>
+          <w:szCs w:val="24"/>
+        </w:rPr>
+        <w:t>('</w:t>
       </w:r>
       <w:proofErr w:type="spellStart"/>
       <w:r>
@@ -5699,16 +6147,35 @@
           <w:sz w:val="24"/>
           <w:szCs w:val="24"/>
         </w:rPr>
-        <w:t>sheet_nama.getRange</w:t>
-      </w:r>
-      <w:proofErr w:type="spellEnd"/>
-      <w:r>
-        <w:rPr>
-          <w:rFonts w:ascii="Arial Narrow" w:hAnsi="Arial Narrow"/>
-          <w:sz w:val="24"/>
-          <w:szCs w:val="24"/>
-        </w:rPr>
-        <w:t>('B1').</w:t>
+        <w:t>sheet_</w:t>
+      </w:r>
+      <w:proofErr w:type="gramStart"/>
+      <w:r>
+        <w:rPr>
+          <w:rFonts w:ascii="Arial Narrow" w:hAnsi="Arial Narrow"/>
+          <w:sz w:val="24"/>
+          <w:szCs w:val="24"/>
+        </w:rPr>
+        <w:t>nama.getRange</w:t>
+      </w:r>
+      <w:proofErr w:type="spellEnd"/>
+      <w:proofErr w:type="gramEnd"/>
+      <w:r>
+        <w:rPr>
+          <w:rFonts w:ascii="Arial Narrow" w:hAnsi="Arial Narrow"/>
+          <w:sz w:val="24"/>
+          <w:szCs w:val="24"/>
+        </w:rPr>
+        <w:t>('B1'</w:t>
+      </w:r>
+      <w:proofErr w:type="gramStart"/>
+      <w:r>
+        <w:rPr>
+          <w:rFonts w:ascii="Arial Narrow" w:hAnsi="Arial Narrow"/>
+          <w:sz w:val="24"/>
+          <w:szCs w:val="24"/>
+        </w:rPr>
+        <w:t>).</w:t>
       </w:r>
       <w:proofErr w:type="spellStart"/>
       <w:r>
@@ -5720,6 +6187,7 @@
         <w:t>getDisplayValue</w:t>
       </w:r>
       <w:proofErr w:type="spellEnd"/>
+      <w:proofErr w:type="gramEnd"/>
       <w:r>
         <w:rPr>
           <w:rFonts w:ascii="Arial Narrow" w:hAnsi="Arial Narrow"/>
@@ -5781,9 +6249,19 @@
           <w:sz w:val="24"/>
           <w:szCs w:val="24"/>
         </w:rPr>
-        <w:t>sheet_nama.getRange</w:t>
-      </w:r>
-      <w:proofErr w:type="spellEnd"/>
+        <w:t>sheet_</w:t>
+      </w:r>
+      <w:proofErr w:type="gramStart"/>
+      <w:r>
+        <w:rPr>
+          <w:rFonts w:ascii="Arial Narrow" w:hAnsi="Arial Narrow"/>
+          <w:sz w:val="24"/>
+          <w:szCs w:val="24"/>
+        </w:rPr>
+        <w:t>nama.getRange</w:t>
+      </w:r>
+      <w:proofErr w:type="spellEnd"/>
+      <w:proofErr w:type="gramEnd"/>
       <w:r>
         <w:rPr>
           <w:rFonts w:ascii="Arial Narrow" w:hAnsi="Arial Narrow"/>
@@ -5808,7 +6286,25 @@
           <w:sz w:val="24"/>
           <w:szCs w:val="24"/>
         </w:rPr>
-        <w:t>  get_colom_C1.setValue('Nama');</w:t>
+        <w:t>  get_colom_C</w:t>
+      </w:r>
+      <w:proofErr w:type="gramStart"/>
+      <w:r>
+        <w:rPr>
+          <w:rFonts w:ascii="Arial Narrow" w:hAnsi="Arial Narrow"/>
+          <w:sz w:val="24"/>
+          <w:szCs w:val="24"/>
+        </w:rPr>
+        <w:t>1.setValue</w:t>
+      </w:r>
+      <w:proofErr w:type="gramEnd"/>
+      <w:r>
+        <w:rPr>
+          <w:rFonts w:ascii="Arial Narrow" w:hAnsi="Arial Narrow"/>
+          <w:sz w:val="24"/>
+          <w:szCs w:val="24"/>
+        </w:rPr>
+        <w:t>('Nama');</w:t>
       </w:r>
     </w:p>
     <w:p>
@@ -5873,9 +6369,19 @@
           <w:sz w:val="24"/>
           <w:szCs w:val="24"/>
         </w:rPr>
-        <w:t>sheet_nama.getRange</w:t>
-      </w:r>
-      <w:proofErr w:type="spellEnd"/>
+        <w:t>sheet_</w:t>
+      </w:r>
+      <w:proofErr w:type="gramStart"/>
+      <w:r>
+        <w:rPr>
+          <w:rFonts w:ascii="Arial Narrow" w:hAnsi="Arial Narrow"/>
+          <w:sz w:val="24"/>
+          <w:szCs w:val="24"/>
+        </w:rPr>
+        <w:t>nama.getRange</w:t>
+      </w:r>
+      <w:proofErr w:type="spellEnd"/>
+      <w:proofErr w:type="gramEnd"/>
       <w:r>
         <w:rPr>
           <w:rFonts w:ascii="Arial Narrow" w:hAnsi="Arial Narrow"/>
@@ -5900,7 +6406,25 @@
           <w:sz w:val="24"/>
           <w:szCs w:val="24"/>
         </w:rPr>
-        <w:t>  get_colom_D1.setValue('</w:t>
+        <w:t>  get_colom_D</w:t>
+      </w:r>
+      <w:proofErr w:type="gramStart"/>
+      <w:r>
+        <w:rPr>
+          <w:rFonts w:ascii="Arial Narrow" w:hAnsi="Arial Narrow"/>
+          <w:sz w:val="24"/>
+          <w:szCs w:val="24"/>
+        </w:rPr>
+        <w:t>1.setValue</w:t>
+      </w:r>
+      <w:proofErr w:type="gramEnd"/>
+      <w:r>
+        <w:rPr>
+          <w:rFonts w:ascii="Arial Narrow" w:hAnsi="Arial Narrow"/>
+          <w:sz w:val="24"/>
+          <w:szCs w:val="24"/>
+        </w:rPr>
+        <w:t>('</w:t>
       </w:r>
       <w:proofErr w:type="spellStart"/>
       <w:r>
@@ -5946,7 +6470,79 @@
           <w:sz w:val="24"/>
           <w:szCs w:val="24"/>
         </w:rPr>
-        <w:t>  sheet_nama.getRange('A1:D1').setVerticalAlignment('middle').setHorizontalAlignment('center').setFontWeight('bold');</w:t>
+        <w:t>  sheet_</w:t>
+      </w:r>
+      <w:proofErr w:type="gramStart"/>
+      <w:r>
+        <w:rPr>
+          <w:rFonts w:ascii="Arial Narrow" w:hAnsi="Arial Narrow"/>
+          <w:sz w:val="24"/>
+          <w:szCs w:val="24"/>
+        </w:rPr>
+        <w:t>nama.getRange</w:t>
+      </w:r>
+      <w:proofErr w:type="gramEnd"/>
+      <w:r>
+        <w:rPr>
+          <w:rFonts w:ascii="Arial Narrow" w:hAnsi="Arial Narrow"/>
+          <w:sz w:val="24"/>
+          <w:szCs w:val="24"/>
+        </w:rPr>
+        <w:t>('A1:D1'</w:t>
+      </w:r>
+      <w:proofErr w:type="gramStart"/>
+      <w:r>
+        <w:rPr>
+          <w:rFonts w:ascii="Arial Narrow" w:hAnsi="Arial Narrow"/>
+          <w:sz w:val="24"/>
+          <w:szCs w:val="24"/>
+        </w:rPr>
+        <w:t>).setVerticalAlignment</w:t>
+      </w:r>
+      <w:proofErr w:type="gramEnd"/>
+      <w:r>
+        <w:rPr>
+          <w:rFonts w:ascii="Arial Narrow" w:hAnsi="Arial Narrow"/>
+          <w:sz w:val="24"/>
+          <w:szCs w:val="24"/>
+        </w:rPr>
+        <w:t>('middle'</w:t>
+      </w:r>
+      <w:proofErr w:type="gramStart"/>
+      <w:r>
+        <w:rPr>
+          <w:rFonts w:ascii="Arial Narrow" w:hAnsi="Arial Narrow"/>
+          <w:sz w:val="24"/>
+          <w:szCs w:val="24"/>
+        </w:rPr>
+        <w:t>).setHorizontalAlignment</w:t>
+      </w:r>
+      <w:proofErr w:type="gramEnd"/>
+      <w:r>
+        <w:rPr>
+          <w:rFonts w:ascii="Arial Narrow" w:hAnsi="Arial Narrow"/>
+          <w:sz w:val="24"/>
+          <w:szCs w:val="24"/>
+        </w:rPr>
+        <w:t>('center'</w:t>
+      </w:r>
+      <w:proofErr w:type="gramStart"/>
+      <w:r>
+        <w:rPr>
+          <w:rFonts w:ascii="Arial Narrow" w:hAnsi="Arial Narrow"/>
+          <w:sz w:val="24"/>
+          <w:szCs w:val="24"/>
+        </w:rPr>
+        <w:t>).setFontWeight</w:t>
+      </w:r>
+      <w:proofErr w:type="gramEnd"/>
+      <w:r>
+        <w:rPr>
+          <w:rFonts w:ascii="Arial Narrow" w:hAnsi="Arial Narrow"/>
+          <w:sz w:val="24"/>
+          <w:szCs w:val="24"/>
+        </w:rPr>
+        <w:t>('bold');</w:t>
       </w:r>
     </w:p>
     <w:p>
@@ -5973,16 +6569,53 @@
           <w:sz w:val="24"/>
           <w:szCs w:val="24"/>
         </w:rPr>
-        <w:t>sheet_nama.getRange</w:t>
-      </w:r>
-      <w:proofErr w:type="spellEnd"/>
-      <w:r>
-        <w:rPr>
-          <w:rFonts w:ascii="Arial Narrow" w:hAnsi="Arial Narrow"/>
-          <w:sz w:val="24"/>
-          <w:szCs w:val="24"/>
-        </w:rPr>
-        <w:t>('B2:B').</w:t>
+        <w:t>sheet_</w:t>
+      </w:r>
+      <w:proofErr w:type="gramStart"/>
+      <w:r>
+        <w:rPr>
+          <w:rFonts w:ascii="Arial Narrow" w:hAnsi="Arial Narrow"/>
+          <w:sz w:val="24"/>
+          <w:szCs w:val="24"/>
+        </w:rPr>
+        <w:t>nama.getRange</w:t>
+      </w:r>
+      <w:proofErr w:type="spellEnd"/>
+      <w:proofErr w:type="gramEnd"/>
+      <w:r>
+        <w:rPr>
+          <w:rFonts w:ascii="Arial Narrow" w:hAnsi="Arial Narrow"/>
+          <w:sz w:val="24"/>
+          <w:szCs w:val="24"/>
+        </w:rPr>
+        <w:t>('B</w:t>
+      </w:r>
+      <w:proofErr w:type="gramStart"/>
+      <w:r>
+        <w:rPr>
+          <w:rFonts w:ascii="Arial Narrow" w:hAnsi="Arial Narrow"/>
+          <w:sz w:val="24"/>
+          <w:szCs w:val="24"/>
+        </w:rPr>
+        <w:t>2:B</w:t>
+      </w:r>
+      <w:proofErr w:type="gramEnd"/>
+      <w:r>
+        <w:rPr>
+          <w:rFonts w:ascii="Arial Narrow" w:hAnsi="Arial Narrow"/>
+          <w:sz w:val="24"/>
+          <w:szCs w:val="24"/>
+        </w:rPr>
+        <w:t>'</w:t>
+      </w:r>
+      <w:proofErr w:type="gramStart"/>
+      <w:r>
+        <w:rPr>
+          <w:rFonts w:ascii="Arial Narrow" w:hAnsi="Arial Narrow"/>
+          <w:sz w:val="24"/>
+          <w:szCs w:val="24"/>
+        </w:rPr>
+        <w:t>).</w:t>
       </w:r>
       <w:proofErr w:type="spellStart"/>
       <w:r>
@@ -5994,6 +6627,7 @@
         <w:t>setNumberFormat</w:t>
       </w:r>
       <w:proofErr w:type="spellEnd"/>
+      <w:proofErr w:type="gramEnd"/>
       <w:r>
         <w:rPr>
           <w:rFonts w:ascii="Arial Narrow" w:hAnsi="Arial Narrow"/>
@@ -6063,16 +6697,53 @@
           <w:sz w:val="24"/>
           <w:szCs w:val="24"/>
         </w:rPr>
-        <w:t>sheet_nama.getRange</w:t>
-      </w:r>
-      <w:proofErr w:type="spellEnd"/>
-      <w:r>
-        <w:rPr>
-          <w:rFonts w:ascii="Arial Narrow" w:hAnsi="Arial Narrow"/>
-          <w:sz w:val="24"/>
-          <w:szCs w:val="24"/>
-        </w:rPr>
-        <w:t>('B2:B').</w:t>
+        <w:t>sheet_</w:t>
+      </w:r>
+      <w:proofErr w:type="gramStart"/>
+      <w:r>
+        <w:rPr>
+          <w:rFonts w:ascii="Arial Narrow" w:hAnsi="Arial Narrow"/>
+          <w:sz w:val="24"/>
+          <w:szCs w:val="24"/>
+        </w:rPr>
+        <w:t>nama.getRange</w:t>
+      </w:r>
+      <w:proofErr w:type="spellEnd"/>
+      <w:proofErr w:type="gramEnd"/>
+      <w:r>
+        <w:rPr>
+          <w:rFonts w:ascii="Arial Narrow" w:hAnsi="Arial Narrow"/>
+          <w:sz w:val="24"/>
+          <w:szCs w:val="24"/>
+        </w:rPr>
+        <w:t>('B</w:t>
+      </w:r>
+      <w:proofErr w:type="gramStart"/>
+      <w:r>
+        <w:rPr>
+          <w:rFonts w:ascii="Arial Narrow" w:hAnsi="Arial Narrow"/>
+          <w:sz w:val="24"/>
+          <w:szCs w:val="24"/>
+        </w:rPr>
+        <w:t>2:B</w:t>
+      </w:r>
+      <w:proofErr w:type="gramEnd"/>
+      <w:r>
+        <w:rPr>
+          <w:rFonts w:ascii="Arial Narrow" w:hAnsi="Arial Narrow"/>
+          <w:sz w:val="24"/>
+          <w:szCs w:val="24"/>
+        </w:rPr>
+        <w:t>'</w:t>
+      </w:r>
+      <w:proofErr w:type="gramStart"/>
+      <w:r>
+        <w:rPr>
+          <w:rFonts w:ascii="Arial Narrow" w:hAnsi="Arial Narrow"/>
+          <w:sz w:val="24"/>
+          <w:szCs w:val="24"/>
+        </w:rPr>
+        <w:t>).</w:t>
       </w:r>
       <w:proofErr w:type="spellStart"/>
       <w:r>
@@ -6084,6 +6755,7 @@
         <w:t>setNumberFormat</w:t>
       </w:r>
       <w:proofErr w:type="spellEnd"/>
+      <w:proofErr w:type="gramEnd"/>
       <w:r>
         <w:rPr>
           <w:rFonts w:ascii="Arial Narrow" w:hAnsi="Arial Narrow"/>
@@ -6145,16 +6817,35 @@
           <w:sz w:val="24"/>
           <w:szCs w:val="24"/>
         </w:rPr>
-        <w:t>sheet_nama.getRange</w:t>
-      </w:r>
-      <w:proofErr w:type="spellEnd"/>
-      <w:r>
-        <w:rPr>
-          <w:rFonts w:ascii="Arial Narrow" w:hAnsi="Arial Narrow"/>
-          <w:sz w:val="24"/>
-          <w:szCs w:val="24"/>
-        </w:rPr>
-        <w:t>('D2:D').</w:t>
+        <w:t>sheet_</w:t>
+      </w:r>
+      <w:proofErr w:type="gramStart"/>
+      <w:r>
+        <w:rPr>
+          <w:rFonts w:ascii="Arial Narrow" w:hAnsi="Arial Narrow"/>
+          <w:sz w:val="24"/>
+          <w:szCs w:val="24"/>
+        </w:rPr>
+        <w:t>nama.getRange</w:t>
+      </w:r>
+      <w:proofErr w:type="spellEnd"/>
+      <w:proofErr w:type="gramEnd"/>
+      <w:r>
+        <w:rPr>
+          <w:rFonts w:ascii="Arial Narrow" w:hAnsi="Arial Narrow"/>
+          <w:sz w:val="24"/>
+          <w:szCs w:val="24"/>
+        </w:rPr>
+        <w:t>('D2:D'</w:t>
+      </w:r>
+      <w:proofErr w:type="gramStart"/>
+      <w:r>
+        <w:rPr>
+          <w:rFonts w:ascii="Arial Narrow" w:hAnsi="Arial Narrow"/>
+          <w:sz w:val="24"/>
+          <w:szCs w:val="24"/>
+        </w:rPr>
+        <w:t>).</w:t>
       </w:r>
       <w:proofErr w:type="spellStart"/>
       <w:r>
@@ -6166,13 +6857,32 @@
         <w:t>setNumberFormat</w:t>
       </w:r>
       <w:proofErr w:type="spellEnd"/>
-      <w:r>
-        <w:rPr>
-          <w:rFonts w:ascii="Arial Narrow" w:hAnsi="Arial Narrow"/>
-          <w:sz w:val="24"/>
-          <w:szCs w:val="24"/>
-        </w:rPr>
-        <w:t>('[$Rp. -421]#,##.00');</w:t>
+      <w:proofErr w:type="gramEnd"/>
+      <w:r>
+        <w:rPr>
+          <w:rFonts w:ascii="Arial Narrow" w:hAnsi="Arial Narrow"/>
+          <w:sz w:val="24"/>
+          <w:szCs w:val="24"/>
+        </w:rPr>
+        <w:t>('[$Rp. -</w:t>
+      </w:r>
+      <w:proofErr w:type="gramStart"/>
+      <w:r>
+        <w:rPr>
+          <w:rFonts w:ascii="Arial Narrow" w:hAnsi="Arial Narrow"/>
+          <w:sz w:val="24"/>
+          <w:szCs w:val="24"/>
+        </w:rPr>
+        <w:t>421]#</w:t>
+      </w:r>
+      <w:proofErr w:type="gramEnd"/>
+      <w:r>
+        <w:rPr>
+          <w:rFonts w:ascii="Arial Narrow" w:hAnsi="Arial Narrow"/>
+          <w:sz w:val="24"/>
+          <w:szCs w:val="24"/>
+        </w:rPr>
+        <w:t>,##.00');</w:t>
       </w:r>
     </w:p>
     <w:p>
@@ -6299,7 +7009,16 @@
           <w:sz w:val="24"/>
           <w:szCs w:val="24"/>
         </w:rPr>
-        <w:t>ambil_data</w:t>
+        <w:t>ambil_</w:t>
+      </w:r>
+      <w:proofErr w:type="gramStart"/>
+      <w:r>
+        <w:rPr>
+          <w:rFonts w:ascii="Arial Narrow" w:hAnsi="Arial Narrow"/>
+          <w:sz w:val="24"/>
+          <w:szCs w:val="24"/>
+        </w:rPr>
+        <w:t>data</w:t>
       </w:r>
       <w:proofErr w:type="spellEnd"/>
       <w:r>
@@ -6310,23 +7029,42 @@
         </w:rPr>
         <w:t>(){</w:t>
       </w:r>
-    </w:p>
-    <w:p>
-      <w:pPr>
-        <w:spacing w:after="0" w:line="240" w:lineRule="auto"/>
-        <w:rPr>
-          <w:rFonts w:ascii="Arial Narrow" w:hAnsi="Arial Narrow"/>
-          <w:sz w:val="24"/>
-          <w:szCs w:val="24"/>
-        </w:rPr>
-      </w:pPr>
-      <w:r>
-        <w:rPr>
-          <w:rFonts w:ascii="Arial Narrow" w:hAnsi="Arial Narrow"/>
-          <w:sz w:val="24"/>
-          <w:szCs w:val="24"/>
-        </w:rPr>
-        <w:t>  header();</w:t>
+      <w:proofErr w:type="gramEnd"/>
+    </w:p>
+    <w:p>
+      <w:pPr>
+        <w:spacing w:after="0" w:line="240" w:lineRule="auto"/>
+        <w:rPr>
+          <w:rFonts w:ascii="Arial Narrow" w:hAnsi="Arial Narrow"/>
+          <w:sz w:val="24"/>
+          <w:szCs w:val="24"/>
+        </w:rPr>
+      </w:pPr>
+      <w:r>
+        <w:rPr>
+          <w:rFonts w:ascii="Arial Narrow" w:hAnsi="Arial Narrow"/>
+          <w:sz w:val="24"/>
+          <w:szCs w:val="24"/>
+        </w:rPr>
+        <w:t xml:space="preserve">  </w:t>
+      </w:r>
+      <w:proofErr w:type="gramStart"/>
+      <w:r>
+        <w:rPr>
+          <w:rFonts w:ascii="Arial Narrow" w:hAnsi="Arial Narrow"/>
+          <w:sz w:val="24"/>
+          <w:szCs w:val="24"/>
+        </w:rPr>
+        <w:t>header(</w:t>
+      </w:r>
+      <w:proofErr w:type="gramEnd"/>
+      <w:r>
+        <w:rPr>
+          <w:rFonts w:ascii="Arial Narrow" w:hAnsi="Arial Narrow"/>
+          <w:sz w:val="24"/>
+          <w:szCs w:val="24"/>
+        </w:rPr>
+        <w:t>);</w:t>
       </w:r>
     </w:p>
     <w:p>
@@ -6435,9 +7173,19 @@
           <w:sz w:val="24"/>
           <w:szCs w:val="24"/>
         </w:rPr>
-        <w:t>id_sheet.getSheetByName</w:t>
-      </w:r>
-      <w:proofErr w:type="spellEnd"/>
+        <w:t>id_</w:t>
+      </w:r>
+      <w:proofErr w:type="gramStart"/>
+      <w:r>
+        <w:rPr>
+          <w:rFonts w:ascii="Arial Narrow" w:hAnsi="Arial Narrow"/>
+          <w:sz w:val="24"/>
+          <w:szCs w:val="24"/>
+        </w:rPr>
+        <w:t>sheet.getSheetByName</w:t>
+      </w:r>
+      <w:proofErr w:type="spellEnd"/>
+      <w:proofErr w:type="gramEnd"/>
       <w:r>
         <w:rPr>
           <w:rFonts w:ascii="Arial Narrow" w:hAnsi="Arial Narrow"/>
@@ -6490,7 +7238,43 @@
           <w:sz w:val="24"/>
           <w:szCs w:val="24"/>
         </w:rPr>
-        <w:t>  // sheet_nama.getRange('A2:D2').setValues([[1,'15/1/2026','Andi','1000']]);</w:t>
+        <w:t>  // sheet_</w:t>
+      </w:r>
+      <w:proofErr w:type="gramStart"/>
+      <w:r>
+        <w:rPr>
+          <w:rFonts w:ascii="Arial Narrow" w:hAnsi="Arial Narrow"/>
+          <w:sz w:val="24"/>
+          <w:szCs w:val="24"/>
+        </w:rPr>
+        <w:t>nama.getRange</w:t>
+      </w:r>
+      <w:proofErr w:type="gramEnd"/>
+      <w:r>
+        <w:rPr>
+          <w:rFonts w:ascii="Arial Narrow" w:hAnsi="Arial Narrow"/>
+          <w:sz w:val="24"/>
+          <w:szCs w:val="24"/>
+        </w:rPr>
+        <w:t>('A2:D2'</w:t>
+      </w:r>
+      <w:proofErr w:type="gramStart"/>
+      <w:r>
+        <w:rPr>
+          <w:rFonts w:ascii="Arial Narrow" w:hAnsi="Arial Narrow"/>
+          <w:sz w:val="24"/>
+          <w:szCs w:val="24"/>
+        </w:rPr>
+        <w:t>).setValues</w:t>
+      </w:r>
+      <w:proofErr w:type="gramEnd"/>
+      <w:r>
+        <w:rPr>
+          <w:rFonts w:ascii="Arial Narrow" w:hAnsi="Arial Narrow"/>
+          <w:sz w:val="24"/>
+          <w:szCs w:val="24"/>
+        </w:rPr>
+        <w:t>([[1,'15/1/2026','Andi','1000']]);</w:t>
       </w:r>
     </w:p>
     <w:p>
@@ -6545,16 +7329,35 @@
           <w:sz w:val="24"/>
           <w:szCs w:val="24"/>
         </w:rPr>
-        <w:t>sheet_nama.getRange</w:t>
-      </w:r>
-      <w:proofErr w:type="spellEnd"/>
-      <w:r>
-        <w:rPr>
-          <w:rFonts w:ascii="Arial Narrow" w:hAnsi="Arial Narrow"/>
-          <w:sz w:val="24"/>
-          <w:szCs w:val="24"/>
-        </w:rPr>
-        <w:t>('A2:D4').</w:t>
+        <w:t>sheet_</w:t>
+      </w:r>
+      <w:proofErr w:type="gramStart"/>
+      <w:r>
+        <w:rPr>
+          <w:rFonts w:ascii="Arial Narrow" w:hAnsi="Arial Narrow"/>
+          <w:sz w:val="24"/>
+          <w:szCs w:val="24"/>
+        </w:rPr>
+        <w:t>nama.getRange</w:t>
+      </w:r>
+      <w:proofErr w:type="spellEnd"/>
+      <w:proofErr w:type="gramEnd"/>
+      <w:r>
+        <w:rPr>
+          <w:rFonts w:ascii="Arial Narrow" w:hAnsi="Arial Narrow"/>
+          <w:sz w:val="24"/>
+          <w:szCs w:val="24"/>
+        </w:rPr>
+        <w:t>('A2:D4'</w:t>
+      </w:r>
+      <w:proofErr w:type="gramStart"/>
+      <w:r>
+        <w:rPr>
+          <w:rFonts w:ascii="Arial Narrow" w:hAnsi="Arial Narrow"/>
+          <w:sz w:val="24"/>
+          <w:szCs w:val="24"/>
+        </w:rPr>
+        <w:t>).</w:t>
       </w:r>
       <w:proofErr w:type="spellStart"/>
       <w:r>
@@ -6566,6 +7369,7 @@
         <w:t>setValues</w:t>
       </w:r>
       <w:proofErr w:type="spellEnd"/>
+      <w:proofErr w:type="gramEnd"/>
       <w:r>
         <w:rPr>
           <w:rFonts w:ascii="Arial Narrow" w:hAnsi="Arial Narrow"/>
@@ -6608,25 +7412,61 @@
           <w:sz w:val="24"/>
           <w:szCs w:val="24"/>
         </w:rPr>
-        <w:t>    [2,new Date(2026,1,15),'Joko','2000'],</w:t>
-      </w:r>
-    </w:p>
-    <w:p>
-      <w:pPr>
-        <w:spacing w:after="0" w:line="240" w:lineRule="auto"/>
-        <w:rPr>
-          <w:rFonts w:ascii="Arial Narrow" w:hAnsi="Arial Narrow"/>
-          <w:sz w:val="24"/>
-          <w:szCs w:val="24"/>
-        </w:rPr>
-      </w:pPr>
-      <w:r>
-        <w:rPr>
-          <w:rFonts w:ascii="Arial Narrow" w:hAnsi="Arial Narrow"/>
-          <w:sz w:val="24"/>
-          <w:szCs w:val="24"/>
-        </w:rPr>
-        <w:t>    [3,new Date(2026,4,11),'Budi','7000']</w:t>
+        <w:t>    [</w:t>
+      </w:r>
+      <w:proofErr w:type="gramStart"/>
+      <w:r>
+        <w:rPr>
+          <w:rFonts w:ascii="Arial Narrow" w:hAnsi="Arial Narrow"/>
+          <w:sz w:val="24"/>
+          <w:szCs w:val="24"/>
+        </w:rPr>
+        <w:t>2,new</w:t>
+      </w:r>
+      <w:proofErr w:type="gramEnd"/>
+      <w:r>
+        <w:rPr>
+          <w:rFonts w:ascii="Arial Narrow" w:hAnsi="Arial Narrow"/>
+          <w:sz w:val="24"/>
+          <w:szCs w:val="24"/>
+        </w:rPr>
+        <w:t xml:space="preserve"> Date(2026,1,15),'Joko','2000'],</w:t>
+      </w:r>
+    </w:p>
+    <w:p>
+      <w:pPr>
+        <w:spacing w:after="0" w:line="240" w:lineRule="auto"/>
+        <w:rPr>
+          <w:rFonts w:ascii="Arial Narrow" w:hAnsi="Arial Narrow"/>
+          <w:sz w:val="24"/>
+          <w:szCs w:val="24"/>
+        </w:rPr>
+      </w:pPr>
+      <w:r>
+        <w:rPr>
+          <w:rFonts w:ascii="Arial Narrow" w:hAnsi="Arial Narrow"/>
+          <w:sz w:val="24"/>
+          <w:szCs w:val="24"/>
+        </w:rPr>
+        <w:t>    [</w:t>
+      </w:r>
+      <w:proofErr w:type="gramStart"/>
+      <w:r>
+        <w:rPr>
+          <w:rFonts w:ascii="Arial Narrow" w:hAnsi="Arial Narrow"/>
+          <w:sz w:val="24"/>
+          <w:szCs w:val="24"/>
+        </w:rPr>
+        <w:t>3,new</w:t>
+      </w:r>
+      <w:proofErr w:type="gramEnd"/>
+      <w:r>
+        <w:rPr>
+          <w:rFonts w:ascii="Arial Narrow" w:hAnsi="Arial Narrow"/>
+          <w:sz w:val="24"/>
+          <w:szCs w:val="24"/>
+        </w:rPr>
+        <w:t xml:space="preserve"> Date(2026,4,11),'Budi','7000']</w:t>
       </w:r>
     </w:p>
     <w:p>
@@ -6874,8 +7714,18 @@
           <w:sz w:val="24"/>
           <w:szCs w:val="24"/>
         </w:rPr>
-        <w:t>function atur_data2(){</w:t>
-      </w:r>
+        <w:t>function atur_data2</w:t>
+      </w:r>
+      <w:proofErr w:type="gramStart"/>
+      <w:r>
+        <w:rPr>
+          <w:rFonts w:ascii="Arial Narrow" w:hAnsi="Arial Narrow"/>
+          <w:sz w:val="24"/>
+          <w:szCs w:val="24"/>
+        </w:rPr>
+        <w:t>(){</w:t>
+      </w:r>
+      <w:proofErr w:type="gramEnd"/>
     </w:p>
     <w:p>
       <w:pPr>
@@ -6973,9 +7823,19 @@
           <w:sz w:val="24"/>
           <w:szCs w:val="24"/>
         </w:rPr>
-        <w:t>id_sheet.getSheetByName</w:t>
-      </w:r>
-      <w:proofErr w:type="spellEnd"/>
+        <w:t>id_</w:t>
+      </w:r>
+      <w:proofErr w:type="gramStart"/>
+      <w:r>
+        <w:rPr>
+          <w:rFonts w:ascii="Arial Narrow" w:hAnsi="Arial Narrow"/>
+          <w:sz w:val="24"/>
+          <w:szCs w:val="24"/>
+        </w:rPr>
+        <w:t>sheet.getSheetByName</w:t>
+      </w:r>
+      <w:proofErr w:type="spellEnd"/>
+      <w:proofErr w:type="gramEnd"/>
       <w:r>
         <w:rPr>
           <w:rFonts w:ascii="Arial Narrow" w:hAnsi="Arial Narrow"/>
@@ -7009,9 +7869,19 @@
           <w:sz w:val="24"/>
           <w:szCs w:val="24"/>
         </w:rPr>
-        <w:t>id_sheet.getSheetByName</w:t>
-      </w:r>
-      <w:proofErr w:type="spellEnd"/>
+        <w:t>id_</w:t>
+      </w:r>
+      <w:proofErr w:type="gramStart"/>
+      <w:r>
+        <w:rPr>
+          <w:rFonts w:ascii="Arial Narrow" w:hAnsi="Arial Narrow"/>
+          <w:sz w:val="24"/>
+          <w:szCs w:val="24"/>
+        </w:rPr>
+        <w:t>sheet.getSheetByName</w:t>
+      </w:r>
+      <w:proofErr w:type="spellEnd"/>
+      <w:proofErr w:type="gramEnd"/>
       <w:r>
         <w:rPr>
           <w:rFonts w:ascii="Arial Narrow" w:hAnsi="Arial Narrow"/>
@@ -7173,16 +8043,35 @@
           <w:sz w:val="24"/>
           <w:szCs w:val="24"/>
         </w:rPr>
-        <w:t>sheet_nama.getRange</w:t>
-      </w:r>
-      <w:proofErr w:type="spellEnd"/>
-      <w:r>
-        <w:rPr>
-          <w:rFonts w:ascii="Arial Narrow" w:hAnsi="Arial Narrow"/>
-          <w:sz w:val="24"/>
-          <w:szCs w:val="24"/>
-        </w:rPr>
-        <w:t>('C2').</w:t>
+        <w:t>sheet_</w:t>
+      </w:r>
+      <w:proofErr w:type="gramStart"/>
+      <w:r>
+        <w:rPr>
+          <w:rFonts w:ascii="Arial Narrow" w:hAnsi="Arial Narrow"/>
+          <w:sz w:val="24"/>
+          <w:szCs w:val="24"/>
+        </w:rPr>
+        <w:t>nama.getRange</w:t>
+      </w:r>
+      <w:proofErr w:type="spellEnd"/>
+      <w:proofErr w:type="gramEnd"/>
+      <w:r>
+        <w:rPr>
+          <w:rFonts w:ascii="Arial Narrow" w:hAnsi="Arial Narrow"/>
+          <w:sz w:val="24"/>
+          <w:szCs w:val="24"/>
+        </w:rPr>
+        <w:t>('C2'</w:t>
+      </w:r>
+      <w:proofErr w:type="gramStart"/>
+      <w:r>
+        <w:rPr>
+          <w:rFonts w:ascii="Arial Narrow" w:hAnsi="Arial Narrow"/>
+          <w:sz w:val="24"/>
+          <w:szCs w:val="24"/>
+        </w:rPr>
+        <w:t>).</w:t>
       </w:r>
       <w:proofErr w:type="spellStart"/>
       <w:r>
@@ -7194,6 +8083,7 @@
         <w:t>getValue</w:t>
       </w:r>
       <w:proofErr w:type="spellEnd"/>
+      <w:proofErr w:type="gramEnd"/>
       <w:r>
         <w:rPr>
           <w:rFonts w:ascii="Arial Narrow" w:hAnsi="Arial Narrow"/>
@@ -7227,16 +8117,35 @@
           <w:sz w:val="24"/>
           <w:szCs w:val="24"/>
         </w:rPr>
-        <w:t>sheet_nama.getRange</w:t>
-      </w:r>
-      <w:proofErr w:type="spellEnd"/>
-      <w:r>
-        <w:rPr>
-          <w:rFonts w:ascii="Arial Narrow" w:hAnsi="Arial Narrow"/>
-          <w:sz w:val="24"/>
-          <w:szCs w:val="24"/>
-        </w:rPr>
-        <w:t>('B2').</w:t>
+        <w:t>sheet_</w:t>
+      </w:r>
+      <w:proofErr w:type="gramStart"/>
+      <w:r>
+        <w:rPr>
+          <w:rFonts w:ascii="Arial Narrow" w:hAnsi="Arial Narrow"/>
+          <w:sz w:val="24"/>
+          <w:szCs w:val="24"/>
+        </w:rPr>
+        <w:t>nama.getRange</w:t>
+      </w:r>
+      <w:proofErr w:type="spellEnd"/>
+      <w:proofErr w:type="gramEnd"/>
+      <w:r>
+        <w:rPr>
+          <w:rFonts w:ascii="Arial Narrow" w:hAnsi="Arial Narrow"/>
+          <w:sz w:val="24"/>
+          <w:szCs w:val="24"/>
+        </w:rPr>
+        <w:t>('B2'</w:t>
+      </w:r>
+      <w:proofErr w:type="gramStart"/>
+      <w:r>
+        <w:rPr>
+          <w:rFonts w:ascii="Arial Narrow" w:hAnsi="Arial Narrow"/>
+          <w:sz w:val="24"/>
+          <w:szCs w:val="24"/>
+        </w:rPr>
+        <w:t>).</w:t>
       </w:r>
       <w:proofErr w:type="spellStart"/>
       <w:r>
@@ -7248,6 +8157,7 @@
         <w:t>getValue</w:t>
       </w:r>
       <w:proofErr w:type="spellEnd"/>
+      <w:proofErr w:type="gramEnd"/>
       <w:r>
         <w:rPr>
           <w:rFonts w:ascii="Arial Narrow" w:hAnsi="Arial Narrow"/>
@@ -7299,16 +8209,35 @@
           <w:sz w:val="24"/>
           <w:szCs w:val="24"/>
         </w:rPr>
-        <w:t>sheet_nama.getRange</w:t>
-      </w:r>
-      <w:proofErr w:type="spellEnd"/>
-      <w:r>
-        <w:rPr>
-          <w:rFonts w:ascii="Arial Narrow" w:hAnsi="Arial Narrow"/>
-          <w:sz w:val="24"/>
-          <w:szCs w:val="24"/>
-        </w:rPr>
-        <w:t>('E2').</w:t>
+        <w:t>sheet_</w:t>
+      </w:r>
+      <w:proofErr w:type="gramStart"/>
+      <w:r>
+        <w:rPr>
+          <w:rFonts w:ascii="Arial Narrow" w:hAnsi="Arial Narrow"/>
+          <w:sz w:val="24"/>
+          <w:szCs w:val="24"/>
+        </w:rPr>
+        <w:t>nama.getRange</w:t>
+      </w:r>
+      <w:proofErr w:type="spellEnd"/>
+      <w:proofErr w:type="gramEnd"/>
+      <w:r>
+        <w:rPr>
+          <w:rFonts w:ascii="Arial Narrow" w:hAnsi="Arial Narrow"/>
+          <w:sz w:val="24"/>
+          <w:szCs w:val="24"/>
+        </w:rPr>
+        <w:t>('E2'</w:t>
+      </w:r>
+      <w:proofErr w:type="gramStart"/>
+      <w:r>
+        <w:rPr>
+          <w:rFonts w:ascii="Arial Narrow" w:hAnsi="Arial Narrow"/>
+          <w:sz w:val="24"/>
+          <w:szCs w:val="24"/>
+        </w:rPr>
+        <w:t>).</w:t>
       </w:r>
       <w:proofErr w:type="spellStart"/>
       <w:r>
@@ -7320,6 +8249,7 @@
         <w:t>getValue</w:t>
       </w:r>
       <w:proofErr w:type="spellEnd"/>
+      <w:proofErr w:type="gramEnd"/>
       <w:r>
         <w:rPr>
           <w:rFonts w:ascii="Arial Narrow" w:hAnsi="Arial Narrow"/>
@@ -7832,8 +8762,18 @@
           <w:sz w:val="24"/>
           <w:szCs w:val="24"/>
         </w:rPr>
-        <w:t>function operator(){</w:t>
-      </w:r>
+        <w:t xml:space="preserve">function </w:t>
+      </w:r>
+      <w:proofErr w:type="gramStart"/>
+      <w:r>
+        <w:rPr>
+          <w:rFonts w:ascii="Arial Narrow" w:hAnsi="Arial Narrow"/>
+          <w:sz w:val="24"/>
+          <w:szCs w:val="24"/>
+        </w:rPr>
+        <w:t>operator(){</w:t>
+      </w:r>
+      <w:proofErr w:type="gramEnd"/>
     </w:p>
     <w:p>
       <w:pPr>
@@ -8104,7 +9044,25 @@
           <w:sz w:val="24"/>
           <w:szCs w:val="24"/>
         </w:rPr>
-        <w:t>  Logger.log(!a2);</w:t>
+        <w:t>  Logger.log</w:t>
+      </w:r>
+      <w:proofErr w:type="gramStart"/>
+      <w:r>
+        <w:rPr>
+          <w:rFonts w:ascii="Arial Narrow" w:hAnsi="Arial Narrow"/>
+          <w:sz w:val="24"/>
+          <w:szCs w:val="24"/>
+        </w:rPr>
+        <w:t>(!a</w:t>
+      </w:r>
+      <w:proofErr w:type="gramEnd"/>
+      <w:r>
+        <w:rPr>
+          <w:rFonts w:ascii="Arial Narrow" w:hAnsi="Arial Narrow"/>
+          <w:sz w:val="24"/>
+          <w:szCs w:val="24"/>
+        </w:rPr>
+        <w:t>2);</w:t>
       </w:r>
     </w:p>
     <w:p>
@@ -8158,7 +9116,25 @@
           <w:sz w:val="24"/>
           <w:szCs w:val="24"/>
         </w:rPr>
-        <w:t>  Logger.log(a2 &amp;&amp; a3);</w:t>
+        <w:t xml:space="preserve">  </w:t>
+      </w:r>
+      <w:proofErr w:type="gramStart"/>
+      <w:r>
+        <w:rPr>
+          <w:rFonts w:ascii="Arial Narrow" w:hAnsi="Arial Narrow"/>
+          <w:sz w:val="24"/>
+          <w:szCs w:val="24"/>
+        </w:rPr>
+        <w:t>Logger.log(</w:t>
+      </w:r>
+      <w:proofErr w:type="gramEnd"/>
+      <w:r>
+        <w:rPr>
+          <w:rFonts w:ascii="Arial Narrow" w:hAnsi="Arial Narrow"/>
+          <w:sz w:val="24"/>
+          <w:szCs w:val="24"/>
+        </w:rPr>
+        <w:t>a2 &amp;&amp; a3);</w:t>
       </w:r>
     </w:p>
     <w:p>
@@ -8204,25 +9180,53 @@
           <w:sz w:val="24"/>
           <w:szCs w:val="24"/>
         </w:rPr>
-        <w:t>function run(){</w:t>
-      </w:r>
-    </w:p>
-    <w:p>
-      <w:pPr>
-        <w:spacing w:after="0" w:line="240" w:lineRule="auto"/>
-        <w:rPr>
-          <w:rFonts w:ascii="Arial Narrow" w:hAnsi="Arial Narrow"/>
-          <w:sz w:val="24"/>
-          <w:szCs w:val="24"/>
-        </w:rPr>
-      </w:pPr>
-      <w:r>
-        <w:rPr>
-          <w:rFonts w:ascii="Arial Narrow" w:hAnsi="Arial Narrow"/>
-          <w:sz w:val="24"/>
-          <w:szCs w:val="24"/>
-        </w:rPr>
-        <w:t>  operator();</w:t>
+        <w:t xml:space="preserve">function </w:t>
+      </w:r>
+      <w:proofErr w:type="gramStart"/>
+      <w:r>
+        <w:rPr>
+          <w:rFonts w:ascii="Arial Narrow" w:hAnsi="Arial Narrow"/>
+          <w:sz w:val="24"/>
+          <w:szCs w:val="24"/>
+        </w:rPr>
+        <w:t>run(){</w:t>
+      </w:r>
+      <w:proofErr w:type="gramEnd"/>
+    </w:p>
+    <w:p>
+      <w:pPr>
+        <w:spacing w:after="0" w:line="240" w:lineRule="auto"/>
+        <w:rPr>
+          <w:rFonts w:ascii="Arial Narrow" w:hAnsi="Arial Narrow"/>
+          <w:sz w:val="24"/>
+          <w:szCs w:val="24"/>
+        </w:rPr>
+      </w:pPr>
+      <w:r>
+        <w:rPr>
+          <w:rFonts w:ascii="Arial Narrow" w:hAnsi="Arial Narrow"/>
+          <w:sz w:val="24"/>
+          <w:szCs w:val="24"/>
+        </w:rPr>
+        <w:t xml:space="preserve">  </w:t>
+      </w:r>
+      <w:proofErr w:type="gramStart"/>
+      <w:r>
+        <w:rPr>
+          <w:rFonts w:ascii="Arial Narrow" w:hAnsi="Arial Narrow"/>
+          <w:sz w:val="24"/>
+          <w:szCs w:val="24"/>
+        </w:rPr>
+        <w:t>operator(</w:t>
+      </w:r>
+      <w:proofErr w:type="gramEnd"/>
+      <w:r>
+        <w:rPr>
+          <w:rFonts w:ascii="Arial Narrow" w:hAnsi="Arial Narrow"/>
+          <w:sz w:val="24"/>
+          <w:szCs w:val="24"/>
+        </w:rPr>
+        <w:t>);</w:t>
       </w:r>
     </w:p>
     <w:p>
@@ -8372,6 +9376,7 @@
         <w:t>(</w:t>
       </w:r>
       <w:proofErr w:type="spellStart"/>
+      <w:proofErr w:type="gramStart"/>
       <w:r>
         <w:rPr>
           <w:rFonts w:ascii="Arial Narrow" w:hAnsi="Arial Narrow"/>
@@ -8389,6 +9394,7 @@
         </w:rPr>
         <w:t>){</w:t>
       </w:r>
+      <w:proofErr w:type="gramEnd"/>
     </w:p>
     <w:p>
       <w:pPr>
@@ -8469,8 +9475,18 @@
           <w:sz w:val="24"/>
           <w:szCs w:val="24"/>
         </w:rPr>
-        <w:t>function run(){</w:t>
-      </w:r>
+        <w:t xml:space="preserve">function </w:t>
+      </w:r>
+      <w:proofErr w:type="gramStart"/>
+      <w:r>
+        <w:rPr>
+          <w:rFonts w:ascii="Arial Narrow" w:hAnsi="Arial Narrow"/>
+          <w:sz w:val="24"/>
+          <w:szCs w:val="24"/>
+        </w:rPr>
+        <w:t>run(){</w:t>
+      </w:r>
+      <w:proofErr w:type="gramEnd"/>
     </w:p>
     <w:p>
       <w:pPr>
@@ -8526,6 +9542,7 @@
         <w:t xml:space="preserve">  </w:t>
       </w:r>
       <w:proofErr w:type="spellStart"/>
+      <w:proofErr w:type="gramStart"/>
       <w:r>
         <w:rPr>
           <w:rFonts w:ascii="Arial Narrow" w:hAnsi="Arial Narrow"/>
@@ -8541,7 +9558,16 @@
           <w:sz w:val="24"/>
           <w:szCs w:val="24"/>
         </w:rPr>
-        <w:t>(3,4);</w:t>
+        <w:t>(</w:t>
+      </w:r>
+      <w:proofErr w:type="gramEnd"/>
+      <w:r>
+        <w:rPr>
+          <w:rFonts w:ascii="Arial Narrow" w:hAnsi="Arial Narrow"/>
+          <w:sz w:val="24"/>
+          <w:szCs w:val="24"/>
+        </w:rPr>
+        <w:t>3,4);</w:t>
       </w:r>
     </w:p>
     <w:p>
@@ -8595,7 +9621,25 @@
           <w:sz w:val="24"/>
           <w:szCs w:val="24"/>
         </w:rPr>
-        <w:t>  // operator();</w:t>
+        <w:t xml:space="preserve">  // </w:t>
+      </w:r>
+      <w:proofErr w:type="gramStart"/>
+      <w:r>
+        <w:rPr>
+          <w:rFonts w:ascii="Arial Narrow" w:hAnsi="Arial Narrow"/>
+          <w:sz w:val="24"/>
+          <w:szCs w:val="24"/>
+        </w:rPr>
+        <w:t>operator(</w:t>
+      </w:r>
+      <w:proofErr w:type="gramEnd"/>
+      <w:r>
+        <w:rPr>
+          <w:rFonts w:ascii="Arial Narrow" w:hAnsi="Arial Narrow"/>
+          <w:sz w:val="24"/>
+          <w:szCs w:val="24"/>
+        </w:rPr>
+        <w:t>);</w:t>
       </w:r>
     </w:p>
     <w:p>
@@ -8744,13 +9788,50 @@
         <w:t>(</w:t>
       </w:r>
       <w:proofErr w:type="spellStart"/>
-      <w:r>
-        <w:rPr>
-          <w:rFonts w:ascii="Arial Narrow" w:hAnsi="Arial Narrow"/>
-          <w:sz w:val="24"/>
-          <w:szCs w:val="24"/>
-        </w:rPr>
-        <w:t>x,y,z,o,n,m</w:t>
+      <w:proofErr w:type="gramStart"/>
+      <w:r>
+        <w:rPr>
+          <w:rFonts w:ascii="Arial Narrow" w:hAnsi="Arial Narrow"/>
+          <w:sz w:val="24"/>
+          <w:szCs w:val="24"/>
+        </w:rPr>
+        <w:t>x,y</w:t>
+      </w:r>
+      <w:proofErr w:type="gramEnd"/>
+      <w:r>
+        <w:rPr>
+          <w:rFonts w:ascii="Arial Narrow" w:hAnsi="Arial Narrow"/>
+          <w:sz w:val="24"/>
+          <w:szCs w:val="24"/>
+        </w:rPr>
+        <w:t>,</w:t>
+      </w:r>
+      <w:proofErr w:type="gramStart"/>
+      <w:r>
+        <w:rPr>
+          <w:rFonts w:ascii="Arial Narrow" w:hAnsi="Arial Narrow"/>
+          <w:sz w:val="24"/>
+          <w:szCs w:val="24"/>
+        </w:rPr>
+        <w:t>z,o</w:t>
+      </w:r>
+      <w:proofErr w:type="gramEnd"/>
+      <w:r>
+        <w:rPr>
+          <w:rFonts w:ascii="Arial Narrow" w:hAnsi="Arial Narrow"/>
+          <w:sz w:val="24"/>
+          <w:szCs w:val="24"/>
+        </w:rPr>
+        <w:t>,</w:t>
+      </w:r>
+      <w:proofErr w:type="gramStart"/>
+      <w:r>
+        <w:rPr>
+          <w:rFonts w:ascii="Arial Narrow" w:hAnsi="Arial Narrow"/>
+          <w:sz w:val="24"/>
+          <w:szCs w:val="24"/>
+        </w:rPr>
+        <w:t>n,m</w:t>
       </w:r>
       <w:proofErr w:type="spellEnd"/>
       <w:r>
@@ -8761,6 +9842,7 @@
         </w:rPr>
         <w:t>){</w:t>
       </w:r>
+      <w:proofErr w:type="gramEnd"/>
     </w:p>
     <w:p>
       <w:pPr>
@@ -8898,6 +9980,7 @@
         <w:t xml:space="preserve">function </w:t>
       </w:r>
       <w:proofErr w:type="spellStart"/>
+      <w:proofErr w:type="gramStart"/>
       <w:r>
         <w:rPr>
           <w:rFonts w:ascii="Arial Narrow" w:hAnsi="Arial Narrow"/>
@@ -8915,6 +9998,7 @@
         </w:rPr>
         <w:t>(){</w:t>
       </w:r>
+      <w:proofErr w:type="gramEnd"/>
     </w:p>
     <w:p>
       <w:pPr>
@@ -9031,8 +10115,18 @@
           <w:sz w:val="24"/>
           <w:szCs w:val="24"/>
         </w:rPr>
-        <w:t>&lt;a){</w:t>
-      </w:r>
+        <w:t>&lt;a</w:t>
+      </w:r>
+      <w:proofErr w:type="gramStart"/>
+      <w:r>
+        <w:rPr>
+          <w:rFonts w:ascii="Arial Narrow" w:hAnsi="Arial Narrow"/>
+          <w:sz w:val="24"/>
+          <w:szCs w:val="24"/>
+        </w:rPr>
+        <w:t>){</w:t>
+      </w:r>
+      <w:proofErr w:type="gramEnd"/>
     </w:p>
     <w:p>
       <w:pPr>
@@ -9067,27 +10161,73 @@
           <w:sz w:val="24"/>
           <w:szCs w:val="24"/>
         </w:rPr>
-        <w:t>    Logger.log("Hasil kali q: "+q);</w:t>
-      </w:r>
-    </w:p>
-    <w:p>
-      <w:pPr>
-        <w:spacing w:after="0" w:line="240" w:lineRule="auto"/>
-        <w:rPr>
-          <w:rFonts w:ascii="Arial Narrow" w:hAnsi="Arial Narrow"/>
-          <w:sz w:val="24"/>
-          <w:szCs w:val="24"/>
-        </w:rPr>
-      </w:pPr>
-      <w:r>
-        <w:rPr>
-          <w:rFonts w:ascii="Arial Narrow" w:hAnsi="Arial Narrow"/>
-          <w:sz w:val="24"/>
-          <w:szCs w:val="24"/>
-        </w:rPr>
-        <w:t>  }else if(</w:t>
-      </w:r>
-      <w:proofErr w:type="spellStart"/>
+        <w:t xml:space="preserve">    </w:t>
+      </w:r>
+      <w:proofErr w:type="gramStart"/>
+      <w:r>
+        <w:rPr>
+          <w:rFonts w:ascii="Arial Narrow" w:hAnsi="Arial Narrow"/>
+          <w:sz w:val="24"/>
+          <w:szCs w:val="24"/>
+        </w:rPr>
+        <w:t>Logger.log(</w:t>
+      </w:r>
+      <w:proofErr w:type="gramEnd"/>
+      <w:r>
+        <w:rPr>
+          <w:rFonts w:ascii="Arial Narrow" w:hAnsi="Arial Narrow"/>
+          <w:sz w:val="24"/>
+          <w:szCs w:val="24"/>
+        </w:rPr>
+        <w:t>"Hasil kali q: "+q);</w:t>
+      </w:r>
+    </w:p>
+    <w:p>
+      <w:pPr>
+        <w:spacing w:after="0" w:line="240" w:lineRule="auto"/>
+        <w:rPr>
+          <w:rFonts w:ascii="Arial Narrow" w:hAnsi="Arial Narrow"/>
+          <w:sz w:val="24"/>
+          <w:szCs w:val="24"/>
+        </w:rPr>
+      </w:pPr>
+      <w:r>
+        <w:rPr>
+          <w:rFonts w:ascii="Arial Narrow" w:hAnsi="Arial Narrow"/>
+          <w:sz w:val="24"/>
+          <w:szCs w:val="24"/>
+        </w:rPr>
+        <w:t xml:space="preserve">  </w:t>
+      </w:r>
+      <w:proofErr w:type="gramStart"/>
+      <w:r>
+        <w:rPr>
+          <w:rFonts w:ascii="Arial Narrow" w:hAnsi="Arial Narrow"/>
+          <w:sz w:val="24"/>
+          <w:szCs w:val="24"/>
+        </w:rPr>
+        <w:t>}else</w:t>
+      </w:r>
+      <w:proofErr w:type="gramEnd"/>
+      <w:r>
+        <w:rPr>
+          <w:rFonts w:ascii="Arial Narrow" w:hAnsi="Arial Narrow"/>
+          <w:sz w:val="24"/>
+          <w:szCs w:val="24"/>
+        </w:rPr>
+        <w:t xml:space="preserve"> </w:t>
+      </w:r>
+      <w:proofErr w:type="gramStart"/>
+      <w:r>
+        <w:rPr>
+          <w:rFonts w:ascii="Arial Narrow" w:hAnsi="Arial Narrow"/>
+          <w:sz w:val="24"/>
+          <w:szCs w:val="24"/>
+        </w:rPr>
+        <w:t>if(</w:t>
+      </w:r>
+      <w:proofErr w:type="spellStart"/>
+      <w:proofErr w:type="gramEnd"/>
       <w:r>
         <w:rPr>
           <w:rFonts w:ascii="Arial Narrow" w:hAnsi="Arial Narrow"/>
@@ -9103,8 +10243,18 @@
           <w:sz w:val="24"/>
           <w:szCs w:val="24"/>
         </w:rPr>
-        <w:t xml:space="preserve"> == a){</w:t>
-      </w:r>
+        <w:t xml:space="preserve"> == </w:t>
+      </w:r>
+      <w:proofErr w:type="gramStart"/>
+      <w:r>
+        <w:rPr>
+          <w:rFonts w:ascii="Arial Narrow" w:hAnsi="Arial Narrow"/>
+          <w:sz w:val="24"/>
+          <w:szCs w:val="24"/>
+        </w:rPr>
+        <w:t>a){</w:t>
+      </w:r>
+      <w:proofErr w:type="gramEnd"/>
     </w:p>
     <w:p>
       <w:pPr>
@@ -9176,7 +10326,25 @@
           <w:sz w:val="24"/>
           <w:szCs w:val="24"/>
         </w:rPr>
-        <w:t>  }else{</w:t>
+        <w:t xml:space="preserve">  </w:t>
+      </w:r>
+      <w:proofErr w:type="gramStart"/>
+      <w:r>
+        <w:rPr>
+          <w:rFonts w:ascii="Arial Narrow" w:hAnsi="Arial Narrow"/>
+          <w:sz w:val="24"/>
+          <w:szCs w:val="24"/>
+        </w:rPr>
+        <w:t>}else</w:t>
+      </w:r>
+      <w:proofErr w:type="gramEnd"/>
+      <w:r>
+        <w:rPr>
+          <w:rFonts w:ascii="Arial Narrow" w:hAnsi="Arial Narrow"/>
+          <w:sz w:val="24"/>
+          <w:szCs w:val="24"/>
+        </w:rPr>
+        <w:t>{</w:t>
       </w:r>
     </w:p>
     <w:p>
@@ -9212,7 +10380,25 @@
           <w:sz w:val="24"/>
           <w:szCs w:val="24"/>
         </w:rPr>
-        <w:t>    Logger.log('</w:t>
+        <w:t xml:space="preserve">    </w:t>
+      </w:r>
+      <w:proofErr w:type="gramStart"/>
+      <w:r>
+        <w:rPr>
+          <w:rFonts w:ascii="Arial Narrow" w:hAnsi="Arial Narrow"/>
+          <w:sz w:val="24"/>
+          <w:szCs w:val="24"/>
+        </w:rPr>
+        <w:t>Logger.log(</w:t>
+      </w:r>
+      <w:proofErr w:type="gramEnd"/>
+      <w:r>
+        <w:rPr>
+          <w:rFonts w:ascii="Arial Narrow" w:hAnsi="Arial Narrow"/>
+          <w:sz w:val="24"/>
+          <w:szCs w:val="24"/>
+        </w:rPr>
+        <w:t>'</w:t>
       </w:r>
       <w:proofErr w:type="spellStart"/>
       <w:r>
@@ -9230,7 +10416,25 @@
           <w:sz w:val="24"/>
           <w:szCs w:val="24"/>
         </w:rPr>
-        <w:t xml:space="preserve"> g : '+g);</w:t>
+        <w:t xml:space="preserve"> </w:t>
+      </w:r>
+      <w:proofErr w:type="gramStart"/>
+      <w:r>
+        <w:rPr>
+          <w:rFonts w:ascii="Arial Narrow" w:hAnsi="Arial Narrow"/>
+          <w:sz w:val="24"/>
+          <w:szCs w:val="24"/>
+        </w:rPr>
+        <w:t>g :</w:t>
+      </w:r>
+      <w:proofErr w:type="gramEnd"/>
+      <w:r>
+        <w:rPr>
+          <w:rFonts w:ascii="Arial Narrow" w:hAnsi="Arial Narrow"/>
+          <w:sz w:val="24"/>
+          <w:szCs w:val="24"/>
+        </w:rPr>
+        <w:t xml:space="preserve"> '+g);</w:t>
       </w:r>
     </w:p>
     <w:p>
@@ -9269,15 +10473,35 @@
         <w:t>(</w:t>
       </w:r>
       <w:proofErr w:type="spellStart"/>
-      <w:r>
-        <w:rPr>
-          <w:rFonts w:ascii="Arial Narrow" w:hAnsi="Arial Narrow"/>
-          <w:sz w:val="24"/>
-          <w:szCs w:val="24"/>
-        </w:rPr>
-        <w:t>i,a,b,b</w:t>
-      </w:r>
-      <w:proofErr w:type="spellEnd"/>
+      <w:proofErr w:type="gramStart"/>
+      <w:r>
+        <w:rPr>
+          <w:rFonts w:ascii="Arial Narrow" w:hAnsi="Arial Narrow"/>
+          <w:sz w:val="24"/>
+          <w:szCs w:val="24"/>
+        </w:rPr>
+        <w:t>i,a</w:t>
+      </w:r>
+      <w:proofErr w:type="gramEnd"/>
+      <w:r>
+        <w:rPr>
+          <w:rFonts w:ascii="Arial Narrow" w:hAnsi="Arial Narrow"/>
+          <w:sz w:val="24"/>
+          <w:szCs w:val="24"/>
+        </w:rPr>
+        <w:t>,</w:t>
+      </w:r>
+      <w:proofErr w:type="gramStart"/>
+      <w:r>
+        <w:rPr>
+          <w:rFonts w:ascii="Arial Narrow" w:hAnsi="Arial Narrow"/>
+          <w:sz w:val="24"/>
+          <w:szCs w:val="24"/>
+        </w:rPr>
+        <w:t>b,b</w:t>
+      </w:r>
+      <w:proofErr w:type="spellEnd"/>
+      <w:proofErr w:type="gramEnd"/>
       <w:r>
         <w:rPr>
           <w:rFonts w:ascii="Arial Narrow" w:hAnsi="Arial Narrow"/>
@@ -9335,6 +10559,7 @@
       <w:r>
         <w:rPr>
           <w:rFonts w:ascii="Arial Narrow" w:hAnsi="Arial Narrow"/>
+          <w:noProof/>
           <w:sz w:val="24"/>
           <w:szCs w:val="24"/>
         </w:rPr>
@@ -9413,6 +10638,3177 @@
           <w:szCs w:val="24"/>
         </w:rPr>
       </w:pPr>
+      <w:r>
+        <w:rPr>
+          <w:rFonts w:ascii="Arial Narrow" w:hAnsi="Arial Narrow"/>
+          <w:sz w:val="24"/>
+          <w:szCs w:val="24"/>
+        </w:rPr>
+        <w:t>Looping with for:</w:t>
+      </w:r>
+    </w:p>
+    <w:p>
+      <w:pPr>
+        <w:spacing w:after="0" w:line="240" w:lineRule="auto"/>
+        <w:rPr>
+          <w:rFonts w:ascii="Arial Narrow" w:hAnsi="Arial Narrow"/>
+          <w:sz w:val="24"/>
+          <w:szCs w:val="24"/>
+        </w:rPr>
+      </w:pPr>
+      <w:r>
+        <w:rPr>
+          <w:rFonts w:ascii="Arial Narrow" w:hAnsi="Arial Narrow"/>
+          <w:sz w:val="24"/>
+          <w:szCs w:val="24"/>
+        </w:rPr>
+        <w:t xml:space="preserve">function </w:t>
+      </w:r>
+      <w:proofErr w:type="spellStart"/>
+      <w:proofErr w:type="gramStart"/>
+      <w:r>
+        <w:rPr>
+          <w:rFonts w:ascii="Arial Narrow" w:hAnsi="Arial Narrow"/>
+          <w:sz w:val="24"/>
+          <w:szCs w:val="24"/>
+        </w:rPr>
+        <w:t>pengulangan</w:t>
+      </w:r>
+      <w:proofErr w:type="spellEnd"/>
+      <w:r>
+        <w:rPr>
+          <w:rFonts w:ascii="Arial Narrow" w:hAnsi="Arial Narrow"/>
+          <w:sz w:val="24"/>
+          <w:szCs w:val="24"/>
+        </w:rPr>
+        <w:t>(){</w:t>
+      </w:r>
+      <w:proofErr w:type="gramEnd"/>
+    </w:p>
+    <w:p>
+      <w:pPr>
+        <w:spacing w:after="0" w:line="240" w:lineRule="auto"/>
+        <w:rPr>
+          <w:rFonts w:ascii="Arial Narrow" w:hAnsi="Arial Narrow"/>
+          <w:sz w:val="24"/>
+          <w:szCs w:val="24"/>
+        </w:rPr>
+      </w:pPr>
+      <w:r>
+        <w:rPr>
+          <w:rFonts w:ascii="Arial Narrow" w:hAnsi="Arial Narrow"/>
+          <w:sz w:val="24"/>
+          <w:szCs w:val="24"/>
+        </w:rPr>
+        <w:t xml:space="preserve">  var </w:t>
+      </w:r>
+      <w:proofErr w:type="spellStart"/>
+      <w:r>
+        <w:rPr>
+          <w:rFonts w:ascii="Arial Narrow" w:hAnsi="Arial Narrow"/>
+          <w:sz w:val="24"/>
+          <w:szCs w:val="24"/>
+        </w:rPr>
+        <w:t>jumlah</w:t>
+      </w:r>
+      <w:proofErr w:type="spellEnd"/>
+      <w:r>
+        <w:rPr>
+          <w:rFonts w:ascii="Arial Narrow" w:hAnsi="Arial Narrow"/>
+          <w:sz w:val="24"/>
+          <w:szCs w:val="24"/>
+        </w:rPr>
+        <w:t xml:space="preserve"> = 11;</w:t>
+      </w:r>
+    </w:p>
+    <w:p>
+      <w:pPr>
+        <w:spacing w:after="0" w:line="240" w:lineRule="auto"/>
+        <w:rPr>
+          <w:rFonts w:ascii="Arial Narrow" w:hAnsi="Arial Narrow"/>
+          <w:sz w:val="24"/>
+          <w:szCs w:val="24"/>
+        </w:rPr>
+      </w:pPr>
+    </w:p>
+    <w:p>
+      <w:pPr>
+        <w:spacing w:after="0" w:line="240" w:lineRule="auto"/>
+        <w:rPr>
+          <w:rFonts w:ascii="Arial Narrow" w:hAnsi="Arial Narrow"/>
+          <w:sz w:val="24"/>
+          <w:szCs w:val="24"/>
+        </w:rPr>
+      </w:pPr>
+      <w:r>
+        <w:rPr>
+          <w:rFonts w:ascii="Arial Narrow" w:hAnsi="Arial Narrow"/>
+          <w:sz w:val="24"/>
+          <w:szCs w:val="24"/>
+        </w:rPr>
+        <w:t xml:space="preserve">  for (let </w:t>
+      </w:r>
+      <w:proofErr w:type="spellStart"/>
+      <w:r>
+        <w:rPr>
+          <w:rFonts w:ascii="Arial Narrow" w:hAnsi="Arial Narrow"/>
+          <w:sz w:val="24"/>
+          <w:szCs w:val="24"/>
+        </w:rPr>
+        <w:t>i</w:t>
+      </w:r>
+      <w:proofErr w:type="spellEnd"/>
+      <w:r>
+        <w:rPr>
+          <w:rFonts w:ascii="Arial Narrow" w:hAnsi="Arial Narrow"/>
+          <w:sz w:val="24"/>
+          <w:szCs w:val="24"/>
+        </w:rPr>
+        <w:t xml:space="preserve"> = 1; </w:t>
+      </w:r>
+      <w:proofErr w:type="spellStart"/>
+      <w:r>
+        <w:rPr>
+          <w:rFonts w:ascii="Arial Narrow" w:hAnsi="Arial Narrow"/>
+          <w:sz w:val="24"/>
+          <w:szCs w:val="24"/>
+        </w:rPr>
+        <w:t>i</w:t>
+      </w:r>
+      <w:proofErr w:type="spellEnd"/>
+      <w:r>
+        <w:rPr>
+          <w:rFonts w:ascii="Arial Narrow" w:hAnsi="Arial Narrow"/>
+          <w:sz w:val="24"/>
+          <w:szCs w:val="24"/>
+        </w:rPr>
+        <w:t>&lt;</w:t>
+      </w:r>
+      <w:proofErr w:type="spellStart"/>
+      <w:r>
+        <w:rPr>
+          <w:rFonts w:ascii="Arial Narrow" w:hAnsi="Arial Narrow"/>
+          <w:sz w:val="24"/>
+          <w:szCs w:val="24"/>
+        </w:rPr>
+        <w:t>jumlah</w:t>
+      </w:r>
+      <w:proofErr w:type="spellEnd"/>
+      <w:r>
+        <w:rPr>
+          <w:rFonts w:ascii="Arial Narrow" w:hAnsi="Arial Narrow"/>
+          <w:sz w:val="24"/>
+          <w:szCs w:val="24"/>
+        </w:rPr>
+        <w:t xml:space="preserve">; </w:t>
+      </w:r>
+      <w:proofErr w:type="spellStart"/>
+      <w:r>
+        <w:rPr>
+          <w:rFonts w:ascii="Arial Narrow" w:hAnsi="Arial Narrow"/>
+          <w:sz w:val="24"/>
+          <w:szCs w:val="24"/>
+        </w:rPr>
+        <w:t>i</w:t>
+      </w:r>
+      <w:proofErr w:type="spellEnd"/>
+      <w:r>
+        <w:rPr>
+          <w:rFonts w:ascii="Arial Narrow" w:hAnsi="Arial Narrow"/>
+          <w:sz w:val="24"/>
+          <w:szCs w:val="24"/>
+        </w:rPr>
+        <w:t>+</w:t>
+      </w:r>
+      <w:proofErr w:type="gramStart"/>
+      <w:r>
+        <w:rPr>
+          <w:rFonts w:ascii="Arial Narrow" w:hAnsi="Arial Narrow"/>
+          <w:sz w:val="24"/>
+          <w:szCs w:val="24"/>
+        </w:rPr>
+        <w:t>+){</w:t>
+      </w:r>
+      <w:proofErr w:type="gramEnd"/>
+    </w:p>
+    <w:p>
+      <w:pPr>
+        <w:spacing w:after="0" w:line="240" w:lineRule="auto"/>
+        <w:rPr>
+          <w:rFonts w:ascii="Arial Narrow" w:hAnsi="Arial Narrow"/>
+          <w:sz w:val="24"/>
+          <w:szCs w:val="24"/>
+        </w:rPr>
+      </w:pPr>
+      <w:r>
+        <w:rPr>
+          <w:rFonts w:ascii="Arial Narrow" w:hAnsi="Arial Narrow"/>
+          <w:sz w:val="24"/>
+          <w:szCs w:val="24"/>
+        </w:rPr>
+        <w:t xml:space="preserve">    </w:t>
+      </w:r>
+      <w:proofErr w:type="gramStart"/>
+      <w:r>
+        <w:rPr>
+          <w:rFonts w:ascii="Arial Narrow" w:hAnsi="Arial Narrow"/>
+          <w:sz w:val="24"/>
+          <w:szCs w:val="24"/>
+        </w:rPr>
+        <w:t>Logger.log(</w:t>
+      </w:r>
+      <w:proofErr w:type="gramEnd"/>
+      <w:r>
+        <w:rPr>
+          <w:rFonts w:ascii="Arial Narrow" w:hAnsi="Arial Narrow"/>
+          <w:sz w:val="24"/>
+          <w:szCs w:val="24"/>
+        </w:rPr>
+        <w:t xml:space="preserve">'Ini </w:t>
+      </w:r>
+      <w:proofErr w:type="spellStart"/>
+      <w:r>
+        <w:rPr>
+          <w:rFonts w:ascii="Arial Narrow" w:hAnsi="Arial Narrow"/>
+          <w:sz w:val="24"/>
+          <w:szCs w:val="24"/>
+        </w:rPr>
+        <w:t>adalah</w:t>
+      </w:r>
+      <w:proofErr w:type="spellEnd"/>
+      <w:r>
+        <w:rPr>
+          <w:rFonts w:ascii="Arial Narrow" w:hAnsi="Arial Narrow"/>
+          <w:sz w:val="24"/>
+          <w:szCs w:val="24"/>
+        </w:rPr>
+        <w:t xml:space="preserve"> </w:t>
+      </w:r>
+      <w:proofErr w:type="spellStart"/>
+      <w:r>
+        <w:rPr>
+          <w:rFonts w:ascii="Arial Narrow" w:hAnsi="Arial Narrow"/>
+          <w:sz w:val="24"/>
+          <w:szCs w:val="24"/>
+        </w:rPr>
+        <w:t>pengulangan</w:t>
+      </w:r>
+      <w:proofErr w:type="spellEnd"/>
+      <w:r>
+        <w:rPr>
+          <w:rFonts w:ascii="Arial Narrow" w:hAnsi="Arial Narrow"/>
+          <w:sz w:val="24"/>
+          <w:szCs w:val="24"/>
+        </w:rPr>
+        <w:t xml:space="preserve"> yang </w:t>
+      </w:r>
+      <w:proofErr w:type="spellStart"/>
+      <w:r>
+        <w:rPr>
+          <w:rFonts w:ascii="Arial Narrow" w:hAnsi="Arial Narrow"/>
+          <w:sz w:val="24"/>
+          <w:szCs w:val="24"/>
+        </w:rPr>
+        <w:t>ke</w:t>
+      </w:r>
+      <w:proofErr w:type="spellEnd"/>
+      <w:r>
+        <w:rPr>
+          <w:rFonts w:ascii="Arial Narrow" w:hAnsi="Arial Narrow"/>
+          <w:sz w:val="24"/>
+          <w:szCs w:val="24"/>
+        </w:rPr>
+        <w:t xml:space="preserve"> - '+</w:t>
+      </w:r>
+      <w:proofErr w:type="spellStart"/>
+      <w:r>
+        <w:rPr>
+          <w:rFonts w:ascii="Arial Narrow" w:hAnsi="Arial Narrow"/>
+          <w:sz w:val="24"/>
+          <w:szCs w:val="24"/>
+        </w:rPr>
+        <w:t>i</w:t>
+      </w:r>
+      <w:proofErr w:type="spellEnd"/>
+      <w:r>
+        <w:rPr>
+          <w:rFonts w:ascii="Arial Narrow" w:hAnsi="Arial Narrow"/>
+          <w:sz w:val="24"/>
+          <w:szCs w:val="24"/>
+        </w:rPr>
+        <w:t>);</w:t>
+      </w:r>
+    </w:p>
+    <w:p>
+      <w:pPr>
+        <w:spacing w:after="0" w:line="240" w:lineRule="auto"/>
+        <w:rPr>
+          <w:rFonts w:ascii="Arial Narrow" w:hAnsi="Arial Narrow"/>
+          <w:sz w:val="24"/>
+          <w:szCs w:val="24"/>
+        </w:rPr>
+      </w:pPr>
+      <w:r>
+        <w:rPr>
+          <w:rFonts w:ascii="Arial Narrow" w:hAnsi="Arial Narrow"/>
+          <w:sz w:val="24"/>
+          <w:szCs w:val="24"/>
+        </w:rPr>
+        <w:t>  }</w:t>
+      </w:r>
+    </w:p>
+    <w:p>
+      <w:pPr>
+        <w:spacing w:after="0" w:line="240" w:lineRule="auto"/>
+        <w:rPr>
+          <w:rFonts w:ascii="Arial Narrow" w:hAnsi="Arial Narrow"/>
+          <w:sz w:val="24"/>
+          <w:szCs w:val="24"/>
+        </w:rPr>
+      </w:pPr>
+      <w:r>
+        <w:rPr>
+          <w:rFonts w:ascii="Arial Narrow" w:hAnsi="Arial Narrow"/>
+          <w:sz w:val="24"/>
+          <w:szCs w:val="24"/>
+        </w:rPr>
+        <w:t>}</w:t>
+      </w:r>
+    </w:p>
+    <w:p>
+      <w:pPr>
+        <w:spacing w:after="0" w:line="240" w:lineRule="auto"/>
+        <w:rPr>
+          <w:rFonts w:ascii="Arial Narrow" w:hAnsi="Arial Narrow"/>
+          <w:sz w:val="24"/>
+          <w:szCs w:val="24"/>
+        </w:rPr>
+      </w:pPr>
+    </w:p>
+    <w:p>
+      <w:pPr>
+        <w:spacing w:after="0" w:line="240" w:lineRule="auto"/>
+        <w:rPr>
+          <w:rFonts w:ascii="Arial Narrow" w:hAnsi="Arial Narrow"/>
+          <w:sz w:val="24"/>
+          <w:szCs w:val="24"/>
+        </w:rPr>
+      </w:pPr>
+      <w:r>
+        <w:rPr>
+          <w:rFonts w:ascii="Arial Narrow" w:hAnsi="Arial Narrow"/>
+          <w:sz w:val="24"/>
+          <w:szCs w:val="24"/>
+        </w:rPr>
+        <w:t>Result:</w:t>
+      </w:r>
+    </w:p>
+    <w:p>
+      <w:pPr>
+        <w:spacing w:after="0" w:line="240" w:lineRule="auto"/>
+        <w:rPr>
+          <w:rFonts w:ascii="Arial Narrow" w:hAnsi="Arial Narrow"/>
+          <w:sz w:val="24"/>
+          <w:szCs w:val="24"/>
+        </w:rPr>
+      </w:pPr>
+    </w:p>
+    <w:p>
+      <w:pPr>
+        <w:spacing w:after="0" w:line="240" w:lineRule="auto"/>
+        <w:rPr>
+          <w:rFonts w:ascii="Arial Narrow" w:hAnsi="Arial Narrow"/>
+          <w:sz w:val="24"/>
+          <w:szCs w:val="24"/>
+        </w:rPr>
+      </w:pPr>
+      <w:r>
+        <w:rPr>
+          <w:rFonts w:ascii="Arial Narrow" w:hAnsi="Arial Narrow"/>
+          <w:sz w:val="24"/>
+          <w:szCs w:val="24"/>
+        </w:rPr>
+        <w:t>7:37:33</w:t>
+      </w:r>
+      <w:r>
+        <w:rPr>
+          <w:rFonts w:ascii="Arial" w:hAnsi="Arial" w:cs="Arial"/>
+          <w:sz w:val="24"/>
+          <w:szCs w:val="24"/>
+        </w:rPr>
+        <w:t> </w:t>
+      </w:r>
+      <w:r>
+        <w:rPr>
+          <w:rFonts w:ascii="Arial Narrow" w:hAnsi="Arial Narrow"/>
+          <w:sz w:val="24"/>
+          <w:szCs w:val="24"/>
+        </w:rPr>
+        <w:t>AM</w:t>
+      </w:r>
+    </w:p>
+    <w:p>
+      <w:pPr>
+        <w:spacing w:after="0" w:line="240" w:lineRule="auto"/>
+        <w:rPr>
+          <w:rFonts w:ascii="Arial Narrow" w:hAnsi="Arial Narrow"/>
+          <w:sz w:val="24"/>
+          <w:szCs w:val="24"/>
+        </w:rPr>
+      </w:pPr>
+      <w:r>
+        <w:rPr>
+          <w:rFonts w:ascii="Arial Narrow" w:hAnsi="Arial Narrow"/>
+          <w:sz w:val="24"/>
+          <w:szCs w:val="24"/>
+        </w:rPr>
+        <w:t>Info</w:t>
+      </w:r>
+    </w:p>
+    <w:p>
+      <w:pPr>
+        <w:spacing w:after="0" w:line="240" w:lineRule="auto"/>
+        <w:rPr>
+          <w:rFonts w:ascii="Arial Narrow" w:hAnsi="Arial Narrow"/>
+          <w:sz w:val="24"/>
+          <w:szCs w:val="24"/>
+        </w:rPr>
+      </w:pPr>
+      <w:r>
+        <w:rPr>
+          <w:rFonts w:ascii="Arial Narrow" w:hAnsi="Arial Narrow"/>
+          <w:sz w:val="24"/>
+          <w:szCs w:val="24"/>
+        </w:rPr>
+        <w:t xml:space="preserve">Ini </w:t>
+      </w:r>
+      <w:proofErr w:type="spellStart"/>
+      <w:r>
+        <w:rPr>
+          <w:rFonts w:ascii="Arial Narrow" w:hAnsi="Arial Narrow"/>
+          <w:sz w:val="24"/>
+          <w:szCs w:val="24"/>
+        </w:rPr>
+        <w:t>adalah</w:t>
+      </w:r>
+      <w:proofErr w:type="spellEnd"/>
+      <w:r>
+        <w:rPr>
+          <w:rFonts w:ascii="Arial Narrow" w:hAnsi="Arial Narrow"/>
+          <w:sz w:val="24"/>
+          <w:szCs w:val="24"/>
+        </w:rPr>
+        <w:t xml:space="preserve"> </w:t>
+      </w:r>
+      <w:proofErr w:type="spellStart"/>
+      <w:r>
+        <w:rPr>
+          <w:rFonts w:ascii="Arial Narrow" w:hAnsi="Arial Narrow"/>
+          <w:sz w:val="24"/>
+          <w:szCs w:val="24"/>
+        </w:rPr>
+        <w:t>pengulangan</w:t>
+      </w:r>
+      <w:proofErr w:type="spellEnd"/>
+      <w:r>
+        <w:rPr>
+          <w:rFonts w:ascii="Arial Narrow" w:hAnsi="Arial Narrow"/>
+          <w:sz w:val="24"/>
+          <w:szCs w:val="24"/>
+        </w:rPr>
+        <w:t xml:space="preserve"> yang </w:t>
+      </w:r>
+      <w:proofErr w:type="spellStart"/>
+      <w:r>
+        <w:rPr>
+          <w:rFonts w:ascii="Arial Narrow" w:hAnsi="Arial Narrow"/>
+          <w:sz w:val="24"/>
+          <w:szCs w:val="24"/>
+        </w:rPr>
+        <w:t>ke</w:t>
+      </w:r>
+      <w:proofErr w:type="spellEnd"/>
+      <w:r>
+        <w:rPr>
+          <w:rFonts w:ascii="Arial Narrow" w:hAnsi="Arial Narrow"/>
+          <w:sz w:val="24"/>
+          <w:szCs w:val="24"/>
+        </w:rPr>
+        <w:t xml:space="preserve"> - 1</w:t>
+      </w:r>
+    </w:p>
+    <w:p>
+      <w:pPr>
+        <w:spacing w:after="0" w:line="240" w:lineRule="auto"/>
+        <w:rPr>
+          <w:rFonts w:ascii="Arial Narrow" w:hAnsi="Arial Narrow"/>
+          <w:sz w:val="24"/>
+          <w:szCs w:val="24"/>
+        </w:rPr>
+      </w:pPr>
+      <w:r>
+        <w:rPr>
+          <w:rFonts w:ascii="Arial Narrow" w:hAnsi="Arial Narrow"/>
+          <w:sz w:val="24"/>
+          <w:szCs w:val="24"/>
+        </w:rPr>
+        <w:t>7:37:33</w:t>
+      </w:r>
+      <w:r>
+        <w:rPr>
+          <w:rFonts w:ascii="Arial" w:hAnsi="Arial" w:cs="Arial"/>
+          <w:sz w:val="24"/>
+          <w:szCs w:val="24"/>
+        </w:rPr>
+        <w:t> </w:t>
+      </w:r>
+      <w:r>
+        <w:rPr>
+          <w:rFonts w:ascii="Arial Narrow" w:hAnsi="Arial Narrow"/>
+          <w:sz w:val="24"/>
+          <w:szCs w:val="24"/>
+        </w:rPr>
+        <w:t>AM</w:t>
+      </w:r>
+    </w:p>
+    <w:p>
+      <w:pPr>
+        <w:spacing w:after="0" w:line="240" w:lineRule="auto"/>
+        <w:rPr>
+          <w:rFonts w:ascii="Arial Narrow" w:hAnsi="Arial Narrow"/>
+          <w:sz w:val="24"/>
+          <w:szCs w:val="24"/>
+        </w:rPr>
+      </w:pPr>
+      <w:r>
+        <w:rPr>
+          <w:rFonts w:ascii="Arial Narrow" w:hAnsi="Arial Narrow"/>
+          <w:sz w:val="24"/>
+          <w:szCs w:val="24"/>
+        </w:rPr>
+        <w:t>Info</w:t>
+      </w:r>
+    </w:p>
+    <w:p>
+      <w:pPr>
+        <w:spacing w:after="0" w:line="240" w:lineRule="auto"/>
+        <w:rPr>
+          <w:rFonts w:ascii="Arial Narrow" w:hAnsi="Arial Narrow"/>
+          <w:sz w:val="24"/>
+          <w:szCs w:val="24"/>
+        </w:rPr>
+      </w:pPr>
+      <w:r>
+        <w:rPr>
+          <w:rFonts w:ascii="Arial Narrow" w:hAnsi="Arial Narrow"/>
+          <w:sz w:val="24"/>
+          <w:szCs w:val="24"/>
+        </w:rPr>
+        <w:t xml:space="preserve">Ini </w:t>
+      </w:r>
+      <w:proofErr w:type="spellStart"/>
+      <w:r>
+        <w:rPr>
+          <w:rFonts w:ascii="Arial Narrow" w:hAnsi="Arial Narrow"/>
+          <w:sz w:val="24"/>
+          <w:szCs w:val="24"/>
+        </w:rPr>
+        <w:t>adalah</w:t>
+      </w:r>
+      <w:proofErr w:type="spellEnd"/>
+      <w:r>
+        <w:rPr>
+          <w:rFonts w:ascii="Arial Narrow" w:hAnsi="Arial Narrow"/>
+          <w:sz w:val="24"/>
+          <w:szCs w:val="24"/>
+        </w:rPr>
+        <w:t xml:space="preserve"> </w:t>
+      </w:r>
+      <w:proofErr w:type="spellStart"/>
+      <w:r>
+        <w:rPr>
+          <w:rFonts w:ascii="Arial Narrow" w:hAnsi="Arial Narrow"/>
+          <w:sz w:val="24"/>
+          <w:szCs w:val="24"/>
+        </w:rPr>
+        <w:t>pengulangan</w:t>
+      </w:r>
+      <w:proofErr w:type="spellEnd"/>
+      <w:r>
+        <w:rPr>
+          <w:rFonts w:ascii="Arial Narrow" w:hAnsi="Arial Narrow"/>
+          <w:sz w:val="24"/>
+          <w:szCs w:val="24"/>
+        </w:rPr>
+        <w:t xml:space="preserve"> yang </w:t>
+      </w:r>
+      <w:proofErr w:type="spellStart"/>
+      <w:r>
+        <w:rPr>
+          <w:rFonts w:ascii="Arial Narrow" w:hAnsi="Arial Narrow"/>
+          <w:sz w:val="24"/>
+          <w:szCs w:val="24"/>
+        </w:rPr>
+        <w:t>ke</w:t>
+      </w:r>
+      <w:proofErr w:type="spellEnd"/>
+      <w:r>
+        <w:rPr>
+          <w:rFonts w:ascii="Arial Narrow" w:hAnsi="Arial Narrow"/>
+          <w:sz w:val="24"/>
+          <w:szCs w:val="24"/>
+        </w:rPr>
+        <w:t xml:space="preserve"> - 2</w:t>
+      </w:r>
+    </w:p>
+    <w:p>
+      <w:pPr>
+        <w:spacing w:after="0" w:line="240" w:lineRule="auto"/>
+        <w:rPr>
+          <w:rFonts w:ascii="Arial Narrow" w:hAnsi="Arial Narrow"/>
+          <w:sz w:val="24"/>
+          <w:szCs w:val="24"/>
+        </w:rPr>
+      </w:pPr>
+      <w:r>
+        <w:rPr>
+          <w:rFonts w:ascii="Arial Narrow" w:hAnsi="Arial Narrow"/>
+          <w:sz w:val="24"/>
+          <w:szCs w:val="24"/>
+        </w:rPr>
+        <w:t>7:37:33</w:t>
+      </w:r>
+      <w:r>
+        <w:rPr>
+          <w:rFonts w:ascii="Arial" w:hAnsi="Arial" w:cs="Arial"/>
+          <w:sz w:val="24"/>
+          <w:szCs w:val="24"/>
+        </w:rPr>
+        <w:t> </w:t>
+      </w:r>
+      <w:r>
+        <w:rPr>
+          <w:rFonts w:ascii="Arial Narrow" w:hAnsi="Arial Narrow"/>
+          <w:sz w:val="24"/>
+          <w:szCs w:val="24"/>
+        </w:rPr>
+        <w:t>AM</w:t>
+      </w:r>
+    </w:p>
+    <w:p>
+      <w:pPr>
+        <w:spacing w:after="0" w:line="240" w:lineRule="auto"/>
+        <w:rPr>
+          <w:rFonts w:ascii="Arial Narrow" w:hAnsi="Arial Narrow"/>
+          <w:sz w:val="24"/>
+          <w:szCs w:val="24"/>
+        </w:rPr>
+      </w:pPr>
+      <w:r>
+        <w:rPr>
+          <w:rFonts w:ascii="Arial Narrow" w:hAnsi="Arial Narrow"/>
+          <w:sz w:val="24"/>
+          <w:szCs w:val="24"/>
+        </w:rPr>
+        <w:t>Info</w:t>
+      </w:r>
+    </w:p>
+    <w:p>
+      <w:pPr>
+        <w:spacing w:after="0" w:line="240" w:lineRule="auto"/>
+        <w:rPr>
+          <w:rFonts w:ascii="Arial Narrow" w:hAnsi="Arial Narrow"/>
+          <w:sz w:val="24"/>
+          <w:szCs w:val="24"/>
+        </w:rPr>
+      </w:pPr>
+      <w:r>
+        <w:rPr>
+          <w:rFonts w:ascii="Arial Narrow" w:hAnsi="Arial Narrow"/>
+          <w:sz w:val="24"/>
+          <w:szCs w:val="24"/>
+        </w:rPr>
+        <w:t xml:space="preserve">Ini </w:t>
+      </w:r>
+      <w:proofErr w:type="spellStart"/>
+      <w:r>
+        <w:rPr>
+          <w:rFonts w:ascii="Arial Narrow" w:hAnsi="Arial Narrow"/>
+          <w:sz w:val="24"/>
+          <w:szCs w:val="24"/>
+        </w:rPr>
+        <w:t>adalah</w:t>
+      </w:r>
+      <w:proofErr w:type="spellEnd"/>
+      <w:r>
+        <w:rPr>
+          <w:rFonts w:ascii="Arial Narrow" w:hAnsi="Arial Narrow"/>
+          <w:sz w:val="24"/>
+          <w:szCs w:val="24"/>
+        </w:rPr>
+        <w:t xml:space="preserve"> </w:t>
+      </w:r>
+      <w:proofErr w:type="spellStart"/>
+      <w:r>
+        <w:rPr>
+          <w:rFonts w:ascii="Arial Narrow" w:hAnsi="Arial Narrow"/>
+          <w:sz w:val="24"/>
+          <w:szCs w:val="24"/>
+        </w:rPr>
+        <w:t>pengulangan</w:t>
+      </w:r>
+      <w:proofErr w:type="spellEnd"/>
+      <w:r>
+        <w:rPr>
+          <w:rFonts w:ascii="Arial Narrow" w:hAnsi="Arial Narrow"/>
+          <w:sz w:val="24"/>
+          <w:szCs w:val="24"/>
+        </w:rPr>
+        <w:t xml:space="preserve"> yang </w:t>
+      </w:r>
+      <w:proofErr w:type="spellStart"/>
+      <w:r>
+        <w:rPr>
+          <w:rFonts w:ascii="Arial Narrow" w:hAnsi="Arial Narrow"/>
+          <w:sz w:val="24"/>
+          <w:szCs w:val="24"/>
+        </w:rPr>
+        <w:t>ke</w:t>
+      </w:r>
+      <w:proofErr w:type="spellEnd"/>
+      <w:r>
+        <w:rPr>
+          <w:rFonts w:ascii="Arial Narrow" w:hAnsi="Arial Narrow"/>
+          <w:sz w:val="24"/>
+          <w:szCs w:val="24"/>
+        </w:rPr>
+        <w:t xml:space="preserve"> - 3</w:t>
+      </w:r>
+    </w:p>
+    <w:p>
+      <w:pPr>
+        <w:spacing w:after="0" w:line="240" w:lineRule="auto"/>
+        <w:rPr>
+          <w:rFonts w:ascii="Arial Narrow" w:hAnsi="Arial Narrow"/>
+          <w:sz w:val="24"/>
+          <w:szCs w:val="24"/>
+        </w:rPr>
+      </w:pPr>
+      <w:r>
+        <w:rPr>
+          <w:rFonts w:ascii="Arial Narrow" w:hAnsi="Arial Narrow"/>
+          <w:sz w:val="24"/>
+          <w:szCs w:val="24"/>
+        </w:rPr>
+        <w:t>7:37:33</w:t>
+      </w:r>
+      <w:r>
+        <w:rPr>
+          <w:rFonts w:ascii="Arial" w:hAnsi="Arial" w:cs="Arial"/>
+          <w:sz w:val="24"/>
+          <w:szCs w:val="24"/>
+        </w:rPr>
+        <w:t> </w:t>
+      </w:r>
+      <w:r>
+        <w:rPr>
+          <w:rFonts w:ascii="Arial Narrow" w:hAnsi="Arial Narrow"/>
+          <w:sz w:val="24"/>
+          <w:szCs w:val="24"/>
+        </w:rPr>
+        <w:t>AM</w:t>
+      </w:r>
+    </w:p>
+    <w:p>
+      <w:pPr>
+        <w:spacing w:after="0" w:line="240" w:lineRule="auto"/>
+        <w:rPr>
+          <w:rFonts w:ascii="Arial Narrow" w:hAnsi="Arial Narrow"/>
+          <w:sz w:val="24"/>
+          <w:szCs w:val="24"/>
+        </w:rPr>
+      </w:pPr>
+      <w:r>
+        <w:rPr>
+          <w:rFonts w:ascii="Arial Narrow" w:hAnsi="Arial Narrow"/>
+          <w:sz w:val="24"/>
+          <w:szCs w:val="24"/>
+        </w:rPr>
+        <w:t>Info</w:t>
+      </w:r>
+    </w:p>
+    <w:p>
+      <w:pPr>
+        <w:spacing w:after="0" w:line="240" w:lineRule="auto"/>
+        <w:rPr>
+          <w:rFonts w:ascii="Arial Narrow" w:hAnsi="Arial Narrow"/>
+          <w:sz w:val="24"/>
+          <w:szCs w:val="24"/>
+        </w:rPr>
+      </w:pPr>
+      <w:r>
+        <w:rPr>
+          <w:rFonts w:ascii="Arial Narrow" w:hAnsi="Arial Narrow"/>
+          <w:sz w:val="24"/>
+          <w:szCs w:val="24"/>
+        </w:rPr>
+        <w:t xml:space="preserve">Ini </w:t>
+      </w:r>
+      <w:proofErr w:type="spellStart"/>
+      <w:r>
+        <w:rPr>
+          <w:rFonts w:ascii="Arial Narrow" w:hAnsi="Arial Narrow"/>
+          <w:sz w:val="24"/>
+          <w:szCs w:val="24"/>
+        </w:rPr>
+        <w:t>adalah</w:t>
+      </w:r>
+      <w:proofErr w:type="spellEnd"/>
+      <w:r>
+        <w:rPr>
+          <w:rFonts w:ascii="Arial Narrow" w:hAnsi="Arial Narrow"/>
+          <w:sz w:val="24"/>
+          <w:szCs w:val="24"/>
+        </w:rPr>
+        <w:t xml:space="preserve"> </w:t>
+      </w:r>
+      <w:proofErr w:type="spellStart"/>
+      <w:r>
+        <w:rPr>
+          <w:rFonts w:ascii="Arial Narrow" w:hAnsi="Arial Narrow"/>
+          <w:sz w:val="24"/>
+          <w:szCs w:val="24"/>
+        </w:rPr>
+        <w:t>pengulangan</w:t>
+      </w:r>
+      <w:proofErr w:type="spellEnd"/>
+      <w:r>
+        <w:rPr>
+          <w:rFonts w:ascii="Arial Narrow" w:hAnsi="Arial Narrow"/>
+          <w:sz w:val="24"/>
+          <w:szCs w:val="24"/>
+        </w:rPr>
+        <w:t xml:space="preserve"> yang </w:t>
+      </w:r>
+      <w:proofErr w:type="spellStart"/>
+      <w:r>
+        <w:rPr>
+          <w:rFonts w:ascii="Arial Narrow" w:hAnsi="Arial Narrow"/>
+          <w:sz w:val="24"/>
+          <w:szCs w:val="24"/>
+        </w:rPr>
+        <w:t>ke</w:t>
+      </w:r>
+      <w:proofErr w:type="spellEnd"/>
+      <w:r>
+        <w:rPr>
+          <w:rFonts w:ascii="Arial Narrow" w:hAnsi="Arial Narrow"/>
+          <w:sz w:val="24"/>
+          <w:szCs w:val="24"/>
+        </w:rPr>
+        <w:t xml:space="preserve"> - 4</w:t>
+      </w:r>
+    </w:p>
+    <w:p>
+      <w:pPr>
+        <w:spacing w:after="0" w:line="240" w:lineRule="auto"/>
+        <w:rPr>
+          <w:rFonts w:ascii="Arial Narrow" w:hAnsi="Arial Narrow"/>
+          <w:sz w:val="24"/>
+          <w:szCs w:val="24"/>
+        </w:rPr>
+      </w:pPr>
+      <w:r>
+        <w:rPr>
+          <w:rFonts w:ascii="Arial Narrow" w:hAnsi="Arial Narrow"/>
+          <w:sz w:val="24"/>
+          <w:szCs w:val="24"/>
+        </w:rPr>
+        <w:t>7:37:33</w:t>
+      </w:r>
+      <w:r>
+        <w:rPr>
+          <w:rFonts w:ascii="Arial" w:hAnsi="Arial" w:cs="Arial"/>
+          <w:sz w:val="24"/>
+          <w:szCs w:val="24"/>
+        </w:rPr>
+        <w:t> </w:t>
+      </w:r>
+      <w:r>
+        <w:rPr>
+          <w:rFonts w:ascii="Arial Narrow" w:hAnsi="Arial Narrow"/>
+          <w:sz w:val="24"/>
+          <w:szCs w:val="24"/>
+        </w:rPr>
+        <w:t>AM</w:t>
+      </w:r>
+    </w:p>
+    <w:p>
+      <w:pPr>
+        <w:spacing w:after="0" w:line="240" w:lineRule="auto"/>
+        <w:rPr>
+          <w:rFonts w:ascii="Arial Narrow" w:hAnsi="Arial Narrow"/>
+          <w:sz w:val="24"/>
+          <w:szCs w:val="24"/>
+        </w:rPr>
+      </w:pPr>
+      <w:r>
+        <w:rPr>
+          <w:rFonts w:ascii="Arial Narrow" w:hAnsi="Arial Narrow"/>
+          <w:sz w:val="24"/>
+          <w:szCs w:val="24"/>
+        </w:rPr>
+        <w:t>Info</w:t>
+      </w:r>
+    </w:p>
+    <w:p>
+      <w:pPr>
+        <w:spacing w:after="0" w:line="240" w:lineRule="auto"/>
+        <w:rPr>
+          <w:rFonts w:ascii="Arial Narrow" w:hAnsi="Arial Narrow"/>
+          <w:sz w:val="24"/>
+          <w:szCs w:val="24"/>
+        </w:rPr>
+      </w:pPr>
+      <w:r>
+        <w:rPr>
+          <w:rFonts w:ascii="Arial Narrow" w:hAnsi="Arial Narrow"/>
+          <w:sz w:val="24"/>
+          <w:szCs w:val="24"/>
+        </w:rPr>
+        <w:t xml:space="preserve">Ini </w:t>
+      </w:r>
+      <w:proofErr w:type="spellStart"/>
+      <w:r>
+        <w:rPr>
+          <w:rFonts w:ascii="Arial Narrow" w:hAnsi="Arial Narrow"/>
+          <w:sz w:val="24"/>
+          <w:szCs w:val="24"/>
+        </w:rPr>
+        <w:t>adalah</w:t>
+      </w:r>
+      <w:proofErr w:type="spellEnd"/>
+      <w:r>
+        <w:rPr>
+          <w:rFonts w:ascii="Arial Narrow" w:hAnsi="Arial Narrow"/>
+          <w:sz w:val="24"/>
+          <w:szCs w:val="24"/>
+        </w:rPr>
+        <w:t xml:space="preserve"> </w:t>
+      </w:r>
+      <w:proofErr w:type="spellStart"/>
+      <w:r>
+        <w:rPr>
+          <w:rFonts w:ascii="Arial Narrow" w:hAnsi="Arial Narrow"/>
+          <w:sz w:val="24"/>
+          <w:szCs w:val="24"/>
+        </w:rPr>
+        <w:t>pengulangan</w:t>
+      </w:r>
+      <w:proofErr w:type="spellEnd"/>
+      <w:r>
+        <w:rPr>
+          <w:rFonts w:ascii="Arial Narrow" w:hAnsi="Arial Narrow"/>
+          <w:sz w:val="24"/>
+          <w:szCs w:val="24"/>
+        </w:rPr>
+        <w:t xml:space="preserve"> yang </w:t>
+      </w:r>
+      <w:proofErr w:type="spellStart"/>
+      <w:r>
+        <w:rPr>
+          <w:rFonts w:ascii="Arial Narrow" w:hAnsi="Arial Narrow"/>
+          <w:sz w:val="24"/>
+          <w:szCs w:val="24"/>
+        </w:rPr>
+        <w:t>ke</w:t>
+      </w:r>
+      <w:proofErr w:type="spellEnd"/>
+      <w:r>
+        <w:rPr>
+          <w:rFonts w:ascii="Arial Narrow" w:hAnsi="Arial Narrow"/>
+          <w:sz w:val="24"/>
+          <w:szCs w:val="24"/>
+        </w:rPr>
+        <w:t xml:space="preserve"> - 5</w:t>
+      </w:r>
+    </w:p>
+    <w:p>
+      <w:pPr>
+        <w:spacing w:after="0" w:line="240" w:lineRule="auto"/>
+        <w:rPr>
+          <w:rFonts w:ascii="Arial Narrow" w:hAnsi="Arial Narrow"/>
+          <w:sz w:val="24"/>
+          <w:szCs w:val="24"/>
+        </w:rPr>
+      </w:pPr>
+      <w:r>
+        <w:rPr>
+          <w:rFonts w:ascii="Arial Narrow" w:hAnsi="Arial Narrow"/>
+          <w:sz w:val="24"/>
+          <w:szCs w:val="24"/>
+        </w:rPr>
+        <w:t>7:37:33</w:t>
+      </w:r>
+      <w:r>
+        <w:rPr>
+          <w:rFonts w:ascii="Arial" w:hAnsi="Arial" w:cs="Arial"/>
+          <w:sz w:val="24"/>
+          <w:szCs w:val="24"/>
+        </w:rPr>
+        <w:t> </w:t>
+      </w:r>
+      <w:r>
+        <w:rPr>
+          <w:rFonts w:ascii="Arial Narrow" w:hAnsi="Arial Narrow"/>
+          <w:sz w:val="24"/>
+          <w:szCs w:val="24"/>
+        </w:rPr>
+        <w:t>AM</w:t>
+      </w:r>
+    </w:p>
+    <w:p>
+      <w:pPr>
+        <w:spacing w:after="0" w:line="240" w:lineRule="auto"/>
+        <w:rPr>
+          <w:rFonts w:ascii="Arial Narrow" w:hAnsi="Arial Narrow"/>
+          <w:sz w:val="24"/>
+          <w:szCs w:val="24"/>
+        </w:rPr>
+      </w:pPr>
+      <w:r>
+        <w:rPr>
+          <w:rFonts w:ascii="Arial Narrow" w:hAnsi="Arial Narrow"/>
+          <w:sz w:val="24"/>
+          <w:szCs w:val="24"/>
+        </w:rPr>
+        <w:t>Info</w:t>
+      </w:r>
+    </w:p>
+    <w:p>
+      <w:pPr>
+        <w:spacing w:after="0" w:line="240" w:lineRule="auto"/>
+        <w:rPr>
+          <w:rFonts w:ascii="Arial Narrow" w:hAnsi="Arial Narrow"/>
+          <w:sz w:val="24"/>
+          <w:szCs w:val="24"/>
+        </w:rPr>
+      </w:pPr>
+      <w:r>
+        <w:rPr>
+          <w:rFonts w:ascii="Arial Narrow" w:hAnsi="Arial Narrow"/>
+          <w:sz w:val="24"/>
+          <w:szCs w:val="24"/>
+        </w:rPr>
+        <w:t xml:space="preserve">Ini </w:t>
+      </w:r>
+      <w:proofErr w:type="spellStart"/>
+      <w:r>
+        <w:rPr>
+          <w:rFonts w:ascii="Arial Narrow" w:hAnsi="Arial Narrow"/>
+          <w:sz w:val="24"/>
+          <w:szCs w:val="24"/>
+        </w:rPr>
+        <w:t>adalah</w:t>
+      </w:r>
+      <w:proofErr w:type="spellEnd"/>
+      <w:r>
+        <w:rPr>
+          <w:rFonts w:ascii="Arial Narrow" w:hAnsi="Arial Narrow"/>
+          <w:sz w:val="24"/>
+          <w:szCs w:val="24"/>
+        </w:rPr>
+        <w:t xml:space="preserve"> </w:t>
+      </w:r>
+      <w:proofErr w:type="spellStart"/>
+      <w:r>
+        <w:rPr>
+          <w:rFonts w:ascii="Arial Narrow" w:hAnsi="Arial Narrow"/>
+          <w:sz w:val="24"/>
+          <w:szCs w:val="24"/>
+        </w:rPr>
+        <w:t>pengulangan</w:t>
+      </w:r>
+      <w:proofErr w:type="spellEnd"/>
+      <w:r>
+        <w:rPr>
+          <w:rFonts w:ascii="Arial Narrow" w:hAnsi="Arial Narrow"/>
+          <w:sz w:val="24"/>
+          <w:szCs w:val="24"/>
+        </w:rPr>
+        <w:t xml:space="preserve"> yang </w:t>
+      </w:r>
+      <w:proofErr w:type="spellStart"/>
+      <w:r>
+        <w:rPr>
+          <w:rFonts w:ascii="Arial Narrow" w:hAnsi="Arial Narrow"/>
+          <w:sz w:val="24"/>
+          <w:szCs w:val="24"/>
+        </w:rPr>
+        <w:t>ke</w:t>
+      </w:r>
+      <w:proofErr w:type="spellEnd"/>
+      <w:r>
+        <w:rPr>
+          <w:rFonts w:ascii="Arial Narrow" w:hAnsi="Arial Narrow"/>
+          <w:sz w:val="24"/>
+          <w:szCs w:val="24"/>
+        </w:rPr>
+        <w:t xml:space="preserve"> - 6</w:t>
+      </w:r>
+    </w:p>
+    <w:p>
+      <w:pPr>
+        <w:spacing w:after="0" w:line="240" w:lineRule="auto"/>
+        <w:rPr>
+          <w:rFonts w:ascii="Arial Narrow" w:hAnsi="Arial Narrow"/>
+          <w:sz w:val="24"/>
+          <w:szCs w:val="24"/>
+        </w:rPr>
+      </w:pPr>
+      <w:r>
+        <w:rPr>
+          <w:rFonts w:ascii="Arial Narrow" w:hAnsi="Arial Narrow"/>
+          <w:sz w:val="24"/>
+          <w:szCs w:val="24"/>
+        </w:rPr>
+        <w:t>7:37:33</w:t>
+      </w:r>
+      <w:r>
+        <w:rPr>
+          <w:rFonts w:ascii="Arial" w:hAnsi="Arial" w:cs="Arial"/>
+          <w:sz w:val="24"/>
+          <w:szCs w:val="24"/>
+        </w:rPr>
+        <w:t> </w:t>
+      </w:r>
+      <w:r>
+        <w:rPr>
+          <w:rFonts w:ascii="Arial Narrow" w:hAnsi="Arial Narrow"/>
+          <w:sz w:val="24"/>
+          <w:szCs w:val="24"/>
+        </w:rPr>
+        <w:t>AM</w:t>
+      </w:r>
+    </w:p>
+    <w:p>
+      <w:pPr>
+        <w:spacing w:after="0" w:line="240" w:lineRule="auto"/>
+        <w:rPr>
+          <w:rFonts w:ascii="Arial Narrow" w:hAnsi="Arial Narrow"/>
+          <w:sz w:val="24"/>
+          <w:szCs w:val="24"/>
+        </w:rPr>
+      </w:pPr>
+      <w:r>
+        <w:rPr>
+          <w:rFonts w:ascii="Arial Narrow" w:hAnsi="Arial Narrow"/>
+          <w:sz w:val="24"/>
+          <w:szCs w:val="24"/>
+        </w:rPr>
+        <w:t>Info</w:t>
+      </w:r>
+    </w:p>
+    <w:p>
+      <w:pPr>
+        <w:spacing w:after="0" w:line="240" w:lineRule="auto"/>
+        <w:rPr>
+          <w:rFonts w:ascii="Arial Narrow" w:hAnsi="Arial Narrow"/>
+          <w:sz w:val="24"/>
+          <w:szCs w:val="24"/>
+        </w:rPr>
+      </w:pPr>
+      <w:r>
+        <w:rPr>
+          <w:rFonts w:ascii="Arial Narrow" w:hAnsi="Arial Narrow"/>
+          <w:sz w:val="24"/>
+          <w:szCs w:val="24"/>
+        </w:rPr>
+        <w:t xml:space="preserve">Ini </w:t>
+      </w:r>
+      <w:proofErr w:type="spellStart"/>
+      <w:r>
+        <w:rPr>
+          <w:rFonts w:ascii="Arial Narrow" w:hAnsi="Arial Narrow"/>
+          <w:sz w:val="24"/>
+          <w:szCs w:val="24"/>
+        </w:rPr>
+        <w:t>adalah</w:t>
+      </w:r>
+      <w:proofErr w:type="spellEnd"/>
+      <w:r>
+        <w:rPr>
+          <w:rFonts w:ascii="Arial Narrow" w:hAnsi="Arial Narrow"/>
+          <w:sz w:val="24"/>
+          <w:szCs w:val="24"/>
+        </w:rPr>
+        <w:t xml:space="preserve"> </w:t>
+      </w:r>
+      <w:proofErr w:type="spellStart"/>
+      <w:r>
+        <w:rPr>
+          <w:rFonts w:ascii="Arial Narrow" w:hAnsi="Arial Narrow"/>
+          <w:sz w:val="24"/>
+          <w:szCs w:val="24"/>
+        </w:rPr>
+        <w:t>pengulangan</w:t>
+      </w:r>
+      <w:proofErr w:type="spellEnd"/>
+      <w:r>
+        <w:rPr>
+          <w:rFonts w:ascii="Arial Narrow" w:hAnsi="Arial Narrow"/>
+          <w:sz w:val="24"/>
+          <w:szCs w:val="24"/>
+        </w:rPr>
+        <w:t xml:space="preserve"> yang </w:t>
+      </w:r>
+      <w:proofErr w:type="spellStart"/>
+      <w:r>
+        <w:rPr>
+          <w:rFonts w:ascii="Arial Narrow" w:hAnsi="Arial Narrow"/>
+          <w:sz w:val="24"/>
+          <w:szCs w:val="24"/>
+        </w:rPr>
+        <w:t>ke</w:t>
+      </w:r>
+      <w:proofErr w:type="spellEnd"/>
+      <w:r>
+        <w:rPr>
+          <w:rFonts w:ascii="Arial Narrow" w:hAnsi="Arial Narrow"/>
+          <w:sz w:val="24"/>
+          <w:szCs w:val="24"/>
+        </w:rPr>
+        <w:t xml:space="preserve"> - 7</w:t>
+      </w:r>
+    </w:p>
+    <w:p>
+      <w:pPr>
+        <w:spacing w:after="0" w:line="240" w:lineRule="auto"/>
+        <w:rPr>
+          <w:rFonts w:ascii="Arial Narrow" w:hAnsi="Arial Narrow"/>
+          <w:sz w:val="24"/>
+          <w:szCs w:val="24"/>
+        </w:rPr>
+      </w:pPr>
+      <w:r>
+        <w:rPr>
+          <w:rFonts w:ascii="Arial Narrow" w:hAnsi="Arial Narrow"/>
+          <w:sz w:val="24"/>
+          <w:szCs w:val="24"/>
+        </w:rPr>
+        <w:t>7:37:33</w:t>
+      </w:r>
+      <w:r>
+        <w:rPr>
+          <w:rFonts w:ascii="Arial" w:hAnsi="Arial" w:cs="Arial"/>
+          <w:sz w:val="24"/>
+          <w:szCs w:val="24"/>
+        </w:rPr>
+        <w:t> </w:t>
+      </w:r>
+      <w:r>
+        <w:rPr>
+          <w:rFonts w:ascii="Arial Narrow" w:hAnsi="Arial Narrow"/>
+          <w:sz w:val="24"/>
+          <w:szCs w:val="24"/>
+        </w:rPr>
+        <w:t>AM</w:t>
+      </w:r>
+    </w:p>
+    <w:p>
+      <w:pPr>
+        <w:spacing w:after="0" w:line="240" w:lineRule="auto"/>
+        <w:rPr>
+          <w:rFonts w:ascii="Arial Narrow" w:hAnsi="Arial Narrow"/>
+          <w:sz w:val="24"/>
+          <w:szCs w:val="24"/>
+        </w:rPr>
+      </w:pPr>
+      <w:r>
+        <w:rPr>
+          <w:rFonts w:ascii="Arial Narrow" w:hAnsi="Arial Narrow"/>
+          <w:sz w:val="24"/>
+          <w:szCs w:val="24"/>
+        </w:rPr>
+        <w:lastRenderedPageBreak/>
+        <w:t>Info</w:t>
+      </w:r>
+    </w:p>
+    <w:p>
+      <w:pPr>
+        <w:spacing w:after="0" w:line="240" w:lineRule="auto"/>
+        <w:rPr>
+          <w:rFonts w:ascii="Arial Narrow" w:hAnsi="Arial Narrow"/>
+          <w:sz w:val="24"/>
+          <w:szCs w:val="24"/>
+        </w:rPr>
+      </w:pPr>
+      <w:r>
+        <w:rPr>
+          <w:rFonts w:ascii="Arial Narrow" w:hAnsi="Arial Narrow"/>
+          <w:sz w:val="24"/>
+          <w:szCs w:val="24"/>
+        </w:rPr>
+        <w:t xml:space="preserve">Ini </w:t>
+      </w:r>
+      <w:proofErr w:type="spellStart"/>
+      <w:r>
+        <w:rPr>
+          <w:rFonts w:ascii="Arial Narrow" w:hAnsi="Arial Narrow"/>
+          <w:sz w:val="24"/>
+          <w:szCs w:val="24"/>
+        </w:rPr>
+        <w:t>adalah</w:t>
+      </w:r>
+      <w:proofErr w:type="spellEnd"/>
+      <w:r>
+        <w:rPr>
+          <w:rFonts w:ascii="Arial Narrow" w:hAnsi="Arial Narrow"/>
+          <w:sz w:val="24"/>
+          <w:szCs w:val="24"/>
+        </w:rPr>
+        <w:t xml:space="preserve"> </w:t>
+      </w:r>
+      <w:proofErr w:type="spellStart"/>
+      <w:r>
+        <w:rPr>
+          <w:rFonts w:ascii="Arial Narrow" w:hAnsi="Arial Narrow"/>
+          <w:sz w:val="24"/>
+          <w:szCs w:val="24"/>
+        </w:rPr>
+        <w:t>pengulangan</w:t>
+      </w:r>
+      <w:proofErr w:type="spellEnd"/>
+      <w:r>
+        <w:rPr>
+          <w:rFonts w:ascii="Arial Narrow" w:hAnsi="Arial Narrow"/>
+          <w:sz w:val="24"/>
+          <w:szCs w:val="24"/>
+        </w:rPr>
+        <w:t xml:space="preserve"> yang </w:t>
+      </w:r>
+      <w:proofErr w:type="spellStart"/>
+      <w:r>
+        <w:rPr>
+          <w:rFonts w:ascii="Arial Narrow" w:hAnsi="Arial Narrow"/>
+          <w:sz w:val="24"/>
+          <w:szCs w:val="24"/>
+        </w:rPr>
+        <w:t>ke</w:t>
+      </w:r>
+      <w:proofErr w:type="spellEnd"/>
+      <w:r>
+        <w:rPr>
+          <w:rFonts w:ascii="Arial Narrow" w:hAnsi="Arial Narrow"/>
+          <w:sz w:val="24"/>
+          <w:szCs w:val="24"/>
+        </w:rPr>
+        <w:t xml:space="preserve"> - 8</w:t>
+      </w:r>
+    </w:p>
+    <w:p>
+      <w:pPr>
+        <w:spacing w:after="0" w:line="240" w:lineRule="auto"/>
+        <w:rPr>
+          <w:rFonts w:ascii="Arial Narrow" w:hAnsi="Arial Narrow"/>
+          <w:sz w:val="24"/>
+          <w:szCs w:val="24"/>
+        </w:rPr>
+      </w:pPr>
+      <w:r>
+        <w:rPr>
+          <w:rFonts w:ascii="Arial Narrow" w:hAnsi="Arial Narrow"/>
+          <w:sz w:val="24"/>
+          <w:szCs w:val="24"/>
+        </w:rPr>
+        <w:t>7:37:33</w:t>
+      </w:r>
+      <w:r>
+        <w:rPr>
+          <w:rFonts w:ascii="Arial" w:hAnsi="Arial" w:cs="Arial"/>
+          <w:sz w:val="24"/>
+          <w:szCs w:val="24"/>
+        </w:rPr>
+        <w:t> </w:t>
+      </w:r>
+      <w:r>
+        <w:rPr>
+          <w:rFonts w:ascii="Arial Narrow" w:hAnsi="Arial Narrow"/>
+          <w:sz w:val="24"/>
+          <w:szCs w:val="24"/>
+        </w:rPr>
+        <w:t>AM</w:t>
+      </w:r>
+    </w:p>
+    <w:p>
+      <w:pPr>
+        <w:spacing w:after="0" w:line="240" w:lineRule="auto"/>
+        <w:rPr>
+          <w:rFonts w:ascii="Arial Narrow" w:hAnsi="Arial Narrow"/>
+          <w:sz w:val="24"/>
+          <w:szCs w:val="24"/>
+        </w:rPr>
+      </w:pPr>
+      <w:r>
+        <w:rPr>
+          <w:rFonts w:ascii="Arial Narrow" w:hAnsi="Arial Narrow"/>
+          <w:sz w:val="24"/>
+          <w:szCs w:val="24"/>
+        </w:rPr>
+        <w:t>Info</w:t>
+      </w:r>
+    </w:p>
+    <w:p>
+      <w:pPr>
+        <w:spacing w:after="0" w:line="240" w:lineRule="auto"/>
+        <w:rPr>
+          <w:rFonts w:ascii="Arial Narrow" w:hAnsi="Arial Narrow"/>
+          <w:sz w:val="24"/>
+          <w:szCs w:val="24"/>
+        </w:rPr>
+      </w:pPr>
+      <w:r>
+        <w:rPr>
+          <w:rFonts w:ascii="Arial Narrow" w:hAnsi="Arial Narrow"/>
+          <w:sz w:val="24"/>
+          <w:szCs w:val="24"/>
+        </w:rPr>
+        <w:t xml:space="preserve">Ini </w:t>
+      </w:r>
+      <w:proofErr w:type="spellStart"/>
+      <w:r>
+        <w:rPr>
+          <w:rFonts w:ascii="Arial Narrow" w:hAnsi="Arial Narrow"/>
+          <w:sz w:val="24"/>
+          <w:szCs w:val="24"/>
+        </w:rPr>
+        <w:t>adalah</w:t>
+      </w:r>
+      <w:proofErr w:type="spellEnd"/>
+      <w:r>
+        <w:rPr>
+          <w:rFonts w:ascii="Arial Narrow" w:hAnsi="Arial Narrow"/>
+          <w:sz w:val="24"/>
+          <w:szCs w:val="24"/>
+        </w:rPr>
+        <w:t xml:space="preserve"> </w:t>
+      </w:r>
+      <w:proofErr w:type="spellStart"/>
+      <w:r>
+        <w:rPr>
+          <w:rFonts w:ascii="Arial Narrow" w:hAnsi="Arial Narrow"/>
+          <w:sz w:val="24"/>
+          <w:szCs w:val="24"/>
+        </w:rPr>
+        <w:t>pengulangan</w:t>
+      </w:r>
+      <w:proofErr w:type="spellEnd"/>
+      <w:r>
+        <w:rPr>
+          <w:rFonts w:ascii="Arial Narrow" w:hAnsi="Arial Narrow"/>
+          <w:sz w:val="24"/>
+          <w:szCs w:val="24"/>
+        </w:rPr>
+        <w:t xml:space="preserve"> yang </w:t>
+      </w:r>
+      <w:proofErr w:type="spellStart"/>
+      <w:r>
+        <w:rPr>
+          <w:rFonts w:ascii="Arial Narrow" w:hAnsi="Arial Narrow"/>
+          <w:sz w:val="24"/>
+          <w:szCs w:val="24"/>
+        </w:rPr>
+        <w:t>ke</w:t>
+      </w:r>
+      <w:proofErr w:type="spellEnd"/>
+      <w:r>
+        <w:rPr>
+          <w:rFonts w:ascii="Arial Narrow" w:hAnsi="Arial Narrow"/>
+          <w:sz w:val="24"/>
+          <w:szCs w:val="24"/>
+        </w:rPr>
+        <w:t xml:space="preserve"> - 9</w:t>
+      </w:r>
+    </w:p>
+    <w:p>
+      <w:pPr>
+        <w:spacing w:after="0" w:line="240" w:lineRule="auto"/>
+        <w:rPr>
+          <w:rFonts w:ascii="Arial Narrow" w:hAnsi="Arial Narrow"/>
+          <w:sz w:val="24"/>
+          <w:szCs w:val="24"/>
+        </w:rPr>
+      </w:pPr>
+      <w:r>
+        <w:rPr>
+          <w:rFonts w:ascii="Arial Narrow" w:hAnsi="Arial Narrow"/>
+          <w:sz w:val="24"/>
+          <w:szCs w:val="24"/>
+        </w:rPr>
+        <w:t>7:37:33</w:t>
+      </w:r>
+      <w:r>
+        <w:rPr>
+          <w:rFonts w:ascii="Arial" w:hAnsi="Arial" w:cs="Arial"/>
+          <w:sz w:val="24"/>
+          <w:szCs w:val="24"/>
+        </w:rPr>
+        <w:t> </w:t>
+      </w:r>
+      <w:r>
+        <w:rPr>
+          <w:rFonts w:ascii="Arial Narrow" w:hAnsi="Arial Narrow"/>
+          <w:sz w:val="24"/>
+          <w:szCs w:val="24"/>
+        </w:rPr>
+        <w:t>AM</w:t>
+      </w:r>
+    </w:p>
+    <w:p>
+      <w:pPr>
+        <w:spacing w:after="0" w:line="240" w:lineRule="auto"/>
+        <w:rPr>
+          <w:rFonts w:ascii="Arial Narrow" w:hAnsi="Arial Narrow"/>
+          <w:sz w:val="24"/>
+          <w:szCs w:val="24"/>
+        </w:rPr>
+      </w:pPr>
+      <w:r>
+        <w:rPr>
+          <w:rFonts w:ascii="Arial Narrow" w:hAnsi="Arial Narrow"/>
+          <w:sz w:val="24"/>
+          <w:szCs w:val="24"/>
+        </w:rPr>
+        <w:t>Info</w:t>
+      </w:r>
+    </w:p>
+    <w:p>
+      <w:pPr>
+        <w:spacing w:after="0" w:line="240" w:lineRule="auto"/>
+        <w:rPr>
+          <w:rFonts w:ascii="Arial Narrow" w:hAnsi="Arial Narrow"/>
+          <w:sz w:val="24"/>
+          <w:szCs w:val="24"/>
+        </w:rPr>
+      </w:pPr>
+      <w:r>
+        <w:rPr>
+          <w:rFonts w:ascii="Arial Narrow" w:hAnsi="Arial Narrow"/>
+          <w:sz w:val="24"/>
+          <w:szCs w:val="24"/>
+        </w:rPr>
+        <w:t xml:space="preserve">Ini </w:t>
+      </w:r>
+      <w:proofErr w:type="spellStart"/>
+      <w:r>
+        <w:rPr>
+          <w:rFonts w:ascii="Arial Narrow" w:hAnsi="Arial Narrow"/>
+          <w:sz w:val="24"/>
+          <w:szCs w:val="24"/>
+        </w:rPr>
+        <w:t>adalah</w:t>
+      </w:r>
+      <w:proofErr w:type="spellEnd"/>
+      <w:r>
+        <w:rPr>
+          <w:rFonts w:ascii="Arial Narrow" w:hAnsi="Arial Narrow"/>
+          <w:sz w:val="24"/>
+          <w:szCs w:val="24"/>
+        </w:rPr>
+        <w:t xml:space="preserve"> </w:t>
+      </w:r>
+      <w:proofErr w:type="spellStart"/>
+      <w:r>
+        <w:rPr>
+          <w:rFonts w:ascii="Arial Narrow" w:hAnsi="Arial Narrow"/>
+          <w:sz w:val="24"/>
+          <w:szCs w:val="24"/>
+        </w:rPr>
+        <w:t>pengulangan</w:t>
+      </w:r>
+      <w:proofErr w:type="spellEnd"/>
+      <w:r>
+        <w:rPr>
+          <w:rFonts w:ascii="Arial Narrow" w:hAnsi="Arial Narrow"/>
+          <w:sz w:val="24"/>
+          <w:szCs w:val="24"/>
+        </w:rPr>
+        <w:t xml:space="preserve"> yang </w:t>
+      </w:r>
+      <w:proofErr w:type="spellStart"/>
+      <w:r>
+        <w:rPr>
+          <w:rFonts w:ascii="Arial Narrow" w:hAnsi="Arial Narrow"/>
+          <w:sz w:val="24"/>
+          <w:szCs w:val="24"/>
+        </w:rPr>
+        <w:t>ke</w:t>
+      </w:r>
+      <w:proofErr w:type="spellEnd"/>
+      <w:r>
+        <w:rPr>
+          <w:rFonts w:ascii="Arial Narrow" w:hAnsi="Arial Narrow"/>
+          <w:sz w:val="24"/>
+          <w:szCs w:val="24"/>
+        </w:rPr>
+        <w:t xml:space="preserve"> - 10</w:t>
+      </w:r>
+    </w:p>
+    <w:p>
+      <w:pPr>
+        <w:spacing w:after="0" w:line="240" w:lineRule="auto"/>
+        <w:rPr>
+          <w:rFonts w:ascii="Arial Narrow" w:hAnsi="Arial Narrow"/>
+          <w:sz w:val="24"/>
+          <w:szCs w:val="24"/>
+        </w:rPr>
+      </w:pPr>
+    </w:p>
+    <w:p>
+      <w:pPr>
+        <w:spacing w:after="0" w:line="240" w:lineRule="auto"/>
+        <w:rPr>
+          <w:rFonts w:ascii="Arial Narrow" w:hAnsi="Arial Narrow"/>
+          <w:sz w:val="24"/>
+          <w:szCs w:val="24"/>
+        </w:rPr>
+      </w:pPr>
+    </w:p>
+    <w:p>
+      <w:pPr>
+        <w:spacing w:after="0" w:line="240" w:lineRule="auto"/>
+        <w:rPr>
+          <w:rFonts w:ascii="Arial Narrow" w:hAnsi="Arial Narrow"/>
+          <w:sz w:val="24"/>
+          <w:szCs w:val="24"/>
+        </w:rPr>
+      </w:pPr>
+      <w:r>
+        <w:rPr>
+          <w:rFonts w:ascii="Arial Narrow" w:hAnsi="Arial Narrow"/>
+          <w:sz w:val="24"/>
+          <w:szCs w:val="24"/>
+        </w:rPr>
+        <w:t>Looping with while:</w:t>
+      </w:r>
+    </w:p>
+    <w:p>
+      <w:pPr>
+        <w:spacing w:after="0" w:line="240" w:lineRule="auto"/>
+        <w:rPr>
+          <w:rFonts w:ascii="Arial Narrow" w:hAnsi="Arial Narrow"/>
+          <w:sz w:val="24"/>
+          <w:szCs w:val="24"/>
+        </w:rPr>
+      </w:pPr>
+      <w:r>
+        <w:rPr>
+          <w:rFonts w:ascii="Arial Narrow" w:hAnsi="Arial Narrow"/>
+          <w:sz w:val="24"/>
+          <w:szCs w:val="24"/>
+        </w:rPr>
+        <w:t xml:space="preserve">Case: Create time and with the time looping until time we </w:t>
+      </w:r>
+      <w:proofErr w:type="spellStart"/>
+      <w:r>
+        <w:rPr>
+          <w:rFonts w:ascii="Arial Narrow" w:hAnsi="Arial Narrow"/>
+          <w:sz w:val="24"/>
+          <w:szCs w:val="24"/>
+        </w:rPr>
+        <w:t>defind</w:t>
+      </w:r>
+      <w:proofErr w:type="spellEnd"/>
+    </w:p>
+    <w:p>
+      <w:pPr>
+        <w:spacing w:after="0" w:line="240" w:lineRule="auto"/>
+        <w:rPr>
+          <w:rFonts w:ascii="Arial Narrow" w:hAnsi="Arial Narrow"/>
+          <w:sz w:val="24"/>
+          <w:szCs w:val="24"/>
+        </w:rPr>
+      </w:pPr>
+      <w:r>
+        <w:rPr>
+          <w:rFonts w:ascii="Arial Narrow" w:hAnsi="Arial Narrow"/>
+          <w:sz w:val="24"/>
+          <w:szCs w:val="24"/>
+        </w:rPr>
+        <w:t>function pengulangan2</w:t>
+      </w:r>
+      <w:proofErr w:type="gramStart"/>
+      <w:r>
+        <w:rPr>
+          <w:rFonts w:ascii="Arial Narrow" w:hAnsi="Arial Narrow"/>
+          <w:sz w:val="24"/>
+          <w:szCs w:val="24"/>
+        </w:rPr>
+        <w:t>(){</w:t>
+      </w:r>
+      <w:proofErr w:type="gramEnd"/>
+    </w:p>
+    <w:p>
+      <w:pPr>
+        <w:spacing w:after="0" w:line="240" w:lineRule="auto"/>
+        <w:rPr>
+          <w:rFonts w:ascii="Arial Narrow" w:hAnsi="Arial Narrow"/>
+          <w:sz w:val="24"/>
+          <w:szCs w:val="24"/>
+        </w:rPr>
+      </w:pPr>
+      <w:r>
+        <w:rPr>
+          <w:rFonts w:ascii="Arial Narrow" w:hAnsi="Arial Narrow"/>
+          <w:sz w:val="24"/>
+          <w:szCs w:val="24"/>
+        </w:rPr>
+        <w:t xml:space="preserve">  var t = new </w:t>
+      </w:r>
+      <w:proofErr w:type="gramStart"/>
+      <w:r>
+        <w:rPr>
+          <w:rFonts w:ascii="Arial Narrow" w:hAnsi="Arial Narrow"/>
+          <w:sz w:val="24"/>
+          <w:szCs w:val="24"/>
+        </w:rPr>
+        <w:t>Date(</w:t>
+      </w:r>
+      <w:proofErr w:type="gramEnd"/>
+      <w:r>
+        <w:rPr>
+          <w:rFonts w:ascii="Arial Narrow" w:hAnsi="Arial Narrow"/>
+          <w:sz w:val="24"/>
+          <w:szCs w:val="24"/>
+        </w:rPr>
+        <w:t>);</w:t>
+      </w:r>
+    </w:p>
+    <w:p>
+      <w:pPr>
+        <w:spacing w:after="0" w:line="240" w:lineRule="auto"/>
+        <w:rPr>
+          <w:rFonts w:ascii="Arial Narrow" w:hAnsi="Arial Narrow"/>
+          <w:sz w:val="24"/>
+          <w:szCs w:val="24"/>
+        </w:rPr>
+      </w:pPr>
+      <w:r>
+        <w:rPr>
+          <w:rFonts w:ascii="Arial Narrow" w:hAnsi="Arial Narrow"/>
+          <w:sz w:val="24"/>
+          <w:szCs w:val="24"/>
+        </w:rPr>
+        <w:t xml:space="preserve">  </w:t>
+      </w:r>
+      <w:proofErr w:type="gramStart"/>
+      <w:r>
+        <w:rPr>
+          <w:rFonts w:ascii="Arial Narrow" w:hAnsi="Arial Narrow"/>
+          <w:sz w:val="24"/>
+          <w:szCs w:val="24"/>
+        </w:rPr>
+        <w:t>Logger.log(</w:t>
+      </w:r>
+      <w:proofErr w:type="gramEnd"/>
+      <w:r>
+        <w:rPr>
+          <w:rFonts w:ascii="Arial Narrow" w:hAnsi="Arial Narrow"/>
+          <w:sz w:val="24"/>
+          <w:szCs w:val="24"/>
+        </w:rPr>
+        <w:t>'Ini t: '+t);</w:t>
+      </w:r>
+    </w:p>
+    <w:p>
+      <w:pPr>
+        <w:spacing w:after="0" w:line="240" w:lineRule="auto"/>
+        <w:rPr>
+          <w:rFonts w:ascii="Arial Narrow" w:hAnsi="Arial Narrow"/>
+          <w:sz w:val="24"/>
+          <w:szCs w:val="24"/>
+        </w:rPr>
+      </w:pPr>
+    </w:p>
+    <w:p>
+      <w:pPr>
+        <w:spacing w:after="0" w:line="240" w:lineRule="auto"/>
+        <w:rPr>
+          <w:rFonts w:ascii="Arial Narrow" w:hAnsi="Arial Narrow"/>
+          <w:sz w:val="24"/>
+          <w:szCs w:val="24"/>
+        </w:rPr>
+      </w:pPr>
+      <w:r>
+        <w:rPr>
+          <w:rFonts w:ascii="Arial Narrow" w:hAnsi="Arial Narrow"/>
+          <w:sz w:val="24"/>
+          <w:szCs w:val="24"/>
+        </w:rPr>
+        <w:t xml:space="preserve">  var </w:t>
+      </w:r>
+      <w:proofErr w:type="spellStart"/>
+      <w:r>
+        <w:rPr>
+          <w:rFonts w:ascii="Arial Narrow" w:hAnsi="Arial Narrow"/>
+          <w:sz w:val="24"/>
+          <w:szCs w:val="24"/>
+        </w:rPr>
+        <w:t>waktubaru</w:t>
+      </w:r>
+      <w:proofErr w:type="spellEnd"/>
+      <w:r>
+        <w:rPr>
+          <w:rFonts w:ascii="Arial Narrow" w:hAnsi="Arial Narrow"/>
+          <w:sz w:val="24"/>
+          <w:szCs w:val="24"/>
+        </w:rPr>
+        <w:t xml:space="preserve"> = new Date(</w:t>
+      </w:r>
+      <w:proofErr w:type="spellStart"/>
+      <w:proofErr w:type="gramStart"/>
+      <w:r>
+        <w:rPr>
+          <w:rFonts w:ascii="Arial Narrow" w:hAnsi="Arial Narrow"/>
+          <w:sz w:val="24"/>
+          <w:szCs w:val="24"/>
+        </w:rPr>
+        <w:t>t.getFullYear</w:t>
+      </w:r>
+      <w:proofErr w:type="spellEnd"/>
+      <w:proofErr w:type="gramEnd"/>
+      <w:r>
+        <w:rPr>
+          <w:rFonts w:ascii="Arial Narrow" w:hAnsi="Arial Narrow"/>
+          <w:sz w:val="24"/>
+          <w:szCs w:val="24"/>
+        </w:rPr>
+        <w:t xml:space="preserve">(), </w:t>
+      </w:r>
+      <w:proofErr w:type="spellStart"/>
+      <w:proofErr w:type="gramStart"/>
+      <w:r>
+        <w:rPr>
+          <w:rFonts w:ascii="Arial Narrow" w:hAnsi="Arial Narrow"/>
+          <w:sz w:val="24"/>
+          <w:szCs w:val="24"/>
+        </w:rPr>
+        <w:t>t.getMonth</w:t>
+      </w:r>
+      <w:proofErr w:type="spellEnd"/>
+      <w:proofErr w:type="gramEnd"/>
+      <w:r>
+        <w:rPr>
+          <w:rFonts w:ascii="Arial Narrow" w:hAnsi="Arial Narrow"/>
+          <w:sz w:val="24"/>
+          <w:szCs w:val="24"/>
+        </w:rPr>
+        <w:t xml:space="preserve">(), </w:t>
+      </w:r>
+      <w:proofErr w:type="spellStart"/>
+      <w:proofErr w:type="gramStart"/>
+      <w:r>
+        <w:rPr>
+          <w:rFonts w:ascii="Arial Narrow" w:hAnsi="Arial Narrow"/>
+          <w:sz w:val="24"/>
+          <w:szCs w:val="24"/>
+        </w:rPr>
+        <w:t>t.getDate</w:t>
+      </w:r>
+      <w:proofErr w:type="spellEnd"/>
+      <w:proofErr w:type="gramEnd"/>
+      <w:r>
+        <w:rPr>
+          <w:rFonts w:ascii="Arial Narrow" w:hAnsi="Arial Narrow"/>
+          <w:sz w:val="24"/>
+          <w:szCs w:val="24"/>
+        </w:rPr>
+        <w:t xml:space="preserve">(), </w:t>
+      </w:r>
+      <w:proofErr w:type="spellStart"/>
+      <w:proofErr w:type="gramStart"/>
+      <w:r>
+        <w:rPr>
+          <w:rFonts w:ascii="Arial Narrow" w:hAnsi="Arial Narrow"/>
+          <w:sz w:val="24"/>
+          <w:szCs w:val="24"/>
+        </w:rPr>
+        <w:t>t.getHours</w:t>
+      </w:r>
+      <w:proofErr w:type="spellEnd"/>
+      <w:proofErr w:type="gramEnd"/>
+      <w:r>
+        <w:rPr>
+          <w:rFonts w:ascii="Arial Narrow" w:hAnsi="Arial Narrow"/>
+          <w:sz w:val="24"/>
+          <w:szCs w:val="24"/>
+        </w:rPr>
+        <w:t xml:space="preserve">(), </w:t>
+      </w:r>
+      <w:proofErr w:type="spellStart"/>
+      <w:proofErr w:type="gramStart"/>
+      <w:r>
+        <w:rPr>
+          <w:rFonts w:ascii="Arial Narrow" w:hAnsi="Arial Narrow"/>
+          <w:sz w:val="24"/>
+          <w:szCs w:val="24"/>
+        </w:rPr>
+        <w:t>t.getMinutes</w:t>
+      </w:r>
+      <w:proofErr w:type="spellEnd"/>
+      <w:proofErr w:type="gramEnd"/>
+      <w:r>
+        <w:rPr>
+          <w:rFonts w:ascii="Arial Narrow" w:hAnsi="Arial Narrow"/>
+          <w:sz w:val="24"/>
+          <w:szCs w:val="24"/>
+        </w:rPr>
+        <w:t xml:space="preserve">(), </w:t>
+      </w:r>
+      <w:proofErr w:type="spellStart"/>
+      <w:proofErr w:type="gramStart"/>
+      <w:r>
+        <w:rPr>
+          <w:rFonts w:ascii="Arial Narrow" w:hAnsi="Arial Narrow"/>
+          <w:sz w:val="24"/>
+          <w:szCs w:val="24"/>
+        </w:rPr>
+        <w:t>t.getSeconds</w:t>
+      </w:r>
+      <w:proofErr w:type="spellEnd"/>
+      <w:r>
+        <w:rPr>
+          <w:rFonts w:ascii="Arial Narrow" w:hAnsi="Arial Narrow"/>
+          <w:sz w:val="24"/>
+          <w:szCs w:val="24"/>
+        </w:rPr>
+        <w:t>()+</w:t>
+      </w:r>
+      <w:proofErr w:type="gramEnd"/>
+      <w:r>
+        <w:rPr>
+          <w:rFonts w:ascii="Arial Narrow" w:hAnsi="Arial Narrow"/>
+          <w:sz w:val="24"/>
+          <w:szCs w:val="24"/>
+        </w:rPr>
+        <w:t>10);</w:t>
+      </w:r>
+    </w:p>
+    <w:p>
+      <w:pPr>
+        <w:spacing w:after="0" w:line="240" w:lineRule="auto"/>
+        <w:rPr>
+          <w:rFonts w:ascii="Arial Narrow" w:hAnsi="Arial Narrow"/>
+          <w:sz w:val="24"/>
+          <w:szCs w:val="24"/>
+        </w:rPr>
+      </w:pPr>
+      <w:r>
+        <w:rPr>
+          <w:rFonts w:ascii="Arial Narrow" w:hAnsi="Arial Narrow"/>
+          <w:sz w:val="24"/>
+          <w:szCs w:val="24"/>
+        </w:rPr>
+        <w:t xml:space="preserve">  </w:t>
+      </w:r>
+      <w:proofErr w:type="gramStart"/>
+      <w:r>
+        <w:rPr>
+          <w:rFonts w:ascii="Arial Narrow" w:hAnsi="Arial Narrow"/>
+          <w:sz w:val="24"/>
+          <w:szCs w:val="24"/>
+        </w:rPr>
+        <w:t>Logger.log(</w:t>
+      </w:r>
+      <w:proofErr w:type="gramEnd"/>
+      <w:r>
+        <w:rPr>
+          <w:rFonts w:ascii="Arial Narrow" w:hAnsi="Arial Narrow"/>
+          <w:sz w:val="24"/>
+          <w:szCs w:val="24"/>
+        </w:rPr>
+        <w:t xml:space="preserve">'Ini </w:t>
+      </w:r>
+      <w:proofErr w:type="spellStart"/>
+      <w:r>
+        <w:rPr>
+          <w:rFonts w:ascii="Arial Narrow" w:hAnsi="Arial Narrow"/>
+          <w:sz w:val="24"/>
+          <w:szCs w:val="24"/>
+        </w:rPr>
+        <w:t>waktubaru</w:t>
+      </w:r>
+      <w:proofErr w:type="spellEnd"/>
+      <w:r>
+        <w:rPr>
+          <w:rFonts w:ascii="Arial Narrow" w:hAnsi="Arial Narrow"/>
+          <w:sz w:val="24"/>
+          <w:szCs w:val="24"/>
+        </w:rPr>
+        <w:t>'+</w:t>
+      </w:r>
+      <w:proofErr w:type="spellStart"/>
+      <w:r>
+        <w:rPr>
+          <w:rFonts w:ascii="Arial Narrow" w:hAnsi="Arial Narrow"/>
+          <w:sz w:val="24"/>
+          <w:szCs w:val="24"/>
+        </w:rPr>
+        <w:t>waktubaru</w:t>
+      </w:r>
+      <w:proofErr w:type="spellEnd"/>
+      <w:r>
+        <w:rPr>
+          <w:rFonts w:ascii="Arial Narrow" w:hAnsi="Arial Narrow"/>
+          <w:sz w:val="24"/>
+          <w:szCs w:val="24"/>
+        </w:rPr>
+        <w:t>);</w:t>
+      </w:r>
+    </w:p>
+    <w:p>
+      <w:pPr>
+        <w:spacing w:after="0" w:line="240" w:lineRule="auto"/>
+        <w:rPr>
+          <w:rFonts w:ascii="Arial Narrow" w:hAnsi="Arial Narrow"/>
+          <w:sz w:val="24"/>
+          <w:szCs w:val="24"/>
+        </w:rPr>
+      </w:pPr>
+    </w:p>
+    <w:p>
+      <w:pPr>
+        <w:spacing w:after="0" w:line="240" w:lineRule="auto"/>
+        <w:rPr>
+          <w:rFonts w:ascii="Arial Narrow" w:hAnsi="Arial Narrow"/>
+          <w:sz w:val="24"/>
+          <w:szCs w:val="24"/>
+        </w:rPr>
+      </w:pPr>
+      <w:r>
+        <w:rPr>
+          <w:rFonts w:ascii="Arial Narrow" w:hAnsi="Arial Narrow"/>
+          <w:sz w:val="24"/>
+          <w:szCs w:val="24"/>
+        </w:rPr>
+        <w:t xml:space="preserve">  var </w:t>
+      </w:r>
+      <w:proofErr w:type="spellStart"/>
+      <w:r>
+        <w:rPr>
+          <w:rFonts w:ascii="Arial Narrow" w:hAnsi="Arial Narrow"/>
+          <w:sz w:val="24"/>
+          <w:szCs w:val="24"/>
+        </w:rPr>
+        <w:t>i</w:t>
+      </w:r>
+      <w:proofErr w:type="spellEnd"/>
+      <w:r>
+        <w:rPr>
+          <w:rFonts w:ascii="Arial Narrow" w:hAnsi="Arial Narrow"/>
+          <w:sz w:val="24"/>
+          <w:szCs w:val="24"/>
+        </w:rPr>
+        <w:t xml:space="preserve"> = 1;</w:t>
+      </w:r>
+    </w:p>
+    <w:p>
+      <w:pPr>
+        <w:spacing w:after="0" w:line="240" w:lineRule="auto"/>
+        <w:rPr>
+          <w:rFonts w:ascii="Arial Narrow" w:hAnsi="Arial Narrow"/>
+          <w:sz w:val="24"/>
+          <w:szCs w:val="24"/>
+        </w:rPr>
+      </w:pPr>
+      <w:r>
+        <w:rPr>
+          <w:rFonts w:ascii="Arial Narrow" w:hAnsi="Arial Narrow"/>
+          <w:sz w:val="24"/>
+          <w:szCs w:val="24"/>
+        </w:rPr>
+        <w:t xml:space="preserve">  </w:t>
+      </w:r>
+      <w:proofErr w:type="gramStart"/>
+      <w:r>
+        <w:rPr>
+          <w:rFonts w:ascii="Arial Narrow" w:hAnsi="Arial Narrow"/>
+          <w:sz w:val="24"/>
+          <w:szCs w:val="24"/>
+        </w:rPr>
+        <w:t>while(</w:t>
+      </w:r>
+      <w:proofErr w:type="gramEnd"/>
+      <w:r>
+        <w:rPr>
+          <w:rFonts w:ascii="Arial Narrow" w:hAnsi="Arial Narrow"/>
+          <w:sz w:val="24"/>
+          <w:szCs w:val="24"/>
+        </w:rPr>
+        <w:t xml:space="preserve">new </w:t>
+      </w:r>
+      <w:proofErr w:type="gramStart"/>
+      <w:r>
+        <w:rPr>
+          <w:rFonts w:ascii="Arial Narrow" w:hAnsi="Arial Narrow"/>
+          <w:sz w:val="24"/>
+          <w:szCs w:val="24"/>
+        </w:rPr>
+        <w:t>Date(</w:t>
+      </w:r>
+      <w:proofErr w:type="gramEnd"/>
+      <w:r>
+        <w:rPr>
+          <w:rFonts w:ascii="Arial Narrow" w:hAnsi="Arial Narrow"/>
+          <w:sz w:val="24"/>
+          <w:szCs w:val="24"/>
+        </w:rPr>
+        <w:t xml:space="preserve">) &lt;= </w:t>
+      </w:r>
+      <w:proofErr w:type="spellStart"/>
+      <w:proofErr w:type="gramStart"/>
+      <w:r>
+        <w:rPr>
+          <w:rFonts w:ascii="Arial Narrow" w:hAnsi="Arial Narrow"/>
+          <w:sz w:val="24"/>
+          <w:szCs w:val="24"/>
+        </w:rPr>
+        <w:t>waktubaru</w:t>
+      </w:r>
+      <w:proofErr w:type="spellEnd"/>
+      <w:r>
+        <w:rPr>
+          <w:rFonts w:ascii="Arial Narrow" w:hAnsi="Arial Narrow"/>
+          <w:sz w:val="24"/>
+          <w:szCs w:val="24"/>
+        </w:rPr>
+        <w:t>){</w:t>
+      </w:r>
+      <w:proofErr w:type="gramEnd"/>
+    </w:p>
+    <w:p>
+      <w:pPr>
+        <w:spacing w:after="0" w:line="240" w:lineRule="auto"/>
+        <w:rPr>
+          <w:rFonts w:ascii="Arial Narrow" w:hAnsi="Arial Narrow"/>
+          <w:sz w:val="24"/>
+          <w:szCs w:val="24"/>
+        </w:rPr>
+      </w:pPr>
+      <w:r>
+        <w:rPr>
+          <w:rFonts w:ascii="Arial Narrow" w:hAnsi="Arial Narrow"/>
+          <w:sz w:val="24"/>
+          <w:szCs w:val="24"/>
+        </w:rPr>
+        <w:t xml:space="preserve">    </w:t>
+      </w:r>
+      <w:proofErr w:type="gramStart"/>
+      <w:r>
+        <w:rPr>
+          <w:rFonts w:ascii="Arial Narrow" w:hAnsi="Arial Narrow"/>
+          <w:sz w:val="24"/>
+          <w:szCs w:val="24"/>
+        </w:rPr>
+        <w:t>Logger.log(</w:t>
+      </w:r>
+      <w:proofErr w:type="gramEnd"/>
+      <w:r>
+        <w:rPr>
+          <w:rFonts w:ascii="Arial Narrow" w:hAnsi="Arial Narrow"/>
+          <w:sz w:val="24"/>
+          <w:szCs w:val="24"/>
+        </w:rPr>
+        <w:t xml:space="preserve">'Ini </w:t>
+      </w:r>
+      <w:proofErr w:type="spellStart"/>
+      <w:r>
+        <w:rPr>
+          <w:rFonts w:ascii="Arial Narrow" w:hAnsi="Arial Narrow"/>
+          <w:sz w:val="24"/>
+          <w:szCs w:val="24"/>
+        </w:rPr>
+        <w:t>adalah</w:t>
+      </w:r>
+      <w:proofErr w:type="spellEnd"/>
+      <w:r>
+        <w:rPr>
+          <w:rFonts w:ascii="Arial Narrow" w:hAnsi="Arial Narrow"/>
+          <w:sz w:val="24"/>
+          <w:szCs w:val="24"/>
+        </w:rPr>
+        <w:t xml:space="preserve"> </w:t>
+      </w:r>
+      <w:proofErr w:type="spellStart"/>
+      <w:r>
+        <w:rPr>
+          <w:rFonts w:ascii="Arial Narrow" w:hAnsi="Arial Narrow"/>
+          <w:sz w:val="24"/>
+          <w:szCs w:val="24"/>
+        </w:rPr>
+        <w:t>pengulangan</w:t>
+      </w:r>
+      <w:proofErr w:type="spellEnd"/>
+      <w:r>
+        <w:rPr>
+          <w:rFonts w:ascii="Arial Narrow" w:hAnsi="Arial Narrow"/>
+          <w:sz w:val="24"/>
+          <w:szCs w:val="24"/>
+        </w:rPr>
+        <w:t xml:space="preserve"> yang </w:t>
+      </w:r>
+      <w:proofErr w:type="spellStart"/>
+      <w:r>
+        <w:rPr>
+          <w:rFonts w:ascii="Arial Narrow" w:hAnsi="Arial Narrow"/>
+          <w:sz w:val="24"/>
+          <w:szCs w:val="24"/>
+        </w:rPr>
+        <w:t>ke</w:t>
+      </w:r>
+      <w:proofErr w:type="spellEnd"/>
+      <w:r>
+        <w:rPr>
+          <w:rFonts w:ascii="Arial Narrow" w:hAnsi="Arial Narrow"/>
+          <w:sz w:val="24"/>
+          <w:szCs w:val="24"/>
+        </w:rPr>
+        <w:t xml:space="preserve"> - '+</w:t>
+      </w:r>
+      <w:proofErr w:type="spellStart"/>
+      <w:r>
+        <w:rPr>
+          <w:rFonts w:ascii="Arial Narrow" w:hAnsi="Arial Narrow"/>
+          <w:sz w:val="24"/>
+          <w:szCs w:val="24"/>
+        </w:rPr>
+        <w:t>i</w:t>
+      </w:r>
+      <w:proofErr w:type="spellEnd"/>
+      <w:r>
+        <w:rPr>
+          <w:rFonts w:ascii="Arial Narrow" w:hAnsi="Arial Narrow"/>
+          <w:sz w:val="24"/>
+          <w:szCs w:val="24"/>
+        </w:rPr>
+        <w:t>)</w:t>
+      </w:r>
+    </w:p>
+    <w:p>
+      <w:pPr>
+        <w:spacing w:after="0" w:line="240" w:lineRule="auto"/>
+        <w:rPr>
+          <w:rFonts w:ascii="Arial Narrow" w:hAnsi="Arial Narrow"/>
+          <w:sz w:val="24"/>
+          <w:szCs w:val="24"/>
+        </w:rPr>
+      </w:pPr>
+      <w:r>
+        <w:rPr>
+          <w:rFonts w:ascii="Arial Narrow" w:hAnsi="Arial Narrow"/>
+          <w:sz w:val="24"/>
+          <w:szCs w:val="24"/>
+        </w:rPr>
+        <w:t xml:space="preserve">    </w:t>
+      </w:r>
+      <w:proofErr w:type="spellStart"/>
+      <w:r>
+        <w:rPr>
+          <w:rFonts w:ascii="Arial Narrow" w:hAnsi="Arial Narrow"/>
+          <w:sz w:val="24"/>
+          <w:szCs w:val="24"/>
+        </w:rPr>
+        <w:t>i</w:t>
+      </w:r>
+      <w:proofErr w:type="spellEnd"/>
+      <w:r>
+        <w:rPr>
+          <w:rFonts w:ascii="Arial Narrow" w:hAnsi="Arial Narrow"/>
+          <w:sz w:val="24"/>
+          <w:szCs w:val="24"/>
+        </w:rPr>
+        <w:t>++;</w:t>
+      </w:r>
+    </w:p>
+    <w:p>
+      <w:pPr>
+        <w:spacing w:after="0" w:line="240" w:lineRule="auto"/>
+        <w:rPr>
+          <w:rFonts w:ascii="Arial Narrow" w:hAnsi="Arial Narrow"/>
+          <w:sz w:val="24"/>
+          <w:szCs w:val="24"/>
+        </w:rPr>
+      </w:pPr>
+      <w:r>
+        <w:rPr>
+          <w:rFonts w:ascii="Arial Narrow" w:hAnsi="Arial Narrow"/>
+          <w:sz w:val="24"/>
+          <w:szCs w:val="24"/>
+        </w:rPr>
+        <w:t>  }</w:t>
+      </w:r>
+    </w:p>
+    <w:p>
+      <w:pPr>
+        <w:spacing w:after="0" w:line="240" w:lineRule="auto"/>
+        <w:rPr>
+          <w:rFonts w:ascii="Arial Narrow" w:hAnsi="Arial Narrow"/>
+          <w:sz w:val="24"/>
+          <w:szCs w:val="24"/>
+        </w:rPr>
+      </w:pPr>
+      <w:r>
+        <w:rPr>
+          <w:rFonts w:ascii="Arial Narrow" w:hAnsi="Arial Narrow"/>
+          <w:sz w:val="24"/>
+          <w:szCs w:val="24"/>
+        </w:rPr>
+        <w:t>}</w:t>
+      </w:r>
+    </w:p>
+    <w:p>
+      <w:pPr>
+        <w:spacing w:after="0" w:line="240" w:lineRule="auto"/>
+        <w:rPr>
+          <w:rFonts w:ascii="Arial Narrow" w:hAnsi="Arial Narrow"/>
+          <w:sz w:val="24"/>
+          <w:szCs w:val="24"/>
+        </w:rPr>
+      </w:pPr>
+    </w:p>
+    <w:p>
+      <w:pPr>
+        <w:spacing w:after="0" w:line="240" w:lineRule="auto"/>
+        <w:rPr>
+          <w:rFonts w:ascii="Arial Narrow" w:hAnsi="Arial Narrow"/>
+          <w:sz w:val="24"/>
+          <w:szCs w:val="24"/>
+        </w:rPr>
+      </w:pPr>
+      <w:r>
+        <w:rPr>
+          <w:rFonts w:ascii="Arial Narrow" w:hAnsi="Arial Narrow"/>
+          <w:sz w:val="24"/>
+          <w:szCs w:val="24"/>
+        </w:rPr>
+        <w:t>Result:</w:t>
+      </w:r>
+    </w:p>
+    <w:p>
+      <w:pPr>
+        <w:spacing w:after="0" w:line="240" w:lineRule="auto"/>
+        <w:rPr>
+          <w:rFonts w:ascii="Arial Narrow" w:hAnsi="Arial Narrow"/>
+          <w:sz w:val="24"/>
+          <w:szCs w:val="24"/>
+        </w:rPr>
+      </w:pPr>
+      <w:r>
+        <w:rPr>
+          <w:rFonts w:ascii="Arial Narrow" w:hAnsi="Arial Narrow"/>
+          <w:sz w:val="24"/>
+          <w:szCs w:val="24"/>
+        </w:rPr>
+        <w:t>8:02:24</w:t>
+      </w:r>
+      <w:r>
+        <w:rPr>
+          <w:rFonts w:ascii="Arial" w:hAnsi="Arial" w:cs="Arial"/>
+          <w:sz w:val="24"/>
+          <w:szCs w:val="24"/>
+        </w:rPr>
+        <w:t> </w:t>
+      </w:r>
+      <w:r>
+        <w:rPr>
+          <w:rFonts w:ascii="Arial Narrow" w:hAnsi="Arial Narrow"/>
+          <w:sz w:val="24"/>
+          <w:szCs w:val="24"/>
+        </w:rPr>
+        <w:t>AM</w:t>
+      </w:r>
+    </w:p>
+    <w:p>
+      <w:pPr>
+        <w:spacing w:after="0" w:line="240" w:lineRule="auto"/>
+        <w:rPr>
+          <w:rFonts w:ascii="Arial Narrow" w:hAnsi="Arial Narrow"/>
+          <w:sz w:val="24"/>
+          <w:szCs w:val="24"/>
+        </w:rPr>
+      </w:pPr>
+      <w:r>
+        <w:rPr>
+          <w:rFonts w:ascii="Arial Narrow" w:hAnsi="Arial Narrow"/>
+          <w:sz w:val="24"/>
+          <w:szCs w:val="24"/>
+        </w:rPr>
+        <w:t>Info</w:t>
+      </w:r>
+    </w:p>
+    <w:p>
+      <w:pPr>
+        <w:spacing w:after="0" w:line="240" w:lineRule="auto"/>
+        <w:rPr>
+          <w:rFonts w:ascii="Arial Narrow" w:hAnsi="Arial Narrow"/>
+          <w:sz w:val="24"/>
+          <w:szCs w:val="24"/>
+        </w:rPr>
+      </w:pPr>
+      <w:r>
+        <w:rPr>
+          <w:rFonts w:ascii="Arial Narrow" w:hAnsi="Arial Narrow"/>
+          <w:sz w:val="24"/>
+          <w:szCs w:val="24"/>
+        </w:rPr>
+        <w:t>Ini t: Sat Sep 05 2026 08:02:24 GMT+0700 (Western Indonesia Time)</w:t>
+      </w:r>
+    </w:p>
+    <w:p>
+      <w:pPr>
+        <w:spacing w:after="0" w:line="240" w:lineRule="auto"/>
+        <w:rPr>
+          <w:rFonts w:ascii="Arial Narrow" w:hAnsi="Arial Narrow"/>
+          <w:sz w:val="24"/>
+          <w:szCs w:val="24"/>
+        </w:rPr>
+      </w:pPr>
+      <w:r>
+        <w:rPr>
+          <w:rFonts w:ascii="Arial Narrow" w:hAnsi="Arial Narrow"/>
+          <w:sz w:val="24"/>
+          <w:szCs w:val="24"/>
+        </w:rPr>
+        <w:t>8:02:24</w:t>
+      </w:r>
+      <w:r>
+        <w:rPr>
+          <w:rFonts w:ascii="Arial" w:hAnsi="Arial" w:cs="Arial"/>
+          <w:sz w:val="24"/>
+          <w:szCs w:val="24"/>
+        </w:rPr>
+        <w:t> </w:t>
+      </w:r>
+      <w:r>
+        <w:rPr>
+          <w:rFonts w:ascii="Arial Narrow" w:hAnsi="Arial Narrow"/>
+          <w:sz w:val="24"/>
+          <w:szCs w:val="24"/>
+        </w:rPr>
+        <w:t>AM</w:t>
+      </w:r>
+    </w:p>
+    <w:p>
+      <w:pPr>
+        <w:spacing w:after="0" w:line="240" w:lineRule="auto"/>
+        <w:rPr>
+          <w:rFonts w:ascii="Arial Narrow" w:hAnsi="Arial Narrow"/>
+          <w:sz w:val="24"/>
+          <w:szCs w:val="24"/>
+        </w:rPr>
+      </w:pPr>
+      <w:r>
+        <w:rPr>
+          <w:rFonts w:ascii="Arial Narrow" w:hAnsi="Arial Narrow"/>
+          <w:sz w:val="24"/>
+          <w:szCs w:val="24"/>
+        </w:rPr>
+        <w:t>Info</w:t>
+      </w:r>
+    </w:p>
+    <w:p>
+      <w:pPr>
+        <w:spacing w:after="0" w:line="240" w:lineRule="auto"/>
+        <w:rPr>
+          <w:rFonts w:ascii="Arial Narrow" w:hAnsi="Arial Narrow"/>
+          <w:sz w:val="24"/>
+          <w:szCs w:val="24"/>
+        </w:rPr>
+      </w:pPr>
+      <w:r>
+        <w:rPr>
+          <w:rFonts w:ascii="Arial Narrow" w:hAnsi="Arial Narrow"/>
+          <w:sz w:val="24"/>
+          <w:szCs w:val="24"/>
+        </w:rPr>
+        <w:t xml:space="preserve">Ini </w:t>
+      </w:r>
+      <w:proofErr w:type="spellStart"/>
+      <w:r>
+        <w:rPr>
+          <w:rFonts w:ascii="Arial Narrow" w:hAnsi="Arial Narrow"/>
+          <w:sz w:val="24"/>
+          <w:szCs w:val="24"/>
+        </w:rPr>
+        <w:t>waktubaruSat</w:t>
+      </w:r>
+      <w:proofErr w:type="spellEnd"/>
+      <w:r>
+        <w:rPr>
+          <w:rFonts w:ascii="Arial Narrow" w:hAnsi="Arial Narrow"/>
+          <w:sz w:val="24"/>
+          <w:szCs w:val="24"/>
+        </w:rPr>
+        <w:t xml:space="preserve"> Sep 05 2026 08:02:34 GMT+0700 (Western Indonesia Time)</w:t>
+      </w:r>
+    </w:p>
+    <w:p>
+      <w:pPr>
+        <w:spacing w:after="0" w:line="240" w:lineRule="auto"/>
+        <w:rPr>
+          <w:rFonts w:ascii="Arial Narrow" w:hAnsi="Arial Narrow"/>
+          <w:sz w:val="24"/>
+          <w:szCs w:val="24"/>
+        </w:rPr>
+      </w:pPr>
+      <w:r>
+        <w:rPr>
+          <w:rFonts w:ascii="Arial Narrow" w:hAnsi="Arial Narrow"/>
+          <w:sz w:val="24"/>
+          <w:szCs w:val="24"/>
+        </w:rPr>
+        <w:t>8:02:24</w:t>
+      </w:r>
+      <w:r>
+        <w:rPr>
+          <w:rFonts w:ascii="Arial" w:hAnsi="Arial" w:cs="Arial"/>
+          <w:sz w:val="24"/>
+          <w:szCs w:val="24"/>
+        </w:rPr>
+        <w:t> </w:t>
+      </w:r>
+      <w:r>
+        <w:rPr>
+          <w:rFonts w:ascii="Arial Narrow" w:hAnsi="Arial Narrow"/>
+          <w:sz w:val="24"/>
+          <w:szCs w:val="24"/>
+        </w:rPr>
+        <w:t>AM</w:t>
+      </w:r>
+    </w:p>
+    <w:p>
+      <w:pPr>
+        <w:spacing w:after="0" w:line="240" w:lineRule="auto"/>
+        <w:rPr>
+          <w:rFonts w:ascii="Arial Narrow" w:hAnsi="Arial Narrow"/>
+          <w:sz w:val="24"/>
+          <w:szCs w:val="24"/>
+        </w:rPr>
+      </w:pPr>
+      <w:r>
+        <w:rPr>
+          <w:rFonts w:ascii="Arial Narrow" w:hAnsi="Arial Narrow"/>
+          <w:sz w:val="24"/>
+          <w:szCs w:val="24"/>
+        </w:rPr>
+        <w:t>Info</w:t>
+      </w:r>
+    </w:p>
+    <w:p>
+      <w:pPr>
+        <w:spacing w:after="0" w:line="240" w:lineRule="auto"/>
+        <w:rPr>
+          <w:rFonts w:ascii="Arial Narrow" w:hAnsi="Arial Narrow"/>
+          <w:sz w:val="24"/>
+          <w:szCs w:val="24"/>
+        </w:rPr>
+      </w:pPr>
+      <w:r>
+        <w:rPr>
+          <w:rFonts w:ascii="Arial Narrow" w:hAnsi="Arial Narrow"/>
+          <w:sz w:val="24"/>
+          <w:szCs w:val="24"/>
+        </w:rPr>
+        <w:t xml:space="preserve">Ini </w:t>
+      </w:r>
+      <w:proofErr w:type="spellStart"/>
+      <w:r>
+        <w:rPr>
+          <w:rFonts w:ascii="Arial Narrow" w:hAnsi="Arial Narrow"/>
+          <w:sz w:val="24"/>
+          <w:szCs w:val="24"/>
+        </w:rPr>
+        <w:t>adalah</w:t>
+      </w:r>
+      <w:proofErr w:type="spellEnd"/>
+      <w:r>
+        <w:rPr>
+          <w:rFonts w:ascii="Arial Narrow" w:hAnsi="Arial Narrow"/>
+          <w:sz w:val="24"/>
+          <w:szCs w:val="24"/>
+        </w:rPr>
+        <w:t xml:space="preserve"> </w:t>
+      </w:r>
+      <w:proofErr w:type="spellStart"/>
+      <w:r>
+        <w:rPr>
+          <w:rFonts w:ascii="Arial Narrow" w:hAnsi="Arial Narrow"/>
+          <w:sz w:val="24"/>
+          <w:szCs w:val="24"/>
+        </w:rPr>
+        <w:t>pengulangan</w:t>
+      </w:r>
+      <w:proofErr w:type="spellEnd"/>
+      <w:r>
+        <w:rPr>
+          <w:rFonts w:ascii="Arial Narrow" w:hAnsi="Arial Narrow"/>
+          <w:sz w:val="24"/>
+          <w:szCs w:val="24"/>
+        </w:rPr>
+        <w:t xml:space="preserve"> yang </w:t>
+      </w:r>
+      <w:proofErr w:type="spellStart"/>
+      <w:r>
+        <w:rPr>
+          <w:rFonts w:ascii="Arial Narrow" w:hAnsi="Arial Narrow"/>
+          <w:sz w:val="24"/>
+          <w:szCs w:val="24"/>
+        </w:rPr>
+        <w:t>ke</w:t>
+      </w:r>
+      <w:proofErr w:type="spellEnd"/>
+      <w:r>
+        <w:rPr>
+          <w:rFonts w:ascii="Arial Narrow" w:hAnsi="Arial Narrow"/>
+          <w:sz w:val="24"/>
+          <w:szCs w:val="24"/>
+        </w:rPr>
+        <w:t xml:space="preserve"> - 1</w:t>
+      </w:r>
+    </w:p>
+    <w:p>
+      <w:pPr>
+        <w:spacing w:after="0" w:line="240" w:lineRule="auto"/>
+        <w:rPr>
+          <w:rFonts w:ascii="Arial Narrow" w:hAnsi="Arial Narrow"/>
+          <w:sz w:val="24"/>
+          <w:szCs w:val="24"/>
+        </w:rPr>
+      </w:pPr>
+      <w:r>
+        <w:rPr>
+          <w:rFonts w:ascii="Arial Narrow" w:hAnsi="Arial Narrow"/>
+          <w:sz w:val="24"/>
+          <w:szCs w:val="24"/>
+        </w:rPr>
+        <w:t>8:02:24</w:t>
+      </w:r>
+      <w:r>
+        <w:rPr>
+          <w:rFonts w:ascii="Arial" w:hAnsi="Arial" w:cs="Arial"/>
+          <w:sz w:val="24"/>
+          <w:szCs w:val="24"/>
+        </w:rPr>
+        <w:t> </w:t>
+      </w:r>
+      <w:r>
+        <w:rPr>
+          <w:rFonts w:ascii="Arial Narrow" w:hAnsi="Arial Narrow"/>
+          <w:sz w:val="24"/>
+          <w:szCs w:val="24"/>
+        </w:rPr>
+        <w:t>AM</w:t>
+      </w:r>
+    </w:p>
+    <w:p>
+      <w:pPr>
+        <w:spacing w:after="0" w:line="240" w:lineRule="auto"/>
+        <w:rPr>
+          <w:rFonts w:ascii="Arial Narrow" w:hAnsi="Arial Narrow"/>
+          <w:sz w:val="24"/>
+          <w:szCs w:val="24"/>
+        </w:rPr>
+      </w:pPr>
+      <w:r>
+        <w:rPr>
+          <w:rFonts w:ascii="Arial Narrow" w:hAnsi="Arial Narrow"/>
+          <w:sz w:val="24"/>
+          <w:szCs w:val="24"/>
+        </w:rPr>
+        <w:t>Info</w:t>
+      </w:r>
+    </w:p>
+    <w:p>
+      <w:pPr>
+        <w:spacing w:after="0" w:line="240" w:lineRule="auto"/>
+        <w:rPr>
+          <w:rFonts w:ascii="Arial Narrow" w:hAnsi="Arial Narrow"/>
+          <w:sz w:val="24"/>
+          <w:szCs w:val="24"/>
+        </w:rPr>
+      </w:pPr>
+      <w:r>
+        <w:rPr>
+          <w:rFonts w:ascii="Arial Narrow" w:hAnsi="Arial Narrow"/>
+          <w:sz w:val="24"/>
+          <w:szCs w:val="24"/>
+        </w:rPr>
+        <w:t xml:space="preserve">Ini </w:t>
+      </w:r>
+      <w:proofErr w:type="spellStart"/>
+      <w:r>
+        <w:rPr>
+          <w:rFonts w:ascii="Arial Narrow" w:hAnsi="Arial Narrow"/>
+          <w:sz w:val="24"/>
+          <w:szCs w:val="24"/>
+        </w:rPr>
+        <w:t>adalah</w:t>
+      </w:r>
+      <w:proofErr w:type="spellEnd"/>
+      <w:r>
+        <w:rPr>
+          <w:rFonts w:ascii="Arial Narrow" w:hAnsi="Arial Narrow"/>
+          <w:sz w:val="24"/>
+          <w:szCs w:val="24"/>
+        </w:rPr>
+        <w:t xml:space="preserve"> </w:t>
+      </w:r>
+      <w:proofErr w:type="spellStart"/>
+      <w:r>
+        <w:rPr>
+          <w:rFonts w:ascii="Arial Narrow" w:hAnsi="Arial Narrow"/>
+          <w:sz w:val="24"/>
+          <w:szCs w:val="24"/>
+        </w:rPr>
+        <w:t>pengulangan</w:t>
+      </w:r>
+      <w:proofErr w:type="spellEnd"/>
+      <w:r>
+        <w:rPr>
+          <w:rFonts w:ascii="Arial Narrow" w:hAnsi="Arial Narrow"/>
+          <w:sz w:val="24"/>
+          <w:szCs w:val="24"/>
+        </w:rPr>
+        <w:t xml:space="preserve"> yang </w:t>
+      </w:r>
+      <w:proofErr w:type="spellStart"/>
+      <w:r>
+        <w:rPr>
+          <w:rFonts w:ascii="Arial Narrow" w:hAnsi="Arial Narrow"/>
+          <w:sz w:val="24"/>
+          <w:szCs w:val="24"/>
+        </w:rPr>
+        <w:t>ke</w:t>
+      </w:r>
+      <w:proofErr w:type="spellEnd"/>
+      <w:r>
+        <w:rPr>
+          <w:rFonts w:ascii="Arial Narrow" w:hAnsi="Arial Narrow"/>
+          <w:sz w:val="24"/>
+          <w:szCs w:val="24"/>
+        </w:rPr>
+        <w:t xml:space="preserve"> - 2</w:t>
+      </w:r>
+    </w:p>
+    <w:p>
+      <w:pPr>
+        <w:spacing w:after="0" w:line="240" w:lineRule="auto"/>
+        <w:rPr>
+          <w:rFonts w:ascii="Arial Narrow" w:hAnsi="Arial Narrow"/>
+          <w:sz w:val="24"/>
+          <w:szCs w:val="24"/>
+        </w:rPr>
+      </w:pPr>
+      <w:r>
+        <w:rPr>
+          <w:rFonts w:ascii="Arial Narrow" w:hAnsi="Arial Narrow"/>
+          <w:sz w:val="24"/>
+          <w:szCs w:val="24"/>
+        </w:rPr>
+        <w:t>…</w:t>
+      </w:r>
+    </w:p>
+    <w:p>
+      <w:pPr>
+        <w:spacing w:after="0" w:line="240" w:lineRule="auto"/>
+        <w:rPr>
+          <w:rFonts w:ascii="Arial Narrow" w:hAnsi="Arial Narrow"/>
+          <w:sz w:val="24"/>
+          <w:szCs w:val="24"/>
+        </w:rPr>
+      </w:pPr>
+      <w:r>
+        <w:rPr>
+          <w:rFonts w:ascii="Arial Narrow" w:hAnsi="Arial Narrow"/>
+          <w:sz w:val="24"/>
+          <w:szCs w:val="24"/>
+        </w:rPr>
+        <w:t>8:02:33</w:t>
+      </w:r>
+      <w:r>
+        <w:rPr>
+          <w:rFonts w:ascii="Arial" w:hAnsi="Arial" w:cs="Arial"/>
+          <w:sz w:val="24"/>
+          <w:szCs w:val="24"/>
+        </w:rPr>
+        <w:t> </w:t>
+      </w:r>
+      <w:r>
+        <w:rPr>
+          <w:rFonts w:ascii="Arial Narrow" w:hAnsi="Arial Narrow"/>
+          <w:sz w:val="24"/>
+          <w:szCs w:val="24"/>
+        </w:rPr>
+        <w:t>AM</w:t>
+      </w:r>
+    </w:p>
+    <w:p>
+      <w:pPr>
+        <w:spacing w:after="0" w:line="240" w:lineRule="auto"/>
+        <w:rPr>
+          <w:rFonts w:ascii="Arial Narrow" w:hAnsi="Arial Narrow"/>
+          <w:sz w:val="24"/>
+          <w:szCs w:val="24"/>
+        </w:rPr>
+      </w:pPr>
+      <w:r>
+        <w:rPr>
+          <w:rFonts w:ascii="Arial Narrow" w:hAnsi="Arial Narrow"/>
+          <w:sz w:val="24"/>
+          <w:szCs w:val="24"/>
+        </w:rPr>
+        <w:t>Info</w:t>
+      </w:r>
+    </w:p>
+    <w:p>
+      <w:pPr>
+        <w:spacing w:after="0" w:line="240" w:lineRule="auto"/>
+        <w:rPr>
+          <w:rFonts w:ascii="Arial Narrow" w:hAnsi="Arial Narrow"/>
+          <w:sz w:val="24"/>
+          <w:szCs w:val="24"/>
+        </w:rPr>
+      </w:pPr>
+      <w:r>
+        <w:rPr>
+          <w:rFonts w:ascii="Arial Narrow" w:hAnsi="Arial Narrow"/>
+          <w:sz w:val="24"/>
+          <w:szCs w:val="24"/>
+        </w:rPr>
+        <w:t xml:space="preserve">Ini </w:t>
+      </w:r>
+      <w:proofErr w:type="spellStart"/>
+      <w:r>
+        <w:rPr>
+          <w:rFonts w:ascii="Arial Narrow" w:hAnsi="Arial Narrow"/>
+          <w:sz w:val="24"/>
+          <w:szCs w:val="24"/>
+        </w:rPr>
+        <w:t>adalah</w:t>
+      </w:r>
+      <w:proofErr w:type="spellEnd"/>
+      <w:r>
+        <w:rPr>
+          <w:rFonts w:ascii="Arial Narrow" w:hAnsi="Arial Narrow"/>
+          <w:sz w:val="24"/>
+          <w:szCs w:val="24"/>
+        </w:rPr>
+        <w:t xml:space="preserve"> </w:t>
+      </w:r>
+      <w:proofErr w:type="spellStart"/>
+      <w:r>
+        <w:rPr>
+          <w:rFonts w:ascii="Arial Narrow" w:hAnsi="Arial Narrow"/>
+          <w:sz w:val="24"/>
+          <w:szCs w:val="24"/>
+        </w:rPr>
+        <w:t>pengulangan</w:t>
+      </w:r>
+      <w:proofErr w:type="spellEnd"/>
+      <w:r>
+        <w:rPr>
+          <w:rFonts w:ascii="Arial Narrow" w:hAnsi="Arial Narrow"/>
+          <w:sz w:val="24"/>
+          <w:szCs w:val="24"/>
+        </w:rPr>
+        <w:t xml:space="preserve"> yang </w:t>
+      </w:r>
+      <w:proofErr w:type="spellStart"/>
+      <w:r>
+        <w:rPr>
+          <w:rFonts w:ascii="Arial Narrow" w:hAnsi="Arial Narrow"/>
+          <w:sz w:val="24"/>
+          <w:szCs w:val="24"/>
+        </w:rPr>
+        <w:t>ke</w:t>
+      </w:r>
+      <w:proofErr w:type="spellEnd"/>
+      <w:r>
+        <w:rPr>
+          <w:rFonts w:ascii="Arial Narrow" w:hAnsi="Arial Narrow"/>
+          <w:sz w:val="24"/>
+          <w:szCs w:val="24"/>
+        </w:rPr>
+        <w:t xml:space="preserve"> - 5150</w:t>
+      </w:r>
+    </w:p>
+    <w:p>
+      <w:pPr>
+        <w:spacing w:after="0" w:line="240" w:lineRule="auto"/>
+        <w:rPr>
+          <w:rFonts w:ascii="Arial Narrow" w:hAnsi="Arial Narrow"/>
+          <w:sz w:val="24"/>
+          <w:szCs w:val="24"/>
+        </w:rPr>
+      </w:pPr>
+      <w:r>
+        <w:rPr>
+          <w:rFonts w:ascii="Arial Narrow" w:hAnsi="Arial Narrow"/>
+          <w:sz w:val="24"/>
+          <w:szCs w:val="24"/>
+        </w:rPr>
+        <w:t>8:02:33</w:t>
+      </w:r>
+      <w:r>
+        <w:rPr>
+          <w:rFonts w:ascii="Arial" w:hAnsi="Arial" w:cs="Arial"/>
+          <w:sz w:val="24"/>
+          <w:szCs w:val="24"/>
+        </w:rPr>
+        <w:t> </w:t>
+      </w:r>
+      <w:r>
+        <w:rPr>
+          <w:rFonts w:ascii="Arial Narrow" w:hAnsi="Arial Narrow"/>
+          <w:sz w:val="24"/>
+          <w:szCs w:val="24"/>
+        </w:rPr>
+        <w:t>AM</w:t>
+      </w:r>
+    </w:p>
+    <w:p>
+      <w:pPr>
+        <w:spacing w:after="0" w:line="240" w:lineRule="auto"/>
+        <w:rPr>
+          <w:rFonts w:ascii="Arial Narrow" w:hAnsi="Arial Narrow"/>
+          <w:sz w:val="24"/>
+          <w:szCs w:val="24"/>
+        </w:rPr>
+      </w:pPr>
+      <w:r>
+        <w:rPr>
+          <w:rFonts w:ascii="Arial Narrow" w:hAnsi="Arial Narrow"/>
+          <w:sz w:val="24"/>
+          <w:szCs w:val="24"/>
+        </w:rPr>
+        <w:t>Info</w:t>
+      </w:r>
+    </w:p>
+    <w:p>
+      <w:pPr>
+        <w:spacing w:after="0" w:line="240" w:lineRule="auto"/>
+        <w:rPr>
+          <w:rFonts w:ascii="Arial Narrow" w:hAnsi="Arial Narrow"/>
+          <w:sz w:val="24"/>
+          <w:szCs w:val="24"/>
+        </w:rPr>
+      </w:pPr>
+      <w:r>
+        <w:rPr>
+          <w:rFonts w:ascii="Arial Narrow" w:hAnsi="Arial Narrow"/>
+          <w:sz w:val="24"/>
+          <w:szCs w:val="24"/>
+        </w:rPr>
+        <w:t xml:space="preserve">Ini </w:t>
+      </w:r>
+      <w:proofErr w:type="spellStart"/>
+      <w:r>
+        <w:rPr>
+          <w:rFonts w:ascii="Arial Narrow" w:hAnsi="Arial Narrow"/>
+          <w:sz w:val="24"/>
+          <w:szCs w:val="24"/>
+        </w:rPr>
+        <w:t>adalah</w:t>
+      </w:r>
+      <w:proofErr w:type="spellEnd"/>
+      <w:r>
+        <w:rPr>
+          <w:rFonts w:ascii="Arial Narrow" w:hAnsi="Arial Narrow"/>
+          <w:sz w:val="24"/>
+          <w:szCs w:val="24"/>
+        </w:rPr>
+        <w:t xml:space="preserve"> </w:t>
+      </w:r>
+      <w:proofErr w:type="spellStart"/>
+      <w:r>
+        <w:rPr>
+          <w:rFonts w:ascii="Arial Narrow" w:hAnsi="Arial Narrow"/>
+          <w:sz w:val="24"/>
+          <w:szCs w:val="24"/>
+        </w:rPr>
+        <w:t>pengulangan</w:t>
+      </w:r>
+      <w:proofErr w:type="spellEnd"/>
+      <w:r>
+        <w:rPr>
+          <w:rFonts w:ascii="Arial Narrow" w:hAnsi="Arial Narrow"/>
+          <w:sz w:val="24"/>
+          <w:szCs w:val="24"/>
+        </w:rPr>
+        <w:t xml:space="preserve"> yang </w:t>
+      </w:r>
+      <w:proofErr w:type="spellStart"/>
+      <w:r>
+        <w:rPr>
+          <w:rFonts w:ascii="Arial Narrow" w:hAnsi="Arial Narrow"/>
+          <w:sz w:val="24"/>
+          <w:szCs w:val="24"/>
+        </w:rPr>
+        <w:t>ke</w:t>
+      </w:r>
+      <w:proofErr w:type="spellEnd"/>
+      <w:r>
+        <w:rPr>
+          <w:rFonts w:ascii="Arial Narrow" w:hAnsi="Arial Narrow"/>
+          <w:sz w:val="24"/>
+          <w:szCs w:val="24"/>
+        </w:rPr>
+        <w:t xml:space="preserve"> - 5151</w:t>
+      </w:r>
+    </w:p>
+    <w:p>
+      <w:pPr>
+        <w:spacing w:after="0" w:line="240" w:lineRule="auto"/>
+        <w:rPr>
+          <w:rFonts w:ascii="Arial Narrow" w:hAnsi="Arial Narrow"/>
+          <w:sz w:val="24"/>
+          <w:szCs w:val="24"/>
+        </w:rPr>
+      </w:pPr>
+      <w:r>
+        <w:rPr>
+          <w:rFonts w:ascii="Arial Narrow" w:hAnsi="Arial Narrow"/>
+          <w:sz w:val="24"/>
+          <w:szCs w:val="24"/>
+        </w:rPr>
+        <w:t>8:02:33</w:t>
+      </w:r>
+      <w:r>
+        <w:rPr>
+          <w:rFonts w:ascii="Arial" w:hAnsi="Arial" w:cs="Arial"/>
+          <w:sz w:val="24"/>
+          <w:szCs w:val="24"/>
+        </w:rPr>
+        <w:t> </w:t>
+      </w:r>
+      <w:r>
+        <w:rPr>
+          <w:rFonts w:ascii="Arial Narrow" w:hAnsi="Arial Narrow"/>
+          <w:sz w:val="24"/>
+          <w:szCs w:val="24"/>
+        </w:rPr>
+        <w:t>AM</w:t>
+      </w:r>
+    </w:p>
+    <w:p>
+      <w:pPr>
+        <w:spacing w:after="0" w:line="240" w:lineRule="auto"/>
+        <w:rPr>
+          <w:rFonts w:ascii="Arial Narrow" w:hAnsi="Arial Narrow"/>
+          <w:sz w:val="24"/>
+          <w:szCs w:val="24"/>
+        </w:rPr>
+      </w:pPr>
+      <w:r>
+        <w:rPr>
+          <w:rFonts w:ascii="Arial Narrow" w:hAnsi="Arial Narrow"/>
+          <w:sz w:val="24"/>
+          <w:szCs w:val="24"/>
+        </w:rPr>
+        <w:t>Info</w:t>
+      </w:r>
+    </w:p>
+    <w:p>
+      <w:pPr>
+        <w:spacing w:after="0" w:line="240" w:lineRule="auto"/>
+        <w:rPr>
+          <w:rFonts w:ascii="Arial Narrow" w:hAnsi="Arial Narrow"/>
+          <w:sz w:val="24"/>
+          <w:szCs w:val="24"/>
+        </w:rPr>
+      </w:pPr>
+      <w:r>
+        <w:rPr>
+          <w:rFonts w:ascii="Arial Narrow" w:hAnsi="Arial Narrow"/>
+          <w:sz w:val="24"/>
+          <w:szCs w:val="24"/>
+        </w:rPr>
+        <w:t xml:space="preserve">Ini </w:t>
+      </w:r>
+      <w:proofErr w:type="spellStart"/>
+      <w:r>
+        <w:rPr>
+          <w:rFonts w:ascii="Arial Narrow" w:hAnsi="Arial Narrow"/>
+          <w:sz w:val="24"/>
+          <w:szCs w:val="24"/>
+        </w:rPr>
+        <w:t>adalah</w:t>
+      </w:r>
+      <w:proofErr w:type="spellEnd"/>
+      <w:r>
+        <w:rPr>
+          <w:rFonts w:ascii="Arial Narrow" w:hAnsi="Arial Narrow"/>
+          <w:sz w:val="24"/>
+          <w:szCs w:val="24"/>
+        </w:rPr>
+        <w:t xml:space="preserve"> </w:t>
+      </w:r>
+      <w:proofErr w:type="spellStart"/>
+      <w:r>
+        <w:rPr>
+          <w:rFonts w:ascii="Arial Narrow" w:hAnsi="Arial Narrow"/>
+          <w:sz w:val="24"/>
+          <w:szCs w:val="24"/>
+        </w:rPr>
+        <w:t>pengulangan</w:t>
+      </w:r>
+      <w:proofErr w:type="spellEnd"/>
+      <w:r>
+        <w:rPr>
+          <w:rFonts w:ascii="Arial Narrow" w:hAnsi="Arial Narrow"/>
+          <w:sz w:val="24"/>
+          <w:szCs w:val="24"/>
+        </w:rPr>
+        <w:t xml:space="preserve"> yang </w:t>
+      </w:r>
+      <w:proofErr w:type="spellStart"/>
+      <w:r>
+        <w:rPr>
+          <w:rFonts w:ascii="Arial Narrow" w:hAnsi="Arial Narrow"/>
+          <w:sz w:val="24"/>
+          <w:szCs w:val="24"/>
+        </w:rPr>
+        <w:t>ke</w:t>
+      </w:r>
+      <w:proofErr w:type="spellEnd"/>
+      <w:r>
+        <w:rPr>
+          <w:rFonts w:ascii="Arial Narrow" w:hAnsi="Arial Narrow"/>
+          <w:sz w:val="24"/>
+          <w:szCs w:val="24"/>
+        </w:rPr>
+        <w:t xml:space="preserve"> - 5152</w:t>
+      </w:r>
+    </w:p>
+    <w:p>
+      <w:pPr>
+        <w:spacing w:after="0" w:line="240" w:lineRule="auto"/>
+        <w:rPr>
+          <w:rFonts w:ascii="Arial Narrow" w:hAnsi="Arial Narrow"/>
+          <w:sz w:val="24"/>
+          <w:szCs w:val="24"/>
+        </w:rPr>
+      </w:pPr>
+    </w:p>
+    <w:p>
+      <w:pPr>
+        <w:spacing w:after="0" w:line="240" w:lineRule="auto"/>
+        <w:rPr>
+          <w:rFonts w:ascii="Arial Narrow" w:hAnsi="Arial Narrow"/>
+          <w:sz w:val="24"/>
+          <w:szCs w:val="24"/>
+        </w:rPr>
+      </w:pPr>
       <w:proofErr w:type="spellStart"/>
       <w:r>
         <w:rPr>
@@ -9460,6 +13856,7 @@
           <w:sz w:val="24"/>
           <w:szCs w:val="24"/>
         </w:rPr>
+        <w:lastRenderedPageBreak/>
         <w:t>Dassd</w:t>
       </w:r>
       <w:proofErr w:type="spellEnd"/>

--- a/note googlespreedsheet.docx
+++ b/note googlespreedsheet.docx
@@ -298,7 +298,7 @@
           <w:noProof/>
         </w:rPr>
         <w:drawing>
-          <wp:inline distT="0" distB="0" distL="0" distR="0" wp14:anchorId="03EC4E1B" wp14:editId="672C48FC">
+          <wp:inline distT="0" distB="0" distL="0" distR="0" wp14:anchorId="03EC4E1B" wp14:editId="290CEF77">
             <wp:extent cx="5731510" cy="1471930"/>
             <wp:effectExtent l="0" t="0" r="2540" b="0"/>
             <wp:docPr id="1271658481" name="Picture 3"/>
@@ -15095,6 +15095,2012 @@
     <w:p>
       <w:pPr>
         <w:spacing w:after="0" w:line="240" w:lineRule="auto"/>
+        <w:jc w:val="center"/>
+        <w:rPr>
+          <w:rFonts w:ascii="Arial Narrow" w:hAnsi="Arial Narrow"/>
+          <w:b/>
+          <w:bCs/>
+          <w:sz w:val="24"/>
+          <w:szCs w:val="24"/>
+        </w:rPr>
+      </w:pPr>
+      <w:r>
+        <w:rPr>
+          <w:rFonts w:ascii="Arial Narrow" w:hAnsi="Arial Narrow"/>
+          <w:b/>
+          <w:bCs/>
+          <w:sz w:val="24"/>
+          <w:szCs w:val="24"/>
+        </w:rPr>
+        <w:t xml:space="preserve">012 - </w:t>
+      </w:r>
+      <w:proofErr w:type="spellStart"/>
+      <w:r>
+        <w:rPr>
+          <w:rFonts w:ascii="Arial Narrow" w:hAnsi="Arial Narrow"/>
+          <w:b/>
+          <w:bCs/>
+          <w:sz w:val="24"/>
+          <w:szCs w:val="24"/>
+        </w:rPr>
+        <w:t>Mengirimkan</w:t>
+      </w:r>
+      <w:proofErr w:type="spellEnd"/>
+      <w:r>
+        <w:rPr>
+          <w:rFonts w:ascii="Arial Narrow" w:hAnsi="Arial Narrow"/>
+          <w:b/>
+          <w:bCs/>
+          <w:sz w:val="24"/>
+          <w:szCs w:val="24"/>
+        </w:rPr>
+        <w:t xml:space="preserve"> Email </w:t>
+      </w:r>
+      <w:proofErr w:type="spellStart"/>
+      <w:r>
+        <w:rPr>
+          <w:rFonts w:ascii="Arial Narrow" w:hAnsi="Arial Narrow"/>
+          <w:b/>
+          <w:bCs/>
+          <w:sz w:val="24"/>
+          <w:szCs w:val="24"/>
+        </w:rPr>
+        <w:t>melalui</w:t>
+      </w:r>
+      <w:proofErr w:type="spellEnd"/>
+      <w:r>
+        <w:rPr>
+          <w:rFonts w:ascii="Arial Narrow" w:hAnsi="Arial Narrow"/>
+          <w:b/>
+          <w:bCs/>
+          <w:sz w:val="24"/>
+          <w:szCs w:val="24"/>
+        </w:rPr>
+        <w:t xml:space="preserve"> Google Apps Script</w:t>
+      </w:r>
+    </w:p>
+    <w:p>
+      <w:pPr>
+        <w:spacing w:after="0" w:line="240" w:lineRule="auto"/>
+        <w:rPr>
+          <w:rFonts w:ascii="Arial Narrow" w:hAnsi="Arial Narrow"/>
+          <w:sz w:val="24"/>
+          <w:szCs w:val="24"/>
+        </w:rPr>
+      </w:pPr>
+      <w:r>
+        <w:rPr>
+          <w:rFonts w:ascii="Arial Narrow" w:hAnsi="Arial Narrow"/>
+          <w:sz w:val="24"/>
+          <w:szCs w:val="24"/>
+        </w:rPr>
+        <w:t>Reference:</w:t>
+      </w:r>
+    </w:p>
+    <w:p>
+      <w:pPr>
+        <w:spacing w:after="0" w:line="240" w:lineRule="auto"/>
+        <w:rPr>
+          <w:rFonts w:ascii="Arial Narrow" w:hAnsi="Arial Narrow"/>
+          <w:sz w:val="24"/>
+          <w:szCs w:val="24"/>
+        </w:rPr>
+      </w:pPr>
+      <w:hyperlink r:id="rId37" w:history="1">
+        <w:r>
+          <w:rPr>
+            <w:rStyle w:val="Hyperlink"/>
+            <w:rFonts w:ascii="Arial Narrow" w:hAnsi="Arial Narrow"/>
+            <w:sz w:val="24"/>
+            <w:szCs w:val="24"/>
+          </w:rPr>
+          <w:t>https://developers.google.com/apps-script/reference/gmail/gmail-app#sendEmail(String,String,String.Object)</w:t>
+        </w:r>
+      </w:hyperlink>
+      <w:r>
+        <w:rPr>
+          <w:rFonts w:ascii="Arial Narrow" w:hAnsi="Arial Narrow"/>
+          <w:sz w:val="24"/>
+          <w:szCs w:val="24"/>
+        </w:rPr>
+        <w:t xml:space="preserve"> </w:t>
+      </w:r>
+    </w:p>
+    <w:p>
+      <w:pPr>
+        <w:spacing w:after="0" w:line="240" w:lineRule="auto"/>
+        <w:rPr>
+          <w:rFonts w:ascii="Arial Narrow" w:hAnsi="Arial Narrow"/>
+          <w:sz w:val="24"/>
+          <w:szCs w:val="24"/>
+        </w:rPr>
+      </w:pPr>
+    </w:p>
+    <w:p>
+      <w:pPr>
+        <w:spacing w:after="0" w:line="240" w:lineRule="auto"/>
+        <w:rPr>
+          <w:rFonts w:ascii="Arial Narrow" w:hAnsi="Arial Narrow"/>
+          <w:sz w:val="24"/>
+          <w:szCs w:val="24"/>
+        </w:rPr>
+      </w:pPr>
+      <w:r>
+        <w:rPr>
+          <w:rFonts w:ascii="Arial Narrow" w:hAnsi="Arial Narrow"/>
+          <w:sz w:val="24"/>
+          <w:szCs w:val="24"/>
+        </w:rPr>
+        <w:lastRenderedPageBreak/>
+        <w:t xml:space="preserve">there are 2 </w:t>
+      </w:r>
+      <w:proofErr w:type="spellStart"/>
+      <w:r>
+        <w:rPr>
+          <w:rFonts w:ascii="Arial Narrow" w:hAnsi="Arial Narrow"/>
+          <w:sz w:val="24"/>
+          <w:szCs w:val="24"/>
+        </w:rPr>
+        <w:t>methode</w:t>
+      </w:r>
+      <w:proofErr w:type="spellEnd"/>
+      <w:r>
+        <w:rPr>
+          <w:rFonts w:ascii="Arial Narrow" w:hAnsi="Arial Narrow"/>
+          <w:sz w:val="24"/>
+          <w:szCs w:val="24"/>
+        </w:rPr>
+        <w:t xml:space="preserve"> to send email:</w:t>
+      </w:r>
+    </w:p>
+    <w:p>
+      <w:pPr>
+        <w:spacing w:after="0" w:line="240" w:lineRule="auto"/>
+        <w:rPr>
+          <w:rFonts w:ascii="Arial Narrow" w:hAnsi="Arial Narrow"/>
+          <w:sz w:val="24"/>
+          <w:szCs w:val="24"/>
+        </w:rPr>
+      </w:pPr>
+      <w:r>
+        <w:rPr>
+          <w:rFonts w:ascii="Arial Narrow" w:hAnsi="Arial Narrow"/>
+          <w:sz w:val="24"/>
+          <w:szCs w:val="24"/>
+        </w:rPr>
+        <w:t># 1 &gt;&gt; when you used other personal email</w:t>
+      </w:r>
+    </w:p>
+    <w:p>
+      <w:pPr>
+        <w:spacing w:after="0" w:line="240" w:lineRule="auto"/>
+        <w:rPr>
+          <w:rFonts w:ascii="Arial Narrow" w:hAnsi="Arial Narrow"/>
+          <w:sz w:val="24"/>
+          <w:szCs w:val="24"/>
+        </w:rPr>
+      </w:pPr>
+      <w:r>
+        <w:rPr>
+          <w:rFonts w:ascii="Arial Narrow" w:hAnsi="Arial Narrow"/>
+          <w:sz w:val="24"/>
+          <w:szCs w:val="24"/>
+        </w:rPr>
+        <w:t>// send email</w:t>
+      </w:r>
+    </w:p>
+    <w:p>
+      <w:pPr>
+        <w:spacing w:after="0" w:line="240" w:lineRule="auto"/>
+        <w:rPr>
+          <w:rFonts w:ascii="Arial Narrow" w:hAnsi="Arial Narrow"/>
+          <w:sz w:val="24"/>
+          <w:szCs w:val="24"/>
+        </w:rPr>
+      </w:pPr>
+      <w:proofErr w:type="spellStart"/>
+      <w:r>
+        <w:rPr>
+          <w:rFonts w:ascii="Arial Narrow" w:hAnsi="Arial Narrow"/>
+          <w:sz w:val="24"/>
+          <w:szCs w:val="24"/>
+        </w:rPr>
+        <w:t>const</w:t>
+      </w:r>
+      <w:proofErr w:type="spellEnd"/>
+      <w:r>
+        <w:rPr>
+          <w:rFonts w:ascii="Arial Narrow" w:hAnsi="Arial Narrow"/>
+          <w:sz w:val="24"/>
+          <w:szCs w:val="24"/>
+        </w:rPr>
+        <w:t xml:space="preserve"> file = DriveApp.getFileById('1qXf9MXUVKernL3miFIQKfqP6IgZTmV7D'</w:t>
+      </w:r>
+      <w:proofErr w:type="gramStart"/>
+      <w:r>
+        <w:rPr>
+          <w:rFonts w:ascii="Arial Narrow" w:hAnsi="Arial Narrow"/>
+          <w:sz w:val="24"/>
+          <w:szCs w:val="24"/>
+        </w:rPr>
+        <w:t>).getBlob</w:t>
+      </w:r>
+      <w:proofErr w:type="gramEnd"/>
+      <w:r>
+        <w:rPr>
+          <w:rFonts w:ascii="Arial Narrow" w:hAnsi="Arial Narrow"/>
+          <w:sz w:val="24"/>
+          <w:szCs w:val="24"/>
+        </w:rPr>
+        <w:t>();</w:t>
+      </w:r>
+    </w:p>
+    <w:p>
+      <w:pPr>
+        <w:spacing w:after="0" w:line="240" w:lineRule="auto"/>
+        <w:rPr>
+          <w:rFonts w:ascii="Arial Narrow" w:hAnsi="Arial Narrow"/>
+          <w:sz w:val="24"/>
+          <w:szCs w:val="24"/>
+        </w:rPr>
+      </w:pPr>
+      <w:r>
+        <w:rPr>
+          <w:rFonts w:ascii="Arial Narrow" w:hAnsi="Arial Narrow"/>
+          <w:sz w:val="24"/>
+          <w:szCs w:val="24"/>
+        </w:rPr>
+        <w:t xml:space="preserve">function </w:t>
+      </w:r>
+      <w:proofErr w:type="spellStart"/>
+      <w:proofErr w:type="gramStart"/>
+      <w:r>
+        <w:rPr>
+          <w:rFonts w:ascii="Arial Narrow" w:hAnsi="Arial Narrow"/>
+          <w:sz w:val="24"/>
+          <w:szCs w:val="24"/>
+        </w:rPr>
+        <w:t>kirimEmail</w:t>
+      </w:r>
+      <w:proofErr w:type="spellEnd"/>
+      <w:r>
+        <w:rPr>
+          <w:rFonts w:ascii="Arial Narrow" w:hAnsi="Arial Narrow"/>
+          <w:sz w:val="24"/>
+          <w:szCs w:val="24"/>
+        </w:rPr>
+        <w:t>(){</w:t>
+      </w:r>
+      <w:proofErr w:type="gramEnd"/>
+    </w:p>
+    <w:p>
+      <w:pPr>
+        <w:spacing w:after="0" w:line="240" w:lineRule="auto"/>
+        <w:rPr>
+          <w:rFonts w:ascii="Arial Narrow" w:hAnsi="Arial Narrow"/>
+          <w:sz w:val="24"/>
+          <w:szCs w:val="24"/>
+        </w:rPr>
+      </w:pPr>
+      <w:r>
+        <w:rPr>
+          <w:rFonts w:ascii="Arial Narrow" w:hAnsi="Arial Narrow"/>
+          <w:sz w:val="24"/>
+          <w:szCs w:val="24"/>
+        </w:rPr>
+        <w:t xml:space="preserve">  </w:t>
+      </w:r>
+      <w:proofErr w:type="spellStart"/>
+      <w:r>
+        <w:rPr>
+          <w:rFonts w:ascii="Arial Narrow" w:hAnsi="Arial Narrow"/>
+          <w:sz w:val="24"/>
+          <w:szCs w:val="24"/>
+        </w:rPr>
+        <w:t>GmailApp.sendEmail</w:t>
+      </w:r>
+      <w:proofErr w:type="spellEnd"/>
+      <w:r>
+        <w:rPr>
+          <w:rFonts w:ascii="Arial Narrow" w:hAnsi="Arial Narrow"/>
+          <w:sz w:val="24"/>
+          <w:szCs w:val="24"/>
+        </w:rPr>
+        <w:t>(</w:t>
+      </w:r>
+    </w:p>
+    <w:p>
+      <w:pPr>
+        <w:spacing w:after="0" w:line="240" w:lineRule="auto"/>
+        <w:rPr>
+          <w:rFonts w:ascii="Arial Narrow" w:hAnsi="Arial Narrow"/>
+          <w:sz w:val="24"/>
+          <w:szCs w:val="24"/>
+        </w:rPr>
+      </w:pPr>
+      <w:r>
+        <w:rPr>
+          <w:rFonts w:ascii="Arial Narrow" w:hAnsi="Arial Narrow"/>
+          <w:sz w:val="24"/>
+          <w:szCs w:val="24"/>
+        </w:rPr>
+        <w:t xml:space="preserve">    'ronabumig@gmail.com', </w:t>
+      </w:r>
+    </w:p>
+    <w:p>
+      <w:pPr>
+        <w:spacing w:after="0" w:line="240" w:lineRule="auto"/>
+        <w:rPr>
+          <w:rFonts w:ascii="Arial Narrow" w:hAnsi="Arial Narrow"/>
+          <w:sz w:val="24"/>
+          <w:szCs w:val="24"/>
+        </w:rPr>
+      </w:pPr>
+      <w:r>
+        <w:rPr>
+          <w:rFonts w:ascii="Arial Narrow" w:hAnsi="Arial Narrow"/>
+          <w:sz w:val="24"/>
+          <w:szCs w:val="24"/>
+        </w:rPr>
+        <w:t>    '</w:t>
+      </w:r>
+      <w:proofErr w:type="spellStart"/>
+      <w:r>
+        <w:rPr>
+          <w:rFonts w:ascii="Arial Narrow" w:hAnsi="Arial Narrow"/>
+          <w:sz w:val="24"/>
+          <w:szCs w:val="24"/>
+        </w:rPr>
+        <w:t>Percobaan</w:t>
+      </w:r>
+      <w:proofErr w:type="spellEnd"/>
+      <w:r>
+        <w:rPr>
+          <w:rFonts w:ascii="Arial Narrow" w:hAnsi="Arial Narrow"/>
+          <w:sz w:val="24"/>
+          <w:szCs w:val="24"/>
+        </w:rPr>
+        <w:t xml:space="preserve">', </w:t>
+      </w:r>
+    </w:p>
+    <w:p>
+      <w:pPr>
+        <w:spacing w:after="0" w:line="240" w:lineRule="auto"/>
+        <w:rPr>
+          <w:rFonts w:ascii="Arial Narrow" w:hAnsi="Arial Narrow"/>
+          <w:sz w:val="24"/>
+          <w:szCs w:val="24"/>
+        </w:rPr>
+      </w:pPr>
+      <w:r>
+        <w:rPr>
+          <w:rFonts w:ascii="Arial Narrow" w:hAnsi="Arial Narrow"/>
+          <w:sz w:val="24"/>
+          <w:szCs w:val="24"/>
+        </w:rPr>
+        <w:t xml:space="preserve">    'Halo </w:t>
+      </w:r>
+      <w:proofErr w:type="spellStart"/>
+      <w:r>
+        <w:rPr>
+          <w:rFonts w:ascii="Arial Narrow" w:hAnsi="Arial Narrow"/>
+          <w:sz w:val="24"/>
+          <w:szCs w:val="24"/>
+        </w:rPr>
+        <w:t>ini</w:t>
+      </w:r>
+      <w:proofErr w:type="spellEnd"/>
+      <w:r>
+        <w:rPr>
+          <w:rFonts w:ascii="Arial Narrow" w:hAnsi="Arial Narrow"/>
+          <w:sz w:val="24"/>
+          <w:szCs w:val="24"/>
+        </w:rPr>
+        <w:t xml:space="preserve"> </w:t>
+      </w:r>
+      <w:proofErr w:type="spellStart"/>
+      <w:r>
+        <w:rPr>
+          <w:rFonts w:ascii="Arial Narrow" w:hAnsi="Arial Narrow"/>
+          <w:sz w:val="24"/>
+          <w:szCs w:val="24"/>
+        </w:rPr>
+        <w:t>adalah</w:t>
+      </w:r>
+      <w:proofErr w:type="spellEnd"/>
+      <w:r>
+        <w:rPr>
+          <w:rFonts w:ascii="Arial Narrow" w:hAnsi="Arial Narrow"/>
+          <w:sz w:val="24"/>
+          <w:szCs w:val="24"/>
+        </w:rPr>
+        <w:t xml:space="preserve"> </w:t>
+      </w:r>
+      <w:proofErr w:type="spellStart"/>
+      <w:r>
+        <w:rPr>
+          <w:rFonts w:ascii="Arial Narrow" w:hAnsi="Arial Narrow"/>
+          <w:sz w:val="24"/>
+          <w:szCs w:val="24"/>
+        </w:rPr>
+        <w:t>percobaan</w:t>
+      </w:r>
+      <w:proofErr w:type="spellEnd"/>
+      <w:r>
+        <w:rPr>
+          <w:rFonts w:ascii="Arial Narrow" w:hAnsi="Arial Narrow"/>
+          <w:sz w:val="24"/>
+          <w:szCs w:val="24"/>
+        </w:rPr>
+        <w:t xml:space="preserve"> \n \</w:t>
+      </w:r>
+      <w:proofErr w:type="spellStart"/>
+      <w:r>
+        <w:rPr>
+          <w:rFonts w:ascii="Arial Narrow" w:hAnsi="Arial Narrow"/>
+          <w:sz w:val="24"/>
+          <w:szCs w:val="24"/>
+        </w:rPr>
+        <w:t>nApa</w:t>
+      </w:r>
+      <w:proofErr w:type="spellEnd"/>
+      <w:r>
+        <w:rPr>
+          <w:rFonts w:ascii="Arial Narrow" w:hAnsi="Arial Narrow"/>
+          <w:sz w:val="24"/>
+          <w:szCs w:val="24"/>
+        </w:rPr>
+        <w:t xml:space="preserve"> </w:t>
+      </w:r>
+      <w:proofErr w:type="spellStart"/>
+      <w:r>
+        <w:rPr>
+          <w:rFonts w:ascii="Arial Narrow" w:hAnsi="Arial Narrow"/>
+          <w:sz w:val="24"/>
+          <w:szCs w:val="24"/>
+        </w:rPr>
+        <w:t>kabar</w:t>
+      </w:r>
+      <w:proofErr w:type="spellEnd"/>
+      <w:r>
+        <w:rPr>
+          <w:rFonts w:ascii="Arial Narrow" w:hAnsi="Arial Narrow"/>
+          <w:sz w:val="24"/>
+          <w:szCs w:val="24"/>
+        </w:rPr>
+        <w:t>?',</w:t>
+      </w:r>
+    </w:p>
+    <w:p>
+      <w:pPr>
+        <w:spacing w:after="0" w:line="240" w:lineRule="auto"/>
+        <w:rPr>
+          <w:rFonts w:ascii="Arial Narrow" w:hAnsi="Arial Narrow"/>
+          <w:sz w:val="24"/>
+          <w:szCs w:val="24"/>
+        </w:rPr>
+      </w:pPr>
+      <w:r>
+        <w:rPr>
+          <w:rFonts w:ascii="Arial Narrow" w:hAnsi="Arial Narrow"/>
+          <w:sz w:val="24"/>
+          <w:szCs w:val="24"/>
+        </w:rPr>
+        <w:t>      {</w:t>
+      </w:r>
+    </w:p>
+    <w:p>
+      <w:pPr>
+        <w:spacing w:after="0" w:line="240" w:lineRule="auto"/>
+        <w:rPr>
+          <w:rFonts w:ascii="Arial Narrow" w:hAnsi="Arial Narrow"/>
+          <w:sz w:val="24"/>
+          <w:szCs w:val="24"/>
+        </w:rPr>
+      </w:pPr>
+      <w:r>
+        <w:rPr>
+          <w:rFonts w:ascii="Arial Narrow" w:hAnsi="Arial Narrow"/>
+          <w:sz w:val="24"/>
+          <w:szCs w:val="24"/>
+        </w:rPr>
+        <w:t xml:space="preserve">        </w:t>
+      </w:r>
+      <w:proofErr w:type="spellStart"/>
+      <w:r>
+        <w:rPr>
+          <w:rFonts w:ascii="Arial Narrow" w:hAnsi="Arial Narrow"/>
+          <w:sz w:val="24"/>
+          <w:szCs w:val="24"/>
+        </w:rPr>
+        <w:t>name:'raider</w:t>
+      </w:r>
+      <w:proofErr w:type="spellEnd"/>
+      <w:r>
+        <w:rPr>
+          <w:rFonts w:ascii="Arial Narrow" w:hAnsi="Arial Narrow"/>
+          <w:sz w:val="24"/>
+          <w:szCs w:val="24"/>
+        </w:rPr>
+        <w:t>',</w:t>
+      </w:r>
+    </w:p>
+    <w:p>
+      <w:pPr>
+        <w:spacing w:after="0" w:line="240" w:lineRule="auto"/>
+        <w:rPr>
+          <w:rFonts w:ascii="Arial Narrow" w:hAnsi="Arial Narrow"/>
+          <w:sz w:val="24"/>
+          <w:szCs w:val="24"/>
+        </w:rPr>
+      </w:pPr>
+      <w:r>
+        <w:rPr>
+          <w:rFonts w:ascii="Arial Narrow" w:hAnsi="Arial Narrow"/>
+          <w:sz w:val="24"/>
+          <w:szCs w:val="24"/>
+        </w:rPr>
+        <w:t>        attachments: file,</w:t>
+      </w:r>
+    </w:p>
+    <w:p>
+      <w:pPr>
+        <w:spacing w:after="0" w:line="240" w:lineRule="auto"/>
+        <w:rPr>
+          <w:rFonts w:ascii="Arial Narrow" w:hAnsi="Arial Narrow"/>
+          <w:sz w:val="24"/>
+          <w:szCs w:val="24"/>
+        </w:rPr>
+      </w:pPr>
+      <w:r>
+        <w:rPr>
+          <w:rFonts w:ascii="Arial Narrow" w:hAnsi="Arial Narrow"/>
+          <w:sz w:val="24"/>
+          <w:szCs w:val="24"/>
+        </w:rPr>
+        <w:t xml:space="preserve">        </w:t>
+      </w:r>
+      <w:proofErr w:type="spellStart"/>
+      <w:r>
+        <w:rPr>
+          <w:rFonts w:ascii="Arial Narrow" w:hAnsi="Arial Narrow"/>
+          <w:sz w:val="24"/>
+          <w:szCs w:val="24"/>
+        </w:rPr>
+        <w:t>noReply</w:t>
+      </w:r>
+      <w:proofErr w:type="spellEnd"/>
+      <w:r>
+        <w:rPr>
+          <w:rFonts w:ascii="Arial Narrow" w:hAnsi="Arial Narrow"/>
+          <w:sz w:val="24"/>
+          <w:szCs w:val="24"/>
+        </w:rPr>
+        <w:t>: true,</w:t>
+      </w:r>
+    </w:p>
+    <w:p>
+      <w:pPr>
+        <w:spacing w:after="0" w:line="240" w:lineRule="auto"/>
+        <w:rPr>
+          <w:rFonts w:ascii="Arial Narrow" w:hAnsi="Arial Narrow"/>
+          <w:sz w:val="24"/>
+          <w:szCs w:val="24"/>
+        </w:rPr>
+      </w:pPr>
+      <w:r>
+        <w:rPr>
+          <w:rFonts w:ascii="Arial Narrow" w:hAnsi="Arial Narrow"/>
+          <w:sz w:val="24"/>
+          <w:szCs w:val="24"/>
+        </w:rPr>
+        <w:t xml:space="preserve">        // </w:t>
+      </w:r>
+      <w:proofErr w:type="spellStart"/>
+      <w:r>
+        <w:rPr>
+          <w:rFonts w:ascii="Arial Narrow" w:hAnsi="Arial Narrow"/>
+          <w:sz w:val="24"/>
+          <w:szCs w:val="24"/>
+        </w:rPr>
+        <w:t>replyTo</w:t>
+      </w:r>
+      <w:proofErr w:type="spellEnd"/>
+      <w:r>
+        <w:rPr>
+          <w:rFonts w:ascii="Arial Narrow" w:hAnsi="Arial Narrow"/>
+          <w:sz w:val="24"/>
+          <w:szCs w:val="24"/>
+        </w:rPr>
+        <w:t>: 'sapik@cyber.polri.go.id',</w:t>
+      </w:r>
+    </w:p>
+    <w:p>
+      <w:pPr>
+        <w:spacing w:after="0" w:line="240" w:lineRule="auto"/>
+        <w:rPr>
+          <w:rFonts w:ascii="Arial Narrow" w:hAnsi="Arial Narrow"/>
+          <w:sz w:val="24"/>
+          <w:szCs w:val="24"/>
+        </w:rPr>
+      </w:pPr>
+      <w:r>
+        <w:rPr>
+          <w:rFonts w:ascii="Arial Narrow" w:hAnsi="Arial Narrow"/>
+          <w:sz w:val="24"/>
+          <w:szCs w:val="24"/>
+        </w:rPr>
+        <w:t>      },</w:t>
+      </w:r>
+    </w:p>
+    <w:p>
+      <w:pPr>
+        <w:spacing w:after="0" w:line="240" w:lineRule="auto"/>
+        <w:rPr>
+          <w:rFonts w:ascii="Arial Narrow" w:hAnsi="Arial Narrow"/>
+          <w:sz w:val="24"/>
+          <w:szCs w:val="24"/>
+        </w:rPr>
+      </w:pPr>
+      <w:r>
+        <w:rPr>
+          <w:rFonts w:ascii="Arial Narrow" w:hAnsi="Arial Narrow"/>
+          <w:sz w:val="24"/>
+          <w:szCs w:val="24"/>
+        </w:rPr>
+        <w:t>    );</w:t>
+      </w:r>
+    </w:p>
+    <w:p>
+      <w:pPr>
+        <w:spacing w:after="0" w:line="240" w:lineRule="auto"/>
+        <w:rPr>
+          <w:rFonts w:ascii="Arial Narrow" w:hAnsi="Arial Narrow"/>
+          <w:sz w:val="24"/>
+          <w:szCs w:val="24"/>
+        </w:rPr>
+      </w:pPr>
+      <w:r>
+        <w:rPr>
+          <w:rFonts w:ascii="Arial Narrow" w:hAnsi="Arial Narrow"/>
+          <w:sz w:val="24"/>
+          <w:szCs w:val="24"/>
+        </w:rPr>
+        <w:t>}</w:t>
+      </w:r>
+    </w:p>
+    <w:p>
+      <w:pPr>
+        <w:spacing w:after="0" w:line="240" w:lineRule="auto"/>
+        <w:rPr>
+          <w:rFonts w:ascii="Arial Narrow" w:hAnsi="Arial Narrow"/>
+          <w:sz w:val="24"/>
+          <w:szCs w:val="24"/>
+        </w:rPr>
+      </w:pPr>
+    </w:p>
+    <w:p>
+      <w:pPr>
+        <w:spacing w:after="0" w:line="240" w:lineRule="auto"/>
+        <w:rPr>
+          <w:rFonts w:ascii="Arial Narrow" w:hAnsi="Arial Narrow"/>
+          <w:sz w:val="24"/>
+          <w:szCs w:val="24"/>
+        </w:rPr>
+      </w:pPr>
+      <w:r>
+        <w:rPr>
+          <w:rFonts w:ascii="Arial Narrow" w:hAnsi="Arial Narrow"/>
+          <w:sz w:val="24"/>
+          <w:szCs w:val="24"/>
+        </w:rPr>
+        <w:t>#2 &gt;&gt; when you used personal email</w:t>
+      </w:r>
+    </w:p>
+    <w:p>
+      <w:pPr>
+        <w:spacing w:after="0" w:line="240" w:lineRule="auto"/>
+        <w:rPr>
+          <w:rFonts w:ascii="Arial Narrow" w:hAnsi="Arial Narrow"/>
+          <w:sz w:val="24"/>
+          <w:szCs w:val="24"/>
+        </w:rPr>
+      </w:pPr>
+      <w:r>
+        <w:rPr>
+          <w:rFonts w:ascii="Arial Narrow" w:hAnsi="Arial Narrow"/>
+          <w:sz w:val="24"/>
+          <w:szCs w:val="24"/>
+        </w:rPr>
+        <w:t xml:space="preserve">function </w:t>
+      </w:r>
+      <w:proofErr w:type="spellStart"/>
+      <w:proofErr w:type="gramStart"/>
+      <w:r>
+        <w:rPr>
+          <w:rFonts w:ascii="Arial Narrow" w:hAnsi="Arial Narrow"/>
+          <w:sz w:val="24"/>
+          <w:szCs w:val="24"/>
+        </w:rPr>
+        <w:t>kirimEmail</w:t>
+      </w:r>
+      <w:proofErr w:type="spellEnd"/>
+      <w:r>
+        <w:rPr>
+          <w:rFonts w:ascii="Arial Narrow" w:hAnsi="Arial Narrow"/>
+          <w:sz w:val="24"/>
+          <w:szCs w:val="24"/>
+        </w:rPr>
+        <w:t>(){</w:t>
+      </w:r>
+      <w:proofErr w:type="gramEnd"/>
+    </w:p>
+    <w:p>
+      <w:pPr>
+        <w:spacing w:after="0" w:line="240" w:lineRule="auto"/>
+        <w:rPr>
+          <w:rFonts w:ascii="Arial Narrow" w:hAnsi="Arial Narrow"/>
+          <w:sz w:val="24"/>
+          <w:szCs w:val="24"/>
+        </w:rPr>
+      </w:pPr>
+      <w:r>
+        <w:rPr>
+          <w:rFonts w:ascii="Arial Narrow" w:hAnsi="Arial Narrow"/>
+          <w:sz w:val="24"/>
+          <w:szCs w:val="24"/>
+        </w:rPr>
+        <w:t xml:space="preserve">  // Ambil file </w:t>
+      </w:r>
+      <w:proofErr w:type="spellStart"/>
+      <w:r>
+        <w:rPr>
+          <w:rFonts w:ascii="Arial Narrow" w:hAnsi="Arial Narrow"/>
+          <w:sz w:val="24"/>
+          <w:szCs w:val="24"/>
+        </w:rPr>
+        <w:t>dari</w:t>
+      </w:r>
+      <w:proofErr w:type="spellEnd"/>
+      <w:r>
+        <w:rPr>
+          <w:rFonts w:ascii="Arial Narrow" w:hAnsi="Arial Narrow"/>
+          <w:sz w:val="24"/>
+          <w:szCs w:val="24"/>
+        </w:rPr>
+        <w:t xml:space="preserve"> Google Drive di </w:t>
+      </w:r>
+      <w:proofErr w:type="spellStart"/>
+      <w:r>
+        <w:rPr>
+          <w:rFonts w:ascii="Arial Narrow" w:hAnsi="Arial Narrow"/>
+          <w:sz w:val="24"/>
+          <w:szCs w:val="24"/>
+        </w:rPr>
+        <w:t>dalam</w:t>
+      </w:r>
+      <w:proofErr w:type="spellEnd"/>
+      <w:r>
+        <w:rPr>
+          <w:rFonts w:ascii="Arial Narrow" w:hAnsi="Arial Narrow"/>
+          <w:sz w:val="24"/>
+          <w:szCs w:val="24"/>
+        </w:rPr>
+        <w:t xml:space="preserve"> </w:t>
+      </w:r>
+      <w:proofErr w:type="spellStart"/>
+      <w:r>
+        <w:rPr>
+          <w:rFonts w:ascii="Arial Narrow" w:hAnsi="Arial Narrow"/>
+          <w:sz w:val="24"/>
+          <w:szCs w:val="24"/>
+        </w:rPr>
+        <w:t>fungsi</w:t>
+      </w:r>
+      <w:proofErr w:type="spellEnd"/>
+      <w:r>
+        <w:rPr>
+          <w:rFonts w:ascii="Arial Narrow" w:hAnsi="Arial Narrow"/>
+          <w:sz w:val="24"/>
+          <w:szCs w:val="24"/>
+        </w:rPr>
+        <w:t xml:space="preserve"> agar </w:t>
+      </w:r>
+      <w:proofErr w:type="spellStart"/>
+      <w:r>
+        <w:rPr>
+          <w:rFonts w:ascii="Arial Narrow" w:hAnsi="Arial Narrow"/>
+          <w:sz w:val="24"/>
+          <w:szCs w:val="24"/>
+        </w:rPr>
+        <w:t>aman</w:t>
+      </w:r>
+      <w:proofErr w:type="spellEnd"/>
+      <w:r>
+        <w:rPr>
+          <w:rFonts w:ascii="Arial Narrow" w:hAnsi="Arial Narrow"/>
+          <w:sz w:val="24"/>
+          <w:szCs w:val="24"/>
+        </w:rPr>
+        <w:t xml:space="preserve"> </w:t>
+      </w:r>
+      <w:proofErr w:type="spellStart"/>
+      <w:r>
+        <w:rPr>
+          <w:rFonts w:ascii="Arial Narrow" w:hAnsi="Arial Narrow"/>
+          <w:sz w:val="24"/>
+          <w:szCs w:val="24"/>
+        </w:rPr>
+        <w:t>saat</w:t>
+      </w:r>
+      <w:proofErr w:type="spellEnd"/>
+      <w:r>
+        <w:rPr>
+          <w:rFonts w:ascii="Arial Narrow" w:hAnsi="Arial Narrow"/>
+          <w:sz w:val="24"/>
+          <w:szCs w:val="24"/>
+        </w:rPr>
+        <w:t xml:space="preserve"> </w:t>
+      </w:r>
+      <w:proofErr w:type="spellStart"/>
+      <w:r>
+        <w:rPr>
+          <w:rFonts w:ascii="Arial Narrow" w:hAnsi="Arial Narrow"/>
+          <w:sz w:val="24"/>
+          <w:szCs w:val="24"/>
+        </w:rPr>
+        <w:t>dieksekusi</w:t>
+      </w:r>
+      <w:proofErr w:type="spellEnd"/>
+    </w:p>
+    <w:p>
+      <w:pPr>
+        <w:spacing w:after="0" w:line="240" w:lineRule="auto"/>
+        <w:rPr>
+          <w:rFonts w:ascii="Arial Narrow" w:hAnsi="Arial Narrow"/>
+          <w:sz w:val="24"/>
+          <w:szCs w:val="24"/>
+        </w:rPr>
+      </w:pPr>
+      <w:r>
+        <w:rPr>
+          <w:rFonts w:ascii="Arial Narrow" w:hAnsi="Arial Narrow"/>
+          <w:sz w:val="24"/>
+          <w:szCs w:val="24"/>
+        </w:rPr>
+        <w:t xml:space="preserve">  </w:t>
+      </w:r>
+      <w:proofErr w:type="spellStart"/>
+      <w:r>
+        <w:rPr>
+          <w:rFonts w:ascii="Arial Narrow" w:hAnsi="Arial Narrow"/>
+          <w:sz w:val="24"/>
+          <w:szCs w:val="24"/>
+        </w:rPr>
+        <w:t>const</w:t>
+      </w:r>
+      <w:proofErr w:type="spellEnd"/>
+      <w:r>
+        <w:rPr>
+          <w:rFonts w:ascii="Arial Narrow" w:hAnsi="Arial Narrow"/>
+          <w:sz w:val="24"/>
+          <w:szCs w:val="24"/>
+        </w:rPr>
+        <w:t xml:space="preserve"> file = DriveApp.getFileById('1qXf9MXUVKernL3miFIQKfqP6IgZTmV7D'</w:t>
+      </w:r>
+      <w:proofErr w:type="gramStart"/>
+      <w:r>
+        <w:rPr>
+          <w:rFonts w:ascii="Arial Narrow" w:hAnsi="Arial Narrow"/>
+          <w:sz w:val="24"/>
+          <w:szCs w:val="24"/>
+        </w:rPr>
+        <w:t>).getBlob</w:t>
+      </w:r>
+      <w:proofErr w:type="gramEnd"/>
+      <w:r>
+        <w:rPr>
+          <w:rFonts w:ascii="Arial Narrow" w:hAnsi="Arial Narrow"/>
+          <w:sz w:val="24"/>
+          <w:szCs w:val="24"/>
+        </w:rPr>
+        <w:t>();</w:t>
+      </w:r>
+    </w:p>
+    <w:p>
+      <w:pPr>
+        <w:spacing w:after="0" w:line="240" w:lineRule="auto"/>
+        <w:rPr>
+          <w:rFonts w:ascii="Arial Narrow" w:hAnsi="Arial Narrow"/>
+          <w:sz w:val="24"/>
+          <w:szCs w:val="24"/>
+        </w:rPr>
+      </w:pPr>
+    </w:p>
+    <w:p>
+      <w:pPr>
+        <w:spacing w:after="0" w:line="240" w:lineRule="auto"/>
+        <w:rPr>
+          <w:rFonts w:ascii="Arial Narrow" w:hAnsi="Arial Narrow"/>
+          <w:sz w:val="24"/>
+          <w:szCs w:val="24"/>
+        </w:rPr>
+      </w:pPr>
+      <w:r>
+        <w:rPr>
+          <w:rFonts w:ascii="Arial Narrow" w:hAnsi="Arial Narrow"/>
+          <w:sz w:val="24"/>
+          <w:szCs w:val="24"/>
+        </w:rPr>
+        <w:t xml:space="preserve">  </w:t>
+      </w:r>
+      <w:proofErr w:type="spellStart"/>
+      <w:r>
+        <w:rPr>
+          <w:rFonts w:ascii="Arial Narrow" w:hAnsi="Arial Narrow"/>
+          <w:sz w:val="24"/>
+          <w:szCs w:val="24"/>
+        </w:rPr>
+        <w:t>GmailApp.sendEmail</w:t>
+      </w:r>
+      <w:proofErr w:type="spellEnd"/>
+      <w:r>
+        <w:rPr>
+          <w:rFonts w:ascii="Arial Narrow" w:hAnsi="Arial Narrow"/>
+          <w:sz w:val="24"/>
+          <w:szCs w:val="24"/>
+        </w:rPr>
+        <w:t>(</w:t>
+      </w:r>
+    </w:p>
+    <w:p>
+      <w:pPr>
+        <w:spacing w:after="0" w:line="240" w:lineRule="auto"/>
+        <w:rPr>
+          <w:rFonts w:ascii="Arial Narrow" w:hAnsi="Arial Narrow"/>
+          <w:sz w:val="24"/>
+          <w:szCs w:val="24"/>
+        </w:rPr>
+      </w:pPr>
+      <w:r>
+        <w:rPr>
+          <w:rFonts w:ascii="Arial Narrow" w:hAnsi="Arial Narrow"/>
+          <w:sz w:val="24"/>
+          <w:szCs w:val="24"/>
+        </w:rPr>
+        <w:t xml:space="preserve">    'ronabumig@gmail.com', </w:t>
+      </w:r>
+    </w:p>
+    <w:p>
+      <w:pPr>
+        <w:spacing w:after="0" w:line="240" w:lineRule="auto"/>
+        <w:rPr>
+          <w:rFonts w:ascii="Arial Narrow" w:hAnsi="Arial Narrow"/>
+          <w:sz w:val="24"/>
+          <w:szCs w:val="24"/>
+        </w:rPr>
+      </w:pPr>
+      <w:r>
+        <w:rPr>
+          <w:rFonts w:ascii="Arial Narrow" w:hAnsi="Arial Narrow"/>
+          <w:sz w:val="24"/>
+          <w:szCs w:val="24"/>
+        </w:rPr>
+        <w:t xml:space="preserve">    '[INFO OTOMATIS - JANGAN DIBALAS] </w:t>
+      </w:r>
+      <w:proofErr w:type="spellStart"/>
+      <w:r>
+        <w:rPr>
+          <w:rFonts w:ascii="Arial Narrow" w:hAnsi="Arial Narrow"/>
+          <w:sz w:val="24"/>
+          <w:szCs w:val="24"/>
+        </w:rPr>
+        <w:t>Percobaan</w:t>
+      </w:r>
+      <w:proofErr w:type="spellEnd"/>
+      <w:r>
+        <w:rPr>
+          <w:rFonts w:ascii="Arial Narrow" w:hAnsi="Arial Narrow"/>
+          <w:sz w:val="24"/>
+          <w:szCs w:val="24"/>
+        </w:rPr>
+        <w:t xml:space="preserve">', // </w:t>
+      </w:r>
+      <w:proofErr w:type="spellStart"/>
+      <w:r>
+        <w:rPr>
+          <w:rFonts w:ascii="Arial Narrow" w:hAnsi="Arial Narrow"/>
+          <w:sz w:val="24"/>
+          <w:szCs w:val="24"/>
+        </w:rPr>
+        <w:t>Menambahkan</w:t>
+      </w:r>
+      <w:proofErr w:type="spellEnd"/>
+      <w:r>
+        <w:rPr>
+          <w:rFonts w:ascii="Arial Narrow" w:hAnsi="Arial Narrow"/>
+          <w:sz w:val="24"/>
+          <w:szCs w:val="24"/>
+        </w:rPr>
+        <w:t xml:space="preserve"> </w:t>
+      </w:r>
+      <w:proofErr w:type="spellStart"/>
+      <w:r>
+        <w:rPr>
+          <w:rFonts w:ascii="Arial Narrow" w:hAnsi="Arial Narrow"/>
+          <w:sz w:val="24"/>
+          <w:szCs w:val="24"/>
+        </w:rPr>
+        <w:t>keterangan</w:t>
+      </w:r>
+      <w:proofErr w:type="spellEnd"/>
+      <w:r>
+        <w:rPr>
+          <w:rFonts w:ascii="Arial Narrow" w:hAnsi="Arial Narrow"/>
+          <w:sz w:val="24"/>
+          <w:szCs w:val="24"/>
+        </w:rPr>
+        <w:t xml:space="preserve"> visual agar </w:t>
+      </w:r>
+      <w:proofErr w:type="spellStart"/>
+      <w:r>
+        <w:rPr>
+          <w:rFonts w:ascii="Arial Narrow" w:hAnsi="Arial Narrow"/>
+          <w:sz w:val="24"/>
+          <w:szCs w:val="24"/>
+        </w:rPr>
+        <w:t>tidak</w:t>
+      </w:r>
+      <w:proofErr w:type="spellEnd"/>
+      <w:r>
+        <w:rPr>
+          <w:rFonts w:ascii="Arial Narrow" w:hAnsi="Arial Narrow"/>
+          <w:sz w:val="24"/>
+          <w:szCs w:val="24"/>
+        </w:rPr>
+        <w:t xml:space="preserve"> </w:t>
+      </w:r>
+      <w:proofErr w:type="spellStart"/>
+      <w:r>
+        <w:rPr>
+          <w:rFonts w:ascii="Arial Narrow" w:hAnsi="Arial Narrow"/>
+          <w:sz w:val="24"/>
+          <w:szCs w:val="24"/>
+        </w:rPr>
+        <w:t>dibalas</w:t>
+      </w:r>
+      <w:proofErr w:type="spellEnd"/>
+    </w:p>
+    <w:p>
+      <w:pPr>
+        <w:spacing w:after="0" w:line="240" w:lineRule="auto"/>
+        <w:rPr>
+          <w:rFonts w:ascii="Arial Narrow" w:hAnsi="Arial Narrow"/>
+          <w:sz w:val="24"/>
+          <w:szCs w:val="24"/>
+        </w:rPr>
+      </w:pPr>
+      <w:r>
+        <w:rPr>
+          <w:rFonts w:ascii="Arial Narrow" w:hAnsi="Arial Narrow"/>
+          <w:sz w:val="24"/>
+          <w:szCs w:val="24"/>
+        </w:rPr>
+        <w:t xml:space="preserve">    'Halo </w:t>
+      </w:r>
+      <w:proofErr w:type="spellStart"/>
+      <w:r>
+        <w:rPr>
+          <w:rFonts w:ascii="Arial Narrow" w:hAnsi="Arial Narrow"/>
+          <w:sz w:val="24"/>
+          <w:szCs w:val="24"/>
+        </w:rPr>
+        <w:t>ini</w:t>
+      </w:r>
+      <w:proofErr w:type="spellEnd"/>
+      <w:r>
+        <w:rPr>
+          <w:rFonts w:ascii="Arial Narrow" w:hAnsi="Arial Narrow"/>
+          <w:sz w:val="24"/>
+          <w:szCs w:val="24"/>
+        </w:rPr>
+        <w:t xml:space="preserve"> </w:t>
+      </w:r>
+      <w:proofErr w:type="spellStart"/>
+      <w:r>
+        <w:rPr>
+          <w:rFonts w:ascii="Arial Narrow" w:hAnsi="Arial Narrow"/>
+          <w:sz w:val="24"/>
+          <w:szCs w:val="24"/>
+        </w:rPr>
+        <w:t>adalah</w:t>
+      </w:r>
+      <w:proofErr w:type="spellEnd"/>
+      <w:r>
+        <w:rPr>
+          <w:rFonts w:ascii="Arial Narrow" w:hAnsi="Arial Narrow"/>
+          <w:sz w:val="24"/>
+          <w:szCs w:val="24"/>
+        </w:rPr>
+        <w:t xml:space="preserve"> </w:t>
+      </w:r>
+      <w:proofErr w:type="spellStart"/>
+      <w:r>
+        <w:rPr>
+          <w:rFonts w:ascii="Arial Narrow" w:hAnsi="Arial Narrow"/>
+          <w:sz w:val="24"/>
+          <w:szCs w:val="24"/>
+        </w:rPr>
+        <w:t>percobaan</w:t>
+      </w:r>
+      <w:proofErr w:type="spellEnd"/>
+      <w:r>
+        <w:rPr>
+          <w:rFonts w:ascii="Arial Narrow" w:hAnsi="Arial Narrow"/>
+          <w:sz w:val="24"/>
+          <w:szCs w:val="24"/>
+        </w:rPr>
+        <w:t xml:space="preserve"> \n\</w:t>
+      </w:r>
+      <w:proofErr w:type="spellStart"/>
+      <w:r>
+        <w:rPr>
+          <w:rFonts w:ascii="Arial Narrow" w:hAnsi="Arial Narrow"/>
+          <w:sz w:val="24"/>
+          <w:szCs w:val="24"/>
+        </w:rPr>
+        <w:t>nPesan</w:t>
+      </w:r>
+      <w:proofErr w:type="spellEnd"/>
+      <w:r>
+        <w:rPr>
+          <w:rFonts w:ascii="Arial Narrow" w:hAnsi="Arial Narrow"/>
+          <w:sz w:val="24"/>
+          <w:szCs w:val="24"/>
+        </w:rPr>
+        <w:t xml:space="preserve"> </w:t>
+      </w:r>
+      <w:proofErr w:type="spellStart"/>
+      <w:r>
+        <w:rPr>
+          <w:rFonts w:ascii="Arial Narrow" w:hAnsi="Arial Narrow"/>
+          <w:sz w:val="24"/>
+          <w:szCs w:val="24"/>
+        </w:rPr>
+        <w:t>ini</w:t>
+      </w:r>
+      <w:proofErr w:type="spellEnd"/>
+      <w:r>
+        <w:rPr>
+          <w:rFonts w:ascii="Arial Narrow" w:hAnsi="Arial Narrow"/>
+          <w:sz w:val="24"/>
+          <w:szCs w:val="24"/>
+        </w:rPr>
+        <w:t xml:space="preserve"> </w:t>
+      </w:r>
+      <w:proofErr w:type="spellStart"/>
+      <w:r>
+        <w:rPr>
+          <w:rFonts w:ascii="Arial Narrow" w:hAnsi="Arial Narrow"/>
+          <w:sz w:val="24"/>
+          <w:szCs w:val="24"/>
+        </w:rPr>
+        <w:t>dikirim</w:t>
+      </w:r>
+      <w:proofErr w:type="spellEnd"/>
+      <w:r>
+        <w:rPr>
+          <w:rFonts w:ascii="Arial Narrow" w:hAnsi="Arial Narrow"/>
+          <w:sz w:val="24"/>
+          <w:szCs w:val="24"/>
+        </w:rPr>
+        <w:t xml:space="preserve"> </w:t>
+      </w:r>
+      <w:proofErr w:type="spellStart"/>
+      <w:r>
+        <w:rPr>
+          <w:rFonts w:ascii="Arial Narrow" w:hAnsi="Arial Narrow"/>
+          <w:sz w:val="24"/>
+          <w:szCs w:val="24"/>
+        </w:rPr>
+        <w:t>secara</w:t>
+      </w:r>
+      <w:proofErr w:type="spellEnd"/>
+      <w:r>
+        <w:rPr>
+          <w:rFonts w:ascii="Arial Narrow" w:hAnsi="Arial Narrow"/>
+          <w:sz w:val="24"/>
+          <w:szCs w:val="24"/>
+        </w:rPr>
+        <w:t xml:space="preserve"> </w:t>
+      </w:r>
+      <w:proofErr w:type="spellStart"/>
+      <w:r>
+        <w:rPr>
+          <w:rFonts w:ascii="Arial Narrow" w:hAnsi="Arial Narrow"/>
+          <w:sz w:val="24"/>
+          <w:szCs w:val="24"/>
+        </w:rPr>
+        <w:t>otomatis</w:t>
+      </w:r>
+      <w:proofErr w:type="spellEnd"/>
+      <w:r>
+        <w:rPr>
+          <w:rFonts w:ascii="Arial Narrow" w:hAnsi="Arial Narrow"/>
+          <w:sz w:val="24"/>
+          <w:szCs w:val="24"/>
+        </w:rPr>
+        <w:t xml:space="preserve"> oleh </w:t>
+      </w:r>
+      <w:proofErr w:type="spellStart"/>
+      <w:r>
+        <w:rPr>
+          <w:rFonts w:ascii="Arial Narrow" w:hAnsi="Arial Narrow"/>
+          <w:sz w:val="24"/>
+          <w:szCs w:val="24"/>
+        </w:rPr>
+        <w:t>sistem</w:t>
+      </w:r>
+      <w:proofErr w:type="spellEnd"/>
+      <w:r>
+        <w:rPr>
+          <w:rFonts w:ascii="Arial Narrow" w:hAnsi="Arial Narrow"/>
+          <w:sz w:val="24"/>
+          <w:szCs w:val="24"/>
+        </w:rPr>
+        <w:t xml:space="preserve">, </w:t>
+      </w:r>
+      <w:proofErr w:type="spellStart"/>
+      <w:r>
+        <w:rPr>
+          <w:rFonts w:ascii="Arial Narrow" w:hAnsi="Arial Narrow"/>
+          <w:sz w:val="24"/>
+          <w:szCs w:val="24"/>
+        </w:rPr>
+        <w:t>mohon</w:t>
+      </w:r>
+      <w:proofErr w:type="spellEnd"/>
+      <w:r>
+        <w:rPr>
+          <w:rFonts w:ascii="Arial Narrow" w:hAnsi="Arial Narrow"/>
+          <w:sz w:val="24"/>
+          <w:szCs w:val="24"/>
+        </w:rPr>
+        <w:t xml:space="preserve"> </w:t>
+      </w:r>
+      <w:proofErr w:type="spellStart"/>
+      <w:r>
+        <w:rPr>
+          <w:rFonts w:ascii="Arial Narrow" w:hAnsi="Arial Narrow"/>
+          <w:sz w:val="24"/>
+          <w:szCs w:val="24"/>
+        </w:rPr>
+        <w:t>untuk</w:t>
+      </w:r>
+      <w:proofErr w:type="spellEnd"/>
+      <w:r>
+        <w:rPr>
+          <w:rFonts w:ascii="Arial Narrow" w:hAnsi="Arial Narrow"/>
+          <w:sz w:val="24"/>
+          <w:szCs w:val="24"/>
+        </w:rPr>
+        <w:t xml:space="preserve"> </w:t>
+      </w:r>
+      <w:proofErr w:type="spellStart"/>
+      <w:r>
+        <w:rPr>
+          <w:rFonts w:ascii="Arial Narrow" w:hAnsi="Arial Narrow"/>
+          <w:sz w:val="24"/>
+          <w:szCs w:val="24"/>
+        </w:rPr>
+        <w:t>tidak</w:t>
+      </w:r>
+      <w:proofErr w:type="spellEnd"/>
+      <w:r>
+        <w:rPr>
+          <w:rFonts w:ascii="Arial Narrow" w:hAnsi="Arial Narrow"/>
+          <w:sz w:val="24"/>
+          <w:szCs w:val="24"/>
+        </w:rPr>
+        <w:t xml:space="preserve"> </w:t>
+      </w:r>
+      <w:proofErr w:type="spellStart"/>
+      <w:r>
+        <w:rPr>
+          <w:rFonts w:ascii="Arial Narrow" w:hAnsi="Arial Narrow"/>
+          <w:sz w:val="24"/>
+          <w:szCs w:val="24"/>
+        </w:rPr>
+        <w:t>membalas</w:t>
+      </w:r>
+      <w:proofErr w:type="spellEnd"/>
+      <w:r>
+        <w:rPr>
+          <w:rFonts w:ascii="Arial Narrow" w:hAnsi="Arial Narrow"/>
+          <w:sz w:val="24"/>
+          <w:szCs w:val="24"/>
+        </w:rPr>
+        <w:t xml:space="preserve"> email </w:t>
+      </w:r>
+      <w:proofErr w:type="spellStart"/>
+      <w:proofErr w:type="gramStart"/>
+      <w:r>
+        <w:rPr>
+          <w:rFonts w:ascii="Arial Narrow" w:hAnsi="Arial Narrow"/>
+          <w:sz w:val="24"/>
+          <w:szCs w:val="24"/>
+        </w:rPr>
+        <w:t>ini</w:t>
+      </w:r>
+      <w:proofErr w:type="spellEnd"/>
+      <w:r>
+        <w:rPr>
+          <w:rFonts w:ascii="Arial Narrow" w:hAnsi="Arial Narrow"/>
+          <w:sz w:val="24"/>
+          <w:szCs w:val="24"/>
+        </w:rPr>
+        <w:t>.\n\</w:t>
+      </w:r>
+      <w:proofErr w:type="spellStart"/>
+      <w:r>
+        <w:rPr>
+          <w:rFonts w:ascii="Arial Narrow" w:hAnsi="Arial Narrow"/>
+          <w:sz w:val="24"/>
+          <w:szCs w:val="24"/>
+        </w:rPr>
+        <w:t>nApa</w:t>
+      </w:r>
+      <w:proofErr w:type="spellEnd"/>
+      <w:proofErr w:type="gramEnd"/>
+      <w:r>
+        <w:rPr>
+          <w:rFonts w:ascii="Arial Narrow" w:hAnsi="Arial Narrow"/>
+          <w:sz w:val="24"/>
+          <w:szCs w:val="24"/>
+        </w:rPr>
+        <w:t xml:space="preserve"> </w:t>
+      </w:r>
+      <w:proofErr w:type="spellStart"/>
+      <w:r>
+        <w:rPr>
+          <w:rFonts w:ascii="Arial Narrow" w:hAnsi="Arial Narrow"/>
+          <w:sz w:val="24"/>
+          <w:szCs w:val="24"/>
+        </w:rPr>
+        <w:t>kabar</w:t>
+      </w:r>
+      <w:proofErr w:type="spellEnd"/>
+      <w:r>
+        <w:rPr>
+          <w:rFonts w:ascii="Arial Narrow" w:hAnsi="Arial Narrow"/>
+          <w:sz w:val="24"/>
+          <w:szCs w:val="24"/>
+        </w:rPr>
+        <w:t>?',</w:t>
+      </w:r>
+    </w:p>
+    <w:p>
+      <w:pPr>
+        <w:spacing w:after="0" w:line="240" w:lineRule="auto"/>
+        <w:rPr>
+          <w:rFonts w:ascii="Arial Narrow" w:hAnsi="Arial Narrow"/>
+          <w:sz w:val="24"/>
+          <w:szCs w:val="24"/>
+        </w:rPr>
+      </w:pPr>
+      <w:r>
+        <w:rPr>
+          <w:rFonts w:ascii="Arial Narrow" w:hAnsi="Arial Narrow"/>
+          <w:sz w:val="24"/>
+          <w:szCs w:val="24"/>
+        </w:rPr>
+        <w:t>    {</w:t>
+      </w:r>
+    </w:p>
+    <w:p>
+      <w:pPr>
+        <w:spacing w:after="0" w:line="240" w:lineRule="auto"/>
+        <w:rPr>
+          <w:rFonts w:ascii="Arial Narrow" w:hAnsi="Arial Narrow"/>
+          <w:sz w:val="24"/>
+          <w:szCs w:val="24"/>
+        </w:rPr>
+      </w:pPr>
+      <w:r>
+        <w:rPr>
+          <w:rFonts w:ascii="Arial Narrow" w:hAnsi="Arial Narrow"/>
+          <w:sz w:val="24"/>
+          <w:szCs w:val="24"/>
+        </w:rPr>
+        <w:t>      name: 'raider',</w:t>
+      </w:r>
+    </w:p>
+    <w:p>
+      <w:pPr>
+        <w:spacing w:after="0" w:line="240" w:lineRule="auto"/>
+        <w:rPr>
+          <w:rFonts w:ascii="Arial Narrow" w:hAnsi="Arial Narrow"/>
+          <w:sz w:val="24"/>
+          <w:szCs w:val="24"/>
+        </w:rPr>
+      </w:pPr>
+      <w:r>
+        <w:rPr>
+          <w:rFonts w:ascii="Arial Narrow" w:hAnsi="Arial Narrow"/>
+          <w:sz w:val="24"/>
+          <w:szCs w:val="24"/>
+        </w:rPr>
+        <w:t xml:space="preserve">      attachments: [file], // Format attachments </w:t>
+      </w:r>
+      <w:proofErr w:type="spellStart"/>
+      <w:r>
+        <w:rPr>
+          <w:rFonts w:ascii="Arial Narrow" w:hAnsi="Arial Narrow"/>
+          <w:sz w:val="24"/>
+          <w:szCs w:val="24"/>
+        </w:rPr>
+        <w:t>menggunakan</w:t>
+      </w:r>
+      <w:proofErr w:type="spellEnd"/>
+      <w:r>
+        <w:rPr>
+          <w:rFonts w:ascii="Arial Narrow" w:hAnsi="Arial Narrow"/>
+          <w:sz w:val="24"/>
+          <w:szCs w:val="24"/>
+        </w:rPr>
+        <w:t xml:space="preserve"> array agar </w:t>
+      </w:r>
+      <w:proofErr w:type="spellStart"/>
+      <w:r>
+        <w:rPr>
+          <w:rFonts w:ascii="Arial Narrow" w:hAnsi="Arial Narrow"/>
+          <w:sz w:val="24"/>
+          <w:szCs w:val="24"/>
+        </w:rPr>
+        <w:t>lebih</w:t>
+      </w:r>
+      <w:proofErr w:type="spellEnd"/>
+      <w:r>
+        <w:rPr>
+          <w:rFonts w:ascii="Arial Narrow" w:hAnsi="Arial Narrow"/>
+          <w:sz w:val="24"/>
+          <w:szCs w:val="24"/>
+        </w:rPr>
+        <w:t xml:space="preserve"> </w:t>
+      </w:r>
+      <w:proofErr w:type="spellStart"/>
+      <w:r>
+        <w:rPr>
+          <w:rFonts w:ascii="Arial Narrow" w:hAnsi="Arial Narrow"/>
+          <w:sz w:val="24"/>
+          <w:szCs w:val="24"/>
+        </w:rPr>
+        <w:t>aman</w:t>
+      </w:r>
+      <w:proofErr w:type="spellEnd"/>
+      <w:r>
+        <w:rPr>
+          <w:rFonts w:ascii="Arial Narrow" w:hAnsi="Arial Narrow"/>
+          <w:sz w:val="24"/>
+          <w:szCs w:val="24"/>
+        </w:rPr>
+        <w:t xml:space="preserve"> dan </w:t>
+      </w:r>
+      <w:proofErr w:type="spellStart"/>
+      <w:r>
+        <w:rPr>
+          <w:rFonts w:ascii="Arial Narrow" w:hAnsi="Arial Narrow"/>
+          <w:sz w:val="24"/>
+          <w:szCs w:val="24"/>
+        </w:rPr>
+        <w:t>standar</w:t>
+      </w:r>
+      <w:proofErr w:type="spellEnd"/>
+    </w:p>
+    <w:p>
+      <w:pPr>
+        <w:spacing w:after="0" w:line="240" w:lineRule="auto"/>
+        <w:rPr>
+          <w:rFonts w:ascii="Arial Narrow" w:hAnsi="Arial Narrow"/>
+          <w:sz w:val="24"/>
+          <w:szCs w:val="24"/>
+        </w:rPr>
+      </w:pPr>
+      <w:r>
+        <w:rPr>
+          <w:rFonts w:ascii="Arial Narrow" w:hAnsi="Arial Narrow"/>
+          <w:sz w:val="24"/>
+          <w:szCs w:val="24"/>
+        </w:rPr>
+        <w:t xml:space="preserve">      // </w:t>
+      </w:r>
+      <w:proofErr w:type="spellStart"/>
+      <w:r>
+        <w:rPr>
+          <w:rFonts w:ascii="Arial Narrow" w:hAnsi="Arial Narrow"/>
+          <w:sz w:val="24"/>
+          <w:szCs w:val="24"/>
+        </w:rPr>
+        <w:t>noReply</w:t>
+      </w:r>
+      <w:proofErr w:type="spellEnd"/>
+      <w:r>
+        <w:rPr>
+          <w:rFonts w:ascii="Arial Narrow" w:hAnsi="Arial Narrow"/>
+          <w:sz w:val="24"/>
+          <w:szCs w:val="24"/>
+        </w:rPr>
+        <w:t xml:space="preserve">: true, // </w:t>
+      </w:r>
+      <w:proofErr w:type="spellStart"/>
+      <w:r>
+        <w:rPr>
+          <w:rFonts w:ascii="Arial Narrow" w:hAnsi="Arial Narrow"/>
+          <w:sz w:val="24"/>
+          <w:szCs w:val="24"/>
+        </w:rPr>
+        <w:t>Dihapus</w:t>
+      </w:r>
+      <w:proofErr w:type="spellEnd"/>
+      <w:r>
+        <w:rPr>
+          <w:rFonts w:ascii="Arial Narrow" w:hAnsi="Arial Narrow"/>
+          <w:sz w:val="24"/>
+          <w:szCs w:val="24"/>
+        </w:rPr>
+        <w:t xml:space="preserve"> </w:t>
+      </w:r>
+      <w:proofErr w:type="spellStart"/>
+      <w:r>
+        <w:rPr>
+          <w:rFonts w:ascii="Arial Narrow" w:hAnsi="Arial Narrow"/>
+          <w:sz w:val="24"/>
+          <w:szCs w:val="24"/>
+        </w:rPr>
+        <w:t>karena</w:t>
+      </w:r>
+      <w:proofErr w:type="spellEnd"/>
+      <w:r>
+        <w:rPr>
+          <w:rFonts w:ascii="Arial Narrow" w:hAnsi="Arial Narrow"/>
+          <w:sz w:val="24"/>
+          <w:szCs w:val="24"/>
+        </w:rPr>
+        <w:t xml:space="preserve"> </w:t>
+      </w:r>
+      <w:proofErr w:type="spellStart"/>
+      <w:r>
+        <w:rPr>
+          <w:rFonts w:ascii="Arial Narrow" w:hAnsi="Arial Narrow"/>
+          <w:sz w:val="24"/>
+          <w:szCs w:val="24"/>
+        </w:rPr>
+        <w:t>tidak</w:t>
+      </w:r>
+      <w:proofErr w:type="spellEnd"/>
+      <w:r>
+        <w:rPr>
+          <w:rFonts w:ascii="Arial Narrow" w:hAnsi="Arial Narrow"/>
+          <w:sz w:val="24"/>
+          <w:szCs w:val="24"/>
+        </w:rPr>
+        <w:t xml:space="preserve"> </w:t>
+      </w:r>
+      <w:proofErr w:type="spellStart"/>
+      <w:r>
+        <w:rPr>
+          <w:rFonts w:ascii="Arial Narrow" w:hAnsi="Arial Narrow"/>
+          <w:sz w:val="24"/>
+          <w:szCs w:val="24"/>
+        </w:rPr>
+        <w:t>jalan</w:t>
+      </w:r>
+      <w:proofErr w:type="spellEnd"/>
+      <w:r>
+        <w:rPr>
+          <w:rFonts w:ascii="Arial Narrow" w:hAnsi="Arial Narrow"/>
+          <w:sz w:val="24"/>
+          <w:szCs w:val="24"/>
+        </w:rPr>
+        <w:t xml:space="preserve"> di </w:t>
+      </w:r>
+      <w:proofErr w:type="spellStart"/>
+      <w:r>
+        <w:rPr>
+          <w:rFonts w:ascii="Arial Narrow" w:hAnsi="Arial Narrow"/>
+          <w:sz w:val="24"/>
+          <w:szCs w:val="24"/>
+        </w:rPr>
+        <w:t>akun</w:t>
+      </w:r>
+      <w:proofErr w:type="spellEnd"/>
+      <w:r>
+        <w:rPr>
+          <w:rFonts w:ascii="Arial Narrow" w:hAnsi="Arial Narrow"/>
+          <w:sz w:val="24"/>
+          <w:szCs w:val="24"/>
+        </w:rPr>
+        <w:t xml:space="preserve"> Gmail </w:t>
+      </w:r>
+      <w:proofErr w:type="spellStart"/>
+      <w:r>
+        <w:rPr>
+          <w:rFonts w:ascii="Arial Narrow" w:hAnsi="Arial Narrow"/>
+          <w:sz w:val="24"/>
+          <w:szCs w:val="24"/>
+        </w:rPr>
+        <w:t>pribadi</w:t>
+      </w:r>
+      <w:proofErr w:type="spellEnd"/>
+    </w:p>
+    <w:p>
+      <w:pPr>
+        <w:spacing w:after="0" w:line="240" w:lineRule="auto"/>
+        <w:rPr>
+          <w:rFonts w:ascii="Arial Narrow" w:hAnsi="Arial Narrow"/>
+          <w:sz w:val="24"/>
+          <w:szCs w:val="24"/>
+        </w:rPr>
+      </w:pPr>
+      <w:r>
+        <w:rPr>
+          <w:rFonts w:ascii="Arial Narrow" w:hAnsi="Arial Narrow"/>
+          <w:sz w:val="24"/>
+          <w:szCs w:val="24"/>
+        </w:rPr>
+        <w:t xml:space="preserve">      // </w:t>
+      </w:r>
+      <w:proofErr w:type="spellStart"/>
+      <w:r>
+        <w:rPr>
+          <w:rFonts w:ascii="Arial Narrow" w:hAnsi="Arial Narrow"/>
+          <w:sz w:val="24"/>
+          <w:szCs w:val="24"/>
+        </w:rPr>
+        <w:t>replyTo</w:t>
+      </w:r>
+      <w:proofErr w:type="spellEnd"/>
+      <w:r>
+        <w:rPr>
+          <w:rFonts w:ascii="Arial Narrow" w:hAnsi="Arial Narrow"/>
+          <w:sz w:val="24"/>
+          <w:szCs w:val="24"/>
+        </w:rPr>
+        <w:t>: 'noreply@domainanda.com', // (</w:t>
+      </w:r>
+      <w:proofErr w:type="spellStart"/>
+      <w:r>
+        <w:rPr>
+          <w:rFonts w:ascii="Arial Narrow" w:hAnsi="Arial Narrow"/>
+          <w:sz w:val="24"/>
+          <w:szCs w:val="24"/>
+        </w:rPr>
+        <w:t>Opsional</w:t>
+      </w:r>
+      <w:proofErr w:type="spellEnd"/>
+      <w:r>
+        <w:rPr>
+          <w:rFonts w:ascii="Arial Narrow" w:hAnsi="Arial Narrow"/>
+          <w:sz w:val="24"/>
+          <w:szCs w:val="24"/>
+        </w:rPr>
+        <w:t xml:space="preserve">) </w:t>
+      </w:r>
+      <w:proofErr w:type="spellStart"/>
+      <w:r>
+        <w:rPr>
+          <w:rFonts w:ascii="Arial Narrow" w:hAnsi="Arial Narrow"/>
+          <w:sz w:val="24"/>
+          <w:szCs w:val="24"/>
+        </w:rPr>
+        <w:t>Gunakan</w:t>
+      </w:r>
+      <w:proofErr w:type="spellEnd"/>
+      <w:r>
+        <w:rPr>
+          <w:rFonts w:ascii="Arial Narrow" w:hAnsi="Arial Narrow"/>
+          <w:sz w:val="24"/>
+          <w:szCs w:val="24"/>
+        </w:rPr>
+        <w:t xml:space="preserve"> </w:t>
+      </w:r>
+      <w:proofErr w:type="spellStart"/>
+      <w:r>
+        <w:rPr>
+          <w:rFonts w:ascii="Arial Narrow" w:hAnsi="Arial Narrow"/>
+          <w:sz w:val="24"/>
+          <w:szCs w:val="24"/>
+        </w:rPr>
+        <w:t>ini</w:t>
+      </w:r>
+      <w:proofErr w:type="spellEnd"/>
+      <w:r>
+        <w:rPr>
+          <w:rFonts w:ascii="Arial Narrow" w:hAnsi="Arial Narrow"/>
+          <w:sz w:val="24"/>
+          <w:szCs w:val="24"/>
+        </w:rPr>
+        <w:t xml:space="preserve"> </w:t>
+      </w:r>
+      <w:proofErr w:type="spellStart"/>
+      <w:r>
+        <w:rPr>
+          <w:rFonts w:ascii="Arial Narrow" w:hAnsi="Arial Narrow"/>
+          <w:sz w:val="24"/>
+          <w:szCs w:val="24"/>
+        </w:rPr>
+        <w:t>jika</w:t>
+      </w:r>
+      <w:proofErr w:type="spellEnd"/>
+      <w:r>
+        <w:rPr>
+          <w:rFonts w:ascii="Arial Narrow" w:hAnsi="Arial Narrow"/>
+          <w:sz w:val="24"/>
+          <w:szCs w:val="24"/>
+        </w:rPr>
+        <w:t xml:space="preserve"> </w:t>
+      </w:r>
+      <w:proofErr w:type="spellStart"/>
+      <w:r>
+        <w:rPr>
+          <w:rFonts w:ascii="Arial Narrow" w:hAnsi="Arial Narrow"/>
+          <w:sz w:val="24"/>
+          <w:szCs w:val="24"/>
+        </w:rPr>
+        <w:t>ingin</w:t>
+      </w:r>
+      <w:proofErr w:type="spellEnd"/>
+      <w:r>
+        <w:rPr>
+          <w:rFonts w:ascii="Arial Narrow" w:hAnsi="Arial Narrow"/>
+          <w:sz w:val="24"/>
+          <w:szCs w:val="24"/>
+        </w:rPr>
+        <w:t xml:space="preserve"> </w:t>
+      </w:r>
+      <w:proofErr w:type="spellStart"/>
+      <w:r>
+        <w:rPr>
+          <w:rFonts w:ascii="Arial Narrow" w:hAnsi="Arial Narrow"/>
+          <w:sz w:val="24"/>
+          <w:szCs w:val="24"/>
+        </w:rPr>
+        <w:t>mengarahkan</w:t>
+      </w:r>
+      <w:proofErr w:type="spellEnd"/>
+      <w:r>
+        <w:rPr>
+          <w:rFonts w:ascii="Arial Narrow" w:hAnsi="Arial Narrow"/>
+          <w:sz w:val="24"/>
+          <w:szCs w:val="24"/>
+        </w:rPr>
+        <w:t xml:space="preserve"> </w:t>
+      </w:r>
+      <w:proofErr w:type="spellStart"/>
+      <w:r>
+        <w:rPr>
+          <w:rFonts w:ascii="Arial Narrow" w:hAnsi="Arial Narrow"/>
+          <w:sz w:val="24"/>
+          <w:szCs w:val="24"/>
+        </w:rPr>
+        <w:t>balasan</w:t>
+      </w:r>
+      <w:proofErr w:type="spellEnd"/>
+      <w:r>
+        <w:rPr>
+          <w:rFonts w:ascii="Arial Narrow" w:hAnsi="Arial Narrow"/>
+          <w:sz w:val="24"/>
+          <w:szCs w:val="24"/>
+        </w:rPr>
+        <w:t xml:space="preserve"> </w:t>
+      </w:r>
+      <w:proofErr w:type="spellStart"/>
+      <w:r>
+        <w:rPr>
+          <w:rFonts w:ascii="Arial Narrow" w:hAnsi="Arial Narrow"/>
+          <w:sz w:val="24"/>
+          <w:szCs w:val="24"/>
+        </w:rPr>
+        <w:t>ke</w:t>
+      </w:r>
+      <w:proofErr w:type="spellEnd"/>
+      <w:r>
+        <w:rPr>
+          <w:rFonts w:ascii="Arial Narrow" w:hAnsi="Arial Narrow"/>
+          <w:sz w:val="24"/>
+          <w:szCs w:val="24"/>
+        </w:rPr>
+        <w:t xml:space="preserve"> email </w:t>
+      </w:r>
+      <w:proofErr w:type="spellStart"/>
+      <w:r>
+        <w:rPr>
+          <w:rFonts w:ascii="Arial Narrow" w:hAnsi="Arial Narrow"/>
+          <w:sz w:val="24"/>
+          <w:szCs w:val="24"/>
+        </w:rPr>
+        <w:t>khusus</w:t>
+      </w:r>
+      <w:proofErr w:type="spellEnd"/>
+    </w:p>
+    <w:p>
+      <w:pPr>
+        <w:spacing w:after="0" w:line="240" w:lineRule="auto"/>
+        <w:rPr>
+          <w:rFonts w:ascii="Arial Narrow" w:hAnsi="Arial Narrow"/>
+          <w:sz w:val="24"/>
+          <w:szCs w:val="24"/>
+        </w:rPr>
+      </w:pPr>
+      <w:r>
+        <w:rPr>
+          <w:rFonts w:ascii="Arial Narrow" w:hAnsi="Arial Narrow"/>
+          <w:sz w:val="24"/>
+          <w:szCs w:val="24"/>
+        </w:rPr>
+        <w:t>    }</w:t>
+      </w:r>
+    </w:p>
+    <w:p>
+      <w:pPr>
+        <w:spacing w:after="0" w:line="240" w:lineRule="auto"/>
+        <w:rPr>
+          <w:rFonts w:ascii="Arial Narrow" w:hAnsi="Arial Narrow"/>
+          <w:sz w:val="24"/>
+          <w:szCs w:val="24"/>
+        </w:rPr>
+      </w:pPr>
+      <w:r>
+        <w:rPr>
+          <w:rFonts w:ascii="Arial Narrow" w:hAnsi="Arial Narrow"/>
+          <w:sz w:val="24"/>
+          <w:szCs w:val="24"/>
+        </w:rPr>
+        <w:t>  );</w:t>
+      </w:r>
+    </w:p>
+    <w:p>
+      <w:pPr>
+        <w:spacing w:after="0" w:line="240" w:lineRule="auto"/>
+        <w:rPr>
+          <w:rFonts w:ascii="Arial Narrow" w:hAnsi="Arial Narrow"/>
+          <w:sz w:val="24"/>
+          <w:szCs w:val="24"/>
+        </w:rPr>
+      </w:pPr>
+      <w:r>
+        <w:rPr>
+          <w:rFonts w:ascii="Arial Narrow" w:hAnsi="Arial Narrow"/>
+          <w:sz w:val="24"/>
+          <w:szCs w:val="24"/>
+        </w:rPr>
+        <w:t>}</w:t>
+      </w:r>
+    </w:p>
+    <w:p>
+      <w:pPr>
+        <w:spacing w:after="0" w:line="240" w:lineRule="auto"/>
+        <w:rPr>
+          <w:rFonts w:ascii="Arial Narrow" w:hAnsi="Arial Narrow"/>
+          <w:sz w:val="24"/>
+          <w:szCs w:val="24"/>
+        </w:rPr>
+      </w:pPr>
+    </w:p>
+    <w:p>
+      <w:pPr>
+        <w:spacing w:after="0" w:line="240" w:lineRule="auto"/>
+        <w:jc w:val="center"/>
+        <w:rPr>
+          <w:rFonts w:ascii="Arial Narrow" w:hAnsi="Arial Narrow"/>
+          <w:b/>
+          <w:bCs/>
+          <w:sz w:val="24"/>
+          <w:szCs w:val="24"/>
+        </w:rPr>
+      </w:pPr>
+      <w:r>
+        <w:rPr>
+          <w:rFonts w:ascii="Arial Narrow" w:hAnsi="Arial Narrow"/>
+          <w:b/>
+          <w:bCs/>
+          <w:sz w:val="24"/>
+          <w:szCs w:val="24"/>
+        </w:rPr>
+        <w:t xml:space="preserve">013 - </w:t>
+      </w:r>
+      <w:proofErr w:type="spellStart"/>
+      <w:r>
+        <w:rPr>
+          <w:rFonts w:ascii="Arial Narrow" w:hAnsi="Arial Narrow"/>
+          <w:b/>
+          <w:bCs/>
+          <w:sz w:val="24"/>
+          <w:szCs w:val="24"/>
+        </w:rPr>
+        <w:t>Pemicu</w:t>
+      </w:r>
+      <w:proofErr w:type="spellEnd"/>
+      <w:r>
+        <w:rPr>
+          <w:rFonts w:ascii="Arial Narrow" w:hAnsi="Arial Narrow"/>
+          <w:b/>
+          <w:bCs/>
+          <w:sz w:val="24"/>
+          <w:szCs w:val="24"/>
+        </w:rPr>
+        <w:t xml:space="preserve"> (Trigger) </w:t>
+      </w:r>
+      <w:proofErr w:type="spellStart"/>
+      <w:r>
+        <w:rPr>
+          <w:rFonts w:ascii="Arial Narrow" w:hAnsi="Arial Narrow"/>
+          <w:b/>
+          <w:bCs/>
+          <w:sz w:val="24"/>
+          <w:szCs w:val="24"/>
+        </w:rPr>
+        <w:t>Otomatis</w:t>
+      </w:r>
+      <w:proofErr w:type="spellEnd"/>
+      <w:r>
+        <w:rPr>
+          <w:rFonts w:ascii="Arial Narrow" w:hAnsi="Arial Narrow"/>
+          <w:b/>
+          <w:bCs/>
+          <w:sz w:val="24"/>
+          <w:szCs w:val="24"/>
+        </w:rPr>
+        <w:t xml:space="preserve"> Google Apps Script </w:t>
+      </w:r>
+      <w:proofErr w:type="spellStart"/>
+      <w:r>
+        <w:rPr>
+          <w:rFonts w:ascii="Arial Narrow" w:hAnsi="Arial Narrow"/>
+          <w:b/>
+          <w:bCs/>
+          <w:sz w:val="24"/>
+          <w:szCs w:val="24"/>
+        </w:rPr>
+        <w:t>saat</w:t>
+      </w:r>
+      <w:proofErr w:type="spellEnd"/>
+      <w:r>
+        <w:rPr>
+          <w:rFonts w:ascii="Arial Narrow" w:hAnsi="Arial Narrow"/>
+          <w:b/>
+          <w:bCs/>
+          <w:sz w:val="24"/>
+          <w:szCs w:val="24"/>
+        </w:rPr>
+        <w:t xml:space="preserve"> Google Forms </w:t>
+      </w:r>
+      <w:proofErr w:type="spellStart"/>
+      <w:r>
+        <w:rPr>
+          <w:rFonts w:ascii="Arial Narrow" w:hAnsi="Arial Narrow"/>
+          <w:b/>
+          <w:bCs/>
+          <w:sz w:val="24"/>
+          <w:szCs w:val="24"/>
+        </w:rPr>
+        <w:t>Terisi</w:t>
+      </w:r>
+      <w:proofErr w:type="spellEnd"/>
+    </w:p>
+    <w:p>
+      <w:pPr>
+        <w:spacing w:after="0" w:line="240" w:lineRule="auto"/>
+        <w:rPr>
+          <w:rFonts w:ascii="Arial Narrow" w:hAnsi="Arial Narrow"/>
+          <w:sz w:val="24"/>
+          <w:szCs w:val="24"/>
+        </w:rPr>
+      </w:pPr>
+    </w:p>
+    <w:p>
+      <w:pPr>
+        <w:spacing w:after="0" w:line="240" w:lineRule="auto"/>
         <w:rPr>
           <w:rFonts w:ascii="Arial Narrow" w:hAnsi="Arial Narrow"/>
           <w:sz w:val="24"/>
@@ -15173,7 +17179,7 @@
       </w:pPr>
     </w:p>
     <w:sectPr>
-      <w:footerReference w:type="default" r:id="rId37"/>
+      <w:footerReference w:type="default" r:id="rId38"/>
       <w:pgSz w:w="11906" w:h="16838"/>
       <w:pgMar w:top="568" w:right="1440" w:bottom="1440" w:left="1440" w:header="708" w:footer="0" w:gutter="0"/>
       <w:cols w:space="708"/>

--- a/note googlespreedsheet.docx
+++ b/note googlespreedsheet.docx
@@ -298,7 +298,7 @@
           <w:noProof/>
         </w:rPr>
         <w:drawing>
-          <wp:inline distT="0" distB="0" distL="0" distR="0" wp14:anchorId="03EC4E1B" wp14:editId="10A955D5">
+          <wp:inline distT="0" distB="0" distL="0" distR="0" wp14:anchorId="03EC4E1B" wp14:editId="465BA290">
             <wp:extent cx="5731510" cy="1471930"/>
             <wp:effectExtent l="0" t="0" r="2540" b="0"/>
             <wp:docPr id="1271658481" name="Picture 3"/>
@@ -2117,7 +2117,25 @@
           <w:sz w:val="24"/>
           <w:szCs w:val="24"/>
         </w:rPr>
-        <w:t xml:space="preserve">('A1').activate() </w:t>
+        <w:t>('A1'</w:t>
+      </w:r>
+      <w:proofErr w:type="gramStart"/>
+      <w:r>
+        <w:rPr>
+          <w:rFonts w:ascii="Arial Narrow" w:hAnsi="Arial Narrow"/>
+          <w:sz w:val="24"/>
+          <w:szCs w:val="24"/>
+        </w:rPr>
+        <w:t>).activate</w:t>
+      </w:r>
+      <w:proofErr w:type="gramEnd"/>
+      <w:r>
+        <w:rPr>
+          <w:rFonts w:ascii="Arial Narrow" w:hAnsi="Arial Narrow"/>
+          <w:sz w:val="24"/>
+          <w:szCs w:val="24"/>
+        </w:rPr>
+        <w:t xml:space="preserve">() </w:t>
       </w:r>
       <w:proofErr w:type="spellStart"/>
       <w:r>
@@ -2153,7 +2171,25 @@
           <w:sz w:val="24"/>
           <w:szCs w:val="24"/>
         </w:rPr>
-        <w:t xml:space="preserve">('D1').activate() </w:t>
+        <w:t>('D1'</w:t>
+      </w:r>
+      <w:proofErr w:type="gramStart"/>
+      <w:r>
+        <w:rPr>
+          <w:rFonts w:ascii="Arial Narrow" w:hAnsi="Arial Narrow"/>
+          <w:sz w:val="24"/>
+          <w:szCs w:val="24"/>
+        </w:rPr>
+        <w:t>).activate</w:t>
+      </w:r>
+      <w:proofErr w:type="gramEnd"/>
+      <w:r>
+        <w:rPr>
+          <w:rFonts w:ascii="Arial Narrow" w:hAnsi="Arial Narrow"/>
+          <w:sz w:val="24"/>
+          <w:szCs w:val="24"/>
+        </w:rPr>
+        <w:t xml:space="preserve">() </w:t>
       </w:r>
       <w:proofErr w:type="spellStart"/>
       <w:r>
@@ -3540,6 +3576,7 @@
         <w:t xml:space="preserve"> </w:t>
       </w:r>
       <w:proofErr w:type="spellStart"/>
+      <w:proofErr w:type="gramStart"/>
       <w:r>
         <w:rPr>
           <w:rFonts w:ascii="Arial Narrow" w:hAnsi="Arial Narrow"/>
@@ -3549,13 +3586,32 @@
         <w:t>spreadsheet.getRange</w:t>
       </w:r>
       <w:proofErr w:type="spellEnd"/>
-      <w:r>
-        <w:rPr>
-          <w:rFonts w:ascii="Arial Narrow" w:hAnsi="Arial Narrow"/>
-          <w:sz w:val="24"/>
-          <w:szCs w:val="24"/>
-        </w:rPr>
-        <w:t xml:space="preserve">('D5').activate(); yang </w:t>
+      <w:proofErr w:type="gramEnd"/>
+      <w:r>
+        <w:rPr>
+          <w:rFonts w:ascii="Arial Narrow" w:hAnsi="Arial Narrow"/>
+          <w:sz w:val="24"/>
+          <w:szCs w:val="24"/>
+        </w:rPr>
+        <w:t>('D5'</w:t>
+      </w:r>
+      <w:proofErr w:type="gramStart"/>
+      <w:r>
+        <w:rPr>
+          <w:rFonts w:ascii="Arial Narrow" w:hAnsi="Arial Narrow"/>
+          <w:sz w:val="24"/>
+          <w:szCs w:val="24"/>
+        </w:rPr>
+        <w:t>).activate</w:t>
+      </w:r>
+      <w:proofErr w:type="gramEnd"/>
+      <w:r>
+        <w:rPr>
+          <w:rFonts w:ascii="Arial Narrow" w:hAnsi="Arial Narrow"/>
+          <w:sz w:val="24"/>
+          <w:szCs w:val="24"/>
+        </w:rPr>
+        <w:t xml:space="preserve">(); yang </w:t>
       </w:r>
       <w:proofErr w:type="spellStart"/>
       <w:r>
@@ -3926,7 +3982,25 @@
           <w:sz w:val="24"/>
           <w:szCs w:val="24"/>
         </w:rPr>
-        <w:t xml:space="preserve"> many method:</w:t>
+        <w:t xml:space="preserve"> many </w:t>
+      </w:r>
+      <w:proofErr w:type="gramStart"/>
+      <w:r>
+        <w:rPr>
+          <w:rFonts w:ascii="Arial Narrow" w:hAnsi="Arial Narrow"/>
+          <w:sz w:val="24"/>
+          <w:szCs w:val="24"/>
+        </w:rPr>
+        <w:t>method</w:t>
+      </w:r>
+      <w:proofErr w:type="gramEnd"/>
+      <w:r>
+        <w:rPr>
+          <w:rFonts w:ascii="Arial Narrow" w:hAnsi="Arial Narrow"/>
+          <w:sz w:val="24"/>
+          <w:szCs w:val="24"/>
+        </w:rPr>
+        <w:t>:</w:t>
       </w:r>
     </w:p>
     <w:p>
@@ -3953,7 +4027,16 @@
           <w:sz w:val="24"/>
           <w:szCs w:val="24"/>
         </w:rPr>
-        <w:t>ambil_data</w:t>
+        <w:t>ambil_</w:t>
+      </w:r>
+      <w:proofErr w:type="gramStart"/>
+      <w:r>
+        <w:rPr>
+          <w:rFonts w:ascii="Arial Narrow" w:hAnsi="Arial Narrow"/>
+          <w:sz w:val="24"/>
+          <w:szCs w:val="24"/>
+        </w:rPr>
+        <w:t>data</w:t>
       </w:r>
       <w:proofErr w:type="spellEnd"/>
       <w:r>
@@ -3964,6 +4047,7 @@
         </w:rPr>
         <w:t>(){</w:t>
       </w:r>
+      <w:proofErr w:type="gramEnd"/>
     </w:p>
     <w:p>
       <w:pPr>
@@ -4065,6 +4149,7 @@
         <w:t xml:space="preserve"> = </w:t>
       </w:r>
       <w:proofErr w:type="spellStart"/>
+      <w:proofErr w:type="gramStart"/>
       <w:r>
         <w:rPr>
           <w:rFonts w:ascii="Arial Narrow" w:hAnsi="Arial Narrow"/>
@@ -4074,6 +4159,7 @@
         <w:t>sheet.getSheetByName</w:t>
       </w:r>
       <w:proofErr w:type="spellEnd"/>
+      <w:proofErr w:type="gramEnd"/>
       <w:r>
         <w:rPr>
           <w:rFonts w:ascii="Arial Narrow" w:hAnsi="Arial Narrow"/>
@@ -4153,16 +4239,35 @@
           <w:sz w:val="24"/>
           <w:szCs w:val="24"/>
         </w:rPr>
-        <w:t>nama_sheet.getRange</w:t>
-      </w:r>
-      <w:proofErr w:type="spellEnd"/>
-      <w:r>
-        <w:rPr>
-          <w:rFonts w:ascii="Arial Narrow" w:hAnsi="Arial Narrow"/>
-          <w:sz w:val="24"/>
-          <w:szCs w:val="24"/>
-        </w:rPr>
-        <w:t>('A1').</w:t>
+        <w:t>nama_</w:t>
+      </w:r>
+      <w:proofErr w:type="gramStart"/>
+      <w:r>
+        <w:rPr>
+          <w:rFonts w:ascii="Arial Narrow" w:hAnsi="Arial Narrow"/>
+          <w:sz w:val="24"/>
+          <w:szCs w:val="24"/>
+        </w:rPr>
+        <w:t>sheet.getRange</w:t>
+      </w:r>
+      <w:proofErr w:type="spellEnd"/>
+      <w:proofErr w:type="gramEnd"/>
+      <w:r>
+        <w:rPr>
+          <w:rFonts w:ascii="Arial Narrow" w:hAnsi="Arial Narrow"/>
+          <w:sz w:val="24"/>
+          <w:szCs w:val="24"/>
+        </w:rPr>
+        <w:t>('A1'</w:t>
+      </w:r>
+      <w:proofErr w:type="gramStart"/>
+      <w:r>
+        <w:rPr>
+          <w:rFonts w:ascii="Arial Narrow" w:hAnsi="Arial Narrow"/>
+          <w:sz w:val="24"/>
+          <w:szCs w:val="24"/>
+        </w:rPr>
+        <w:t>).</w:t>
       </w:r>
       <w:proofErr w:type="spellStart"/>
       <w:r>
@@ -4174,6 +4279,7 @@
         <w:t>getValue</w:t>
       </w:r>
       <w:proofErr w:type="spellEnd"/>
+      <w:proofErr w:type="gramEnd"/>
       <w:r>
         <w:rPr>
           <w:rFonts w:ascii="Arial Narrow" w:hAnsi="Arial Narrow"/>
@@ -4235,16 +4341,35 @@
           <w:sz w:val="24"/>
           <w:szCs w:val="24"/>
         </w:rPr>
-        <w:t>nama_sheet.getRange</w:t>
-      </w:r>
-      <w:proofErr w:type="spellEnd"/>
-      <w:r>
-        <w:rPr>
-          <w:rFonts w:ascii="Arial Narrow" w:hAnsi="Arial Narrow"/>
-          <w:sz w:val="24"/>
-          <w:szCs w:val="24"/>
-        </w:rPr>
-        <w:t>('A2:E2').</w:t>
+        <w:t>nama_</w:t>
+      </w:r>
+      <w:proofErr w:type="gramStart"/>
+      <w:r>
+        <w:rPr>
+          <w:rFonts w:ascii="Arial Narrow" w:hAnsi="Arial Narrow"/>
+          <w:sz w:val="24"/>
+          <w:szCs w:val="24"/>
+        </w:rPr>
+        <w:t>sheet.getRange</w:t>
+      </w:r>
+      <w:proofErr w:type="spellEnd"/>
+      <w:proofErr w:type="gramEnd"/>
+      <w:r>
+        <w:rPr>
+          <w:rFonts w:ascii="Arial Narrow" w:hAnsi="Arial Narrow"/>
+          <w:sz w:val="24"/>
+          <w:szCs w:val="24"/>
+        </w:rPr>
+        <w:t>('A2:E2'</w:t>
+      </w:r>
+      <w:proofErr w:type="gramStart"/>
+      <w:r>
+        <w:rPr>
+          <w:rFonts w:ascii="Arial Narrow" w:hAnsi="Arial Narrow"/>
+          <w:sz w:val="24"/>
+          <w:szCs w:val="24"/>
+        </w:rPr>
+        <w:t>).</w:t>
       </w:r>
       <w:proofErr w:type="spellStart"/>
       <w:r>
@@ -4256,6 +4381,7 @@
         <w:t>getValue</w:t>
       </w:r>
       <w:proofErr w:type="spellEnd"/>
+      <w:proofErr w:type="gramEnd"/>
       <w:r>
         <w:rPr>
           <w:rFonts w:ascii="Arial Narrow" w:hAnsi="Arial Narrow"/>
@@ -4327,16 +4453,35 @@
           <w:sz w:val="24"/>
           <w:szCs w:val="24"/>
         </w:rPr>
-        <w:t>nama_sheet.getRange</w:t>
-      </w:r>
-      <w:proofErr w:type="spellEnd"/>
-      <w:r>
-        <w:rPr>
-          <w:rFonts w:ascii="Arial Narrow" w:hAnsi="Arial Narrow"/>
-          <w:sz w:val="24"/>
-          <w:szCs w:val="24"/>
-        </w:rPr>
-        <w:t>(2,1).</w:t>
+        <w:t>nama_</w:t>
+      </w:r>
+      <w:proofErr w:type="gramStart"/>
+      <w:r>
+        <w:rPr>
+          <w:rFonts w:ascii="Arial Narrow" w:hAnsi="Arial Narrow"/>
+          <w:sz w:val="24"/>
+          <w:szCs w:val="24"/>
+        </w:rPr>
+        <w:t>sheet.getRange</w:t>
+      </w:r>
+      <w:proofErr w:type="spellEnd"/>
+      <w:proofErr w:type="gramEnd"/>
+      <w:r>
+        <w:rPr>
+          <w:rFonts w:ascii="Arial Narrow" w:hAnsi="Arial Narrow"/>
+          <w:sz w:val="24"/>
+          <w:szCs w:val="24"/>
+        </w:rPr>
+        <w:t>(2,1</w:t>
+      </w:r>
+      <w:proofErr w:type="gramStart"/>
+      <w:r>
+        <w:rPr>
+          <w:rFonts w:ascii="Arial Narrow" w:hAnsi="Arial Narrow"/>
+          <w:sz w:val="24"/>
+          <w:szCs w:val="24"/>
+        </w:rPr>
+        <w:t>).</w:t>
       </w:r>
       <w:proofErr w:type="spellStart"/>
       <w:r>
@@ -4348,6 +4493,7 @@
         <w:t>getValue</w:t>
       </w:r>
       <w:proofErr w:type="spellEnd"/>
+      <w:proofErr w:type="gramEnd"/>
       <w:r>
         <w:rPr>
           <w:rFonts w:ascii="Arial Narrow" w:hAnsi="Arial Narrow"/>
@@ -4419,16 +4565,35 @@
           <w:sz w:val="24"/>
           <w:szCs w:val="24"/>
         </w:rPr>
-        <w:t>nama_sheet.getRange</w:t>
-      </w:r>
-      <w:proofErr w:type="spellEnd"/>
-      <w:r>
-        <w:rPr>
-          <w:rFonts w:ascii="Arial Narrow" w:hAnsi="Arial Narrow"/>
-          <w:sz w:val="24"/>
-          <w:szCs w:val="24"/>
-        </w:rPr>
-        <w:t>(2,1,3).</w:t>
+        <w:t>nama_</w:t>
+      </w:r>
+      <w:proofErr w:type="gramStart"/>
+      <w:r>
+        <w:rPr>
+          <w:rFonts w:ascii="Arial Narrow" w:hAnsi="Arial Narrow"/>
+          <w:sz w:val="24"/>
+          <w:szCs w:val="24"/>
+        </w:rPr>
+        <w:t>sheet.getRange</w:t>
+      </w:r>
+      <w:proofErr w:type="spellEnd"/>
+      <w:proofErr w:type="gramEnd"/>
+      <w:r>
+        <w:rPr>
+          <w:rFonts w:ascii="Arial Narrow" w:hAnsi="Arial Narrow"/>
+          <w:sz w:val="24"/>
+          <w:szCs w:val="24"/>
+        </w:rPr>
+        <w:t>(2,1,3</w:t>
+      </w:r>
+      <w:proofErr w:type="gramStart"/>
+      <w:r>
+        <w:rPr>
+          <w:rFonts w:ascii="Arial Narrow" w:hAnsi="Arial Narrow"/>
+          <w:sz w:val="24"/>
+          <w:szCs w:val="24"/>
+        </w:rPr>
+        <w:t>).</w:t>
       </w:r>
       <w:proofErr w:type="spellStart"/>
       <w:r>
@@ -4440,6 +4605,7 @@
         <w:t>getValues</w:t>
       </w:r>
       <w:proofErr w:type="spellEnd"/>
+      <w:proofErr w:type="gramEnd"/>
       <w:r>
         <w:rPr>
           <w:rFonts w:ascii="Arial Narrow" w:hAnsi="Arial Narrow"/>
@@ -4529,16 +4695,35 @@
           <w:sz w:val="24"/>
           <w:szCs w:val="24"/>
         </w:rPr>
-        <w:t>nama_sheet.getRange</w:t>
-      </w:r>
-      <w:proofErr w:type="spellEnd"/>
-      <w:r>
-        <w:rPr>
-          <w:rFonts w:ascii="Arial Narrow" w:hAnsi="Arial Narrow"/>
-          <w:sz w:val="24"/>
-          <w:szCs w:val="24"/>
-        </w:rPr>
-        <w:t>(2,1,3,3).</w:t>
+        <w:t>nama_</w:t>
+      </w:r>
+      <w:proofErr w:type="gramStart"/>
+      <w:r>
+        <w:rPr>
+          <w:rFonts w:ascii="Arial Narrow" w:hAnsi="Arial Narrow"/>
+          <w:sz w:val="24"/>
+          <w:szCs w:val="24"/>
+        </w:rPr>
+        <w:t>sheet.getRange</w:t>
+      </w:r>
+      <w:proofErr w:type="spellEnd"/>
+      <w:proofErr w:type="gramEnd"/>
+      <w:r>
+        <w:rPr>
+          <w:rFonts w:ascii="Arial Narrow" w:hAnsi="Arial Narrow"/>
+          <w:sz w:val="24"/>
+          <w:szCs w:val="24"/>
+        </w:rPr>
+        <w:t>(2,1,3,3</w:t>
+      </w:r>
+      <w:proofErr w:type="gramStart"/>
+      <w:r>
+        <w:rPr>
+          <w:rFonts w:ascii="Arial Narrow" w:hAnsi="Arial Narrow"/>
+          <w:sz w:val="24"/>
+          <w:szCs w:val="24"/>
+        </w:rPr>
+        <w:t>).</w:t>
       </w:r>
       <w:proofErr w:type="spellStart"/>
       <w:r>
@@ -4550,6 +4735,7 @@
         <w:t>getValues</w:t>
       </w:r>
       <w:proofErr w:type="spellEnd"/>
+      <w:proofErr w:type="gramEnd"/>
       <w:r>
         <w:rPr>
           <w:rFonts w:ascii="Arial Narrow" w:hAnsi="Arial Narrow"/>
@@ -4629,16 +4815,35 @@
           <w:sz w:val="24"/>
           <w:szCs w:val="24"/>
         </w:rPr>
-        <w:t>nama_sheet.getRange</w:t>
-      </w:r>
-      <w:proofErr w:type="spellEnd"/>
-      <w:r>
-        <w:rPr>
-          <w:rFonts w:ascii="Arial Narrow" w:hAnsi="Arial Narrow"/>
-          <w:sz w:val="24"/>
-          <w:szCs w:val="24"/>
-        </w:rPr>
-        <w:t>('C2').</w:t>
+        <w:t>nama_</w:t>
+      </w:r>
+      <w:proofErr w:type="gramStart"/>
+      <w:r>
+        <w:rPr>
+          <w:rFonts w:ascii="Arial Narrow" w:hAnsi="Arial Narrow"/>
+          <w:sz w:val="24"/>
+          <w:szCs w:val="24"/>
+        </w:rPr>
+        <w:t>sheet.getRange</w:t>
+      </w:r>
+      <w:proofErr w:type="spellEnd"/>
+      <w:proofErr w:type="gramEnd"/>
+      <w:r>
+        <w:rPr>
+          <w:rFonts w:ascii="Arial Narrow" w:hAnsi="Arial Narrow"/>
+          <w:sz w:val="24"/>
+          <w:szCs w:val="24"/>
+        </w:rPr>
+        <w:t>('C2'</w:t>
+      </w:r>
+      <w:proofErr w:type="gramStart"/>
+      <w:r>
+        <w:rPr>
+          <w:rFonts w:ascii="Arial Narrow" w:hAnsi="Arial Narrow"/>
+          <w:sz w:val="24"/>
+          <w:szCs w:val="24"/>
+        </w:rPr>
+        <w:t>).</w:t>
       </w:r>
       <w:proofErr w:type="spellStart"/>
       <w:r>
@@ -4650,6 +4855,7 @@
         <w:t>getValue</w:t>
       </w:r>
       <w:proofErr w:type="spellEnd"/>
+      <w:proofErr w:type="gramEnd"/>
       <w:r>
         <w:rPr>
           <w:rFonts w:ascii="Arial Narrow" w:hAnsi="Arial Narrow"/>
@@ -4765,16 +4971,35 @@
           <w:sz w:val="24"/>
           <w:szCs w:val="24"/>
         </w:rPr>
-        <w:t>nama_sheet.getRange</w:t>
-      </w:r>
-      <w:proofErr w:type="spellEnd"/>
-      <w:r>
-        <w:rPr>
-          <w:rFonts w:ascii="Arial Narrow" w:hAnsi="Arial Narrow"/>
-          <w:sz w:val="24"/>
-          <w:szCs w:val="24"/>
-        </w:rPr>
-        <w:t>('C2').</w:t>
+        <w:t>nama_</w:t>
+      </w:r>
+      <w:proofErr w:type="gramStart"/>
+      <w:r>
+        <w:rPr>
+          <w:rFonts w:ascii="Arial Narrow" w:hAnsi="Arial Narrow"/>
+          <w:sz w:val="24"/>
+          <w:szCs w:val="24"/>
+        </w:rPr>
+        <w:t>sheet.getRange</w:t>
+      </w:r>
+      <w:proofErr w:type="spellEnd"/>
+      <w:proofErr w:type="gramEnd"/>
+      <w:r>
+        <w:rPr>
+          <w:rFonts w:ascii="Arial Narrow" w:hAnsi="Arial Narrow"/>
+          <w:sz w:val="24"/>
+          <w:szCs w:val="24"/>
+        </w:rPr>
+        <w:t>('C2'</w:t>
+      </w:r>
+      <w:proofErr w:type="gramStart"/>
+      <w:r>
+        <w:rPr>
+          <w:rFonts w:ascii="Arial Narrow" w:hAnsi="Arial Narrow"/>
+          <w:sz w:val="24"/>
+          <w:szCs w:val="24"/>
+        </w:rPr>
+        <w:t>).</w:t>
       </w:r>
       <w:proofErr w:type="spellStart"/>
       <w:r>
@@ -4786,6 +5011,7 @@
         <w:t>getDisplayValues</w:t>
       </w:r>
       <w:proofErr w:type="spellEnd"/>
+      <w:proofErr w:type="gramEnd"/>
       <w:r>
         <w:rPr>
           <w:rFonts w:ascii="Arial Narrow" w:hAnsi="Arial Narrow"/>
@@ -4838,79 +5064,169 @@
           <w:sz w:val="24"/>
           <w:szCs w:val="24"/>
         </w:rPr>
-        <w:t>  Logger.log('isi1: '+isi1);</w:t>
-      </w:r>
-    </w:p>
-    <w:p>
-      <w:pPr>
-        <w:spacing w:after="0" w:line="240" w:lineRule="auto"/>
-        <w:rPr>
-          <w:rFonts w:ascii="Arial Narrow" w:hAnsi="Arial Narrow"/>
-          <w:sz w:val="24"/>
-          <w:szCs w:val="24"/>
-        </w:rPr>
-      </w:pPr>
-      <w:r>
-        <w:rPr>
-          <w:rFonts w:ascii="Arial Narrow" w:hAnsi="Arial Narrow"/>
-          <w:sz w:val="24"/>
-          <w:szCs w:val="24"/>
-        </w:rPr>
-        <w:t>  Logger.log('isi2: '+isi2);</w:t>
-      </w:r>
-    </w:p>
-    <w:p>
-      <w:pPr>
-        <w:spacing w:after="0" w:line="240" w:lineRule="auto"/>
-        <w:rPr>
-          <w:rFonts w:ascii="Arial Narrow" w:hAnsi="Arial Narrow"/>
-          <w:sz w:val="24"/>
-          <w:szCs w:val="24"/>
-        </w:rPr>
-      </w:pPr>
-      <w:r>
-        <w:rPr>
-          <w:rFonts w:ascii="Arial Narrow" w:hAnsi="Arial Narrow"/>
-          <w:sz w:val="24"/>
-          <w:szCs w:val="24"/>
-        </w:rPr>
-        <w:t>  Logger.log('isi3: '+isi3);</w:t>
-      </w:r>
-    </w:p>
-    <w:p>
-      <w:pPr>
-        <w:spacing w:after="0" w:line="240" w:lineRule="auto"/>
-        <w:rPr>
-          <w:rFonts w:ascii="Arial Narrow" w:hAnsi="Arial Narrow"/>
-          <w:sz w:val="24"/>
-          <w:szCs w:val="24"/>
-        </w:rPr>
-      </w:pPr>
-      <w:r>
-        <w:rPr>
-          <w:rFonts w:ascii="Arial Narrow" w:hAnsi="Arial Narrow"/>
-          <w:sz w:val="24"/>
-          <w:szCs w:val="24"/>
-        </w:rPr>
-        <w:t>  Logger.log('isi4: '+isi4);</w:t>
-      </w:r>
-    </w:p>
-    <w:p>
-      <w:pPr>
-        <w:spacing w:after="0" w:line="240" w:lineRule="auto"/>
-        <w:rPr>
-          <w:rFonts w:ascii="Arial Narrow" w:hAnsi="Arial Narrow"/>
-          <w:sz w:val="24"/>
-          <w:szCs w:val="24"/>
-        </w:rPr>
-      </w:pPr>
-      <w:r>
-        <w:rPr>
-          <w:rFonts w:ascii="Arial Narrow" w:hAnsi="Arial Narrow"/>
-          <w:sz w:val="24"/>
-          <w:szCs w:val="24"/>
-        </w:rPr>
-        <w:t>  Logger.log('isi5: '+isi5);</w:t>
+        <w:t xml:space="preserve">  </w:t>
+      </w:r>
+      <w:proofErr w:type="gramStart"/>
+      <w:r>
+        <w:rPr>
+          <w:rFonts w:ascii="Arial Narrow" w:hAnsi="Arial Narrow"/>
+          <w:sz w:val="24"/>
+          <w:szCs w:val="24"/>
+        </w:rPr>
+        <w:t>Logger.log(</w:t>
+      </w:r>
+      <w:proofErr w:type="gramEnd"/>
+      <w:r>
+        <w:rPr>
+          <w:rFonts w:ascii="Arial Narrow" w:hAnsi="Arial Narrow"/>
+          <w:sz w:val="24"/>
+          <w:szCs w:val="24"/>
+        </w:rPr>
+        <w:t>'isi1: '+isi1);</w:t>
+      </w:r>
+    </w:p>
+    <w:p>
+      <w:pPr>
+        <w:spacing w:after="0" w:line="240" w:lineRule="auto"/>
+        <w:rPr>
+          <w:rFonts w:ascii="Arial Narrow" w:hAnsi="Arial Narrow"/>
+          <w:sz w:val="24"/>
+          <w:szCs w:val="24"/>
+        </w:rPr>
+      </w:pPr>
+      <w:r>
+        <w:rPr>
+          <w:rFonts w:ascii="Arial Narrow" w:hAnsi="Arial Narrow"/>
+          <w:sz w:val="24"/>
+          <w:szCs w:val="24"/>
+        </w:rPr>
+        <w:t xml:space="preserve">  </w:t>
+      </w:r>
+      <w:proofErr w:type="gramStart"/>
+      <w:r>
+        <w:rPr>
+          <w:rFonts w:ascii="Arial Narrow" w:hAnsi="Arial Narrow"/>
+          <w:sz w:val="24"/>
+          <w:szCs w:val="24"/>
+        </w:rPr>
+        <w:t>Logger.log(</w:t>
+      </w:r>
+      <w:proofErr w:type="gramEnd"/>
+      <w:r>
+        <w:rPr>
+          <w:rFonts w:ascii="Arial Narrow" w:hAnsi="Arial Narrow"/>
+          <w:sz w:val="24"/>
+          <w:szCs w:val="24"/>
+        </w:rPr>
+        <w:t>'isi2: '+isi2);</w:t>
+      </w:r>
+    </w:p>
+    <w:p>
+      <w:pPr>
+        <w:spacing w:after="0" w:line="240" w:lineRule="auto"/>
+        <w:rPr>
+          <w:rFonts w:ascii="Arial Narrow" w:hAnsi="Arial Narrow"/>
+          <w:sz w:val="24"/>
+          <w:szCs w:val="24"/>
+        </w:rPr>
+      </w:pPr>
+      <w:r>
+        <w:rPr>
+          <w:rFonts w:ascii="Arial Narrow" w:hAnsi="Arial Narrow"/>
+          <w:sz w:val="24"/>
+          <w:szCs w:val="24"/>
+        </w:rPr>
+        <w:t xml:space="preserve">  </w:t>
+      </w:r>
+      <w:proofErr w:type="gramStart"/>
+      <w:r>
+        <w:rPr>
+          <w:rFonts w:ascii="Arial Narrow" w:hAnsi="Arial Narrow"/>
+          <w:sz w:val="24"/>
+          <w:szCs w:val="24"/>
+        </w:rPr>
+        <w:t>Logger.log(</w:t>
+      </w:r>
+      <w:proofErr w:type="gramEnd"/>
+      <w:r>
+        <w:rPr>
+          <w:rFonts w:ascii="Arial Narrow" w:hAnsi="Arial Narrow"/>
+          <w:sz w:val="24"/>
+          <w:szCs w:val="24"/>
+        </w:rPr>
+        <w:t>'isi3: '+isi3);</w:t>
+      </w:r>
+    </w:p>
+    <w:p>
+      <w:pPr>
+        <w:spacing w:after="0" w:line="240" w:lineRule="auto"/>
+        <w:rPr>
+          <w:rFonts w:ascii="Arial Narrow" w:hAnsi="Arial Narrow"/>
+          <w:sz w:val="24"/>
+          <w:szCs w:val="24"/>
+        </w:rPr>
+      </w:pPr>
+      <w:r>
+        <w:rPr>
+          <w:rFonts w:ascii="Arial Narrow" w:hAnsi="Arial Narrow"/>
+          <w:sz w:val="24"/>
+          <w:szCs w:val="24"/>
+        </w:rPr>
+        <w:t xml:space="preserve">  </w:t>
+      </w:r>
+      <w:proofErr w:type="gramStart"/>
+      <w:r>
+        <w:rPr>
+          <w:rFonts w:ascii="Arial Narrow" w:hAnsi="Arial Narrow"/>
+          <w:sz w:val="24"/>
+          <w:szCs w:val="24"/>
+        </w:rPr>
+        <w:t>Logger.log(</w:t>
+      </w:r>
+      <w:proofErr w:type="gramEnd"/>
+      <w:r>
+        <w:rPr>
+          <w:rFonts w:ascii="Arial Narrow" w:hAnsi="Arial Narrow"/>
+          <w:sz w:val="24"/>
+          <w:szCs w:val="24"/>
+        </w:rPr>
+        <w:t>'isi4: '+isi4);</w:t>
+      </w:r>
+    </w:p>
+    <w:p>
+      <w:pPr>
+        <w:spacing w:after="0" w:line="240" w:lineRule="auto"/>
+        <w:rPr>
+          <w:rFonts w:ascii="Arial Narrow" w:hAnsi="Arial Narrow"/>
+          <w:sz w:val="24"/>
+          <w:szCs w:val="24"/>
+        </w:rPr>
+      </w:pPr>
+      <w:r>
+        <w:rPr>
+          <w:rFonts w:ascii="Arial Narrow" w:hAnsi="Arial Narrow"/>
+          <w:sz w:val="24"/>
+          <w:szCs w:val="24"/>
+        </w:rPr>
+        <w:t xml:space="preserve">  </w:t>
+      </w:r>
+      <w:proofErr w:type="gramStart"/>
+      <w:r>
+        <w:rPr>
+          <w:rFonts w:ascii="Arial Narrow" w:hAnsi="Arial Narrow"/>
+          <w:sz w:val="24"/>
+          <w:szCs w:val="24"/>
+        </w:rPr>
+        <w:t>Logger.log(</w:t>
+      </w:r>
+      <w:proofErr w:type="gramEnd"/>
+      <w:r>
+        <w:rPr>
+          <w:rFonts w:ascii="Arial Narrow" w:hAnsi="Arial Narrow"/>
+          <w:sz w:val="24"/>
+          <w:szCs w:val="24"/>
+        </w:rPr>
+        <w:t>'isi5: '+isi5);</w:t>
       </w:r>
     </w:p>
     <w:p>
@@ -4946,25 +5262,61 @@
           <w:sz w:val="24"/>
           <w:szCs w:val="24"/>
         </w:rPr>
-        <w:t>  Logger.log('isi6: '+isi6);</w:t>
-      </w:r>
-    </w:p>
-    <w:p>
-      <w:pPr>
-        <w:spacing w:after="0" w:line="240" w:lineRule="auto"/>
-        <w:rPr>
-          <w:rFonts w:ascii="Arial Narrow" w:hAnsi="Arial Narrow"/>
-          <w:sz w:val="24"/>
-          <w:szCs w:val="24"/>
-        </w:rPr>
-      </w:pPr>
-      <w:r>
-        <w:rPr>
-          <w:rFonts w:ascii="Arial Narrow" w:hAnsi="Arial Narrow"/>
-          <w:sz w:val="24"/>
-          <w:szCs w:val="24"/>
-        </w:rPr>
-        <w:t>  Logger.log('isi7: '+isi7);</w:t>
+        <w:t xml:space="preserve">  </w:t>
+      </w:r>
+      <w:proofErr w:type="gramStart"/>
+      <w:r>
+        <w:rPr>
+          <w:rFonts w:ascii="Arial Narrow" w:hAnsi="Arial Narrow"/>
+          <w:sz w:val="24"/>
+          <w:szCs w:val="24"/>
+        </w:rPr>
+        <w:t>Logger.log(</w:t>
+      </w:r>
+      <w:proofErr w:type="gramEnd"/>
+      <w:r>
+        <w:rPr>
+          <w:rFonts w:ascii="Arial Narrow" w:hAnsi="Arial Narrow"/>
+          <w:sz w:val="24"/>
+          <w:szCs w:val="24"/>
+        </w:rPr>
+        <w:t>'isi6: '+isi6);</w:t>
+      </w:r>
+    </w:p>
+    <w:p>
+      <w:pPr>
+        <w:spacing w:after="0" w:line="240" w:lineRule="auto"/>
+        <w:rPr>
+          <w:rFonts w:ascii="Arial Narrow" w:hAnsi="Arial Narrow"/>
+          <w:sz w:val="24"/>
+          <w:szCs w:val="24"/>
+        </w:rPr>
+      </w:pPr>
+      <w:r>
+        <w:rPr>
+          <w:rFonts w:ascii="Arial Narrow" w:hAnsi="Arial Narrow"/>
+          <w:sz w:val="24"/>
+          <w:szCs w:val="24"/>
+        </w:rPr>
+        <w:t xml:space="preserve">  </w:t>
+      </w:r>
+      <w:proofErr w:type="gramStart"/>
+      <w:r>
+        <w:rPr>
+          <w:rFonts w:ascii="Arial Narrow" w:hAnsi="Arial Narrow"/>
+          <w:sz w:val="24"/>
+          <w:szCs w:val="24"/>
+        </w:rPr>
+        <w:t>Logger.log(</w:t>
+      </w:r>
+      <w:proofErr w:type="gramEnd"/>
+      <w:r>
+        <w:rPr>
+          <w:rFonts w:ascii="Arial Narrow" w:hAnsi="Arial Narrow"/>
+          <w:sz w:val="24"/>
+          <w:szCs w:val="24"/>
+        </w:rPr>
+        <w:t>'isi7: '+isi7);</w:t>
       </w:r>
     </w:p>
     <w:p>
@@ -5246,8 +5598,18 @@
           <w:sz w:val="24"/>
           <w:szCs w:val="24"/>
         </w:rPr>
-        <w:t>function header(){</w:t>
-      </w:r>
+        <w:t xml:space="preserve">function </w:t>
+      </w:r>
+      <w:proofErr w:type="gramStart"/>
+      <w:r>
+        <w:rPr>
+          <w:rFonts w:ascii="Arial Narrow" w:hAnsi="Arial Narrow"/>
+          <w:sz w:val="24"/>
+          <w:szCs w:val="24"/>
+        </w:rPr>
+        <w:t>header(){</w:t>
+      </w:r>
+      <w:proofErr w:type="gramEnd"/>
     </w:p>
     <w:p>
       <w:pPr>
@@ -5363,9 +5725,19 @@
           <w:sz w:val="24"/>
           <w:szCs w:val="24"/>
         </w:rPr>
-        <w:t>id_sheet.getSheetByName</w:t>
-      </w:r>
-      <w:proofErr w:type="spellEnd"/>
+        <w:t>id_</w:t>
+      </w:r>
+      <w:proofErr w:type="gramStart"/>
+      <w:r>
+        <w:rPr>
+          <w:rFonts w:ascii="Arial Narrow" w:hAnsi="Arial Narrow"/>
+          <w:sz w:val="24"/>
+          <w:szCs w:val="24"/>
+        </w:rPr>
+        <w:t>sheet.getSheetByName</w:t>
+      </w:r>
+      <w:proofErr w:type="spellEnd"/>
+      <w:proofErr w:type="gramEnd"/>
       <w:r>
         <w:rPr>
           <w:rFonts w:ascii="Arial Narrow" w:hAnsi="Arial Narrow"/>
@@ -5427,9 +5799,19 @@
           <w:sz w:val="24"/>
           <w:szCs w:val="24"/>
         </w:rPr>
-        <w:t>sheet_nama.getRange</w:t>
-      </w:r>
-      <w:proofErr w:type="spellEnd"/>
+        <w:t>sheet_</w:t>
+      </w:r>
+      <w:proofErr w:type="gramStart"/>
+      <w:r>
+        <w:rPr>
+          <w:rFonts w:ascii="Arial Narrow" w:hAnsi="Arial Narrow"/>
+          <w:sz w:val="24"/>
+          <w:szCs w:val="24"/>
+        </w:rPr>
+        <w:t>nama.getRange</w:t>
+      </w:r>
+      <w:proofErr w:type="spellEnd"/>
+      <w:proofErr w:type="gramEnd"/>
       <w:r>
         <w:rPr>
           <w:rFonts w:ascii="Arial Narrow" w:hAnsi="Arial Narrow"/>
@@ -5454,7 +5836,25 @@
           <w:sz w:val="24"/>
           <w:szCs w:val="24"/>
         </w:rPr>
-        <w:t>  get_colom_A1.setValue('No.');</w:t>
+        <w:t>  get_colom_A</w:t>
+      </w:r>
+      <w:proofErr w:type="gramStart"/>
+      <w:r>
+        <w:rPr>
+          <w:rFonts w:ascii="Arial Narrow" w:hAnsi="Arial Narrow"/>
+          <w:sz w:val="24"/>
+          <w:szCs w:val="24"/>
+        </w:rPr>
+        <w:t>1.setValue</w:t>
+      </w:r>
+      <w:proofErr w:type="gramEnd"/>
+      <w:r>
+        <w:rPr>
+          <w:rFonts w:ascii="Arial Narrow" w:hAnsi="Arial Narrow"/>
+          <w:sz w:val="24"/>
+          <w:szCs w:val="24"/>
+        </w:rPr>
+        <w:t>('No.');</w:t>
       </w:r>
     </w:p>
     <w:p>
@@ -5499,16 +5899,35 @@
           <w:sz w:val="24"/>
           <w:szCs w:val="24"/>
         </w:rPr>
-        <w:t>sheet_nama.getRange</w:t>
-      </w:r>
-      <w:proofErr w:type="spellEnd"/>
-      <w:r>
-        <w:rPr>
-          <w:rFonts w:ascii="Arial Narrow" w:hAnsi="Arial Narrow"/>
-          <w:sz w:val="24"/>
-          <w:szCs w:val="24"/>
-        </w:rPr>
-        <w:t>('A1').</w:t>
+        <w:t>sheet_</w:t>
+      </w:r>
+      <w:proofErr w:type="gramStart"/>
+      <w:r>
+        <w:rPr>
+          <w:rFonts w:ascii="Arial Narrow" w:hAnsi="Arial Narrow"/>
+          <w:sz w:val="24"/>
+          <w:szCs w:val="24"/>
+        </w:rPr>
+        <w:t>nama.getRange</w:t>
+      </w:r>
+      <w:proofErr w:type="spellEnd"/>
+      <w:proofErr w:type="gramEnd"/>
+      <w:r>
+        <w:rPr>
+          <w:rFonts w:ascii="Arial Narrow" w:hAnsi="Arial Narrow"/>
+          <w:sz w:val="24"/>
+          <w:szCs w:val="24"/>
+        </w:rPr>
+        <w:t>('A1'</w:t>
+      </w:r>
+      <w:proofErr w:type="gramStart"/>
+      <w:r>
+        <w:rPr>
+          <w:rFonts w:ascii="Arial Narrow" w:hAnsi="Arial Narrow"/>
+          <w:sz w:val="24"/>
+          <w:szCs w:val="24"/>
+        </w:rPr>
+        <w:t>).</w:t>
       </w:r>
       <w:proofErr w:type="spellStart"/>
       <w:r>
@@ -5520,6 +5939,7 @@
         <w:t>getDisplayValue</w:t>
       </w:r>
       <w:proofErr w:type="spellEnd"/>
+      <w:proofErr w:type="gramEnd"/>
       <w:r>
         <w:rPr>
           <w:rFonts w:ascii="Arial Narrow" w:hAnsi="Arial Narrow"/>
@@ -5591,9 +6011,19 @@
           <w:sz w:val="24"/>
           <w:szCs w:val="24"/>
         </w:rPr>
-        <w:t>sheet_nama.getRange</w:t>
-      </w:r>
-      <w:proofErr w:type="spellEnd"/>
+        <w:t>sheet_</w:t>
+      </w:r>
+      <w:proofErr w:type="gramStart"/>
+      <w:r>
+        <w:rPr>
+          <w:rFonts w:ascii="Arial Narrow" w:hAnsi="Arial Narrow"/>
+          <w:sz w:val="24"/>
+          <w:szCs w:val="24"/>
+        </w:rPr>
+        <w:t>nama.getRange</w:t>
+      </w:r>
+      <w:proofErr w:type="spellEnd"/>
+      <w:proofErr w:type="gramEnd"/>
       <w:r>
         <w:rPr>
           <w:rFonts w:ascii="Arial Narrow" w:hAnsi="Arial Narrow"/>
@@ -5618,7 +6048,25 @@
           <w:sz w:val="24"/>
           <w:szCs w:val="24"/>
         </w:rPr>
-        <w:t>  get_colom_B1.setValue('</w:t>
+        <w:t>  get_colom_B</w:t>
+      </w:r>
+      <w:proofErr w:type="gramStart"/>
+      <w:r>
+        <w:rPr>
+          <w:rFonts w:ascii="Arial Narrow" w:hAnsi="Arial Narrow"/>
+          <w:sz w:val="24"/>
+          <w:szCs w:val="24"/>
+        </w:rPr>
+        <w:t>1.setValue</w:t>
+      </w:r>
+      <w:proofErr w:type="gramEnd"/>
+      <w:r>
+        <w:rPr>
+          <w:rFonts w:ascii="Arial Narrow" w:hAnsi="Arial Narrow"/>
+          <w:sz w:val="24"/>
+          <w:szCs w:val="24"/>
+        </w:rPr>
+        <w:t>('</w:t>
       </w:r>
       <w:proofErr w:type="spellStart"/>
       <w:r>
@@ -5681,16 +6129,35 @@
           <w:sz w:val="24"/>
           <w:szCs w:val="24"/>
         </w:rPr>
-        <w:t>sheet_nama.getRange</w:t>
-      </w:r>
-      <w:proofErr w:type="spellEnd"/>
-      <w:r>
-        <w:rPr>
-          <w:rFonts w:ascii="Arial Narrow" w:hAnsi="Arial Narrow"/>
-          <w:sz w:val="24"/>
-          <w:szCs w:val="24"/>
-        </w:rPr>
-        <w:t>('B1').</w:t>
+        <w:t>sheet_</w:t>
+      </w:r>
+      <w:proofErr w:type="gramStart"/>
+      <w:r>
+        <w:rPr>
+          <w:rFonts w:ascii="Arial Narrow" w:hAnsi="Arial Narrow"/>
+          <w:sz w:val="24"/>
+          <w:szCs w:val="24"/>
+        </w:rPr>
+        <w:t>nama.getRange</w:t>
+      </w:r>
+      <w:proofErr w:type="spellEnd"/>
+      <w:proofErr w:type="gramEnd"/>
+      <w:r>
+        <w:rPr>
+          <w:rFonts w:ascii="Arial Narrow" w:hAnsi="Arial Narrow"/>
+          <w:sz w:val="24"/>
+          <w:szCs w:val="24"/>
+        </w:rPr>
+        <w:t>('B1'</w:t>
+      </w:r>
+      <w:proofErr w:type="gramStart"/>
+      <w:r>
+        <w:rPr>
+          <w:rFonts w:ascii="Arial Narrow" w:hAnsi="Arial Narrow"/>
+          <w:sz w:val="24"/>
+          <w:szCs w:val="24"/>
+        </w:rPr>
+        <w:t>).</w:t>
       </w:r>
       <w:proofErr w:type="spellStart"/>
       <w:r>
@@ -5702,6 +6169,7 @@
         <w:t>getDisplayValue</w:t>
       </w:r>
       <w:proofErr w:type="spellEnd"/>
+      <w:proofErr w:type="gramEnd"/>
       <w:r>
         <w:rPr>
           <w:rFonts w:ascii="Arial Narrow" w:hAnsi="Arial Narrow"/>
@@ -5763,9 +6231,19 @@
           <w:sz w:val="24"/>
           <w:szCs w:val="24"/>
         </w:rPr>
-        <w:t>sheet_nama.getRange</w:t>
-      </w:r>
-      <w:proofErr w:type="spellEnd"/>
+        <w:t>sheet_</w:t>
+      </w:r>
+      <w:proofErr w:type="gramStart"/>
+      <w:r>
+        <w:rPr>
+          <w:rFonts w:ascii="Arial Narrow" w:hAnsi="Arial Narrow"/>
+          <w:sz w:val="24"/>
+          <w:szCs w:val="24"/>
+        </w:rPr>
+        <w:t>nama.getRange</w:t>
+      </w:r>
+      <w:proofErr w:type="spellEnd"/>
+      <w:proofErr w:type="gramEnd"/>
       <w:r>
         <w:rPr>
           <w:rFonts w:ascii="Arial Narrow" w:hAnsi="Arial Narrow"/>
@@ -5790,7 +6268,25 @@
           <w:sz w:val="24"/>
           <w:szCs w:val="24"/>
         </w:rPr>
-        <w:t>  get_colom_C1.setValue('Nama');</w:t>
+        <w:t>  get_colom_C</w:t>
+      </w:r>
+      <w:proofErr w:type="gramStart"/>
+      <w:r>
+        <w:rPr>
+          <w:rFonts w:ascii="Arial Narrow" w:hAnsi="Arial Narrow"/>
+          <w:sz w:val="24"/>
+          <w:szCs w:val="24"/>
+        </w:rPr>
+        <w:t>1.setValue</w:t>
+      </w:r>
+      <w:proofErr w:type="gramEnd"/>
+      <w:r>
+        <w:rPr>
+          <w:rFonts w:ascii="Arial Narrow" w:hAnsi="Arial Narrow"/>
+          <w:sz w:val="24"/>
+          <w:szCs w:val="24"/>
+        </w:rPr>
+        <w:t>('Nama');</w:t>
       </w:r>
     </w:p>
     <w:p>
@@ -5855,9 +6351,19 @@
           <w:sz w:val="24"/>
           <w:szCs w:val="24"/>
         </w:rPr>
-        <w:t>sheet_nama.getRange</w:t>
-      </w:r>
-      <w:proofErr w:type="spellEnd"/>
+        <w:t>sheet_</w:t>
+      </w:r>
+      <w:proofErr w:type="gramStart"/>
+      <w:r>
+        <w:rPr>
+          <w:rFonts w:ascii="Arial Narrow" w:hAnsi="Arial Narrow"/>
+          <w:sz w:val="24"/>
+          <w:szCs w:val="24"/>
+        </w:rPr>
+        <w:t>nama.getRange</w:t>
+      </w:r>
+      <w:proofErr w:type="spellEnd"/>
+      <w:proofErr w:type="gramEnd"/>
       <w:r>
         <w:rPr>
           <w:rFonts w:ascii="Arial Narrow" w:hAnsi="Arial Narrow"/>
@@ -5882,7 +6388,25 @@
           <w:sz w:val="24"/>
           <w:szCs w:val="24"/>
         </w:rPr>
-        <w:t>  get_colom_D1.setValue('</w:t>
+        <w:t>  get_colom_D</w:t>
+      </w:r>
+      <w:proofErr w:type="gramStart"/>
+      <w:r>
+        <w:rPr>
+          <w:rFonts w:ascii="Arial Narrow" w:hAnsi="Arial Narrow"/>
+          <w:sz w:val="24"/>
+          <w:szCs w:val="24"/>
+        </w:rPr>
+        <w:t>1.setValue</w:t>
+      </w:r>
+      <w:proofErr w:type="gramEnd"/>
+      <w:r>
+        <w:rPr>
+          <w:rFonts w:ascii="Arial Narrow" w:hAnsi="Arial Narrow"/>
+          <w:sz w:val="24"/>
+          <w:szCs w:val="24"/>
+        </w:rPr>
+        <w:t>('</w:t>
       </w:r>
       <w:proofErr w:type="spellStart"/>
       <w:r>
@@ -5928,7 +6452,79 @@
           <w:sz w:val="24"/>
           <w:szCs w:val="24"/>
         </w:rPr>
-        <w:t>  sheet_nama.getRange('A1:D1').setVerticalAlignment('middle').setHorizontalAlignment('center').setFontWeight('bold');</w:t>
+        <w:t>  sheet_</w:t>
+      </w:r>
+      <w:proofErr w:type="gramStart"/>
+      <w:r>
+        <w:rPr>
+          <w:rFonts w:ascii="Arial Narrow" w:hAnsi="Arial Narrow"/>
+          <w:sz w:val="24"/>
+          <w:szCs w:val="24"/>
+        </w:rPr>
+        <w:t>nama.getRange</w:t>
+      </w:r>
+      <w:proofErr w:type="gramEnd"/>
+      <w:r>
+        <w:rPr>
+          <w:rFonts w:ascii="Arial Narrow" w:hAnsi="Arial Narrow"/>
+          <w:sz w:val="24"/>
+          <w:szCs w:val="24"/>
+        </w:rPr>
+        <w:t>('A1:D1'</w:t>
+      </w:r>
+      <w:proofErr w:type="gramStart"/>
+      <w:r>
+        <w:rPr>
+          <w:rFonts w:ascii="Arial Narrow" w:hAnsi="Arial Narrow"/>
+          <w:sz w:val="24"/>
+          <w:szCs w:val="24"/>
+        </w:rPr>
+        <w:t>).setVerticalAlignment</w:t>
+      </w:r>
+      <w:proofErr w:type="gramEnd"/>
+      <w:r>
+        <w:rPr>
+          <w:rFonts w:ascii="Arial Narrow" w:hAnsi="Arial Narrow"/>
+          <w:sz w:val="24"/>
+          <w:szCs w:val="24"/>
+        </w:rPr>
+        <w:t>('middle'</w:t>
+      </w:r>
+      <w:proofErr w:type="gramStart"/>
+      <w:r>
+        <w:rPr>
+          <w:rFonts w:ascii="Arial Narrow" w:hAnsi="Arial Narrow"/>
+          <w:sz w:val="24"/>
+          <w:szCs w:val="24"/>
+        </w:rPr>
+        <w:t>).setHorizontalAlignment</w:t>
+      </w:r>
+      <w:proofErr w:type="gramEnd"/>
+      <w:r>
+        <w:rPr>
+          <w:rFonts w:ascii="Arial Narrow" w:hAnsi="Arial Narrow"/>
+          <w:sz w:val="24"/>
+          <w:szCs w:val="24"/>
+        </w:rPr>
+        <w:t>('center'</w:t>
+      </w:r>
+      <w:proofErr w:type="gramStart"/>
+      <w:r>
+        <w:rPr>
+          <w:rFonts w:ascii="Arial Narrow" w:hAnsi="Arial Narrow"/>
+          <w:sz w:val="24"/>
+          <w:szCs w:val="24"/>
+        </w:rPr>
+        <w:t>).setFontWeight</w:t>
+      </w:r>
+      <w:proofErr w:type="gramEnd"/>
+      <w:r>
+        <w:rPr>
+          <w:rFonts w:ascii="Arial Narrow" w:hAnsi="Arial Narrow"/>
+          <w:sz w:val="24"/>
+          <w:szCs w:val="24"/>
+        </w:rPr>
+        <w:t>('bold');</w:t>
       </w:r>
     </w:p>
     <w:p>
@@ -5955,16 +6551,53 @@
           <w:sz w:val="24"/>
           <w:szCs w:val="24"/>
         </w:rPr>
-        <w:t>sheet_nama.getRange</w:t>
-      </w:r>
-      <w:proofErr w:type="spellEnd"/>
-      <w:r>
-        <w:rPr>
-          <w:rFonts w:ascii="Arial Narrow" w:hAnsi="Arial Narrow"/>
-          <w:sz w:val="24"/>
-          <w:szCs w:val="24"/>
-        </w:rPr>
-        <w:t>('B2:B').</w:t>
+        <w:t>sheet_</w:t>
+      </w:r>
+      <w:proofErr w:type="gramStart"/>
+      <w:r>
+        <w:rPr>
+          <w:rFonts w:ascii="Arial Narrow" w:hAnsi="Arial Narrow"/>
+          <w:sz w:val="24"/>
+          <w:szCs w:val="24"/>
+        </w:rPr>
+        <w:t>nama.getRange</w:t>
+      </w:r>
+      <w:proofErr w:type="spellEnd"/>
+      <w:proofErr w:type="gramEnd"/>
+      <w:r>
+        <w:rPr>
+          <w:rFonts w:ascii="Arial Narrow" w:hAnsi="Arial Narrow"/>
+          <w:sz w:val="24"/>
+          <w:szCs w:val="24"/>
+        </w:rPr>
+        <w:t>('B</w:t>
+      </w:r>
+      <w:proofErr w:type="gramStart"/>
+      <w:r>
+        <w:rPr>
+          <w:rFonts w:ascii="Arial Narrow" w:hAnsi="Arial Narrow"/>
+          <w:sz w:val="24"/>
+          <w:szCs w:val="24"/>
+        </w:rPr>
+        <w:t>2:B</w:t>
+      </w:r>
+      <w:proofErr w:type="gramEnd"/>
+      <w:r>
+        <w:rPr>
+          <w:rFonts w:ascii="Arial Narrow" w:hAnsi="Arial Narrow"/>
+          <w:sz w:val="24"/>
+          <w:szCs w:val="24"/>
+        </w:rPr>
+        <w:t>'</w:t>
+      </w:r>
+      <w:proofErr w:type="gramStart"/>
+      <w:r>
+        <w:rPr>
+          <w:rFonts w:ascii="Arial Narrow" w:hAnsi="Arial Narrow"/>
+          <w:sz w:val="24"/>
+          <w:szCs w:val="24"/>
+        </w:rPr>
+        <w:t>).</w:t>
       </w:r>
       <w:proofErr w:type="spellStart"/>
       <w:r>
@@ -5976,6 +6609,7 @@
         <w:t>setNumberFormat</w:t>
       </w:r>
       <w:proofErr w:type="spellEnd"/>
+      <w:proofErr w:type="gramEnd"/>
       <w:r>
         <w:rPr>
           <w:rFonts w:ascii="Arial Narrow" w:hAnsi="Arial Narrow"/>
@@ -6045,16 +6679,53 @@
           <w:sz w:val="24"/>
           <w:szCs w:val="24"/>
         </w:rPr>
-        <w:t>sheet_nama.getRange</w:t>
-      </w:r>
-      <w:proofErr w:type="spellEnd"/>
-      <w:r>
-        <w:rPr>
-          <w:rFonts w:ascii="Arial Narrow" w:hAnsi="Arial Narrow"/>
-          <w:sz w:val="24"/>
-          <w:szCs w:val="24"/>
-        </w:rPr>
-        <w:t>('B2:B').</w:t>
+        <w:t>sheet_</w:t>
+      </w:r>
+      <w:proofErr w:type="gramStart"/>
+      <w:r>
+        <w:rPr>
+          <w:rFonts w:ascii="Arial Narrow" w:hAnsi="Arial Narrow"/>
+          <w:sz w:val="24"/>
+          <w:szCs w:val="24"/>
+        </w:rPr>
+        <w:t>nama.getRange</w:t>
+      </w:r>
+      <w:proofErr w:type="spellEnd"/>
+      <w:proofErr w:type="gramEnd"/>
+      <w:r>
+        <w:rPr>
+          <w:rFonts w:ascii="Arial Narrow" w:hAnsi="Arial Narrow"/>
+          <w:sz w:val="24"/>
+          <w:szCs w:val="24"/>
+        </w:rPr>
+        <w:t>('B</w:t>
+      </w:r>
+      <w:proofErr w:type="gramStart"/>
+      <w:r>
+        <w:rPr>
+          <w:rFonts w:ascii="Arial Narrow" w:hAnsi="Arial Narrow"/>
+          <w:sz w:val="24"/>
+          <w:szCs w:val="24"/>
+        </w:rPr>
+        <w:t>2:B</w:t>
+      </w:r>
+      <w:proofErr w:type="gramEnd"/>
+      <w:r>
+        <w:rPr>
+          <w:rFonts w:ascii="Arial Narrow" w:hAnsi="Arial Narrow"/>
+          <w:sz w:val="24"/>
+          <w:szCs w:val="24"/>
+        </w:rPr>
+        <w:t>'</w:t>
+      </w:r>
+      <w:proofErr w:type="gramStart"/>
+      <w:r>
+        <w:rPr>
+          <w:rFonts w:ascii="Arial Narrow" w:hAnsi="Arial Narrow"/>
+          <w:sz w:val="24"/>
+          <w:szCs w:val="24"/>
+        </w:rPr>
+        <w:t>).</w:t>
       </w:r>
       <w:proofErr w:type="spellStart"/>
       <w:r>
@@ -6066,6 +6737,7 @@
         <w:t>setNumberFormat</w:t>
       </w:r>
       <w:proofErr w:type="spellEnd"/>
+      <w:proofErr w:type="gramEnd"/>
       <w:r>
         <w:rPr>
           <w:rFonts w:ascii="Arial Narrow" w:hAnsi="Arial Narrow"/>
@@ -6127,16 +6799,35 @@
           <w:sz w:val="24"/>
           <w:szCs w:val="24"/>
         </w:rPr>
-        <w:t>sheet_nama.getRange</w:t>
-      </w:r>
-      <w:proofErr w:type="spellEnd"/>
-      <w:r>
-        <w:rPr>
-          <w:rFonts w:ascii="Arial Narrow" w:hAnsi="Arial Narrow"/>
-          <w:sz w:val="24"/>
-          <w:szCs w:val="24"/>
-        </w:rPr>
-        <w:t>('D2:D').</w:t>
+        <w:t>sheet_</w:t>
+      </w:r>
+      <w:proofErr w:type="gramStart"/>
+      <w:r>
+        <w:rPr>
+          <w:rFonts w:ascii="Arial Narrow" w:hAnsi="Arial Narrow"/>
+          <w:sz w:val="24"/>
+          <w:szCs w:val="24"/>
+        </w:rPr>
+        <w:t>nama.getRange</w:t>
+      </w:r>
+      <w:proofErr w:type="spellEnd"/>
+      <w:proofErr w:type="gramEnd"/>
+      <w:r>
+        <w:rPr>
+          <w:rFonts w:ascii="Arial Narrow" w:hAnsi="Arial Narrow"/>
+          <w:sz w:val="24"/>
+          <w:szCs w:val="24"/>
+        </w:rPr>
+        <w:t>('D2:D'</w:t>
+      </w:r>
+      <w:proofErr w:type="gramStart"/>
+      <w:r>
+        <w:rPr>
+          <w:rFonts w:ascii="Arial Narrow" w:hAnsi="Arial Narrow"/>
+          <w:sz w:val="24"/>
+          <w:szCs w:val="24"/>
+        </w:rPr>
+        <w:t>).</w:t>
       </w:r>
       <w:proofErr w:type="spellStart"/>
       <w:r>
@@ -6148,13 +6839,32 @@
         <w:t>setNumberFormat</w:t>
       </w:r>
       <w:proofErr w:type="spellEnd"/>
-      <w:r>
-        <w:rPr>
-          <w:rFonts w:ascii="Arial Narrow" w:hAnsi="Arial Narrow"/>
-          <w:sz w:val="24"/>
-          <w:szCs w:val="24"/>
-        </w:rPr>
-        <w:t>('[$Rp. -421]#,##.00');</w:t>
+      <w:proofErr w:type="gramEnd"/>
+      <w:r>
+        <w:rPr>
+          <w:rFonts w:ascii="Arial Narrow" w:hAnsi="Arial Narrow"/>
+          <w:sz w:val="24"/>
+          <w:szCs w:val="24"/>
+        </w:rPr>
+        <w:t>('[$Rp. -</w:t>
+      </w:r>
+      <w:proofErr w:type="gramStart"/>
+      <w:r>
+        <w:rPr>
+          <w:rFonts w:ascii="Arial Narrow" w:hAnsi="Arial Narrow"/>
+          <w:sz w:val="24"/>
+          <w:szCs w:val="24"/>
+        </w:rPr>
+        <w:t>421]#</w:t>
+      </w:r>
+      <w:proofErr w:type="gramEnd"/>
+      <w:r>
+        <w:rPr>
+          <w:rFonts w:ascii="Arial Narrow" w:hAnsi="Arial Narrow"/>
+          <w:sz w:val="24"/>
+          <w:szCs w:val="24"/>
+        </w:rPr>
+        <w:t>,##.00');</w:t>
       </w:r>
     </w:p>
     <w:p>
@@ -6281,7 +6991,16 @@
           <w:sz w:val="24"/>
           <w:szCs w:val="24"/>
         </w:rPr>
-        <w:t>ambil_data</w:t>
+        <w:t>ambil_</w:t>
+      </w:r>
+      <w:proofErr w:type="gramStart"/>
+      <w:r>
+        <w:rPr>
+          <w:rFonts w:ascii="Arial Narrow" w:hAnsi="Arial Narrow"/>
+          <w:sz w:val="24"/>
+          <w:szCs w:val="24"/>
+        </w:rPr>
+        <w:t>data</w:t>
       </w:r>
       <w:proofErr w:type="spellEnd"/>
       <w:r>
@@ -6292,23 +7011,42 @@
         </w:rPr>
         <w:t>(){</w:t>
       </w:r>
-    </w:p>
-    <w:p>
-      <w:pPr>
-        <w:spacing w:after="0" w:line="240" w:lineRule="auto"/>
-        <w:rPr>
-          <w:rFonts w:ascii="Arial Narrow" w:hAnsi="Arial Narrow"/>
-          <w:sz w:val="24"/>
-          <w:szCs w:val="24"/>
-        </w:rPr>
-      </w:pPr>
-      <w:r>
-        <w:rPr>
-          <w:rFonts w:ascii="Arial Narrow" w:hAnsi="Arial Narrow"/>
-          <w:sz w:val="24"/>
-          <w:szCs w:val="24"/>
-        </w:rPr>
-        <w:t>  header();</w:t>
+      <w:proofErr w:type="gramEnd"/>
+    </w:p>
+    <w:p>
+      <w:pPr>
+        <w:spacing w:after="0" w:line="240" w:lineRule="auto"/>
+        <w:rPr>
+          <w:rFonts w:ascii="Arial Narrow" w:hAnsi="Arial Narrow"/>
+          <w:sz w:val="24"/>
+          <w:szCs w:val="24"/>
+        </w:rPr>
+      </w:pPr>
+      <w:r>
+        <w:rPr>
+          <w:rFonts w:ascii="Arial Narrow" w:hAnsi="Arial Narrow"/>
+          <w:sz w:val="24"/>
+          <w:szCs w:val="24"/>
+        </w:rPr>
+        <w:t xml:space="preserve">  </w:t>
+      </w:r>
+      <w:proofErr w:type="gramStart"/>
+      <w:r>
+        <w:rPr>
+          <w:rFonts w:ascii="Arial Narrow" w:hAnsi="Arial Narrow"/>
+          <w:sz w:val="24"/>
+          <w:szCs w:val="24"/>
+        </w:rPr>
+        <w:t>header(</w:t>
+      </w:r>
+      <w:proofErr w:type="gramEnd"/>
+      <w:r>
+        <w:rPr>
+          <w:rFonts w:ascii="Arial Narrow" w:hAnsi="Arial Narrow"/>
+          <w:sz w:val="24"/>
+          <w:szCs w:val="24"/>
+        </w:rPr>
+        <w:t>);</w:t>
       </w:r>
     </w:p>
     <w:p>
@@ -6417,9 +7155,19 @@
           <w:sz w:val="24"/>
           <w:szCs w:val="24"/>
         </w:rPr>
-        <w:t>id_sheet.getSheetByName</w:t>
-      </w:r>
-      <w:proofErr w:type="spellEnd"/>
+        <w:t>id_</w:t>
+      </w:r>
+      <w:proofErr w:type="gramStart"/>
+      <w:r>
+        <w:rPr>
+          <w:rFonts w:ascii="Arial Narrow" w:hAnsi="Arial Narrow"/>
+          <w:sz w:val="24"/>
+          <w:szCs w:val="24"/>
+        </w:rPr>
+        <w:t>sheet.getSheetByName</w:t>
+      </w:r>
+      <w:proofErr w:type="spellEnd"/>
+      <w:proofErr w:type="gramEnd"/>
       <w:r>
         <w:rPr>
           <w:rFonts w:ascii="Arial Narrow" w:hAnsi="Arial Narrow"/>
@@ -6472,7 +7220,43 @@
           <w:sz w:val="24"/>
           <w:szCs w:val="24"/>
         </w:rPr>
-        <w:t>  // sheet_nama.getRange('A2:D2').setValues([[1,'15/1/2026','Andi','1000']]);</w:t>
+        <w:t>  // sheet_</w:t>
+      </w:r>
+      <w:proofErr w:type="gramStart"/>
+      <w:r>
+        <w:rPr>
+          <w:rFonts w:ascii="Arial Narrow" w:hAnsi="Arial Narrow"/>
+          <w:sz w:val="24"/>
+          <w:szCs w:val="24"/>
+        </w:rPr>
+        <w:t>nama.getRange</w:t>
+      </w:r>
+      <w:proofErr w:type="gramEnd"/>
+      <w:r>
+        <w:rPr>
+          <w:rFonts w:ascii="Arial Narrow" w:hAnsi="Arial Narrow"/>
+          <w:sz w:val="24"/>
+          <w:szCs w:val="24"/>
+        </w:rPr>
+        <w:t>('A2:D2'</w:t>
+      </w:r>
+      <w:proofErr w:type="gramStart"/>
+      <w:r>
+        <w:rPr>
+          <w:rFonts w:ascii="Arial Narrow" w:hAnsi="Arial Narrow"/>
+          <w:sz w:val="24"/>
+          <w:szCs w:val="24"/>
+        </w:rPr>
+        <w:t>).setValues</w:t>
+      </w:r>
+      <w:proofErr w:type="gramEnd"/>
+      <w:r>
+        <w:rPr>
+          <w:rFonts w:ascii="Arial Narrow" w:hAnsi="Arial Narrow"/>
+          <w:sz w:val="24"/>
+          <w:szCs w:val="24"/>
+        </w:rPr>
+        <w:t>([[1,'15/1/2026','Andi','1000']]);</w:t>
       </w:r>
     </w:p>
     <w:p>
@@ -6527,16 +7311,35 @@
           <w:sz w:val="24"/>
           <w:szCs w:val="24"/>
         </w:rPr>
-        <w:t>sheet_nama.getRange</w:t>
-      </w:r>
-      <w:proofErr w:type="spellEnd"/>
-      <w:r>
-        <w:rPr>
-          <w:rFonts w:ascii="Arial Narrow" w:hAnsi="Arial Narrow"/>
-          <w:sz w:val="24"/>
-          <w:szCs w:val="24"/>
-        </w:rPr>
-        <w:t>('A2:D4').</w:t>
+        <w:t>sheet_</w:t>
+      </w:r>
+      <w:proofErr w:type="gramStart"/>
+      <w:r>
+        <w:rPr>
+          <w:rFonts w:ascii="Arial Narrow" w:hAnsi="Arial Narrow"/>
+          <w:sz w:val="24"/>
+          <w:szCs w:val="24"/>
+        </w:rPr>
+        <w:t>nama.getRange</w:t>
+      </w:r>
+      <w:proofErr w:type="spellEnd"/>
+      <w:proofErr w:type="gramEnd"/>
+      <w:r>
+        <w:rPr>
+          <w:rFonts w:ascii="Arial Narrow" w:hAnsi="Arial Narrow"/>
+          <w:sz w:val="24"/>
+          <w:szCs w:val="24"/>
+        </w:rPr>
+        <w:t>('A2:D4'</w:t>
+      </w:r>
+      <w:proofErr w:type="gramStart"/>
+      <w:r>
+        <w:rPr>
+          <w:rFonts w:ascii="Arial Narrow" w:hAnsi="Arial Narrow"/>
+          <w:sz w:val="24"/>
+          <w:szCs w:val="24"/>
+        </w:rPr>
+        <w:t>).</w:t>
       </w:r>
       <w:proofErr w:type="spellStart"/>
       <w:r>
@@ -6548,6 +7351,7 @@
         <w:t>setValues</w:t>
       </w:r>
       <w:proofErr w:type="spellEnd"/>
+      <w:proofErr w:type="gramEnd"/>
       <w:r>
         <w:rPr>
           <w:rFonts w:ascii="Arial Narrow" w:hAnsi="Arial Narrow"/>
@@ -6590,25 +7394,61 @@
           <w:sz w:val="24"/>
           <w:szCs w:val="24"/>
         </w:rPr>
-        <w:t>    [2,new Date(2026,1,15),'Joko','2000'],</w:t>
-      </w:r>
-    </w:p>
-    <w:p>
-      <w:pPr>
-        <w:spacing w:after="0" w:line="240" w:lineRule="auto"/>
-        <w:rPr>
-          <w:rFonts w:ascii="Arial Narrow" w:hAnsi="Arial Narrow"/>
-          <w:sz w:val="24"/>
-          <w:szCs w:val="24"/>
-        </w:rPr>
-      </w:pPr>
-      <w:r>
-        <w:rPr>
-          <w:rFonts w:ascii="Arial Narrow" w:hAnsi="Arial Narrow"/>
-          <w:sz w:val="24"/>
-          <w:szCs w:val="24"/>
-        </w:rPr>
-        <w:t>    [3,new Date(2026,4,11),'Budi','7000']</w:t>
+        <w:t>    [</w:t>
+      </w:r>
+      <w:proofErr w:type="gramStart"/>
+      <w:r>
+        <w:rPr>
+          <w:rFonts w:ascii="Arial Narrow" w:hAnsi="Arial Narrow"/>
+          <w:sz w:val="24"/>
+          <w:szCs w:val="24"/>
+        </w:rPr>
+        <w:t>2,new</w:t>
+      </w:r>
+      <w:proofErr w:type="gramEnd"/>
+      <w:r>
+        <w:rPr>
+          <w:rFonts w:ascii="Arial Narrow" w:hAnsi="Arial Narrow"/>
+          <w:sz w:val="24"/>
+          <w:szCs w:val="24"/>
+        </w:rPr>
+        <w:t xml:space="preserve"> Date(2026,1,15),'Joko','2000'],</w:t>
+      </w:r>
+    </w:p>
+    <w:p>
+      <w:pPr>
+        <w:spacing w:after="0" w:line="240" w:lineRule="auto"/>
+        <w:rPr>
+          <w:rFonts w:ascii="Arial Narrow" w:hAnsi="Arial Narrow"/>
+          <w:sz w:val="24"/>
+          <w:szCs w:val="24"/>
+        </w:rPr>
+      </w:pPr>
+      <w:r>
+        <w:rPr>
+          <w:rFonts w:ascii="Arial Narrow" w:hAnsi="Arial Narrow"/>
+          <w:sz w:val="24"/>
+          <w:szCs w:val="24"/>
+        </w:rPr>
+        <w:t>    [</w:t>
+      </w:r>
+      <w:proofErr w:type="gramStart"/>
+      <w:r>
+        <w:rPr>
+          <w:rFonts w:ascii="Arial Narrow" w:hAnsi="Arial Narrow"/>
+          <w:sz w:val="24"/>
+          <w:szCs w:val="24"/>
+        </w:rPr>
+        <w:t>3,new</w:t>
+      </w:r>
+      <w:proofErr w:type="gramEnd"/>
+      <w:r>
+        <w:rPr>
+          <w:rFonts w:ascii="Arial Narrow" w:hAnsi="Arial Narrow"/>
+          <w:sz w:val="24"/>
+          <w:szCs w:val="24"/>
+        </w:rPr>
+        <w:t xml:space="preserve"> Date(2026,4,11),'Budi','7000']</w:t>
       </w:r>
     </w:p>
     <w:p>
@@ -6856,8 +7696,18 @@
           <w:sz w:val="24"/>
           <w:szCs w:val="24"/>
         </w:rPr>
-        <w:t>function atur_data2(){</w:t>
-      </w:r>
+        <w:t>function atur_data2</w:t>
+      </w:r>
+      <w:proofErr w:type="gramStart"/>
+      <w:r>
+        <w:rPr>
+          <w:rFonts w:ascii="Arial Narrow" w:hAnsi="Arial Narrow"/>
+          <w:sz w:val="24"/>
+          <w:szCs w:val="24"/>
+        </w:rPr>
+        <w:t>(){</w:t>
+      </w:r>
+      <w:proofErr w:type="gramEnd"/>
     </w:p>
     <w:p>
       <w:pPr>
@@ -6955,9 +7805,19 @@
           <w:sz w:val="24"/>
           <w:szCs w:val="24"/>
         </w:rPr>
-        <w:t>id_sheet.getSheetByName</w:t>
-      </w:r>
-      <w:proofErr w:type="spellEnd"/>
+        <w:t>id_</w:t>
+      </w:r>
+      <w:proofErr w:type="gramStart"/>
+      <w:r>
+        <w:rPr>
+          <w:rFonts w:ascii="Arial Narrow" w:hAnsi="Arial Narrow"/>
+          <w:sz w:val="24"/>
+          <w:szCs w:val="24"/>
+        </w:rPr>
+        <w:t>sheet.getSheetByName</w:t>
+      </w:r>
+      <w:proofErr w:type="spellEnd"/>
+      <w:proofErr w:type="gramEnd"/>
       <w:r>
         <w:rPr>
           <w:rFonts w:ascii="Arial Narrow" w:hAnsi="Arial Narrow"/>
@@ -6991,9 +7851,19 @@
           <w:sz w:val="24"/>
           <w:szCs w:val="24"/>
         </w:rPr>
-        <w:t>id_sheet.getSheetByName</w:t>
-      </w:r>
-      <w:proofErr w:type="spellEnd"/>
+        <w:t>id_</w:t>
+      </w:r>
+      <w:proofErr w:type="gramStart"/>
+      <w:r>
+        <w:rPr>
+          <w:rFonts w:ascii="Arial Narrow" w:hAnsi="Arial Narrow"/>
+          <w:sz w:val="24"/>
+          <w:szCs w:val="24"/>
+        </w:rPr>
+        <w:t>sheet.getSheetByName</w:t>
+      </w:r>
+      <w:proofErr w:type="spellEnd"/>
+      <w:proofErr w:type="gramEnd"/>
       <w:r>
         <w:rPr>
           <w:rFonts w:ascii="Arial Narrow" w:hAnsi="Arial Narrow"/>
@@ -7155,16 +8025,35 @@
           <w:sz w:val="24"/>
           <w:szCs w:val="24"/>
         </w:rPr>
-        <w:t>sheet_nama.getRange</w:t>
-      </w:r>
-      <w:proofErr w:type="spellEnd"/>
-      <w:r>
-        <w:rPr>
-          <w:rFonts w:ascii="Arial Narrow" w:hAnsi="Arial Narrow"/>
-          <w:sz w:val="24"/>
-          <w:szCs w:val="24"/>
-        </w:rPr>
-        <w:t>('C2').</w:t>
+        <w:t>sheet_</w:t>
+      </w:r>
+      <w:proofErr w:type="gramStart"/>
+      <w:r>
+        <w:rPr>
+          <w:rFonts w:ascii="Arial Narrow" w:hAnsi="Arial Narrow"/>
+          <w:sz w:val="24"/>
+          <w:szCs w:val="24"/>
+        </w:rPr>
+        <w:t>nama.getRange</w:t>
+      </w:r>
+      <w:proofErr w:type="spellEnd"/>
+      <w:proofErr w:type="gramEnd"/>
+      <w:r>
+        <w:rPr>
+          <w:rFonts w:ascii="Arial Narrow" w:hAnsi="Arial Narrow"/>
+          <w:sz w:val="24"/>
+          <w:szCs w:val="24"/>
+        </w:rPr>
+        <w:t>('C2'</w:t>
+      </w:r>
+      <w:proofErr w:type="gramStart"/>
+      <w:r>
+        <w:rPr>
+          <w:rFonts w:ascii="Arial Narrow" w:hAnsi="Arial Narrow"/>
+          <w:sz w:val="24"/>
+          <w:szCs w:val="24"/>
+        </w:rPr>
+        <w:t>).</w:t>
       </w:r>
       <w:proofErr w:type="spellStart"/>
       <w:r>
@@ -7176,6 +8065,7 @@
         <w:t>getValue</w:t>
       </w:r>
       <w:proofErr w:type="spellEnd"/>
+      <w:proofErr w:type="gramEnd"/>
       <w:r>
         <w:rPr>
           <w:rFonts w:ascii="Arial Narrow" w:hAnsi="Arial Narrow"/>
@@ -7209,16 +8099,35 @@
           <w:sz w:val="24"/>
           <w:szCs w:val="24"/>
         </w:rPr>
-        <w:t>sheet_nama.getRange</w:t>
-      </w:r>
-      <w:proofErr w:type="spellEnd"/>
-      <w:r>
-        <w:rPr>
-          <w:rFonts w:ascii="Arial Narrow" w:hAnsi="Arial Narrow"/>
-          <w:sz w:val="24"/>
-          <w:szCs w:val="24"/>
-        </w:rPr>
-        <w:t>('B2').</w:t>
+        <w:t>sheet_</w:t>
+      </w:r>
+      <w:proofErr w:type="gramStart"/>
+      <w:r>
+        <w:rPr>
+          <w:rFonts w:ascii="Arial Narrow" w:hAnsi="Arial Narrow"/>
+          <w:sz w:val="24"/>
+          <w:szCs w:val="24"/>
+        </w:rPr>
+        <w:t>nama.getRange</w:t>
+      </w:r>
+      <w:proofErr w:type="spellEnd"/>
+      <w:proofErr w:type="gramEnd"/>
+      <w:r>
+        <w:rPr>
+          <w:rFonts w:ascii="Arial Narrow" w:hAnsi="Arial Narrow"/>
+          <w:sz w:val="24"/>
+          <w:szCs w:val="24"/>
+        </w:rPr>
+        <w:t>('B2'</w:t>
+      </w:r>
+      <w:proofErr w:type="gramStart"/>
+      <w:r>
+        <w:rPr>
+          <w:rFonts w:ascii="Arial Narrow" w:hAnsi="Arial Narrow"/>
+          <w:sz w:val="24"/>
+          <w:szCs w:val="24"/>
+        </w:rPr>
+        <w:t>).</w:t>
       </w:r>
       <w:proofErr w:type="spellStart"/>
       <w:r>
@@ -7230,6 +8139,7 @@
         <w:t>getValue</w:t>
       </w:r>
       <w:proofErr w:type="spellEnd"/>
+      <w:proofErr w:type="gramEnd"/>
       <w:r>
         <w:rPr>
           <w:rFonts w:ascii="Arial Narrow" w:hAnsi="Arial Narrow"/>
@@ -7281,16 +8191,35 @@
           <w:sz w:val="24"/>
           <w:szCs w:val="24"/>
         </w:rPr>
-        <w:t>sheet_nama.getRange</w:t>
-      </w:r>
-      <w:proofErr w:type="spellEnd"/>
-      <w:r>
-        <w:rPr>
-          <w:rFonts w:ascii="Arial Narrow" w:hAnsi="Arial Narrow"/>
-          <w:sz w:val="24"/>
-          <w:szCs w:val="24"/>
-        </w:rPr>
-        <w:t>('E2').</w:t>
+        <w:t>sheet_</w:t>
+      </w:r>
+      <w:proofErr w:type="gramStart"/>
+      <w:r>
+        <w:rPr>
+          <w:rFonts w:ascii="Arial Narrow" w:hAnsi="Arial Narrow"/>
+          <w:sz w:val="24"/>
+          <w:szCs w:val="24"/>
+        </w:rPr>
+        <w:t>nama.getRange</w:t>
+      </w:r>
+      <w:proofErr w:type="spellEnd"/>
+      <w:proofErr w:type="gramEnd"/>
+      <w:r>
+        <w:rPr>
+          <w:rFonts w:ascii="Arial Narrow" w:hAnsi="Arial Narrow"/>
+          <w:sz w:val="24"/>
+          <w:szCs w:val="24"/>
+        </w:rPr>
+        <w:t>('E2'</w:t>
+      </w:r>
+      <w:proofErr w:type="gramStart"/>
+      <w:r>
+        <w:rPr>
+          <w:rFonts w:ascii="Arial Narrow" w:hAnsi="Arial Narrow"/>
+          <w:sz w:val="24"/>
+          <w:szCs w:val="24"/>
+        </w:rPr>
+        <w:t>).</w:t>
       </w:r>
       <w:proofErr w:type="spellStart"/>
       <w:r>
@@ -7302,6 +8231,7 @@
         <w:t>getValue</w:t>
       </w:r>
       <w:proofErr w:type="spellEnd"/>
+      <w:proofErr w:type="gramEnd"/>
       <w:r>
         <w:rPr>
           <w:rFonts w:ascii="Arial Narrow" w:hAnsi="Arial Narrow"/>
@@ -7813,8 +8743,18 @@
           <w:sz w:val="24"/>
           <w:szCs w:val="24"/>
         </w:rPr>
-        <w:t>function operator(){</w:t>
-      </w:r>
+        <w:t xml:space="preserve">function </w:t>
+      </w:r>
+      <w:proofErr w:type="gramStart"/>
+      <w:r>
+        <w:rPr>
+          <w:rFonts w:ascii="Arial Narrow" w:hAnsi="Arial Narrow"/>
+          <w:sz w:val="24"/>
+          <w:szCs w:val="24"/>
+        </w:rPr>
+        <w:t>operator(){</w:t>
+      </w:r>
+      <w:proofErr w:type="gramEnd"/>
     </w:p>
     <w:p>
       <w:pPr>
@@ -8085,7 +9025,25 @@
           <w:sz w:val="24"/>
           <w:szCs w:val="24"/>
         </w:rPr>
-        <w:t>  Logger.log(!a2);</w:t>
+        <w:t>  Logger.log</w:t>
+      </w:r>
+      <w:proofErr w:type="gramStart"/>
+      <w:r>
+        <w:rPr>
+          <w:rFonts w:ascii="Arial Narrow" w:hAnsi="Arial Narrow"/>
+          <w:sz w:val="24"/>
+          <w:szCs w:val="24"/>
+        </w:rPr>
+        <w:t>(!a</w:t>
+      </w:r>
+      <w:proofErr w:type="gramEnd"/>
+      <w:r>
+        <w:rPr>
+          <w:rFonts w:ascii="Arial Narrow" w:hAnsi="Arial Narrow"/>
+          <w:sz w:val="24"/>
+          <w:szCs w:val="24"/>
+        </w:rPr>
+        <w:t>2);</w:t>
       </w:r>
     </w:p>
     <w:p>
@@ -8139,7 +9097,25 @@
           <w:sz w:val="24"/>
           <w:szCs w:val="24"/>
         </w:rPr>
-        <w:t>  Logger.log(a2 &amp;&amp; a3);</w:t>
+        <w:t xml:space="preserve">  </w:t>
+      </w:r>
+      <w:proofErr w:type="gramStart"/>
+      <w:r>
+        <w:rPr>
+          <w:rFonts w:ascii="Arial Narrow" w:hAnsi="Arial Narrow"/>
+          <w:sz w:val="24"/>
+          <w:szCs w:val="24"/>
+        </w:rPr>
+        <w:t>Logger.log(</w:t>
+      </w:r>
+      <w:proofErr w:type="gramEnd"/>
+      <w:r>
+        <w:rPr>
+          <w:rFonts w:ascii="Arial Narrow" w:hAnsi="Arial Narrow"/>
+          <w:sz w:val="24"/>
+          <w:szCs w:val="24"/>
+        </w:rPr>
+        <w:t>a2 &amp;&amp; a3);</w:t>
       </w:r>
     </w:p>
     <w:p>
@@ -8185,25 +9161,53 @@
           <w:sz w:val="24"/>
           <w:szCs w:val="24"/>
         </w:rPr>
-        <w:t>function run(){</w:t>
-      </w:r>
-    </w:p>
-    <w:p>
-      <w:pPr>
-        <w:spacing w:after="0" w:line="240" w:lineRule="auto"/>
-        <w:rPr>
-          <w:rFonts w:ascii="Arial Narrow" w:hAnsi="Arial Narrow"/>
-          <w:sz w:val="24"/>
-          <w:szCs w:val="24"/>
-        </w:rPr>
-      </w:pPr>
-      <w:r>
-        <w:rPr>
-          <w:rFonts w:ascii="Arial Narrow" w:hAnsi="Arial Narrow"/>
-          <w:sz w:val="24"/>
-          <w:szCs w:val="24"/>
-        </w:rPr>
-        <w:t>  operator();</w:t>
+        <w:t xml:space="preserve">function </w:t>
+      </w:r>
+      <w:proofErr w:type="gramStart"/>
+      <w:r>
+        <w:rPr>
+          <w:rFonts w:ascii="Arial Narrow" w:hAnsi="Arial Narrow"/>
+          <w:sz w:val="24"/>
+          <w:szCs w:val="24"/>
+        </w:rPr>
+        <w:t>run(){</w:t>
+      </w:r>
+      <w:proofErr w:type="gramEnd"/>
+    </w:p>
+    <w:p>
+      <w:pPr>
+        <w:spacing w:after="0" w:line="240" w:lineRule="auto"/>
+        <w:rPr>
+          <w:rFonts w:ascii="Arial Narrow" w:hAnsi="Arial Narrow"/>
+          <w:sz w:val="24"/>
+          <w:szCs w:val="24"/>
+        </w:rPr>
+      </w:pPr>
+      <w:r>
+        <w:rPr>
+          <w:rFonts w:ascii="Arial Narrow" w:hAnsi="Arial Narrow"/>
+          <w:sz w:val="24"/>
+          <w:szCs w:val="24"/>
+        </w:rPr>
+        <w:t xml:space="preserve">  </w:t>
+      </w:r>
+      <w:proofErr w:type="gramStart"/>
+      <w:r>
+        <w:rPr>
+          <w:rFonts w:ascii="Arial Narrow" w:hAnsi="Arial Narrow"/>
+          <w:sz w:val="24"/>
+          <w:szCs w:val="24"/>
+        </w:rPr>
+        <w:t>operator(</w:t>
+      </w:r>
+      <w:proofErr w:type="gramEnd"/>
+      <w:r>
+        <w:rPr>
+          <w:rFonts w:ascii="Arial Narrow" w:hAnsi="Arial Narrow"/>
+          <w:sz w:val="24"/>
+          <w:szCs w:val="24"/>
+        </w:rPr>
+        <w:t>);</w:t>
       </w:r>
     </w:p>
     <w:p>
@@ -8353,6 +9357,7 @@
         <w:t>(</w:t>
       </w:r>
       <w:proofErr w:type="spellStart"/>
+      <w:proofErr w:type="gramStart"/>
       <w:r>
         <w:rPr>
           <w:rFonts w:ascii="Arial Narrow" w:hAnsi="Arial Narrow"/>
@@ -8370,6 +9375,7 @@
         </w:rPr>
         <w:t>){</w:t>
       </w:r>
+      <w:proofErr w:type="gramEnd"/>
     </w:p>
     <w:p>
       <w:pPr>
@@ -8450,8 +9456,18 @@
           <w:sz w:val="24"/>
           <w:szCs w:val="24"/>
         </w:rPr>
-        <w:t>function run(){</w:t>
-      </w:r>
+        <w:t xml:space="preserve">function </w:t>
+      </w:r>
+      <w:proofErr w:type="gramStart"/>
+      <w:r>
+        <w:rPr>
+          <w:rFonts w:ascii="Arial Narrow" w:hAnsi="Arial Narrow"/>
+          <w:sz w:val="24"/>
+          <w:szCs w:val="24"/>
+        </w:rPr>
+        <w:t>run(){</w:t>
+      </w:r>
+      <w:proofErr w:type="gramEnd"/>
     </w:p>
     <w:p>
       <w:pPr>
@@ -8507,6 +9523,7 @@
         <w:t xml:space="preserve">  </w:t>
       </w:r>
       <w:proofErr w:type="spellStart"/>
+      <w:proofErr w:type="gramStart"/>
       <w:r>
         <w:rPr>
           <w:rFonts w:ascii="Arial Narrow" w:hAnsi="Arial Narrow"/>
@@ -8522,7 +9539,16 @@
           <w:sz w:val="24"/>
           <w:szCs w:val="24"/>
         </w:rPr>
-        <w:t>(3,4);</w:t>
+        <w:t>(</w:t>
+      </w:r>
+      <w:proofErr w:type="gramEnd"/>
+      <w:r>
+        <w:rPr>
+          <w:rFonts w:ascii="Arial Narrow" w:hAnsi="Arial Narrow"/>
+          <w:sz w:val="24"/>
+          <w:szCs w:val="24"/>
+        </w:rPr>
+        <w:t>3,4);</w:t>
       </w:r>
     </w:p>
     <w:p>
@@ -8576,7 +9602,25 @@
           <w:sz w:val="24"/>
           <w:szCs w:val="24"/>
         </w:rPr>
-        <w:t>  // operator();</w:t>
+        <w:t xml:space="preserve">  // </w:t>
+      </w:r>
+      <w:proofErr w:type="gramStart"/>
+      <w:r>
+        <w:rPr>
+          <w:rFonts w:ascii="Arial Narrow" w:hAnsi="Arial Narrow"/>
+          <w:sz w:val="24"/>
+          <w:szCs w:val="24"/>
+        </w:rPr>
+        <w:t>operator(</w:t>
+      </w:r>
+      <w:proofErr w:type="gramEnd"/>
+      <w:r>
+        <w:rPr>
+          <w:rFonts w:ascii="Arial Narrow" w:hAnsi="Arial Narrow"/>
+          <w:sz w:val="24"/>
+          <w:szCs w:val="24"/>
+        </w:rPr>
+        <w:t>);</w:t>
       </w:r>
     </w:p>
     <w:p>
@@ -8725,13 +9769,50 @@
         <w:t>(</w:t>
       </w:r>
       <w:proofErr w:type="spellStart"/>
-      <w:r>
-        <w:rPr>
-          <w:rFonts w:ascii="Arial Narrow" w:hAnsi="Arial Narrow"/>
-          <w:sz w:val="24"/>
-          <w:szCs w:val="24"/>
-        </w:rPr>
-        <w:t>x,y,z,o,n,m</w:t>
+      <w:proofErr w:type="gramStart"/>
+      <w:r>
+        <w:rPr>
+          <w:rFonts w:ascii="Arial Narrow" w:hAnsi="Arial Narrow"/>
+          <w:sz w:val="24"/>
+          <w:szCs w:val="24"/>
+        </w:rPr>
+        <w:t>x,y</w:t>
+      </w:r>
+      <w:proofErr w:type="gramEnd"/>
+      <w:r>
+        <w:rPr>
+          <w:rFonts w:ascii="Arial Narrow" w:hAnsi="Arial Narrow"/>
+          <w:sz w:val="24"/>
+          <w:szCs w:val="24"/>
+        </w:rPr>
+        <w:t>,</w:t>
+      </w:r>
+      <w:proofErr w:type="gramStart"/>
+      <w:r>
+        <w:rPr>
+          <w:rFonts w:ascii="Arial Narrow" w:hAnsi="Arial Narrow"/>
+          <w:sz w:val="24"/>
+          <w:szCs w:val="24"/>
+        </w:rPr>
+        <w:t>z,o</w:t>
+      </w:r>
+      <w:proofErr w:type="gramEnd"/>
+      <w:r>
+        <w:rPr>
+          <w:rFonts w:ascii="Arial Narrow" w:hAnsi="Arial Narrow"/>
+          <w:sz w:val="24"/>
+          <w:szCs w:val="24"/>
+        </w:rPr>
+        <w:t>,</w:t>
+      </w:r>
+      <w:proofErr w:type="gramStart"/>
+      <w:r>
+        <w:rPr>
+          <w:rFonts w:ascii="Arial Narrow" w:hAnsi="Arial Narrow"/>
+          <w:sz w:val="24"/>
+          <w:szCs w:val="24"/>
+        </w:rPr>
+        <w:t>n,m</w:t>
       </w:r>
       <w:proofErr w:type="spellEnd"/>
       <w:r>
@@ -8742,6 +9823,7 @@
         </w:rPr>
         <w:t>){</w:t>
       </w:r>
+      <w:proofErr w:type="gramEnd"/>
     </w:p>
     <w:p>
       <w:pPr>
@@ -8879,6 +9961,7 @@
         <w:t xml:space="preserve">function </w:t>
       </w:r>
       <w:proofErr w:type="spellStart"/>
+      <w:proofErr w:type="gramStart"/>
       <w:r>
         <w:rPr>
           <w:rFonts w:ascii="Arial Narrow" w:hAnsi="Arial Narrow"/>
@@ -8896,6 +9979,7 @@
         </w:rPr>
         <w:t>(){</w:t>
       </w:r>
+      <w:proofErr w:type="gramEnd"/>
     </w:p>
     <w:p>
       <w:pPr>
@@ -9012,8 +10096,18 @@
           <w:sz w:val="24"/>
           <w:szCs w:val="24"/>
         </w:rPr>
-        <w:t>&lt;a){</w:t>
-      </w:r>
+        <w:t>&lt;a</w:t>
+      </w:r>
+      <w:proofErr w:type="gramStart"/>
+      <w:r>
+        <w:rPr>
+          <w:rFonts w:ascii="Arial Narrow" w:hAnsi="Arial Narrow"/>
+          <w:sz w:val="24"/>
+          <w:szCs w:val="24"/>
+        </w:rPr>
+        <w:t>){</w:t>
+      </w:r>
+      <w:proofErr w:type="gramEnd"/>
     </w:p>
     <w:p>
       <w:pPr>
@@ -9048,27 +10142,73 @@
           <w:sz w:val="24"/>
           <w:szCs w:val="24"/>
         </w:rPr>
-        <w:t>    Logger.log("Hasil kali q: "+q);</w:t>
-      </w:r>
-    </w:p>
-    <w:p>
-      <w:pPr>
-        <w:spacing w:after="0" w:line="240" w:lineRule="auto"/>
-        <w:rPr>
-          <w:rFonts w:ascii="Arial Narrow" w:hAnsi="Arial Narrow"/>
-          <w:sz w:val="24"/>
-          <w:szCs w:val="24"/>
-        </w:rPr>
-      </w:pPr>
-      <w:r>
-        <w:rPr>
-          <w:rFonts w:ascii="Arial Narrow" w:hAnsi="Arial Narrow"/>
-          <w:sz w:val="24"/>
-          <w:szCs w:val="24"/>
-        </w:rPr>
-        <w:t>  }else if(</w:t>
-      </w:r>
-      <w:proofErr w:type="spellStart"/>
+        <w:t xml:space="preserve">    </w:t>
+      </w:r>
+      <w:proofErr w:type="gramStart"/>
+      <w:r>
+        <w:rPr>
+          <w:rFonts w:ascii="Arial Narrow" w:hAnsi="Arial Narrow"/>
+          <w:sz w:val="24"/>
+          <w:szCs w:val="24"/>
+        </w:rPr>
+        <w:t>Logger.log(</w:t>
+      </w:r>
+      <w:proofErr w:type="gramEnd"/>
+      <w:r>
+        <w:rPr>
+          <w:rFonts w:ascii="Arial Narrow" w:hAnsi="Arial Narrow"/>
+          <w:sz w:val="24"/>
+          <w:szCs w:val="24"/>
+        </w:rPr>
+        <w:t>"Hasil kali q: "+q);</w:t>
+      </w:r>
+    </w:p>
+    <w:p>
+      <w:pPr>
+        <w:spacing w:after="0" w:line="240" w:lineRule="auto"/>
+        <w:rPr>
+          <w:rFonts w:ascii="Arial Narrow" w:hAnsi="Arial Narrow"/>
+          <w:sz w:val="24"/>
+          <w:szCs w:val="24"/>
+        </w:rPr>
+      </w:pPr>
+      <w:r>
+        <w:rPr>
+          <w:rFonts w:ascii="Arial Narrow" w:hAnsi="Arial Narrow"/>
+          <w:sz w:val="24"/>
+          <w:szCs w:val="24"/>
+        </w:rPr>
+        <w:t xml:space="preserve">  </w:t>
+      </w:r>
+      <w:proofErr w:type="gramStart"/>
+      <w:r>
+        <w:rPr>
+          <w:rFonts w:ascii="Arial Narrow" w:hAnsi="Arial Narrow"/>
+          <w:sz w:val="24"/>
+          <w:szCs w:val="24"/>
+        </w:rPr>
+        <w:t>}else</w:t>
+      </w:r>
+      <w:proofErr w:type="gramEnd"/>
+      <w:r>
+        <w:rPr>
+          <w:rFonts w:ascii="Arial Narrow" w:hAnsi="Arial Narrow"/>
+          <w:sz w:val="24"/>
+          <w:szCs w:val="24"/>
+        </w:rPr>
+        <w:t xml:space="preserve"> </w:t>
+      </w:r>
+      <w:proofErr w:type="gramStart"/>
+      <w:r>
+        <w:rPr>
+          <w:rFonts w:ascii="Arial Narrow" w:hAnsi="Arial Narrow"/>
+          <w:sz w:val="24"/>
+          <w:szCs w:val="24"/>
+        </w:rPr>
+        <w:t>if(</w:t>
+      </w:r>
+      <w:proofErr w:type="spellStart"/>
+      <w:proofErr w:type="gramEnd"/>
       <w:r>
         <w:rPr>
           <w:rFonts w:ascii="Arial Narrow" w:hAnsi="Arial Narrow"/>
@@ -9084,8 +10224,18 @@
           <w:sz w:val="24"/>
           <w:szCs w:val="24"/>
         </w:rPr>
-        <w:t xml:space="preserve"> == a){</w:t>
-      </w:r>
+        <w:t xml:space="preserve"> == </w:t>
+      </w:r>
+      <w:proofErr w:type="gramStart"/>
+      <w:r>
+        <w:rPr>
+          <w:rFonts w:ascii="Arial Narrow" w:hAnsi="Arial Narrow"/>
+          <w:sz w:val="24"/>
+          <w:szCs w:val="24"/>
+        </w:rPr>
+        <w:t>a){</w:t>
+      </w:r>
+      <w:proofErr w:type="gramEnd"/>
     </w:p>
     <w:p>
       <w:pPr>
@@ -9157,7 +10307,25 @@
           <w:sz w:val="24"/>
           <w:szCs w:val="24"/>
         </w:rPr>
-        <w:t>  }else{</w:t>
+        <w:t xml:space="preserve">  </w:t>
+      </w:r>
+      <w:proofErr w:type="gramStart"/>
+      <w:r>
+        <w:rPr>
+          <w:rFonts w:ascii="Arial Narrow" w:hAnsi="Arial Narrow"/>
+          <w:sz w:val="24"/>
+          <w:szCs w:val="24"/>
+        </w:rPr>
+        <w:t>}else</w:t>
+      </w:r>
+      <w:proofErr w:type="gramEnd"/>
+      <w:r>
+        <w:rPr>
+          <w:rFonts w:ascii="Arial Narrow" w:hAnsi="Arial Narrow"/>
+          <w:sz w:val="24"/>
+          <w:szCs w:val="24"/>
+        </w:rPr>
+        <w:t>{</w:t>
       </w:r>
     </w:p>
     <w:p>
@@ -9193,7 +10361,25 @@
           <w:sz w:val="24"/>
           <w:szCs w:val="24"/>
         </w:rPr>
-        <w:t>    Logger.log('</w:t>
+        <w:t xml:space="preserve">    </w:t>
+      </w:r>
+      <w:proofErr w:type="gramStart"/>
+      <w:r>
+        <w:rPr>
+          <w:rFonts w:ascii="Arial Narrow" w:hAnsi="Arial Narrow"/>
+          <w:sz w:val="24"/>
+          <w:szCs w:val="24"/>
+        </w:rPr>
+        <w:t>Logger.log(</w:t>
+      </w:r>
+      <w:proofErr w:type="gramEnd"/>
+      <w:r>
+        <w:rPr>
+          <w:rFonts w:ascii="Arial Narrow" w:hAnsi="Arial Narrow"/>
+          <w:sz w:val="24"/>
+          <w:szCs w:val="24"/>
+        </w:rPr>
+        <w:t>'</w:t>
       </w:r>
       <w:proofErr w:type="spellStart"/>
       <w:r>
@@ -9211,7 +10397,25 @@
           <w:sz w:val="24"/>
           <w:szCs w:val="24"/>
         </w:rPr>
-        <w:t xml:space="preserve"> g : '+g);</w:t>
+        <w:t xml:space="preserve"> </w:t>
+      </w:r>
+      <w:proofErr w:type="gramStart"/>
+      <w:r>
+        <w:rPr>
+          <w:rFonts w:ascii="Arial Narrow" w:hAnsi="Arial Narrow"/>
+          <w:sz w:val="24"/>
+          <w:szCs w:val="24"/>
+        </w:rPr>
+        <w:t>g :</w:t>
+      </w:r>
+      <w:proofErr w:type="gramEnd"/>
+      <w:r>
+        <w:rPr>
+          <w:rFonts w:ascii="Arial Narrow" w:hAnsi="Arial Narrow"/>
+          <w:sz w:val="24"/>
+          <w:szCs w:val="24"/>
+        </w:rPr>
+        <w:t xml:space="preserve"> '+g);</w:t>
       </w:r>
     </w:p>
     <w:p>
@@ -9250,15 +10454,35 @@
         <w:t>(</w:t>
       </w:r>
       <w:proofErr w:type="spellStart"/>
-      <w:r>
-        <w:rPr>
-          <w:rFonts w:ascii="Arial Narrow" w:hAnsi="Arial Narrow"/>
-          <w:sz w:val="24"/>
-          <w:szCs w:val="24"/>
-        </w:rPr>
-        <w:t>i,a,b,b</w:t>
-      </w:r>
-      <w:proofErr w:type="spellEnd"/>
+      <w:proofErr w:type="gramStart"/>
+      <w:r>
+        <w:rPr>
+          <w:rFonts w:ascii="Arial Narrow" w:hAnsi="Arial Narrow"/>
+          <w:sz w:val="24"/>
+          <w:szCs w:val="24"/>
+        </w:rPr>
+        <w:t>i,a</w:t>
+      </w:r>
+      <w:proofErr w:type="gramEnd"/>
+      <w:r>
+        <w:rPr>
+          <w:rFonts w:ascii="Arial Narrow" w:hAnsi="Arial Narrow"/>
+          <w:sz w:val="24"/>
+          <w:szCs w:val="24"/>
+        </w:rPr>
+        <w:t>,</w:t>
+      </w:r>
+      <w:proofErr w:type="gramStart"/>
+      <w:r>
+        <w:rPr>
+          <w:rFonts w:ascii="Arial Narrow" w:hAnsi="Arial Narrow"/>
+          <w:sz w:val="24"/>
+          <w:szCs w:val="24"/>
+        </w:rPr>
+        <w:t>b,b</w:t>
+      </w:r>
+      <w:proofErr w:type="spellEnd"/>
+      <w:proofErr w:type="gramEnd"/>
       <w:r>
         <w:rPr>
           <w:rFonts w:ascii="Arial Narrow" w:hAnsi="Arial Narrow"/>
@@ -9422,6 +10646,7 @@
         <w:t xml:space="preserve">function </w:t>
       </w:r>
       <w:proofErr w:type="spellStart"/>
+      <w:proofErr w:type="gramStart"/>
       <w:r>
         <w:rPr>
           <w:rFonts w:ascii="Arial Narrow" w:hAnsi="Arial Narrow"/>
@@ -9439,6 +10664,7 @@
         </w:rPr>
         <w:t>(){</w:t>
       </w:r>
+      <w:proofErr w:type="gramEnd"/>
     </w:p>
     <w:p>
       <w:pPr>
@@ -9573,25 +10799,53 @@
           <w:sz w:val="24"/>
           <w:szCs w:val="24"/>
         </w:rPr>
-        <w:t>++){</w:t>
-      </w:r>
-    </w:p>
-    <w:p>
-      <w:pPr>
-        <w:spacing w:after="0" w:line="240" w:lineRule="auto"/>
-        <w:rPr>
-          <w:rFonts w:ascii="Arial Narrow" w:hAnsi="Arial Narrow"/>
-          <w:sz w:val="24"/>
-          <w:szCs w:val="24"/>
-        </w:rPr>
-      </w:pPr>
-      <w:r>
-        <w:rPr>
-          <w:rFonts w:ascii="Arial Narrow" w:hAnsi="Arial Narrow"/>
-          <w:sz w:val="24"/>
-          <w:szCs w:val="24"/>
-        </w:rPr>
-        <w:t xml:space="preserve">    Logger.log('Ini </w:t>
+        <w:t>+</w:t>
+      </w:r>
+      <w:proofErr w:type="gramStart"/>
+      <w:r>
+        <w:rPr>
+          <w:rFonts w:ascii="Arial Narrow" w:hAnsi="Arial Narrow"/>
+          <w:sz w:val="24"/>
+          <w:szCs w:val="24"/>
+        </w:rPr>
+        <w:t>+){</w:t>
+      </w:r>
+      <w:proofErr w:type="gramEnd"/>
+    </w:p>
+    <w:p>
+      <w:pPr>
+        <w:spacing w:after="0" w:line="240" w:lineRule="auto"/>
+        <w:rPr>
+          <w:rFonts w:ascii="Arial Narrow" w:hAnsi="Arial Narrow"/>
+          <w:sz w:val="24"/>
+          <w:szCs w:val="24"/>
+        </w:rPr>
+      </w:pPr>
+      <w:r>
+        <w:rPr>
+          <w:rFonts w:ascii="Arial Narrow" w:hAnsi="Arial Narrow"/>
+          <w:sz w:val="24"/>
+          <w:szCs w:val="24"/>
+        </w:rPr>
+        <w:t xml:space="preserve">    </w:t>
+      </w:r>
+      <w:proofErr w:type="gramStart"/>
+      <w:r>
+        <w:rPr>
+          <w:rFonts w:ascii="Arial Narrow" w:hAnsi="Arial Narrow"/>
+          <w:sz w:val="24"/>
+          <w:szCs w:val="24"/>
+        </w:rPr>
+        <w:t>Logger.log(</w:t>
+      </w:r>
+      <w:proofErr w:type="gramEnd"/>
+      <w:r>
+        <w:rPr>
+          <w:rFonts w:ascii="Arial Narrow" w:hAnsi="Arial Narrow"/>
+          <w:sz w:val="24"/>
+          <w:szCs w:val="24"/>
+        </w:rPr>
+        <w:t xml:space="preserve">'Ini </w:t>
       </w:r>
       <w:proofErr w:type="spellStart"/>
       <w:r>
@@ -11062,43 +12316,89 @@
           <w:sz w:val="24"/>
           <w:szCs w:val="24"/>
         </w:rPr>
-        <w:t>function pengulangan2(){</w:t>
-      </w:r>
-    </w:p>
-    <w:p>
-      <w:pPr>
-        <w:spacing w:after="0" w:line="240" w:lineRule="auto"/>
-        <w:rPr>
-          <w:rFonts w:ascii="Arial Narrow" w:hAnsi="Arial Narrow"/>
-          <w:sz w:val="24"/>
-          <w:szCs w:val="24"/>
-        </w:rPr>
-      </w:pPr>
-      <w:r>
-        <w:rPr>
-          <w:rFonts w:ascii="Arial Narrow" w:hAnsi="Arial Narrow"/>
-          <w:sz w:val="24"/>
-          <w:szCs w:val="24"/>
-        </w:rPr>
-        <w:t>  var t = new Date();</w:t>
-      </w:r>
-    </w:p>
-    <w:p>
-      <w:pPr>
-        <w:spacing w:after="0" w:line="240" w:lineRule="auto"/>
-        <w:rPr>
-          <w:rFonts w:ascii="Arial Narrow" w:hAnsi="Arial Narrow"/>
-          <w:sz w:val="24"/>
-          <w:szCs w:val="24"/>
-        </w:rPr>
-      </w:pPr>
-      <w:r>
-        <w:rPr>
-          <w:rFonts w:ascii="Arial Narrow" w:hAnsi="Arial Narrow"/>
-          <w:sz w:val="24"/>
-          <w:szCs w:val="24"/>
-        </w:rPr>
-        <w:t>  Logger.log('Ini t: '+t);</w:t>
+        <w:t>function pengulangan2</w:t>
+      </w:r>
+      <w:proofErr w:type="gramStart"/>
+      <w:r>
+        <w:rPr>
+          <w:rFonts w:ascii="Arial Narrow" w:hAnsi="Arial Narrow"/>
+          <w:sz w:val="24"/>
+          <w:szCs w:val="24"/>
+        </w:rPr>
+        <w:t>(){</w:t>
+      </w:r>
+      <w:proofErr w:type="gramEnd"/>
+    </w:p>
+    <w:p>
+      <w:pPr>
+        <w:spacing w:after="0" w:line="240" w:lineRule="auto"/>
+        <w:rPr>
+          <w:rFonts w:ascii="Arial Narrow" w:hAnsi="Arial Narrow"/>
+          <w:sz w:val="24"/>
+          <w:szCs w:val="24"/>
+        </w:rPr>
+      </w:pPr>
+      <w:r>
+        <w:rPr>
+          <w:rFonts w:ascii="Arial Narrow" w:hAnsi="Arial Narrow"/>
+          <w:sz w:val="24"/>
+          <w:szCs w:val="24"/>
+        </w:rPr>
+        <w:t xml:space="preserve">  var t = new </w:t>
+      </w:r>
+      <w:proofErr w:type="gramStart"/>
+      <w:r>
+        <w:rPr>
+          <w:rFonts w:ascii="Arial Narrow" w:hAnsi="Arial Narrow"/>
+          <w:sz w:val="24"/>
+          <w:szCs w:val="24"/>
+        </w:rPr>
+        <w:t>Date(</w:t>
+      </w:r>
+      <w:proofErr w:type="gramEnd"/>
+      <w:r>
+        <w:rPr>
+          <w:rFonts w:ascii="Arial Narrow" w:hAnsi="Arial Narrow"/>
+          <w:sz w:val="24"/>
+          <w:szCs w:val="24"/>
+        </w:rPr>
+        <w:t>);</w:t>
+      </w:r>
+    </w:p>
+    <w:p>
+      <w:pPr>
+        <w:spacing w:after="0" w:line="240" w:lineRule="auto"/>
+        <w:rPr>
+          <w:rFonts w:ascii="Arial Narrow" w:hAnsi="Arial Narrow"/>
+          <w:sz w:val="24"/>
+          <w:szCs w:val="24"/>
+        </w:rPr>
+      </w:pPr>
+      <w:r>
+        <w:rPr>
+          <w:rFonts w:ascii="Arial Narrow" w:hAnsi="Arial Narrow"/>
+          <w:sz w:val="24"/>
+          <w:szCs w:val="24"/>
+        </w:rPr>
+        <w:t xml:space="preserve">  </w:t>
+      </w:r>
+      <w:proofErr w:type="gramStart"/>
+      <w:r>
+        <w:rPr>
+          <w:rFonts w:ascii="Arial Narrow" w:hAnsi="Arial Narrow"/>
+          <w:sz w:val="24"/>
+          <w:szCs w:val="24"/>
+        </w:rPr>
+        <w:t>Logger.log(</w:t>
+      </w:r>
+      <w:proofErr w:type="gramEnd"/>
+      <w:r>
+        <w:rPr>
+          <w:rFonts w:ascii="Arial Narrow" w:hAnsi="Arial Narrow"/>
+          <w:sz w:val="24"/>
+          <w:szCs w:val="24"/>
+        </w:rPr>
+        <w:t>'Ini t: '+t);</w:t>
       </w:r>
     </w:p>
     <w:p>
@@ -11147,6 +12447,7 @@
         <w:t xml:space="preserve"> = new Date(</w:t>
       </w:r>
       <w:proofErr w:type="spellStart"/>
+      <w:proofErr w:type="gramStart"/>
       <w:r>
         <w:rPr>
           <w:rFonts w:ascii="Arial Narrow" w:hAnsi="Arial Narrow"/>
@@ -11156,6 +12457,7 @@
         <w:t>t.getFullYear</w:t>
       </w:r>
       <w:proofErr w:type="spellEnd"/>
+      <w:proofErr w:type="gramEnd"/>
       <w:r>
         <w:rPr>
           <w:rFonts w:ascii="Arial Narrow" w:hAnsi="Arial Narrow"/>
@@ -11165,6 +12467,7 @@
         <w:t xml:space="preserve">(), </w:t>
       </w:r>
       <w:proofErr w:type="spellStart"/>
+      <w:proofErr w:type="gramStart"/>
       <w:r>
         <w:rPr>
           <w:rFonts w:ascii="Arial Narrow" w:hAnsi="Arial Narrow"/>
@@ -11174,6 +12477,7 @@
         <w:t>t.getMonth</w:t>
       </w:r>
       <w:proofErr w:type="spellEnd"/>
+      <w:proofErr w:type="gramEnd"/>
       <w:r>
         <w:rPr>
           <w:rFonts w:ascii="Arial Narrow" w:hAnsi="Arial Narrow"/>
@@ -11183,6 +12487,7 @@
         <w:t xml:space="preserve">(), </w:t>
       </w:r>
       <w:proofErr w:type="spellStart"/>
+      <w:proofErr w:type="gramStart"/>
       <w:r>
         <w:rPr>
           <w:rFonts w:ascii="Arial Narrow" w:hAnsi="Arial Narrow"/>
@@ -11192,6 +12497,7 @@
         <w:t>t.getDate</w:t>
       </w:r>
       <w:proofErr w:type="spellEnd"/>
+      <w:proofErr w:type="gramEnd"/>
       <w:r>
         <w:rPr>
           <w:rFonts w:ascii="Arial Narrow" w:hAnsi="Arial Narrow"/>
@@ -11201,6 +12507,7 @@
         <w:t xml:space="preserve">(), </w:t>
       </w:r>
       <w:proofErr w:type="spellStart"/>
+      <w:proofErr w:type="gramStart"/>
       <w:r>
         <w:rPr>
           <w:rFonts w:ascii="Arial Narrow" w:hAnsi="Arial Narrow"/>
@@ -11210,6 +12517,7 @@
         <w:t>t.getHours</w:t>
       </w:r>
       <w:proofErr w:type="spellEnd"/>
+      <w:proofErr w:type="gramEnd"/>
       <w:r>
         <w:rPr>
           <w:rFonts w:ascii="Arial Narrow" w:hAnsi="Arial Narrow"/>
@@ -11219,6 +12527,7 @@
         <w:t xml:space="preserve">(), </w:t>
       </w:r>
       <w:proofErr w:type="spellStart"/>
+      <w:proofErr w:type="gramStart"/>
       <w:r>
         <w:rPr>
           <w:rFonts w:ascii="Arial Narrow" w:hAnsi="Arial Narrow"/>
@@ -11228,6 +12537,7 @@
         <w:t>t.getMinutes</w:t>
       </w:r>
       <w:proofErr w:type="spellEnd"/>
+      <w:proofErr w:type="gramEnd"/>
       <w:r>
         <w:rPr>
           <w:rFonts w:ascii="Arial Narrow" w:hAnsi="Arial Narrow"/>
@@ -11237,6 +12547,7 @@
         <w:t xml:space="preserve">(), </w:t>
       </w:r>
       <w:proofErr w:type="spellStart"/>
+      <w:proofErr w:type="gramStart"/>
       <w:r>
         <w:rPr>
           <w:rFonts w:ascii="Arial Narrow" w:hAnsi="Arial Narrow"/>
@@ -11252,25 +12563,52 @@
           <w:sz w:val="24"/>
           <w:szCs w:val="24"/>
         </w:rPr>
-        <w:t>()+10);</w:t>
-      </w:r>
-    </w:p>
-    <w:p>
-      <w:pPr>
-        <w:spacing w:after="0" w:line="240" w:lineRule="auto"/>
-        <w:rPr>
-          <w:rFonts w:ascii="Arial Narrow" w:hAnsi="Arial Narrow"/>
-          <w:sz w:val="24"/>
-          <w:szCs w:val="24"/>
-        </w:rPr>
-      </w:pPr>
-      <w:r>
-        <w:rPr>
-          <w:rFonts w:ascii="Arial Narrow" w:hAnsi="Arial Narrow"/>
-          <w:sz w:val="24"/>
-          <w:szCs w:val="24"/>
-        </w:rPr>
-        <w:t xml:space="preserve">  Logger.log('Ini </w:t>
+        <w:t>()+</w:t>
+      </w:r>
+      <w:proofErr w:type="gramEnd"/>
+      <w:r>
+        <w:rPr>
+          <w:rFonts w:ascii="Arial Narrow" w:hAnsi="Arial Narrow"/>
+          <w:sz w:val="24"/>
+          <w:szCs w:val="24"/>
+        </w:rPr>
+        <w:t>10);</w:t>
+      </w:r>
+    </w:p>
+    <w:p>
+      <w:pPr>
+        <w:spacing w:after="0" w:line="240" w:lineRule="auto"/>
+        <w:rPr>
+          <w:rFonts w:ascii="Arial Narrow" w:hAnsi="Arial Narrow"/>
+          <w:sz w:val="24"/>
+          <w:szCs w:val="24"/>
+        </w:rPr>
+      </w:pPr>
+      <w:r>
+        <w:rPr>
+          <w:rFonts w:ascii="Arial Narrow" w:hAnsi="Arial Narrow"/>
+          <w:sz w:val="24"/>
+          <w:szCs w:val="24"/>
+        </w:rPr>
+        <w:t xml:space="preserve">  </w:t>
+      </w:r>
+      <w:proofErr w:type="gramStart"/>
+      <w:r>
+        <w:rPr>
+          <w:rFonts w:ascii="Arial Narrow" w:hAnsi="Arial Narrow"/>
+          <w:sz w:val="24"/>
+          <w:szCs w:val="24"/>
+        </w:rPr>
+        <w:t>Logger.log(</w:t>
+      </w:r>
+      <w:proofErr w:type="gramEnd"/>
+      <w:r>
+        <w:rPr>
+          <w:rFonts w:ascii="Arial Narrow" w:hAnsi="Arial Narrow"/>
+          <w:sz w:val="24"/>
+          <w:szCs w:val="24"/>
+        </w:rPr>
+        <w:t xml:space="preserve">'Ini </w:t>
       </w:r>
       <w:proofErr w:type="spellStart"/>
       <w:r>
@@ -11370,9 +12708,46 @@
           <w:sz w:val="24"/>
           <w:szCs w:val="24"/>
         </w:rPr>
-        <w:t xml:space="preserve">  while(new Date() &lt;= </w:t>
-      </w:r>
-      <w:proofErr w:type="spellStart"/>
+        <w:t xml:space="preserve">  </w:t>
+      </w:r>
+      <w:proofErr w:type="gramStart"/>
+      <w:r>
+        <w:rPr>
+          <w:rFonts w:ascii="Arial Narrow" w:hAnsi="Arial Narrow"/>
+          <w:sz w:val="24"/>
+          <w:szCs w:val="24"/>
+        </w:rPr>
+        <w:t>while(</w:t>
+      </w:r>
+      <w:proofErr w:type="gramEnd"/>
+      <w:r>
+        <w:rPr>
+          <w:rFonts w:ascii="Arial Narrow" w:hAnsi="Arial Narrow"/>
+          <w:sz w:val="24"/>
+          <w:szCs w:val="24"/>
+        </w:rPr>
+        <w:t xml:space="preserve">new </w:t>
+      </w:r>
+      <w:proofErr w:type="gramStart"/>
+      <w:r>
+        <w:rPr>
+          <w:rFonts w:ascii="Arial Narrow" w:hAnsi="Arial Narrow"/>
+          <w:sz w:val="24"/>
+          <w:szCs w:val="24"/>
+        </w:rPr>
+        <w:t>Date(</w:t>
+      </w:r>
+      <w:proofErr w:type="gramEnd"/>
+      <w:r>
+        <w:rPr>
+          <w:rFonts w:ascii="Arial Narrow" w:hAnsi="Arial Narrow"/>
+          <w:sz w:val="24"/>
+          <w:szCs w:val="24"/>
+        </w:rPr>
+        <w:t xml:space="preserve">) &lt;= </w:t>
+      </w:r>
+      <w:proofErr w:type="spellStart"/>
+      <w:proofErr w:type="gramStart"/>
       <w:r>
         <w:rPr>
           <w:rFonts w:ascii="Arial Narrow" w:hAnsi="Arial Narrow"/>
@@ -11390,23 +12765,42 @@
         </w:rPr>
         <w:t>){</w:t>
       </w:r>
-    </w:p>
-    <w:p>
-      <w:pPr>
-        <w:spacing w:after="0" w:line="240" w:lineRule="auto"/>
-        <w:rPr>
-          <w:rFonts w:ascii="Arial Narrow" w:hAnsi="Arial Narrow"/>
-          <w:sz w:val="24"/>
-          <w:szCs w:val="24"/>
-        </w:rPr>
-      </w:pPr>
-      <w:r>
-        <w:rPr>
-          <w:rFonts w:ascii="Arial Narrow" w:hAnsi="Arial Narrow"/>
-          <w:sz w:val="24"/>
-          <w:szCs w:val="24"/>
-        </w:rPr>
-        <w:t xml:space="preserve">    Logger.log('Ini </w:t>
+      <w:proofErr w:type="gramEnd"/>
+    </w:p>
+    <w:p>
+      <w:pPr>
+        <w:spacing w:after="0" w:line="240" w:lineRule="auto"/>
+        <w:rPr>
+          <w:rFonts w:ascii="Arial Narrow" w:hAnsi="Arial Narrow"/>
+          <w:sz w:val="24"/>
+          <w:szCs w:val="24"/>
+        </w:rPr>
+      </w:pPr>
+      <w:r>
+        <w:rPr>
+          <w:rFonts w:ascii="Arial Narrow" w:hAnsi="Arial Narrow"/>
+          <w:sz w:val="24"/>
+          <w:szCs w:val="24"/>
+        </w:rPr>
+        <w:t xml:space="preserve">    </w:t>
+      </w:r>
+      <w:proofErr w:type="gramStart"/>
+      <w:r>
+        <w:rPr>
+          <w:rFonts w:ascii="Arial Narrow" w:hAnsi="Arial Narrow"/>
+          <w:sz w:val="24"/>
+          <w:szCs w:val="24"/>
+        </w:rPr>
+        <w:t>Logger.log(</w:t>
+      </w:r>
+      <w:proofErr w:type="gramEnd"/>
+      <w:r>
+        <w:rPr>
+          <w:rFonts w:ascii="Arial Narrow" w:hAnsi="Arial Narrow"/>
+          <w:sz w:val="24"/>
+          <w:szCs w:val="24"/>
+        </w:rPr>
+        <w:t xml:space="preserve">'Ini </w:t>
       </w:r>
       <w:proofErr w:type="spellStart"/>
       <w:r>
@@ -12462,6 +13856,7 @@
         <w:t xml:space="preserve"> new row in the spreadsheet active with </w:t>
       </w:r>
       <w:proofErr w:type="spellStart"/>
+      <w:proofErr w:type="gramStart"/>
       <w:r>
         <w:rPr>
           <w:rFonts w:ascii="Arial Narrow" w:hAnsi="Arial Narrow"/>
@@ -12477,7 +13872,16 @@
           <w:sz w:val="24"/>
           <w:szCs w:val="24"/>
         </w:rPr>
-        <w:t>();</w:t>
+        <w:t>(</w:t>
+      </w:r>
+      <w:proofErr w:type="gramEnd"/>
+      <w:r>
+        <w:rPr>
+          <w:rFonts w:ascii="Arial Narrow" w:hAnsi="Arial Narrow"/>
+          <w:sz w:val="24"/>
+          <w:szCs w:val="24"/>
+        </w:rPr>
+        <w:t>);</w:t>
       </w:r>
     </w:p>
     <w:p>
@@ -12527,6 +13931,7 @@
         <w:t xml:space="preserve">function </w:t>
       </w:r>
       <w:proofErr w:type="spellStart"/>
+      <w:proofErr w:type="gramStart"/>
       <w:r>
         <w:rPr>
           <w:rFonts w:ascii="Arial Narrow" w:hAnsi="Arial Narrow"/>
@@ -12544,6 +13949,7 @@
         </w:rPr>
         <w:t>(){</w:t>
       </w:r>
+      <w:proofErr w:type="gramEnd"/>
     </w:p>
     <w:p>
       <w:pPr>
@@ -12623,9 +14029,19 @@
           <w:sz w:val="24"/>
           <w:szCs w:val="24"/>
         </w:rPr>
-        <w:t>id_sheet.getSheetByName</w:t>
-      </w:r>
-      <w:proofErr w:type="spellEnd"/>
+        <w:t>id_</w:t>
+      </w:r>
+      <w:proofErr w:type="gramStart"/>
+      <w:r>
+        <w:rPr>
+          <w:rFonts w:ascii="Arial Narrow" w:hAnsi="Arial Narrow"/>
+          <w:sz w:val="24"/>
+          <w:szCs w:val="24"/>
+        </w:rPr>
+        <w:t>sheet.getSheetByName</w:t>
+      </w:r>
+      <w:proofErr w:type="spellEnd"/>
+      <w:proofErr w:type="gramEnd"/>
       <w:r>
         <w:rPr>
           <w:rFonts w:ascii="Arial Narrow" w:hAnsi="Arial Narrow"/>
@@ -13059,6 +14475,7 @@
         <w:t xml:space="preserve">function </w:t>
       </w:r>
       <w:proofErr w:type="spellStart"/>
+      <w:proofErr w:type="gramStart"/>
       <w:r>
         <w:rPr>
           <w:rFonts w:ascii="Arial Narrow" w:hAnsi="Arial Narrow"/>
@@ -13076,6 +14493,7 @@
         </w:rPr>
         <w:t>(){</w:t>
       </w:r>
+      <w:proofErr w:type="gramEnd"/>
     </w:p>
     <w:p>
       <w:pPr>
@@ -13155,9 +14573,19 @@
           <w:sz w:val="24"/>
           <w:szCs w:val="24"/>
         </w:rPr>
-        <w:t>id_sheet.getSheetByName</w:t>
-      </w:r>
-      <w:proofErr w:type="spellEnd"/>
+        <w:t>id_</w:t>
+      </w:r>
+      <w:proofErr w:type="gramStart"/>
+      <w:r>
+        <w:rPr>
+          <w:rFonts w:ascii="Arial Narrow" w:hAnsi="Arial Narrow"/>
+          <w:sz w:val="24"/>
+          <w:szCs w:val="24"/>
+        </w:rPr>
+        <w:t>sheet.getSheetByName</w:t>
+      </w:r>
+      <w:proofErr w:type="spellEnd"/>
+      <w:proofErr w:type="gramEnd"/>
       <w:r>
         <w:rPr>
           <w:rFonts w:ascii="Arial Narrow" w:hAnsi="Arial Narrow"/>
@@ -13867,7 +15295,25 @@
           <w:sz w:val="24"/>
           <w:szCs w:val="24"/>
         </w:rPr>
-        <w:t xml:space="preserve"> file = DriveApp.getFileById('1qXf9MXUVKernL3miFIQKfqP6IgZTmV7D').getBlob();</w:t>
+        <w:t xml:space="preserve"> file = DriveApp.getFileById('1qXf9MXUVKernL3miFIQKfqP6IgZTmV7D'</w:t>
+      </w:r>
+      <w:proofErr w:type="gramStart"/>
+      <w:r>
+        <w:rPr>
+          <w:rFonts w:ascii="Arial Narrow" w:hAnsi="Arial Narrow"/>
+          <w:sz w:val="24"/>
+          <w:szCs w:val="24"/>
+        </w:rPr>
+        <w:t>).getBlob</w:t>
+      </w:r>
+      <w:proofErr w:type="gramEnd"/>
+      <w:r>
+        <w:rPr>
+          <w:rFonts w:ascii="Arial Narrow" w:hAnsi="Arial Narrow"/>
+          <w:sz w:val="24"/>
+          <w:szCs w:val="24"/>
+        </w:rPr>
+        <w:t>();</w:t>
       </w:r>
     </w:p>
     <w:p>
@@ -13888,6 +15334,7 @@
         <w:t xml:space="preserve">function </w:t>
       </w:r>
       <w:proofErr w:type="spellStart"/>
+      <w:proofErr w:type="gramStart"/>
       <w:r>
         <w:rPr>
           <w:rFonts w:ascii="Arial Narrow" w:hAnsi="Arial Narrow"/>
@@ -13905,6 +15352,7 @@
         </w:rPr>
         <w:t>(){</w:t>
       </w:r>
+      <w:proofErr w:type="gramEnd"/>
     </w:p>
     <w:p>
       <w:pPr>
@@ -14348,6 +15796,7 @@
         <w:t xml:space="preserve">function </w:t>
       </w:r>
       <w:proofErr w:type="spellStart"/>
+      <w:proofErr w:type="gramStart"/>
       <w:r>
         <w:rPr>
           <w:rFonts w:ascii="Arial Narrow" w:hAnsi="Arial Narrow"/>
@@ -14365,6 +15814,7 @@
         </w:rPr>
         <w:t>(){</w:t>
       </w:r>
+      <w:proofErr w:type="gramEnd"/>
     </w:p>
     <w:p>
       <w:pPr>
@@ -14517,7 +15967,25 @@
           <w:sz w:val="24"/>
           <w:szCs w:val="24"/>
         </w:rPr>
-        <w:t xml:space="preserve"> file = DriveApp.getFileById('1qXf9MXUVKernL3miFIQKfqP6IgZTmV7D').getBlob();</w:t>
+        <w:t xml:space="preserve"> file = DriveApp.getFileById('1qXf9MXUVKernL3miFIQKfqP6IgZTmV7D'</w:t>
+      </w:r>
+      <w:proofErr w:type="gramStart"/>
+      <w:r>
+        <w:rPr>
+          <w:rFonts w:ascii="Arial Narrow" w:hAnsi="Arial Narrow"/>
+          <w:sz w:val="24"/>
+          <w:szCs w:val="24"/>
+        </w:rPr>
+        <w:t>).getBlob</w:t>
+      </w:r>
+      <w:proofErr w:type="gramEnd"/>
+      <w:r>
+        <w:rPr>
+          <w:rFonts w:ascii="Arial Narrow" w:hAnsi="Arial Narrow"/>
+          <w:sz w:val="24"/>
+          <w:szCs w:val="24"/>
+        </w:rPr>
+        <w:t>();</w:t>
       </w:r>
     </w:p>
     <w:p>
@@ -14936,6 +16404,7 @@
         <w:t xml:space="preserve"> email </w:t>
       </w:r>
       <w:proofErr w:type="spellStart"/>
+      <w:proofErr w:type="gramStart"/>
       <w:r>
         <w:rPr>
           <w:rFonts w:ascii="Arial Narrow" w:hAnsi="Arial Narrow"/>
@@ -14963,6 +16432,7 @@
         <w:t>nApa</w:t>
       </w:r>
       <w:proofErr w:type="spellEnd"/>
+      <w:proofErr w:type="gramEnd"/>
       <w:r>
         <w:rPr>
           <w:rFonts w:ascii="Arial Narrow" w:hAnsi="Arial Narrow"/>
@@ -15622,7 +17092,25 @@
           <w:sz w:val="24"/>
           <w:szCs w:val="24"/>
         </w:rPr>
-        <w:t xml:space="preserve">was submitted, than in spread sheet fill in, in my </w:t>
+        <w:t xml:space="preserve">was submitted, </w:t>
+      </w:r>
+      <w:proofErr w:type="gramStart"/>
+      <w:r>
+        <w:rPr>
+          <w:rFonts w:ascii="Arial Narrow" w:hAnsi="Arial Narrow"/>
+          <w:sz w:val="24"/>
+          <w:szCs w:val="24"/>
+        </w:rPr>
+        <w:t>than</w:t>
+      </w:r>
+      <w:proofErr w:type="gramEnd"/>
+      <w:r>
+        <w:rPr>
+          <w:rFonts w:ascii="Arial Narrow" w:hAnsi="Arial Narrow"/>
+          <w:sz w:val="24"/>
+          <w:szCs w:val="24"/>
+        </w:rPr>
+        <w:t xml:space="preserve"> in spread sheet fill in, in my </w:t>
       </w:r>
       <w:proofErr w:type="spellStart"/>
       <w:r>
@@ -15761,6 +17249,7 @@
         <w:t xml:space="preserve">function </w:t>
       </w:r>
       <w:proofErr w:type="spellStart"/>
+      <w:proofErr w:type="gramStart"/>
       <w:r>
         <w:rPr>
           <w:rFonts w:ascii="Arial Narrow" w:hAnsi="Arial Narrow"/>
@@ -15778,6 +17267,7 @@
         </w:rPr>
         <w:t>(){</w:t>
       </w:r>
+      <w:proofErr w:type="gramEnd"/>
     </w:p>
     <w:p>
       <w:pPr>
@@ -15857,9 +17347,19 @@
           <w:sz w:val="24"/>
           <w:szCs w:val="24"/>
         </w:rPr>
-        <w:t>id_sheet.getSheetByName</w:t>
-      </w:r>
-      <w:proofErr w:type="spellEnd"/>
+        <w:t>id_</w:t>
+      </w:r>
+      <w:proofErr w:type="gramStart"/>
+      <w:r>
+        <w:rPr>
+          <w:rFonts w:ascii="Arial Narrow" w:hAnsi="Arial Narrow"/>
+          <w:sz w:val="24"/>
+          <w:szCs w:val="24"/>
+        </w:rPr>
+        <w:t>sheet.getSheetByName</w:t>
+      </w:r>
+      <w:proofErr w:type="spellEnd"/>
+      <w:proofErr w:type="gramEnd"/>
       <w:r>
         <w:rPr>
           <w:rFonts w:ascii="Arial Narrow" w:hAnsi="Arial Narrow"/>
@@ -15905,6 +17405,7 @@
         <w:t xml:space="preserve"> = </w:t>
       </w:r>
       <w:proofErr w:type="spellStart"/>
+      <w:proofErr w:type="gramStart"/>
       <w:r>
         <w:rPr>
           <w:rFonts w:ascii="Arial Narrow" w:hAnsi="Arial Narrow"/>
@@ -15914,6 +17415,7 @@
         <w:t>response.getLastRow</w:t>
       </w:r>
       <w:proofErr w:type="spellEnd"/>
+      <w:proofErr w:type="gramEnd"/>
       <w:r>
         <w:rPr>
           <w:rFonts w:ascii="Arial Narrow" w:hAnsi="Arial Narrow"/>
@@ -15951,6 +17453,7 @@
         <w:t xml:space="preserve">  var nama = </w:t>
       </w:r>
       <w:proofErr w:type="spellStart"/>
+      <w:proofErr w:type="gramStart"/>
       <w:r>
         <w:rPr>
           <w:rFonts w:ascii="Arial Narrow" w:hAnsi="Arial Narrow"/>
@@ -15960,6 +17463,7 @@
         <w:t>response.getRange</w:t>
       </w:r>
       <w:proofErr w:type="spellEnd"/>
+      <w:proofErr w:type="gramEnd"/>
       <w:r>
         <w:rPr>
           <w:rFonts w:ascii="Arial Narrow" w:hAnsi="Arial Narrow"/>
@@ -15978,6 +17482,7 @@
         <w:t>lr</w:t>
       </w:r>
       <w:proofErr w:type="spellEnd"/>
+      <w:proofErr w:type="gramStart"/>
       <w:r>
         <w:rPr>
           <w:rFonts w:ascii="Arial Narrow" w:hAnsi="Arial Narrow"/>
@@ -15996,6 +17501,7 @@
         <w:t>getValue</w:t>
       </w:r>
       <w:proofErr w:type="spellEnd"/>
+      <w:proofErr w:type="gramEnd"/>
       <w:r>
         <w:rPr>
           <w:rFonts w:ascii="Arial Narrow" w:hAnsi="Arial Narrow"/>
@@ -16023,6 +17529,7 @@
         <w:t xml:space="preserve">  var saran = </w:t>
       </w:r>
       <w:proofErr w:type="spellStart"/>
+      <w:proofErr w:type="gramStart"/>
       <w:r>
         <w:rPr>
           <w:rFonts w:ascii="Arial Narrow" w:hAnsi="Arial Narrow"/>
@@ -16032,6 +17539,7 @@
         <w:t>response.getRange</w:t>
       </w:r>
       <w:proofErr w:type="spellEnd"/>
+      <w:proofErr w:type="gramEnd"/>
       <w:r>
         <w:rPr>
           <w:rFonts w:ascii="Arial Narrow" w:hAnsi="Arial Narrow"/>
@@ -16050,6 +17558,7 @@
         <w:t>lr</w:t>
       </w:r>
       <w:proofErr w:type="spellEnd"/>
+      <w:proofErr w:type="gramStart"/>
       <w:r>
         <w:rPr>
           <w:rFonts w:ascii="Arial Narrow" w:hAnsi="Arial Narrow"/>
@@ -16068,6 +17577,7 @@
         <w:t>getValue</w:t>
       </w:r>
       <w:proofErr w:type="spellEnd"/>
+      <w:proofErr w:type="gramEnd"/>
       <w:r>
         <w:rPr>
           <w:rFonts w:ascii="Arial Narrow" w:hAnsi="Arial Narrow"/>
@@ -16195,6 +17705,7 @@
         <w:t xml:space="preserve"> yang </w:t>
       </w:r>
       <w:proofErr w:type="spellStart"/>
+      <w:proofErr w:type="gramStart"/>
       <w:r>
         <w:rPr>
           <w:rFonts w:ascii="Arial Narrow" w:hAnsi="Arial Narrow"/>
@@ -16204,6 +17715,7 @@
         <w:t>meniri,kan</w:t>
       </w:r>
       <w:proofErr w:type="spellEnd"/>
+      <w:proofErr w:type="gramEnd"/>
       <w:r>
         <w:rPr>
           <w:rFonts w:ascii="Arial Narrow" w:hAnsi="Arial Narrow"/>
@@ -16715,7 +18227,7 @@
           <w:noProof/>
         </w:rPr>
         <w:drawing>
-          <wp:inline distT="0" distB="0" distL="0" distR="0" wp14:anchorId="5C91850B" wp14:editId="06F8C4FA">
+          <wp:inline distT="0" distB="0" distL="0" distR="0" wp14:anchorId="5C91850B" wp14:editId="7FFA74B1">
             <wp:extent cx="5731510" cy="1356360"/>
             <wp:effectExtent l="0" t="0" r="2540" b="0"/>
             <wp:docPr id="234378350" name="Picture 3"/>
@@ -16858,6 +18370,940 @@
           <w:szCs w:val="24"/>
         </w:rPr>
       </w:pPr>
+      <w:r>
+        <w:rPr>
+          <w:rFonts w:ascii="Arial Narrow" w:hAnsi="Arial Narrow"/>
+          <w:sz w:val="24"/>
+          <w:szCs w:val="24"/>
+        </w:rPr>
+        <w:t>Case: when we have 2 table, the one table with the different last row each table are</w:t>
+      </w:r>
+    </w:p>
+    <w:p>
+      <w:pPr>
+        <w:spacing w:after="0" w:line="240" w:lineRule="auto"/>
+        <w:rPr>
+          <w:rFonts w:ascii="Arial Narrow" w:hAnsi="Arial Narrow"/>
+          <w:sz w:val="24"/>
+          <w:szCs w:val="24"/>
+        </w:rPr>
+      </w:pPr>
+    </w:p>
+    <w:p>
+      <w:pPr>
+        <w:spacing w:after="0" w:line="240" w:lineRule="auto"/>
+        <w:rPr>
+          <w:rFonts w:ascii="Arial Narrow" w:hAnsi="Arial Narrow"/>
+          <w:sz w:val="24"/>
+          <w:szCs w:val="24"/>
+        </w:rPr>
+      </w:pPr>
+      <w:r>
+        <w:rPr>
+          <w:rFonts w:ascii="Arial Narrow" w:hAnsi="Arial Narrow"/>
+          <w:sz w:val="24"/>
+          <w:szCs w:val="24"/>
+        </w:rPr>
+        <w:t xml:space="preserve">function </w:t>
+      </w:r>
+      <w:proofErr w:type="spellStart"/>
+      <w:r>
+        <w:rPr>
+          <w:rFonts w:ascii="Arial Narrow" w:hAnsi="Arial Narrow"/>
+          <w:sz w:val="24"/>
+          <w:szCs w:val="24"/>
+        </w:rPr>
+        <w:t>baris_</w:t>
+      </w:r>
+      <w:proofErr w:type="gramStart"/>
+      <w:r>
+        <w:rPr>
+          <w:rFonts w:ascii="Arial Narrow" w:hAnsi="Arial Narrow"/>
+          <w:sz w:val="24"/>
+          <w:szCs w:val="24"/>
+        </w:rPr>
+        <w:t>terahir</w:t>
+      </w:r>
+      <w:proofErr w:type="spellEnd"/>
+      <w:r>
+        <w:rPr>
+          <w:rFonts w:ascii="Arial Narrow" w:hAnsi="Arial Narrow"/>
+          <w:sz w:val="24"/>
+          <w:szCs w:val="24"/>
+        </w:rPr>
+        <w:t>(){</w:t>
+      </w:r>
+      <w:proofErr w:type="gramEnd"/>
+    </w:p>
+    <w:p>
+      <w:pPr>
+        <w:spacing w:after="0" w:line="240" w:lineRule="auto"/>
+        <w:rPr>
+          <w:rFonts w:ascii="Arial Narrow" w:hAnsi="Arial Narrow"/>
+          <w:sz w:val="24"/>
+          <w:szCs w:val="24"/>
+        </w:rPr>
+      </w:pPr>
+      <w:r>
+        <w:rPr>
+          <w:rFonts w:ascii="Arial Narrow" w:hAnsi="Arial Narrow"/>
+          <w:sz w:val="24"/>
+          <w:szCs w:val="24"/>
+        </w:rPr>
+        <w:t xml:space="preserve">  var </w:t>
+      </w:r>
+      <w:proofErr w:type="spellStart"/>
+      <w:r>
+        <w:rPr>
+          <w:rFonts w:ascii="Arial Narrow" w:hAnsi="Arial Narrow"/>
+          <w:sz w:val="24"/>
+          <w:szCs w:val="24"/>
+        </w:rPr>
+        <w:t>id_sheet</w:t>
+      </w:r>
+      <w:proofErr w:type="spellEnd"/>
+      <w:r>
+        <w:rPr>
+          <w:rFonts w:ascii="Arial Narrow" w:hAnsi="Arial Narrow"/>
+          <w:sz w:val="24"/>
+          <w:szCs w:val="24"/>
+        </w:rPr>
+        <w:t xml:space="preserve"> = </w:t>
+      </w:r>
+      <w:proofErr w:type="spellStart"/>
+      <w:r>
+        <w:rPr>
+          <w:rFonts w:ascii="Arial Narrow" w:hAnsi="Arial Narrow"/>
+          <w:sz w:val="24"/>
+          <w:szCs w:val="24"/>
+        </w:rPr>
+        <w:t>SpreadsheetApp.openById</w:t>
+      </w:r>
+      <w:proofErr w:type="spellEnd"/>
+      <w:r>
+        <w:rPr>
+          <w:rFonts w:ascii="Arial Narrow" w:hAnsi="Arial Narrow"/>
+          <w:sz w:val="24"/>
+          <w:szCs w:val="24"/>
+        </w:rPr>
+        <w:t>(id);</w:t>
+      </w:r>
+    </w:p>
+    <w:p>
+      <w:pPr>
+        <w:spacing w:after="0" w:line="240" w:lineRule="auto"/>
+        <w:rPr>
+          <w:rFonts w:ascii="Arial Narrow" w:hAnsi="Arial Narrow"/>
+          <w:sz w:val="24"/>
+          <w:szCs w:val="24"/>
+        </w:rPr>
+      </w:pPr>
+      <w:r>
+        <w:rPr>
+          <w:rFonts w:ascii="Arial Narrow" w:hAnsi="Arial Narrow"/>
+          <w:sz w:val="24"/>
+          <w:szCs w:val="24"/>
+        </w:rPr>
+        <w:t xml:space="preserve">  var response = </w:t>
+      </w:r>
+      <w:proofErr w:type="spellStart"/>
+      <w:r>
+        <w:rPr>
+          <w:rFonts w:ascii="Arial Narrow" w:hAnsi="Arial Narrow"/>
+          <w:sz w:val="24"/>
+          <w:szCs w:val="24"/>
+        </w:rPr>
+        <w:t>id_</w:t>
+      </w:r>
+      <w:proofErr w:type="gramStart"/>
+      <w:r>
+        <w:rPr>
+          <w:rFonts w:ascii="Arial Narrow" w:hAnsi="Arial Narrow"/>
+          <w:sz w:val="24"/>
+          <w:szCs w:val="24"/>
+        </w:rPr>
+        <w:t>sheet.getSheetByName</w:t>
+      </w:r>
+      <w:proofErr w:type="spellEnd"/>
+      <w:proofErr w:type="gramEnd"/>
+      <w:r>
+        <w:rPr>
+          <w:rFonts w:ascii="Arial Narrow" w:hAnsi="Arial Narrow"/>
+          <w:sz w:val="24"/>
+          <w:szCs w:val="24"/>
+        </w:rPr>
+        <w:t>('Form Responses 1');</w:t>
+      </w:r>
+    </w:p>
+    <w:p>
+      <w:pPr>
+        <w:spacing w:after="0" w:line="240" w:lineRule="auto"/>
+        <w:rPr>
+          <w:rFonts w:ascii="Arial Narrow" w:hAnsi="Arial Narrow"/>
+          <w:sz w:val="24"/>
+          <w:szCs w:val="24"/>
+        </w:rPr>
+      </w:pPr>
+      <w:r>
+        <w:rPr>
+          <w:rFonts w:ascii="Arial Narrow" w:hAnsi="Arial Narrow"/>
+          <w:sz w:val="24"/>
+          <w:szCs w:val="24"/>
+        </w:rPr>
+        <w:t>  // Logger.log(response);</w:t>
+      </w:r>
+    </w:p>
+    <w:p>
+      <w:pPr>
+        <w:spacing w:after="0" w:line="240" w:lineRule="auto"/>
+        <w:rPr>
+          <w:rFonts w:ascii="Arial Narrow" w:hAnsi="Arial Narrow"/>
+          <w:sz w:val="24"/>
+          <w:szCs w:val="24"/>
+        </w:rPr>
+      </w:pPr>
+      <w:r>
+        <w:rPr>
+          <w:rFonts w:ascii="Arial Narrow" w:hAnsi="Arial Narrow"/>
+          <w:sz w:val="24"/>
+          <w:szCs w:val="24"/>
+        </w:rPr>
+        <w:t xml:space="preserve">  var lr1 = </w:t>
+      </w:r>
+      <w:proofErr w:type="spellStart"/>
+      <w:proofErr w:type="gramStart"/>
+      <w:r>
+        <w:rPr>
+          <w:rFonts w:ascii="Arial Narrow" w:hAnsi="Arial Narrow"/>
+          <w:sz w:val="24"/>
+          <w:szCs w:val="24"/>
+        </w:rPr>
+        <w:t>response.getLastRow</w:t>
+      </w:r>
+      <w:proofErr w:type="spellEnd"/>
+      <w:proofErr w:type="gramEnd"/>
+      <w:r>
+        <w:rPr>
+          <w:rFonts w:ascii="Arial Narrow" w:hAnsi="Arial Narrow"/>
+          <w:sz w:val="24"/>
+          <w:szCs w:val="24"/>
+        </w:rPr>
+        <w:t>();</w:t>
+      </w:r>
+    </w:p>
+    <w:p>
+      <w:pPr>
+        <w:spacing w:after="0" w:line="240" w:lineRule="auto"/>
+        <w:rPr>
+          <w:rFonts w:ascii="Arial Narrow" w:hAnsi="Arial Narrow"/>
+          <w:sz w:val="24"/>
+          <w:szCs w:val="24"/>
+        </w:rPr>
+      </w:pPr>
+      <w:r>
+        <w:rPr>
+          <w:rFonts w:ascii="Arial Narrow" w:hAnsi="Arial Narrow"/>
+          <w:sz w:val="24"/>
+          <w:szCs w:val="24"/>
+        </w:rPr>
+        <w:t>  // Logger.log(</w:t>
+      </w:r>
+      <w:proofErr w:type="spellStart"/>
+      <w:r>
+        <w:rPr>
+          <w:rFonts w:ascii="Arial Narrow" w:hAnsi="Arial Narrow"/>
+          <w:sz w:val="24"/>
+          <w:szCs w:val="24"/>
+        </w:rPr>
+        <w:t>lr</w:t>
+      </w:r>
+      <w:proofErr w:type="spellEnd"/>
+      <w:r>
+        <w:rPr>
+          <w:rFonts w:ascii="Arial Narrow" w:hAnsi="Arial Narrow"/>
+          <w:sz w:val="24"/>
+          <w:szCs w:val="24"/>
+        </w:rPr>
+        <w:t>);</w:t>
+      </w:r>
+    </w:p>
+    <w:p>
+      <w:pPr>
+        <w:spacing w:after="0" w:line="240" w:lineRule="auto"/>
+        <w:rPr>
+          <w:rFonts w:ascii="Arial Narrow" w:hAnsi="Arial Narrow"/>
+          <w:sz w:val="24"/>
+          <w:szCs w:val="24"/>
+        </w:rPr>
+      </w:pPr>
+    </w:p>
+    <w:p>
+      <w:pPr>
+        <w:spacing w:after="0" w:line="240" w:lineRule="auto"/>
+        <w:rPr>
+          <w:rFonts w:ascii="Arial Narrow" w:hAnsi="Arial Narrow"/>
+          <w:sz w:val="24"/>
+          <w:szCs w:val="24"/>
+        </w:rPr>
+      </w:pPr>
+      <w:r>
+        <w:rPr>
+          <w:rFonts w:ascii="Arial Narrow" w:hAnsi="Arial Narrow"/>
+          <w:sz w:val="24"/>
+          <w:szCs w:val="24"/>
+        </w:rPr>
+        <w:t xml:space="preserve">  var </w:t>
+      </w:r>
+      <w:proofErr w:type="spellStart"/>
+      <w:r>
+        <w:rPr>
+          <w:rFonts w:ascii="Arial Narrow" w:hAnsi="Arial Narrow"/>
+          <w:sz w:val="24"/>
+          <w:szCs w:val="24"/>
+        </w:rPr>
+        <w:t>lr_a</w:t>
+      </w:r>
+      <w:proofErr w:type="spellEnd"/>
+      <w:r>
+        <w:rPr>
+          <w:rFonts w:ascii="Arial Narrow" w:hAnsi="Arial Narrow"/>
+          <w:sz w:val="24"/>
+          <w:szCs w:val="24"/>
+        </w:rPr>
+        <w:t xml:space="preserve"> = </w:t>
+      </w:r>
+      <w:proofErr w:type="spellStart"/>
+      <w:proofErr w:type="gramStart"/>
+      <w:r>
+        <w:rPr>
+          <w:rFonts w:ascii="Arial Narrow" w:hAnsi="Arial Narrow"/>
+          <w:sz w:val="24"/>
+          <w:szCs w:val="24"/>
+        </w:rPr>
+        <w:t>response.getRange</w:t>
+      </w:r>
+      <w:proofErr w:type="spellEnd"/>
+      <w:proofErr w:type="gramEnd"/>
+      <w:r>
+        <w:rPr>
+          <w:rFonts w:ascii="Arial Narrow" w:hAnsi="Arial Narrow"/>
+          <w:sz w:val="24"/>
+          <w:szCs w:val="24"/>
+        </w:rPr>
+        <w:t>('A1'</w:t>
+      </w:r>
+      <w:proofErr w:type="gramStart"/>
+      <w:r>
+        <w:rPr>
+          <w:rFonts w:ascii="Arial Narrow" w:hAnsi="Arial Narrow"/>
+          <w:sz w:val="24"/>
+          <w:szCs w:val="24"/>
+        </w:rPr>
+        <w:t>).</w:t>
+      </w:r>
+      <w:proofErr w:type="spellStart"/>
+      <w:r>
+        <w:rPr>
+          <w:rFonts w:ascii="Arial Narrow" w:hAnsi="Arial Narrow"/>
+          <w:sz w:val="24"/>
+          <w:szCs w:val="24"/>
+        </w:rPr>
+        <w:t>getDataRegion</w:t>
+      </w:r>
+      <w:proofErr w:type="spellEnd"/>
+      <w:proofErr w:type="gramEnd"/>
+      <w:r>
+        <w:rPr>
+          <w:rFonts w:ascii="Arial Narrow" w:hAnsi="Arial Narrow"/>
+          <w:sz w:val="24"/>
+          <w:szCs w:val="24"/>
+        </w:rPr>
+        <w:t>(</w:t>
+      </w:r>
+      <w:proofErr w:type="gramStart"/>
+      <w:r>
+        <w:rPr>
+          <w:rFonts w:ascii="Arial Narrow" w:hAnsi="Arial Narrow"/>
+          <w:sz w:val="24"/>
+          <w:szCs w:val="24"/>
+        </w:rPr>
+        <w:t>).</w:t>
+      </w:r>
+      <w:proofErr w:type="spellStart"/>
+      <w:r>
+        <w:rPr>
+          <w:rFonts w:ascii="Arial Narrow" w:hAnsi="Arial Narrow"/>
+          <w:sz w:val="24"/>
+          <w:szCs w:val="24"/>
+        </w:rPr>
+        <w:t>getLastRow</w:t>
+      </w:r>
+      <w:proofErr w:type="spellEnd"/>
+      <w:proofErr w:type="gramEnd"/>
+      <w:r>
+        <w:rPr>
+          <w:rFonts w:ascii="Arial Narrow" w:hAnsi="Arial Narrow"/>
+          <w:sz w:val="24"/>
+          <w:szCs w:val="24"/>
+        </w:rPr>
+        <w:t>();</w:t>
+      </w:r>
+    </w:p>
+    <w:p>
+      <w:pPr>
+        <w:spacing w:after="0" w:line="240" w:lineRule="auto"/>
+        <w:rPr>
+          <w:rFonts w:ascii="Arial Narrow" w:hAnsi="Arial Narrow"/>
+          <w:sz w:val="24"/>
+          <w:szCs w:val="24"/>
+        </w:rPr>
+      </w:pPr>
+      <w:r>
+        <w:rPr>
+          <w:rFonts w:ascii="Arial Narrow" w:hAnsi="Arial Narrow"/>
+          <w:sz w:val="24"/>
+          <w:szCs w:val="24"/>
+        </w:rPr>
+        <w:t>  Logger.log(</w:t>
+      </w:r>
+      <w:proofErr w:type="spellStart"/>
+      <w:r>
+        <w:rPr>
+          <w:rFonts w:ascii="Arial Narrow" w:hAnsi="Arial Narrow"/>
+          <w:sz w:val="24"/>
+          <w:szCs w:val="24"/>
+        </w:rPr>
+        <w:t>lr_a</w:t>
+      </w:r>
+      <w:proofErr w:type="spellEnd"/>
+      <w:r>
+        <w:rPr>
+          <w:rFonts w:ascii="Arial Narrow" w:hAnsi="Arial Narrow"/>
+          <w:sz w:val="24"/>
+          <w:szCs w:val="24"/>
+        </w:rPr>
+        <w:t>);</w:t>
+      </w:r>
+    </w:p>
+    <w:p>
+      <w:pPr>
+        <w:spacing w:after="0" w:line="240" w:lineRule="auto"/>
+        <w:rPr>
+          <w:rFonts w:ascii="Arial Narrow" w:hAnsi="Arial Narrow"/>
+          <w:sz w:val="24"/>
+          <w:szCs w:val="24"/>
+        </w:rPr>
+      </w:pPr>
+    </w:p>
+    <w:p>
+      <w:pPr>
+        <w:spacing w:after="0" w:line="240" w:lineRule="auto"/>
+        <w:rPr>
+          <w:rFonts w:ascii="Arial Narrow" w:hAnsi="Arial Narrow"/>
+          <w:sz w:val="24"/>
+          <w:szCs w:val="24"/>
+        </w:rPr>
+      </w:pPr>
+      <w:r>
+        <w:rPr>
+          <w:rFonts w:ascii="Arial Narrow" w:hAnsi="Arial Narrow"/>
+          <w:sz w:val="24"/>
+          <w:szCs w:val="24"/>
+        </w:rPr>
+        <w:t xml:space="preserve">  var </w:t>
+      </w:r>
+      <w:proofErr w:type="spellStart"/>
+      <w:r>
+        <w:rPr>
+          <w:rFonts w:ascii="Arial Narrow" w:hAnsi="Arial Narrow"/>
+          <w:sz w:val="24"/>
+          <w:szCs w:val="24"/>
+        </w:rPr>
+        <w:t>lr_e</w:t>
+      </w:r>
+      <w:proofErr w:type="spellEnd"/>
+      <w:r>
+        <w:rPr>
+          <w:rFonts w:ascii="Arial Narrow" w:hAnsi="Arial Narrow"/>
+          <w:sz w:val="24"/>
+          <w:szCs w:val="24"/>
+        </w:rPr>
+        <w:t xml:space="preserve"> = </w:t>
+      </w:r>
+      <w:proofErr w:type="spellStart"/>
+      <w:proofErr w:type="gramStart"/>
+      <w:r>
+        <w:rPr>
+          <w:rFonts w:ascii="Arial Narrow" w:hAnsi="Arial Narrow"/>
+          <w:sz w:val="24"/>
+          <w:szCs w:val="24"/>
+        </w:rPr>
+        <w:t>response.getRange</w:t>
+      </w:r>
+      <w:proofErr w:type="spellEnd"/>
+      <w:proofErr w:type="gramEnd"/>
+      <w:r>
+        <w:rPr>
+          <w:rFonts w:ascii="Arial Narrow" w:hAnsi="Arial Narrow"/>
+          <w:sz w:val="24"/>
+          <w:szCs w:val="24"/>
+        </w:rPr>
+        <w:t>('E1'</w:t>
+      </w:r>
+      <w:proofErr w:type="gramStart"/>
+      <w:r>
+        <w:rPr>
+          <w:rFonts w:ascii="Arial Narrow" w:hAnsi="Arial Narrow"/>
+          <w:sz w:val="24"/>
+          <w:szCs w:val="24"/>
+        </w:rPr>
+        <w:t>).</w:t>
+      </w:r>
+      <w:proofErr w:type="spellStart"/>
+      <w:r>
+        <w:rPr>
+          <w:rFonts w:ascii="Arial Narrow" w:hAnsi="Arial Narrow"/>
+          <w:sz w:val="24"/>
+          <w:szCs w:val="24"/>
+        </w:rPr>
+        <w:t>getDataRegion</w:t>
+      </w:r>
+      <w:proofErr w:type="spellEnd"/>
+      <w:proofErr w:type="gramEnd"/>
+      <w:r>
+        <w:rPr>
+          <w:rFonts w:ascii="Arial Narrow" w:hAnsi="Arial Narrow"/>
+          <w:sz w:val="24"/>
+          <w:szCs w:val="24"/>
+        </w:rPr>
+        <w:t>(</w:t>
+      </w:r>
+      <w:proofErr w:type="gramStart"/>
+      <w:r>
+        <w:rPr>
+          <w:rFonts w:ascii="Arial Narrow" w:hAnsi="Arial Narrow"/>
+          <w:sz w:val="24"/>
+          <w:szCs w:val="24"/>
+        </w:rPr>
+        <w:t>).</w:t>
+      </w:r>
+      <w:proofErr w:type="spellStart"/>
+      <w:r>
+        <w:rPr>
+          <w:rFonts w:ascii="Arial Narrow" w:hAnsi="Arial Narrow"/>
+          <w:sz w:val="24"/>
+          <w:szCs w:val="24"/>
+        </w:rPr>
+        <w:t>getLastRow</w:t>
+      </w:r>
+      <w:proofErr w:type="spellEnd"/>
+      <w:proofErr w:type="gramEnd"/>
+      <w:r>
+        <w:rPr>
+          <w:rFonts w:ascii="Arial Narrow" w:hAnsi="Arial Narrow"/>
+          <w:sz w:val="24"/>
+          <w:szCs w:val="24"/>
+        </w:rPr>
+        <w:t>();</w:t>
+      </w:r>
+    </w:p>
+    <w:p>
+      <w:pPr>
+        <w:spacing w:after="0" w:line="240" w:lineRule="auto"/>
+        <w:rPr>
+          <w:rFonts w:ascii="Arial Narrow" w:hAnsi="Arial Narrow"/>
+          <w:sz w:val="24"/>
+          <w:szCs w:val="24"/>
+        </w:rPr>
+      </w:pPr>
+      <w:r>
+        <w:rPr>
+          <w:rFonts w:ascii="Arial Narrow" w:hAnsi="Arial Narrow"/>
+          <w:sz w:val="24"/>
+          <w:szCs w:val="24"/>
+        </w:rPr>
+        <w:t>  Logger.log(</w:t>
+      </w:r>
+      <w:proofErr w:type="spellStart"/>
+      <w:r>
+        <w:rPr>
+          <w:rFonts w:ascii="Arial Narrow" w:hAnsi="Arial Narrow"/>
+          <w:sz w:val="24"/>
+          <w:szCs w:val="24"/>
+        </w:rPr>
+        <w:t>lr_e</w:t>
+      </w:r>
+      <w:proofErr w:type="spellEnd"/>
+      <w:r>
+        <w:rPr>
+          <w:rFonts w:ascii="Arial Narrow" w:hAnsi="Arial Narrow"/>
+          <w:sz w:val="24"/>
+          <w:szCs w:val="24"/>
+        </w:rPr>
+        <w:t>);</w:t>
+      </w:r>
+    </w:p>
+    <w:p>
+      <w:pPr>
+        <w:spacing w:after="0" w:line="240" w:lineRule="auto"/>
+        <w:rPr>
+          <w:rFonts w:ascii="Arial Narrow" w:hAnsi="Arial Narrow"/>
+          <w:sz w:val="24"/>
+          <w:szCs w:val="24"/>
+        </w:rPr>
+      </w:pPr>
+    </w:p>
+    <w:p>
+      <w:pPr>
+        <w:spacing w:after="0" w:line="240" w:lineRule="auto"/>
+        <w:rPr>
+          <w:rFonts w:ascii="Arial Narrow" w:hAnsi="Arial Narrow"/>
+          <w:sz w:val="24"/>
+          <w:szCs w:val="24"/>
+        </w:rPr>
+      </w:pPr>
+      <w:r>
+        <w:rPr>
+          <w:rFonts w:ascii="Arial Narrow" w:hAnsi="Arial Narrow"/>
+          <w:sz w:val="24"/>
+          <w:szCs w:val="24"/>
+        </w:rPr>
+        <w:t xml:space="preserve">  var </w:t>
+      </w:r>
+      <w:proofErr w:type="spellStart"/>
+      <w:r>
+        <w:rPr>
+          <w:rFonts w:ascii="Arial Narrow" w:hAnsi="Arial Narrow"/>
+          <w:sz w:val="24"/>
+          <w:szCs w:val="24"/>
+        </w:rPr>
+        <w:t>lr_b</w:t>
+      </w:r>
+      <w:proofErr w:type="spellEnd"/>
+      <w:r>
+        <w:rPr>
+          <w:rFonts w:ascii="Arial Narrow" w:hAnsi="Arial Narrow"/>
+          <w:sz w:val="24"/>
+          <w:szCs w:val="24"/>
+        </w:rPr>
+        <w:t xml:space="preserve"> = </w:t>
+      </w:r>
+      <w:proofErr w:type="gramStart"/>
+      <w:r>
+        <w:rPr>
+          <w:rFonts w:ascii="Arial Narrow" w:hAnsi="Arial Narrow"/>
+          <w:sz w:val="24"/>
+          <w:szCs w:val="24"/>
+        </w:rPr>
+        <w:t>response.getRange</w:t>
+      </w:r>
+      <w:proofErr w:type="gramEnd"/>
+      <w:r>
+        <w:rPr>
+          <w:rFonts w:ascii="Arial Narrow" w:hAnsi="Arial Narrow"/>
+          <w:sz w:val="24"/>
+          <w:szCs w:val="24"/>
+        </w:rPr>
+        <w:t>('B1'</w:t>
+      </w:r>
+      <w:proofErr w:type="gramStart"/>
+      <w:r>
+        <w:rPr>
+          <w:rFonts w:ascii="Arial Narrow" w:hAnsi="Arial Narrow"/>
+          <w:sz w:val="24"/>
+          <w:szCs w:val="24"/>
+        </w:rPr>
+        <w:t>).getNextDataCell</w:t>
+      </w:r>
+      <w:proofErr w:type="gramEnd"/>
+      <w:r>
+        <w:rPr>
+          <w:rFonts w:ascii="Arial Narrow" w:hAnsi="Arial Narrow"/>
+          <w:sz w:val="24"/>
+          <w:szCs w:val="24"/>
+        </w:rPr>
+        <w:t>(</w:t>
+      </w:r>
+      <w:proofErr w:type="gramStart"/>
+      <w:r>
+        <w:rPr>
+          <w:rFonts w:ascii="Arial Narrow" w:hAnsi="Arial Narrow"/>
+          <w:sz w:val="24"/>
+          <w:szCs w:val="24"/>
+        </w:rPr>
+        <w:t>SpreadsheetApp.Direction.DOWN).getLastRow</w:t>
+      </w:r>
+      <w:proofErr w:type="gramEnd"/>
+      <w:r>
+        <w:rPr>
+          <w:rFonts w:ascii="Arial Narrow" w:hAnsi="Arial Narrow"/>
+          <w:sz w:val="24"/>
+          <w:szCs w:val="24"/>
+        </w:rPr>
+        <w:t>();</w:t>
+      </w:r>
+    </w:p>
+    <w:p>
+      <w:pPr>
+        <w:spacing w:after="0" w:line="240" w:lineRule="auto"/>
+        <w:rPr>
+          <w:rFonts w:ascii="Arial Narrow" w:hAnsi="Arial Narrow"/>
+          <w:sz w:val="24"/>
+          <w:szCs w:val="24"/>
+        </w:rPr>
+      </w:pPr>
+      <w:r>
+        <w:rPr>
+          <w:rFonts w:ascii="Arial Narrow" w:hAnsi="Arial Narrow"/>
+          <w:sz w:val="24"/>
+          <w:szCs w:val="24"/>
+        </w:rPr>
+        <w:t xml:space="preserve">  var </w:t>
+      </w:r>
+      <w:proofErr w:type="spellStart"/>
+      <w:r>
+        <w:rPr>
+          <w:rFonts w:ascii="Arial Narrow" w:hAnsi="Arial Narrow"/>
+          <w:sz w:val="24"/>
+          <w:szCs w:val="24"/>
+        </w:rPr>
+        <w:t>lr_c</w:t>
+      </w:r>
+      <w:proofErr w:type="spellEnd"/>
+      <w:r>
+        <w:rPr>
+          <w:rFonts w:ascii="Arial Narrow" w:hAnsi="Arial Narrow"/>
+          <w:sz w:val="24"/>
+          <w:szCs w:val="24"/>
+        </w:rPr>
+        <w:t xml:space="preserve"> = </w:t>
+      </w:r>
+      <w:proofErr w:type="gramStart"/>
+      <w:r>
+        <w:rPr>
+          <w:rFonts w:ascii="Arial Narrow" w:hAnsi="Arial Narrow"/>
+          <w:sz w:val="24"/>
+          <w:szCs w:val="24"/>
+        </w:rPr>
+        <w:t>response.getRange</w:t>
+      </w:r>
+      <w:proofErr w:type="gramEnd"/>
+      <w:r>
+        <w:rPr>
+          <w:rFonts w:ascii="Arial Narrow" w:hAnsi="Arial Narrow"/>
+          <w:sz w:val="24"/>
+          <w:szCs w:val="24"/>
+        </w:rPr>
+        <w:t>('B1'</w:t>
+      </w:r>
+      <w:proofErr w:type="gramStart"/>
+      <w:r>
+        <w:rPr>
+          <w:rFonts w:ascii="Arial Narrow" w:hAnsi="Arial Narrow"/>
+          <w:sz w:val="24"/>
+          <w:szCs w:val="24"/>
+        </w:rPr>
+        <w:t>).getNextDataCell</w:t>
+      </w:r>
+      <w:proofErr w:type="gramEnd"/>
+      <w:r>
+        <w:rPr>
+          <w:rFonts w:ascii="Arial Narrow" w:hAnsi="Arial Narrow"/>
+          <w:sz w:val="24"/>
+          <w:szCs w:val="24"/>
+        </w:rPr>
+        <w:t>(</w:t>
+      </w:r>
+      <w:proofErr w:type="gramStart"/>
+      <w:r>
+        <w:rPr>
+          <w:rFonts w:ascii="Arial Narrow" w:hAnsi="Arial Narrow"/>
+          <w:sz w:val="24"/>
+          <w:szCs w:val="24"/>
+        </w:rPr>
+        <w:t>SpreadsheetApp.Direction.DOWN).getRowIndex</w:t>
+      </w:r>
+      <w:proofErr w:type="gramEnd"/>
+      <w:r>
+        <w:rPr>
+          <w:rFonts w:ascii="Arial Narrow" w:hAnsi="Arial Narrow"/>
+          <w:sz w:val="24"/>
+          <w:szCs w:val="24"/>
+        </w:rPr>
+        <w:t>();</w:t>
+      </w:r>
+    </w:p>
+    <w:p>
+      <w:pPr>
+        <w:spacing w:after="0" w:line="240" w:lineRule="auto"/>
+        <w:rPr>
+          <w:rFonts w:ascii="Arial Narrow" w:hAnsi="Arial Narrow"/>
+          <w:sz w:val="24"/>
+          <w:szCs w:val="24"/>
+        </w:rPr>
+      </w:pPr>
+      <w:r>
+        <w:rPr>
+          <w:rFonts w:ascii="Arial Narrow" w:hAnsi="Arial Narrow"/>
+          <w:sz w:val="24"/>
+          <w:szCs w:val="24"/>
+        </w:rPr>
+        <w:t>  Logger.log(</w:t>
+      </w:r>
+      <w:proofErr w:type="spellStart"/>
+      <w:r>
+        <w:rPr>
+          <w:rFonts w:ascii="Arial Narrow" w:hAnsi="Arial Narrow"/>
+          <w:sz w:val="24"/>
+          <w:szCs w:val="24"/>
+        </w:rPr>
+        <w:t>lr_b</w:t>
+      </w:r>
+      <w:proofErr w:type="spellEnd"/>
+      <w:r>
+        <w:rPr>
+          <w:rFonts w:ascii="Arial Narrow" w:hAnsi="Arial Narrow"/>
+          <w:sz w:val="24"/>
+          <w:szCs w:val="24"/>
+        </w:rPr>
+        <w:t>);</w:t>
+      </w:r>
+    </w:p>
+    <w:p>
+      <w:pPr>
+        <w:spacing w:after="0" w:line="240" w:lineRule="auto"/>
+        <w:rPr>
+          <w:rFonts w:ascii="Arial Narrow" w:hAnsi="Arial Narrow"/>
+          <w:sz w:val="24"/>
+          <w:szCs w:val="24"/>
+        </w:rPr>
+      </w:pPr>
+      <w:r>
+        <w:rPr>
+          <w:rFonts w:ascii="Arial Narrow" w:hAnsi="Arial Narrow"/>
+          <w:sz w:val="24"/>
+          <w:szCs w:val="24"/>
+        </w:rPr>
+        <w:t>  Logger.log(</w:t>
+      </w:r>
+      <w:proofErr w:type="spellStart"/>
+      <w:r>
+        <w:rPr>
+          <w:rFonts w:ascii="Arial Narrow" w:hAnsi="Arial Narrow"/>
+          <w:sz w:val="24"/>
+          <w:szCs w:val="24"/>
+        </w:rPr>
+        <w:t>lr_c</w:t>
+      </w:r>
+      <w:proofErr w:type="spellEnd"/>
+      <w:r>
+        <w:rPr>
+          <w:rFonts w:ascii="Arial Narrow" w:hAnsi="Arial Narrow"/>
+          <w:sz w:val="24"/>
+          <w:szCs w:val="24"/>
+        </w:rPr>
+        <w:t>);</w:t>
+      </w:r>
+    </w:p>
+    <w:p>
+      <w:pPr>
+        <w:spacing w:after="0" w:line="240" w:lineRule="auto"/>
+        <w:rPr>
+          <w:rFonts w:ascii="Arial Narrow" w:hAnsi="Arial Narrow"/>
+          <w:sz w:val="24"/>
+          <w:szCs w:val="24"/>
+        </w:rPr>
+      </w:pPr>
+      <w:r>
+        <w:rPr>
+          <w:rFonts w:ascii="Arial Narrow" w:hAnsi="Arial Narrow"/>
+          <w:sz w:val="24"/>
+          <w:szCs w:val="24"/>
+        </w:rPr>
+        <w:t>}</w:t>
+      </w:r>
+      <w:r>
+        <w:rPr>
+          <w:rFonts w:ascii="Arial Narrow" w:hAnsi="Arial Narrow"/>
+          <w:sz w:val="24"/>
+          <w:szCs w:val="24"/>
+        </w:rPr>
+        <w:drawing>
+          <wp:inline distT="0" distB="0" distL="0" distR="0" wp14:anchorId="11EC2E9D" wp14:editId="2CC50857">
+            <wp:extent cx="3444538" cy="2263336"/>
+            <wp:effectExtent l="0" t="0" r="3810" b="3810"/>
+            <wp:docPr id="672365029" name="Picture 1"/>
+            <wp:cNvGraphicFramePr>
+              <a:graphicFrameLocks xmlns:a="http://schemas.openxmlformats.org/drawingml/2006/main" noChangeAspect="1"/>
+            </wp:cNvGraphicFramePr>
+            <a:graphic xmlns:a="http://schemas.openxmlformats.org/drawingml/2006/main">
+              <a:graphicData uri="http://schemas.openxmlformats.org/drawingml/2006/picture">
+                <pic:pic xmlns:pic="http://schemas.openxmlformats.org/drawingml/2006/picture">
+                  <pic:nvPicPr>
+                    <pic:cNvPr id="672365029" name=""/>
+                    <pic:cNvPicPr/>
+                  </pic:nvPicPr>
+                  <pic:blipFill>
+                    <a:blip r:embed="rId42"/>
+                    <a:stretch>
+                      <a:fillRect/>
+                    </a:stretch>
+                  </pic:blipFill>
+                  <pic:spPr>
+                    <a:xfrm>
+                      <a:off x="0" y="0"/>
+                      <a:ext cx="3444538" cy="2263336"/>
+                    </a:xfrm>
+                    <a:prstGeom prst="rect">
+                      <a:avLst/>
+                    </a:prstGeom>
+                  </pic:spPr>
+                </pic:pic>
+              </a:graphicData>
+            </a:graphic>
+          </wp:inline>
+        </w:drawing>
+      </w:r>
+    </w:p>
+    <w:p>
+      <w:pPr>
+        <w:spacing w:after="0" w:line="240" w:lineRule="auto"/>
+        <w:rPr>
+          <w:rFonts w:ascii="Arial Narrow" w:hAnsi="Arial Narrow"/>
+          <w:sz w:val="24"/>
+          <w:szCs w:val="24"/>
+        </w:rPr>
+      </w:pPr>
+    </w:p>
+    <w:p>
+      <w:pPr>
+        <w:spacing w:after="0" w:line="240" w:lineRule="auto"/>
+        <w:rPr>
+          <w:rFonts w:ascii="Arial Narrow" w:hAnsi="Arial Narrow"/>
+          <w:sz w:val="24"/>
+          <w:szCs w:val="24"/>
+        </w:rPr>
+      </w:pPr>
+    </w:p>
+    <w:p>
+      <w:pPr>
+        <w:spacing w:after="0" w:line="240" w:lineRule="auto"/>
+        <w:rPr>
+          <w:rFonts w:ascii="Arial Narrow" w:hAnsi="Arial Narrow"/>
+          <w:sz w:val="24"/>
+          <w:szCs w:val="24"/>
+        </w:rPr>
+      </w:pPr>
+    </w:p>
+    <w:p>
+      <w:pPr>
+        <w:spacing w:after="0" w:line="240" w:lineRule="auto"/>
+        <w:rPr>
+          <w:rFonts w:ascii="Arial Narrow" w:hAnsi="Arial Narrow"/>
+          <w:sz w:val="24"/>
+          <w:szCs w:val="24"/>
+        </w:rPr>
+      </w:pPr>
       <w:proofErr w:type="spellStart"/>
       <w:r>
         <w:rPr>
@@ -16920,7 +19366,7 @@
       </w:pPr>
     </w:p>
     <w:sectPr>
-      <w:footerReference w:type="default" r:id="rId42"/>
+      <w:footerReference w:type="default" r:id="rId43"/>
       <w:pgSz w:w="11906" w:h="16838"/>
       <w:pgMar w:top="568" w:right="1440" w:bottom="1440" w:left="1440" w:header="708" w:footer="0" w:gutter="0"/>
       <w:cols w:space="708"/>
@@ -17885,7 +20331,6 @@
   <w:style w:type="character" w:default="1" w:styleId="DefaultParagraphFont">
     <w:name w:val="Default Paragraph Font"/>
     <w:uiPriority w:val="1"/>
-    <w:semiHidden/>
     <w:unhideWhenUsed/>
   </w:style>
   <w:style w:type="table" w:default="1" w:styleId="TableNormal">

--- a/note googlespreedsheet.docx
+++ b/note googlespreedsheet.docx
@@ -298,7 +298,7 @@
           <w:noProof/>
         </w:rPr>
         <w:drawing>
-          <wp:inline distT="0" distB="0" distL="0" distR="0" wp14:anchorId="03EC4E1B" wp14:editId="465BA290">
+          <wp:inline distT="0" distB="0" distL="0" distR="0" wp14:anchorId="03EC4E1B" wp14:editId="501DC82A">
             <wp:extent cx="5731510" cy="1471930"/>
             <wp:effectExtent l="0" t="0" r="2540" b="0"/>
             <wp:docPr id="1271658481" name="Picture 3"/>
@@ -18227,7 +18227,7 @@
           <w:noProof/>
         </w:rPr>
         <w:drawing>
-          <wp:inline distT="0" distB="0" distL="0" distR="0" wp14:anchorId="5C91850B" wp14:editId="7FFA74B1">
+          <wp:inline distT="0" distB="0" distL="0" distR="0" wp14:anchorId="5C91850B" wp14:editId="47E24FD7">
             <wp:extent cx="5731510" cy="1356360"/>
             <wp:effectExtent l="0" t="0" r="2540" b="0"/>
             <wp:docPr id="234378350" name="Picture 3"/>
@@ -19225,6 +19225,7 @@
       <w:r>
         <w:rPr>
           <w:rFonts w:ascii="Arial Narrow" w:hAnsi="Arial Narrow"/>
+          <w:noProof/>
           <w:sz w:val="24"/>
           <w:szCs w:val="24"/>
         </w:rPr>
@@ -19278,12 +19279,812 @@
     <w:p>
       <w:pPr>
         <w:spacing w:after="0" w:line="240" w:lineRule="auto"/>
-        <w:rPr>
-          <w:rFonts w:ascii="Arial Narrow" w:hAnsi="Arial Narrow"/>
-          <w:sz w:val="24"/>
-          <w:szCs w:val="24"/>
-        </w:rPr>
-      </w:pPr>
+        <w:jc w:val="center"/>
+        <w:rPr>
+          <w:rFonts w:ascii="Arial Narrow" w:hAnsi="Arial Narrow"/>
+          <w:sz w:val="24"/>
+          <w:szCs w:val="24"/>
+        </w:rPr>
+      </w:pPr>
+      <w:r>
+        <w:rPr>
+          <w:rFonts w:ascii="Arial Narrow" w:hAnsi="Arial Narrow"/>
+          <w:sz w:val="24"/>
+          <w:szCs w:val="24"/>
+        </w:rPr>
+        <w:t xml:space="preserve">015 - </w:t>
+      </w:r>
+      <w:proofErr w:type="spellStart"/>
+      <w:r>
+        <w:rPr>
+          <w:rFonts w:ascii="Arial Narrow" w:hAnsi="Arial Narrow"/>
+          <w:sz w:val="24"/>
+          <w:szCs w:val="24"/>
+        </w:rPr>
+        <w:t>Membuat</w:t>
+      </w:r>
+      <w:proofErr w:type="spellEnd"/>
+      <w:r>
+        <w:rPr>
+          <w:rFonts w:ascii="Arial Narrow" w:hAnsi="Arial Narrow"/>
+          <w:sz w:val="24"/>
+          <w:szCs w:val="24"/>
+        </w:rPr>
+        <w:t xml:space="preserve"> </w:t>
+      </w:r>
+      <w:proofErr w:type="spellStart"/>
+      <w:r>
+        <w:rPr>
+          <w:rFonts w:ascii="Arial Narrow" w:hAnsi="Arial Narrow"/>
+          <w:sz w:val="24"/>
+          <w:szCs w:val="24"/>
+        </w:rPr>
+        <w:t>Dokumen</w:t>
+      </w:r>
+      <w:proofErr w:type="spellEnd"/>
+      <w:r>
+        <w:rPr>
+          <w:rFonts w:ascii="Arial Narrow" w:hAnsi="Arial Narrow"/>
+          <w:sz w:val="24"/>
+          <w:szCs w:val="24"/>
+        </w:rPr>
+        <w:t xml:space="preserve"> via Google Apps Script</w:t>
+      </w:r>
+    </w:p>
+    <w:p>
+      <w:pPr>
+        <w:spacing w:after="0" w:line="240" w:lineRule="auto"/>
+        <w:rPr>
+          <w:rFonts w:ascii="Arial Narrow" w:hAnsi="Arial Narrow"/>
+          <w:sz w:val="24"/>
+          <w:szCs w:val="24"/>
+        </w:rPr>
+      </w:pPr>
+      <w:r>
+        <w:rPr>
+          <w:rFonts w:ascii="Arial Narrow" w:hAnsi="Arial Narrow"/>
+          <w:sz w:val="24"/>
+          <w:szCs w:val="24"/>
+        </w:rPr>
+        <w:t>Case: create new document and insert image in the document</w:t>
+      </w:r>
+    </w:p>
+    <w:p>
+      <w:pPr>
+        <w:spacing w:after="0" w:line="240" w:lineRule="auto"/>
+        <w:rPr>
+          <w:rFonts w:ascii="Arial Narrow" w:hAnsi="Arial Narrow"/>
+          <w:sz w:val="24"/>
+          <w:szCs w:val="24"/>
+        </w:rPr>
+      </w:pPr>
+    </w:p>
+    <w:p>
+      <w:pPr>
+        <w:spacing w:after="0" w:line="240" w:lineRule="auto"/>
+        <w:rPr>
+          <w:rFonts w:ascii="Arial Narrow" w:hAnsi="Arial Narrow"/>
+          <w:sz w:val="24"/>
+          <w:szCs w:val="24"/>
+        </w:rPr>
+      </w:pPr>
+      <w:r>
+        <w:rPr>
+          <w:rFonts w:ascii="Arial Narrow" w:hAnsi="Arial Narrow"/>
+          <w:sz w:val="24"/>
+          <w:szCs w:val="24"/>
+        </w:rPr>
+        <w:t xml:space="preserve">function </w:t>
+      </w:r>
+      <w:proofErr w:type="spellStart"/>
+      <w:proofErr w:type="gramStart"/>
+      <w:r>
+        <w:rPr>
+          <w:rFonts w:ascii="Arial Narrow" w:hAnsi="Arial Narrow"/>
+          <w:sz w:val="24"/>
+          <w:szCs w:val="24"/>
+        </w:rPr>
+        <w:t>membuatdok</w:t>
+      </w:r>
+      <w:proofErr w:type="spellEnd"/>
+      <w:r>
+        <w:rPr>
+          <w:rFonts w:ascii="Arial Narrow" w:hAnsi="Arial Narrow"/>
+          <w:sz w:val="24"/>
+          <w:szCs w:val="24"/>
+        </w:rPr>
+        <w:t>(){</w:t>
+      </w:r>
+      <w:proofErr w:type="gramEnd"/>
+    </w:p>
+    <w:p>
+      <w:pPr>
+        <w:spacing w:after="0" w:line="240" w:lineRule="auto"/>
+        <w:rPr>
+          <w:rFonts w:ascii="Arial Narrow" w:hAnsi="Arial Narrow"/>
+          <w:sz w:val="24"/>
+          <w:szCs w:val="24"/>
+        </w:rPr>
+      </w:pPr>
+      <w:r>
+        <w:rPr>
+          <w:rFonts w:ascii="Arial Narrow" w:hAnsi="Arial Narrow"/>
+          <w:sz w:val="24"/>
+          <w:szCs w:val="24"/>
+        </w:rPr>
+        <w:t xml:space="preserve">  var </w:t>
+      </w:r>
+      <w:proofErr w:type="spellStart"/>
+      <w:r>
+        <w:rPr>
+          <w:rFonts w:ascii="Arial Narrow" w:hAnsi="Arial Narrow"/>
+          <w:sz w:val="24"/>
+          <w:szCs w:val="24"/>
+        </w:rPr>
+        <w:t>img</w:t>
+      </w:r>
+      <w:proofErr w:type="spellEnd"/>
+      <w:r>
+        <w:rPr>
+          <w:rFonts w:ascii="Arial Narrow" w:hAnsi="Arial Narrow"/>
+          <w:sz w:val="24"/>
+          <w:szCs w:val="24"/>
+        </w:rPr>
+        <w:t xml:space="preserve"> = DriveApp.getFileById('1gKMCcWTIv-gAQFeIizMTbmy9KJsKgqpt'</w:t>
+      </w:r>
+      <w:proofErr w:type="gramStart"/>
+      <w:r>
+        <w:rPr>
+          <w:rFonts w:ascii="Arial Narrow" w:hAnsi="Arial Narrow"/>
+          <w:sz w:val="24"/>
+          <w:szCs w:val="24"/>
+        </w:rPr>
+        <w:t>).getBlob</w:t>
+      </w:r>
+      <w:proofErr w:type="gramEnd"/>
+      <w:r>
+        <w:rPr>
+          <w:rFonts w:ascii="Arial Narrow" w:hAnsi="Arial Narrow"/>
+          <w:sz w:val="24"/>
+          <w:szCs w:val="24"/>
+        </w:rPr>
+        <w:t>();</w:t>
+      </w:r>
+    </w:p>
+    <w:p>
+      <w:pPr>
+        <w:spacing w:after="0" w:line="240" w:lineRule="auto"/>
+        <w:rPr>
+          <w:rFonts w:ascii="Arial Narrow" w:hAnsi="Arial Narrow"/>
+          <w:sz w:val="24"/>
+          <w:szCs w:val="24"/>
+        </w:rPr>
+      </w:pPr>
+      <w:r>
+        <w:rPr>
+          <w:rFonts w:ascii="Arial Narrow" w:hAnsi="Arial Narrow"/>
+          <w:sz w:val="24"/>
+          <w:szCs w:val="24"/>
+        </w:rPr>
+        <w:t xml:space="preserve">  var id = </w:t>
+      </w:r>
+      <w:proofErr w:type="spellStart"/>
+      <w:r>
+        <w:rPr>
+          <w:rFonts w:ascii="Arial Narrow" w:hAnsi="Arial Narrow"/>
+          <w:sz w:val="24"/>
+          <w:szCs w:val="24"/>
+        </w:rPr>
+        <w:t>DocumentApp.create</w:t>
+      </w:r>
+      <w:proofErr w:type="spellEnd"/>
+      <w:r>
+        <w:rPr>
+          <w:rFonts w:ascii="Arial Narrow" w:hAnsi="Arial Narrow"/>
+          <w:sz w:val="24"/>
+          <w:szCs w:val="24"/>
+        </w:rPr>
+        <w:t>('</w:t>
+      </w:r>
+      <w:proofErr w:type="spellStart"/>
+      <w:r>
+        <w:rPr>
+          <w:rFonts w:ascii="Arial Narrow" w:hAnsi="Arial Narrow"/>
+          <w:sz w:val="24"/>
+          <w:szCs w:val="24"/>
+        </w:rPr>
+        <w:t>Berhasil</w:t>
+      </w:r>
+      <w:proofErr w:type="spellEnd"/>
+      <w:r>
+        <w:rPr>
+          <w:rFonts w:ascii="Arial Narrow" w:hAnsi="Arial Narrow"/>
+          <w:sz w:val="24"/>
+          <w:szCs w:val="24"/>
+        </w:rPr>
+        <w:t xml:space="preserve"> </w:t>
+      </w:r>
+      <w:proofErr w:type="spellStart"/>
+      <w:r>
+        <w:rPr>
+          <w:rFonts w:ascii="Arial Narrow" w:hAnsi="Arial Narrow"/>
+          <w:sz w:val="24"/>
+          <w:szCs w:val="24"/>
+        </w:rPr>
+        <w:t>lagi</w:t>
+      </w:r>
+      <w:proofErr w:type="spellEnd"/>
+      <w:r>
+        <w:rPr>
+          <w:rFonts w:ascii="Arial Narrow" w:hAnsi="Arial Narrow"/>
+          <w:sz w:val="24"/>
+          <w:szCs w:val="24"/>
+        </w:rPr>
+        <w:t xml:space="preserve"> dan </w:t>
+      </w:r>
+      <w:proofErr w:type="spellStart"/>
+      <w:r>
+        <w:rPr>
+          <w:rFonts w:ascii="Arial Narrow" w:hAnsi="Arial Narrow"/>
+          <w:sz w:val="24"/>
+          <w:szCs w:val="24"/>
+        </w:rPr>
+        <w:t>lagi</w:t>
+      </w:r>
+      <w:proofErr w:type="spellEnd"/>
+      <w:r>
+        <w:rPr>
+          <w:rFonts w:ascii="Arial Narrow" w:hAnsi="Arial Narrow"/>
+          <w:sz w:val="24"/>
+          <w:szCs w:val="24"/>
+        </w:rPr>
+        <w:t>'</w:t>
+      </w:r>
+      <w:proofErr w:type="gramStart"/>
+      <w:r>
+        <w:rPr>
+          <w:rFonts w:ascii="Arial Narrow" w:hAnsi="Arial Narrow"/>
+          <w:sz w:val="24"/>
+          <w:szCs w:val="24"/>
+        </w:rPr>
+        <w:t>).</w:t>
+      </w:r>
+      <w:proofErr w:type="spellStart"/>
+      <w:r>
+        <w:rPr>
+          <w:rFonts w:ascii="Arial Narrow" w:hAnsi="Arial Narrow"/>
+          <w:sz w:val="24"/>
+          <w:szCs w:val="24"/>
+        </w:rPr>
+        <w:t>getId</w:t>
+      </w:r>
+      <w:proofErr w:type="spellEnd"/>
+      <w:proofErr w:type="gramEnd"/>
+      <w:r>
+        <w:rPr>
+          <w:rFonts w:ascii="Arial Narrow" w:hAnsi="Arial Narrow"/>
+          <w:sz w:val="24"/>
+          <w:szCs w:val="24"/>
+        </w:rPr>
+        <w:t>();</w:t>
+      </w:r>
+    </w:p>
+    <w:p>
+      <w:pPr>
+        <w:spacing w:after="0" w:line="240" w:lineRule="auto"/>
+        <w:rPr>
+          <w:rFonts w:ascii="Arial Narrow" w:hAnsi="Arial Narrow"/>
+          <w:sz w:val="24"/>
+          <w:szCs w:val="24"/>
+        </w:rPr>
+      </w:pPr>
+      <w:r>
+        <w:rPr>
+          <w:rFonts w:ascii="Arial Narrow" w:hAnsi="Arial Narrow"/>
+          <w:sz w:val="24"/>
+          <w:szCs w:val="24"/>
+        </w:rPr>
+        <w:t xml:space="preserve">  var doc = </w:t>
+      </w:r>
+      <w:proofErr w:type="spellStart"/>
+      <w:r>
+        <w:rPr>
+          <w:rFonts w:ascii="Arial Narrow" w:hAnsi="Arial Narrow"/>
+          <w:sz w:val="24"/>
+          <w:szCs w:val="24"/>
+        </w:rPr>
+        <w:t>DocumentApp.openById</w:t>
+      </w:r>
+      <w:proofErr w:type="spellEnd"/>
+      <w:r>
+        <w:rPr>
+          <w:rFonts w:ascii="Arial Narrow" w:hAnsi="Arial Narrow"/>
+          <w:sz w:val="24"/>
+          <w:szCs w:val="24"/>
+        </w:rPr>
+        <w:t>(id);</w:t>
+      </w:r>
+    </w:p>
+    <w:p>
+      <w:pPr>
+        <w:spacing w:after="0" w:line="240" w:lineRule="auto"/>
+        <w:rPr>
+          <w:rFonts w:ascii="Arial Narrow" w:hAnsi="Arial Narrow"/>
+          <w:sz w:val="24"/>
+          <w:szCs w:val="24"/>
+        </w:rPr>
+      </w:pPr>
+      <w:r>
+        <w:rPr>
+          <w:rFonts w:ascii="Arial Narrow" w:hAnsi="Arial Narrow"/>
+          <w:sz w:val="24"/>
+          <w:szCs w:val="24"/>
+        </w:rPr>
+        <w:t xml:space="preserve">  </w:t>
+      </w:r>
+      <w:proofErr w:type="spellStart"/>
+      <w:proofErr w:type="gramStart"/>
+      <w:r>
+        <w:rPr>
+          <w:rFonts w:ascii="Arial Narrow" w:hAnsi="Arial Narrow"/>
+          <w:sz w:val="24"/>
+          <w:szCs w:val="24"/>
+        </w:rPr>
+        <w:t>doc.getBody</w:t>
+      </w:r>
+      <w:proofErr w:type="spellEnd"/>
+      <w:proofErr w:type="gramEnd"/>
+      <w:r>
+        <w:rPr>
+          <w:rFonts w:ascii="Arial Narrow" w:hAnsi="Arial Narrow"/>
+          <w:sz w:val="24"/>
+          <w:szCs w:val="24"/>
+        </w:rPr>
+        <w:t>(</w:t>
+      </w:r>
+      <w:proofErr w:type="gramStart"/>
+      <w:r>
+        <w:rPr>
+          <w:rFonts w:ascii="Arial Narrow" w:hAnsi="Arial Narrow"/>
+          <w:sz w:val="24"/>
+          <w:szCs w:val="24"/>
+        </w:rPr>
+        <w:t>).</w:t>
+      </w:r>
+      <w:proofErr w:type="spellStart"/>
+      <w:r>
+        <w:rPr>
+          <w:rFonts w:ascii="Arial Narrow" w:hAnsi="Arial Narrow"/>
+          <w:sz w:val="24"/>
+          <w:szCs w:val="24"/>
+        </w:rPr>
+        <w:t>setText</w:t>
+      </w:r>
+      <w:proofErr w:type="spellEnd"/>
+      <w:proofErr w:type="gramEnd"/>
+      <w:r>
+        <w:rPr>
+          <w:rFonts w:ascii="Arial Narrow" w:hAnsi="Arial Narrow"/>
+          <w:sz w:val="24"/>
+          <w:szCs w:val="24"/>
+        </w:rPr>
+        <w:t xml:space="preserve">('Selamat </w:t>
+      </w:r>
+      <w:proofErr w:type="spellStart"/>
+      <w:r>
+        <w:rPr>
+          <w:rFonts w:ascii="Arial Narrow" w:hAnsi="Arial Narrow"/>
+          <w:sz w:val="24"/>
+          <w:szCs w:val="24"/>
+        </w:rPr>
+        <w:t>anda</w:t>
+      </w:r>
+      <w:proofErr w:type="spellEnd"/>
+      <w:r>
+        <w:rPr>
+          <w:rFonts w:ascii="Arial Narrow" w:hAnsi="Arial Narrow"/>
+          <w:sz w:val="24"/>
+          <w:szCs w:val="24"/>
+        </w:rPr>
+        <w:t xml:space="preserve"> </w:t>
+      </w:r>
+      <w:proofErr w:type="spellStart"/>
+      <w:r>
+        <w:rPr>
+          <w:rFonts w:ascii="Arial Narrow" w:hAnsi="Arial Narrow"/>
+          <w:sz w:val="24"/>
+          <w:szCs w:val="24"/>
+        </w:rPr>
+        <w:t>berhasil</w:t>
+      </w:r>
+      <w:proofErr w:type="spellEnd"/>
+      <w:r>
+        <w:rPr>
+          <w:rFonts w:ascii="Arial Narrow" w:hAnsi="Arial Narrow"/>
+          <w:sz w:val="24"/>
+          <w:szCs w:val="24"/>
+        </w:rPr>
+        <w:t xml:space="preserve"> </w:t>
+      </w:r>
+      <w:proofErr w:type="spellStart"/>
+      <w:r>
+        <w:rPr>
+          <w:rFonts w:ascii="Arial Narrow" w:hAnsi="Arial Narrow"/>
+          <w:sz w:val="24"/>
+          <w:szCs w:val="24"/>
+        </w:rPr>
+        <w:t>membuat</w:t>
+      </w:r>
+      <w:proofErr w:type="spellEnd"/>
+      <w:r>
+        <w:rPr>
+          <w:rFonts w:ascii="Arial Narrow" w:hAnsi="Arial Narrow"/>
+          <w:sz w:val="24"/>
+          <w:szCs w:val="24"/>
+        </w:rPr>
+        <w:t xml:space="preserve"> document dan </w:t>
+      </w:r>
+      <w:proofErr w:type="spellStart"/>
+      <w:r>
+        <w:rPr>
+          <w:rFonts w:ascii="Arial Narrow" w:hAnsi="Arial Narrow"/>
+          <w:sz w:val="24"/>
+          <w:szCs w:val="24"/>
+        </w:rPr>
+        <w:t>berhasil</w:t>
+      </w:r>
+      <w:proofErr w:type="spellEnd"/>
+      <w:r>
+        <w:rPr>
+          <w:rFonts w:ascii="Arial Narrow" w:hAnsi="Arial Narrow"/>
+          <w:sz w:val="24"/>
+          <w:szCs w:val="24"/>
+        </w:rPr>
+        <w:t xml:space="preserve"> juga </w:t>
+      </w:r>
+      <w:proofErr w:type="spellStart"/>
+      <w:r>
+        <w:rPr>
+          <w:rFonts w:ascii="Arial Narrow" w:hAnsi="Arial Narrow"/>
+          <w:sz w:val="24"/>
+          <w:szCs w:val="24"/>
+        </w:rPr>
+        <w:t>memasukan</w:t>
+      </w:r>
+      <w:proofErr w:type="spellEnd"/>
+      <w:r>
+        <w:rPr>
+          <w:rFonts w:ascii="Arial Narrow" w:hAnsi="Arial Narrow"/>
+          <w:sz w:val="24"/>
+          <w:szCs w:val="24"/>
+        </w:rPr>
+        <w:t xml:space="preserve"> </w:t>
+      </w:r>
+      <w:proofErr w:type="spellStart"/>
+      <w:r>
+        <w:rPr>
+          <w:rFonts w:ascii="Arial Narrow" w:hAnsi="Arial Narrow"/>
+          <w:sz w:val="24"/>
+          <w:szCs w:val="24"/>
+        </w:rPr>
+        <w:t>gambar</w:t>
+      </w:r>
+      <w:proofErr w:type="spellEnd"/>
+      <w:r>
+        <w:rPr>
+          <w:rFonts w:ascii="Arial Narrow" w:hAnsi="Arial Narrow"/>
+          <w:sz w:val="24"/>
+          <w:szCs w:val="24"/>
+        </w:rPr>
+        <w:t xml:space="preserve"> di document </w:t>
+      </w:r>
+      <w:proofErr w:type="spellStart"/>
+      <w:r>
+        <w:rPr>
+          <w:rFonts w:ascii="Arial Narrow" w:hAnsi="Arial Narrow"/>
+          <w:sz w:val="24"/>
+          <w:szCs w:val="24"/>
+        </w:rPr>
+        <w:t>tersebut</w:t>
+      </w:r>
+      <w:proofErr w:type="spellEnd"/>
+      <w:r>
+        <w:rPr>
+          <w:rFonts w:ascii="Arial Narrow" w:hAnsi="Arial Narrow"/>
+          <w:sz w:val="24"/>
+          <w:szCs w:val="24"/>
+        </w:rPr>
+        <w:t>!!!');</w:t>
+      </w:r>
+    </w:p>
+    <w:p>
+      <w:pPr>
+        <w:spacing w:after="0" w:line="240" w:lineRule="auto"/>
+        <w:rPr>
+          <w:rFonts w:ascii="Arial Narrow" w:hAnsi="Arial Narrow"/>
+          <w:sz w:val="24"/>
+          <w:szCs w:val="24"/>
+        </w:rPr>
+      </w:pPr>
+      <w:r>
+        <w:rPr>
+          <w:rFonts w:ascii="Arial Narrow" w:hAnsi="Arial Narrow"/>
+          <w:sz w:val="24"/>
+          <w:szCs w:val="24"/>
+        </w:rPr>
+        <w:t xml:space="preserve">  </w:t>
+      </w:r>
+      <w:proofErr w:type="spellStart"/>
+      <w:proofErr w:type="gramStart"/>
+      <w:r>
+        <w:rPr>
+          <w:rFonts w:ascii="Arial Narrow" w:hAnsi="Arial Narrow"/>
+          <w:sz w:val="24"/>
+          <w:szCs w:val="24"/>
+        </w:rPr>
+        <w:t>doc.getBody</w:t>
+      </w:r>
+      <w:proofErr w:type="spellEnd"/>
+      <w:proofErr w:type="gramEnd"/>
+      <w:r>
+        <w:rPr>
+          <w:rFonts w:ascii="Arial Narrow" w:hAnsi="Arial Narrow"/>
+          <w:sz w:val="24"/>
+          <w:szCs w:val="24"/>
+        </w:rPr>
+        <w:t>(</w:t>
+      </w:r>
+      <w:proofErr w:type="gramStart"/>
+      <w:r>
+        <w:rPr>
+          <w:rFonts w:ascii="Arial Narrow" w:hAnsi="Arial Narrow"/>
+          <w:sz w:val="24"/>
+          <w:szCs w:val="24"/>
+        </w:rPr>
+        <w:t>).</w:t>
+      </w:r>
+      <w:proofErr w:type="spellStart"/>
+      <w:r>
+        <w:rPr>
+          <w:rFonts w:ascii="Arial Narrow" w:hAnsi="Arial Narrow"/>
+          <w:sz w:val="24"/>
+          <w:szCs w:val="24"/>
+        </w:rPr>
+        <w:t>insertImage</w:t>
+      </w:r>
+      <w:proofErr w:type="spellEnd"/>
+      <w:proofErr w:type="gramEnd"/>
+      <w:r>
+        <w:rPr>
+          <w:rFonts w:ascii="Arial Narrow" w:hAnsi="Arial Narrow"/>
+          <w:sz w:val="24"/>
+          <w:szCs w:val="24"/>
+        </w:rPr>
+        <w:t xml:space="preserve">(0, </w:t>
+      </w:r>
+      <w:proofErr w:type="spellStart"/>
+      <w:r>
+        <w:rPr>
+          <w:rFonts w:ascii="Arial Narrow" w:hAnsi="Arial Narrow"/>
+          <w:sz w:val="24"/>
+          <w:szCs w:val="24"/>
+        </w:rPr>
+        <w:t>img</w:t>
+      </w:r>
+      <w:proofErr w:type="spellEnd"/>
+      <w:proofErr w:type="gramStart"/>
+      <w:r>
+        <w:rPr>
+          <w:rFonts w:ascii="Arial Narrow" w:hAnsi="Arial Narrow"/>
+          <w:sz w:val="24"/>
+          <w:szCs w:val="24"/>
+        </w:rPr>
+        <w:t>).</w:t>
+      </w:r>
+      <w:proofErr w:type="spellStart"/>
+      <w:r>
+        <w:rPr>
+          <w:rFonts w:ascii="Arial Narrow" w:hAnsi="Arial Narrow"/>
+          <w:sz w:val="24"/>
+          <w:szCs w:val="24"/>
+        </w:rPr>
+        <w:t>setWidth</w:t>
+      </w:r>
+      <w:proofErr w:type="spellEnd"/>
+      <w:proofErr w:type="gramEnd"/>
+      <w:r>
+        <w:rPr>
+          <w:rFonts w:ascii="Arial Narrow" w:hAnsi="Arial Narrow"/>
+          <w:sz w:val="24"/>
+          <w:szCs w:val="24"/>
+        </w:rPr>
+        <w:t>(200);</w:t>
+      </w:r>
+    </w:p>
+    <w:p>
+      <w:pPr>
+        <w:spacing w:after="0" w:line="240" w:lineRule="auto"/>
+        <w:rPr>
+          <w:rFonts w:ascii="Arial Narrow" w:hAnsi="Arial Narrow"/>
+          <w:sz w:val="24"/>
+          <w:szCs w:val="24"/>
+        </w:rPr>
+      </w:pPr>
+      <w:r>
+        <w:rPr>
+          <w:rFonts w:ascii="Arial Narrow" w:hAnsi="Arial Narrow"/>
+          <w:sz w:val="24"/>
+          <w:szCs w:val="24"/>
+        </w:rPr>
+        <w:t>}</w:t>
+      </w:r>
+    </w:p>
+    <w:p>
+      <w:pPr>
+        <w:spacing w:after="0" w:line="240" w:lineRule="auto"/>
+        <w:rPr>
+          <w:rFonts w:ascii="Arial Narrow" w:hAnsi="Arial Narrow"/>
+          <w:sz w:val="24"/>
+          <w:szCs w:val="24"/>
+        </w:rPr>
+      </w:pPr>
+    </w:p>
+    <w:p>
+      <w:pPr>
+        <w:spacing w:after="0" w:line="240" w:lineRule="auto"/>
+        <w:rPr>
+          <w:rFonts w:ascii="Arial Narrow" w:hAnsi="Arial Narrow"/>
+          <w:sz w:val="24"/>
+          <w:szCs w:val="24"/>
+        </w:rPr>
+      </w:pPr>
+    </w:p>
+    <w:p>
+      <w:pPr>
+        <w:spacing w:after="0" w:line="240" w:lineRule="auto"/>
+        <w:rPr>
+          <w:rFonts w:ascii="Arial Narrow" w:hAnsi="Arial Narrow"/>
+          <w:sz w:val="24"/>
+          <w:szCs w:val="24"/>
+        </w:rPr>
+      </w:pPr>
+      <w:r>
+        <w:rPr>
+          <w:noProof/>
+        </w:rPr>
+        <w:lastRenderedPageBreak/>
+        <w:drawing>
+          <wp:inline distT="0" distB="0" distL="0" distR="0" wp14:anchorId="1D45CF42" wp14:editId="6BB9DA23">
+            <wp:extent cx="5731510" cy="2487930"/>
+            <wp:effectExtent l="0" t="0" r="2540" b="7620"/>
+            <wp:docPr id="1439518558" name="Picture 1"/>
+            <wp:cNvGraphicFramePr>
+              <a:graphicFrameLocks xmlns:a="http://schemas.openxmlformats.org/drawingml/2006/main" noChangeAspect="1"/>
+            </wp:cNvGraphicFramePr>
+            <a:graphic xmlns:a="http://schemas.openxmlformats.org/drawingml/2006/main">
+              <a:graphicData uri="http://schemas.openxmlformats.org/drawingml/2006/picture">
+                <pic:pic xmlns:pic="http://schemas.openxmlformats.org/drawingml/2006/picture">
+                  <pic:nvPicPr>
+                    <pic:cNvPr id="0" name="Picture 1"/>
+                    <pic:cNvPicPr>
+                      <a:picLocks noChangeAspect="1" noChangeArrowheads="1"/>
+                    </pic:cNvPicPr>
+                  </pic:nvPicPr>
+                  <pic:blipFill>
+                    <a:blip r:embed="rId43">
+                      <a:extLst>
+                        <a:ext uri="{28A0092B-C50C-407E-A947-70E740481C1C}">
+                          <a14:useLocalDpi xmlns:a14="http://schemas.microsoft.com/office/drawing/2010/main" val="0"/>
+                        </a:ext>
+                      </a:extLst>
+                    </a:blip>
+                    <a:srcRect/>
+                    <a:stretch>
+                      <a:fillRect/>
+                    </a:stretch>
+                  </pic:blipFill>
+                  <pic:spPr bwMode="auto">
+                    <a:xfrm>
+                      <a:off x="0" y="0"/>
+                      <a:ext cx="5731510" cy="2487930"/>
+                    </a:xfrm>
+                    <a:prstGeom prst="rect">
+                      <a:avLst/>
+                    </a:prstGeom>
+                    <a:noFill/>
+                    <a:ln>
+                      <a:noFill/>
+                    </a:ln>
+                  </pic:spPr>
+                </pic:pic>
+              </a:graphicData>
+            </a:graphic>
+          </wp:inline>
+        </w:drawing>
+      </w:r>
+    </w:p>
+    <w:p>
+      <w:pPr>
+        <w:spacing w:after="0" w:line="240" w:lineRule="auto"/>
+        <w:rPr>
+          <w:rFonts w:ascii="Arial Narrow" w:hAnsi="Arial Narrow"/>
+          <w:sz w:val="24"/>
+          <w:szCs w:val="24"/>
+        </w:rPr>
+      </w:pPr>
+    </w:p>
+    <w:p>
+      <w:pPr>
+        <w:spacing w:after="0" w:line="240" w:lineRule="auto"/>
+        <w:jc w:val="center"/>
+        <w:rPr>
+          <w:rFonts w:ascii="Arial Narrow" w:hAnsi="Arial Narrow"/>
+          <w:sz w:val="24"/>
+          <w:szCs w:val="24"/>
+        </w:rPr>
+      </w:pPr>
+      <w:r>
+        <w:rPr>
+          <w:rFonts w:ascii="Arial Narrow" w:hAnsi="Arial Narrow"/>
+          <w:sz w:val="24"/>
+          <w:szCs w:val="24"/>
+        </w:rPr>
+        <w:t xml:space="preserve">016 - </w:t>
+      </w:r>
+      <w:proofErr w:type="spellStart"/>
+      <w:r>
+        <w:rPr>
+          <w:rFonts w:ascii="Arial Narrow" w:hAnsi="Arial Narrow"/>
+          <w:sz w:val="24"/>
+          <w:szCs w:val="24"/>
+        </w:rPr>
+        <w:t>Membuat</w:t>
+      </w:r>
+      <w:proofErr w:type="spellEnd"/>
+      <w:r>
+        <w:rPr>
+          <w:rFonts w:ascii="Arial Narrow" w:hAnsi="Arial Narrow"/>
+          <w:sz w:val="24"/>
+          <w:szCs w:val="24"/>
+        </w:rPr>
+        <w:t xml:space="preserve"> </w:t>
+      </w:r>
+      <w:proofErr w:type="spellStart"/>
+      <w:r>
+        <w:rPr>
+          <w:rFonts w:ascii="Arial Narrow" w:hAnsi="Arial Narrow"/>
+          <w:sz w:val="24"/>
+          <w:szCs w:val="24"/>
+        </w:rPr>
+        <w:t>Dokumen</w:t>
+      </w:r>
+      <w:proofErr w:type="spellEnd"/>
+      <w:r>
+        <w:rPr>
+          <w:rFonts w:ascii="Arial Narrow" w:hAnsi="Arial Narrow"/>
+          <w:sz w:val="24"/>
+          <w:szCs w:val="24"/>
+        </w:rPr>
+        <w:t xml:space="preserve"> </w:t>
+      </w:r>
+      <w:proofErr w:type="spellStart"/>
+      <w:r>
+        <w:rPr>
+          <w:rFonts w:ascii="Arial Narrow" w:hAnsi="Arial Narrow"/>
+          <w:sz w:val="24"/>
+          <w:szCs w:val="24"/>
+        </w:rPr>
+        <w:t>dari</w:t>
+      </w:r>
+      <w:proofErr w:type="spellEnd"/>
+      <w:r>
+        <w:rPr>
+          <w:rFonts w:ascii="Arial Narrow" w:hAnsi="Arial Narrow"/>
+          <w:sz w:val="24"/>
+          <w:szCs w:val="24"/>
+        </w:rPr>
+        <w:t xml:space="preserve"> Template via Google Apps Script</w:t>
+      </w:r>
     </w:p>
     <w:p>
       <w:pPr>
@@ -19366,7 +20167,7 @@
       </w:pPr>
     </w:p>
     <w:sectPr>
-      <w:footerReference w:type="default" r:id="rId43"/>
+      <w:footerReference w:type="default" r:id="rId44"/>
       <w:pgSz w:w="11906" w:h="16838"/>
       <w:pgMar w:top="568" w:right="1440" w:bottom="1440" w:left="1440" w:header="708" w:footer="0" w:gutter="0"/>
       <w:cols w:space="708"/>
@@ -20331,6 +21132,7 @@
   <w:style w:type="character" w:default="1" w:styleId="DefaultParagraphFont">
     <w:name w:val="Default Paragraph Font"/>
     <w:uiPriority w:val="1"/>
+    <w:semiHidden/>
     <w:unhideWhenUsed/>
   </w:style>
   <w:style w:type="table" w:default="1" w:styleId="TableNormal">
